--- a/docs/guides/DPH_User_Guide.docx
+++ b/docs/guides/DPH_User_Guide.docx
@@ -115,7 +115,7 @@
       </w:r>
       <w:r>
         <w:tab/>
-        <w:t>3</w:t>
+        <w:t>4</w:t>
       </w:r>
     </w:p>
     <w:p>
@@ -157,7 +157,7 @@
       </w:r>
       <w:r>
         <w:tab/>
-        <w:t>4</w:t>
+        <w:t>5</w:t>
       </w:r>
     </w:p>
     <w:p>
@@ -241,7 +241,7 @@
       </w:r>
       <w:r>
         <w:tab/>
-        <w:t>6</w:t>
+        <w:t>7</w:t>
       </w:r>
     </w:p>
     <w:p>
@@ -324,6 +324,11 @@
     </w:p>
     <w:p>
       <w:r>
+        <w:t>For the pinned VCL2FMXConverter Win32 reference, enter MSWINDOWS;WIN32 as extra defines to reproduce the recorded baseline. DPH does not synthesize every compiler built-in from the platform label. Supply the symbols required by the selected compiler environment; unknown conditional expressions remain uncertain.</w:t>
+      </w:r>
+    </w:p>
+    <w:p>
+      <w:r>
         <w:t>Analysis runs in the background. Explorer data belongs to its displayed generation while the worker prepares another. Changed inputs during a scan supersede the capture and request reassessment. A partial or failed capture does not replace a previous complete published head. DPH retains the evidence needed to inspect partial results honestly.</w:t>
       </w:r>
     </w:p>
@@ -343,6 +348,11 @@
     <w:p>
       <w:r>
         <w:t>Detached mode allows historical inspection and authored notes. It does not follow cached filesystem paths to display source text or approve a current-source review. Attach the source when you want live hash checks, source navigation and human verification against current evidence. A missing or damaged cached artifact is reported rather than silently treated as a current view.</w:t>
+      </w:r>
+    </w:p>
+    <w:p>
+      <w:r>
+        <w:t>Keep a copied database with its adjacent database.dphdb.views folder. DPH resolves cache files beside the opened database and verifies their hashes instead of following old absolute artifact paths. To move the source project, choose Relocate verified source and select the same project entry. Exact file identities, content hashes, availability and analysis selection must match the captured generation. A different copy is rejected. Accepted relocation preserves logical symbols and notes, requests human review and reassesses the new context.</w:t>
       </w:r>
     </w:p>
     <w:p>
@@ -480,7 +490,7 @@
     </w:p>
     <w:p>
       <w:r>
-        <w:t>The guide conversion tool uses the approved LibreOffice installation to render companion PDFs and populate cached TOC page numbers while retaining changeable fields. Read the coverage and known unknowns before treating an export as a final operating manual. Automatic documentation cannot invent missing end-user procedures.</w:t>
+        <w:t>Run tools/export-pdf.ps1 with the BundleDirectory parameter for optional PDF companions. It uses LibreOffice and the approved Python 3.13 with pypdf, populates cached TOC page numbers while retaining changeable fields, and refreshes bundle checksums. Read coverage and known unknowns before treating an export as a final operating manual. Automatic documentation cannot invent missing end-user procedures.</w:t>
       </w:r>
     </w:p>
     <w:p>
@@ -489,6 +499,11 @@
       </w:pPr>
       <w:r>
         <w:t>Validate and preserve exports</w:t>
+      </w:r>
+    </w:p>
+    <w:p>
+      <w:r>
+        <w:t>Run DPH.ValidateHandoff.exe with the bundle directory and a separately retained trusted input fingerprint. It rejects stale exports by default. Add --allow-stale only to inspect the integrity of a historical or partial bundle; the flag does not establish current or complete source evidence.</w:t>
       </w:r>
     </w:p>
     <w:p>
@@ -778,7 +793,7 @@
           <w:rFonts w:ascii="Consolas" w:hAnsi="Consolas"/>
           <w:sz w:val="16"/>
         </w:rPr>
-        <w:t>6bab01810016e0b5eef4d22b3152ec44f3af1a17f3b05685b6b710ef66a433a3</w:t>
+        <w:t>ba8df0c1f86f6ecddfa605438764e8dbe5a1dcc858e5a625c677c59a63f77bef</w:t>
       </w:r>
     </w:p>
     <w:p>
@@ -795,7 +810,7 @@
           <w:rFonts w:ascii="Consolas" w:hAnsi="Consolas"/>
           <w:sz w:val="16"/>
         </w:rPr>
-        <w:t>753b14650af70cf085e656172e20d3b33a1d3fbe520d10a22b528d521e25a1a0</w:t>
+        <w:t>4a725ef7f3f055e8092bb666d0b5bea6efa40e18f9d052595eb99583d963e122</w:t>
       </w:r>
     </w:p>
     <w:p>
@@ -812,7 +827,7 @@
           <w:rFonts w:ascii="Consolas" w:hAnsi="Consolas"/>
           <w:sz w:val="16"/>
         </w:rPr>
-        <w:t>213e1203e2d906b4aaed226b0739b45a1231384e78e4bbf1e5a5a4676910dd89</w:t>
+        <w:t>c3aa365fdc3fc34e5178a8676aeb2d113a4121f57966d7c734ab3375692d7d5e</w:t>
       </w:r>
     </w:p>
     <w:p>
@@ -846,7 +861,7 @@
           <w:rFonts w:ascii="Consolas" w:hAnsi="Consolas"/>
           <w:sz w:val="16"/>
         </w:rPr>
-        <w:t>43af9edc4f4ad9e0750696698fb306be5d784297644fe223ae7a9add8f84af11</w:t>
+        <w:t>f7eef8833ab8547d7308307f2b98120fa165865bb3143cf0d4fcad2c711acc4d</w:t>
       </w:r>
     </w:p>
     <w:p>
@@ -880,7 +895,7 @@
           <w:rFonts w:ascii="Consolas" w:hAnsi="Consolas"/>
           <w:sz w:val="16"/>
         </w:rPr>
-        <w:t>e2284ddbeee35f31df6f53eaff372bd334ebea64098d5547a6085daab0da80c4</w:t>
+        <w:t>36943dcb465a3e3a1a87ecb34053ceb5be8710c59cdd9bac1ba5af267cadb806</w:t>
       </w:r>
     </w:p>
     <w:p>
@@ -931,7 +946,7 @@
           <w:rFonts w:ascii="Consolas" w:hAnsi="Consolas"/>
           <w:sz w:val="16"/>
         </w:rPr>
-        <w:t>c5be6e7821b2b857f2d632ab711d72afba96ff777d19f4b072b406c0ccaa3187</w:t>
+        <w:t>8e9e7fcca3f0d7dc6d13c4cbd3538b8c89e5754f8561b176ca244258419bd6c6</w:t>
       </w:r>
     </w:p>
     <w:p>
@@ -948,7 +963,7 @@
           <w:rFonts w:ascii="Consolas" w:hAnsi="Consolas"/>
           <w:sz w:val="16"/>
         </w:rPr>
-        <w:t>56f86ff4ce7be48251b1ffe8297226e1beee217dbba64cfd0d7dbe1b1d6c4de6</w:t>
+        <w:t>26672ce9b236a79b3ed89a9b8ac534718f06f711d556c34929e271b9bf894f67</w:t>
       </w:r>
     </w:p>
     <w:p>

--- a/docs/guides/DPH_User_Guide.docx
+++ b/docs/guides/DPH_User_Guide.docx
@@ -1,6 +1,6 @@
 
 <file path=word/document.xml><?xml version="1.0" encoding="utf-8"?>
-<w:document xmlns:ns1="http://schemas.openxmlformats.org/markup-compatibility/2006" xmlns:ns2="http://schemas.openxmlformats.org/officeDocument/2006/relationships" xmlns:w="http://schemas.openxmlformats.org/wordprocessingml/2006/main" ns1:Ignorable="w14 wp14">
+<w:document xmlns:ns1="http://schemas.openxmlformats.org/markup-compatibility/2006" xmlns:ns2="http://schemas.openxmlformats.org/drawingml/2006/wordprocessingDrawing" xmlns:ns3="http://schemas.openxmlformats.org/drawingml/2006/main" xmlns:ns4="http://schemas.openxmlformats.org/drawingml/2006/picture" xmlns:ns5="http://schemas.openxmlformats.org/officeDocument/2006/relationships" xmlns:w="http://schemas.openxmlformats.org/wordprocessingml/2006/main" ns1:Ignorable="w14 wp14">
   <w:body>
     <w:p>
       <w:pPr>
@@ -25,7 +25,7 @@
     </w:p>
     <w:p>
       <w:r>
-        <w:t>Last changed 10 October 2026</w:t>
+        <w:t>Last changed 11 October 2026</w:t>
       </w:r>
     </w:p>
     <w:p>
@@ -125,7 +125,7 @@
         </w:tabs>
       </w:pPr>
       <w:r>
-        <w:t>Explore and search</w:t>
+        <w:t>Learn the selected project</w:t>
       </w:r>
       <w:r>
         <w:tab/>
@@ -139,11 +139,25 @@
         </w:tabs>
       </w:pPr>
       <w:r>
+        <w:t>Explore and search</w:t>
+      </w:r>
+      <w:r>
+        <w:tab/>
+        <w:t>7</w:t>
+      </w:r>
+    </w:p>
+    <w:p>
+      <w:pPr>
+        <w:tabs>
+          <w:tab w:val="right" w:leader="dot" w:pos="9360"/>
+        </w:tabs>
+      </w:pPr>
+      <w:r>
         <w:t>Read source and graph evidence</w:t>
       </w:r>
       <w:r>
         <w:tab/>
-        <w:t>4</w:t>
+        <w:t>7</w:t>
       </w:r>
     </w:p>
     <w:p>
@@ -157,7 +171,21 @@
       </w:r>
       <w:r>
         <w:tab/>
-        <w:t>5</w:t>
+        <w:t>7</w:t>
+      </w:r>
+    </w:p>
+    <w:p>
+      <w:pPr>
+        <w:tabs>
+          <w:tab w:val="right" w:leader="dot" w:pos="9360"/>
+        </w:tabs>
+      </w:pPr>
+      <w:r>
+        <w:t>Import actual screenshot evidence</w:t>
+      </w:r>
+      <w:r>
+        <w:tab/>
+        <w:t>8</w:t>
       </w:r>
     </w:p>
     <w:p>
@@ -171,7 +199,7 @@
       </w:r>
       <w:r>
         <w:tab/>
-        <w:t>5</w:t>
+        <w:t>8</w:t>
       </w:r>
     </w:p>
     <w:p>
@@ -185,7 +213,7 @@
       </w:r>
       <w:r>
         <w:tab/>
-        <w:t>5</w:t>
+        <w:t>8</w:t>
       </w:r>
     </w:p>
     <w:p>
@@ -199,7 +227,7 @@
       </w:r>
       <w:r>
         <w:tab/>
-        <w:t>5</w:t>
+        <w:t>9</w:t>
       </w:r>
     </w:p>
     <w:p>
@@ -213,7 +241,7 @@
       </w:r>
       <w:r>
         <w:tab/>
-        <w:t>6</w:t>
+        <w:t>9</w:t>
       </w:r>
     </w:p>
     <w:p>
@@ -227,7 +255,7 @@
       </w:r>
       <w:r>
         <w:tab/>
-        <w:t>6</w:t>
+        <w:t>9</w:t>
       </w:r>
     </w:p>
     <w:p>
@@ -241,7 +269,7 @@
       </w:r>
       <w:r>
         <w:tab/>
-        <w:t>7</w:t>
+        <w:t>10</w:t>
       </w:r>
     </w:p>
     <w:p>
@@ -255,7 +283,7 @@
       </w:r>
       <w:r>
         <w:tab/>
-        <w:t>7</w:t>
+        <w:t>10</w:t>
       </w:r>
     </w:p>
     <w:p>
@@ -297,6 +325,11 @@
     <w:p>
       <w:r>
         <w:t>Start DelphiProjectHandoff.exe from its deployed folder. Keep the migrations folder and Microsoft WebView2 loader with the deployment. WebView2 Runtime supports the optional embedded HTML preview. An unavailable preview must leave the exported HTML usable independently. The initial validated target is Windows Win32; another operating system has not been validated.</w:t>
+      </w:r>
+    </w:p>
+    <w:p>
+      <w:r>
+        <w:t>The Getting started page opens before a project is loaded. It explains the first ten minutes, each workspace tab, a small learning exercise, Delphi terms and repeatable checks. The header Getting started button returns to it at any time. Its native text fallback remains available without WebView2. Keep the help folder with the deployment.</w:t>
       </w:r>
     </w:p>
     <w:p>
@@ -352,7 +385,145 @@
     </w:p>
     <w:p>
       <w:r>
+        <w:t>A damaged supplemental screenshot does not block opening valid cached analysis. DPH reports Screenshot evidence unavailable and omits the rejected image from display. Repair or restore its managed evidence before publishing a bundle that uses it; do not replace its hash to disguise damaged content.</w:t>
+      </w:r>
+    </w:p>
+    <w:p>
+      <w:r>
         <w:t>Keep a copied database with its adjacent database.dphdb.views folder. DPH resolves cache files beside the opened database and verifies their hashes instead of following old absolute artifact paths. To move the source project, choose Relocate verified source and select the same project entry. Exact file identities, content hashes, availability and analysis selection must match the captured generation. A different copy is rejected. Accepted relocation preserves logical symbols and notes, requests human review and reassesses the new context.</w:t>
+      </w:r>
+    </w:p>
+    <w:p>
+      <w:pPr>
+        <w:pStyle w:val="Heading1"/>
+      </w:pPr>
+      <w:r>
+        <w:t>Learn the selected project</w:t>
+      </w:r>
+    </w:p>
+    <w:p>
+      <w:r>
+        <w:t>Begin with Learn the project rather than trying to interpret the complete symbol index. Start here gives a six-step route: read actual startup statements, identify a familiar screen control, follow its event into code, inspect decisions and data, check gaps, then plan a controlled maintenance change. Each topic describes how to read the evidence and supplies project-specific starting points.</w:t>
+      </w:r>
+    </w:p>
+    <w:p>
+      <w:r>
+        <w:t>How the program starts quotes parsed program-body expressions with source locations and hashes. It does not substitute the first routine in a graph for the entry point. Screens and user actions links declared components. Follow an event explains binds, calls, callbacks and possible scheduling. Architecture, data and maintenance topics explain what their relationship kinds mean and where conclusions remain unsupported.</w:t>
+      </w:r>
+    </w:p>
+    <w:p>
+      <w:r>
+        <w:t>Double-click an Explorer object or follow a learning link to open Explain. It presents the declared contract, nearby source-author comments when captured, callers and consumers, outgoing interactions, decisions, attributed knowledge and a bounded execution trace. Source comments remain author documentation, not independently verified behavior. Expand a connection to see the precise evidence and derivation rule.</w:t>
+      </w:r>
+    </w:p>
+    <w:p>
+      <w:r>
+        <w:t>The learning and Explain pages run locally through WebView2. If the runtime is unavailable, a readable text fallback remains. Local learning projections avoid export-only redaction work; the publisher refuses to export them. A separately constructed publication model always applies redaction and exclusions.</w:t>
+      </w:r>
+    </w:p>
+    <w:p>
+      <w:r>
+        <w:br w:type="page"/>
+      </w:r>
+    </w:p>
+    <w:p>
+      <w:pPr>
+        <w:pStyle w:val="Heading2"/>
+      </w:pPr>
+      <w:r>
+        <w:t>The displayed learning pages</w:t>
+      </w:r>
+    </w:p>
+    <w:p>
+      <w:r>
+        <w:t>These images are direct WebView2 captures from the running DPH test application, not proposed interface mockups. They show the visible portion of scrollable pages.</w:t>
+      </w:r>
+    </w:p>
+    <w:p>
+      <w:r>
+        <w:drawing>
+          <ns2:inline>
+            <ns2:extent cx="4572000" cy="3841965"/>
+            <ns2:docPr id="1" name="Picture 1"/>
+            <ns2:cNvGraphicFramePr>
+              <ns3:graphicFrameLocks noChangeAspect="1"/>
+            </ns2:cNvGraphicFramePr>
+            <ns3:graphic>
+              <ns3:graphicData uri="http://schemas.openxmlformats.org/drawingml/2006/picture">
+                <ns4:pic>
+                  <ns4:nvPicPr>
+                    <ns4:cNvPr id="0" name="rework-getting-started.png"/>
+                    <ns4:cNvPicPr/>
+                  </ns4:nvPicPr>
+                  <ns4:blipFill>
+                    <ns3:blip ns5:embed="rId9"/>
+                    <ns3:stretch>
+                      <ns3:fillRect/>
+                    </ns3:stretch>
+                  </ns4:blipFill>
+                  <ns4:spPr>
+                    <ns3:xfrm>
+                      <ns3:off x="0" y="0"/>
+                      <ns3:ext cx="4572000" cy="3841965"/>
+                    </ns3:xfrm>
+                    <ns3:prstGeom prst="rect"/>
+                  </ns4:spPr>
+                </ns4:pic>
+              </ns3:graphicData>
+            </ns3:graphic>
+          </ns2:inline>
+        </w:drawing>
+      </w:r>
+    </w:p>
+    <w:p>
+      <w:r>
+        <w:t>Getting started: first-launch education before a project is loaded.</w:t>
+      </w:r>
+    </w:p>
+    <w:p>
+      <w:r>
+        <w:drawing>
+          <ns2:inline>
+            <ns2:extent cx="4572000" cy="3841965"/>
+            <ns2:docPr id="2" name="Picture 2"/>
+            <ns2:cNvGraphicFramePr>
+              <ns3:graphicFrameLocks noChangeAspect="1"/>
+            </ns2:cNvGraphicFramePr>
+            <ns3:graphic>
+              <ns3:graphicData uri="http://schemas.openxmlformats.org/drawingml/2006/picture">
+                <ns4:pic>
+                  <ns4:nvPicPr>
+                    <ns4:cNvPr id="0" name="rework-reference-trace.png"/>
+                    <ns4:cNvPicPr/>
+                  </ns4:nvPicPr>
+                  <ns4:blipFill>
+                    <ns3:blip ns5:embed="rId10"/>
+                    <ns3:stretch>
+                      <ns3:fillRect/>
+                    </ns3:stretch>
+                  </ns4:blipFill>
+                  <ns4:spPr>
+                    <ns3:xfrm>
+                      <ns3:off x="0" y="0"/>
+                      <ns3:ext cx="4572000" cy="3841965"/>
+                    </ns3:xfrm>
+                    <ns3:prstGeom prst="rect"/>
+                  </ns4:spPr>
+                </ns4:pic>
+              </ns3:graphicData>
+            </ns3:graphic>
+          </ns2:inline>
+        </w:drawing>
+      </w:r>
+    </w:p>
+    <w:p>
+      <w:r>
+        <w:t>Explain: actual event/callback reachability in the pinned converter, retaining certainty and evidence.</w:t>
+      </w:r>
+    </w:p>
+    <w:p>
+      <w:r>
+        <w:br w:type="page"/>
       </w:r>
     </w:p>
     <w:p>
@@ -398,7 +569,7 @@
     </w:p>
     <w:p>
       <w:r>
-        <w:t>Confirmed static edges use blue. Uncertain edges use orange dashes. A procedure control-flow graph shows the implemented static branches and source ranges. Form navigation is ownership, event and call evidence; it does not prove runtime window activation. Change impact is possible reachability through typed relationships, not proved runtime impact. Click a node to inspect its evidence.</w:t>
+        <w:t>Confirmed static edges use blue. Uncertain edges use orange. Procedure CFG opens a labeled source-derived diagram when WebView2 is available, with a native graph fallback. Large routines collapse ordinary straight-line statements while retaining control nodes; arrows identify omitted statements. More than 70 retained control nodes produces an explicit limit instead of a misleading complete diagram. Other graph views retain their 120-node bound. Form navigation does not prove runtime window activation; Change impact is possible reachability. Click a native graph node to inspect its evidence.</w:t>
       </w:r>
     </w:p>
     <w:p>
@@ -411,12 +582,35 @@
     </w:p>
     <w:p>
       <w:r>
-        <w:t>The Screens tab reconstructs rectangles and text from serialized FMX or DFM data. It never creates untrusted component classes. The result is explicitly an approximate design-time view, not an actual runtime screenshot. Custom painting, runtime geometry, styles and unavailable inherited resources may differ from the running program.</w:t>
+        <w:t>The Form designs tab reconstructs rectangles and text from serialized FMX or DFM data. It never creates untrusted component classes. The result is explicitly an approximate design-time view, not an actual runtime screenshot. Custom painting, runtime geometry, styles and unavailable inherited resources may differ from the running program.</w:t>
       </w:r>
     </w:p>
     <w:p>
       <w:r>
         <w:t>Thumbnail displays a gallery of up to 60 forms. Fit scales the selected form to the viewport, Native uses its reconstructed size, Zoom displays 200 percent, and Full screen uses the larger window. The Full screen button toggles the DPH window size. Click a component rectangle to navigate to the corresponding canonical object when a source association is available.</w:t>
+      </w:r>
+    </w:p>
+    <w:p>
+      <w:pPr>
+        <w:pStyle w:val="Heading1"/>
+      </w:pPr>
+      <w:r>
+        <w:t>Import actual screenshot evidence</w:t>
+      </w:r>
+    </w:p>
+    <w:p>
+      <w:r>
+        <w:t>Open Screenshots, enter the named contributor and a description including capture date and environment, then choose Import an existing PNG screenshot. Select an image you already captured and are authorized to preserve. DPH does not launch the selected application. PNG files are bounded to 20 MiB, 8192 pixels per dimension and 32 million pixels.</w:t>
+      </w:r>
+    </w:p>
+    <w:p>
+      <w:r>
+        <w:t>The managed image and its metadata are checksummed beside the knowledge database. Select a row to view the actual image and attribution. Runtime origin, capture time and environment are contributor claims and remain user supplied unverified. The associated generation is displayed, including when it is historical. Copy the adjacent views folder when moving the database.</w:t>
+      </w:r>
+    </w:p>
+    <w:p>
+      <w:r>
+        <w:t>Publishing includes only imported images matching the exported generation and included object scope. Excluding a linked source excludes its screenshot. The exported caption identifies the contributor and unverified state; private storage paths are omitted. Review screenshots for confidential material before sharing.</w:t>
       </w:r>
     </w:p>
     <w:p>
@@ -485,7 +679,7 @@
     </w:p>
     <w:p>
       <w:r>
-        <w:t>Preview offline HTML opens only the approved local index through Edge. External addresses and arbitrary file navigation are blocked. Offline search and internal links work without a translation service. Atlas is unconfigured. The GTranslate region is disabled in the offline edition, and the language-label helper is local. No external translation or AI service receives source through this feature.</w:t>
+        <w:t>Preview offline HTML opens the approved local index and generated hash-named object explanation pages through Edge. External addresses and arbitrary file navigation are blocked. Offline search and internal links work without a translation service. Atlas is unconfigured. The GTranslate region is disabled in the offline edition, and the language-label helper is local. No external translation or AI service receives source through this feature.</w:t>
       </w:r>
     </w:p>
     <w:p>
@@ -573,6 +767,23 @@
     <w:p>
       <w:r>
         <w:t>The following source files and resources define this guide. SHA256 values identify the inspected implementation. Rebuild the guides after validated changes and retain the associated acceptance evidence.</w:t>
+      </w:r>
+    </w:p>
+    <w:p>
+      <w:pPr>
+        <w:keepNext/>
+      </w:pPr>
+      <w:r>
+        <w:t>DPH.Analysis.Explanations.pas</w:t>
+      </w:r>
+    </w:p>
+    <w:p>
+      <w:r>
+        <w:rPr>
+          <w:rFonts w:ascii="Consolas" w:hAnsi="Consolas"/>
+          <w:sz w:val="16"/>
+        </w:rPr>
+        <w:t>c4e1ae7eebad50048fad16025f9aeb49884c94321cafef7b4ba5227a39aa3444</w:t>
       </w:r>
     </w:p>
     <w:p>
@@ -742,7 +953,7 @@
           <w:rFonts w:ascii="Consolas" w:hAnsi="Consolas"/>
           <w:sz w:val="16"/>
         </w:rPr>
-        <w:t>cad87d7a998ace018b3e57e430ce4737e2679adc378091782aefd07685c803a5</w:t>
+        <w:t>fc94776733a225a0c8bea34797ee35e0bc7160dac32fa268a92a83e6f0b8504f</w:t>
       </w:r>
     </w:p>
     <w:p>
@@ -793,7 +1004,7 @@
           <w:rFonts w:ascii="Consolas" w:hAnsi="Consolas"/>
           <w:sz w:val="16"/>
         </w:rPr>
-        <w:t>ba8df0c1f86f6ecddfa605438764e8dbe5a1dcc858e5a625c677c59a63f77bef</w:t>
+        <w:t>e4bcf5a33bbed2cf2e9906aed11262bcb14ba9df295719e28dfbb1ad111ee0b6</w:t>
       </w:r>
     </w:p>
     <w:p>
@@ -810,7 +1021,7 @@
           <w:rFonts w:ascii="Consolas" w:hAnsi="Consolas"/>
           <w:sz w:val="16"/>
         </w:rPr>
-        <w:t>4a725ef7f3f055e8092bb666d0b5bea6efa40e18f9d052595eb99583d963e122</w:t>
+        <w:t>7fde26fc5fb07cdae8ca6bf7aa398ca442121d6da9edafc0f602c9478504c5ff</w:t>
       </w:r>
     </w:p>
     <w:p>
@@ -827,7 +1038,7 @@
           <w:rFonts w:ascii="Consolas" w:hAnsi="Consolas"/>
           <w:sz w:val="16"/>
         </w:rPr>
-        <w:t>c3aa365fdc3fc34e5178a8676aeb2d113a4121f57966d7c734ab3375692d7d5e</w:t>
+        <w:t>38f2800eb6b9337263a39a8b7aca47ae9bfae3bb79a0cd3e5be6f2a12aa4826f</w:t>
       </w:r>
     </w:p>
     <w:p>
@@ -861,7 +1072,7 @@
           <w:rFonts w:ascii="Consolas" w:hAnsi="Consolas"/>
           <w:sz w:val="16"/>
         </w:rPr>
-        <w:t>f7eef8833ab8547d7308307f2b98120fa165865bb3143cf0d4fcad2c711acc4d</w:t>
+        <w:t>16648fd015ff3821f189f7985042522c6bc27c451943404df8d3a8ec19d514a9</w:t>
       </w:r>
     </w:p>
     <w:p>
@@ -895,7 +1106,7 @@
           <w:rFonts w:ascii="Consolas" w:hAnsi="Consolas"/>
           <w:sz w:val="16"/>
         </w:rPr>
-        <w:t>36943dcb465a3e3a1a87ecb34053ceb5be8710c59cdd9bac1ba5af267cadb806</w:t>
+        <w:t>2131deebd75572ca43ddfb5c578f1a331aea4367939fae6de7cf6582d95f3b49</w:t>
       </w:r>
     </w:p>
     <w:p>
@@ -912,7 +1123,7 @@
           <w:rFonts w:ascii="Consolas" w:hAnsi="Consolas"/>
           <w:sz w:val="16"/>
         </w:rPr>
-        <w:t>99b456e51f003453beb53892d419af0bd98b747a08062391e0a709ca803d78c7</w:t>
+        <w:t>7528712912d9c4f2f7f8b45f5a12c6427efb4ee789114671c3332d0bc8e5934e</w:t>
       </w:r>
     </w:p>
     <w:p>
@@ -946,7 +1157,7 @@
           <w:rFonts w:ascii="Consolas" w:hAnsi="Consolas"/>
           <w:sz w:val="16"/>
         </w:rPr>
-        <w:t>8e9e7fcca3f0d7dc6d13c4cbd3538b8c89e5754f8561b176ca244258419bd6c6</w:t>
+        <w:t>7ec9fafef72a17711fb6bfb529fb662a76f49269409f7d1177048c418c7dbf8f</w:t>
       </w:r>
     </w:p>
     <w:p>
@@ -963,7 +1174,7 @@
           <w:rFonts w:ascii="Consolas" w:hAnsi="Consolas"/>
           <w:sz w:val="16"/>
         </w:rPr>
-        <w:t>26672ce9b236a79b3ed89a9b8ac534718f06f711d556c34929e271b9bf894f67</w:t>
+        <w:t>783b9857ceb068bc06c1b6a2499755159af0c80cff1c1b96b968f25cdefa6889</w:t>
       </w:r>
     </w:p>
     <w:p>
@@ -1001,7 +1212,7 @@
       </w:r>
     </w:p>
     <w:sectPr>
-      <w:footerReference w:type="default" ns2:id="rId9"/>
+      <w:footerReference w:type="default" ns5:id="rId11"/>
       <w:pgSz w:w="12240" w:h="15840"/>
       <w:pgMar w:top="1152" w:right="1224" w:bottom="1152" w:left="1224" w:header="720" w:footer="720" w:gutter="0"/>
       <w:cols w:space="720"/>

--- a/docs/guides/DPH_User_Guide.docx
+++ b/docs/guides/DPH_User_Guide.docx
@@ -334,7 +334,12 @@
     </w:p>
     <w:p>
       <w:r>
-        <w:t>The workspace has a left Explorer, central tabs and right Inspector. Drag either vertical splitter to resize the panes. The header contains project selection, cache opening, full reassessment, configuration, platform, extra defines and explicit dependency roots. The status area shows work in progress and the captured analysis status. The last successfully opened database identity is remembered in the local user profile and reopens detached.</w:t>
+        <w:t>DPH opens maximized to fill the available Windows desktop. The far-left list contains project objects, the centre contains workspace tabs, and the right-hand pane is labeled Selection details. Double-click an object in the far-left list to read its identity, signature and source location on the right. Its text wraps to fit; scroll inside the pane for more. Click the central Explain tab for behavior or Source for code. Drag either vertical divider to resize the panes. In a smaller restored window, scroll horizontally below the top command buttons to reach commands that do not fit.</w:t>
+      </w:r>
+    </w:p>
+    <w:p>
+      <w:r>
+        <w:t>Read current activity and captured status on the line along the bottom edge of the window. To read analysis gaps, click the Learn the project tab in the centre, then click Coverage and troubleshooting in that tab's topic list. PARTIAL means incomplete evidence. The last successfully opened database identity is remembered in the local user profile and reopens detached.</w:t>
       </w:r>
     </w:p>
     <w:p>
@@ -443,7 +448,7 @@
       <w:r>
         <w:drawing>
           <ns2:inline>
-            <ns2:extent cx="4572000" cy="3841965"/>
+            <ns2:extent cx="4572000" cy="2608807"/>
             <ns2:docPr id="1" name="Picture 1"/>
             <ns2:cNvGraphicFramePr>
               <ns3:graphicFrameLocks noChangeAspect="1"/>
@@ -464,7 +469,7 @@
                   <ns4:spPr>
                     <ns3:xfrm>
                       <ns3:off x="0" y="0"/>
-                      <ns3:ext cx="4572000" cy="3841965"/>
+                      <ns3:ext cx="4572000" cy="2608807"/>
                     </ns3:xfrm>
                     <ns3:prstGeom prst="rect"/>
                   </ns4:spPr>
@@ -484,7 +489,7 @@
       <w:r>
         <w:drawing>
           <ns2:inline>
-            <ns2:extent cx="4572000" cy="3841965"/>
+            <ns2:extent cx="4572000" cy="2608807"/>
             <ns2:docPr id="2" name="Picture 2"/>
             <ns2:cNvGraphicFramePr>
               <ns3:graphicFrameLocks noChangeAspect="1"/>
@@ -505,7 +510,7 @@
                   <ns4:spPr>
                     <ns3:xfrm>
                       <ns3:off x="0" y="0"/>
-                      <ns3:ext cx="4572000" cy="3841965"/>
+                      <ns3:ext cx="4572000" cy="2608807"/>
                     </ns3:xfrm>
                     <ns3:prstGeom prst="rect"/>
                   </ns4:spPr>
@@ -536,7 +541,7 @@
     </w:p>
     <w:p>
       <w:r>
-        <w:t>Double-click an Explorer row to select its canonical object. The Inspector shows its identity, signature, condition, source range, source hash and serialized properties when available. Units, types, components and routines provide drill-down scopes. The breadcrumb reports the active scope and page. Parent moves upward; Back restores a prior selection.</w:t>
+        <w:t>Double-click an object in the far-left Explorer list to select it. Selection details on the right shows its name, kind, signature, declared type, source location, generation and evidence hash. Open the central Explain tab for behavior and serialized properties when captured. Units, types, components and routines provide drill-down scopes. The breadcrumb reports the active scope and page. Parent moves upward; Back restores a prior selection.</w:t>
       </w:r>
     </w:p>
     <w:p>
@@ -712,7 +717,7 @@
     </w:p>
     <w:p>
       <w:r>
-        <w:t>Keep the dphdb database together with its managed dphdb.views folder. The database is the authority for authored knowledge; generated manuals and diagrams are derived outputs. Project development backups are made before each authorized phase to D:, and validated changes are committed and pushed to both configured GitHub repositories.</w:t>
+        <w:t>Keep the dphdb database together with its managed dphdb.views folder. The database is the authority for authored knowledge; generated manuals and diagrams are derived outputs. At the owner's direction, D: development backups are suspended until explicitly resumed. Validated changes are still committed and pushed to both configured GitHub repositories.</w:t>
       </w:r>
     </w:p>
     <w:p>
@@ -1106,7 +1111,7 @@
           <w:rFonts w:ascii="Consolas" w:hAnsi="Consolas"/>
           <w:sz w:val="16"/>
         </w:rPr>
-        <w:t>2131deebd75572ca43ddfb5c578f1a331aea4367939fae6de7cf6582d95f3b49</w:t>
+        <w:t>110895d8ebbd59931db370fa191e366d911cb8a9851eb85bb1f2b3e4cb5cbc5e</w:t>
       </w:r>
     </w:p>
     <w:p>
@@ -1174,7 +1179,7 @@
           <w:rFonts w:ascii="Consolas" w:hAnsi="Consolas"/>
           <w:sz w:val="16"/>
         </w:rPr>
-        <w:t>783b9857ceb068bc06c1b6a2499755159af0c80cff1c1b96b968f25cdefa6889</w:t>
+        <w:t>641d2dd12553254273ba9384689ef5f55a28dfe3c5a50f61c3f7be63de24d6a4</w:t>
       </w:r>
     </w:p>
     <w:p>

--- a/docs/guides/DPH_User_Guide.docx
+++ b/docs/guides/DPH_User_Guide.docx
@@ -352,7 +352,7 @@
     </w:p>
     <w:p>
       <w:r>
-        <w:t>Choose Attach project and select the Delphi project file. The picker accepts dproj, dpr or groupproj. Choose a database filename ending in dphdb outside the analyzed source folder. DPH rejects database and export locations inside the source boundary and rejects reparse paths that could bypass that boundary. Keep each selected project in its own database.</w:t>
+        <w:t>Click Attach project at the top and select the application you want to document using its dproj, dpr or groupproj file. DPH rejects its own project, including renamed copies retaining its GUID or program declaration. The current workspace stays loaded when a selection is rejected. Choose a database filename ending in dphdb. The save dialog defaults to Databases under the Handoff application folder: the top-level Databases folder in the source checkout, or beside the executable in an extracted distribution. Existing databases are not moved. You may browse elsewhere outside the selected source folder. DPH rejects database and export locations inside the source boundary and rejects reparse paths that could bypass that boundary. Keep each selected project in its own database.</w:t>
       </w:r>
     </w:p>
     <w:p>
@@ -380,7 +380,7 @@
     </w:p>
     <w:p>
       <w:r>
-        <w:t>Choose Open cache to inspect a saved dphdb database. DPH validates the cached workspace artifact against its SHA256 and generation before displaying it. Cached opening does not start a source scan. The cache opens detached until you explicitly attach its source project.</w:t>
+        <w:t>Click Open cache at the top to inspect a saved dphdb database. The picker defaults to Databases under the Handoff application folder; browse to your existing database if it is elsewhere. DPH validates the cached workspace artifact against its SHA256 and generation before displaying it. Cached identity facts also reject old self-analysis databases without relying on their filename or the original source being present. A rejected cache leaves the current workspace intact. A rejected remembered or command-line startup cache leaves Getting started visible. Cached opening does not start a source scan. The cache opens detached until you explicitly attach its source project.</w:t>
       </w:r>
     </w:p>
     <w:p>
@@ -975,7 +975,7 @@
           <w:rFonts w:ascii="Consolas" w:hAnsi="Consolas"/>
           <w:sz w:val="16"/>
         </w:rPr>
-        <w:t>b430015f92c1860234c0b6e75f3c0df67bd8f59803d7030be500260bd913f1fa</w:t>
+        <w:t>31d9ff9f79aa8697cefbc66e08cb963d17aa910e9ed05ab7c8901ee5b9ae1ce7</w:t>
       </w:r>
     </w:p>
     <w:p>
@@ -1111,7 +1111,7 @@
           <w:rFonts w:ascii="Consolas" w:hAnsi="Consolas"/>
           <w:sz w:val="16"/>
         </w:rPr>
-        <w:t>110895d8ebbd59931db370fa191e366d911cb8a9851eb85bb1f2b3e4cb5cbc5e</w:t>
+        <w:t>caa1012a20e072685bedf136541aae6c1316127b96b604541f33cc796b3467a3</w:t>
       </w:r>
     </w:p>
     <w:p>
@@ -1128,7 +1128,7 @@
           <w:rFonts w:ascii="Consolas" w:hAnsi="Consolas"/>
           <w:sz w:val="16"/>
         </w:rPr>
-        <w:t>7528712912d9c4f2f7f8b45f5a12c6427efb4ee789114671c3332d0bc8e5934e</w:t>
+        <w:t>4caaea4c68bf59566d0c5378f1834bb4cbf005228566b289056103793f292381</w:t>
       </w:r>
     </w:p>
     <w:p>
@@ -1162,7 +1162,7 @@
           <w:rFonts w:ascii="Consolas" w:hAnsi="Consolas"/>
           <w:sz w:val="16"/>
         </w:rPr>
-        <w:t>7ec9fafef72a17711fb6bfb529fb662a76f49269409f7d1177048c418c7dbf8f</w:t>
+        <w:t>ffd302794055c7d7aa00d33ac7f89a4fcab97a3b640188f6667293d64a827eee</w:t>
       </w:r>
     </w:p>
     <w:p>
@@ -1179,7 +1179,7 @@
           <w:rFonts w:ascii="Consolas" w:hAnsi="Consolas"/>
           <w:sz w:val="16"/>
         </w:rPr>
-        <w:t>641d2dd12553254273ba9384689ef5f55a28dfe3c5a50f61c3f7be63de24d6a4</w:t>
+        <w:t>3808077afa7553d968055e8b4470d2d6aadaf322b80a8f4cc2cd7fcac4ec9332</w:t>
       </w:r>
     </w:p>
     <w:p>

--- a/docs/guides/DPH_User_Guide.docx
+++ b/docs/guides/DPH_User_Guide.docx
@@ -64,6 +64,7 @@
     </w:p>
     <w:p>
       <w:pPr>
+        <w:spacing w:after="60"/>
         <w:tabs>
           <w:tab w:val="right" w:leader="dot" w:pos="9360"/>
         </w:tabs>
@@ -78,6 +79,7 @@
     </w:p>
     <w:p>
       <w:pPr>
+        <w:spacing w:after="60"/>
         <w:tabs>
           <w:tab w:val="right" w:leader="dot" w:pos="9360"/>
         </w:tabs>
@@ -92,6 +94,22 @@
     </w:p>
     <w:p>
       <w:pPr>
+        <w:spacing w:after="60"/>
+        <w:tabs>
+          <w:tab w:val="right" w:leader="dot" w:pos="9360"/>
+        </w:tabs>
+      </w:pPr>
+      <w:r>
+        <w:t>Run the application and its checks</w:t>
+      </w:r>
+      <w:r>
+        <w:tab/>
+        <w:t>3</w:t>
+      </w:r>
+    </w:p>
+    <w:p>
+      <w:pPr>
+        <w:spacing w:after="60"/>
         <w:tabs>
           <w:tab w:val="right" w:leader="dot" w:pos="9360"/>
         </w:tabs>
@@ -101,11 +119,12 @@
       </w:r>
       <w:r>
         <w:tab/>
-        <w:t>3</w:t>
+        <w:t>4</w:t>
       </w:r>
     </w:p>
     <w:p>
       <w:pPr>
+        <w:spacing w:after="60"/>
         <w:tabs>
           <w:tab w:val="right" w:leader="dot" w:pos="9360"/>
         </w:tabs>
@@ -120,6 +139,22 @@
     </w:p>
     <w:p>
       <w:pPr>
+        <w:spacing w:after="60"/>
+        <w:tabs>
+          <w:tab w:val="right" w:leader="dot" w:pos="9360"/>
+        </w:tabs>
+      </w:pPr>
+      <w:r>
+        <w:t>Manage the project catalog</w:t>
+      </w:r>
+      <w:r>
+        <w:tab/>
+        <w:t>5</w:t>
+      </w:r>
+    </w:p>
+    <w:p>
+      <w:pPr>
+        <w:spacing w:after="60"/>
         <w:tabs>
           <w:tab w:val="right" w:leader="dot" w:pos="9360"/>
         </w:tabs>
@@ -129,11 +164,27 @@
       </w:r>
       <w:r>
         <w:tab/>
-        <w:t>4</w:t>
+        <w:t>5</w:t>
       </w:r>
     </w:p>
     <w:p>
       <w:pPr>
+        <w:spacing w:after="60"/>
+        <w:tabs>
+          <w:tab w:val="right" w:leader="dot" w:pos="9360"/>
+        </w:tabs>
+      </w:pPr>
+      <w:r>
+        <w:t>Measure coverage before relying on an explanation</w:t>
+      </w:r>
+      <w:r>
+        <w:tab/>
+        <w:t>7</w:t>
+      </w:r>
+    </w:p>
+    <w:p>
+      <w:pPr>
+        <w:spacing w:after="60"/>
         <w:tabs>
           <w:tab w:val="right" w:leader="dot" w:pos="9360"/>
         </w:tabs>
@@ -148,6 +199,22 @@
     </w:p>
     <w:p>
       <w:pPr>
+        <w:spacing w:after="60"/>
+        <w:tabs>
+          <w:tab w:val="right" w:leader="dot" w:pos="9360"/>
+        </w:tabs>
+      </w:pPr>
+      <w:r>
+        <w:t>Search across the captured project</w:t>
+      </w:r>
+      <w:r>
+        <w:tab/>
+        <w:t>7</w:t>
+      </w:r>
+    </w:p>
+    <w:p>
+      <w:pPr>
+        <w:spacing w:after="60"/>
         <w:tabs>
           <w:tab w:val="right" w:leader="dot" w:pos="9360"/>
         </w:tabs>
@@ -162,6 +229,37 @@
     </w:p>
     <w:p>
       <w:pPr>
+        <w:spacing w:after="60"/>
+        <w:tabs>
+          <w:tab w:val="right" w:leader="dot" w:pos="9360"/>
+        </w:tabs>
+      </w:pPr>
+      <w:r>
+        <w:t>Choose graph scope and grouping</w:t>
+      </w:r>
+      <w:r>
+        <w:tab/>
+        <w:t>8</w:t>
+      </w:r>
+    </w:p>
+    <w:p>
+      <w:pPr>
+        <w:spacing w:after="60"/>
+        <w:tabs>
+          <w:tab w:val="right" w:leader="dot" w:pos="9360"/>
+        </w:tabs>
+      </w:pPr>
+      <w:r>
+        <w:t>Read a routine as a beginner</w:t>
+      </w:r>
+      <w:r>
+        <w:tab/>
+        <w:t>8</w:t>
+      </w:r>
+    </w:p>
+    <w:p>
+      <w:pPr>
+        <w:spacing w:after="60"/>
         <w:tabs>
           <w:tab w:val="right" w:leader="dot" w:pos="9360"/>
         </w:tabs>
@@ -171,11 +269,12 @@
       </w:r>
       <w:r>
         <w:tab/>
-        <w:t>7</w:t>
+        <w:t>9</w:t>
       </w:r>
     </w:p>
     <w:p>
       <w:pPr>
+        <w:spacing w:after="60"/>
         <w:tabs>
           <w:tab w:val="right" w:leader="dot" w:pos="9360"/>
         </w:tabs>
@@ -185,11 +284,12 @@
       </w:r>
       <w:r>
         <w:tab/>
-        <w:t>8</w:t>
+        <w:t>9</w:t>
       </w:r>
     </w:p>
     <w:p>
       <w:pPr>
+        <w:spacing w:after="60"/>
         <w:tabs>
           <w:tab w:val="right" w:leader="dot" w:pos="9360"/>
         </w:tabs>
@@ -199,11 +299,27 @@
       </w:r>
       <w:r>
         <w:tab/>
-        <w:t>8</w:t>
+        <w:t>9</w:t>
       </w:r>
     </w:p>
     <w:p>
       <w:pPr>
+        <w:spacing w:after="60"/>
+        <w:tabs>
+          <w:tab w:val="right" w:leader="dot" w:pos="9360"/>
+        </w:tabs>
+      </w:pPr>
+      <w:r>
+        <w:t>Link authored sections to exact evidence</w:t>
+      </w:r>
+      <w:r>
+        <w:tab/>
+        <w:t>10</w:t>
+      </w:r>
+    </w:p>
+    <w:p>
+      <w:pPr>
+        <w:spacing w:after="60"/>
         <w:tabs>
           <w:tab w:val="right" w:leader="dot" w:pos="9360"/>
         </w:tabs>
@@ -213,11 +329,87 @@
       </w:r>
       <w:r>
         <w:tab/>
-        <w:t>8</w:t>
+        <w:t>10</w:t>
       </w:r>
     </w:p>
     <w:p>
       <w:pPr>
+        <w:spacing w:after="60"/>
+        <w:tabs>
+          <w:tab w:val="right" w:leader="dot" w:pos="9360"/>
+        </w:tabs>
+      </w:pPr>
+      <w:r>
+        <w:t>Review changed knowledge against evidence</w:t>
+      </w:r>
+      <w:r>
+        <w:tab/>
+        <w:t>10</w:t>
+      </w:r>
+    </w:p>
+    <w:p>
+      <w:pPr>
+        <w:spacing w:after="60"/>
+        <w:tabs>
+          <w:tab w:val="right" w:leader="dot" w:pos="9360"/>
+        </w:tabs>
+      </w:pPr>
+      <w:r>
+        <w:t>Answer focused author questions</w:t>
+      </w:r>
+      <w:r>
+        <w:tab/>
+        <w:t>11</w:t>
+      </w:r>
+    </w:p>
+    <w:p>
+      <w:pPr>
+        <w:spacing w:after="60"/>
+        <w:tabs>
+          <w:tab w:val="right" w:leader="dot" w:pos="9360"/>
+        </w:tabs>
+      </w:pPr>
+      <w:r>
+        <w:t>Preserve saved runtime observations</w:t>
+      </w:r>
+      <w:r>
+        <w:tab/>
+        <w:t>11</w:t>
+      </w:r>
+    </w:p>
+    <w:p>
+      <w:pPr>
+        <w:spacing w:after="60"/>
+        <w:tabs>
+          <w:tab w:val="right" w:leader="dot" w:pos="9360"/>
+        </w:tabs>
+      </w:pPr>
+      <w:r>
+        <w:t>Retain captures and review rename continuity</w:t>
+      </w:r>
+      <w:r>
+        <w:tab/>
+        <w:t>11</w:t>
+      </w:r>
+    </w:p>
+    <w:p>
+      <w:pPr>
+        <w:spacing w:after="60"/>
+        <w:tabs>
+          <w:tab w:val="right" w:leader="dot" w:pos="9360"/>
+        </w:tabs>
+      </w:pPr>
+      <w:r>
+        <w:t>Back up and restore a complete database</w:t>
+      </w:r>
+      <w:r>
+        <w:tab/>
+        <w:t>12</w:t>
+      </w:r>
+    </w:p>
+    <w:p>
+      <w:pPr>
+        <w:spacing w:after="60"/>
         <w:tabs>
           <w:tab w:val="right" w:leader="dot" w:pos="9360"/>
         </w:tabs>
@@ -227,11 +419,12 @@
       </w:r>
       <w:r>
         <w:tab/>
-        <w:t>9</w:t>
+        <w:t>12</w:t>
       </w:r>
     </w:p>
     <w:p>
       <w:pPr>
+        <w:spacing w:after="60"/>
         <w:tabs>
           <w:tab w:val="right" w:leader="dot" w:pos="9360"/>
         </w:tabs>
@@ -241,11 +434,12 @@
       </w:r>
       <w:r>
         <w:tab/>
-        <w:t>9</w:t>
+        <w:t>12</w:t>
       </w:r>
     </w:p>
     <w:p>
       <w:pPr>
+        <w:spacing w:after="60"/>
         <w:tabs>
           <w:tab w:val="right" w:leader="dot" w:pos="9360"/>
         </w:tabs>
@@ -255,11 +449,12 @@
       </w:r>
       <w:r>
         <w:tab/>
-        <w:t>9</w:t>
+        <w:t>13</w:t>
       </w:r>
     </w:p>
     <w:p>
       <w:pPr>
+        <w:spacing w:after="60"/>
         <w:tabs>
           <w:tab w:val="right" w:leader="dot" w:pos="9360"/>
         </w:tabs>
@@ -269,11 +464,12 @@
       </w:r>
       <w:r>
         <w:tab/>
-        <w:t>10</w:t>
+        <w:t>13</w:t>
       </w:r>
     </w:p>
     <w:p>
       <w:pPr>
+        <w:spacing w:after="60"/>
         <w:tabs>
           <w:tab w:val="right" w:leader="dot" w:pos="9360"/>
         </w:tabs>
@@ -283,7 +479,7 @@
       </w:r>
       <w:r>
         <w:tab/>
-        <w:t>10</w:t>
+        <w:t>13</w:t>
       </w:r>
     </w:p>
     <w:p>
@@ -334,12 +530,40 @@
     </w:p>
     <w:p>
       <w:r>
-        <w:t>DPH opens maximized to fill the available Windows desktop. The far-left list contains project objects, the centre contains workspace tabs, and the right-hand pane is labeled Selection details. Double-click an object in the far-left list to read its identity, signature and source location on the right. Its text wraps to fit; scroll inside the pane for more. Click the central Explain tab for behavior or Source for code. Drag either vertical divider to resize the panes. In a smaller restored window, scroll horizontally below the top command buttons to reach commands that do not fit.</w:t>
+        <w:t>DPH opens maximized to fill the available Windows desktop. The far-left list contains project objects, the centre contains workspace tabs, and the right-hand pane is labeled Selection details. Click an object in the far-left list to read its identity, signature and source location on the right. Its text wraps to fit; scroll inside the pane for more. Choose Explain in the upper-right page selector for behavior or Source for code. Drag either vertical divider to resize the panes. In a smaller restored window, scroll horizontally below the top command buttons to reach commands that do not fit.</w:t>
       </w:r>
     </w:p>
     <w:p>
       <w:r>
-        <w:t>Read current activity and captured status on the line along the bottom edge of the window. To read analysis gaps, click the Learn the project tab in the centre, then click Coverage and troubleshooting in that tab's topic list. PARTIAL means incomplete evidence. The last successfully opened database identity is remembered in the local user profile and reopens detached.</w:t>
+        <w:t>Read current activity and captured status on the line along the bottom edge of the window. To read analysis gaps, choose Learn the project in the upper-right page selector, then click Coverage and troubleshooting in that tab's topic list. PARTIAL means incomplete evidence. The last successfully opened database identity is remembered in the local user profile; reopening shows cached facts before source availability is checked.</w:t>
+      </w:r>
+    </w:p>
+    <w:p>
+      <w:pPr>
+        <w:pStyle w:val="Heading1"/>
+      </w:pPr>
+      <w:r>
+        <w:t>Run the application and its checks</w:t>
+      </w:r>
+    </w:p>
+    <w:p>
+      <w:r>
+        <w:t>To run the current source build, open C:\New Delphi Projects\Delphi Project Handoff\bin\Win32\Debug in File Explorer. Double-click DelphiProjectHandoff.exe. Keep the deployed migrations and help folders and the Win32 WebView2Loader.dll supplied by the build beside the executable. Select a different Delphi application to analyze; DPH rejects itself.</w:t>
+      </w:r>
+    </w:p>
+    <w:p>
+      <w:r>
+        <w:t>For a first check, choose the intended Debug or Release and Win32 or Win64 analysis configuration, then Attach project. Save its database outside that selected source. Wait for the activity line to finish, select a recognizable form event, and follow its handler through Explain, Source and Graphs. Read Coverage before drawing conclusions. Close and reopen its saved database and confirm the same captured identity and notes.</w:t>
+      </w:r>
+    </w:p>
+    <w:p>
+      <w:r>
+        <w:t>For developer regression checks, open an elevated Command Prompt, run cd /d "C:\New Delphi Projects\Delphi Project Handoff", then run tools\validate-completion-wp1.cmd. A nonzero exit or FAIL is a failure. Run tools\build-learning.cmd for source lessons and real WebView2 checks, tools\build-wp1.cmd for storage and migrations, and tools\build-wp6.cmd for publishing. These tests create disposable fixtures, not user projects.</w:t>
+      </w:r>
+    </w:p>
+    <w:p>
+      <w:r>
+        <w:t>Automated checks cannot substitute for an independent beginner explaining an actual program. Record the participant, project, chosen event, identified branches and effects, unresolved questions and outcome. Do not mark the first-time-user acceptance gate passed without that evidence.</w:t>
       </w:r>
     </w:p>
     <w:p>
@@ -380,7 +604,7 @@
     </w:p>
     <w:p>
       <w:r>
-        <w:t>Click Open cache at the top to inspect a saved dphdb database. The picker defaults to Databases under the Handoff application folder; browse to your existing database if it is elsewhere. DPH validates the cached workspace artifact against its SHA256 and generation before displaying it. Cached identity facts also reject old self-analysis databases without relying on their filename or the original source being present. A rejected cache leaves the current workspace intact. A rejected remembered or command-line startup cache leaves Getting started visible. Cached opening does not start a source scan. The cache opens detached until you explicitly attach its source project.</w:t>
+        <w:t>Click Open cache at the top to inspect a saved dphdb database. The picker defaults to Databases under the Handoff application folder; browse to your existing database if it is elsewhere. DPH validates the cached workspace artifact against its SHA256 and generation before displaying it. Cached identity facts also reject old self-analysis databases without relying on their filename or the original source being present. A rejected cache leaves the current workspace intact. A rejected remembered or command-line startup cache leaves Getting started visible. Cached facts are displayed before source verification. When the captured entry is available, DPH reconnects and verifies in the background; otherwise the cache remains detached.</w:t>
       </w:r>
     </w:p>
     <w:p>
@@ -403,6 +627,24 @@
         <w:pStyle w:val="Heading1"/>
       </w:pPr>
       <w:r>
+        <w:t>Manage the project catalog</w:t>
+      </w:r>
+    </w:p>
+    <w:p>
+      <w:r>
+        <w:t>Choose Projects in the page selector at the upper right. Refresh the catalog, select the intended database and open it. Missing entries identify unavailable paths; they do not mean the project or its authored history was deleted. Remove an entry only when you want to remove that catalog reference. Catalog removal does not delete the database or managed evidence.</w:t>
+      </w:r>
+    </w:p>
+    <w:p>
+      <w:r>
+        <w:t>Use one database per analyzed application. Keep its adjacent .views directory with it. A database is not the source project: DPH can inspect cached facts when the source is unavailable, but current-source review and source navigation require attached matching source. When the original entry is available, cached opening displays captured facts first and then verifies that source in the background.</w:t>
+      </w:r>
+    </w:p>
+    <w:p>
+      <w:pPr>
+        <w:pStyle w:val="Heading1"/>
+      </w:pPr>
+      <w:r>
         <w:t>Learn the selected project</w:t>
       </w:r>
     </w:p>
@@ -418,7 +660,7 @@
     </w:p>
     <w:p>
       <w:r>
-        <w:t>Double-click an Explorer object or follow a learning link to open Explain. It presents the declared contract, nearby source-author comments when captured, callers and consumers, outgoing interactions, decisions, attributed knowledge and a bounded execution trace. Source comments remain author documentation, not independently verified behavior. Expand a connection to see the precise evidence and derivation rule.</w:t>
+        <w:t>Click an Explorer object or follow a learning link to open Explain. It presents the declared contract, nearby source-author comments when captured, callers and consumers, outgoing interactions, decisions, attributed knowledge and a bounded execution trace. Source comments remain author documentation, not independently verified behavior. Expand a connection to see the precise evidence and derivation rule.</w:t>
       </w:r>
     </w:p>
     <w:p>
@@ -448,7 +690,7 @@
       <w:r>
         <w:drawing>
           <ns2:inline>
-            <ns2:extent cx="4572000" cy="2608807"/>
+            <ns2:extent cx="4572000" cy="2573671"/>
             <ns2:docPr id="1" name="Picture 1"/>
             <ns2:cNvGraphicFramePr>
               <ns3:graphicFrameLocks noChangeAspect="1"/>
@@ -469,7 +711,7 @@
                   <ns4:spPr>
                     <ns3:xfrm>
                       <ns3:off x="0" y="0"/>
-                      <ns3:ext cx="4572000" cy="2608807"/>
+                      <ns3:ext cx="4572000" cy="2573671"/>
                     </ns3:xfrm>
                     <ns3:prstGeom prst="rect"/>
                   </ns4:spPr>
@@ -489,7 +731,7 @@
       <w:r>
         <w:drawing>
           <ns2:inline>
-            <ns2:extent cx="4572000" cy="2608807"/>
+            <ns2:extent cx="4572000" cy="2573671"/>
             <ns2:docPr id="2" name="Picture 2"/>
             <ns2:cNvGraphicFramePr>
               <ns3:graphicFrameLocks noChangeAspect="1"/>
@@ -498,7 +740,7 @@
               <ns3:graphicData uri="http://schemas.openxmlformats.org/drawingml/2006/picture">
                 <ns4:pic>
                   <ns4:nvPicPr>
-                    <ns4:cNvPr id="0" name="rework-reference-trace.png"/>
+                    <ns4:cNvPr id="0" name="rework-explain-browser.png"/>
                     <ns4:cNvPicPr/>
                   </ns4:nvPicPr>
                   <ns4:blipFill>
@@ -510,7 +752,7 @@
                   <ns4:spPr>
                     <ns3:xfrm>
                       <ns3:off x="0" y="0"/>
-                      <ns3:ext cx="4572000" cy="2608807"/>
+                      <ns3:ext cx="4572000" cy="2573671"/>
                     </ns3:xfrm>
                     <ns3:prstGeom prst="rect"/>
                   </ns4:spPr>
@@ -523,7 +765,7 @@
     </w:p>
     <w:p>
       <w:r>
-        <w:t>Explain: actual event/callback reachability in the pinned converter, retaining certainty and evidence.</w:t>
+        <w:t>Explain: direct WebView2 capture for the synthetic semantics fixture. This is DPH rendering captured source evidence, not a screenshot of the analyzed application running.</w:t>
       </w:r>
     </w:p>
     <w:p>
@@ -536,22 +778,63 @@
         <w:pStyle w:val="Heading1"/>
       </w:pPr>
       <w:r>
+        <w:t>Measure coverage before relying on an explanation</w:t>
+      </w:r>
+    </w:p>
+    <w:p>
+      <w:r>
+        <w:t>Choose Coverage in the page selector. Read each numerator, denominator and definition separately. Fingerprinted inventory measures acquired inputs; parsed files, complete IR and recognized tokens measure supported parsing. Confirmed and unresolved relationships measure the extracted graph. Serialized event coverage applies to captured On-prefixed properties. Evidence coverage applies to source-located relationships with derivation rules.</w:t>
+      </w:r>
+    </w:p>
+    <w:p>
+      <w:r>
+        <w:t>Select a diagnostic and inspect its source evidence. A missing unit, ambiguous overload or unsupported construct can change what a route means. None of these percentages measures business understanding. Verified authored revisions and pending review tasks are reported separately; a zero task count is not proof that all necessary documentation exists.</w:t>
+      </w:r>
+    </w:p>
+    <w:p>
+      <w:r>
+        <w:t>The selected application is not built or tested merely because DPH finished analysis. Read explicit unknown build and documentation approval states before sharing a handoff. Record the actual independent test procedure and result as attributed knowledge.</w:t>
+      </w:r>
+    </w:p>
+    <w:p>
+      <w:pPr>
+        <w:pStyle w:val="Heading1"/>
+      </w:pPr>
+      <w:r>
         <w:t>Explore and search</w:t>
       </w:r>
     </w:p>
     <w:p>
       <w:r>
-        <w:t>Double-click an object in the far-left Explorer list to select it. Selection details on the right shows its name, kind, signature, declared type, source location, generation and evidence hash. Open the central Explain tab for behavior and serialized properties when captured. Units, types, components and routines provide drill-down scopes. The breadcrumb reports the active scope and page. Parent moves upward; Back restores a prior selection.</w:t>
+        <w:t>Click an object in the far-left Explorer list to select it. Double-click a [+] or [-] branch to expand or collapse its children. Selection details on the right shows its name, kind, signature, declared type, source location, generation and evidence hash. Choose Explain in the upper-right page selector for behavior and serialized properties when captured. Units, types, components and routines provide drill-down scopes. The breadcrumb reports the active scope and page. Parent moves upward; Back restores a prior selection.</w:t>
       </w:r>
     </w:p>
     <w:p>
       <w:r>
-        <w:t>Search matches object names, kinds and signatures across the project. A kind filter narrows the result. Pages contain at most 250 objects; Next page advances the result set. Clear the search or use Parent to broaden your route. Bookmark records the current canonical selection, and Bookmarks displays those selections. Bookmarks belong to the captured generation and reset when a new generation is loaded.</w:t>
+        <w:t>Search matches object names, kinds and signatures across the project. A kind filter narrows the result. Pages contain at most 250 objects; Next page advances the result set. Clear the search or use Parent to broaden your route. Bookmark records the current canonical selection, and Bookmarks displays those selections. Same-project reassessment retains surviving bookmarks, history, expanded nodes and filters; missing identities are pruned. A different project resets that navigation state.</w:t>
       </w:r>
     </w:p>
     <w:p>
       <w:r>
         <w:t>The References tab lists forward and reverse relationships with their certainty and derivation labels. Double-click a resolvable related object to inspect it. An unresolved target remains unresolved; the relationship is not proof that a named method actually ran.</w:t>
+      </w:r>
+    </w:p>
+    <w:p>
+      <w:pPr>
+        <w:pStyle w:val="Heading1"/>
+      </w:pPr>
+      <w:r>
+        <w:t>Search across the captured project</w:t>
+      </w:r>
+    </w:p>
+    <w:p>
+      <w:r>
+        <w:t>Choose Search project in the upper-right page selector. Enter a meaningful term, select the desired kind filter and click Search. Results contain excerpts from captured object metadata, flow evidence and authored knowledge. Select a result to inspect it; use Next 50 results when more matches are available. This search is distinct from the narrower Explorer name and signature filter.</w:t>
+      </w:r>
+    </w:p>
+    <w:p>
+      <w:r>
+        <w:t>Search uses SQLite FTS5 when available and a word-index fallback otherwise. It operates on the captured generation. A word absent from the index is not evidence that its behavior is absent. Reassess changed source before relying on old results.</w:t>
       </w:r>
     </w:p>
     <w:p>
@@ -582,6 +865,57 @@
         <w:pStyle w:val="Heading1"/>
       </w:pPr>
       <w:r>
+        <w:t>Choose graph scope and grouping</w:t>
+      </w:r>
+    </w:p>
+    <w:p>
+      <w:r>
+        <w:t>Choose Graphs after selecting an object. Execution follows supported startup, event, call and asynchronous connections; Caller / callee isolates calls; Form navigation shows qualified form actions; Data flow shows producers, consumers and possible effects; Change impact follows possible dependencies. Procedure CFG follows captured statement edges within a routine.</w:t>
+      </w:r>
+    </w:p>
+    <w:p>
+      <w:r>
+        <w:t>Use Whole program, All forms or Project data when you need a broad starting point. Choose object, type or unit grouping to reduce a large relationship graph. Select a group to inspect its members and bounded evidence examples. A count describes the captured projection; it does not count observed executions. Procedure CFG retains individual control nodes.</w:t>
+      </w:r>
+    </w:p>
+    <w:p>
+      <w:r>
+        <w:t>Read arrow labels and certainty before interpreting a route. A unit import is a dependency, not a call. An asynchronous start, callback dispatch, wait or cancellation request describes a source site; it does not prove successful completion, thread timing or termination. Narrow a truncated graph rather than treating missing nodes as proof of absence.</w:t>
+      </w:r>
+    </w:p>
+    <w:p>
+      <w:pPr>
+        <w:pStyle w:val="Heading1"/>
+      </w:pPr>
+      <w:r>
+        <w:t>Read a routine as a beginner</w:t>
+      </w:r>
+    </w:p>
+    <w:p>
+      <w:r>
+        <w:t>Select a routine in Explorer and choose Explain. Read its declared contract, source-author comments, incoming callers and outgoing interactions. Expand the exact-evidence disclosure for a connection you do not understand. A comment records what its source author wrote; it does not independently establish the running behavior.</w:t>
+      </w:r>
+    </w:p>
+    <w:p>
+      <w:r>
+        <w:t>Scroll to SOURCE WALKTHROUGH. Each source point includes the captured expression, a plain explanation and possible next paths with destination lines. For an if, inspect both true and false destinations. For while, inspect the condition before the body. For repeat, the body runs before its final test, and false returns toward the body. For for, inspect the iteration and exit paths without assuming actual bounds or collection contents.</w:t>
+      </w:r>
+    </w:p>
+    <w:p>
+      <w:r>
+        <w:t>Follow early return, break and continue through any intervening finally cleanup. Cleanup points may appear several times to preserve different pending transfers. An exception path represents a possibility; it does not establish that a particular run raised an exception. The walkthrough is arranged by source location and is not a chronological execution recording.</w:t>
+      </w:r>
+    </w:p>
+    <w:p>
+      <w:r>
+        <w:t>Complete CHECK YOUR UNDERSTANDING by choosing an actual captured condition and tracing both outcomes to a return, loop or exception boundary. Compare the related reads and writes. The lesson shows up to 60 source points and eight next paths per point, with explicit omitted counts. Use Source and Procedure CFG for the remainder.</w:t>
+      </w:r>
+    </w:p>
+    <w:p>
+      <w:pPr>
+        <w:pStyle w:val="Heading1"/>
+      </w:pPr>
+      <w:r>
         <w:t>Inspect screens</w:t>
       </w:r>
     </w:p>
@@ -592,7 +926,7 @@
     </w:p>
     <w:p>
       <w:r>
-        <w:t>Thumbnail displays a gallery of up to 60 forms. Fit scales the selected form to the viewport, Native uses its reconstructed size, Zoom displays 200 percent, and Full screen uses the larger window. The Full screen button toggles the DPH window size. Click a component rectangle to navigate to the corresponding canonical object when a source association is available.</w:t>
+        <w:t>Thumbnail displays a gallery of up to 60 forms. Fit scales the selected form to the viewport, Native uses its reconstructed size, Custom zoom ranges from 25 to 400 percent and updates the scrolling extent. Full screen hides the surrounding workspace panes; Exit full screen or Escape restores them. Click a component rectangle to navigate to the corresponding canonical object when a source association is available.</w:t>
       </w:r>
     </w:p>
     <w:p>
@@ -646,6 +980,34 @@
         <w:pStyle w:val="Heading1"/>
       </w:pPr>
       <w:r>
+        <w:t>Link authored sections to exact evidence</w:t>
+      </w:r>
+    </w:p>
+    <w:p>
+      <w:r>
+        <w:t>In Knowledge, select the document kind and intended audience before saving. The section ID and revision label identify the stable record and immutable revision. Editing creates a new pending revision; it does not overwrite a previously reviewed statement.</w:t>
+      </w:r>
+    </w:p>
+    <w:p>
+      <w:r>
+        <w:t>Choose Knowledge links. Select entity, relationship, evidence, screenshot or section, enter a target filter and refresh candidates. Select the intended target and the role explains, cites, depends_on or illustrates. Add the link, then return to Knowledge and click Save. Removing a link is also an unsaved edit until Save. A section can contain up to 64 explicit links.</w:t>
+      </w:r>
+    </w:p>
+    <w:p>
+      <w:r>
+        <w:t>Open a saved target to inspect its object explanation, normalized relationship or evidence details, imported PNG, or exact historical section body. A section link pins a particular revision. If its target is updated, explicitly relink and save after reviewing the new content. DPH does not silently transfer your approval to a newer target.</w:t>
+      </w:r>
+    </w:p>
+    <w:p>
+      <w:r>
+        <w:t>Export applies audience and source scope. Out-of-scope links and backlinks are omitted with counts. An audience filter is a document organization choice; it is not a confidentiality boundary. Use explicit exclusions and inspect the resulting bundle before disclosure.</w:t>
+      </w:r>
+    </w:p>
+    <w:p>
+      <w:pPr>
+        <w:pStyle w:val="Heading1"/>
+      </w:pPr>
+      <w:r>
         <w:t>Review and retire knowledge</w:t>
       </w:r>
     </w:p>
@@ -662,6 +1024,121 @@
     <w:p>
       <w:r>
         <w:t>Attribution is a local named-author record, not an enterprise authentication system. A verified human explanation records the reviewer decision; it does not establish unwritten historical business intent automatically. Detached review requires source attachment first.</w:t>
+      </w:r>
+    </w:p>
+    <w:p>
+      <w:pPr>
+        <w:pStyle w:val="Heading1"/>
+      </w:pPr>
+      <w:r>
+        <w:t>Review changed knowledge against evidence</w:t>
+      </w:r>
+    </w:p>
+    <w:p>
+      <w:r>
+        <w:t>Choose Review tasks and refresh. Select a task to read its original trigger, prior authored text and current revision. Compare the BEFORE and AFTER panes for source presence, signature, type, hash and configuration. Drag their divider to resize them. An unavailable baseline is explicitly missing, not reconstructed from guesses.</w:t>
+      </w:r>
+    </w:p>
+    <w:p>
+      <w:r>
+        <w:t>Select an affected object and inspect Change impact or open its knowledge record. Save an authored correction before returning to task review. Enter the named reviewer and choose Verify selected only after checking the exact current content. Choose Retire selected for an obsolete section whose history must be retained.</w:t>
+      </w:r>
+    </w:p>
+    <w:p>
+      <w:r>
+        <w:t>Review requires attached current-source verification and the expected revision. A changed configuration, source hash, absent entity or obsolete rich-link target can reject approval. Resolve the underlying mismatch, refresh, and review again. Review changes the authored record state; it does not make a partial analyzer capture complete.</w:t>
+      </w:r>
+    </w:p>
+    <w:p>
+      <w:pPr>
+        <w:pStyle w:val="Heading1"/>
+      </w:pPr>
+      <w:r>
+        <w:t>Answer focused author questions</w:t>
+      </w:r>
+    </w:p>
+    <w:p>
+      <w:r>
+        <w:t>Choose Author questions. DPH derives bounded questions from uncertain relationships, diagnostics, asynchronous work, SQL and output contracts, and missing reviewed user or build procedures. Select a question and inspect its evidence before contacting its author. Up to 100 questions are shown, with at most 20 per category.</w:t>
+      </w:r>
+    </w:p>
+    <w:p>
+      <w:r>
+        <w:t>Choose Record author answer. In Knowledge, enter the named author and their actual response after the Answer marker, then Save. An empty answer is rejected. The captured question remains associated with that record. Saving leaves it pending review; only named verification with no pending task hides that exact question.</w:t>
+      </w:r>
+    </w:p>
+    <w:p>
+      <w:r>
+        <w:t>Changed evidence can produce another question or reopen review. Similar wording does not establish identical evidence. Do not invent business rationale, runtime outcomes or operating procedures just to clear the list.</w:t>
+      </w:r>
+    </w:p>
+    <w:p>
+      <w:pPr>
+        <w:pStyle w:val="Heading1"/>
+      </w:pPr>
+      <w:r>
+        <w:t>Preserve saved runtime observations</w:t>
+      </w:r>
+    </w:p>
+    <w:p>
+      <w:r>
+        <w:t>Select an optional object link in Explorer, then choose Runtime observations. Enter Contributor and Run, environment and outcome description. Include the actual application build, run date, platform, action, expected result and observed result. Click Select saved log and import, then choose an existing UTF-8 .txt, .log or .json extract up to 256 KiB.</w:t>
+      </w:r>
+    </w:p>
+    <w:p>
+      <w:r>
+        <w:t>Select the record to read its attribution, captured generation, linked source SHA256, original-file SHA256 and saved text. The text is displayed literally. File order and timestamps remain contributor claims; DPH did not run the application or infer causal order. Invalid UTF-8, empty extracts and damaged managed files are rejected.</w:t>
+      </w:r>
+    </w:p>
+    <w:p>
+      <w:r>
+        <w:t>Use Explain linked current object to investigate a current-generation link. Historical and unlinked records retain their text without assuming a current identity. After reopening the database, choose Refresh saved records. The newest 50 are displayed. Managed portable backups include observations; publication does not automatically share log contents.</w:t>
+      </w:r>
+    </w:p>
+    <w:p>
+      <w:pPr>
+        <w:pStyle w:val="Heading1"/>
+      </w:pPr>
+      <w:r>
+        <w:t>Retain captures and review rename continuity</w:t>
+      </w:r>
+    </w:p>
+    <w:p>
+      <w:r>
+        <w:t>Choose Database tools. Preview the retention policy before applying the desired recent-capture count. Pin an important generation with a release label and named reviewer before pruning disposable cached views. Baseline, current head, recent captures and generations referenced by review or contributed evidence are protected.</w:t>
+      </w:r>
+    </w:p>
+    <w:p>
+      <w:r>
+        <w:t>Retention removes eligible derived workspace files; immutable source facts and authored history remain. It is not a command to erase the project database. Keep a recoverable copy using the explicit backup workflow before a major catalog or storage operation when needed.</w:t>
+      </w:r>
+    </w:p>
+    <w:p>
+      <w:r>
+        <w:t>If a linked object disappeared after a rename, open the continuity workflow, filter proposals and compare old and new identities. Enter a named reviewer before approving a justified mapping. Approval preserves historical links, appends an authored revision and requests review. It does not prove semantic equivalence from name similarity.</w:t>
+      </w:r>
+    </w:p>
+    <w:p>
+      <w:pPr>
+        <w:pStyle w:val="Heading1"/>
+      </w:pPr>
+      <w:r>
+        <w:t>Back up and restore a complete database</w:t>
+      </w:r>
+    </w:p>
+    <w:p>
+      <w:r>
+        <w:t>Choose Database tools and click Check integrity. Read the result before relying on the database. For an explicit portable backup, choose a new .dphdb destination outside the analyzed source. The command saves a consistent SQLite copy, referenced managed views, screenshots and observations, and a SHA256 backup manifest.</w:t>
+      </w:r>
+    </w:p>
+    <w:p>
+      <w:r>
+        <w:t>Keep the backup database and its adjacent .views folder together. Choose Restore to new file and provide a fresh destination. DPH verifies filenames, manifest hashes, database integrity and managed artifacts, and refuses to overwrite an existing database. Open the restored copy and confirm the intended project, generation and authored history.</w:t>
+      </w:r>
+    </w:p>
+    <w:p>
+      <w:r>
+        <w:t>The suspended D: development-backup instruction remains in effect. Explicit database backups requested through this workflow are separate operations. Git continues to preserve application source changes.</w:t>
       </w:r>
     </w:p>
     <w:p>
@@ -779,6 +1256,23 @@
         <w:keepNext/>
       </w:pPr>
       <w:r>
+        <w:t>DPH.Analysis.Async.pas</w:t>
+      </w:r>
+    </w:p>
+    <w:p>
+      <w:r>
+        <w:rPr>
+          <w:rFonts w:ascii="Consolas" w:hAnsi="Consolas"/>
+          <w:sz w:val="16"/>
+        </w:rPr>
+        <w:t>876a836f25b3d323ac4d6f635701fb4e8e97955fdff39c964368aa62f1a4c153</w:t>
+      </w:r>
+    </w:p>
+    <w:p>
+      <w:pPr>
+        <w:keepNext/>
+      </w:pPr>
+      <w:r>
         <w:t>DPH.Analysis.Explanations.pas</w:t>
       </w:r>
     </w:p>
@@ -788,7 +1282,7 @@
           <w:rFonts w:ascii="Consolas" w:hAnsi="Consolas"/>
           <w:sz w:val="16"/>
         </w:rPr>
-        <w:t>c4e1ae7eebad50048fad16025f9aeb49884c94321cafef7b4ba5227a39aa3444</w:t>
+        <w:t>be976f2199be2c8e86a0cf8be936d008aa83739cf116c3e81ca68bf3692fc8e7</w:t>
       </w:r>
     </w:p>
     <w:p>
@@ -805,7 +1299,7 @@
           <w:rFonts w:ascii="Consolas" w:hAnsi="Consolas"/>
           <w:sz w:val="16"/>
         </w:rPr>
-        <w:t>7ae133ca49ea4461c3cfa5a2f659bb035acfa463d34668eac091f405eee0fbad</w:t>
+        <w:t>ee7610544411a64da399659f2af11e84408d285837a45205d610d2c37af8ef57</w:t>
       </w:r>
     </w:p>
     <w:p>
@@ -822,7 +1316,7 @@
           <w:rFonts w:ascii="Consolas" w:hAnsi="Consolas"/>
           <w:sz w:val="16"/>
         </w:rPr>
-        <w:t>63797e406476e2e527b8fd28b75bbccedbe0820657217457e0329252792bd417</w:t>
+        <w:t>67383aae374aabba6832526e9d373827a5133e4369a61eaad9cffef9f239ecdb</w:t>
       </w:r>
     </w:p>
     <w:p>
@@ -839,7 +1333,24 @@
           <w:rFonts w:ascii="Consolas" w:hAnsi="Consolas"/>
           <w:sz w:val="16"/>
         </w:rPr>
-        <w:t>5771a6e098cd57a17d6221474e0864785675b7240875ccc4e4f9ff284a92a6e6</w:t>
+        <w:t>08609c3df54250a8f6712e22e991f7ad8d444352e7103ba0959d2feba4a2b3c7</w:t>
+      </w:r>
+    </w:p>
+    <w:p>
+      <w:pPr>
+        <w:keepNext/>
+      </w:pPr>
+      <w:r>
+        <w:t>DPH.Analysis.SQL.pas</w:t>
+      </w:r>
+    </w:p>
+    <w:p>
+      <w:r>
+        <w:rPr>
+          <w:rFonts w:ascii="Consolas" w:hAnsi="Consolas"/>
+          <w:sz w:val="16"/>
+        </w:rPr>
+        <w:t>68ea587d47e2c7ebf660f85eed6b605f6076480ead3a461742b8290fec7a130e</w:t>
       </w:r>
     </w:p>
     <w:p>
@@ -856,7 +1367,7 @@
           <w:rFonts w:ascii="Consolas" w:hAnsi="Consolas"/>
           <w:sz w:val="16"/>
         </w:rPr>
-        <w:t>3af351398e978e521920fbbd33b8da9d35c1d129176b11437ef836231d0b9a31</w:t>
+        <w:t>a362f3a2b46bdc77883c129efd1c14192d6128ecb616f82915222df370d2d006</w:t>
       </w:r>
     </w:p>
     <w:p>
@@ -907,7 +1418,7 @@
           <w:rFonts w:ascii="Consolas" w:hAnsi="Consolas"/>
           <w:sz w:val="16"/>
         </w:rPr>
-        <w:t>5eb5afb595a879cde199cd029349890990cc58cefdea20e643447dca7bca4f4e</w:t>
+        <w:t>1bc634e14dbc4d2b2b94d566fcca9eae7911fd1299b70ef7378dcba577c80778</w:t>
       </w:r>
     </w:p>
     <w:p>
@@ -924,7 +1435,7 @@
           <w:rFonts w:ascii="Consolas" w:hAnsi="Consolas"/>
           <w:sz w:val="16"/>
         </w:rPr>
-        <w:t>e89e29fce1ece85d5a0ecafad0cf397f42d4797e9f12c997a6ffafe19e0db0c8</w:t>
+        <w:t>016adbe9ba24b90d457455722782cdbbc657233bd1a07ba1bcdcd77f3340587e</w:t>
       </w:r>
     </w:p>
     <w:p>
@@ -949,6 +1460,23 @@
         <w:keepNext/>
       </w:pPr>
       <w:r>
+        <w:t>DPH.Parse.Resources.pas</w:t>
+      </w:r>
+    </w:p>
+    <w:p>
+      <w:r>
+        <w:rPr>
+          <w:rFonts w:ascii="Consolas" w:hAnsi="Consolas"/>
+          <w:sz w:val="16"/>
+        </w:rPr>
+        <w:t>f63153edba8656b315956fdd8ccf52e45b1446d8192f9b84c96c153bf676258f</w:t>
+      </w:r>
+    </w:p>
+    <w:p>
+      <w:pPr>
+        <w:keepNext/>
+      </w:pPr>
+      <w:r>
         <w:t>DPH.Project.Analysis.pas</w:t>
       </w:r>
     </w:p>
@@ -958,7 +1486,7 @@
           <w:rFonts w:ascii="Consolas" w:hAnsi="Consolas"/>
           <w:sz w:val="16"/>
         </w:rPr>
-        <w:t>fc94776733a225a0c8bea34797ee35e0bc7160dac32fa268a92a83e6f0b8504f</w:t>
+        <w:t>5af3808df19a7c403b456342e45b9e2c8c63195368847b151f3c57ed461b5c2a</w:t>
       </w:r>
     </w:p>
     <w:p>
@@ -975,7 +1503,7 @@
           <w:rFonts w:ascii="Consolas" w:hAnsi="Consolas"/>
           <w:sz w:val="16"/>
         </w:rPr>
-        <w:t>31d9ff9f79aa8697cefbc66e08cb963d17aa910e9ed05ab7c8901ee5b9ae1ce7</w:t>
+        <w:t>061736891f0fab486996ff5d8132af1cf5e25a2f93a74fb3e03ad8fa04e2c266</w:t>
       </w:r>
     </w:p>
     <w:p>
@@ -992,7 +1520,7 @@
           <w:rFonts w:ascii="Consolas" w:hAnsi="Consolas"/>
           <w:sz w:val="16"/>
         </w:rPr>
-        <w:t>c2e1ff86fc0ee3435be23cb6fd07bd9df6d43c6954def70cca23f2edf62162cd</w:t>
+        <w:t>8efa444743f0e90831631df963f26a2542561efab63b26f1c5b41fff6b96994e</w:t>
       </w:r>
     </w:p>
     <w:p>
@@ -1009,7 +1537,7 @@
           <w:rFonts w:ascii="Consolas" w:hAnsi="Consolas"/>
           <w:sz w:val="16"/>
         </w:rPr>
-        <w:t>e4bcf5a33bbed2cf2e9906aed11262bcb14ba9df295719e28dfbb1ad111ee0b6</w:t>
+        <w:t>74d2f36c879f1b7b55133241c3e1abc28ce113c4d9f581a5123be83f94d705ce</w:t>
       </w:r>
     </w:p>
     <w:p>
@@ -1026,7 +1554,7 @@
           <w:rFonts w:ascii="Consolas" w:hAnsi="Consolas"/>
           <w:sz w:val="16"/>
         </w:rPr>
-        <w:t>7fde26fc5fb07cdae8ca6bf7aa398ca442121d6da9edafc0f602c9478504c5ff</w:t>
+        <w:t>137619355d6feb426ffd58ee677a500ac8ac02762ce2b5e31320fc0584763603</w:t>
       </w:r>
     </w:p>
     <w:p>
@@ -1043,7 +1571,7 @@
           <w:rFonts w:ascii="Consolas" w:hAnsi="Consolas"/>
           <w:sz w:val="16"/>
         </w:rPr>
-        <w:t>38f2800eb6b9337263a39a8b7aca47ae9bfae3bb79a0cd3e5be6f2a12aa4826f</w:t>
+        <w:t>89932abdd16caf6a234c10a170c59761fc8df105325d12e864bf07e4cc932df4</w:t>
       </w:r>
     </w:p>
     <w:p>
@@ -1068,6 +1596,23 @@
         <w:keepNext/>
       </w:pPr>
       <w:r>
+        <w:t>DPH.Storage.Backup.pas</w:t>
+      </w:r>
+    </w:p>
+    <w:p>
+      <w:r>
+        <w:rPr>
+          <w:rFonts w:ascii="Consolas" w:hAnsi="Consolas"/>
+          <w:sz w:val="16"/>
+        </w:rPr>
+        <w:t>78e8c8de8af5120f8ce453793f947c5e2918e51dafc66f9e129c964fe28697bc</w:t>
+      </w:r>
+    </w:p>
+    <w:p>
+      <w:pPr>
+        <w:keepNext/>
+      </w:pPr>
+      <w:r>
         <w:t>DPH.Storage.Database.pas</w:t>
       </w:r>
     </w:p>
@@ -1077,7 +1622,7 @@
           <w:rFonts w:ascii="Consolas" w:hAnsi="Consolas"/>
           <w:sz w:val="16"/>
         </w:rPr>
-        <w:t>16648fd015ff3821f189f7985042522c6bc27c451943404df8d3a8ec19d514a9</w:t>
+        <w:t>92b465a1b9c385f4627a1273efe473394f6184090156438d48f9457d051afeff</w:t>
       </w:r>
     </w:p>
     <w:p>
@@ -1111,7 +1656,41 @@
           <w:rFonts w:ascii="Consolas" w:hAnsi="Consolas"/>
           <w:sz w:val="16"/>
         </w:rPr>
-        <w:t>caa1012a20e072685bedf136541aae6c1316127b96b604541f33cc796b3467a3</w:t>
+        <w:t>90db98cb36b9d6e1fc1c58a308971aa0d1d6f9a3a59d4dd77f397a9d04c3b1b6</w:t>
+      </w:r>
+    </w:p>
+    <w:p>
+      <w:pPr>
+        <w:keepNext/>
+      </w:pPr>
+      <w:r>
+        <w:t>DPH.Workspace.Catalog.pas</w:t>
+      </w:r>
+    </w:p>
+    <w:p>
+      <w:r>
+        <w:rPr>
+          <w:rFonts w:ascii="Consolas" w:hAnsi="Consolas"/>
+          <w:sz w:val="16"/>
+        </w:rPr>
+        <w:t>5fed34d1919dfd5b34216be36f92fc1764847a65d62112613b2a0e1d44a05940</w:t>
+      </w:r>
+    </w:p>
+    <w:p>
+      <w:pPr>
+        <w:keepNext/>
+      </w:pPr>
+      <w:r>
+        <w:t>DPH.Workspace.Graphs.pas</w:t>
+      </w:r>
+    </w:p>
+    <w:p>
+      <w:r>
+        <w:rPr>
+          <w:rFonts w:ascii="Consolas" w:hAnsi="Consolas"/>
+          <w:sz w:val="16"/>
+        </w:rPr>
+        <w:t>6fd8b84644df65a0746aaad3598dad9406fa2d55e637e1e30f2175cefd1be911</w:t>
       </w:r>
     </w:p>
     <w:p>
@@ -1128,7 +1707,7 @@
           <w:rFonts w:ascii="Consolas" w:hAnsi="Consolas"/>
           <w:sz w:val="16"/>
         </w:rPr>
-        <w:t>4caaea4c68bf59566d0c5378f1834bb4cbf005228566b289056103793f292381</w:t>
+        <w:t>c29fb1d8f45c7d96ab12a99540d26267e5d4d59c152dcf1913adb8c62843cb06</w:t>
       </w:r>
     </w:p>
     <w:p>
@@ -1162,7 +1741,7 @@
           <w:rFonts w:ascii="Consolas" w:hAnsi="Consolas"/>
           <w:sz w:val="16"/>
         </w:rPr>
-        <w:t>ffd302794055c7d7aa00d33ac7f89a4fcab97a3b640188f6667293d64a827eee</w:t>
+        <w:t>fed04c89fd5cf63f202002aee813b755a3ccf0349507659c34bbd5b0417ed1dd</w:t>
       </w:r>
     </w:p>
     <w:p>
@@ -1179,7 +1758,7 @@
           <w:rFonts w:ascii="Consolas" w:hAnsi="Consolas"/>
           <w:sz w:val="16"/>
         </w:rPr>
-        <w:t>3808077afa7553d968055e8b4470d2d6aadaf322b80a8f4cc2cd7fcac4ec9332</w:t>
+        <w:t>62e5e29c4c6fae0758cf6b42f37c1aaabf151cb40289994c4dfe4e5728638766</w:t>
       </w:r>
     </w:p>
     <w:p>
@@ -1196,7 +1775,7 @@
           <w:rFonts w:ascii="Consolas" w:hAnsi="Consolas"/>
           <w:sz w:val="16"/>
         </w:rPr>
-        <w:t>3a7069ba071bb567f4d61da03cca38db4a12b1c700bca885c7e2a46a52d71732</w:t>
+        <w:t>2b922d5561c2ab3e2b65590583f646e29fc12c8b5c36a08fe401a6ebed90d3f9</w:t>
       </w:r>
     </w:p>
     <w:p>
@@ -1213,7 +1792,7 @@
           <w:rFonts w:ascii="Consolas" w:hAnsi="Consolas"/>
           <w:sz w:val="16"/>
         </w:rPr>
-        <w:t>23428c608a2cee9b8e1bb343af3e201abbe3579e3e49bac25a3b773744701839</w:t>
+        <w:t>d42dec72fcdc84a25ca76f597d4f333da3db2e3388dbee5ca9ffb19f99718a85</w:t>
       </w:r>
     </w:p>
     <w:sectPr>

--- a/docs/guides/DPH_User_Guide.docx
+++ b/docs/guides/DPH_User_Guide.docx
@@ -430,7 +430,7 @@
         </w:tabs>
       </w:pPr>
       <w:r>
-        <w:t>Validate and preserve exports</w:t>
+        <w:t>Translate and review saved sections</w:t>
       </w:r>
       <w:r>
         <w:tab/>
@@ -445,7 +445,7 @@
         </w:tabs>
       </w:pPr>
       <w:r>
-        <w:t>Troubleshoot common states</w:t>
+        <w:t>Publish localized text and source browsing</w:t>
       </w:r>
       <w:r>
         <w:tab/>
@@ -460,7 +460,7 @@
         </w:tabs>
       </w:pPr>
       <w:r>
-        <w:t>Practice a maintenance handoff</w:t>
+        <w:t>Validate a bundle in the application</w:t>
       </w:r>
       <w:r>
         <w:tab/>
@@ -475,11 +475,56 @@
         </w:tabs>
       </w:pPr>
       <w:r>
+        <w:t>Validate and preserve exports</w:t>
+      </w:r>
+      <w:r>
+        <w:tab/>
+        <w:t>14</w:t>
+      </w:r>
+    </w:p>
+    <w:p>
+      <w:pPr>
+        <w:spacing w:after="60"/>
+        <w:tabs>
+          <w:tab w:val="right" w:leader="dot" w:pos="9360"/>
+        </w:tabs>
+      </w:pPr>
+      <w:r>
+        <w:t>Troubleshoot common states</w:t>
+      </w:r>
+      <w:r>
+        <w:tab/>
+        <w:t>14</w:t>
+      </w:r>
+    </w:p>
+    <w:p>
+      <w:pPr>
+        <w:spacing w:after="60"/>
+        <w:tabs>
+          <w:tab w:val="right" w:leader="dot" w:pos="9360"/>
+        </w:tabs>
+      </w:pPr>
+      <w:r>
+        <w:t>Practice a maintenance handoff</w:t>
+      </w:r>
+      <w:r>
+        <w:tab/>
+        <w:t>14</w:t>
+      </w:r>
+    </w:p>
+    <w:p>
+      <w:pPr>
+        <w:spacing w:after="60"/>
+        <w:tabs>
+          <w:tab w:val="right" w:leader="dot" w:pos="9360"/>
+        </w:tabs>
+      </w:pPr>
+      <w:r>
         <w:t>Source and revision evidence</w:t>
       </w:r>
       <w:r>
         <w:tab/>
-        <w:t>13</w:t>
+        <w:t>15</w:t>
       </w:r>
     </w:p>
     <w:p>
@@ -1156,12 +1201,12 @@
     </w:p>
     <w:p>
       <w:r>
-        <w:t>Choose a new export folder name outside the source tree. DPH refuses an existing destination to avoid overwriting unrelated files. It creates offline index.html, local assets, canonical.json, editable engineering and user guides, technical JSONL indexes, evidence references, coverage and a checksum manifest. Generated AGENTS.md and source snapshots are excluded unless a separate explicit request is implemented and authorized.</w:t>
+        <w:t>Choose a new export folder name outside the source tree. DPH refuses an existing destination to avoid overwriting unrelated files. It creates offline index.html, local assets, canonical.json, editable engineering and user guides, technical JSONL indexes, evidence references, coverage and a checksum manifest. Generated AGENTS.md and redacted source browsing are separate unchecked options described below. Original source bytes are never copied.</w:t>
       </w:r>
     </w:p>
     <w:p>
       <w:r>
-        <w:t>Preview offline HTML opens the approved local index and generated hash-named object explanation pages through Edge. External addresses and arbitrary file navigation are blocked. Offline search and internal links work without a translation service. Atlas is unconfigured. The GTranslate region is disabled in the offline edition, and the language-label helper is local. No external translation or AI service receives source through this feature.</w:t>
+        <w:t>Preview offline HTML opens the approved local index and generated hash-named object explanation pages through Edge. External addresses and arbitrary file navigation are blocked. Offline search and internal links work without a translation service. Atlas uses independently vendored DAT offline language packs; no complete DPH language catalog is supplied. The GTranslate region is disabled in the offline edition, and the language-label helper is local. No external translation or AI service receives source through this feature.</w:t>
       </w:r>
     </w:p>
     <w:p>
@@ -1174,27 +1219,27 @@
         <w:pStyle w:val="Heading1"/>
       </w:pPr>
       <w:r>
-        <w:t>Validate and preserve exports</w:t>
+        <w:t>Translate and review saved sections</w:t>
       </w:r>
     </w:p>
     <w:p>
       <w:r>
-        <w:t>Run DPH.ValidateHandoff.exe with the bundle directory and a separately retained trusted input fingerprint. It rejects stale exports by default. Add --allow-stale only to inspect the integrity of a historical or partial bundle; the flag does not establish current or complete source evidence.</w:t>
+        <w:t>Choose Translations in the upper-right page selector. First select a saved Knowledge revision. Enter the source locale and requested target locale, for example en and fr. Click the language-pack selection command and select an explicitly supplied DAT JSON pack. DPH requires its applicationId to be DelphiProjectHandoff. A matching base pack may serve a regional request; the requested and actual locales are both displayed.</w:t>
       </w:r>
     </w:p>
     <w:p>
       <w:r>
-        <w:t>Validate artifact filenames and SHA256 values against validation/manifest-sha256.json. The manifest records generation, input fingerprint, template version, scope, stale state and canonical hash. The validator also checks symbol, relationship, control-flow and evidence references and source ranges. A changed expected fingerprint rejects a stale bundle.</w:t>
+        <w:t>Compare the labeled source and localized panes. Source phrases absent from the pack remain unchanged with a fallback count. Code, SQL, paths, hashes and protected identifiers retain their original characters. Fence unusual technical material in backticks or code blocks before translation. A terminology JSON object supplies exact prose replacements; changing it creates a newly pending derived result.</w:t>
       </w:r>
     </w:p>
     <w:p>
       <w:r>
-        <w:t>Hashes detect changed artifacts relative to their checksum index. They are not a digital signature proving the identity of an untrusted bundle author. Keep a trusted copy of the source fingerprint and export identity. Redaction recognizes common credential assignments, access keys, tokens and private keys; explicit exclusions and a disclosure review remain necessary for sensitive projects.</w:t>
+        <w:t>Review the source section against current attached evidence and resolve its pending tasks before approving a translation. Enter the translation reviewer name and approve only complete, accurate wording. A fallback cannot be approved. Editing source prose or invalidating its source evidence invalidates approval. Translation review does not verify the underlying business explanation.</w:t>
       </w:r>
     </w:p>
     <w:p>
       <w:r>
-        <w:t>Keep the dphdb database together with its managed dphdb.views folder. The database is the authority for authored knowledge; generated manuals and diagrams are derived outputs. At the owner's direction, D: development backups are suspended until explicitly resumed. Validated changes are still committed and pushed to both configured GitHub repositories.</w:t>
+        <w:t>For a small practice only, save the exact body Run conversion and use samples\translation\DPH.fr.sample.json. The result is Exécuter la conversion. This pack has only three unreviewed phrases and is not a complete language catalog. Existing entries survive closing and reopening the database.</w:t>
       </w:r>
     </w:p>
     <w:p>
@@ -1202,64 +1247,151 @@
         <w:pStyle w:val="Heading1"/>
       </w:pPr>
       <w:r>
-        <w:t>Troubleshoot common states</w:t>
+        <w:t>Publish localized text and source browsing</w:t>
       </w:r>
     </w:p>
     <w:p>
       <w:r>
-        <w:t>PARTIAL analysis: read diagnostics and source availability. Unavailable framework units and unsupported syntax remain visible gaps. Do not clear the label by treating unresolved facts as verified. Source changed during analysis: allow reassessment or invoke Full reassessment after the source settles.</w:t>
+        <w:t>Choose Publish. Leave Localized prose locale blank for normal publication, or enter the exact target locale used for reviewed saved-section translations. Export to a new folder. Open index.html and the localized authored-sections link. Localized_Sections.docx is the editable companion; the optional PDF command converts it when present. Inspect translated and fallback counts before sharing.</w:t>
       </w:r>
     </w:p>
     <w:p>
       <w:r>
-        <w:t>Cached artifact missing or damaged: retain the database and its previous backups, then attach the correct source to rebuild a derived workspace. Different source root: DPH rejects cross-project reuse; relocation must preserve and verify project identity rather than attach an unrelated project. Knowledge changed since loading: refresh and review the current immutable revision before saving.</w:t>
+        <w:t>Only reviewed exact-revision authored section bodies are localized. Titles, generated guidance and technical indexes remain in their source language. Missing, stale, unreviewed or redacted sections retain explicitly labeled source prose. Each localized entry carries its source revision, source generation, requested and actual locales, reviewer and review date.</w:t>
       </w:r>
     </w:p>
     <w:p>
       <w:r>
-        <w:t>Embedded preview unavailable: inspect index.html in the exported folder and check the deployed Microsoft loader and WebView2 Runtime. No named author or reviewer: enter an attributable name. Closing waits for background work: cancellation is checked at safe stage boundaries; a long parser stage does not execute the analyzed program.</w:t>
+        <w:t>Include redacted source browsing pages is unchecked by default. Check it only when you intend to share captured code. DPH verifies available eligible files against their captured byte hashes and code page; changed or missing source rejects export. Task exports include cited noncontainer line excerpts, mark omitted lines and retain original line anchors. Shared source lines can contain surrounding code.</w:t>
       </w:r>
     </w:p>
     <w:p>
-      <w:pPr>
-        <w:pStyle w:val="Heading1"/>
-      </w:pPr>
-      <w:r>
-        <w:t>Practice a maintenance handoff</w:t>
+      <w:r>
+        <w:t>Open Browse captured source files and omissions from index.html, or use an object explanation's captured-source link. Binary or undecodable material, private-key material, files over 4 MiB and files over 20000 lines are omitted with reasons. Source browsing derives redacted HTML; it does not copy original source bytes. Review exclusions and output because redaction cannot recognize every sensitive format.</w:t>
       </w:r>
     </w:p>
     <w:p>
       <w:r>
-        <w:t>Locate startup from the selected project inventory. Find the main form and a visible action, follow its serialized event to the handler, inspect callbacks and downstream calls, and distinguish certain edges from inferred ones. Locate a dry-run branch or another configuration-dependent path, then identify the model used to produce a report.</w:t>
+        <w:t>Include generated agent boundaries is also unchecked by default. Checking it writes DPH-generated instructions for that captured scope; it never copies the owner's AGENTS.md or grants authority to modify or execute a selected project. The bundle includes project summary, architecture, build and test, known risks and decisions narratives with explicit unknowns.</w:t>
       </w:r>
     </w:p>
     <w:p>
-      <w:r>
-        <w:t>Record what the evidence establishes and what remains unknown. Add an attributed author answer for missing business rationale, reassess a controlled source change, and verify that the explanation remains pending review. Export a focused task bundle and validate its hashes. This scripted practice supports onboarding; it does not replace the required independent first-time programmer acceptance exercise.</w:t>
+      <w:pPr>
+        <w:pStyle w:val="Heading1"/>
+      </w:pPr>
+      <w:r>
+        <w:t>Validate a bundle in the application</w:t>
       </w:r>
     </w:p>
     <w:p>
-      <w:pPr>
-        <w:pStyle w:val="Heading1"/>
-      </w:pPr>
-      <w:r>
-        <w:t>Source and revision evidence</w:t>
+      <w:r>
+        <w:t>Choose Validate bundle. An open database is optional. Paste a trusted 64-character captured input fingerprint, or open the trusted database first and click Use opened capture fingerprint. A fingerprint read only from an untrusted bundle cannot establish its origin.</w:t>
       </w:r>
     </w:p>
     <w:p>
       <w:r>
-        <w:t>The following source files and resources define this guide. SHA256 values identify the inspected implementation. Rebuild the guides after validated changes and retain the associated acceptance evidence.</w:t>
+        <w:t>Click Select manifest and validate bundle and select manifest.json at the bundle root. Wait for the background result. Read PASS or FAILED and every reported qualification. DPH checks names, hashes, canonical provenance, technical indexes, ranges, source browsing and localization metadata. Integrity does not prove author identity, complete analysis or reviewed operating procedures.</w:t>
       </w:r>
     </w:p>
     <w:p>
-      <w:pPr>
-        <w:keepNext/>
-      </w:pPr>
-      <w:r>
-        <w:t>DPH.Analysis.Async.pas</w:t>
+      <w:r>
+        <w:t>Historical or partial bundles are rejected by default. For deliberate qualified inspection, check Allow historical/partial inspection and select the manifest again. A qualified pass remains historical or incomplete; it cannot approve missing knowledge or current-source behavior.</w:t>
       </w:r>
     </w:p>
     <w:p>
+      <w:pPr>
+        <w:pStyle w:val="Heading1"/>
+      </w:pPr>
+      <w:r>
+        <w:t>Validate and preserve exports</w:t>
+      </w:r>
+    </w:p>
+    <w:p>
+      <w:r>
+        <w:t>Run DPH.ValidateHandoff.exe with the bundle directory and a separately retained trusted input fingerprint. It rejects stale exports by default. Add --allow-stale only to inspect the integrity of a historical or partial bundle; the flag does not establish current or complete source evidence.</w:t>
+      </w:r>
+    </w:p>
+    <w:p>
+      <w:r>
+        <w:t>Validate artifact filenames and SHA256 values against validation/manifest-sha256.json. The manifest records generation, input fingerprint, template version, scope, stale state and canonical hash. The validator also checks symbol, relationship, control-flow and evidence references and source ranges. A changed expected fingerprint rejects a stale bundle.</w:t>
+      </w:r>
+    </w:p>
+    <w:p>
+      <w:r>
+        <w:t>Hashes detect changed artifacts relative to their checksum index. They are not a digital signature proving the identity of an untrusted bundle author. Keep a trusted copy of the source fingerprint and export identity. Redaction recognizes common credential assignments, access keys, tokens and private keys; explicit exclusions and a disclosure review remain necessary for sensitive projects.</w:t>
+      </w:r>
+    </w:p>
+    <w:p>
+      <w:r>
+        <w:t>Keep the dphdb database together with its managed dphdb.views folder. The database is the authority for authored knowledge; generated manuals and diagrams are derived outputs. At the owner's direction, D: development backups are suspended until explicitly resumed. Validated changes are still committed and pushed to both configured GitHub repositories.</w:t>
+      </w:r>
+    </w:p>
+    <w:p>
+      <w:pPr>
+        <w:pStyle w:val="Heading1"/>
+      </w:pPr>
+      <w:r>
+        <w:t>Troubleshoot common states</w:t>
+      </w:r>
+    </w:p>
+    <w:p>
+      <w:r>
+        <w:t>PARTIAL analysis: read diagnostics and source availability. Unavailable framework units and unsupported syntax remain visible gaps. Do not clear the label by treating unresolved facts as verified. Source changed during analysis: allow reassessment or invoke Full reassessment after the source settles.</w:t>
+      </w:r>
+    </w:p>
+    <w:p>
+      <w:r>
+        <w:t>Cached artifact missing or damaged: retain the database and its previous backups, then attach the correct source to rebuild a derived workspace. Different source root: DPH rejects cross-project reuse; relocation must preserve and verify project identity rather than attach an unrelated project. Knowledge changed since loading: refresh and review the current immutable revision before saving.</w:t>
+      </w:r>
+    </w:p>
+    <w:p>
+      <w:r>
+        <w:t>Embedded preview unavailable: inspect index.html in the exported folder and check the deployed Microsoft loader and WebView2 Runtime. No named author or reviewer: enter an attributable name. Closing waits for background work: cancellation is checked at safe stage boundaries; a long parser stage does not execute the analyzed program.</w:t>
+      </w:r>
+    </w:p>
+    <w:p>
+      <w:pPr>
+        <w:pStyle w:val="Heading1"/>
+      </w:pPr>
+      <w:r>
+        <w:t>Practice a maintenance handoff</w:t>
+      </w:r>
+    </w:p>
+    <w:p>
+      <w:r>
+        <w:t>Locate startup from the selected project inventory. Find the main form and a visible action, follow its serialized event to the handler, inspect callbacks and downstream calls, and distinguish certain edges from inferred ones. Locate a dry-run branch or another configuration-dependent path, then identify the model used to produce a report.</w:t>
+      </w:r>
+    </w:p>
+    <w:p>
+      <w:r>
+        <w:t>Record what the evidence establishes and what remains unknown. Add an attributed author answer for missing business rationale, reassess a controlled source change, and verify that the explanation remains pending review. Export a focused task bundle and validate its hashes. This scripted practice supports onboarding; it does not replace the required independent first-time programmer acceptance exercise.</w:t>
+      </w:r>
+    </w:p>
+    <w:p>
+      <w:pPr>
+        <w:pStyle w:val="Heading1"/>
+      </w:pPr>
+      <w:r>
+        <w:t>Source and revision evidence</w:t>
+      </w:r>
+    </w:p>
+    <w:p>
+      <w:r>
+        <w:t>The following source files and resources define this guide. SHA256 values identify the inspected implementation. Rebuild the guides after validated changes and retain the associated acceptance evidence.</w:t>
+      </w:r>
+    </w:p>
+    <w:p>
+      <w:pPr>
+        <w:keepNext/>
+      </w:pPr>
+      <w:r>
+        <w:t>DPH.Analysis.Async.pas</w:t>
+      </w:r>
+    </w:p>
+    <w:p>
+      <w:pPr>
+        <w:spacing w:after="60"/>
+      </w:pPr>
       <w:r>
         <w:rPr>
           <w:rFonts w:ascii="Consolas" w:hAnsi="Consolas"/>
@@ -1277,6 +1409,9 @@
       </w:r>
     </w:p>
     <w:p>
+      <w:pPr>
+        <w:spacing w:after="60"/>
+      </w:pPr>
       <w:r>
         <w:rPr>
           <w:rFonts w:ascii="Consolas" w:hAnsi="Consolas"/>
@@ -1294,6 +1429,9 @@
       </w:r>
     </w:p>
     <w:p>
+      <w:pPr>
+        <w:spacing w:after="60"/>
+      </w:pPr>
       <w:r>
         <w:rPr>
           <w:rFonts w:ascii="Consolas" w:hAnsi="Consolas"/>
@@ -1311,6 +1449,9 @@
       </w:r>
     </w:p>
     <w:p>
+      <w:pPr>
+        <w:spacing w:after="60"/>
+      </w:pPr>
       <w:r>
         <w:rPr>
           <w:rFonts w:ascii="Consolas" w:hAnsi="Consolas"/>
@@ -1328,6 +1469,9 @@
       </w:r>
     </w:p>
     <w:p>
+      <w:pPr>
+        <w:spacing w:after="60"/>
+      </w:pPr>
       <w:r>
         <w:rPr>
           <w:rFonts w:ascii="Consolas" w:hAnsi="Consolas"/>
@@ -1345,6 +1489,9 @@
       </w:r>
     </w:p>
     <w:p>
+      <w:pPr>
+        <w:spacing w:after="60"/>
+      </w:pPr>
       <w:r>
         <w:rPr>
           <w:rFonts w:ascii="Consolas" w:hAnsi="Consolas"/>
@@ -1362,6 +1509,9 @@
       </w:r>
     </w:p>
     <w:p>
+      <w:pPr>
+        <w:spacing w:after="60"/>
+      </w:pPr>
       <w:r>
         <w:rPr>
           <w:rFonts w:ascii="Consolas" w:hAnsi="Consolas"/>
@@ -1379,6 +1529,9 @@
       </w:r>
     </w:p>
     <w:p>
+      <w:pPr>
+        <w:spacing w:after="60"/>
+      </w:pPr>
       <w:r>
         <w:rPr>
           <w:rFonts w:ascii="Consolas" w:hAnsi="Consolas"/>
@@ -1396,6 +1549,9 @@
       </w:r>
     </w:p>
     <w:p>
+      <w:pPr>
+        <w:spacing w:after="60"/>
+      </w:pPr>
       <w:r>
         <w:rPr>
           <w:rFonts w:ascii="Consolas" w:hAnsi="Consolas"/>
@@ -1413,6 +1569,9 @@
       </w:r>
     </w:p>
     <w:p>
+      <w:pPr>
+        <w:spacing w:after="60"/>
+      </w:pPr>
       <w:r>
         <w:rPr>
           <w:rFonts w:ascii="Consolas" w:hAnsi="Consolas"/>
@@ -1430,6 +1589,9 @@
       </w:r>
     </w:p>
     <w:p>
+      <w:pPr>
+        <w:spacing w:after="60"/>
+      </w:pPr>
       <w:r>
         <w:rPr>
           <w:rFonts w:ascii="Consolas" w:hAnsi="Consolas"/>
@@ -1447,6 +1609,9 @@
       </w:r>
     </w:p>
     <w:p>
+      <w:pPr>
+        <w:spacing w:after="60"/>
+      </w:pPr>
       <w:r>
         <w:rPr>
           <w:rFonts w:ascii="Consolas" w:hAnsi="Consolas"/>
@@ -1464,6 +1629,9 @@
       </w:r>
     </w:p>
     <w:p>
+      <w:pPr>
+        <w:spacing w:after="60"/>
+      </w:pPr>
       <w:r>
         <w:rPr>
           <w:rFonts w:ascii="Consolas" w:hAnsi="Consolas"/>
@@ -1481,6 +1649,9 @@
       </w:r>
     </w:p>
     <w:p>
+      <w:pPr>
+        <w:spacing w:after="60"/>
+      </w:pPr>
       <w:r>
         <w:rPr>
           <w:rFonts w:ascii="Consolas" w:hAnsi="Consolas"/>
@@ -1498,6 +1669,9 @@
       </w:r>
     </w:p>
     <w:p>
+      <w:pPr>
+        <w:spacing w:after="60"/>
+      </w:pPr>
       <w:r>
         <w:rPr>
           <w:rFonts w:ascii="Consolas" w:hAnsi="Consolas"/>
@@ -1515,6 +1689,9 @@
       </w:r>
     </w:p>
     <w:p>
+      <w:pPr>
+        <w:spacing w:after="60"/>
+      </w:pPr>
       <w:r>
         <w:rPr>
           <w:rFonts w:ascii="Consolas" w:hAnsi="Consolas"/>
@@ -1532,6 +1709,9 @@
       </w:r>
     </w:p>
     <w:p>
+      <w:pPr>
+        <w:spacing w:after="60"/>
+      </w:pPr>
       <w:r>
         <w:rPr>
           <w:rFonts w:ascii="Consolas" w:hAnsi="Consolas"/>
@@ -1549,12 +1729,15 @@
       </w:r>
     </w:p>
     <w:p>
+      <w:pPr>
+        <w:spacing w:after="60"/>
+      </w:pPr>
       <w:r>
         <w:rPr>
           <w:rFonts w:ascii="Consolas" w:hAnsi="Consolas"/>
           <w:sz w:val="16"/>
         </w:rPr>
-        <w:t>137619355d6feb426ffd58ee677a500ac8ac02762ce2b5e31320fc0584763603</w:t>
+        <w:t>2de922c043eba74c1bbd9079373b23e9c33d1d534da6b48b084d6dca96cfd4fe</w:t>
       </w:r>
     </w:p>
     <w:p>
@@ -1566,12 +1749,15 @@
       </w:r>
     </w:p>
     <w:p>
+      <w:pPr>
+        <w:spacing w:after="60"/>
+      </w:pPr>
       <w:r>
         <w:rPr>
           <w:rFonts w:ascii="Consolas" w:hAnsi="Consolas"/>
           <w:sz w:val="16"/>
         </w:rPr>
-        <w:t>89932abdd16caf6a234c10a170c59761fc8df105325d12e864bf07e4cc932df4</w:t>
+        <w:t>396585941e2989ed400da1d038bef376fb3555b7cc58e7d64926ec770447aa90</w:t>
       </w:r>
     </w:p>
     <w:p>
@@ -1583,12 +1769,15 @@
       </w:r>
     </w:p>
     <w:p>
+      <w:pPr>
+        <w:spacing w:after="60"/>
+      </w:pPr>
       <w:r>
         <w:rPr>
           <w:rFonts w:ascii="Consolas" w:hAnsi="Consolas"/>
           <w:sz w:val="16"/>
         </w:rPr>
-        <w:t>d211794576a0e234d1aa8ac347d09f6a981e9590346204ef142608aa5aa400b2</w:t>
+        <w:t>978be4250a2332736f73cd4e56e85d5c2f0b0d3a6224a4db2f8f3b7b5f4cde20</w:t>
       </w:r>
     </w:p>
     <w:p>
@@ -1600,6 +1789,9 @@
       </w:r>
     </w:p>
     <w:p>
+      <w:pPr>
+        <w:spacing w:after="60"/>
+      </w:pPr>
       <w:r>
         <w:rPr>
           <w:rFonts w:ascii="Consolas" w:hAnsi="Consolas"/>
@@ -1617,12 +1809,15 @@
       </w:r>
     </w:p>
     <w:p>
+      <w:pPr>
+        <w:spacing w:after="60"/>
+      </w:pPr>
       <w:r>
         <w:rPr>
           <w:rFonts w:ascii="Consolas" w:hAnsi="Consolas"/>
           <w:sz w:val="16"/>
         </w:rPr>
-        <w:t>92b465a1b9c385f4627a1273efe473394f6184090156438d48f9457d051afeff</w:t>
+        <w:t>b05f869126267e7c0e3b27152b70c90a5f82f417180688982d8b8ffc59d305f1</w:t>
       </w:r>
     </w:p>
     <w:p>
@@ -1634,6 +1829,9 @@
       </w:r>
     </w:p>
     <w:p>
+      <w:pPr>
+        <w:spacing w:after="60"/>
+      </w:pPr>
       <w:r>
         <w:rPr>
           <w:rFonts w:ascii="Consolas" w:hAnsi="Consolas"/>
@@ -1651,12 +1849,15 @@
       </w:r>
     </w:p>
     <w:p>
+      <w:pPr>
+        <w:spacing w:after="60"/>
+      </w:pPr>
       <w:r>
         <w:rPr>
           <w:rFonts w:ascii="Consolas" w:hAnsi="Consolas"/>
           <w:sz w:val="16"/>
         </w:rPr>
-        <w:t>90db98cb36b9d6e1fc1c58a308971aa0d1d6f9a3a59d4dd77f397a9d04c3b1b6</w:t>
+        <w:t>26e8447174114031f562a85aad5b3928bc99f7fb1b8cb1ce910a725faf4c7b74</w:t>
       </w:r>
     </w:p>
     <w:p>
@@ -1668,6 +1869,9 @@
       </w:r>
     </w:p>
     <w:p>
+      <w:pPr>
+        <w:spacing w:after="60"/>
+      </w:pPr>
       <w:r>
         <w:rPr>
           <w:rFonts w:ascii="Consolas" w:hAnsi="Consolas"/>
@@ -1685,6 +1889,9 @@
       </w:r>
     </w:p>
     <w:p>
+      <w:pPr>
+        <w:spacing w:after="60"/>
+      </w:pPr>
       <w:r>
         <w:rPr>
           <w:rFonts w:ascii="Consolas" w:hAnsi="Consolas"/>
@@ -1702,6 +1909,9 @@
       </w:r>
     </w:p>
     <w:p>
+      <w:pPr>
+        <w:spacing w:after="60"/>
+      </w:pPr>
       <w:r>
         <w:rPr>
           <w:rFonts w:ascii="Consolas" w:hAnsi="Consolas"/>
@@ -1719,6 +1929,9 @@
       </w:r>
     </w:p>
     <w:p>
+      <w:pPr>
+        <w:spacing w:after="60"/>
+      </w:pPr>
       <w:r>
         <w:rPr>
           <w:rFonts w:ascii="Consolas" w:hAnsi="Consolas"/>
@@ -1736,12 +1949,15 @@
       </w:r>
     </w:p>
     <w:p>
+      <w:pPr>
+        <w:spacing w:after="60"/>
+      </w:pPr>
       <w:r>
         <w:rPr>
           <w:rFonts w:ascii="Consolas" w:hAnsi="Consolas"/>
           <w:sz w:val="16"/>
         </w:rPr>
-        <w:t>fed04c89fd5cf63f202002aee813b755a3ccf0349507659c34bbd5b0417ed1dd</w:t>
+        <w:t>4be99ff95017aa6afeca61bca566575b189637b3cdf9d62ae28086666f2039d6</w:t>
       </w:r>
     </w:p>
     <w:p>
@@ -1753,12 +1969,15 @@
       </w:r>
     </w:p>
     <w:p>
+      <w:pPr>
+        <w:spacing w:after="60"/>
+      </w:pPr>
       <w:r>
         <w:rPr>
           <w:rFonts w:ascii="Consolas" w:hAnsi="Consolas"/>
           <w:sz w:val="16"/>
         </w:rPr>
-        <w:t>62e5e29c4c6fae0758cf6b42f37c1aaabf151cb40289994c4dfe4e5728638766</w:t>
+        <w:t>14dc96efcf375dea3bc8a11e9d97005e2e632ef0b95eb93d9d599b1a8da7e35d</w:t>
       </w:r>
     </w:p>
     <w:p>
@@ -1770,6 +1989,9 @@
       </w:r>
     </w:p>
     <w:p>
+      <w:pPr>
+        <w:spacing w:after="60"/>
+      </w:pPr>
       <w:r>
         <w:rPr>
           <w:rFonts w:ascii="Consolas" w:hAnsi="Consolas"/>
@@ -1787,12 +2009,15 @@
       </w:r>
     </w:p>
     <w:p>
+      <w:pPr>
+        <w:spacing w:after="60"/>
+      </w:pPr>
       <w:r>
         <w:rPr>
           <w:rFonts w:ascii="Consolas" w:hAnsi="Consolas"/>
           <w:sz w:val="16"/>
         </w:rPr>
-        <w:t>d42dec72fcdc84a25ca76f597d4f333da3db2e3388dbee5ca9ffb19f99718a85</w:t>
+        <w:t>ecd4515cbc6a46e3d444d0af41aa7e3d3484f2d3d6f79a548891052ddd8efba7</w:t>
       </w:r>
     </w:p>
     <w:sectPr>

--- a/docs/guides/DPH_User_Guide.docx
+++ b/docs/guides/DPH_User_Guide.docx
@@ -64,7 +64,7 @@
     </w:p>
     <w:p>
       <w:pPr>
-        <w:spacing w:after="60"/>
+        <w:spacing w:after="0" w:line="240" w:lineRule="auto"/>
         <w:tabs>
           <w:tab w:val="right" w:leader="dot" w:pos="9360"/>
         </w:tabs>
@@ -79,7 +79,7 @@
     </w:p>
     <w:p>
       <w:pPr>
-        <w:spacing w:after="60"/>
+        <w:spacing w:after="0" w:line="240" w:lineRule="auto"/>
         <w:tabs>
           <w:tab w:val="right" w:leader="dot" w:pos="9360"/>
         </w:tabs>
@@ -94,7 +94,7 @@
     </w:p>
     <w:p>
       <w:pPr>
-        <w:spacing w:after="60"/>
+        <w:spacing w:after="0" w:line="240" w:lineRule="auto"/>
         <w:tabs>
           <w:tab w:val="right" w:leader="dot" w:pos="9360"/>
         </w:tabs>
@@ -109,7 +109,7 @@
     </w:p>
     <w:p>
       <w:pPr>
-        <w:spacing w:after="60"/>
+        <w:spacing w:after="0" w:line="240" w:lineRule="auto"/>
         <w:tabs>
           <w:tab w:val="right" w:leader="dot" w:pos="9360"/>
         </w:tabs>
@@ -124,7 +124,7 @@
     </w:p>
     <w:p>
       <w:pPr>
-        <w:spacing w:after="60"/>
+        <w:spacing w:after="0" w:line="240" w:lineRule="auto"/>
         <w:tabs>
           <w:tab w:val="right" w:leader="dot" w:pos="9360"/>
         </w:tabs>
@@ -139,7 +139,7 @@
     </w:p>
     <w:p>
       <w:pPr>
-        <w:spacing w:after="60"/>
+        <w:spacing w:after="0" w:line="240" w:lineRule="auto"/>
         <w:tabs>
           <w:tab w:val="right" w:leader="dot" w:pos="9360"/>
         </w:tabs>
@@ -154,13 +154,13 @@
     </w:p>
     <w:p>
       <w:pPr>
-        <w:spacing w:after="60"/>
+        <w:spacing w:after="0" w:line="240" w:lineRule="auto"/>
         <w:tabs>
           <w:tab w:val="right" w:leader="dot" w:pos="9360"/>
         </w:tabs>
       </w:pPr>
       <w:r>
-        <w:t>Learn the selected project</w:t>
+        <w:t>Record the selected application profile</w:t>
       </w:r>
       <w:r>
         <w:tab/>
@@ -169,73 +169,73 @@
     </w:p>
     <w:p>
       <w:pPr>
-        <w:spacing w:after="60"/>
+        <w:spacing w:after="0" w:line="240" w:lineRule="auto"/>
         <w:tabs>
           <w:tab w:val="right" w:leader="dot" w:pos="9360"/>
         </w:tabs>
       </w:pPr>
       <w:r>
-        <w:t>Measure coverage before relying on an explanation</w:t>
+        <w:t>Learn the selected project</w:t>
       </w:r>
       <w:r>
         <w:tab/>
-        <w:t>7</w:t>
-      </w:r>
-    </w:p>
-    <w:p>
-      <w:pPr>
-        <w:spacing w:after="60"/>
+        <w:t>5</w:t>
+      </w:r>
+    </w:p>
+    <w:p>
+      <w:pPr>
+        <w:spacing w:after="0" w:line="240" w:lineRule="auto"/>
         <w:tabs>
           <w:tab w:val="right" w:leader="dot" w:pos="9360"/>
         </w:tabs>
       </w:pPr>
       <w:r>
-        <w:t>Explore and search</w:t>
+        <w:t>Measure coverage before relying on an explanation</w:t>
       </w:r>
       <w:r>
         <w:tab/>
-        <w:t>7</w:t>
-      </w:r>
-    </w:p>
-    <w:p>
-      <w:pPr>
-        <w:spacing w:after="60"/>
+        <w:t>8</w:t>
+      </w:r>
+    </w:p>
+    <w:p>
+      <w:pPr>
+        <w:spacing w:after="0" w:line="240" w:lineRule="auto"/>
         <w:tabs>
           <w:tab w:val="right" w:leader="dot" w:pos="9360"/>
         </w:tabs>
       </w:pPr>
       <w:r>
-        <w:t>Search across the captured project</w:t>
+        <w:t>Explore and search</w:t>
       </w:r>
       <w:r>
         <w:tab/>
-        <w:t>7</w:t>
-      </w:r>
-    </w:p>
-    <w:p>
-      <w:pPr>
-        <w:spacing w:after="60"/>
+        <w:t>8</w:t>
+      </w:r>
+    </w:p>
+    <w:p>
+      <w:pPr>
+        <w:spacing w:after="0" w:line="240" w:lineRule="auto"/>
         <w:tabs>
           <w:tab w:val="right" w:leader="dot" w:pos="9360"/>
         </w:tabs>
       </w:pPr>
       <w:r>
-        <w:t>Read source and graph evidence</w:t>
+        <w:t>Search across the captured project</w:t>
       </w:r>
       <w:r>
         <w:tab/>
-        <w:t>7</w:t>
-      </w:r>
-    </w:p>
-    <w:p>
-      <w:pPr>
-        <w:spacing w:after="60"/>
+        <w:t>8</w:t>
+      </w:r>
+    </w:p>
+    <w:p>
+      <w:pPr>
+        <w:spacing w:after="0" w:line="240" w:lineRule="auto"/>
         <w:tabs>
           <w:tab w:val="right" w:leader="dot" w:pos="9360"/>
         </w:tabs>
       </w:pPr>
       <w:r>
-        <w:t>Choose graph scope and grouping</w:t>
+        <w:t>Read source and graph evidence</w:t>
       </w:r>
       <w:r>
         <w:tab/>
@@ -244,28 +244,28 @@
     </w:p>
     <w:p>
       <w:pPr>
-        <w:spacing w:after="60"/>
+        <w:spacing w:after="0" w:line="240" w:lineRule="auto"/>
         <w:tabs>
           <w:tab w:val="right" w:leader="dot" w:pos="9360"/>
         </w:tabs>
       </w:pPr>
       <w:r>
-        <w:t>Read a routine as a beginner</w:t>
+        <w:t>Investigate source quality candidates</w:t>
       </w:r>
       <w:r>
         <w:tab/>
-        <w:t>8</w:t>
-      </w:r>
-    </w:p>
-    <w:p>
-      <w:pPr>
-        <w:spacing w:after="60"/>
+        <w:t>9</w:t>
+      </w:r>
+    </w:p>
+    <w:p>
+      <w:pPr>
+        <w:spacing w:after="0" w:line="240" w:lineRule="auto"/>
         <w:tabs>
           <w:tab w:val="right" w:leader="dot" w:pos="9360"/>
         </w:tabs>
       </w:pPr>
       <w:r>
-        <w:t>Inspect screens</w:t>
+        <w:t>Compare captured revisions</w:t>
       </w:r>
       <w:r>
         <w:tab/>
@@ -274,43 +274,43 @@
     </w:p>
     <w:p>
       <w:pPr>
-        <w:spacing w:after="60"/>
+        <w:spacing w:after="0" w:line="240" w:lineRule="auto"/>
         <w:tabs>
           <w:tab w:val="right" w:leader="dot" w:pos="9360"/>
         </w:tabs>
       </w:pPr>
       <w:r>
-        <w:t>Import actual screenshot evidence</w:t>
+        <w:t>Choose graph scope and grouping</w:t>
       </w:r>
       <w:r>
         <w:tab/>
-        <w:t>9</w:t>
-      </w:r>
-    </w:p>
-    <w:p>
-      <w:pPr>
-        <w:spacing w:after="60"/>
+        <w:t>10</w:t>
+      </w:r>
+    </w:p>
+    <w:p>
+      <w:pPr>
+        <w:spacing w:after="0" w:line="240" w:lineRule="auto"/>
         <w:tabs>
           <w:tab w:val="right" w:leader="dot" w:pos="9360"/>
         </w:tabs>
       </w:pPr>
       <w:r>
-        <w:t>Write attributed knowledge</w:t>
+        <w:t>Read a routine as a beginner</w:t>
       </w:r>
       <w:r>
         <w:tab/>
-        <w:t>9</w:t>
-      </w:r>
-    </w:p>
-    <w:p>
-      <w:pPr>
-        <w:spacing w:after="60"/>
+        <w:t>10</w:t>
+      </w:r>
+    </w:p>
+    <w:p>
+      <w:pPr>
+        <w:spacing w:after="0" w:line="240" w:lineRule="auto"/>
         <w:tabs>
           <w:tab w:val="right" w:leader="dot" w:pos="9360"/>
         </w:tabs>
       </w:pPr>
       <w:r>
-        <w:t>Link authored sections to exact evidence</w:t>
+        <w:t>Inspect screens</w:t>
       </w:r>
       <w:r>
         <w:tab/>
@@ -319,43 +319,43 @@
     </w:p>
     <w:p>
       <w:pPr>
-        <w:spacing w:after="60"/>
+        <w:spacing w:after="0" w:line="240" w:lineRule="auto"/>
         <w:tabs>
           <w:tab w:val="right" w:leader="dot" w:pos="9360"/>
         </w:tabs>
       </w:pPr>
       <w:r>
-        <w:t>Review and retire knowledge</w:t>
+        <w:t>Import actual screenshot evidence</w:t>
       </w:r>
       <w:r>
         <w:tab/>
-        <w:t>10</w:t>
-      </w:r>
-    </w:p>
-    <w:p>
-      <w:pPr>
-        <w:spacing w:after="60"/>
+        <w:t>11</w:t>
+      </w:r>
+    </w:p>
+    <w:p>
+      <w:pPr>
+        <w:spacing w:after="0" w:line="240" w:lineRule="auto"/>
         <w:tabs>
           <w:tab w:val="right" w:leader="dot" w:pos="9360"/>
         </w:tabs>
       </w:pPr>
       <w:r>
-        <w:t>Review changed knowledge against evidence</w:t>
+        <w:t>Write attributed knowledge</w:t>
       </w:r>
       <w:r>
         <w:tab/>
-        <w:t>10</w:t>
-      </w:r>
-    </w:p>
-    <w:p>
-      <w:pPr>
-        <w:spacing w:after="60"/>
+        <w:t>11</w:t>
+      </w:r>
+    </w:p>
+    <w:p>
+      <w:pPr>
+        <w:spacing w:after="0" w:line="240" w:lineRule="auto"/>
         <w:tabs>
           <w:tab w:val="right" w:leader="dot" w:pos="9360"/>
         </w:tabs>
       </w:pPr>
       <w:r>
-        <w:t>Answer focused author questions</w:t>
+        <w:t>Link authored sections to exact evidence</w:t>
       </w:r>
       <w:r>
         <w:tab/>
@@ -364,43 +364,43 @@
     </w:p>
     <w:p>
       <w:pPr>
-        <w:spacing w:after="60"/>
+        <w:spacing w:after="0" w:line="240" w:lineRule="auto"/>
         <w:tabs>
           <w:tab w:val="right" w:leader="dot" w:pos="9360"/>
         </w:tabs>
       </w:pPr>
       <w:r>
-        <w:t>Preserve saved runtime observations</w:t>
+        <w:t>Review and retire knowledge</w:t>
       </w:r>
       <w:r>
         <w:tab/>
-        <w:t>11</w:t>
-      </w:r>
-    </w:p>
-    <w:p>
-      <w:pPr>
-        <w:spacing w:after="60"/>
+        <w:t>12</w:t>
+      </w:r>
+    </w:p>
+    <w:p>
+      <w:pPr>
+        <w:spacing w:after="0" w:line="240" w:lineRule="auto"/>
         <w:tabs>
           <w:tab w:val="right" w:leader="dot" w:pos="9360"/>
         </w:tabs>
       </w:pPr>
       <w:r>
-        <w:t>Retain captures and review rename continuity</w:t>
+        <w:t>Review changed knowledge against evidence</w:t>
       </w:r>
       <w:r>
         <w:tab/>
-        <w:t>11</w:t>
-      </w:r>
-    </w:p>
-    <w:p>
-      <w:pPr>
-        <w:spacing w:after="60"/>
+        <w:t>12</w:t>
+      </w:r>
+    </w:p>
+    <w:p>
+      <w:pPr>
+        <w:spacing w:after="0" w:line="240" w:lineRule="auto"/>
         <w:tabs>
           <w:tab w:val="right" w:leader="dot" w:pos="9360"/>
         </w:tabs>
       </w:pPr>
       <w:r>
-        <w:t>Back up and restore a complete database</w:t>
+        <w:t>Answer focused author questions</w:t>
       </w:r>
       <w:r>
         <w:tab/>
@@ -409,43 +409,43 @@
     </w:p>
     <w:p>
       <w:pPr>
-        <w:spacing w:after="60"/>
+        <w:spacing w:after="0" w:line="240" w:lineRule="auto"/>
         <w:tabs>
           <w:tab w:val="right" w:leader="dot" w:pos="9360"/>
         </w:tabs>
       </w:pPr>
       <w:r>
-        <w:t>Publish manuals and handoffs</w:t>
+        <w:t>Preserve saved runtime observations</w:t>
       </w:r>
       <w:r>
         <w:tab/>
-        <w:t>12</w:t>
-      </w:r>
-    </w:p>
-    <w:p>
-      <w:pPr>
-        <w:spacing w:after="60"/>
+        <w:t>13</w:t>
+      </w:r>
+    </w:p>
+    <w:p>
+      <w:pPr>
+        <w:spacing w:after="0" w:line="240" w:lineRule="auto"/>
         <w:tabs>
           <w:tab w:val="right" w:leader="dot" w:pos="9360"/>
         </w:tabs>
       </w:pPr>
       <w:r>
-        <w:t>Translate and review saved sections</w:t>
+        <w:t>Retain captures and review rename continuity</w:t>
       </w:r>
       <w:r>
         <w:tab/>
-        <w:t>12</w:t>
-      </w:r>
-    </w:p>
-    <w:p>
-      <w:pPr>
-        <w:spacing w:after="60"/>
+        <w:t>13</w:t>
+      </w:r>
+    </w:p>
+    <w:p>
+      <w:pPr>
+        <w:spacing w:after="0" w:line="240" w:lineRule="auto"/>
         <w:tabs>
           <w:tab w:val="right" w:leader="dot" w:pos="9360"/>
         </w:tabs>
       </w:pPr>
       <w:r>
-        <w:t>Publish localized text and source browsing</w:t>
+        <w:t>Back up and restore a complete database</w:t>
       </w:r>
       <w:r>
         <w:tab/>
@@ -454,28 +454,28 @@
     </w:p>
     <w:p>
       <w:pPr>
-        <w:spacing w:after="60"/>
+        <w:spacing w:after="0" w:line="240" w:lineRule="auto"/>
         <w:tabs>
           <w:tab w:val="right" w:leader="dot" w:pos="9360"/>
         </w:tabs>
       </w:pPr>
       <w:r>
-        <w:t>Validate a bundle in the application</w:t>
+        <w:t>Publish manuals and handoffs</w:t>
       </w:r>
       <w:r>
         <w:tab/>
-        <w:t>13</w:t>
-      </w:r>
-    </w:p>
-    <w:p>
-      <w:pPr>
-        <w:spacing w:after="60"/>
+        <w:t>14</w:t>
+      </w:r>
+    </w:p>
+    <w:p>
+      <w:pPr>
+        <w:spacing w:after="0" w:line="240" w:lineRule="auto"/>
         <w:tabs>
           <w:tab w:val="right" w:leader="dot" w:pos="9360"/>
         </w:tabs>
       </w:pPr>
       <w:r>
-        <w:t>Validate and preserve exports</w:t>
+        <w:t>Translate and review saved sections</w:t>
       </w:r>
       <w:r>
         <w:tab/>
@@ -484,43 +484,43 @@
     </w:p>
     <w:p>
       <w:pPr>
-        <w:spacing w:after="60"/>
+        <w:spacing w:after="0" w:line="240" w:lineRule="auto"/>
         <w:tabs>
           <w:tab w:val="right" w:leader="dot" w:pos="9360"/>
         </w:tabs>
       </w:pPr>
       <w:r>
-        <w:t>Troubleshoot common states</w:t>
+        <w:t>Publish localized text and source browsing</w:t>
       </w:r>
       <w:r>
         <w:tab/>
-        <w:t>14</w:t>
-      </w:r>
-    </w:p>
-    <w:p>
-      <w:pPr>
-        <w:spacing w:after="60"/>
+        <w:t>15</w:t>
+      </w:r>
+    </w:p>
+    <w:p>
+      <w:pPr>
+        <w:spacing w:after="0" w:line="240" w:lineRule="auto"/>
         <w:tabs>
           <w:tab w:val="right" w:leader="dot" w:pos="9360"/>
         </w:tabs>
       </w:pPr>
       <w:r>
-        <w:t>Practice a maintenance handoff</w:t>
+        <w:t>Validate a bundle in the application</w:t>
       </w:r>
       <w:r>
         <w:tab/>
-        <w:t>14</w:t>
-      </w:r>
-    </w:p>
-    <w:p>
-      <w:pPr>
-        <w:spacing w:after="60"/>
+        <w:t>15</w:t>
+      </w:r>
+    </w:p>
+    <w:p>
+      <w:pPr>
+        <w:spacing w:after="0" w:line="240" w:lineRule="auto"/>
         <w:tabs>
           <w:tab w:val="right" w:leader="dot" w:pos="9360"/>
         </w:tabs>
       </w:pPr>
       <w:r>
-        <w:t>Source and revision evidence</w:t>
+        <w:t>Validate and preserve exports</w:t>
       </w:r>
       <w:r>
         <w:tab/>
@@ -528,6 +528,66 @@
       </w:r>
     </w:p>
     <w:p>
+      <w:pPr>
+        <w:spacing w:after="0" w:line="240" w:lineRule="auto"/>
+        <w:tabs>
+          <w:tab w:val="right" w:leader="dot" w:pos="9360"/>
+        </w:tabs>
+      </w:pPr>
+      <w:r>
+        <w:t>Troubleshoot common states</w:t>
+      </w:r>
+      <w:r>
+        <w:tab/>
+        <w:t>16</w:t>
+      </w:r>
+    </w:p>
+    <w:p>
+      <w:pPr>
+        <w:spacing w:after="0" w:line="240" w:lineRule="auto"/>
+        <w:tabs>
+          <w:tab w:val="right" w:leader="dot" w:pos="9360"/>
+        </w:tabs>
+      </w:pPr>
+      <w:r>
+        <w:t>Practice a maintenance handoff</w:t>
+      </w:r>
+      <w:r>
+        <w:tab/>
+        <w:t>16</w:t>
+      </w:r>
+    </w:p>
+    <w:p>
+      <w:pPr>
+        <w:spacing w:after="0" w:line="240" w:lineRule="auto"/>
+        <w:tabs>
+          <w:tab w:val="right" w:leader="dot" w:pos="9360"/>
+        </w:tabs>
+      </w:pPr>
+      <w:r>
+        <w:t>Understand implementation status</w:t>
+      </w:r>
+      <w:r>
+        <w:tab/>
+        <w:t>16</w:t>
+      </w:r>
+    </w:p>
+    <w:p>
+      <w:pPr>
+        <w:spacing w:after="0" w:line="240" w:lineRule="auto"/>
+        <w:tabs>
+          <w:tab w:val="right" w:leader="dot" w:pos="9360"/>
+        </w:tabs>
+      </w:pPr>
+      <w:r>
+        <w:t>Source and revision evidence</w:t>
+      </w:r>
+      <w:r>
+        <w:tab/>
+        <w:t>17</w:t>
+      </w:r>
+    </w:p>
+    <w:p>
       <w:r>
         <w:fldChar w:fldCharType="end"/>
       </w:r>
@@ -593,7 +653,7 @@
     </w:p>
     <w:p>
       <w:r>
-        <w:t>To run the current source build, open C:\New Delphi Projects\Delphi Project Handoff\bin\Win32\Debug in File Explorer. Double-click DelphiProjectHandoff.exe. Keep the deployed migrations and help folders and the Win32 WebView2Loader.dll supplied by the build beside the executable. Select a different Delphi application to analyze; DPH rejects itself.</w:t>
+        <w:t>To run the current source build, open C:\New Delphi Projects\Delphi Project Handoff\bin\Win32\Debug in File Explorer. Double-click DelphiProjectHandoff.exe. Keep migrations and help in the source checkout root, and WebView2Loader.dll beside the executable. A development launch locates its source checkout; an extracted distribution keeps all three beside the executable. Select a different Delphi application to analyze; DPH rejects itself.</w:t>
       </w:r>
     </w:p>
     <w:p>
@@ -683,6 +743,24 @@
     <w:p>
       <w:r>
         <w:t>Use one database per analyzed application. Keep its adjacent .views directory with it. A database is not the source project: DPH can inspect cached facts when the source is unavailable, but current-source review and source navigation require attached matching source. When the original entry is available, cached opening displays captured facts first and then verifies that source in the background.</w:t>
+      </w:r>
+    </w:p>
+    <w:p>
+      <w:pPr>
+        <w:pStyle w:val="Heading1"/>
+      </w:pPr>
+      <w:r>
+        <w:t>Record the selected application profile</w:t>
+      </w:r>
+    </w:p>
+    <w:p>
+      <w:r>
+        <w:t>Open a saved project, choose Projects in the upper-right page selector and click Project profile. Enter the named contributor, purpose and scope, and attribution or evidence context. Fill the known company, department, business unit, criticality, ownership, support, environment, dependency, lifecycle, maturity, vendor, licensing and architecture fields. Unknown fields remain explicitly not supplied.</w:t>
+      </w:r>
+    </w:p>
+    <w:p>
+      <w:r>
+        <w:t>Click Apply to Knowledge draft. Inspect the generated body and click Save on Knowledge to persist it. Apply alone does not save. Reopen Project profile to edit its structured fields; the generated body is read-only. Saving never independently verifies the statements. Exact fields survive new revisions, named review, database reopen and canonical publication.</w:t>
       </w:r>
     </w:p>
     <w:p>
@@ -910,6 +988,52 @@
         <w:pStyle w:val="Heading1"/>
       </w:pPr>
       <w:r>
+        <w:t>Investigate source quality candidates</w:t>
+      </w:r>
+    </w:p>
+    <w:p>
+      <w:r>
+        <w:t>Choose Source quality in the page selector. Select Routine metrics, Duplicate bodies, Unreferenced candidates, Unreachable statements or Call cycles. Enter an optional name or source filter and click Filter. Select a row to read its meaning, source locations, hashes, generation and qualifications. Next 250 advances the bounded result page. Open explanation inspects a routine or the first group member.</w:t>
+      </w:r>
+    </w:p>
+    <w:p>
+      <w:r>
+        <w:t>Structural decision score counts captured decisions; it is not compiler-exact cyclomatic complexity or a maintainability index. Duplicate candidates compare nontrivial significant-token bodies with exact literals and normalized identifier case, only in completely parsed files. Equal token sequences do not prove equivalent behavior. Missing incoming references and disconnected captured statements do not prove that code is unused or safe to delete. Static call cycles do not establish feasible runtime recursion or termination.</w:t>
+      </w:r>
+    </w:p>
+    <w:p>
+      <w:r>
+        <w:t>An older detached capture may have no quality report. Attach matching source and reassess to obtain one. DPH retains the original evidence of detached caches rather than inventing new analysis from missing source.</w:t>
+      </w:r>
+    </w:p>
+    <w:p>
+      <w:pPr>
+        <w:pStyle w:val="Heading1"/>
+      </w:pPr>
+      <w:r>
+        <w:t>Compare captured revisions</w:t>
+      </w:r>
+    </w:p>
+    <w:p>
+      <w:r>
+        <w:t>Choose Database tools and click Preview retention. Note an earlier generation ID with a retained workspace cache. Choose Revision comparison, enter that ID in Before: saved generation ID and optionally enter a name, relative path or change filter. Click Compare. After is the generation currently displayed by DPH.</w:t>
+      </w:r>
+    </w:p>
+    <w:p>
+      <w:r>
+        <w:t>Select a result. The labeled Before and After panes show declarations, source references, fingerprints and captured expressions or relationships. Drag the divider and scroll each pane to inspect the evidence. Next 200 advances the bounded result page. A missing cache produces an explicit error. Configuration and analyzer contracts must match.</w:t>
+      </w:r>
+    </w:p>
+    <w:p>
+      <w:r>
+        <w:t>File changed compares captured fingerprints and availability. Captured structure changed compares declarations, routine flow nodes and edges, and outgoing relationships including recorded event bindings. Source file changed only means the containing file changed while this symbol retained the same captured structure. Historical source bytes are not reconstructed. Partial parsing may miss changes, and removed or added identities require named continuity review before treating them as a move or rename.</w:t>
+      </w:r>
+    </w:p>
+    <w:p>
+      <w:pPr>
+        <w:pStyle w:val="Heading1"/>
+      </w:pPr>
+      <w:r>
         <w:t>Choose graph scope and grouping</w:t>
       </w:r>
     </w:p>
@@ -1365,6 +1489,24 @@
     <w:p>
       <w:r>
         <w:t>Record what the evidence establishes and what remains unknown. Add an attributed author answer for missing business rationale, reassess a controlled source change, and verify that the explanation remains pending review. Export a focused task bundle and validate its hashes. This scripted practice supports onboarding; it does not replace the required independent first-time programmer acceptance exercise.</w:t>
+      </w:r>
+    </w:p>
+    <w:p>
+      <w:pPr>
+        <w:pStyle w:val="Heading1"/>
+      </w:pPr>
+      <w:r>
+        <w:t>Understand implementation status</w:t>
+      </w:r>
+    </w:p>
+    <w:p>
+      <w:r>
+        <w:t>The supplied Phase 1 inventory contains 533 numbered requirements plus presentation rules. Implementation and item-by-item reconciliation are in progress. The traceability file docs\Phase1_Requirements_Traceability.json distinguishes implemented manual capture, partial behavior and unassessed items with evidence and limitations. Earlier WP acceptance and 0.3.0 packages do not establish completion of that larger inventory.</w:t>
+      </w:r>
+    </w:p>
+    <w:p>
+      <w:r>
+        <w:t>Exact launch and test commands are maintained in docs\guides\Run_And_Test.txt. The new tools\build-phase1.cmd suite checks structured profiles, source-quality findings and captured revision comparison. A PASS applies only to the stated behavior and inputs; it does not make unassessed requirements complete.</w:t>
       </w:r>
     </w:p>
     <w:p>
@@ -1485,6 +1627,26 @@
         <w:keepNext/>
       </w:pPr>
       <w:r>
+        <w:t>DPH.Analysis.Quality.pas</w:t>
+      </w:r>
+    </w:p>
+    <w:p>
+      <w:pPr>
+        <w:spacing w:after="60"/>
+      </w:pPr>
+      <w:r>
+        <w:rPr>
+          <w:rFonts w:ascii="Consolas" w:hAnsi="Consolas"/>
+          <w:sz w:val="16"/>
+        </w:rPr>
+        <w:t>50196d33a8d15cfeb52528dde93a2bfdc22b153e2533830b08e3ac097e14fd82</w:t>
+      </w:r>
+    </w:p>
+    <w:p>
+      <w:pPr>
+        <w:keepNext/>
+      </w:pPr>
+      <w:r>
         <w:t>DPH.Analysis.SQL.pas</w:t>
       </w:r>
     </w:p>
@@ -1525,6 +1687,26 @@
         <w:keepNext/>
       </w:pPr>
       <w:r>
+        <w:t>DPH.Knowledge.ProjectProfile.pas</w:t>
+      </w:r>
+    </w:p>
+    <w:p>
+      <w:pPr>
+        <w:spacing w:after="60"/>
+      </w:pPr>
+      <w:r>
+        <w:rPr>
+          <w:rFonts w:ascii="Consolas" w:hAnsi="Consolas"/>
+          <w:sz w:val="16"/>
+        </w:rPr>
+        <w:t>e901a58b02c2aafe2cc21df4da7dced2807a9cc8840c325c72d9db64cedc44bd</w:t>
+      </w:r>
+    </w:p>
+    <w:p>
+      <w:pPr>
+        <w:keepNext/>
+      </w:pPr>
+      <w:r>
         <w:t>DPH.Parse.Forms.pas</w:t>
       </w:r>
     </w:p>
@@ -1757,7 +1939,7 @@
           <w:rFonts w:ascii="Consolas" w:hAnsi="Consolas"/>
           <w:sz w:val="16"/>
         </w:rPr>
-        <w:t>396585941e2989ed400da1d038bef376fb3555b7cc58e7d64926ec770447aa90</w:t>
+        <w:t>0735d735071144464f0d35d6a5886d4a3d6a04e09f7276f2d26306f8451797d0</w:t>
       </w:r>
     </w:p>
     <w:p>
@@ -1817,7 +1999,7 @@
           <w:rFonts w:ascii="Consolas" w:hAnsi="Consolas"/>
           <w:sz w:val="16"/>
         </w:rPr>
-        <w:t>b05f869126267e7c0e3b27152b70c90a5f82f417180688982d8b8ffc59d305f1</w:t>
+        <w:t>1eb84775bb84acd3d0fa4c437f1144ea615aaba29ce345dee45279d11f7d942c</w:t>
       </w:r>
     </w:p>
     <w:p>
@@ -1857,7 +2039,27 @@
           <w:rFonts w:ascii="Consolas" w:hAnsi="Consolas"/>
           <w:sz w:val="16"/>
         </w:rPr>
-        <w:t>26e8447174114031f562a85aad5b3928bc99f7fb1b8cb1ce910a725faf4c7b74</w:t>
+        <w:t>c920b3797237e058de777fd8c9142711be4a75157e5de95b087811e3b3e7484f</w:t>
+      </w:r>
+    </w:p>
+    <w:p>
+      <w:pPr>
+        <w:keepNext/>
+      </w:pPr>
+      <w:r>
+        <w:t>DPH.UI.ProjectProfile.pas</w:t>
+      </w:r>
+    </w:p>
+    <w:p>
+      <w:pPr>
+        <w:spacing w:after="60"/>
+      </w:pPr>
+      <w:r>
+        <w:rPr>
+          <w:rFonts w:ascii="Consolas" w:hAnsi="Consolas"/>
+          <w:sz w:val="16"/>
+        </w:rPr>
+        <w:t>f3fe7ed94987e956999e7449887cd8ca259f009b3d4ac934c1e8e09b8e9fab59</w:t>
       </w:r>
     </w:p>
     <w:p>
@@ -1885,6 +2087,26 @@
         <w:keepNext/>
       </w:pPr>
       <w:r>
+        <w:t>DPH.Workspace.Comparison.pas</w:t>
+      </w:r>
+    </w:p>
+    <w:p>
+      <w:pPr>
+        <w:spacing w:after="60"/>
+      </w:pPr>
+      <w:r>
+        <w:rPr>
+          <w:rFonts w:ascii="Consolas" w:hAnsi="Consolas"/>
+          <w:sz w:val="16"/>
+        </w:rPr>
+        <w:t>d4953d401b70fbe65b8b9b9fe387431cb7e2c84afc5dab5c9170deafe9ceacce</w:t>
+      </w:r>
+    </w:p>
+    <w:p>
+      <w:pPr>
+        <w:keepNext/>
+      </w:pPr>
+      <w:r>
         <w:t>DPH.Workspace.Graphs.pas</w:t>
       </w:r>
     </w:p>
@@ -1917,7 +2139,7 @@
           <w:rFonts w:ascii="Consolas" w:hAnsi="Consolas"/>
           <w:sz w:val="16"/>
         </w:rPr>
-        <w:t>c29fb1d8f45c7d96ab12a99540d26267e5d4d59c152dcf1913adb8c62843cb06</w:t>
+        <w:t>f18fa20929086773718f5bb6f13f70443a767db8295e6bb5dcbf6353168adb31</w:t>
       </w:r>
     </w:p>
     <w:p>
@@ -1957,7 +2179,7 @@
           <w:rFonts w:ascii="Consolas" w:hAnsi="Consolas"/>
           <w:sz w:val="16"/>
         </w:rPr>
-        <w:t>4be99ff95017aa6afeca61bca566575b189637b3cdf9d62ae28086666f2039d6</w:t>
+        <w:t>3818fff9f49e530546653f7ad39108a9ee83f79de69ead6306894ef8ddc1e2ab</w:t>
       </w:r>
     </w:p>
     <w:p>
@@ -1977,7 +2199,27 @@
           <w:rFonts w:ascii="Consolas" w:hAnsi="Consolas"/>
           <w:sz w:val="16"/>
         </w:rPr>
-        <w:t>14dc96efcf375dea3bc8a11e9d97005e2e632ef0b95eb93d9d599b1a8da7e35d</w:t>
+        <w:t>864963a1ea7745548365d16318359c7a4a807099e1d8f054ed098ca5440f3e24</w:t>
+      </w:r>
+    </w:p>
+    <w:p>
+      <w:pPr>
+        <w:keepNext/>
+      </w:pPr>
+      <w:r>
+        <w:t>DPH.UI.ProjectProfile.fmx</w:t>
+      </w:r>
+    </w:p>
+    <w:p>
+      <w:pPr>
+        <w:spacing w:after="60"/>
+      </w:pPr>
+      <w:r>
+        <w:rPr>
+          <w:rFonts w:ascii="Consolas" w:hAnsi="Consolas"/>
+          <w:sz w:val="16"/>
+        </w:rPr>
+        <w:t>62e7fef97972fdb29f1a878e70a99d8284b6f7d8cfbddb9f625bb535728c2142</w:t>
       </w:r>
     </w:p>
     <w:p>
@@ -2017,7 +2259,7 @@
           <w:rFonts w:ascii="Consolas" w:hAnsi="Consolas"/>
           <w:sz w:val="16"/>
         </w:rPr>
-        <w:t>ecd4515cbc6a46e3d444d0af41aa7e3d3484f2d3d6f79a548891052ddd8efba7</w:t>
+        <w:t>450da3418a6581ba50d250b9c7d7e7db1ac9ad0b6756a3a66182852c6df02a05</w:t>
       </w:r>
     </w:p>
     <w:sectPr>

--- a/docs/guides/DPH_User_Guide.docx
+++ b/docs/guides/DPH_User_Guide.docx
@@ -755,7 +755,12 @@
     </w:p>
     <w:p>
       <w:r>
-        <w:t>Open a saved project, choose Projects in the upper-right page selector and click Project profile. Enter the named contributor, purpose and scope, and attribution or evidence context. Fill the known company, department, business unit, criticality, ownership, support, environment, dependency, lifecycle, maturity, vendor, licensing and architecture fields. Unknown fields remain explicitly not supplied.</w:t>
+        <w:t>Choose Projects, then Selected project, to inspect captured project and group files and output declarations. Select a row to read settings, references, capture generation, source hash and source lines. Missing referenced projects remain visible. Project settings and their main-source declaration can describe the same application; this is an evidence list rather than an application count. Output kinds do not verify built binaries or installed services. Known databases returns to the remembered database list.</w:t>
+      </w:r>
+    </w:p>
+    <w:p>
+      <w:r>
+        <w:t>Open a saved project, choose Projects in the upper-right page selector, click Known databases and then Project profile. Enter the named contributor, purpose and scope, and attribution or evidence context. Fill the known company, department, business unit, criticality, ownership, support, environment, dependency, lifecycle, maturity, vendor, licensing and architecture fields. Unknown fields remain explicitly not supplied.</w:t>
       </w:r>
     </w:p>
     <w:p>
@@ -2039,7 +2044,7 @@
           <w:rFonts w:ascii="Consolas" w:hAnsi="Consolas"/>
           <w:sz w:val="16"/>
         </w:rPr>
-        <w:t>c920b3797237e058de777fd8c9142711be4a75157e5de95b087811e3b3e7484f</w:t>
+        <w:t>c7d1b02548f4817015d87cc44a6dfba5616826b7a97eb2802e75a7384f1b0a61</w:t>
       </w:r>
     </w:p>
     <w:p>
@@ -2139,7 +2144,7 @@
           <w:rFonts w:ascii="Consolas" w:hAnsi="Consolas"/>
           <w:sz w:val="16"/>
         </w:rPr>
-        <w:t>f18fa20929086773718f5bb6f13f70443a767db8295e6bb5dcbf6353168adb31</w:t>
+        <w:t>03bbe5a9dc0943758be56898659bff9381ccb0707cf22a449e5c8e158a8b82bf</w:t>
       </w:r>
     </w:p>
     <w:p>
@@ -2199,7 +2204,7 @@
           <w:rFonts w:ascii="Consolas" w:hAnsi="Consolas"/>
           <w:sz w:val="16"/>
         </w:rPr>
-        <w:t>864963a1ea7745548365d16318359c7a4a807099e1d8f054ed098ca5440f3e24</w:t>
+        <w:t>134c4bcbe68b7056ea09b2e73696749bf4ab5e91a37287811f9d57d2e62fa3aa</w:t>
       </w:r>
     </w:p>
     <w:p>

--- a/docs/guides/DPH_User_Guide.docx
+++ b/docs/guides/DPH_User_Guide.docx
@@ -175,7 +175,7 @@
         </w:tabs>
       </w:pPr>
       <w:r>
-        <w:t>Learn the selected project</w:t>
+        <w:t>Define and review business terms</w:t>
       </w:r>
       <w:r>
         <w:tab/>
@@ -190,11 +190,11 @@
         </w:tabs>
       </w:pPr>
       <w:r>
-        <w:t>Measure coverage before relying on an explanation</w:t>
+        <w:t>Learn the selected project</w:t>
       </w:r>
       <w:r>
         <w:tab/>
-        <w:t>8</w:t>
+        <w:t>6</w:t>
       </w:r>
     </w:p>
     <w:p>
@@ -205,7 +205,7 @@
         </w:tabs>
       </w:pPr>
       <w:r>
-        <w:t>Explore and search</w:t>
+        <w:t>Measure coverage before relying on an explanation</w:t>
       </w:r>
       <w:r>
         <w:tab/>
@@ -220,7 +220,7 @@
         </w:tabs>
       </w:pPr>
       <w:r>
-        <w:t>Search across the captured project</w:t>
+        <w:t>Explore and search</w:t>
       </w:r>
       <w:r>
         <w:tab/>
@@ -235,7 +235,7 @@
         </w:tabs>
       </w:pPr>
       <w:r>
-        <w:t>Read source and graph evidence</w:t>
+        <w:t>Search across the captured project</w:t>
       </w:r>
       <w:r>
         <w:tab/>
@@ -250,11 +250,11 @@
         </w:tabs>
       </w:pPr>
       <w:r>
-        <w:t>Investigate source quality candidates</w:t>
+        <w:t>Read source and graph evidence</w:t>
       </w:r>
       <w:r>
         <w:tab/>
-        <w:t>9</w:t>
+        <w:t>8</w:t>
       </w:r>
     </w:p>
     <w:p>
@@ -265,7 +265,7 @@
         </w:tabs>
       </w:pPr>
       <w:r>
-        <w:t>Compare captured revisions</w:t>
+        <w:t>Investigate source quality candidates</w:t>
       </w:r>
       <w:r>
         <w:tab/>
@@ -280,11 +280,11 @@
         </w:tabs>
       </w:pPr>
       <w:r>
-        <w:t>Choose graph scope and grouping</w:t>
+        <w:t>Compare captured revisions</w:t>
       </w:r>
       <w:r>
         <w:tab/>
-        <w:t>10</w:t>
+        <w:t>9</w:t>
       </w:r>
     </w:p>
     <w:p>
@@ -295,7 +295,7 @@
         </w:tabs>
       </w:pPr>
       <w:r>
-        <w:t>Read a routine as a beginner</w:t>
+        <w:t>Choose graph scope and grouping</w:t>
       </w:r>
       <w:r>
         <w:tab/>
@@ -310,7 +310,7 @@
         </w:tabs>
       </w:pPr>
       <w:r>
-        <w:t>Inspect screens</w:t>
+        <w:t>Read a routine as a beginner</w:t>
       </w:r>
       <w:r>
         <w:tab/>
@@ -325,11 +325,11 @@
         </w:tabs>
       </w:pPr>
       <w:r>
-        <w:t>Import actual screenshot evidence</w:t>
+        <w:t>Inspect screens</w:t>
       </w:r>
       <w:r>
         <w:tab/>
-        <w:t>11</w:t>
+        <w:t>10</w:t>
       </w:r>
     </w:p>
     <w:p>
@@ -340,7 +340,7 @@
         </w:tabs>
       </w:pPr>
       <w:r>
-        <w:t>Write attributed knowledge</w:t>
+        <w:t>Import actual screenshot evidence</w:t>
       </w:r>
       <w:r>
         <w:tab/>
@@ -355,7 +355,7 @@
         </w:tabs>
       </w:pPr>
       <w:r>
-        <w:t>Link authored sections to exact evidence</w:t>
+        <w:t>Write attributed knowledge</w:t>
       </w:r>
       <w:r>
         <w:tab/>
@@ -370,11 +370,11 @@
         </w:tabs>
       </w:pPr>
       <w:r>
-        <w:t>Review and retire knowledge</w:t>
+        <w:t>Link authored sections to exact evidence</w:t>
       </w:r>
       <w:r>
         <w:tab/>
-        <w:t>12</w:t>
+        <w:t>11</w:t>
       </w:r>
     </w:p>
     <w:p>
@@ -385,7 +385,7 @@
         </w:tabs>
       </w:pPr>
       <w:r>
-        <w:t>Review changed knowledge against evidence</w:t>
+        <w:t>Review and retire knowledge</w:t>
       </w:r>
       <w:r>
         <w:tab/>
@@ -400,7 +400,7 @@
         </w:tabs>
       </w:pPr>
       <w:r>
-        <w:t>Answer focused author questions</w:t>
+        <w:t>Review changed knowledge against evidence</w:t>
       </w:r>
       <w:r>
         <w:tab/>
@@ -415,11 +415,11 @@
         </w:tabs>
       </w:pPr>
       <w:r>
-        <w:t>Preserve saved runtime observations</w:t>
+        <w:t>Answer focused author questions</w:t>
       </w:r>
       <w:r>
         <w:tab/>
-        <w:t>13</w:t>
+        <w:t>12</w:t>
       </w:r>
     </w:p>
     <w:p>
@@ -430,7 +430,7 @@
         </w:tabs>
       </w:pPr>
       <w:r>
-        <w:t>Retain captures and review rename continuity</w:t>
+        <w:t>Preserve saved runtime observations</w:t>
       </w:r>
       <w:r>
         <w:tab/>
@@ -445,7 +445,7 @@
         </w:tabs>
       </w:pPr>
       <w:r>
-        <w:t>Back up and restore a complete database</w:t>
+        <w:t>Retain captures and review rename continuity</w:t>
       </w:r>
       <w:r>
         <w:tab/>
@@ -460,11 +460,11 @@
         </w:tabs>
       </w:pPr>
       <w:r>
-        <w:t>Publish manuals and handoffs</w:t>
+        <w:t>Back up and restore a complete database</w:t>
       </w:r>
       <w:r>
         <w:tab/>
-        <w:t>14</w:t>
+        <w:t>13</w:t>
       </w:r>
     </w:p>
     <w:p>
@@ -475,7 +475,7 @@
         </w:tabs>
       </w:pPr>
       <w:r>
-        <w:t>Translate and review saved sections</w:t>
+        <w:t>Publish manuals and handoffs</w:t>
       </w:r>
       <w:r>
         <w:tab/>
@@ -490,11 +490,11 @@
         </w:tabs>
       </w:pPr>
       <w:r>
-        <w:t>Publish localized text and source browsing</w:t>
+        <w:t>Translate and review saved sections</w:t>
       </w:r>
       <w:r>
         <w:tab/>
-        <w:t>15</w:t>
+        <w:t>14</w:t>
       </w:r>
     </w:p>
     <w:p>
@@ -505,7 +505,7 @@
         </w:tabs>
       </w:pPr>
       <w:r>
-        <w:t>Validate a bundle in the application</w:t>
+        <w:t>Publish localized text and source browsing</w:t>
       </w:r>
       <w:r>
         <w:tab/>
@@ -520,7 +520,7 @@
         </w:tabs>
       </w:pPr>
       <w:r>
-        <w:t>Validate and preserve exports</w:t>
+        <w:t>Validate a bundle in the application</w:t>
       </w:r>
       <w:r>
         <w:tab/>
@@ -535,11 +535,11 @@
         </w:tabs>
       </w:pPr>
       <w:r>
-        <w:t>Troubleshoot common states</w:t>
+        <w:t>Validate and preserve exports</w:t>
       </w:r>
       <w:r>
         <w:tab/>
-        <w:t>16</w:t>
+        <w:t>15</w:t>
       </w:r>
     </w:p>
     <w:p>
@@ -550,7 +550,7 @@
         </w:tabs>
       </w:pPr>
       <w:r>
-        <w:t>Practice a maintenance handoff</w:t>
+        <w:t>Troubleshoot common states</w:t>
       </w:r>
       <w:r>
         <w:tab/>
@@ -565,7 +565,7 @@
         </w:tabs>
       </w:pPr>
       <w:r>
-        <w:t>Understand implementation status</w:t>
+        <w:t>Practice a maintenance handoff</w:t>
       </w:r>
       <w:r>
         <w:tab/>
@@ -580,6 +580,21 @@
         </w:tabs>
       </w:pPr>
       <w:r>
+        <w:t>Understand implementation status</w:t>
+      </w:r>
+      <w:r>
+        <w:tab/>
+        <w:t>16</w:t>
+      </w:r>
+    </w:p>
+    <w:p>
+      <w:pPr>
+        <w:spacing w:after="0" w:line="240" w:lineRule="auto"/>
+        <w:tabs>
+          <w:tab w:val="right" w:leader="dot" w:pos="9360"/>
+        </w:tabs>
+      </w:pPr>
+      <w:r>
         <w:t>Source and revision evidence</w:t>
       </w:r>
       <w:r>
@@ -773,6 +788,49 @@
         <w:pStyle w:val="Heading1"/>
       </w:pPr>
       <w:r>
+        <w:t>Define and review business terms</w:t>
+      </w:r>
+    </w:p>
+    <w:p>
+      <w:r>
+        <w:t>Open the intended project. In the upper-right workspace selector choose Business glossary, then click New term. Enter the business term, one alias or abbreviation per line, a plain-language definition, optional examples, relevance and evidence context, and a named contributor. Do not enter credentials. Context must explain why the term matters to this selected application and where its meaning came from.</w:t>
+      </w:r>
+    </w:p>
+    <w:p>
+      <w:r>
+        <w:t>Click Apply to Knowledge draft. This prepares an unsaved draft on Knowledge. Click Save and wait for the bottom activity line to finish. Return to Business glossary and select the saved term. Its state is needs_review until a person explicitly verifies it. Applying alone never saves or verifies a term.</w:t>
+      </w:r>
+    </w:p>
+    <w:p>
+      <w:r>
+        <w:t>To add exact source evidence, select the term and click Open in Knowledge. Choose Knowledge links in the upper-right selector, select the appropriate entity/evidence target and link role, then add the target. Return to Knowledge and click Save. Review the definition and its links against current source, enter a named reviewer in the author/reviewer field, then click Verify review. Source changes reopen review for affected linked terms.</w:t>
+      </w:r>
+    </w:p>
+    <w:p>
+      <w:r>
+        <w:t>To change a term, return to Business glossary, select it and click Edit term. Change its fields, Apply to Knowledge draft, then Save. A rename keeps the stable knowledge identity. Edits and reviews append history and require fresh verification. Open in Knowledge displays that history. Duplicate terms and aliases are rejected ignoring case and repeated spaces. Names belonging to retired records remain reserved; edit the existing term instead of creating a conflicting replacement.</w:t>
+      </w:r>
+    </w:p>
+    <w:p>
+      <w:r>
+        <w:t>The glossary filter finds term names, aliases, definitions and examples. Terms are alphabetized and review states remain visible. At a narrow window size, use the horizontal scrollbar under the glossary buttons to reach the filter. Drag the divider below the term list to change its height; scroll within the definition to read longer entries.</w:t>
+      </w:r>
+    </w:p>
+    <w:p>
+      <w:r>
+        <w:t>Publish the project with an appropriate scope/audience to a new folder outside selected source. Open index.html and find Business glossary; definitions also appear in both editable manuals, canonical.json and indexes/glossary.jsonl. The same captured term revision is used throughout. Confidential source exclusions remove dependent term content. Package validation checks the glossary index against the canonical model.</w:t>
+      </w:r>
+    </w:p>
+    <w:p>
+      <w:r>
+        <w:t>Repeatable check: create a synthetic term with an alias, Save, reopen the same project, find it by the alias, review it, edit its definition, Save again and confirm history and pending review. Try a duplicate alias and confirm rejection. Publish and compare the current definition and revision in HTML, both DOCX guides and the JSONL index. Use a test project, rather than inserting synthetic definitions into production knowledge.</w:t>
+      </w:r>
+    </w:p>
+    <w:p>
+      <w:pPr>
+        <w:pStyle w:val="Heading1"/>
+      </w:pPr>
+      <w:r>
         <w:t>Learn the selected project</w:t>
       </w:r>
     </w:p>
@@ -794,11 +852,6 @@
     <w:p>
       <w:r>
         <w:t>The learning and Explain pages run locally through WebView2. If the runtime is unavailable, a readable text fallback remains. Local learning projections avoid export-only redaction work; the publisher refuses to export them. A separately constructed publication model always applies redaction and exclusions.</w:t>
-      </w:r>
-    </w:p>
-    <w:p>
-      <w:r>
-        <w:br w:type="page"/>
       </w:r>
     </w:p>
     <w:p>
@@ -1312,7 +1365,7 @@
     </w:p>
     <w:p>
       <w:r>
-        <w:t>The suspended D: development-backup instruction remains in effect. Explicit database backups requested through this workflow are separate operations. Git continues to preserve application source changes.</w:t>
+        <w:t>Development backups have resumed on H:, the owner-approved USB drive. Allow at least 60 seconds for the drive to wake before assessing availability. The pre-change backup is separate from the application database backup workflow. Git and both GitHub repositories also preserve validated application changes.</w:t>
       </w:r>
     </w:p>
     <w:p>
@@ -1452,7 +1505,7 @@
     </w:p>
     <w:p>
       <w:r>
-        <w:t>Keep the dphdb database together with its managed dphdb.views folder. The database is the authority for authored knowledge; generated manuals and diagrams are derived outputs. At the owner's direction, D: development backups are suspended until explicitly resumed. Validated changes are still committed and pushed to both configured GitHub repositories.</w:t>
+        <w:t>Keep the dphdb database together with its managed dphdb.views folder. The database is the authority for authored knowledge; generated manuals and diagrams are derived outputs. At the owner's direction, H: development backups are enabled. Allow at least 60 seconds for this USB drive to wake before assessing availability. Validated changes are still committed and pushed to both configured GitHub repositories.</w:t>
       </w:r>
     </w:p>
     <w:p>
@@ -1506,12 +1559,12 @@
     </w:p>
     <w:p>
       <w:r>
-        <w:t>The supplied Phase 1 inventory contains 533 numbered requirements plus presentation rules. Implementation and item-by-item reconciliation are in progress. The traceability file docs\Phase1_Requirements_Traceability.json distinguishes implemented manual capture, partial behavior and unassessed items with evidence and limitations. Earlier WP acceptance and 0.3.0 packages do not establish completion of that larger inventory.</w:t>
-      </w:r>
-    </w:p>
-    <w:p>
-      <w:r>
-        <w:t>Exact launch and test commands are maintained in docs\guides\Run_And_Test.txt. The new tools\build-phase1.cmd suite checks structured profiles, source-quality findings and captured revision comparison. A PASS applies only to the stated behavior and inputs; it does not make unassessed requirements complete.</w:t>
+        <w:t>The supplied Phase 1 inventory contains 533 numbered requirements plus presentation rules. All 510 formerly unassessed requirements were reconciled in 21 audit batches. No unassessed items remain. The traceability ledger and implementation backlog distinguish implemented features, attributed manual capture, partial behavior and missing features. After the glossary implementation, 344 requirement records remain incomplete; overlapping records can share an implementation task. Earlier WP acceptance and 0.3.0 packages do not establish completion of the larger inventory.</w:t>
+      </w:r>
+    </w:p>
+    <w:p>
+      <w:r>
+        <w:t>Exact launch and test commands are maintained in docs\guides\Run_And_Test.txt and Business_Glossary_Run_and_Test.txt. The tools\build-phase1.cmd suite checks structured profiles, source-quality findings, captured revision comparison and project catalogs; tools\build-glossary.cmd checks the glossary. A PASS applies only to the stated behavior and inputs and does not complete unrelated requirements.</w:t>
       </w:r>
     </w:p>
     <w:p>
@@ -1692,6 +1745,26 @@
         <w:keepNext/>
       </w:pPr>
       <w:r>
+        <w:t>DPH.Knowledge.Glossary.pas</w:t>
+      </w:r>
+    </w:p>
+    <w:p>
+      <w:pPr>
+        <w:spacing w:after="60"/>
+      </w:pPr>
+      <w:r>
+        <w:rPr>
+          <w:rFonts w:ascii="Consolas" w:hAnsi="Consolas"/>
+          <w:sz w:val="16"/>
+        </w:rPr>
+        <w:t>9c50a06ccf405f786526e206e5e84ea956604eeb42e1a84b9f91c31cced70dcb</w:t>
+      </w:r>
+    </w:p>
+    <w:p>
+      <w:pPr>
+        <w:keepNext/>
+      </w:pPr>
+      <w:r>
         <w:t>DPH.Knowledge.ProjectProfile.pas</w:t>
       </w:r>
     </w:p>
@@ -1924,7 +1997,7 @@
           <w:rFonts w:ascii="Consolas" w:hAnsi="Consolas"/>
           <w:sz w:val="16"/>
         </w:rPr>
-        <w:t>2de922c043eba74c1bbd9079373b23e9c33d1d534da6b48b084d6dca96cfd4fe</w:t>
+        <w:t>0a36aa00c6c9591521d53977e2a4985b4cb390dfa79c7dcbc337c74ff306c39e</w:t>
       </w:r>
     </w:p>
     <w:p>
@@ -1944,7 +2017,7 @@
           <w:rFonts w:ascii="Consolas" w:hAnsi="Consolas"/>
           <w:sz w:val="16"/>
         </w:rPr>
-        <w:t>0735d735071144464f0d35d6a5886d4a3d6a04e09f7276f2d26306f8451797d0</w:t>
+        <w:t>924538cea0f766a19094f0fd41ff4381094e905f1a2e7db9474e3b6437bad292</w:t>
       </w:r>
     </w:p>
     <w:p>
@@ -2004,7 +2077,7 @@
           <w:rFonts w:ascii="Consolas" w:hAnsi="Consolas"/>
           <w:sz w:val="16"/>
         </w:rPr>
-        <w:t>1eb84775bb84acd3d0fa4c437f1144ea615aaba29ce345dee45279d11f7d942c</w:t>
+        <w:t>28e17f8ddf7196406c1ef3ba3ce4e98959764660d90cec0ae7abd249d0043b33</w:t>
       </w:r>
     </w:p>
     <w:p>
@@ -2032,7 +2105,7 @@
         <w:keepNext/>
       </w:pPr>
       <w:r>
-        <w:t>DPH.UI.Main.pas</w:t>
+        <w:t>DPH.UI.Glossary.pas</w:t>
       </w:r>
     </w:p>
     <w:p>
@@ -2044,7 +2117,27 @@
           <w:rFonts w:ascii="Consolas" w:hAnsi="Consolas"/>
           <w:sz w:val="16"/>
         </w:rPr>
-        <w:t>c7d1b02548f4817015d87cc44a6dfba5616826b7a97eb2802e75a7384f1b0a61</w:t>
+        <w:t>fb15295b29a9bbb9caa05cea723e737c81b2418a271f59fb6071dbffe37f8741</w:t>
+      </w:r>
+    </w:p>
+    <w:p>
+      <w:pPr>
+        <w:keepNext/>
+      </w:pPr>
+      <w:r>
+        <w:t>DPH.UI.Main.pas</w:t>
+      </w:r>
+    </w:p>
+    <w:p>
+      <w:pPr>
+        <w:spacing w:after="60"/>
+      </w:pPr>
+      <w:r>
+        <w:rPr>
+          <w:rFonts w:ascii="Consolas" w:hAnsi="Consolas"/>
+          <w:sz w:val="16"/>
+        </w:rPr>
+        <w:t>f4495d86b4a6390e3cf24f645d73ad8f69e5fe03af79aab9e5fdadcb78caa345</w:t>
       </w:r>
     </w:p>
     <w:p>
@@ -2204,7 +2297,7 @@
           <w:rFonts w:ascii="Consolas" w:hAnsi="Consolas"/>
           <w:sz w:val="16"/>
         </w:rPr>
-        <w:t>134c4bcbe68b7056ea09b2e73696749bf4ab5e91a37287811f9d57d2e62fa3aa</w:t>
+        <w:t>6212567a7d5b8c1cd18a4f5b2ca0bb99c0deac95db5723ec633f1413f5b5206b</w:t>
       </w:r>
     </w:p>
     <w:p>
@@ -2232,6 +2325,26 @@
         <w:keepNext/>
       </w:pPr>
       <w:r>
+        <w:t>DPH.UI.Glossary.fmx</w:t>
+      </w:r>
+    </w:p>
+    <w:p>
+      <w:pPr>
+        <w:spacing w:after="60"/>
+      </w:pPr>
+      <w:r>
+        <w:rPr>
+          <w:rFonts w:ascii="Consolas" w:hAnsi="Consolas"/>
+          <w:sz w:val="16"/>
+        </w:rPr>
+        <w:t>3334c41ac643daa3596f1a5c9cb8fb65c3447daf77cf00006d6a0ca7a9d517d5</w:t>
+      </w:r>
+    </w:p>
+    <w:p>
+      <w:pPr>
+        <w:keepNext/>
+      </w:pPr>
+      <w:r>
         <w:t>DelphiProjectHandoff.dpr</w:t>
       </w:r>
     </w:p>
@@ -2264,7 +2377,7 @@
           <w:rFonts w:ascii="Consolas" w:hAnsi="Consolas"/>
           <w:sz w:val="16"/>
         </w:rPr>
-        <w:t>450da3418a6581ba50d250b9c7d7e7db1ac9ad0b6756a3a66182852c6df02a05</w:t>
+        <w:t>717637f3a1d07f33e0902beb1da0d2765ba420ccbe5383db9c5bab082ee16977</w:t>
       </w:r>
     </w:p>
     <w:sectPr>

--- a/docs/guides/DPH_User_Guide.docx
+++ b/docs/guides/DPH_User_Guide.docx
@@ -340,7 +340,7 @@
         </w:tabs>
       </w:pPr>
       <w:r>
-        <w:t>Import actual screenshot evidence</w:t>
+        <w:t>Inspect keyboard shortcuts and focus order</w:t>
       </w:r>
       <w:r>
         <w:tab/>
@@ -355,7 +355,7 @@
         </w:tabs>
       </w:pPr>
       <w:r>
-        <w:t>Write attributed knowledge</w:t>
+        <w:t>Import actual screenshot evidence</w:t>
       </w:r>
       <w:r>
         <w:tab/>
@@ -370,7 +370,7 @@
         </w:tabs>
       </w:pPr>
       <w:r>
-        <w:t>Link authored sections to exact evidence</w:t>
+        <w:t>Write attributed knowledge</w:t>
       </w:r>
       <w:r>
         <w:tab/>
@@ -385,7 +385,7 @@
         </w:tabs>
       </w:pPr>
       <w:r>
-        <w:t>Review and retire knowledge</w:t>
+        <w:t>Link authored sections to exact evidence</w:t>
       </w:r>
       <w:r>
         <w:tab/>
@@ -400,7 +400,7 @@
         </w:tabs>
       </w:pPr>
       <w:r>
-        <w:t>Review changed knowledge against evidence</w:t>
+        <w:t>Review and retire knowledge</w:t>
       </w:r>
       <w:r>
         <w:tab/>
@@ -415,11 +415,11 @@
         </w:tabs>
       </w:pPr>
       <w:r>
-        <w:t>Answer focused author questions</w:t>
+        <w:t>Review changed knowledge against evidence</w:t>
       </w:r>
       <w:r>
         <w:tab/>
-        <w:t>12</w:t>
+        <w:t>13</w:t>
       </w:r>
     </w:p>
     <w:p>
@@ -430,7 +430,7 @@
         </w:tabs>
       </w:pPr>
       <w:r>
-        <w:t>Preserve saved runtime observations</w:t>
+        <w:t>Answer focused author questions</w:t>
       </w:r>
       <w:r>
         <w:tab/>
@@ -445,7 +445,7 @@
         </w:tabs>
       </w:pPr>
       <w:r>
-        <w:t>Retain captures and review rename continuity</w:t>
+        <w:t>Preserve saved runtime observations</w:t>
       </w:r>
       <w:r>
         <w:tab/>
@@ -460,11 +460,11 @@
         </w:tabs>
       </w:pPr>
       <w:r>
-        <w:t>Back up and restore a complete database</w:t>
+        <w:t>Retain captures and review rename continuity</w:t>
       </w:r>
       <w:r>
         <w:tab/>
-        <w:t>13</w:t>
+        <w:t>14</w:t>
       </w:r>
     </w:p>
     <w:p>
@@ -475,7 +475,7 @@
         </w:tabs>
       </w:pPr>
       <w:r>
-        <w:t>Publish manuals and handoffs</w:t>
+        <w:t>Back up and restore a complete database</w:t>
       </w:r>
       <w:r>
         <w:tab/>
@@ -490,7 +490,7 @@
         </w:tabs>
       </w:pPr>
       <w:r>
-        <w:t>Translate and review saved sections</w:t>
+        <w:t>Publish manuals and handoffs</w:t>
       </w:r>
       <w:r>
         <w:tab/>
@@ -505,7 +505,7 @@
         </w:tabs>
       </w:pPr>
       <w:r>
-        <w:t>Publish localized text and source browsing</w:t>
+        <w:t>Translate and review saved sections</w:t>
       </w:r>
       <w:r>
         <w:tab/>
@@ -520,7 +520,7 @@
         </w:tabs>
       </w:pPr>
       <w:r>
-        <w:t>Validate a bundle in the application</w:t>
+        <w:t>Publish localized text and source browsing</w:t>
       </w:r>
       <w:r>
         <w:tab/>
@@ -535,11 +535,11 @@
         </w:tabs>
       </w:pPr>
       <w:r>
-        <w:t>Validate and preserve exports</w:t>
+        <w:t>Validate a bundle in the application</w:t>
       </w:r>
       <w:r>
         <w:tab/>
-        <w:t>15</w:t>
+        <w:t>16</w:t>
       </w:r>
     </w:p>
     <w:p>
@@ -550,7 +550,7 @@
         </w:tabs>
       </w:pPr>
       <w:r>
-        <w:t>Troubleshoot common states</w:t>
+        <w:t>Validate and preserve exports</w:t>
       </w:r>
       <w:r>
         <w:tab/>
@@ -565,7 +565,7 @@
         </w:tabs>
       </w:pPr>
       <w:r>
-        <w:t>Practice a maintenance handoff</w:t>
+        <w:t>Troubleshoot common states</w:t>
       </w:r>
       <w:r>
         <w:tab/>
@@ -580,11 +580,26 @@
         </w:tabs>
       </w:pPr>
       <w:r>
+        <w:t>Practice a maintenance handoff</w:t>
+      </w:r>
+      <w:r>
+        <w:tab/>
+        <w:t>17</w:t>
+      </w:r>
+    </w:p>
+    <w:p>
+      <w:pPr>
+        <w:spacing w:after="0" w:line="240" w:lineRule="auto"/>
+        <w:tabs>
+          <w:tab w:val="right" w:leader="dot" w:pos="9360"/>
+        </w:tabs>
+      </w:pPr>
+      <w:r>
         <w:t>Understand implementation status</w:t>
       </w:r>
       <w:r>
         <w:tab/>
-        <w:t>16</w:t>
+        <w:t>17</w:t>
       </w:r>
     </w:p>
     <w:p>
@@ -1161,6 +1176,34 @@
         <w:pStyle w:val="Heading1"/>
       </w:pPr>
       <w:r>
+        <w:t>Inspect keyboard shortcuts and focus order</w:t>
+      </w:r>
+    </w:p>
+    <w:p>
+      <w:r>
+        <w:t>Open the intended project and choose Keyboard and focus in the upper-right page selector. Select a component in the list. The detail box identifies its form, serialized parent, class, generation, source hash and line or byte location. It explains captured TabOrder, TabStop, CanFocus, visibility, enabled state, shortcut codes, action references and keyboard event bindings. Scroll inside the detail box to read diagnostics.</w:t>
+      </w:r>
+    </w:p>
+    <w:p>
+      <w:r>
+        <w:t>The list groups by file, form and parent, then sorts known sibling TabOrder values numerically. A question mark means unknown or not applicable, not zero. Missing properties can come from class defaults or inheritance. Duplicate sibling positions and possible duplicate shortcuts within a form are review candidates. Common Windows shortcut codes have readable labels such as Ctrl+S, while original numeric or hex codes remain visible. Repeated consumers of one action do not count again as duplicate shortcut declarations.</w:t>
+      </w:r>
+    </w:p>
+    <w:p>
+      <w:r>
+        <w:t>Use the filter to find a component, form, property or diagnostic. Next page advances through at most 250 components per page; First page resets. Scroll the toolbar horizontally in a narrow window to reach the source commands. Component source navigates to verified attached form text. Action source opens a uniquely resolved local action declaration. Detached caches, changed source, historical generations, binary text offsets and paths outside the attached project are refused with an explanation.</w:t>
+      </w:r>
+    </w:p>
+    <w:p>
+      <w:r>
+        <w:t>DPH does not run the target program. Runtime code, nested containers, inherited values and framework behavior can change keyboard navigation. External or ambiguous actions remain unresolved. Secondary shortcut collections are retained as raw evidence and explicitly excluded from decoded conflict checks. Run the target yourself to check Tab, Shift+Tab and its declared shortcuts. Complete directions are in docs/guides/Keyboard_and_Focus_Run_and_Test.txt. Developers can run tools\build-keyboard.cmd from an elevated Command Prompt.</w:t>
+      </w:r>
+    </w:p>
+    <w:p>
+      <w:pPr>
+        <w:pStyle w:val="Heading1"/>
+      </w:pPr>
+      <w:r>
         <w:t>Import actual screenshot evidence</w:t>
       </w:r>
     </w:p>
@@ -1559,7 +1602,7 @@
     </w:p>
     <w:p>
       <w:r>
-        <w:t>The supplied Phase 1 inventory contains 533 numbered requirements plus presentation rules. All 510 formerly unassessed requirements were reconciled in 21 audit batches. No unassessed items remain. The traceability ledger and implementation backlog distinguish implemented features, attributed manual capture, partial behavior and missing features. After the glossary implementation, 344 requirement records remain incomplete; overlapping records can share an implementation task. Earlier WP acceptance and 0.3.0 packages do not establish completion of the larger inventory.</w:t>
+        <w:t>The supplied Phase 1 inventory contains 533 numbered requirements plus presentation rules. All 510 formerly unassessed requirements were reconciled in 21 audit batches. No unassessed items remain. The traceability ledger and implementation backlog distinguish implemented features, attributed manual capture, partial behavior and missing features. After the glossary and keyboard inspector implementations, 343 requirement records remain incomplete; overlapping records can share an implementation task. Earlier WP acceptance and 0.3.0 packages do not establish completion of the larger inventory.</w:t>
       </w:r>
     </w:p>
     <w:p>
@@ -2137,7 +2180,7 @@
           <w:rFonts w:ascii="Consolas" w:hAnsi="Consolas"/>
           <w:sz w:val="16"/>
         </w:rPr>
-        <w:t>f4495d86b4a6390e3cf24f645d73ad8f69e5fe03af79aab9e5fdadcb78caa345</w:t>
+        <w:t>4c047871c06a68bfd3ce650a36ebd347010f43985ae9b5f40b83859222b67615</w:t>
       </w:r>
     </w:p>
     <w:p>
@@ -2225,6 +2268,26 @@
         <w:keepNext/>
       </w:pPr>
       <w:r>
+        <w:t>DPH.Workspace.Keyboard.pas</w:t>
+      </w:r>
+    </w:p>
+    <w:p>
+      <w:pPr>
+        <w:spacing w:after="60"/>
+      </w:pPr>
+      <w:r>
+        <w:rPr>
+          <w:rFonts w:ascii="Consolas" w:hAnsi="Consolas"/>
+          <w:sz w:val="16"/>
+        </w:rPr>
+        <w:t>90cd886ce1c00b911c25c7ebf437a7cbf2989a67169b41e43d35a5c666d3ef20</w:t>
+      </w:r>
+    </w:p>
+    <w:p>
+      <w:pPr>
+        <w:keepNext/>
+      </w:pPr>
+      <w:r>
         <w:t>DPH.Workspace.Model.pas</w:t>
       </w:r>
     </w:p>
@@ -2297,7 +2360,7 @@
           <w:rFonts w:ascii="Consolas" w:hAnsi="Consolas"/>
           <w:sz w:val="16"/>
         </w:rPr>
-        <w:t>6212567a7d5b8c1cd18a4f5b2ca0bb99c0deac95db5723ec633f1413f5b5206b</w:t>
+        <w:t>021365f90fb3a6d3aadac37f98a6b37a7f021dbfbfa6d79b474278ec9a1fe54c</w:t>
       </w:r>
     </w:p>
     <w:p>
@@ -2377,7 +2440,7 @@
           <w:rFonts w:ascii="Consolas" w:hAnsi="Consolas"/>
           <w:sz w:val="16"/>
         </w:rPr>
-        <w:t>717637f3a1d07f33e0902beb1da0d2765ba420ccbe5383db9c5bab082ee16977</w:t>
+        <w:t>a1237b831fb2d64dceb866fa1b32232c8b31b01f47fb631806fa4516db3272a2</w:t>
       </w:r>
     </w:p>
     <w:sectPr>

--- a/docs/guides/DPH_User_Guide.docx
+++ b/docs/guides/DPH_User_Guide.docx
@@ -355,7 +355,7 @@
         </w:tabs>
       </w:pPr>
       <w:r>
-        <w:t>Import actual screenshot evidence</w:t>
+        <w:t>Inspect menus context menus and toolbars</w:t>
       </w:r>
       <w:r>
         <w:tab/>
@@ -370,11 +370,11 @@
         </w:tabs>
       </w:pPr>
       <w:r>
-        <w:t>Write attributed knowledge</w:t>
+        <w:t>Import actual screenshot evidence</w:t>
       </w:r>
       <w:r>
         <w:tab/>
-        <w:t>11</w:t>
+        <w:t>12</w:t>
       </w:r>
     </w:p>
     <w:p>
@@ -385,7 +385,7 @@
         </w:tabs>
       </w:pPr>
       <w:r>
-        <w:t>Link authored sections to exact evidence</w:t>
+        <w:t>Write attributed knowledge</w:t>
       </w:r>
       <w:r>
         <w:tab/>
@@ -400,7 +400,7 @@
         </w:tabs>
       </w:pPr>
       <w:r>
-        <w:t>Review and retire knowledge</w:t>
+        <w:t>Link authored sections to exact evidence</w:t>
       </w:r>
       <w:r>
         <w:tab/>
@@ -415,7 +415,7 @@
         </w:tabs>
       </w:pPr>
       <w:r>
-        <w:t>Review changed knowledge against evidence</w:t>
+        <w:t>Review and retire knowledge</w:t>
       </w:r>
       <w:r>
         <w:tab/>
@@ -430,7 +430,7 @@
         </w:tabs>
       </w:pPr>
       <w:r>
-        <w:t>Answer focused author questions</w:t>
+        <w:t>Review changed knowledge against evidence</w:t>
       </w:r>
       <w:r>
         <w:tab/>
@@ -445,7 +445,7 @@
         </w:tabs>
       </w:pPr>
       <w:r>
-        <w:t>Preserve saved runtime observations</w:t>
+        <w:t>Answer focused author questions</w:t>
       </w:r>
       <w:r>
         <w:tab/>
@@ -460,7 +460,7 @@
         </w:tabs>
       </w:pPr>
       <w:r>
-        <w:t>Retain captures and review rename continuity</w:t>
+        <w:t>Preserve saved runtime observations</w:t>
       </w:r>
       <w:r>
         <w:tab/>
@@ -475,7 +475,7 @@
         </w:tabs>
       </w:pPr>
       <w:r>
-        <w:t>Back up and restore a complete database</w:t>
+        <w:t>Retain captures and review rename continuity</w:t>
       </w:r>
       <w:r>
         <w:tab/>
@@ -490,7 +490,7 @@
         </w:tabs>
       </w:pPr>
       <w:r>
-        <w:t>Publish manuals and handoffs</w:t>
+        <w:t>Back up and restore a complete database</w:t>
       </w:r>
       <w:r>
         <w:tab/>
@@ -505,7 +505,7 @@
         </w:tabs>
       </w:pPr>
       <w:r>
-        <w:t>Translate and review saved sections</w:t>
+        <w:t>Publish manuals and handoffs</w:t>
       </w:r>
       <w:r>
         <w:tab/>
@@ -520,7 +520,7 @@
         </w:tabs>
       </w:pPr>
       <w:r>
-        <w:t>Publish localized text and source browsing</w:t>
+        <w:t>Translate and review saved sections</w:t>
       </w:r>
       <w:r>
         <w:tab/>
@@ -535,7 +535,7 @@
         </w:tabs>
       </w:pPr>
       <w:r>
-        <w:t>Validate a bundle in the application</w:t>
+        <w:t>Publish localized text and source browsing</w:t>
       </w:r>
       <w:r>
         <w:tab/>
@@ -550,7 +550,7 @@
         </w:tabs>
       </w:pPr>
       <w:r>
-        <w:t>Validate and preserve exports</w:t>
+        <w:t>Validate a bundle in the application</w:t>
       </w:r>
       <w:r>
         <w:tab/>
@@ -565,7 +565,7 @@
         </w:tabs>
       </w:pPr>
       <w:r>
-        <w:t>Troubleshoot common states</w:t>
+        <w:t>Validate and preserve exports</w:t>
       </w:r>
       <w:r>
         <w:tab/>
@@ -580,7 +580,7 @@
         </w:tabs>
       </w:pPr>
       <w:r>
-        <w:t>Practice a maintenance handoff</w:t>
+        <w:t>Troubleshoot common states</w:t>
       </w:r>
       <w:r>
         <w:tab/>
@@ -595,7 +595,7 @@
         </w:tabs>
       </w:pPr>
       <w:r>
-        <w:t>Understand implementation status</w:t>
+        <w:t>Practice a maintenance handoff</w:t>
       </w:r>
       <w:r>
         <w:tab/>
@@ -610,11 +610,26 @@
         </w:tabs>
       </w:pPr>
       <w:r>
-        <w:t>Source and revision evidence</w:t>
+        <w:t>Understand implementation status</w:t>
       </w:r>
       <w:r>
         <w:tab/>
         <w:t>17</w:t>
+      </w:r>
+    </w:p>
+    <w:p>
+      <w:pPr>
+        <w:spacing w:after="0" w:line="240" w:lineRule="auto"/>
+        <w:tabs>
+          <w:tab w:val="right" w:leader="dot" w:pos="9360"/>
+        </w:tabs>
+      </w:pPr>
+      <w:r>
+        <w:t>Source and revision evidence</w:t>
+      </w:r>
+      <w:r>
+        <w:tab/>
+        <w:t>18</w:t>
       </w:r>
     </w:p>
     <w:p>
@@ -1204,6 +1219,34 @@
         <w:pStyle w:val="Heading1"/>
       </w:pPr>
       <w:r>
+        <w:t>Inspect menus context menus and toolbars</w:t>
+      </w:r>
+    </w:p>
+    <w:p>
+      <w:r>
+        <w:t>Open the intended project and choose Menus and commands in the upper-right page selector. Select a command to read its serialized menu path, caption or Text, action reference, shortcut codes, check flags, source location and diagnostics. The page inventories main and context menus, menu items and separators, toolbar commands and children, action containers, action consumers and menu attachments.</w:t>
+      </w:r>
+    </w:p>
+    <w:p>
+      <w:r>
+        <w:t>Choose a command kind or enter a name, caption, property, handler or diagnostic in the filter. Next page advances through 250-row pages; First page resets. Scroll the command bar horizontally to reach Command source, Action source, the handler selector and Explain handler. The detail box below the list scrolls vertically. Drag the divider below the list to resize it.</w:t>
+      </w:r>
+    </w:p>
+    <w:p>
+      <w:r>
+        <w:t>Command source opens unchanged attached form text. Action source opens a uniquely resolved local action declaration. Select the specific component OnClick, action OnExecute or OnUpdate, or context OnPopup in the handler selector, then click Explain handler to follow its confirmed captured routine. An unresolved handler disables that button. The separate bindings do not establish dispatch precedence. Source navigation refuses changed, detached, historical, binary or out-of-project text locations.</w:t>
+      </w:r>
+    </w:p>
+    <w:p>
+      <w:r>
+        <w:t>Menu paths follow serialized parents, not observed screen positions. An ampersand in a caption declares an accelerator marker; a separator is not executable. Missing properties remain unknown. OnUpdate and OnPopup can change state and contents at runtime. Readable Windows shortcut names and possible conflicts are on Keyboard and focus. Use docs/guides/Menus_and_Commands_Run_and_Test.txt for explicit run and test steps. DPH does not execute the target application.</w:t>
+      </w:r>
+    </w:p>
+    <w:p>
+      <w:pPr>
+        <w:pStyle w:val="Heading1"/>
+      </w:pPr>
+      <w:r>
         <w:t>Import actual screenshot evidence</w:t>
       </w:r>
     </w:p>
@@ -1602,7 +1645,7 @@
     </w:p>
     <w:p>
       <w:r>
-        <w:t>The supplied Phase 1 inventory contains 533 numbered requirements plus presentation rules. All 510 formerly unassessed requirements were reconciled in 21 audit batches. No unassessed items remain. The traceability ledger and implementation backlog distinguish implemented features, attributed manual capture, partial behavior and missing features. After the glossary and keyboard inspector implementations, 343 requirement records remain incomplete; overlapping records can share an implementation task. Earlier WP acceptance and 0.3.0 packages do not establish completion of the larger inventory.</w:t>
+        <w:t>The supplied Phase 1 inventory contains 533 numbered requirements plus presentation rules. All 510 formerly unassessed requirements were reconciled in 21 audit batches. No unassessed items remain. The traceability ledger and implementation backlog distinguish implemented features, attributed manual capture, partial behavior and missing features. After the glossary, keyboard and command inventory implementations, 342 requirement records remain incomplete; overlapping records can share an implementation task. Earlier WP acceptance and 0.3.0 packages do not establish completion of the larger inventory.</w:t>
       </w:r>
     </w:p>
     <w:p>
@@ -2180,7 +2223,7 @@
           <w:rFonts w:ascii="Consolas" w:hAnsi="Consolas"/>
           <w:sz w:val="16"/>
         </w:rPr>
-        <w:t>4c047871c06a68bfd3ce650a36ebd347010f43985ae9b5f40b83859222b67615</w:t>
+        <w:t>956e597b27924091fd7d6acbfc8bc8eda62182a3a89e1be7ca3346126def441e</w:t>
       </w:r>
     </w:p>
     <w:p>
@@ -2228,6 +2271,26 @@
         <w:keepNext/>
       </w:pPr>
       <w:r>
+        <w:t>DPH.Workspace.Commands.pas</w:t>
+      </w:r>
+    </w:p>
+    <w:p>
+      <w:pPr>
+        <w:spacing w:after="60"/>
+      </w:pPr>
+      <w:r>
+        <w:rPr>
+          <w:rFonts w:ascii="Consolas" w:hAnsi="Consolas"/>
+          <w:sz w:val="16"/>
+        </w:rPr>
+        <w:t>9d737351356cf30b1f5bd6d2dee5c514bcafe16c6fcafe24be82b2f06c1a3d28</w:t>
+      </w:r>
+    </w:p>
+    <w:p>
+      <w:pPr>
+        <w:keepNext/>
+      </w:pPr>
+      <w:r>
         <w:t>DPH.Workspace.Comparison.pas</w:t>
       </w:r>
     </w:p>
@@ -2280,7 +2343,7 @@
           <w:rFonts w:ascii="Consolas" w:hAnsi="Consolas"/>
           <w:sz w:val="16"/>
         </w:rPr>
-        <w:t>90cd886ce1c00b911c25c7ebf437a7cbf2989a67169b41e43d35a5c666d3ef20</w:t>
+        <w:t>cdc6b41289cebbe37601be3306a9cbefed08928c2730e24747093ab0f48fbcc4</w:t>
       </w:r>
     </w:p>
     <w:p>
@@ -2360,7 +2423,7 @@
           <w:rFonts w:ascii="Consolas" w:hAnsi="Consolas"/>
           <w:sz w:val="16"/>
         </w:rPr>
-        <w:t>021365f90fb3a6d3aadac37f98a6b37a7f021dbfbfa6d79b474278ec9a1fe54c</w:t>
+        <w:t>a924181a6412caabab27a3d440680255c44ef93179d514eea15296252b00452b</w:t>
       </w:r>
     </w:p>
     <w:p>
@@ -2440,7 +2503,7 @@
           <w:rFonts w:ascii="Consolas" w:hAnsi="Consolas"/>
           <w:sz w:val="16"/>
         </w:rPr>
-        <w:t>a1237b831fb2d64dceb866fa1b32232c8b31b01f47fb631806fa4516db3272a2</w:t>
+        <w:t>c77e545e8d113edd5853664d50ffc62e0c34d6bf8e7f5de842465d87f00bbdf2</w:t>
       </w:r>
     </w:p>
     <w:sectPr>

--- a/docs/guides/DPH_User_Guide.docx
+++ b/docs/guides/DPH_User_Guide.docx
@@ -370,7 +370,7 @@
         </w:tabs>
       </w:pPr>
       <w:r>
-        <w:t>Import actual screenshot evidence</w:t>
+        <w:t>Inspect dynamic and runtime created controls</w:t>
       </w:r>
       <w:r>
         <w:tab/>
@@ -385,7 +385,7 @@
         </w:tabs>
       </w:pPr>
       <w:r>
-        <w:t>Write attributed knowledge</w:t>
+        <w:t>Import actual screenshot evidence</w:t>
       </w:r>
       <w:r>
         <w:tab/>
@@ -400,7 +400,7 @@
         </w:tabs>
       </w:pPr>
       <w:r>
-        <w:t>Link authored sections to exact evidence</w:t>
+        <w:t>Write attributed knowledge</w:t>
       </w:r>
       <w:r>
         <w:tab/>
@@ -415,7 +415,7 @@
         </w:tabs>
       </w:pPr>
       <w:r>
-        <w:t>Review and retire knowledge</w:t>
+        <w:t>Link authored sections to exact evidence</w:t>
       </w:r>
       <w:r>
         <w:tab/>
@@ -430,7 +430,7 @@
         </w:tabs>
       </w:pPr>
       <w:r>
-        <w:t>Review changed knowledge against evidence</w:t>
+        <w:t>Review and retire knowledge</w:t>
       </w:r>
       <w:r>
         <w:tab/>
@@ -445,11 +445,11 @@
         </w:tabs>
       </w:pPr>
       <w:r>
-        <w:t>Answer focused author questions</w:t>
+        <w:t>Review changed knowledge against evidence</w:t>
       </w:r>
       <w:r>
         <w:tab/>
-        <w:t>13</w:t>
+        <w:t>14</w:t>
       </w:r>
     </w:p>
     <w:p>
@@ -460,7 +460,7 @@
         </w:tabs>
       </w:pPr>
       <w:r>
-        <w:t>Preserve saved runtime observations</w:t>
+        <w:t>Answer focused author questions</w:t>
       </w:r>
       <w:r>
         <w:tab/>
@@ -475,7 +475,7 @@
         </w:tabs>
       </w:pPr>
       <w:r>
-        <w:t>Retain captures and review rename continuity</w:t>
+        <w:t>Preserve saved runtime observations</w:t>
       </w:r>
       <w:r>
         <w:tab/>
@@ -490,11 +490,11 @@
         </w:tabs>
       </w:pPr>
       <w:r>
-        <w:t>Back up and restore a complete database</w:t>
+        <w:t>Retain captures and review rename continuity</w:t>
       </w:r>
       <w:r>
         <w:tab/>
-        <w:t>14</w:t>
+        <w:t>15</w:t>
       </w:r>
     </w:p>
     <w:p>
@@ -505,7 +505,7 @@
         </w:tabs>
       </w:pPr>
       <w:r>
-        <w:t>Publish manuals and handoffs</w:t>
+        <w:t>Back up and restore a complete database</w:t>
       </w:r>
       <w:r>
         <w:tab/>
@@ -520,7 +520,7 @@
         </w:tabs>
       </w:pPr>
       <w:r>
-        <w:t>Translate and review saved sections</w:t>
+        <w:t>Publish manuals and handoffs</w:t>
       </w:r>
       <w:r>
         <w:tab/>
@@ -535,7 +535,7 @@
         </w:tabs>
       </w:pPr>
       <w:r>
-        <w:t>Publish localized text and source browsing</w:t>
+        <w:t>Translate and review saved sections</w:t>
       </w:r>
       <w:r>
         <w:tab/>
@@ -550,7 +550,7 @@
         </w:tabs>
       </w:pPr>
       <w:r>
-        <w:t>Validate a bundle in the application</w:t>
+        <w:t>Publish localized text and source browsing</w:t>
       </w:r>
       <w:r>
         <w:tab/>
@@ -565,11 +565,11 @@
         </w:tabs>
       </w:pPr>
       <w:r>
-        <w:t>Validate and preserve exports</w:t>
+        <w:t>Validate a bundle in the application</w:t>
       </w:r>
       <w:r>
         <w:tab/>
-        <w:t>16</w:t>
+        <w:t>17</w:t>
       </w:r>
     </w:p>
     <w:p>
@@ -580,7 +580,7 @@
         </w:tabs>
       </w:pPr>
       <w:r>
-        <w:t>Troubleshoot common states</w:t>
+        <w:t>Validate and preserve exports</w:t>
       </w:r>
       <w:r>
         <w:tab/>
@@ -595,7 +595,7 @@
         </w:tabs>
       </w:pPr>
       <w:r>
-        <w:t>Practice a maintenance handoff</w:t>
+        <w:t>Troubleshoot common states</w:t>
       </w:r>
       <w:r>
         <w:tab/>
@@ -610,11 +610,26 @@
         </w:tabs>
       </w:pPr>
       <w:r>
+        <w:t>Practice a maintenance handoff</w:t>
+      </w:r>
+      <w:r>
+        <w:tab/>
+        <w:t>18</w:t>
+      </w:r>
+    </w:p>
+    <w:p>
+      <w:pPr>
+        <w:spacing w:after="0" w:line="240" w:lineRule="auto"/>
+        <w:tabs>
+          <w:tab w:val="right" w:leader="dot" w:pos="9360"/>
+        </w:tabs>
+      </w:pPr>
+      <w:r>
         <w:t>Understand implementation status</w:t>
       </w:r>
       <w:r>
         <w:tab/>
-        <w:t>17</w:t>
+        <w:t>18</w:t>
       </w:r>
     </w:p>
     <w:p>
@@ -1247,6 +1262,34 @@
         <w:pStyle w:val="Heading1"/>
       </w:pPr>
       <w:r>
+        <w:t>Inspect dynamic and runtime created controls</w:t>
+      </w:r>
+    </w:p>
+    <w:p>
+      <w:r>
+        <w:t>Open the intended project and choose Dynamic controls in the upper-right page selector. Attach the source and click Full reassessment for an older capture; DPH-WP3-12 adds owner, parent and event relationships that old captures do not contain. Select a row to read its constructor class, generation, source range and fingerprint. Each row is a source creation site; a loop does not establish its runtime instance count.</w:t>
+      </w:r>
+    </w:p>
+    <w:p>
+      <w:r>
+        <w:t>The detail box separates the lexical result variable, constructor owner, visual Parent assignment, event assignment and other property expressions. Owner describes lifetime ownership; it does not set Parent. Self refers to the declaring type, not an observed instance. Inferred links identify source declarations. nil preserves an explicit empty-reference expression. A reused or overwritten variable or assignment before construction remains ambiguous. Missing references remain unknown.</w:t>
+      </w:r>
+    </w:p>
+    <w:p>
+      <w:r>
+        <w:t>Filter by routine, class, parent, owner or event. Next page advances through 250 sites and First page resets. Scroll the command bar horizontally to reach Explain creation site, the reference dropdown and Explain reference. Choose a relationship before explaining its target. Unresolved targets and nil expressions disable reference navigation. Explain opens captured evidence; use Source there for verified attached code. Scroll the detail box vertically or drag its divider to resize it.</w:t>
+      </w:r>
+    </w:p>
+    <w:p>
+      <w:r>
+        <w:t>DPH does not execute the target or reconstruct observed controls from these sites. Runtime instances, final layout, dispatch and lifetime remain unobserved. Factories, aliases, casts, with scopes and cross-routine mutations can remain unsupported. See docs/guides/Dynamic_Controls_Run_and_Test.txt for explicit directions and manual exercises. Developers can run tools\build-dynamic-controls.cmd elevated for the focused acceptance suite.</w:t>
+      </w:r>
+    </w:p>
+    <w:p>
+      <w:pPr>
+        <w:pStyle w:val="Heading1"/>
+      </w:pPr>
+      <w:r>
         <w:t>Import actual screenshot evidence</w:t>
       </w:r>
     </w:p>
@@ -1645,7 +1688,7 @@
     </w:p>
     <w:p>
       <w:r>
-        <w:t>The supplied Phase 1 inventory contains 533 numbered requirements plus presentation rules. All 510 formerly unassessed requirements were reconciled in 21 audit batches. No unassessed items remain. The traceability ledger and implementation backlog distinguish implemented features, attributed manual capture, partial behavior and missing features. After the glossary, keyboard and command inventory implementations, 342 requirement records remain incomplete; overlapping records can share an implementation task. Earlier WP acceptance and 0.3.0 packages do not establish completion of the larger inventory.</w:t>
+        <w:t>The supplied Phase 1 inventory contains 533 numbered requirements plus presentation rules. All 510 formerly unassessed requirements were reconciled in 21 audit batches. No unassessed items remain. The traceability ledger and implementation backlog distinguish implemented features, attributed manual capture, partial behavior and missing features. After the glossary, keyboard, command inventory and dynamic control implementations, 341 requirement records remain incomplete; overlapping records can share an implementation task. Earlier WP acceptance and 0.3.0 packages do not establish completion of the larger inventory.</w:t>
       </w:r>
     </w:p>
     <w:p>
@@ -1743,7 +1786,7 @@
           <w:rFonts w:ascii="Consolas" w:hAnsi="Consolas"/>
           <w:sz w:val="16"/>
         </w:rPr>
-        <w:t>67383aae374aabba6832526e9d373827a5133e4369a61eaad9cffef9f239ecdb</w:t>
+        <w:t>98ecd089264555c80cd293fbd5cc70fb6c6d0549e788f3f50313f76653874d3c</w:t>
       </w:r>
     </w:p>
     <w:p>
@@ -1823,7 +1866,7 @@
           <w:rFonts w:ascii="Consolas" w:hAnsi="Consolas"/>
           <w:sz w:val="16"/>
         </w:rPr>
-        <w:t>a362f3a2b46bdc77883c129efd1c14192d6128ecb616f82915222df370d2d006</w:t>
+        <w:t>1da99806fa3a71afbfe4c58e8e1bb40041d308e32b42fd06f412723c79f7799b</w:t>
       </w:r>
     </w:p>
     <w:p>
@@ -2223,7 +2266,7 @@
           <w:rFonts w:ascii="Consolas" w:hAnsi="Consolas"/>
           <w:sz w:val="16"/>
         </w:rPr>
-        <w:t>956e597b27924091fd7d6acbfc8bc8eda62182a3a89e1be7ca3346126def441e</w:t>
+        <w:t>752100b4862ae04fe9ded675b00503408a50611131d4d16cef5b562252f4e5e0</w:t>
       </w:r>
     </w:p>
     <w:p>
@@ -2311,6 +2354,26 @@
         <w:keepNext/>
       </w:pPr>
       <w:r>
+        <w:t>DPH.Workspace.DynamicControls.pas</w:t>
+      </w:r>
+    </w:p>
+    <w:p>
+      <w:pPr>
+        <w:spacing w:after="60"/>
+      </w:pPr>
+      <w:r>
+        <w:rPr>
+          <w:rFonts w:ascii="Consolas" w:hAnsi="Consolas"/>
+          <w:sz w:val="16"/>
+        </w:rPr>
+        <w:t>abd5350eab05058b885b95e0c947a1badd54eba33877cbe9a448cac194db25ed</w:t>
+      </w:r>
+    </w:p>
+    <w:p>
+      <w:pPr>
+        <w:keepNext/>
+      </w:pPr>
+      <w:r>
         <w:t>DPH.Workspace.Graphs.pas</w:t>
       </w:r>
     </w:p>
@@ -2423,7 +2486,7 @@
           <w:rFonts w:ascii="Consolas" w:hAnsi="Consolas"/>
           <w:sz w:val="16"/>
         </w:rPr>
-        <w:t>a924181a6412caabab27a3d440680255c44ef93179d514eea15296252b00452b</w:t>
+        <w:t>dc8422d60872f852d3a9f5bcc186fcd9a8c373c7872f11798028e20ba7b3fb35</w:t>
       </w:r>
     </w:p>
     <w:p>
@@ -2503,7 +2566,7 @@
           <w:rFonts w:ascii="Consolas" w:hAnsi="Consolas"/>
           <w:sz w:val="16"/>
         </w:rPr>
-        <w:t>c77e545e8d113edd5853664d50ffc62e0c34d6bf8e7f5de842465d87f00bbdf2</w:t>
+        <w:t>8b9a2ca58594c21eeae0d9dda4018f2453a4383f93d3270358a94c74962f979e</w:t>
       </w:r>
     </w:p>
     <w:sectPr>

--- a/docs/guides/DPH_User_Guide.docx
+++ b/docs/guides/DPH_User_Guide.docx
@@ -385,7 +385,7 @@
         </w:tabs>
       </w:pPr>
       <w:r>
-        <w:t>Import actual screenshot evidence</w:t>
+        <w:t>Inspect responsive layouts anchors and alignments</w:t>
       </w:r>
       <w:r>
         <w:tab/>
@@ -400,11 +400,11 @@
         </w:tabs>
       </w:pPr>
       <w:r>
-        <w:t>Write attributed knowledge</w:t>
+        <w:t>Import actual screenshot evidence</w:t>
       </w:r>
       <w:r>
         <w:tab/>
-        <w:t>12</w:t>
+        <w:t>13</w:t>
       </w:r>
     </w:p>
     <w:p>
@@ -415,7 +415,7 @@
         </w:tabs>
       </w:pPr>
       <w:r>
-        <w:t>Link authored sections to exact evidence</w:t>
+        <w:t>Write attributed knowledge</w:t>
       </w:r>
       <w:r>
         <w:tab/>
@@ -430,7 +430,7 @@
         </w:tabs>
       </w:pPr>
       <w:r>
-        <w:t>Review and retire knowledge</w:t>
+        <w:t>Link authored sections to exact evidence</w:t>
       </w:r>
       <w:r>
         <w:tab/>
@@ -445,7 +445,7 @@
         </w:tabs>
       </w:pPr>
       <w:r>
-        <w:t>Review changed knowledge against evidence</w:t>
+        <w:t>Review and retire knowledge</w:t>
       </w:r>
       <w:r>
         <w:tab/>
@@ -460,7 +460,7 @@
         </w:tabs>
       </w:pPr>
       <w:r>
-        <w:t>Answer focused author questions</w:t>
+        <w:t>Review changed knowledge against evidence</w:t>
       </w:r>
       <w:r>
         <w:tab/>
@@ -475,7 +475,7 @@
         </w:tabs>
       </w:pPr>
       <w:r>
-        <w:t>Preserve saved runtime observations</w:t>
+        <w:t>Answer focused author questions</w:t>
       </w:r>
       <w:r>
         <w:tab/>
@@ -490,7 +490,7 @@
         </w:tabs>
       </w:pPr>
       <w:r>
-        <w:t>Retain captures and review rename continuity</w:t>
+        <w:t>Preserve saved runtime observations</w:t>
       </w:r>
       <w:r>
         <w:tab/>
@@ -505,7 +505,7 @@
         </w:tabs>
       </w:pPr>
       <w:r>
-        <w:t>Back up and restore a complete database</w:t>
+        <w:t>Retain captures and review rename continuity</w:t>
       </w:r>
       <w:r>
         <w:tab/>
@@ -520,7 +520,7 @@
         </w:tabs>
       </w:pPr>
       <w:r>
-        <w:t>Publish manuals and handoffs</w:t>
+        <w:t>Back up and restore a complete database</w:t>
       </w:r>
       <w:r>
         <w:tab/>
@@ -535,7 +535,7 @@
         </w:tabs>
       </w:pPr>
       <w:r>
-        <w:t>Translate and review saved sections</w:t>
+        <w:t>Publish manuals and handoffs</w:t>
       </w:r>
       <w:r>
         <w:tab/>
@@ -550,7 +550,7 @@
         </w:tabs>
       </w:pPr>
       <w:r>
-        <w:t>Publish localized text and source browsing</w:t>
+        <w:t>Translate and review saved sections</w:t>
       </w:r>
       <w:r>
         <w:tab/>
@@ -565,7 +565,7 @@
         </w:tabs>
       </w:pPr>
       <w:r>
-        <w:t>Validate a bundle in the application</w:t>
+        <w:t>Publish localized text and source browsing</w:t>
       </w:r>
       <w:r>
         <w:tab/>
@@ -580,7 +580,7 @@
         </w:tabs>
       </w:pPr>
       <w:r>
-        <w:t>Validate and preserve exports</w:t>
+        <w:t>Validate a bundle in the application</w:t>
       </w:r>
       <w:r>
         <w:tab/>
@@ -595,11 +595,11 @@
         </w:tabs>
       </w:pPr>
       <w:r>
-        <w:t>Troubleshoot common states</w:t>
+        <w:t>Validate and preserve exports</w:t>
       </w:r>
       <w:r>
         <w:tab/>
-        <w:t>17</w:t>
+        <w:t>18</w:t>
       </w:r>
     </w:p>
     <w:p>
@@ -610,7 +610,7 @@
         </w:tabs>
       </w:pPr>
       <w:r>
-        <w:t>Practice a maintenance handoff</w:t>
+        <w:t>Troubleshoot common states</w:t>
       </w:r>
       <w:r>
         <w:tab/>
@@ -625,7 +625,7 @@
         </w:tabs>
       </w:pPr>
       <w:r>
-        <w:t>Understand implementation status</w:t>
+        <w:t>Practice a maintenance handoff</w:t>
       </w:r>
       <w:r>
         <w:tab/>
@@ -640,11 +640,26 @@
         </w:tabs>
       </w:pPr>
       <w:r>
+        <w:t>Understand implementation status</w:t>
+      </w:r>
+      <w:r>
+        <w:tab/>
+        <w:t>19</w:t>
+      </w:r>
+    </w:p>
+    <w:p>
+      <w:pPr>
+        <w:spacing w:after="0" w:line="240" w:lineRule="auto"/>
+        <w:tabs>
+          <w:tab w:val="right" w:leader="dot" w:pos="9360"/>
+        </w:tabs>
+      </w:pPr>
+      <w:r>
         <w:t>Source and revision evidence</w:t>
       </w:r>
       <w:r>
         <w:tab/>
-        <w:t>18</w:t>
+        <w:t>19</w:t>
       </w:r>
     </w:p>
     <w:p>
@@ -1290,6 +1305,39 @@
         <w:pStyle w:val="Heading1"/>
       </w:pPr>
       <w:r>
+        <w:t>Inspect responsive layouts anchors and alignments</w:t>
+      </w:r>
+    </w:p>
+    <w:p>
+      <w:r>
+        <w:t>Open the intended project and choose Layout rules in the upper-right page selector. Select a component to read its captured Align, Anchors, geometry, margins, padding, constraints, scaling and resize events with source locations. Parent means the serialized containing object. Missing and inherited rules remain unknown. These explanations help you investigate resizing without executing the target application.</w:t>
+      </w:r>
+    </w:p>
+    <w:p>
+      <w:r>
+        <w:t>Enter a parent width change and height change, then click Apply example. Positive values illustrate growth; negative values illustrate shrinking. Each field accepts a whole number from -10000 to 10000. Invalid input preserves the previous valid example. At narrow widths, scroll the command bar horizontally to reach these fields and Apply example. Applying refreshes the filter and returns to the first page.</w:t>
+      </w:r>
+    </w:p>
+    <w:p>
+      <w:r>
+        <w:t>Numeric anchor examples require an ordinary serialized child, a captured parent, explicit Align=None and recognized explicit anchors. Opposite edges illustrate a size change; trailing edges illustrate movement; leading edges illustrate a fixed offset. No anchor on an axis leaves its framework anchor origin unknown. Active alignment, inherited objects and missing or unknown rules receive explanations without unsupported numeric predictions.</w:t>
+      </w:r>
+    </w:p>
+    <w:p>
+      <w:r>
+        <w:t>Filter by component, property or explanation. Next page advances through 250 rows; First page resets. Drag the divider below the list to resize it and scroll the detail box for all explanations. Component source opens attached unchanged text at its captured location. Detached, changed and binary source locations are refused explicitly.</w:t>
+      </w:r>
+    </w:p>
+    <w:p>
+      <w:r>
+        <w:t>The example reports basic changes, not absolute final geometry. Constraints, autosizing, sibling alignment, inherited defaults, spacing, fonts, DPI and custom code can alter the actual result. Run the target separately and resize it at narrow and wide widths and different display scales. Compare with its Object Inspector settings. The Screens reconstruction remains approximate. Full directions are in docs/guides/Layout_Rules_Run_and_Test.txt; developers run tools\build-layout-rules.cmd elevated.</w:t>
+      </w:r>
+    </w:p>
+    <w:p>
+      <w:pPr>
+        <w:pStyle w:val="Heading1"/>
+      </w:pPr>
+      <w:r>
         <w:t>Import actual screenshot evidence</w:t>
       </w:r>
     </w:p>
@@ -1688,7 +1736,7 @@
     </w:p>
     <w:p>
       <w:r>
-        <w:t>The supplied Phase 1 inventory contains 533 numbered requirements plus presentation rules. All 510 formerly unassessed requirements were reconciled in 21 audit batches. No unassessed items remain. The traceability ledger and implementation backlog distinguish implemented features, attributed manual capture, partial behavior and missing features. After the glossary, keyboard, command inventory and dynamic control implementations, 341 requirement records remain incomplete; overlapping records can share an implementation task. Earlier WP acceptance and 0.3.0 packages do not establish completion of the larger inventory.</w:t>
+        <w:t>The supplied Phase 1 inventory contains 533 numbered requirements plus presentation rules. All 510 formerly unassessed requirements were reconciled in 21 audit batches. No unassessed items remain. The traceability ledger and implementation backlog distinguish implemented features, attributed manual capture, partial behavior and missing features. After the glossary, keyboard, command inventory, dynamic control and layout rule implementations, 340 requirement records remain incomplete; overlapping records can share an implementation task. Earlier WP acceptance and 0.3.0 packages do not establish completion of the larger inventory.</w:t>
       </w:r>
     </w:p>
     <w:p>
@@ -2266,7 +2314,7 @@
           <w:rFonts w:ascii="Consolas" w:hAnsi="Consolas"/>
           <w:sz w:val="16"/>
         </w:rPr>
-        <w:t>752100b4862ae04fe9ded675b00503408a50611131d4d16cef5b562252f4e5e0</w:t>
+        <w:t>f947529798b4d22eff8cea2df02aa865e0ebcdff6ff6fb2b09811700ab0a8b90</w:t>
       </w:r>
     </w:p>
     <w:p>
@@ -2406,7 +2454,27 @@
           <w:rFonts w:ascii="Consolas" w:hAnsi="Consolas"/>
           <w:sz w:val="16"/>
         </w:rPr>
-        <w:t>cdc6b41289cebbe37601be3306a9cbefed08928c2730e24747093ab0f48fbcc4</w:t>
+        <w:t>6e854d724e8360e3d5015d63077744636cf88f33eed5c9fcff175ef01e0f9923</w:t>
+      </w:r>
+    </w:p>
+    <w:p>
+      <w:pPr>
+        <w:keepNext/>
+      </w:pPr>
+      <w:r>
+        <w:t>DPH.Workspace.LayoutRules.pas</w:t>
+      </w:r>
+    </w:p>
+    <w:p>
+      <w:pPr>
+        <w:spacing w:after="60"/>
+      </w:pPr>
+      <w:r>
+        <w:rPr>
+          <w:rFonts w:ascii="Consolas" w:hAnsi="Consolas"/>
+          <w:sz w:val="16"/>
+        </w:rPr>
+        <w:t>02dcd1a040fc209a557281fe8150bd40a59291a18a08fa48d5e07065dbac1c49</w:t>
       </w:r>
     </w:p>
     <w:p>
@@ -2486,7 +2554,7 @@
           <w:rFonts w:ascii="Consolas" w:hAnsi="Consolas"/>
           <w:sz w:val="16"/>
         </w:rPr>
-        <w:t>dc8422d60872f852d3a9f5bcc186fcd9a8c373c7872f11798028e20ba7b3fb35</w:t>
+        <w:t>c91f72eb5c52378b73abe777e9af9656a1d168a965e7214737aa58d8f0111e49</w:t>
       </w:r>
     </w:p>
     <w:p>
@@ -2566,7 +2634,7 @@
           <w:rFonts w:ascii="Consolas" w:hAnsi="Consolas"/>
           <w:sz w:val="16"/>
         </w:rPr>
-        <w:t>8b9a2ca58594c21eeae0d9dda4018f2453a4383f93d3270358a94c74962f979e</w:t>
+        <w:t>42e5ab20a8b11f9764da478d0ea5147c616e75d1a03dd705d7af39c36f917d84</w:t>
       </w:r>
     </w:p>
     <w:sectPr>

--- a/docs/guides/DPH_User_Guide.docx
+++ b/docs/guides/DPH_User_Guide.docx
@@ -52,13 +52,25 @@
       </w:r>
     </w:p>
     <w:p>
-      <w:r>
+      <w:pPr>
+        <w:spacing w:before="0" w:after="0" w:line="20" w:lineRule="exact"/>
+      </w:pPr>
+      <w:r>
+        <w:rPr>
+          <w:sz w:val="2"/>
+        </w:rPr>
         <w:fldChar w:fldCharType="begin"/>
         <w:instrText xml:space="preserve"> TOC \o "1-1" \h \z \u </w:instrText>
       </w:r>
     </w:p>
     <w:p>
-      <w:r>
+      <w:pPr>
+        <w:spacing w:before="0" w:after="0" w:line="20" w:lineRule="exact"/>
+      </w:pPr>
+      <w:r>
+        <w:rPr>
+          <w:sz w:val="2"/>
+        </w:rPr>
         <w:fldChar w:fldCharType="separate"/>
       </w:r>
     </w:p>
@@ -70,9 +82,15 @@
         </w:tabs>
       </w:pPr>
       <w:r>
+        <w:rPr>
+          <w:sz w:val="20"/>
+        </w:rPr>
         <w:t>Purpose and evidence</w:t>
       </w:r>
       <w:r>
+        <w:rPr>
+          <w:sz w:val="20"/>
+        </w:rPr>
         <w:tab/>
         <w:t>3</w:t>
       </w:r>
@@ -85,9 +103,15 @@
         </w:tabs>
       </w:pPr>
       <w:r>
+        <w:rPr>
+          <w:sz w:val="20"/>
+        </w:rPr>
         <w:t>Start DPH</w:t>
       </w:r>
       <w:r>
+        <w:rPr>
+          <w:sz w:val="20"/>
+        </w:rPr>
         <w:tab/>
         <w:t>3</w:t>
       </w:r>
@@ -100,9 +124,15 @@
         </w:tabs>
       </w:pPr>
       <w:r>
+        <w:rPr>
+          <w:sz w:val="20"/>
+        </w:rPr>
         <w:t>Run the application and its checks</w:t>
       </w:r>
       <w:r>
+        <w:rPr>
+          <w:sz w:val="20"/>
+        </w:rPr>
         <w:tab/>
         <w:t>3</w:t>
       </w:r>
@@ -115,9 +145,15 @@
         </w:tabs>
       </w:pPr>
       <w:r>
+        <w:rPr>
+          <w:sz w:val="20"/>
+        </w:rPr>
         <w:t>Attach a source project</w:t>
       </w:r>
       <w:r>
+        <w:rPr>
+          <w:sz w:val="20"/>
+        </w:rPr>
         <w:tab/>
         <w:t>4</w:t>
       </w:r>
@@ -130,9 +166,15 @@
         </w:tabs>
       </w:pPr>
       <w:r>
+        <w:rPr>
+          <w:sz w:val="20"/>
+        </w:rPr>
         <w:t>Open cached work</w:t>
       </w:r>
       <w:r>
+        <w:rPr>
+          <w:sz w:val="20"/>
+        </w:rPr>
         <w:tab/>
         <w:t>4</w:t>
       </w:r>
@@ -145,9 +187,15 @@
         </w:tabs>
       </w:pPr>
       <w:r>
+        <w:rPr>
+          <w:sz w:val="20"/>
+        </w:rPr>
         <w:t>Manage the project catalog</w:t>
       </w:r>
       <w:r>
+        <w:rPr>
+          <w:sz w:val="20"/>
+        </w:rPr>
         <w:tab/>
         <w:t>5</w:t>
       </w:r>
@@ -160,9 +208,15 @@
         </w:tabs>
       </w:pPr>
       <w:r>
+        <w:rPr>
+          <w:sz w:val="20"/>
+        </w:rPr>
         <w:t>Record the selected application profile</w:t>
       </w:r>
       <w:r>
+        <w:rPr>
+          <w:sz w:val="20"/>
+        </w:rPr>
         <w:tab/>
         <w:t>5</w:t>
       </w:r>
@@ -175,9 +229,15 @@
         </w:tabs>
       </w:pPr>
       <w:r>
+        <w:rPr>
+          <w:sz w:val="20"/>
+        </w:rPr>
         <w:t>Define and review business terms</w:t>
       </w:r>
       <w:r>
+        <w:rPr>
+          <w:sz w:val="20"/>
+        </w:rPr>
         <w:tab/>
         <w:t>5</w:t>
       </w:r>
@@ -190,9 +250,15 @@
         </w:tabs>
       </w:pPr>
       <w:r>
+        <w:rPr>
+          <w:sz w:val="20"/>
+        </w:rPr>
         <w:t>Learn the selected project</w:t>
       </w:r>
       <w:r>
+        <w:rPr>
+          <w:sz w:val="20"/>
+        </w:rPr>
         <w:tab/>
         <w:t>6</w:t>
       </w:r>
@@ -205,9 +271,15 @@
         </w:tabs>
       </w:pPr>
       <w:r>
+        <w:rPr>
+          <w:sz w:val="20"/>
+        </w:rPr>
         <w:t>Measure coverage before relying on an explanation</w:t>
       </w:r>
       <w:r>
+        <w:rPr>
+          <w:sz w:val="20"/>
+        </w:rPr>
         <w:tab/>
         <w:t>8</w:t>
       </w:r>
@@ -220,9 +292,15 @@
         </w:tabs>
       </w:pPr>
       <w:r>
+        <w:rPr>
+          <w:sz w:val="20"/>
+        </w:rPr>
         <w:t>Explore and search</w:t>
       </w:r>
       <w:r>
+        <w:rPr>
+          <w:sz w:val="20"/>
+        </w:rPr>
         <w:tab/>
         <w:t>8</w:t>
       </w:r>
@@ -235,9 +313,15 @@
         </w:tabs>
       </w:pPr>
       <w:r>
+        <w:rPr>
+          <w:sz w:val="20"/>
+        </w:rPr>
         <w:t>Search across the captured project</w:t>
       </w:r>
       <w:r>
+        <w:rPr>
+          <w:sz w:val="20"/>
+        </w:rPr>
         <w:tab/>
         <w:t>8</w:t>
       </w:r>
@@ -250,9 +334,15 @@
         </w:tabs>
       </w:pPr>
       <w:r>
+        <w:rPr>
+          <w:sz w:val="20"/>
+        </w:rPr>
         <w:t>Read source and graph evidence</w:t>
       </w:r>
       <w:r>
+        <w:rPr>
+          <w:sz w:val="20"/>
+        </w:rPr>
         <w:tab/>
         <w:t>8</w:t>
       </w:r>
@@ -265,9 +355,15 @@
         </w:tabs>
       </w:pPr>
       <w:r>
+        <w:rPr>
+          <w:sz w:val="20"/>
+        </w:rPr>
         <w:t>Investigate source quality candidates</w:t>
       </w:r>
       <w:r>
+        <w:rPr>
+          <w:sz w:val="20"/>
+        </w:rPr>
         <w:tab/>
         <w:t>9</w:t>
       </w:r>
@@ -280,9 +376,15 @@
         </w:tabs>
       </w:pPr>
       <w:r>
+        <w:rPr>
+          <w:sz w:val="20"/>
+        </w:rPr>
         <w:t>Compare captured revisions</w:t>
       </w:r>
       <w:r>
+        <w:rPr>
+          <w:sz w:val="20"/>
+        </w:rPr>
         <w:tab/>
         <w:t>9</w:t>
       </w:r>
@@ -295,9 +397,15 @@
         </w:tabs>
       </w:pPr>
       <w:r>
+        <w:rPr>
+          <w:sz w:val="20"/>
+        </w:rPr>
         <w:t>Choose graph scope and grouping</w:t>
       </w:r>
       <w:r>
+        <w:rPr>
+          <w:sz w:val="20"/>
+        </w:rPr>
         <w:tab/>
         <w:t>10</w:t>
       </w:r>
@@ -310,9 +418,15 @@
         </w:tabs>
       </w:pPr>
       <w:r>
+        <w:rPr>
+          <w:sz w:val="20"/>
+        </w:rPr>
         <w:t>Read a routine as a beginner</w:t>
       </w:r>
       <w:r>
+        <w:rPr>
+          <w:sz w:val="20"/>
+        </w:rPr>
         <w:tab/>
         <w:t>10</w:t>
       </w:r>
@@ -325,9 +439,15 @@
         </w:tabs>
       </w:pPr>
       <w:r>
+        <w:rPr>
+          <w:sz w:val="20"/>
+        </w:rPr>
         <w:t>Inspect screens</w:t>
       </w:r>
       <w:r>
+        <w:rPr>
+          <w:sz w:val="20"/>
+        </w:rPr>
         <w:tab/>
         <w:t>10</w:t>
       </w:r>
@@ -340,9 +460,15 @@
         </w:tabs>
       </w:pPr>
       <w:r>
+        <w:rPr>
+          <w:sz w:val="20"/>
+        </w:rPr>
         <w:t>Inspect keyboard shortcuts and focus order</w:t>
       </w:r>
       <w:r>
+        <w:rPr>
+          <w:sz w:val="20"/>
+        </w:rPr>
         <w:tab/>
         <w:t>11</w:t>
       </w:r>
@@ -355,9 +481,15 @@
         </w:tabs>
       </w:pPr>
       <w:r>
+        <w:rPr>
+          <w:sz w:val="20"/>
+        </w:rPr>
         <w:t>Inspect menus context menus and toolbars</w:t>
       </w:r>
       <w:r>
+        <w:rPr>
+          <w:sz w:val="20"/>
+        </w:rPr>
         <w:tab/>
         <w:t>11</w:t>
       </w:r>
@@ -370,9 +502,15 @@
         </w:tabs>
       </w:pPr>
       <w:r>
+        <w:rPr>
+          <w:sz w:val="20"/>
+        </w:rPr>
         <w:t>Inspect dynamic and runtime created controls</w:t>
       </w:r>
       <w:r>
+        <w:rPr>
+          <w:sz w:val="20"/>
+        </w:rPr>
         <w:tab/>
         <w:t>12</w:t>
       </w:r>
@@ -385,9 +523,15 @@
         </w:tabs>
       </w:pPr>
       <w:r>
+        <w:rPr>
+          <w:sz w:val="20"/>
+        </w:rPr>
         <w:t>Inspect responsive layouts anchors and alignments</w:t>
       </w:r>
       <w:r>
+        <w:rPr>
+          <w:sz w:val="20"/>
+        </w:rPr>
         <w:tab/>
         <w:t>12</w:t>
       </w:r>
@@ -400,9 +544,15 @@
         </w:tabs>
       </w:pPr>
       <w:r>
-        <w:t>Import actual screenshot evidence</w:t>
-      </w:r>
-      <w:r>
+        <w:rPr>
+          <w:sz w:val="20"/>
+        </w:rPr>
+        <w:t>Inspect component dependencies and support records</w:t>
+      </w:r>
+      <w:r>
+        <w:rPr>
+          <w:sz w:val="20"/>
+        </w:rPr>
         <w:tab/>
         <w:t>13</w:t>
       </w:r>
@@ -415,9 +565,15 @@
         </w:tabs>
       </w:pPr>
       <w:r>
-        <w:t>Write attributed knowledge</w:t>
-      </w:r>
-      <w:r>
+        <w:rPr>
+          <w:sz w:val="20"/>
+        </w:rPr>
+        <w:t>Import actual screenshot evidence</w:t>
+      </w:r>
+      <w:r>
+        <w:rPr>
+          <w:sz w:val="20"/>
+        </w:rPr>
         <w:tab/>
         <w:t>13</w:t>
       </w:r>
@@ -430,11 +586,17 @@
         </w:tabs>
       </w:pPr>
       <w:r>
-        <w:t>Link authored sections to exact evidence</w:t>
-      </w:r>
-      <w:r>
+        <w:rPr>
+          <w:sz w:val="20"/>
+        </w:rPr>
+        <w:t>Write attributed knowledge</w:t>
+      </w:r>
+      <w:r>
+        <w:rPr>
+          <w:sz w:val="20"/>
+        </w:rPr>
         <w:tab/>
-        <w:t>13</w:t>
+        <w:t>14</w:t>
       </w:r>
     </w:p>
     <w:p>
@@ -445,9 +607,15 @@
         </w:tabs>
       </w:pPr>
       <w:r>
-        <w:t>Review and retire knowledge</w:t>
-      </w:r>
-      <w:r>
+        <w:rPr>
+          <w:sz w:val="20"/>
+        </w:rPr>
+        <w:t>Link authored sections to exact evidence</w:t>
+      </w:r>
+      <w:r>
+        <w:rPr>
+          <w:sz w:val="20"/>
+        </w:rPr>
         <w:tab/>
         <w:t>14</w:t>
       </w:r>
@@ -460,9 +628,15 @@
         </w:tabs>
       </w:pPr>
       <w:r>
-        <w:t>Review changed knowledge against evidence</w:t>
-      </w:r>
-      <w:r>
+        <w:rPr>
+          <w:sz w:val="20"/>
+        </w:rPr>
+        <w:t>Review and retire knowledge</w:t>
+      </w:r>
+      <w:r>
+        <w:rPr>
+          <w:sz w:val="20"/>
+        </w:rPr>
         <w:tab/>
         <w:t>14</w:t>
       </w:r>
@@ -475,11 +649,17 @@
         </w:tabs>
       </w:pPr>
       <w:r>
-        <w:t>Answer focused author questions</w:t>
-      </w:r>
-      <w:r>
+        <w:rPr>
+          <w:sz w:val="20"/>
+        </w:rPr>
+        <w:t>Review changed knowledge against evidence</w:t>
+      </w:r>
+      <w:r>
+        <w:rPr>
+          <w:sz w:val="20"/>
+        </w:rPr>
         <w:tab/>
-        <w:t>14</w:t>
+        <w:t>15</w:t>
       </w:r>
     </w:p>
     <w:p>
@@ -490,9 +670,15 @@
         </w:tabs>
       </w:pPr>
       <w:r>
-        <w:t>Preserve saved runtime observations</w:t>
-      </w:r>
-      <w:r>
+        <w:rPr>
+          <w:sz w:val="20"/>
+        </w:rPr>
+        <w:t>Answer focused author questions</w:t>
+      </w:r>
+      <w:r>
+        <w:rPr>
+          <w:sz w:val="20"/>
+        </w:rPr>
         <w:tab/>
         <w:t>15</w:t>
       </w:r>
@@ -505,9 +691,15 @@
         </w:tabs>
       </w:pPr>
       <w:r>
-        <w:t>Retain captures and review rename continuity</w:t>
-      </w:r>
-      <w:r>
+        <w:rPr>
+          <w:sz w:val="20"/>
+        </w:rPr>
+        <w:t>Preserve saved runtime observations</w:t>
+      </w:r>
+      <w:r>
+        <w:rPr>
+          <w:sz w:val="20"/>
+        </w:rPr>
         <w:tab/>
         <w:t>15</w:t>
       </w:r>
@@ -520,11 +712,17 @@
         </w:tabs>
       </w:pPr>
       <w:r>
-        <w:t>Back up and restore a complete database</w:t>
-      </w:r>
-      <w:r>
+        <w:rPr>
+          <w:sz w:val="20"/>
+        </w:rPr>
+        <w:t>Retain captures and review rename continuity</w:t>
+      </w:r>
+      <w:r>
+        <w:rPr>
+          <w:sz w:val="20"/>
+        </w:rPr>
         <w:tab/>
-        <w:t>15</w:t>
+        <w:t>16</w:t>
       </w:r>
     </w:p>
     <w:p>
@@ -535,9 +733,15 @@
         </w:tabs>
       </w:pPr>
       <w:r>
-        <w:t>Publish manuals and handoffs</w:t>
-      </w:r>
-      <w:r>
+        <w:rPr>
+          <w:sz w:val="20"/>
+        </w:rPr>
+        <w:t>Back up and restore a complete database</w:t>
+      </w:r>
+      <w:r>
+        <w:rPr>
+          <w:sz w:val="20"/>
+        </w:rPr>
         <w:tab/>
         <w:t>16</w:t>
       </w:r>
@@ -550,9 +754,15 @@
         </w:tabs>
       </w:pPr>
       <w:r>
-        <w:t>Translate and review saved sections</w:t>
-      </w:r>
-      <w:r>
+        <w:rPr>
+          <w:sz w:val="20"/>
+        </w:rPr>
+        <w:t>Publish manuals and handoffs</w:t>
+      </w:r>
+      <w:r>
+        <w:rPr>
+          <w:sz w:val="20"/>
+        </w:rPr>
         <w:tab/>
         <w:t>16</w:t>
       </w:r>
@@ -565,9 +775,15 @@
         </w:tabs>
       </w:pPr>
       <w:r>
-        <w:t>Publish localized text and source browsing</w:t>
-      </w:r>
-      <w:r>
+        <w:rPr>
+          <w:sz w:val="20"/>
+        </w:rPr>
+        <w:t>Translate and review saved sections</w:t>
+      </w:r>
+      <w:r>
+        <w:rPr>
+          <w:sz w:val="20"/>
+        </w:rPr>
         <w:tab/>
         <w:t>17</w:t>
       </w:r>
@@ -580,9 +796,15 @@
         </w:tabs>
       </w:pPr>
       <w:r>
-        <w:t>Validate a bundle in the application</w:t>
-      </w:r>
-      <w:r>
+        <w:rPr>
+          <w:sz w:val="20"/>
+        </w:rPr>
+        <w:t>Publish localized text and source browsing</w:t>
+      </w:r>
+      <w:r>
+        <w:rPr>
+          <w:sz w:val="20"/>
+        </w:rPr>
         <w:tab/>
         <w:t>17</w:t>
       </w:r>
@@ -595,9 +817,15 @@
         </w:tabs>
       </w:pPr>
       <w:r>
-        <w:t>Validate and preserve exports</w:t>
-      </w:r>
-      <w:r>
+        <w:rPr>
+          <w:sz w:val="20"/>
+        </w:rPr>
+        <w:t>Validate a bundle in the application</w:t>
+      </w:r>
+      <w:r>
+        <w:rPr>
+          <w:sz w:val="20"/>
+        </w:rPr>
         <w:tab/>
         <w:t>18</w:t>
       </w:r>
@@ -610,9 +838,15 @@
         </w:tabs>
       </w:pPr>
       <w:r>
-        <w:t>Troubleshoot common states</w:t>
-      </w:r>
-      <w:r>
+        <w:rPr>
+          <w:sz w:val="20"/>
+        </w:rPr>
+        <w:t>Validate and preserve exports</w:t>
+      </w:r>
+      <w:r>
+        <w:rPr>
+          <w:sz w:val="20"/>
+        </w:rPr>
         <w:tab/>
         <w:t>18</w:t>
       </w:r>
@@ -625,11 +859,17 @@
         </w:tabs>
       </w:pPr>
       <w:r>
-        <w:t>Practice a maintenance handoff</w:t>
-      </w:r>
-      <w:r>
+        <w:rPr>
+          <w:sz w:val="20"/>
+        </w:rPr>
+        <w:t>Troubleshoot common states</w:t>
+      </w:r>
+      <w:r>
+        <w:rPr>
+          <w:sz w:val="20"/>
+        </w:rPr>
         <w:tab/>
-        <w:t>18</w:t>
+        <w:t>19</w:t>
       </w:r>
     </w:p>
     <w:p>
@@ -640,9 +880,15 @@
         </w:tabs>
       </w:pPr>
       <w:r>
-        <w:t>Understand implementation status</w:t>
-      </w:r>
-      <w:r>
+        <w:rPr>
+          <w:sz w:val="20"/>
+        </w:rPr>
+        <w:t>Practice a maintenance handoff</w:t>
+      </w:r>
+      <w:r>
+        <w:rPr>
+          <w:sz w:val="20"/>
+        </w:rPr>
         <w:tab/>
         <w:t>19</w:t>
       </w:r>
@@ -655,15 +901,48 @@
         </w:tabs>
       </w:pPr>
       <w:r>
-        <w:t>Source and revision evidence</w:t>
-      </w:r>
-      <w:r>
+        <w:rPr>
+          <w:sz w:val="20"/>
+        </w:rPr>
+        <w:t>Understand implementation status</w:t>
+      </w:r>
+      <w:r>
+        <w:rPr>
+          <w:sz w:val="20"/>
+        </w:rPr>
         <w:tab/>
         <w:t>19</w:t>
       </w:r>
     </w:p>
     <w:p>
-      <w:r>
+      <w:pPr>
+        <w:spacing w:after="0" w:line="240" w:lineRule="auto"/>
+        <w:tabs>
+          <w:tab w:val="right" w:leader="dot" w:pos="9360"/>
+        </w:tabs>
+      </w:pPr>
+      <w:r>
+        <w:rPr>
+          <w:sz w:val="20"/>
+        </w:rPr>
+        <w:t>Source and revision evidence</w:t>
+      </w:r>
+      <w:r>
+        <w:rPr>
+          <w:sz w:val="20"/>
+        </w:rPr>
+        <w:tab/>
+        <w:t>19</w:t>
+      </w:r>
+    </w:p>
+    <w:p>
+      <w:pPr>
+        <w:spacing w:before="0" w:after="0" w:line="20" w:lineRule="exact"/>
+      </w:pPr>
+      <w:r>
+        <w:rPr>
+          <w:sz w:val="2"/>
+        </w:rPr>
         <w:fldChar w:fldCharType="end"/>
       </w:r>
     </w:p>
@@ -1338,6 +1617,39 @@
         <w:pStyle w:val="Heading1"/>
       </w:pPr>
       <w:r>
+        <w:t>Inspect component dependencies and support records</w:t>
+      </w:r>
+    </w:p>
+    <w:p>
+      <w:r>
+        <w:t>Open the intended project and choose Component dependencies in the upper-right page selector. Select a component to read its class, form source, generation and fingerprint. DPH lists all captured classes because a name alone cannot establish third-party origin. Unresolved means no class declaration was captured; it can involve framework, vendor, local, inherited or excluded source.</w:t>
+      </w:r>
+    </w:p>
+    <w:p>
+      <w:r>
+        <w:t>A unique class declaration is an inferred lexical candidate. Multiple declarations remain ambiguous. Explain class opens the unique candidate in Explain; it is disabled when no unique candidate exists. Component source opens attached unchanged form text. Detached, changed and binary source locations are refused explicitly. Captured package declarations and unavailable inputs are shown as project-wide context; they do not establish package membership or installed binaries.</w:t>
+      </w:r>
+    </w:p>
+    <w:p>
+      <w:r>
+        <w:t>Click Edit dependency for the selected class. Enter a named contributor, declaring unit, package or product, vendor or maintainer, version and configuration, support or replacement considerations, and evidence references with remaining unknowns. Class identity is fixed. Evidence and contributor are required; blank optional fields remain unknown. Scroll the editor vertically to reach every field. Click Apply to Knowledge draft, then click Save on Knowledge and wait for completion. Applying alone does not save.</w:t>
+      </w:r>
+    </w:p>
+    <w:p>
+      <w:r>
+        <w:t>Open in Knowledge shows the saved revision and immutable history. Use Knowledge links to add exact evidence and save, then enter a named reviewer and click Verify review only after checking the claims. Editing dependency fields creates a new revision and reopens review. Duplicate class records are rejected ignoring case; retired identities remain reserved. Save or discard an existing draft before navigating or editing another record.</w:t>
+      </w:r>
+    </w:p>
+    <w:p>
+      <w:r>
+        <w:t>Filter by class, resolution or authored vendor/support wording. Next page advances through 250 rows; First page resets. Scroll the command bar horizontally at narrow widths and drag the list divider or scroll inside the details. Authored metadata never changes source-resolution status. Attach approved missing source roots and reassess to obtain declarations. No vendor class, package or DLL is loaded. Full directions: docs/guides/Component_Dependencies_Run_and_Test.txt.</w:t>
+      </w:r>
+    </w:p>
+    <w:p>
+      <w:pPr>
+        <w:pStyle w:val="Heading1"/>
+      </w:pPr>
+      <w:r>
         <w:t>Import actual screenshot evidence</w:t>
       </w:r>
     </w:p>
@@ -1736,7 +2048,7 @@
     </w:p>
     <w:p>
       <w:r>
-        <w:t>The supplied Phase 1 inventory contains 533 numbered requirements plus presentation rules. All 510 formerly unassessed requirements were reconciled in 21 audit batches. No unassessed items remain. The traceability ledger and implementation backlog distinguish implemented features, attributed manual capture, partial behavior and missing features. After the glossary, keyboard, command inventory, dynamic control and layout rule implementations, 340 requirement records remain incomplete; overlapping records can share an implementation task. Earlier WP acceptance and 0.3.0 packages do not establish completion of the larger inventory.</w:t>
+        <w:t>The supplied Phase 1 inventory contains 533 numbered requirements plus presentation rules. All 510 formerly unassessed requirements were reconciled in 21 audit batches. No unassessed items remain. The traceability ledger and implementation backlog distinguish implemented features, attributed manual capture, partial behavior and missing features. After the glossary, keyboard, command inventory, dynamic control, layout rule and component dependency implementations, 339 requirement records remain incomplete; overlapping records can share an implementation task. Earlier WP acceptance and 0.3.0 packages do not establish completion of the larger inventory.</w:t>
       </w:r>
     </w:p>
     <w:p>
@@ -1922,6 +2234,26 @@
         <w:keepNext/>
       </w:pPr>
       <w:r>
+        <w:t>DPH.Knowledge.ComponentDependency.pas</w:t>
+      </w:r>
+    </w:p>
+    <w:p>
+      <w:pPr>
+        <w:spacing w:after="60"/>
+      </w:pPr>
+      <w:r>
+        <w:rPr>
+          <w:rFonts w:ascii="Consolas" w:hAnsi="Consolas"/>
+          <w:sz w:val="16"/>
+        </w:rPr>
+        <w:t>56bc1021fffa88f0a383a2a159b4c74328d735597f72c3ec279ef42ad2a2ccbe</w:t>
+      </w:r>
+    </w:p>
+    <w:p>
+      <w:pPr>
+        <w:keepNext/>
+      </w:pPr>
+      <w:r>
         <w:t>DPH.Knowledge.Glossary.pas</w:t>
       </w:r>
     </w:p>
@@ -2254,7 +2586,7 @@
           <w:rFonts w:ascii="Consolas" w:hAnsi="Consolas"/>
           <w:sz w:val="16"/>
         </w:rPr>
-        <w:t>28e17f8ddf7196406c1ef3ba3ce4e98959764660d90cec0ae7abd249d0043b33</w:t>
+        <w:t>1904d4f0adae6dc01e76dad3d8e3797613b5e3da49da194587cad68de30ed25e</w:t>
       </w:r>
     </w:p>
     <w:p>
@@ -2282,6 +2614,26 @@
         <w:keepNext/>
       </w:pPr>
       <w:r>
+        <w:t>DPH.UI.ComponentDependency.pas</w:t>
+      </w:r>
+    </w:p>
+    <w:p>
+      <w:pPr>
+        <w:spacing w:after="60"/>
+      </w:pPr>
+      <w:r>
+        <w:rPr>
+          <w:rFonts w:ascii="Consolas" w:hAnsi="Consolas"/>
+          <w:sz w:val="16"/>
+        </w:rPr>
+        <w:t>dc711088afbccd032f4511b9fe3da95b89640b505edb1868ee7b47c7e2a64682</w:t>
+      </w:r>
+    </w:p>
+    <w:p>
+      <w:pPr>
+        <w:keepNext/>
+      </w:pPr>
+      <w:r>
         <w:t>DPH.UI.Glossary.pas</w:t>
       </w:r>
     </w:p>
@@ -2314,7 +2666,7 @@
           <w:rFonts w:ascii="Consolas" w:hAnsi="Consolas"/>
           <w:sz w:val="16"/>
         </w:rPr>
-        <w:t>f947529798b4d22eff8cea2df02aa865e0ebcdff6ff6fb2b09811700ab0a8b90</w:t>
+        <w:t>5192c72930649deabd242c2dc0ad86479d014d7ec60f5bf0829c91040ef036df</w:t>
       </w:r>
     </w:p>
     <w:p>
@@ -2402,6 +2754,26 @@
         <w:keepNext/>
       </w:pPr>
       <w:r>
+        <w:t>DPH.Workspace.ComponentDependencies.pas</w:t>
+      </w:r>
+    </w:p>
+    <w:p>
+      <w:pPr>
+        <w:spacing w:after="60"/>
+      </w:pPr>
+      <w:r>
+        <w:rPr>
+          <w:rFonts w:ascii="Consolas" w:hAnsi="Consolas"/>
+          <w:sz w:val="16"/>
+        </w:rPr>
+        <w:t>7d57eb7884d6e521414379a24ce9e64aa2816beca6de650b86828a16fc33af2b</w:t>
+      </w:r>
+    </w:p>
+    <w:p>
+      <w:pPr>
+        <w:keepNext/>
+      </w:pPr>
+      <w:r>
         <w:t>DPH.Workspace.DynamicControls.pas</w:t>
       </w:r>
     </w:p>
@@ -2554,7 +2926,7 @@
           <w:rFonts w:ascii="Consolas" w:hAnsi="Consolas"/>
           <w:sz w:val="16"/>
         </w:rPr>
-        <w:t>c91f72eb5c52378b73abe777e9af9656a1d168a965e7214737aa58d8f0111e49</w:t>
+        <w:t>e76c41e654e8ab13fc38044808c7d64512d98a441c841a78d5f8ebc2c20c373c</w:t>
       </w:r>
     </w:p>
     <w:p>
@@ -2602,6 +2974,26 @@
         <w:keepNext/>
       </w:pPr>
       <w:r>
+        <w:t>DPH.UI.ComponentDependency.fmx</w:t>
+      </w:r>
+    </w:p>
+    <w:p>
+      <w:pPr>
+        <w:spacing w:after="60"/>
+      </w:pPr>
+      <w:r>
+        <w:rPr>
+          <w:rFonts w:ascii="Consolas" w:hAnsi="Consolas"/>
+          <w:sz w:val="16"/>
+        </w:rPr>
+        <w:t>3b604fcf033e37ebda4aa6968e1a9e6ffe11bf40416fac5fbdd39fa2599d7862</w:t>
+      </w:r>
+    </w:p>
+    <w:p>
+      <w:pPr>
+        <w:keepNext/>
+      </w:pPr>
+      <w:r>
         <w:t>DelphiProjectHandoff.dpr</w:t>
       </w:r>
     </w:p>
@@ -2634,7 +3026,7 @@
           <w:rFonts w:ascii="Consolas" w:hAnsi="Consolas"/>
           <w:sz w:val="16"/>
         </w:rPr>
-        <w:t>42e5ab20a8b11f9764da478d0ea5147c616e75d1a03dd705d7af39c36f917d84</w:t>
+        <w:t>0d0bd4c51bac9da250e52a8e9bef4baffb2bd4ab7107ac302337a1a7da673b4d</w:t>
       </w:r>
     </w:p>
     <w:sectPr>

--- a/docs/guides/DPH_User_Guide.docx
+++ b/docs/guides/DPH_User_Guide.docx
@@ -568,7 +568,7 @@
         <w:rPr>
           <w:sz w:val="20"/>
         </w:rPr>
-        <w:t>Import actual screenshot evidence</w:t>
+        <w:t>Inspect inherited forms and embedded frames</w:t>
       </w:r>
       <w:r>
         <w:rPr>
@@ -589,7 +589,7 @@
         <w:rPr>
           <w:sz w:val="20"/>
         </w:rPr>
-        <w:t>Write attributed knowledge</w:t>
+        <w:t>Import actual screenshot evidence</w:t>
       </w:r>
       <w:r>
         <w:rPr>
@@ -610,7 +610,7 @@
         <w:rPr>
           <w:sz w:val="20"/>
         </w:rPr>
-        <w:t>Link authored sections to exact evidence</w:t>
+        <w:t>Write attributed knowledge</w:t>
       </w:r>
       <w:r>
         <w:rPr>
@@ -631,7 +631,7 @@
         <w:rPr>
           <w:sz w:val="20"/>
         </w:rPr>
-        <w:t>Review and retire knowledge</w:t>
+        <w:t>Link authored sections to exact evidence</w:t>
       </w:r>
       <w:r>
         <w:rPr>
@@ -652,7 +652,7 @@
         <w:rPr>
           <w:sz w:val="20"/>
         </w:rPr>
-        <w:t>Review changed knowledge against evidence</w:t>
+        <w:t>Review and retire knowledge</w:t>
       </w:r>
       <w:r>
         <w:rPr>
@@ -673,7 +673,7 @@
         <w:rPr>
           <w:sz w:val="20"/>
         </w:rPr>
-        <w:t>Answer focused author questions</w:t>
+        <w:t>Review changed knowledge against evidence</w:t>
       </w:r>
       <w:r>
         <w:rPr>
@@ -694,28 +694,7 @@
         <w:rPr>
           <w:sz w:val="20"/>
         </w:rPr>
-        <w:t>Preserve saved runtime observations</w:t>
-      </w:r>
-      <w:r>
-        <w:rPr>
-          <w:sz w:val="20"/>
-        </w:rPr>
-        <w:tab/>
-        <w:t>15</w:t>
-      </w:r>
-    </w:p>
-    <w:p>
-      <w:pPr>
-        <w:spacing w:after="0" w:line="240" w:lineRule="auto"/>
-        <w:tabs>
-          <w:tab w:val="right" w:leader="dot" w:pos="9360"/>
-        </w:tabs>
-      </w:pPr>
-      <w:r>
-        <w:rPr>
-          <w:sz w:val="20"/>
-        </w:rPr>
-        <w:t>Retain captures and review rename continuity</w:t>
+        <w:t>Answer focused author questions</w:t>
       </w:r>
       <w:r>
         <w:rPr>
@@ -736,7 +715,7 @@
         <w:rPr>
           <w:sz w:val="20"/>
         </w:rPr>
-        <w:t>Back up and restore a complete database</w:t>
+        <w:t>Preserve saved runtime observations</w:t>
       </w:r>
       <w:r>
         <w:rPr>
@@ -757,7 +736,7 @@
         <w:rPr>
           <w:sz w:val="20"/>
         </w:rPr>
-        <w:t>Publish manuals and handoffs</w:t>
+        <w:t>Retain captures and review rename continuity</w:t>
       </w:r>
       <w:r>
         <w:rPr>
@@ -778,7 +757,7 @@
         <w:rPr>
           <w:sz w:val="20"/>
         </w:rPr>
-        <w:t>Translate and review saved sections</w:t>
+        <w:t>Back up and restore a complete database</w:t>
       </w:r>
       <w:r>
         <w:rPr>
@@ -799,7 +778,7 @@
         <w:rPr>
           <w:sz w:val="20"/>
         </w:rPr>
-        <w:t>Publish localized text and source browsing</w:t>
+        <w:t>Publish manuals and handoffs</w:t>
       </w:r>
       <w:r>
         <w:rPr>
@@ -820,7 +799,28 @@
         <w:rPr>
           <w:sz w:val="20"/>
         </w:rPr>
-        <w:t>Validate a bundle in the application</w:t>
+        <w:t>Translate and review saved sections</w:t>
+      </w:r>
+      <w:r>
+        <w:rPr>
+          <w:sz w:val="20"/>
+        </w:rPr>
+        <w:tab/>
+        <w:t>17</w:t>
+      </w:r>
+    </w:p>
+    <w:p>
+      <w:pPr>
+        <w:spacing w:after="0" w:line="240" w:lineRule="auto"/>
+        <w:tabs>
+          <w:tab w:val="right" w:leader="dot" w:pos="9360"/>
+        </w:tabs>
+      </w:pPr>
+      <w:r>
+        <w:rPr>
+          <w:sz w:val="20"/>
+        </w:rPr>
+        <w:t>Publish localized text and source browsing</w:t>
       </w:r>
       <w:r>
         <w:rPr>
@@ -841,7 +841,7 @@
         <w:rPr>
           <w:sz w:val="20"/>
         </w:rPr>
-        <w:t>Validate and preserve exports</w:t>
+        <w:t>Validate a bundle in the application</w:t>
       </w:r>
       <w:r>
         <w:rPr>
@@ -862,7 +862,7 @@
         <w:rPr>
           <w:sz w:val="20"/>
         </w:rPr>
-        <w:t>Troubleshoot common states</w:t>
+        <w:t>Validate and preserve exports</w:t>
       </w:r>
       <w:r>
         <w:rPr>
@@ -883,7 +883,7 @@
         <w:rPr>
           <w:sz w:val="20"/>
         </w:rPr>
-        <w:t>Practice a maintenance handoff</w:t>
+        <w:t>Troubleshoot common states</w:t>
       </w:r>
       <w:r>
         <w:rPr>
@@ -904,7 +904,7 @@
         <w:rPr>
           <w:sz w:val="20"/>
         </w:rPr>
-        <w:t>Understand implementation status</w:t>
+        <w:t>Practice a maintenance handoff</w:t>
       </w:r>
       <w:r>
         <w:rPr>
@@ -925,14 +925,35 @@
         <w:rPr>
           <w:sz w:val="20"/>
         </w:rPr>
-        <w:t>Source and revision evidence</w:t>
+        <w:t>Understand implementation status</w:t>
       </w:r>
       <w:r>
         <w:rPr>
           <w:sz w:val="20"/>
         </w:rPr>
         <w:tab/>
-        <w:t>19</w:t>
+        <w:t>20</w:t>
+      </w:r>
+    </w:p>
+    <w:p>
+      <w:pPr>
+        <w:spacing w:after="0" w:line="240" w:lineRule="auto"/>
+        <w:tabs>
+          <w:tab w:val="right" w:leader="dot" w:pos="9360"/>
+        </w:tabs>
+      </w:pPr>
+      <w:r>
+        <w:rPr>
+          <w:sz w:val="20"/>
+        </w:rPr>
+        <w:t>Source and revision evidence</w:t>
+      </w:r>
+      <w:r>
+        <w:rPr>
+          <w:sz w:val="20"/>
+        </w:rPr>
+        <w:tab/>
+        <w:t>20</w:t>
       </w:r>
     </w:p>
     <w:p>
@@ -1650,6 +1671,34 @@
         <w:pStyle w:val="Heading1"/>
       </w:pPr>
       <w:r>
+        <w:t>Inspect inherited forms and embedded frames</w:t>
+      </w:r>
+    </w:p>
+    <w:p>
+      <w:r>
+        <w:t>Choose Form inheritance in the upper-right page selector after opening the intended project. Select a component to read its declaration origins and base-to-derived property/event history. Captured base-only components remain visible. Inline frames expand independently for each instance, including inherited frame definitions. Root names can differ between ancestor and descendant.</w:t>
+      </w:r>
+    </w:p>
+    <w:p>
+      <w:r>
+        <w:t>Each property shows its latest serialized value and every captured earlier value with source, line, SHA256 and generation context. An explicit nil event clears an inherited binding; this does not establish actual event dispatch. Read Resolution gaps for missing or ambiguous bases, orphan or incompatible child overlays, conditional ancestors, partial inputs and cycles. Framework defaults, collection-item merging and runtime changes remain unknown.</w:t>
+      </w:r>
+    </w:p>
+    <w:p>
+      <w:r>
+        <w:t>Scroll the command bar horizontally to reach the origin selector. Select a component declaration or a specific property/event value, then click Open origin source. A base value opens base source; an override opens its overriding source. Navigation requires attached unchanged text from the captured generation. Detached, changed, binary and outside-root origins are refused explicitly. Binary byte provenance remains visible.</w:t>
+      </w:r>
+    </w:p>
+    <w:p>
+      <w:r>
+        <w:t>Filter by component path, property, value or gap. Next page advances through 250 rows; First page resets. Drag the list divider or scroll the explanation to read more. Full executable paths, exact steps, fixture examples and elevated developer checks are in docs/guides/Form_Inheritance_Run_and_Test.txt. This inspector combines captured declarations; other views retain their own captured-evidence qualifications. No target form/frame/class is instantiated.</w:t>
+      </w:r>
+    </w:p>
+    <w:p>
+      <w:pPr>
+        <w:pStyle w:val="Heading1"/>
+      </w:pPr>
+      <w:r>
         <w:t>Import actual screenshot evidence</w:t>
       </w:r>
     </w:p>
@@ -2048,7 +2097,7 @@
     </w:p>
     <w:p>
       <w:r>
-        <w:t>The supplied Phase 1 inventory contains 533 numbered requirements plus presentation rules. All 510 formerly unassessed requirements were reconciled in 21 audit batches. No unassessed items remain. The traceability ledger and implementation backlog distinguish implemented features, attributed manual capture, partial behavior and missing features. After the glossary, keyboard, command inventory, dynamic control, layout rule and component dependency implementations, 339 requirement records remain incomplete; overlapping records can share an implementation task. Earlier WP acceptance and 0.3.0 packages do not establish completion of the larger inventory.</w:t>
+        <w:t>The supplied Phase 1 inventory contains 533 numbered requirements plus presentation rules. All 510 formerly unassessed requirements were reconciled in 21 audit batches. No unassessed items remain. The traceability ledger and implementation backlog distinguish implemented features, attributed manual capture, partial behavior and missing features. After the glossary, keyboard, command inventory, dynamic control, layout rule and component dependency implementations, 338 requirement records remain incomplete; overlapping records can share an implementation task. Earlier WP acceptance and 0.3.0 packages do not establish completion of the larger inventory.</w:t>
       </w:r>
     </w:p>
     <w:p>
@@ -2072,8 +2121,12 @@
     <w:p>
       <w:pPr>
         <w:keepNext/>
-      </w:pPr>
-      <w:r>
+        <w:spacing w:after="0"/>
+      </w:pPr>
+      <w:r>
+        <w:rPr>
+          <w:sz w:val="18"/>
+        </w:rPr>
         <w:t>DPH.Analysis.Async.pas</w:t>
       </w:r>
     </w:p>
@@ -2092,8 +2145,12 @@
     <w:p>
       <w:pPr>
         <w:keepNext/>
-      </w:pPr>
-      <w:r>
+        <w:spacing w:after="0"/>
+      </w:pPr>
+      <w:r>
+        <w:rPr>
+          <w:sz w:val="18"/>
+        </w:rPr>
         <w:t>DPH.Analysis.Explanations.pas</w:t>
       </w:r>
     </w:p>
@@ -2112,8 +2169,12 @@
     <w:p>
       <w:pPr>
         <w:keepNext/>
-      </w:pPr>
-      <w:r>
+        <w:spacing w:after="0"/>
+      </w:pPr>
+      <w:r>
+        <w:rPr>
+          <w:sz w:val="18"/>
+        </w:rPr>
         <w:t>DPH.Analysis.Flow.pas</w:t>
       </w:r>
     </w:p>
@@ -2132,8 +2193,12 @@
     <w:p>
       <w:pPr>
         <w:keepNext/>
-      </w:pPr>
-      <w:r>
+        <w:spacing w:after="0"/>
+      </w:pPr>
+      <w:r>
+        <w:rPr>
+          <w:sz w:val="18"/>
+        </w:rPr>
         <w:t>DPH.Analysis.Model.pas</w:t>
       </w:r>
     </w:p>
@@ -2152,8 +2217,12 @@
     <w:p>
       <w:pPr>
         <w:keepNext/>
-      </w:pPr>
-      <w:r>
+        <w:spacing w:after="0"/>
+      </w:pPr>
+      <w:r>
+        <w:rPr>
+          <w:sz w:val="18"/>
+        </w:rPr>
         <w:t>DPH.Analysis.Persistence.pas</w:t>
       </w:r>
     </w:p>
@@ -2172,8 +2241,12 @@
     <w:p>
       <w:pPr>
         <w:keepNext/>
-      </w:pPr>
-      <w:r>
+        <w:spacing w:after="0"/>
+      </w:pPr>
+      <w:r>
+        <w:rPr>
+          <w:sz w:val="18"/>
+        </w:rPr>
         <w:t>DPH.Analysis.Quality.pas</w:t>
       </w:r>
     </w:p>
@@ -2192,8 +2265,12 @@
     <w:p>
       <w:pPr>
         <w:keepNext/>
-      </w:pPr>
-      <w:r>
+        <w:spacing w:after="0"/>
+      </w:pPr>
+      <w:r>
+        <w:rPr>
+          <w:sz w:val="18"/>
+        </w:rPr>
         <w:t>DPH.Analysis.SQL.pas</w:t>
       </w:r>
     </w:p>
@@ -2212,8 +2289,12 @@
     <w:p>
       <w:pPr>
         <w:keepNext/>
-      </w:pPr>
-      <w:r>
+        <w:spacing w:after="0"/>
+      </w:pPr>
+      <w:r>
+        <w:rPr>
+          <w:sz w:val="18"/>
+        </w:rPr>
         <w:t>DPH.Analysis.Symbols.pas</w:t>
       </w:r>
     </w:p>
@@ -2232,8 +2313,12 @@
     <w:p>
       <w:pPr>
         <w:keepNext/>
-      </w:pPr>
-      <w:r>
+        <w:spacing w:after="0"/>
+      </w:pPr>
+      <w:r>
+        <w:rPr>
+          <w:sz w:val="18"/>
+        </w:rPr>
         <w:t>DPH.Knowledge.ComponentDependency.pas</w:t>
       </w:r>
     </w:p>
@@ -2252,8 +2337,12 @@
     <w:p>
       <w:pPr>
         <w:keepNext/>
-      </w:pPr>
-      <w:r>
+        <w:spacing w:after="0"/>
+      </w:pPr>
+      <w:r>
+        <w:rPr>
+          <w:sz w:val="18"/>
+        </w:rPr>
         <w:t>DPH.Knowledge.Glossary.pas</w:t>
       </w:r>
     </w:p>
@@ -2272,8 +2361,12 @@
     <w:p>
       <w:pPr>
         <w:keepNext/>
-      </w:pPr>
-      <w:r>
+        <w:spacing w:after="0"/>
+      </w:pPr>
+      <w:r>
+        <w:rPr>
+          <w:sz w:val="18"/>
+        </w:rPr>
         <w:t>DPH.Knowledge.ProjectProfile.pas</w:t>
       </w:r>
     </w:p>
@@ -2292,8 +2385,12 @@
     <w:p>
       <w:pPr>
         <w:keepNext/>
-      </w:pPr>
-      <w:r>
+        <w:spacing w:after="0"/>
+      </w:pPr>
+      <w:r>
+        <w:rPr>
+          <w:sz w:val="18"/>
+        </w:rPr>
         <w:t>DPH.Parse.Forms.pas</w:t>
       </w:r>
     </w:p>
@@ -2312,8 +2409,12 @@
     <w:p>
       <w:pPr>
         <w:keepNext/>
-      </w:pPr>
-      <w:r>
+        <w:spacing w:after="0"/>
+      </w:pPr>
+      <w:r>
+        <w:rPr>
+          <w:sz w:val="18"/>
+        </w:rPr>
         <w:t>DPH.Parse.Lexer.pas</w:t>
       </w:r>
     </w:p>
@@ -2332,8 +2433,12 @@
     <w:p>
       <w:pPr>
         <w:keepNext/>
-      </w:pPr>
-      <w:r>
+        <w:spacing w:after="0"/>
+      </w:pPr>
+      <w:r>
+        <w:rPr>
+          <w:sz w:val="18"/>
+        </w:rPr>
         <w:t>DPH.Parse.Model.pas</w:t>
       </w:r>
     </w:p>
@@ -2352,8 +2457,12 @@
     <w:p>
       <w:pPr>
         <w:keepNext/>
-      </w:pPr>
-      <w:r>
+        <w:spacing w:after="0"/>
+      </w:pPr>
+      <w:r>
+        <w:rPr>
+          <w:sz w:val="18"/>
+        </w:rPr>
         <w:t>DPH.Parse.Pascal.pas</w:t>
       </w:r>
     </w:p>
@@ -2372,8 +2481,12 @@
     <w:p>
       <w:pPr>
         <w:keepNext/>
-      </w:pPr>
-      <w:r>
+        <w:spacing w:after="0"/>
+      </w:pPr>
+      <w:r>
+        <w:rPr>
+          <w:sz w:val="18"/>
+        </w:rPr>
         <w:t>DPH.Parse.Preprocessor.pas</w:t>
       </w:r>
     </w:p>
@@ -2392,8 +2505,12 @@
     <w:p>
       <w:pPr>
         <w:keepNext/>
-      </w:pPr>
-      <w:r>
+        <w:spacing w:after="0"/>
+      </w:pPr>
+      <w:r>
+        <w:rPr>
+          <w:sz w:val="18"/>
+        </w:rPr>
         <w:t>DPH.Parse.Resources.pas</w:t>
       </w:r>
     </w:p>
@@ -2412,8 +2529,12 @@
     <w:p>
       <w:pPr>
         <w:keepNext/>
-      </w:pPr>
-      <w:r>
+        <w:spacing w:after="0"/>
+      </w:pPr>
+      <w:r>
+        <w:rPr>
+          <w:sz w:val="18"/>
+        </w:rPr>
         <w:t>DPH.Project.Analysis.pas</w:t>
       </w:r>
     </w:p>
@@ -2432,8 +2553,12 @@
     <w:p>
       <w:pPr>
         <w:keepNext/>
-      </w:pPr>
-      <w:r>
+        <w:spacing w:after="0"/>
+      </w:pPr>
+      <w:r>
+        <w:rPr>
+          <w:sz w:val="18"/>
+        </w:rPr>
         <w:t>DPH.Project.Inventory.pas</w:t>
       </w:r>
     </w:p>
@@ -2452,8 +2577,12 @@
     <w:p>
       <w:pPr>
         <w:keepNext/>
-      </w:pPr>
-      <w:r>
+        <w:spacing w:after="0"/>
+      </w:pPr>
+      <w:r>
+        <w:rPr>
+          <w:sz w:val="18"/>
+        </w:rPr>
         <w:t>DPH.Project.Source.pas</w:t>
       </w:r>
     </w:p>
@@ -2472,8 +2601,12 @@
     <w:p>
       <w:pPr>
         <w:keepNext/>
-      </w:pPr>
-      <w:r>
+        <w:spacing w:after="0"/>
+      </w:pPr>
+      <w:r>
+        <w:rPr>
+          <w:sz w:val="18"/>
+        </w:rPr>
         <w:t>DPH.Publish.BrowserPolicy.pas</w:t>
       </w:r>
     </w:p>
@@ -2492,8 +2625,12 @@
     <w:p>
       <w:pPr>
         <w:keepNext/>
-      </w:pPr>
-      <w:r>
+        <w:spacing w:after="0"/>
+      </w:pPr>
+      <w:r>
+        <w:rPr>
+          <w:sz w:val="18"/>
+        </w:rPr>
         <w:t>DPH.Publish.Export.pas</w:t>
       </w:r>
     </w:p>
@@ -2512,8 +2649,12 @@
     <w:p>
       <w:pPr>
         <w:keepNext/>
-      </w:pPr>
-      <w:r>
+        <w:spacing w:after="0"/>
+      </w:pPr>
+      <w:r>
+        <w:rPr>
+          <w:sz w:val="18"/>
+        </w:rPr>
         <w:t>DPH.Publish.Model.pas</w:t>
       </w:r>
     </w:p>
@@ -2532,8 +2673,12 @@
     <w:p>
       <w:pPr>
         <w:keepNext/>
-      </w:pPr>
-      <w:r>
+        <w:spacing w:after="0"/>
+      </w:pPr>
+      <w:r>
+        <w:rPr>
+          <w:sz w:val="18"/>
+        </w:rPr>
         <w:t>DPH.Publish.Translation.pas</w:t>
       </w:r>
     </w:p>
@@ -2552,8 +2697,12 @@
     <w:p>
       <w:pPr>
         <w:keepNext/>
-      </w:pPr>
-      <w:r>
+        <w:spacing w:after="0"/>
+      </w:pPr>
+      <w:r>
+        <w:rPr>
+          <w:sz w:val="18"/>
+        </w:rPr>
         <w:t>DPH.Storage.Backup.pas</w:t>
       </w:r>
     </w:p>
@@ -2572,8 +2721,12 @@
     <w:p>
       <w:pPr>
         <w:keepNext/>
-      </w:pPr>
-      <w:r>
+        <w:spacing w:after="0"/>
+      </w:pPr>
+      <w:r>
+        <w:rPr>
+          <w:sz w:val="18"/>
+        </w:rPr>
         <w:t>DPH.Storage.Database.pas</w:t>
       </w:r>
     </w:p>
@@ -2592,8 +2745,12 @@
     <w:p>
       <w:pPr>
         <w:keepNext/>
-      </w:pPr>
-      <w:r>
+        <w:spacing w:after="0"/>
+      </w:pPr>
+      <w:r>
+        <w:rPr>
+          <w:sz w:val="18"/>
+        </w:rPr>
         <w:t>DPH.Storage.Types.pas</w:t>
       </w:r>
     </w:p>
@@ -2612,8 +2769,12 @@
     <w:p>
       <w:pPr>
         <w:keepNext/>
-      </w:pPr>
-      <w:r>
+        <w:spacing w:after="0"/>
+      </w:pPr>
+      <w:r>
+        <w:rPr>
+          <w:sz w:val="18"/>
+        </w:rPr>
         <w:t>DPH.UI.ComponentDependency.pas</w:t>
       </w:r>
     </w:p>
@@ -2632,8 +2793,12 @@
     <w:p>
       <w:pPr>
         <w:keepNext/>
-      </w:pPr>
-      <w:r>
+        <w:spacing w:after="0"/>
+      </w:pPr>
+      <w:r>
+        <w:rPr>
+          <w:sz w:val="18"/>
+        </w:rPr>
         <w:t>DPH.UI.Glossary.pas</w:t>
       </w:r>
     </w:p>
@@ -2652,8 +2817,12 @@
     <w:p>
       <w:pPr>
         <w:keepNext/>
-      </w:pPr>
-      <w:r>
+        <w:spacing w:after="0"/>
+      </w:pPr>
+      <w:r>
+        <w:rPr>
+          <w:sz w:val="18"/>
+        </w:rPr>
         <w:t>DPH.UI.Main.pas</w:t>
       </w:r>
     </w:p>
@@ -2666,14 +2835,18 @@
           <w:rFonts w:ascii="Consolas" w:hAnsi="Consolas"/>
           <w:sz w:val="16"/>
         </w:rPr>
-        <w:t>5192c72930649deabd242c2dc0ad86479d014d7ec60f5bf0829c91040ef036df</w:t>
+        <w:t>52243ad5ff4b5e2d0f605c22fd3effca369072f3541239c8aad9b1fbccb1362b</w:t>
       </w:r>
     </w:p>
     <w:p>
       <w:pPr>
         <w:keepNext/>
-      </w:pPr>
-      <w:r>
+        <w:spacing w:after="0"/>
+      </w:pPr>
+      <w:r>
+        <w:rPr>
+          <w:sz w:val="18"/>
+        </w:rPr>
         <w:t>DPH.UI.ProjectProfile.pas</w:t>
       </w:r>
     </w:p>
@@ -2692,8 +2865,12 @@
     <w:p>
       <w:pPr>
         <w:keepNext/>
-      </w:pPr>
-      <w:r>
+        <w:spacing w:after="0"/>
+      </w:pPr>
+      <w:r>
+        <w:rPr>
+          <w:sz w:val="18"/>
+        </w:rPr>
         <w:t>DPH.Workspace.Catalog.pas</w:t>
       </w:r>
     </w:p>
@@ -2712,8 +2889,12 @@
     <w:p>
       <w:pPr>
         <w:keepNext/>
-      </w:pPr>
-      <w:r>
+        <w:spacing w:after="0"/>
+      </w:pPr>
+      <w:r>
+        <w:rPr>
+          <w:sz w:val="18"/>
+        </w:rPr>
         <w:t>DPH.Workspace.Commands.pas</w:t>
       </w:r>
     </w:p>
@@ -2732,8 +2913,12 @@
     <w:p>
       <w:pPr>
         <w:keepNext/>
-      </w:pPr>
-      <w:r>
+        <w:spacing w:after="0"/>
+      </w:pPr>
+      <w:r>
+        <w:rPr>
+          <w:sz w:val="18"/>
+        </w:rPr>
         <w:t>DPH.Workspace.Comparison.pas</w:t>
       </w:r>
     </w:p>
@@ -2752,8 +2937,12 @@
     <w:p>
       <w:pPr>
         <w:keepNext/>
-      </w:pPr>
-      <w:r>
+        <w:spacing w:after="0"/>
+      </w:pPr>
+      <w:r>
+        <w:rPr>
+          <w:sz w:val="18"/>
+        </w:rPr>
         <w:t>DPH.Workspace.ComponentDependencies.pas</w:t>
       </w:r>
     </w:p>
@@ -2772,8 +2961,12 @@
     <w:p>
       <w:pPr>
         <w:keepNext/>
-      </w:pPr>
-      <w:r>
+        <w:spacing w:after="0"/>
+      </w:pPr>
+      <w:r>
+        <w:rPr>
+          <w:sz w:val="18"/>
+        </w:rPr>
         <w:t>DPH.Workspace.DynamicControls.pas</w:t>
       </w:r>
     </w:p>
@@ -2792,8 +2985,36 @@
     <w:p>
       <w:pPr>
         <w:keepNext/>
-      </w:pPr>
-      <w:r>
+        <w:spacing w:after="0"/>
+      </w:pPr>
+      <w:r>
+        <w:rPr>
+          <w:sz w:val="18"/>
+        </w:rPr>
+        <w:t>DPH.Workspace.FormInheritance.pas</w:t>
+      </w:r>
+    </w:p>
+    <w:p>
+      <w:pPr>
+        <w:spacing w:after="60"/>
+      </w:pPr>
+      <w:r>
+        <w:rPr>
+          <w:rFonts w:ascii="Consolas" w:hAnsi="Consolas"/>
+          <w:sz w:val="16"/>
+        </w:rPr>
+        <w:t>b771383670720f9503454dc17f7d5e72ddd986a642fc526bc6aeeab6122129f8</w:t>
+      </w:r>
+    </w:p>
+    <w:p>
+      <w:pPr>
+        <w:keepNext/>
+        <w:spacing w:after="0"/>
+      </w:pPr>
+      <w:r>
+        <w:rPr>
+          <w:sz w:val="18"/>
+        </w:rPr>
         <w:t>DPH.Workspace.Graphs.pas</w:t>
       </w:r>
     </w:p>
@@ -2812,8 +3033,12 @@
     <w:p>
       <w:pPr>
         <w:keepNext/>
-      </w:pPr>
-      <w:r>
+        <w:spacing w:after="0"/>
+      </w:pPr>
+      <w:r>
+        <w:rPr>
+          <w:sz w:val="18"/>
+        </w:rPr>
         <w:t>DPH.Workspace.Keyboard.pas</w:t>
       </w:r>
     </w:p>
@@ -2832,8 +3057,12 @@
     <w:p>
       <w:pPr>
         <w:keepNext/>
-      </w:pPr>
-      <w:r>
+        <w:spacing w:after="0"/>
+      </w:pPr>
+      <w:r>
+        <w:rPr>
+          <w:sz w:val="18"/>
+        </w:rPr>
         <w:t>DPH.Workspace.LayoutRules.pas</w:t>
       </w:r>
     </w:p>
@@ -2852,8 +3081,12 @@
     <w:p>
       <w:pPr>
         <w:keepNext/>
-      </w:pPr>
-      <w:r>
+        <w:spacing w:after="0"/>
+      </w:pPr>
+      <w:r>
+        <w:rPr>
+          <w:sz w:val="18"/>
+        </w:rPr>
         <w:t>DPH.Workspace.Model.pas</w:t>
       </w:r>
     </w:p>
@@ -2872,8 +3105,12 @@
     <w:p>
       <w:pPr>
         <w:keepNext/>
-      </w:pPr>
-      <w:r>
+        <w:spacing w:after="0"/>
+      </w:pPr>
+      <w:r>
+        <w:rPr>
+          <w:sz w:val="18"/>
+        </w:rPr>
         <w:t>DPH.Workspace.Screen.pas</w:t>
       </w:r>
     </w:p>
@@ -2892,8 +3129,12 @@
     <w:p>
       <w:pPr>
         <w:keepNext/>
-      </w:pPr>
-      <w:r>
+        <w:spacing w:after="0"/>
+      </w:pPr>
+      <w:r>
+        <w:rPr>
+          <w:sz w:val="18"/>
+        </w:rPr>
         <w:t>DPH.Workspace.Worker.pas</w:t>
       </w:r>
     </w:p>
@@ -2912,8 +3153,12 @@
     <w:p>
       <w:pPr>
         <w:keepNext/>
-      </w:pPr>
-      <w:r>
+        <w:spacing w:after="0"/>
+      </w:pPr>
+      <w:r>
+        <w:rPr>
+          <w:sz w:val="18"/>
+        </w:rPr>
         <w:t>DPH.UI.Main.fmx</w:t>
       </w:r>
     </w:p>
@@ -2926,14 +3171,18 @@
           <w:rFonts w:ascii="Consolas" w:hAnsi="Consolas"/>
           <w:sz w:val="16"/>
         </w:rPr>
-        <w:t>e76c41e654e8ab13fc38044808c7d64512d98a441c841a78d5f8ebc2c20c373c</w:t>
+        <w:t>b9d6a25843541b0ae0d359ae40426d6a47b423758759c25a093921294ab18e90</w:t>
       </w:r>
     </w:p>
     <w:p>
       <w:pPr>
         <w:keepNext/>
-      </w:pPr>
-      <w:r>
+        <w:spacing w:after="0"/>
+      </w:pPr>
+      <w:r>
+        <w:rPr>
+          <w:sz w:val="18"/>
+        </w:rPr>
         <w:t>DPH.UI.ProjectProfile.fmx</w:t>
       </w:r>
     </w:p>
@@ -2952,8 +3201,12 @@
     <w:p>
       <w:pPr>
         <w:keepNext/>
-      </w:pPr>
-      <w:r>
+        <w:spacing w:after="0"/>
+      </w:pPr>
+      <w:r>
+        <w:rPr>
+          <w:sz w:val="18"/>
+        </w:rPr>
         <w:t>DPH.UI.Glossary.fmx</w:t>
       </w:r>
     </w:p>
@@ -2972,8 +3225,12 @@
     <w:p>
       <w:pPr>
         <w:keepNext/>
-      </w:pPr>
-      <w:r>
+        <w:spacing w:after="0"/>
+      </w:pPr>
+      <w:r>
+        <w:rPr>
+          <w:sz w:val="18"/>
+        </w:rPr>
         <w:t>DPH.UI.ComponentDependency.fmx</w:t>
       </w:r>
     </w:p>
@@ -2992,8 +3249,12 @@
     <w:p>
       <w:pPr>
         <w:keepNext/>
-      </w:pPr>
-      <w:r>
+        <w:spacing w:after="0"/>
+      </w:pPr>
+      <w:r>
+        <w:rPr>
+          <w:sz w:val="18"/>
+        </w:rPr>
         <w:t>DelphiProjectHandoff.dpr</w:t>
       </w:r>
     </w:p>
@@ -3012,8 +3273,12 @@
     <w:p>
       <w:pPr>
         <w:keepNext/>
-      </w:pPr>
-      <w:r>
+        <w:spacing w:after="0"/>
+      </w:pPr>
+      <w:r>
+        <w:rPr>
+          <w:sz w:val="18"/>
+        </w:rPr>
         <w:t>DelphiProjectHandoff.dproj</w:t>
       </w:r>
     </w:p>
@@ -3026,7 +3291,7 @@
           <w:rFonts w:ascii="Consolas" w:hAnsi="Consolas"/>
           <w:sz w:val="16"/>
         </w:rPr>
-        <w:t>0d0bd4c51bac9da250e52a8e9bef4baffb2bd4ab7107ac302337a1a7da673b4d</w:t>
+        <w:t>cb4511ddd11ddfdec7c99d7442f267eeff1026befab5994fceeecc56deb0bb95</w:t>
       </w:r>
     </w:p>
     <w:sectPr>

--- a/docs/guides/DPH_User_Guide.docx
+++ b/docs/guides/DPH_User_Guide.docx
@@ -610,7 +610,7 @@
         <w:rPr>
           <w:sz w:val="20"/>
         </w:rPr>
-        <w:t>Write attributed knowledge</w:t>
+        <w:t>Record user actions and business purposes</w:t>
       </w:r>
       <w:r>
         <w:rPr>
@@ -631,28 +631,7 @@
         <w:rPr>
           <w:sz w:val="20"/>
         </w:rPr>
-        <w:t>Link authored sections to exact evidence</w:t>
-      </w:r>
-      <w:r>
-        <w:rPr>
-          <w:sz w:val="20"/>
-        </w:rPr>
-        <w:tab/>
-        <w:t>14</w:t>
-      </w:r>
-    </w:p>
-    <w:p>
-      <w:pPr>
-        <w:spacing w:after="0" w:line="240" w:lineRule="auto"/>
-        <w:tabs>
-          <w:tab w:val="right" w:leader="dot" w:pos="9360"/>
-        </w:tabs>
-      </w:pPr>
-      <w:r>
-        <w:rPr>
-          <w:sz w:val="20"/>
-        </w:rPr>
-        <w:t>Review and retire knowledge</w:t>
+        <w:t>Write attributed knowledge</w:t>
       </w:r>
       <w:r>
         <w:rPr>
@@ -673,7 +652,7 @@
         <w:rPr>
           <w:sz w:val="20"/>
         </w:rPr>
-        <w:t>Review changed knowledge against evidence</w:t>
+        <w:t>Link authored sections to exact evidence</w:t>
       </w:r>
       <w:r>
         <w:rPr>
@@ -694,7 +673,28 @@
         <w:rPr>
           <w:sz w:val="20"/>
         </w:rPr>
-        <w:t>Answer focused author questions</w:t>
+        <w:t>Review and retire knowledge</w:t>
+      </w:r>
+      <w:r>
+        <w:rPr>
+          <w:sz w:val="20"/>
+        </w:rPr>
+        <w:tab/>
+        <w:t>15</w:t>
+      </w:r>
+    </w:p>
+    <w:p>
+      <w:pPr>
+        <w:spacing w:after="0" w:line="240" w:lineRule="auto"/>
+        <w:tabs>
+          <w:tab w:val="right" w:leader="dot" w:pos="9360"/>
+        </w:tabs>
+      </w:pPr>
+      <w:r>
+        <w:rPr>
+          <w:sz w:val="20"/>
+        </w:rPr>
+        <w:t>Review changed knowledge against evidence</w:t>
       </w:r>
       <w:r>
         <w:rPr>
@@ -715,7 +715,7 @@
         <w:rPr>
           <w:sz w:val="20"/>
         </w:rPr>
-        <w:t>Preserve saved runtime observations</w:t>
+        <w:t>Answer focused author questions</w:t>
       </w:r>
       <w:r>
         <w:rPr>
@@ -736,7 +736,7 @@
         <w:rPr>
           <w:sz w:val="20"/>
         </w:rPr>
-        <w:t>Retain captures and review rename continuity</w:t>
+        <w:t>Preserve saved runtime observations</w:t>
       </w:r>
       <w:r>
         <w:rPr>
@@ -757,7 +757,7 @@
         <w:rPr>
           <w:sz w:val="20"/>
         </w:rPr>
-        <w:t>Back up and restore a complete database</w:t>
+        <w:t>Retain captures and review rename continuity</w:t>
       </w:r>
       <w:r>
         <w:rPr>
@@ -778,7 +778,7 @@
         <w:rPr>
           <w:sz w:val="20"/>
         </w:rPr>
-        <w:t>Publish manuals and handoffs</w:t>
+        <w:t>Back up and restore a complete database</w:t>
       </w:r>
       <w:r>
         <w:rPr>
@@ -799,7 +799,7 @@
         <w:rPr>
           <w:sz w:val="20"/>
         </w:rPr>
-        <w:t>Translate and review saved sections</w:t>
+        <w:t>Publish manuals and handoffs</w:t>
       </w:r>
       <w:r>
         <w:rPr>
@@ -820,7 +820,7 @@
         <w:rPr>
           <w:sz w:val="20"/>
         </w:rPr>
-        <w:t>Publish localized text and source browsing</w:t>
+        <w:t>Translate and review saved sections</w:t>
       </w:r>
       <w:r>
         <w:rPr>
@@ -841,7 +841,7 @@
         <w:rPr>
           <w:sz w:val="20"/>
         </w:rPr>
-        <w:t>Validate a bundle in the application</w:t>
+        <w:t>Publish localized text and source browsing</w:t>
       </w:r>
       <w:r>
         <w:rPr>
@@ -862,7 +862,7 @@
         <w:rPr>
           <w:sz w:val="20"/>
         </w:rPr>
-        <w:t>Validate and preserve exports</w:t>
+        <w:t>Validate a bundle in the application</w:t>
       </w:r>
       <w:r>
         <w:rPr>
@@ -883,7 +883,7 @@
         <w:rPr>
           <w:sz w:val="20"/>
         </w:rPr>
-        <w:t>Troubleshoot common states</w:t>
+        <w:t>Validate and preserve exports</w:t>
       </w:r>
       <w:r>
         <w:rPr>
@@ -904,14 +904,35 @@
         <w:rPr>
           <w:sz w:val="20"/>
         </w:rPr>
-        <w:t>Practice a maintenance handoff</w:t>
+        <w:t>Troubleshoot common states</w:t>
       </w:r>
       <w:r>
         <w:rPr>
           <w:sz w:val="20"/>
         </w:rPr>
         <w:tab/>
-        <w:t>19</w:t>
+        <w:t>20</w:t>
+      </w:r>
+    </w:p>
+    <w:p>
+      <w:pPr>
+        <w:spacing w:after="0" w:line="240" w:lineRule="auto"/>
+        <w:tabs>
+          <w:tab w:val="right" w:leader="dot" w:pos="9360"/>
+        </w:tabs>
+      </w:pPr>
+      <w:r>
+        <w:rPr>
+          <w:sz w:val="20"/>
+        </w:rPr>
+        <w:t>Practice a maintenance handoff</w:t>
+      </w:r>
+      <w:r>
+        <w:rPr>
+          <w:sz w:val="20"/>
+        </w:rPr>
+        <w:tab/>
+        <w:t>20</w:t>
       </w:r>
     </w:p>
     <w:p>
@@ -1722,6 +1743,39 @@
         <w:pStyle w:val="Heading1"/>
       </w:pPr>
       <w:r>
+        <w:t>Record user actions and business purposes</w:t>
+      </w:r>
+    </w:p>
+    <w:p>
+      <w:r>
+        <w:t>Open the intended project and choose Action purposes in the upper-right page selector. Each captured UI object is a candidate. Select a row to see its caption or event binding, exact source identity and saved review state. A caption or handler name does not establish a business purpose. Not recorded means a knowledgeable contributor has not supplied it.</w:t>
+      </w:r>
+    </w:p>
+    <w:p>
+      <w:r>
+        <w:t>Scroll the command bar horizontally to reach Edit purpose. Enter a named contributor and the action name, business purpose, numbered user steps, expected outcome and evidence. Also record the screen and user role, trigger, prerequisites and permissions, and failures or recovery. Unknown answers must remain explicit; never enter credentials. The three target identity fields are read only. Duplicate captured paths disable mapping until the ambiguity is resolved.</w:t>
+      </w:r>
+    </w:p>
+    <w:p>
+      <w:r>
+        <w:t>Click Apply to Knowledge draft, then click Save on Knowledge. Apply alone does not save. Add exact evidence using Knowledge links if needed. Inspect the immutable history, enter a named reviewer and click Verify review only after checking the claims and current evidence. Editing a purpose reopens review. Saving or approving prose does not prove a runtime outcome.</w:t>
+      </w:r>
+    </w:p>
+    <w:p>
+      <w:r>
+        <w:t>Choose New task for a project procedure with no UI mapping, then complete the same fields, Apply and Save. Use the review-state selector or text filter to find recorded and unrecorded work. First page and Next page show 250 candidates at a time. Open in Knowledge exposes history; Component source and Explain object follow captured evidence when available. Source navigation requires attached unchanged text. Missing saved targets remain historical or unresolved.</w:t>
+      </w:r>
+    </w:p>
+    <w:p>
+      <w:r>
+        <w:t>Saved purpose records participate in project search, canonical handoffs, exported HTML and the user manual. Review the generation and state before sharing. Full executable paths, a controlled practice example and developer test commands are in docs/guides/Action_Purposes_Run_and_Test.txt.</w:t>
+      </w:r>
+    </w:p>
+    <w:p>
+      <w:pPr>
+        <w:pStyle w:val="Heading1"/>
+      </w:pPr>
+      <w:r>
         <w:t>Write attributed knowledge</w:t>
       </w:r>
     </w:p>
@@ -2097,7 +2151,7 @@
     </w:p>
     <w:p>
       <w:r>
-        <w:t>The supplied Phase 1 inventory contains 533 numbered requirements plus presentation rules. All 510 formerly unassessed requirements were reconciled in 21 audit batches. No unassessed items remain. The traceability ledger and implementation backlog distinguish implemented features, attributed manual capture, partial behavior and missing features. After the glossary, keyboard, command inventory, dynamic control, layout rule and component dependency implementations, 338 requirement records remain incomplete; overlapping records can share an implementation task. Earlier WP acceptance and 0.3.0 packages do not establish completion of the larger inventory.</w:t>
+        <w:t>The supplied Phase 1 inventory contains 533 numbered requirements plus presentation rules. All 510 formerly unassessed requirements were reconciled in 21 audit batches. No unassessed items remain. The traceability ledger and implementation backlog distinguish implemented features, attributed manual capture, partial behavior and missing features. After the glossary, keyboard, command inventory, dynamic control, layout rule and component dependency implementations, 337 requirement records remain incomplete; overlapping records can share an implementation task. Earlier WP acceptance and 0.3.0 packages do not establish completion of the larger inventory.</w:t>
       </w:r>
     </w:p>
     <w:p>
@@ -2132,7 +2186,7 @@
     </w:p>
     <w:p>
       <w:pPr>
-        <w:spacing w:after="60"/>
+        <w:spacing w:after="20"/>
       </w:pPr>
       <w:r>
         <w:rPr>
@@ -2156,7 +2210,7 @@
     </w:p>
     <w:p>
       <w:pPr>
-        <w:spacing w:after="60"/>
+        <w:spacing w:after="20"/>
       </w:pPr>
       <w:r>
         <w:rPr>
@@ -2180,7 +2234,7 @@
     </w:p>
     <w:p>
       <w:pPr>
-        <w:spacing w:after="60"/>
+        <w:spacing w:after="20"/>
       </w:pPr>
       <w:r>
         <w:rPr>
@@ -2204,7 +2258,7 @@
     </w:p>
     <w:p>
       <w:pPr>
-        <w:spacing w:after="60"/>
+        <w:spacing w:after="20"/>
       </w:pPr>
       <w:r>
         <w:rPr>
@@ -2228,7 +2282,7 @@
     </w:p>
     <w:p>
       <w:pPr>
-        <w:spacing w:after="60"/>
+        <w:spacing w:after="20"/>
       </w:pPr>
       <w:r>
         <w:rPr>
@@ -2252,7 +2306,7 @@
     </w:p>
     <w:p>
       <w:pPr>
-        <w:spacing w:after="60"/>
+        <w:spacing w:after="20"/>
       </w:pPr>
       <w:r>
         <w:rPr>
@@ -2276,7 +2330,7 @@
     </w:p>
     <w:p>
       <w:pPr>
-        <w:spacing w:after="60"/>
+        <w:spacing w:after="20"/>
       </w:pPr>
       <w:r>
         <w:rPr>
@@ -2300,7 +2354,7 @@
     </w:p>
     <w:p>
       <w:pPr>
-        <w:spacing w:after="60"/>
+        <w:spacing w:after="20"/>
       </w:pPr>
       <w:r>
         <w:rPr>
@@ -2319,12 +2373,36 @@
         <w:rPr>
           <w:sz w:val="18"/>
         </w:rPr>
+        <w:t>DPH.Knowledge.ActionPurpose.pas</w:t>
+      </w:r>
+    </w:p>
+    <w:p>
+      <w:pPr>
+        <w:spacing w:after="20"/>
+      </w:pPr>
+      <w:r>
+        <w:rPr>
+          <w:rFonts w:ascii="Consolas" w:hAnsi="Consolas"/>
+          <w:sz w:val="16"/>
+        </w:rPr>
+        <w:t>bd548e1d5bbb886d3d3f2b5ba59d1cd86144a92877eba20596f956582740573f</w:t>
+      </w:r>
+    </w:p>
+    <w:p>
+      <w:pPr>
+        <w:keepNext/>
+        <w:spacing w:after="0"/>
+      </w:pPr>
+      <w:r>
+        <w:rPr>
+          <w:sz w:val="18"/>
+        </w:rPr>
         <w:t>DPH.Knowledge.ComponentDependency.pas</w:t>
       </w:r>
     </w:p>
     <w:p>
       <w:pPr>
-        <w:spacing w:after="60"/>
+        <w:spacing w:after="20"/>
       </w:pPr>
       <w:r>
         <w:rPr>
@@ -2348,7 +2426,7 @@
     </w:p>
     <w:p>
       <w:pPr>
-        <w:spacing w:after="60"/>
+        <w:spacing w:after="20"/>
       </w:pPr>
       <w:r>
         <w:rPr>
@@ -2372,7 +2450,7 @@
     </w:p>
     <w:p>
       <w:pPr>
-        <w:spacing w:after="60"/>
+        <w:spacing w:after="20"/>
       </w:pPr>
       <w:r>
         <w:rPr>
@@ -2396,7 +2474,7 @@
     </w:p>
     <w:p>
       <w:pPr>
-        <w:spacing w:after="60"/>
+        <w:spacing w:after="20"/>
       </w:pPr>
       <w:r>
         <w:rPr>
@@ -2420,7 +2498,7 @@
     </w:p>
     <w:p>
       <w:pPr>
-        <w:spacing w:after="60"/>
+        <w:spacing w:after="20"/>
       </w:pPr>
       <w:r>
         <w:rPr>
@@ -2444,7 +2522,7 @@
     </w:p>
     <w:p>
       <w:pPr>
-        <w:spacing w:after="60"/>
+        <w:spacing w:after="20"/>
       </w:pPr>
       <w:r>
         <w:rPr>
@@ -2468,7 +2546,7 @@
     </w:p>
     <w:p>
       <w:pPr>
-        <w:spacing w:after="60"/>
+        <w:spacing w:after="20"/>
       </w:pPr>
       <w:r>
         <w:rPr>
@@ -2492,7 +2570,7 @@
     </w:p>
     <w:p>
       <w:pPr>
-        <w:spacing w:after="60"/>
+        <w:spacing w:after="20"/>
       </w:pPr>
       <w:r>
         <w:rPr>
@@ -2516,7 +2594,7 @@
     </w:p>
     <w:p>
       <w:pPr>
-        <w:spacing w:after="60"/>
+        <w:spacing w:after="20"/>
       </w:pPr>
       <w:r>
         <w:rPr>
@@ -2540,7 +2618,7 @@
     </w:p>
     <w:p>
       <w:pPr>
-        <w:spacing w:after="60"/>
+        <w:spacing w:after="20"/>
       </w:pPr>
       <w:r>
         <w:rPr>
@@ -2564,7 +2642,7 @@
     </w:p>
     <w:p>
       <w:pPr>
-        <w:spacing w:after="60"/>
+        <w:spacing w:after="20"/>
       </w:pPr>
       <w:r>
         <w:rPr>
@@ -2588,7 +2666,7 @@
     </w:p>
     <w:p>
       <w:pPr>
-        <w:spacing w:after="60"/>
+        <w:spacing w:after="20"/>
       </w:pPr>
       <w:r>
         <w:rPr>
@@ -2612,7 +2690,7 @@
     </w:p>
     <w:p>
       <w:pPr>
-        <w:spacing w:after="60"/>
+        <w:spacing w:after="20"/>
       </w:pPr>
       <w:r>
         <w:rPr>
@@ -2636,7 +2714,7 @@
     </w:p>
     <w:p>
       <w:pPr>
-        <w:spacing w:after="60"/>
+        <w:spacing w:after="20"/>
       </w:pPr>
       <w:r>
         <w:rPr>
@@ -2660,7 +2738,7 @@
     </w:p>
     <w:p>
       <w:pPr>
-        <w:spacing w:after="60"/>
+        <w:spacing w:after="20"/>
       </w:pPr>
       <w:r>
         <w:rPr>
@@ -2684,7 +2762,7 @@
     </w:p>
     <w:p>
       <w:pPr>
-        <w:spacing w:after="60"/>
+        <w:spacing w:after="20"/>
       </w:pPr>
       <w:r>
         <w:rPr>
@@ -2708,7 +2786,7 @@
     </w:p>
     <w:p>
       <w:pPr>
-        <w:spacing w:after="60"/>
+        <w:spacing w:after="20"/>
       </w:pPr>
       <w:r>
         <w:rPr>
@@ -2732,14 +2810,14 @@
     </w:p>
     <w:p>
       <w:pPr>
-        <w:spacing w:after="60"/>
+        <w:spacing w:after="20"/>
       </w:pPr>
       <w:r>
         <w:rPr>
           <w:rFonts w:ascii="Consolas" w:hAnsi="Consolas"/>
           <w:sz w:val="16"/>
         </w:rPr>
-        <w:t>1904d4f0adae6dc01e76dad3d8e3797613b5e3da49da194587cad68de30ed25e</w:t>
+        <w:t>62acdcbefdae51057f277c072c7d820798295da4b99f79a0705df25028389118</w:t>
       </w:r>
     </w:p>
     <w:p>
@@ -2756,7 +2834,7 @@
     </w:p>
     <w:p>
       <w:pPr>
-        <w:spacing w:after="60"/>
+        <w:spacing w:after="20"/>
       </w:pPr>
       <w:r>
         <w:rPr>
@@ -2775,12 +2853,36 @@
         <w:rPr>
           <w:sz w:val="18"/>
         </w:rPr>
+        <w:t>DPH.UI.ActionPurpose.pas</w:t>
+      </w:r>
+    </w:p>
+    <w:p>
+      <w:pPr>
+        <w:spacing w:after="20"/>
+      </w:pPr>
+      <w:r>
+        <w:rPr>
+          <w:rFonts w:ascii="Consolas" w:hAnsi="Consolas"/>
+          <w:sz w:val="16"/>
+        </w:rPr>
+        <w:t>6016874bdc24964ce2371431d77babc68f03a50f045e8d20e222e4989bcbf79d</w:t>
+      </w:r>
+    </w:p>
+    <w:p>
+      <w:pPr>
+        <w:keepNext/>
+        <w:spacing w:after="0"/>
+      </w:pPr>
+      <w:r>
+        <w:rPr>
+          <w:sz w:val="18"/>
+        </w:rPr>
         <w:t>DPH.UI.ComponentDependency.pas</w:t>
       </w:r>
     </w:p>
     <w:p>
       <w:pPr>
-        <w:spacing w:after="60"/>
+        <w:spacing w:after="20"/>
       </w:pPr>
       <w:r>
         <w:rPr>
@@ -2804,7 +2906,7 @@
     </w:p>
     <w:p>
       <w:pPr>
-        <w:spacing w:after="60"/>
+        <w:spacing w:after="20"/>
       </w:pPr>
       <w:r>
         <w:rPr>
@@ -2828,14 +2930,14 @@
     </w:p>
     <w:p>
       <w:pPr>
-        <w:spacing w:after="60"/>
+        <w:spacing w:after="20"/>
       </w:pPr>
       <w:r>
         <w:rPr>
           <w:rFonts w:ascii="Consolas" w:hAnsi="Consolas"/>
           <w:sz w:val="16"/>
         </w:rPr>
-        <w:t>52243ad5ff4b5e2d0f605c22fd3effca369072f3541239c8aad9b1fbccb1362b</w:t>
+        <w:t>4d591bea9ea684acbd96826d0a69363e3700b7c3c414daca8cf59684b74a51a1</w:t>
       </w:r>
     </w:p>
     <w:p>
@@ -2852,7 +2954,7 @@
     </w:p>
     <w:p>
       <w:pPr>
-        <w:spacing w:after="60"/>
+        <w:spacing w:after="20"/>
       </w:pPr>
       <w:r>
         <w:rPr>
@@ -2871,12 +2973,36 @@
         <w:rPr>
           <w:sz w:val="18"/>
         </w:rPr>
+        <w:t>DPH.Workspace.ActionPurposes.pas</w:t>
+      </w:r>
+    </w:p>
+    <w:p>
+      <w:pPr>
+        <w:spacing w:after="20"/>
+      </w:pPr>
+      <w:r>
+        <w:rPr>
+          <w:rFonts w:ascii="Consolas" w:hAnsi="Consolas"/>
+          <w:sz w:val="16"/>
+        </w:rPr>
+        <w:t>e720b935f3d9f38f07348bead5f21c9c9e3ec89ad102f4dae0c6e902c0a101e4</w:t>
+      </w:r>
+    </w:p>
+    <w:p>
+      <w:pPr>
+        <w:keepNext/>
+        <w:spacing w:after="0"/>
+      </w:pPr>
+      <w:r>
+        <w:rPr>
+          <w:sz w:val="18"/>
+        </w:rPr>
         <w:t>DPH.Workspace.Catalog.pas</w:t>
       </w:r>
     </w:p>
     <w:p>
       <w:pPr>
-        <w:spacing w:after="60"/>
+        <w:spacing w:after="20"/>
       </w:pPr>
       <w:r>
         <w:rPr>
@@ -2900,7 +3026,7 @@
     </w:p>
     <w:p>
       <w:pPr>
-        <w:spacing w:after="60"/>
+        <w:spacing w:after="20"/>
       </w:pPr>
       <w:r>
         <w:rPr>
@@ -2924,7 +3050,7 @@
     </w:p>
     <w:p>
       <w:pPr>
-        <w:spacing w:after="60"/>
+        <w:spacing w:after="20"/>
       </w:pPr>
       <w:r>
         <w:rPr>
@@ -2948,7 +3074,7 @@
     </w:p>
     <w:p>
       <w:pPr>
-        <w:spacing w:after="60"/>
+        <w:spacing w:after="20"/>
       </w:pPr>
       <w:r>
         <w:rPr>
@@ -2972,7 +3098,7 @@
     </w:p>
     <w:p>
       <w:pPr>
-        <w:spacing w:after="60"/>
+        <w:spacing w:after="20"/>
       </w:pPr>
       <w:r>
         <w:rPr>
@@ -2996,7 +3122,7 @@
     </w:p>
     <w:p>
       <w:pPr>
-        <w:spacing w:after="60"/>
+        <w:spacing w:after="20"/>
       </w:pPr>
       <w:r>
         <w:rPr>
@@ -3020,7 +3146,7 @@
     </w:p>
     <w:p>
       <w:pPr>
-        <w:spacing w:after="60"/>
+        <w:spacing w:after="20"/>
       </w:pPr>
       <w:r>
         <w:rPr>
@@ -3044,7 +3170,7 @@
     </w:p>
     <w:p>
       <w:pPr>
-        <w:spacing w:after="60"/>
+        <w:spacing w:after="20"/>
       </w:pPr>
       <w:r>
         <w:rPr>
@@ -3068,7 +3194,7 @@
     </w:p>
     <w:p>
       <w:pPr>
-        <w:spacing w:after="60"/>
+        <w:spacing w:after="20"/>
       </w:pPr>
       <w:r>
         <w:rPr>
@@ -3092,7 +3218,7 @@
     </w:p>
     <w:p>
       <w:pPr>
-        <w:spacing w:after="60"/>
+        <w:spacing w:after="20"/>
       </w:pPr>
       <w:r>
         <w:rPr>
@@ -3116,7 +3242,7 @@
     </w:p>
     <w:p>
       <w:pPr>
-        <w:spacing w:after="60"/>
+        <w:spacing w:after="20"/>
       </w:pPr>
       <w:r>
         <w:rPr>
@@ -3140,7 +3266,7 @@
     </w:p>
     <w:p>
       <w:pPr>
-        <w:spacing w:after="60"/>
+        <w:spacing w:after="20"/>
       </w:pPr>
       <w:r>
         <w:rPr>
@@ -3164,14 +3290,14 @@
     </w:p>
     <w:p>
       <w:pPr>
-        <w:spacing w:after="60"/>
+        <w:spacing w:after="20"/>
       </w:pPr>
       <w:r>
         <w:rPr>
           <w:rFonts w:ascii="Consolas" w:hAnsi="Consolas"/>
           <w:sz w:val="16"/>
         </w:rPr>
-        <w:t>b9d6a25843541b0ae0d359ae40426d6a47b423758759c25a093921294ab18e90</w:t>
+        <w:t>4d7d953c654ca15dc9529e17ca2a1bc6461a79dc972ad062ab7dc22c1f8742f4</w:t>
       </w:r>
     </w:p>
     <w:p>
@@ -3188,7 +3314,7 @@
     </w:p>
     <w:p>
       <w:pPr>
-        <w:spacing w:after="60"/>
+        <w:spacing w:after="20"/>
       </w:pPr>
       <w:r>
         <w:rPr>
@@ -3212,7 +3338,7 @@
     </w:p>
     <w:p>
       <w:pPr>
-        <w:spacing w:after="60"/>
+        <w:spacing w:after="20"/>
       </w:pPr>
       <w:r>
         <w:rPr>
@@ -3236,7 +3362,7 @@
     </w:p>
     <w:p>
       <w:pPr>
-        <w:spacing w:after="60"/>
+        <w:spacing w:after="20"/>
       </w:pPr>
       <w:r>
         <w:rPr>
@@ -3255,12 +3381,36 @@
         <w:rPr>
           <w:sz w:val="18"/>
         </w:rPr>
+        <w:t>DPH.UI.ActionPurpose.fmx</w:t>
+      </w:r>
+    </w:p>
+    <w:p>
+      <w:pPr>
+        <w:spacing w:after="20"/>
+      </w:pPr>
+      <w:r>
+        <w:rPr>
+          <w:rFonts w:ascii="Consolas" w:hAnsi="Consolas"/>
+          <w:sz w:val="16"/>
+        </w:rPr>
+        <w:t>9eb57da0310277432db54c9a80d8d03be09aa6163acd8895f04fa21f176f8e15</w:t>
+      </w:r>
+    </w:p>
+    <w:p>
+      <w:pPr>
+        <w:keepNext/>
+        <w:spacing w:after="0"/>
+      </w:pPr>
+      <w:r>
+        <w:rPr>
+          <w:sz w:val="18"/>
+        </w:rPr>
         <w:t>DelphiProjectHandoff.dpr</w:t>
       </w:r>
     </w:p>
     <w:p>
       <w:pPr>
-        <w:spacing w:after="60"/>
+        <w:spacing w:after="20"/>
       </w:pPr>
       <w:r>
         <w:rPr>
@@ -3284,14 +3434,14 @@
     </w:p>
     <w:p>
       <w:pPr>
-        <w:spacing w:after="60"/>
+        <w:spacing w:after="20"/>
       </w:pPr>
       <w:r>
         <w:rPr>
           <w:rFonts w:ascii="Consolas" w:hAnsi="Consolas"/>
           <w:sz w:val="16"/>
         </w:rPr>
-        <w:t>cb4511ddd11ddfdec7c99d7442f267eeff1026befab5994fceeecc56deb0bb95</w:t>
+        <w:t>6e5013d9f91305e49f1317918c1b36f91782c85a25352eccd025ea66ecfc7dd8</w:t>
       </w:r>
     </w:p>
     <w:sectPr>

--- a/docs/guides/DPH_User_Guide.docx
+++ b/docs/guides/DPH_User_Guide.docx
@@ -610,7 +610,7 @@
         <w:rPr>
           <w:sz w:val="20"/>
         </w:rPr>
-        <w:t>Record user actions and business purposes</w:t>
+        <w:t>Compare screen history and visual changes</w:t>
       </w:r>
       <w:r>
         <w:rPr>
@@ -631,7 +631,7 @@
         <w:rPr>
           <w:sz w:val="20"/>
         </w:rPr>
-        <w:t>Write attributed knowledge</w:t>
+        <w:t>Record user actions and business purposes</w:t>
       </w:r>
       <w:r>
         <w:rPr>
@@ -652,7 +652,7 @@
         <w:rPr>
           <w:sz w:val="20"/>
         </w:rPr>
-        <w:t>Link authored sections to exact evidence</w:t>
+        <w:t>Write attributed knowledge</w:t>
       </w:r>
       <w:r>
         <w:rPr>
@@ -673,28 +673,7 @@
         <w:rPr>
           <w:sz w:val="20"/>
         </w:rPr>
-        <w:t>Review and retire knowledge</w:t>
-      </w:r>
-      <w:r>
-        <w:rPr>
-          <w:sz w:val="20"/>
-        </w:rPr>
-        <w:tab/>
-        <w:t>15</w:t>
-      </w:r>
-    </w:p>
-    <w:p>
-      <w:pPr>
-        <w:spacing w:after="0" w:line="240" w:lineRule="auto"/>
-        <w:tabs>
-          <w:tab w:val="right" w:leader="dot" w:pos="9360"/>
-        </w:tabs>
-      </w:pPr>
-      <w:r>
-        <w:rPr>
-          <w:sz w:val="20"/>
-        </w:rPr>
-        <w:t>Review changed knowledge against evidence</w:t>
+        <w:t>Link authored sections to exact evidence</w:t>
       </w:r>
       <w:r>
         <w:rPr>
@@ -715,7 +694,7 @@
         <w:rPr>
           <w:sz w:val="20"/>
         </w:rPr>
-        <w:t>Answer focused author questions</w:t>
+        <w:t>Review and retire knowledge</w:t>
       </w:r>
       <w:r>
         <w:rPr>
@@ -736,7 +715,7 @@
         <w:rPr>
           <w:sz w:val="20"/>
         </w:rPr>
-        <w:t>Preserve saved runtime observations</w:t>
+        <w:t>Review changed knowledge against evidence</w:t>
       </w:r>
       <w:r>
         <w:rPr>
@@ -757,7 +736,7 @@
         <w:rPr>
           <w:sz w:val="20"/>
         </w:rPr>
-        <w:t>Retain captures and review rename continuity</w:t>
+        <w:t>Answer focused author questions</w:t>
       </w:r>
       <w:r>
         <w:rPr>
@@ -778,7 +757,7 @@
         <w:rPr>
           <w:sz w:val="20"/>
         </w:rPr>
-        <w:t>Back up and restore a complete database</w:t>
+        <w:t>Preserve saved runtime observations</w:t>
       </w:r>
       <w:r>
         <w:rPr>
@@ -799,7 +778,7 @@
         <w:rPr>
           <w:sz w:val="20"/>
         </w:rPr>
-        <w:t>Publish manuals and handoffs</w:t>
+        <w:t>Retain captures and review rename continuity</w:t>
       </w:r>
       <w:r>
         <w:rPr>
@@ -820,7 +799,7 @@
         <w:rPr>
           <w:sz w:val="20"/>
         </w:rPr>
-        <w:t>Translate and review saved sections</w:t>
+        <w:t>Back up and restore a complete database</w:t>
       </w:r>
       <w:r>
         <w:rPr>
@@ -841,7 +820,7 @@
         <w:rPr>
           <w:sz w:val="20"/>
         </w:rPr>
-        <w:t>Publish localized text and source browsing</w:t>
+        <w:t>Publish manuals and handoffs</w:t>
       </w:r>
       <w:r>
         <w:rPr>
@@ -862,7 +841,7 @@
         <w:rPr>
           <w:sz w:val="20"/>
         </w:rPr>
-        <w:t>Validate a bundle in the application</w:t>
+        <w:t>Translate and review saved sections</w:t>
       </w:r>
       <w:r>
         <w:rPr>
@@ -883,7 +862,7 @@
         <w:rPr>
           <w:sz w:val="20"/>
         </w:rPr>
-        <w:t>Validate and preserve exports</w:t>
+        <w:t>Publish localized text and source browsing</w:t>
       </w:r>
       <w:r>
         <w:rPr>
@@ -904,7 +883,7 @@
         <w:rPr>
           <w:sz w:val="20"/>
         </w:rPr>
-        <w:t>Troubleshoot common states</w:t>
+        <w:t>Validate a bundle in the application</w:t>
       </w:r>
       <w:r>
         <w:rPr>
@@ -925,7 +904,7 @@
         <w:rPr>
           <w:sz w:val="20"/>
         </w:rPr>
-        <w:t>Practice a maintenance handoff</w:t>
+        <w:t>Validate and preserve exports</w:t>
       </w:r>
       <w:r>
         <w:rPr>
@@ -946,7 +925,7 @@
         <w:rPr>
           <w:sz w:val="20"/>
         </w:rPr>
-        <w:t>Understand implementation status</w:t>
+        <w:t>Troubleshoot common states</w:t>
       </w:r>
       <w:r>
         <w:rPr>
@@ -967,14 +946,56 @@
         <w:rPr>
           <w:sz w:val="20"/>
         </w:rPr>
-        <w:t>Source and revision evidence</w:t>
+        <w:t>Practice a maintenance handoff</w:t>
       </w:r>
       <w:r>
         <w:rPr>
           <w:sz w:val="20"/>
         </w:rPr>
         <w:tab/>
-        <w:t>20</w:t>
+        <w:t>21</w:t>
+      </w:r>
+    </w:p>
+    <w:p>
+      <w:pPr>
+        <w:spacing w:after="0" w:line="240" w:lineRule="auto"/>
+        <w:tabs>
+          <w:tab w:val="right" w:leader="dot" w:pos="9360"/>
+        </w:tabs>
+      </w:pPr>
+      <w:r>
+        <w:rPr>
+          <w:sz w:val="20"/>
+        </w:rPr>
+        <w:t>Understand implementation status</w:t>
+      </w:r>
+      <w:r>
+        <w:rPr>
+          <w:sz w:val="20"/>
+        </w:rPr>
+        <w:tab/>
+        <w:t>21</w:t>
+      </w:r>
+    </w:p>
+    <w:p>
+      <w:pPr>
+        <w:spacing w:after="0" w:line="240" w:lineRule="auto"/>
+        <w:tabs>
+          <w:tab w:val="right" w:leader="dot" w:pos="9360"/>
+        </w:tabs>
+      </w:pPr>
+      <w:r>
+        <w:rPr>
+          <w:sz w:val="20"/>
+        </w:rPr>
+        <w:t>Source and revision evidence</w:t>
+      </w:r>
+      <w:r>
+        <w:rPr>
+          <w:sz w:val="20"/>
+        </w:rPr>
+        <w:tab/>
+        <w:t>21</w:t>
       </w:r>
     </w:p>
     <w:p>
@@ -1743,6 +1764,39 @@
         <w:pStyle w:val="Heading1"/>
       </w:pPr>
       <w:r>
+        <w:t>Compare screen history and visual changes</w:t>
+      </w:r>
+    </w:p>
+    <w:p>
+      <w:r>
+        <w:t>Open the intended saved project, then choose Screen history in the upper-right page selector. Import actual PNG evidence on Screenshots first: enter a named contributor and a caption describing the screen, application build and conditions, then click Import an existing PNG screenshot. Each image belongs to the generation displayed at import. Import the earlier image while its matching generation is current; after reassessment import the later image. A caption does not verify an image against source.</w:t>
+      </w:r>
+    </w:p>
+    <w:p>
+      <w:r>
+        <w:t>Select the Before and After screenshot records by artifact ID, generation and caption. The newest 200 imports are available. Choose Imported images and click Compare. Scroll the command bar horizontally to reach hidden commands. Scroll the page vertically to see the previews, change list and evidence memo. Swap sides exchanges both images and form paths; click Compare again. Changing a selection clears the previous result and discards a late worker response.</w:t>
+      </w:r>
+    </w:p>
+    <w:p>
+      <w:r>
+        <w:t>The pixel mask uses top-left coordinates and compares exact decoded RGB after transparency is composited on white. Red marks changed overlapping pixels; magenta marks an extent present on only one side; white means unchanged or outside both. The evidence memo reports counts, inclusive changed bounds, original dimensions, contributors, import times, generation IDs and SHA256 fingerprints. Images are fitted only for display; comparison does not resize, align, normalize color profiles or apply a tolerance. Animation, theme, DPI and content changes can affect pixels without proving a defect or its cause.</w:t>
+      </w:r>
+    </w:p>
+    <w:p>
+      <w:r>
+        <w:t>For captured layouts enter both relative form paths, for example forms/Main.dfm, before clicking Compare. Choose Captured layouts to see blue Before geometry, orange After geometry and their overlay. Both retained captures must use the same project and analysis selection with compatible parser contracts. These drawings are approximate reconstructions, not runtime screenshots. They omit style/custom-paint behavior and show at most 300 component rectangles per pane. Missing property values remain unknown, default or inherited.</w:t>
+      </w:r>
+    </w:p>
+    <w:p>
+      <w:r>
+        <w:t>Filter the layout change list by component path or serialized values. First page and Next page show 250 rows at a time. Select a row to read added, removed or changed classes/properties and their exact before/after evidence. Renames appear as removal plus addition. Missing historical captures or form paths produce an explicit layout gap while keeping the valid image comparison. Keep necessary releases through Database tools before retention removes a capture. Full executable paths, practice steps and test commands are in docs/guides/Screen_History_Run_and_Test.txt.</w:t>
+      </w:r>
+    </w:p>
+    <w:p>
+      <w:pPr>
+        <w:pStyle w:val="Heading1"/>
+      </w:pPr>
+      <w:r>
         <w:t>Record user actions and business purposes</w:t>
       </w:r>
     </w:p>
@@ -2151,7 +2205,7 @@
     </w:p>
     <w:p>
       <w:r>
-        <w:t>The supplied Phase 1 inventory contains 533 numbered requirements plus presentation rules. All 510 formerly unassessed requirements were reconciled in 21 audit batches. No unassessed items remain. The traceability ledger and implementation backlog distinguish implemented features, attributed manual capture, partial behavior and missing features. After the glossary, keyboard, command inventory, dynamic control, layout rule and component dependency implementations, 337 requirement records remain incomplete; overlapping records can share an implementation task. Earlier WP acceptance and 0.3.0 packages do not establish completion of the larger inventory.</w:t>
+        <w:t>The supplied Phase 1 inventory contains 533 numbered requirements plus presentation rules. All 510 formerly unassessed requirements were reconciled in 21 audit batches. No unassessed items remain. The traceability ledger and implementation backlog distinguish implemented features, attributed manual capture, partial behavior and missing features. After the glossary, keyboard, command inventory, dynamic control, layout rule and component dependency implementations, 336 requirement records remain incomplete; overlapping records can share an implementation task. Earlier WP acceptance and 0.3.0 packages do not establish completion of the larger inventory.</w:t>
       </w:r>
     </w:p>
     <w:p>
@@ -2937,7 +2991,7 @@
           <w:rFonts w:ascii="Consolas" w:hAnsi="Consolas"/>
           <w:sz w:val="16"/>
         </w:rPr>
-        <w:t>4d591bea9ea684acbd96826d0a69363e3700b7c3c414daca8cf59684b74a51a1</w:t>
+        <w:t>b7927f288a7005afe44f58ee7107cf026a5681976137d1c69b3f93e0c70dce05</w:t>
       </w:r>
     </w:p>
     <w:p>
@@ -3261,7 +3315,7 @@
         <w:rPr>
           <w:sz w:val="18"/>
         </w:rPr>
-        <w:t>DPH.Workspace.Worker.pas</w:t>
+        <w:t>DPH.Workspace.ScreenHistory.pas</w:t>
       </w:r>
     </w:p>
     <w:p>
@@ -3273,7 +3327,31 @@
           <w:rFonts w:ascii="Consolas" w:hAnsi="Consolas"/>
           <w:sz w:val="16"/>
         </w:rPr>
-        <w:t>3818fff9f49e530546653f7ad39108a9ee83f79de69ead6306894ef8ddc1e2ab</w:t>
+        <w:t>bd05a76dcae7b4c872345021a56eab0b8b0108d954c1a5c35686321852082161</w:t>
+      </w:r>
+    </w:p>
+    <w:p>
+      <w:pPr>
+        <w:keepNext/>
+        <w:spacing w:after="0"/>
+      </w:pPr>
+      <w:r>
+        <w:rPr>
+          <w:sz w:val="18"/>
+        </w:rPr>
+        <w:t>DPH.Workspace.Worker.pas</w:t>
+      </w:r>
+    </w:p>
+    <w:p>
+      <w:pPr>
+        <w:spacing w:after="20"/>
+      </w:pPr>
+      <w:r>
+        <w:rPr>
+          <w:rFonts w:ascii="Consolas" w:hAnsi="Consolas"/>
+          <w:sz w:val="16"/>
+        </w:rPr>
+        <w:t>110d8d7326f50b3a12a99f30ed3adac1aabf3d408c62c2ce52478a6e19bca4fc</w:t>
       </w:r>
     </w:p>
     <w:p>
@@ -3297,7 +3375,7 @@
           <w:rFonts w:ascii="Consolas" w:hAnsi="Consolas"/>
           <w:sz w:val="16"/>
         </w:rPr>
-        <w:t>4d7d953c654ca15dc9529e17ca2a1bc6461a79dc972ad062ab7dc22c1f8742f4</w:t>
+        <w:t>e31910f431a73e1fc8fb872b8841a6ef8c51bf69cc522ab9748f1d2a5711846a</w:t>
       </w:r>
     </w:p>
     <w:p>
@@ -3441,7 +3519,7 @@
           <w:rFonts w:ascii="Consolas" w:hAnsi="Consolas"/>
           <w:sz w:val="16"/>
         </w:rPr>
-        <w:t>6e5013d9f91305e49f1317918c1b36f91782c85a25352eccd025ea66ecfc7dd8</w:t>
+        <w:t>f77424b469b0e054d8e711778066d4e46c1f4f330d4a27203b499ec08a222a6f</w:t>
       </w:r>
     </w:p>
     <w:sectPr>

--- a/docs/guides/DPH_User_Guide.docx
+++ b/docs/guides/DPH_User_Guide.docx
@@ -25,7 +25,7 @@
     </w:p>
     <w:p>
       <w:r>
-        <w:t>Last changed 11 October 2026</w:t>
+        <w:t>Last changed 12 October 2026</w:t>
       </w:r>
     </w:p>
     <w:p>
@@ -610,7 +610,7 @@
         <w:rPr>
           <w:sz w:val="20"/>
         </w:rPr>
-        <w:t>Compare screen history and visual changes</w:t>
+        <w:t>Inspect database connections and datasets</w:t>
       </w:r>
       <w:r>
         <w:rPr>
@@ -631,7 +631,7 @@
         <w:rPr>
           <w:sz w:val="20"/>
         </w:rPr>
-        <w:t>Record user actions and business purposes</w:t>
+        <w:t>Compare screen history and visual changes</w:t>
       </w:r>
       <w:r>
         <w:rPr>
@@ -652,28 +652,7 @@
         <w:rPr>
           <w:sz w:val="20"/>
         </w:rPr>
-        <w:t>Write attributed knowledge</w:t>
-      </w:r>
-      <w:r>
-        <w:rPr>
-          <w:sz w:val="20"/>
-        </w:rPr>
-        <w:tab/>
-        <w:t>15</w:t>
-      </w:r>
-    </w:p>
-    <w:p>
-      <w:pPr>
-        <w:spacing w:after="0" w:line="240" w:lineRule="auto"/>
-        <w:tabs>
-          <w:tab w:val="right" w:leader="dot" w:pos="9360"/>
-        </w:tabs>
-      </w:pPr>
-      <w:r>
-        <w:rPr>
-          <w:sz w:val="20"/>
-        </w:rPr>
-        <w:t>Link authored sections to exact evidence</w:t>
+        <w:t>Record user actions and business purposes</w:t>
       </w:r>
       <w:r>
         <w:rPr>
@@ -694,7 +673,7 @@
         <w:rPr>
           <w:sz w:val="20"/>
         </w:rPr>
-        <w:t>Review and retire knowledge</w:t>
+        <w:t>Write attributed knowledge</w:t>
       </w:r>
       <w:r>
         <w:rPr>
@@ -715,7 +694,7 @@
         <w:rPr>
           <w:sz w:val="20"/>
         </w:rPr>
-        <w:t>Review changed knowledge against evidence</w:t>
+        <w:t>Link authored sections to exact evidence</w:t>
       </w:r>
       <w:r>
         <w:rPr>
@@ -736,7 +715,7 @@
         <w:rPr>
           <w:sz w:val="20"/>
         </w:rPr>
-        <w:t>Answer focused author questions</w:t>
+        <w:t>Review and retire knowledge</w:t>
       </w:r>
       <w:r>
         <w:rPr>
@@ -757,7 +736,7 @@
         <w:rPr>
           <w:sz w:val="20"/>
         </w:rPr>
-        <w:t>Preserve saved runtime observations</w:t>
+        <w:t>Review changed knowledge against evidence</w:t>
       </w:r>
       <w:r>
         <w:rPr>
@@ -778,28 +757,7 @@
         <w:rPr>
           <w:sz w:val="20"/>
         </w:rPr>
-        <w:t>Retain captures and review rename continuity</w:t>
-      </w:r>
-      <w:r>
-        <w:rPr>
-          <w:sz w:val="20"/>
-        </w:rPr>
-        <w:tab/>
-        <w:t>17</w:t>
-      </w:r>
-    </w:p>
-    <w:p>
-      <w:pPr>
-        <w:spacing w:after="0" w:line="240" w:lineRule="auto"/>
-        <w:tabs>
-          <w:tab w:val="right" w:leader="dot" w:pos="9360"/>
-        </w:tabs>
-      </w:pPr>
-      <w:r>
-        <w:rPr>
-          <w:sz w:val="20"/>
-        </w:rPr>
-        <w:t>Back up and restore a complete database</w:t>
+        <w:t>Answer focused author questions</w:t>
       </w:r>
       <w:r>
         <w:rPr>
@@ -820,7 +778,7 @@
         <w:rPr>
           <w:sz w:val="20"/>
         </w:rPr>
-        <w:t>Publish manuals and handoffs</w:t>
+        <w:t>Preserve saved runtime observations</w:t>
       </w:r>
       <w:r>
         <w:rPr>
@@ -841,7 +799,28 @@
         <w:rPr>
           <w:sz w:val="20"/>
         </w:rPr>
-        <w:t>Translate and review saved sections</w:t>
+        <w:t>Retain captures and review rename continuity</w:t>
+      </w:r>
+      <w:r>
+        <w:rPr>
+          <w:sz w:val="20"/>
+        </w:rPr>
+        <w:tab/>
+        <w:t>18</w:t>
+      </w:r>
+    </w:p>
+    <w:p>
+      <w:pPr>
+        <w:spacing w:after="0" w:line="240" w:lineRule="auto"/>
+        <w:tabs>
+          <w:tab w:val="right" w:leader="dot" w:pos="9360"/>
+        </w:tabs>
+      </w:pPr>
+      <w:r>
+        <w:rPr>
+          <w:sz w:val="20"/>
+        </w:rPr>
+        <w:t>Back up and restore a complete database</w:t>
       </w:r>
       <w:r>
         <w:rPr>
@@ -862,7 +841,7 @@
         <w:rPr>
           <w:sz w:val="20"/>
         </w:rPr>
-        <w:t>Publish localized text and source browsing</w:t>
+        <w:t>Publish manuals and handoffs</w:t>
       </w:r>
       <w:r>
         <w:rPr>
@@ -883,7 +862,28 @@
         <w:rPr>
           <w:sz w:val="20"/>
         </w:rPr>
-        <w:t>Validate a bundle in the application</w:t>
+        <w:t>Translate and review saved sections</w:t>
+      </w:r>
+      <w:r>
+        <w:rPr>
+          <w:sz w:val="20"/>
+        </w:rPr>
+        <w:tab/>
+        <w:t>19</w:t>
+      </w:r>
+    </w:p>
+    <w:p>
+      <w:pPr>
+        <w:spacing w:after="0" w:line="240" w:lineRule="auto"/>
+        <w:tabs>
+          <w:tab w:val="right" w:leader="dot" w:pos="9360"/>
+        </w:tabs>
+      </w:pPr>
+      <w:r>
+        <w:rPr>
+          <w:sz w:val="20"/>
+        </w:rPr>
+        <w:t>Publish localized text and source browsing</w:t>
       </w:r>
       <w:r>
         <w:rPr>
@@ -904,7 +904,7 @@
         <w:rPr>
           <w:sz w:val="20"/>
         </w:rPr>
-        <w:t>Validate and preserve exports</w:t>
+        <w:t>Validate a bundle in the application</w:t>
       </w:r>
       <w:r>
         <w:rPr>
@@ -925,28 +925,7 @@
         <w:rPr>
           <w:sz w:val="20"/>
         </w:rPr>
-        <w:t>Troubleshoot common states</w:t>
-      </w:r>
-      <w:r>
-        <w:rPr>
-          <w:sz w:val="20"/>
-        </w:rPr>
-        <w:tab/>
-        <w:t>20</w:t>
-      </w:r>
-    </w:p>
-    <w:p>
-      <w:pPr>
-        <w:spacing w:after="0" w:line="240" w:lineRule="auto"/>
-        <w:tabs>
-          <w:tab w:val="right" w:leader="dot" w:pos="9360"/>
-        </w:tabs>
-      </w:pPr>
-      <w:r>
-        <w:rPr>
-          <w:sz w:val="20"/>
-        </w:rPr>
-        <w:t>Practice a maintenance handoff</w:t>
+        <w:t>Validate and preserve exports</w:t>
       </w:r>
       <w:r>
         <w:rPr>
@@ -967,7 +946,7 @@
         <w:rPr>
           <w:sz w:val="20"/>
         </w:rPr>
-        <w:t>Understand implementation status</w:t>
+        <w:t>Troubleshoot common states</w:t>
       </w:r>
       <w:r>
         <w:rPr>
@@ -988,7 +967,7 @@
         <w:rPr>
           <w:sz w:val="20"/>
         </w:rPr>
-        <w:t>Source and revision evidence</w:t>
+        <w:t>Practice a maintenance handoff</w:t>
       </w:r>
       <w:r>
         <w:rPr>
@@ -996,6 +975,48 @@
         </w:rPr>
         <w:tab/>
         <w:t>21</w:t>
+      </w:r>
+    </w:p>
+    <w:p>
+      <w:pPr>
+        <w:spacing w:after="0" w:line="240" w:lineRule="auto"/>
+        <w:tabs>
+          <w:tab w:val="right" w:leader="dot" w:pos="9360"/>
+        </w:tabs>
+      </w:pPr>
+      <w:r>
+        <w:rPr>
+          <w:sz w:val="20"/>
+        </w:rPr>
+        <w:t>Understand implementation status</w:t>
+      </w:r>
+      <w:r>
+        <w:rPr>
+          <w:sz w:val="20"/>
+        </w:rPr>
+        <w:tab/>
+        <w:t>22</w:t>
+      </w:r>
+    </w:p>
+    <w:p>
+      <w:pPr>
+        <w:spacing w:after="0" w:line="240" w:lineRule="auto"/>
+        <w:tabs>
+          <w:tab w:val="right" w:leader="dot" w:pos="9360"/>
+        </w:tabs>
+      </w:pPr>
+      <w:r>
+        <w:rPr>
+          <w:sz w:val="20"/>
+        </w:rPr>
+        <w:t>Source and revision evidence</w:t>
+      </w:r>
+      <w:r>
+        <w:rPr>
+          <w:sz w:val="20"/>
+        </w:rPr>
+        <w:tab/>
+        <w:t>22</w:t>
       </w:r>
     </w:p>
     <w:p>
@@ -1764,6 +1785,39 @@
         <w:pStyle w:val="Heading1"/>
       </w:pPr>
       <w:r>
+        <w:t>Inspect database connections and datasets</w:t>
+      </w:r>
+    </w:p>
+    <w:p>
+      <w:r>
+        <w:t>Open the intended project or saved database and choose Database connections in the upper-right page selector. The inventory lists captured connections, datasets, data sources, transactions, sessions and named connection-definition references. Known component class names and database property signals identify candidates. Pascal-only declarations are also listed when an existing semantic component-field binding does not already represent them. This is captured evidence; DPH never opens the selected application database or loads its drivers.</w:t>
+      </w:r>
+    </w:p>
+    <w:p>
+      <w:r>
+        <w:t>Select a row to read its role, class, generation, source line and SHA256, masked configuration, captured references and Used by dependents. Scroll the evidence memo vertically. Drag the divider below the list to give the list or memo more space. The kind selector and text filter narrow the inventory; text also searches references and reverse dependencies. First page and Next page show 250 rows at a time. Scroll the toolbar horizontally in a narrow window.</w:t>
+      </w:r>
+    </w:p>
+    <w:p>
+      <w:r>
+        <w:t>Use the reference selector on the right of the toolbar to choose a Target or Used by entry, then click Follow reference. DPH clears the filters and opens the exact referenced row and page. Unique local, nested and explicitly qualified cross-module references are lexical candidates, not proof of runtime binding. Duplicate names, wrong component roles, missing targets and unsupported expressions remain unresolved. Unqualified references are not guessed across unrelated forms. Explicit nil stays explicit.</w:t>
+      </w:r>
+    </w:p>
+    <w:p>
+      <w:r>
+        <w:t>ConnectionDefName creates a named definition-reference row with reverse references to its connections. Definition contents, engine/version and environment overrides remain unavailable; no INI, registry or external configuration file is silently read. BDE DatabaseName and session aliases can link to captured declarations. Pascal-only declarations and inherited components do not establish runtime construction, assignments or defaults. An empty result does not prove that the program never uses a database.</w:t>
+      </w:r>
+    </w:p>
+    <w:p>
+      <w:r>
+        <w:t>Configuration is deliberately masked, including endpoints, database paths, users, passwords, connection strings and unknown parameter values. Only validated driver/protocol/dialect/charset/SSL identifiers, ports and booleans are displayed. Connected=True is a serialized declaration, not evidence of successful connection. Source and cache files still contain original evidence and may contain secrets; the inventory is not a scrubbed database backup. Ask the maintainer for approved environment and definition facts without putting credentials into authored explanations. Full paths, practice steps and developer checks are in docs/guides/Database_Connections_Run_and_Test.txt.</w:t>
+      </w:r>
+    </w:p>
+    <w:p>
+      <w:pPr>
+        <w:pStyle w:val="Heading1"/>
+      </w:pPr>
+      <w:r>
         <w:t>Compare screen history and visual changes</w:t>
       </w:r>
     </w:p>
@@ -2205,7 +2259,7 @@
     </w:p>
     <w:p>
       <w:r>
-        <w:t>The supplied Phase 1 inventory contains 533 numbered requirements plus presentation rules. All 510 formerly unassessed requirements were reconciled in 21 audit batches. No unassessed items remain. The traceability ledger and implementation backlog distinguish implemented features, attributed manual capture, partial behavior and missing features. After the glossary, keyboard, command inventory, dynamic control, layout rule and component dependency implementations, 336 requirement records remain incomplete; overlapping records can share an implementation task. Earlier WP acceptance and 0.3.0 packages do not establish completion of the larger inventory.</w:t>
+        <w:t>The supplied Phase 1 inventory contains 533 numbered requirements plus presentation rules. All 510 formerly unassessed requirements were reconciled in 21 audit batches. No unassessed items remain. The traceability ledger and implementation backlog distinguish implemented features, attributed manual capture, partial behavior and missing features. After the glossary, keyboard, command inventory, dynamic control, layout rule and component dependency implementations, 335 requirement records remain incomplete; overlapping records can share an implementation task. Earlier WP acceptance and 0.3.0 packages do not establish completion of the larger inventory.</w:t>
       </w:r>
     </w:p>
     <w:p>
@@ -2991,7 +3045,7 @@
           <w:rFonts w:ascii="Consolas" w:hAnsi="Consolas"/>
           <w:sz w:val="16"/>
         </w:rPr>
-        <w:t>b7927f288a7005afe44f58ee7107cf026a5681976137d1c69b3f93e0c70dce05</w:t>
+        <w:t>3cf661d541014c2361d70c3deb1bac114e9497e4c17cc7067ab645f35c828657</w:t>
       </w:r>
     </w:p>
     <w:p>
@@ -3147,6 +3201,30 @@
         <w:rPr>
           <w:sz w:val="18"/>
         </w:rPr>
+        <w:t>DPH.Workspace.DatabaseConnections.pas</w:t>
+      </w:r>
+    </w:p>
+    <w:p>
+      <w:pPr>
+        <w:spacing w:after="20"/>
+      </w:pPr>
+      <w:r>
+        <w:rPr>
+          <w:rFonts w:ascii="Consolas" w:hAnsi="Consolas"/>
+          <w:sz w:val="16"/>
+        </w:rPr>
+        <w:t>f625da53905b2baa35d1fdd3e70dda27e5cea31592c8d4041ba3c23497bf07fb</w:t>
+      </w:r>
+    </w:p>
+    <w:p>
+      <w:pPr>
+        <w:keepNext/>
+        <w:spacing w:after="0"/>
+      </w:pPr>
+      <w:r>
+        <w:rPr>
+          <w:sz w:val="18"/>
+        </w:rPr>
         <w:t>DPH.Workspace.DynamicControls.pas</w:t>
       </w:r>
     </w:p>
@@ -3375,7 +3453,7 @@
           <w:rFonts w:ascii="Consolas" w:hAnsi="Consolas"/>
           <w:sz w:val="16"/>
         </w:rPr>
-        <w:t>e31910f431a73e1fc8fb872b8841a6ef8c51bf69cc522ab9748f1d2a5711846a</w:t>
+        <w:t>0e1775bdc525d84c3634eef68822d2d063007928adbede094fe9c9a1ee4435e4</w:t>
       </w:r>
     </w:p>
     <w:p>
@@ -3519,7 +3597,7 @@
           <w:rFonts w:ascii="Consolas" w:hAnsi="Consolas"/>
           <w:sz w:val="16"/>
         </w:rPr>
-        <w:t>f77424b469b0e054d8e711778066d4e46c1f4f330d4a27203b499ec08a222a6f</w:t>
+        <w:t>3fb8ad4686fdda0b48d22e81b8eb8e5affde8abfd465181e15f881d476293660</w:t>
       </w:r>
     </w:p>
     <w:sectPr>

--- a/docs/guides/DPH_User_Guide.docx
+++ b/docs/guides/DPH_User_Guide.docx
@@ -631,7 +631,7 @@
         <w:rPr>
           <w:sz w:val="20"/>
         </w:rPr>
-        <w:t>Compare screen history and visual changes</w:t>
+        <w:t>Inspect database engines and versions</w:t>
       </w:r>
       <w:r>
         <w:rPr>
@@ -652,6 +652,27 @@
         <w:rPr>
           <w:sz w:val="20"/>
         </w:rPr>
+        <w:t>Compare screen history and visual changes</w:t>
+      </w:r>
+      <w:r>
+        <w:rPr>
+          <w:sz w:val="20"/>
+        </w:rPr>
+        <w:tab/>
+        <w:t>15</w:t>
+      </w:r>
+    </w:p>
+    <w:p>
+      <w:pPr>
+        <w:spacing w:after="0" w:line="240" w:lineRule="auto"/>
+        <w:tabs>
+          <w:tab w:val="right" w:leader="dot" w:pos="9360"/>
+        </w:tabs>
+      </w:pPr>
+      <w:r>
+        <w:rPr>
+          <w:sz w:val="20"/>
+        </w:rPr>
         <w:t>Record user actions and business purposes</w:t>
       </w:r>
       <w:r>
@@ -680,7 +701,7 @@
           <w:sz w:val="20"/>
         </w:rPr>
         <w:tab/>
-        <w:t>16</w:t>
+        <w:t>17</w:t>
       </w:r>
     </w:p>
     <w:p>
@@ -695,27 +716,6 @@
           <w:sz w:val="20"/>
         </w:rPr>
         <w:t>Link authored sections to exact evidence</w:t>
-      </w:r>
-      <w:r>
-        <w:rPr>
-          <w:sz w:val="20"/>
-        </w:rPr>
-        <w:tab/>
-        <w:t>16</w:t>
-      </w:r>
-    </w:p>
-    <w:p>
-      <w:pPr>
-        <w:spacing w:after="0" w:line="240" w:lineRule="auto"/>
-        <w:tabs>
-          <w:tab w:val="right" w:leader="dot" w:pos="9360"/>
-        </w:tabs>
-      </w:pPr>
-      <w:r>
-        <w:rPr>
-          <w:sz w:val="20"/>
-        </w:rPr>
-        <w:t>Review and retire knowledge</w:t>
       </w:r>
       <w:r>
         <w:rPr>
@@ -736,7 +736,7 @@
         <w:rPr>
           <w:sz w:val="20"/>
         </w:rPr>
-        <w:t>Review changed knowledge against evidence</w:t>
+        <w:t>Review and retire knowledge</w:t>
       </w:r>
       <w:r>
         <w:rPr>
@@ -757,7 +757,7 @@
         <w:rPr>
           <w:sz w:val="20"/>
         </w:rPr>
-        <w:t>Answer focused author questions</w:t>
+        <w:t>Review changed knowledge against evidence</w:t>
       </w:r>
       <w:r>
         <w:rPr>
@@ -778,7 +778,7 @@
         <w:rPr>
           <w:sz w:val="20"/>
         </w:rPr>
-        <w:t>Preserve saved runtime observations</w:t>
+        <w:t>Answer focused author questions</w:t>
       </w:r>
       <w:r>
         <w:rPr>
@@ -799,7 +799,7 @@
         <w:rPr>
           <w:sz w:val="20"/>
         </w:rPr>
-        <w:t>Retain captures and review rename continuity</w:t>
+        <w:t>Preserve saved runtime observations</w:t>
       </w:r>
       <w:r>
         <w:rPr>
@@ -820,7 +820,7 @@
         <w:rPr>
           <w:sz w:val="20"/>
         </w:rPr>
-        <w:t>Back up and restore a complete database</w:t>
+        <w:t>Retain captures and review rename continuity</w:t>
       </w:r>
       <w:r>
         <w:rPr>
@@ -841,7 +841,7 @@
         <w:rPr>
           <w:sz w:val="20"/>
         </w:rPr>
-        <w:t>Publish manuals and handoffs</w:t>
+        <w:t>Back up and restore a complete database</w:t>
       </w:r>
       <w:r>
         <w:rPr>
@@ -862,7 +862,7 @@
         <w:rPr>
           <w:sz w:val="20"/>
         </w:rPr>
-        <w:t>Translate and review saved sections</w:t>
+        <w:t>Publish manuals and handoffs</w:t>
       </w:r>
       <w:r>
         <w:rPr>
@@ -883,7 +883,7 @@
         <w:rPr>
           <w:sz w:val="20"/>
         </w:rPr>
-        <w:t>Publish localized text and source browsing</w:t>
+        <w:t>Translate and review saved sections</w:t>
       </w:r>
       <w:r>
         <w:rPr>
@@ -904,7 +904,7 @@
         <w:rPr>
           <w:sz w:val="20"/>
         </w:rPr>
-        <w:t>Validate a bundle in the application</w:t>
+        <w:t>Publish localized text and source browsing</w:t>
       </w:r>
       <w:r>
         <w:rPr>
@@ -925,7 +925,7 @@
         <w:rPr>
           <w:sz w:val="20"/>
         </w:rPr>
-        <w:t>Validate and preserve exports</w:t>
+        <w:t>Validate a bundle in the application</w:t>
       </w:r>
       <w:r>
         <w:rPr>
@@ -946,7 +946,7 @@
         <w:rPr>
           <w:sz w:val="20"/>
         </w:rPr>
-        <w:t>Troubleshoot common states</w:t>
+        <w:t>Validate and preserve exports</w:t>
       </w:r>
       <w:r>
         <w:rPr>
@@ -967,14 +967,35 @@
         <w:rPr>
           <w:sz w:val="20"/>
         </w:rPr>
-        <w:t>Practice a maintenance handoff</w:t>
+        <w:t>Troubleshoot common states</w:t>
       </w:r>
       <w:r>
         <w:rPr>
           <w:sz w:val="20"/>
         </w:rPr>
         <w:tab/>
-        <w:t>21</w:t>
+        <w:t>22</w:t>
+      </w:r>
+    </w:p>
+    <w:p>
+      <w:pPr>
+        <w:spacing w:after="0" w:line="240" w:lineRule="auto"/>
+        <w:tabs>
+          <w:tab w:val="right" w:leader="dot" w:pos="9360"/>
+        </w:tabs>
+      </w:pPr>
+      <w:r>
+        <w:rPr>
+          <w:sz w:val="20"/>
+        </w:rPr>
+        <w:t>Practice a maintenance handoff</w:t>
+      </w:r>
+      <w:r>
+        <w:rPr>
+          <w:sz w:val="20"/>
+        </w:rPr>
+        <w:tab/>
+        <w:t>22</w:t>
       </w:r>
     </w:p>
     <w:p>
@@ -1818,6 +1839,34 @@
         <w:pStyle w:val="Heading1"/>
       </w:pPr>
       <w:r>
+        <w:t>Inspect database engines and versions</w:t>
+      </w:r>
+    </w:p>
+    <w:p>
+      <w:r>
+        <w:t>Open the intended project or cache and choose Database connections from the upper-right selector. Each row now summarizes Engine and Declared version. Select it to read DATABASE ENGINE AND VERSION EVIDENCE at the top of the labeled memo. Drag the divider below the list to resize the evidence area and scroll vertically for the full explanation. Use the text filter to find an engine family such as Firebird, PostgreSQL or SQLite, or a component name. General explanatory text is excluded from matching so it does not make every row match an engine name.</w:t>
+      </w:r>
+    </w:p>
+    <w:p>
+      <w:r>
+        <w:t>A recognized captured FireDAC DriverID identifies a declared engine family, not a successful runtime connection. Supported IDs include ADS, ASA, DB2, FB, IB, IBLite, Infx, MSAcc, MSSQL, MySQL, Ora, PG, SQLite and Mongo. MySQL-compatible deliberately does not distinguish MySQL from compatible servers. Generic component classes, ODBC, virtual driver names, filenames, ports, SQL dialect and the version of DPH own SQLite store cannot identify the selected project database. Unrecognized drivers remain unknown; contradictory driver declarations remain conflicting.</w:t>
+      </w:r>
+    </w:p>
+    <w:p>
+      <w:r>
+        <w:t>ServerVersion and DatabaseVersion show only bounded numeric declarations actually captured in properties or parameter entries. The label declared means that DPH has not measured the server. ClientVersion and DriverVersion remain separately named evidence and never become server versions. Conflicting numeric declarations are reported as conflicting. Missing, invalid or sensitive values remain unknown or masked. A deployment can override every design declaration; compatibility and current availability remain unknown.</w:t>
+      </w:r>
+    </w:p>
+    <w:p>
+      <w:r>
+        <w:t>A dataset, transaction or data source can inherit engine evidence through unique resolved captured connection or dataset links, up to three hops. The memo retains the reference path and original connection source, line, generation and SHA256. Conflicting targets and unresolved paths do not invent an engine. Named external connection definitions stay unknown until their actual configuration is captured; DPH does not inspect registry, INI files or live servers. Follow reference navigates exact captured targets as before. Full executable paths, practice examples and developer checks are in docs/guides/Database_Engines_Run_and_Test.txt.</w:t>
+      </w:r>
+    </w:p>
+    <w:p>
+      <w:pPr>
+        <w:pStyle w:val="Heading1"/>
+      </w:pPr>
+      <w:r>
         <w:t>Compare screen history and visual changes</w:t>
       </w:r>
     </w:p>
@@ -2259,7 +2308,7 @@
     </w:p>
     <w:p>
       <w:r>
-        <w:t>The supplied Phase 1 inventory contains 533 numbered requirements plus presentation rules. All 510 formerly unassessed requirements were reconciled in 21 audit batches. No unassessed items remain. The traceability ledger and implementation backlog distinguish implemented features, attributed manual capture, partial behavior and missing features. After the glossary, keyboard, command inventory, dynamic control, layout rule and component dependency implementations, 335 requirement records remain incomplete; overlapping records can share an implementation task. Earlier WP acceptance and 0.3.0 packages do not establish completion of the larger inventory.</w:t>
+        <w:t>The supplied Phase 1 inventory contains 533 numbered requirements plus presentation rules. All 510 formerly unassessed requirements were reconciled in 21 audit batches. No unassessed items remain. The traceability ledger and implementation backlog distinguish implemented features, attributed manual capture, partial behavior and missing features. After the glossary, keyboard, command inventory, dynamic control, layout rule and component dependency implementations, 334 requirement records remain incomplete; overlapping records can share an implementation task. Earlier WP acceptance and 0.3.0 packages do not establish completion of the larger inventory.</w:t>
       </w:r>
     </w:p>
     <w:p>
@@ -3045,7 +3094,7 @@
           <w:rFonts w:ascii="Consolas" w:hAnsi="Consolas"/>
           <w:sz w:val="16"/>
         </w:rPr>
-        <w:t>3cf661d541014c2361d70c3deb1bac114e9497e4c17cc7067ab645f35c828657</w:t>
+        <w:t>c016ecc76fb4b7a82b803fd7ebe3d41be2d38288f63b41586e4e2c318ce7c0f8</w:t>
       </w:r>
     </w:p>
     <w:p>
@@ -3213,7 +3262,7 @@
           <w:rFonts w:ascii="Consolas" w:hAnsi="Consolas"/>
           <w:sz w:val="16"/>
         </w:rPr>
-        <w:t>f625da53905b2baa35d1fdd3e70dda27e5cea31592c8d4041ba3c23497bf07fb</w:t>
+        <w:t>bf8db39796d0f041f6d3d253c1688950feb779e7cf2cd5925f1f8ba5483f638b</w:t>
       </w:r>
     </w:p>
     <w:p>
@@ -3453,7 +3502,7 @@
           <w:rFonts w:ascii="Consolas" w:hAnsi="Consolas"/>
           <w:sz w:val="16"/>
         </w:rPr>
-        <w:t>0e1775bdc525d84c3634eef68822d2d063007928adbede094fe9c9a1ee4435e4</w:t>
+        <w:t>809064f9e9497125340f5c25c2f1ee6d365f342b02b3e702a6400bfdd1fb8a23</w:t>
       </w:r>
     </w:p>
     <w:p>

--- a/docs/guides/DPH_User_Guide.docx
+++ b/docs/guides/DPH_User_Guide.docx
@@ -652,7 +652,7 @@
         <w:rPr>
           <w:sz w:val="20"/>
         </w:rPr>
-        <w:t>Compare screen history and visual changes</w:t>
+        <w:t>Inspect tables views and schemas</w:t>
       </w:r>
       <w:r>
         <w:rPr>
@@ -673,7 +673,7 @@
         <w:rPr>
           <w:sz w:val="20"/>
         </w:rPr>
-        <w:t>Record user actions and business purposes</w:t>
+        <w:t>Compare screen history and visual changes</w:t>
       </w:r>
       <w:r>
         <w:rPr>
@@ -694,7 +694,7 @@
         <w:rPr>
           <w:sz w:val="20"/>
         </w:rPr>
-        <w:t>Write attributed knowledge</w:t>
+        <w:t>Record user actions and business purposes</w:t>
       </w:r>
       <w:r>
         <w:rPr>
@@ -715,7 +715,7 @@
         <w:rPr>
           <w:sz w:val="20"/>
         </w:rPr>
-        <w:t>Link authored sections to exact evidence</w:t>
+        <w:t>Write attributed knowledge</w:t>
       </w:r>
       <w:r>
         <w:rPr>
@@ -736,28 +736,7 @@
         <w:rPr>
           <w:sz w:val="20"/>
         </w:rPr>
-        <w:t>Review and retire knowledge</w:t>
-      </w:r>
-      <w:r>
-        <w:rPr>
-          <w:sz w:val="20"/>
-        </w:rPr>
-        <w:tab/>
-        <w:t>17</w:t>
-      </w:r>
-    </w:p>
-    <w:p>
-      <w:pPr>
-        <w:spacing w:after="0" w:line="240" w:lineRule="auto"/>
-        <w:tabs>
-          <w:tab w:val="right" w:leader="dot" w:pos="9360"/>
-        </w:tabs>
-      </w:pPr>
-      <w:r>
-        <w:rPr>
-          <w:sz w:val="20"/>
-        </w:rPr>
-        <w:t>Review changed knowledge against evidence</w:t>
+        <w:t>Link authored sections to exact evidence</w:t>
       </w:r>
       <w:r>
         <w:rPr>
@@ -778,7 +757,7 @@
         <w:rPr>
           <w:sz w:val="20"/>
         </w:rPr>
-        <w:t>Answer focused author questions</w:t>
+        <w:t>Review and retire knowledge</w:t>
       </w:r>
       <w:r>
         <w:rPr>
@@ -799,7 +778,7 @@
         <w:rPr>
           <w:sz w:val="20"/>
         </w:rPr>
-        <w:t>Preserve saved runtime observations</w:t>
+        <w:t>Review changed knowledge against evidence</w:t>
       </w:r>
       <w:r>
         <w:rPr>
@@ -820,7 +799,7 @@
         <w:rPr>
           <w:sz w:val="20"/>
         </w:rPr>
-        <w:t>Retain captures and review rename continuity</w:t>
+        <w:t>Answer focused author questions</w:t>
       </w:r>
       <w:r>
         <w:rPr>
@@ -841,7 +820,7 @@
         <w:rPr>
           <w:sz w:val="20"/>
         </w:rPr>
-        <w:t>Back up and restore a complete database</w:t>
+        <w:t>Preserve saved runtime observations</w:t>
       </w:r>
       <w:r>
         <w:rPr>
@@ -862,7 +841,7 @@
         <w:rPr>
           <w:sz w:val="20"/>
         </w:rPr>
-        <w:t>Publish manuals and handoffs</w:t>
+        <w:t>Retain captures and review rename continuity</w:t>
       </w:r>
       <w:r>
         <w:rPr>
@@ -883,7 +862,7 @@
         <w:rPr>
           <w:sz w:val="20"/>
         </w:rPr>
-        <w:t>Translate and review saved sections</w:t>
+        <w:t>Back up and restore a complete database</w:t>
       </w:r>
       <w:r>
         <w:rPr>
@@ -904,7 +883,7 @@
         <w:rPr>
           <w:sz w:val="20"/>
         </w:rPr>
-        <w:t>Publish localized text and source browsing</w:t>
+        <w:t>Publish manuals and handoffs</w:t>
       </w:r>
       <w:r>
         <w:rPr>
@@ -925,7 +904,7 @@
         <w:rPr>
           <w:sz w:val="20"/>
         </w:rPr>
-        <w:t>Validate a bundle in the application</w:t>
+        <w:t>Translate and review saved sections</w:t>
       </w:r>
       <w:r>
         <w:rPr>
@@ -946,7 +925,7 @@
         <w:rPr>
           <w:sz w:val="20"/>
         </w:rPr>
-        <w:t>Validate and preserve exports</w:t>
+        <w:t>Publish localized text and source browsing</w:t>
       </w:r>
       <w:r>
         <w:rPr>
@@ -967,7 +946,7 @@
         <w:rPr>
           <w:sz w:val="20"/>
         </w:rPr>
-        <w:t>Troubleshoot common states</w:t>
+        <w:t>Validate a bundle in the application</w:t>
       </w:r>
       <w:r>
         <w:rPr>
@@ -988,7 +967,7 @@
         <w:rPr>
           <w:sz w:val="20"/>
         </w:rPr>
-        <w:t>Practice a maintenance handoff</w:t>
+        <w:t>Validate and preserve exports</w:t>
       </w:r>
       <w:r>
         <w:rPr>
@@ -1009,7 +988,7 @@
         <w:rPr>
           <w:sz w:val="20"/>
         </w:rPr>
-        <w:t>Understand implementation status</w:t>
+        <w:t>Troubleshoot common states</w:t>
       </w:r>
       <w:r>
         <w:rPr>
@@ -1030,14 +1009,56 @@
         <w:rPr>
           <w:sz w:val="20"/>
         </w:rPr>
-        <w:t>Source and revision evidence</w:t>
+        <w:t>Practice a maintenance handoff</w:t>
       </w:r>
       <w:r>
         <w:rPr>
           <w:sz w:val="20"/>
         </w:rPr>
         <w:tab/>
-        <w:t>22</w:t>
+        <w:t>23</w:t>
+      </w:r>
+    </w:p>
+    <w:p>
+      <w:pPr>
+        <w:spacing w:after="0" w:line="240" w:lineRule="auto"/>
+        <w:tabs>
+          <w:tab w:val="right" w:leader="dot" w:pos="9360"/>
+        </w:tabs>
+      </w:pPr>
+      <w:r>
+        <w:rPr>
+          <w:sz w:val="20"/>
+        </w:rPr>
+        <w:t>Understand implementation status</w:t>
+      </w:r>
+      <w:r>
+        <w:rPr>
+          <w:sz w:val="20"/>
+        </w:rPr>
+        <w:tab/>
+        <w:t>23</w:t>
+      </w:r>
+    </w:p>
+    <w:p>
+      <w:pPr>
+        <w:spacing w:after="0" w:line="240" w:lineRule="auto"/>
+        <w:tabs>
+          <w:tab w:val="right" w:leader="dot" w:pos="9360"/>
+        </w:tabs>
+      </w:pPr>
+      <w:r>
+        <w:rPr>
+          <w:sz w:val="20"/>
+        </w:rPr>
+        <w:t>Source and revision evidence</w:t>
+      </w:r>
+      <w:r>
+        <w:rPr>
+          <w:sz w:val="20"/>
+        </w:rPr>
+        <w:tab/>
+        <w:t>23</w:t>
       </w:r>
     </w:p>
     <w:p>
@@ -1867,6 +1888,34 @@
         <w:pStyle w:val="Heading1"/>
       </w:pPr>
       <w:r>
+        <w:t>Inspect tables views and schemas</w:t>
+      </w:r>
+    </w:p>
+    <w:p>
+      <w:r>
+        <w:t>Open the intended project or cache and choose Database schema in the upper-right page selector. A table stores rows, a view names a query result, and a schema qualifies object names. DPH shows what captured source declares or references; it does not connect to a database. Select a row to read its name, evidence state, schema qualifier, captured definition, source line, SHA256 and generation in the labeled evidence memo. Drag the divider below the list and scroll the memo for the full explanation.</w:t>
+      </w:r>
+    </w:p>
+    <w:p>
+      <w:r>
+        <w:t>Declared header means a supported CREATE TABLE, CREATE VIEW or CREATE SCHEMA header was captured in a referenced SQL resource with balanced parentheses. Its displayed definition omits comments and string literals. This establishes the captured declaration text, not valid body grammar, column or constraint semantics, deployed existence, privileges or database compatibility. Qualifier reference means a qualified object name mentions a schema; it does not establish CREATE SCHEMA. Inferred reference means the existing supported SQL analysis names an object whose table or view identity and definition are unverified. Unsupported statements remain visible as gaps.</w:t>
+      </w:r>
+    </w:p>
+    <w:p>
+      <w:r>
+        <w:t>Combine the object-kind selector, text filter and evidence-state selector to find a table, view, schema or unsupported statement. Text matches object names, qualifiers and source files. First page and Next page show up to 250 matches. In a narrow window, scroll the command strip sideways to reach the evidence-state selector and Open source. Open source requires attached, unchanged source from the same generation. Detached, changed, historical or outside-project source is refused with an explanation in the memo.</w:t>
+      </w:r>
+    </w:p>
+    <w:p>
+      <w:r>
+        <w:t>Multiple declarations with the same exact kind and spelling retain every definition and show a count. DPH does not choose a migration winner, merge dialect-specific identifier case, or infer deployment order. Ask the maintainer which approved scripts and migration sequence define the intended system. Empty results can mean missing resources or filters; they do not prove there is no schema. Referenced literal SQL files are discovered through existing project inventory rules. Original source and caches remain unchanged and can contain sensitive data. Full start, practice and developer directions are in docs/guides/Database_Schema_Run_and_Test.txt.</w:t>
+      </w:r>
+    </w:p>
+    <w:p>
+      <w:pPr>
+        <w:pStyle w:val="Heading1"/>
+      </w:pPr>
+      <w:r>
         <w:t>Compare screen history and visual changes</w:t>
       </w:r>
     </w:p>
@@ -2308,7 +2357,7 @@
     </w:p>
     <w:p>
       <w:r>
-        <w:t>The supplied Phase 1 inventory contains 533 numbered requirements plus presentation rules. All 510 formerly unassessed requirements were reconciled in 21 audit batches. No unassessed items remain. The traceability ledger and implementation backlog distinguish implemented features, attributed manual capture, partial behavior and missing features. After the glossary, keyboard, command inventory, dynamic control, layout rule and component dependency implementations, 334 requirement records remain incomplete; overlapping records can share an implementation task. Earlier WP acceptance and 0.3.0 packages do not establish completion of the larger inventory.</w:t>
+        <w:t>The supplied Phase 1 inventory contains 533 numbered requirements plus presentation rules. All 510 formerly unassessed requirements were reconciled in 21 audit batches. No unassessed items remain. The traceability ledger and implementation backlog distinguish implemented features, attributed manual capture, partial behavior and missing features. After the glossary, keyboard, command inventory, dynamic control, layout rule and component dependency implementations, 333 requirement records remain incomplete; overlapping records can share an implementation task. Earlier WP acceptance and 0.3.0 packages do not establish completion of the larger inventory.</w:t>
       </w:r>
     </w:p>
     <w:p>
@@ -3094,7 +3143,7 @@
           <w:rFonts w:ascii="Consolas" w:hAnsi="Consolas"/>
           <w:sz w:val="16"/>
         </w:rPr>
-        <w:t>c016ecc76fb4b7a82b803fd7ebe3d41be2d38288f63b41586e4e2c318ce7c0f8</w:t>
+        <w:t>84bb553bb29207753c16c5d2eee2b88b33db319aa133252f3954f03938837536</w:t>
       </w:r>
     </w:p>
     <w:p>
@@ -3274,6 +3323,30 @@
         <w:rPr>
           <w:sz w:val="18"/>
         </w:rPr>
+        <w:t>DPH.Workspace.DatabaseSchema.pas</w:t>
+      </w:r>
+    </w:p>
+    <w:p>
+      <w:pPr>
+        <w:spacing w:after="20"/>
+      </w:pPr>
+      <w:r>
+        <w:rPr>
+          <w:rFonts w:ascii="Consolas" w:hAnsi="Consolas"/>
+          <w:sz w:val="16"/>
+        </w:rPr>
+        <w:t>f17d7404815bd32e70cc846e76853d1e3f3664e02bddd6d3c2eb104f6076cfed</w:t>
+      </w:r>
+    </w:p>
+    <w:p>
+      <w:pPr>
+        <w:keepNext/>
+        <w:spacing w:after="0"/>
+      </w:pPr>
+      <w:r>
+        <w:rPr>
+          <w:sz w:val="18"/>
+        </w:rPr>
         <w:t>DPH.Workspace.DynamicControls.pas</w:t>
       </w:r>
     </w:p>
@@ -3502,7 +3575,7 @@
           <w:rFonts w:ascii="Consolas" w:hAnsi="Consolas"/>
           <w:sz w:val="16"/>
         </w:rPr>
-        <w:t>809064f9e9497125340f5c25c2f1ee6d365f342b02b3e702a6400bfdd1fb8a23</w:t>
+        <w:t>fe13cc33e68d8eda5404c58cfcd2d81bbf8ecc74b89b2a540d0e2bc6e2c6d1bd</w:t>
       </w:r>
     </w:p>
     <w:p>
@@ -3646,7 +3719,7 @@
           <w:rFonts w:ascii="Consolas" w:hAnsi="Consolas"/>
           <w:sz w:val="16"/>
         </w:rPr>
-        <w:t>3fb8ad4686fdda0b48d22e81b8eb8e5affde8abfd465181e15f881d476293660</w:t>
+        <w:t>ebdbe1b5d16a07dd0a0222afb55c09337917ea27826df9daa4fb9b99fffa0a79</w:t>
       </w:r>
     </w:p>
     <w:sectPr>

--- a/docs/guides/DPH_User_Guide.docx
+++ b/docs/guides/DPH_User_Guide.docx
@@ -673,7 +673,7 @@
         <w:rPr>
           <w:sz w:val="20"/>
         </w:rPr>
-        <w:t>Compare screen history and visual changes</w:t>
+        <w:t>Inspect column types defaults and constraints</w:t>
       </w:r>
       <w:r>
         <w:rPr>
@@ -694,7 +694,7 @@
         <w:rPr>
           <w:sz w:val="20"/>
         </w:rPr>
-        <w:t>Record user actions and business purposes</w:t>
+        <w:t>Compare screen history and visual changes</w:t>
       </w:r>
       <w:r>
         <w:rPr>
@@ -715,7 +715,7 @@
         <w:rPr>
           <w:sz w:val="20"/>
         </w:rPr>
-        <w:t>Write attributed knowledge</w:t>
+        <w:t>Record user actions and business purposes</w:t>
       </w:r>
       <w:r>
         <w:rPr>
@@ -736,7 +736,7 @@
         <w:rPr>
           <w:sz w:val="20"/>
         </w:rPr>
-        <w:t>Link authored sections to exact evidence</w:t>
+        <w:t>Write attributed knowledge</w:t>
       </w:r>
       <w:r>
         <w:rPr>
@@ -757,7 +757,7 @@
         <w:rPr>
           <w:sz w:val="20"/>
         </w:rPr>
-        <w:t>Review and retire knowledge</w:t>
+        <w:t>Link authored sections to exact evidence</w:t>
       </w:r>
       <w:r>
         <w:rPr>
@@ -778,28 +778,7 @@
         <w:rPr>
           <w:sz w:val="20"/>
         </w:rPr>
-        <w:t>Review changed knowledge against evidence</w:t>
-      </w:r>
-      <w:r>
-        <w:rPr>
-          <w:sz w:val="20"/>
-        </w:rPr>
-        <w:tab/>
-        <w:t>18</w:t>
-      </w:r>
-    </w:p>
-    <w:p>
-      <w:pPr>
-        <w:spacing w:after="0" w:line="240" w:lineRule="auto"/>
-        <w:tabs>
-          <w:tab w:val="right" w:leader="dot" w:pos="9360"/>
-        </w:tabs>
-      </w:pPr>
-      <w:r>
-        <w:rPr>
-          <w:sz w:val="20"/>
-        </w:rPr>
-        <w:t>Answer focused author questions</w:t>
+        <w:t>Review and retire knowledge</w:t>
       </w:r>
       <w:r>
         <w:rPr>
@@ -820,7 +799,7 @@
         <w:rPr>
           <w:sz w:val="20"/>
         </w:rPr>
-        <w:t>Preserve saved runtime observations</w:t>
+        <w:t>Review changed knowledge against evidence</w:t>
       </w:r>
       <w:r>
         <w:rPr>
@@ -841,7 +820,7 @@
         <w:rPr>
           <w:sz w:val="20"/>
         </w:rPr>
-        <w:t>Retain captures and review rename continuity</w:t>
+        <w:t>Answer focused author questions</w:t>
       </w:r>
       <w:r>
         <w:rPr>
@@ -862,7 +841,7 @@
         <w:rPr>
           <w:sz w:val="20"/>
         </w:rPr>
-        <w:t>Back up and restore a complete database</w:t>
+        <w:t>Preserve saved runtime observations</w:t>
       </w:r>
       <w:r>
         <w:rPr>
@@ -883,7 +862,7 @@
         <w:rPr>
           <w:sz w:val="20"/>
         </w:rPr>
-        <w:t>Publish manuals and handoffs</w:t>
+        <w:t>Retain captures and review rename continuity</w:t>
       </w:r>
       <w:r>
         <w:rPr>
@@ -904,7 +883,28 @@
         <w:rPr>
           <w:sz w:val="20"/>
         </w:rPr>
-        <w:t>Translate and review saved sections</w:t>
+        <w:t>Back up and restore a complete database</w:t>
+      </w:r>
+      <w:r>
+        <w:rPr>
+          <w:sz w:val="20"/>
+        </w:rPr>
+        <w:tab/>
+        <w:t>20</w:t>
+      </w:r>
+    </w:p>
+    <w:p>
+      <w:pPr>
+        <w:spacing w:after="0" w:line="240" w:lineRule="auto"/>
+        <w:tabs>
+          <w:tab w:val="right" w:leader="dot" w:pos="9360"/>
+        </w:tabs>
+      </w:pPr>
+      <w:r>
+        <w:rPr>
+          <w:sz w:val="20"/>
+        </w:rPr>
+        <w:t>Publish manuals and handoffs</w:t>
       </w:r>
       <w:r>
         <w:rPr>
@@ -925,7 +925,7 @@
         <w:rPr>
           <w:sz w:val="20"/>
         </w:rPr>
-        <w:t>Publish localized text and source browsing</w:t>
+        <w:t>Translate and review saved sections</w:t>
       </w:r>
       <w:r>
         <w:rPr>
@@ -946,7 +946,7 @@
         <w:rPr>
           <w:sz w:val="20"/>
         </w:rPr>
-        <w:t>Validate a bundle in the application</w:t>
+        <w:t>Publish localized text and source browsing</w:t>
       </w:r>
       <w:r>
         <w:rPr>
@@ -967,7 +967,7 @@
         <w:rPr>
           <w:sz w:val="20"/>
         </w:rPr>
-        <w:t>Validate and preserve exports</w:t>
+        <w:t>Validate a bundle in the application</w:t>
       </w:r>
       <w:r>
         <w:rPr>
@@ -988,7 +988,7 @@
         <w:rPr>
           <w:sz w:val="20"/>
         </w:rPr>
-        <w:t>Troubleshoot common states</w:t>
+        <w:t>Validate and preserve exports</w:t>
       </w:r>
       <w:r>
         <w:rPr>
@@ -1009,7 +1009,7 @@
         <w:rPr>
           <w:sz w:val="20"/>
         </w:rPr>
-        <w:t>Practice a maintenance handoff</w:t>
+        <w:t>Troubleshoot common states</w:t>
       </w:r>
       <w:r>
         <w:rPr>
@@ -1030,7 +1030,7 @@
         <w:rPr>
           <w:sz w:val="20"/>
         </w:rPr>
-        <w:t>Understand implementation status</w:t>
+        <w:t>Practice a maintenance handoff</w:t>
       </w:r>
       <w:r>
         <w:rPr>
@@ -1051,7 +1051,7 @@
         <w:rPr>
           <w:sz w:val="20"/>
         </w:rPr>
-        <w:t>Source and revision evidence</w:t>
+        <w:t>Understand implementation status</w:t>
       </w:r>
       <w:r>
         <w:rPr>
@@ -1059,6 +1059,27 @@
         </w:rPr>
         <w:tab/>
         <w:t>23</w:t>
+      </w:r>
+    </w:p>
+    <w:p>
+      <w:pPr>
+        <w:spacing w:after="0" w:line="240" w:lineRule="auto"/>
+        <w:tabs>
+          <w:tab w:val="right" w:leader="dot" w:pos="9360"/>
+        </w:tabs>
+      </w:pPr>
+      <w:r>
+        <w:rPr>
+          <w:sz w:val="20"/>
+        </w:rPr>
+        <w:t>Source and revision evidence</w:t>
+      </w:r>
+      <w:r>
+        <w:rPr>
+          <w:sz w:val="20"/>
+        </w:rPr>
+        <w:tab/>
+        <w:t>24</w:t>
       </w:r>
     </w:p>
     <w:p>
@@ -1916,6 +1937,34 @@
         <w:pStyle w:val="Heading1"/>
       </w:pPr>
       <w:r>
+        <w:t>Inspect column types defaults and constraints</w:t>
+      </w:r>
+    </w:p>
+    <w:p>
+      <w:r>
+        <w:t>Choose Database schema in the upper-right page selector after opening the intended project or cache. Select column in the kind selector and declared column in the evidence-state selector. Select a row to read Declared type, Nullability declaration and Default declaration at the top of the labeled memo. Columns are the named fields declared within a table. A data type describes the declared representation of a field; a default is a captured expression used when an applicable database operation omits a value; a constraint states a rule. DPH captures those declarations without executing or validating them against a server.</w:t>
+      </w:r>
+    </w:p>
+    <w:p>
+      <w:r>
+        <w:t>Explicit NULL and explicit NOT NULL identify clauses actually present in that column entry. Not declared means absent from that entry, not an inferred effective default or permission to store nulls. Primary keys, domains, inherited schema and later migrations can affect effective rules; their implications are not synthesized into explicit declarations. DEFAULT NULL is a default expression and does not become an explicit nullability clause. Numeric, symbolic, simple function and parenthesized defaults retain captured text. String literal contents are replaced by a visible literal omitted marker. Nothing is evaluated.</w:t>
+      </w:r>
+    </w:p>
+    <w:p>
+      <w:r>
+        <w:t>Inline constraints show captured NOT NULL, NULL, PRIMARY KEY, UNIQUE, REFERENCES and CHECK text, including supported named clauses. Choose constraint and captured constraint to read table-level entries separately. A CHECK expression can contain commas without splitting the table incorrectly. Constraint text does not establish key membership, referenced-column relationships, valid expression semantics or deployed enforcement. Those are separate investigations. Every column retains the original source line, SHA256, generation and exact parent table declaration identity, so duplicate table definitions cannot silently merge their columns.</w:t>
+      </w:r>
+    </w:p>
+    <w:p>
+      <w:r>
+        <w:t>Filter by table or column name, source file, declared type such as DECIMAL, explicit nullability or inline constraint text. Combine this with kind and state filters. First page and Next page show 250 matches; scroll commands sideways in a narrow window. Unsupported column clauses, missing types/default expressions and conflicting explicit nullability become gaps with the full sanitized entry and an explanation. Later supported entries remain inspectable. Open source uses the existing attached-source hash and generation guards. Read docs/guides/Database_Columns_Run_and_Test.txt for complete directions and controlled practice.</w:t>
+      </w:r>
+    </w:p>
+    <w:p>
+      <w:pPr>
+        <w:pStyle w:val="Heading1"/>
+      </w:pPr>
+      <w:r>
         <w:t>Compare screen history and visual changes</w:t>
       </w:r>
     </w:p>
@@ -2357,7 +2406,7 @@
     </w:p>
     <w:p>
       <w:r>
-        <w:t>The supplied Phase 1 inventory contains 533 numbered requirements plus presentation rules. All 510 formerly unassessed requirements were reconciled in 21 audit batches. No unassessed items remain. The traceability ledger and implementation backlog distinguish implemented features, attributed manual capture, partial behavior and missing features. After the glossary, keyboard, command inventory, dynamic control, layout rule and component dependency implementations, 333 requirement records remain incomplete; overlapping records can share an implementation task. Earlier WP acceptance and 0.3.0 packages do not establish completion of the larger inventory.</w:t>
+        <w:t>The supplied Phase 1 inventory contains 533 numbered requirements plus presentation rules. All 510 formerly unassessed requirements were reconciled in 21 audit batches. No unassessed items remain. The traceability ledger and implementation backlog distinguish implemented features, attributed manual capture, partial behavior and missing features. After the glossary, keyboard, command inventory, dynamic control, layout rule and component dependency implementations, 332 requirement records remain incomplete; overlapping records can share an implementation task. Earlier WP acceptance and 0.3.0 packages do not establish completion of the larger inventory.</w:t>
       </w:r>
     </w:p>
     <w:p>
@@ -3143,7 +3192,7 @@
           <w:rFonts w:ascii="Consolas" w:hAnsi="Consolas"/>
           <w:sz w:val="16"/>
         </w:rPr>
-        <w:t>84bb553bb29207753c16c5d2eee2b88b33db319aa133252f3954f03938837536</w:t>
+        <w:t>ee53e145dce65e0d58a8e4061547dcbb84f979ccb9f5723a8d243acb334d17f7</w:t>
       </w:r>
     </w:p>
     <w:p>
@@ -3335,7 +3384,7 @@
           <w:rFonts w:ascii="Consolas" w:hAnsi="Consolas"/>
           <w:sz w:val="16"/>
         </w:rPr>
-        <w:t>f17d7404815bd32e70cc846e76853d1e3f3664e02bddd6d3c2eb104f6076cfed</w:t>
+        <w:t>8e8e02ab9df85218f1664a13d90ffe189f18cb0d0365df3d253d1e9d4b6ff9cc</w:t>
       </w:r>
     </w:p>
     <w:p>
@@ -3575,7 +3624,7 @@
           <w:rFonts w:ascii="Consolas" w:hAnsi="Consolas"/>
           <w:sz w:val="16"/>
         </w:rPr>
-        <w:t>fe13cc33e68d8eda5404c58cfcd2d81bbf8ecc74b89b2a540d0e2bc6e2c6d1bd</w:t>
+        <w:t>a18895ef7fe86fa7bc3df2b15c7c8cb8f1930455b09a118ad99b9ddf943a7075</w:t>
       </w:r>
     </w:p>
     <w:p>

--- a/docs/guides/DPH_User_Guide.docx
+++ b/docs/guides/DPH_User_Guide.docx
@@ -694,7 +694,7 @@
         <w:rPr>
           <w:sz w:val="20"/>
         </w:rPr>
-        <w:t>Compare screen history and visual changes</w:t>
+        <w:t>Inspect primary foreign and unique keys</w:t>
       </w:r>
       <w:r>
         <w:rPr>
@@ -715,7 +715,7 @@
         <w:rPr>
           <w:sz w:val="20"/>
         </w:rPr>
-        <w:t>Record user actions and business purposes</w:t>
+        <w:t>Compare screen history and visual changes</w:t>
       </w:r>
       <w:r>
         <w:rPr>
@@ -736,7 +736,7 @@
         <w:rPr>
           <w:sz w:val="20"/>
         </w:rPr>
-        <w:t>Write attributed knowledge</w:t>
+        <w:t>Record user actions and business purposes</w:t>
       </w:r>
       <w:r>
         <w:rPr>
@@ -757,28 +757,7 @@
         <w:rPr>
           <w:sz w:val="20"/>
         </w:rPr>
-        <w:t>Link authored sections to exact evidence</w:t>
-      </w:r>
-      <w:r>
-        <w:rPr>
-          <w:sz w:val="20"/>
-        </w:rPr>
-        <w:tab/>
-        <w:t>18</w:t>
-      </w:r>
-    </w:p>
-    <w:p>
-      <w:pPr>
-        <w:spacing w:after="0" w:line="240" w:lineRule="auto"/>
-        <w:tabs>
-          <w:tab w:val="right" w:leader="dot" w:pos="9360"/>
-        </w:tabs>
-      </w:pPr>
-      <w:r>
-        <w:rPr>
-          <w:sz w:val="20"/>
-        </w:rPr>
-        <w:t>Review and retire knowledge</w:t>
+        <w:t>Write attributed knowledge</w:t>
       </w:r>
       <w:r>
         <w:rPr>
@@ -799,7 +778,7 @@
         <w:rPr>
           <w:sz w:val="20"/>
         </w:rPr>
-        <w:t>Review changed knowledge against evidence</w:t>
+        <w:t>Link authored sections to exact evidence</w:t>
       </w:r>
       <w:r>
         <w:rPr>
@@ -820,7 +799,7 @@
         <w:rPr>
           <w:sz w:val="20"/>
         </w:rPr>
-        <w:t>Answer focused author questions</w:t>
+        <w:t>Review and retire knowledge</w:t>
       </w:r>
       <w:r>
         <w:rPr>
@@ -841,7 +820,7 @@
         <w:rPr>
           <w:sz w:val="20"/>
         </w:rPr>
-        <w:t>Preserve saved runtime observations</w:t>
+        <w:t>Review changed knowledge against evidence</w:t>
       </w:r>
       <w:r>
         <w:rPr>
@@ -862,7 +841,7 @@
         <w:rPr>
           <w:sz w:val="20"/>
         </w:rPr>
-        <w:t>Retain captures and review rename continuity</w:t>
+        <w:t>Answer focused author questions</w:t>
       </w:r>
       <w:r>
         <w:rPr>
@@ -883,7 +862,7 @@
         <w:rPr>
           <w:sz w:val="20"/>
         </w:rPr>
-        <w:t>Back up and restore a complete database</w:t>
+        <w:t>Preserve saved runtime observations</w:t>
       </w:r>
       <w:r>
         <w:rPr>
@@ -904,7 +883,7 @@
         <w:rPr>
           <w:sz w:val="20"/>
         </w:rPr>
-        <w:t>Publish manuals and handoffs</w:t>
+        <w:t>Retain captures and review rename continuity</w:t>
       </w:r>
       <w:r>
         <w:rPr>
@@ -925,7 +904,7 @@
         <w:rPr>
           <w:sz w:val="20"/>
         </w:rPr>
-        <w:t>Translate and review saved sections</w:t>
+        <w:t>Back up and restore a complete database</w:t>
       </w:r>
       <w:r>
         <w:rPr>
@@ -946,7 +925,28 @@
         <w:rPr>
           <w:sz w:val="20"/>
         </w:rPr>
-        <w:t>Publish localized text and source browsing</w:t>
+        <w:t>Publish manuals and handoffs</w:t>
+      </w:r>
+      <w:r>
+        <w:rPr>
+          <w:sz w:val="20"/>
+        </w:rPr>
+        <w:tab/>
+        <w:t>21</w:t>
+      </w:r>
+    </w:p>
+    <w:p>
+      <w:pPr>
+        <w:spacing w:after="0" w:line="240" w:lineRule="auto"/>
+        <w:tabs>
+          <w:tab w:val="right" w:leader="dot" w:pos="9360"/>
+        </w:tabs>
+      </w:pPr>
+      <w:r>
+        <w:rPr>
+          <w:sz w:val="20"/>
+        </w:rPr>
+        <w:t>Translate and review saved sections</w:t>
       </w:r>
       <w:r>
         <w:rPr>
@@ -967,7 +967,7 @@
         <w:rPr>
           <w:sz w:val="20"/>
         </w:rPr>
-        <w:t>Validate a bundle in the application</w:t>
+        <w:t>Publish localized text and source browsing</w:t>
       </w:r>
       <w:r>
         <w:rPr>
@@ -988,28 +988,7 @@
         <w:rPr>
           <w:sz w:val="20"/>
         </w:rPr>
-        <w:t>Validate and preserve exports</w:t>
-      </w:r>
-      <w:r>
-        <w:rPr>
-          <w:sz w:val="20"/>
-        </w:rPr>
-        <w:tab/>
-        <w:t>22</w:t>
-      </w:r>
-    </w:p>
-    <w:p>
-      <w:pPr>
-        <w:spacing w:after="0" w:line="240" w:lineRule="auto"/>
-        <w:tabs>
-          <w:tab w:val="right" w:leader="dot" w:pos="9360"/>
-        </w:tabs>
-      </w:pPr>
-      <w:r>
-        <w:rPr>
-          <w:sz w:val="20"/>
-        </w:rPr>
-        <w:t>Troubleshoot common states</w:t>
+        <w:t>Validate a bundle in the application</w:t>
       </w:r>
       <w:r>
         <w:rPr>
@@ -1030,7 +1009,7 @@
         <w:rPr>
           <w:sz w:val="20"/>
         </w:rPr>
-        <w:t>Practice a maintenance handoff</w:t>
+        <w:t>Validate and preserve exports</w:t>
       </w:r>
       <w:r>
         <w:rPr>
@@ -1051,14 +1030,56 @@
         <w:rPr>
           <w:sz w:val="20"/>
         </w:rPr>
-        <w:t>Understand implementation status</w:t>
+        <w:t>Troubleshoot common states</w:t>
       </w:r>
       <w:r>
         <w:rPr>
           <w:sz w:val="20"/>
         </w:rPr>
         <w:tab/>
-        <w:t>23</w:t>
+        <w:t>24</w:t>
+      </w:r>
+    </w:p>
+    <w:p>
+      <w:pPr>
+        <w:spacing w:after="0" w:line="240" w:lineRule="auto"/>
+        <w:tabs>
+          <w:tab w:val="right" w:leader="dot" w:pos="9360"/>
+        </w:tabs>
+      </w:pPr>
+      <w:r>
+        <w:rPr>
+          <w:sz w:val="20"/>
+        </w:rPr>
+        <w:t>Practice a maintenance handoff</w:t>
+      </w:r>
+      <w:r>
+        <w:rPr>
+          <w:sz w:val="20"/>
+        </w:rPr>
+        <w:tab/>
+        <w:t>24</w:t>
+      </w:r>
+    </w:p>
+    <w:p>
+      <w:pPr>
+        <w:spacing w:after="0" w:line="240" w:lineRule="auto"/>
+        <w:tabs>
+          <w:tab w:val="right" w:leader="dot" w:pos="9360"/>
+        </w:tabs>
+      </w:pPr>
+      <w:r>
+        <w:rPr>
+          <w:sz w:val="20"/>
+        </w:rPr>
+        <w:t>Understand implementation status</w:t>
+      </w:r>
+      <w:r>
+        <w:rPr>
+          <w:sz w:val="20"/>
+        </w:rPr>
+        <w:tab/>
+        <w:t>24</w:t>
       </w:r>
     </w:p>
     <w:p>
@@ -1952,7 +1973,7 @@
     </w:p>
     <w:p>
       <w:r>
-        <w:t>Inline constraints show captured NOT NULL, NULL, PRIMARY KEY, UNIQUE, REFERENCES and CHECK text, including supported named clauses. Choose constraint and captured constraint to read table-level entries separately. A CHECK expression can contain commas without splitting the table incorrectly. Constraint text does not establish key membership, referenced-column relationships, valid expression semantics or deployed enforcement. Those are separate investigations. Every column retains the original source line, SHA256, generation and exact parent table declaration identity, so duplicate table definitions cannot silently merge their columns.</w:t>
+        <w:t>Inline constraints show captured NOT NULL, NULL, PRIMARY KEY, UNIQUE, REFERENCES and CHECK text, including supported named clauses. Choose constraint and captured constraint to read table-level entries separately. A CHECK expression can contain commas without splitting the table incorrectly. Constraint text alone does not establish key membership. The key view described in Inspect primary foreign and unique keys now captures supported membership and reference evidence. Valid expression semantics and deployed enforcement require separate investigation. Every column retains the original source line, SHA256, generation and exact parent table declaration identity, so duplicate table definitions cannot silently merge their columns.</w:t>
       </w:r>
     </w:p>
     <w:p>
@@ -1965,6 +1986,39 @@
         <w:pStyle w:val="Heading1"/>
       </w:pPr>
       <w:r>
+        <w:t>Inspect primary foreign and unique keys</w:t>
+      </w:r>
+    </w:p>
+    <w:p>
+      <w:r>
+        <w:t>Open your captured project or cache, then choose Database schema in the upper-right page selector. Select key in the kind selector and declared key in the state selector. A primary key declares how to identify a row, a unique key declares a distinct combination of column values, and a foreign key declares a reference to another table. These are captured declarations; DPH does not connect to your server or establish that the rules are deployed.</w:t>
+      </w:r>
+    </w:p>
+    <w:p>
+      <w:r>
+        <w:t>Select a key row. The memo begins with Key type, Ordered local columns, Referenced table, Ordered referenced columns and Relationships. Composite columns retain their written order. Named constraints retain their name; anonymous constraints use a source-local label, not a fabricated server name. Inline PRIMARY KEY, UNIQUE and REFERENCES declarations become single-column key records. Supported table constraints capture composite lists and ON DELETE or ON UPDATE actions. A primary key does not rewrite the separately captured explicit nullability of a column.</w:t>
+      </w:r>
+    </w:p>
+    <w:p>
+      <w:r>
+        <w:t>Scroll the command strip sideways to reach the relationship selector and Follow relationship. Choose owning table, local column, referenced table or referenced column, then click Follow relationship. DPH clears the filters and opens that exact captured row, including rows on later pages. Only uniquely matched evidence appears as a navigation choice. Missing or ambiguous declarations remain explained in the memo. An unqualified reference is not matched to a guessed schema; quoted names and case retain their exact captured spelling.</w:t>
+      </w:r>
+    </w:p>
+    <w:p>
+      <w:r>
+        <w:t>Relationship gaps include a missing column or table, duplicate declarations, omitted referenced columns, differing local and referenced column counts, duplicate constraint names and multiple primary keys in one declaration. DPH does not guess omitted primary-key targets or select an effective migration. Captured links complete means every requested evidence link was identified; it does not validate target uniqueness, data compatibility or database enforcement. Unsupported key expressions and tails remain explicit gaps. Inline reference actions beyond the supported column reader remain column gaps.</w:t>
+      </w:r>
+    </w:p>
+    <w:p>
+      <w:r>
+        <w:t>Filter by constraint name, table, source, key type such as foreign, referenced table or relationship status. First page and Next page show 250 matches. Open source requires the attached unchanged source and matching generation. Read docs/guides/Database_Keys_Run_and_Test.txt for explicit launch, practice and validation steps. The controlled fixture includes Child_FK referencing Parent, along with deliberately missing and ambiguous examples.</w:t>
+      </w:r>
+    </w:p>
+    <w:p>
+      <w:pPr>
+        <w:pStyle w:val="Heading1"/>
+      </w:pPr>
+      <w:r>
         <w:t>Compare screen history and visual changes</w:t>
       </w:r>
     </w:p>
@@ -2406,7 +2460,7 @@
     </w:p>
     <w:p>
       <w:r>
-        <w:t>The supplied Phase 1 inventory contains 533 numbered requirements plus presentation rules. All 510 formerly unassessed requirements were reconciled in 21 audit batches. No unassessed items remain. The traceability ledger and implementation backlog distinguish implemented features, attributed manual capture, partial behavior and missing features. After the glossary, keyboard, command inventory, dynamic control, layout rule and component dependency implementations, 332 requirement records remain incomplete; overlapping records can share an implementation task. Earlier WP acceptance and 0.3.0 packages do not establish completion of the larger inventory.</w:t>
+        <w:t>The supplied Phase 1 inventory contains 533 numbered requirements plus presentation rules. All 510 formerly unassessed requirements were reconciled in 21 audit batches. No unassessed items remain. The traceability ledger and implementation backlog distinguish implemented features, attributed manual capture, partial behavior and missing features. After the glossary, keyboard, command inventory, dynamic control, layout rule and component dependency implementations, 331 requirement records remain incomplete; overlapping records can share an implementation task. Earlier WP acceptance and 0.3.0 packages do not establish completion of the larger inventory.</w:t>
       </w:r>
     </w:p>
     <w:p>
@@ -3192,7 +3246,7 @@
           <w:rFonts w:ascii="Consolas" w:hAnsi="Consolas"/>
           <w:sz w:val="16"/>
         </w:rPr>
-        <w:t>ee53e145dce65e0d58a8e4061547dcbb84f979ccb9f5723a8d243acb334d17f7</w:t>
+        <w:t>c54761ca8b275df0b2964bedd17fd56daa4de5c15e2e78ef3065a19e5236d06f</w:t>
       </w:r>
     </w:p>
     <w:p>
@@ -3384,7 +3438,7 @@
           <w:rFonts w:ascii="Consolas" w:hAnsi="Consolas"/>
           <w:sz w:val="16"/>
         </w:rPr>
-        <w:t>8e8e02ab9df85218f1664a13d90ffe189f18cb0d0365df3d253d1e9d4b6ff9cc</w:t>
+        <w:t>54581b1b1ecd8978415c364ad69b4b649e3fa4feb6923dec4c00090c06aed519</w:t>
       </w:r>
     </w:p>
     <w:p>
@@ -3624,7 +3678,7 @@
           <w:rFonts w:ascii="Consolas" w:hAnsi="Consolas"/>
           <w:sz w:val="16"/>
         </w:rPr>
-        <w:t>a18895ef7fe86fa7bc3df2b15c7c8cb8f1930455b09a118ad99b9ddf943a7075</w:t>
+        <w:t>d73674b33701baf1cb4a16716876d117446dc554963a724590d4391638cd1759</w:t>
       </w:r>
     </w:p>
     <w:p>

--- a/docs/guides/DPH_User_Guide.docx
+++ b/docs/guides/DPH_User_Guide.docx
@@ -715,7 +715,7 @@
         <w:rPr>
           <w:sz w:val="20"/>
         </w:rPr>
-        <w:t>Compare screen history and visual changes</w:t>
+        <w:t>Inspect indexes and performance evidence</w:t>
       </w:r>
       <w:r>
         <w:rPr>
@@ -736,7 +736,7 @@
         <w:rPr>
           <w:sz w:val="20"/>
         </w:rPr>
-        <w:t>Record user actions and business purposes</w:t>
+        <w:t>Compare screen history and visual changes</w:t>
       </w:r>
       <w:r>
         <w:rPr>
@@ -757,7 +757,7 @@
         <w:rPr>
           <w:sz w:val="20"/>
         </w:rPr>
-        <w:t>Write attributed knowledge</w:t>
+        <w:t>Record user actions and business purposes</w:t>
       </w:r>
       <w:r>
         <w:rPr>
@@ -778,7 +778,7 @@
         <w:rPr>
           <w:sz w:val="20"/>
         </w:rPr>
-        <w:t>Link authored sections to exact evidence</w:t>
+        <w:t>Write attributed knowledge</w:t>
       </w:r>
       <w:r>
         <w:rPr>
@@ -799,28 +799,7 @@
         <w:rPr>
           <w:sz w:val="20"/>
         </w:rPr>
-        <w:t>Review and retire knowledge</w:t>
-      </w:r>
-      <w:r>
-        <w:rPr>
-          <w:sz w:val="20"/>
-        </w:rPr>
-        <w:tab/>
-        <w:t>19</w:t>
-      </w:r>
-    </w:p>
-    <w:p>
-      <w:pPr>
-        <w:spacing w:after="0" w:line="240" w:lineRule="auto"/>
-        <w:tabs>
-          <w:tab w:val="right" w:leader="dot" w:pos="9360"/>
-        </w:tabs>
-      </w:pPr>
-      <w:r>
-        <w:rPr>
-          <w:sz w:val="20"/>
-        </w:rPr>
-        <w:t>Review changed knowledge against evidence</w:t>
+        <w:t>Link authored sections to exact evidence</w:t>
       </w:r>
       <w:r>
         <w:rPr>
@@ -841,7 +820,7 @@
         <w:rPr>
           <w:sz w:val="20"/>
         </w:rPr>
-        <w:t>Answer focused author questions</w:t>
+        <w:t>Review and retire knowledge</w:t>
       </w:r>
       <w:r>
         <w:rPr>
@@ -862,28 +841,7 @@
         <w:rPr>
           <w:sz w:val="20"/>
         </w:rPr>
-        <w:t>Preserve saved runtime observations</w:t>
-      </w:r>
-      <w:r>
-        <w:rPr>
-          <w:sz w:val="20"/>
-        </w:rPr>
-        <w:tab/>
-        <w:t>20</w:t>
-      </w:r>
-    </w:p>
-    <w:p>
-      <w:pPr>
-        <w:spacing w:after="0" w:line="240" w:lineRule="auto"/>
-        <w:tabs>
-          <w:tab w:val="right" w:leader="dot" w:pos="9360"/>
-        </w:tabs>
-      </w:pPr>
-      <w:r>
-        <w:rPr>
-          <w:sz w:val="20"/>
-        </w:rPr>
-        <w:t>Retain captures and review rename continuity</w:t>
+        <w:t>Review changed knowledge against evidence</w:t>
       </w:r>
       <w:r>
         <w:rPr>
@@ -904,7 +862,7 @@
         <w:rPr>
           <w:sz w:val="20"/>
         </w:rPr>
-        <w:t>Back up and restore a complete database</w:t>
+        <w:t>Answer focused author questions</w:t>
       </w:r>
       <w:r>
         <w:rPr>
@@ -925,7 +883,7 @@
         <w:rPr>
           <w:sz w:val="20"/>
         </w:rPr>
-        <w:t>Publish manuals and handoffs</w:t>
+        <w:t>Preserve saved runtime observations</w:t>
       </w:r>
       <w:r>
         <w:rPr>
@@ -946,7 +904,7 @@
         <w:rPr>
           <w:sz w:val="20"/>
         </w:rPr>
-        <w:t>Translate and review saved sections</w:t>
+        <w:t>Retain captures and review rename continuity</w:t>
       </w:r>
       <w:r>
         <w:rPr>
@@ -967,7 +925,7 @@
         <w:rPr>
           <w:sz w:val="20"/>
         </w:rPr>
-        <w:t>Publish localized text and source browsing</w:t>
+        <w:t>Back up and restore a complete database</w:t>
       </w:r>
       <w:r>
         <w:rPr>
@@ -988,7 +946,28 @@
         <w:rPr>
           <w:sz w:val="20"/>
         </w:rPr>
-        <w:t>Validate a bundle in the application</w:t>
+        <w:t>Publish manuals and handoffs</w:t>
+      </w:r>
+      <w:r>
+        <w:rPr>
+          <w:sz w:val="20"/>
+        </w:rPr>
+        <w:tab/>
+        <w:t>22</w:t>
+      </w:r>
+    </w:p>
+    <w:p>
+      <w:pPr>
+        <w:spacing w:after="0" w:line="240" w:lineRule="auto"/>
+        <w:tabs>
+          <w:tab w:val="right" w:leader="dot" w:pos="9360"/>
+        </w:tabs>
+      </w:pPr>
+      <w:r>
+        <w:rPr>
+          <w:sz w:val="20"/>
+        </w:rPr>
+        <w:t>Translate and review saved sections</w:t>
       </w:r>
       <w:r>
         <w:rPr>
@@ -1009,7 +988,7 @@
         <w:rPr>
           <w:sz w:val="20"/>
         </w:rPr>
-        <w:t>Validate and preserve exports</w:t>
+        <w:t>Publish localized text and source browsing</w:t>
       </w:r>
       <w:r>
         <w:rPr>
@@ -1030,7 +1009,7 @@
         <w:rPr>
           <w:sz w:val="20"/>
         </w:rPr>
-        <w:t>Troubleshoot common states</w:t>
+        <w:t>Validate a bundle in the application</w:t>
       </w:r>
       <w:r>
         <w:rPr>
@@ -1051,7 +1030,7 @@
         <w:rPr>
           <w:sz w:val="20"/>
         </w:rPr>
-        <w:t>Practice a maintenance handoff</w:t>
+        <w:t>Validate and preserve exports</w:t>
       </w:r>
       <w:r>
         <w:rPr>
@@ -1072,7 +1051,7 @@
         <w:rPr>
           <w:sz w:val="20"/>
         </w:rPr>
-        <w:t>Understand implementation status</w:t>
+        <w:t>Troubleshoot common states</w:t>
       </w:r>
       <w:r>
         <w:rPr>
@@ -1093,14 +1072,56 @@
         <w:rPr>
           <w:sz w:val="20"/>
         </w:rPr>
-        <w:t>Source and revision evidence</w:t>
+        <w:t>Practice a maintenance handoff</w:t>
       </w:r>
       <w:r>
         <w:rPr>
           <w:sz w:val="20"/>
         </w:rPr>
         <w:tab/>
-        <w:t>24</w:t>
+        <w:t>25</w:t>
+      </w:r>
+    </w:p>
+    <w:p>
+      <w:pPr>
+        <w:spacing w:after="0" w:line="240" w:lineRule="auto"/>
+        <w:tabs>
+          <w:tab w:val="right" w:leader="dot" w:pos="9360"/>
+        </w:tabs>
+      </w:pPr>
+      <w:r>
+        <w:rPr>
+          <w:sz w:val="20"/>
+        </w:rPr>
+        <w:t>Understand implementation status</w:t>
+      </w:r>
+      <w:r>
+        <w:rPr>
+          <w:sz w:val="20"/>
+        </w:rPr>
+        <w:tab/>
+        <w:t>25</w:t>
+      </w:r>
+    </w:p>
+    <w:p>
+      <w:pPr>
+        <w:spacing w:after="0" w:line="240" w:lineRule="auto"/>
+        <w:tabs>
+          <w:tab w:val="right" w:leader="dot" w:pos="9360"/>
+        </w:tabs>
+      </w:pPr>
+      <w:r>
+        <w:rPr>
+          <w:sz w:val="20"/>
+        </w:rPr>
+        <w:t>Source and revision evidence</w:t>
+      </w:r>
+      <w:r>
+        <w:rPr>
+          <w:sz w:val="20"/>
+        </w:rPr>
+        <w:tab/>
+        <w:t>25</w:t>
       </w:r>
     </w:p>
     <w:p>
@@ -2019,6 +2040,44 @@
         <w:pStyle w:val="Heading1"/>
       </w:pPr>
       <w:r>
+        <w:t>Inspect indexes and performance evidence</w:t>
+      </w:r>
+    </w:p>
+    <w:p>
+      <w:r>
+        <w:t>Open the intended project or cache and choose Database schema in the upper-right page selector. Choose index in the kind selector and declared index in the state selector. Select a row. An index is a declared access structure that can affect reads, writes and storage. DPH shows what captured source declares; it does not connect to a database or measure whether the index helps.</w:t>
+      </w:r>
+    </w:p>
+    <w:p>
+      <w:r>
+        <w:t>The memo starts with Indexed table, Unique declared, Method, Storage kind and Ordered index members. Member order, explicit ASC or DESC and NULLS FIRST or LAST are retained. Not declared means absent from the captured declaration; it does not imply a default for an unknown database engine. Function or parenthesized expressions retain sanitized text. Their column dependencies remain unverified rather than being guessed from words in the expression.</w:t>
+      </w:r>
+    </w:p>
+    <w:p>
+      <w:r>
+        <w:t>Included columns are separate from key members. A predicate records the captured text of a partial or filtered index. Unique null treatment, explicit clustering, CONCURRENTLY, IF NOT EXISTS, ONLY, WITH storage options and TABLESPACE declarations remain separate facts. Text inside predicates and storage options is not evaluated or validated as database syntax. Literal values are omitted from the projection. Duplicate definitions remain separate, with the effective migration unresolved.</w:t>
+      </w:r>
+    </w:p>
+    <w:p>
+      <w:r>
+        <w:t>Scroll the command strip sideways to the relationship selector. Choose indexed table, indexed column, included column or SQL table reference and click Follow relationship. DPH opens the exact captured target and its required 250-row page. Missing or ambiguous tables and columns have no invented link. A SQL table reference means supported captured SQL names the same exact table; it does not establish that a query used this index or that its predicates or selected columns are covered. Zero references means no supported captured match, not that the index is unused. Navigation shows up to 250 references per index and 10000 across the projection, with total and shown counts.</w:t>
+      </w:r>
+    </w:p>
+    <w:p>
+      <w:r>
+        <w:t>Filter by index name, target table, method, predicate text, clustering, storage options or relationship status. First page and Next page show 250 matches. Unsupported member options, missing names or lists, malformed structures and unsupported tails remain explicit gaps. Open source uses attached-file generation and hash guards. Follow docs/guides/Database_Indexes_Run_and_Test.txt for launch, practice and developer validation steps. In the controlled fixture, IX_Composite links Data.Target, ordered a and b members, included note and a separate SQL resource.</w:t>
+      </w:r>
+    </w:p>
+    <w:p>
+      <w:r>
+        <w:t>For a performance investigation, ask the maintainer for an approved execution plan and measured workload observations. Record supplied runtime evidence through the existing Runtime observations workflow with contributor and run context. Source declarations and matching SQL references alone do not establish optimizer selection, physical size, timings, selectivity or an index recommendation.</w:t>
+      </w:r>
+    </w:p>
+    <w:p>
+      <w:pPr>
+        <w:pStyle w:val="Heading1"/>
+      </w:pPr>
+      <w:r>
         <w:t>Compare screen history and visual changes</w:t>
       </w:r>
     </w:p>
@@ -2460,7 +2519,7 @@
     </w:p>
     <w:p>
       <w:r>
-        <w:t>The supplied Phase 1 inventory contains 533 numbered requirements plus presentation rules. All 510 formerly unassessed requirements were reconciled in 21 audit batches. No unassessed items remain. The traceability ledger and implementation backlog distinguish implemented features, attributed manual capture, partial behavior and missing features. After the glossary, keyboard, command inventory, dynamic control, layout rule and component dependency implementations, 331 requirement records remain incomplete; overlapping records can share an implementation task. Earlier WP acceptance and 0.3.0 packages do not establish completion of the larger inventory.</w:t>
+        <w:t>The supplied Phase 1 inventory contains 533 numbered requirements plus presentation rules. All 510 formerly unassessed requirements were reconciled in 21 audit batches. No unassessed items remain. The traceability ledger and implementation backlog distinguish implemented features, attributed manual capture, partial behavior and missing features. After the glossary, keyboard, command inventory, dynamic control, layout rule and component dependency implementations, 330 requirement records remain incomplete; overlapping records can share an implementation task. Earlier WP acceptance and 0.3.0 packages do not establish completion of the larger inventory.</w:t>
       </w:r>
     </w:p>
     <w:p>
@@ -3246,7 +3305,7 @@
           <w:rFonts w:ascii="Consolas" w:hAnsi="Consolas"/>
           <w:sz w:val="16"/>
         </w:rPr>
-        <w:t>c54761ca8b275df0b2964bedd17fd56daa4de5c15e2e78ef3065a19e5236d06f</w:t>
+        <w:t>71af5c311ba8a82ef70108338f094999fdd45d41ffc810cb1712f8395c3a4e81</w:t>
       </w:r>
     </w:p>
     <w:p>
@@ -3438,7 +3497,7 @@
           <w:rFonts w:ascii="Consolas" w:hAnsi="Consolas"/>
           <w:sz w:val="16"/>
         </w:rPr>
-        <w:t>54581b1b1ecd8978415c364ad69b4b649e3fa4feb6923dec4c00090c06aed519</w:t>
+        <w:t>cea9b79f37b3e02f77c2b20b869d7d463708c91a7d4f6045da981397cc6b60af</w:t>
       </w:r>
     </w:p>
     <w:p>
@@ -3678,7 +3737,7 @@
           <w:rFonts w:ascii="Consolas" w:hAnsi="Consolas"/>
           <w:sz w:val="16"/>
         </w:rPr>
-        <w:t>d73674b33701baf1cb4a16716876d117446dc554963a724590d4391638cd1759</w:t>
+        <w:t>f365aa4db7923cf457d66ec56cd298b0b41871f21163787cef12321b4115be6b</w:t>
       </w:r>
     </w:p>
     <w:p>

--- a/docs/guides/DPH_User_Guide.docx
+++ b/docs/guides/DPH_User_Guide.docx
@@ -736,7 +736,7 @@
         <w:rPr>
           <w:sz w:val="20"/>
         </w:rPr>
-        <w:t>Compare screen history and visual changes</w:t>
+        <w:t>Inspect stored procedures functions and triggers</w:t>
       </w:r>
       <w:r>
         <w:rPr>
@@ -757,7 +757,7 @@
         <w:rPr>
           <w:sz w:val="20"/>
         </w:rPr>
-        <w:t>Record user actions and business purposes</w:t>
+        <w:t>Compare screen history and visual changes</w:t>
       </w:r>
       <w:r>
         <w:rPr>
@@ -778,28 +778,7 @@
         <w:rPr>
           <w:sz w:val="20"/>
         </w:rPr>
-        <w:t>Write attributed knowledge</w:t>
-      </w:r>
-      <w:r>
-        <w:rPr>
-          <w:sz w:val="20"/>
-        </w:rPr>
-        <w:tab/>
-        <w:t>19</w:t>
-      </w:r>
-    </w:p>
-    <w:p>
-      <w:pPr>
-        <w:spacing w:after="0" w:line="240" w:lineRule="auto"/>
-        <w:tabs>
-          <w:tab w:val="right" w:leader="dot" w:pos="9360"/>
-        </w:tabs>
-      </w:pPr>
-      <w:r>
-        <w:rPr>
-          <w:sz w:val="20"/>
-        </w:rPr>
-        <w:t>Link authored sections to exact evidence</w:t>
+        <w:t>Record user actions and business purposes</w:t>
       </w:r>
       <w:r>
         <w:rPr>
@@ -820,7 +799,7 @@
         <w:rPr>
           <w:sz w:val="20"/>
         </w:rPr>
-        <w:t>Review and retire knowledge</w:t>
+        <w:t>Write attributed knowledge</w:t>
       </w:r>
       <w:r>
         <w:rPr>
@@ -841,7 +820,7 @@
         <w:rPr>
           <w:sz w:val="20"/>
         </w:rPr>
-        <w:t>Review changed knowledge against evidence</w:t>
+        <w:t>Link authored sections to exact evidence</w:t>
       </w:r>
       <w:r>
         <w:rPr>
@@ -862,7 +841,7 @@
         <w:rPr>
           <w:sz w:val="20"/>
         </w:rPr>
-        <w:t>Answer focused author questions</w:t>
+        <w:t>Review and retire knowledge</w:t>
       </w:r>
       <w:r>
         <w:rPr>
@@ -883,7 +862,7 @@
         <w:rPr>
           <w:sz w:val="20"/>
         </w:rPr>
-        <w:t>Preserve saved runtime observations</w:t>
+        <w:t>Review changed knowledge against evidence</w:t>
       </w:r>
       <w:r>
         <w:rPr>
@@ -904,7 +883,7 @@
         <w:rPr>
           <w:sz w:val="20"/>
         </w:rPr>
-        <w:t>Retain captures and review rename continuity</w:t>
+        <w:t>Answer focused author questions</w:t>
       </w:r>
       <w:r>
         <w:rPr>
@@ -925,7 +904,7 @@
         <w:rPr>
           <w:sz w:val="20"/>
         </w:rPr>
-        <w:t>Back up and restore a complete database</w:t>
+        <w:t>Preserve saved runtime observations</w:t>
       </w:r>
       <w:r>
         <w:rPr>
@@ -946,7 +925,7 @@
         <w:rPr>
           <w:sz w:val="20"/>
         </w:rPr>
-        <w:t>Publish manuals and handoffs</w:t>
+        <w:t>Retain captures and review rename continuity</w:t>
       </w:r>
       <w:r>
         <w:rPr>
@@ -967,7 +946,7 @@
         <w:rPr>
           <w:sz w:val="20"/>
         </w:rPr>
-        <w:t>Translate and review saved sections</w:t>
+        <w:t>Back up and restore a complete database</w:t>
       </w:r>
       <w:r>
         <w:rPr>
@@ -988,7 +967,7 @@
         <w:rPr>
           <w:sz w:val="20"/>
         </w:rPr>
-        <w:t>Publish localized text and source browsing</w:t>
+        <w:t>Publish manuals and handoffs</w:t>
       </w:r>
       <w:r>
         <w:rPr>
@@ -1009,7 +988,7 @@
         <w:rPr>
           <w:sz w:val="20"/>
         </w:rPr>
-        <w:t>Validate a bundle in the application</w:t>
+        <w:t>Translate and review saved sections</w:t>
       </w:r>
       <w:r>
         <w:rPr>
@@ -1030,7 +1009,7 @@
         <w:rPr>
           <w:sz w:val="20"/>
         </w:rPr>
-        <w:t>Validate and preserve exports</w:t>
+        <w:t>Publish localized text and source browsing</w:t>
       </w:r>
       <w:r>
         <w:rPr>
@@ -1051,28 +1030,7 @@
         <w:rPr>
           <w:sz w:val="20"/>
         </w:rPr>
-        <w:t>Troubleshoot common states</w:t>
-      </w:r>
-      <w:r>
-        <w:rPr>
-          <w:sz w:val="20"/>
-        </w:rPr>
-        <w:tab/>
-        <w:t>24</w:t>
-      </w:r>
-    </w:p>
-    <w:p>
-      <w:pPr>
-        <w:spacing w:after="0" w:line="240" w:lineRule="auto"/>
-        <w:tabs>
-          <w:tab w:val="right" w:leader="dot" w:pos="9360"/>
-        </w:tabs>
-      </w:pPr>
-      <w:r>
-        <w:rPr>
-          <w:sz w:val="20"/>
-        </w:rPr>
-        <w:t>Practice a maintenance handoff</w:t>
+        <w:t>Validate a bundle in the application</w:t>
       </w:r>
       <w:r>
         <w:rPr>
@@ -1093,7 +1051,7 @@
         <w:rPr>
           <w:sz w:val="20"/>
         </w:rPr>
-        <w:t>Understand implementation status</w:t>
+        <w:t>Validate and preserve exports</w:t>
       </w:r>
       <w:r>
         <w:rPr>
@@ -1114,7 +1072,7 @@
         <w:rPr>
           <w:sz w:val="20"/>
         </w:rPr>
-        <w:t>Source and revision evidence</w:t>
+        <w:t>Troubleshoot common states</w:t>
       </w:r>
       <w:r>
         <w:rPr>
@@ -1126,6 +1084,69 @@
     </w:p>
     <w:p>
       <w:pPr>
+        <w:spacing w:after="0" w:line="240" w:lineRule="auto"/>
+        <w:tabs>
+          <w:tab w:val="right" w:leader="dot" w:pos="9360"/>
+        </w:tabs>
+      </w:pPr>
+      <w:r>
+        <w:rPr>
+          <w:sz w:val="20"/>
+        </w:rPr>
+        <w:t>Practice a maintenance handoff</w:t>
+      </w:r>
+      <w:r>
+        <w:rPr>
+          <w:sz w:val="20"/>
+        </w:rPr>
+        <w:tab/>
+        <w:t>26</w:t>
+      </w:r>
+    </w:p>
+    <w:p>
+      <w:pPr>
+        <w:spacing w:after="0" w:line="240" w:lineRule="auto"/>
+        <w:tabs>
+          <w:tab w:val="right" w:leader="dot" w:pos="9360"/>
+        </w:tabs>
+      </w:pPr>
+      <w:r>
+        <w:rPr>
+          <w:sz w:val="20"/>
+        </w:rPr>
+        <w:t>Understand implementation status</w:t>
+      </w:r>
+      <w:r>
+        <w:rPr>
+          <w:sz w:val="20"/>
+        </w:rPr>
+        <w:tab/>
+        <w:t>26</w:t>
+      </w:r>
+    </w:p>
+    <w:p>
+      <w:pPr>
+        <w:spacing w:after="0" w:line="240" w:lineRule="auto"/>
+        <w:tabs>
+          <w:tab w:val="right" w:leader="dot" w:pos="9360"/>
+        </w:tabs>
+      </w:pPr>
+      <w:r>
+        <w:rPr>
+          <w:sz w:val="20"/>
+        </w:rPr>
+        <w:t>Source and revision evidence</w:t>
+      </w:r>
+      <w:r>
+        <w:rPr>
+          <w:sz w:val="20"/>
+        </w:rPr>
+        <w:tab/>
+        <w:t>26</w:t>
+      </w:r>
+    </w:p>
+    <w:p>
+      <w:pPr>
         <w:spacing w:before="0" w:after="0" w:line="20" w:lineRule="exact"/>
       </w:pPr>
       <w:r>
@@ -1136,13 +1157,9 @@
       </w:r>
     </w:p>
     <w:p>
-      <w:r>
-        <w:br w:type="page"/>
-      </w:r>
-    </w:p>
-    <w:p>
       <w:pPr>
         <w:pStyle w:val="Heading1"/>
+        <w:pageBreakBefore/>
       </w:pPr>
       <w:r>
         <w:t>Purpose and evidence</w:t>
@@ -2078,6 +2095,49 @@
         <w:pStyle w:val="Heading1"/>
       </w:pPr>
       <w:r>
+        <w:t>Inspect stored procedures functions and triggers</w:t>
+      </w:r>
+    </w:p>
+    <w:p>
+      <w:r>
+        <w:t>Open the intended project or cache and choose Database schema in the upper-right page selector. Choose procedure, function or trigger in the kind selector, then declared stored object in the state selector. Select a row. A procedure groups database work, a function declares a returned value and a trigger associates work with a database event. DPH inspects already captured SQL resources; it does not execute the selected application or SQL.</w:t>
+      </w:r>
+    </w:p>
+    <w:p>
+      <w:r>
+        <w:t>The details memo begins with the stored-object name, captured CREATE operation, language, return type and ordered parameters. Each parameter shows position, exact name, IN/OUT/INOUT or supported output mode, declared type, default text and source line. Literal default values are replaced with a literal-omitted marker. Not declared means absent from the captured statement, not an engine default or proof that a value cannot be returned.</w:t>
+      </w:r>
+    </w:p>
+    <w:p>
+      <w:r>
+        <w:t>For a trigger, read Trigger table, Timing, Events, Scope and WHEN before the body. BEFORE, AFTER and INSTEAD OF describe captured timing; they are not observations of an execution. A supported trigger can retain an inline block or an explicit zero-argument function call. WHEN remains unevaluated text. Unsupported event or option grammar stays in an explained gap.</w:t>
+      </w:r>
+    </w:p>
+    <w:p>
+      <w:r>
+        <w:t>Scroll the command strip sideways to the relationship selector, choose a table reference, procedure call, trigger table or function call, then click Follow relationship. DPH clears the filters and selects the exact captured target on its required 250-row page. Missing or ambiguous definitions have no guessed link. Multiple definitions and overloads remain independent; a name match cannot establish runtime argument binding or which migration is effective.</w:t>
+      </w:r>
+    </w:p>
+    <w:p>
+      <w:r>
+        <w:t>The captured body appears after the structural facts and relationship notes. Comments and string literals are omitted, including literals inside supported single-quoted or dollar-quoted SQL bodies. The original attached source or cache remains unchanged. Open source requires the current attached capture generation and unchanged source hash; detached or changed source produces an explanation instead of opening unverified live content.</w:t>
+      </w:r>
+    </w:p>
+    <w:p>
+      <w:r>
+        <w:t>Dependency coverage is deliberately qualified. Supported literal table references and explicit calls provide evidence links. Dynamic execution, expression calls, aliases, CTE binding and column binding remain unverified; table references in a body containing WITH stay unresolved. Empty dependencies do not establish independence. Display is bounded to 1000 dependencies per object and 10000 across the projection; a reached limit is explained. These are source relationships, not observed execution paths.</w:t>
+      </w:r>
+    </w:p>
+    <w:p>
+      <w:r>
+        <w:t>Search accepts object name, source, language, return type, trigger event/timing, parameter text or sanitized body text. First page resets pagination; Next page shows the next 250 matches. For a practice session and exact launch/build directions, use docs/guides/Database_Stored_Objects_Run_and_Test.txt. In the controlled fixture Data.Save has ordered parameters and links to Data.Target, Data.Log and Page270. Data.Audit links its event table and Data.Hook function. MissingRef, DynamicRef and AmbiguousHook demonstrate evidence gaps.</w:t>
+      </w:r>
+    </w:p>
+    <w:p>
+      <w:pPr>
+        <w:pStyle w:val="Heading1"/>
+      </w:pPr>
+      <w:r>
         <w:t>Compare screen history and visual changes</w:t>
       </w:r>
     </w:p>
@@ -2519,7 +2579,7 @@
     </w:p>
     <w:p>
       <w:r>
-        <w:t>The supplied Phase 1 inventory contains 533 numbered requirements plus presentation rules. All 510 formerly unassessed requirements were reconciled in 21 audit batches. No unassessed items remain. The traceability ledger and implementation backlog distinguish implemented features, attributed manual capture, partial behavior and missing features. After the glossary, keyboard, command inventory, dynamic control, layout rule and component dependency implementations, 330 requirement records remain incomplete; overlapping records can share an implementation task. Earlier WP acceptance and 0.3.0 packages do not establish completion of the larger inventory.</w:t>
+        <w:t>The supplied Phase 1 inventory contains 533 numbered requirements plus presentation rules. All 510 formerly unassessed requirements were reconciled in 21 audit batches. No unassessed items remain. The traceability ledger and implementation backlog distinguish implemented features, attributed manual capture, partial behavior and missing features. After the glossary, keyboard, command inventory, dynamic control, layout rule and component dependency implementations, 329 requirement records remain incomplete; overlapping records can share an implementation task. Earlier WP acceptance and 0.3.0 packages do not establish completion of the larger inventory.</w:t>
       </w:r>
     </w:p>
     <w:p>
@@ -3305,7 +3365,7 @@
           <w:rFonts w:ascii="Consolas" w:hAnsi="Consolas"/>
           <w:sz w:val="16"/>
         </w:rPr>
-        <w:t>71af5c311ba8a82ef70108338f094999fdd45d41ffc810cb1712f8395c3a4e81</w:t>
+        <w:t>9a576f362f06f80bcab6254d181c42350e22c7407573a1f47a8c27b936c9c827</w:t>
       </w:r>
     </w:p>
     <w:p>
@@ -3497,7 +3557,7 @@
           <w:rFonts w:ascii="Consolas" w:hAnsi="Consolas"/>
           <w:sz w:val="16"/>
         </w:rPr>
-        <w:t>cea9b79f37b3e02f77c2b20b869d7d463708c91a7d4f6045da981397cc6b60af</w:t>
+        <w:t>56be73d4a73042c0da6a291cae9f9bf9c92c3cff742df6e5cfd9060c65f84153</w:t>
       </w:r>
     </w:p>
     <w:p>
@@ -3737,7 +3797,7 @@
           <w:rFonts w:ascii="Consolas" w:hAnsi="Consolas"/>
           <w:sz w:val="16"/>
         </w:rPr>
-        <w:t>f365aa4db7923cf457d66ec56cd298b0b41871f21163787cef12321b4115be6b</w:t>
+        <w:t>2c36bb792a460d81936923ff366f6d739f917f81aba9223f4990c82fdd2963b2</w:t>
       </w:r>
     </w:p>
     <w:p>

--- a/docs/guides/DPH_User_Guide.docx
+++ b/docs/guides/DPH_User_Guide.docx
@@ -83,13 +83,13 @@
       </w:pPr>
       <w:r>
         <w:rPr>
-          <w:sz w:val="20"/>
+          <w:sz w:val="19"/>
         </w:rPr>
         <w:t>Purpose and evidence</w:t>
       </w:r>
       <w:r>
         <w:rPr>
-          <w:sz w:val="20"/>
+          <w:sz w:val="19"/>
         </w:rPr>
         <w:tab/>
         <w:t>3</w:t>
@@ -104,13 +104,13 @@
       </w:pPr>
       <w:r>
         <w:rPr>
-          <w:sz w:val="20"/>
+          <w:sz w:val="19"/>
         </w:rPr>
         <w:t>Start DPH</w:t>
       </w:r>
       <w:r>
         <w:rPr>
-          <w:sz w:val="20"/>
+          <w:sz w:val="19"/>
         </w:rPr>
         <w:tab/>
         <w:t>3</w:t>
@@ -125,13 +125,13 @@
       </w:pPr>
       <w:r>
         <w:rPr>
-          <w:sz w:val="20"/>
+          <w:sz w:val="19"/>
         </w:rPr>
         <w:t>Run the application and its checks</w:t>
       </w:r>
       <w:r>
         <w:rPr>
-          <w:sz w:val="20"/>
+          <w:sz w:val="19"/>
         </w:rPr>
         <w:tab/>
         <w:t>3</w:t>
@@ -146,13 +146,13 @@
       </w:pPr>
       <w:r>
         <w:rPr>
-          <w:sz w:val="20"/>
+          <w:sz w:val="19"/>
         </w:rPr>
         <w:t>Attach a source project</w:t>
       </w:r>
       <w:r>
         <w:rPr>
-          <w:sz w:val="20"/>
+          <w:sz w:val="19"/>
         </w:rPr>
         <w:tab/>
         <w:t>4</w:t>
@@ -167,13 +167,13 @@
       </w:pPr>
       <w:r>
         <w:rPr>
-          <w:sz w:val="20"/>
+          <w:sz w:val="19"/>
         </w:rPr>
         <w:t>Open cached work</w:t>
       </w:r>
       <w:r>
         <w:rPr>
-          <w:sz w:val="20"/>
+          <w:sz w:val="19"/>
         </w:rPr>
         <w:tab/>
         <w:t>4</w:t>
@@ -188,13 +188,13 @@
       </w:pPr>
       <w:r>
         <w:rPr>
-          <w:sz w:val="20"/>
+          <w:sz w:val="19"/>
         </w:rPr>
         <w:t>Manage the project catalog</w:t>
       </w:r>
       <w:r>
         <w:rPr>
-          <w:sz w:val="20"/>
+          <w:sz w:val="19"/>
         </w:rPr>
         <w:tab/>
         <w:t>5</w:t>
@@ -209,13 +209,13 @@
       </w:pPr>
       <w:r>
         <w:rPr>
-          <w:sz w:val="20"/>
+          <w:sz w:val="19"/>
         </w:rPr>
         <w:t>Record the selected application profile</w:t>
       </w:r>
       <w:r>
         <w:rPr>
-          <w:sz w:val="20"/>
+          <w:sz w:val="19"/>
         </w:rPr>
         <w:tab/>
         <w:t>5</w:t>
@@ -230,13 +230,13 @@
       </w:pPr>
       <w:r>
         <w:rPr>
-          <w:sz w:val="20"/>
+          <w:sz w:val="19"/>
         </w:rPr>
         <w:t>Define and review business terms</w:t>
       </w:r>
       <w:r>
         <w:rPr>
-          <w:sz w:val="20"/>
+          <w:sz w:val="19"/>
         </w:rPr>
         <w:tab/>
         <w:t>5</w:t>
@@ -251,13 +251,13 @@
       </w:pPr>
       <w:r>
         <w:rPr>
-          <w:sz w:val="20"/>
+          <w:sz w:val="19"/>
         </w:rPr>
         <w:t>Learn the selected project</w:t>
       </w:r>
       <w:r>
         <w:rPr>
-          <w:sz w:val="20"/>
+          <w:sz w:val="19"/>
         </w:rPr>
         <w:tab/>
         <w:t>6</w:t>
@@ -272,13 +272,13 @@
       </w:pPr>
       <w:r>
         <w:rPr>
-          <w:sz w:val="20"/>
+          <w:sz w:val="19"/>
         </w:rPr>
         <w:t>Measure coverage before relying on an explanation</w:t>
       </w:r>
       <w:r>
         <w:rPr>
-          <w:sz w:val="20"/>
+          <w:sz w:val="19"/>
         </w:rPr>
         <w:tab/>
         <w:t>8</w:t>
@@ -293,13 +293,13 @@
       </w:pPr>
       <w:r>
         <w:rPr>
-          <w:sz w:val="20"/>
+          <w:sz w:val="19"/>
         </w:rPr>
         <w:t>Explore and search</w:t>
       </w:r>
       <w:r>
         <w:rPr>
-          <w:sz w:val="20"/>
+          <w:sz w:val="19"/>
         </w:rPr>
         <w:tab/>
         <w:t>8</w:t>
@@ -314,13 +314,13 @@
       </w:pPr>
       <w:r>
         <w:rPr>
-          <w:sz w:val="20"/>
+          <w:sz w:val="19"/>
         </w:rPr>
         <w:t>Search across the captured project</w:t>
       </w:r>
       <w:r>
         <w:rPr>
-          <w:sz w:val="20"/>
+          <w:sz w:val="19"/>
         </w:rPr>
         <w:tab/>
         <w:t>8</w:t>
@@ -335,13 +335,13 @@
       </w:pPr>
       <w:r>
         <w:rPr>
-          <w:sz w:val="20"/>
+          <w:sz w:val="19"/>
         </w:rPr>
         <w:t>Read source and graph evidence</w:t>
       </w:r>
       <w:r>
         <w:rPr>
-          <w:sz w:val="20"/>
+          <w:sz w:val="19"/>
         </w:rPr>
         <w:tab/>
         <w:t>8</w:t>
@@ -356,13 +356,13 @@
       </w:pPr>
       <w:r>
         <w:rPr>
-          <w:sz w:val="20"/>
+          <w:sz w:val="19"/>
         </w:rPr>
         <w:t>Investigate source quality candidates</w:t>
       </w:r>
       <w:r>
         <w:rPr>
-          <w:sz w:val="20"/>
+          <w:sz w:val="19"/>
         </w:rPr>
         <w:tab/>
         <w:t>9</w:t>
@@ -377,13 +377,13 @@
       </w:pPr>
       <w:r>
         <w:rPr>
-          <w:sz w:val="20"/>
+          <w:sz w:val="19"/>
         </w:rPr>
         <w:t>Compare captured revisions</w:t>
       </w:r>
       <w:r>
         <w:rPr>
-          <w:sz w:val="20"/>
+          <w:sz w:val="19"/>
         </w:rPr>
         <w:tab/>
         <w:t>9</w:t>
@@ -398,13 +398,13 @@
       </w:pPr>
       <w:r>
         <w:rPr>
-          <w:sz w:val="20"/>
+          <w:sz w:val="19"/>
         </w:rPr>
         <w:t>Choose graph scope and grouping</w:t>
       </w:r>
       <w:r>
         <w:rPr>
-          <w:sz w:val="20"/>
+          <w:sz w:val="19"/>
         </w:rPr>
         <w:tab/>
         <w:t>10</w:t>
@@ -419,13 +419,13 @@
       </w:pPr>
       <w:r>
         <w:rPr>
-          <w:sz w:val="20"/>
+          <w:sz w:val="19"/>
         </w:rPr>
         <w:t>Read a routine as a beginner</w:t>
       </w:r>
       <w:r>
         <w:rPr>
-          <w:sz w:val="20"/>
+          <w:sz w:val="19"/>
         </w:rPr>
         <w:tab/>
         <w:t>10</w:t>
@@ -440,13 +440,13 @@
       </w:pPr>
       <w:r>
         <w:rPr>
-          <w:sz w:val="20"/>
+          <w:sz w:val="19"/>
         </w:rPr>
         <w:t>Inspect screens</w:t>
       </w:r>
       <w:r>
         <w:rPr>
-          <w:sz w:val="20"/>
+          <w:sz w:val="19"/>
         </w:rPr>
         <w:tab/>
         <w:t>10</w:t>
@@ -461,13 +461,13 @@
       </w:pPr>
       <w:r>
         <w:rPr>
-          <w:sz w:val="20"/>
+          <w:sz w:val="19"/>
         </w:rPr>
         <w:t>Inspect keyboard shortcuts and focus order</w:t>
       </w:r>
       <w:r>
         <w:rPr>
-          <w:sz w:val="20"/>
+          <w:sz w:val="19"/>
         </w:rPr>
         <w:tab/>
         <w:t>11</w:t>
@@ -482,13 +482,13 @@
       </w:pPr>
       <w:r>
         <w:rPr>
-          <w:sz w:val="20"/>
+          <w:sz w:val="19"/>
         </w:rPr>
         <w:t>Inspect menus context menus and toolbars</w:t>
       </w:r>
       <w:r>
         <w:rPr>
-          <w:sz w:val="20"/>
+          <w:sz w:val="19"/>
         </w:rPr>
         <w:tab/>
         <w:t>11</w:t>
@@ -503,13 +503,13 @@
       </w:pPr>
       <w:r>
         <w:rPr>
-          <w:sz w:val="20"/>
+          <w:sz w:val="19"/>
         </w:rPr>
         <w:t>Inspect dynamic and runtime created controls</w:t>
       </w:r>
       <w:r>
         <w:rPr>
-          <w:sz w:val="20"/>
+          <w:sz w:val="19"/>
         </w:rPr>
         <w:tab/>
         <w:t>12</w:t>
@@ -524,13 +524,13 @@
       </w:pPr>
       <w:r>
         <w:rPr>
-          <w:sz w:val="20"/>
+          <w:sz w:val="19"/>
         </w:rPr>
         <w:t>Inspect responsive layouts anchors and alignments</w:t>
       </w:r>
       <w:r>
         <w:rPr>
-          <w:sz w:val="20"/>
+          <w:sz w:val="19"/>
         </w:rPr>
         <w:tab/>
         <w:t>12</w:t>
@@ -545,13 +545,13 @@
       </w:pPr>
       <w:r>
         <w:rPr>
-          <w:sz w:val="20"/>
+          <w:sz w:val="19"/>
         </w:rPr>
         <w:t>Inspect component dependencies and support records</w:t>
       </w:r>
       <w:r>
         <w:rPr>
-          <w:sz w:val="20"/>
+          <w:sz w:val="19"/>
         </w:rPr>
         <w:tab/>
         <w:t>13</w:t>
@@ -566,13 +566,13 @@
       </w:pPr>
       <w:r>
         <w:rPr>
-          <w:sz w:val="20"/>
+          <w:sz w:val="19"/>
         </w:rPr>
         <w:t>Inspect inherited forms and embedded frames</w:t>
       </w:r>
       <w:r>
         <w:rPr>
-          <w:sz w:val="20"/>
+          <w:sz w:val="19"/>
         </w:rPr>
         <w:tab/>
         <w:t>13</w:t>
@@ -587,13 +587,13 @@
       </w:pPr>
       <w:r>
         <w:rPr>
-          <w:sz w:val="20"/>
+          <w:sz w:val="19"/>
         </w:rPr>
         <w:t>Import actual screenshot evidence</w:t>
       </w:r>
       <w:r>
         <w:rPr>
-          <w:sz w:val="20"/>
+          <w:sz w:val="19"/>
         </w:rPr>
         <w:tab/>
         <w:t>14</w:t>
@@ -608,13 +608,13 @@
       </w:pPr>
       <w:r>
         <w:rPr>
-          <w:sz w:val="20"/>
+          <w:sz w:val="19"/>
         </w:rPr>
         <w:t>Inspect database connections and datasets</w:t>
       </w:r>
       <w:r>
         <w:rPr>
-          <w:sz w:val="20"/>
+          <w:sz w:val="19"/>
         </w:rPr>
         <w:tab/>
         <w:t>14</w:t>
@@ -629,13 +629,13 @@
       </w:pPr>
       <w:r>
         <w:rPr>
-          <w:sz w:val="20"/>
+          <w:sz w:val="19"/>
         </w:rPr>
         <w:t>Inspect database engines and versions</w:t>
       </w:r>
       <w:r>
         <w:rPr>
-          <w:sz w:val="20"/>
+          <w:sz w:val="19"/>
         </w:rPr>
         <w:tab/>
         <w:t>15</w:t>
@@ -650,13 +650,13 @@
       </w:pPr>
       <w:r>
         <w:rPr>
-          <w:sz w:val="20"/>
+          <w:sz w:val="19"/>
         </w:rPr>
         <w:t>Inspect tables views and schemas</w:t>
       </w:r>
       <w:r>
         <w:rPr>
-          <w:sz w:val="20"/>
+          <w:sz w:val="19"/>
         </w:rPr>
         <w:tab/>
         <w:t>15</w:t>
@@ -671,13 +671,13 @@
       </w:pPr>
       <w:r>
         <w:rPr>
-          <w:sz w:val="20"/>
+          <w:sz w:val="19"/>
         </w:rPr>
         <w:t>Inspect column types defaults and constraints</w:t>
       </w:r>
       <w:r>
         <w:rPr>
-          <w:sz w:val="20"/>
+          <w:sz w:val="19"/>
         </w:rPr>
         <w:tab/>
         <w:t>16</w:t>
@@ -692,13 +692,13 @@
       </w:pPr>
       <w:r>
         <w:rPr>
-          <w:sz w:val="20"/>
+          <w:sz w:val="19"/>
         </w:rPr>
         <w:t>Inspect primary foreign and unique keys</w:t>
       </w:r>
       <w:r>
         <w:rPr>
-          <w:sz w:val="20"/>
+          <w:sz w:val="19"/>
         </w:rPr>
         <w:tab/>
         <w:t>17</w:t>
@@ -713,13 +713,13 @@
       </w:pPr>
       <w:r>
         <w:rPr>
-          <w:sz w:val="20"/>
+          <w:sz w:val="19"/>
         </w:rPr>
         <w:t>Inspect indexes and performance evidence</w:t>
       </w:r>
       <w:r>
         <w:rPr>
-          <w:sz w:val="20"/>
+          <w:sz w:val="19"/>
         </w:rPr>
         <w:tab/>
         <w:t>17</w:t>
@@ -734,13 +734,13 @@
       </w:pPr>
       <w:r>
         <w:rPr>
-          <w:sz w:val="20"/>
+          <w:sz w:val="19"/>
         </w:rPr>
         <w:t>Inspect stored procedures functions and triggers</w:t>
       </w:r>
       <w:r>
         <w:rPr>
-          <w:sz w:val="20"/>
+          <w:sz w:val="19"/>
         </w:rPr>
         <w:tab/>
         <w:t>18</w:t>
@@ -755,13 +755,13 @@
       </w:pPr>
       <w:r>
         <w:rPr>
-          <w:sz w:val="20"/>
+          <w:sz w:val="19"/>
         </w:rPr>
-        <w:t>Compare screen history and visual changes</w:t>
+        <w:t>Inspect entity relationship diagrams</w:t>
       </w:r>
       <w:r>
         <w:rPr>
-          <w:sz w:val="20"/>
+          <w:sz w:val="19"/>
         </w:rPr>
         <w:tab/>
         <w:t>19</w:t>
@@ -776,13 +776,13 @@
       </w:pPr>
       <w:r>
         <w:rPr>
-          <w:sz w:val="20"/>
+          <w:sz w:val="19"/>
         </w:rPr>
-        <w:t>Record user actions and business purposes</w:t>
+        <w:t>Compare screen history and visual changes</w:t>
       </w:r>
       <w:r>
         <w:rPr>
-          <w:sz w:val="20"/>
+          <w:sz w:val="19"/>
         </w:rPr>
         <w:tab/>
         <w:t>20</w:t>
@@ -797,16 +797,16 @@
       </w:pPr>
       <w:r>
         <w:rPr>
-          <w:sz w:val="20"/>
+          <w:sz w:val="19"/>
         </w:rPr>
-        <w:t>Write attributed knowledge</w:t>
+        <w:t>Record user actions and business purposes</w:t>
       </w:r>
       <w:r>
         <w:rPr>
-          <w:sz w:val="20"/>
+          <w:sz w:val="19"/>
         </w:rPr>
         <w:tab/>
-        <w:t>20</w:t>
+        <w:t>21</w:t>
       </w:r>
     </w:p>
     <w:p>
@@ -818,13 +818,13 @@
       </w:pPr>
       <w:r>
         <w:rPr>
-          <w:sz w:val="20"/>
+          <w:sz w:val="19"/>
         </w:rPr>
-        <w:t>Link authored sections to exact evidence</w:t>
+        <w:t>Write attributed knowledge</w:t>
       </w:r>
       <w:r>
         <w:rPr>
-          <w:sz w:val="20"/>
+          <w:sz w:val="19"/>
         </w:rPr>
         <w:tab/>
         <w:t>21</w:t>
@@ -839,16 +839,16 @@
       </w:pPr>
       <w:r>
         <w:rPr>
-          <w:sz w:val="20"/>
+          <w:sz w:val="19"/>
         </w:rPr>
-        <w:t>Review and retire knowledge</w:t>
+        <w:t>Link authored sections to exact evidence</w:t>
       </w:r>
       <w:r>
         <w:rPr>
-          <w:sz w:val="20"/>
+          <w:sz w:val="19"/>
         </w:rPr>
         <w:tab/>
-        <w:t>21</w:t>
+        <w:t>22</w:t>
       </w:r>
     </w:p>
     <w:p>
@@ -860,16 +860,16 @@
       </w:pPr>
       <w:r>
         <w:rPr>
-          <w:sz w:val="20"/>
+          <w:sz w:val="19"/>
         </w:rPr>
-        <w:t>Review changed knowledge against evidence</w:t>
+        <w:t>Review and retire knowledge</w:t>
       </w:r>
       <w:r>
         <w:rPr>
-          <w:sz w:val="20"/>
+          <w:sz w:val="19"/>
         </w:rPr>
         <w:tab/>
-        <w:t>21</w:t>
+        <w:t>22</w:t>
       </w:r>
     </w:p>
     <w:p>
@@ -881,13 +881,13 @@
       </w:pPr>
       <w:r>
         <w:rPr>
-          <w:sz w:val="20"/>
+          <w:sz w:val="19"/>
         </w:rPr>
-        <w:t>Answer focused author questions</w:t>
+        <w:t>Review changed knowledge against evidence</w:t>
       </w:r>
       <w:r>
         <w:rPr>
-          <w:sz w:val="20"/>
+          <w:sz w:val="19"/>
         </w:rPr>
         <w:tab/>
         <w:t>22</w:t>
@@ -902,16 +902,16 @@
       </w:pPr>
       <w:r>
         <w:rPr>
-          <w:sz w:val="20"/>
+          <w:sz w:val="19"/>
         </w:rPr>
-        <w:t>Preserve saved runtime observations</w:t>
+        <w:t>Answer focused author questions</w:t>
       </w:r>
       <w:r>
         <w:rPr>
-          <w:sz w:val="20"/>
+          <w:sz w:val="19"/>
         </w:rPr>
         <w:tab/>
-        <w:t>22</w:t>
+        <w:t>23</w:t>
       </w:r>
     </w:p>
     <w:p>
@@ -923,16 +923,16 @@
       </w:pPr>
       <w:r>
         <w:rPr>
-          <w:sz w:val="20"/>
+          <w:sz w:val="19"/>
         </w:rPr>
-        <w:t>Retain captures and review rename continuity</w:t>
+        <w:t>Preserve saved runtime observations</w:t>
       </w:r>
       <w:r>
         <w:rPr>
-          <w:sz w:val="20"/>
+          <w:sz w:val="19"/>
         </w:rPr>
         <w:tab/>
-        <w:t>22</w:t>
+        <w:t>23</w:t>
       </w:r>
     </w:p>
     <w:p>
@@ -944,13 +944,13 @@
       </w:pPr>
       <w:r>
         <w:rPr>
-          <w:sz w:val="20"/>
+          <w:sz w:val="19"/>
         </w:rPr>
-        <w:t>Back up and restore a complete database</w:t>
+        <w:t>Retain captures and review rename continuity</w:t>
       </w:r>
       <w:r>
         <w:rPr>
-          <w:sz w:val="20"/>
+          <w:sz w:val="19"/>
         </w:rPr>
         <w:tab/>
         <w:t>23</w:t>
@@ -965,16 +965,16 @@
       </w:pPr>
       <w:r>
         <w:rPr>
-          <w:sz w:val="20"/>
+          <w:sz w:val="19"/>
         </w:rPr>
-        <w:t>Publish manuals and handoffs</w:t>
+        <w:t>Back up and restore a complete database</w:t>
       </w:r>
       <w:r>
         <w:rPr>
-          <w:sz w:val="20"/>
+          <w:sz w:val="19"/>
         </w:rPr>
         <w:tab/>
-        <w:t>23</w:t>
+        <w:t>24</w:t>
       </w:r>
     </w:p>
     <w:p>
@@ -986,13 +986,13 @@
       </w:pPr>
       <w:r>
         <w:rPr>
-          <w:sz w:val="20"/>
+          <w:sz w:val="19"/>
         </w:rPr>
-        <w:t>Translate and review saved sections</w:t>
+        <w:t>Publish manuals and handoffs</w:t>
       </w:r>
       <w:r>
         <w:rPr>
-          <w:sz w:val="20"/>
+          <w:sz w:val="19"/>
         </w:rPr>
         <w:tab/>
         <w:t>24</w:t>
@@ -1007,16 +1007,16 @@
       </w:pPr>
       <w:r>
         <w:rPr>
-          <w:sz w:val="20"/>
+          <w:sz w:val="19"/>
         </w:rPr>
-        <w:t>Publish localized text and source browsing</w:t>
+        <w:t>Translate and review saved sections</w:t>
       </w:r>
       <w:r>
         <w:rPr>
-          <w:sz w:val="20"/>
+          <w:sz w:val="19"/>
         </w:rPr>
         <w:tab/>
-        <w:t>24</w:t>
+        <w:t>25</w:t>
       </w:r>
     </w:p>
     <w:p>
@@ -1028,13 +1028,13 @@
       </w:pPr>
       <w:r>
         <w:rPr>
-          <w:sz w:val="20"/>
+          <w:sz w:val="19"/>
         </w:rPr>
-        <w:t>Validate a bundle in the application</w:t>
+        <w:t>Publish localized text and source browsing</w:t>
       </w:r>
       <w:r>
         <w:rPr>
-          <w:sz w:val="20"/>
+          <w:sz w:val="19"/>
         </w:rPr>
         <w:tab/>
         <w:t>25</w:t>
@@ -1049,16 +1049,16 @@
       </w:pPr>
       <w:r>
         <w:rPr>
-          <w:sz w:val="20"/>
+          <w:sz w:val="19"/>
         </w:rPr>
-        <w:t>Validate and preserve exports</w:t>
+        <w:t>Validate a bundle in the application</w:t>
       </w:r>
       <w:r>
         <w:rPr>
-          <w:sz w:val="20"/>
+          <w:sz w:val="19"/>
         </w:rPr>
         <w:tab/>
-        <w:t>25</w:t>
+        <w:t>26</w:t>
       </w:r>
     </w:p>
     <w:p>
@@ -1070,16 +1070,16 @@
       </w:pPr>
       <w:r>
         <w:rPr>
-          <w:sz w:val="20"/>
+          <w:sz w:val="19"/>
         </w:rPr>
-        <w:t>Troubleshoot common states</w:t>
+        <w:t>Validate and preserve exports</w:t>
       </w:r>
       <w:r>
         <w:rPr>
-          <w:sz w:val="20"/>
+          <w:sz w:val="19"/>
         </w:rPr>
         <w:tab/>
-        <w:t>25</w:t>
+        <w:t>26</w:t>
       </w:r>
     </w:p>
     <w:p>
@@ -1091,13 +1091,13 @@
       </w:pPr>
       <w:r>
         <w:rPr>
-          <w:sz w:val="20"/>
+          <w:sz w:val="19"/>
         </w:rPr>
-        <w:t>Practice a maintenance handoff</w:t>
+        <w:t>Troubleshoot common states</w:t>
       </w:r>
       <w:r>
         <w:rPr>
-          <w:sz w:val="20"/>
+          <w:sz w:val="19"/>
         </w:rPr>
         <w:tab/>
         <w:t>26</w:t>
@@ -1112,16 +1112,16 @@
       </w:pPr>
       <w:r>
         <w:rPr>
-          <w:sz w:val="20"/>
+          <w:sz w:val="19"/>
         </w:rPr>
-        <w:t>Understand implementation status</w:t>
+        <w:t>Practice a maintenance handoff</w:t>
       </w:r>
       <w:r>
         <w:rPr>
-          <w:sz w:val="20"/>
+          <w:sz w:val="19"/>
         </w:rPr>
         <w:tab/>
-        <w:t>26</w:t>
+        <w:t>27</w:t>
       </w:r>
     </w:p>
     <w:p>
@@ -1133,16 +1133,37 @@
       </w:pPr>
       <w:r>
         <w:rPr>
-          <w:sz w:val="20"/>
+          <w:sz w:val="19"/>
+        </w:rPr>
+        <w:t>Understand implementation status</w:t>
+      </w:r>
+      <w:r>
+        <w:rPr>
+          <w:sz w:val="19"/>
+        </w:rPr>
+        <w:tab/>
+        <w:t>27</w:t>
+      </w:r>
+    </w:p>
+    <w:p>
+      <w:pPr>
+        <w:spacing w:after="0" w:line="240" w:lineRule="auto"/>
+        <w:tabs>
+          <w:tab w:val="right" w:leader="dot" w:pos="9360"/>
+        </w:tabs>
+      </w:pPr>
+      <w:r>
+        <w:rPr>
+          <w:sz w:val="19"/>
         </w:rPr>
         <w:t>Source and revision evidence</w:t>
       </w:r>
       <w:r>
         <w:rPr>
-          <w:sz w:val="20"/>
+          <w:sz w:val="19"/>
         </w:rPr>
         <w:tab/>
-        <w:t>26</w:t>
+        <w:t>27</w:t>
       </w:r>
     </w:p>
     <w:p>
@@ -2138,6 +2159,49 @@
         <w:pStyle w:val="Heading1"/>
       </w:pPr>
       <w:r>
+        <w:t>Inspect entity relationship diagrams</w:t>
+      </w:r>
+    </w:p>
+    <w:p>
+      <w:r>
+        <w:t>An entity relationship (ER) diagram shows tables as boxes and declared foreign keys as arrows. Choose Database ER diagram in the upper-right page selector after opening the intended project or cache. DPH uses captured SQL table and key metadata. It never connects to a database server or executes target SQL. Empty results mean no matching supported captured declarations, not proof that the application has no database.</w:t>
+      </w:r>
+    </w:p>
+    <w:p>
+      <w:r>
+        <w:t>Read PARTIAL schema above the drawing. Its counts show matching tables, related foreign keys, omitted relationships, source gaps and unresolved foreign keys. Blue arrows connect captured exact table targets; orange dashed arrows mark unresolved relationships when both endpoints are available. Missing or off-page targets remain in the FK evidence selector without an invented box or line. Cardinality, deployed enforcement, referenced uniqueness, type compatibility and effective migration order are unverified.</w:t>
+      </w:r>
+    </w:p>
+    <w:p>
+      <w:r>
+        <w:t>Each table box shows ordered column names and declared types. PK means primary key, FK means foreign key and UQ means unique key. These badges describe captured column membership. A repeated membership appears once per badge. Orange table borders mark gaps, duplicates or a truncated column summary. The footer reports shown and total columns. Click a table to read its full captured columns, keys and gaps in the labeled details memo below the drawing. Open evidence selects that exact table in Database schema, including its required page.</w:t>
+      </w:r>
+    </w:p>
+    <w:p>
+      <w:r>
+        <w:t>To inspect an arrow, scroll the command strip sideways to the FK evidence selector and choose its numbered entry. The memo shows the original key, ordered local and referenced columns, source hash, capture generation and source range. Open evidence selects the exact key in Database schema. Arrow numbers correspond to selector entries. The selector retains relationships touching a visible table even when the other endpoint is outside the focus, page or filter.</w:t>
+      </w:r>
+    </w:p>
+    <w:p>
+      <w:r>
+        <w:t>For a smaller diagram, select a table, column or key in Database schema, then click View ER diagram in that page's command strip. Alternatively click Focus schema selection in the ER command strip. Focus includes that exact table and its directly linked incoming and outgoing neighbors. The text filter searches table name, schema and source within that focus. All tables clears both focus and text. First page resets paging; Next page advances by the selected 15, 30 or 60 table page size. Zoom offers 75 through 200 percent; use the drawing scrollbars to reach enlarged cards and lower rows.</w:t>
+      </w:r>
+    </w:p>
+    <w:p>
+      <w:r>
+        <w:t>The default IDE-editable cards summarize seven columns; all captured columns remain available in table evidence. A page holds at most 60 tables and 120 related foreign-key entries. Omitted FK counts are explicit. Duplicate table declarations stay separate; inferred SQL references, views and unsupported statements do not become table entities. The diagram is regenerated when a capture is replaced. In a small window, scroll commands sideways, scroll the drawing independently and drag the details divider if needed. Maximize the window for the largest useful diagram.</w:t>
+      </w:r>
+    </w:p>
+    <w:p>
+      <w:r>
+        <w:t>For exact launch, practice and build steps, read docs/guides/Database_ER_Diagrams_Run_and_Test.txt. The controlled fixture contains ER_Customers, ER_Orders and ER_Lines with two arrows. Focus ER_Orders to see that three-table chain. ER_ManyLinks deliberately exercises the relationship display limit. Inspect SelfRef and MissingRef for self links and unresolved evidence. These diagrams are rendered by the running native application, not mockup screens.</w:t>
+      </w:r>
+    </w:p>
+    <w:p>
+      <w:pPr>
+        <w:pStyle w:val="Heading1"/>
+      </w:pPr>
+      <w:r>
         <w:t>Compare screen history and visual changes</w:t>
       </w:r>
     </w:p>
@@ -2579,7 +2643,7 @@
     </w:p>
     <w:p>
       <w:r>
-        <w:t>The supplied Phase 1 inventory contains 533 numbered requirements plus presentation rules. All 510 formerly unassessed requirements were reconciled in 21 audit batches. No unassessed items remain. The traceability ledger and implementation backlog distinguish implemented features, attributed manual capture, partial behavior and missing features. After the glossary, keyboard, command inventory, dynamic control, layout rule and component dependency implementations, 329 requirement records remain incomplete; overlapping records can share an implementation task. Earlier WP acceptance and 0.3.0 packages do not establish completion of the larger inventory.</w:t>
+        <w:t>The supplied Phase 1 inventory contains 533 numbered requirements plus presentation rules. All 510 formerly unassessed requirements were reconciled in 21 audit batches. No unassessed items remain. The traceability ledger and implementation backlog distinguish implemented features, attributed manual capture, partial behavior and missing features. After the glossary, keyboard, command inventory, dynamic control, layout rule and component dependency implementations, 328 requirement records remain incomplete; overlapping records can share an implementation task. Earlier WP acceptance and 0.3.0 packages do not establish completion of the larger inventory.</w:t>
       </w:r>
     </w:p>
     <w:p>
@@ -3365,7 +3429,7 @@
           <w:rFonts w:ascii="Consolas" w:hAnsi="Consolas"/>
           <w:sz w:val="16"/>
         </w:rPr>
-        <w:t>9a576f362f06f80bcab6254d181c42350e22c7407573a1f47a8c27b936c9c827</w:t>
+        <w:t>135fa48981d11a58f8ca0ea0db327f915eb11ad6d15e888f93ad3a258c5b86f3</w:t>
       </w:r>
     </w:p>
     <w:p>
@@ -3557,7 +3621,7 @@
           <w:rFonts w:ascii="Consolas" w:hAnsi="Consolas"/>
           <w:sz w:val="16"/>
         </w:rPr>
-        <w:t>56be73d4a73042c0da6a291cae9f9bf9c92c3cff742df6e5cfd9060c65f84153</w:t>
+        <w:t>3d973d0f7307a1c24bbd2d1895ccdbcadee8f1d015d1cb3a9f71d5a9a3b92f2b</w:t>
       </w:r>
     </w:p>
     <w:p>
@@ -3797,7 +3861,7 @@
           <w:rFonts w:ascii="Consolas" w:hAnsi="Consolas"/>
           <w:sz w:val="16"/>
         </w:rPr>
-        <w:t>2c36bb792a460d81936923ff366f6d739f917f81aba9223f4990c82fdd2963b2</w:t>
+        <w:t>bb3dd3d492e5c81ff37c1e7613f3cf2feb63d3819b1e2bac9ffd667179746a97</w:t>
       </w:r>
     </w:p>
     <w:p>

--- a/docs/guides/DPH_User_Guide.docx
+++ b/docs/guides/DPH_User_Guide.docx
@@ -778,7 +778,7 @@
         <w:rPr>
           <w:sz w:val="19"/>
         </w:rPr>
-        <w:t>Compare screen history and visual changes</w:t>
+        <w:t>Define table and column business meanings</w:t>
       </w:r>
       <w:r>
         <w:rPr>
@@ -799,7 +799,7 @@
         <w:rPr>
           <w:sz w:val="19"/>
         </w:rPr>
-        <w:t>Record user actions and business purposes</w:t>
+        <w:t>Compare screen history and visual changes</w:t>
       </w:r>
       <w:r>
         <w:rPr>
@@ -820,28 +820,7 @@
         <w:rPr>
           <w:sz w:val="19"/>
         </w:rPr>
-        <w:t>Write attributed knowledge</w:t>
-      </w:r>
-      <w:r>
-        <w:rPr>
-          <w:sz w:val="19"/>
-        </w:rPr>
-        <w:tab/>
-        <w:t>21</w:t>
-      </w:r>
-    </w:p>
-    <w:p>
-      <w:pPr>
-        <w:spacing w:after="0" w:line="240" w:lineRule="auto"/>
-        <w:tabs>
-          <w:tab w:val="right" w:leader="dot" w:pos="9360"/>
-        </w:tabs>
-      </w:pPr>
-      <w:r>
-        <w:rPr>
-          <w:sz w:val="19"/>
-        </w:rPr>
-        <w:t>Link authored sections to exact evidence</w:t>
+        <w:t>Record user actions and business purposes</w:t>
       </w:r>
       <w:r>
         <w:rPr>
@@ -862,7 +841,7 @@
         <w:rPr>
           <w:sz w:val="19"/>
         </w:rPr>
-        <w:t>Review and retire knowledge</w:t>
+        <w:t>Write attributed knowledge</w:t>
       </w:r>
       <w:r>
         <w:rPr>
@@ -883,28 +862,7 @@
         <w:rPr>
           <w:sz w:val="19"/>
         </w:rPr>
-        <w:t>Review changed knowledge against evidence</w:t>
-      </w:r>
-      <w:r>
-        <w:rPr>
-          <w:sz w:val="19"/>
-        </w:rPr>
-        <w:tab/>
-        <w:t>22</w:t>
-      </w:r>
-    </w:p>
-    <w:p>
-      <w:pPr>
-        <w:spacing w:after="0" w:line="240" w:lineRule="auto"/>
-        <w:tabs>
-          <w:tab w:val="right" w:leader="dot" w:pos="9360"/>
-        </w:tabs>
-      </w:pPr>
-      <w:r>
-        <w:rPr>
-          <w:sz w:val="19"/>
-        </w:rPr>
-        <w:t>Answer focused author questions</w:t>
+        <w:t>Link authored sections to exact evidence</w:t>
       </w:r>
       <w:r>
         <w:rPr>
@@ -925,7 +883,7 @@
         <w:rPr>
           <w:sz w:val="19"/>
         </w:rPr>
-        <w:t>Preserve saved runtime observations</w:t>
+        <w:t>Review and retire knowledge</w:t>
       </w:r>
       <w:r>
         <w:rPr>
@@ -946,7 +904,7 @@
         <w:rPr>
           <w:sz w:val="19"/>
         </w:rPr>
-        <w:t>Retain captures and review rename continuity</w:t>
+        <w:t>Review changed knowledge against evidence</w:t>
       </w:r>
       <w:r>
         <w:rPr>
@@ -967,7 +925,7 @@
         <w:rPr>
           <w:sz w:val="19"/>
         </w:rPr>
-        <w:t>Back up and restore a complete database</w:t>
+        <w:t>Answer focused author questions</w:t>
       </w:r>
       <w:r>
         <w:rPr>
@@ -988,7 +946,7 @@
         <w:rPr>
           <w:sz w:val="19"/>
         </w:rPr>
-        <w:t>Publish manuals and handoffs</w:t>
+        <w:t>Preserve saved runtime observations</w:t>
       </w:r>
       <w:r>
         <w:rPr>
@@ -1009,7 +967,28 @@
         <w:rPr>
           <w:sz w:val="19"/>
         </w:rPr>
-        <w:t>Translate and review saved sections</w:t>
+        <w:t>Retain captures and review rename continuity</w:t>
+      </w:r>
+      <w:r>
+        <w:rPr>
+          <w:sz w:val="19"/>
+        </w:rPr>
+        <w:tab/>
+        <w:t>24</w:t>
+      </w:r>
+    </w:p>
+    <w:p>
+      <w:pPr>
+        <w:spacing w:after="0" w:line="240" w:lineRule="auto"/>
+        <w:tabs>
+          <w:tab w:val="right" w:leader="dot" w:pos="9360"/>
+        </w:tabs>
+      </w:pPr>
+      <w:r>
+        <w:rPr>
+          <w:sz w:val="19"/>
+        </w:rPr>
+        <w:t>Back up and restore a complete database</w:t>
       </w:r>
       <w:r>
         <w:rPr>
@@ -1030,7 +1009,7 @@
         <w:rPr>
           <w:sz w:val="19"/>
         </w:rPr>
-        <w:t>Publish localized text and source browsing</w:t>
+        <w:t>Publish manuals and handoffs</w:t>
       </w:r>
       <w:r>
         <w:rPr>
@@ -1051,7 +1030,28 @@
         <w:rPr>
           <w:sz w:val="19"/>
         </w:rPr>
-        <w:t>Validate a bundle in the application</w:t>
+        <w:t>Translate and review saved sections</w:t>
+      </w:r>
+      <w:r>
+        <w:rPr>
+          <w:sz w:val="19"/>
+        </w:rPr>
+        <w:tab/>
+        <w:t>25</w:t>
+      </w:r>
+    </w:p>
+    <w:p>
+      <w:pPr>
+        <w:spacing w:after="0" w:line="240" w:lineRule="auto"/>
+        <w:tabs>
+          <w:tab w:val="right" w:leader="dot" w:pos="9360"/>
+        </w:tabs>
+      </w:pPr>
+      <w:r>
+        <w:rPr>
+          <w:sz w:val="19"/>
+        </w:rPr>
+        <w:t>Publish localized text and source browsing</w:t>
       </w:r>
       <w:r>
         <w:rPr>
@@ -1072,7 +1072,7 @@
         <w:rPr>
           <w:sz w:val="19"/>
         </w:rPr>
-        <w:t>Validate and preserve exports</w:t>
+        <w:t>Validate a bundle in the application</w:t>
       </w:r>
       <w:r>
         <w:rPr>
@@ -1093,28 +1093,7 @@
         <w:rPr>
           <w:sz w:val="19"/>
         </w:rPr>
-        <w:t>Troubleshoot common states</w:t>
-      </w:r>
-      <w:r>
-        <w:rPr>
-          <w:sz w:val="19"/>
-        </w:rPr>
-        <w:tab/>
-        <w:t>26</w:t>
-      </w:r>
-    </w:p>
-    <w:p>
-      <w:pPr>
-        <w:spacing w:after="0" w:line="240" w:lineRule="auto"/>
-        <w:tabs>
-          <w:tab w:val="right" w:leader="dot" w:pos="9360"/>
-        </w:tabs>
-      </w:pPr>
-      <w:r>
-        <w:rPr>
-          <w:sz w:val="19"/>
-        </w:rPr>
-        <w:t>Practice a maintenance handoff</w:t>
+        <w:t>Validate and preserve exports</w:t>
       </w:r>
       <w:r>
         <w:rPr>
@@ -1135,7 +1114,7 @@
         <w:rPr>
           <w:sz w:val="19"/>
         </w:rPr>
-        <w:t>Understand implementation status</w:t>
+        <w:t>Troubleshoot common states</w:t>
       </w:r>
       <w:r>
         <w:rPr>
@@ -1156,7 +1135,7 @@
         <w:rPr>
           <w:sz w:val="19"/>
         </w:rPr>
-        <w:t>Source and revision evidence</w:t>
+        <w:t>Practice a maintenance handoff</w:t>
       </w:r>
       <w:r>
         <w:rPr>
@@ -1164,6 +1143,48 @@
         </w:rPr>
         <w:tab/>
         <w:t>27</w:t>
+      </w:r>
+    </w:p>
+    <w:p>
+      <w:pPr>
+        <w:spacing w:after="0" w:line="240" w:lineRule="auto"/>
+        <w:tabs>
+          <w:tab w:val="right" w:leader="dot" w:pos="9360"/>
+        </w:tabs>
+      </w:pPr>
+      <w:r>
+        <w:rPr>
+          <w:sz w:val="19"/>
+        </w:rPr>
+        <w:t>Understand implementation status</w:t>
+      </w:r>
+      <w:r>
+        <w:rPr>
+          <w:sz w:val="19"/>
+        </w:rPr>
+        <w:tab/>
+        <w:t>28</w:t>
+      </w:r>
+    </w:p>
+    <w:p>
+      <w:pPr>
+        <w:spacing w:after="0" w:line="240" w:lineRule="auto"/>
+        <w:tabs>
+          <w:tab w:val="right" w:leader="dot" w:pos="9360"/>
+        </w:tabs>
+      </w:pPr>
+      <w:r>
+        <w:rPr>
+          <w:sz w:val="19"/>
+        </w:rPr>
+        <w:t>Source and revision evidence</w:t>
+      </w:r>
+      <w:r>
+        <w:rPr>
+          <w:sz w:val="19"/>
+        </w:rPr>
+        <w:tab/>
+        <w:t>28</w:t>
       </w:r>
     </w:p>
     <w:p>
@@ -2202,6 +2223,49 @@
         <w:pStyle w:val="Heading1"/>
       </w:pPr>
       <w:r>
+        <w:t>Define table and column business meanings</w:t>
+      </w:r>
+    </w:p>
+    <w:p>
+      <w:r>
+        <w:t>A data dictionary explains what a table or column means to the people using the application. DPH captures technical SQL structure, but a knowledgeable contributor must supply business meanings. Open Database schema in the upper-right page selector. Select a declared table or column. The labeled details area starts with its saved business dictionary, or explains that none has been recorded for these captured source bytes.</w:t>
+      </w:r>
+    </w:p>
+    <w:p>
+      <w:r>
+        <w:t>Scroll the command strip horizontally to the right and click Edit dictionary. Enter the named contributor, Business definition, Business owner or steward, Sensitivity and handling, and Evidence and remaining unknowns. These fields are required; explicitly write Unknown and the person or evidence needed when an answer is unavailable. Units values and business usage is optional. Do not paste actual customer records, credentials or confidential example values. A sensitivity entry is documentation, not automatic access control.</w:t>
+      </w:r>
+    </w:p>
+    <w:p>
+      <w:r>
+        <w:t>The editor begins with business fields. Scroll downward to inspect the read-only schema identity, source path, SHA256, original capture generation, object kind/name, owning table and statement line. These identify the exact captured declaration; duplicate table names are not merged. DPH does not infer a business definition, responsible owner or sensitivity from an SQL name or declared type.</w:t>
+      </w:r>
+    </w:p>
+    <w:p>
+      <w:r>
+        <w:t>Click Apply to Knowledge draft. The editor closes and Knowledge displays the protected structured draft. Click Save to create an immutable revision. Apply alone does not persist anything. Use Discard edit if you do not want the draft. To change a saved definition, return to Database schema, select the same table or column and click Edit dictionary again. Editing requires a fresh human review.</w:t>
+      </w:r>
+    </w:p>
+    <w:p>
+      <w:r>
+        <w:t>Click Open dictionary history beside Edit dictionary to view contributor, editor, review state and immutable revisions in Knowledge. Enter the named reviewer and choose Verify review, Reject or Retire as appropriate. Saving a definition does not verify its truth. Additional canonical source, relationship, screenshot or section evidence can be added on Knowledge links. Open source on Database schema follows the selected captured source under the existing hash checks.</w:t>
+      </w:r>
+    </w:p>
+    <w:p>
+      <w:r>
+        <w:t>The Database schema text filter also searches saved current definitions, owners, sensitivity and usage. Clear the filter to restore the inventory. Tables or columns not captured as supported declarations cannot be given invented schema identities. A changed SQL resource does not automatically inherit its old dictionary. When the same source/record/name has historical text, details explains the mismatch and Open dictionary history preserves access. Other unmatched records remain in Knowledge. Recheck business facts and author a definition for the newly captured declaration.</w:t>
+      </w:r>
+    </w:p>
+    <w:p>
+      <w:r>
+        <w:t>Project handoffs include matching attributed dictionary records through the existing Knowledge sections and structured canonical records. Source exclusions and selected source scope apply; definitions whose captured source hashes differ are omitted. Review business descriptions before publishing. Native controls remain editable in the Delphi IDE. No SQL, target application or database server is run by this workflow.</w:t>
+      </w:r>
+    </w:p>
+    <w:p>
+      <w:pPr>
+        <w:pStyle w:val="Heading1"/>
+      </w:pPr>
+      <w:r>
         <w:t>Compare screen history and visual changes</w:t>
       </w:r>
     </w:p>
@@ -2643,7 +2707,7 @@
     </w:p>
     <w:p>
       <w:r>
-        <w:t>The supplied Phase 1 inventory contains 533 numbered requirements plus presentation rules. All 510 formerly unassessed requirements were reconciled in 21 audit batches. No unassessed items remain. The traceability ledger and implementation backlog distinguish implemented features, attributed manual capture, partial behavior and missing features. After the glossary, keyboard, command inventory, dynamic control, layout rule and component dependency implementations, 328 requirement records remain incomplete; overlapping records can share an implementation task. Earlier WP acceptance and 0.3.0 packages do not establish completion of the larger inventory.</w:t>
+        <w:t>The supplied Phase 1 inventory contains 533 numbered requirements plus presentation rules. All 510 formerly unassessed requirements were reconciled in 21 audit batches. No unassessed items remain. The traceability ledger and implementation backlog distinguish implemented features, attributed manual capture, partial behavior and missing features. After the glossary, keyboard, command inventory, dynamic control, layout rule and component dependency implementations, 327 requirement records remain incomplete; overlapping records can share an implementation task. Earlier WP acceptance and 0.3.0 packages do not establish completion of the larger inventory.</w:t>
       </w:r>
     </w:p>
     <w:p>
@@ -3237,7 +3301,7 @@
           <w:rFonts w:ascii="Consolas" w:hAnsi="Consolas"/>
           <w:sz w:val="16"/>
         </w:rPr>
-        <w:t>924538cea0f766a19094f0fd41ff4381094e905f1a2e7db9474e3b6437bad292</w:t>
+        <w:t>532727b11c1245adceaab9e43a6f16d4bce573cf1f31c148978a78457462039f</w:t>
       </w:r>
     </w:p>
     <w:p>
@@ -3309,7 +3373,7 @@
           <w:rFonts w:ascii="Consolas" w:hAnsi="Consolas"/>
           <w:sz w:val="16"/>
         </w:rPr>
-        <w:t>62acdcbefdae51057f277c072c7d820798295da4b99f79a0705df25028389118</w:t>
+        <w:t>88dd64242abb30706a448fe064978c22d641b9541ce67a2e55e40bacc045b005</w:t>
       </w:r>
     </w:p>
     <w:p>
@@ -3393,6 +3457,30 @@
         <w:rPr>
           <w:sz w:val="18"/>
         </w:rPr>
+        <w:t>DPH.UI.DatabaseDictionary.pas</w:t>
+      </w:r>
+    </w:p>
+    <w:p>
+      <w:pPr>
+        <w:spacing w:after="20"/>
+      </w:pPr>
+      <w:r>
+        <w:rPr>
+          <w:rFonts w:ascii="Consolas" w:hAnsi="Consolas"/>
+          <w:sz w:val="16"/>
+        </w:rPr>
+        <w:t>c55bc57ac98df6caa84f29c5b775b4915c8afaf3837859f3e197f8b1fffbf90b</w:t>
+      </w:r>
+    </w:p>
+    <w:p>
+      <w:pPr>
+        <w:keepNext/>
+        <w:spacing w:after="0"/>
+      </w:pPr>
+      <w:r>
+        <w:rPr>
+          <w:sz w:val="18"/>
+        </w:rPr>
         <w:t>DPH.UI.Glossary.pas</w:t>
       </w:r>
     </w:p>
@@ -3429,7 +3517,7 @@
           <w:rFonts w:ascii="Consolas" w:hAnsi="Consolas"/>
           <w:sz w:val="16"/>
         </w:rPr>
-        <w:t>135fa48981d11a58f8ca0ea0db327f915eb11ad6d15e888f93ad3a258c5b86f3</w:t>
+        <w:t>cc5b8ea9f5ef9bbb10a7eb55d17836d6a0b9511ddf269819f34a6ed28ec5c478</w:t>
       </w:r>
     </w:p>
     <w:p>
@@ -3621,7 +3709,7 @@
           <w:rFonts w:ascii="Consolas" w:hAnsi="Consolas"/>
           <w:sz w:val="16"/>
         </w:rPr>
-        <w:t>3d973d0f7307a1c24bbd2d1895ccdbcadee8f1d015d1cb3a9f71d5a9a3b92f2b</w:t>
+        <w:t>1ce7aecbca802acd814daf550d778378f4543ec7734fc4ff1ada7607fd458f04</w:t>
       </w:r>
     </w:p>
     <w:p>
@@ -3861,7 +3949,7 @@
           <w:rFonts w:ascii="Consolas" w:hAnsi="Consolas"/>
           <w:sz w:val="16"/>
         </w:rPr>
-        <w:t>bb3dd3d492e5c81ff37c1e7613f3cf2feb63d3819b1e2bac9ffd667179746a97</w:t>
+        <w:t>6cd643a2b380db20d59b250a0a02c0b4242e6ff8053ccbdb6db77f3970c42f1a</w:t>
       </w:r>
     </w:p>
     <w:p>
@@ -3969,6 +4057,30 @@
         <w:rPr>
           <w:sz w:val="18"/>
         </w:rPr>
+        <w:t>DPH.UI.DatabaseDictionary.fmx</w:t>
+      </w:r>
+    </w:p>
+    <w:p>
+      <w:pPr>
+        <w:spacing w:after="20"/>
+      </w:pPr>
+      <w:r>
+        <w:rPr>
+          <w:rFonts w:ascii="Consolas" w:hAnsi="Consolas"/>
+          <w:sz w:val="16"/>
+        </w:rPr>
+        <w:t>5b40f12073d093c4e0b7f708440dd125662dc8e76a0b3c3bf30a4c749c69484e</w:t>
+      </w:r>
+    </w:p>
+    <w:p>
+      <w:pPr>
+        <w:keepNext/>
+        <w:spacing w:after="0"/>
+      </w:pPr>
+      <w:r>
+        <w:rPr>
+          <w:sz w:val="18"/>
+        </w:rPr>
         <w:t>DelphiProjectHandoff.dpr</w:t>
       </w:r>
     </w:p>
@@ -4005,7 +4117,7 @@
           <w:rFonts w:ascii="Consolas" w:hAnsi="Consolas"/>
           <w:sz w:val="16"/>
         </w:rPr>
-        <w:t>ebdbe1b5d16a07dd0a0222afb55c09337917ea27826df9daa4fb9b99fffa0a79</w:t>
+        <w:t>fc131b87384bc80f6d391db9c015b7aaa41c098ff8b96d53abfcdb67ced18e8d</w:t>
       </w:r>
     </w:p>
     <w:sectPr>

--- a/docs/guides/DPH_User_Guide.docx
+++ b/docs/guides/DPH_User_Guide.docx
@@ -799,7 +799,7 @@
         <w:rPr>
           <w:sz w:val="19"/>
         </w:rPr>
-        <w:t>Compare screen history and visual changes</w:t>
+        <w:t>Follow dataset and screen field bindings</w:t>
       </w:r>
       <w:r>
         <w:rPr>
@@ -820,6 +820,27 @@
         <w:rPr>
           <w:sz w:val="19"/>
         </w:rPr>
+        <w:t>Compare screen history and visual changes</w:t>
+      </w:r>
+      <w:r>
+        <w:rPr>
+          <w:sz w:val="19"/>
+        </w:rPr>
+        <w:tab/>
+        <w:t>21</w:t>
+      </w:r>
+    </w:p>
+    <w:p>
+      <w:pPr>
+        <w:spacing w:after="0" w:line="240" w:lineRule="auto"/>
+        <w:tabs>
+          <w:tab w:val="right" w:leader="dot" w:pos="9360"/>
+        </w:tabs>
+      </w:pPr>
+      <w:r>
+        <w:rPr>
+          <w:sz w:val="19"/>
+        </w:rPr>
         <w:t>Record user actions and business purposes</w:t>
       </w:r>
       <w:r>
@@ -848,7 +869,7 @@
           <w:sz w:val="19"/>
         </w:rPr>
         <w:tab/>
-        <w:t>22</w:t>
+        <w:t>23</w:t>
       </w:r>
     </w:p>
     <w:p>
@@ -911,7 +932,7 @@
           <w:sz w:val="19"/>
         </w:rPr>
         <w:tab/>
-        <w:t>23</w:t>
+        <w:t>24</w:t>
       </w:r>
     </w:p>
     <w:p>
@@ -974,7 +995,7 @@
           <w:sz w:val="19"/>
         </w:rPr>
         <w:tab/>
-        <w:t>24</w:t>
+        <w:t>25</w:t>
       </w:r>
     </w:p>
     <w:p>
@@ -1037,7 +1058,7 @@
           <w:sz w:val="19"/>
         </w:rPr>
         <w:tab/>
-        <w:t>25</w:t>
+        <w:t>26</w:t>
       </w:r>
     </w:p>
     <w:p>
@@ -1079,7 +1100,7 @@
           <w:sz w:val="19"/>
         </w:rPr>
         <w:tab/>
-        <w:t>26</w:t>
+        <w:t>27</w:t>
       </w:r>
     </w:p>
     <w:p>
@@ -1121,7 +1142,7 @@
           <w:sz w:val="19"/>
         </w:rPr>
         <w:tab/>
-        <w:t>27</w:t>
+        <w:t>28</w:t>
       </w:r>
     </w:p>
     <w:p>
@@ -1136,27 +1157,6 @@
           <w:sz w:val="19"/>
         </w:rPr>
         <w:t>Practice a maintenance handoff</w:t>
-      </w:r>
-      <w:r>
-        <w:rPr>
-          <w:sz w:val="19"/>
-        </w:rPr>
-        <w:tab/>
-        <w:t>27</w:t>
-      </w:r>
-    </w:p>
-    <w:p>
-      <w:pPr>
-        <w:spacing w:after="0" w:line="240" w:lineRule="auto"/>
-        <w:tabs>
-          <w:tab w:val="right" w:leader="dot" w:pos="9360"/>
-        </w:tabs>
-      </w:pPr>
-      <w:r>
-        <w:rPr>
-          <w:sz w:val="19"/>
-        </w:rPr>
-        <w:t>Understand implementation status</w:t>
       </w:r>
       <w:r>
         <w:rPr>
@@ -1177,7 +1177,7 @@
         <w:rPr>
           <w:sz w:val="19"/>
         </w:rPr>
-        <w:t>Source and revision evidence</w:t>
+        <w:t>Understand implementation status</w:t>
       </w:r>
       <w:r>
         <w:rPr>
@@ -1185,6 +1185,27 @@
         </w:rPr>
         <w:tab/>
         <w:t>28</w:t>
+      </w:r>
+    </w:p>
+    <w:p>
+      <w:pPr>
+        <w:spacing w:after="0" w:line="240" w:lineRule="auto"/>
+        <w:tabs>
+          <w:tab w:val="right" w:leader="dot" w:pos="9360"/>
+        </w:tabs>
+      </w:pPr>
+      <w:r>
+        <w:rPr>
+          <w:sz w:val="19"/>
+        </w:rPr>
+        <w:t>Source and revision evidence</w:t>
+      </w:r>
+      <w:r>
+        <w:rPr>
+          <w:sz w:val="19"/>
+        </w:rPr>
+        <w:tab/>
+        <w:t>29</w:t>
       </w:r>
     </w:p>
     <w:p>
@@ -2266,6 +2287,39 @@
         <w:pStyle w:val="Heading1"/>
       </w:pPr>
       <w:r>
+        <w:t>Follow dataset and screen field bindings</w:t>
+      </w:r>
+    </w:p>
+    <w:p>
+      <w:r>
+        <w:t>Open the project or cached database, then choose Database connections in the upper-right page selector. Choose bound control in the kind filter to find data-aware controls, persistent field for captured field components, or data source for the intermediary between a control and dataset. Clear the text filter before changing the kind if no rows appear. Field names and component paths are searchable.</w:t>
+      </w:r>
+    </w:p>
+    <w:p>
+      <w:r>
+        <w:t>Select a bound control. The labeled details memo begins with DATASET AND SCREEN BINDINGS and lists its captured DataSource and DataField references. Select Target via DataSource in the reference selector and click Follow reference to inspect the data source, then follow DataSet to its dataset and Connection to the captured connection. To go straight to a captured persistent field, select Target via DataField and click Follow reference. A field name can refer to a calculated or lookup field; it does not prove a live database column.</w:t>
+      </w:r>
+    </w:p>
+    <w:p>
+      <w:r>
+        <w:t>Select a persistent field to see its captured FieldName, FieldKind, Required, ReadOnly, Size and Precision when serialized. Its DataSet reference identifies the serialized owning dataset, and Used by references return to bound controls. Choose a reference in the selector before clicking Follow reference; use the horizontal toolbar scrollbar when the command is outside the visible area. The details memo scrolls independently.</w:t>
+      </w:r>
+    </w:p>
+    <w:p>
+      <w:r>
+        <w:t>For FMX TLinkControlToField, DPH recognizes the serialized DataSource, FieldName and Control properties. Follow DataSource to TBindSourceDB and DataSet, FieldName to a unique persistent field, or Control to the captured visual target. This explains stored component references without creating any target component or executing LiveBindings. General expression-based bindings, dynamically created fields, runtime assignments, uncaptured inherited values and missing external targets remain unknown.</w:t>
+      </w:r>
+    </w:p>
+    <w:p>
+      <w:r>
+        <w:t>Duplicate field declarations or ambiguous data-source targets are reported without choosing one. A missing persistent field remains unresolved even if a runtime dataset might create it. Native controls are editable in the IDE. Run and test directions are in docs/guides/Dataset_Bindings_Run_and_Test.txt. The screen-data inventory is evidence for the selected captured revision, not a live database connection or an assertion about production data.</w:t>
+      </w:r>
+    </w:p>
+    <w:p>
+      <w:pPr>
+        <w:pStyle w:val="Heading1"/>
+      </w:pPr>
+      <w:r>
         <w:t>Compare screen history and visual changes</w:t>
       </w:r>
     </w:p>
@@ -2707,7 +2761,7 @@
     </w:p>
     <w:p>
       <w:r>
-        <w:t>The supplied Phase 1 inventory contains 533 numbered requirements plus presentation rules. All 510 formerly unassessed requirements were reconciled in 21 audit batches. No unassessed items remain. The traceability ledger and implementation backlog distinguish implemented features, attributed manual capture, partial behavior and missing features. After the glossary, keyboard, command inventory, dynamic control, layout rule and component dependency implementations, 327 requirement records remain incomplete; overlapping records can share an implementation task. Earlier WP acceptance and 0.3.0 packages do not establish completion of the larger inventory.</w:t>
+        <w:t>The supplied Phase 1 inventory contains 533 numbered requirements plus presentation rules. All 510 formerly unassessed requirements were reconciled in 21 audit batches. No unassessed items remain. The traceability ledger and implementation backlog distinguish implemented features, attributed manual capture, partial behavior and missing features. After the glossary, keyboard, command inventory, dynamic control, layout rule and component dependency implementations, 326 requirement records remain incomplete; overlapping records can share an implementation task. Earlier WP acceptance and 0.3.0 packages do not establish completion of the larger inventory.</w:t>
       </w:r>
     </w:p>
     <w:p>
@@ -3685,7 +3739,7 @@
           <w:rFonts w:ascii="Consolas" w:hAnsi="Consolas"/>
           <w:sz w:val="16"/>
         </w:rPr>
-        <w:t>bf8db39796d0f041f6d3d253c1688950feb779e7cf2cd5925f1f8ba5483f638b</w:t>
+        <w:t>fa7a808b18614e2389536d5d4053656aba6fee2096f29abbf8868c56d4798866</w:t>
       </w:r>
     </w:p>
     <w:p>
@@ -3949,7 +4003,7 @@
           <w:rFonts w:ascii="Consolas" w:hAnsi="Consolas"/>
           <w:sz w:val="16"/>
         </w:rPr>
-        <w:t>6cd643a2b380db20d59b250a0a02c0b4242e6ff8053ccbdb6db77f3970c42f1a</w:t>
+        <w:t>3377a20f2e305a2e667438205d1698c4df79bdab35edb70649e0cae7f4db340c</w:t>
       </w:r>
     </w:p>
     <w:p>

--- a/docs/guides/DPH_User_Guide.docx
+++ b/docs/guides/DPH_User_Guide.docx
@@ -83,16 +83,16 @@
       </w:pPr>
       <w:r>
         <w:rPr>
-          <w:sz w:val="19"/>
+          <w:sz w:val="22"/>
         </w:rPr>
         <w:t>Purpose and evidence</w:t>
       </w:r>
       <w:r>
         <w:rPr>
-          <w:sz w:val="19"/>
+          <w:sz w:val="22"/>
         </w:rPr>
         <w:tab/>
-        <w:t>3</w:t>
+        <w:t>4</w:t>
       </w:r>
     </w:p>
     <w:p>
@@ -104,16 +104,16 @@
       </w:pPr>
       <w:r>
         <w:rPr>
-          <w:sz w:val="19"/>
+          <w:sz w:val="22"/>
         </w:rPr>
         <w:t>Start DPH</w:t>
       </w:r>
       <w:r>
         <w:rPr>
-          <w:sz w:val="19"/>
+          <w:sz w:val="22"/>
         </w:rPr>
         <w:tab/>
-        <w:t>3</w:t>
+        <w:t>4</w:t>
       </w:r>
     </w:p>
     <w:p>
@@ -125,16 +125,16 @@
       </w:pPr>
       <w:r>
         <w:rPr>
-          <w:sz w:val="19"/>
+          <w:sz w:val="22"/>
         </w:rPr>
         <w:t>Run the application and its checks</w:t>
       </w:r>
       <w:r>
         <w:rPr>
-          <w:sz w:val="19"/>
+          <w:sz w:val="22"/>
         </w:rPr>
         <w:tab/>
-        <w:t>3</w:t>
+        <w:t>4</w:t>
       </w:r>
     </w:p>
     <w:p>
@@ -146,16 +146,16 @@
       </w:pPr>
       <w:r>
         <w:rPr>
-          <w:sz w:val="19"/>
+          <w:sz w:val="22"/>
         </w:rPr>
         <w:t>Attach a source project</w:t>
       </w:r>
       <w:r>
         <w:rPr>
-          <w:sz w:val="19"/>
+          <w:sz w:val="22"/>
         </w:rPr>
         <w:tab/>
-        <w:t>4</w:t>
+        <w:t>5</w:t>
       </w:r>
     </w:p>
     <w:p>
@@ -167,16 +167,16 @@
       </w:pPr>
       <w:r>
         <w:rPr>
-          <w:sz w:val="19"/>
+          <w:sz w:val="22"/>
         </w:rPr>
         <w:t>Open cached work</w:t>
       </w:r>
       <w:r>
         <w:rPr>
-          <w:sz w:val="19"/>
+          <w:sz w:val="22"/>
         </w:rPr>
         <w:tab/>
-        <w:t>4</w:t>
+        <w:t>5</w:t>
       </w:r>
     </w:p>
     <w:p>
@@ -188,16 +188,16 @@
       </w:pPr>
       <w:r>
         <w:rPr>
-          <w:sz w:val="19"/>
+          <w:sz w:val="22"/>
         </w:rPr>
         <w:t>Manage the project catalog</w:t>
       </w:r>
       <w:r>
         <w:rPr>
-          <w:sz w:val="19"/>
+          <w:sz w:val="22"/>
         </w:rPr>
         <w:tab/>
-        <w:t>5</w:t>
+        <w:t>6</w:t>
       </w:r>
     </w:p>
     <w:p>
@@ -209,16 +209,16 @@
       </w:pPr>
       <w:r>
         <w:rPr>
-          <w:sz w:val="19"/>
+          <w:sz w:val="22"/>
         </w:rPr>
         <w:t>Record the selected application profile</w:t>
       </w:r>
       <w:r>
         <w:rPr>
-          <w:sz w:val="19"/>
+          <w:sz w:val="22"/>
         </w:rPr>
         <w:tab/>
-        <w:t>5</w:t>
+        <w:t>6</w:t>
       </w:r>
     </w:p>
     <w:p>
@@ -230,16 +230,16 @@
       </w:pPr>
       <w:r>
         <w:rPr>
-          <w:sz w:val="19"/>
+          <w:sz w:val="22"/>
         </w:rPr>
         <w:t>Define and review business terms</w:t>
       </w:r>
       <w:r>
         <w:rPr>
-          <w:sz w:val="19"/>
+          <w:sz w:val="22"/>
         </w:rPr>
         <w:tab/>
-        <w:t>5</w:t>
+        <w:t>6</w:t>
       </w:r>
     </w:p>
     <w:p>
@@ -251,16 +251,16 @@
       </w:pPr>
       <w:r>
         <w:rPr>
-          <w:sz w:val="19"/>
+          <w:sz w:val="22"/>
         </w:rPr>
         <w:t>Learn the selected project</w:t>
       </w:r>
       <w:r>
         <w:rPr>
-          <w:sz w:val="19"/>
+          <w:sz w:val="22"/>
         </w:rPr>
         <w:tab/>
-        <w:t>6</w:t>
+        <w:t>7</w:t>
       </w:r>
     </w:p>
     <w:p>
@@ -272,16 +272,16 @@
       </w:pPr>
       <w:r>
         <w:rPr>
-          <w:sz w:val="19"/>
+          <w:sz w:val="22"/>
         </w:rPr>
         <w:t>Measure coverage before relying on an explanation</w:t>
       </w:r>
       <w:r>
         <w:rPr>
-          <w:sz w:val="19"/>
+          <w:sz w:val="22"/>
         </w:rPr>
         <w:tab/>
-        <w:t>8</w:t>
+        <w:t>9</w:t>
       </w:r>
     </w:p>
     <w:p>
@@ -293,16 +293,16 @@
       </w:pPr>
       <w:r>
         <w:rPr>
-          <w:sz w:val="19"/>
+          <w:sz w:val="22"/>
         </w:rPr>
         <w:t>Explore and search</w:t>
       </w:r>
       <w:r>
         <w:rPr>
-          <w:sz w:val="19"/>
+          <w:sz w:val="22"/>
         </w:rPr>
         <w:tab/>
-        <w:t>8</w:t>
+        <w:t>9</w:t>
       </w:r>
     </w:p>
     <w:p>
@@ -314,16 +314,16 @@
       </w:pPr>
       <w:r>
         <w:rPr>
-          <w:sz w:val="19"/>
+          <w:sz w:val="22"/>
         </w:rPr>
         <w:t>Search across the captured project</w:t>
       </w:r>
       <w:r>
         <w:rPr>
-          <w:sz w:val="19"/>
+          <w:sz w:val="22"/>
         </w:rPr>
         <w:tab/>
-        <w:t>8</w:t>
+        <w:t>9</w:t>
       </w:r>
     </w:p>
     <w:p>
@@ -335,16 +335,16 @@
       </w:pPr>
       <w:r>
         <w:rPr>
-          <w:sz w:val="19"/>
+          <w:sz w:val="22"/>
         </w:rPr>
         <w:t>Read source and graph evidence</w:t>
       </w:r>
       <w:r>
         <w:rPr>
-          <w:sz w:val="19"/>
+          <w:sz w:val="22"/>
         </w:rPr>
         <w:tab/>
-        <w:t>8</w:t>
+        <w:t>9</w:t>
       </w:r>
     </w:p>
     <w:p>
@@ -356,16 +356,16 @@
       </w:pPr>
       <w:r>
         <w:rPr>
-          <w:sz w:val="19"/>
+          <w:sz w:val="22"/>
         </w:rPr>
         <w:t>Investigate source quality candidates</w:t>
       </w:r>
       <w:r>
         <w:rPr>
-          <w:sz w:val="19"/>
+          <w:sz w:val="22"/>
         </w:rPr>
         <w:tab/>
-        <w:t>9</w:t>
+        <w:t>10</w:t>
       </w:r>
     </w:p>
     <w:p>
@@ -377,16 +377,16 @@
       </w:pPr>
       <w:r>
         <w:rPr>
-          <w:sz w:val="19"/>
+          <w:sz w:val="22"/>
         </w:rPr>
         <w:t>Compare captured revisions</w:t>
       </w:r>
       <w:r>
         <w:rPr>
-          <w:sz w:val="19"/>
+          <w:sz w:val="22"/>
         </w:rPr>
         <w:tab/>
-        <w:t>9</w:t>
+        <w:t>10</w:t>
       </w:r>
     </w:p>
     <w:p>
@@ -398,16 +398,16 @@
       </w:pPr>
       <w:r>
         <w:rPr>
-          <w:sz w:val="19"/>
+          <w:sz w:val="22"/>
         </w:rPr>
         <w:t>Choose graph scope and grouping</w:t>
       </w:r>
       <w:r>
         <w:rPr>
-          <w:sz w:val="19"/>
+          <w:sz w:val="22"/>
         </w:rPr>
         <w:tab/>
-        <w:t>10</w:t>
+        <w:t>11</w:t>
       </w:r>
     </w:p>
     <w:p>
@@ -419,16 +419,16 @@
       </w:pPr>
       <w:r>
         <w:rPr>
-          <w:sz w:val="19"/>
+          <w:sz w:val="22"/>
         </w:rPr>
         <w:t>Read a routine as a beginner</w:t>
       </w:r>
       <w:r>
         <w:rPr>
-          <w:sz w:val="19"/>
+          <w:sz w:val="22"/>
         </w:rPr>
         <w:tab/>
-        <w:t>10</w:t>
+        <w:t>11</w:t>
       </w:r>
     </w:p>
     <w:p>
@@ -440,16 +440,16 @@
       </w:pPr>
       <w:r>
         <w:rPr>
-          <w:sz w:val="19"/>
+          <w:sz w:val="22"/>
         </w:rPr>
         <w:t>Inspect screens</w:t>
       </w:r>
       <w:r>
         <w:rPr>
-          <w:sz w:val="19"/>
+          <w:sz w:val="22"/>
         </w:rPr>
         <w:tab/>
-        <w:t>10</w:t>
+        <w:t>11</w:t>
       </w:r>
     </w:p>
     <w:p>
@@ -461,16 +461,16 @@
       </w:pPr>
       <w:r>
         <w:rPr>
-          <w:sz w:val="19"/>
+          <w:sz w:val="22"/>
         </w:rPr>
         <w:t>Inspect keyboard shortcuts and focus order</w:t>
       </w:r>
       <w:r>
         <w:rPr>
-          <w:sz w:val="19"/>
+          <w:sz w:val="22"/>
         </w:rPr>
         <w:tab/>
-        <w:t>11</w:t>
+        <w:t>12</w:t>
       </w:r>
     </w:p>
     <w:p>
@@ -482,16 +482,16 @@
       </w:pPr>
       <w:r>
         <w:rPr>
-          <w:sz w:val="19"/>
+          <w:sz w:val="22"/>
         </w:rPr>
         <w:t>Inspect menus context menus and toolbars</w:t>
       </w:r>
       <w:r>
         <w:rPr>
-          <w:sz w:val="19"/>
+          <w:sz w:val="22"/>
         </w:rPr>
         <w:tab/>
-        <w:t>11</w:t>
+        <w:t>12</w:t>
       </w:r>
     </w:p>
     <w:p>
@@ -503,16 +503,16 @@
       </w:pPr>
       <w:r>
         <w:rPr>
-          <w:sz w:val="19"/>
+          <w:sz w:val="22"/>
         </w:rPr>
         <w:t>Inspect dynamic and runtime created controls</w:t>
       </w:r>
       <w:r>
         <w:rPr>
-          <w:sz w:val="19"/>
+          <w:sz w:val="22"/>
         </w:rPr>
         <w:tab/>
-        <w:t>12</w:t>
+        <w:t>13</w:t>
       </w:r>
     </w:p>
     <w:p>
@@ -524,16 +524,16 @@
       </w:pPr>
       <w:r>
         <w:rPr>
-          <w:sz w:val="19"/>
+          <w:sz w:val="22"/>
         </w:rPr>
         <w:t>Inspect responsive layouts anchors and alignments</w:t>
       </w:r>
       <w:r>
         <w:rPr>
-          <w:sz w:val="19"/>
+          <w:sz w:val="22"/>
         </w:rPr>
         <w:tab/>
-        <w:t>12</w:t>
+        <w:t>13</w:t>
       </w:r>
     </w:p>
     <w:p>
@@ -545,16 +545,16 @@
       </w:pPr>
       <w:r>
         <w:rPr>
-          <w:sz w:val="19"/>
+          <w:sz w:val="22"/>
         </w:rPr>
         <w:t>Inspect component dependencies and support records</w:t>
       </w:r>
       <w:r>
         <w:rPr>
-          <w:sz w:val="19"/>
+          <w:sz w:val="22"/>
         </w:rPr>
         <w:tab/>
-        <w:t>13</w:t>
+        <w:t>14</w:t>
       </w:r>
     </w:p>
     <w:p>
@@ -566,16 +566,16 @@
       </w:pPr>
       <w:r>
         <w:rPr>
-          <w:sz w:val="19"/>
+          <w:sz w:val="22"/>
         </w:rPr>
         <w:t>Inspect inherited forms and embedded frames</w:t>
       </w:r>
       <w:r>
         <w:rPr>
-          <w:sz w:val="19"/>
+          <w:sz w:val="22"/>
         </w:rPr>
         <w:tab/>
-        <w:t>13</w:t>
+        <w:t>14</w:t>
       </w:r>
     </w:p>
     <w:p>
@@ -587,16 +587,16 @@
       </w:pPr>
       <w:r>
         <w:rPr>
-          <w:sz w:val="19"/>
+          <w:sz w:val="22"/>
         </w:rPr>
         <w:t>Import actual screenshot evidence</w:t>
       </w:r>
       <w:r>
         <w:rPr>
-          <w:sz w:val="19"/>
+          <w:sz w:val="22"/>
         </w:rPr>
         <w:tab/>
-        <w:t>14</w:t>
+        <w:t>15</w:t>
       </w:r>
     </w:p>
     <w:p>
@@ -608,16 +608,16 @@
       </w:pPr>
       <w:r>
         <w:rPr>
-          <w:sz w:val="19"/>
+          <w:sz w:val="22"/>
         </w:rPr>
         <w:t>Inspect database connections and datasets</w:t>
       </w:r>
       <w:r>
         <w:rPr>
-          <w:sz w:val="19"/>
+          <w:sz w:val="22"/>
         </w:rPr>
         <w:tab/>
-        <w:t>14</w:t>
+        <w:t>15</w:t>
       </w:r>
     </w:p>
     <w:p>
@@ -629,16 +629,16 @@
       </w:pPr>
       <w:r>
         <w:rPr>
-          <w:sz w:val="19"/>
+          <w:sz w:val="22"/>
         </w:rPr>
         <w:t>Inspect database engines and versions</w:t>
       </w:r>
       <w:r>
         <w:rPr>
-          <w:sz w:val="19"/>
+          <w:sz w:val="22"/>
         </w:rPr>
         <w:tab/>
-        <w:t>15</w:t>
+        <w:t>16</w:t>
       </w:r>
     </w:p>
     <w:p>
@@ -650,20 +650,21 @@
       </w:pPr>
       <w:r>
         <w:rPr>
-          <w:sz w:val="19"/>
+          <w:sz w:val="22"/>
         </w:rPr>
         <w:t>Inspect tables views and schemas</w:t>
       </w:r>
       <w:r>
         <w:rPr>
-          <w:sz w:val="19"/>
+          <w:sz w:val="22"/>
         </w:rPr>
         <w:tab/>
-        <w:t>15</w:t>
-      </w:r>
-    </w:p>
-    <w:p>
-      <w:pPr>
+        <w:t>16</w:t>
+      </w:r>
+    </w:p>
+    <w:p>
+      <w:pPr>
+        <w:pageBreakBefore/>
         <w:spacing w:after="0" w:line="240" w:lineRule="auto"/>
         <w:tabs>
           <w:tab w:val="right" w:leader="dot" w:pos="9360"/>
@@ -671,16 +672,16 @@
       </w:pPr>
       <w:r>
         <w:rPr>
-          <w:sz w:val="19"/>
+          <w:sz w:val="22"/>
         </w:rPr>
         <w:t>Inspect column types defaults and constraints</w:t>
       </w:r>
       <w:r>
         <w:rPr>
-          <w:sz w:val="19"/>
+          <w:sz w:val="22"/>
         </w:rPr>
         <w:tab/>
-        <w:t>16</w:t>
+        <w:t>17</w:t>
       </w:r>
     </w:p>
     <w:p>
@@ -692,16 +693,16 @@
       </w:pPr>
       <w:r>
         <w:rPr>
-          <w:sz w:val="19"/>
+          <w:sz w:val="22"/>
         </w:rPr>
         <w:t>Inspect primary foreign and unique keys</w:t>
       </w:r>
       <w:r>
         <w:rPr>
-          <w:sz w:val="19"/>
+          <w:sz w:val="22"/>
         </w:rPr>
         <w:tab/>
-        <w:t>17</w:t>
+        <w:t>18</w:t>
       </w:r>
     </w:p>
     <w:p>
@@ -713,16 +714,16 @@
       </w:pPr>
       <w:r>
         <w:rPr>
-          <w:sz w:val="19"/>
+          <w:sz w:val="22"/>
         </w:rPr>
         <w:t>Inspect indexes and performance evidence</w:t>
       </w:r>
       <w:r>
         <w:rPr>
-          <w:sz w:val="19"/>
+          <w:sz w:val="22"/>
         </w:rPr>
         <w:tab/>
-        <w:t>17</w:t>
+        <w:t>18</w:t>
       </w:r>
     </w:p>
     <w:p>
@@ -734,16 +735,16 @@
       </w:pPr>
       <w:r>
         <w:rPr>
-          <w:sz w:val="19"/>
+          <w:sz w:val="22"/>
         </w:rPr>
         <w:t>Inspect stored procedures functions and triggers</w:t>
       </w:r>
       <w:r>
         <w:rPr>
-          <w:sz w:val="19"/>
+          <w:sz w:val="22"/>
         </w:rPr>
         <w:tab/>
-        <w:t>18</w:t>
+        <w:t>19</w:t>
       </w:r>
     </w:p>
     <w:p>
@@ -755,16 +756,16 @@
       </w:pPr>
       <w:r>
         <w:rPr>
-          <w:sz w:val="19"/>
+          <w:sz w:val="22"/>
         </w:rPr>
         <w:t>Inspect entity relationship diagrams</w:t>
       </w:r>
       <w:r>
         <w:rPr>
-          <w:sz w:val="19"/>
+          <w:sz w:val="22"/>
         </w:rPr>
         <w:tab/>
-        <w:t>19</w:t>
+        <w:t>20</w:t>
       </w:r>
     </w:p>
     <w:p>
@@ -776,16 +777,16 @@
       </w:pPr>
       <w:r>
         <w:rPr>
-          <w:sz w:val="19"/>
+          <w:sz w:val="22"/>
         </w:rPr>
         <w:t>Define table and column business meanings</w:t>
       </w:r>
       <w:r>
         <w:rPr>
-          <w:sz w:val="19"/>
+          <w:sz w:val="22"/>
         </w:rPr>
         <w:tab/>
-        <w:t>20</w:t>
+        <w:t>21</w:t>
       </w:r>
     </w:p>
     <w:p>
@@ -797,16 +798,16 @@
       </w:pPr>
       <w:r>
         <w:rPr>
-          <w:sz w:val="19"/>
+          <w:sz w:val="22"/>
         </w:rPr>
         <w:t>Follow dataset and screen field bindings</w:t>
       </w:r>
       <w:r>
         <w:rPr>
-          <w:sz w:val="19"/>
+          <w:sz w:val="22"/>
         </w:rPr>
         <w:tab/>
-        <w:t>21</w:t>
+        <w:t>22</w:t>
       </w:r>
     </w:p>
     <w:p>
@@ -818,16 +819,16 @@
       </w:pPr>
       <w:r>
         <w:rPr>
-          <w:sz w:val="19"/>
+          <w:sz w:val="22"/>
         </w:rPr>
-        <w:t>Compare screen history and visual changes</w:t>
+        <w:t>Inspect database read and write operations</w:t>
       </w:r>
       <w:r>
         <w:rPr>
-          <w:sz w:val="19"/>
+          <w:sz w:val="22"/>
         </w:rPr>
         <w:tab/>
-        <w:t>21</w:t>
+        <w:t>22</w:t>
       </w:r>
     </w:p>
     <w:p>
@@ -839,16 +840,16 @@
       </w:pPr>
       <w:r>
         <w:rPr>
-          <w:sz w:val="19"/>
+          <w:sz w:val="22"/>
         </w:rPr>
-        <w:t>Record user actions and business purposes</w:t>
+        <w:t>Compare screen history and visual changes</w:t>
       </w:r>
       <w:r>
         <w:rPr>
-          <w:sz w:val="19"/>
+          <w:sz w:val="22"/>
         </w:rPr>
         <w:tab/>
-        <w:t>22</w:t>
+        <w:t>23</w:t>
       </w:r>
     </w:p>
     <w:p>
@@ -860,16 +861,16 @@
       </w:pPr>
       <w:r>
         <w:rPr>
-          <w:sz w:val="19"/>
+          <w:sz w:val="22"/>
         </w:rPr>
-        <w:t>Write attributed knowledge</w:t>
+        <w:t>Record user actions and business purposes</w:t>
       </w:r>
       <w:r>
         <w:rPr>
-          <w:sz w:val="19"/>
+          <w:sz w:val="22"/>
         </w:rPr>
         <w:tab/>
-        <w:t>23</w:t>
+        <w:t>24</w:t>
       </w:r>
     </w:p>
     <w:p>
@@ -881,16 +882,16 @@
       </w:pPr>
       <w:r>
         <w:rPr>
-          <w:sz w:val="19"/>
+          <w:sz w:val="22"/>
         </w:rPr>
-        <w:t>Link authored sections to exact evidence</w:t>
+        <w:t>Write attributed knowledge</w:t>
       </w:r>
       <w:r>
         <w:rPr>
-          <w:sz w:val="19"/>
+          <w:sz w:val="22"/>
         </w:rPr>
         <w:tab/>
-        <w:t>23</w:t>
+        <w:t>24</w:t>
       </w:r>
     </w:p>
     <w:p>
@@ -902,16 +903,16 @@
       </w:pPr>
       <w:r>
         <w:rPr>
-          <w:sz w:val="19"/>
+          <w:sz w:val="22"/>
         </w:rPr>
-        <w:t>Review and retire knowledge</w:t>
+        <w:t>Link authored sections to exact evidence</w:t>
       </w:r>
       <w:r>
         <w:rPr>
-          <w:sz w:val="19"/>
+          <w:sz w:val="22"/>
         </w:rPr>
         <w:tab/>
-        <w:t>23</w:t>
+        <w:t>25</w:t>
       </w:r>
     </w:p>
     <w:p>
@@ -923,16 +924,16 @@
       </w:pPr>
       <w:r>
         <w:rPr>
-          <w:sz w:val="19"/>
+          <w:sz w:val="22"/>
         </w:rPr>
-        <w:t>Review changed knowledge against evidence</w:t>
+        <w:t>Review and retire knowledge</w:t>
       </w:r>
       <w:r>
         <w:rPr>
-          <w:sz w:val="19"/>
+          <w:sz w:val="22"/>
         </w:rPr>
         <w:tab/>
-        <w:t>24</w:t>
+        <w:t>25</w:t>
       </w:r>
     </w:p>
     <w:p>
@@ -944,16 +945,16 @@
       </w:pPr>
       <w:r>
         <w:rPr>
-          <w:sz w:val="19"/>
+          <w:sz w:val="22"/>
         </w:rPr>
-        <w:t>Answer focused author questions</w:t>
+        <w:t>Review changed knowledge against evidence</w:t>
       </w:r>
       <w:r>
         <w:rPr>
-          <w:sz w:val="19"/>
+          <w:sz w:val="22"/>
         </w:rPr>
         <w:tab/>
-        <w:t>24</w:t>
+        <w:t>25</w:t>
       </w:r>
     </w:p>
     <w:p>
@@ -965,16 +966,16 @@
       </w:pPr>
       <w:r>
         <w:rPr>
-          <w:sz w:val="19"/>
+          <w:sz w:val="22"/>
         </w:rPr>
-        <w:t>Preserve saved runtime observations</w:t>
+        <w:t>Answer focused author questions</w:t>
       </w:r>
       <w:r>
         <w:rPr>
-          <w:sz w:val="19"/>
+          <w:sz w:val="22"/>
         </w:rPr>
         <w:tab/>
-        <w:t>24</w:t>
+        <w:t>26</w:t>
       </w:r>
     </w:p>
     <w:p>
@@ -986,16 +987,16 @@
       </w:pPr>
       <w:r>
         <w:rPr>
-          <w:sz w:val="19"/>
+          <w:sz w:val="22"/>
         </w:rPr>
-        <w:t>Retain captures and review rename continuity</w:t>
+        <w:t>Preserve saved runtime observations</w:t>
       </w:r>
       <w:r>
         <w:rPr>
-          <w:sz w:val="19"/>
+          <w:sz w:val="22"/>
         </w:rPr>
         <w:tab/>
-        <w:t>25</w:t>
+        <w:t>26</w:t>
       </w:r>
     </w:p>
     <w:p>
@@ -1007,16 +1008,16 @@
       </w:pPr>
       <w:r>
         <w:rPr>
-          <w:sz w:val="19"/>
+          <w:sz w:val="22"/>
         </w:rPr>
-        <w:t>Back up and restore a complete database</w:t>
+        <w:t>Retain captures and review rename continuity</w:t>
       </w:r>
       <w:r>
         <w:rPr>
-          <w:sz w:val="19"/>
+          <w:sz w:val="22"/>
         </w:rPr>
         <w:tab/>
-        <w:t>25</w:t>
+        <w:t>26</w:t>
       </w:r>
     </w:p>
     <w:p>
@@ -1028,16 +1029,16 @@
       </w:pPr>
       <w:r>
         <w:rPr>
-          <w:sz w:val="19"/>
+          <w:sz w:val="22"/>
         </w:rPr>
-        <w:t>Publish manuals and handoffs</w:t>
+        <w:t>Back up and restore a complete database</w:t>
       </w:r>
       <w:r>
         <w:rPr>
-          <w:sz w:val="19"/>
+          <w:sz w:val="22"/>
         </w:rPr>
         <w:tab/>
-        <w:t>25</w:t>
+        <w:t>27</w:t>
       </w:r>
     </w:p>
     <w:p>
@@ -1049,16 +1050,16 @@
       </w:pPr>
       <w:r>
         <w:rPr>
-          <w:sz w:val="19"/>
+          <w:sz w:val="22"/>
         </w:rPr>
-        <w:t>Translate and review saved sections</w:t>
+        <w:t>Publish manuals and handoffs</w:t>
       </w:r>
       <w:r>
         <w:rPr>
-          <w:sz w:val="19"/>
+          <w:sz w:val="22"/>
         </w:rPr>
         <w:tab/>
-        <w:t>26</w:t>
+        <w:t>27</w:t>
       </w:r>
     </w:p>
     <w:p>
@@ -1070,16 +1071,16 @@
       </w:pPr>
       <w:r>
         <w:rPr>
-          <w:sz w:val="19"/>
+          <w:sz w:val="22"/>
         </w:rPr>
-        <w:t>Publish localized text and source browsing</w:t>
+        <w:t>Translate and review saved sections</w:t>
       </w:r>
       <w:r>
         <w:rPr>
-          <w:sz w:val="19"/>
+          <w:sz w:val="22"/>
         </w:rPr>
         <w:tab/>
-        <w:t>26</w:t>
+        <w:t>28</w:t>
       </w:r>
     </w:p>
     <w:p>
@@ -1091,16 +1092,16 @@
       </w:pPr>
       <w:r>
         <w:rPr>
-          <w:sz w:val="19"/>
+          <w:sz w:val="22"/>
         </w:rPr>
-        <w:t>Validate a bundle in the application</w:t>
+        <w:t>Publish localized text and source browsing</w:t>
       </w:r>
       <w:r>
         <w:rPr>
-          <w:sz w:val="19"/>
+          <w:sz w:val="22"/>
         </w:rPr>
         <w:tab/>
-        <w:t>27</w:t>
+        <w:t>28</w:t>
       </w:r>
     </w:p>
     <w:p>
@@ -1112,16 +1113,16 @@
       </w:pPr>
       <w:r>
         <w:rPr>
-          <w:sz w:val="19"/>
+          <w:sz w:val="22"/>
         </w:rPr>
-        <w:t>Validate and preserve exports</w:t>
+        <w:t>Validate a bundle in the application</w:t>
       </w:r>
       <w:r>
         <w:rPr>
-          <w:sz w:val="19"/>
+          <w:sz w:val="22"/>
         </w:rPr>
         <w:tab/>
-        <w:t>27</w:t>
+        <w:t>29</w:t>
       </w:r>
     </w:p>
     <w:p>
@@ -1133,16 +1134,16 @@
       </w:pPr>
       <w:r>
         <w:rPr>
-          <w:sz w:val="19"/>
+          <w:sz w:val="22"/>
         </w:rPr>
-        <w:t>Troubleshoot common states</w:t>
+        <w:t>Validate and preserve exports</w:t>
       </w:r>
       <w:r>
         <w:rPr>
-          <w:sz w:val="19"/>
+          <w:sz w:val="22"/>
         </w:rPr>
         <w:tab/>
-        <w:t>28</w:t>
+        <w:t>29</w:t>
       </w:r>
     </w:p>
     <w:p>
@@ -1154,16 +1155,16 @@
       </w:pPr>
       <w:r>
         <w:rPr>
-          <w:sz w:val="19"/>
+          <w:sz w:val="22"/>
         </w:rPr>
-        <w:t>Practice a maintenance handoff</w:t>
+        <w:t>Troubleshoot common states</w:t>
       </w:r>
       <w:r>
         <w:rPr>
-          <w:sz w:val="19"/>
+          <w:sz w:val="22"/>
         </w:rPr>
         <w:tab/>
-        <w:t>28</w:t>
+        <w:t>29</w:t>
       </w:r>
     </w:p>
     <w:p>
@@ -1175,16 +1176,16 @@
       </w:pPr>
       <w:r>
         <w:rPr>
-          <w:sz w:val="19"/>
+          <w:sz w:val="22"/>
         </w:rPr>
-        <w:t>Understand implementation status</w:t>
+        <w:t>Practice a maintenance handoff</w:t>
       </w:r>
       <w:r>
         <w:rPr>
-          <w:sz w:val="19"/>
+          <w:sz w:val="22"/>
         </w:rPr>
         <w:tab/>
-        <w:t>28</w:t>
+        <w:t>30</w:t>
       </w:r>
     </w:p>
     <w:p>
@@ -1196,16 +1197,37 @@
       </w:pPr>
       <w:r>
         <w:rPr>
-          <w:sz w:val="19"/>
+          <w:sz w:val="22"/>
+        </w:rPr>
+        <w:t>Understand implementation status</w:t>
+      </w:r>
+      <w:r>
+        <w:rPr>
+          <w:sz w:val="22"/>
+        </w:rPr>
+        <w:tab/>
+        <w:t>30</w:t>
+      </w:r>
+    </w:p>
+    <w:p>
+      <w:pPr>
+        <w:spacing w:after="0" w:line="240" w:lineRule="auto"/>
+        <w:tabs>
+          <w:tab w:val="right" w:leader="dot" w:pos="9360"/>
+        </w:tabs>
+      </w:pPr>
+      <w:r>
+        <w:rPr>
+          <w:sz w:val="22"/>
         </w:rPr>
         <w:t>Source and revision evidence</w:t>
       </w:r>
       <w:r>
         <w:rPr>
-          <w:sz w:val="19"/>
+          <w:sz w:val="22"/>
         </w:rPr>
         <w:tab/>
-        <w:t>29</w:t>
+        <w:t>30</w:t>
       </w:r>
     </w:p>
     <w:p>
@@ -1830,7 +1852,7 @@
     </w:p>
     <w:p>
       <w:r>
-        <w:t>Open the intended project and choose Dynamic controls in the upper-right page selector. Attach the source and click Full reassessment for an older capture; DPH-WP3-12 adds owner, parent and event relationships that old captures do not contain. Select a row to read its constructor class, generation, source range and fingerprint. Each row is a source creation site; a loop does not establish its runtime instance count.</w:t>
+        <w:t>Open the intended project and choose Dynamic controls in the upper-right page selector. Attach the source and click Full reassessment for an older capture; DPH-WP3-13 adds owner, parent and event relationships that old captures do not contain. Select a row to read its constructor class, generation, source range and fingerprint. Each row is a source creation site; a loop does not establish its runtime instance count.</w:t>
       </w:r>
     </w:p>
     <w:p>
@@ -2320,6 +2342,34 @@
         <w:pStyle w:val="Heading1"/>
       </w:pPr>
       <w:r>
+        <w:t>Inspect database read and write operations</w:t>
+      </w:r>
+    </w:p>
+    <w:p>
+      <w:r>
+        <w:t>Choose Database connections in the upper-right page selector, then choose database operation in its kind filter. Clear the text filter to see all captured requests; enter Post, Delete, read, insert or a calling routine name to narrow the list. Select a row. The evidence memo begins with its operation kind, requested effect and evidence basis. Operation requests are source candidates; DPH does not run the selected application or connect to its database.</w:t>
+      </w:r>
+    </w:p>
+    <w:p>
+      <w:r>
+        <w:t>Open, Refresh, navigation and search methods are read candidates. Append and Insert prepare a new record buffer; Edit prepares an update. AppendRecord and InsertRecord request insertion. Post submits a pending insert or edit, depending on the dataset state; cached updates can defer persistence. Delete requests deletion of the current record. ApplyUpdates can submit mixed pending writes. Cancel and CancelUpdates concern pending edits or cached changes. None of these calls proves transaction commit or rollback.</w:t>
+      </w:r>
+    </w:p>
+    <w:p>
+      <w:r>
+        <w:t>Literal SELECT, INSERT, UPDATE and DELETE text is classified separately from calls. Configuring SQL does not execute it. Joined statements retain their lexical family even when table and column binding is unsupported. Dynamic SQL, mixed batches and unsupported prefixes remain unknown. SQL values are omitted from this inventory. Inspect approved source locally to understand parameters and context.</w:t>
+      </w:r>
+    </w:p>
+    <w:p>
+      <w:r>
+        <w:t>Select Target via DataSet in the reference selector and click Follow reference to inspect the exact captured receiver. A dataset lists reverse operation references in the same selector. Click Source to open the original location only after attaching unchanged source; detached, changed and historical evidence refuses navigation. Use the horizontal toolbar scrollbar to reach Follow reference and Source when they are outside the visible area. Scroll within the evidence memo for engine evidence and unknowns. Full reassessment upgrades an older capture to the new analyzer. Explicit run and test directions are in docs/guides/Database_Operations_Run_and_Test.txt.</w:t>
+      </w:r>
+    </w:p>
+    <w:p>
+      <w:pPr>
+        <w:pStyle w:val="Heading1"/>
+      </w:pPr>
+      <w:r>
         <w:t>Compare screen history and visual changes</w:t>
       </w:r>
     </w:p>
@@ -2761,7 +2811,7 @@
     </w:p>
     <w:p>
       <w:r>
-        <w:t>The supplied Phase 1 inventory contains 533 numbered requirements plus presentation rules. All 510 formerly unassessed requirements were reconciled in 21 audit batches. No unassessed items remain. The traceability ledger and implementation backlog distinguish implemented features, attributed manual capture, partial behavior and missing features. After the glossary, keyboard, command inventory, dynamic control, layout rule and component dependency implementations, 326 requirement records remain incomplete; overlapping records can share an implementation task. Earlier WP acceptance and 0.3.0 packages do not establish completion of the larger inventory.</w:t>
+        <w:t>The supplied Phase 1 inventory contains 533 numbered requirements plus presentation rules. All 510 formerly unassessed requirements were reconciled in 21 audit batches. No unassessed items remain. The traceability ledger and implementation backlog distinguish implemented features, attributed manual capture, partial behavior and missing features. After the glossary, keyboard, command inventory, dynamic control, layout rule and component dependency implementations, 325 requirement records remain incomplete; overlapping records can share an implementation task. Earlier WP acceptance and 0.3.0 packages do not establish completion of the larger inventory.</w:t>
       </w:r>
     </w:p>
     <w:p>
@@ -2875,7 +2925,7 @@
           <w:rFonts w:ascii="Consolas" w:hAnsi="Consolas"/>
           <w:sz w:val="16"/>
         </w:rPr>
-        <w:t>98ecd089264555c80cd293fbd5cc70fb6c6d0549e788f3f50313f76653874d3c</w:t>
+        <w:t>a37176e806b6270c88879df9e80c7a0108aeede8a2138428fca4dd07724a01a7</w:t>
       </w:r>
     </w:p>
     <w:p>
@@ -2971,7 +3021,7 @@
           <w:rFonts w:ascii="Consolas" w:hAnsi="Consolas"/>
           <w:sz w:val="16"/>
         </w:rPr>
-        <w:t>1da99806fa3a71afbfe4c58e8e1bb40041d308e32b42fd06f412723c79f7799b</w:t>
+        <w:t>7d6e617e3459b5846c711cd93a37d516116b73e5b76695404f83ec0ac1874447</w:t>
       </w:r>
     </w:p>
     <w:p>
@@ -3571,7 +3621,7 @@
           <w:rFonts w:ascii="Consolas" w:hAnsi="Consolas"/>
           <w:sz w:val="16"/>
         </w:rPr>
-        <w:t>cc5b8ea9f5ef9bbb10a7eb55d17836d6a0b9511ddf269819f34a6ed28ec5c478</w:t>
+        <w:t>54a2cbd7b10571e67676a2ef06b13996801b13f5f42e7fce7825f8522a9488bd</w:t>
       </w:r>
     </w:p>
     <w:p>
@@ -3739,7 +3789,7 @@
           <w:rFonts w:ascii="Consolas" w:hAnsi="Consolas"/>
           <w:sz w:val="16"/>
         </w:rPr>
-        <w:t>fa7a808b18614e2389536d5d4053656aba6fee2096f29abbf8868c56d4798866</w:t>
+        <w:t>d318d45a13775018ea583c4f6067728c2c4f52f076bb243afd995c5702ecfb24</w:t>
       </w:r>
     </w:p>
     <w:p>
@@ -4003,7 +4053,7 @@
           <w:rFonts w:ascii="Consolas" w:hAnsi="Consolas"/>
           <w:sz w:val="16"/>
         </w:rPr>
-        <w:t>3377a20f2e305a2e667438205d1698c4df79bdab35edb70649e0cae7f4db340c</w:t>
+        <w:t>938875db260dbc71005b2a57c5ef75b625d1781df304e71acecb9f7d99489c68</w:t>
       </w:r>
     </w:p>
     <w:p>

--- a/docs/guides/DPH_User_Guide.docx
+++ b/docs/guides/DPH_User_Guide.docx
@@ -842,7 +842,7 @@
         <w:rPr>
           <w:sz w:val="22"/>
         </w:rPr>
-        <w:t>Compare screen history and visual changes</w:t>
+        <w:t>Inspect transaction and rollback paths</w:t>
       </w:r>
       <w:r>
         <w:rPr>
@@ -863,7 +863,7 @@
         <w:rPr>
           <w:sz w:val="22"/>
         </w:rPr>
-        <w:t>Record user actions and business purposes</w:t>
+        <w:t>Compare screen history and visual changes</w:t>
       </w:r>
       <w:r>
         <w:rPr>
@@ -884,7 +884,7 @@
         <w:rPr>
           <w:sz w:val="22"/>
         </w:rPr>
-        <w:t>Write attributed knowledge</w:t>
+        <w:t>Record user actions and business purposes</w:t>
       </w:r>
       <w:r>
         <w:rPr>
@@ -905,7 +905,7 @@
         <w:rPr>
           <w:sz w:val="22"/>
         </w:rPr>
-        <w:t>Link authored sections to exact evidence</w:t>
+        <w:t>Write attributed knowledge</w:t>
       </w:r>
       <w:r>
         <w:rPr>
@@ -926,7 +926,7 @@
         <w:rPr>
           <w:sz w:val="22"/>
         </w:rPr>
-        <w:t>Review and retire knowledge</w:t>
+        <w:t>Link authored sections to exact evidence</w:t>
       </w:r>
       <w:r>
         <w:rPr>
@@ -947,28 +947,7 @@
         <w:rPr>
           <w:sz w:val="22"/>
         </w:rPr>
-        <w:t>Review changed knowledge against evidence</w:t>
-      </w:r>
-      <w:r>
-        <w:rPr>
-          <w:sz w:val="22"/>
-        </w:rPr>
-        <w:tab/>
-        <w:t>25</w:t>
-      </w:r>
-    </w:p>
-    <w:p>
-      <w:pPr>
-        <w:spacing w:after="0" w:line="240" w:lineRule="auto"/>
-        <w:tabs>
-          <w:tab w:val="right" w:leader="dot" w:pos="9360"/>
-        </w:tabs>
-      </w:pPr>
-      <w:r>
-        <w:rPr>
-          <w:sz w:val="22"/>
-        </w:rPr>
-        <w:t>Answer focused author questions</w:t>
+        <w:t>Review and retire knowledge</w:t>
       </w:r>
       <w:r>
         <w:rPr>
@@ -989,7 +968,7 @@
         <w:rPr>
           <w:sz w:val="22"/>
         </w:rPr>
-        <w:t>Preserve saved runtime observations</w:t>
+        <w:t>Review changed knowledge against evidence</w:t>
       </w:r>
       <w:r>
         <w:rPr>
@@ -1010,7 +989,7 @@
         <w:rPr>
           <w:sz w:val="22"/>
         </w:rPr>
-        <w:t>Retain captures and review rename continuity</w:t>
+        <w:t>Answer focused author questions</w:t>
       </w:r>
       <w:r>
         <w:rPr>
@@ -1031,7 +1010,7 @@
         <w:rPr>
           <w:sz w:val="22"/>
         </w:rPr>
-        <w:t>Back up and restore a complete database</w:t>
+        <w:t>Preserve saved runtime observations</w:t>
       </w:r>
       <w:r>
         <w:rPr>
@@ -1052,7 +1031,7 @@
         <w:rPr>
           <w:sz w:val="22"/>
         </w:rPr>
-        <w:t>Publish manuals and handoffs</w:t>
+        <w:t>Retain captures and review rename continuity</w:t>
       </w:r>
       <w:r>
         <w:rPr>
@@ -1073,7 +1052,28 @@
         <w:rPr>
           <w:sz w:val="22"/>
         </w:rPr>
-        <w:t>Translate and review saved sections</w:t>
+        <w:t>Back up and restore a complete database</w:t>
+      </w:r>
+      <w:r>
+        <w:rPr>
+          <w:sz w:val="22"/>
+        </w:rPr>
+        <w:tab/>
+        <w:t>27</w:t>
+      </w:r>
+    </w:p>
+    <w:p>
+      <w:pPr>
+        <w:spacing w:after="0" w:line="240" w:lineRule="auto"/>
+        <w:tabs>
+          <w:tab w:val="right" w:leader="dot" w:pos="9360"/>
+        </w:tabs>
+      </w:pPr>
+      <w:r>
+        <w:rPr>
+          <w:sz w:val="22"/>
+        </w:rPr>
+        <w:t>Publish manuals and handoffs</w:t>
       </w:r>
       <w:r>
         <w:rPr>
@@ -1094,7 +1094,7 @@
         <w:rPr>
           <w:sz w:val="22"/>
         </w:rPr>
-        <w:t>Publish localized text and source browsing</w:t>
+        <w:t>Translate and review saved sections</w:t>
       </w:r>
       <w:r>
         <w:rPr>
@@ -1115,6 +1115,27 @@
         <w:rPr>
           <w:sz w:val="22"/>
         </w:rPr>
+        <w:t>Publish localized text and source browsing</w:t>
+      </w:r>
+      <w:r>
+        <w:rPr>
+          <w:sz w:val="22"/>
+        </w:rPr>
+        <w:tab/>
+        <w:t>28</w:t>
+      </w:r>
+    </w:p>
+    <w:p>
+      <w:pPr>
+        <w:spacing w:after="0" w:line="240" w:lineRule="auto"/>
+        <w:tabs>
+          <w:tab w:val="right" w:leader="dot" w:pos="9360"/>
+        </w:tabs>
+      </w:pPr>
+      <w:r>
+        <w:rPr>
+          <w:sz w:val="22"/>
+        </w:rPr>
         <w:t>Validate a bundle in the application</w:t>
       </w:r>
       <w:r>
@@ -1164,7 +1185,7 @@
           <w:sz w:val="22"/>
         </w:rPr>
         <w:tab/>
-        <w:t>29</w:t>
+        <w:t>30</w:t>
       </w:r>
     </w:p>
     <w:p>
@@ -1227,7 +1248,7 @@
           <w:sz w:val="22"/>
         </w:rPr>
         <w:tab/>
-        <w:t>30</w:t>
+        <w:t>31</w:t>
       </w:r>
     </w:p>
     <w:p>
@@ -1852,7 +1873,7 @@
     </w:p>
     <w:p>
       <w:r>
-        <w:t>Open the intended project and choose Dynamic controls in the upper-right page selector. Attach the source and click Full reassessment for an older capture; DPH-WP3-13 adds owner, parent and event relationships that old captures do not contain. Select a row to read its constructor class, generation, source range and fingerprint. Each row is a source creation site; a loop does not establish its runtime instance count.</w:t>
+        <w:t>Open the intended project and choose Dynamic controls in the upper-right page selector. Attach the source and click Full reassessment for an older capture; DPH-WP3-14 adds owner, parent and event relationships that old captures do not contain. Select a row to read its constructor class, generation, source range and fingerprint. Each row is a source creation site; a loop does not establish its runtime instance count.</w:t>
       </w:r>
     </w:p>
     <w:p>
@@ -2370,6 +2391,34 @@
         <w:pStyle w:val="Heading1"/>
       </w:pPr>
       <w:r>
+        <w:t>Inspect transaction and rollback paths</w:t>
+      </w:r>
+    </w:p>
+    <w:p>
+      <w:r>
+        <w:t>Choose Database connections in the upper-right page selector. In its kind filter choose transaction operation, then clear the text filter. Select StartTransaction or BeginTrans to inspect a begin request. Select Commit, Rollback or a retaining variant to inspect that boundary. Use the calling routine name to narrow the list. Searches include linked references, so a search for a begin call may also show its connected commit and rollback rows.</w:t>
+      </w:r>
+    </w:p>
+    <w:p>
+      <w:r>
+        <w:t>The evidence memo begins with TRANSACTION PATHS (SOURCE POSSIBILITIES). Each route leads to the next explicit transaction request on the same declared receiver, or to a normal/exception routine exit without another boundary. Possible normal and exception paths remain distinct. Conditional/loop routes and duplicated finally cleanup copies are labeled. A route is a conservative source possibility, not proof that the transaction started or that a commit or rollback succeeded.</w:t>
+      </w:r>
+    </w:p>
+    <w:p>
+      <w:r>
+        <w:t>In the reference selector choose a Target via possible normal path or possible exception path, then click Follow reference to inspect the next boundary. Target via Transaction opens the captured receiver; Used by returns to an earlier boundary. Follow reference clears filters to reveal its exact target, so reselect transaction operation when returning to the inventory. Scroll the command bar sideways to reach Follow reference and Source. Source requires unchanged attached source; a detached cache refuses navigation.</w:t>
+      </w:r>
+    </w:p>
+    <w:p>
+      <w:r>
+        <w:t>CommitRetaining and RollbackRetaining preserve or restart transaction context according to the provider. RollbackSavepoint concerns a savepoint rather than necessarily the full transaction. Post and Cancel are dataset operations and do not establish transaction completion. A visible exit without another boundary requires source and caller review; implicit transactions, aliases, external effects and provider behavior remain unknown. Missing, ambiguous or truncated flow must never be read as safe completion. Explicit launch and test steps are in docs/guides/Database_Transactions_Run_and_Test.txt.</w:t>
+      </w:r>
+    </w:p>
+    <w:p>
+      <w:pPr>
+        <w:pStyle w:val="Heading1"/>
+      </w:pPr>
+      <w:r>
         <w:t>Compare screen history and visual changes</w:t>
       </w:r>
     </w:p>
@@ -2811,7 +2860,7 @@
     </w:p>
     <w:p>
       <w:r>
-        <w:t>The supplied Phase 1 inventory contains 533 numbered requirements plus presentation rules. All 510 formerly unassessed requirements were reconciled in 21 audit batches. No unassessed items remain. The traceability ledger and implementation backlog distinguish implemented features, attributed manual capture, partial behavior and missing features. After the glossary, keyboard, command inventory, dynamic control, layout rule and component dependency implementations, 325 requirement records remain incomplete; overlapping records can share an implementation task. Earlier WP acceptance and 0.3.0 packages do not establish completion of the larger inventory.</w:t>
+        <w:t>The supplied Phase 1 inventory contains 533 numbered requirements plus presentation rules. All 510 formerly unassessed requirements were reconciled in 21 audit batches. No unassessed items remain. The traceability ledger and implementation backlog distinguish implemented features, attributed manual capture, partial behavior and missing features. After the glossary, keyboard, command inventory, dynamic control, layout rule and component dependency implementations, 324 requirement records remain incomplete; overlapping records can share an implementation task. Earlier WP acceptance and 0.3.0 packages do not establish completion of the larger inventory.</w:t>
       </w:r>
     </w:p>
     <w:p>
@@ -2925,7 +2974,7 @@
           <w:rFonts w:ascii="Consolas" w:hAnsi="Consolas"/>
           <w:sz w:val="16"/>
         </w:rPr>
-        <w:t>a37176e806b6270c88879df9e80c7a0108aeede8a2138428fca4dd07724a01a7</w:t>
+        <w:t>3d70d3c202205366af62510c6a4984d03af95a05332297a6e85ee25190455b67</w:t>
       </w:r>
     </w:p>
     <w:p>
@@ -3021,7 +3070,7 @@
           <w:rFonts w:ascii="Consolas" w:hAnsi="Consolas"/>
           <w:sz w:val="16"/>
         </w:rPr>
-        <w:t>7d6e617e3459b5846c711cd93a37d516116b73e5b76695404f83ec0ac1874447</w:t>
+        <w:t>47c187a32ad1a040760bd9459e843d9c6fa7ced7b4ea5843280d2680127cc047</w:t>
       </w:r>
     </w:p>
     <w:p>
@@ -3789,7 +3838,7 @@
           <w:rFonts w:ascii="Consolas" w:hAnsi="Consolas"/>
           <w:sz w:val="16"/>
         </w:rPr>
-        <w:t>d318d45a13775018ea583c4f6067728c2c4f52f076bb243afd995c5702ecfb24</w:t>
+        <w:t>424137052f7b22f79f0d338613e73e668dc017d1c1f7dd6999e95c90b514ade2</w:t>
       </w:r>
     </w:p>
     <w:p>
@@ -4053,7 +4102,7 @@
           <w:rFonts w:ascii="Consolas" w:hAnsi="Consolas"/>
           <w:sz w:val="16"/>
         </w:rPr>
-        <w:t>938875db260dbc71005b2a57c5ef75b625d1781df304e71acecb9f7d99489c68</w:t>
+        <w:t>1f2494856ed8e4101ea6789e8aea774a916c05cafc57f383065f17b9e752b091</w:t>
       </w:r>
     </w:p>
     <w:p>

--- a/docs/guides/DPH_User_Guide.docx
+++ b/docs/guides/DPH_User_Guide.docx
@@ -863,7 +863,7 @@
         <w:rPr>
           <w:sz w:val="22"/>
         </w:rPr>
-        <w:t>Compare screen history and visual changes</w:t>
+        <w:t>Inspect field validation and transformations</w:t>
       </w:r>
       <w:r>
         <w:rPr>
@@ -884,7 +884,7 @@
         <w:rPr>
           <w:sz w:val="22"/>
         </w:rPr>
-        <w:t>Record user actions and business purposes</w:t>
+        <w:t>Compare screen history and visual changes</w:t>
       </w:r>
       <w:r>
         <w:rPr>
@@ -905,7 +905,7 @@
         <w:rPr>
           <w:sz w:val="22"/>
         </w:rPr>
-        <w:t>Write attributed knowledge</w:t>
+        <w:t>Record user actions and business purposes</w:t>
       </w:r>
       <w:r>
         <w:rPr>
@@ -926,7 +926,7 @@
         <w:rPr>
           <w:sz w:val="22"/>
         </w:rPr>
-        <w:t>Link authored sections to exact evidence</w:t>
+        <w:t>Write attributed knowledge</w:t>
       </w:r>
       <w:r>
         <w:rPr>
@@ -947,7 +947,7 @@
         <w:rPr>
           <w:sz w:val="22"/>
         </w:rPr>
-        <w:t>Review and retire knowledge</w:t>
+        <w:t>Link authored sections to exact evidence</w:t>
       </w:r>
       <w:r>
         <w:rPr>
@@ -968,7 +968,7 @@
         <w:rPr>
           <w:sz w:val="22"/>
         </w:rPr>
-        <w:t>Review changed knowledge against evidence</w:t>
+        <w:t>Review and retire knowledge</w:t>
       </w:r>
       <w:r>
         <w:rPr>
@@ -989,7 +989,7 @@
         <w:rPr>
           <w:sz w:val="22"/>
         </w:rPr>
-        <w:t>Answer focused author questions</w:t>
+        <w:t>Review changed knowledge against evidence</w:t>
       </w:r>
       <w:r>
         <w:rPr>
@@ -1010,7 +1010,7 @@
         <w:rPr>
           <w:sz w:val="22"/>
         </w:rPr>
-        <w:t>Preserve saved runtime observations</w:t>
+        <w:t>Answer focused author questions</w:t>
       </w:r>
       <w:r>
         <w:rPr>
@@ -1031,7 +1031,7 @@
         <w:rPr>
           <w:sz w:val="22"/>
         </w:rPr>
-        <w:t>Retain captures and review rename continuity</w:t>
+        <w:t>Preserve saved runtime observations</w:t>
       </w:r>
       <w:r>
         <w:rPr>
@@ -1052,7 +1052,7 @@
         <w:rPr>
           <w:sz w:val="22"/>
         </w:rPr>
-        <w:t>Back up and restore a complete database</w:t>
+        <w:t>Retain captures and review rename continuity</w:t>
       </w:r>
       <w:r>
         <w:rPr>
@@ -1073,7 +1073,7 @@
         <w:rPr>
           <w:sz w:val="22"/>
         </w:rPr>
-        <w:t>Publish manuals and handoffs</w:t>
+        <w:t>Back up and restore a complete database</w:t>
       </w:r>
       <w:r>
         <w:rPr>
@@ -1094,7 +1094,7 @@
         <w:rPr>
           <w:sz w:val="22"/>
         </w:rPr>
-        <w:t>Translate and review saved sections</w:t>
+        <w:t>Publish manuals and handoffs</w:t>
       </w:r>
       <w:r>
         <w:rPr>
@@ -1115,28 +1115,7 @@
         <w:rPr>
           <w:sz w:val="22"/>
         </w:rPr>
-        <w:t>Publish localized text and source browsing</w:t>
-      </w:r>
-      <w:r>
-        <w:rPr>
-          <w:sz w:val="22"/>
-        </w:rPr>
-        <w:tab/>
-        <w:t>28</w:t>
-      </w:r>
-    </w:p>
-    <w:p>
-      <w:pPr>
-        <w:spacing w:after="0" w:line="240" w:lineRule="auto"/>
-        <w:tabs>
-          <w:tab w:val="right" w:leader="dot" w:pos="9360"/>
-        </w:tabs>
-      </w:pPr>
-      <w:r>
-        <w:rPr>
-          <w:sz w:val="22"/>
-        </w:rPr>
-        <w:t>Validate a bundle in the application</w:t>
+        <w:t>Translate and review saved sections</w:t>
       </w:r>
       <w:r>
         <w:rPr>
@@ -1157,7 +1136,7 @@
         <w:rPr>
           <w:sz w:val="22"/>
         </w:rPr>
-        <w:t>Validate and preserve exports</w:t>
+        <w:t>Publish localized text and source browsing</w:t>
       </w:r>
       <w:r>
         <w:rPr>
@@ -1178,7 +1157,7 @@
         <w:rPr>
           <w:sz w:val="22"/>
         </w:rPr>
-        <w:t>Troubleshoot common states</w:t>
+        <w:t>Validate a bundle in the application</w:t>
       </w:r>
       <w:r>
         <w:rPr>
@@ -1199,7 +1178,7 @@
         <w:rPr>
           <w:sz w:val="22"/>
         </w:rPr>
-        <w:t>Practice a maintenance handoff</w:t>
+        <w:t>Validate and preserve exports</w:t>
       </w:r>
       <w:r>
         <w:rPr>
@@ -1220,7 +1199,7 @@
         <w:rPr>
           <w:sz w:val="22"/>
         </w:rPr>
-        <w:t>Understand implementation status</w:t>
+        <w:t>Troubleshoot common states</w:t>
       </w:r>
       <w:r>
         <w:rPr>
@@ -1228,6 +1207,48 @@
         </w:rPr>
         <w:tab/>
         <w:t>30</w:t>
+      </w:r>
+    </w:p>
+    <w:p>
+      <w:pPr>
+        <w:spacing w:after="0" w:line="240" w:lineRule="auto"/>
+        <w:tabs>
+          <w:tab w:val="right" w:leader="dot" w:pos="9360"/>
+        </w:tabs>
+      </w:pPr>
+      <w:r>
+        <w:rPr>
+          <w:sz w:val="22"/>
+        </w:rPr>
+        <w:t>Practice a maintenance handoff</w:t>
+      </w:r>
+      <w:r>
+        <w:rPr>
+          <w:sz w:val="22"/>
+        </w:rPr>
+        <w:tab/>
+        <w:t>31</w:t>
+      </w:r>
+    </w:p>
+    <w:p>
+      <w:pPr>
+        <w:spacing w:after="0" w:line="240" w:lineRule="auto"/>
+        <w:tabs>
+          <w:tab w:val="right" w:leader="dot" w:pos="9360"/>
+        </w:tabs>
+      </w:pPr>
+      <w:r>
+        <w:rPr>
+          <w:sz w:val="22"/>
+        </w:rPr>
+        <w:t>Understand implementation status</w:t>
+      </w:r>
+      <w:r>
+        <w:rPr>
+          <w:sz w:val="22"/>
+        </w:rPr>
+        <w:tab/>
+        <w:t>31</w:t>
       </w:r>
     </w:p>
     <w:p>
@@ -1873,7 +1894,7 @@
     </w:p>
     <w:p>
       <w:r>
-        <w:t>Open the intended project and choose Dynamic controls in the upper-right page selector. Attach the source and click Full reassessment for an older capture; DPH-WP3-14 adds owner, parent and event relationships that old captures do not contain. Select a row to read its constructor class, generation, source range and fingerprint. Each row is a source creation site; a loop does not establish its runtime instance count.</w:t>
+        <w:t>Open the intended project and choose Dynamic controls in the upper-right page selector. Attach the source and click Full reassessment for an older capture; DPH-WP3-15 adds owner, parent and event relationships that old captures do not contain. Select a row to read its constructor class, generation, source range and fingerprint. Each row is a source creation site; a loop does not establish its runtime instance count.</w:t>
       </w:r>
     </w:p>
     <w:p>
@@ -2419,6 +2440,34 @@
         <w:pStyle w:val="Heading1"/>
       </w:pPr>
       <w:r>
+        <w:t>Inspect field validation and transformations</w:t>
+      </w:r>
+    </w:p>
+    <w:p>
+      <w:r>
+        <w:t>Open the intended project or cache and choose Database connections in the upper-right page selector. Choose data rule in its kind filter. Clear the text filter, then search for a field, handler, predicate, constraint or transformation expression. Select a row. The labeled evidence memo begins DATA VALIDATION AND TRANSFORMATION EVIDENCE and shows Input expression, Output expression, Constraint, Captured expression and conditional compilation context. Drag the divider below the list or scroll the memo for the full explanation.</w:t>
+      </w:r>
+    </w:p>
+    <w:p>
+      <w:r>
+        <w:t>Declared field constraints include captured Required, ReadOnly, Size, Precision, MinValue, MaxValue, CustomConstraint, DefaultExpression, error-message and edit-mask declarations. Numeric and constraint structure remains visible; literal contents are omitted. A declaration does not establish an inherited default or a successfully enforced rule. Default expressions are not evaluated. An omitted message or mask can be inspected through approved hash-checked Source.</w:t>
+      </w:r>
+    </w:p>
+    <w:p>
+      <w:r>
+        <w:t>Validation and conversion hooks include OnValidate, OnSetText, OnGetText, BeforePost and other recognized dataset or input events. Captured handler conditions, raises, early returns and assignment expressions provide technical rule candidates. Assignment rows identify the written expression and its input expression, with links to available lexical declarations. Handler context identifies its associated field, dataset or bound control; it does not prove that every statement acts on that field or that an event actually ran.</w:t>
+      </w:r>
+    </w:p>
+    <w:p>
+      <w:r>
+        <w:t>Scroll the command bar sideways to reach the reference selector, Follow reference and Source. Follow rule context to the field or dataset, handler to its captured routine, or lexical input/output to a declaration. Follow clears filters to show the exact target; reselect data rule afterward. Source requires unchanged attached source in the displayed generation. Missing or ambiguous handlers and unavailable syntax remain explicit. The shared 10000-row inventory limit reports omitted rules. Full launch, practice and test directions are in docs/guides/Data_Rules_Run_and_Test.txt. DPH does not run target code, SQL or validation.</w:t>
+      </w:r>
+    </w:p>
+    <w:p>
+      <w:pPr>
+        <w:pStyle w:val="Heading1"/>
+      </w:pPr>
+      <w:r>
         <w:t>Compare screen history and visual changes</w:t>
       </w:r>
     </w:p>
@@ -2860,7 +2909,7 @@
     </w:p>
     <w:p>
       <w:r>
-        <w:t>The supplied Phase 1 inventory contains 533 numbered requirements plus presentation rules. All 510 formerly unassessed requirements were reconciled in 21 audit batches. No unassessed items remain. The traceability ledger and implementation backlog distinguish implemented features, attributed manual capture, partial behavior and missing features. After the glossary, keyboard, command inventory, dynamic control, layout rule and component dependency implementations, 324 requirement records remain incomplete; overlapping records can share an implementation task. Earlier WP acceptance and 0.3.0 packages do not establish completion of the larger inventory.</w:t>
+        <w:t>The supplied Phase 1 inventory contains 533 numbered requirements plus presentation rules. All 510 formerly unassessed requirements were reconciled in 21 audit batches. No unassessed items remain. The traceability ledger and implementation backlog distinguish implemented features, attributed manual capture, partial behavior and missing features. After the glossary, keyboard, command inventory, dynamic control, layout rule and component dependency implementations, 323 requirement records remain incomplete; overlapping records can share an implementation task. Earlier WP acceptance and 0.3.0 packages do not establish completion of the larger inventory.</w:t>
       </w:r>
     </w:p>
     <w:p>
@@ -2974,7 +3023,7 @@
           <w:rFonts w:ascii="Consolas" w:hAnsi="Consolas"/>
           <w:sz w:val="16"/>
         </w:rPr>
-        <w:t>3d70d3c202205366af62510c6a4984d03af95a05332297a6e85ee25190455b67</w:t>
+        <w:t>93d7e969508ff4862a98f7e4d7b6cb690cf741792d5a0e4dbac9f012bc8c5035</w:t>
       </w:r>
     </w:p>
     <w:p>
@@ -3190,7 +3239,7 @@
           <w:rFonts w:ascii="Consolas" w:hAnsi="Consolas"/>
           <w:sz w:val="16"/>
         </w:rPr>
-        <w:t>8b0a82186f7831bd1c27bf377409ac6e49b77c228666e6087fca8758c85d4cc7</w:t>
+        <w:t>3cf7d49afd859e2d2749cb30e5fdd76120eaf05ef5223e8fb8bf6eb1a7fcd66c</w:t>
       </w:r>
     </w:p>
     <w:p>
@@ -3238,7 +3287,7 @@
           <w:rFonts w:ascii="Consolas" w:hAnsi="Consolas"/>
           <w:sz w:val="16"/>
         </w:rPr>
-        <w:t>1bc634e14dbc4d2b2b94d566fcca9eae7911fd1299b70ef7378dcba577c80778</w:t>
+        <w:t>bdecd758070044593a6a19bfd53b35f9a23286e2542194313222cdfee51d6557</w:t>
       </w:r>
     </w:p>
     <w:p>
@@ -3670,7 +3719,7 @@
           <w:rFonts w:ascii="Consolas" w:hAnsi="Consolas"/>
           <w:sz w:val="16"/>
         </w:rPr>
-        <w:t>54a2cbd7b10571e67676a2ef06b13996801b13f5f42e7fce7825f8522a9488bd</w:t>
+        <w:t>3ae9464703c174d8e35c492b01cdbda6c84986c1921397e5a8a78fb2f5cef5d9</w:t>
       </w:r>
     </w:p>
     <w:p>
@@ -3838,7 +3887,7 @@
           <w:rFonts w:ascii="Consolas" w:hAnsi="Consolas"/>
           <w:sz w:val="16"/>
         </w:rPr>
-        <w:t>424137052f7b22f79f0d338613e73e668dc017d1c1f7dd6999e95c90b514ade2</w:t>
+        <w:t>7e24e0ef35ce20eed33186704327a075d5087023dc0d4be2790589854c5ebbeb</w:t>
       </w:r>
     </w:p>
     <w:p>
@@ -4102,7 +4151,7 @@
           <w:rFonts w:ascii="Consolas" w:hAnsi="Consolas"/>
           <w:sz w:val="16"/>
         </w:rPr>
-        <w:t>1f2494856ed8e4101ea6789e8aea774a916c05cafc57f383065f17b9e752b091</w:t>
+        <w:t>ca8d6fa10b1e0f6dd8c802e7308ee6479259353d39e1b940e7e2d7f962c55282</w:t>
       </w:r>
     </w:p>
     <w:p>

--- a/docs/guides/DPH_User_Guide.docx
+++ b/docs/guides/DPH_User_Guide.docx
@@ -884,7 +884,7 @@
         <w:rPr>
           <w:sz w:val="22"/>
         </w:rPr>
-        <w:t>Compare screen history and visual changes</w:t>
+        <w:t>Trace inputs and destination candidates</w:t>
       </w:r>
       <w:r>
         <w:rPr>
@@ -905,7 +905,7 @@
         <w:rPr>
           <w:sz w:val="22"/>
         </w:rPr>
-        <w:t>Record user actions and business purposes</w:t>
+        <w:t>Compare screen history and visual changes</w:t>
       </w:r>
       <w:r>
         <w:rPr>
@@ -926,28 +926,7 @@
         <w:rPr>
           <w:sz w:val="22"/>
         </w:rPr>
-        <w:t>Write attributed knowledge</w:t>
-      </w:r>
-      <w:r>
-        <w:rPr>
-          <w:sz w:val="22"/>
-        </w:rPr>
-        <w:tab/>
-        <w:t>25</w:t>
-      </w:r>
-    </w:p>
-    <w:p>
-      <w:pPr>
-        <w:spacing w:after="0" w:line="240" w:lineRule="auto"/>
-        <w:tabs>
-          <w:tab w:val="right" w:leader="dot" w:pos="9360"/>
-        </w:tabs>
-      </w:pPr>
-      <w:r>
-        <w:rPr>
-          <w:sz w:val="22"/>
-        </w:rPr>
-        <w:t>Link authored sections to exact evidence</w:t>
+        <w:t>Record user actions and business purposes</w:t>
       </w:r>
       <w:r>
         <w:rPr>
@@ -968,7 +947,7 @@
         <w:rPr>
           <w:sz w:val="22"/>
         </w:rPr>
-        <w:t>Review and retire knowledge</w:t>
+        <w:t>Write attributed knowledge</w:t>
       </w:r>
       <w:r>
         <w:rPr>
@@ -989,7 +968,7 @@
         <w:rPr>
           <w:sz w:val="22"/>
         </w:rPr>
-        <w:t>Review changed knowledge against evidence</w:t>
+        <w:t>Link authored sections to exact evidence</w:t>
       </w:r>
       <w:r>
         <w:rPr>
@@ -1010,7 +989,7 @@
         <w:rPr>
           <w:sz w:val="22"/>
         </w:rPr>
-        <w:t>Answer focused author questions</w:t>
+        <w:t>Review and retire knowledge</w:t>
       </w:r>
       <w:r>
         <w:rPr>
@@ -1031,7 +1010,7 @@
         <w:rPr>
           <w:sz w:val="22"/>
         </w:rPr>
-        <w:t>Preserve saved runtime observations</w:t>
+        <w:t>Review changed knowledge against evidence</w:t>
       </w:r>
       <w:r>
         <w:rPr>
@@ -1052,28 +1031,7 @@
         <w:rPr>
           <w:sz w:val="22"/>
         </w:rPr>
-        <w:t>Retain captures and review rename continuity</w:t>
-      </w:r>
-      <w:r>
-        <w:rPr>
-          <w:sz w:val="22"/>
-        </w:rPr>
-        <w:tab/>
-        <w:t>27</w:t>
-      </w:r>
-    </w:p>
-    <w:p>
-      <w:pPr>
-        <w:spacing w:after="0" w:line="240" w:lineRule="auto"/>
-        <w:tabs>
-          <w:tab w:val="right" w:leader="dot" w:pos="9360"/>
-        </w:tabs>
-      </w:pPr>
-      <w:r>
-        <w:rPr>
-          <w:sz w:val="22"/>
-        </w:rPr>
-        <w:t>Back up and restore a complete database</w:t>
+        <w:t>Answer focused author questions</w:t>
       </w:r>
       <w:r>
         <w:rPr>
@@ -1094,7 +1052,7 @@
         <w:rPr>
           <w:sz w:val="22"/>
         </w:rPr>
-        <w:t>Publish manuals and handoffs</w:t>
+        <w:t>Preserve saved runtime observations</w:t>
       </w:r>
       <w:r>
         <w:rPr>
@@ -1115,7 +1073,28 @@
         <w:rPr>
           <w:sz w:val="22"/>
         </w:rPr>
-        <w:t>Translate and review saved sections</w:t>
+        <w:t>Retain captures and review rename continuity</w:t>
+      </w:r>
+      <w:r>
+        <w:rPr>
+          <w:sz w:val="22"/>
+        </w:rPr>
+        <w:tab/>
+        <w:t>28</w:t>
+      </w:r>
+    </w:p>
+    <w:p>
+      <w:pPr>
+        <w:spacing w:after="0" w:line="240" w:lineRule="auto"/>
+        <w:tabs>
+          <w:tab w:val="right" w:leader="dot" w:pos="9360"/>
+        </w:tabs>
+      </w:pPr>
+      <w:r>
+        <w:rPr>
+          <w:sz w:val="22"/>
+        </w:rPr>
+        <w:t>Back up and restore a complete database</w:t>
       </w:r>
       <w:r>
         <w:rPr>
@@ -1136,7 +1115,7 @@
         <w:rPr>
           <w:sz w:val="22"/>
         </w:rPr>
-        <w:t>Publish localized text and source browsing</w:t>
+        <w:t>Publish manuals and handoffs</w:t>
       </w:r>
       <w:r>
         <w:rPr>
@@ -1157,7 +1136,28 @@
         <w:rPr>
           <w:sz w:val="22"/>
         </w:rPr>
-        <w:t>Validate a bundle in the application</w:t>
+        <w:t>Translate and review saved sections</w:t>
+      </w:r>
+      <w:r>
+        <w:rPr>
+          <w:sz w:val="22"/>
+        </w:rPr>
+        <w:tab/>
+        <w:t>29</w:t>
+      </w:r>
+    </w:p>
+    <w:p>
+      <w:pPr>
+        <w:spacing w:after="0" w:line="240" w:lineRule="auto"/>
+        <w:tabs>
+          <w:tab w:val="right" w:leader="dot" w:pos="9360"/>
+        </w:tabs>
+      </w:pPr>
+      <w:r>
+        <w:rPr>
+          <w:sz w:val="22"/>
+        </w:rPr>
+        <w:t>Publish localized text and source browsing</w:t>
       </w:r>
       <w:r>
         <w:rPr>
@@ -1178,7 +1178,7 @@
         <w:rPr>
           <w:sz w:val="22"/>
         </w:rPr>
-        <w:t>Validate and preserve exports</w:t>
+        <w:t>Validate a bundle in the application</w:t>
       </w:r>
       <w:r>
         <w:rPr>
@@ -1199,28 +1199,7 @@
         <w:rPr>
           <w:sz w:val="22"/>
         </w:rPr>
-        <w:t>Troubleshoot common states</w:t>
-      </w:r>
-      <w:r>
-        <w:rPr>
-          <w:sz w:val="22"/>
-        </w:rPr>
-        <w:tab/>
-        <w:t>30</w:t>
-      </w:r>
-    </w:p>
-    <w:p>
-      <w:pPr>
-        <w:spacing w:after="0" w:line="240" w:lineRule="auto"/>
-        <w:tabs>
-          <w:tab w:val="right" w:leader="dot" w:pos="9360"/>
-        </w:tabs>
-      </w:pPr>
-      <w:r>
-        <w:rPr>
-          <w:sz w:val="22"/>
-        </w:rPr>
-        <w:t>Practice a maintenance handoff</w:t>
+        <w:t>Validate and preserve exports</w:t>
       </w:r>
       <w:r>
         <w:rPr>
@@ -1241,7 +1220,7 @@
         <w:rPr>
           <w:sz w:val="22"/>
         </w:rPr>
-        <w:t>Understand implementation status</w:t>
+        <w:t>Troubleshoot common states</w:t>
       </w:r>
       <w:r>
         <w:rPr>
@@ -1262,7 +1241,7 @@
         <w:rPr>
           <w:sz w:val="22"/>
         </w:rPr>
-        <w:t>Source and revision evidence</w:t>
+        <w:t>Practice a maintenance handoff</w:t>
       </w:r>
       <w:r>
         <w:rPr>
@@ -1270,6 +1249,48 @@
         </w:rPr>
         <w:tab/>
         <w:t>31</w:t>
+      </w:r>
+    </w:p>
+    <w:p>
+      <w:pPr>
+        <w:spacing w:after="0" w:line="240" w:lineRule="auto"/>
+        <w:tabs>
+          <w:tab w:val="right" w:leader="dot" w:pos="9360"/>
+        </w:tabs>
+      </w:pPr>
+      <w:r>
+        <w:rPr>
+          <w:sz w:val="22"/>
+        </w:rPr>
+        <w:t>Understand implementation status</w:t>
+      </w:r>
+      <w:r>
+        <w:rPr>
+          <w:sz w:val="22"/>
+        </w:rPr>
+        <w:tab/>
+        <w:t>32</w:t>
+      </w:r>
+    </w:p>
+    <w:p>
+      <w:pPr>
+        <w:spacing w:after="0" w:line="240" w:lineRule="auto"/>
+        <w:tabs>
+          <w:tab w:val="right" w:leader="dot" w:pos="9360"/>
+        </w:tabs>
+      </w:pPr>
+      <w:r>
+        <w:rPr>
+          <w:sz w:val="22"/>
+        </w:rPr>
+        <w:t>Source and revision evidence</w:t>
+      </w:r>
+      <w:r>
+        <w:rPr>
+          <w:sz w:val="22"/>
+        </w:rPr>
+        <w:tab/>
+        <w:t>32</w:t>
       </w:r>
     </w:p>
     <w:p>
@@ -1705,12 +1726,12 @@
     </w:p>
     <w:p>
       <w:r>
-        <w:t>The Graphs tab offers Execution, Procedure CFG, Caller / callee, Form navigation, Data flow and Change impact. Select a relevant routine or component before choosing a narrow graph. Graphs show at most 120 nodes and 960 edges. A narrower selection is preferable to interpreting a truncated large view as the complete program.</w:t>
-      </w:r>
-    </w:p>
-    <w:p>
-      <w:r>
-        <w:t>Confirmed static edges use blue. Uncertain edges use orange. Procedure CFG opens a labeled source-derived diagram when WebView2 is available, with a native graph fallback. Large routines collapse ordinary straight-line statements while retaining control nodes; arrows identify omitted statements. More than 70 retained control nodes produces an explicit limit instead of a misleading complete diagram. Other graph views retain their 120-node bound. Form navigation does not prove runtime window activation; Change impact is possible reachability. Click a native graph node to inspect its evidence.</w:t>
+        <w:t>The Graphs tab offers Execution, Procedure CFG, Caller / callee, Form navigation, Data flow, Change impact and Data lineage. Select a relevant routine or component before choosing a narrow graph. Ordinary graphs show at most 120 nodes and 960 edges. A narrower selection is preferable to interpreting a truncated large view as the complete program.</w:t>
+      </w:r>
+    </w:p>
+    <w:p>
+      <w:r>
+        <w:t>Confirmed static edges use blue. Uncertain edges use orange. Procedure CFG opens a labeled source-derived diagram when WebView2 is available, with a native graph fallback. Large routines collapse ordinary straight-line statements while retaining control nodes; arrows identify omitted statements. More than 70 retained control nodes produces an explicit limit instead of a misleading complete diagram. Other ordinary views retain their 120-node bound; lineage permits 200. Form navigation does not prove runtime window activation; Change impact is possible reachability. Click a native graph node to inspect its evidence.</w:t>
       </w:r>
     </w:p>
     <w:p>
@@ -2468,6 +2489,39 @@
         <w:pStyle w:val="Heading1"/>
       </w:pPr>
       <w:r>
+        <w:t>Trace inputs and destination candidates</w:t>
+      </w:r>
+    </w:p>
+    <w:p>
+      <w:r>
+        <w:t>Start DPH from bin/Win32/Debug/DelphiProjectHandoff.exe. Attach the application you intend to document or open its captured database. Choose Database connections in the upper-right page selector. Choose bound control, persistent field, data rule or database operation in the kind selector and select a relevant row. Drag the horizontal toolbar scrollbar fully right to reveal Both directions, Trace lineage and Lineage diagram.</w:t>
+      </w:r>
+    </w:p>
+    <w:p>
+      <w:r>
+        <w:t>Click Trace lineage. The labeled memo shows the starting point, direction, capture generation and truncation state, followed by scoped route nodes, captured edges and unresolved breaks. Each node identifies its captured source location and SHA256. Select a Lineage hop in the reference selector, then click Follow reference. A component or rule opens its inventory evidence; a semantic declaration or file output opens Explain. To open the originally selected inventory row in unchanged attached source, return to Database connections and click Source. For another traced node, follow that node first and use its own Source command.</w:t>
+      </w:r>
+    </w:p>
+    <w:p>
+      <w:r>
+        <w:t>Both directions includes serialized controls and fields, data-source and dataset references, rule context, procedure reads and writes, operations and file-output candidates. This is a source relationship neighborhood. A procedure that reads one variable and writes another does not establish a value transfer between them. Dependencies are explicitly labeled separately from context. Choose Inputs for upstream dependencies or Destinations for downstream dependencies, then click Trace lineage again. These directions omit broad procedure read/write/handler context while retaining captured binding and rule context.</w:t>
+      </w:r>
+    </w:p>
+    <w:p>
+      <w:r>
+        <w:t>Click Lineage diagram to open Graphs with Data lineage selected. Orange dashed arrows show qualified source relationships. The HTML diagram labels arrows and lists unresolved breaks below it. Select a component node to open Database connections or a declaration/output node to open Explain. A native graph remains available when the embedded browser is unavailable. Exact node identity is retained and grouping is disabled. To return to the textual route, choose Database connections in the page selector, select the intended starting row and click Trace lineage.</w:t>
+      </w:r>
+    </w:p>
+    <w:p>
+      <w:r>
+        <w:t>A file destination node identifies a captured writer and whether the destination expression was literal or dynamic. Follow it to Explain and inspect captured source for the expression. Projected lineage omits literal contents and configuration values. No file is produced and no SQL is executed by the trace. Unknown handlers, absent dataset references, unavailable semantic targets, connection boundaries and omitted routes remain explicit. A final captured endpoint does not establish successful delivery, current values or runtime execution. Limits are 200 returned nodes, 800 edges and 12 hops; index limits are also reported. Full directions and a controlled practice project are in docs/guides/Data_Lineage_Run_and_Test.txt.</w:t>
+      </w:r>
+    </w:p>
+    <w:p>
+      <w:pPr>
+        <w:pStyle w:val="Heading1"/>
+      </w:pPr>
+      <w:r>
         <w:t>Compare screen history and visual changes</w:t>
       </w:r>
     </w:p>
@@ -2909,7 +2963,7 @@
     </w:p>
     <w:p>
       <w:r>
-        <w:t>The supplied Phase 1 inventory contains 533 numbered requirements plus presentation rules. All 510 formerly unassessed requirements were reconciled in 21 audit batches. No unassessed items remain. The traceability ledger and implementation backlog distinguish implemented features, attributed manual capture, partial behavior and missing features. After the glossary, keyboard, command inventory, dynamic control, layout rule and component dependency implementations, 323 requirement records remain incomplete; overlapping records can share an implementation task. Earlier WP acceptance and 0.3.0 packages do not establish completion of the larger inventory.</w:t>
+        <w:t>The supplied Phase 1 inventory contains 533 numbered requirements plus presentation rules. All 510 formerly unassessed requirements were reconciled in 21 audit batches. No unassessed items remain. The traceability ledger and implementation backlog distinguish implemented features, attributed manual capture, partial behavior and missing features. After the glossary, keyboard, command inventory, dynamic control, layout rule and component dependency implementations, 322 requirement records remain incomplete; overlapping records can share an implementation task. Earlier WP acceptance and 0.3.0 packages do not establish completion of the larger inventory.</w:t>
       </w:r>
     </w:p>
     <w:p>
@@ -2975,7 +3029,7 @@
           <w:rFonts w:ascii="Consolas" w:hAnsi="Consolas"/>
           <w:sz w:val="16"/>
         </w:rPr>
-        <w:t>be976f2199be2c8e86a0cf8be936d008aa83739cf116c3e81ca68bf3692fc8e7</w:t>
+        <w:t>43244ca3544edffabbf8a52af92a5f8081794894db0fd88fdd67fd1dbab560fb</w:t>
       </w:r>
     </w:p>
     <w:p>
@@ -3719,7 +3773,7 @@
           <w:rFonts w:ascii="Consolas" w:hAnsi="Consolas"/>
           <w:sz w:val="16"/>
         </w:rPr>
-        <w:t>3ae9464703c174d8e35c492b01cdbda6c84986c1921397e5a8a78fb2f5cef5d9</w:t>
+        <w:t>42619d012e2ccaebf90496b7bd09ae76338da444dd5ee23e96b90fb09b19ca00</w:t>
       </w:r>
     </w:p>
     <w:p>
@@ -3887,7 +3941,7 @@
           <w:rFonts w:ascii="Consolas" w:hAnsi="Consolas"/>
           <w:sz w:val="16"/>
         </w:rPr>
-        <w:t>7e24e0ef35ce20eed33186704327a075d5087023dc0d4be2790589854c5ebbeb</w:t>
+        <w:t>37fecd28b258661a57eb1ff955a2bf1f22757508b3925b98daedc0d6b789e1ce</w:t>
       </w:r>
     </w:p>
     <w:p>
@@ -4151,7 +4205,7 @@
           <w:rFonts w:ascii="Consolas" w:hAnsi="Consolas"/>
           <w:sz w:val="16"/>
         </w:rPr>
-        <w:t>ca8d6fa10b1e0f6dd8c802e7308ee6479259353d39e1b940e7e2d7f962c55282</w:t>
+        <w:t>92d2b4b10d9bba5cb86fdc67fcc98c0ad269bb3cc94198fb32d235cf7d0c3417</w:t>
       </w:r>
     </w:p>
     <w:p>

--- a/docs/guides/DPH_User_Guide.docx
+++ b/docs/guides/DPH_User_Guide.docx
@@ -905,7 +905,7 @@
         <w:rPr>
           <w:sz w:val="22"/>
         </w:rPr>
-        <w:t>Compare screen history and visual changes</w:t>
+        <w:t>Inspect migration and schema-version history</w:t>
       </w:r>
       <w:r>
         <w:rPr>
@@ -926,7 +926,7 @@
         <w:rPr>
           <w:sz w:val="22"/>
         </w:rPr>
-        <w:t>Record user actions and business purposes</w:t>
+        <w:t>Compare screen history and visual changes</w:t>
       </w:r>
       <w:r>
         <w:rPr>
@@ -947,7 +947,7 @@
         <w:rPr>
           <w:sz w:val="22"/>
         </w:rPr>
-        <w:t>Write attributed knowledge</w:t>
+        <w:t>Record user actions and business purposes</w:t>
       </w:r>
       <w:r>
         <w:rPr>
@@ -968,28 +968,7 @@
         <w:rPr>
           <w:sz w:val="22"/>
         </w:rPr>
-        <w:t>Link authored sections to exact evidence</w:t>
-      </w:r>
-      <w:r>
-        <w:rPr>
-          <w:sz w:val="22"/>
-        </w:rPr>
-        <w:tab/>
-        <w:t>26</w:t>
-      </w:r>
-    </w:p>
-    <w:p>
-      <w:pPr>
-        <w:spacing w:after="0" w:line="240" w:lineRule="auto"/>
-        <w:tabs>
-          <w:tab w:val="right" w:leader="dot" w:pos="9360"/>
-        </w:tabs>
-      </w:pPr>
-      <w:r>
-        <w:rPr>
-          <w:sz w:val="22"/>
-        </w:rPr>
-        <w:t>Review and retire knowledge</w:t>
+        <w:t>Write attributed knowledge</w:t>
       </w:r>
       <w:r>
         <w:rPr>
@@ -1010,7 +989,7 @@
         <w:rPr>
           <w:sz w:val="22"/>
         </w:rPr>
-        <w:t>Review changed knowledge against evidence</w:t>
+        <w:t>Link authored sections to exact evidence</w:t>
       </w:r>
       <w:r>
         <w:rPr>
@@ -1031,7 +1010,7 @@
         <w:rPr>
           <w:sz w:val="22"/>
         </w:rPr>
-        <w:t>Answer focused author questions</w:t>
+        <w:t>Review and retire knowledge</w:t>
       </w:r>
       <w:r>
         <w:rPr>
@@ -1052,7 +1031,7 @@
         <w:rPr>
           <w:sz w:val="22"/>
         </w:rPr>
-        <w:t>Preserve saved runtime observations</w:t>
+        <w:t>Review changed knowledge against evidence</w:t>
       </w:r>
       <w:r>
         <w:rPr>
@@ -1073,7 +1052,7 @@
         <w:rPr>
           <w:sz w:val="22"/>
         </w:rPr>
-        <w:t>Retain captures and review rename continuity</w:t>
+        <w:t>Answer focused author questions</w:t>
       </w:r>
       <w:r>
         <w:rPr>
@@ -1094,7 +1073,7 @@
         <w:rPr>
           <w:sz w:val="22"/>
         </w:rPr>
-        <w:t>Back up and restore a complete database</w:t>
+        <w:t>Preserve saved runtime observations</w:t>
       </w:r>
       <w:r>
         <w:rPr>
@@ -1115,7 +1094,7 @@
         <w:rPr>
           <w:sz w:val="22"/>
         </w:rPr>
-        <w:t>Publish manuals and handoffs</w:t>
+        <w:t>Retain captures and review rename continuity</w:t>
       </w:r>
       <w:r>
         <w:rPr>
@@ -1136,7 +1115,7 @@
         <w:rPr>
           <w:sz w:val="22"/>
         </w:rPr>
-        <w:t>Translate and review saved sections</w:t>
+        <w:t>Back up and restore a complete database</w:t>
       </w:r>
       <w:r>
         <w:rPr>
@@ -1157,7 +1136,7 @@
         <w:rPr>
           <w:sz w:val="22"/>
         </w:rPr>
-        <w:t>Publish localized text and source browsing</w:t>
+        <w:t>Publish manuals and handoffs</w:t>
       </w:r>
       <w:r>
         <w:rPr>
@@ -1178,7 +1157,7 @@
         <w:rPr>
           <w:sz w:val="22"/>
         </w:rPr>
-        <w:t>Validate a bundle in the application</w:t>
+        <w:t>Translate and review saved sections</w:t>
       </w:r>
       <w:r>
         <w:rPr>
@@ -1199,7 +1178,28 @@
         <w:rPr>
           <w:sz w:val="22"/>
         </w:rPr>
-        <w:t>Validate and preserve exports</w:t>
+        <w:t>Publish localized text and source browsing</w:t>
+      </w:r>
+      <w:r>
+        <w:rPr>
+          <w:sz w:val="22"/>
+        </w:rPr>
+        <w:tab/>
+        <w:t>30</w:t>
+      </w:r>
+    </w:p>
+    <w:p>
+      <w:pPr>
+        <w:spacing w:after="0" w:line="240" w:lineRule="auto"/>
+        <w:tabs>
+          <w:tab w:val="right" w:leader="dot" w:pos="9360"/>
+        </w:tabs>
+      </w:pPr>
+      <w:r>
+        <w:rPr>
+          <w:sz w:val="22"/>
+        </w:rPr>
+        <w:t>Validate a bundle in the application</w:t>
       </w:r>
       <w:r>
         <w:rPr>
@@ -1220,7 +1220,7 @@
         <w:rPr>
           <w:sz w:val="22"/>
         </w:rPr>
-        <w:t>Troubleshoot common states</w:t>
+        <w:t>Validate and preserve exports</w:t>
       </w:r>
       <w:r>
         <w:rPr>
@@ -1241,28 +1241,7 @@
         <w:rPr>
           <w:sz w:val="22"/>
         </w:rPr>
-        <w:t>Practice a maintenance handoff</w:t>
-      </w:r>
-      <w:r>
-        <w:rPr>
-          <w:sz w:val="22"/>
-        </w:rPr>
-        <w:tab/>
-        <w:t>31</w:t>
-      </w:r>
-    </w:p>
-    <w:p>
-      <w:pPr>
-        <w:spacing w:after="0" w:line="240" w:lineRule="auto"/>
-        <w:tabs>
-          <w:tab w:val="right" w:leader="dot" w:pos="9360"/>
-        </w:tabs>
-      </w:pPr>
-      <w:r>
-        <w:rPr>
-          <w:sz w:val="22"/>
-        </w:rPr>
-        <w:t>Understand implementation status</w:t>
+        <w:t>Troubleshoot common states</w:t>
       </w:r>
       <w:r>
         <w:rPr>
@@ -1283,7 +1262,7 @@
         <w:rPr>
           <w:sz w:val="22"/>
         </w:rPr>
-        <w:t>Source and revision evidence</w:t>
+        <w:t>Practice a maintenance handoff</w:t>
       </w:r>
       <w:r>
         <w:rPr>
@@ -1291,6 +1270,48 @@
         </w:rPr>
         <w:tab/>
         <w:t>32</w:t>
+      </w:r>
+    </w:p>
+    <w:p>
+      <w:pPr>
+        <w:spacing w:after="0" w:line="240" w:lineRule="auto"/>
+        <w:tabs>
+          <w:tab w:val="right" w:leader="dot" w:pos="9360"/>
+        </w:tabs>
+      </w:pPr>
+      <w:r>
+        <w:rPr>
+          <w:sz w:val="22"/>
+        </w:rPr>
+        <w:t>Understand implementation status</w:t>
+      </w:r>
+      <w:r>
+        <w:rPr>
+          <w:sz w:val="22"/>
+        </w:rPr>
+        <w:tab/>
+        <w:t>32</w:t>
+      </w:r>
+    </w:p>
+    <w:p>
+      <w:pPr>
+        <w:spacing w:after="0" w:line="240" w:lineRule="auto"/>
+        <w:tabs>
+          <w:tab w:val="right" w:leader="dot" w:pos="9360"/>
+        </w:tabs>
+      </w:pPr>
+      <w:r>
+        <w:rPr>
+          <w:sz w:val="22"/>
+        </w:rPr>
+        <w:t>Source and revision evidence</w:t>
+      </w:r>
+      <w:r>
+        <w:rPr>
+          <w:sz w:val="22"/>
+        </w:rPr>
+        <w:tab/>
+        <w:t>33</w:t>
       </w:r>
     </w:p>
     <w:p>
@@ -2522,6 +2543,39 @@
         <w:pStyle w:val="Heading1"/>
       </w:pPr>
       <w:r>
+        <w:t>Inspect migration and schema-version history</w:t>
+      </w:r>
+    </w:p>
+    <w:p>
+      <w:r>
+        <w:t>Start bin/Win32/Debug/DelphiProjectHandoff.exe and attach the application you intend to document, or open its captured database. In the upper-right page selector choose Database schema. In the leftmost kind selector choose migration. Keep the state selector at All to include readable script candidates and migration gaps. Enter part of a script filename or an explicit user_version assignment in the search box. Select a row.</w:t>
+      </w:r>
+    </w:p>
+    <w:p>
+      <w:r>
+        <w:t>A migration changes database structure or data between application versions. DPH shows each referenced captured SQL script as a candidate. The evidence memo begins with a filename order candidate, explicit target-version assignments, verification requests, applied status and source fingerprint. Leading numeric filename prefixes provide intended-order candidates within each directory. Equivalent numbers such as 001 and 1 produce an explicit conflict. File numbers and captured loader enumeration do not establish the order used by a migration runner.</w:t>
+      </w:r>
+    </w:p>
+    <w:p>
+      <w:r>
+        <w:t>SQLite user_version assignments with a supported nonnegative integer preserve their schema qualifier and statement line. Multiple assignments remain visible; DPH does not select a deployed winner. A query of user_version and SQLite schema_version are not promoted to an application target version. Other migration-framework version metadata and dynamic expressions remain unknown. Captured integrity_check, quick_check and foreign_key_check requests identify potential verification work; DPH does not run them and does not report a successful result.</w:t>
+      </w:r>
+    </w:p>
+    <w:p>
+      <w:r>
+        <w:t>Drag the command bar scrollbar right to reveal the relationship selector and Follow relationship. Choose a captured schema evidence link and click Follow relationship to inspect the script declaration or gap. To read a script, select its migration row and click Open source. Source opens only when the attached bytes still match the capture. A migration gap cites the Pascal loader of an unavailable script; no missing SQL is reconstructed. Clear filters and use First page or Next page for larger inventories.</w:t>
+      </w:r>
+    </w:p>
+    <w:p>
+      <w:r>
+        <w:t>Applied state remains unknown because source text is not a deployment ledger. Ask the maintainer to supply the intended migration framework, ordering rules, expected schema versions and recorded verification results. Save attributed explanations through Knowledge and review them against evidence. Full commands and a controlled practice project are in docs/guides/Schema_History_Run_and_Test.txt.</w:t>
+      </w:r>
+    </w:p>
+    <w:p>
+      <w:pPr>
+        <w:pStyle w:val="Heading1"/>
+      </w:pPr>
+      <w:r>
         <w:t>Compare screen history and visual changes</w:t>
       </w:r>
     </w:p>
@@ -2963,7 +3017,7 @@
     </w:p>
     <w:p>
       <w:r>
-        <w:t>The supplied Phase 1 inventory contains 533 numbered requirements plus presentation rules. All 510 formerly unassessed requirements were reconciled in 21 audit batches. No unassessed items remain. The traceability ledger and implementation backlog distinguish implemented features, attributed manual capture, partial behavior and missing features. After the glossary, keyboard, command inventory, dynamic control, layout rule and component dependency implementations, 322 requirement records remain incomplete; overlapping records can share an implementation task. Earlier WP acceptance and 0.3.0 packages do not establish completion of the larger inventory.</w:t>
+        <w:t>The supplied Phase 1 inventory contains 533 numbered requirements plus presentation rules. All 510 formerly unassessed requirements were reconciled in 21 audit batches. No unassessed items remain. The traceability ledger and implementation backlog distinguish implemented features, attributed manual capture, partial behavior and missing features. After the glossary, keyboard, command inventory, dynamic control, layout rule and component dependency implementations, 321 requirement records remain incomplete; overlapping records can share an implementation task. Earlier WP acceptance and 0.3.0 packages do not establish completion of the larger inventory.</w:t>
       </w:r>
     </w:p>
     <w:p>
@@ -3773,7 +3827,7 @@
           <w:rFonts w:ascii="Consolas" w:hAnsi="Consolas"/>
           <w:sz w:val="16"/>
         </w:rPr>
-        <w:t>42619d012e2ccaebf90496b7bd09ae76338da444dd5ee23e96b90fb09b19ca00</w:t>
+        <w:t>1e3d29f890b3827ff1bb9f7156df8d3420b1b67d7812e9bac3ccad31e0cf0937</w:t>
       </w:r>
     </w:p>
     <w:p>
@@ -3965,7 +4019,7 @@
           <w:rFonts w:ascii="Consolas" w:hAnsi="Consolas"/>
           <w:sz w:val="16"/>
         </w:rPr>
-        <w:t>1ce7aecbca802acd814daf550d778378f4543ec7734fc4ff1ada7607fd458f04</w:t>
+        <w:t>988548013d7465e7a95b4b1729c0fec5938f5d866afda932bfeab22639160bda</w:t>
       </w:r>
     </w:p>
     <w:p>
@@ -4205,7 +4259,7 @@
           <w:rFonts w:ascii="Consolas" w:hAnsi="Consolas"/>
           <w:sz w:val="16"/>
         </w:rPr>
-        <w:t>92d2b4b10d9bba5cb86fdc67fcc98c0ad269bb3cc94198fb32d235cf7d0c3417</w:t>
+        <w:t>3a8b8550832a79f1514ec5dcd898e939b11f6bfd7b769af477e4e38d88411905</w:t>
       </w:r>
     </w:p>
     <w:p>

--- a/docs/guides/DPH_User_Guide.docx
+++ b/docs/guides/DPH_User_Guide.docx
@@ -926,7 +926,7 @@
         <w:rPr>
           <w:sz w:val="22"/>
         </w:rPr>
-        <w:t>Compare screen history and visual changes</w:t>
+        <w:t>Inspect import and export file formats</w:t>
       </w:r>
       <w:r>
         <w:rPr>
@@ -947,7 +947,7 @@
         <w:rPr>
           <w:sz w:val="22"/>
         </w:rPr>
-        <w:t>Record user actions and business purposes</w:t>
+        <w:t>Compare screen history and visual changes</w:t>
       </w:r>
       <w:r>
         <w:rPr>
@@ -968,7 +968,7 @@
         <w:rPr>
           <w:sz w:val="22"/>
         </w:rPr>
-        <w:t>Write attributed knowledge</w:t>
+        <w:t>Record user actions and business purposes</w:t>
       </w:r>
       <w:r>
         <w:rPr>
@@ -989,7 +989,7 @@
         <w:rPr>
           <w:sz w:val="22"/>
         </w:rPr>
-        <w:t>Link authored sections to exact evidence</w:t>
+        <w:t>Write attributed knowledge</w:t>
       </w:r>
       <w:r>
         <w:rPr>
@@ -1010,7 +1010,7 @@
         <w:rPr>
           <w:sz w:val="22"/>
         </w:rPr>
-        <w:t>Review and retire knowledge</w:t>
+        <w:t>Link authored sections to exact evidence</w:t>
       </w:r>
       <w:r>
         <w:rPr>
@@ -1031,7 +1031,7 @@
         <w:rPr>
           <w:sz w:val="22"/>
         </w:rPr>
-        <w:t>Review changed knowledge against evidence</w:t>
+        <w:t>Review and retire knowledge</w:t>
       </w:r>
       <w:r>
         <w:rPr>
@@ -1052,28 +1052,7 @@
         <w:rPr>
           <w:sz w:val="22"/>
         </w:rPr>
-        <w:t>Answer focused author questions</w:t>
-      </w:r>
-      <w:r>
-        <w:rPr>
-          <w:sz w:val="22"/>
-        </w:rPr>
-        <w:tab/>
-        <w:t>28</w:t>
-      </w:r>
-    </w:p>
-    <w:p>
-      <w:pPr>
-        <w:spacing w:after="0" w:line="240" w:lineRule="auto"/>
-        <w:tabs>
-          <w:tab w:val="right" w:leader="dot" w:pos="9360"/>
-        </w:tabs>
-      </w:pPr>
-      <w:r>
-        <w:rPr>
-          <w:sz w:val="22"/>
-        </w:rPr>
-        <w:t>Preserve saved runtime observations</w:t>
+        <w:t>Review changed knowledge against evidence</w:t>
       </w:r>
       <w:r>
         <w:rPr>
@@ -1094,7 +1073,7 @@
         <w:rPr>
           <w:sz w:val="22"/>
         </w:rPr>
-        <w:t>Retain captures and review rename continuity</w:t>
+        <w:t>Answer focused author questions</w:t>
       </w:r>
       <w:r>
         <w:rPr>
@@ -1115,7 +1094,7 @@
         <w:rPr>
           <w:sz w:val="22"/>
         </w:rPr>
-        <w:t>Back up and restore a complete database</w:t>
+        <w:t>Preserve saved runtime observations</w:t>
       </w:r>
       <w:r>
         <w:rPr>
@@ -1136,7 +1115,7 @@
         <w:rPr>
           <w:sz w:val="22"/>
         </w:rPr>
-        <w:t>Publish manuals and handoffs</w:t>
+        <w:t>Retain captures and review rename continuity</w:t>
       </w:r>
       <w:r>
         <w:rPr>
@@ -1157,7 +1136,7 @@
         <w:rPr>
           <w:sz w:val="22"/>
         </w:rPr>
-        <w:t>Translate and review saved sections</w:t>
+        <w:t>Back up and restore a complete database</w:t>
       </w:r>
       <w:r>
         <w:rPr>
@@ -1178,7 +1157,7 @@
         <w:rPr>
           <w:sz w:val="22"/>
         </w:rPr>
-        <w:t>Publish localized text and source browsing</w:t>
+        <w:t>Publish manuals and handoffs</w:t>
       </w:r>
       <w:r>
         <w:rPr>
@@ -1199,7 +1178,7 @@
         <w:rPr>
           <w:sz w:val="22"/>
         </w:rPr>
-        <w:t>Validate a bundle in the application</w:t>
+        <w:t>Translate and review saved sections</w:t>
       </w:r>
       <w:r>
         <w:rPr>
@@ -1220,7 +1199,7 @@
         <w:rPr>
           <w:sz w:val="22"/>
         </w:rPr>
-        <w:t>Validate and preserve exports</w:t>
+        <w:t>Publish localized text and source browsing</w:t>
       </w:r>
       <w:r>
         <w:rPr>
@@ -1241,7 +1220,7 @@
         <w:rPr>
           <w:sz w:val="22"/>
         </w:rPr>
-        <w:t>Troubleshoot common states</w:t>
+        <w:t>Validate a bundle in the application</w:t>
       </w:r>
       <w:r>
         <w:rPr>
@@ -1262,7 +1241,7 @@
         <w:rPr>
           <w:sz w:val="22"/>
         </w:rPr>
-        <w:t>Practice a maintenance handoff</w:t>
+        <w:t>Validate and preserve exports</w:t>
       </w:r>
       <w:r>
         <w:rPr>
@@ -1283,7 +1262,7 @@
         <w:rPr>
           <w:sz w:val="22"/>
         </w:rPr>
-        <w:t>Understand implementation status</w:t>
+        <w:t>Troubleshoot common states</w:t>
       </w:r>
       <w:r>
         <w:rPr>
@@ -1291,6 +1270,48 @@
         </w:rPr>
         <w:tab/>
         <w:t>32</w:t>
+      </w:r>
+    </w:p>
+    <w:p>
+      <w:pPr>
+        <w:spacing w:after="0" w:line="240" w:lineRule="auto"/>
+        <w:tabs>
+          <w:tab w:val="right" w:leader="dot" w:pos="9360"/>
+        </w:tabs>
+      </w:pPr>
+      <w:r>
+        <w:rPr>
+          <w:sz w:val="22"/>
+        </w:rPr>
+        <w:t>Practice a maintenance handoff</w:t>
+      </w:r>
+      <w:r>
+        <w:rPr>
+          <w:sz w:val="22"/>
+        </w:rPr>
+        <w:tab/>
+        <w:t>33</w:t>
+      </w:r>
+    </w:p>
+    <w:p>
+      <w:pPr>
+        <w:spacing w:after="0" w:line="240" w:lineRule="auto"/>
+        <w:tabs>
+          <w:tab w:val="right" w:leader="dot" w:pos="9360"/>
+        </w:tabs>
+      </w:pPr>
+      <w:r>
+        <w:rPr>
+          <w:sz w:val="22"/>
+        </w:rPr>
+        <w:t>Understand implementation status</w:t>
+      </w:r>
+      <w:r>
+        <w:rPr>
+          <w:sz w:val="22"/>
+        </w:rPr>
+        <w:tab/>
+        <w:t>33</w:t>
       </w:r>
     </w:p>
     <w:p>
@@ -2576,6 +2597,39 @@
         <w:pStyle w:val="Heading1"/>
       </w:pPr>
       <w:r>
+        <w:t>Inspect import and export file formats</w:t>
+      </w:r>
+    </w:p>
+    <w:p>
+      <w:r>
+        <w:t>Start bin/Win32/Debug/DelphiProjectHandoff.exe. Attach the application you intend to document or open its captured database. Choose Import/export formats in the upper-right page selector. A file-format contract explains how another program can produce or consume a file: its encoding, structure, required fields, compatibility and error handling.</w:t>
+      </w:r>
+    </w:p>
+    <w:p>
+      <w:r>
+        <w:t>Use the kind selector to choose import, export or captured resource. Enter a format, routine or encoding in the search field. Select a row and read Format evidence and saved contract below the list. First page and Next page navigate inventories over 250 rows. Scroll the command bar horizontally when the window is narrow. Open source opens unchanged attached evidence; Explain routine selects the captured enclosing routine.</w:t>
+      </w:r>
+    </w:p>
+    <w:p>
+      <w:r>
+        <w:t>Captured JSON, XML and INI resources expose bounded member structure with scalar values omitted. This is observed structure, not a formal validation schema. Transfer API spellings identify candidates and literal filename extensions; explicit TEncoding arguments remain source candidates. Captured source decoding is separate from a transfer encoding contract. Dynamic paths, defaults, missing structure and unsupported formats remain unknown.</w:t>
+      </w:r>
+    </w:p>
+    <w:p>
+      <w:r>
+        <w:t>Click Record/open contract. An existing contract opens in Knowledge; otherwise DPH prepares a draft with fields for format/version, purpose, encoding and BOM, schema, delimiters and escaping, producer, consumer, validation, compatibility and verification. Complete each field or explicitly record Unknown and its responsible maintainer. Enter the named author, click Save and review separately against evidence. Preparing the draft does not save or verify it. Clear an unsaved Knowledge draft before opening a different contract.</w:t>
+      </w:r>
+    </w:p>
+    <w:p>
+      <w:r>
+        <w:t>Contracts retain an exact captured source identity. Reassessment with changed source creates a different contract identity; previous records remain available in Knowledge. DPH does not execute a transfer or infer successful compatibility. Detailed commands and controlled practice instructions are in docs/guides/File_Formats_Run_and_Test.txt.</w:t>
+      </w:r>
+    </w:p>
+    <w:p>
+      <w:pPr>
+        <w:pStyle w:val="Heading1"/>
+      </w:pPr>
+      <w:r>
         <w:t>Compare screen history and visual changes</w:t>
       </w:r>
     </w:p>
@@ -3017,7 +3071,7 @@
     </w:p>
     <w:p>
       <w:r>
-        <w:t>The supplied Phase 1 inventory contains 533 numbered requirements plus presentation rules. All 510 formerly unassessed requirements were reconciled in 21 audit batches. No unassessed items remain. The traceability ledger and implementation backlog distinguish implemented features, attributed manual capture, partial behavior and missing features. After the glossary, keyboard, command inventory, dynamic control, layout rule and component dependency implementations, 321 requirement records remain incomplete; overlapping records can share an implementation task. Earlier WP acceptance and 0.3.0 packages do not establish completion of the larger inventory.</w:t>
+        <w:t>The supplied Phase 1 inventory contains 533 numbered requirements plus presentation rules. All 510 formerly unassessed requirements were reconciled in 21 audit batches. No unassessed items remain. The traceability ledger and implementation backlog distinguish implemented features, attributed manual capture, partial behavior and missing features. After the glossary, keyboard, command inventory, dynamic control, layout rule and component dependency implementations, 320 requirement records remain incomplete; overlapping records can share an implementation task. Earlier WP acceptance and 0.3.0 packages do not establish completion of the larger inventory.</w:t>
       </w:r>
     </w:p>
     <w:p>
@@ -3827,7 +3881,7 @@
           <w:rFonts w:ascii="Consolas" w:hAnsi="Consolas"/>
           <w:sz w:val="16"/>
         </w:rPr>
-        <w:t>1e3d29f890b3827ff1bb9f7156df8d3420b1b67d7812e9bac3ccad31e0cf0937</w:t>
+        <w:t>f1f248e67d51cc4b4047c684491bcf2c275fa2abc5e785139ca7e4dc25eb20e9</w:t>
       </w:r>
     </w:p>
     <w:p>
@@ -4163,7 +4217,7 @@
           <w:rFonts w:ascii="Consolas" w:hAnsi="Consolas"/>
           <w:sz w:val="16"/>
         </w:rPr>
-        <w:t>03bbe5a9dc0943758be56898659bff9381ccb0707cf22a449e5c8e158a8b82bf</w:t>
+        <w:t>74cf89748b06e15b73637e74ea57f1162b7fd1b31ce48522783cb6ae9893a4d8</w:t>
       </w:r>
     </w:p>
     <w:p>
@@ -4259,7 +4313,7 @@
           <w:rFonts w:ascii="Consolas" w:hAnsi="Consolas"/>
           <w:sz w:val="16"/>
         </w:rPr>
-        <w:t>3a8b8550832a79f1514ec5dcd898e939b11f6bfd7b769af477e4e38d88411905</w:t>
+        <w:t>03c3afd6487178ea008b05f78673fc0ca83f2d12fc7304efb815299c16e5beb6</w:t>
       </w:r>
     </w:p>
     <w:p>

--- a/docs/guides/DPH_User_Guide.docx
+++ b/docs/guides/DPH_User_Guide.docx
@@ -947,7 +947,7 @@
         <w:rPr>
           <w:sz w:val="22"/>
         </w:rPr>
-        <w:t>Compare screen history and visual changes</w:t>
+        <w:t>Record target data retention and archival policies</w:t>
       </w:r>
       <w:r>
         <w:rPr>
@@ -968,7 +968,7 @@
         <w:rPr>
           <w:sz w:val="22"/>
         </w:rPr>
-        <w:t>Record user actions and business purposes</w:t>
+        <w:t>Compare screen history and visual changes</w:t>
       </w:r>
       <w:r>
         <w:rPr>
@@ -989,28 +989,7 @@
         <w:rPr>
           <w:sz w:val="22"/>
         </w:rPr>
-        <w:t>Write attributed knowledge</w:t>
-      </w:r>
-      <w:r>
-        <w:rPr>
-          <w:sz w:val="22"/>
-        </w:rPr>
-        <w:tab/>
-        <w:t>27</w:t>
-      </w:r>
-    </w:p>
-    <w:p>
-      <w:pPr>
-        <w:spacing w:after="0" w:line="240" w:lineRule="auto"/>
-        <w:tabs>
-          <w:tab w:val="right" w:leader="dot" w:pos="9360"/>
-        </w:tabs>
-      </w:pPr>
-      <w:r>
-        <w:rPr>
-          <w:sz w:val="22"/>
-        </w:rPr>
-        <w:t>Link authored sections to exact evidence</w:t>
+        <w:t>Record user actions and business purposes</w:t>
       </w:r>
       <w:r>
         <w:rPr>
@@ -1031,7 +1010,7 @@
         <w:rPr>
           <w:sz w:val="22"/>
         </w:rPr>
-        <w:t>Review and retire knowledge</w:t>
+        <w:t>Write attributed knowledge</w:t>
       </w:r>
       <w:r>
         <w:rPr>
@@ -1052,7 +1031,28 @@
         <w:rPr>
           <w:sz w:val="22"/>
         </w:rPr>
-        <w:t>Review changed knowledge against evidence</w:t>
+        <w:t>Link authored sections to exact evidence</w:t>
+      </w:r>
+      <w:r>
+        <w:rPr>
+          <w:sz w:val="22"/>
+        </w:rPr>
+        <w:tab/>
+        <w:t>28</w:t>
+      </w:r>
+    </w:p>
+    <w:p>
+      <w:pPr>
+        <w:spacing w:after="0" w:line="240" w:lineRule="auto"/>
+        <w:tabs>
+          <w:tab w:val="right" w:leader="dot" w:pos="9360"/>
+        </w:tabs>
+      </w:pPr>
+      <w:r>
+        <w:rPr>
+          <w:sz w:val="22"/>
+        </w:rPr>
+        <w:t>Review and retire knowledge</w:t>
       </w:r>
       <w:r>
         <w:rPr>
@@ -1073,7 +1073,7 @@
         <w:rPr>
           <w:sz w:val="22"/>
         </w:rPr>
-        <w:t>Answer focused author questions</w:t>
+        <w:t>Review changed knowledge against evidence</w:t>
       </w:r>
       <w:r>
         <w:rPr>
@@ -1094,28 +1094,7 @@
         <w:rPr>
           <w:sz w:val="22"/>
         </w:rPr>
-        <w:t>Preserve saved runtime observations</w:t>
-      </w:r>
-      <w:r>
-        <w:rPr>
-          <w:sz w:val="22"/>
-        </w:rPr>
-        <w:tab/>
-        <w:t>29</w:t>
-      </w:r>
-    </w:p>
-    <w:p>
-      <w:pPr>
-        <w:spacing w:after="0" w:line="240" w:lineRule="auto"/>
-        <w:tabs>
-          <w:tab w:val="right" w:leader="dot" w:pos="9360"/>
-        </w:tabs>
-      </w:pPr>
-      <w:r>
-        <w:rPr>
-          <w:sz w:val="22"/>
-        </w:rPr>
-        <w:t>Retain captures and review rename continuity</w:t>
+        <w:t>Answer focused author questions</w:t>
       </w:r>
       <w:r>
         <w:rPr>
@@ -1136,7 +1115,7 @@
         <w:rPr>
           <w:sz w:val="22"/>
         </w:rPr>
-        <w:t>Back up and restore a complete database</w:t>
+        <w:t>Preserve saved runtime observations</w:t>
       </w:r>
       <w:r>
         <w:rPr>
@@ -1157,7 +1136,7 @@
         <w:rPr>
           <w:sz w:val="22"/>
         </w:rPr>
-        <w:t>Publish manuals and handoffs</w:t>
+        <w:t>Retain captures and review rename continuity</w:t>
       </w:r>
       <w:r>
         <w:rPr>
@@ -1178,7 +1157,7 @@
         <w:rPr>
           <w:sz w:val="22"/>
         </w:rPr>
-        <w:t>Translate and review saved sections</w:t>
+        <w:t>Back up and restore a complete database</w:t>
       </w:r>
       <w:r>
         <w:rPr>
@@ -1199,7 +1178,7 @@
         <w:rPr>
           <w:sz w:val="22"/>
         </w:rPr>
-        <w:t>Publish localized text and source browsing</w:t>
+        <w:t>Publish manuals and handoffs</w:t>
       </w:r>
       <w:r>
         <w:rPr>
@@ -1220,7 +1199,28 @@
         <w:rPr>
           <w:sz w:val="22"/>
         </w:rPr>
-        <w:t>Validate a bundle in the application</w:t>
+        <w:t>Translate and review saved sections</w:t>
+      </w:r>
+      <w:r>
+        <w:rPr>
+          <w:sz w:val="22"/>
+        </w:rPr>
+        <w:tab/>
+        <w:t>31</w:t>
+      </w:r>
+    </w:p>
+    <w:p>
+      <w:pPr>
+        <w:spacing w:after="0" w:line="240" w:lineRule="auto"/>
+        <w:tabs>
+          <w:tab w:val="right" w:leader="dot" w:pos="9360"/>
+        </w:tabs>
+      </w:pPr>
+      <w:r>
+        <w:rPr>
+          <w:sz w:val="22"/>
+        </w:rPr>
+        <w:t>Publish localized text and source browsing</w:t>
       </w:r>
       <w:r>
         <w:rPr>
@@ -1241,7 +1241,7 @@
         <w:rPr>
           <w:sz w:val="22"/>
         </w:rPr>
-        <w:t>Validate and preserve exports</w:t>
+        <w:t>Validate a bundle in the application</w:t>
       </w:r>
       <w:r>
         <w:rPr>
@@ -1262,28 +1262,7 @@
         <w:rPr>
           <w:sz w:val="22"/>
         </w:rPr>
-        <w:t>Troubleshoot common states</w:t>
-      </w:r>
-      <w:r>
-        <w:rPr>
-          <w:sz w:val="22"/>
-        </w:rPr>
-        <w:tab/>
-        <w:t>32</w:t>
-      </w:r>
-    </w:p>
-    <w:p>
-      <w:pPr>
-        <w:spacing w:after="0" w:line="240" w:lineRule="auto"/>
-        <w:tabs>
-          <w:tab w:val="right" w:leader="dot" w:pos="9360"/>
-        </w:tabs>
-      </w:pPr>
-      <w:r>
-        <w:rPr>
-          <w:sz w:val="22"/>
-        </w:rPr>
-        <w:t>Practice a maintenance handoff</w:t>
+        <w:t>Validate and preserve exports</w:t>
       </w:r>
       <w:r>
         <w:rPr>
@@ -1304,7 +1283,7 @@
         <w:rPr>
           <w:sz w:val="22"/>
         </w:rPr>
-        <w:t>Understand implementation status</w:t>
+        <w:t>Troubleshoot common states</w:t>
       </w:r>
       <w:r>
         <w:rPr>
@@ -1325,7 +1304,7 @@
         <w:rPr>
           <w:sz w:val="22"/>
         </w:rPr>
-        <w:t>Source and revision evidence</w:t>
+        <w:t>Practice a maintenance handoff</w:t>
       </w:r>
       <w:r>
         <w:rPr>
@@ -1333,6 +1312,48 @@
         </w:rPr>
         <w:tab/>
         <w:t>33</w:t>
+      </w:r>
+    </w:p>
+    <w:p>
+      <w:pPr>
+        <w:spacing w:after="0" w:line="240" w:lineRule="auto"/>
+        <w:tabs>
+          <w:tab w:val="right" w:leader="dot" w:pos="9360"/>
+        </w:tabs>
+      </w:pPr>
+      <w:r>
+        <w:rPr>
+          <w:sz w:val="22"/>
+        </w:rPr>
+        <w:t>Understand implementation status</w:t>
+      </w:r>
+      <w:r>
+        <w:rPr>
+          <w:sz w:val="22"/>
+        </w:rPr>
+        <w:tab/>
+        <w:t>34</w:t>
+      </w:r>
+    </w:p>
+    <w:p>
+      <w:pPr>
+        <w:spacing w:after="0" w:line="240" w:lineRule="auto"/>
+        <w:tabs>
+          <w:tab w:val="right" w:leader="dot" w:pos="9360"/>
+        </w:tabs>
+      </w:pPr>
+      <w:r>
+        <w:rPr>
+          <w:sz w:val="22"/>
+        </w:rPr>
+        <w:t>Source and revision evidence</w:t>
+      </w:r>
+      <w:r>
+        <w:rPr>
+          <w:sz w:val="22"/>
+        </w:rPr>
+        <w:tab/>
+        <w:t>34</w:t>
       </w:r>
     </w:p>
     <w:p>
@@ -2630,6 +2651,39 @@
         <w:pStyle w:val="Heading1"/>
       </w:pPr>
       <w:r>
+        <w:t>Record target data retention and archival policies</w:t>
+      </w:r>
+    </w:p>
+    <w:p>
+      <w:r>
+        <w:t>Start bin/Win32/Debug/DelphiProjectHandoff.exe and attach the application you want to document, or open its saved database. Choose Target data retention in the upper-right page selector. This page records the selected application's data obligations and archival procedures. DPH database snapshot retention remains on Database tools and is a separate feature.</w:t>
+      </w:r>
+    </w:p>
+    <w:p>
+      <w:r>
+        <w:t>Click New policy. DPH opens an unsaved Knowledge draft. Replace the default title with a descriptive data scope before saving; saved titles remain stable. Enter the named contributor and complete the body below its first heading. The prompts cover data categories and tables/files, policy basis, retention period and clock-start event, expiry calculation, archive trigger and schedule, archive destination and permissions, disposal, legal holds, ownership, retrieval, failure monitoring, verification evidence and remaining unknowns. Record Unknown and its responsible maintainer when a fact is unavailable.</w:t>
+      </w:r>
+    </w:p>
+    <w:p>
+      <w:r>
+        <w:t>To link an implementing routine, choose Knowledge links in the page selector. Select entity in the target-kind selector, enter the routine name, and click Find targets. Select the semantic_routine result, choose depends_on, then Add link. To cite an operating procedure saved in Knowledge, choose section, search its title and Add link with cites. Return to Knowledge and click Save. Links are explicit captured identities or exact section revisions; a written job name alone does not resolve an implementation link. Link search returns up to 200 candidates, so narrow the filter when necessary.</w:t>
+      </w:r>
+    </w:p>
+    <w:p>
+      <w:r>
+        <w:t>Return to Target data retention. Filter by review state or search policy text, contributor, scope or job. Select a saved policy to read its original contributor, current revision author, reviewer and explicit link count. First page and Next page cover registers larger than 250 policies. Scroll the toolbar sideways in a narrow window. Open policy loads the saved Knowledge record for editing and named review. Implementation links opens its saved links; select a link and Open saved target to inspect its captured routine or exact procedure revision.</w:t>
+      </w:r>
+    </w:p>
+    <w:p>
+      <w:r>
+        <w:t>Save creates a pending review revision. Review separately against policy evidence; editing a reviewed policy reopens review and retains earlier revisions. Save or discard an existing Knowledge draft before opening another policy. DPH does not execute archival, deletion, SQL or target jobs. Human review does not establish legal compliance or observed success; Unknown fields remain unresolved. Detailed run, practice and test commands are in docs/guides/Data_Retention_Run_and_Test.txt.</w:t>
+      </w:r>
+    </w:p>
+    <w:p>
+      <w:pPr>
+        <w:pStyle w:val="Heading1"/>
+      </w:pPr>
+      <w:r>
         <w:t>Compare screen history and visual changes</w:t>
       </w:r>
     </w:p>
@@ -3071,7 +3125,7 @@
     </w:p>
     <w:p>
       <w:r>
-        <w:t>The supplied Phase 1 inventory contains 533 numbered requirements plus presentation rules. All 510 formerly unassessed requirements were reconciled in 21 audit batches. No unassessed items remain. The traceability ledger and implementation backlog distinguish implemented features, attributed manual capture, partial behavior and missing features. After the glossary, keyboard, command inventory, dynamic control, layout rule and component dependency implementations, 320 requirement records remain incomplete; overlapping records can share an implementation task. Earlier WP acceptance and 0.3.0 packages do not establish completion of the larger inventory.</w:t>
+        <w:t>The supplied Phase 1 inventory contains 533 numbered requirements plus presentation rules. All 510 formerly unassessed requirements were reconciled in 21 audit batches. No unassessed items remain. The traceability ledger and implementation backlog distinguish implemented features, attributed manual capture, partial behavior and missing features. After the glossary, keyboard, command inventory, dynamic control, layout rule and component dependency implementations, 319 requirement records remain incomplete; overlapping records can share an implementation task. Earlier WP acceptance and 0.3.0 packages do not establish completion of the larger inventory.</w:t>
       </w:r>
     </w:p>
     <w:p>
@@ -3737,7 +3791,7 @@
           <w:rFonts w:ascii="Consolas" w:hAnsi="Consolas"/>
           <w:sz w:val="16"/>
         </w:rPr>
-        <w:t>88dd64242abb30706a448fe064978c22d641b9541ce67a2e55e40bacc045b005</w:t>
+        <w:t>323e07e2255dc9c0780c42aaab2fea8cfdb03143a82eb1ec628eb9f8b8d0312e</w:t>
       </w:r>
     </w:p>
     <w:p>
@@ -3881,7 +3935,7 @@
           <w:rFonts w:ascii="Consolas" w:hAnsi="Consolas"/>
           <w:sz w:val="16"/>
         </w:rPr>
-        <w:t>f1f248e67d51cc4b4047c684491bcf2c275fa2abc5e785139ca7e4dc25eb20e9</w:t>
+        <w:t>95803c5ffa1cb7cb42a619ac78bb8cc74766ddda1be32a448b14b2d5e4963c46</w:t>
       </w:r>
     </w:p>
     <w:p>
@@ -4217,7 +4271,7 @@
           <w:rFonts w:ascii="Consolas" w:hAnsi="Consolas"/>
           <w:sz w:val="16"/>
         </w:rPr>
-        <w:t>74cf89748b06e15b73637e74ea57f1162b7fd1b31ce48522783cb6ae9893a4d8</w:t>
+        <w:t>e53b536fb48bc324aff44773dc77e56dfd79298323d294f938586e729e50dc79</w:t>
       </w:r>
     </w:p>
     <w:p>
@@ -4313,7 +4367,7 @@
           <w:rFonts w:ascii="Consolas" w:hAnsi="Consolas"/>
           <w:sz w:val="16"/>
         </w:rPr>
-        <w:t>03c3afd6487178ea008b05f78673fc0ca83f2d12fc7304efb815299c16e5beb6</w:t>
+        <w:t>ec537909d3115a294a09d0bf2efc4b2af06e75d806aff2edfb07da72c95b89c6</w:t>
       </w:r>
     </w:p>
     <w:p>

--- a/docs/guides/DPH_User_Guide.docx
+++ b/docs/guides/DPH_User_Guide.docx
@@ -968,7 +968,7 @@
         <w:rPr>
           <w:sz w:val="22"/>
         </w:rPr>
-        <w:t>Compare screen history and visual changes</w:t>
+        <w:t>Record target data quality rules and check reports</w:t>
       </w:r>
       <w:r>
         <w:rPr>
@@ -989,7 +989,7 @@
         <w:rPr>
           <w:sz w:val="22"/>
         </w:rPr>
-        <w:t>Record user actions and business purposes</w:t>
+        <w:t>Compare screen history and visual changes</w:t>
       </w:r>
       <w:r>
         <w:rPr>
@@ -1010,7 +1010,7 @@
         <w:rPr>
           <w:sz w:val="22"/>
         </w:rPr>
-        <w:t>Write attributed knowledge</w:t>
+        <w:t>Record user actions and business purposes</w:t>
       </w:r>
       <w:r>
         <w:rPr>
@@ -1031,28 +1031,7 @@
         <w:rPr>
           <w:sz w:val="22"/>
         </w:rPr>
-        <w:t>Link authored sections to exact evidence</w:t>
-      </w:r>
-      <w:r>
-        <w:rPr>
-          <w:sz w:val="22"/>
-        </w:rPr>
-        <w:tab/>
-        <w:t>28</w:t>
-      </w:r>
-    </w:p>
-    <w:p>
-      <w:pPr>
-        <w:spacing w:after="0" w:line="240" w:lineRule="auto"/>
-        <w:tabs>
-          <w:tab w:val="right" w:leader="dot" w:pos="9360"/>
-        </w:tabs>
-      </w:pPr>
-      <w:r>
-        <w:rPr>
-          <w:sz w:val="22"/>
-        </w:rPr>
-        <w:t>Review and retire knowledge</w:t>
+        <w:t>Write attributed knowledge</w:t>
       </w:r>
       <w:r>
         <w:rPr>
@@ -1073,7 +1052,7 @@
         <w:rPr>
           <w:sz w:val="22"/>
         </w:rPr>
-        <w:t>Review changed knowledge against evidence</w:t>
+        <w:t>Link authored sections to exact evidence</w:t>
       </w:r>
       <w:r>
         <w:rPr>
@@ -1094,7 +1073,7 @@
         <w:rPr>
           <w:sz w:val="22"/>
         </w:rPr>
-        <w:t>Answer focused author questions</w:t>
+        <w:t>Review and retire knowledge</w:t>
       </w:r>
       <w:r>
         <w:rPr>
@@ -1115,7 +1094,7 @@
         <w:rPr>
           <w:sz w:val="22"/>
         </w:rPr>
-        <w:t>Preserve saved runtime observations</w:t>
+        <w:t>Review changed knowledge against evidence</w:t>
       </w:r>
       <w:r>
         <w:rPr>
@@ -1136,7 +1115,7 @@
         <w:rPr>
           <w:sz w:val="22"/>
         </w:rPr>
-        <w:t>Retain captures and review rename continuity</w:t>
+        <w:t>Answer focused author questions</w:t>
       </w:r>
       <w:r>
         <w:rPr>
@@ -1157,7 +1136,7 @@
         <w:rPr>
           <w:sz w:val="22"/>
         </w:rPr>
-        <w:t>Back up and restore a complete database</w:t>
+        <w:t>Preserve saved runtime observations</w:t>
       </w:r>
       <w:r>
         <w:rPr>
@@ -1178,7 +1157,7 @@
         <w:rPr>
           <w:sz w:val="22"/>
         </w:rPr>
-        <w:t>Publish manuals and handoffs</w:t>
+        <w:t>Retain captures and review rename continuity</w:t>
       </w:r>
       <w:r>
         <w:rPr>
@@ -1199,7 +1178,7 @@
         <w:rPr>
           <w:sz w:val="22"/>
         </w:rPr>
-        <w:t>Translate and review saved sections</w:t>
+        <w:t>Back up and restore a complete database</w:t>
       </w:r>
       <w:r>
         <w:rPr>
@@ -1220,7 +1199,7 @@
         <w:rPr>
           <w:sz w:val="22"/>
         </w:rPr>
-        <w:t>Publish localized text and source browsing</w:t>
+        <w:t>Publish manuals and handoffs</w:t>
       </w:r>
       <w:r>
         <w:rPr>
@@ -1241,7 +1220,7 @@
         <w:rPr>
           <w:sz w:val="22"/>
         </w:rPr>
-        <w:t>Validate a bundle in the application</w:t>
+        <w:t>Translate and review saved sections</w:t>
       </w:r>
       <w:r>
         <w:rPr>
@@ -1262,7 +1241,7 @@
         <w:rPr>
           <w:sz w:val="22"/>
         </w:rPr>
-        <w:t>Validate and preserve exports</w:t>
+        <w:t>Publish localized text and source browsing</w:t>
       </w:r>
       <w:r>
         <w:rPr>
@@ -1283,7 +1262,7 @@
         <w:rPr>
           <w:sz w:val="22"/>
         </w:rPr>
-        <w:t>Troubleshoot common states</w:t>
+        <w:t>Validate a bundle in the application</w:t>
       </w:r>
       <w:r>
         <w:rPr>
@@ -1304,7 +1283,7 @@
         <w:rPr>
           <w:sz w:val="22"/>
         </w:rPr>
-        <w:t>Practice a maintenance handoff</w:t>
+        <w:t>Validate and preserve exports</w:t>
       </w:r>
       <w:r>
         <w:rPr>
@@ -1325,7 +1304,7 @@
         <w:rPr>
           <w:sz w:val="22"/>
         </w:rPr>
-        <w:t>Understand implementation status</w:t>
+        <w:t>Troubleshoot common states</w:t>
       </w:r>
       <w:r>
         <w:rPr>
@@ -1346,7 +1325,7 @@
         <w:rPr>
           <w:sz w:val="22"/>
         </w:rPr>
-        <w:t>Source and revision evidence</w:t>
+        <w:t>Practice a maintenance handoff</w:t>
       </w:r>
       <w:r>
         <w:rPr>
@@ -1354,6 +1333,48 @@
         </w:rPr>
         <w:tab/>
         <w:t>34</w:t>
+      </w:r>
+    </w:p>
+    <w:p>
+      <w:pPr>
+        <w:spacing w:after="0" w:line="240" w:lineRule="auto"/>
+        <w:tabs>
+          <w:tab w:val="right" w:leader="dot" w:pos="9360"/>
+        </w:tabs>
+      </w:pPr>
+      <w:r>
+        <w:rPr>
+          <w:sz w:val="22"/>
+        </w:rPr>
+        <w:t>Understand implementation status</w:t>
+      </w:r>
+      <w:r>
+        <w:rPr>
+          <w:sz w:val="22"/>
+        </w:rPr>
+        <w:tab/>
+        <w:t>34</w:t>
+      </w:r>
+    </w:p>
+    <w:p>
+      <w:pPr>
+        <w:spacing w:after="0" w:line="240" w:lineRule="auto"/>
+        <w:tabs>
+          <w:tab w:val="right" w:leader="dot" w:pos="9360"/>
+        </w:tabs>
+      </w:pPr>
+      <w:r>
+        <w:rPr>
+          <w:sz w:val="22"/>
+        </w:rPr>
+        <w:t>Source and revision evidence</w:t>
+      </w:r>
+      <w:r>
+        <w:rPr>
+          <w:sz w:val="22"/>
+        </w:rPr>
+        <w:tab/>
+        <w:t>35</w:t>
       </w:r>
     </w:p>
     <w:p>
@@ -2684,6 +2705,39 @@
         <w:pStyle w:val="Heading1"/>
       </w:pPr>
       <w:r>
+        <w:t>Record target data quality rules and check reports</w:t>
+      </w:r>
+    </w:p>
+    <w:p>
+      <w:r>
+        <w:t>Choose Target data quality in the upper-right page selector after attaching a source project or opening its database. New check prepares an unsaved Knowledge draft. Enter a descriptive title and named author. Preserve the first heading and record the check purpose and version, tables/fields/files and environment, quality dimension, measurable threshold and units, prerequisites and sampling, implementing procedure and schedule, responsible owner, failure severity and remediation, observed results, evidence and remaining unknowns. Unknown is an unresolved answer and should name its responsible maintainer.</w:t>
+      </w:r>
+    </w:p>
+    <w:p>
+      <w:r>
+        <w:t>Use Knowledge links to attach captured semantic routines, constraints or exact procedure-section revisions. Choose entity, evidence or section, narrow the search, Find targets, select a result, choose depends_on or cites, and Add link. Return to Knowledge and Save. A typed routine name in prose is not a resolved link. Saving leaves needs_review; named review is separate. Open check returns to the saved record for editing, history and review. Implementation links opens its exact links. Search and review-state filters narrow the register; Next page covers lists exceeding 250 rows.</w:t>
+      </w:r>
+    </w:p>
+    <w:p>
+      <w:r>
+        <w:t>To preserve an existing check report, enter the report contributor name and the check/environment/measurement context on Target data quality, then click Import check report. Select an explicitly saved UTF-8 .txt, .log or .json extract no larger than 32 KiB. Import immediately saves a new pending-review quality record containing the literal text, contributor, context, import UTC, captured generation and original byte SHA256. No file commands or markup execute. The imported text may contain sensitive data, so prepare an appropriate focused extract first. Report measurements, timestamps and runtime origin remain contributor claims.</w:t>
+      </w:r>
+    </w:p>
+    <w:p>
+      <w:r>
+        <w:t>To connect a report with its rule, Open check on the rule, choose Implementation links or Knowledge links, select section and search Imported check report plus its descriptive context. Choose the exact report revision, cites and Add link, then return to Knowledge and Save. Earlier linked revisions remain exact when a report is edited. Read every report and procedure against its source; human review does not establish live data quality. Save or discard a current draft before opening another record or importing a report. DPH database integrity checks are a separate feature.</w:t>
+      </w:r>
+    </w:p>
+    <w:p>
+      <w:r>
+        <w:t>In a narrow window scroll each command bar horizontally to reach all commands and report fields; the labeled evidence memo scrolls independently. Detailed run, practice, import and test directions are in docs/guides/Data_Quality_Run_and_Test.txt. DPH does not run target SQL, checks or applications. Captured schema constraints and validation routines are declarations and candidates rather than observed enforcement.</w:t>
+      </w:r>
+    </w:p>
+    <w:p>
+      <w:pPr>
+        <w:pStyle w:val="Heading1"/>
+      </w:pPr>
+      <w:r>
         <w:t>Compare screen history and visual changes</w:t>
       </w:r>
     </w:p>
@@ -3125,7 +3179,7 @@
     </w:p>
     <w:p>
       <w:r>
-        <w:t>The supplied Phase 1 inventory contains 533 numbered requirements plus presentation rules. All 510 formerly unassessed requirements were reconciled in 21 audit batches. No unassessed items remain. The traceability ledger and implementation backlog distinguish implemented features, attributed manual capture, partial behavior and missing features. After the glossary, keyboard, command inventory, dynamic control, layout rule and component dependency implementations, 319 requirement records remain incomplete; overlapping records can share an implementation task. Earlier WP acceptance and 0.3.0 packages do not establish completion of the larger inventory.</w:t>
+        <w:t>The supplied Phase 1 inventory contains 533 numbered requirements plus presentation rules. All 510 formerly unassessed requirements were reconciled in 21 audit batches. No unassessed items remain. The traceability ledger and implementation backlog distinguish implemented features, attributed manual capture, partial behavior and missing features. After the glossary, keyboard, command inventory, dynamic control, layout rule and component dependency implementations, 318 requirement records remain incomplete; overlapping records can share an implementation task. Earlier WP acceptance and 0.3.0 packages do not establish completion of the larger inventory.</w:t>
       </w:r>
     </w:p>
     <w:p>
@@ -3791,7 +3845,7 @@
           <w:rFonts w:ascii="Consolas" w:hAnsi="Consolas"/>
           <w:sz w:val="16"/>
         </w:rPr>
-        <w:t>323e07e2255dc9c0780c42aaab2fea8cfdb03143a82eb1ec628eb9f8b8d0312e</w:t>
+        <w:t>19a2c54d28475de14fc6419deb149cdc7df2d4503077049a542fe5ca02ca6077</w:t>
       </w:r>
     </w:p>
     <w:p>
@@ -3935,7 +3989,7 @@
           <w:rFonts w:ascii="Consolas" w:hAnsi="Consolas"/>
           <w:sz w:val="16"/>
         </w:rPr>
-        <w:t>95803c5ffa1cb7cb42a619ac78bb8cc74766ddda1be32a448b14b2d5e4963c46</w:t>
+        <w:t>96021c11323fa9db76d9b2bb7d8ea4f0ee1699fac73f675dfecade849fd5447a</w:t>
       </w:r>
     </w:p>
     <w:p>
@@ -4271,7 +4325,7 @@
           <w:rFonts w:ascii="Consolas" w:hAnsi="Consolas"/>
           <w:sz w:val="16"/>
         </w:rPr>
-        <w:t>e53b536fb48bc324aff44773dc77e56dfd79298323d294f938586e729e50dc79</w:t>
+        <w:t>1e5c536c3fb44fd001a56177e714f5fd08b62280cbb814973c76005ad0d88c0d</w:t>
       </w:r>
     </w:p>
     <w:p>
@@ -4343,7 +4397,7 @@
           <w:rFonts w:ascii="Consolas" w:hAnsi="Consolas"/>
           <w:sz w:val="16"/>
         </w:rPr>
-        <w:t>110d8d7326f50b3a12a99f30ed3adac1aabf3d408c62c2ce52478a6e19bca4fc</w:t>
+        <w:t>d6ac3ffff0c50dbcbb98f0813db1ea47769f0fa8e1f2e9418381c6735cc09953</w:t>
       </w:r>
     </w:p>
     <w:p>
@@ -4367,7 +4421,7 @@
           <w:rFonts w:ascii="Consolas" w:hAnsi="Consolas"/>
           <w:sz w:val="16"/>
         </w:rPr>
-        <w:t>ec537909d3115a294a09d0bf2efc4b2af06e75d806aff2edfb07da72c95b89c6</w:t>
+        <w:t>e3659f88aee88537216fa8f7c6d1250d08954d2465ad2d6cde4e8b1960ef9f00</w:t>
       </w:r>
     </w:p>
     <w:p>

--- a/docs/guides/DPH_User_Guide.docx
+++ b/docs/guides/DPH_User_Guide.docx
@@ -989,7 +989,7 @@
         <w:rPr>
           <w:sz w:val="22"/>
         </w:rPr>
-        <w:t>Compare screen history and visual changes</w:t>
+        <w:t>Record backup and restoration requirements</w:t>
       </w:r>
       <w:r>
         <w:rPr>
@@ -1010,7 +1010,7 @@
         <w:rPr>
           <w:sz w:val="22"/>
         </w:rPr>
-        <w:t>Record user actions and business purposes</w:t>
+        <w:t>Compare screen history and visual changes</w:t>
       </w:r>
       <w:r>
         <w:rPr>
@@ -1031,7 +1031,7 @@
         <w:rPr>
           <w:sz w:val="22"/>
         </w:rPr>
-        <w:t>Write attributed knowledge</w:t>
+        <w:t>Record user actions and business purposes</w:t>
       </w:r>
       <w:r>
         <w:rPr>
@@ -1052,7 +1052,7 @@
         <w:rPr>
           <w:sz w:val="22"/>
         </w:rPr>
-        <w:t>Link authored sections to exact evidence</w:t>
+        <w:t>Write attributed knowledge</w:t>
       </w:r>
       <w:r>
         <w:rPr>
@@ -1073,7 +1073,7 @@
         <w:rPr>
           <w:sz w:val="22"/>
         </w:rPr>
-        <w:t>Review and retire knowledge</w:t>
+        <w:t>Link authored sections to exact evidence</w:t>
       </w:r>
       <w:r>
         <w:rPr>
@@ -1094,7 +1094,7 @@
         <w:rPr>
           <w:sz w:val="22"/>
         </w:rPr>
-        <w:t>Review changed knowledge against evidence</w:t>
+        <w:t>Review and retire knowledge</w:t>
       </w:r>
       <w:r>
         <w:rPr>
@@ -1115,28 +1115,7 @@
         <w:rPr>
           <w:sz w:val="22"/>
         </w:rPr>
-        <w:t>Answer focused author questions</w:t>
-      </w:r>
-      <w:r>
-        <w:rPr>
-          <w:sz w:val="22"/>
-        </w:rPr>
-        <w:tab/>
-        <w:t>30</w:t>
-      </w:r>
-    </w:p>
-    <w:p>
-      <w:pPr>
-        <w:spacing w:after="0" w:line="240" w:lineRule="auto"/>
-        <w:tabs>
-          <w:tab w:val="right" w:leader="dot" w:pos="9360"/>
-        </w:tabs>
-      </w:pPr>
-      <w:r>
-        <w:rPr>
-          <w:sz w:val="22"/>
-        </w:rPr>
-        <w:t>Preserve saved runtime observations</w:t>
+        <w:t>Review changed knowledge against evidence</w:t>
       </w:r>
       <w:r>
         <w:rPr>
@@ -1157,7 +1136,7 @@
         <w:rPr>
           <w:sz w:val="22"/>
         </w:rPr>
-        <w:t>Retain captures and review rename continuity</w:t>
+        <w:t>Answer focused author questions</w:t>
       </w:r>
       <w:r>
         <w:rPr>
@@ -1178,7 +1157,7 @@
         <w:rPr>
           <w:sz w:val="22"/>
         </w:rPr>
-        <w:t>Back up and restore a complete database</w:t>
+        <w:t>Preserve saved runtime observations</w:t>
       </w:r>
       <w:r>
         <w:rPr>
@@ -1199,7 +1178,7 @@
         <w:rPr>
           <w:sz w:val="22"/>
         </w:rPr>
-        <w:t>Publish manuals and handoffs</w:t>
+        <w:t>Retain captures and review rename continuity</w:t>
       </w:r>
       <w:r>
         <w:rPr>
@@ -1220,7 +1199,7 @@
         <w:rPr>
           <w:sz w:val="22"/>
         </w:rPr>
-        <w:t>Translate and review saved sections</w:t>
+        <w:t>Back up and restore a complete database</w:t>
       </w:r>
       <w:r>
         <w:rPr>
@@ -1241,7 +1220,28 @@
         <w:rPr>
           <w:sz w:val="22"/>
         </w:rPr>
-        <w:t>Publish localized text and source browsing</w:t>
+        <w:t>Publish manuals and handoffs</w:t>
+      </w:r>
+      <w:r>
+        <w:rPr>
+          <w:sz w:val="22"/>
+        </w:rPr>
+        <w:tab/>
+        <w:t>32</w:t>
+      </w:r>
+    </w:p>
+    <w:p>
+      <w:pPr>
+        <w:spacing w:after="0" w:line="240" w:lineRule="auto"/>
+        <w:tabs>
+          <w:tab w:val="right" w:leader="dot" w:pos="9360"/>
+        </w:tabs>
+      </w:pPr>
+      <w:r>
+        <w:rPr>
+          <w:sz w:val="22"/>
+        </w:rPr>
+        <w:t>Translate and review saved sections</w:t>
       </w:r>
       <w:r>
         <w:rPr>
@@ -1262,7 +1262,7 @@
         <w:rPr>
           <w:sz w:val="22"/>
         </w:rPr>
-        <w:t>Validate a bundle in the application</w:t>
+        <w:t>Publish localized text and source browsing</w:t>
       </w:r>
       <w:r>
         <w:rPr>
@@ -1283,28 +1283,7 @@
         <w:rPr>
           <w:sz w:val="22"/>
         </w:rPr>
-        <w:t>Validate and preserve exports</w:t>
-      </w:r>
-      <w:r>
-        <w:rPr>
-          <w:sz w:val="22"/>
-        </w:rPr>
-        <w:tab/>
-        <w:t>33</w:t>
-      </w:r>
-    </w:p>
-    <w:p>
-      <w:pPr>
-        <w:spacing w:after="0" w:line="240" w:lineRule="auto"/>
-        <w:tabs>
-          <w:tab w:val="right" w:leader="dot" w:pos="9360"/>
-        </w:tabs>
-      </w:pPr>
-      <w:r>
-        <w:rPr>
-          <w:sz w:val="22"/>
-        </w:rPr>
-        <w:t>Troubleshoot common states</w:t>
+        <w:t>Validate a bundle in the application</w:t>
       </w:r>
       <w:r>
         <w:rPr>
@@ -1325,7 +1304,7 @@
         <w:rPr>
           <w:sz w:val="22"/>
         </w:rPr>
-        <w:t>Practice a maintenance handoff</w:t>
+        <w:t>Validate and preserve exports</w:t>
       </w:r>
       <w:r>
         <w:rPr>
@@ -1346,7 +1325,7 @@
         <w:rPr>
           <w:sz w:val="22"/>
         </w:rPr>
-        <w:t>Understand implementation status</w:t>
+        <w:t>Troubleshoot common states</w:t>
       </w:r>
       <w:r>
         <w:rPr>
@@ -1354,6 +1333,48 @@
         </w:rPr>
         <w:tab/>
         <w:t>34</w:t>
+      </w:r>
+    </w:p>
+    <w:p>
+      <w:pPr>
+        <w:spacing w:after="0" w:line="240" w:lineRule="auto"/>
+        <w:tabs>
+          <w:tab w:val="right" w:leader="dot" w:pos="9360"/>
+        </w:tabs>
+      </w:pPr>
+      <w:r>
+        <w:rPr>
+          <w:sz w:val="22"/>
+        </w:rPr>
+        <w:t>Practice a maintenance handoff</w:t>
+      </w:r>
+      <w:r>
+        <w:rPr>
+          <w:sz w:val="22"/>
+        </w:rPr>
+        <w:tab/>
+        <w:t>35</w:t>
+      </w:r>
+    </w:p>
+    <w:p>
+      <w:pPr>
+        <w:spacing w:after="0" w:line="240" w:lineRule="auto"/>
+        <w:tabs>
+          <w:tab w:val="right" w:leader="dot" w:pos="9360"/>
+        </w:tabs>
+      </w:pPr>
+      <w:r>
+        <w:rPr>
+          <w:sz w:val="22"/>
+        </w:rPr>
+        <w:t>Understand implementation status</w:t>
+      </w:r>
+      <w:r>
+        <w:rPr>
+          <w:sz w:val="22"/>
+        </w:rPr>
+        <w:tab/>
+        <w:t>35</w:t>
       </w:r>
     </w:p>
     <w:p>
@@ -2738,6 +2759,39 @@
         <w:pStyle w:val="Heading1"/>
       </w:pPr>
       <w:r>
+        <w:t>Record backup and restoration requirements</w:t>
+      </w:r>
+    </w:p>
+    <w:p>
+      <w:r>
+        <w:t>After attaching the selected application or opening its saved database, choose Target backup and restore in the upper-right page selector. This register documents the selected application. DPH portable database backups remain on Database tools and serve a separate purpose. New plan opens an unsaved Knowledge draft. Enter a descriptive title and named author and preserve the first heading.</w:t>
+      </w:r>
+    </w:p>
+    <w:p>
+      <w:r>
+        <w:t>Complete the data scope, recovery point objective and maximum acceptable data loss, recovery time objective and priority, backup type and consistency, schedule, destination, retention and offsite copies, encryption and key responsibility, prerequisites and dependency order, restoration steps, rollback criteria and responsible operators. Unknown remains unresolved and should name the responsible maintainer. Avoid credentials and actual customer data.</w:t>
+      </w:r>
+    </w:p>
+    <w:p>
+      <w:r>
+        <w:t>Record each recovery test with its date, isolated environment, operator, backup identity or hash, measured recovery time and recovered point, acceptance checks, failures, corrective action, reviewer and evidence. These are attributed claims. Use Knowledge links to attach captured backup or restore routines with entity and depends_on, or exact operating procedure and recovery-test evidence revisions with section and cites. Return to Knowledge and Save. A name in prose alone does not create an implementation link.</w:t>
+      </w:r>
+    </w:p>
+    <w:p>
+      <w:r>
+        <w:t>Save creates a needs_review revision. Review separately against evidence using a named reviewer. Open plan returns to its saved Knowledge record for editing and history; Implementation links opens the exact links. Filters search plan text and review state. First page and Next page navigate more than 250 plans. Scroll the command bar horizontally in narrow windows and the labeled evidence memo vertically. Save or discard an existing draft before starting or opening another plan.</w:t>
+      </w:r>
+    </w:p>
+    <w:p>
+      <w:r>
+        <w:t>DPH never runs a target backup or restoration or proves that a recovery test succeeded. Publishing with the maintenance or all audience includes the attributed plan subject to exclusions and redaction. Explicit run, practice and test instructions are in docs/guides/Target_Recovery_Run_and_Test.txt.</w:t>
+      </w:r>
+    </w:p>
+    <w:p>
+      <w:pPr>
+        <w:pStyle w:val="Heading1"/>
+      </w:pPr>
+      <w:r>
         <w:t>Compare screen history and visual changes</w:t>
       </w:r>
     </w:p>
@@ -3041,7 +3095,7 @@
     </w:p>
     <w:p>
       <w:r>
-        <w:t>For a small practice only, save the exact body Run conversion and use samples\translation\DPH.fr.sample.json. The result is Exécuter la conversion. This pack has only three unreviewed phrases and is not a complete language catalog. Existing entries survive closing and reopening the database.</w:t>
+        <w:t>For a small practice only, save the exact body Run conversion and use samples\translation\DPH.fr.sample.json. The result is ExÃ©cuter la conversion. This pack has only three unreviewed phrases and is not a complete language catalog. Existing entries survive closing and reopening the database.</w:t>
       </w:r>
     </w:p>
     <w:p>
@@ -3179,7 +3233,7 @@
     </w:p>
     <w:p>
       <w:r>
-        <w:t>The supplied Phase 1 inventory contains 533 numbered requirements plus presentation rules. All 510 formerly unassessed requirements were reconciled in 21 audit batches. No unassessed items remain. The traceability ledger and implementation backlog distinguish implemented features, attributed manual capture, partial behavior and missing features. After the glossary, keyboard, command inventory, dynamic control, layout rule and component dependency implementations, 318 requirement records remain incomplete; overlapping records can share an implementation task. Earlier WP acceptance and 0.3.0 packages do not establish completion of the larger inventory.</w:t>
+        <w:t>The supplied Phase 1 inventory contains 533 numbered requirements plus presentation rules. All 510 formerly unassessed requirements were reconciled in 21 audit batches. No unassessed items remain. The traceability ledger and implementation backlog distinguish implemented features, attributed manual capture, partial behavior and missing features. After the glossary, keyboard, command inventory, dynamic control, layout rule and component dependency implementations, 317 requirement records remain incomplete; overlapping records can share an implementation task. Earlier WP acceptance and 0.3.0 packages do not establish completion of the larger inventory.</w:t>
       </w:r>
     </w:p>
     <w:p>
@@ -3845,7 +3899,7 @@
           <w:rFonts w:ascii="Consolas" w:hAnsi="Consolas"/>
           <w:sz w:val="16"/>
         </w:rPr>
-        <w:t>19a2c54d28475de14fc6419deb149cdc7df2d4503077049a542fe5ca02ca6077</w:t>
+        <w:t>da373dcd243a8eebe8d12c50575abb45cf72144360b3679451e0a8f877480915</w:t>
       </w:r>
     </w:p>
     <w:p>
@@ -3989,7 +4043,7 @@
           <w:rFonts w:ascii="Consolas" w:hAnsi="Consolas"/>
           <w:sz w:val="16"/>
         </w:rPr>
-        <w:t>96021c11323fa9db76d9b2bb7d8ea4f0ee1699fac73f675dfecade849fd5447a</w:t>
+        <w:t>3b861f396f8335c5a2fded6e1c15886ea6df4e59bcfc7aba34430e169a77993b</w:t>
       </w:r>
     </w:p>
     <w:p>
@@ -4325,7 +4379,7 @@
           <w:rFonts w:ascii="Consolas" w:hAnsi="Consolas"/>
           <w:sz w:val="16"/>
         </w:rPr>
-        <w:t>1e5c536c3fb44fd001a56177e714f5fd08b62280cbb814973c76005ad0d88c0d</w:t>
+        <w:t>0071616ba56c64eb56e19f04a535cd0cb70d4e5e4b87ce2a9885b91ffde3dd3c</w:t>
       </w:r>
     </w:p>
     <w:p>
@@ -4421,7 +4475,7 @@
           <w:rFonts w:ascii="Consolas" w:hAnsi="Consolas"/>
           <w:sz w:val="16"/>
         </w:rPr>
-        <w:t>e3659f88aee88537216fa8f7c6d1250d08954d2465ad2d6cde4e8b1960ef9f00</w:t>
+        <w:t>a3d40acc4c45734b68a66d0bc255f66a93298ba1843b8aa98eaa1bda4f2ef78e</w:t>
       </w:r>
     </w:p>
     <w:p>

--- a/docs/guides/DPH_User_Guide.docx
+++ b/docs/guides/DPH_User_Guide.docx
@@ -1388,7 +1388,7 @@
         <w:rPr>
           <w:sz w:val="22"/>
         </w:rPr>
-        <w:t>Source and revision evidence</w:t>
+        <w:t>Inventory business processes</w:t>
       </w:r>
       <w:r>
         <w:rPr>
@@ -1396,6 +1396,27 @@
         </w:rPr>
         <w:tab/>
         <w:t>35</w:t>
+      </w:r>
+    </w:p>
+    <w:p>
+      <w:pPr>
+        <w:spacing w:after="0" w:line="240" w:lineRule="auto"/>
+        <w:tabs>
+          <w:tab w:val="right" w:leader="dot" w:pos="9360"/>
+        </w:tabs>
+      </w:pPr>
+      <w:r>
+        <w:rPr>
+          <w:sz w:val="22"/>
+        </w:rPr>
+        <w:t>Source and revision evidence</w:t>
+      </w:r>
+      <w:r>
+        <w:rPr>
+          <w:sz w:val="22"/>
+        </w:rPr>
+        <w:tab/>
+        <w:t>36</w:t>
       </w:r>
     </w:p>
     <w:p>
@@ -3095,7 +3116,7 @@
     </w:p>
     <w:p>
       <w:r>
-        <w:t>For a small practice only, save the exact body Run conversion and use samples\translation\DPH.fr.sample.json. The result is ExÃ©cuter la conversion. This pack has only three unreviewed phrases and is not a complete language catalog. Existing entries survive closing and reopening the database.</w:t>
+        <w:t>For a small practice only, save the exact body Run conversion and use samples\translation\DPH.fr.sample.json. The result is Exécuter la conversion. This pack has only three unreviewed phrases and is not a complete language catalog. Existing entries survive closing and reopening the database.</w:t>
       </w:r>
     </w:p>
     <w:p>
@@ -3233,12 +3254,45 @@
     </w:p>
     <w:p>
       <w:r>
-        <w:t>The supplied Phase 1 inventory contains 533 numbered requirements plus presentation rules. All 510 formerly unassessed requirements were reconciled in 21 audit batches. No unassessed items remain. The traceability ledger and implementation backlog distinguish implemented features, attributed manual capture, partial behavior and missing features. After the glossary, keyboard, command inventory, dynamic control, layout rule and component dependency implementations, 317 requirement records remain incomplete; overlapping records can share an implementation task. Earlier WP acceptance and 0.3.0 packages do not establish completion of the larger inventory.</w:t>
+        <w:t>The supplied Phase 1 inventory contains 533 numbered requirements plus presentation rules. All 510 formerly unassessed requirements were reconciled in 21 audit batches. No unassessed items remain. The traceability ledger and implementation backlog distinguish implemented features, attributed manual capture, partial behavior and missing features. After the glossary, keyboard, command inventory, dynamic control, layout rule and component dependency implementations, 316 requirement records remain incomplete; overlapping records can share an implementation task. Earlier WP acceptance and 0.3.0 packages do not establish completion of the larger inventory.</w:t>
       </w:r>
     </w:p>
     <w:p>
       <w:r>
         <w:t>Exact launch and test commands are maintained in docs\guides\Run_And_Test.txt and Business_Glossary_Run_and_Test.txt. The tools\build-phase1.cmd suite checks structured profiles, source-quality findings, captured revision comparison and project catalogs; tools\build-glossary.cmd checks the glossary. A PASS applies only to the stated behavior and inputs and does not complete unrelated requirements.</w:t>
+      </w:r>
+    </w:p>
+    <w:p>
+      <w:pPr>
+        <w:pStyle w:val="Heading1"/>
+      </w:pPr>
+      <w:r>
+        <w:t>Inventory business processes</w:t>
+      </w:r>
+    </w:p>
+    <w:p>
+      <w:r>
+        <w:t>Open the selected application or its database, then choose Business processes in the upper-right page selector. Click New process. The Process fields page provides separately labeled fields for process name, accountable owner, department and roles, trigger and prerequisites, inputs and their origins, outputs and recipients, ordered steps and handoffs, and unknowns with the person responsible for resolving them. Enter a named contributor above the fields. The contributor records the description; the accountable owner is a separate business role.</w:t>
+      </w:r>
+    </w:p>
+    <w:p>
+      <w:r>
+        <w:t>Give the process a descriptive name. Complete each field or explicitly enter Unknown. Do not enter customer records or credentials. Name is stable after saving; other fields remain editable. Each field accepts up to 4096 characters and the name up to 200. Scroll vertically to reach the last fields. In a narrow window scroll the command bar horizontally to reach Apply to Knowledge draft. Apply prepares the canonical body and does not save it. Click Save on Knowledge to persist the process as needs_review.</w:t>
+      </w:r>
+    </w:p>
+    <w:p>
+      <w:r>
+        <w:t>Choose Knowledge links to connect captured routines using entity and depends_on, or exact procedure/evidence revisions using section and cites. Search, Find targets, select a result, choose the link role and Add link. Return to Knowledge and Save. A routine name written in prose alone is not a source link. Review separately using a named reviewer after checking the business account and source evidence.</w:t>
+      </w:r>
+    </w:p>
+    <w:p>
+      <w:r>
+        <w:t>Return to Business processes. Open record opens saved Knowledge and its immutable history; Edit fields restores the structured editor, preserves the process identity and exact links, and prepares a new revision after Apply and Save. Implementation links opens its evidence links. The review-state and text filters search the register, including owners, inputs and outputs. First page and Next page expose inventories larger than 250 records. Save or discard a current draft before editing another process. Cancel discards the current draft.</w:t>
+      </w:r>
+    </w:p>
+    <w:p>
+      <w:r>
+        <w:t>Publishing with maintenance or all audience includes the attributed canonical process and typed fields, subject to exclusions and redaction. These descriptions do not establish that the target performed the steps or produced the stated outcomes. A repeatable exercise and elevated test command are in docs/guides/Business_Process_Run_and_Test.txt.</w:t>
       </w:r>
     </w:p>
     <w:p>
@@ -3899,7 +3953,7 @@
           <w:rFonts w:ascii="Consolas" w:hAnsi="Consolas"/>
           <w:sz w:val="16"/>
         </w:rPr>
-        <w:t>da373dcd243a8eebe8d12c50575abb45cf72144360b3679451e0a8f877480915</w:t>
+        <w:t>e03b27e76dadb7417da560531a6fb3eaeb466b9586328d2be22f2c05021a73a6</w:t>
       </w:r>
     </w:p>
     <w:p>
@@ -4043,7 +4097,7 @@
           <w:rFonts w:ascii="Consolas" w:hAnsi="Consolas"/>
           <w:sz w:val="16"/>
         </w:rPr>
-        <w:t>3b861f396f8335c5a2fded6e1c15886ea6df4e59bcfc7aba34430e169a77993b</w:t>
+        <w:t>a430b042adc3b78834508660ca9d36d4ac2202b6dc66145a09d23f2cc418cc23</w:t>
       </w:r>
     </w:p>
     <w:p>
@@ -4379,7 +4433,7 @@
           <w:rFonts w:ascii="Consolas" w:hAnsi="Consolas"/>
           <w:sz w:val="16"/>
         </w:rPr>
-        <w:t>0071616ba56c64eb56e19f04a535cd0cb70d4e5e4b87ce2a9885b91ffde3dd3c</w:t>
+        <w:t>aa78ea686c664031df03303dd957e727aa6c190eaf8ad20dfef52a58ae3444e7</w:t>
       </w:r>
     </w:p>
     <w:p>
@@ -4475,7 +4529,7 @@
           <w:rFonts w:ascii="Consolas" w:hAnsi="Consolas"/>
           <w:sz w:val="16"/>
         </w:rPr>
-        <w:t>a3d40acc4c45734b68a66d0bc255f66a93298ba1843b8aa98eaa1bda4f2ef78e</w:t>
+        <w:t>ea04093fba24d7ca925c5a4ca0778c056cf3a4998df9b43614289664e5be26e7</w:t>
       </w:r>
     </w:p>
     <w:p>

--- a/docs/guides/DPH_User_Guide.docx
+++ b/docs/guides/DPH_User_Guide.docx
@@ -1409,7 +1409,7 @@
         <w:rPr>
           <w:sz w:val="22"/>
         </w:rPr>
-        <w:t>Source and revision evidence</w:t>
+        <w:t>Record departmental workflows</w:t>
       </w:r>
       <w:r>
         <w:rPr>
@@ -1417,6 +1417,27 @@
         </w:rPr>
         <w:tab/>
         <w:t>36</w:t>
+      </w:r>
+    </w:p>
+    <w:p>
+      <w:pPr>
+        <w:spacing w:after="0" w:line="240" w:lineRule="auto"/>
+        <w:tabs>
+          <w:tab w:val="right" w:leader="dot" w:pos="9360"/>
+        </w:tabs>
+      </w:pPr>
+      <w:r>
+        <w:rPr>
+          <w:sz w:val="22"/>
+        </w:rPr>
+        <w:t>Source and revision evidence</w:t>
+      </w:r>
+      <w:r>
+        <w:rPr>
+          <w:sz w:val="22"/>
+        </w:rPr>
+        <w:tab/>
+        <w:t>37</w:t>
       </w:r>
     </w:p>
     <w:p>
@@ -3254,7 +3275,7 @@
     </w:p>
     <w:p>
       <w:r>
-        <w:t>The supplied Phase 1 inventory contains 533 numbered requirements plus presentation rules. All 510 formerly unassessed requirements were reconciled in 21 audit batches. No unassessed items remain. The traceability ledger and implementation backlog distinguish implemented features, attributed manual capture, partial behavior and missing features. After the glossary, keyboard, command inventory, dynamic control, layout rule and component dependency implementations, 316 requirement records remain incomplete; overlapping records can share an implementation task. Earlier WP acceptance and 0.3.0 packages do not establish completion of the larger inventory.</w:t>
+        <w:t>The supplied Phase 1 inventory contains 533 numbered requirements plus presentation rules. All 510 formerly unassessed requirements were reconciled in 21 audit batches. No unassessed items remain. The traceability ledger and implementation backlog distinguish implemented features, attributed manual capture, partial behavior and missing features. After the glossary, keyboard, command inventory, dynamic control, layout rule and component dependency implementations, 315 requirement records remain incomplete; overlapping records can share an implementation task. Earlier WP acceptance and 0.3.0 packages do not establish completion of the larger inventory.</w:t>
       </w:r>
     </w:p>
     <w:p>
@@ -3293,6 +3314,44 @@
     <w:p>
       <w:r>
         <w:t>Publishing with maintenance or all audience includes the attributed canonical process and typed fields, subject to exclusions and redaction. These descriptions do not establish that the target performed the steps or produced the stated outcomes. A repeatable exercise and elevated test command are in docs/guides/Business_Process_Run_and_Test.txt.</w:t>
+      </w:r>
+    </w:p>
+    <w:p>
+      <w:pPr>
+        <w:pStyle w:val="Heading1"/>
+      </w:pPr>
+      <w:r>
+        <w:t>Record departmental workflows</w:t>
+      </w:r>
+    </w:p>
+    <w:p>
+      <w:r>
+        <w:t>Open the intended project or its database and choose Departmental workflows in the upper-right page selector. Click New workflow. In Workflow fields enter a named contributor, descriptive name, accountable owner, department scope, trigger and prerequisites, and unresolved questions with their responsible maintainer. Scroll down to Ordered steps. The contributor records the account; the accountable owner is a separate role.</w:t>
+      </w:r>
+    </w:p>
+    <w:p>
+      <w:r>
+        <w:t>Click New step. Enter its department, responsible role, descriptive action, inputs and origins, outputs and recipients, handoff to the next department or role, and exception handling or recovery. Unknown remains an unresolved value. Choose the Exception destination from Unknown, End or an existing named step. Click Apply step. This updates the local workflow draft and does not save the database. Repeat to add the next step. Normal order follows the list; the last step ends the authored sequence.</w:t>
+      </w:r>
+    </w:p>
+    <w:p>
+      <w:r>
+        <w:t>Select a step to edit it, then Apply step. Move up and Move down reorder the normal sequence while retaining stable exception destinations. Remove step refuses removal while another step refers to it as an exception destination; edit that referring step first. Apply or Discard step edits before selecting, adding, removing or moving another step. Discard step edits abandons the current step changes. Cancel discards the entire workflow draft.</w:t>
+      </w:r>
+    </w:p>
+    <w:p>
+      <w:r>
+        <w:t>Click Apply workflow to draft, then click Save on Knowledge. Save refuses an unapplied editor to avoid losing field changes. Use Knowledge links with section and cites to link an exact saved business-process or procedure revision; use entity and depends_on for captured implementing routines. Return to Knowledge and Save the links. Review separately using a named reviewer. Open record shows saved Knowledge and immutable history; Edit fields restores the structured workflow for a new revision.</w:t>
+      </w:r>
+    </w:p>
+    <w:p>
+      <w:r>
+        <w:t>Filter by workflow, department, role, action or review state. First page and Next page navigate inventories larger than 250 records. Scroll command bars horizontally and the editor vertically in narrow windows. Each workflow contains 1 through 64 steps, with a 64 KiB structured-record limit. Workflow fields accept 4096 characters, the name 200 and step fields 2048. Split a larger account into explicitly linked workflows. Unknown destinations remain visible rather than invented.</w:t>
+      </w:r>
+    </w:p>
+    <w:p>
+      <w:r>
+        <w:t>Publish with maintenance or all audience to include the canonical ordered steps and attributed exception paths, subject to exclusions and redaction. DPH never executes a business workflow; content review does not grant business authorization or prove success. Detailed run, practice and test directions are in docs/guides/Departmental_Workflow_Run_and_Test.txt.</w:t>
       </w:r>
     </w:p>
     <w:p>
@@ -3953,7 +4012,7 @@
           <w:rFonts w:ascii="Consolas" w:hAnsi="Consolas"/>
           <w:sz w:val="16"/>
         </w:rPr>
-        <w:t>e03b27e76dadb7417da560531a6fb3eaeb466b9586328d2be22f2c05021a73a6</w:t>
+        <w:t>ec6318b2608e97063f8f3ad7e404ededd1dc017c67540870b3c0e43ef286c852</w:t>
       </w:r>
     </w:p>
     <w:p>
@@ -4097,7 +4156,7 @@
           <w:rFonts w:ascii="Consolas" w:hAnsi="Consolas"/>
           <w:sz w:val="16"/>
         </w:rPr>
-        <w:t>a430b042adc3b78834508660ca9d36d4ac2202b6dc66145a09d23f2cc418cc23</w:t>
+        <w:t>d0d07d94b568cbbe1a51fb00d7eb6ba618a97fc4b1349cf5247e9a9f5ede49c0</w:t>
       </w:r>
     </w:p>
     <w:p>
@@ -4433,7 +4492,7 @@
           <w:rFonts w:ascii="Consolas" w:hAnsi="Consolas"/>
           <w:sz w:val="16"/>
         </w:rPr>
-        <w:t>aa78ea686c664031df03303dd957e727aa6c190eaf8ad20dfef52a58ae3444e7</w:t>
+        <w:t>be03c357c96bbdb828d63c347a6bd7d5bc5ba3ecbf161cf67853299a4aca23b5</w:t>
       </w:r>
     </w:p>
     <w:p>
@@ -4529,7 +4588,7 @@
           <w:rFonts w:ascii="Consolas" w:hAnsi="Consolas"/>
           <w:sz w:val="16"/>
         </w:rPr>
-        <w:t>ea04093fba24d7ca925c5a4ca0778c056cf3a4998df9b43614289664e5be26e7</w:t>
+        <w:t>e65647f974ea2b81593c20c5d15d49e7518e3092275709ad25aab12970158b7e</w:t>
       </w:r>
     </w:p>
     <w:p>

--- a/docs/guides/DPH_User_Guide.docx
+++ b/docs/guides/DPH_User_Guide.docx
@@ -1417,6 +1417,27 @@
         </w:rPr>
         <w:tab/>
         <w:t>36</w:t>
+      </w:r>
+    </w:p>
+    <w:p>
+      <w:pPr>
+        <w:spacing w:after="0" w:line="240" w:lineRule="auto"/>
+        <w:tabs>
+          <w:tab w:val="right" w:leader="dot" w:pos="9360"/>
+        </w:tabs>
+      </w:pPr>
+      <w:r>
+        <w:rPr>
+          <w:sz w:val="22"/>
+        </w:rPr>
+        <w:t>Read end-to-end process diagrams</w:t>
+      </w:r>
+      <w:r>
+        <w:rPr>
+          <w:sz w:val="22"/>
+        </w:rPr>
+        <w:tab/>
+        <w:t>37</w:t>
       </w:r>
     </w:p>
     <w:p>
@@ -3275,7 +3296,7 @@
     </w:p>
     <w:p>
       <w:r>
-        <w:t>The supplied Phase 1 inventory contains 533 numbered requirements plus presentation rules. All 510 formerly unassessed requirements were reconciled in 21 audit batches. No unassessed items remain. The traceability ledger and implementation backlog distinguish implemented features, attributed manual capture, partial behavior and missing features. After the glossary, keyboard, command inventory, dynamic control, layout rule and component dependency implementations, 315 requirement records remain incomplete; overlapping records can share an implementation task. Earlier WP acceptance and 0.3.0 packages do not establish completion of the larger inventory.</w:t>
+        <w:t>The supplied Phase 1 inventory contains 533 numbered requirements plus presentation rules. All 510 formerly unassessed requirements were reconciled in 21 audit batches. No unassessed items remain. The traceability ledger and implementation backlog distinguish implemented features, attributed manual capture, partial behavior and missing features. After the glossary, keyboard, command inventory, dynamic control, layout rule and component dependency implementations, 314 requirement records remain incomplete; overlapping records can share an implementation task. Earlier WP acceptance and 0.3.0 packages do not establish completion of the larger inventory.</w:t>
       </w:r>
     </w:p>
     <w:p>
@@ -3352,6 +3373,34 @@
     <w:p>
       <w:r>
         <w:t>Publish with maintenance or all audience to include the canonical ordered steps and attributed exception paths, subject to exclusions and redaction. DPH never executes a business workflow; content review does not grant business authorization or prove success. Detailed run, practice and test directions are in docs/guides/Departmental_Workflow_Run_and_Test.txt.</w:t>
+      </w:r>
+    </w:p>
+    <w:p>
+      <w:pPr>
+        <w:pStyle w:val="Heading1"/>
+      </w:pPr>
+      <w:r>
+        <w:t>Read end-to-end process diagrams</w:t>
+      </w:r>
+    </w:p>
+    <w:p>
+      <w:r>
+        <w:t>Choose Departmental workflows in the upper-right page selector and select a saved workflow. Click Process diagram. Save or discard any current Knowledge or structured-editor draft first. The Graphs page selects Business process and shows the saved workflow revision, contributor, reviewer and source generation. Technical grouping is disabled for this authored diagram.</w:t>
+      </w:r>
+    </w:p>
+    <w:p>
+      <w:r>
+        <w:t>Blue arrows follow the normal step order and carry department handoffs. Orange dashed routes show the entered exception destinations, including returns to earlier steps, self-return and End. An Unknown destination has its own visible unresolved node. Scroll down and sideways to inspect the full diagram. Select a step for full fields. The full steps and routes list below the SVG preserves long action names and route descriptions.</w:t>
+      </w:r>
+    </w:p>
+    <w:p>
+      <w:r>
+        <w:t>Linked business processes identify exact section revisions. Reviewed linked revision means that revision has a named reviewer and verified content state; it does not establish current business approval or runtime success. Click a process link to inspect its immutable reviewed body. If none is linked, return to Departmental workflows, Implementation links, search a business-process section, Add link, then Knowledge and Save. Review the workflow separately as appropriate.</w:t>
+      </w:r>
+    </w:p>
+    <w:p>
+      <w:r>
+        <w:t>Publish with maintenance/all audience to a new output folder. Open index.html and find the workflow article: it contains the same scalable diagram and exact process-revision links. The canonical JSON and knowledge index preserve the projection, and bundle validation checks it against the authored steps. A user-only audience excludes maintainer workflows and their diagrams. No business action is executed. Detailed directions: docs/guides/Process_Diagram_Run_and_Test.txt.</w:t>
       </w:r>
     </w:p>
     <w:p>
@@ -3412,7 +3461,7 @@
           <w:rFonts w:ascii="Consolas" w:hAnsi="Consolas"/>
           <w:sz w:val="16"/>
         </w:rPr>
-        <w:t>43244ca3544edffabbf8a52af92a5f8081794894db0fd88fdd67fd1dbab560fb</w:t>
+        <w:t>8e4a430daf51b5f1d5c0e4e8a939862dd8b80123bd7333597b949ad054f85f06</w:t>
       </w:r>
     </w:p>
     <w:p>
@@ -3916,7 +3965,7 @@
           <w:rFonts w:ascii="Consolas" w:hAnsi="Consolas"/>
           <w:sz w:val="16"/>
         </w:rPr>
-        <w:t>0a36aa00c6c9591521d53977e2a4985b4cb390dfa79c7dcbc337c74ff306c39e</w:t>
+        <w:t>ac49dff7e08016db2f8c720de3bac0749e52de82ccc4e7aa2b328f8032ceebe4</w:t>
       </w:r>
     </w:p>
     <w:p>
@@ -3940,7 +3989,7 @@
           <w:rFonts w:ascii="Consolas" w:hAnsi="Consolas"/>
           <w:sz w:val="16"/>
         </w:rPr>
-        <w:t>532727b11c1245adceaab9e43a6f16d4bce573cf1f31c148978a78457462039f</w:t>
+        <w:t>7068252c58364ae224e263ecc5fbf83bdb406943979f3ad752f4ca9f877de9d2</w:t>
       </w:r>
     </w:p>
     <w:p>
@@ -4156,7 +4205,7 @@
           <w:rFonts w:ascii="Consolas" w:hAnsi="Consolas"/>
           <w:sz w:val="16"/>
         </w:rPr>
-        <w:t>d0d07d94b568cbbe1a51fb00d7eb6ba618a97fc4b1349cf5247e9a9f5ede49c0</w:t>
+        <w:t>41b056a1db563ef504731a7fa647e8c45aa5c9334d5ce0805799b94998fb4be4</w:t>
       </w:r>
     </w:p>
     <w:p>
@@ -4420,7 +4469,7 @@
           <w:rFonts w:ascii="Consolas" w:hAnsi="Consolas"/>
           <w:sz w:val="16"/>
         </w:rPr>
-        <w:t>6fd8b84644df65a0746aaad3598dad9406fa2d55e637e1e30f2175cefd1be911</w:t>
+        <w:t>1d2985c6fa30e72a7ddb7c55f41a2a774e6e1517d5056507efb2666f18b47804</w:t>
       </w:r>
     </w:p>
     <w:p>
@@ -4588,7 +4637,7 @@
           <w:rFonts w:ascii="Consolas" w:hAnsi="Consolas"/>
           <w:sz w:val="16"/>
         </w:rPr>
-        <w:t>e65647f974ea2b81593c20c5d15d49e7518e3092275709ad25aab12970158b7e</w:t>
+        <w:t>a383ef8a6bc9a655629d8a19f73dd6dbfad80072b3430f42e9dfe92284d1a451</w:t>
       </w:r>
     </w:p>
     <w:p>

--- a/docs/guides/DPH_User_Guide.docx
+++ b/docs/guides/DPH_User_Guide.docx
@@ -1451,7 +1451,7 @@
         <w:rPr>
           <w:sz w:val="22"/>
         </w:rPr>
-        <w:t>Source and revision evidence</w:t>
+        <w:t>Catalog business rules</w:t>
       </w:r>
       <w:r>
         <w:rPr>
@@ -1459,6 +1459,27 @@
         </w:rPr>
         <w:tab/>
         <w:t>37</w:t>
+      </w:r>
+    </w:p>
+    <w:p>
+      <w:pPr>
+        <w:spacing w:after="0" w:line="240" w:lineRule="auto"/>
+        <w:tabs>
+          <w:tab w:val="right" w:leader="dot" w:pos="9360"/>
+        </w:tabs>
+      </w:pPr>
+      <w:r>
+        <w:rPr>
+          <w:sz w:val="22"/>
+        </w:rPr>
+        <w:t>Source and revision evidence</w:t>
+      </w:r>
+      <w:r>
+        <w:rPr>
+          <w:sz w:val="22"/>
+        </w:rPr>
+        <w:tab/>
+        <w:t>38</w:t>
       </w:r>
     </w:p>
     <w:p>
@@ -3296,7 +3317,7 @@
     </w:p>
     <w:p>
       <w:r>
-        <w:t>The supplied Phase 1 inventory contains 533 numbered requirements plus presentation rules. All 510 formerly unassessed requirements were reconciled in 21 audit batches. No unassessed items remain. The traceability ledger and implementation backlog distinguish implemented features, attributed manual capture, partial behavior and missing features. After the glossary, keyboard, command inventory, dynamic control, layout rule and component dependency implementations, 314 requirement records remain incomplete; overlapping records can share an implementation task. Earlier WP acceptance and 0.3.0 packages do not establish completion of the larger inventory.</w:t>
+        <w:t>The supplied Phase 1 inventory contains 533 numbered requirements plus presentation rules. All 510 formerly unassessed requirements were reconciled in 21 audit batches. No unassessed items remain. The traceability ledger and implementation backlog distinguish implemented features, attributed manual capture, partial behavior and missing features. After the glossary, keyboard, command inventory, dynamic control, layout rule and component dependency implementations, 313 requirement records remain incomplete; overlapping records can share an implementation task. Earlier WP acceptance and 0.3.0 packages do not establish completion of the larger inventory.</w:t>
       </w:r>
     </w:p>
     <w:p>
@@ -3401,6 +3422,39 @@
     <w:p>
       <w:r>
         <w:t>Publish with maintenance/all audience to a new output folder. Open index.html and find the workflow article: it contains the same scalable diagram and exact process-revision links. The canonical JSON and knowledge index preserve the projection, and bundle validation checks it against the authored steps. A user-only audience excludes maintainer workflows and their diagrams. No business action is executed. Detailed directions: docs/guides/Process_Diagram_Run_and_Test.txt.</w:t>
+      </w:r>
+    </w:p>
+    <w:p>
+      <w:pPr>
+        <w:pStyle w:val="Heading1"/>
+      </w:pPr>
+      <w:r>
+        <w:t>Catalog business rules</w:t>
+      </w:r>
+    </w:p>
+    <w:p>
+      <w:r>
+        <w:t>Choose Business rules in the upper-right page selector. The catalog contains typed rules and clearly labeled Unstructured original notes. Use the text field to search the identifier, applicability, conditions, outcomes or owner, and the state selector to restrict human review status. First page and Next page show up to 250 records at a time. An empty catalog does not establish that the application has no business rules.</w:t>
+      </w:r>
+    </w:p>
+    <w:p>
+      <w:r>
+        <w:t>Click New rule to open Rule fields. Enter a unique Rule identifier such as BR-001, a descriptive Rule name and a Named contributor. Identifiers contain 1 to 100 ASCII letters, digits, dots, underscores, slashes or hyphens and start with a letter or digit. Saved identifiers and names remain stable. Identifiers are unique ignoring ASCII case, including retired records.</w:t>
+      </w:r>
+    </w:p>
+    <w:p>
+      <w:r>
+        <w:t>Complete Applicability and affected operations, Conditions and prerequisites, Outcomes and required actions, Exceptions and overrides, Accountable business owner, Approval authority and change responsibilities, and Unknowns and follow-up owner. Enter Unknown where evidence is unavailable. Contributor, accountable owner, business approval authority and DPH reviewer are separate responsibilities.</w:t>
+      </w:r>
+    </w:p>
+    <w:p>
+      <w:r>
+        <w:t>Click Apply to Knowledge draft, then Save on Knowledge. Apply alone does not persist a rule. Return to Business rules, select it and click Implementation links. On Knowledge links search the captured routine or saved procedure and Add link; return to Knowledge and Save edits. Review against the evidence with a named reviewer. A review records a human assessment of the description; it does not authorize a transaction or prove successful execution.</w:t>
+      </w:r>
+    </w:p>
+    <w:p>
+      <w:r>
+        <w:t>Edit fields restores typed fields, preserves the stable identity and exact links, and prepares a new revision after Apply and Save. Edits reopen review and preserve immutable earlier revisions. Open record displays original unstructured notes with their attribution; their structured editing is disabled. Create a separate typed rule and link the original note when formalizing it. Publish with an audience that includes the rule, then validate the bundle. Explicit practice directions: docs/guides/Business_Rule_Run_and_Test.txt.</w:t>
       </w:r>
     </w:p>
     <w:p>
@@ -4061,7 +4115,7 @@
           <w:rFonts w:ascii="Consolas" w:hAnsi="Consolas"/>
           <w:sz w:val="16"/>
         </w:rPr>
-        <w:t>ec6318b2608e97063f8f3ad7e404ededd1dc017c67540870b3c0e43ef286c852</w:t>
+        <w:t>6d3fd07349ecba128a429784a068078eeb6a0c3a12caa5a73879c4af008fccc8</w:t>
       </w:r>
     </w:p>
     <w:p>
@@ -4205,7 +4259,7 @@
           <w:rFonts w:ascii="Consolas" w:hAnsi="Consolas"/>
           <w:sz w:val="16"/>
         </w:rPr>
-        <w:t>41b056a1db563ef504731a7fa647e8c45aa5c9334d5ce0805799b94998fb4be4</w:t>
+        <w:t>8e6d9444643479eac6fe9f1902be8c40439cd61988806f28bf53da9f2a776e76</w:t>
       </w:r>
     </w:p>
     <w:p>
@@ -4541,7 +4595,7 @@
           <w:rFonts w:ascii="Consolas" w:hAnsi="Consolas"/>
           <w:sz w:val="16"/>
         </w:rPr>
-        <w:t>be03c357c96bbdb828d63c347a6bd7d5bc5ba3ecbf161cf67853299a4aca23b5</w:t>
+        <w:t>b64efef8c916e772e0c39597eca056b5d892d4f3c7e68315d5b6250ad905643e</w:t>
       </w:r>
     </w:p>
     <w:p>
@@ -4637,7 +4691,7 @@
           <w:rFonts w:ascii="Consolas" w:hAnsi="Consolas"/>
           <w:sz w:val="16"/>
         </w:rPr>
-        <w:t>a383ef8a6bc9a655629d8a19f73dd6dbfad80072b3430f42e9dfe92284d1a451</w:t>
+        <w:t>38c763770038692796e73a1a0c0a793aa01db6bae96db716d4ec349b60550907</w:t>
       </w:r>
     </w:p>
     <w:p>

--- a/docs/guides/DPH_User_Guide.docx
+++ b/docs/guides/DPH_User_Guide.docx
@@ -1459,6 +1459,27 @@
         </w:rPr>
         <w:tab/>
         <w:t>37</w:t>
+      </w:r>
+    </w:p>
+    <w:p>
+      <w:pPr>
+        <w:spacing w:after="0" w:line="240" w:lineRule="auto"/>
+        <w:tabs>
+          <w:tab w:val="right" w:leader="dot" w:pos="9360"/>
+        </w:tabs>
+      </w:pPr>
+      <w:r>
+        <w:rPr>
+          <w:sz w:val="22"/>
+        </w:rPr>
+        <w:t>Inspect calculations and formulas</w:t>
+      </w:r>
+      <w:r>
+        <w:rPr>
+          <w:sz w:val="22"/>
+        </w:rPr>
+        <w:tab/>
+        <w:t>38</w:t>
       </w:r>
     </w:p>
     <w:p>
@@ -3317,7 +3338,7 @@
     </w:p>
     <w:p>
       <w:r>
-        <w:t>The supplied Phase 1 inventory contains 533 numbered requirements plus presentation rules. All 510 formerly unassessed requirements were reconciled in 21 audit batches. No unassessed items remain. The traceability ledger and implementation backlog distinguish implemented features, attributed manual capture, partial behavior and missing features. After the glossary, keyboard, command inventory, dynamic control, layout rule and component dependency implementations, 313 requirement records remain incomplete; overlapping records can share an implementation task. Earlier WP acceptance and 0.3.0 packages do not establish completion of the larger inventory.</w:t>
+        <w:t>The supplied Phase 1 inventory contains 533 numbered requirements plus presentation rules. All 510 formerly unassessed requirements were reconciled in 21 audit batches. No unassessed items remain. The traceability ledger and implementation backlog distinguish implemented features, attributed manual capture, partial behavior and missing features. After the glossary, keyboard, command inventory, dynamic control, layout rule and component dependency implementations, 312 requirement records remain incomplete; overlapping records can share an implementation task. Earlier WP acceptance and 0.3.0 packages do not establish completion of the larger inventory.</w:t>
       </w:r>
     </w:p>
     <w:p>
@@ -3455,6 +3476,39 @@
     <w:p>
       <w:r>
         <w:t>Edit fields restores typed fields, preserves the stable identity and exact links, and prepares a new revision after Apply and Save. Edits reopen review and preserve immutable earlier revisions. Open record displays original unstructured notes with their attribution; their structured editing is disabled. Create a separate typed rule and link the original note when formalizing it. Publish with an audience that includes the rule, then validate the bundle. Explicit practice directions: docs/guides/Business_Rule_Run_and_Test.txt.</w:t>
+      </w:r>
+    </w:p>
+    <w:p>
+      <w:pPr>
+        <w:pStyle w:val="Heading1"/>
+      </w:pPr>
+      <w:r>
+        <w:t>Inspect calculations and formulas</w:t>
+      </w:r>
+    </w:p>
+    <w:p>
+      <w:r>
+        <w:t>Choose Calculation evidence in the upper-right page selector. This inventory derives candidates from captured arithmetic and bitwise or boolean expressions, constant formulas and recognized mathematical API spellings. Nested expression children are omitted to avoid repeated rows. Original string literals are masked. Operators may be overloaded and API names may refer to different routines; candidates do not establish numeric type, units, business meaning or successful execution.</w:t>
+      </w:r>
+    </w:p>
+    <w:p>
+      <w:r>
+        <w:t>Select a candidate to read its captured expression, exact source range, SHA256, generation and enclosing routine when resolved. The text filter searches expression, routine and source; First page and Next page show 250 matches. Open routine follows the captured explanation and dependency links. Open source requires attached unchanged source. Empty results do not prove no calculations exist. The inventory has a visible 10000-candidate bound and reports empty or long expression nodes; parser gaps and dynamic code remain unresolved.</w:t>
+      </w:r>
+    </w:p>
+    <w:p>
+      <w:r>
+        <w:t>Click New definition to open Calculation fields. It copies the captured expression with string literals omitted and records its source identity in Assumptions. Enter a descriptive Calculation name and Named contributor. Supply Business meaning and applicability, Formula or algorithm, Inputs definitions and origins, Outputs definitions and recipients, Units and conversions, Precision and rounding, Assumptions and valid ranges, Exceptions and boundary conditions, Worked examples and expected results, Accountable calculation owner, and Unknowns. Enter Unknown where evidence is unavailable. Formula text and examples are never evaluated by DPH.</w:t>
+      </w:r>
+    </w:p>
+    <w:p>
+      <w:r>
+        <w:t>Click Apply to Knowledge draft, then Save on Knowledge. Choose Calculations, select the saved definition and click Implementation links. Search the captured routine or saved procedure, select it and Add link; return to Knowledge and Save edits. Review with a named reviewer against the source and business evidence. Source identity in Assumptions is explanatory text; add an exact implementation link separately.</w:t>
+      </w:r>
+    </w:p>
+    <w:p>
+      <w:r>
+        <w:t>Calculations filters saved definitions by review state and text such as formula, unit or business meaning. Edit fields preserves the stable name and identity and prepares a new revision; Apply and Save return it to pending review. Open record exposes immutable history and exact links. Publish to a maintenance/all audience and validate the bundle to preserve authored definitions. DPH does not establish formula correctness or business outcomes. Full launch and practice directions: docs/guides/Calculation_Run_and_Test.txt.</w:t>
       </w:r>
     </w:p>
     <w:p>
@@ -4115,7 +4169,7 @@
           <w:rFonts w:ascii="Consolas" w:hAnsi="Consolas"/>
           <w:sz w:val="16"/>
         </w:rPr>
-        <w:t>6d3fd07349ecba128a429784a068078eeb6a0c3a12caa5a73879c4af008fccc8</w:t>
+        <w:t>eef95eb1502ac7aedee4186f29a026074d2d77fb3ca404d81531703c99e290e0</w:t>
       </w:r>
     </w:p>
     <w:p>
@@ -4259,7 +4313,7 @@
           <w:rFonts w:ascii="Consolas" w:hAnsi="Consolas"/>
           <w:sz w:val="16"/>
         </w:rPr>
-        <w:t>8e6d9444643479eac6fe9f1902be8c40439cd61988806f28bf53da9f2a776e76</w:t>
+        <w:t>b5cf95129ccd1ff91ecfbb88d31170f9ec2e35a3e34c0dd590854c0f3390a16b</w:t>
       </w:r>
     </w:p>
     <w:p>
@@ -4595,7 +4649,7 @@
           <w:rFonts w:ascii="Consolas" w:hAnsi="Consolas"/>
           <w:sz w:val="16"/>
         </w:rPr>
-        <w:t>b64efef8c916e772e0c39597eca056b5d892d4f3c7e68315d5b6250ad905643e</w:t>
+        <w:t>c478ad86dae6bf66107412e3f6728d31553f28c486798fdb6fc461f72e6333f1</w:t>
       </w:r>
     </w:p>
     <w:p>
@@ -4691,7 +4745,7 @@
           <w:rFonts w:ascii="Consolas" w:hAnsi="Consolas"/>
           <w:sz w:val="16"/>
         </w:rPr>
-        <w:t>38c763770038692796e73a1a0c0a793aa01db6bae96db716d4ec349b60550907</w:t>
+        <w:t>3b13700c44c5839710c306d02edf564500731508ee597c7e1cd459f2ca80f03c</w:t>
       </w:r>
     </w:p>
     <w:p>

--- a/docs/guides/DPH_User_Guide.docx
+++ b/docs/guides/DPH_User_Guide.docx
@@ -7,7 +7,7 @@
         <w:pStyle w:val="Title"/>
       </w:pPr>
       <w:r>
-        <w:t>DPH User Guide</w:t>
+        <w:t>Delphi Project Handoff User Guide</w:t>
       </w:r>
     </w:p>
     <w:p>
@@ -15,27 +15,22 @@
         <w:pStyle w:val="Subtitle"/>
       </w:pPr>
       <w:r>
-        <w:t>Delphi Project Handoff</w:t>
+        <w:t>Learn an application and prepare useful lessons</w:t>
       </w:r>
     </w:p>
     <w:p>
       <w:r>
-        <w:t>Windows desktop experimental software</w:t>
+        <w:t>Experimental Windows desktop software</w:t>
       </w:r>
     </w:p>
     <w:p>
       <w:r>
-        <w:t>Last changed 12 October 2026</w:t>
+        <w:t>Last changed 13 October 2026</w:t>
       </w:r>
     </w:p>
     <w:p>
       <w:r>
-        <w:t>For the person inspecting a Delphi project and recording its handoff knowledge</w:t>
-      </w:r>
-    </w:p>
-    <w:p>
-      <w:r>
-        <w:t>This guide describes the implemented application and its evidence limits. Use the phase acceptance records for exact measured results and unresolved release gates.</w:t>
+        <w:t>Read in order for your first session. Later, use the contents to find a particular procedure.</w:t>
       </w:r>
     </w:p>
     <w:p>
@@ -52,1465 +47,168 @@
       </w:r>
     </w:p>
     <w:p>
-      <w:pPr>
-        <w:spacing w:before="0" w:after="0" w:line="20" w:lineRule="exact"/>
-      </w:pPr>
       <w:r>
-        <w:rPr>
-          <w:sz w:val="2"/>
-        </w:rPr>
         <w:fldChar w:fldCharType="begin"/>
         <w:instrText xml:space="preserve"> TOC \o "1-1" \h \z \u </w:instrText>
       </w:r>
     </w:p>
     <w:p>
-      <w:pPr>
-        <w:spacing w:before="0" w:after="0" w:line="20" w:lineRule="exact"/>
-      </w:pPr>
       <w:r>
-        <w:rPr>
-          <w:sz w:val="2"/>
-        </w:rPr>
         <w:fldChar w:fldCharType="separate"/>
       </w:r>
     </w:p>
     <w:p>
       <w:pPr>
-        <w:spacing w:after="0" w:line="240" w:lineRule="auto"/>
+        <w:spacing w:after="120"/>
         <w:tabs>
           <w:tab w:val="right" w:leader="dot" w:pos="9360"/>
         </w:tabs>
       </w:pPr>
       <w:r>
-        <w:rPr>
-          <w:sz w:val="22"/>
-        </w:rPr>
-        <w:t>Purpose and evidence</w:t>
+        <w:t>Getting started</w:t>
       </w:r>
       <w:r>
-        <w:rPr>
-          <w:sz w:val="22"/>
-        </w:rPr>
+        <w:tab/>
+        <w:t>3</w:t>
+      </w:r>
+    </w:p>
+    <w:p>
+      <w:pPr>
+        <w:spacing w:after="120"/>
+        <w:tabs>
+          <w:tab w:val="right" w:leader="dot" w:pos="9360"/>
+        </w:tabs>
+      </w:pPr>
+      <w:r>
+        <w:t>Choose an application</w:t>
+      </w:r>
+      <w:r>
         <w:tab/>
         <w:t>4</w:t>
       </w:r>
     </w:p>
     <w:p>
       <w:pPr>
-        <w:spacing w:after="0" w:line="240" w:lineRule="auto"/>
+        <w:spacing w:after="120"/>
         <w:tabs>
           <w:tab w:val="right" w:leader="dot" w:pos="9360"/>
         </w:tabs>
       </w:pPr>
       <w:r>
-        <w:rPr>
-          <w:sz w:val="22"/>
-        </w:rPr>
-        <w:t>Start DPH</w:t>
+        <w:t>Read the learning route</w:t>
       </w:r>
       <w:r>
-        <w:rPr>
-          <w:sz w:val="22"/>
-        </w:rPr>
-        <w:tab/>
-        <w:t>4</w:t>
-      </w:r>
-    </w:p>
-    <w:p>
-      <w:pPr>
-        <w:spacing w:after="0" w:line="240" w:lineRule="auto"/>
-        <w:tabs>
-          <w:tab w:val="right" w:leader="dot" w:pos="9360"/>
-        </w:tabs>
-      </w:pPr>
-      <w:r>
-        <w:rPr>
-          <w:sz w:val="22"/>
-        </w:rPr>
-        <w:t>Run the application and its checks</w:t>
-      </w:r>
-      <w:r>
-        <w:rPr>
-          <w:sz w:val="22"/>
-        </w:rPr>
-        <w:tab/>
-        <w:t>4</w:t>
-      </w:r>
-    </w:p>
-    <w:p>
-      <w:pPr>
-        <w:spacing w:after="0" w:line="240" w:lineRule="auto"/>
-        <w:tabs>
-          <w:tab w:val="right" w:leader="dot" w:pos="9360"/>
-        </w:tabs>
-      </w:pPr>
-      <w:r>
-        <w:rPr>
-          <w:sz w:val="22"/>
-        </w:rPr>
-        <w:t>Attach a source project</w:t>
-      </w:r>
-      <w:r>
-        <w:rPr>
-          <w:sz w:val="22"/>
-        </w:rPr>
         <w:tab/>
         <w:t>5</w:t>
       </w:r>
     </w:p>
     <w:p>
       <w:pPr>
-        <w:spacing w:after="0" w:line="240" w:lineRule="auto"/>
+        <w:spacing w:after="120"/>
         <w:tabs>
           <w:tab w:val="right" w:leader="dot" w:pos="9360"/>
         </w:tabs>
       </w:pPr>
       <w:r>
-        <w:rPr>
-          <w:sz w:val="22"/>
-        </w:rPr>
-        <w:t>Open cached work</w:t>
+        <w:t>Follow an action</w:t>
       </w:r>
       <w:r>
-        <w:rPr>
-          <w:sz w:val="22"/>
-        </w:rPr>
-        <w:tab/>
-        <w:t>5</w:t>
-      </w:r>
-    </w:p>
-    <w:p>
-      <w:pPr>
-        <w:spacing w:after="0" w:line="240" w:lineRule="auto"/>
-        <w:tabs>
-          <w:tab w:val="right" w:leader="dot" w:pos="9360"/>
-        </w:tabs>
-      </w:pPr>
-      <w:r>
-        <w:rPr>
-          <w:sz w:val="22"/>
-        </w:rPr>
-        <w:t>Manage the project catalog</w:t>
-      </w:r>
-      <w:r>
-        <w:rPr>
-          <w:sz w:val="22"/>
-        </w:rPr>
         <w:tab/>
         <w:t>6</w:t>
       </w:r>
     </w:p>
     <w:p>
       <w:pPr>
-        <w:spacing w:after="0" w:line="240" w:lineRule="auto"/>
+        <w:spacing w:after="120"/>
         <w:tabs>
           <w:tab w:val="right" w:leader="dot" w:pos="9360"/>
         </w:tabs>
       </w:pPr>
       <w:r>
-        <w:rPr>
-          <w:sz w:val="22"/>
-        </w:rPr>
-        <w:t>Record the selected application profile</w:t>
+        <w:t>Learn a task</w:t>
       </w:r>
       <w:r>
-        <w:rPr>
-          <w:sz w:val="22"/>
-        </w:rPr>
-        <w:tab/>
-        <w:t>6</w:t>
-      </w:r>
-    </w:p>
-    <w:p>
-      <w:pPr>
-        <w:spacing w:after="0" w:line="240" w:lineRule="auto"/>
-        <w:tabs>
-          <w:tab w:val="right" w:leader="dot" w:pos="9360"/>
-        </w:tabs>
-      </w:pPr>
-      <w:r>
-        <w:rPr>
-          <w:sz w:val="22"/>
-        </w:rPr>
-        <w:t>Define and review business terms</w:t>
-      </w:r>
-      <w:r>
-        <w:rPr>
-          <w:sz w:val="22"/>
-        </w:rPr>
-        <w:tab/>
-        <w:t>6</w:t>
-      </w:r>
-    </w:p>
-    <w:p>
-      <w:pPr>
-        <w:spacing w:after="0" w:line="240" w:lineRule="auto"/>
-        <w:tabs>
-          <w:tab w:val="right" w:leader="dot" w:pos="9360"/>
-        </w:tabs>
-      </w:pPr>
-      <w:r>
-        <w:rPr>
-          <w:sz w:val="22"/>
-        </w:rPr>
-        <w:t>Learn the selected project</w:t>
-      </w:r>
-      <w:r>
-        <w:rPr>
-          <w:sz w:val="22"/>
-        </w:rPr>
         <w:tab/>
         <w:t>7</w:t>
       </w:r>
     </w:p>
     <w:p>
       <w:pPr>
-        <w:spacing w:after="0" w:line="240" w:lineRule="auto"/>
+        <w:spacing w:after="120"/>
         <w:tabs>
           <w:tab w:val="right" w:leader="dot" w:pos="9360"/>
         </w:tabs>
       </w:pPr>
       <w:r>
-        <w:rPr>
-          <w:sz w:val="22"/>
-        </w:rPr>
-        <w:t>Measure coverage before relying on an explanation</w:t>
+        <w:t>Explore screens and terms</w:t>
       </w:r>
       <w:r>
-        <w:rPr>
-          <w:sz w:val="22"/>
-        </w:rPr>
+        <w:tab/>
+        <w:t>8</w:t>
+      </w:r>
+    </w:p>
+    <w:p>
+      <w:pPr>
+        <w:spacing w:after="120"/>
+        <w:tabs>
+          <w:tab w:val="right" w:leader="dot" w:pos="9360"/>
+        </w:tabs>
+      </w:pPr>
+      <w:r>
+        <w:t>Prepare useful lessons</w:t>
+      </w:r>
+      <w:r>
         <w:tab/>
         <w:t>9</w:t>
       </w:r>
     </w:p>
     <w:p>
       <w:pPr>
-        <w:spacing w:after="0" w:line="240" w:lineRule="auto"/>
+        <w:spacing w:after="120"/>
         <w:tabs>
           <w:tab w:val="right" w:leader="dot" w:pos="9360"/>
         </w:tabs>
       </w:pPr>
       <w:r>
-        <w:rPr>
-          <w:sz w:val="22"/>
-        </w:rPr>
-        <w:t>Explore and search</w:t>
+        <w:t>Ask questions and review answers</w:t>
       </w:r>
       <w:r>
-        <w:rPr>
-          <w:sz w:val="22"/>
-        </w:rPr>
-        <w:tab/>
-        <w:t>9</w:t>
-      </w:r>
-    </w:p>
-    <w:p>
-      <w:pPr>
-        <w:spacing w:after="0" w:line="240" w:lineRule="auto"/>
-        <w:tabs>
-          <w:tab w:val="right" w:leader="dot" w:pos="9360"/>
-        </w:tabs>
-      </w:pPr>
-      <w:r>
-        <w:rPr>
-          <w:sz w:val="22"/>
-        </w:rPr>
-        <w:t>Search across the captured project</w:t>
-      </w:r>
-      <w:r>
-        <w:rPr>
-          <w:sz w:val="22"/>
-        </w:rPr>
-        <w:tab/>
-        <w:t>9</w:t>
-      </w:r>
-    </w:p>
-    <w:p>
-      <w:pPr>
-        <w:spacing w:after="0" w:line="240" w:lineRule="auto"/>
-        <w:tabs>
-          <w:tab w:val="right" w:leader="dot" w:pos="9360"/>
-        </w:tabs>
-      </w:pPr>
-      <w:r>
-        <w:rPr>
-          <w:sz w:val="22"/>
-        </w:rPr>
-        <w:t>Read source and graph evidence</w:t>
-      </w:r>
-      <w:r>
-        <w:rPr>
-          <w:sz w:val="22"/>
-        </w:rPr>
-        <w:tab/>
-        <w:t>9</w:t>
-      </w:r>
-    </w:p>
-    <w:p>
-      <w:pPr>
-        <w:spacing w:after="0" w:line="240" w:lineRule="auto"/>
-        <w:tabs>
-          <w:tab w:val="right" w:leader="dot" w:pos="9360"/>
-        </w:tabs>
-      </w:pPr>
-      <w:r>
-        <w:rPr>
-          <w:sz w:val="22"/>
-        </w:rPr>
-        <w:t>Investigate source quality candidates</w:t>
-      </w:r>
-      <w:r>
-        <w:rPr>
-          <w:sz w:val="22"/>
-        </w:rPr>
-        <w:tab/>
-        <w:t>10</w:t>
-      </w:r>
-    </w:p>
-    <w:p>
-      <w:pPr>
-        <w:spacing w:after="0" w:line="240" w:lineRule="auto"/>
-        <w:tabs>
-          <w:tab w:val="right" w:leader="dot" w:pos="9360"/>
-        </w:tabs>
-      </w:pPr>
-      <w:r>
-        <w:rPr>
-          <w:sz w:val="22"/>
-        </w:rPr>
-        <w:t>Compare captured revisions</w:t>
-      </w:r>
-      <w:r>
-        <w:rPr>
-          <w:sz w:val="22"/>
-        </w:rPr>
-        <w:tab/>
-        <w:t>10</w:t>
-      </w:r>
-    </w:p>
-    <w:p>
-      <w:pPr>
-        <w:spacing w:after="0" w:line="240" w:lineRule="auto"/>
-        <w:tabs>
-          <w:tab w:val="right" w:leader="dot" w:pos="9360"/>
-        </w:tabs>
-      </w:pPr>
-      <w:r>
-        <w:rPr>
-          <w:sz w:val="22"/>
-        </w:rPr>
-        <w:t>Choose graph scope and grouping</w:t>
-      </w:r>
-      <w:r>
-        <w:rPr>
-          <w:sz w:val="22"/>
-        </w:rPr>
         <w:tab/>
         <w:t>11</w:t>
       </w:r>
     </w:p>
     <w:p>
       <w:pPr>
-        <w:spacing w:after="0" w:line="240" w:lineRule="auto"/>
+        <w:spacing w:after="120"/>
         <w:tabs>
           <w:tab w:val="right" w:leader="dot" w:pos="9360"/>
         </w:tabs>
       </w:pPr>
       <w:r>
-        <w:rPr>
-          <w:sz w:val="22"/>
-        </w:rPr>
-        <w:t>Read a routine as a beginner</w:t>
+        <w:t>Share and preserve lessons</w:t>
       </w:r>
       <w:r>
-        <w:rPr>
-          <w:sz w:val="22"/>
-        </w:rPr>
-        <w:tab/>
-        <w:t>11</w:t>
-      </w:r>
-    </w:p>
-    <w:p>
-      <w:pPr>
-        <w:spacing w:after="0" w:line="240" w:lineRule="auto"/>
-        <w:tabs>
-          <w:tab w:val="right" w:leader="dot" w:pos="9360"/>
-        </w:tabs>
-      </w:pPr>
-      <w:r>
-        <w:rPr>
-          <w:sz w:val="22"/>
-        </w:rPr>
-        <w:t>Inspect screens</w:t>
-      </w:r>
-      <w:r>
-        <w:rPr>
-          <w:sz w:val="22"/>
-        </w:rPr>
-        <w:tab/>
-        <w:t>11</w:t>
-      </w:r>
-    </w:p>
-    <w:p>
-      <w:pPr>
-        <w:spacing w:after="0" w:line="240" w:lineRule="auto"/>
-        <w:tabs>
-          <w:tab w:val="right" w:leader="dot" w:pos="9360"/>
-        </w:tabs>
-      </w:pPr>
-      <w:r>
-        <w:rPr>
-          <w:sz w:val="22"/>
-        </w:rPr>
-        <w:t>Inspect keyboard shortcuts and focus order</w:t>
-      </w:r>
-      <w:r>
-        <w:rPr>
-          <w:sz w:val="22"/>
-        </w:rPr>
         <w:tab/>
         <w:t>12</w:t>
       </w:r>
     </w:p>
     <w:p>
       <w:pPr>
-        <w:spacing w:after="0" w:line="240" w:lineRule="auto"/>
+        <w:spacing w:after="120"/>
         <w:tabs>
           <w:tab w:val="right" w:leader="dot" w:pos="9360"/>
         </w:tabs>
       </w:pPr>
       <w:r>
-        <w:rPr>
-          <w:sz w:val="22"/>
-        </w:rPr>
-        <w:t>Inspect menus context menus and toolbars</w:t>
+        <w:t>Solve problems and check learning</w:t>
       </w:r>
       <w:r>
-        <w:rPr>
-          <w:sz w:val="22"/>
-        </w:rPr>
-        <w:tab/>
-        <w:t>12</w:t>
-      </w:r>
-    </w:p>
-    <w:p>
-      <w:pPr>
-        <w:spacing w:after="0" w:line="240" w:lineRule="auto"/>
-        <w:tabs>
-          <w:tab w:val="right" w:leader="dot" w:pos="9360"/>
-        </w:tabs>
-      </w:pPr>
-      <w:r>
-        <w:rPr>
-          <w:sz w:val="22"/>
-        </w:rPr>
-        <w:t>Inspect dynamic and runtime created controls</w:t>
-      </w:r>
-      <w:r>
-        <w:rPr>
-          <w:sz w:val="22"/>
-        </w:rPr>
         <w:tab/>
         <w:t>13</w:t>
       </w:r>
     </w:p>
     <w:p>
-      <w:pPr>
-        <w:spacing w:after="0" w:line="240" w:lineRule="auto"/>
-        <w:tabs>
-          <w:tab w:val="right" w:leader="dot" w:pos="9360"/>
-        </w:tabs>
-      </w:pPr>
       <w:r>
-        <w:rPr>
-          <w:sz w:val="22"/>
-        </w:rPr>
-        <w:t>Inspect responsive layouts anchors and alignments</w:t>
-      </w:r>
-      <w:r>
-        <w:rPr>
-          <w:sz w:val="22"/>
-        </w:rPr>
-        <w:tab/>
-        <w:t>13</w:t>
-      </w:r>
-    </w:p>
-    <w:p>
-      <w:pPr>
-        <w:spacing w:after="0" w:line="240" w:lineRule="auto"/>
-        <w:tabs>
-          <w:tab w:val="right" w:leader="dot" w:pos="9360"/>
-        </w:tabs>
-      </w:pPr>
-      <w:r>
-        <w:rPr>
-          <w:sz w:val="22"/>
-        </w:rPr>
-        <w:t>Inspect component dependencies and support records</w:t>
-      </w:r>
-      <w:r>
-        <w:rPr>
-          <w:sz w:val="22"/>
-        </w:rPr>
-        <w:tab/>
-        <w:t>14</w:t>
-      </w:r>
-    </w:p>
-    <w:p>
-      <w:pPr>
-        <w:spacing w:after="0" w:line="240" w:lineRule="auto"/>
-        <w:tabs>
-          <w:tab w:val="right" w:leader="dot" w:pos="9360"/>
-        </w:tabs>
-      </w:pPr>
-      <w:r>
-        <w:rPr>
-          <w:sz w:val="22"/>
-        </w:rPr>
-        <w:t>Inspect inherited forms and embedded frames</w:t>
-      </w:r>
-      <w:r>
-        <w:rPr>
-          <w:sz w:val="22"/>
-        </w:rPr>
-        <w:tab/>
-        <w:t>14</w:t>
-      </w:r>
-    </w:p>
-    <w:p>
-      <w:pPr>
-        <w:spacing w:after="0" w:line="240" w:lineRule="auto"/>
-        <w:tabs>
-          <w:tab w:val="right" w:leader="dot" w:pos="9360"/>
-        </w:tabs>
-      </w:pPr>
-      <w:r>
-        <w:rPr>
-          <w:sz w:val="22"/>
-        </w:rPr>
-        <w:t>Import actual screenshot evidence</w:t>
-      </w:r>
-      <w:r>
-        <w:rPr>
-          <w:sz w:val="22"/>
-        </w:rPr>
-        <w:tab/>
-        <w:t>15</w:t>
-      </w:r>
-    </w:p>
-    <w:p>
-      <w:pPr>
-        <w:spacing w:after="0" w:line="240" w:lineRule="auto"/>
-        <w:tabs>
-          <w:tab w:val="right" w:leader="dot" w:pos="9360"/>
-        </w:tabs>
-      </w:pPr>
-      <w:r>
-        <w:rPr>
-          <w:sz w:val="22"/>
-        </w:rPr>
-        <w:t>Inspect database connections and datasets</w:t>
-      </w:r>
-      <w:r>
-        <w:rPr>
-          <w:sz w:val="22"/>
-        </w:rPr>
-        <w:tab/>
-        <w:t>15</w:t>
-      </w:r>
-    </w:p>
-    <w:p>
-      <w:pPr>
-        <w:spacing w:after="0" w:line="240" w:lineRule="auto"/>
-        <w:tabs>
-          <w:tab w:val="right" w:leader="dot" w:pos="9360"/>
-        </w:tabs>
-      </w:pPr>
-      <w:r>
-        <w:rPr>
-          <w:sz w:val="22"/>
-        </w:rPr>
-        <w:t>Inspect database engines and versions</w:t>
-      </w:r>
-      <w:r>
-        <w:rPr>
-          <w:sz w:val="22"/>
-        </w:rPr>
-        <w:tab/>
-        <w:t>16</w:t>
-      </w:r>
-    </w:p>
-    <w:p>
-      <w:pPr>
-        <w:spacing w:after="0" w:line="240" w:lineRule="auto"/>
-        <w:tabs>
-          <w:tab w:val="right" w:leader="dot" w:pos="9360"/>
-        </w:tabs>
-      </w:pPr>
-      <w:r>
-        <w:rPr>
-          <w:sz w:val="22"/>
-        </w:rPr>
-        <w:t>Inspect tables views and schemas</w:t>
-      </w:r>
-      <w:r>
-        <w:rPr>
-          <w:sz w:val="22"/>
-        </w:rPr>
-        <w:tab/>
-        <w:t>16</w:t>
-      </w:r>
-    </w:p>
-    <w:p>
-      <w:pPr>
-        <w:pageBreakBefore/>
-        <w:spacing w:after="0" w:line="240" w:lineRule="auto"/>
-        <w:tabs>
-          <w:tab w:val="right" w:leader="dot" w:pos="9360"/>
-        </w:tabs>
-      </w:pPr>
-      <w:r>
-        <w:rPr>
-          <w:sz w:val="22"/>
-        </w:rPr>
-        <w:t>Inspect column types defaults and constraints</w:t>
-      </w:r>
-      <w:r>
-        <w:rPr>
-          <w:sz w:val="22"/>
-        </w:rPr>
-        <w:tab/>
-        <w:t>17</w:t>
-      </w:r>
-    </w:p>
-    <w:p>
-      <w:pPr>
-        <w:spacing w:after="0" w:line="240" w:lineRule="auto"/>
-        <w:tabs>
-          <w:tab w:val="right" w:leader="dot" w:pos="9360"/>
-        </w:tabs>
-      </w:pPr>
-      <w:r>
-        <w:rPr>
-          <w:sz w:val="22"/>
-        </w:rPr>
-        <w:t>Inspect primary foreign and unique keys</w:t>
-      </w:r>
-      <w:r>
-        <w:rPr>
-          <w:sz w:val="22"/>
-        </w:rPr>
-        <w:tab/>
-        <w:t>18</w:t>
-      </w:r>
-    </w:p>
-    <w:p>
-      <w:pPr>
-        <w:spacing w:after="0" w:line="240" w:lineRule="auto"/>
-        <w:tabs>
-          <w:tab w:val="right" w:leader="dot" w:pos="9360"/>
-        </w:tabs>
-      </w:pPr>
-      <w:r>
-        <w:rPr>
-          <w:sz w:val="22"/>
-        </w:rPr>
-        <w:t>Inspect indexes and performance evidence</w:t>
-      </w:r>
-      <w:r>
-        <w:rPr>
-          <w:sz w:val="22"/>
-        </w:rPr>
-        <w:tab/>
-        <w:t>18</w:t>
-      </w:r>
-    </w:p>
-    <w:p>
-      <w:pPr>
-        <w:spacing w:after="0" w:line="240" w:lineRule="auto"/>
-        <w:tabs>
-          <w:tab w:val="right" w:leader="dot" w:pos="9360"/>
-        </w:tabs>
-      </w:pPr>
-      <w:r>
-        <w:rPr>
-          <w:sz w:val="22"/>
-        </w:rPr>
-        <w:t>Inspect stored procedures functions and triggers</w:t>
-      </w:r>
-      <w:r>
-        <w:rPr>
-          <w:sz w:val="22"/>
-        </w:rPr>
-        <w:tab/>
-        <w:t>19</w:t>
-      </w:r>
-    </w:p>
-    <w:p>
-      <w:pPr>
-        <w:spacing w:after="0" w:line="240" w:lineRule="auto"/>
-        <w:tabs>
-          <w:tab w:val="right" w:leader="dot" w:pos="9360"/>
-        </w:tabs>
-      </w:pPr>
-      <w:r>
-        <w:rPr>
-          <w:sz w:val="22"/>
-        </w:rPr>
-        <w:t>Inspect entity relationship diagrams</w:t>
-      </w:r>
-      <w:r>
-        <w:rPr>
-          <w:sz w:val="22"/>
-        </w:rPr>
-        <w:tab/>
-        <w:t>20</w:t>
-      </w:r>
-    </w:p>
-    <w:p>
-      <w:pPr>
-        <w:spacing w:after="0" w:line="240" w:lineRule="auto"/>
-        <w:tabs>
-          <w:tab w:val="right" w:leader="dot" w:pos="9360"/>
-        </w:tabs>
-      </w:pPr>
-      <w:r>
-        <w:rPr>
-          <w:sz w:val="22"/>
-        </w:rPr>
-        <w:t>Define table and column business meanings</w:t>
-      </w:r>
-      <w:r>
-        <w:rPr>
-          <w:sz w:val="22"/>
-        </w:rPr>
-        <w:tab/>
-        <w:t>21</w:t>
-      </w:r>
-    </w:p>
-    <w:p>
-      <w:pPr>
-        <w:spacing w:after="0" w:line="240" w:lineRule="auto"/>
-        <w:tabs>
-          <w:tab w:val="right" w:leader="dot" w:pos="9360"/>
-        </w:tabs>
-      </w:pPr>
-      <w:r>
-        <w:rPr>
-          <w:sz w:val="22"/>
-        </w:rPr>
-        <w:t>Follow dataset and screen field bindings</w:t>
-      </w:r>
-      <w:r>
-        <w:rPr>
-          <w:sz w:val="22"/>
-        </w:rPr>
-        <w:tab/>
-        <w:t>22</w:t>
-      </w:r>
-    </w:p>
-    <w:p>
-      <w:pPr>
-        <w:spacing w:after="0" w:line="240" w:lineRule="auto"/>
-        <w:tabs>
-          <w:tab w:val="right" w:leader="dot" w:pos="9360"/>
-        </w:tabs>
-      </w:pPr>
-      <w:r>
-        <w:rPr>
-          <w:sz w:val="22"/>
-        </w:rPr>
-        <w:t>Inspect database read and write operations</w:t>
-      </w:r>
-      <w:r>
-        <w:rPr>
-          <w:sz w:val="22"/>
-        </w:rPr>
-        <w:tab/>
-        <w:t>22</w:t>
-      </w:r>
-    </w:p>
-    <w:p>
-      <w:pPr>
-        <w:spacing w:after="0" w:line="240" w:lineRule="auto"/>
-        <w:tabs>
-          <w:tab w:val="right" w:leader="dot" w:pos="9360"/>
-        </w:tabs>
-      </w:pPr>
-      <w:r>
-        <w:rPr>
-          <w:sz w:val="22"/>
-        </w:rPr>
-        <w:t>Inspect transaction and rollback paths</w:t>
-      </w:r>
-      <w:r>
-        <w:rPr>
-          <w:sz w:val="22"/>
-        </w:rPr>
-        <w:tab/>
-        <w:t>23</w:t>
-      </w:r>
-    </w:p>
-    <w:p>
-      <w:pPr>
-        <w:spacing w:after="0" w:line="240" w:lineRule="auto"/>
-        <w:tabs>
-          <w:tab w:val="right" w:leader="dot" w:pos="9360"/>
-        </w:tabs>
-      </w:pPr>
-      <w:r>
-        <w:rPr>
-          <w:sz w:val="22"/>
-        </w:rPr>
-        <w:t>Inspect field validation and transformations</w:t>
-      </w:r>
-      <w:r>
-        <w:rPr>
-          <w:sz w:val="22"/>
-        </w:rPr>
-        <w:tab/>
-        <w:t>24</w:t>
-      </w:r>
-    </w:p>
-    <w:p>
-      <w:pPr>
-        <w:spacing w:after="0" w:line="240" w:lineRule="auto"/>
-        <w:tabs>
-          <w:tab w:val="right" w:leader="dot" w:pos="9360"/>
-        </w:tabs>
-      </w:pPr>
-      <w:r>
-        <w:rPr>
-          <w:sz w:val="22"/>
-        </w:rPr>
-        <w:t>Trace inputs and destination candidates</w:t>
-      </w:r>
-      <w:r>
-        <w:rPr>
-          <w:sz w:val="22"/>
-        </w:rPr>
-        <w:tab/>
-        <w:t>24</w:t>
-      </w:r>
-    </w:p>
-    <w:p>
-      <w:pPr>
-        <w:spacing w:after="0" w:line="240" w:lineRule="auto"/>
-        <w:tabs>
-          <w:tab w:val="right" w:leader="dot" w:pos="9360"/>
-        </w:tabs>
-      </w:pPr>
-      <w:r>
-        <w:rPr>
-          <w:sz w:val="22"/>
-        </w:rPr>
-        <w:t>Inspect migration and schema-version history</w:t>
-      </w:r>
-      <w:r>
-        <w:rPr>
-          <w:sz w:val="22"/>
-        </w:rPr>
-        <w:tab/>
-        <w:t>25</w:t>
-      </w:r>
-    </w:p>
-    <w:p>
-      <w:pPr>
-        <w:spacing w:after="0" w:line="240" w:lineRule="auto"/>
-        <w:tabs>
-          <w:tab w:val="right" w:leader="dot" w:pos="9360"/>
-        </w:tabs>
-      </w:pPr>
-      <w:r>
-        <w:rPr>
-          <w:sz w:val="22"/>
-        </w:rPr>
-        <w:t>Inspect import and export file formats</w:t>
-      </w:r>
-      <w:r>
-        <w:rPr>
-          <w:sz w:val="22"/>
-        </w:rPr>
-        <w:tab/>
-        <w:t>26</w:t>
-      </w:r>
-    </w:p>
-    <w:p>
-      <w:pPr>
-        <w:spacing w:after="0" w:line="240" w:lineRule="auto"/>
-        <w:tabs>
-          <w:tab w:val="right" w:leader="dot" w:pos="9360"/>
-        </w:tabs>
-      </w:pPr>
-      <w:r>
-        <w:rPr>
-          <w:sz w:val="22"/>
-        </w:rPr>
-        <w:t>Record target data retention and archival policies</w:t>
-      </w:r>
-      <w:r>
-        <w:rPr>
-          <w:sz w:val="22"/>
-        </w:rPr>
-        <w:tab/>
-        <w:t>26</w:t>
-      </w:r>
-    </w:p>
-    <w:p>
-      <w:pPr>
-        <w:spacing w:after="0" w:line="240" w:lineRule="auto"/>
-        <w:tabs>
-          <w:tab w:val="right" w:leader="dot" w:pos="9360"/>
-        </w:tabs>
-      </w:pPr>
-      <w:r>
-        <w:rPr>
-          <w:sz w:val="22"/>
-        </w:rPr>
-        <w:t>Record target data quality rules and check reports</w:t>
-      </w:r>
-      <w:r>
-        <w:rPr>
-          <w:sz w:val="22"/>
-        </w:rPr>
-        <w:tab/>
-        <w:t>27</w:t>
-      </w:r>
-    </w:p>
-    <w:p>
-      <w:pPr>
-        <w:spacing w:after="0" w:line="240" w:lineRule="auto"/>
-        <w:tabs>
-          <w:tab w:val="right" w:leader="dot" w:pos="9360"/>
-        </w:tabs>
-      </w:pPr>
-      <w:r>
-        <w:rPr>
-          <w:sz w:val="22"/>
-        </w:rPr>
-        <w:t>Record backup and restoration requirements</w:t>
-      </w:r>
-      <w:r>
-        <w:rPr>
-          <w:sz w:val="22"/>
-        </w:rPr>
-        <w:tab/>
-        <w:t>28</w:t>
-      </w:r>
-    </w:p>
-    <w:p>
-      <w:pPr>
-        <w:spacing w:after="0" w:line="240" w:lineRule="auto"/>
-        <w:tabs>
-          <w:tab w:val="right" w:leader="dot" w:pos="9360"/>
-        </w:tabs>
-      </w:pPr>
-      <w:r>
-        <w:rPr>
-          <w:sz w:val="22"/>
-        </w:rPr>
-        <w:t>Compare screen history and visual changes</w:t>
-      </w:r>
-      <w:r>
-        <w:rPr>
-          <w:sz w:val="22"/>
-        </w:rPr>
-        <w:tab/>
-        <w:t>28</w:t>
-      </w:r>
-    </w:p>
-    <w:p>
-      <w:pPr>
-        <w:spacing w:after="0" w:line="240" w:lineRule="auto"/>
-        <w:tabs>
-          <w:tab w:val="right" w:leader="dot" w:pos="9360"/>
-        </w:tabs>
-      </w:pPr>
-      <w:r>
-        <w:rPr>
-          <w:sz w:val="22"/>
-        </w:rPr>
-        <w:t>Record user actions and business purposes</w:t>
-      </w:r>
-      <w:r>
-        <w:rPr>
-          <w:sz w:val="22"/>
-        </w:rPr>
-        <w:tab/>
-        <w:t>29</w:t>
-      </w:r>
-    </w:p>
-    <w:p>
-      <w:pPr>
-        <w:spacing w:after="0" w:line="240" w:lineRule="auto"/>
-        <w:tabs>
-          <w:tab w:val="right" w:leader="dot" w:pos="9360"/>
-        </w:tabs>
-      </w:pPr>
-      <w:r>
-        <w:rPr>
-          <w:sz w:val="22"/>
-        </w:rPr>
-        <w:t>Write attributed knowledge</w:t>
-      </w:r>
-      <w:r>
-        <w:rPr>
-          <w:sz w:val="22"/>
-        </w:rPr>
-        <w:tab/>
-        <w:t>29</w:t>
-      </w:r>
-    </w:p>
-    <w:p>
-      <w:pPr>
-        <w:spacing w:after="0" w:line="240" w:lineRule="auto"/>
-        <w:tabs>
-          <w:tab w:val="right" w:leader="dot" w:pos="9360"/>
-        </w:tabs>
-      </w:pPr>
-      <w:r>
-        <w:rPr>
-          <w:sz w:val="22"/>
-        </w:rPr>
-        <w:t>Link authored sections to exact evidence</w:t>
-      </w:r>
-      <w:r>
-        <w:rPr>
-          <w:sz w:val="22"/>
-        </w:rPr>
-        <w:tab/>
-        <w:t>30</w:t>
-      </w:r>
-    </w:p>
-    <w:p>
-      <w:pPr>
-        <w:spacing w:after="0" w:line="240" w:lineRule="auto"/>
-        <w:tabs>
-          <w:tab w:val="right" w:leader="dot" w:pos="9360"/>
-        </w:tabs>
-      </w:pPr>
-      <w:r>
-        <w:rPr>
-          <w:sz w:val="22"/>
-        </w:rPr>
-        <w:t>Review and retire knowledge</w:t>
-      </w:r>
-      <w:r>
-        <w:rPr>
-          <w:sz w:val="22"/>
-        </w:rPr>
-        <w:tab/>
-        <w:t>30</w:t>
-      </w:r>
-    </w:p>
-    <w:p>
-      <w:pPr>
-        <w:spacing w:after="0" w:line="240" w:lineRule="auto"/>
-        <w:tabs>
-          <w:tab w:val="right" w:leader="dot" w:pos="9360"/>
-        </w:tabs>
-      </w:pPr>
-      <w:r>
-        <w:rPr>
-          <w:sz w:val="22"/>
-        </w:rPr>
-        <w:t>Review changed knowledge against evidence</w:t>
-      </w:r>
-      <w:r>
-        <w:rPr>
-          <w:sz w:val="22"/>
-        </w:rPr>
-        <w:tab/>
-        <w:t>31</w:t>
-      </w:r>
-    </w:p>
-    <w:p>
-      <w:pPr>
-        <w:spacing w:after="0" w:line="240" w:lineRule="auto"/>
-        <w:tabs>
-          <w:tab w:val="right" w:leader="dot" w:pos="9360"/>
-        </w:tabs>
-      </w:pPr>
-      <w:r>
-        <w:rPr>
-          <w:sz w:val="22"/>
-        </w:rPr>
-        <w:t>Answer focused author questions</w:t>
-      </w:r>
-      <w:r>
-        <w:rPr>
-          <w:sz w:val="22"/>
-        </w:rPr>
-        <w:tab/>
-        <w:t>31</w:t>
-      </w:r>
-    </w:p>
-    <w:p>
-      <w:pPr>
-        <w:spacing w:after="0" w:line="240" w:lineRule="auto"/>
-        <w:tabs>
-          <w:tab w:val="right" w:leader="dot" w:pos="9360"/>
-        </w:tabs>
-      </w:pPr>
-      <w:r>
-        <w:rPr>
-          <w:sz w:val="22"/>
-        </w:rPr>
-        <w:t>Preserve saved runtime observations</w:t>
-      </w:r>
-      <w:r>
-        <w:rPr>
-          <w:sz w:val="22"/>
-        </w:rPr>
-        <w:tab/>
-        <w:t>31</w:t>
-      </w:r>
-    </w:p>
-    <w:p>
-      <w:pPr>
-        <w:spacing w:after="0" w:line="240" w:lineRule="auto"/>
-        <w:tabs>
-          <w:tab w:val="right" w:leader="dot" w:pos="9360"/>
-        </w:tabs>
-      </w:pPr>
-      <w:r>
-        <w:rPr>
-          <w:sz w:val="22"/>
-        </w:rPr>
-        <w:t>Retain captures and review rename continuity</w:t>
-      </w:r>
-      <w:r>
-        <w:rPr>
-          <w:sz w:val="22"/>
-        </w:rPr>
-        <w:tab/>
-        <w:t>32</w:t>
-      </w:r>
-    </w:p>
-    <w:p>
-      <w:pPr>
-        <w:spacing w:after="0" w:line="240" w:lineRule="auto"/>
-        <w:tabs>
-          <w:tab w:val="right" w:leader="dot" w:pos="9360"/>
-        </w:tabs>
-      </w:pPr>
-      <w:r>
-        <w:rPr>
-          <w:sz w:val="22"/>
-        </w:rPr>
-        <w:t>Back up and restore a complete database</w:t>
-      </w:r>
-      <w:r>
-        <w:rPr>
-          <w:sz w:val="22"/>
-        </w:rPr>
-        <w:tab/>
-        <w:t>32</w:t>
-      </w:r>
-    </w:p>
-    <w:p>
-      <w:pPr>
-        <w:spacing w:after="0" w:line="240" w:lineRule="auto"/>
-        <w:tabs>
-          <w:tab w:val="right" w:leader="dot" w:pos="9360"/>
-        </w:tabs>
-      </w:pPr>
-      <w:r>
-        <w:rPr>
-          <w:sz w:val="22"/>
-        </w:rPr>
-        <w:t>Publish manuals and handoffs</w:t>
-      </w:r>
-      <w:r>
-        <w:rPr>
-          <w:sz w:val="22"/>
-        </w:rPr>
-        <w:tab/>
-        <w:t>32</w:t>
-      </w:r>
-    </w:p>
-    <w:p>
-      <w:pPr>
-        <w:spacing w:after="0" w:line="240" w:lineRule="auto"/>
-        <w:tabs>
-          <w:tab w:val="right" w:leader="dot" w:pos="9360"/>
-        </w:tabs>
-      </w:pPr>
-      <w:r>
-        <w:rPr>
-          <w:sz w:val="22"/>
-        </w:rPr>
-        <w:t>Translate and review saved sections</w:t>
-      </w:r>
-      <w:r>
-        <w:rPr>
-          <w:sz w:val="22"/>
-        </w:rPr>
-        <w:tab/>
-        <w:t>33</w:t>
-      </w:r>
-    </w:p>
-    <w:p>
-      <w:pPr>
-        <w:spacing w:after="0" w:line="240" w:lineRule="auto"/>
-        <w:tabs>
-          <w:tab w:val="right" w:leader="dot" w:pos="9360"/>
-        </w:tabs>
-      </w:pPr>
-      <w:r>
-        <w:rPr>
-          <w:sz w:val="22"/>
-        </w:rPr>
-        <w:t>Publish localized text and source browsing</w:t>
-      </w:r>
-      <w:r>
-        <w:rPr>
-          <w:sz w:val="22"/>
-        </w:rPr>
-        <w:tab/>
-        <w:t>33</w:t>
-      </w:r>
-    </w:p>
-    <w:p>
-      <w:pPr>
-        <w:spacing w:after="0" w:line="240" w:lineRule="auto"/>
-        <w:tabs>
-          <w:tab w:val="right" w:leader="dot" w:pos="9360"/>
-        </w:tabs>
-      </w:pPr>
-      <w:r>
-        <w:rPr>
-          <w:sz w:val="22"/>
-        </w:rPr>
-        <w:t>Validate a bundle in the application</w:t>
-      </w:r>
-      <w:r>
-        <w:rPr>
-          <w:sz w:val="22"/>
-        </w:rPr>
-        <w:tab/>
-        <w:t>34</w:t>
-      </w:r>
-    </w:p>
-    <w:p>
-      <w:pPr>
-        <w:spacing w:after="0" w:line="240" w:lineRule="auto"/>
-        <w:tabs>
-          <w:tab w:val="right" w:leader="dot" w:pos="9360"/>
-        </w:tabs>
-      </w:pPr>
-      <w:r>
-        <w:rPr>
-          <w:sz w:val="22"/>
-        </w:rPr>
-        <w:t>Validate and preserve exports</w:t>
-      </w:r>
-      <w:r>
-        <w:rPr>
-          <w:sz w:val="22"/>
-        </w:rPr>
-        <w:tab/>
-        <w:t>34</w:t>
-      </w:r>
-    </w:p>
-    <w:p>
-      <w:pPr>
-        <w:spacing w:after="0" w:line="240" w:lineRule="auto"/>
-        <w:tabs>
-          <w:tab w:val="right" w:leader="dot" w:pos="9360"/>
-        </w:tabs>
-      </w:pPr>
-      <w:r>
-        <w:rPr>
-          <w:sz w:val="22"/>
-        </w:rPr>
-        <w:t>Troubleshoot common states</w:t>
-      </w:r>
-      <w:r>
-        <w:rPr>
-          <w:sz w:val="22"/>
-        </w:rPr>
-        <w:tab/>
-        <w:t>34</w:t>
-      </w:r>
-    </w:p>
-    <w:p>
-      <w:pPr>
-        <w:spacing w:after="0" w:line="240" w:lineRule="auto"/>
-        <w:tabs>
-          <w:tab w:val="right" w:leader="dot" w:pos="9360"/>
-        </w:tabs>
-      </w:pPr>
-      <w:r>
-        <w:rPr>
-          <w:sz w:val="22"/>
-        </w:rPr>
-        <w:t>Practice a maintenance handoff</w:t>
-      </w:r>
-      <w:r>
-        <w:rPr>
-          <w:sz w:val="22"/>
-        </w:rPr>
-        <w:tab/>
-        <w:t>35</w:t>
-      </w:r>
-    </w:p>
-    <w:p>
-      <w:pPr>
-        <w:spacing w:after="0" w:line="240" w:lineRule="auto"/>
-        <w:tabs>
-          <w:tab w:val="right" w:leader="dot" w:pos="9360"/>
-        </w:tabs>
-      </w:pPr>
-      <w:r>
-        <w:rPr>
-          <w:sz w:val="22"/>
-        </w:rPr>
-        <w:t>Understand implementation status</w:t>
-      </w:r>
-      <w:r>
-        <w:rPr>
-          <w:sz w:val="22"/>
-        </w:rPr>
-        <w:tab/>
-        <w:t>35</w:t>
-      </w:r>
-    </w:p>
-    <w:p>
-      <w:pPr>
-        <w:spacing w:after="0" w:line="240" w:lineRule="auto"/>
-        <w:tabs>
-          <w:tab w:val="right" w:leader="dot" w:pos="9360"/>
-        </w:tabs>
-      </w:pPr>
-      <w:r>
-        <w:rPr>
-          <w:sz w:val="22"/>
-        </w:rPr>
-        <w:t>Inventory business processes</w:t>
-      </w:r>
-      <w:r>
-        <w:rPr>
-          <w:sz w:val="22"/>
-        </w:rPr>
-        <w:tab/>
-        <w:t>35</w:t>
-      </w:r>
-    </w:p>
-    <w:p>
-      <w:pPr>
-        <w:spacing w:after="0" w:line="240" w:lineRule="auto"/>
-        <w:tabs>
-          <w:tab w:val="right" w:leader="dot" w:pos="9360"/>
-        </w:tabs>
-      </w:pPr>
-      <w:r>
-        <w:rPr>
-          <w:sz w:val="22"/>
-        </w:rPr>
-        <w:t>Record departmental workflows</w:t>
-      </w:r>
-      <w:r>
-        <w:rPr>
-          <w:sz w:val="22"/>
-        </w:rPr>
-        <w:tab/>
-        <w:t>36</w:t>
-      </w:r>
-    </w:p>
-    <w:p>
-      <w:pPr>
-        <w:spacing w:after="0" w:line="240" w:lineRule="auto"/>
-        <w:tabs>
-          <w:tab w:val="right" w:leader="dot" w:pos="9360"/>
-        </w:tabs>
-      </w:pPr>
-      <w:r>
-        <w:rPr>
-          <w:sz w:val="22"/>
-        </w:rPr>
-        <w:t>Read end-to-end process diagrams</w:t>
-      </w:r>
-      <w:r>
-        <w:rPr>
-          <w:sz w:val="22"/>
-        </w:rPr>
-        <w:tab/>
-        <w:t>37</w:t>
-      </w:r>
-    </w:p>
-    <w:p>
-      <w:pPr>
-        <w:spacing w:after="0" w:line="240" w:lineRule="auto"/>
-        <w:tabs>
-          <w:tab w:val="right" w:leader="dot" w:pos="9360"/>
-        </w:tabs>
-      </w:pPr>
-      <w:r>
-        <w:rPr>
-          <w:sz w:val="22"/>
-        </w:rPr>
-        <w:t>Catalog business rules</w:t>
-      </w:r>
-      <w:r>
-        <w:rPr>
-          <w:sz w:val="22"/>
-        </w:rPr>
-        <w:tab/>
-        <w:t>37</w:t>
-      </w:r>
-    </w:p>
-    <w:p>
-      <w:pPr>
-        <w:spacing w:after="0" w:line="240" w:lineRule="auto"/>
-        <w:tabs>
-          <w:tab w:val="right" w:leader="dot" w:pos="9360"/>
-        </w:tabs>
-      </w:pPr>
-      <w:r>
-        <w:rPr>
-          <w:sz w:val="22"/>
-        </w:rPr>
-        <w:t>Inspect calculations and formulas</w:t>
-      </w:r>
-      <w:r>
-        <w:rPr>
-          <w:sz w:val="22"/>
-        </w:rPr>
-        <w:tab/>
-        <w:t>38</w:t>
-      </w:r>
-    </w:p>
-    <w:p>
-      <w:pPr>
-        <w:spacing w:after="0" w:line="240" w:lineRule="auto"/>
-        <w:tabs>
-          <w:tab w:val="right" w:leader="dot" w:pos="9360"/>
-        </w:tabs>
-      </w:pPr>
-      <w:r>
-        <w:rPr>
-          <w:sz w:val="22"/>
-        </w:rPr>
-        <w:t>Source and revision evidence</w:t>
-      </w:r>
-      <w:r>
-        <w:rPr>
-          <w:sz w:val="22"/>
-        </w:rPr>
-        <w:tab/>
-        <w:t>38</w:t>
-      </w:r>
-    </w:p>
-    <w:p>
-      <w:pPr>
-        <w:spacing w:before="0" w:after="0" w:line="20" w:lineRule="exact"/>
-      </w:pPr>
-      <w:r>
-        <w:rPr>
-          <w:sz w:val="2"/>
-        </w:rPr>
         <w:fldChar w:fldCharType="end"/>
       </w:r>
     </w:p>
@@ -1520,262 +218,584 @@
         <w:pageBreakBefore/>
       </w:pPr>
       <w:r>
-        <w:t>Purpose and evidence</w:t>
+        <w:t>Getting started</w:t>
+      </w:r>
+    </w:p>
+    <w:p>
+      <w:pPr>
+        <w:pStyle w:val="Heading2"/>
+      </w:pPr>
+      <w:r>
+        <w:t>What this guide helps you do</w:t>
       </w:r>
     </w:p>
     <w:p>
       <w:r>
-        <w:t>Delphi Project Handoff explains an explicitly selected Delphi project through source inventory, form information, symbols, relationships, control flow and attributed knowledge. It stores its work in one SQLite knowledge database per selected project. DPH is experimental Windows desktop software. Its static analysis is not a Delphi compiler and does not prove every runtime behavior.</w:t>
+        <w:t>Delphi Project Handoff (DPH) helps you learn an unfamiliar Delphi application. You choose that application, read its purpose, follow its screens and actions, and study instructions supplied by someone who knows it. You can then investigate how a particular action reaches the code that performs the work.</w:t>
       </w:r>
     </w:p>
     <w:p>
       <w:r>
-        <w:t>Use the generation number, source hashes, certainty labels and diagnostics together. A complete captured analysis means the implemented analysis stages accepted their captured inputs. It does not mean a human approved the business explanation. PARTIAL means unavailable dependencies, unsupported syntax or bounded analysis prevented full coverage. DPH does not compile or execute the selected project, run its build scripts, load its component classes or connect to its production services.</w:t>
+        <w:t>This guide is for the learner and the person preparing lessons. Begin with one common task. You do not need to understand every source file or compiler setting before you start.</w:t>
       </w:r>
     </w:p>
     <w:p>
       <w:pPr>
-        <w:pStyle w:val="Heading1"/>
+        <w:pStyle w:val="Heading2"/>
       </w:pPr>
       <w:r>
         <w:t>Start DPH</w:t>
       </w:r>
     </w:p>
     <w:p>
+      <w:pPr>
+        <w:ind w:left="259" w:hanging="259"/>
+      </w:pPr>
       <w:r>
-        <w:t>Start DelphiProjectHandoff.exe from its deployed folder. Keep the migrations folder and Microsoft WebView2 loader with the deployment. WebView2 Runtime supports the optional embedded HTML preview. An unavailable preview must leave the exported HTML usable independently. The initial validated target is Windows Win32; another operating system has not been validated.</w:t>
+        <w:rPr>
+          <w:b/>
+        </w:rPr>
+        <w:t xml:space="preserve">1. </w:t>
+      </w:r>
+      <w:r>
+        <w:t>Extract the supplied DPH package into a local folder where you can save files. Open the extracted folder rather than running from inside the ZIP file.</w:t>
+      </w:r>
+    </w:p>
+    <w:p>
+      <w:pPr>
+        <w:ind w:left="259" w:hanging="259"/>
+      </w:pPr>
+      <w:r>
+        <w:rPr>
+          <w:b/>
+        </w:rPr>
+        <w:t xml:space="preserve">2. </w:t>
+      </w:r>
+      <w:r>
+        <w:t>Double-click DelphiProjectHandoff.exe. Keep the other supplied files and folders together. The window opens maximized and displays Getting started.</w:t>
+      </w:r>
+    </w:p>
+    <w:p>
+      <w:pPr>
+        <w:ind w:left="259" w:hanging="259"/>
+      </w:pPr>
+      <w:r>
+        <w:rPr>
+          <w:b/>
+        </w:rPr>
+        <w:t xml:space="preserve">3. </w:t>
+      </w:r>
+      <w:r>
+        <w:t>Read Your first ten minutes. Click Getting started in the header whenever you want to return to these directions.</w:t>
+      </w:r>
+    </w:p>
+    <w:p>
+      <w:pPr>
+        <w:ind w:left="259" w:hanging="259"/>
+      </w:pPr>
+      <w:r>
+        <w:rPr>
+          <w:b/>
+        </w:rPr>
+        <w:t xml:space="preserve">4. </w:t>
+      </w:r>
+      <w:r>
+        <w:t>If lessons have already been prepared, click Open saved lessons. Otherwise, continue with Choose an application in the next chapter.</w:t>
       </w:r>
     </w:p>
     <w:p>
       <w:r>
-        <w:t>The Getting started page opens before a project is loaded. It explains the first ten minutes, each workspace tab, a small learning exercise, Delphi terms and repeatable checks. The header Getting started button returns to it at any time. Its native text fallback remains available without WebView2. Keep the help folder with the deployment.</w:t>
+        <w:t>The top-right selector chooses a learning page. Prepare lessons is a separate button for adding introductions, tasks, answers and images. The bottom status line tells you what DPH is doing.</w:t>
+      </w:r>
+    </w:p>
+    <w:p>
+      <w:pPr>
+        <w:pStyle w:val="Heading2"/>
+      </w:pPr>
+      <w:r>
+        <w:t>Understand the lessons</w:t>
       </w:r>
     </w:p>
     <w:p>
       <w:r>
-        <w:t>DPH opens maximized to fill the available Windows desktop. The far-left list contains project objects, the centre contains workspace tabs, and the right-hand pane is labeled Selection details. Click an object in the far-left list to read its identity, signature and source location on the right. Its text wraps to fit; scroll inside the pane for more. Choose Explain in the upper-right page selector for behavior or Source for code. Drag either vertical divider to resize the panes. In a smaller restored window, scroll horizontally below the top command buttons to reach commands that do not fit.</w:t>
+        <w:t>DPH reads supplied source and form files without changing or running the selected application. These files reveal many connections, but they do not contain every business reason or operating procedure. Named contributions supply that knowledge. When an explanation is unavailable, DPH leaves a question to answer.</w:t>
+      </w:r>
+    </w:p>
+    <w:p>
+      <w:pPr>
+        <w:pStyle w:val="Heading1"/>
+        <w:pageBreakBefore/>
+      </w:pPr>
+      <w:r>
+        <w:t>Choose an application</w:t>
+      </w:r>
+    </w:p>
+    <w:p>
+      <w:pPr>
+        <w:pStyle w:val="Heading2"/>
+      </w:pPr>
+      <w:r>
+        <w:t>Open a project for the first time</w:t>
       </w:r>
     </w:p>
     <w:p>
       <w:r>
-        <w:t>Read current activity and captured status on the line along the bottom edge of the window. To read analysis gaps, choose Learn the project in the upper-right page selector, then click Coverage and troubleshooting in that tab's topic list. PARTIAL means incomplete evidence. The last successfully opened database identity is remembered in the local user profile; reopening shows cached facts before source availability is checked.</w:t>
+        <w:t>Obtain the application source from the person responsible for it. Ask for its Delphi project file and associated source and form files. An executable by itself does not provide the same lessons.</w:t>
       </w:r>
     </w:p>
     <w:p>
       <w:pPr>
-        <w:pStyle w:val="Heading1"/>
+        <w:ind w:left="259" w:hanging="259"/>
       </w:pPr>
       <w:r>
-        <w:t>Run the application and its checks</w:t>
+        <w:rPr>
+          <w:b/>
+        </w:rPr>
+        <w:t xml:space="preserve">1. </w:t>
+      </w:r>
+      <w:r>
+        <w:t>Click Choose application at the top left.</w:t>
+      </w:r>
+    </w:p>
+    <w:p>
+      <w:pPr>
+        <w:ind w:left="259" w:hanging="259"/>
+      </w:pPr>
+      <w:r>
+        <w:rPr>
+          <w:b/>
+        </w:rPr>
+        <w:t xml:space="preserve">2. </w:t>
+      </w:r>
+      <w:r>
+        <w:t>Select the intended .dproj or .dpr project file, or its .groupproj project group. DPH prevents selecting its own project.</w:t>
+      </w:r>
+    </w:p>
+    <w:p>
+      <w:pPr>
+        <w:ind w:left="259" w:hanging="259"/>
+      </w:pPr>
+      <w:r>
+        <w:rPr>
+          <w:b/>
+        </w:rPr>
+        <w:t xml:space="preserve">3. </w:t>
+      </w:r>
+      <w:r>
+        <w:t>In the save dialog, give its lesson database a descriptive name ending in .dphdb. The proposed Databases folder is convenient. Keep the database outside the selected application source folder.</w:t>
+      </w:r>
+    </w:p>
+    <w:p>
+      <w:pPr>
+        <w:ind w:left="259" w:hanging="259"/>
+      </w:pPr>
+      <w:r>
+        <w:rPr>
+          <w:b/>
+        </w:rPr>
+        <w:t xml:space="preserve">4. </w:t>
+      </w:r>
+      <w:r>
+        <w:t>Wait while lessons are prepared. When ready, Learn the project opens. Read the introduction before browsing the object list.</w:t>
+      </w:r>
+    </w:p>
+    <w:p>
+      <w:pPr>
+        <w:pStyle w:val="Heading2"/>
+      </w:pPr>
+      <w:r>
+        <w:t>Open existing lessons</w:t>
+      </w:r>
+    </w:p>
+    <w:p>
+      <w:pPr>
+        <w:ind w:left="259" w:hanging="259"/>
+      </w:pPr>
+      <w:r>
+        <w:rPr>
+          <w:b/>
+        </w:rPr>
+        <w:t xml:space="preserve">1. </w:t>
+      </w:r>
+      <w:r>
+        <w:t>Click Open saved lessons.</w:t>
+      </w:r>
+    </w:p>
+    <w:p>
+      <w:pPr>
+        <w:ind w:left="259" w:hanging="259"/>
+      </w:pPr>
+      <w:r>
+        <w:rPr>
+          <w:b/>
+        </w:rPr>
+        <w:t xml:space="preserve">2. </w:t>
+      </w:r>
+      <w:r>
+        <w:t>Select the supplied .dphdb file. Keep its adjacent folder with the same name plus .views beside it.</w:t>
+      </w:r>
+    </w:p>
+    <w:p>
+      <w:pPr>
+        <w:ind w:left="259" w:hanging="259"/>
+      </w:pPr>
+      <w:r>
+        <w:rPr>
+          <w:b/>
+        </w:rPr>
+        <w:t xml:space="preserve">3. </w:t>
+      </w:r>
+      <w:r>
+        <w:t>Read the application identity and lessons. Saved lessons can be read without the original source. Ask the preparer to reconnect and refresh the source when you need current explanations.</w:t>
       </w:r>
     </w:p>
     <w:p>
       <w:r>
-        <w:t>To run the current source build, open C:\New Delphi Projects\Delphi Project Handoff\bin\Win32\Debug in File Explorer. Double-click DelphiProjectHandoff.exe. Keep migrations and help in the source checkout root, and WebView2Loader.dll beside the executable. A development launch locates its source checkout; an extracted distribution keeps all three beside the executable. Select a different Delphi application to analyze; DPH rejects itself.</w:t>
+        <w:t>One database belongs to one selected application or project group. Open a different database to learn another application. A rejected project selection leaves the current workspace available.</w:t>
+      </w:r>
+    </w:p>
+    <w:p>
+      <w:pPr>
+        <w:pStyle w:val="Heading2"/>
+      </w:pPr>
+      <w:r>
+        <w:t>When preparation needs help</w:t>
       </w:r>
     </w:p>
     <w:p>
       <w:r>
-        <w:t>For a first check, choose the intended Debug or Release and Win32 or Win64 analysis configuration, then Attach project. Save its database outside that selected source. Wait for the activity line to finish, select a recognizable form event, and follow its handler through Explain, Source and Graphs. Read Coverage before drawing conclusions. Close and reopen its saved database and confirm the same captured identity and notes.</w:t>
+        <w:t>If some code could not be explained, ask the author whether all required files were supplied. Prepare lessons contains collapsed source reading settings for that person. Leave them alone unless the author tells you which settings the application requires.</w:t>
+      </w:r>
+    </w:p>
+    <w:p>
+      <w:pPr>
+        <w:pStyle w:val="Heading1"/>
+        <w:pageBreakBefore/>
+      </w:pPr>
+      <w:r>
+        <w:t>Read the learning route</w:t>
+      </w:r>
+    </w:p>
+    <w:p>
+      <w:pPr>
+        <w:pStyle w:val="Heading2"/>
+      </w:pPr>
+      <w:r>
+        <w:t>Begin with purpose and a familiar screen</w:t>
+      </w:r>
+    </w:p>
+    <w:p>
+      <w:pPr>
+        <w:ind w:left="259" w:hanging="259"/>
+      </w:pPr>
+      <w:r>
+        <w:rPr>
+          <w:b/>
+        </w:rPr>
+        <w:t xml:space="preserve">1. </w:t>
+      </w:r>
+      <w:r>
+        <w:t>Choose Learn the project in the top-right selector.</w:t>
+      </w:r>
+    </w:p>
+    <w:p>
+      <w:pPr>
+        <w:ind w:left="259" w:hanging="259"/>
+      </w:pPr>
+      <w:r>
+        <w:rPr>
+          <w:b/>
+        </w:rPr>
+        <w:t xml:space="preserve">2. </w:t>
+      </w:r>
+      <w:r>
+        <w:t>Select Start here in its topic list. Read the application purpose, contributor and review information.</w:t>
+      </w:r>
+    </w:p>
+    <w:p>
+      <w:pPr>
+        <w:ind w:left="259" w:hanging="259"/>
+      </w:pPr>
+      <w:r>
+        <w:rPr>
+          <w:b/>
+        </w:rPr>
+        <w:t xml:space="preserve">3. </w:t>
+      </w:r>
+      <w:r>
+        <w:t>Open Screens and actions. Find a control or action that matters to your first task and follow its link.</w:t>
+      </w:r>
+    </w:p>
+    <w:p>
+      <w:pPr>
+        <w:ind w:left="259" w:hanging="259"/>
+      </w:pPr>
+      <w:r>
+        <w:rPr>
+          <w:b/>
+        </w:rPr>
+        <w:t xml:space="preserve">4. </w:t>
+      </w:r>
+      <w:r>
+        <w:t>Read Understand this selection and Why it matters to the user. Identify the intended user result before following further connections.</w:t>
       </w:r>
     </w:p>
     <w:p>
       <w:r>
-        <w:t>For developer regression checks, open an elevated Command Prompt, run cd /d "C:\New Delphi Projects\Delphi Project Handoff", then run tools\validate-completion-wp1.cmd. A nonzero exit or FAIL is a failure. Run tools\build-learning.cmd for source lessons and real WebView2 checks, tools\build-wp1.cmd for storage and migrations, and tools\build-wp6.cmd for publishing. These tests create disposable fixtures, not user projects.</w:t>
+        <w:t>A missing purpose explanation means someone still needs to supply it. Ask the author for the intended user, the task, an example input and the expected result. A plausible control name does not establish its purpose.</w:t>
+      </w:r>
+    </w:p>
+    <w:p>
+      <w:pPr>
+        <w:pStyle w:val="Heading2"/>
+      </w:pPr>
+      <w:r>
+        <w:t>Choose the next question</w:t>
       </w:r>
     </w:p>
     <w:p>
       <w:r>
-        <w:t>Automated checks cannot substitute for an independent beginner explaining an actual program. Record the participant, project, chosen event, identified branches and effects, unresolved questions and outcome. Do not mark the first-time-user acceptance gate passed without that evidence.</w:t>
-      </w:r>
-    </w:p>
-    <w:p>
-      <w:pPr>
-        <w:pStyle w:val="Heading1"/>
-      </w:pPr>
-      <w:r>
-        <w:t>Attach a source project</w:t>
+        <w:t>How it starts introduces initialization. Follow an action connects screen events to operations. Decisions and loops explains choices and repetition. Inputs and results follows information, while How the parts fit introduces units. Each topic includes an exercise to check your understanding.</w:t>
       </w:r>
     </w:p>
     <w:p>
       <w:r>
-        <w:t>Click Attach project at the top and select the application you want to document using its dproj, dpr or groupproj file. DPH rejects its own project, including renamed copies retaining its GUID or program declaration. The current workspace stays loaded when a selection is rejected. Choose a database filename ending in dphdb. The save dialog defaults to Databases under the Handoff application folder: the top-level Databases folder in the source checkout, or beside the executable in an extracted distribution. Existing databases are not moved. You may browse elsewhere outside the selected source folder. DPH rejects database and export locations inside the source boundary and rejects reparse paths that could bypass that boundary. Keep each selected project in its own database.</w:t>
+        <w:t>Questions and answers presents saved replies and questions still to ask. Delphi terms explains programming words in ordinary language. Business glossary, in the top-right selector, contains terms particular to the selected application.</w:t>
+      </w:r>
+    </w:p>
+    <w:p>
+      <w:pPr>
+        <w:pStyle w:val="Heading2"/>
+      </w:pPr>
+      <w:r>
+        <w:t>Keep the first lesson small</w:t>
       </w:r>
     </w:p>
     <w:p>
       <w:r>
-        <w:t>Select Debug or Release and Win32 or Win64 as appropriate before analysis. Win64 is an analysis configuration choice; the current DPH executable is built for Win32. Extra defines use semicolons. Explicit dependency roots also use semicolons. Add only roots you intend to permit DPH to read. A missing dependency is a visible gap, not a reason to let discovery search neighboring projects without a boundary.</w:t>
+        <w:t>Explain one action in your own words: what starts it, what information it uses, what decision changes its path, and what result the user should check. Return to Start here when you need another route through the material.</w:t>
+      </w:r>
+    </w:p>
+    <w:p>
+      <w:pPr>
+        <w:pStyle w:val="Heading1"/>
+        <w:pageBreakBefore/>
+      </w:pPr>
+      <w:r>
+        <w:t>Follow an action</w:t>
+      </w:r>
+    </w:p>
+    <w:p>
+      <w:pPr>
+        <w:pStyle w:val="Heading2"/>
+      </w:pPr>
+      <w:r>
+        <w:t>From a control to the responding operation</w:t>
+      </w:r>
+    </w:p>
+    <w:p>
+      <w:pPr>
+        <w:ind w:left="259" w:hanging="259"/>
+      </w:pPr>
+      <w:r>
+        <w:rPr>
+          <w:b/>
+        </w:rPr>
+        <w:t xml:space="preserve">1. </w:t>
+      </w:r>
+      <w:r>
+        <w:t>Open Learn the project and choose Screens and actions or Follow an action.</w:t>
+      </w:r>
+    </w:p>
+    <w:p>
+      <w:pPr>
+        <w:ind w:left="259" w:hanging="259"/>
+      </w:pPr>
+      <w:r>
+        <w:rPr>
+          <w:b/>
+        </w:rPr>
+        <w:t xml:space="preserve">2. </w:t>
+      </w:r>
+      <w:r>
+        <w:t>Follow a control or event link. In Explain, read the selection name and role. An event connects an action, such as a click, to a responding operation.</w:t>
+      </w:r>
+    </w:p>
+    <w:p>
+      <w:pPr>
+        <w:ind w:left="259" w:hanging="259"/>
+      </w:pPr>
+      <w:r>
+        <w:rPr>
+          <w:b/>
+        </w:rPr>
+        <w:t xml:space="preserve">3. </w:t>
+      </w:r>
+      <w:r>
+        <w:t>Follow the responding operation. Read its supplied purpose, then Follow what happens next.</w:t>
+      </w:r>
+    </w:p>
+    <w:p>
+      <w:pPr>
+        <w:ind w:left="259" w:hanging="259"/>
+      </w:pPr>
+      <w:r>
+        <w:rPr>
+          <w:b/>
+        </w:rPr>
+        <w:t xml:space="preserve">4. </w:t>
+      </w:r>
+      <w:r>
+        <w:t>Read Choices and stopping points when present. Compare its actual condition with the explanation of the alternatives.</w:t>
+      </w:r>
+    </w:p>
+    <w:p>
+      <w:pPr>
+        <w:ind w:left="259" w:hanging="259"/>
+      </w:pPr>
+      <w:r>
+        <w:rPr>
+          <w:b/>
+        </w:rPr>
+        <w:t xml:space="preserve">5. </w:t>
+      </w:r>
+      <w:r>
+        <w:t>Follow one next operation and describe why the application needs that work. Use Back to return.</w:t>
       </w:r>
     </w:p>
     <w:p>
       <w:r>
-        <w:t>For the pinned VCL2FMXConverter Win32 reference, enter MSWINDOWS;WIN32 as extra defines to reproduce the recorded baseline. DPH does not synthesize every compiler built-in from the platform label. Supply the symbols required by the selected compiler environment; unknown conditional expressions remain uncertain.</w:t>
+        <w:t>An object with no supported next connection may still do useful work. Ask the author or inspect the related source with someone who understands it.</w:t>
+      </w:r>
+    </w:p>
+    <w:p>
+      <w:pPr>
+        <w:pStyle w:val="Heading2"/>
+      </w:pPr>
+      <w:r>
+        <w:t>Open deeper detail when it answers your question</w:t>
       </w:r>
     </w:p>
     <w:p>
       <w:r>
-        <w:t>Analysis runs in the background. Explorer data belongs to its displayed generation while the worker prepares another. Changed inputs during a scan supersede the capture and request reassessment. A partial or failed capture does not replace a previous complete published head. DPH retains the evidence needed to inspect partial results honestly.</w:t>
-      </w:r>
-    </w:p>
-    <w:p>
-      <w:pPr>
-        <w:pStyle w:val="Heading1"/>
-      </w:pPr>
-      <w:r>
-        <w:t>Open cached work</w:t>
+        <w:t>Optional: read the code walkthrough and source details expands the supporting source explanation, trace and diagram. Keep it closed while learning the user task. An uncertain connection needs checking; a diagram describes possible paths rather than a recording of a successful run.</w:t>
       </w:r>
     </w:p>
     <w:p>
       <w:r>
-        <w:t>Click Open cache at the top to inspect a saved dphdb database. The picker defaults to Databases under the Handoff application folder; browse to your existing database if it is elsewhere. DPH validates the cached workspace artifact against its SHA256 and generation before displaying it. Cached identity facts also reject old self-analysis databases without relying on their filename or the original source being present. A rejected cache leaves the current workspace intact. A rejected remembered or command-line startup cache leaves Getting started visible. Cached facts are displayed before source verification. When the captured entry is available, DPH reconnects and verifies in the background; otherwise the cache remains detached.</w:t>
+        <w:t>The left object list finds names directly. Double-click an object to open its explanation. The labeled Selection details pane identifies the selection when visible. Drag the dividers to resize the panes. In a restored window, scroll the command strip if a button is outside the visible width.</w:t>
       </w:r>
     </w:p>
     <w:p>
+      <w:pPr>
+        <w:pStyle w:val="Heading1"/>
+        <w:pageBreakBefore/>
+      </w:pPr>
       <w:r>
-        <w:t>Detached mode allows historical inspection and authored notes. It does not follow cached filesystem paths to display source text or approve a current-source review. Attach the source when you want live hash checks, source navigation and human verification against current evidence. A missing or damaged cached artifact is reported rather than silently treated as a current view.</w:t>
+        <w:t>Learn a task</w:t>
       </w:r>
     </w:p>
     <w:p>
+      <w:pPr>
+        <w:pStyle w:val="Heading2"/>
+      </w:pPr>
       <w:r>
-        <w:t>A damaged supplemental screenshot does not block opening valid cached analysis. DPH reports Screenshot evidence unavailable and omits the rejected image from display. Repair or restore its managed evidence before publishing a bundle that uses it; do not replace its hash to disguise damaged content.</w:t>
+        <w:t>Follow the prepared steps</w:t>
       </w:r>
     </w:p>
     <w:p>
+      <w:pPr>
+        <w:ind w:left="259" w:hanging="259"/>
+      </w:pPr>
       <w:r>
-        <w:t>Keep a copied database with its adjacent database.dphdb.views folder. DPH resolves cache files beside the opened database and verifies their hashes instead of following old absolute artifact paths. To move the source project, choose Relocate verified source and select the same project entry. Exact file identities, content hashes, availability and analysis selection must match the captured generation. A different copy is rejected. Accepted relocation preserves logical symbols and notes, requests human review and reassesses the new context.</w:t>
+        <w:rPr>
+          <w:b/>
+        </w:rPr>
+        <w:t xml:space="preserve">1. </w:t>
+      </w:r>
+      <w:r>
+        <w:t>Choose Learn a task in the top-right selector.</w:t>
       </w:r>
     </w:p>
     <w:p>
       <w:pPr>
-        <w:pStyle w:val="Heading1"/>
+        <w:ind w:left="259" w:hanging="259"/>
       </w:pPr>
       <w:r>
-        <w:t>Manage the project catalog</w:t>
+        <w:rPr>
+          <w:b/>
+        </w:rPr>
+        <w:t xml:space="preserve">2. </w:t>
+      </w:r>
+      <w:r>
+        <w:t>Select a saved task from the left list. Type part of its name to narrow the list. More tasks loads another page when available.</w:t>
       </w:r>
     </w:p>
     <w:p>
+      <w:pPr>
+        <w:ind w:left="259" w:hanging="259"/>
+      </w:pPr>
       <w:r>
-        <w:t>Choose Projects in the page selector at the upper right. Refresh the catalog, select the intended database and open it. Missing entries identify unavailable paths; they do not mean the project or its authored history was deleted. Remove an entry only when you want to remove that catalog reference. Catalog removal does not delete the database or managed evidence.</w:t>
+        <w:rPr>
+          <w:b/>
+        </w:rPr>
+        <w:t xml:space="preserve">3. </w:t>
+      </w:r>
+      <w:r>
+        <w:t>Read the purpose, contributor, review state and Before you begin. Check the prerequisites.</w:t>
       </w:r>
     </w:p>
     <w:p>
+      <w:pPr>
+        <w:ind w:left="259" w:hanging="259"/>
+      </w:pPr>
       <w:r>
-        <w:t>Use one database per analyzed application. Keep its adjacent .views directory with it. A database is not the source project: DPH can inspect cached facts when the source is unavailable, but current-source review and source navigation require attached matching source. When the original entry is available, cached opening displays captured facts first and then verifies that source in the background.</w:t>
+        <w:rPr>
+          <w:b/>
+        </w:rPr>
+        <w:t xml:space="preserve">4. </w:t>
+      </w:r>
+      <w:r>
+        <w:t>Read the action and its expected result. Scroll within the instructions to see the result and further material.</w:t>
       </w:r>
     </w:p>
     <w:p>
       <w:pPr>
-        <w:pStyle w:val="Heading1"/>
+        <w:ind w:left="259" w:hanging="259"/>
       </w:pPr>
       <w:r>
-        <w:t>Record the selected application profile</w:t>
+        <w:rPr>
+          <w:b/>
+        </w:rPr>
+        <w:t xml:space="preserve">5. </w:t>
+      </w:r>
+      <w:r>
+        <w:t>Click Next step to continue. Previous step returns to an earlier instruction; Start again returns to the first step.</w:t>
       </w:r>
     </w:p>
     <w:p>
+      <w:pPr>
+        <w:ind w:left="259" w:hanging="259"/>
+      </w:pPr>
       <w:r>
-        <w:t>Choose Projects, then Selected project, to inspect captured project and group files and output declarations. Select a row to read settings, references, capture generation, source hash and source lines. Missing referenced projects remain visible. Project settings and their main-source declaration can describe the same application; this is an evidence list rather than an application count. Output kinds do not verify built binaries or installed services. Known databases returns to the remembered database list.</w:t>
+        <w:rPr>
+          <w:b/>
+        </w:rPr>
+        <w:t xml:space="preserve">6. </w:t>
+      </w:r>
+      <w:r>
+        <w:t>At the last step, compare the overall expected result and read the recovery and practice instructions. Explain how you would recognize a correct outcome.</w:t>
       </w:r>
     </w:p>
     <w:p>
-      <w:r>
-        <w:t>Open a saved project, choose Projects in the upper-right page selector, click Known databases and then Project profile. Enter the named contributor, purpose and scope, and attribution or evidence context. Fill the known company, department, business unit, criticality, ownership, support, environment, dependency, lifecycle, maturity, vendor, licensing and architecture fields. Unknown fields remain explicitly not supplied.</w:t>
-      </w:r>
-    </w:p>
-    <w:p>
-      <w:r>
-        <w:t>Click Apply to Knowledge draft. Inspect the generated body and click Save on Knowledge to persist it. Apply alone does not save. Reopen Project profile to edit its structured fields; the generated body is read-only. Saving never independently verifies the statements. Exact fields survive new revisions, named review, database reopen and canonical publication.</w:t>
-      </w:r>
-    </w:p>
-    <w:p>
-      <w:pPr>
-        <w:pStyle w:val="Heading1"/>
-      </w:pPr>
-      <w:r>
-        <w:t>Define and review business terms</w:t>
-      </w:r>
-    </w:p>
-    <w:p>
-      <w:r>
-        <w:t>Open the intended project. In the upper-right workspace selector choose Business glossary, then click New term. Enter the business term, one alias or abbreviation per line, a plain-language definition, optional examples, relevance and evidence context, and a named contributor. Do not enter credentials. Context must explain why the term matters to this selected application and where its meaning came from.</w:t>
-      </w:r>
-    </w:p>
-    <w:p>
-      <w:r>
-        <w:t>Click Apply to Knowledge draft. This prepares an unsaved draft on Knowledge. Click Save and wait for the bottom activity line to finish. Return to Business glossary and select the saved term. Its state is needs_review until a person explicitly verifies it. Applying alone never saves or verifies a term.</w:t>
-      </w:r>
-    </w:p>
-    <w:p>
-      <w:r>
-        <w:t>To add exact source evidence, select the term and click Open in Knowledge. Choose Knowledge links in the upper-right selector, select the appropriate entity/evidence target and link role, then add the target. Return to Knowledge and click Save. Review the definition and its links against current source, enter a named reviewer in the author/reviewer field, then click Verify review. Source changes reopen review for affected linked terms.</w:t>
-      </w:r>
-    </w:p>
-    <w:p>
-      <w:r>
-        <w:t>To change a term, return to Business glossary, select it and click Edit term. Change its fields, Apply to Knowledge draft, then Save. A rename keeps the stable knowledge identity. Edits and reviews append history and require fresh verification. Open in Knowledge displays that history. Duplicate terms and aliases are rejected ignoring case and repeated spaces. Names belonging to retired records remain reserved; edit the existing term instead of creating a conflicting replacement.</w:t>
-      </w:r>
-    </w:p>
-    <w:p>
-      <w:r>
-        <w:t>The glossary filter finds term names, aliases, definitions and examples. Terms are alphabetized and review states remain visible. At a narrow window size, use the horizontal scrollbar under the glossary buttons to reach the filter. Drag the divider below the term list to change its height; scroll within the definition to read longer entries.</w:t>
-      </w:r>
-    </w:p>
-    <w:p>
-      <w:r>
-        <w:t>Publish the project with an appropriate scope/audience to a new folder outside selected source. Open index.html and find Business glossary; definitions also appear in both editable manuals, canonical.json and indexes/glossary.jsonl. The same captured term revision is used throughout. Confidential source exclusions remove dependent term content. Package validation checks the glossary index against the canonical model.</w:t>
-      </w:r>
-    </w:p>
-    <w:p>
-      <w:r>
-        <w:t>Repeatable check: create a synthetic term with an alias, Save, reopen the same project, find it by the alias, review it, edit its definition, Save again and confirm history and pending review. Try a duplicate alias and confirm rejection. Publish and compare the current definition and revision in HTML, both DOCX guides and the JSONL index. Use a test project, rather than inserting synthetic definitions into production knowledge.</w:t>
-      </w:r>
-    </w:p>
-    <w:p>
-      <w:pPr>
-        <w:pStyle w:val="Heading1"/>
-      </w:pPr>
-      <w:r>
-        <w:t>Learn the selected project</w:t>
-      </w:r>
-    </w:p>
-    <w:p>
-      <w:r>
-        <w:t>Begin with Learn the project rather than trying to interpret the complete symbol index. Start here gives a six-step route: read actual startup statements, identify a familiar screen control, follow its event into code, inspect decisions and data, check gaps, then plan a controlled maintenance change. Each topic describes how to read the evidence and supplies project-specific starting points.</w:t>
-      </w:r>
-    </w:p>
-    <w:p>
-      <w:r>
-        <w:t>How the program starts quotes parsed program-body expressions with source locations and hashes. It does not substitute the first routine in a graph for the entry point. Screens and user actions links declared components. Follow an event explains binds, calls, callbacks and possible scheduling. Architecture, data and maintenance topics explain what their relationship kinds mean and where conclusions remain unsupported.</w:t>
-      </w:r>
-    </w:p>
-    <w:p>
-      <w:r>
-        <w:t>Click an Explorer object or follow a learning link to open Explain. It presents the declared contract, nearby source-author comments when captured, callers and consumers, outgoing interactions, decisions, attributed knowledge and a bounded execution trace. Source comments remain author documentation, not independently verified behavior. Expand a connection to see the precise evidence and derivation rule.</w:t>
-      </w:r>
-    </w:p>
-    <w:p>
-      <w:r>
-        <w:t>The learning and Explain pages run locally through WebView2. If the runtime is unavailable, a readable text fallback remains. Local learning projections avoid export-only redaction work; the publisher refuses to export them. A separately constructed publication model always applies redaction and exclusions.</w:t>
-      </w:r>
-    </w:p>
-    <w:p>
-      <w:pPr>
-        <w:pStyle w:val="Heading2"/>
-      </w:pPr>
-      <w:r>
-        <w:t>The displayed learning pages</w:t>
-      </w:r>
-    </w:p>
-    <w:p>
-      <w:r>
-        <w:t>These images are direct WebView2 captures from the running DPH test application, not proposed interface mockups. They show the visible portion of scrollable pages.</w:t>
-      </w:r>
-    </w:p>
-    <w:p>
+      <w:pPr>
+        <w:keepNext/>
+      </w:pPr>
       <w:r>
         <w:drawing>
           <ns2:inline>
-            <ns2:extent cx="4572000" cy="2573671"/>
-            <ns2:docPr id="1" name="Picture 1"/>
+            <ns2:extent cx="5852160" cy="3657600"/>
+            <ns2:docPr id="1" name="Picture 1" descr="The actual DPH task reader showing a two-step training example. Navigation stays available while the instructions scroll."/>
             <ns2:cNvGraphicFramePr>
               <ns3:graphicFrameLocks noChangeAspect="1"/>
             </ns2:cNvGraphicFramePr>
@@ -1783,7 +803,7 @@
               <ns3:graphicData uri="http://schemas.openxmlformats.org/drawingml/2006/picture">
                 <ns4:pic>
                   <ns4:nvPicPr>
-                    <ns4:cNvPr id="0" name="rework-getting-started.png"/>
+                    <ns4:cNvPr id="0" name="lesson-preparation-task-reader-compact.png"/>
                     <ns4:cNvPicPr/>
                   </ns4:nvPicPr>
                   <ns4:blipFill>
@@ -1795,7 +815,7 @@
                   <ns4:spPr>
                     <ns3:xfrm>
                       <ns3:off x="0" y="0"/>
-                      <ns3:ext cx="4572000" cy="2573671"/>
+                      <ns3:ext cx="5852160" cy="3657600"/>
                     </ns3:xfrm>
                     <ns3:prstGeom prst="rect"/>
                   </ns4:spPr>
@@ -1807,16 +827,161 @@
       </w:r>
     </w:p>
     <w:p>
+      <w:pPr>
+        <w:pStyle w:val="Caption"/>
+      </w:pPr>
       <w:r>
-        <w:t>Getting started: first-launch education before a project is loaded.</w:t>
+        <w:t>The actual DPH task reader showing a two-step training example. Navigation stays available while the instructions scroll.</w:t>
+      </w:r>
+    </w:p>
+    <w:p>
+      <w:pPr>
+        <w:pStyle w:val="Heading2"/>
+      </w:pPr>
+      <w:r>
+        <w:t>Know where the task happens</w:t>
       </w:r>
     </w:p>
     <w:p>
       <w:r>
+        <w:t>DPH displays instructions; it does not perform the task in the selected application. If practice requires running that application, use the environment and example data approved by its owner. Instructions should identify what is safe to try and what result to expect.</w:t>
+      </w:r>
+    </w:p>
+    <w:p>
+      <w:r>
+        <w:t>If the list is empty, ask the preparer to add a common task. Older free-text instructions remain readable, but DPH does not invent steps for them. Instructions awaiting review remain visibly attributed to their contributor.</w:t>
+      </w:r>
+    </w:p>
+    <w:p>
+      <w:pPr>
+        <w:pStyle w:val="Heading1"/>
+        <w:pageBreakBefore/>
+      </w:pPr>
+      <w:r>
+        <w:t>Explore screens and terms</w:t>
+      </w:r>
+    </w:p>
+    <w:p>
+      <w:pPr>
+        <w:pStyle w:val="Heading2"/>
+      </w:pPr>
+      <w:r>
+        <w:t>Recognize the two kinds of image</w:t>
+      </w:r>
+    </w:p>
+    <w:p>
+      <w:r>
+        <w:t>Form designs reconstruct controls from the saved layout. They help identify names and connections, but styles, custom controls and runtime changes can make the running screen look different. Screenshots contains separately supplied images. Read the contributor and caption before treating an image as the current screen.</w:t>
+      </w:r>
+    </w:p>
+    <w:p>
+      <w:pPr>
+        <w:ind w:left="259" w:hanging="259"/>
+      </w:pPr>
+      <w:r>
+        <w:rPr>
+          <w:b/>
+        </w:rPr>
+        <w:t xml:space="preserve">1. </w:t>
+      </w:r>
+      <w:r>
+        <w:t>Choose Form designs for a saved layout, or Screenshots for supplied images.</w:t>
+      </w:r>
+    </w:p>
+    <w:p>
+      <w:pPr>
+        <w:ind w:left="259" w:hanging="259"/>
+      </w:pPr>
+      <w:r>
+        <w:rPr>
+          <w:b/>
+        </w:rPr>
+        <w:t xml:space="preserve">2. </w:t>
+      </w:r>
+      <w:r>
+        <w:t>Select the form or image. Use the available fit, native-size or zoom controls to make the relevant area readable.</w:t>
+      </w:r>
+    </w:p>
+    <w:p>
+      <w:pPr>
+        <w:ind w:left="259" w:hanging="259"/>
+      </w:pPr>
+      <w:r>
+        <w:rPr>
+          <w:b/>
+        </w:rPr>
+        <w:t xml:space="preserve">3. </w:t>
+      </w:r>
+      <w:r>
+        <w:t>Open a control explanation. Read any saved label, typing guidance, input limit or availability information.</w:t>
+      </w:r>
+    </w:p>
+    <w:p>
+      <w:pPr>
+        <w:ind w:left="259" w:hanging="259"/>
+      </w:pPr>
+      <w:r>
+        <w:rPr>
+          <w:b/>
+        </w:rPr>
+        <w:t xml:space="preserve">4. </w:t>
+      </w:r>
+      <w:r>
+        <w:t>Relate that information to the task. Ask about behavior that changes while the application runs.</w:t>
+      </w:r>
+    </w:p>
+    <w:p>
+      <w:pPr>
+        <w:pStyle w:val="Heading2"/>
+      </w:pPr>
+      <w:r>
+        <w:t>Learn the vocabulary</w:t>
+      </w:r>
+    </w:p>
+    <w:p>
+      <w:r>
+        <w:t>Choose Business glossary and search for a term used in the task. Read its definition, aliases and application context. A definition awaiting review still needs checking. Use Delphi terms in Learn the project for words such as form, event, procedure and unit.</w:t>
+      </w:r>
+    </w:p>
+    <w:p>
+      <w:pPr>
+        <w:pStyle w:val="Heading2"/>
+      </w:pPr>
+      <w:r>
+        <w:t>Supply a useful screenshot</w:t>
+      </w:r>
+    </w:p>
+    <w:p>
+      <w:r>
+        <w:t>The preparer can choose Screenshots, enter a named contributor and a caption describing the context, and click Import PNG to select an existing PNG. Select the relevant object first if the image should be associated with it. DPH copies the image into managed storage; it does not automatically launch or capture the selected application.</w:t>
+      </w:r>
+    </w:p>
+    <w:p>
+      <w:pPr>
+        <w:pStyle w:val="Heading1"/>
+        <w:pageBreakBefore/>
+      </w:pPr>
+      <w:r>
+        <w:t>Prepare useful lessons</w:t>
+      </w:r>
+    </w:p>
+    <w:p>
+      <w:pPr>
+        <w:pStyle w:val="Heading2"/>
+      </w:pPr>
+      <w:r>
+        <w:t>Describe the application</w:t>
+      </w:r>
+    </w:p>
+    <w:p>
+      <w:pPr>
+        <w:keepNext/>
+      </w:pPr>
+      <w:r>
         <w:drawing>
           <ns2:inline>
-            <ns2:extent cx="4572000" cy="2573671"/>
-            <ns2:docPr id="2" name="Picture 2"/>
+            <ns2:extent cx="5852160" cy="3962400"/>
+            <ns2:docPr id="2" name="Picture 2" descr="Prepare lessons provides direct buttons for the application description and task instructions. Source reading settings start collapsed."/>
             <ns2:cNvGraphicFramePr>
               <ns3:graphicFrameLocks noChangeAspect="1"/>
             </ns2:cNvGraphicFramePr>
@@ -1824,7 +989,7 @@
               <ns3:graphicData uri="http://schemas.openxmlformats.org/drawingml/2006/picture">
                 <ns4:pic>
                   <ns4:nvPicPr>
-                    <ns4:cNvPr id="0" name="rework-explain-browser.png"/>
+                    <ns4:cNvPr id="0" name="learning-guides-prepare-lessons.png"/>
                     <ns4:cNvPicPr/>
                   </ns4:nvPicPr>
                   <ns4:blipFill>
@@ -1836,7 +1001,7 @@
                   <ns4:spPr>
                     <ns3:xfrm>
                       <ns3:off x="0" y="0"/>
-                      <ns3:ext cx="4572000" cy="2573671"/>
+                      <ns3:ext cx="5852160" cy="3962400"/>
                     </ns3:xfrm>
                     <ns3:prstGeom prst="rect"/>
                   </ns4:spPr>
@@ -1848,3078 +1013,542 @@
       </w:r>
     </w:p>
     <w:p>
+      <w:pPr>
+        <w:pStyle w:val="Caption"/>
+      </w:pPr>
       <w:r>
-        <w:t>Explain: direct WebView2 capture for the synthetic semantics fixture. This is DPH rendering captured source evidence, not a screenshot of the analyzed application running.</w:t>
+        <w:t>Prepare lessons provides direct buttons for the application description and task instructions. Source reading settings start collapsed.</w:t>
+      </w:r>
+    </w:p>
+    <w:p>
+      <w:pPr>
+        <w:ind w:left="259" w:hanging="259"/>
+      </w:pPr>
+      <w:r>
+        <w:rPr>
+          <w:b/>
+        </w:rPr>
+        <w:t xml:space="preserve">1. </w:t>
+      </w:r>
+      <w:r>
+        <w:t>Open the application lessons and click Prepare lessons.</w:t>
+      </w:r>
+    </w:p>
+    <w:p>
+      <w:pPr>
+        <w:ind w:left="259" w:hanging="259"/>
+      </w:pPr>
+      <w:r>
+        <w:rPr>
+          <w:b/>
+        </w:rPr>
+        <w:t xml:space="preserve">2. </w:t>
+      </w:r>
+      <w:r>
+        <w:t>Click Describe this application. Enter the contributor and a purpose explaining who uses the application and what it helps them accomplish.</w:t>
+      </w:r>
+    </w:p>
+    <w:p>
+      <w:pPr>
+        <w:ind w:left="259" w:hanging="259"/>
+      </w:pPr>
+      <w:r>
+        <w:rPr>
+          <w:b/>
+        </w:rPr>
+        <w:t xml:space="preserve">3. </w:t>
+      </w:r>
+      <w:r>
+        <w:t>Complete relevant ownership, support and architecture information. Leave genuinely unknown answers marked Unknown.</w:t>
+      </w:r>
+    </w:p>
+    <w:p>
+      <w:pPr>
+        <w:ind w:left="259" w:hanging="259"/>
+      </w:pPr>
+      <w:r>
+        <w:rPr>
+          <w:b/>
+        </w:rPr>
+        <w:t xml:space="preserve">4. </w:t>
+      </w:r>
+      <w:r>
+        <w:t>Click Apply to Knowledge draft. This returns to Saved explanations. Click Save there. Applying the dialog alone does not save it.</w:t>
+      </w:r>
+    </w:p>
+    <w:p>
+      <w:pPr>
+        <w:pStyle w:val="Heading2"/>
+      </w:pPr>
+      <w:r>
+        <w:t>Prepare a common task</w:t>
+      </w:r>
+    </w:p>
+    <w:p>
+      <w:pPr>
+        <w:ind w:left="259" w:hanging="259"/>
+      </w:pPr>
+      <w:r>
+        <w:rPr>
+          <w:b/>
+        </w:rPr>
+        <w:t xml:space="preserve">1. </w:t>
+      </w:r>
+      <w:r>
+        <w:t>In Prepare lessons, click Prepare task instructions. Alternatively, choose Prepare a new task in Learn a task.</w:t>
+      </w:r>
+    </w:p>
+    <w:p>
+      <w:pPr>
+        <w:ind w:left="259" w:hanging="259"/>
+      </w:pPr>
+      <w:r>
+        <w:rPr>
+          <w:b/>
+        </w:rPr>
+        <w:t xml:space="preserve">2. </w:t>
+      </w:r>
+      <w:r>
+        <w:t>Enter the contributor, task name, what the learner will accomplish and the prerequisites.</w:t>
+      </w:r>
+    </w:p>
+    <w:p>
+      <w:pPr>
+        <w:ind w:left="259" w:hanging="259"/>
+      </w:pPr>
+      <w:r>
+        <w:rPr>
+          <w:b/>
+        </w:rPr>
+        <w:t xml:space="preserve">3. </w:t>
+      </w:r>
+      <w:r>
+        <w:t>Describe the whole task result, recovery guidance and a practice exercise. Enter Unknown for a result that needs confirmation.</w:t>
+      </w:r>
+    </w:p>
+    <w:p>
+      <w:pPr>
+        <w:ind w:left="259" w:hanging="259"/>
+      </w:pPr>
+      <w:r>
+        <w:rPr>
+          <w:b/>
+        </w:rPr>
+        <w:t xml:space="preserve">4. </w:t>
+      </w:r>
+      <w:r>
+        <w:t>Scroll to Steps in the order the learner follows. Click New step, enter the action and expected result, then Keep step.</w:t>
+      </w:r>
+    </w:p>
+    <w:p>
+      <w:pPr>
+        <w:ind w:left="259" w:hanging="259"/>
+      </w:pPr>
+      <w:r>
+        <w:rPr>
+          <w:b/>
+        </w:rPr>
+        <w:t xml:space="preserve">5. </w:t>
+      </w:r>
+      <w:r>
+        <w:t>Repeat for each step. Select a step to edit it. Keep step accepts the edit; Undo step edit discards the unsaved step edit. Move up and Move down reorder steps. Remove step removes the selected step from this draft.</w:t>
+      </w:r>
+    </w:p>
+    <w:p>
+      <w:pPr>
+        <w:ind w:left="259" w:hanging="259"/>
+      </w:pPr>
+      <w:r>
+        <w:rPr>
+          <w:b/>
+        </w:rPr>
+        <w:t xml:space="preserve">6. </w:t>
+      </w:r>
+      <w:r>
+        <w:t>Click Save task. DPH saves the instructions and returns to their first step in Learn a task. Cancel changes discards the task draft.</w:t>
       </w:r>
     </w:p>
     <w:p>
       <w:r>
-        <w:br w:type="page"/>
+        <w:t>Keep one action and one observable result in each step. Explain what to do when the result differs. A saved task retains its name; create a new task when you need a different identity.</w:t>
       </w:r>
     </w:p>
     <w:p>
       <w:pPr>
-        <w:pStyle w:val="Heading1"/>
+        <w:pStyle w:val="Heading2"/>
       </w:pPr>
       <w:r>
-        <w:t>Measure coverage before relying on an explanation</w:t>
+        <w:t>Explain a button or business term</w:t>
       </w:r>
     </w:p>
     <w:p>
       <w:r>
-        <w:t>Choose Coverage in the page selector. Read each numerator, denominator and definition separately. Fingerprinted inventory measures acquired inputs; parsed files, complete IR and recognized tokens measure supported parsing. Confirmed and unresolved relationships measure the extracted graph. Serialized event coverage applies to captured On-prefixed properties. Evidence coverage applies to source-located relationships with derivation rules.</w:t>
+        <w:t>Choose Action purposes in the preparation selector, select an action and open its editor. Supply the user purpose and instructions, click Apply explanation draft, then Save in Saved explanations. For a term, choose Business glossary, New term, complete its definition and context, then Apply to Knowledge draft and Save.</w:t>
+      </w:r>
+    </w:p>
+    <w:p>
+      <w:pPr>
+        <w:pStyle w:val="Heading1"/>
+        <w:pageBreakBefore/>
+      </w:pPr>
+      <w:r>
+        <w:t>Ask questions and review answers</w:t>
+      </w:r>
+    </w:p>
+    <w:p>
+      <w:pPr>
+        <w:pStyle w:val="Heading2"/>
+      </w:pPr>
+      <w:r>
+        <w:t>Record an author answer</w:t>
+      </w:r>
+    </w:p>
+    <w:p>
+      <w:pPr>
+        <w:ind w:left="259" w:hanging="259"/>
+      </w:pPr>
+      <w:r>
+        <w:rPr>
+          <w:b/>
+        </w:rPr>
+        <w:t xml:space="preserve">1. </w:t>
+      </w:r>
+      <w:r>
+        <w:t>Click Prepare lessons and choose Author questions in its selector, or follow Open Author questions from Questions and answers.</w:t>
+      </w:r>
+    </w:p>
+    <w:p>
+      <w:pPr>
+        <w:ind w:left="259" w:hanging="259"/>
+      </w:pPr>
+      <w:r>
+        <w:rPr>
+          <w:b/>
+        </w:rPr>
+        <w:t xml:space="preserve">2. </w:t>
+      </w:r>
+      <w:r>
+        <w:t>Select a question and read its prompt. Inspect evidence opens supporting source detail when needed.</w:t>
+      </w:r>
+    </w:p>
+    <w:p>
+      <w:pPr>
+        <w:ind w:left="259" w:hanging="259"/>
+      </w:pPr>
+      <w:r>
+        <w:rPr>
+          <w:b/>
+        </w:rPr>
+        <w:t xml:space="preserve">3. </w:t>
+      </w:r>
+      <w:r>
+        <w:t>Click Record author answer. In Saved explanations, enter the contributor and write the reply after Answer:. Keep the question for context.</w:t>
+      </w:r>
+    </w:p>
+    <w:p>
+      <w:pPr>
+        <w:ind w:left="259" w:hanging="259"/>
+      </w:pPr>
+      <w:r>
+        <w:rPr>
+          <w:b/>
+        </w:rPr>
+        <w:t xml:space="preserve">4. </w:t>
+      </w:r>
+      <w:r>
+        <w:t>Click Save. Return to Learn the project, Questions and answers to read the reply.</w:t>
+      </w:r>
+    </w:p>
+    <w:p>
+      <w:pPr>
+        <w:pStyle w:val="Heading2"/>
+      </w:pPr>
+      <w:r>
+        <w:t>Save another explanation</w:t>
       </w:r>
     </w:p>
     <w:p>
       <w:r>
-        <w:t>Select a diagnostic and inspect its source evidence. A missing unit, ambiguous overload or unsupported construct can change what a route means. None of these percentages measures business understanding. Verified authored revisions and pending review tasks are reported separately; a zero task count is not proof that all necessary documentation exists.</w:t>
+        <w:t>In Saved explanations, click New. Enter a descriptive title, named author and explanation. Choose a suitable kind, such as user_help or troubleshooting, then Save. Selecting a saved explanation displays its content for editing. Saving an edit creates a new revision and preserves the previous one.</w:t>
+      </w:r>
+    </w:p>
+    <w:p>
+      <w:pPr>
+        <w:pStyle w:val="Heading2"/>
+      </w:pPr>
+      <w:r>
+        <w:t>Review separately</w:t>
       </w:r>
     </w:p>
     <w:p>
       <w:r>
-        <w:t>The selected application is not built or tested merely because DPH finished analysis. Read explicit unknown build and documentation approval states before sharing a handoff. Record the actual independent test procedure and result as attributed knowledge.</w:t>
-      </w:r>
-    </w:p>
-    <w:p>
-      <w:pPr>
-        <w:pStyle w:val="Heading1"/>
-      </w:pPr>
-      <w:r>
-        <w:t>Explore and search</w:t>
+        <w:t>Saving does not mean someone checked the explanation. A knowledgeable reviewer should compare it with source or an approved example, select the saved record, enter their own name and choose Verify review. Current-source verification needs attached, current source. Rejected or retired records remain in history and are not presented as current task lessons.</w:t>
       </w:r>
     </w:p>
     <w:p>
       <w:r>
-        <w:t>Click an object in the far-left Explorer list to select it. Double-click a [+] or [-] branch to expand or collapse its children. Selection details on the right shows its name, kind, signature, declared type, source location, generation and evidence hash. Choose Explain in the upper-right page selector for behavior and serialized properties when captured. Units, types, components and routines provide drill-down scopes. The breadcrumb reports the active scope and page. Parent moves upward; Back restores a prior selection.</w:t>
+        <w:t>Source changes can make an explanation need review again. Refreshing source cannot confirm business knowledge. If DPH asks you to save or discard a draft before switching, finish that draft or discard it explicitly.</w:t>
+      </w:r>
+    </w:p>
+    <w:p>
+      <w:pPr>
+        <w:pStyle w:val="Heading1"/>
+        <w:pageBreakBefore/>
+      </w:pPr>
+      <w:r>
+        <w:t>Share and preserve lessons</w:t>
+      </w:r>
+    </w:p>
+    <w:p>
+      <w:pPr>
+        <w:pStyle w:val="Heading2"/>
+      </w:pPr>
+      <w:r>
+        <w:t>Create a learning edition</w:t>
+      </w:r>
+    </w:p>
+    <w:p>
+      <w:pPr>
+        <w:ind w:left="259" w:hanging="259"/>
+      </w:pPr>
+      <w:r>
+        <w:rPr>
+          <w:b/>
+        </w:rPr>
+        <w:t xml:space="preserve">1. </w:t>
+      </w:r>
+      <w:r>
+        <w:t>Save open lesson edits. Click Prepare lessons and choose Publish.</w:t>
+      </w:r>
+    </w:p>
+    <w:p>
+      <w:pPr>
+        <w:ind w:left="259" w:hanging="259"/>
+      </w:pPr>
+      <w:r>
+        <w:rPr>
+          <w:b/>
+        </w:rPr>
+        <w:t xml:space="preserve">2. </w:t>
+      </w:r>
+      <w:r>
+        <w:t>Click Share lessons. In the save dialog, choose a location outside the selected application source folder and enter a new folder name. Do not choose an existing destination.</w:t>
+      </w:r>
+    </w:p>
+    <w:p>
+      <w:pPr>
+        <w:ind w:left="259" w:hanging="259"/>
+      </w:pPr>
+      <w:r>
+        <w:rPr>
+          <w:b/>
+        </w:rPr>
+        <w:t xml:space="preserve">3. </w:t>
+      </w:r>
+      <w:r>
+        <w:t>Wait for the saved-edition message, then click Preview lessons.</w:t>
+      </w:r>
+    </w:p>
+    <w:p>
+      <w:pPr>
+        <w:ind w:left="259" w:hanging="259"/>
+      </w:pPr>
+      <w:r>
+        <w:rPr>
+          <w:b/>
+        </w:rPr>
+        <w:t xml:space="preserve">4. </w:t>
+      </w:r>
+      <w:r>
+        <w:t>Open learning.html in the resulting folder to read it in a browser. Start here begins the route; Task walkthroughs contains supplied ordered instructions.</w:t>
+      </w:r>
+    </w:p>
+    <w:p>
+      <w:pPr>
+        <w:ind w:left="259" w:hanging="259"/>
+      </w:pPr>
+      <w:r>
+        <w:rPr>
+          <w:b/>
+        </w:rPr>
+        <w:t xml:space="preserve">5. </w:t>
+      </w:r>
+      <w:r>
+        <w:t>Share the whole folder. Keep objects, assets and images together so its links and screenshots work.</w:t>
       </w:r>
     </w:p>
     <w:p>
       <w:r>
-        <w:t>Search matches object names, kinds and signatures across the project. A kind filter narrows the result. Pages contain at most 250 objects; Next page advances the result set. Clear the search or use Parent to broaden your route. Bookmark records the current canonical selection, and Bookmarks displays those selections. Same-project reassessment retains surviving bookmarks, history, expanded nodes and filters; missing identities are pruned. A different project resets that navigation state.</w:t>
+        <w:t>The edition is read-only. Change explanations in DPH, then create a new edition. Optional publication settings narrow the audience or scope. Read the resulting material before sharing it, particularly when the application contains sensitive information.</w:t>
+      </w:r>
+    </w:p>
+    <w:p>
+      <w:pPr>
+        <w:pStyle w:val="Heading2"/>
+      </w:pPr>
+      <w:r>
+        <w:t>Preserve the editable lessons</w:t>
       </w:r>
     </w:p>
     <w:p>
       <w:r>
-        <w:t>The References tab lists forward and reverse relationships with their certainty and derivation labels. Double-click a resolvable related object to inspect it. An unresolved target remains unresolved; the relationship is not proof that a named method actually ran.</w:t>
+        <w:t>The .dphdb file contains the lessons and authored knowledge. Keep its adjacent .dphdb.views folder because it can hold managed images and other material. Close DPH before copying these files to a safe location. An exported edition is useful for reading but does not replace the editable store.</w:t>
       </w:r>
     </w:p>
     <w:p>
       <w:pPr>
-        <w:pStyle w:val="Heading1"/>
+        <w:pStyle w:val="Heading2"/>
       </w:pPr>
       <w:r>
-        <w:t>Search across the captured project</w:t>
+        <w:t>Use the printable guides</w:t>
       </w:r>
     </w:p>
     <w:p>
       <w:r>
-        <w:t>Choose Search project in the upper-right page selector. Enter a meaningful term, select the desired kind filter and click Search. Results contain excerpts from captured object metadata, flow evidence and authored knowledge. Select a result to inspect it; use Next 50 results when more matches are available. This search is distinct from the narrower Explorer name and signature filter.</w:t>
+        <w:t>The DPH package includes this User Guide as an editable document and a PDF. A learning edition also contains guides about the selected application. Its linked HTML provides the most direct route through objects and images. Build and optional PDF conversion instructions are in the Engineering Guide.</w:t>
+      </w:r>
+    </w:p>
+    <w:p>
+      <w:pPr>
+        <w:pStyle w:val="Heading1"/>
+        <w:pageBreakBefore/>
+      </w:pPr>
+      <w:r>
+        <w:t>Solve problems and check learning</w:t>
+      </w:r>
+    </w:p>
+    <w:p>
+      <w:pPr>
+        <w:pStyle w:val="Heading2"/>
+      </w:pPr>
+      <w:r>
+        <w:t>When an explanation is missing</w:t>
       </w:r>
     </w:p>
     <w:p>
       <w:r>
-        <w:t>Search uses SQLite FTS5 when available and a word-index fallback otherwise. It operates on the captured generation. A word absent from the index is not evidence that its behavior is absent. Reassess changed source before relying on old results.</w:t>
+        <w:t>No task supplied means someone has not prepared instructions. No purpose supplied means the introduction or action needs an answer. Some code could not be explained means DPH could not establish all relevant source connections. Ask the preparer to check missing files and source settings, and record the unresolved question.</w:t>
       </w:r>
     </w:p>
     <w:p>
       <w:pPr>
-        <w:pStyle w:val="Heading1"/>
+        <w:pStyle w:val="Heading2"/>
       </w:pPr>
       <w:r>
-        <w:t>Read source and graph evidence</w:t>
+        <w:t>When a file or page will not open</w:t>
       </w:r>
     </w:p>
     <w:p>
       <w:r>
-        <w:t>The Source tab reads the attached source file and compares its bytes with the captured SHA256 before applying the source range. If the live file changed or cannot be decoded, DPH displays a stale or unavailable message instead of presenting the old range as a confirmed live location. External dependencies remain in the evidence model but are not followed by the local source viewer through an invented path.</w:t>
+        <w:t>If Choose application rejects the selection, check that you chose the intended project rather than DPH itself. If saved lessons will not open, check the filename, access permissions and adjacent material. Preserve the last readable copy while the preparer investigates.</w:t>
       </w:r>
     </w:p>
     <w:p>
       <w:r>
-        <w:t>The Graphs tab offers Execution, Procedure CFG, Caller / callee, Form navigation, Data flow, Change impact and Data lineage. Select a relevant routine or component before choosing a narrow graph. Ordinary graphs show at most 120 nodes and 960 edges. A narrower selection is preferable to interpreting a truncated large view as the complete program.</w:t>
+        <w:t>If an embedded page is unavailable, use its native text explanation where provided. Open an exported edition independently through learning.html. The preparer can check Microsoft WebView2 Runtime and the supplied loader. If an export destination exists, choose a new folder name.</w:t>
+      </w:r>
+    </w:p>
+    <w:p>
+      <w:pPr>
+        <w:pStyle w:val="Heading2"/>
+      </w:pPr>
+      <w:r>
+        <w:t>A repeatable learning exercise</w:t>
+      </w:r>
+    </w:p>
+    <w:p>
+      <w:pPr>
+        <w:ind w:left="259" w:hanging="259"/>
+      </w:pPr>
+      <w:r>
+        <w:rPr>
+          <w:b/>
+        </w:rPr>
+        <w:t xml:space="preserve">1. </w:t>
+      </w:r>
+      <w:r>
+        <w:t>Open a supplied application and read its purpose. State its intended user and the problem it solves.</w:t>
+      </w:r>
+    </w:p>
+    <w:p>
+      <w:pPr>
+        <w:ind w:left="259" w:hanging="259"/>
+      </w:pPr>
+      <w:r>
+        <w:rPr>
+          <w:b/>
+        </w:rPr>
+        <w:t xml:space="preserve">2. </w:t>
+      </w:r>
+      <w:r>
+        <w:t>Choose a common task and describe its prerequisites. Read the steps and identify the final result.</w:t>
+      </w:r>
+    </w:p>
+    <w:p>
+      <w:pPr>
+        <w:ind w:left="259" w:hanging="259"/>
+      </w:pPr>
+      <w:r>
+        <w:rPr>
+          <w:b/>
+        </w:rPr>
+        <w:t xml:space="preserve">3. </w:t>
+      </w:r>
+      <w:r>
+        <w:t>Follow a related screen action into Explain. Identify the responding operation and one actual decision or next operation.</w:t>
+      </w:r>
+    </w:p>
+    <w:p>
+      <w:pPr>
+        <w:ind w:left="259" w:hanging="259"/>
+      </w:pPr>
+      <w:r>
+        <w:rPr>
+          <w:b/>
+        </w:rPr>
+        <w:t xml:space="preserve">4. </w:t>
+      </w:r>
+      <w:r>
+        <w:t>Read a supplied screenshot or form design and explain which kind of image it is.</w:t>
+      </w:r>
+    </w:p>
+    <w:p>
+      <w:pPr>
+        <w:ind w:left="259" w:hanging="259"/>
+      </w:pPr>
+      <w:r>
+        <w:rPr>
+          <w:b/>
+        </w:rPr>
+        <w:t xml:space="preserve">5. </w:t>
+      </w:r>
+      <w:r>
+        <w:t>Find a business term or author answer that clarifies the task. Write down a remaining question.</w:t>
+      </w:r>
+    </w:p>
+    <w:p>
+      <w:pPr>
+        <w:ind w:left="259" w:hanging="259"/>
+      </w:pPr>
+      <w:r>
+        <w:rPr>
+          <w:b/>
+        </w:rPr>
+        <w:t xml:space="preserve">6. </w:t>
+      </w:r>
+      <w:r>
+        <w:t>Create an edition, open learning.html and follow the same object link. Confirm the task and expected results are present.</w:t>
       </w:r>
     </w:p>
     <w:p>
       <w:r>
-        <w:t>Confirmed static edges use blue. Uncertain edges use orange. Procedure CFG opens a labeled source-derived diagram when WebView2 is available, with a native graph fallback. Large routines collapse ordinary straight-line statements while retaining control nodes; arrows identify omitted statements. More than 70 retained control nodes produces an explicit limit instead of a misleading complete diagram. Other ordinary views retain their 120-node bound; lineage permits 200. Form navigation does not prove runtime window activation; Change impact is possible reachability. Click a native graph node to inspect its evidence.</w:t>
-      </w:r>
-    </w:p>
-    <w:p>
-      <w:pPr>
-        <w:pStyle w:val="Heading1"/>
-      </w:pPr>
-      <w:r>
-        <w:t>Investigate source quality candidates</w:t>
-      </w:r>
-    </w:p>
-    <w:p>
-      <w:r>
-        <w:t>Choose Source quality in the page selector. Select Routine metrics, Duplicate bodies, Unreferenced candidates, Unreachable statements or Call cycles. Enter an optional name or source filter and click Filter. Select a row to read its meaning, source locations, hashes, generation and qualifications. Next 250 advances the bounded result page. Open explanation inspects a routine or the first group member.</w:t>
-      </w:r>
-    </w:p>
-    <w:p>
-      <w:r>
-        <w:t>Structural decision score counts captured decisions; it is not compiler-exact cyclomatic complexity or a maintainability index. Duplicate candidates compare nontrivial significant-token bodies with exact literals and normalized identifier case, only in completely parsed files. Equal token sequences do not prove equivalent behavior. Missing incoming references and disconnected captured statements do not prove that code is unused or safe to delete. Static call cycles do not establish feasible runtime recursion or termination.</w:t>
-      </w:r>
-    </w:p>
-    <w:p>
-      <w:r>
-        <w:t>An older detached capture may have no quality report. Attach matching source and reassess to obtain one. DPH retains the original evidence of detached caches rather than inventing new analysis from missing source.</w:t>
-      </w:r>
-    </w:p>
-    <w:p>
-      <w:pPr>
-        <w:pStyle w:val="Heading1"/>
-      </w:pPr>
-      <w:r>
-        <w:t>Compare captured revisions</w:t>
-      </w:r>
-    </w:p>
-    <w:p>
-      <w:r>
-        <w:t>Choose Database tools and click Preview retention. Note an earlier generation ID with a retained workspace cache. Choose Revision comparison, enter that ID in Before: saved generation ID and optionally enter a name, relative path or change filter. Click Compare. After is the generation currently displayed by DPH.</w:t>
-      </w:r>
-    </w:p>
-    <w:p>
-      <w:r>
-        <w:t>Select a result. The labeled Before and After panes show declarations, source references, fingerprints and captured expressions or relationships. Drag the divider and scroll each pane to inspect the evidence. Next 200 advances the bounded result page. A missing cache produces an explicit error. Configuration and analyzer contracts must match.</w:t>
-      </w:r>
-    </w:p>
-    <w:p>
-      <w:r>
-        <w:t>File changed compares captured fingerprints and availability. Captured structure changed compares declarations, routine flow nodes and edges, and outgoing relationships including recorded event bindings. Source file changed only means the containing file changed while this symbol retained the same captured structure. Historical source bytes are not reconstructed. Partial parsing may miss changes, and removed or added identities require named continuity review before treating them as a move or rename.</w:t>
-      </w:r>
-    </w:p>
-    <w:p>
-      <w:pPr>
-        <w:pStyle w:val="Heading1"/>
-      </w:pPr>
-      <w:r>
-        <w:t>Choose graph scope and grouping</w:t>
-      </w:r>
-    </w:p>
-    <w:p>
-      <w:r>
-        <w:t>Choose Graphs after selecting an object. Execution follows supported startup, event, call and asynchronous connections; Caller / callee isolates calls; Form navigation shows qualified form actions; Data flow shows producers, consumers and possible effects; Change impact follows possible dependencies. Procedure CFG follows captured statement edges within a routine.</w:t>
-      </w:r>
-    </w:p>
-    <w:p>
-      <w:r>
-        <w:t>Use Whole program, All forms or Project data when you need a broad starting point. Choose object, type or unit grouping to reduce a large relationship graph. Select a group to inspect its members and bounded evidence examples. A count describes the captured projection; it does not count observed executions. Procedure CFG retains individual control nodes.</w:t>
-      </w:r>
-    </w:p>
-    <w:p>
-      <w:r>
-        <w:t>Read arrow labels and certainty before interpreting a route. A unit import is a dependency, not a call. An asynchronous start, callback dispatch, wait or cancellation request describes a source site; it does not prove successful completion, thread timing or termination. Narrow a truncated graph rather than treating missing nodes as proof of absence.</w:t>
-      </w:r>
-    </w:p>
-    <w:p>
-      <w:pPr>
-        <w:pStyle w:val="Heading1"/>
-      </w:pPr>
-      <w:r>
-        <w:t>Read a routine as a beginner</w:t>
-      </w:r>
-    </w:p>
-    <w:p>
-      <w:r>
-        <w:t>Select a routine in Explorer and choose Explain. Read its declared contract, source-author comments, incoming callers and outgoing interactions. Expand the exact-evidence disclosure for a connection you do not understand. A comment records what its source author wrote; it does not independently establish the running behavior.</w:t>
-      </w:r>
-    </w:p>
-    <w:p>
-      <w:r>
-        <w:t>Scroll to SOURCE WALKTHROUGH. Each source point includes the captured expression, a plain explanation and possible next paths with destination lines. For an if, inspect both true and false destinations. For while, inspect the condition before the body. For repeat, the body runs before its final test, and false returns toward the body. For for, inspect the iteration and exit paths without assuming actual bounds or collection contents.</w:t>
-      </w:r>
-    </w:p>
-    <w:p>
-      <w:r>
-        <w:t>Follow early return, break and continue through any intervening finally cleanup. Cleanup points may appear several times to preserve different pending transfers. An exception path represents a possibility; it does not establish that a particular run raised an exception. The walkthrough is arranged by source location and is not a chronological execution recording.</w:t>
-      </w:r>
-    </w:p>
-    <w:p>
-      <w:r>
-        <w:t>Complete CHECK YOUR UNDERSTANDING by choosing an actual captured condition and tracing both outcomes to a return, loop or exception boundary. Compare the related reads and writes. The lesson shows up to 60 source points and eight next paths per point, with explicit omitted counts. Use Source and Procedure CFG for the remainder.</w:t>
-      </w:r>
-    </w:p>
-    <w:p>
-      <w:pPr>
-        <w:pStyle w:val="Heading1"/>
-      </w:pPr>
-      <w:r>
-        <w:t>Inspect screens</w:t>
-      </w:r>
-    </w:p>
-    <w:p>
-      <w:r>
-        <w:t>The Form designs tab reconstructs rectangles and text from serialized FMX or DFM data. It never creates untrusted component classes. The result is explicitly an approximate design-time view, not an actual runtime screenshot. Custom painting, runtime geometry, styles and unavailable inherited resources may differ from the running program.</w:t>
-      </w:r>
-    </w:p>
-    <w:p>
-      <w:r>
-        <w:t>Thumbnail displays a gallery of up to 60 forms. Fit scales the selected form to the viewport, Native uses its reconstructed size, Custom zoom ranges from 25 to 400 percent and updates the scrolling extent. Full screen hides the surrounding workspace panes; Exit full screen or Escape restores them. Click a component rectangle to navigate to the corresponding canonical object when a source association is available.</w:t>
-      </w:r>
-    </w:p>
-    <w:p>
-      <w:pPr>
-        <w:pStyle w:val="Heading1"/>
-      </w:pPr>
-      <w:r>
-        <w:t>Inspect keyboard shortcuts and focus order</w:t>
-      </w:r>
-    </w:p>
-    <w:p>
-      <w:r>
-        <w:t>Open the intended project and choose Keyboard and focus in the upper-right page selector. Select a component in the list. The detail box identifies its form, serialized parent, class, generation, source hash and line or byte location. It explains captured TabOrder, TabStop, CanFocus, visibility, enabled state, shortcut codes, action references and keyboard event bindings. Scroll inside the detail box to read diagnostics.</w:t>
-      </w:r>
-    </w:p>
-    <w:p>
-      <w:r>
-        <w:t>The list groups by file, form and parent, then sorts known sibling TabOrder values numerically. A question mark means unknown or not applicable, not zero. Missing properties can come from class defaults or inheritance. Duplicate sibling positions and possible duplicate shortcuts within a form are review candidates. Common Windows shortcut codes have readable labels such as Ctrl+S, while original numeric or hex codes remain visible. Repeated consumers of one action do not count again as duplicate shortcut declarations.</w:t>
-      </w:r>
-    </w:p>
-    <w:p>
-      <w:r>
-        <w:t>Use the filter to find a component, form, property or diagnostic. Next page advances through at most 250 components per page; First page resets. Scroll the toolbar horizontally in a narrow window to reach the source commands. Component source navigates to verified attached form text. Action source opens a uniquely resolved local action declaration. Detached caches, changed source, historical generations, binary text offsets and paths outside the attached project are refused with an explanation.</w:t>
-      </w:r>
-    </w:p>
-    <w:p>
-      <w:r>
-        <w:t>DPH does not run the target program. Runtime code, nested containers, inherited values and framework behavior can change keyboard navigation. External or ambiguous actions remain unresolved. Secondary shortcut collections are retained as raw evidence and explicitly excluded from decoded conflict checks. Run the target yourself to check Tab, Shift+Tab and its declared shortcuts. Complete directions are in docs/guides/Keyboard_and_Focus_Run_and_Test.txt. Developers can run tools\build-keyboard.cmd from an elevated Command Prompt.</w:t>
-      </w:r>
-    </w:p>
-    <w:p>
-      <w:pPr>
-        <w:pStyle w:val="Heading1"/>
-      </w:pPr>
-      <w:r>
-        <w:t>Inspect menus context menus and toolbars</w:t>
-      </w:r>
-    </w:p>
-    <w:p>
-      <w:r>
-        <w:t>Open the intended project and choose Menus and commands in the upper-right page selector. Select a command to read its serialized menu path, caption or Text, action reference, shortcut codes, check flags, source location and diagnostics. The page inventories main and context menus, menu items and separators, toolbar commands and children, action containers, action consumers and menu attachments.</w:t>
-      </w:r>
-    </w:p>
-    <w:p>
-      <w:r>
-        <w:t>Choose a command kind or enter a name, caption, property, handler or diagnostic in the filter. Next page advances through 250-row pages; First page resets. Scroll the command bar horizontally to reach Command source, Action source, the handler selector and Explain handler. The detail box below the list scrolls vertically. Drag the divider below the list to resize it.</w:t>
-      </w:r>
-    </w:p>
-    <w:p>
-      <w:r>
-        <w:t>Command source opens unchanged attached form text. Action source opens a uniquely resolved local action declaration. Select the specific component OnClick, action OnExecute or OnUpdate, or context OnPopup in the handler selector, then click Explain handler to follow its confirmed captured routine. An unresolved handler disables that button. The separate bindings do not establish dispatch precedence. Source navigation refuses changed, detached, historical, binary or out-of-project text locations.</w:t>
-      </w:r>
-    </w:p>
-    <w:p>
-      <w:r>
-        <w:t>Menu paths follow serialized parents, not observed screen positions. An ampersand in a caption declares an accelerator marker; a separator is not executable. Missing properties remain unknown. OnUpdate and OnPopup can change state and contents at runtime. Readable Windows shortcut names and possible conflicts are on Keyboard and focus. Use docs/guides/Menus_and_Commands_Run_and_Test.txt for explicit run and test steps. DPH does not execute the target application.</w:t>
-      </w:r>
-    </w:p>
-    <w:p>
-      <w:pPr>
-        <w:pStyle w:val="Heading1"/>
-      </w:pPr>
-      <w:r>
-        <w:t>Inspect dynamic and runtime created controls</w:t>
-      </w:r>
-    </w:p>
-    <w:p>
-      <w:r>
-        <w:t>Open the intended project and choose Dynamic controls in the upper-right page selector. Attach the source and click Full reassessment for an older capture; DPH-WP3-15 adds owner, parent and event relationships that old captures do not contain. Select a row to read its constructor class, generation, source range and fingerprint. Each row is a source creation site; a loop does not establish its runtime instance count.</w:t>
-      </w:r>
-    </w:p>
-    <w:p>
-      <w:r>
-        <w:t>The detail box separates the lexical result variable, constructor owner, visual Parent assignment, event assignment and other property expressions. Owner describes lifetime ownership; it does not set Parent. Self refers to the declaring type, not an observed instance. Inferred links identify source declarations. nil preserves an explicit empty-reference expression. A reused or overwritten variable or assignment before construction remains ambiguous. Missing references remain unknown.</w:t>
-      </w:r>
-    </w:p>
-    <w:p>
-      <w:r>
-        <w:t>Filter by routine, class, parent, owner or event. Next page advances through 250 sites and First page resets. Scroll the command bar horizontally to reach Explain creation site, the reference dropdown and Explain reference. Choose a relationship before explaining its target. Unresolved targets and nil expressions disable reference navigation. Explain opens captured evidence; use Source there for verified attached code. Scroll the detail box vertically or drag its divider to resize it.</w:t>
-      </w:r>
-    </w:p>
-    <w:p>
-      <w:r>
-        <w:t>DPH does not execute the target or reconstruct observed controls from these sites. Runtime instances, final layout, dispatch and lifetime remain unobserved. Factories, aliases, casts, with scopes and cross-routine mutations can remain unsupported. See docs/guides/Dynamic_Controls_Run_and_Test.txt for explicit directions and manual exercises. Developers can run tools\build-dynamic-controls.cmd elevated for the focused acceptance suite.</w:t>
-      </w:r>
-    </w:p>
-    <w:p>
-      <w:pPr>
-        <w:pStyle w:val="Heading1"/>
-      </w:pPr>
-      <w:r>
-        <w:t>Inspect responsive layouts anchors and alignments</w:t>
-      </w:r>
-    </w:p>
-    <w:p>
-      <w:r>
-        <w:t>Open the intended project and choose Layout rules in the upper-right page selector. Select a component to read its captured Align, Anchors, geometry, margins, padding, constraints, scaling and resize events with source locations. Parent means the serialized containing object. Missing and inherited rules remain unknown. These explanations help you investigate resizing without executing the target application.</w:t>
-      </w:r>
-    </w:p>
-    <w:p>
-      <w:r>
-        <w:t>Enter a parent width change and height change, then click Apply example. Positive values illustrate growth; negative values illustrate shrinking. Each field accepts a whole number from -10000 to 10000. Invalid input preserves the previous valid example. At narrow widths, scroll the command bar horizontally to reach these fields and Apply example. Applying refreshes the filter and returns to the first page.</w:t>
-      </w:r>
-    </w:p>
-    <w:p>
-      <w:r>
-        <w:t>Numeric anchor examples require an ordinary serialized child, a captured parent, explicit Align=None and recognized explicit anchors. Opposite edges illustrate a size change; trailing edges illustrate movement; leading edges illustrate a fixed offset. No anchor on an axis leaves its framework anchor origin unknown. Active alignment, inherited objects and missing or unknown rules receive explanations without unsupported numeric predictions.</w:t>
-      </w:r>
-    </w:p>
-    <w:p>
-      <w:r>
-        <w:t>Filter by component, property or explanation. Next page advances through 250 rows; First page resets. Drag the divider below the list to resize it and scroll the detail box for all explanations. Component source opens attached unchanged text at its captured location. Detached, changed and binary source locations are refused explicitly.</w:t>
-      </w:r>
-    </w:p>
-    <w:p>
-      <w:r>
-        <w:t>The example reports basic changes, not absolute final geometry. Constraints, autosizing, sibling alignment, inherited defaults, spacing, fonts, DPI and custom code can alter the actual result. Run the target separately and resize it at narrow and wide widths and different display scales. Compare with its Object Inspector settings. The Screens reconstruction remains approximate. Full directions are in docs/guides/Layout_Rules_Run_and_Test.txt; developers run tools\build-layout-rules.cmd elevated.</w:t>
-      </w:r>
-    </w:p>
-    <w:p>
-      <w:pPr>
-        <w:pStyle w:val="Heading1"/>
-      </w:pPr>
-      <w:r>
-        <w:t>Inspect component dependencies and support records</w:t>
-      </w:r>
-    </w:p>
-    <w:p>
-      <w:r>
-        <w:t>Open the intended project and choose Component dependencies in the upper-right page selector. Select a component to read its class, form source, generation and fingerprint. DPH lists all captured classes because a name alone cannot establish third-party origin. Unresolved means no class declaration was captured; it can involve framework, vendor, local, inherited or excluded source.</w:t>
-      </w:r>
-    </w:p>
-    <w:p>
-      <w:r>
-        <w:t>A unique class declaration is an inferred lexical candidate. Multiple declarations remain ambiguous. Explain class opens the unique candidate in Explain; it is disabled when no unique candidate exists. Component source opens attached unchanged form text. Detached, changed and binary source locations are refused explicitly. Captured package declarations and unavailable inputs are shown as project-wide context; they do not establish package membership or installed binaries.</w:t>
-      </w:r>
-    </w:p>
-    <w:p>
-      <w:r>
-        <w:t>Click Edit dependency for the selected class. Enter a named contributor, declaring unit, package or product, vendor or maintainer, version and configuration, support or replacement considerations, and evidence references with remaining unknowns. Class identity is fixed. Evidence and contributor are required; blank optional fields remain unknown. Scroll the editor vertically to reach every field. Click Apply to Knowledge draft, then click Save on Knowledge and wait for completion. Applying alone does not save.</w:t>
-      </w:r>
-    </w:p>
-    <w:p>
-      <w:r>
-        <w:t>Open in Knowledge shows the saved revision and immutable history. Use Knowledge links to add exact evidence and save, then enter a named reviewer and click Verify review only after checking the claims. Editing dependency fields creates a new revision and reopens review. Duplicate class records are rejected ignoring case; retired identities remain reserved. Save or discard an existing draft before navigating or editing another record.</w:t>
-      </w:r>
-    </w:p>
-    <w:p>
-      <w:r>
-        <w:t>Filter by class, resolution or authored vendor/support wording. Next page advances through 250 rows; First page resets. Scroll the command bar horizontally at narrow widths and drag the list divider or scroll inside the details. Authored metadata never changes source-resolution status. Attach approved missing source roots and reassess to obtain declarations. No vendor class, package or DLL is loaded. Full directions: docs/guides/Component_Dependencies_Run_and_Test.txt.</w:t>
-      </w:r>
-    </w:p>
-    <w:p>
-      <w:pPr>
-        <w:pStyle w:val="Heading1"/>
-      </w:pPr>
-      <w:r>
-        <w:t>Inspect inherited forms and embedded frames</w:t>
-      </w:r>
-    </w:p>
-    <w:p>
-      <w:r>
-        <w:t>Choose Form inheritance in the upper-right page selector after opening the intended project. Select a component to read its declaration origins and base-to-derived property/event history. Captured base-only components remain visible. Inline frames expand independently for each instance, including inherited frame definitions. Root names can differ between ancestor and descendant.</w:t>
-      </w:r>
-    </w:p>
-    <w:p>
-      <w:r>
-        <w:t>Each property shows its latest serialized value and every captured earlier value with source, line, SHA256 and generation context. An explicit nil event clears an inherited binding; this does not establish actual event dispatch. Read Resolution gaps for missing or ambiguous bases, orphan or incompatible child overlays, conditional ancestors, partial inputs and cycles. Framework defaults, collection-item merging and runtime changes remain unknown.</w:t>
-      </w:r>
-    </w:p>
-    <w:p>
-      <w:r>
-        <w:t>Scroll the command bar horizontally to reach the origin selector. Select a component declaration or a specific property/event value, then click Open origin source. A base value opens base source; an override opens its overriding source. Navigation requires attached unchanged text from the captured generation. Detached, changed, binary and outside-root origins are refused explicitly. Binary byte provenance remains visible.</w:t>
-      </w:r>
-    </w:p>
-    <w:p>
-      <w:r>
-        <w:t>Filter by component path, property, value or gap. Next page advances through 250 rows; First page resets. Drag the list divider or scroll the explanation to read more. Full executable paths, exact steps, fixture examples and elevated developer checks are in docs/guides/Form_Inheritance_Run_and_Test.txt. This inspector combines captured declarations; other views retain their own captured-evidence qualifications. No target form/frame/class is instantiated.</w:t>
-      </w:r>
-    </w:p>
-    <w:p>
-      <w:pPr>
-        <w:pStyle w:val="Heading1"/>
-      </w:pPr>
-      <w:r>
-        <w:t>Import actual screenshot evidence</w:t>
-      </w:r>
-    </w:p>
-    <w:p>
-      <w:r>
-        <w:t>Open Screenshots, enter the named contributor and a description including capture date and environment, then choose Import an existing PNG screenshot. Select an image you already captured and are authorized to preserve. DPH does not launch the selected application. PNG files are bounded to 20 MiB, 8192 pixels per dimension and 32 million pixels.</w:t>
-      </w:r>
-    </w:p>
-    <w:p>
-      <w:r>
-        <w:t>The managed image and its metadata are checksummed beside the knowledge database. Select a row to view the actual image and attribution. Runtime origin, capture time and environment are contributor claims and remain user supplied unverified. The associated generation is displayed, including when it is historical. Copy the adjacent views folder when moving the database.</w:t>
-      </w:r>
-    </w:p>
-    <w:p>
-      <w:r>
-        <w:t>Publishing includes only imported images matching the exported generation and included object scope. Excluding a linked source excludes its screenshot. The exported caption identifies the contributor and unverified state; private storage paths are omitted. Review screenshots for confidential material before sharing.</w:t>
-      </w:r>
-    </w:p>
-    <w:p>
-      <w:pPr>
-        <w:pStyle w:val="Heading1"/>
-      </w:pPr>
-      <w:r>
-        <w:t>Inspect database connections and datasets</w:t>
-      </w:r>
-    </w:p>
-    <w:p>
-      <w:r>
-        <w:t>Open the intended project or saved database and choose Database connections in the upper-right page selector. The inventory lists captured connections, datasets, data sources, transactions, sessions and named connection-definition references. Known component class names and database property signals identify candidates. Pascal-only declarations are also listed when an existing semantic component-field binding does not already represent them. This is captured evidence; DPH never opens the selected application database or loads its drivers.</w:t>
-      </w:r>
-    </w:p>
-    <w:p>
-      <w:r>
-        <w:t>Select a row to read its role, class, generation, source line and SHA256, masked configuration, captured references and Used by dependents. Scroll the evidence memo vertically. Drag the divider below the list to give the list or memo more space. The kind selector and text filter narrow the inventory; text also searches references and reverse dependencies. First page and Next page show 250 rows at a time. Scroll the toolbar horizontally in a narrow window.</w:t>
-      </w:r>
-    </w:p>
-    <w:p>
-      <w:r>
-        <w:t>Use the reference selector on the right of the toolbar to choose a Target or Used by entry, then click Follow reference. DPH clears the filters and opens the exact referenced row and page. Unique local, nested and explicitly qualified cross-module references are lexical candidates, not proof of runtime binding. Duplicate names, wrong component roles, missing targets and unsupported expressions remain unresolved. Unqualified references are not guessed across unrelated forms. Explicit nil stays explicit.</w:t>
-      </w:r>
-    </w:p>
-    <w:p>
-      <w:r>
-        <w:t>ConnectionDefName creates a named definition-reference row with reverse references to its connections. Definition contents, engine/version and environment overrides remain unavailable; no INI, registry or external configuration file is silently read. BDE DatabaseName and session aliases can link to captured declarations. Pascal-only declarations and inherited components do not establish runtime construction, assignments or defaults. An empty result does not prove that the program never uses a database.</w:t>
-      </w:r>
-    </w:p>
-    <w:p>
-      <w:r>
-        <w:t>Configuration is deliberately masked, including endpoints, database paths, users, passwords, connection strings and unknown parameter values. Only validated driver/protocol/dialect/charset/SSL identifiers, ports and booleans are displayed. Connected=True is a serialized declaration, not evidence of successful connection. Source and cache files still contain original evidence and may contain secrets; the inventory is not a scrubbed database backup. Ask the maintainer for approved environment and definition facts without putting credentials into authored explanations. Full paths, practice steps and developer checks are in docs/guides/Database_Connections_Run_and_Test.txt.</w:t>
-      </w:r>
-    </w:p>
-    <w:p>
-      <w:pPr>
-        <w:pStyle w:val="Heading1"/>
-      </w:pPr>
-      <w:r>
-        <w:t>Inspect database engines and versions</w:t>
-      </w:r>
-    </w:p>
-    <w:p>
-      <w:r>
-        <w:t>Open the intended project or cache and choose Database connections from the upper-right selector. Each row now summarizes Engine and Declared version. Select it to read DATABASE ENGINE AND VERSION EVIDENCE at the top of the labeled memo. Drag the divider below the list to resize the evidence area and scroll vertically for the full explanation. Use the text filter to find an engine family such as Firebird, PostgreSQL or SQLite, or a component name. General explanatory text is excluded from matching so it does not make every row match an engine name.</w:t>
-      </w:r>
-    </w:p>
-    <w:p>
-      <w:r>
-        <w:t>A recognized captured FireDAC DriverID identifies a declared engine family, not a successful runtime connection. Supported IDs include ADS, ASA, DB2, FB, IB, IBLite, Infx, MSAcc, MSSQL, MySQL, Ora, PG, SQLite and Mongo. MySQL-compatible deliberately does not distinguish MySQL from compatible servers. Generic component classes, ODBC, virtual driver names, filenames, ports, SQL dialect and the version of DPH own SQLite store cannot identify the selected project database. Unrecognized drivers remain unknown; contradictory driver declarations remain conflicting.</w:t>
-      </w:r>
-    </w:p>
-    <w:p>
-      <w:r>
-        <w:t>ServerVersion and DatabaseVersion show only bounded numeric declarations actually captured in properties or parameter entries. The label declared means that DPH has not measured the server. ClientVersion and DriverVersion remain separately named evidence and never become server versions. Conflicting numeric declarations are reported as conflicting. Missing, invalid or sensitive values remain unknown or masked. A deployment can override every design declaration; compatibility and current availability remain unknown.</w:t>
-      </w:r>
-    </w:p>
-    <w:p>
-      <w:r>
-        <w:t>A dataset, transaction or data source can inherit engine evidence through unique resolved captured connection or dataset links, up to three hops. The memo retains the reference path and original connection source, line, generation and SHA256. Conflicting targets and unresolved paths do not invent an engine. Named external connection definitions stay unknown until their actual configuration is captured; DPH does not inspect registry, INI files or live servers. Follow reference navigates exact captured targets as before. Full executable paths, practice examples and developer checks are in docs/guides/Database_Engines_Run_and_Test.txt.</w:t>
-      </w:r>
-    </w:p>
-    <w:p>
-      <w:pPr>
-        <w:pStyle w:val="Heading1"/>
-      </w:pPr>
-      <w:r>
-        <w:t>Inspect tables views and schemas</w:t>
-      </w:r>
-    </w:p>
-    <w:p>
-      <w:r>
-        <w:t>Open the intended project or cache and choose Database schema in the upper-right page selector. A table stores rows, a view names a query result, and a schema qualifies object names. DPH shows what captured source declares or references; it does not connect to a database. Select a row to read its name, evidence state, schema qualifier, captured definition, source line, SHA256 and generation in the labeled evidence memo. Drag the divider below the list and scroll the memo for the full explanation.</w:t>
-      </w:r>
-    </w:p>
-    <w:p>
-      <w:r>
-        <w:t>Declared header means a supported CREATE TABLE, CREATE VIEW or CREATE SCHEMA header was captured in a referenced SQL resource with balanced parentheses. Its displayed definition omits comments and string literals. This establishes the captured declaration text, not valid body grammar, column or constraint semantics, deployed existence, privileges or database compatibility. Qualifier reference means a qualified object name mentions a schema; it does not establish CREATE SCHEMA. Inferred reference means the existing supported SQL analysis names an object whose table or view identity and definition are unverified. Unsupported statements remain visible as gaps.</w:t>
-      </w:r>
-    </w:p>
-    <w:p>
-      <w:r>
-        <w:t>Combine the object-kind selector, text filter and evidence-state selector to find a table, view, schema or unsupported statement. Text matches object names, qualifiers and source files. First page and Next page show up to 250 matches. In a narrow window, scroll the command strip sideways to reach the evidence-state selector and Open source. Open source requires attached, unchanged source from the same generation. Detached, changed, historical or outside-project source is refused with an explanation in the memo.</w:t>
-      </w:r>
-    </w:p>
-    <w:p>
-      <w:r>
-        <w:t>Multiple declarations with the same exact kind and spelling retain every definition and show a count. DPH does not choose a migration winner, merge dialect-specific identifier case, or infer deployment order. Ask the maintainer which approved scripts and migration sequence define the intended system. Empty results can mean missing resources or filters; they do not prove there is no schema. Referenced literal SQL files are discovered through existing project inventory rules. Original source and caches remain unchanged and can contain sensitive data. Full start, practice and developer directions are in docs/guides/Database_Schema_Run_and_Test.txt.</w:t>
-      </w:r>
-    </w:p>
-    <w:p>
-      <w:pPr>
-        <w:pStyle w:val="Heading1"/>
-      </w:pPr>
-      <w:r>
-        <w:t>Inspect column types defaults and constraints</w:t>
-      </w:r>
-    </w:p>
-    <w:p>
-      <w:r>
-        <w:t>Choose Database schema in the upper-right page selector after opening the intended project or cache. Select column in the kind selector and declared column in the evidence-state selector. Select a row to read Declared type, Nullability declaration and Default declaration at the top of the labeled memo. Columns are the named fields declared within a table. A data type describes the declared representation of a field; a default is a captured expression used when an applicable database operation omits a value; a constraint states a rule. DPH captures those declarations without executing or validating them against a server.</w:t>
-      </w:r>
-    </w:p>
-    <w:p>
-      <w:r>
-        <w:t>Explicit NULL and explicit NOT NULL identify clauses actually present in that column entry. Not declared means absent from that entry, not an inferred effective default or permission to store nulls. Primary keys, domains, inherited schema and later migrations can affect effective rules; their implications are not synthesized into explicit declarations. DEFAULT NULL is a default expression and does not become an explicit nullability clause. Numeric, symbolic, simple function and parenthesized defaults retain captured text. String literal contents are replaced by a visible literal omitted marker. Nothing is evaluated.</w:t>
-      </w:r>
-    </w:p>
-    <w:p>
-      <w:r>
-        <w:t>Inline constraints show captured NOT NULL, NULL, PRIMARY KEY, UNIQUE, REFERENCES and CHECK text, including supported named clauses. Choose constraint and captured constraint to read table-level entries separately. A CHECK expression can contain commas without splitting the table incorrectly. Constraint text alone does not establish key membership. The key view described in Inspect primary foreign and unique keys now captures supported membership and reference evidence. Valid expression semantics and deployed enforcement require separate investigation. Every column retains the original source line, SHA256, generation and exact parent table declaration identity, so duplicate table definitions cannot silently merge their columns.</w:t>
-      </w:r>
-    </w:p>
-    <w:p>
-      <w:r>
-        <w:t>Filter by table or column name, source file, declared type such as DECIMAL, explicit nullability or inline constraint text. Combine this with kind and state filters. First page and Next page show 250 matches; scroll commands sideways in a narrow window. Unsupported column clauses, missing types/default expressions and conflicting explicit nullability become gaps with the full sanitized entry and an explanation. Later supported entries remain inspectable. Open source uses the existing attached-source hash and generation guards. Read docs/guides/Database_Columns_Run_and_Test.txt for complete directions and controlled practice.</w:t>
-      </w:r>
-    </w:p>
-    <w:p>
-      <w:pPr>
-        <w:pStyle w:val="Heading1"/>
-      </w:pPr>
-      <w:r>
-        <w:t>Inspect primary foreign and unique keys</w:t>
-      </w:r>
-    </w:p>
-    <w:p>
-      <w:r>
-        <w:t>Open your captured project or cache, then choose Database schema in the upper-right page selector. Select key in the kind selector and declared key in the state selector. A primary key declares how to identify a row, a unique key declares a distinct combination of column values, and a foreign key declares a reference to another table. These are captured declarations; DPH does not connect to your server or establish that the rules are deployed.</w:t>
-      </w:r>
-    </w:p>
-    <w:p>
-      <w:r>
-        <w:t>Select a key row. The memo begins with Key type, Ordered local columns, Referenced table, Ordered referenced columns and Relationships. Composite columns retain their written order. Named constraints retain their name; anonymous constraints use a source-local label, not a fabricated server name. Inline PRIMARY KEY, UNIQUE and REFERENCES declarations become single-column key records. Supported table constraints capture composite lists and ON DELETE or ON UPDATE actions. A primary key does not rewrite the separately captured explicit nullability of a column.</w:t>
-      </w:r>
-    </w:p>
-    <w:p>
-      <w:r>
-        <w:t>Scroll the command strip sideways to reach the relationship selector and Follow relationship. Choose owning table, local column, referenced table or referenced column, then click Follow relationship. DPH clears the filters and opens that exact captured row, including rows on later pages. Only uniquely matched evidence appears as a navigation choice. Missing or ambiguous declarations remain explained in the memo. An unqualified reference is not matched to a guessed schema; quoted names and case retain their exact captured spelling.</w:t>
-      </w:r>
-    </w:p>
-    <w:p>
-      <w:r>
-        <w:t>Relationship gaps include a missing column or table, duplicate declarations, omitted referenced columns, differing local and referenced column counts, duplicate constraint names and multiple primary keys in one declaration. DPH does not guess omitted primary-key targets or select an effective migration. Captured links complete means every requested evidence link was identified; it does not validate target uniqueness, data compatibility or database enforcement. Unsupported key expressions and tails remain explicit gaps. Inline reference actions beyond the supported column reader remain column gaps.</w:t>
-      </w:r>
-    </w:p>
-    <w:p>
-      <w:r>
-        <w:t>Filter by constraint name, table, source, key type such as foreign, referenced table or relationship status. First page and Next page show 250 matches. Open source requires the attached unchanged source and matching generation. Read docs/guides/Database_Keys_Run_and_Test.txt for explicit launch, practice and validation steps. The controlled fixture includes Child_FK referencing Parent, along with deliberately missing and ambiguous examples.</w:t>
-      </w:r>
-    </w:p>
-    <w:p>
-      <w:pPr>
-        <w:pStyle w:val="Heading1"/>
-      </w:pPr>
-      <w:r>
-        <w:t>Inspect indexes and performance evidence</w:t>
-      </w:r>
-    </w:p>
-    <w:p>
-      <w:r>
-        <w:t>Open the intended project or cache and choose Database schema in the upper-right page selector. Choose index in the kind selector and declared index in the state selector. Select a row. An index is a declared access structure that can affect reads, writes and storage. DPH shows what captured source declares; it does not connect to a database or measure whether the index helps.</w:t>
-      </w:r>
-    </w:p>
-    <w:p>
-      <w:r>
-        <w:t>The memo starts with Indexed table, Unique declared, Method, Storage kind and Ordered index members. Member order, explicit ASC or DESC and NULLS FIRST or LAST are retained. Not declared means absent from the captured declaration; it does not imply a default for an unknown database engine. Function or parenthesized expressions retain sanitized text. Their column dependencies remain unverified rather than being guessed from words in the expression.</w:t>
-      </w:r>
-    </w:p>
-    <w:p>
-      <w:r>
-        <w:t>Included columns are separate from key members. A predicate records the captured text of a partial or filtered index. Unique null treatment, explicit clustering, CONCURRENTLY, IF NOT EXISTS, ONLY, WITH storage options and TABLESPACE declarations remain separate facts. Text inside predicates and storage options is not evaluated or validated as database syntax. Literal values are omitted from the projection. Duplicate definitions remain separate, with the effective migration unresolved.</w:t>
-      </w:r>
-    </w:p>
-    <w:p>
-      <w:r>
-        <w:t>Scroll the command strip sideways to the relationship selector. Choose indexed table, indexed column, included column or SQL table reference and click Follow relationship. DPH opens the exact captured target and its required 250-row page. Missing or ambiguous tables and columns have no invented link. A SQL table reference means supported captured SQL names the same exact table; it does not establish that a query used this index or that its predicates or selected columns are covered. Zero references means no supported captured match, not that the index is unused. Navigation shows up to 250 references per index and 10000 across the projection, with total and shown counts.</w:t>
-      </w:r>
-    </w:p>
-    <w:p>
-      <w:r>
-        <w:t>Filter by index name, target table, method, predicate text, clustering, storage options or relationship status. First page and Next page show 250 matches. Unsupported member options, missing names or lists, malformed structures and unsupported tails remain explicit gaps. Open source uses attached-file generation and hash guards. Follow docs/guides/Database_Indexes_Run_and_Test.txt for launch, practice and developer validation steps. In the controlled fixture, IX_Composite links Data.Target, ordered a and b members, included note and a separate SQL resource.</w:t>
-      </w:r>
-    </w:p>
-    <w:p>
-      <w:r>
-        <w:t>For a performance investigation, ask the maintainer for an approved execution plan and measured workload observations. Record supplied runtime evidence through the existing Runtime observations workflow with contributor and run context. Source declarations and matching SQL references alone do not establish optimizer selection, physical size, timings, selectivity or an index recommendation.</w:t>
-      </w:r>
-    </w:p>
-    <w:p>
-      <w:pPr>
-        <w:pStyle w:val="Heading1"/>
-      </w:pPr>
-      <w:r>
-        <w:t>Inspect stored procedures functions and triggers</w:t>
-      </w:r>
-    </w:p>
-    <w:p>
-      <w:r>
-        <w:t>Open the intended project or cache and choose Database schema in the upper-right page selector. Choose procedure, function or trigger in the kind selector, then declared stored object in the state selector. Select a row. A procedure groups database work, a function declares a returned value and a trigger associates work with a database event. DPH inspects already captured SQL resources; it does not execute the selected application or SQL.</w:t>
-      </w:r>
-    </w:p>
-    <w:p>
-      <w:r>
-        <w:t>The details memo begins with the stored-object name, captured CREATE operation, language, return type and ordered parameters. Each parameter shows position, exact name, IN/OUT/INOUT or supported output mode, declared type, default text and source line. Literal default values are replaced with a literal-omitted marker. Not declared means absent from the captured statement, not an engine default or proof that a value cannot be returned.</w:t>
-      </w:r>
-    </w:p>
-    <w:p>
-      <w:r>
-        <w:t>For a trigger, read Trigger table, Timing, Events, Scope and WHEN before the body. BEFORE, AFTER and INSTEAD OF describe captured timing; they are not observations of an execution. A supported trigger can retain an inline block or an explicit zero-argument function call. WHEN remains unevaluated text. Unsupported event or option grammar stays in an explained gap.</w:t>
-      </w:r>
-    </w:p>
-    <w:p>
-      <w:r>
-        <w:t>Scroll the command strip sideways to the relationship selector, choose a table reference, procedure call, trigger table or function call, then click Follow relationship. DPH clears the filters and selects the exact captured target on its required 250-row page. Missing or ambiguous definitions have no guessed link. Multiple definitions and overloads remain independent; a name match cannot establish runtime argument binding or which migration is effective.</w:t>
-      </w:r>
-    </w:p>
-    <w:p>
-      <w:r>
-        <w:t>The captured body appears after the structural facts and relationship notes. Comments and string literals are omitted, including literals inside supported single-quoted or dollar-quoted SQL bodies. The original attached source or cache remains unchanged. Open source requires the current attached capture generation and unchanged source hash; detached or changed source produces an explanation instead of opening unverified live content.</w:t>
-      </w:r>
-    </w:p>
-    <w:p>
-      <w:r>
-        <w:t>Dependency coverage is deliberately qualified. Supported literal table references and explicit calls provide evidence links. Dynamic execution, expression calls, aliases, CTE binding and column binding remain unverified; table references in a body containing WITH stay unresolved. Empty dependencies do not establish independence. Display is bounded to 1000 dependencies per object and 10000 across the projection; a reached limit is explained. These are source relationships, not observed execution paths.</w:t>
-      </w:r>
-    </w:p>
-    <w:p>
-      <w:r>
-        <w:t>Search accepts object name, source, language, return type, trigger event/timing, parameter text or sanitized body text. First page resets pagination; Next page shows the next 250 matches. For a practice session and exact launch/build directions, use docs/guides/Database_Stored_Objects_Run_and_Test.txt. In the controlled fixture Data.Save has ordered parameters and links to Data.Target, Data.Log and Page270. Data.Audit links its event table and Data.Hook function. MissingRef, DynamicRef and AmbiguousHook demonstrate evidence gaps.</w:t>
-      </w:r>
-    </w:p>
-    <w:p>
-      <w:pPr>
-        <w:pStyle w:val="Heading1"/>
-      </w:pPr>
-      <w:r>
-        <w:t>Inspect entity relationship diagrams</w:t>
-      </w:r>
-    </w:p>
-    <w:p>
-      <w:r>
-        <w:t>An entity relationship (ER) diagram shows tables as boxes and declared foreign keys as arrows. Choose Database ER diagram in the upper-right page selector after opening the intended project or cache. DPH uses captured SQL table and key metadata. It never connects to a database server or executes target SQL. Empty results mean no matching supported captured declarations, not proof that the application has no database.</w:t>
-      </w:r>
-    </w:p>
-    <w:p>
-      <w:r>
-        <w:t>Read PARTIAL schema above the drawing. Its counts show matching tables, related foreign keys, omitted relationships, source gaps and unresolved foreign keys. Blue arrows connect captured exact table targets; orange dashed arrows mark unresolved relationships when both endpoints are available. Missing or off-page targets remain in the FK evidence selector without an invented box or line. Cardinality, deployed enforcement, referenced uniqueness, type compatibility and effective migration order are unverified.</w:t>
-      </w:r>
-    </w:p>
-    <w:p>
-      <w:r>
-        <w:t>Each table box shows ordered column names and declared types. PK means primary key, FK means foreign key and UQ means unique key. These badges describe captured column membership. A repeated membership appears once per badge. Orange table borders mark gaps, duplicates or a truncated column summary. The footer reports shown and total columns. Click a table to read its full captured columns, keys and gaps in the labeled details memo below the drawing. Open evidence selects that exact table in Database schema, including its required page.</w:t>
-      </w:r>
-    </w:p>
-    <w:p>
-      <w:r>
-        <w:t>To inspect an arrow, scroll the command strip sideways to the FK evidence selector and choose its numbered entry. The memo shows the original key, ordered local and referenced columns, source hash, capture generation and source range. Open evidence selects the exact key in Database schema. Arrow numbers correspond to selector entries. The selector retains relationships touching a visible table even when the other endpoint is outside the focus, page or filter.</w:t>
-      </w:r>
-    </w:p>
-    <w:p>
-      <w:r>
-        <w:t>For a smaller diagram, select a table, column or key in Database schema, then click View ER diagram in that page's command strip. Alternatively click Focus schema selection in the ER command strip. Focus includes that exact table and its directly linked incoming and outgoing neighbors. The text filter searches table name, schema and source within that focus. All tables clears both focus and text. First page resets paging; Next page advances by the selected 15, 30 or 60 table page size. Zoom offers 75 through 200 percent; use the drawing scrollbars to reach enlarged cards and lower rows.</w:t>
-      </w:r>
-    </w:p>
-    <w:p>
-      <w:r>
-        <w:t>The default IDE-editable cards summarize seven columns; all captured columns remain available in table evidence. A page holds at most 60 tables and 120 related foreign-key entries. Omitted FK counts are explicit. Duplicate table declarations stay separate; inferred SQL references, views and unsupported statements do not become table entities. The diagram is regenerated when a capture is replaced. In a small window, scroll commands sideways, scroll the drawing independently and drag the details divider if needed. Maximize the window for the largest useful diagram.</w:t>
-      </w:r>
-    </w:p>
-    <w:p>
-      <w:r>
-        <w:t>For exact launch, practice and build steps, read docs/guides/Database_ER_Diagrams_Run_and_Test.txt. The controlled fixture contains ER_Customers, ER_Orders and ER_Lines with two arrows. Focus ER_Orders to see that three-table chain. ER_ManyLinks deliberately exercises the relationship display limit. Inspect SelfRef and MissingRef for self links and unresolved evidence. These diagrams are rendered by the running native application, not mockup screens.</w:t>
-      </w:r>
-    </w:p>
-    <w:p>
-      <w:pPr>
-        <w:pStyle w:val="Heading1"/>
-      </w:pPr>
-      <w:r>
-        <w:t>Define table and column business meanings</w:t>
-      </w:r>
-    </w:p>
-    <w:p>
-      <w:r>
-        <w:t>A data dictionary explains what a table or column means to the people using the application. DPH captures technical SQL structure, but a knowledgeable contributor must supply business meanings. Open Database schema in the upper-right page selector. Select a declared table or column. The labeled details area starts with its saved business dictionary, or explains that none has been recorded for these captured source bytes.</w:t>
-      </w:r>
-    </w:p>
-    <w:p>
-      <w:r>
-        <w:t>Scroll the command strip horizontally to the right and click Edit dictionary. Enter the named contributor, Business definition, Business owner or steward, Sensitivity and handling, and Evidence and remaining unknowns. These fields are required; explicitly write Unknown and the person or evidence needed when an answer is unavailable. Units values and business usage is optional. Do not paste actual customer records, credentials or confidential example values. A sensitivity entry is documentation, not automatic access control.</w:t>
-      </w:r>
-    </w:p>
-    <w:p>
-      <w:r>
-        <w:t>The editor begins with business fields. Scroll downward to inspect the read-only schema identity, source path, SHA256, original capture generation, object kind/name, owning table and statement line. These identify the exact captured declaration; duplicate table names are not merged. DPH does not infer a business definition, responsible owner or sensitivity from an SQL name or declared type.</w:t>
-      </w:r>
-    </w:p>
-    <w:p>
-      <w:r>
-        <w:t>Click Apply to Knowledge draft. The editor closes and Knowledge displays the protected structured draft. Click Save to create an immutable revision. Apply alone does not persist anything. Use Discard edit if you do not want the draft. To change a saved definition, return to Database schema, select the same table or column and click Edit dictionary again. Editing requires a fresh human review.</w:t>
-      </w:r>
-    </w:p>
-    <w:p>
-      <w:r>
-        <w:t>Click Open dictionary history beside Edit dictionary to view contributor, editor, review state and immutable revisions in Knowledge. Enter the named reviewer and choose Verify review, Reject or Retire as appropriate. Saving a definition does not verify its truth. Additional canonical source, relationship, screenshot or section evidence can be added on Knowledge links. Open source on Database schema follows the selected captured source under the existing hash checks.</w:t>
-      </w:r>
-    </w:p>
-    <w:p>
-      <w:r>
-        <w:t>The Database schema text filter also searches saved current definitions, owners, sensitivity and usage. Clear the filter to restore the inventory. Tables or columns not captured as supported declarations cannot be given invented schema identities. A changed SQL resource does not automatically inherit its old dictionary. When the same source/record/name has historical text, details explains the mismatch and Open dictionary history preserves access. Other unmatched records remain in Knowledge. Recheck business facts and author a definition for the newly captured declaration.</w:t>
-      </w:r>
-    </w:p>
-    <w:p>
-      <w:r>
-        <w:t>Project handoffs include matching attributed dictionary records through the existing Knowledge sections and structured canonical records. Source exclusions and selected source scope apply; definitions whose captured source hashes differ are omitted. Review business descriptions before publishing. Native controls remain editable in the Delphi IDE. No SQL, target application or database server is run by this workflow.</w:t>
-      </w:r>
-    </w:p>
-    <w:p>
-      <w:pPr>
-        <w:pStyle w:val="Heading1"/>
-      </w:pPr>
-      <w:r>
-        <w:t>Follow dataset and screen field bindings</w:t>
-      </w:r>
-    </w:p>
-    <w:p>
-      <w:r>
-        <w:t>Open the project or cached database, then choose Database connections in the upper-right page selector. Choose bound control in the kind filter to find data-aware controls, persistent field for captured field components, or data source for the intermediary between a control and dataset. Clear the text filter before changing the kind if no rows appear. Field names and component paths are searchable.</w:t>
-      </w:r>
-    </w:p>
-    <w:p>
-      <w:r>
-        <w:t>Select a bound control. The labeled details memo begins with DATASET AND SCREEN BINDINGS and lists its captured DataSource and DataField references. Select Target via DataSource in the reference selector and click Follow reference to inspect the data source, then follow DataSet to its dataset and Connection to the captured connection. To go straight to a captured persistent field, select Target via DataField and click Follow reference. A field name can refer to a calculated or lookup field; it does not prove a live database column.</w:t>
-      </w:r>
-    </w:p>
-    <w:p>
-      <w:r>
-        <w:t>Select a persistent field to see its captured FieldName, FieldKind, Required, ReadOnly, Size and Precision when serialized. Its DataSet reference identifies the serialized owning dataset, and Used by references return to bound controls. Choose a reference in the selector before clicking Follow reference; use the horizontal toolbar scrollbar when the command is outside the visible area. The details memo scrolls independently.</w:t>
-      </w:r>
-    </w:p>
-    <w:p>
-      <w:r>
-        <w:t>For FMX TLinkControlToField, DPH recognizes the serialized DataSource, FieldName and Control properties. Follow DataSource to TBindSourceDB and DataSet, FieldName to a unique persistent field, or Control to the captured visual target. This explains stored component references without creating any target component or executing LiveBindings. General expression-based bindings, dynamically created fields, runtime assignments, uncaptured inherited values and missing external targets remain unknown.</w:t>
-      </w:r>
-    </w:p>
-    <w:p>
-      <w:r>
-        <w:t>Duplicate field declarations or ambiguous data-source targets are reported without choosing one. A missing persistent field remains unresolved even if a runtime dataset might create it. Native controls are editable in the IDE. Run and test directions are in docs/guides/Dataset_Bindings_Run_and_Test.txt. The screen-data inventory is evidence for the selected captured revision, not a live database connection or an assertion about production data.</w:t>
-      </w:r>
-    </w:p>
-    <w:p>
-      <w:pPr>
-        <w:pStyle w:val="Heading1"/>
-      </w:pPr>
-      <w:r>
-        <w:t>Inspect database read and write operations</w:t>
-      </w:r>
-    </w:p>
-    <w:p>
-      <w:r>
-        <w:t>Choose Database connections in the upper-right page selector, then choose database operation in its kind filter. Clear the text filter to see all captured requests; enter Post, Delete, read, insert or a calling routine name to narrow the list. Select a row. The evidence memo begins with its operation kind, requested effect and evidence basis. Operation requests are source candidates; DPH does not run the selected application or connect to its database.</w:t>
-      </w:r>
-    </w:p>
-    <w:p>
-      <w:r>
-        <w:t>Open, Refresh, navigation and search methods are read candidates. Append and Insert prepare a new record buffer; Edit prepares an update. AppendRecord and InsertRecord request insertion. Post submits a pending insert or edit, depending on the dataset state; cached updates can defer persistence. Delete requests deletion of the current record. ApplyUpdates can submit mixed pending writes. Cancel and CancelUpdates concern pending edits or cached changes. None of these calls proves transaction commit or rollback.</w:t>
-      </w:r>
-    </w:p>
-    <w:p>
-      <w:r>
-        <w:t>Literal SELECT, INSERT, UPDATE and DELETE text is classified separately from calls. Configuring SQL does not execute it. Joined statements retain their lexical family even when table and column binding is unsupported. Dynamic SQL, mixed batches and unsupported prefixes remain unknown. SQL values are omitted from this inventory. Inspect approved source locally to understand parameters and context.</w:t>
-      </w:r>
-    </w:p>
-    <w:p>
-      <w:r>
-        <w:t>Select Target via DataSet in the reference selector and click Follow reference to inspect the exact captured receiver. A dataset lists reverse operation references in the same selector. Click Source to open the original location only after attaching unchanged source; detached, changed and historical evidence refuses navigation. Use the horizontal toolbar scrollbar to reach Follow reference and Source when they are outside the visible area. Scroll within the evidence memo for engine evidence and unknowns. Full reassessment upgrades an older capture to the new analyzer. Explicit run and test directions are in docs/guides/Database_Operations_Run_and_Test.txt.</w:t>
-      </w:r>
-    </w:p>
-    <w:p>
-      <w:pPr>
-        <w:pStyle w:val="Heading1"/>
-      </w:pPr>
-      <w:r>
-        <w:t>Inspect transaction and rollback paths</w:t>
-      </w:r>
-    </w:p>
-    <w:p>
-      <w:r>
-        <w:t>Choose Database connections in the upper-right page selector. In its kind filter choose transaction operation, then clear the text filter. Select StartTransaction or BeginTrans to inspect a begin request. Select Commit, Rollback or a retaining variant to inspect that boundary. Use the calling routine name to narrow the list. Searches include linked references, so a search for a begin call may also show its connected commit and rollback rows.</w:t>
-      </w:r>
-    </w:p>
-    <w:p>
-      <w:r>
-        <w:t>The evidence memo begins with TRANSACTION PATHS (SOURCE POSSIBILITIES). Each route leads to the next explicit transaction request on the same declared receiver, or to a normal/exception routine exit without another boundary. Possible normal and exception paths remain distinct. Conditional/loop routes and duplicated finally cleanup copies are labeled. A route is a conservative source possibility, not proof that the transaction started or that a commit or rollback succeeded.</w:t>
-      </w:r>
-    </w:p>
-    <w:p>
-      <w:r>
-        <w:t>In the reference selector choose a Target via possible normal path or possible exception path, then click Follow reference to inspect the next boundary. Target via Transaction opens the captured receiver; Used by returns to an earlier boundary. Follow reference clears filters to reveal its exact target, so reselect transaction operation when returning to the inventory. Scroll the command bar sideways to reach Follow reference and Source. Source requires unchanged attached source; a detached cache refuses navigation.</w:t>
-      </w:r>
-    </w:p>
-    <w:p>
-      <w:r>
-        <w:t>CommitRetaining and RollbackRetaining preserve or restart transaction context according to the provider. RollbackSavepoint concerns a savepoint rather than necessarily the full transaction. Post and Cancel are dataset operations and do not establish transaction completion. A visible exit without another boundary requires source and caller review; implicit transactions, aliases, external effects and provider behavior remain unknown. Missing, ambiguous or truncated flow must never be read as safe completion. Explicit launch and test steps are in docs/guides/Database_Transactions_Run_and_Test.txt.</w:t>
-      </w:r>
-    </w:p>
-    <w:p>
-      <w:pPr>
-        <w:pStyle w:val="Heading1"/>
-      </w:pPr>
-      <w:r>
-        <w:t>Inspect field validation and transformations</w:t>
-      </w:r>
-    </w:p>
-    <w:p>
-      <w:r>
-        <w:t>Open the intended project or cache and choose Database connections in the upper-right page selector. Choose data rule in its kind filter. Clear the text filter, then search for a field, handler, predicate, constraint or transformation expression. Select a row. The labeled evidence memo begins DATA VALIDATION AND TRANSFORMATION EVIDENCE and shows Input expression, Output expression, Constraint, Captured expression and conditional compilation context. Drag the divider below the list or scroll the memo for the full explanation.</w:t>
-      </w:r>
-    </w:p>
-    <w:p>
-      <w:r>
-        <w:t>Declared field constraints include captured Required, ReadOnly, Size, Precision, MinValue, MaxValue, CustomConstraint, DefaultExpression, error-message and edit-mask declarations. Numeric and constraint structure remains visible; literal contents are omitted. A declaration does not establish an inherited default or a successfully enforced rule. Default expressions are not evaluated. An omitted message or mask can be inspected through approved hash-checked Source.</w:t>
-      </w:r>
-    </w:p>
-    <w:p>
-      <w:r>
-        <w:t>Validation and conversion hooks include OnValidate, OnSetText, OnGetText, BeforePost and other recognized dataset or input events. Captured handler conditions, raises, early returns and assignment expressions provide technical rule candidates. Assignment rows identify the written expression and its input expression, with links to available lexical declarations. Handler context identifies its associated field, dataset or bound control; it does not prove that every statement acts on that field or that an event actually ran.</w:t>
-      </w:r>
-    </w:p>
-    <w:p>
-      <w:r>
-        <w:t>Scroll the command bar sideways to reach the reference selector, Follow reference and Source. Follow rule context to the field or dataset, handler to its captured routine, or lexical input/output to a declaration. Follow clears filters to show the exact target; reselect data rule afterward. Source requires unchanged attached source in the displayed generation. Missing or ambiguous handlers and unavailable syntax remain explicit. The shared 10000-row inventory limit reports omitted rules. Full launch, practice and test directions are in docs/guides/Data_Rules_Run_and_Test.txt. DPH does not run target code, SQL or validation.</w:t>
-      </w:r>
-    </w:p>
-    <w:p>
-      <w:pPr>
-        <w:pStyle w:val="Heading1"/>
-      </w:pPr>
-      <w:r>
-        <w:t>Trace inputs and destination candidates</w:t>
-      </w:r>
-    </w:p>
-    <w:p>
-      <w:r>
-        <w:t>Start DPH from bin/Win32/Debug/DelphiProjectHandoff.exe. Attach the application you intend to document or open its captured database. Choose Database connections in the upper-right page selector. Choose bound control, persistent field, data rule or database operation in the kind selector and select a relevant row. Drag the horizontal toolbar scrollbar fully right to reveal Both directions, Trace lineage and Lineage diagram.</w:t>
-      </w:r>
-    </w:p>
-    <w:p>
-      <w:r>
-        <w:t>Click Trace lineage. The labeled memo shows the starting point, direction, capture generation and truncation state, followed by scoped route nodes, captured edges and unresolved breaks. Each node identifies its captured source location and SHA256. Select a Lineage hop in the reference selector, then click Follow reference. A component or rule opens its inventory evidence; a semantic declaration or file output opens Explain. To open the originally selected inventory row in unchanged attached source, return to Database connections and click Source. For another traced node, follow that node first and use its own Source command.</w:t>
-      </w:r>
-    </w:p>
-    <w:p>
-      <w:r>
-        <w:t>Both directions includes serialized controls and fields, data-source and dataset references, rule context, procedure reads and writes, operations and file-output candidates. This is a source relationship neighborhood. A procedure that reads one variable and writes another does not establish a value transfer between them. Dependencies are explicitly labeled separately from context. Choose Inputs for upstream dependencies or Destinations for downstream dependencies, then click Trace lineage again. These directions omit broad procedure read/write/handler context while retaining captured binding and rule context.</w:t>
-      </w:r>
-    </w:p>
-    <w:p>
-      <w:r>
-        <w:t>Click Lineage diagram to open Graphs with Data lineage selected. Orange dashed arrows show qualified source relationships. The HTML diagram labels arrows and lists unresolved breaks below it. Select a component node to open Database connections or a declaration/output node to open Explain. A native graph remains available when the embedded browser is unavailable. Exact node identity is retained and grouping is disabled. To return to the textual route, choose Database connections in the page selector, select the intended starting row and click Trace lineage.</w:t>
-      </w:r>
-    </w:p>
-    <w:p>
-      <w:r>
-        <w:t>A file destination node identifies a captured writer and whether the destination expression was literal or dynamic. Follow it to Explain and inspect captured source for the expression. Projected lineage omits literal contents and configuration values. No file is produced and no SQL is executed by the trace. Unknown handlers, absent dataset references, unavailable semantic targets, connection boundaries and omitted routes remain explicit. A final captured endpoint does not establish successful delivery, current values or runtime execution. Limits are 200 returned nodes, 800 edges and 12 hops; index limits are also reported. Full directions and a controlled practice project are in docs/guides/Data_Lineage_Run_and_Test.txt.</w:t>
-      </w:r>
-    </w:p>
-    <w:p>
-      <w:pPr>
-        <w:pStyle w:val="Heading1"/>
-      </w:pPr>
-      <w:r>
-        <w:t>Inspect migration and schema-version history</w:t>
-      </w:r>
-    </w:p>
-    <w:p>
-      <w:r>
-        <w:t>Start bin/Win32/Debug/DelphiProjectHandoff.exe and attach the application you intend to document, or open its captured database. In the upper-right page selector choose Database schema. In the leftmost kind selector choose migration. Keep the state selector at All to include readable script candidates and migration gaps. Enter part of a script filename or an explicit user_version assignment in the search box. Select a row.</w:t>
-      </w:r>
-    </w:p>
-    <w:p>
-      <w:r>
-        <w:t>A migration changes database structure or data between application versions. DPH shows each referenced captured SQL script as a candidate. The evidence memo begins with a filename order candidate, explicit target-version assignments, verification requests, applied status and source fingerprint. Leading numeric filename prefixes provide intended-order candidates within each directory. Equivalent numbers such as 001 and 1 produce an explicit conflict. File numbers and captured loader enumeration do not establish the order used by a migration runner.</w:t>
-      </w:r>
-    </w:p>
-    <w:p>
-      <w:r>
-        <w:t>SQLite user_version assignments with a supported nonnegative integer preserve their schema qualifier and statement line. Multiple assignments remain visible; DPH does not select a deployed winner. A query of user_version and SQLite schema_version are not promoted to an application target version. Other migration-framework version metadata and dynamic expressions remain unknown. Captured integrity_check, quick_check and foreign_key_check requests identify potential verification work; DPH does not run them and does not report a successful result.</w:t>
-      </w:r>
-    </w:p>
-    <w:p>
-      <w:r>
-        <w:t>Drag the command bar scrollbar right to reveal the relationship selector and Follow relationship. Choose a captured schema evidence link and click Follow relationship to inspect the script declaration or gap. To read a script, select its migration row and click Open source. Source opens only when the attached bytes still match the capture. A migration gap cites the Pascal loader of an unavailable script; no missing SQL is reconstructed. Clear filters and use First page or Next page for larger inventories.</w:t>
-      </w:r>
-    </w:p>
-    <w:p>
-      <w:r>
-        <w:t>Applied state remains unknown because source text is not a deployment ledger. Ask the maintainer to supply the intended migration framework, ordering rules, expected schema versions and recorded verification results. Save attributed explanations through Knowledge and review them against evidence. Full commands and a controlled practice project are in docs/guides/Schema_History_Run_and_Test.txt.</w:t>
-      </w:r>
-    </w:p>
-    <w:p>
-      <w:pPr>
-        <w:pStyle w:val="Heading1"/>
-      </w:pPr>
-      <w:r>
-        <w:t>Inspect import and export file formats</w:t>
-      </w:r>
-    </w:p>
-    <w:p>
-      <w:r>
-        <w:t>Start bin/Win32/Debug/DelphiProjectHandoff.exe. Attach the application you intend to document or open its captured database. Choose Import/export formats in the upper-right page selector. A file-format contract explains how another program can produce or consume a file: its encoding, structure, required fields, compatibility and error handling.</w:t>
-      </w:r>
-    </w:p>
-    <w:p>
-      <w:r>
-        <w:t>Use the kind selector to choose import, export or captured resource. Enter a format, routine or encoding in the search field. Select a row and read Format evidence and saved contract below the list. First page and Next page navigate inventories over 250 rows. Scroll the command bar horizontally when the window is narrow. Open source opens unchanged attached evidence; Explain routine selects the captured enclosing routine.</w:t>
-      </w:r>
-    </w:p>
-    <w:p>
-      <w:r>
-        <w:t>Captured JSON, XML and INI resources expose bounded member structure with scalar values omitted. This is observed structure, not a formal validation schema. Transfer API spellings identify candidates and literal filename extensions; explicit TEncoding arguments remain source candidates. Captured source decoding is separate from a transfer encoding contract. Dynamic paths, defaults, missing structure and unsupported formats remain unknown.</w:t>
-      </w:r>
-    </w:p>
-    <w:p>
-      <w:r>
-        <w:t>Click Record/open contract. An existing contract opens in Knowledge; otherwise DPH prepares a draft with fields for format/version, purpose, encoding and BOM, schema, delimiters and escaping, producer, consumer, validation, compatibility and verification. Complete each field or explicitly record Unknown and its responsible maintainer. Enter the named author, click Save and review separately against evidence. Preparing the draft does not save or verify it. Clear an unsaved Knowledge draft before opening a different contract.</w:t>
-      </w:r>
-    </w:p>
-    <w:p>
-      <w:r>
-        <w:t>Contracts retain an exact captured source identity. Reassessment with changed source creates a different contract identity; previous records remain available in Knowledge. DPH does not execute a transfer or infer successful compatibility. Detailed commands and controlled practice instructions are in docs/guides/File_Formats_Run_and_Test.txt.</w:t>
-      </w:r>
-    </w:p>
-    <w:p>
-      <w:pPr>
-        <w:pStyle w:val="Heading1"/>
-      </w:pPr>
-      <w:r>
-        <w:t>Record target data retention and archival policies</w:t>
-      </w:r>
-    </w:p>
-    <w:p>
-      <w:r>
-        <w:t>Start bin/Win32/Debug/DelphiProjectHandoff.exe and attach the application you want to document, or open its saved database. Choose Target data retention in the upper-right page selector. This page records the selected application's data obligations and archival procedures. DPH database snapshot retention remains on Database tools and is a separate feature.</w:t>
-      </w:r>
-    </w:p>
-    <w:p>
-      <w:r>
-        <w:t>Click New policy. DPH opens an unsaved Knowledge draft. Replace the default title with a descriptive data scope before saving; saved titles remain stable. Enter the named contributor and complete the body below its first heading. The prompts cover data categories and tables/files, policy basis, retention period and clock-start event, expiry calculation, archive trigger and schedule, archive destination and permissions, disposal, legal holds, ownership, retrieval, failure monitoring, verification evidence and remaining unknowns. Record Unknown and its responsible maintainer when a fact is unavailable.</w:t>
-      </w:r>
-    </w:p>
-    <w:p>
-      <w:r>
-        <w:t>To link an implementing routine, choose Knowledge links in the page selector. Select entity in the target-kind selector, enter the routine name, and click Find targets. Select the semantic_routine result, choose depends_on, then Add link. To cite an operating procedure saved in Knowledge, choose section, search its title and Add link with cites. Return to Knowledge and click Save. Links are explicit captured identities or exact section revisions; a written job name alone does not resolve an implementation link. Link search returns up to 200 candidates, so narrow the filter when necessary.</w:t>
-      </w:r>
-    </w:p>
-    <w:p>
-      <w:r>
-        <w:t>Return to Target data retention. Filter by review state or search policy text, contributor, scope or job. Select a saved policy to read its original contributor, current revision author, reviewer and explicit link count. First page and Next page cover registers larger than 250 policies. Scroll the toolbar sideways in a narrow window. Open policy loads the saved Knowledge record for editing and named review. Implementation links opens its saved links; select a link and Open saved target to inspect its captured routine or exact procedure revision.</w:t>
-      </w:r>
-    </w:p>
-    <w:p>
-      <w:r>
-        <w:t>Save creates a pending review revision. Review separately against policy evidence; editing a reviewed policy reopens review and retains earlier revisions. Save or discard an existing Knowledge draft before opening another policy. DPH does not execute archival, deletion, SQL or target jobs. Human review does not establish legal compliance or observed success; Unknown fields remain unresolved. Detailed run, practice and test commands are in docs/guides/Data_Retention_Run_and_Test.txt.</w:t>
-      </w:r>
-    </w:p>
-    <w:p>
-      <w:pPr>
-        <w:pStyle w:val="Heading1"/>
-      </w:pPr>
-      <w:r>
-        <w:t>Record target data quality rules and check reports</w:t>
-      </w:r>
-    </w:p>
-    <w:p>
-      <w:r>
-        <w:t>Choose Target data quality in the upper-right page selector after attaching a source project or opening its database. New check prepares an unsaved Knowledge draft. Enter a descriptive title and named author. Preserve the first heading and record the check purpose and version, tables/fields/files and environment, quality dimension, measurable threshold and units, prerequisites and sampling, implementing procedure and schedule, responsible owner, failure severity and remediation, observed results, evidence and remaining unknowns. Unknown is an unresolved answer and should name its responsible maintainer.</w:t>
-      </w:r>
-    </w:p>
-    <w:p>
-      <w:r>
-        <w:t>Use Knowledge links to attach captured semantic routines, constraints or exact procedure-section revisions. Choose entity, evidence or section, narrow the search, Find targets, select a result, choose depends_on or cites, and Add link. Return to Knowledge and Save. A typed routine name in prose is not a resolved link. Saving leaves needs_review; named review is separate. Open check returns to the saved record for editing, history and review. Implementation links opens its exact links. Search and review-state filters narrow the register; Next page covers lists exceeding 250 rows.</w:t>
-      </w:r>
-    </w:p>
-    <w:p>
-      <w:r>
-        <w:t>To preserve an existing check report, enter the report contributor name and the check/environment/measurement context on Target data quality, then click Import check report. Select an explicitly saved UTF-8 .txt, .log or .json extract no larger than 32 KiB. Import immediately saves a new pending-review quality record containing the literal text, contributor, context, import UTC, captured generation and original byte SHA256. No file commands or markup execute. The imported text may contain sensitive data, so prepare an appropriate focused extract first. Report measurements, timestamps and runtime origin remain contributor claims.</w:t>
-      </w:r>
-    </w:p>
-    <w:p>
-      <w:r>
-        <w:t>To connect a report with its rule, Open check on the rule, choose Implementation links or Knowledge links, select section and search Imported check report plus its descriptive context. Choose the exact report revision, cites and Add link, then return to Knowledge and Save. Earlier linked revisions remain exact when a report is edited. Read every report and procedure against its source; human review does not establish live data quality. Save or discard a current draft before opening another record or importing a report. DPH database integrity checks are a separate feature.</w:t>
-      </w:r>
-    </w:p>
-    <w:p>
-      <w:r>
-        <w:t>In a narrow window scroll each command bar horizontally to reach all commands and report fields; the labeled evidence memo scrolls independently. Detailed run, practice, import and test directions are in docs/guides/Data_Quality_Run_and_Test.txt. DPH does not run target SQL, checks or applications. Captured schema constraints and validation routines are declarations and candidates rather than observed enforcement.</w:t>
-      </w:r>
-    </w:p>
-    <w:p>
-      <w:pPr>
-        <w:pStyle w:val="Heading1"/>
-      </w:pPr>
-      <w:r>
-        <w:t>Record backup and restoration requirements</w:t>
-      </w:r>
-    </w:p>
-    <w:p>
-      <w:r>
-        <w:t>After attaching the selected application or opening its saved database, choose Target backup and restore in the upper-right page selector. This register documents the selected application. DPH portable database backups remain on Database tools and serve a separate purpose. New plan opens an unsaved Knowledge draft. Enter a descriptive title and named author and preserve the first heading.</w:t>
-      </w:r>
-    </w:p>
-    <w:p>
-      <w:r>
-        <w:t>Complete the data scope, recovery point objective and maximum acceptable data loss, recovery time objective and priority, backup type and consistency, schedule, destination, retention and offsite copies, encryption and key responsibility, prerequisites and dependency order, restoration steps, rollback criteria and responsible operators. Unknown remains unresolved and should name the responsible maintainer. Avoid credentials and actual customer data.</w:t>
-      </w:r>
-    </w:p>
-    <w:p>
-      <w:r>
-        <w:t>Record each recovery test with its date, isolated environment, operator, backup identity or hash, measured recovery time and recovered point, acceptance checks, failures, corrective action, reviewer and evidence. These are attributed claims. Use Knowledge links to attach captured backup or restore routines with entity and depends_on, or exact operating procedure and recovery-test evidence revisions with section and cites. Return to Knowledge and Save. A name in prose alone does not create an implementation link.</w:t>
-      </w:r>
-    </w:p>
-    <w:p>
-      <w:r>
-        <w:t>Save creates a needs_review revision. Review separately against evidence using a named reviewer. Open plan returns to its saved Knowledge record for editing and history; Implementation links opens the exact links. Filters search plan text and review state. First page and Next page navigate more than 250 plans. Scroll the command bar horizontally in narrow windows and the labeled evidence memo vertically. Save or discard an existing draft before starting or opening another plan.</w:t>
-      </w:r>
-    </w:p>
-    <w:p>
-      <w:r>
-        <w:t>DPH never runs a target backup or restoration or proves that a recovery test succeeded. Publishing with the maintenance or all audience includes the attributed plan subject to exclusions and redaction. Explicit run, practice and test instructions are in docs/guides/Target_Recovery_Run_and_Test.txt.</w:t>
-      </w:r>
-    </w:p>
-    <w:p>
-      <w:pPr>
-        <w:pStyle w:val="Heading1"/>
-      </w:pPr>
-      <w:r>
-        <w:t>Compare screen history and visual changes</w:t>
-      </w:r>
-    </w:p>
-    <w:p>
-      <w:r>
-        <w:t>Open the intended saved project, then choose Screen history in the upper-right page selector. Import actual PNG evidence on Screenshots first: enter a named contributor and a caption describing the screen, application build and conditions, then click Import an existing PNG screenshot. Each image belongs to the generation displayed at import. Import the earlier image while its matching generation is current; after reassessment import the later image. A caption does not verify an image against source.</w:t>
-      </w:r>
-    </w:p>
-    <w:p>
-      <w:r>
-        <w:t>Select the Before and After screenshot records by artifact ID, generation and caption. The newest 200 imports are available. Choose Imported images and click Compare. Scroll the command bar horizontally to reach hidden commands. Scroll the page vertically to see the previews, change list and evidence memo. Swap sides exchanges both images and form paths; click Compare again. Changing a selection clears the previous result and discards a late worker response.</w:t>
-      </w:r>
-    </w:p>
-    <w:p>
-      <w:r>
-        <w:t>The pixel mask uses top-left coordinates and compares exact decoded RGB after transparency is composited on white. Red marks changed overlapping pixels; magenta marks an extent present on only one side; white means unchanged or outside both. The evidence memo reports counts, inclusive changed bounds, original dimensions, contributors, import times, generation IDs and SHA256 fingerprints. Images are fitted only for display; comparison does not resize, align, normalize color profiles or apply a tolerance. Animation, theme, DPI and content changes can affect pixels without proving a defect or its cause.</w:t>
-      </w:r>
-    </w:p>
-    <w:p>
-      <w:r>
-        <w:t>For captured layouts enter both relative form paths, for example forms/Main.dfm, before clicking Compare. Choose Captured layouts to see blue Before geometry, orange After geometry and their overlay. Both retained captures must use the same project and analysis selection with compatible parser contracts. These drawings are approximate reconstructions, not runtime screenshots. They omit style/custom-paint behavior and show at most 300 component rectangles per pane. Missing property values remain unknown, default or inherited.</w:t>
-      </w:r>
-    </w:p>
-    <w:p>
-      <w:r>
-        <w:t>Filter the layout change list by component path or serialized values. First page and Next page show 250 rows at a time. Select a row to read added, removed or changed classes/properties and their exact before/after evidence. Renames appear as removal plus addition. Missing historical captures or form paths produce an explicit layout gap while keeping the valid image comparison. Keep necessary releases through Database tools before retention removes a capture. Full executable paths, practice steps and test commands are in docs/guides/Screen_History_Run_and_Test.txt.</w:t>
-      </w:r>
-    </w:p>
-    <w:p>
-      <w:pPr>
-        <w:pStyle w:val="Heading1"/>
-      </w:pPr>
-      <w:r>
-        <w:t>Record user actions and business purposes</w:t>
-      </w:r>
-    </w:p>
-    <w:p>
-      <w:r>
-        <w:t>Open the intended project and choose Action purposes in the upper-right page selector. Each captured UI object is a candidate. Select a row to see its caption or event binding, exact source identity and saved review state. A caption or handler name does not establish a business purpose. Not recorded means a knowledgeable contributor has not supplied it.</w:t>
-      </w:r>
-    </w:p>
-    <w:p>
-      <w:r>
-        <w:t>Scroll the command bar horizontally to reach Edit purpose. Enter a named contributor and the action name, business purpose, numbered user steps, expected outcome and evidence. Also record the screen and user role, trigger, prerequisites and permissions, and failures or recovery. Unknown answers must remain explicit; never enter credentials. The three target identity fields are read only. Duplicate captured paths disable mapping until the ambiguity is resolved.</w:t>
-      </w:r>
-    </w:p>
-    <w:p>
-      <w:r>
-        <w:t>Click Apply to Knowledge draft, then click Save on Knowledge. Apply alone does not save. Add exact evidence using Knowledge links if needed. Inspect the immutable history, enter a named reviewer and click Verify review only after checking the claims and current evidence. Editing a purpose reopens review. Saving or approving prose does not prove a runtime outcome.</w:t>
-      </w:r>
-    </w:p>
-    <w:p>
-      <w:r>
-        <w:t>Choose New task for a project procedure with no UI mapping, then complete the same fields, Apply and Save. Use the review-state selector or text filter to find recorded and unrecorded work. First page and Next page show 250 candidates at a time. Open in Knowledge exposes history; Component source and Explain object follow captured evidence when available. Source navigation requires attached unchanged text. Missing saved targets remain historical or unresolved.</w:t>
-      </w:r>
-    </w:p>
-    <w:p>
-      <w:r>
-        <w:t>Saved purpose records participate in project search, canonical handoffs, exported HTML and the user manual. Review the generation and state before sharing. Full executable paths, a controlled practice example and developer test commands are in docs/guides/Action_Purposes_Run_and_Test.txt.</w:t>
-      </w:r>
-    </w:p>
-    <w:p>
-      <w:pPr>
-        <w:pStyle w:val="Heading1"/>
-      </w:pPr>
-      <w:r>
-        <w:t>Write attributed knowledge</w:t>
-      </w:r>
-    </w:p>
-    <w:p>
-      <w:r>
-        <w:t>Use the Knowledge tab for notes, business rules, engineering rules, user help, maintenance, build and deployment details, troubleshooting, orientation, decisions and unknowns. Select the relevant Explorer object before starting New to link the record to that object. With no selected object, a new record applies to the project.</w:t>
-      </w:r>
-    </w:p>
-    <w:p>
-      <w:r>
-        <w:t>Enter a stable title, choose its kind, supply a named author and write the body. Save creates a new immutable revision pending human review. Titles and kinds remain stable after creation; update the body, or create and retire a replacement. Selecting a saved row displays its text, links, current state and complete authored and review history.</w:t>
-      </w:r>
-    </w:p>
-    <w:p>
-      <w:r>
-        <w:t>Unsaved text survives a background refresh. Save or explicitly Discard edit before switching projects, selecting another record, starting another record or closing. DPH will not silently approve an old saved revision while different unsaved text is visible.</w:t>
-      </w:r>
-    </w:p>
-    <w:p>
-      <w:pPr>
-        <w:pStyle w:val="Heading1"/>
-      </w:pPr>
-      <w:r>
-        <w:t>Link authored sections to exact evidence</w:t>
-      </w:r>
-    </w:p>
-    <w:p>
-      <w:r>
-        <w:t>In Knowledge, select the document kind and intended audience before saving. The section ID and revision label identify the stable record and immutable revision. Editing creates a new pending revision; it does not overwrite a previously reviewed statement.</w:t>
-      </w:r>
-    </w:p>
-    <w:p>
-      <w:r>
-        <w:t>Choose Knowledge links. Select entity, relationship, evidence, screenshot or section, enter a target filter and refresh candidates. Select the intended target and the role explains, cites, depends_on or illustrates. Add the link, then return to Knowledge and click Save. Removing a link is also an unsaved edit until Save. A section can contain up to 64 explicit links.</w:t>
-      </w:r>
-    </w:p>
-    <w:p>
-      <w:r>
-        <w:t>Open a saved target to inspect its object explanation, normalized relationship or evidence details, imported PNG, or exact historical section body. A section link pins a particular revision. If its target is updated, explicitly relink and save after reviewing the new content. DPH does not silently transfer your approval to a newer target.</w:t>
-      </w:r>
-    </w:p>
-    <w:p>
-      <w:r>
-        <w:t>Export applies audience and source scope. Out-of-scope links and backlinks are omitted with counts. An audience filter is a document organization choice; it is not a confidentiality boundary. Use explicit exclusions and inspect the resulting bundle before disclosure.</w:t>
-      </w:r>
-    </w:p>
-    <w:p>
-      <w:pPr>
-        <w:pStyle w:val="Heading1"/>
-      </w:pPr>
-      <w:r>
-        <w:t>Review and retire knowledge</w:t>
-      </w:r>
-    </w:p>
-    <w:p>
-      <w:r>
-        <w:t>Enter the named reviewer and select a saved revision. Verify review records your explicit approval of that text against the captured generation. Reject records a rejected explanation. Retire preserves an obsolete record and its history while resolving its pending task. The Pending reviews only filter shows records that still need attention.</w:t>
-      </w:r>
-    </w:p>
-    <w:p>
-      <w:r>
-        <w:t>Source or configuration changes invalidate human review separately from analysis. A successful rescan preserves authored text but cannot approve it. When a linked method disappears or is renamed, DPH keeps the old link as historical evidence and refuses to transfer verified knowledge automatically. Investigate continuity and create the appropriate reviewed replacement.</w:t>
-      </w:r>
-    </w:p>
-    <w:p>
-      <w:r>
-        <w:t>Attribution is a local named-author record, not an enterprise authentication system. A verified human explanation records the reviewer decision; it does not establish unwritten historical business intent automatically. Detached review requires source attachment first.</w:t>
-      </w:r>
-    </w:p>
-    <w:p>
-      <w:pPr>
-        <w:pStyle w:val="Heading1"/>
-      </w:pPr>
-      <w:r>
-        <w:t>Review changed knowledge against evidence</w:t>
-      </w:r>
-    </w:p>
-    <w:p>
-      <w:r>
-        <w:t>Choose Review tasks and refresh. Select a task to read its original trigger, prior authored text and current revision. Compare the BEFORE and AFTER panes for source presence, signature, type, hash and configuration. Drag their divider to resize them. An unavailable baseline is explicitly missing, not reconstructed from guesses.</w:t>
-      </w:r>
-    </w:p>
-    <w:p>
-      <w:r>
-        <w:t>Select an affected object and inspect Change impact or open its knowledge record. Save an authored correction before returning to task review. Enter the named reviewer and choose Verify selected only after checking the exact current content. Choose Retire selected for an obsolete section whose history must be retained.</w:t>
-      </w:r>
-    </w:p>
-    <w:p>
-      <w:r>
-        <w:t>Review requires attached current-source verification and the expected revision. A changed configuration, source hash, absent entity or obsolete rich-link target can reject approval. Resolve the underlying mismatch, refresh, and review again. Review changes the authored record state; it does not make a partial analyzer capture complete.</w:t>
-      </w:r>
-    </w:p>
-    <w:p>
-      <w:pPr>
-        <w:pStyle w:val="Heading1"/>
-      </w:pPr>
-      <w:r>
-        <w:t>Answer focused author questions</w:t>
-      </w:r>
-    </w:p>
-    <w:p>
-      <w:r>
-        <w:t>Choose Author questions. DPH derives bounded questions from uncertain relationships, diagnostics, asynchronous work, SQL and output contracts, and missing reviewed user or build procedures. Select a question and inspect its evidence before contacting its author. Up to 100 questions are shown, with at most 20 per category.</w:t>
-      </w:r>
-    </w:p>
-    <w:p>
-      <w:r>
-        <w:t>Choose Record author answer. In Knowledge, enter the named author and their actual response after the Answer marker, then Save. An empty answer is rejected. The captured question remains associated with that record. Saving leaves it pending review; only named verification with no pending task hides that exact question.</w:t>
-      </w:r>
-    </w:p>
-    <w:p>
-      <w:r>
-        <w:t>Changed evidence can produce another question or reopen review. Similar wording does not establish identical evidence. Do not invent business rationale, runtime outcomes or operating procedures just to clear the list.</w:t>
-      </w:r>
-    </w:p>
-    <w:p>
-      <w:pPr>
-        <w:pStyle w:val="Heading1"/>
-      </w:pPr>
-      <w:r>
-        <w:t>Preserve saved runtime observations</w:t>
-      </w:r>
-    </w:p>
-    <w:p>
-      <w:r>
-        <w:t>Select an optional object link in Explorer, then choose Runtime observations. Enter Contributor and Run, environment and outcome description. Include the actual application build, run date, platform, action, expected result and observed result. Click Select saved log and import, then choose an existing UTF-8 .txt, .log or .json extract up to 256 KiB.</w:t>
-      </w:r>
-    </w:p>
-    <w:p>
-      <w:r>
-        <w:t>Select the record to read its attribution, captured generation, linked source SHA256, original-file SHA256 and saved text. The text is displayed literally. File order and timestamps remain contributor claims; DPH did not run the application or infer causal order. Invalid UTF-8, empty extracts and damaged managed files are rejected.</w:t>
-      </w:r>
-    </w:p>
-    <w:p>
-      <w:r>
-        <w:t>Use Explain linked current object to investigate a current-generation link. Historical and unlinked records retain their text without assuming a current identity. After reopening the database, choose Refresh saved records. The newest 50 are displayed. Managed portable backups include observations; publication does not automatically share log contents.</w:t>
-      </w:r>
-    </w:p>
-    <w:p>
-      <w:pPr>
-        <w:pStyle w:val="Heading1"/>
-      </w:pPr>
-      <w:r>
-        <w:t>Retain captures and review rename continuity</w:t>
-      </w:r>
-    </w:p>
-    <w:p>
-      <w:r>
-        <w:t>Choose Database tools. Preview the retention policy before applying the desired recent-capture count. Pin an important generation with a release label and named reviewer before pruning disposable cached views. Baseline, current head, recent captures and generations referenced by review or contributed evidence are protected.</w:t>
-      </w:r>
-    </w:p>
-    <w:p>
-      <w:r>
-        <w:t>Retention removes eligible derived workspace files; immutable source facts and authored history remain. It is not a command to erase the project database. Keep a recoverable copy using the explicit backup workflow before a major catalog or storage operation when needed.</w:t>
-      </w:r>
-    </w:p>
-    <w:p>
-      <w:r>
-        <w:t>If a linked object disappeared after a rename, open the continuity workflow, filter proposals and compare old and new identities. Enter a named reviewer before approving a justified mapping. Approval preserves historical links, appends an authored revision and requests review. It does not prove semantic equivalence from name similarity.</w:t>
-      </w:r>
-    </w:p>
-    <w:p>
-      <w:pPr>
-        <w:pStyle w:val="Heading1"/>
-      </w:pPr>
-      <w:r>
-        <w:t>Back up and restore a complete database</w:t>
-      </w:r>
-    </w:p>
-    <w:p>
-      <w:r>
-        <w:t>Choose Database tools and click Check integrity. Read the result before relying on the database. For an explicit portable backup, choose a new .dphdb destination outside the analyzed source. The command saves a consistent SQLite copy, referenced managed views, screenshots and observations, and a SHA256 backup manifest.</w:t>
-      </w:r>
-    </w:p>
-    <w:p>
-      <w:r>
-        <w:t>Keep the backup database and its adjacent .views folder together. Choose Restore to new file and provide a fresh destination. DPH verifies filenames, manifest hashes, database integrity and managed artifacts, and refuses to overwrite an existing database. Open the restored copy and confirm the intended project, generation and authored history.</w:t>
-      </w:r>
-    </w:p>
-    <w:p>
-      <w:r>
-        <w:t>Development backups have resumed on H:, the owner-approved USB drive. Allow at least 60 seconds for the drive to wake before assessing availability. The pre-change backup is separate from the application database backup workflow. Git and both GitHub repositories also preserve validated application changes.</w:t>
-      </w:r>
-    </w:p>
-    <w:p>
-      <w:pPr>
-        <w:pStyle w:val="Heading1"/>
-      </w:pPr>
-      <w:r>
-        <w:t>Publish manuals and handoffs</w:t>
-      </w:r>
-    </w:p>
-    <w:p>
-      <w:r>
-        <w:t>Open Publish. Choose Full project or Selected object and context. The task choice requires a selected canonical object and includes its incident technical context rather than a blind truncation of a full export. Enter explicit relative file or folder exclusions separated by semicolons. External source roots and sensitive filename categories are excluded by default.</w:t>
-      </w:r>
-    </w:p>
-    <w:p>
-      <w:r>
-        <w:t>Choose a new export folder name outside the source tree. DPH refuses an existing destination to avoid overwriting unrelated files. It creates offline index.html, local assets, canonical.json, editable engineering and user guides, technical JSONL indexes, evidence references, coverage and a checksum manifest. Generated AGENTS.md and redacted source browsing are separate unchecked options described below. Original source bytes are never copied.</w:t>
-      </w:r>
-    </w:p>
-    <w:p>
-      <w:r>
-        <w:t>Preview offline HTML opens the approved local index and generated hash-named object explanation pages through Edge. External addresses and arbitrary file navigation are blocked. Offline search and internal links work without a translation service. Atlas uses independently vendored DAT offline language packs; no complete DPH language catalog is supplied. The GTranslate region is disabled in the offline edition, and the language-label helper is local. No external translation or AI service receives source through this feature.</w:t>
-      </w:r>
-    </w:p>
-    <w:p>
-      <w:r>
-        <w:t>Run tools/export-pdf.ps1 with the BundleDirectory parameter for optional PDF companions. It uses LibreOffice and the approved Python 3.13 with pypdf, populates cached TOC page numbers while retaining changeable fields, and refreshes bundle checksums. Read coverage and known unknowns before treating an export as a final operating manual. Automatic documentation cannot invent missing end-user procedures.</w:t>
-      </w:r>
-    </w:p>
-    <w:p>
-      <w:pPr>
-        <w:pStyle w:val="Heading1"/>
-      </w:pPr>
-      <w:r>
-        <w:t>Translate and review saved sections</w:t>
-      </w:r>
-    </w:p>
-    <w:p>
-      <w:r>
-        <w:t>Choose Translations in the upper-right page selector. First select a saved Knowledge revision. Enter the source locale and requested target locale, for example en and fr. Click the language-pack selection command and select an explicitly supplied DAT JSON pack. DPH requires its applicationId to be DelphiProjectHandoff. A matching base pack may serve a regional request; the requested and actual locales are both displayed.</w:t>
-      </w:r>
-    </w:p>
-    <w:p>
-      <w:r>
-        <w:t>Compare the labeled source and localized panes. Source phrases absent from the pack remain unchanged with a fallback count. Code, SQL, paths, hashes and protected identifiers retain their original characters. Fence unusual technical material in backticks or code blocks before translation. A terminology JSON object supplies exact prose replacements; changing it creates a newly pending derived result.</w:t>
-      </w:r>
-    </w:p>
-    <w:p>
-      <w:r>
-        <w:t>Review the source section against current attached evidence and resolve its pending tasks before approving a translation. Enter the translation reviewer name and approve only complete, accurate wording. A fallback cannot be approved. Editing source prose or invalidating its source evidence invalidates approval. Translation review does not verify the underlying business explanation.</w:t>
-      </w:r>
-    </w:p>
-    <w:p>
-      <w:r>
-        <w:t>For a small practice only, save the exact body Run conversion and use samples\translation\DPH.fr.sample.json. The result is Exécuter la conversion. This pack has only three unreviewed phrases and is not a complete language catalog. Existing entries survive closing and reopening the database.</w:t>
-      </w:r>
-    </w:p>
-    <w:p>
-      <w:pPr>
-        <w:pStyle w:val="Heading1"/>
-      </w:pPr>
-      <w:r>
-        <w:t>Publish localized text and source browsing</w:t>
-      </w:r>
-    </w:p>
-    <w:p>
-      <w:r>
-        <w:t>Choose Publish. Leave Localized prose locale blank for normal publication, or enter the exact target locale used for reviewed saved-section translations. Export to a new folder. Open index.html and the localized authored-sections link. Localized_Sections.docx is the editable companion; the optional PDF command converts it when present. Inspect translated and fallback counts before sharing.</w:t>
-      </w:r>
-    </w:p>
-    <w:p>
-      <w:r>
-        <w:t>Only reviewed exact-revision authored section bodies are localized. Titles, generated guidance and technical indexes remain in their source language. Missing, stale, unreviewed or redacted sections retain explicitly labeled source prose. Each localized entry carries its source revision, source generation, requested and actual locales, reviewer and review date.</w:t>
-      </w:r>
-    </w:p>
-    <w:p>
-      <w:r>
-        <w:t>Include redacted source browsing pages is unchecked by default. Check it only when you intend to share captured code. DPH verifies available eligible files against their captured byte hashes and code page; changed or missing source rejects export. Task exports include cited noncontainer line excerpts, mark omitted lines and retain original line anchors. Shared source lines can contain surrounding code.</w:t>
-      </w:r>
-    </w:p>
-    <w:p>
-      <w:r>
-        <w:t>Open Browse captured source files and omissions from index.html, or use an object explanation's captured-source link. Binary or undecodable material, private-key material, files over 4 MiB and files over 20000 lines are omitted with reasons. Source browsing derives redacted HTML; it does not copy original source bytes. Review exclusions and output because redaction cannot recognize every sensitive format.</w:t>
-      </w:r>
-    </w:p>
-    <w:p>
-      <w:r>
-        <w:t>Include generated agent boundaries is also unchecked by default. Checking it writes DPH-generated instructions for that captured scope; it never copies the owner's AGENTS.md or grants authority to modify or execute a selected project. The bundle includes project summary, architecture, build and test, known risks and decisions narratives with explicit unknowns.</w:t>
-      </w:r>
-    </w:p>
-    <w:p>
-      <w:pPr>
-        <w:pStyle w:val="Heading1"/>
-      </w:pPr>
-      <w:r>
-        <w:t>Validate a bundle in the application</w:t>
-      </w:r>
-    </w:p>
-    <w:p>
-      <w:r>
-        <w:t>Choose Validate bundle. An open database is optional. Paste a trusted 64-character captured input fingerprint, or open the trusted database first and click Use opened capture fingerprint. A fingerprint read only from an untrusted bundle cannot establish its origin.</w:t>
-      </w:r>
-    </w:p>
-    <w:p>
-      <w:r>
-        <w:t>Click Select manifest and validate bundle and select manifest.json at the bundle root. Wait for the background result. Read PASS or FAILED and every reported qualification. DPH checks names, hashes, canonical provenance, technical indexes, ranges, source browsing and localization metadata. Integrity does not prove author identity, complete analysis or reviewed operating procedures.</w:t>
-      </w:r>
-    </w:p>
-    <w:p>
-      <w:r>
-        <w:t>Historical or partial bundles are rejected by default. For deliberate qualified inspection, check Allow historical/partial inspection and select the manifest again. A qualified pass remains historical or incomplete; it cannot approve missing knowledge or current-source behavior.</w:t>
-      </w:r>
-    </w:p>
-    <w:p>
-      <w:pPr>
-        <w:pStyle w:val="Heading1"/>
-      </w:pPr>
-      <w:r>
-        <w:t>Validate and preserve exports</w:t>
-      </w:r>
-    </w:p>
-    <w:p>
-      <w:r>
-        <w:t>Run DPH.ValidateHandoff.exe with the bundle directory and a separately retained trusted input fingerprint. It rejects stale exports by default. Add --allow-stale only to inspect the integrity of a historical or partial bundle; the flag does not establish current or complete source evidence.</w:t>
-      </w:r>
-    </w:p>
-    <w:p>
-      <w:r>
-        <w:t>Validate artifact filenames and SHA256 values against validation/manifest-sha256.json. The manifest records generation, input fingerprint, template version, scope, stale state and canonical hash. The validator also checks symbol, relationship, control-flow and evidence references and source ranges. A changed expected fingerprint rejects a stale bundle.</w:t>
-      </w:r>
-    </w:p>
-    <w:p>
-      <w:r>
-        <w:t>Hashes detect changed artifacts relative to their checksum index. They are not a digital signature proving the identity of an untrusted bundle author. Keep a trusted copy of the source fingerprint and export identity. Redaction recognizes common credential assignments, access keys, tokens and private keys; explicit exclusions and a disclosure review remain necessary for sensitive projects.</w:t>
-      </w:r>
-    </w:p>
-    <w:p>
-      <w:r>
-        <w:t>Keep the dphdb database together with its managed dphdb.views folder. The database is the authority for authored knowledge; generated manuals and diagrams are derived outputs. At the owner's direction, H: development backups are enabled. Allow at least 60 seconds for this USB drive to wake before assessing availability. Validated changes are still committed and pushed to both configured GitHub repositories.</w:t>
-      </w:r>
-    </w:p>
-    <w:p>
-      <w:pPr>
-        <w:pStyle w:val="Heading1"/>
-      </w:pPr>
-      <w:r>
-        <w:t>Troubleshoot common states</w:t>
-      </w:r>
-    </w:p>
-    <w:p>
-      <w:r>
-        <w:t>PARTIAL analysis: read diagnostics and source availability. Unavailable framework units and unsupported syntax remain visible gaps. Do not clear the label by treating unresolved facts as verified. Source changed during analysis: allow reassessment or invoke Full reassessment after the source settles.</w:t>
-      </w:r>
-    </w:p>
-    <w:p>
-      <w:r>
-        <w:t>Cached artifact missing or damaged: retain the database and its previous backups, then attach the correct source to rebuild a derived workspace. Different source root: DPH rejects cross-project reuse; relocation must preserve and verify project identity rather than attach an unrelated project. Knowledge changed since loading: refresh and review the current immutable revision before saving.</w:t>
-      </w:r>
-    </w:p>
-    <w:p>
-      <w:r>
-        <w:t>Embedded preview unavailable: inspect index.html in the exported folder and check the deployed Microsoft loader and WebView2 Runtime. No named author or reviewer: enter an attributable name. Closing waits for background work: cancellation is checked at safe stage boundaries; a long parser stage does not execute the analyzed program.</w:t>
-      </w:r>
-    </w:p>
-    <w:p>
-      <w:pPr>
-        <w:pStyle w:val="Heading1"/>
-      </w:pPr>
-      <w:r>
-        <w:t>Practice a maintenance handoff</w:t>
-      </w:r>
-    </w:p>
-    <w:p>
-      <w:r>
-        <w:t>Locate startup from the selected project inventory. Find the main form and a visible action, follow its serialized event to the handler, inspect callbacks and downstream calls, and distinguish certain edges from inferred ones. Locate a dry-run branch or another configuration-dependent path, then identify the model used to produce a report.</w:t>
-      </w:r>
-    </w:p>
-    <w:p>
-      <w:r>
-        <w:t>Record what the evidence establishes and what remains unknown. Add an attributed author answer for missing business rationale, reassess a controlled source change, and verify that the explanation remains pending review. Export a focused task bundle and validate its hashes. This scripted practice supports onboarding; it does not replace the required independent first-time programmer acceptance exercise.</w:t>
-      </w:r>
-    </w:p>
-    <w:p>
-      <w:pPr>
-        <w:pStyle w:val="Heading1"/>
-      </w:pPr>
-      <w:r>
-        <w:t>Understand implementation status</w:t>
-      </w:r>
-    </w:p>
-    <w:p>
-      <w:r>
-        <w:t>The supplied Phase 1 inventory contains 533 numbered requirements plus presentation rules. All 510 formerly unassessed requirements were reconciled in 21 audit batches. No unassessed items remain. The traceability ledger and implementation backlog distinguish implemented features, attributed manual capture, partial behavior and missing features. After the glossary, keyboard, command inventory, dynamic control, layout rule and component dependency implementations, 312 requirement records remain incomplete; overlapping records can share an implementation task. Earlier WP acceptance and 0.3.0 packages do not establish completion of the larger inventory.</w:t>
-      </w:r>
-    </w:p>
-    <w:p>
-      <w:r>
-        <w:t>Exact launch and test commands are maintained in docs\guides\Run_And_Test.txt and Business_Glossary_Run_and_Test.txt. The tools\build-phase1.cmd suite checks structured profiles, source-quality findings, captured revision comparison and project catalogs; tools\build-glossary.cmd checks the glossary. A PASS applies only to the stated behavior and inputs and does not complete unrelated requirements.</w:t>
-      </w:r>
-    </w:p>
-    <w:p>
-      <w:pPr>
-        <w:pStyle w:val="Heading1"/>
-      </w:pPr>
-      <w:r>
-        <w:t>Inventory business processes</w:t>
-      </w:r>
-    </w:p>
-    <w:p>
-      <w:r>
-        <w:t>Open the selected application or its database, then choose Business processes in the upper-right page selector. Click New process. The Process fields page provides separately labeled fields for process name, accountable owner, department and roles, trigger and prerequisites, inputs and their origins, outputs and recipients, ordered steps and handoffs, and unknowns with the person responsible for resolving them. Enter a named contributor above the fields. The contributor records the description; the accountable owner is a separate business role.</w:t>
-      </w:r>
-    </w:p>
-    <w:p>
-      <w:r>
-        <w:t>Give the process a descriptive name. Complete each field or explicitly enter Unknown. Do not enter customer records or credentials. Name is stable after saving; other fields remain editable. Each field accepts up to 4096 characters and the name up to 200. Scroll vertically to reach the last fields. In a narrow window scroll the command bar horizontally to reach Apply to Knowledge draft. Apply prepares the canonical body and does not save it. Click Save on Knowledge to persist the process as needs_review.</w:t>
-      </w:r>
-    </w:p>
-    <w:p>
-      <w:r>
-        <w:t>Choose Knowledge links to connect captured routines using entity and depends_on, or exact procedure/evidence revisions using section and cites. Search, Find targets, select a result, choose the link role and Add link. Return to Knowledge and Save. A routine name written in prose alone is not a source link. Review separately using a named reviewer after checking the business account and source evidence.</w:t>
-      </w:r>
-    </w:p>
-    <w:p>
-      <w:r>
-        <w:t>Return to Business processes. Open record opens saved Knowledge and its immutable history; Edit fields restores the structured editor, preserves the process identity and exact links, and prepares a new revision after Apply and Save. Implementation links opens its evidence links. The review-state and text filters search the register, including owners, inputs and outputs. First page and Next page expose inventories larger than 250 records. Save or discard a current draft before editing another process. Cancel discards the current draft.</w:t>
-      </w:r>
-    </w:p>
-    <w:p>
-      <w:r>
-        <w:t>Publishing with maintenance or all audience includes the attributed canonical process and typed fields, subject to exclusions and redaction. These descriptions do not establish that the target performed the steps or produced the stated outcomes. A repeatable exercise and elevated test command are in docs/guides/Business_Process_Run_and_Test.txt.</w:t>
-      </w:r>
-    </w:p>
-    <w:p>
-      <w:pPr>
-        <w:pStyle w:val="Heading1"/>
-      </w:pPr>
-      <w:r>
-        <w:t>Record departmental workflows</w:t>
-      </w:r>
-    </w:p>
-    <w:p>
-      <w:r>
-        <w:t>Open the intended project or its database and choose Departmental workflows in the upper-right page selector. Click New workflow. In Workflow fields enter a named contributor, descriptive name, accountable owner, department scope, trigger and prerequisites, and unresolved questions with their responsible maintainer. Scroll down to Ordered steps. The contributor records the account; the accountable owner is a separate role.</w:t>
-      </w:r>
-    </w:p>
-    <w:p>
-      <w:r>
-        <w:t>Click New step. Enter its department, responsible role, descriptive action, inputs and origins, outputs and recipients, handoff to the next department or role, and exception handling or recovery. Unknown remains an unresolved value. Choose the Exception destination from Unknown, End or an existing named step. Click Apply step. This updates the local workflow draft and does not save the database. Repeat to add the next step. Normal order follows the list; the last step ends the authored sequence.</w:t>
-      </w:r>
-    </w:p>
-    <w:p>
-      <w:r>
-        <w:t>Select a step to edit it, then Apply step. Move up and Move down reorder the normal sequence while retaining stable exception destinations. Remove step refuses removal while another step refers to it as an exception destination; edit that referring step first. Apply or Discard step edits before selecting, adding, removing or moving another step. Discard step edits abandons the current step changes. Cancel discards the entire workflow draft.</w:t>
-      </w:r>
-    </w:p>
-    <w:p>
-      <w:r>
-        <w:t>Click Apply workflow to draft, then click Save on Knowledge. Save refuses an unapplied editor to avoid losing field changes. Use Knowledge links with section and cites to link an exact saved business-process or procedure revision; use entity and depends_on for captured implementing routines. Return to Knowledge and Save the links. Review separately using a named reviewer. Open record shows saved Knowledge and immutable history; Edit fields restores the structured workflow for a new revision.</w:t>
-      </w:r>
-    </w:p>
-    <w:p>
-      <w:r>
-        <w:t>Filter by workflow, department, role, action or review state. First page and Next page navigate inventories larger than 250 records. Scroll command bars horizontally and the editor vertically in narrow windows. Each workflow contains 1 through 64 steps, with a 64 KiB structured-record limit. Workflow fields accept 4096 characters, the name 200 and step fields 2048. Split a larger account into explicitly linked workflows. Unknown destinations remain visible rather than invented.</w:t>
-      </w:r>
-    </w:p>
-    <w:p>
-      <w:r>
-        <w:t>Publish with maintenance or all audience to include the canonical ordered steps and attributed exception paths, subject to exclusions and redaction. DPH never executes a business workflow; content review does not grant business authorization or prove success. Detailed run, practice and test directions are in docs/guides/Departmental_Workflow_Run_and_Test.txt.</w:t>
-      </w:r>
-    </w:p>
-    <w:p>
-      <w:pPr>
-        <w:pStyle w:val="Heading1"/>
-      </w:pPr>
-      <w:r>
-        <w:t>Read end-to-end process diagrams</w:t>
-      </w:r>
-    </w:p>
-    <w:p>
-      <w:r>
-        <w:t>Choose Departmental workflows in the upper-right page selector and select a saved workflow. Click Process diagram. Save or discard any current Knowledge or structured-editor draft first. The Graphs page selects Business process and shows the saved workflow revision, contributor, reviewer and source generation. Technical grouping is disabled for this authored diagram.</w:t>
-      </w:r>
-    </w:p>
-    <w:p>
-      <w:r>
-        <w:t>Blue arrows follow the normal step order and carry department handoffs. Orange dashed routes show the entered exception destinations, including returns to earlier steps, self-return and End. An Unknown destination has its own visible unresolved node. Scroll down and sideways to inspect the full diagram. Select a step for full fields. The full steps and routes list below the SVG preserves long action names and route descriptions.</w:t>
-      </w:r>
-    </w:p>
-    <w:p>
-      <w:r>
-        <w:t>Linked business processes identify exact section revisions. Reviewed linked revision means that revision has a named reviewer and verified content state; it does not establish current business approval or runtime success. Click a process link to inspect its immutable reviewed body. If none is linked, return to Departmental workflows, Implementation links, search a business-process section, Add link, then Knowledge and Save. Review the workflow separately as appropriate.</w:t>
-      </w:r>
-    </w:p>
-    <w:p>
-      <w:r>
-        <w:t>Publish with maintenance/all audience to a new output folder. Open index.html and find the workflow article: it contains the same scalable diagram and exact process-revision links. The canonical JSON and knowledge index preserve the projection, and bundle validation checks it against the authored steps. A user-only audience excludes maintainer workflows and their diagrams. No business action is executed. Detailed directions: docs/guides/Process_Diagram_Run_and_Test.txt.</w:t>
-      </w:r>
-    </w:p>
-    <w:p>
-      <w:pPr>
-        <w:pStyle w:val="Heading1"/>
-      </w:pPr>
-      <w:r>
-        <w:t>Catalog business rules</w:t>
-      </w:r>
-    </w:p>
-    <w:p>
-      <w:r>
-        <w:t>Choose Business rules in the upper-right page selector. The catalog contains typed rules and clearly labeled Unstructured original notes. Use the text field to search the identifier, applicability, conditions, outcomes or owner, and the state selector to restrict human review status. First page and Next page show up to 250 records at a time. An empty catalog does not establish that the application has no business rules.</w:t>
-      </w:r>
-    </w:p>
-    <w:p>
-      <w:r>
-        <w:t>Click New rule to open Rule fields. Enter a unique Rule identifier such as BR-001, a descriptive Rule name and a Named contributor. Identifiers contain 1 to 100 ASCII letters, digits, dots, underscores, slashes or hyphens and start with a letter or digit. Saved identifiers and names remain stable. Identifiers are unique ignoring ASCII case, including retired records.</w:t>
-      </w:r>
-    </w:p>
-    <w:p>
-      <w:r>
-        <w:t>Complete Applicability and affected operations, Conditions and prerequisites, Outcomes and required actions, Exceptions and overrides, Accountable business owner, Approval authority and change responsibilities, and Unknowns and follow-up owner. Enter Unknown where evidence is unavailable. Contributor, accountable owner, business approval authority and DPH reviewer are separate responsibilities.</w:t>
-      </w:r>
-    </w:p>
-    <w:p>
-      <w:r>
-        <w:t>Click Apply to Knowledge draft, then Save on Knowledge. Apply alone does not persist a rule. Return to Business rules, select it and click Implementation links. On Knowledge links search the captured routine or saved procedure and Add link; return to Knowledge and Save edits. Review against the evidence with a named reviewer. A review records a human assessment of the description; it does not authorize a transaction or prove successful execution.</w:t>
-      </w:r>
-    </w:p>
-    <w:p>
-      <w:r>
-        <w:t>Edit fields restores typed fields, preserves the stable identity and exact links, and prepares a new revision after Apply and Save. Edits reopen review and preserve immutable earlier revisions. Open record displays original unstructured notes with their attribution; their structured editing is disabled. Create a separate typed rule and link the original note when formalizing it. Publish with an audience that includes the rule, then validate the bundle. Explicit practice directions: docs/guides/Business_Rule_Run_and_Test.txt.</w:t>
-      </w:r>
-    </w:p>
-    <w:p>
-      <w:pPr>
-        <w:pStyle w:val="Heading1"/>
-      </w:pPr>
-      <w:r>
-        <w:t>Inspect calculations and formulas</w:t>
-      </w:r>
-    </w:p>
-    <w:p>
-      <w:r>
-        <w:t>Choose Calculation evidence in the upper-right page selector. This inventory derives candidates from captured arithmetic and bitwise or boolean expressions, constant formulas and recognized mathematical API spellings. Nested expression children are omitted to avoid repeated rows. Original string literals are masked. Operators may be overloaded and API names may refer to different routines; candidates do not establish numeric type, units, business meaning or successful execution.</w:t>
-      </w:r>
-    </w:p>
-    <w:p>
-      <w:r>
-        <w:t>Select a candidate to read its captured expression, exact source range, SHA256, generation and enclosing routine when resolved. The text filter searches expression, routine and source; First page and Next page show 250 matches. Open routine follows the captured explanation and dependency links. Open source requires attached unchanged source. Empty results do not prove no calculations exist. The inventory has a visible 10000-candidate bound and reports empty or long expression nodes; parser gaps and dynamic code remain unresolved.</w:t>
-      </w:r>
-    </w:p>
-    <w:p>
-      <w:r>
-        <w:t>Click New definition to open Calculation fields. It copies the captured expression with string literals omitted and records its source identity in Assumptions. Enter a descriptive Calculation name and Named contributor. Supply Business meaning and applicability, Formula or algorithm, Inputs definitions and origins, Outputs definitions and recipients, Units and conversions, Precision and rounding, Assumptions and valid ranges, Exceptions and boundary conditions, Worked examples and expected results, Accountable calculation owner, and Unknowns. Enter Unknown where evidence is unavailable. Formula text and examples are never evaluated by DPH.</w:t>
-      </w:r>
-    </w:p>
-    <w:p>
-      <w:r>
-        <w:t>Click Apply to Knowledge draft, then Save on Knowledge. Choose Calculations, select the saved definition and click Implementation links. Search the captured routine or saved procedure, select it and Add link; return to Knowledge and Save edits. Review with a named reviewer against the source and business evidence. Source identity in Assumptions is explanatory text; add an exact implementation link separately.</w:t>
-      </w:r>
-    </w:p>
-    <w:p>
-      <w:r>
-        <w:t>Calculations filters saved definitions by review state and text such as formula, unit or business meaning. Edit fields preserves the stable name and identity and prepares a new revision; Apply and Save return it to pending review. Open record exposes immutable history and exact links. Publish to a maintenance/all audience and validate the bundle to preserve authored definitions. DPH does not establish formula correctness or business outcomes. Full launch and practice directions: docs/guides/Calculation_Run_and_Test.txt.</w:t>
-      </w:r>
-    </w:p>
-    <w:p>
-      <w:pPr>
-        <w:pStyle w:val="Heading1"/>
-      </w:pPr>
-      <w:r>
-        <w:t>Source and revision evidence</w:t>
-      </w:r>
-    </w:p>
-    <w:p>
-      <w:r>
-        <w:t>The following source files and resources define this guide. SHA256 values identify the inspected implementation. Rebuild the guides after validated changes and retain the associated acceptance evidence.</w:t>
-      </w:r>
-    </w:p>
-    <w:p>
-      <w:pPr>
-        <w:keepNext/>
-        <w:spacing w:after="0"/>
-      </w:pPr>
-      <w:r>
-        <w:rPr>
-          <w:sz w:val="18"/>
-        </w:rPr>
-        <w:t>DPH.Analysis.Async.pas</w:t>
-      </w:r>
-    </w:p>
-    <w:p>
-      <w:pPr>
-        <w:spacing w:after="20"/>
-      </w:pPr>
-      <w:r>
-        <w:rPr>
-          <w:rFonts w:ascii="Consolas" w:hAnsi="Consolas"/>
-          <w:sz w:val="16"/>
-        </w:rPr>
-        <w:t>876a836f25b3d323ac4d6f635701fb4e8e97955fdff39c964368aa62f1a4c153</w:t>
-      </w:r>
-    </w:p>
-    <w:p>
-      <w:pPr>
-        <w:keepNext/>
-        <w:spacing w:after="0"/>
-      </w:pPr>
-      <w:r>
-        <w:rPr>
-          <w:sz w:val="18"/>
-        </w:rPr>
-        <w:t>DPH.Analysis.Explanations.pas</w:t>
-      </w:r>
-    </w:p>
-    <w:p>
-      <w:pPr>
-        <w:spacing w:after="20"/>
-      </w:pPr>
-      <w:r>
-        <w:rPr>
-          <w:rFonts w:ascii="Consolas" w:hAnsi="Consolas"/>
-          <w:sz w:val="16"/>
-        </w:rPr>
-        <w:t>8e4a430daf51b5f1d5c0e4e8a939862dd8b80123bd7333597b949ad054f85f06</w:t>
-      </w:r>
-    </w:p>
-    <w:p>
-      <w:pPr>
-        <w:keepNext/>
-        <w:spacing w:after="0"/>
-      </w:pPr>
-      <w:r>
-        <w:rPr>
-          <w:sz w:val="18"/>
-        </w:rPr>
-        <w:t>DPH.Analysis.Flow.pas</w:t>
-      </w:r>
-    </w:p>
-    <w:p>
-      <w:pPr>
-        <w:spacing w:after="20"/>
-      </w:pPr>
-      <w:r>
-        <w:rPr>
-          <w:rFonts w:ascii="Consolas" w:hAnsi="Consolas"/>
-          <w:sz w:val="16"/>
-        </w:rPr>
-        <w:t>ee7610544411a64da399659f2af11e84408d285837a45205d610d2c37af8ef57</w:t>
-      </w:r>
-    </w:p>
-    <w:p>
-      <w:pPr>
-        <w:keepNext/>
-        <w:spacing w:after="0"/>
-      </w:pPr>
-      <w:r>
-        <w:rPr>
-          <w:sz w:val="18"/>
-        </w:rPr>
-        <w:t>DPH.Analysis.Model.pas</w:t>
-      </w:r>
-    </w:p>
-    <w:p>
-      <w:pPr>
-        <w:spacing w:after="20"/>
-      </w:pPr>
-      <w:r>
-        <w:rPr>
-          <w:rFonts w:ascii="Consolas" w:hAnsi="Consolas"/>
-          <w:sz w:val="16"/>
-        </w:rPr>
-        <w:t>93d7e969508ff4862a98f7e4d7b6cb690cf741792d5a0e4dbac9f012bc8c5035</w:t>
-      </w:r>
-    </w:p>
-    <w:p>
-      <w:pPr>
-        <w:keepNext/>
-        <w:spacing w:after="0"/>
-      </w:pPr>
-      <w:r>
-        <w:rPr>
-          <w:sz w:val="18"/>
-        </w:rPr>
-        <w:t>DPH.Analysis.Persistence.pas</w:t>
-      </w:r>
-    </w:p>
-    <w:p>
-      <w:pPr>
-        <w:spacing w:after="20"/>
-      </w:pPr>
-      <w:r>
-        <w:rPr>
-          <w:rFonts w:ascii="Consolas" w:hAnsi="Consolas"/>
-          <w:sz w:val="16"/>
-        </w:rPr>
-        <w:t>08609c3df54250a8f6712e22e991f7ad8d444352e7103ba0959d2feba4a2b3c7</w:t>
-      </w:r>
-    </w:p>
-    <w:p>
-      <w:pPr>
-        <w:keepNext/>
-        <w:spacing w:after="0"/>
-      </w:pPr>
-      <w:r>
-        <w:rPr>
-          <w:sz w:val="18"/>
-        </w:rPr>
-        <w:t>DPH.Analysis.Quality.pas</w:t>
-      </w:r>
-    </w:p>
-    <w:p>
-      <w:pPr>
-        <w:spacing w:after="20"/>
-      </w:pPr>
-      <w:r>
-        <w:rPr>
-          <w:rFonts w:ascii="Consolas" w:hAnsi="Consolas"/>
-          <w:sz w:val="16"/>
-        </w:rPr>
-        <w:t>50196d33a8d15cfeb52528dde93a2bfdc22b153e2533830b08e3ac097e14fd82</w:t>
-      </w:r>
-    </w:p>
-    <w:p>
-      <w:pPr>
-        <w:keepNext/>
-        <w:spacing w:after="0"/>
-      </w:pPr>
-      <w:r>
-        <w:rPr>
-          <w:sz w:val="18"/>
-        </w:rPr>
-        <w:t>DPH.Analysis.SQL.pas</w:t>
-      </w:r>
-    </w:p>
-    <w:p>
-      <w:pPr>
-        <w:spacing w:after="20"/>
-      </w:pPr>
-      <w:r>
-        <w:rPr>
-          <w:rFonts w:ascii="Consolas" w:hAnsi="Consolas"/>
-          <w:sz w:val="16"/>
-        </w:rPr>
-        <w:t>68ea587d47e2c7ebf660f85eed6b605f6076480ead3a461742b8290fec7a130e</w:t>
-      </w:r>
-    </w:p>
-    <w:p>
-      <w:pPr>
-        <w:keepNext/>
-        <w:spacing w:after="0"/>
-      </w:pPr>
-      <w:r>
-        <w:rPr>
-          <w:sz w:val="18"/>
-        </w:rPr>
-        <w:t>DPH.Analysis.Symbols.pas</w:t>
-      </w:r>
-    </w:p>
-    <w:p>
-      <w:pPr>
-        <w:spacing w:after="20"/>
-      </w:pPr>
-      <w:r>
-        <w:rPr>
-          <w:rFonts w:ascii="Consolas" w:hAnsi="Consolas"/>
-          <w:sz w:val="16"/>
-        </w:rPr>
-        <w:t>47c187a32ad1a040760bd9459e843d9c6fa7ced7b4ea5843280d2680127cc047</w:t>
-      </w:r>
-    </w:p>
-    <w:p>
-      <w:pPr>
-        <w:keepNext/>
-        <w:spacing w:after="0"/>
-      </w:pPr>
-      <w:r>
-        <w:rPr>
-          <w:sz w:val="18"/>
-        </w:rPr>
-        <w:t>DPH.Knowledge.ActionPurpose.pas</w:t>
-      </w:r>
-    </w:p>
-    <w:p>
-      <w:pPr>
-        <w:spacing w:after="20"/>
-      </w:pPr>
-      <w:r>
-        <w:rPr>
-          <w:rFonts w:ascii="Consolas" w:hAnsi="Consolas"/>
-          <w:sz w:val="16"/>
-        </w:rPr>
-        <w:t>bd548e1d5bbb886d3d3f2b5ba59d1cd86144a92877eba20596f956582740573f</w:t>
-      </w:r>
-    </w:p>
-    <w:p>
-      <w:pPr>
-        <w:keepNext/>
-        <w:spacing w:after="0"/>
-      </w:pPr>
-      <w:r>
-        <w:rPr>
-          <w:sz w:val="18"/>
-        </w:rPr>
-        <w:t>DPH.Knowledge.ComponentDependency.pas</w:t>
-      </w:r>
-    </w:p>
-    <w:p>
-      <w:pPr>
-        <w:spacing w:after="20"/>
-      </w:pPr>
-      <w:r>
-        <w:rPr>
-          <w:rFonts w:ascii="Consolas" w:hAnsi="Consolas"/>
-          <w:sz w:val="16"/>
-        </w:rPr>
-        <w:t>56bc1021fffa88f0a383a2a159b4c74328d735597f72c3ec279ef42ad2a2ccbe</w:t>
-      </w:r>
-    </w:p>
-    <w:p>
-      <w:pPr>
-        <w:keepNext/>
-        <w:spacing w:after="0"/>
-      </w:pPr>
-      <w:r>
-        <w:rPr>
-          <w:sz w:val="18"/>
-        </w:rPr>
-        <w:t>DPH.Knowledge.Glossary.pas</w:t>
-      </w:r>
-    </w:p>
-    <w:p>
-      <w:pPr>
-        <w:spacing w:after="20"/>
-      </w:pPr>
-      <w:r>
-        <w:rPr>
-          <w:rFonts w:ascii="Consolas" w:hAnsi="Consolas"/>
-          <w:sz w:val="16"/>
-        </w:rPr>
-        <w:t>9c50a06ccf405f786526e206e5e84ea956604eeb42e1a84b9f91c31cced70dcb</w:t>
-      </w:r>
-    </w:p>
-    <w:p>
-      <w:pPr>
-        <w:keepNext/>
-        <w:spacing w:after="0"/>
-      </w:pPr>
-      <w:r>
-        <w:rPr>
-          <w:sz w:val="18"/>
-        </w:rPr>
-        <w:t>DPH.Knowledge.ProjectProfile.pas</w:t>
-      </w:r>
-    </w:p>
-    <w:p>
-      <w:pPr>
-        <w:spacing w:after="20"/>
-      </w:pPr>
-      <w:r>
-        <w:rPr>
-          <w:rFonts w:ascii="Consolas" w:hAnsi="Consolas"/>
-          <w:sz w:val="16"/>
-        </w:rPr>
-        <w:t>e901a58b02c2aafe2cc21df4da7dced2807a9cc8840c325c72d9db64cedc44bd</w:t>
-      </w:r>
-    </w:p>
-    <w:p>
-      <w:pPr>
-        <w:keepNext/>
-        <w:spacing w:after="0"/>
-      </w:pPr>
-      <w:r>
-        <w:rPr>
-          <w:sz w:val="18"/>
-        </w:rPr>
-        <w:t>DPH.Parse.Forms.pas</w:t>
-      </w:r>
-    </w:p>
-    <w:p>
-      <w:pPr>
-        <w:spacing w:after="20"/>
-      </w:pPr>
-      <w:r>
-        <w:rPr>
-          <w:rFonts w:ascii="Consolas" w:hAnsi="Consolas"/>
-          <w:sz w:val="16"/>
-        </w:rPr>
-        <w:t>3cf7d49afd859e2d2749cb30e5fdd76120eaf05ef5223e8fb8bf6eb1a7fcd66c</w:t>
-      </w:r>
-    </w:p>
-    <w:p>
-      <w:pPr>
-        <w:keepNext/>
-        <w:spacing w:after="0"/>
-      </w:pPr>
-      <w:r>
-        <w:rPr>
-          <w:sz w:val="18"/>
-        </w:rPr>
-        <w:t>DPH.Parse.Lexer.pas</w:t>
-      </w:r>
-    </w:p>
-    <w:p>
-      <w:pPr>
-        <w:spacing w:after="20"/>
-      </w:pPr>
-      <w:r>
-        <w:rPr>
-          <w:rFonts w:ascii="Consolas" w:hAnsi="Consolas"/>
-          <w:sz w:val="16"/>
-        </w:rPr>
-        <w:t>6ce5bbc66f8170b17eaeda536b8e500ca9992131477c09bc8e1a33bb6dd1c7f0</w:t>
-      </w:r>
-    </w:p>
-    <w:p>
-      <w:pPr>
-        <w:keepNext/>
-        <w:spacing w:after="0"/>
-      </w:pPr>
-      <w:r>
-        <w:rPr>
-          <w:sz w:val="18"/>
-        </w:rPr>
-        <w:t>DPH.Parse.Model.pas</w:t>
-      </w:r>
-    </w:p>
-    <w:p>
-      <w:pPr>
-        <w:spacing w:after="20"/>
-      </w:pPr>
-      <w:r>
-        <w:rPr>
-          <w:rFonts w:ascii="Consolas" w:hAnsi="Consolas"/>
-          <w:sz w:val="16"/>
-        </w:rPr>
-        <w:t>bdecd758070044593a6a19bfd53b35f9a23286e2542194313222cdfee51d6557</w:t>
-      </w:r>
-    </w:p>
-    <w:p>
-      <w:pPr>
-        <w:keepNext/>
-        <w:spacing w:after="0"/>
-      </w:pPr>
-      <w:r>
-        <w:rPr>
-          <w:sz w:val="18"/>
-        </w:rPr>
-        <w:t>DPH.Parse.Pascal.pas</w:t>
-      </w:r>
-    </w:p>
-    <w:p>
-      <w:pPr>
-        <w:spacing w:after="20"/>
-      </w:pPr>
-      <w:r>
-        <w:rPr>
-          <w:rFonts w:ascii="Consolas" w:hAnsi="Consolas"/>
-          <w:sz w:val="16"/>
-        </w:rPr>
-        <w:t>016adbe9ba24b90d457455722782cdbbc657233bd1a07ba1bcdcd77f3340587e</w:t>
-      </w:r>
-    </w:p>
-    <w:p>
-      <w:pPr>
-        <w:keepNext/>
-        <w:spacing w:after="0"/>
-      </w:pPr>
-      <w:r>
-        <w:rPr>
-          <w:sz w:val="18"/>
-        </w:rPr>
-        <w:t>DPH.Parse.Preprocessor.pas</w:t>
-      </w:r>
-    </w:p>
-    <w:p>
-      <w:pPr>
-        <w:spacing w:after="20"/>
-      </w:pPr>
-      <w:r>
-        <w:rPr>
-          <w:rFonts w:ascii="Consolas" w:hAnsi="Consolas"/>
-          <w:sz w:val="16"/>
-        </w:rPr>
-        <w:t>34b7513019a41bc9911babfda72041addd563959ee54c54d0759b8cc9fa7fefc</w:t>
-      </w:r>
-    </w:p>
-    <w:p>
-      <w:pPr>
-        <w:keepNext/>
-        <w:spacing w:after="0"/>
-      </w:pPr>
-      <w:r>
-        <w:rPr>
-          <w:sz w:val="18"/>
-        </w:rPr>
-        <w:t>DPH.Parse.Resources.pas</w:t>
-      </w:r>
-    </w:p>
-    <w:p>
-      <w:pPr>
-        <w:spacing w:after="20"/>
-      </w:pPr>
-      <w:r>
-        <w:rPr>
-          <w:rFonts w:ascii="Consolas" w:hAnsi="Consolas"/>
-          <w:sz w:val="16"/>
-        </w:rPr>
-        <w:t>f63153edba8656b315956fdd8ccf52e45b1446d8192f9b84c96c153bf676258f</w:t>
-      </w:r>
-    </w:p>
-    <w:p>
-      <w:pPr>
-        <w:keepNext/>
-        <w:spacing w:after="0"/>
-      </w:pPr>
-      <w:r>
-        <w:rPr>
-          <w:sz w:val="18"/>
-        </w:rPr>
-        <w:t>DPH.Project.Analysis.pas</w:t>
-      </w:r>
-    </w:p>
-    <w:p>
-      <w:pPr>
-        <w:spacing w:after="20"/>
-      </w:pPr>
-      <w:r>
-        <w:rPr>
-          <w:rFonts w:ascii="Consolas" w:hAnsi="Consolas"/>
-          <w:sz w:val="16"/>
-        </w:rPr>
-        <w:t>5af3808df19a7c403b456342e45b9e2c8c63195368847b151f3c57ed461b5c2a</w:t>
-      </w:r>
-    </w:p>
-    <w:p>
-      <w:pPr>
-        <w:keepNext/>
-        <w:spacing w:after="0"/>
-      </w:pPr>
-      <w:r>
-        <w:rPr>
-          <w:sz w:val="18"/>
-        </w:rPr>
-        <w:t>DPH.Project.Inventory.pas</w:t>
-      </w:r>
-    </w:p>
-    <w:p>
-      <w:pPr>
-        <w:spacing w:after="20"/>
-      </w:pPr>
-      <w:r>
-        <w:rPr>
-          <w:rFonts w:ascii="Consolas" w:hAnsi="Consolas"/>
-          <w:sz w:val="16"/>
-        </w:rPr>
-        <w:t>061736891f0fab486996ff5d8132af1cf5e25a2f93a74fb3e03ad8fa04e2c266</w:t>
-      </w:r>
-    </w:p>
-    <w:p>
-      <w:pPr>
-        <w:keepNext/>
-        <w:spacing w:after="0"/>
-      </w:pPr>
-      <w:r>
-        <w:rPr>
-          <w:sz w:val="18"/>
-        </w:rPr>
-        <w:t>DPH.Project.Source.pas</w:t>
-      </w:r>
-    </w:p>
-    <w:p>
-      <w:pPr>
-        <w:spacing w:after="20"/>
-      </w:pPr>
-      <w:r>
-        <w:rPr>
-          <w:rFonts w:ascii="Consolas" w:hAnsi="Consolas"/>
-          <w:sz w:val="16"/>
-        </w:rPr>
-        <w:t>8efa444743f0e90831631df963f26a2542561efab63b26f1c5b41fff6b96994e</w:t>
-      </w:r>
-    </w:p>
-    <w:p>
-      <w:pPr>
-        <w:keepNext/>
-        <w:spacing w:after="0"/>
-      </w:pPr>
-      <w:r>
-        <w:rPr>
-          <w:sz w:val="18"/>
-        </w:rPr>
-        <w:t>DPH.Publish.BrowserPolicy.pas</w:t>
-      </w:r>
-    </w:p>
-    <w:p>
-      <w:pPr>
-        <w:spacing w:after="20"/>
-      </w:pPr>
-      <w:r>
-        <w:rPr>
-          <w:rFonts w:ascii="Consolas" w:hAnsi="Consolas"/>
-          <w:sz w:val="16"/>
-        </w:rPr>
-        <w:t>74d2f36c879f1b7b55133241c3e1abc28ce113c4d9f581a5123be83f94d705ce</w:t>
-      </w:r>
-    </w:p>
-    <w:p>
-      <w:pPr>
-        <w:keepNext/>
-        <w:spacing w:after="0"/>
-      </w:pPr>
-      <w:r>
-        <w:rPr>
-          <w:sz w:val="18"/>
-        </w:rPr>
-        <w:t>DPH.Publish.Export.pas</w:t>
-      </w:r>
-    </w:p>
-    <w:p>
-      <w:pPr>
-        <w:spacing w:after="20"/>
-      </w:pPr>
-      <w:r>
-        <w:rPr>
-          <w:rFonts w:ascii="Consolas" w:hAnsi="Consolas"/>
-          <w:sz w:val="16"/>
-        </w:rPr>
-        <w:t>ac49dff7e08016db2f8c720de3bac0749e52de82ccc4e7aa2b328f8032ceebe4</w:t>
-      </w:r>
-    </w:p>
-    <w:p>
-      <w:pPr>
-        <w:keepNext/>
-        <w:spacing w:after="0"/>
-      </w:pPr>
-      <w:r>
-        <w:rPr>
-          <w:sz w:val="18"/>
-        </w:rPr>
-        <w:t>DPH.Publish.Model.pas</w:t>
-      </w:r>
-    </w:p>
-    <w:p>
-      <w:pPr>
-        <w:spacing w:after="20"/>
-      </w:pPr>
-      <w:r>
-        <w:rPr>
-          <w:rFonts w:ascii="Consolas" w:hAnsi="Consolas"/>
-          <w:sz w:val="16"/>
-        </w:rPr>
-        <w:t>7068252c58364ae224e263ecc5fbf83bdb406943979f3ad752f4ca9f877de9d2</w:t>
-      </w:r>
-    </w:p>
-    <w:p>
-      <w:pPr>
-        <w:keepNext/>
-        <w:spacing w:after="0"/>
-      </w:pPr>
-      <w:r>
-        <w:rPr>
-          <w:sz w:val="18"/>
-        </w:rPr>
-        <w:t>DPH.Publish.Translation.pas</w:t>
-      </w:r>
-    </w:p>
-    <w:p>
-      <w:pPr>
-        <w:spacing w:after="20"/>
-      </w:pPr>
-      <w:r>
-        <w:rPr>
-          <w:rFonts w:ascii="Consolas" w:hAnsi="Consolas"/>
-          <w:sz w:val="16"/>
-        </w:rPr>
-        <w:t>978be4250a2332736f73cd4e56e85d5c2f0b0d3a6224a4db2f8f3b7b5f4cde20</w:t>
-      </w:r>
-    </w:p>
-    <w:p>
-      <w:pPr>
-        <w:keepNext/>
-        <w:spacing w:after="0"/>
-      </w:pPr>
-      <w:r>
-        <w:rPr>
-          <w:sz w:val="18"/>
-        </w:rPr>
-        <w:t>DPH.Storage.Backup.pas</w:t>
-      </w:r>
-    </w:p>
-    <w:p>
-      <w:pPr>
-        <w:spacing w:after="20"/>
-      </w:pPr>
-      <w:r>
-        <w:rPr>
-          <w:rFonts w:ascii="Consolas" w:hAnsi="Consolas"/>
-          <w:sz w:val="16"/>
-        </w:rPr>
-        <w:t>78e8c8de8af5120f8ce453793f947c5e2918e51dafc66f9e129c964fe28697bc</w:t>
-      </w:r>
-    </w:p>
-    <w:p>
-      <w:pPr>
-        <w:keepNext/>
-        <w:spacing w:after="0"/>
-      </w:pPr>
-      <w:r>
-        <w:rPr>
-          <w:sz w:val="18"/>
-        </w:rPr>
-        <w:t>DPH.Storage.Database.pas</w:t>
-      </w:r>
-    </w:p>
-    <w:p>
-      <w:pPr>
-        <w:spacing w:after="20"/>
-      </w:pPr>
-      <w:r>
-        <w:rPr>
-          <w:rFonts w:ascii="Consolas" w:hAnsi="Consolas"/>
-          <w:sz w:val="16"/>
-        </w:rPr>
-        <w:t>eef95eb1502ac7aedee4186f29a026074d2d77fb3ca404d81531703c99e290e0</w:t>
-      </w:r>
-    </w:p>
-    <w:p>
-      <w:pPr>
-        <w:keepNext/>
-        <w:spacing w:after="0"/>
-      </w:pPr>
-      <w:r>
-        <w:rPr>
-          <w:sz w:val="18"/>
-        </w:rPr>
-        <w:t>DPH.Storage.Types.pas</w:t>
-      </w:r>
-    </w:p>
-    <w:p>
-      <w:pPr>
-        <w:spacing w:after="20"/>
-      </w:pPr>
-      <w:r>
-        <w:rPr>
-          <w:rFonts w:ascii="Consolas" w:hAnsi="Consolas"/>
-          <w:sz w:val="16"/>
-        </w:rPr>
-        <w:t>1e83ccbe6868979ff9d763a4f2bf4d64691c2b2343de6717391f03e204d5d219</w:t>
-      </w:r>
-    </w:p>
-    <w:p>
-      <w:pPr>
-        <w:keepNext/>
-        <w:spacing w:after="0"/>
-      </w:pPr>
-      <w:r>
-        <w:rPr>
-          <w:sz w:val="18"/>
-        </w:rPr>
-        <w:t>DPH.UI.ActionPurpose.pas</w:t>
-      </w:r>
-    </w:p>
-    <w:p>
-      <w:pPr>
-        <w:spacing w:after="20"/>
-      </w:pPr>
-      <w:r>
-        <w:rPr>
-          <w:rFonts w:ascii="Consolas" w:hAnsi="Consolas"/>
-          <w:sz w:val="16"/>
-        </w:rPr>
-        <w:t>6016874bdc24964ce2371431d77babc68f03a50f045e8d20e222e4989bcbf79d</w:t>
-      </w:r>
-    </w:p>
-    <w:p>
-      <w:pPr>
-        <w:keepNext/>
-        <w:spacing w:after="0"/>
-      </w:pPr>
-      <w:r>
-        <w:rPr>
-          <w:sz w:val="18"/>
-        </w:rPr>
-        <w:t>DPH.UI.ComponentDependency.pas</w:t>
-      </w:r>
-    </w:p>
-    <w:p>
-      <w:pPr>
-        <w:spacing w:after="20"/>
-      </w:pPr>
-      <w:r>
-        <w:rPr>
-          <w:rFonts w:ascii="Consolas" w:hAnsi="Consolas"/>
-          <w:sz w:val="16"/>
-        </w:rPr>
-        <w:t>dc711088afbccd032f4511b9fe3da95b89640b505edb1868ee7b47c7e2a64682</w:t>
-      </w:r>
-    </w:p>
-    <w:p>
-      <w:pPr>
-        <w:keepNext/>
-        <w:spacing w:after="0"/>
-      </w:pPr>
-      <w:r>
-        <w:rPr>
-          <w:sz w:val="18"/>
-        </w:rPr>
-        <w:t>DPH.UI.DatabaseDictionary.pas</w:t>
-      </w:r>
-    </w:p>
-    <w:p>
-      <w:pPr>
-        <w:spacing w:after="20"/>
-      </w:pPr>
-      <w:r>
-        <w:rPr>
-          <w:rFonts w:ascii="Consolas" w:hAnsi="Consolas"/>
-          <w:sz w:val="16"/>
-        </w:rPr>
-        <w:t>c55bc57ac98df6caa84f29c5b775b4915c8afaf3837859f3e197f8b1fffbf90b</w:t>
-      </w:r>
-    </w:p>
-    <w:p>
-      <w:pPr>
-        <w:keepNext/>
-        <w:spacing w:after="0"/>
-      </w:pPr>
-      <w:r>
-        <w:rPr>
-          <w:sz w:val="18"/>
-        </w:rPr>
-        <w:t>DPH.UI.Glossary.pas</w:t>
-      </w:r>
-    </w:p>
-    <w:p>
-      <w:pPr>
-        <w:spacing w:after="20"/>
-      </w:pPr>
-      <w:r>
-        <w:rPr>
-          <w:rFonts w:ascii="Consolas" w:hAnsi="Consolas"/>
-          <w:sz w:val="16"/>
-        </w:rPr>
-        <w:t>fb15295b29a9bbb9caa05cea723e737c81b2418a271f59fb6071dbffe37f8741</w:t>
-      </w:r>
-    </w:p>
-    <w:p>
-      <w:pPr>
-        <w:keepNext/>
-        <w:spacing w:after="0"/>
-      </w:pPr>
-      <w:r>
-        <w:rPr>
-          <w:sz w:val="18"/>
-        </w:rPr>
-        <w:t>DPH.UI.Main.pas</w:t>
-      </w:r>
-    </w:p>
-    <w:p>
-      <w:pPr>
-        <w:spacing w:after="20"/>
-      </w:pPr>
-      <w:r>
-        <w:rPr>
-          <w:rFonts w:ascii="Consolas" w:hAnsi="Consolas"/>
-          <w:sz w:val="16"/>
-        </w:rPr>
-        <w:t>b5cf95129ccd1ff91ecfbb88d31170f9ec2e35a3e34c0dd590854c0f3390a16b</w:t>
-      </w:r>
-    </w:p>
-    <w:p>
-      <w:pPr>
-        <w:keepNext/>
-        <w:spacing w:after="0"/>
-      </w:pPr>
-      <w:r>
-        <w:rPr>
-          <w:sz w:val="18"/>
-        </w:rPr>
-        <w:t>DPH.UI.ProjectProfile.pas</w:t>
-      </w:r>
-    </w:p>
-    <w:p>
-      <w:pPr>
-        <w:spacing w:after="20"/>
-      </w:pPr>
-      <w:r>
-        <w:rPr>
-          <w:rFonts w:ascii="Consolas" w:hAnsi="Consolas"/>
-          <w:sz w:val="16"/>
-        </w:rPr>
-        <w:t>f3fe7ed94987e956999e7449887cd8ca259f009b3d4ac934c1e8e09b8e9fab59</w:t>
-      </w:r>
-    </w:p>
-    <w:p>
-      <w:pPr>
-        <w:keepNext/>
-        <w:spacing w:after="0"/>
-      </w:pPr>
-      <w:r>
-        <w:rPr>
-          <w:sz w:val="18"/>
-        </w:rPr>
-        <w:t>DPH.Workspace.ActionPurposes.pas</w:t>
-      </w:r>
-    </w:p>
-    <w:p>
-      <w:pPr>
-        <w:spacing w:after="20"/>
-      </w:pPr>
-      <w:r>
-        <w:rPr>
-          <w:rFonts w:ascii="Consolas" w:hAnsi="Consolas"/>
-          <w:sz w:val="16"/>
-        </w:rPr>
-        <w:t>e720b935f3d9f38f07348bead5f21c9c9e3ec89ad102f4dae0c6e902c0a101e4</w:t>
-      </w:r>
-    </w:p>
-    <w:p>
-      <w:pPr>
-        <w:keepNext/>
-        <w:spacing w:after="0"/>
-      </w:pPr>
-      <w:r>
-        <w:rPr>
-          <w:sz w:val="18"/>
-        </w:rPr>
-        <w:t>DPH.Workspace.Catalog.pas</w:t>
-      </w:r>
-    </w:p>
-    <w:p>
-      <w:pPr>
-        <w:spacing w:after="20"/>
-      </w:pPr>
-      <w:r>
-        <w:rPr>
-          <w:rFonts w:ascii="Consolas" w:hAnsi="Consolas"/>
-          <w:sz w:val="16"/>
-        </w:rPr>
-        <w:t>5fed34d1919dfd5b34216be36f92fc1764847a65d62112613b2a0e1d44a05940</w:t>
-      </w:r>
-    </w:p>
-    <w:p>
-      <w:pPr>
-        <w:keepNext/>
-        <w:spacing w:after="0"/>
-      </w:pPr>
-      <w:r>
-        <w:rPr>
-          <w:sz w:val="18"/>
-        </w:rPr>
-        <w:t>DPH.Workspace.Commands.pas</w:t>
-      </w:r>
-    </w:p>
-    <w:p>
-      <w:pPr>
-        <w:spacing w:after="20"/>
-      </w:pPr>
-      <w:r>
-        <w:rPr>
-          <w:rFonts w:ascii="Consolas" w:hAnsi="Consolas"/>
-          <w:sz w:val="16"/>
-        </w:rPr>
-        <w:t>9d737351356cf30b1f5bd6d2dee5c514bcafe16c6fcafe24be82b2f06c1a3d28</w:t>
-      </w:r>
-    </w:p>
-    <w:p>
-      <w:pPr>
-        <w:keepNext/>
-        <w:spacing w:after="0"/>
-      </w:pPr>
-      <w:r>
-        <w:rPr>
-          <w:sz w:val="18"/>
-        </w:rPr>
-        <w:t>DPH.Workspace.Comparison.pas</w:t>
-      </w:r>
-    </w:p>
-    <w:p>
-      <w:pPr>
-        <w:spacing w:after="20"/>
-      </w:pPr>
-      <w:r>
-        <w:rPr>
-          <w:rFonts w:ascii="Consolas" w:hAnsi="Consolas"/>
-          <w:sz w:val="16"/>
-        </w:rPr>
-        <w:t>d4953d401b70fbe65b8b9b9fe387431cb7e2c84afc5dab5c9170deafe9ceacce</w:t>
-      </w:r>
-    </w:p>
-    <w:p>
-      <w:pPr>
-        <w:keepNext/>
-        <w:spacing w:after="0"/>
-      </w:pPr>
-      <w:r>
-        <w:rPr>
-          <w:sz w:val="18"/>
-        </w:rPr>
-        <w:t>DPH.Workspace.ComponentDependencies.pas</w:t>
-      </w:r>
-    </w:p>
-    <w:p>
-      <w:pPr>
-        <w:spacing w:after="20"/>
-      </w:pPr>
-      <w:r>
-        <w:rPr>
-          <w:rFonts w:ascii="Consolas" w:hAnsi="Consolas"/>
-          <w:sz w:val="16"/>
-        </w:rPr>
-        <w:t>7d57eb7884d6e521414379a24ce9e64aa2816beca6de650b86828a16fc33af2b</w:t>
-      </w:r>
-    </w:p>
-    <w:p>
-      <w:pPr>
-        <w:keepNext/>
-        <w:spacing w:after="0"/>
-      </w:pPr>
-      <w:r>
-        <w:rPr>
-          <w:sz w:val="18"/>
-        </w:rPr>
-        <w:t>DPH.Workspace.DatabaseConnections.pas</w:t>
-      </w:r>
-    </w:p>
-    <w:p>
-      <w:pPr>
-        <w:spacing w:after="20"/>
-      </w:pPr>
-      <w:r>
-        <w:rPr>
-          <w:rFonts w:ascii="Consolas" w:hAnsi="Consolas"/>
-          <w:sz w:val="16"/>
-        </w:rPr>
-        <w:t>37fecd28b258661a57eb1ff955a2bf1f22757508b3925b98daedc0d6b789e1ce</w:t>
-      </w:r>
-    </w:p>
-    <w:p>
-      <w:pPr>
-        <w:keepNext/>
-        <w:spacing w:after="0"/>
-      </w:pPr>
-      <w:r>
-        <w:rPr>
-          <w:sz w:val="18"/>
-        </w:rPr>
-        <w:t>DPH.Workspace.DatabaseSchema.pas</w:t>
-      </w:r>
-    </w:p>
-    <w:p>
-      <w:pPr>
-        <w:spacing w:after="20"/>
-      </w:pPr>
-      <w:r>
-        <w:rPr>
-          <w:rFonts w:ascii="Consolas" w:hAnsi="Consolas"/>
-          <w:sz w:val="16"/>
-        </w:rPr>
-        <w:t>988548013d7465e7a95b4b1729c0fec5938f5d866afda932bfeab22639160bda</w:t>
-      </w:r>
-    </w:p>
-    <w:p>
-      <w:pPr>
-        <w:keepNext/>
-        <w:spacing w:after="0"/>
-      </w:pPr>
-      <w:r>
-        <w:rPr>
-          <w:sz w:val="18"/>
-        </w:rPr>
-        <w:t>DPH.Workspace.DynamicControls.pas</w:t>
-      </w:r>
-    </w:p>
-    <w:p>
-      <w:pPr>
-        <w:spacing w:after="20"/>
-      </w:pPr>
-      <w:r>
-        <w:rPr>
-          <w:rFonts w:ascii="Consolas" w:hAnsi="Consolas"/>
-          <w:sz w:val="16"/>
-        </w:rPr>
-        <w:t>abd5350eab05058b885b95e0c947a1badd54eba33877cbe9a448cac194db25ed</w:t>
-      </w:r>
-    </w:p>
-    <w:p>
-      <w:pPr>
-        <w:keepNext/>
-        <w:spacing w:after="0"/>
-      </w:pPr>
-      <w:r>
-        <w:rPr>
-          <w:sz w:val="18"/>
-        </w:rPr>
-        <w:t>DPH.Workspace.FormInheritance.pas</w:t>
-      </w:r>
-    </w:p>
-    <w:p>
-      <w:pPr>
-        <w:spacing w:after="20"/>
-      </w:pPr>
-      <w:r>
-        <w:rPr>
-          <w:rFonts w:ascii="Consolas" w:hAnsi="Consolas"/>
-          <w:sz w:val="16"/>
-        </w:rPr>
-        <w:t>b771383670720f9503454dc17f7d5e72ddd986a642fc526bc6aeeab6122129f8</w:t>
-      </w:r>
-    </w:p>
-    <w:p>
-      <w:pPr>
-        <w:keepNext/>
-        <w:spacing w:after="0"/>
-      </w:pPr>
-      <w:r>
-        <w:rPr>
-          <w:sz w:val="18"/>
-        </w:rPr>
-        <w:t>DPH.Workspace.Graphs.pas</w:t>
-      </w:r>
-    </w:p>
-    <w:p>
-      <w:pPr>
-        <w:spacing w:after="20"/>
-      </w:pPr>
-      <w:r>
-        <w:rPr>
-          <w:rFonts w:ascii="Consolas" w:hAnsi="Consolas"/>
-          <w:sz w:val="16"/>
-        </w:rPr>
-        <w:t>1d2985c6fa30e72a7ddb7c55f41a2a774e6e1517d5056507efb2666f18b47804</w:t>
-      </w:r>
-    </w:p>
-    <w:p>
-      <w:pPr>
-        <w:keepNext/>
-        <w:spacing w:after="0"/>
-      </w:pPr>
-      <w:r>
-        <w:rPr>
-          <w:sz w:val="18"/>
-        </w:rPr>
-        <w:t>DPH.Workspace.Keyboard.pas</w:t>
-      </w:r>
-    </w:p>
-    <w:p>
-      <w:pPr>
-        <w:spacing w:after="20"/>
-      </w:pPr>
-      <w:r>
-        <w:rPr>
-          <w:rFonts w:ascii="Consolas" w:hAnsi="Consolas"/>
-          <w:sz w:val="16"/>
-        </w:rPr>
-        <w:t>6e854d724e8360e3d5015d63077744636cf88f33eed5c9fcff175ef01e0f9923</w:t>
-      </w:r>
-    </w:p>
-    <w:p>
-      <w:pPr>
-        <w:keepNext/>
-        <w:spacing w:after="0"/>
-      </w:pPr>
-      <w:r>
-        <w:rPr>
-          <w:sz w:val="18"/>
-        </w:rPr>
-        <w:t>DPH.Workspace.LayoutRules.pas</w:t>
-      </w:r>
-    </w:p>
-    <w:p>
-      <w:pPr>
-        <w:spacing w:after="20"/>
-      </w:pPr>
-      <w:r>
-        <w:rPr>
-          <w:rFonts w:ascii="Consolas" w:hAnsi="Consolas"/>
-          <w:sz w:val="16"/>
-        </w:rPr>
-        <w:t>02dcd1a040fc209a557281fe8150bd40a59291a18a08fa48d5e07065dbac1c49</w:t>
-      </w:r>
-    </w:p>
-    <w:p>
-      <w:pPr>
-        <w:keepNext/>
-        <w:spacing w:after="0"/>
-      </w:pPr>
-      <w:r>
-        <w:rPr>
-          <w:sz w:val="18"/>
-        </w:rPr>
-        <w:t>DPH.Workspace.Model.pas</w:t>
-      </w:r>
-    </w:p>
-    <w:p>
-      <w:pPr>
-        <w:spacing w:after="20"/>
-      </w:pPr>
-      <w:r>
-        <w:rPr>
-          <w:rFonts w:ascii="Consolas" w:hAnsi="Consolas"/>
-          <w:sz w:val="16"/>
-        </w:rPr>
-        <w:t>c478ad86dae6bf66107412e3f6728d31553f28c486798fdb6fc461f72e6333f1</w:t>
-      </w:r>
-    </w:p>
-    <w:p>
-      <w:pPr>
-        <w:keepNext/>
-        <w:spacing w:after="0"/>
-      </w:pPr>
-      <w:r>
-        <w:rPr>
-          <w:sz w:val="18"/>
-        </w:rPr>
-        <w:t>DPH.Workspace.Screen.pas</w:t>
-      </w:r>
-    </w:p>
-    <w:p>
-      <w:pPr>
-        <w:spacing w:after="20"/>
-      </w:pPr>
-      <w:r>
-        <w:rPr>
-          <w:rFonts w:ascii="Consolas" w:hAnsi="Consolas"/>
-          <w:sz w:val="16"/>
-        </w:rPr>
-        <w:t>68305e6ec36664e76d05b8c9af21416dd51a32116d47ea55156977b4c10855de</w:t>
-      </w:r>
-    </w:p>
-    <w:p>
-      <w:pPr>
-        <w:keepNext/>
-        <w:spacing w:after="0"/>
-      </w:pPr>
-      <w:r>
-        <w:rPr>
-          <w:sz w:val="18"/>
-        </w:rPr>
-        <w:t>DPH.Workspace.ScreenHistory.pas</w:t>
-      </w:r>
-    </w:p>
-    <w:p>
-      <w:pPr>
-        <w:spacing w:after="20"/>
-      </w:pPr>
-      <w:r>
-        <w:rPr>
-          <w:rFonts w:ascii="Consolas" w:hAnsi="Consolas"/>
-          <w:sz w:val="16"/>
-        </w:rPr>
-        <w:t>bd05a76dcae7b4c872345021a56eab0b8b0108d954c1a5c35686321852082161</w:t>
-      </w:r>
-    </w:p>
-    <w:p>
-      <w:pPr>
-        <w:keepNext/>
-        <w:spacing w:after="0"/>
-      </w:pPr>
-      <w:r>
-        <w:rPr>
-          <w:sz w:val="18"/>
-        </w:rPr>
-        <w:t>DPH.Workspace.Worker.pas</w:t>
-      </w:r>
-    </w:p>
-    <w:p>
-      <w:pPr>
-        <w:spacing w:after="20"/>
-      </w:pPr>
-      <w:r>
-        <w:rPr>
-          <w:rFonts w:ascii="Consolas" w:hAnsi="Consolas"/>
-          <w:sz w:val="16"/>
-        </w:rPr>
-        <w:t>d6ac3ffff0c50dbcbb98f0813db1ea47769f0fa8e1f2e9418381c6735cc09953</w:t>
-      </w:r>
-    </w:p>
-    <w:p>
-      <w:pPr>
-        <w:keepNext/>
-        <w:spacing w:after="0"/>
-      </w:pPr>
-      <w:r>
-        <w:rPr>
-          <w:sz w:val="18"/>
-        </w:rPr>
-        <w:t>DPH.UI.Main.fmx</w:t>
-      </w:r>
-    </w:p>
-    <w:p>
-      <w:pPr>
-        <w:spacing w:after="20"/>
-      </w:pPr>
-      <w:r>
-        <w:rPr>
-          <w:rFonts w:ascii="Consolas" w:hAnsi="Consolas"/>
-          <w:sz w:val="16"/>
-        </w:rPr>
-        <w:t>3b13700c44c5839710c306d02edf564500731508ee597c7e1cd459f2ca80f03c</w:t>
-      </w:r>
-    </w:p>
-    <w:p>
-      <w:pPr>
-        <w:keepNext/>
-        <w:spacing w:after="0"/>
-      </w:pPr>
-      <w:r>
-        <w:rPr>
-          <w:sz w:val="18"/>
-        </w:rPr>
-        <w:t>DPH.UI.ProjectProfile.fmx</w:t>
-      </w:r>
-    </w:p>
-    <w:p>
-      <w:pPr>
-        <w:spacing w:after="20"/>
-      </w:pPr>
-      <w:r>
-        <w:rPr>
-          <w:rFonts w:ascii="Consolas" w:hAnsi="Consolas"/>
-          <w:sz w:val="16"/>
-        </w:rPr>
-        <w:t>62e7fef97972fdb29f1a878e70a99d8284b6f7d8cfbddb9f625bb535728c2142</w:t>
-      </w:r>
-    </w:p>
-    <w:p>
-      <w:pPr>
-        <w:keepNext/>
-        <w:spacing w:after="0"/>
-      </w:pPr>
-      <w:r>
-        <w:rPr>
-          <w:sz w:val="18"/>
-        </w:rPr>
-        <w:t>DPH.UI.Glossary.fmx</w:t>
-      </w:r>
-    </w:p>
-    <w:p>
-      <w:pPr>
-        <w:spacing w:after="20"/>
-      </w:pPr>
-      <w:r>
-        <w:rPr>
-          <w:rFonts w:ascii="Consolas" w:hAnsi="Consolas"/>
-          <w:sz w:val="16"/>
-        </w:rPr>
-        <w:t>3334c41ac643daa3596f1a5c9cb8fb65c3447daf77cf00006d6a0ca7a9d517d5</w:t>
-      </w:r>
-    </w:p>
-    <w:p>
-      <w:pPr>
-        <w:keepNext/>
-        <w:spacing w:after="0"/>
-      </w:pPr>
-      <w:r>
-        <w:rPr>
-          <w:sz w:val="18"/>
-        </w:rPr>
-        <w:t>DPH.UI.ComponentDependency.fmx</w:t>
-      </w:r>
-    </w:p>
-    <w:p>
-      <w:pPr>
-        <w:spacing w:after="20"/>
-      </w:pPr>
-      <w:r>
-        <w:rPr>
-          <w:rFonts w:ascii="Consolas" w:hAnsi="Consolas"/>
-          <w:sz w:val="16"/>
-        </w:rPr>
-        <w:t>3b604fcf033e37ebda4aa6968e1a9e6ffe11bf40416fac5fbdd39fa2599d7862</w:t>
-      </w:r>
-    </w:p>
-    <w:p>
-      <w:pPr>
-        <w:keepNext/>
-        <w:spacing w:after="0"/>
-      </w:pPr>
-      <w:r>
-        <w:rPr>
-          <w:sz w:val="18"/>
-        </w:rPr>
-        <w:t>DPH.UI.ActionPurpose.fmx</w:t>
-      </w:r>
-    </w:p>
-    <w:p>
-      <w:pPr>
-        <w:spacing w:after="20"/>
-      </w:pPr>
-      <w:r>
-        <w:rPr>
-          <w:rFonts w:ascii="Consolas" w:hAnsi="Consolas"/>
-          <w:sz w:val="16"/>
-        </w:rPr>
-        <w:t>9eb57da0310277432db54c9a80d8d03be09aa6163acd8895f04fa21f176f8e15</w:t>
-      </w:r>
-    </w:p>
-    <w:p>
-      <w:pPr>
-        <w:keepNext/>
-        <w:spacing w:after="0"/>
-      </w:pPr>
-      <w:r>
-        <w:rPr>
-          <w:sz w:val="18"/>
-        </w:rPr>
-        <w:t>DPH.UI.DatabaseDictionary.fmx</w:t>
-      </w:r>
-    </w:p>
-    <w:p>
-      <w:pPr>
-        <w:spacing w:after="20"/>
-      </w:pPr>
-      <w:r>
-        <w:rPr>
-          <w:rFonts w:ascii="Consolas" w:hAnsi="Consolas"/>
-          <w:sz w:val="16"/>
-        </w:rPr>
-        <w:t>5b40f12073d093c4e0b7f708440dd125662dc8e76a0b3c3bf30a4c749c69484e</w:t>
-      </w:r>
-    </w:p>
-    <w:p>
-      <w:pPr>
-        <w:keepNext/>
-        <w:spacing w:after="0"/>
-      </w:pPr>
-      <w:r>
-        <w:rPr>
-          <w:sz w:val="18"/>
-        </w:rPr>
-        <w:t>DelphiProjectHandoff.dpr</w:t>
-      </w:r>
-    </w:p>
-    <w:p>
-      <w:pPr>
-        <w:spacing w:after="20"/>
-      </w:pPr>
-      <w:r>
-        <w:rPr>
-          <w:rFonts w:ascii="Consolas" w:hAnsi="Consolas"/>
-          <w:sz w:val="16"/>
-        </w:rPr>
-        <w:t>2b922d5561c2ab3e2b65590583f646e29fc12c8b5c36a08fe401a6ebed90d3f9</w:t>
-      </w:r>
-    </w:p>
-    <w:p>
-      <w:pPr>
-        <w:keepNext/>
-        <w:spacing w:after="0"/>
-      </w:pPr>
-      <w:r>
-        <w:rPr>
-          <w:sz w:val="18"/>
-        </w:rPr>
-        <w:t>DelphiProjectHandoff.dproj</w:t>
-      </w:r>
-    </w:p>
-    <w:p>
-      <w:pPr>
-        <w:spacing w:after="20"/>
-      </w:pPr>
-      <w:r>
-        <w:rPr>
-          <w:rFonts w:ascii="Consolas" w:hAnsi="Consolas"/>
-          <w:sz w:val="16"/>
-        </w:rPr>
-        <w:t>fc131b87384bc80f6d391db9c015b7aaa41c098ff8b96d53abfcdb67ced18e8d</w:t>
+        <w:t>You have learned this route when you can explain the task and its outcome without merely repeating control names. Take the remaining question to someone who knows the application, save the answer and revisit the lesson.</w:t>
       </w:r>
     </w:p>
     <w:sectPr>
       <w:footerReference w:type="default" ns5:id="rId11"/>
       <w:pgSz w:w="12240" w:h="15840"/>
-      <w:pgMar w:top="1152" w:right="1224" w:bottom="1152" w:left="1224" w:header="720" w:footer="720" w:gutter="0"/>
+      <w:pgMar w:top="1080" w:right="1152" w:bottom="1080" w:left="1152" w:header="720" w:footer="720" w:gutter="0"/>
       <w:cols w:space="720"/>
       <w:docGrid w:linePitch="360"/>
     </w:sectPr>
@@ -4934,7 +1563,7 @@
       <w:pStyle w:val="Footer"/>
     </w:pPr>
     <w:r>
-      <w:t xml:space="preserve">DPH experimental software    </w:t>
+      <w:t xml:space="preserve">Delphi Project Handoff    </w:t>
     </w:r>
     <w:r>
       <w:fldChar w:fldCharType="begin"/>
@@ -5317,7 +1946,7 @@
     <w:qFormat/>
     <w:rsid w:val="00FC693F"/>
     <w:pPr>
-      <w:spacing w:after="140" w:line="264" w:lineRule="auto"/>
+      <w:spacing w:after="140" w:line="259" w:lineRule="auto"/>
     </w:pPr>
     <w:rPr>
       <w:rFonts w:ascii="Calibri" w:hAnsi="Calibri"/>
@@ -5380,7 +2009,7 @@
     <w:pPr>
       <w:keepNext/>
       <w:keepLines/>
-      <w:spacing w:before="300" w:after="0"/>
+      <w:spacing w:before="240" w:after="0"/>
       <w:outlineLvl w:val="0"/>
     </w:pPr>
     <w:rPr>
@@ -5388,7 +2017,7 @@
       <w:b/>
       <w:bCs/>
       <w:color w:val="000000"/>
-      <w:sz w:val="32"/>
+      <w:sz w:val="38"/>
       <w:szCs w:val="28"/>
     </w:rPr>
   </w:style>
@@ -5404,7 +2033,7 @@
     <w:pPr>
       <w:keepNext/>
       <w:keepLines/>
-      <w:spacing w:before="200" w:after="0"/>
+      <w:spacing w:before="240" w:after="0"/>
       <w:outlineLvl w:val="1"/>
     </w:pPr>
     <w:rPr>
@@ -5674,7 +2303,7 @@
       <w:color w:val="000000"/>
       <w:spacing w:val="5"/>
       <w:kern w:val="28"/>
-      <w:sz w:val="52"/>
+      <w:sz w:val="60"/>
       <w:szCs w:val="52"/>
     </w:rPr>
   </w:style>
@@ -5712,7 +2341,7 @@
       <w:iCs/>
       <w:color w:val="000000"/>
       <w:spacing w:val="15"/>
-      <w:sz w:val="24"/>
+      <w:sz w:val="28"/>
       <w:szCs w:val="24"/>
     </w:rPr>
   </w:style>
@@ -6112,10 +2741,11 @@
       <w:spacing w:line="240" w:lineRule="auto"/>
     </w:pPr>
     <w:rPr>
+      <w:rFonts w:ascii="Calibri" w:hAnsi="Calibri"/>
       <w:b/>
       <w:bCs/>
-      <w:color w:val="4F81BD" w:themeColor="accent1"/>
-      <w:sz w:val="18"/>
+      <w:color w:val="000000"/>
+      <w:sz w:val="20"/>
       <w:szCs w:val="18"/>
     </w:rPr>
   </w:style>

--- a/docs/guides/DPH_User_Guide.docx
+++ b/docs/guides/DPH_User_Guide.docx
@@ -80,7 +80,7 @@
         </w:tabs>
       </w:pPr>
       <w:r>
-        <w:t>Choose an application</w:t>
+        <w:t>Practice with a supplied example</w:t>
       </w:r>
       <w:r>
         <w:tab/>
@@ -95,7 +95,7 @@
         </w:tabs>
       </w:pPr>
       <w:r>
-        <w:t>Read the learning route</w:t>
+        <w:t>Choose an application</w:t>
       </w:r>
       <w:r>
         <w:tab/>
@@ -110,7 +110,7 @@
         </w:tabs>
       </w:pPr>
       <w:r>
-        <w:t>Follow an action</w:t>
+        <w:t>Read the learning route</w:t>
       </w:r>
       <w:r>
         <w:tab/>
@@ -125,7 +125,7 @@
         </w:tabs>
       </w:pPr>
       <w:r>
-        <w:t>Learn a task</w:t>
+        <w:t>Read the learning library</w:t>
       </w:r>
       <w:r>
         <w:tab/>
@@ -140,7 +140,7 @@
         </w:tabs>
       </w:pPr>
       <w:r>
-        <w:t>Explore screens and terms</w:t>
+        <w:t>Follow an action</w:t>
       </w:r>
       <w:r>
         <w:tab/>
@@ -155,7 +155,7 @@
         </w:tabs>
       </w:pPr>
       <w:r>
-        <w:t>Prepare useful lessons</w:t>
+        <w:t>Learn a task</w:t>
       </w:r>
       <w:r>
         <w:tab/>
@@ -170,7 +170,7 @@
         </w:tabs>
       </w:pPr>
       <w:r>
-        <w:t>Ask questions and review answers</w:t>
+        <w:t>Explore screens and terms</w:t>
       </w:r>
       <w:r>
         <w:tab/>
@@ -185,7 +185,7 @@
         </w:tabs>
       </w:pPr>
       <w:r>
-        <w:t>Share and preserve lessons</w:t>
+        <w:t>Prepare useful lessons</w:t>
       </w:r>
       <w:r>
         <w:tab/>
@@ -200,20 +200,50 @@
         </w:tabs>
       </w:pPr>
       <w:r>
-        <w:t>Solve problems and check learning</w:t>
+        <w:t>Ask questions and review answers</w:t>
       </w:r>
       <w:r>
         <w:tab/>
-        <w:t>13</w:t>
+        <w:t>14</w:t>
       </w:r>
     </w:p>
     <w:p>
-      <w:r>
-        <w:fldChar w:fldCharType="end"/>
+      <w:pPr>
+        <w:spacing w:after="120"/>
+        <w:tabs>
+          <w:tab w:val="right" w:leader="dot" w:pos="9360"/>
+        </w:tabs>
+      </w:pPr>
+      <w:r>
+        <w:t>Share and preserve lessons</w:t>
+      </w:r>
+      <w:r>
+        <w:tab/>
+        <w:t>15</w:t>
       </w:r>
     </w:p>
     <w:p>
       <w:pPr>
+        <w:spacing w:after="120"/>
+        <w:tabs>
+          <w:tab w:val="right" w:leader="dot" w:pos="9360"/>
+        </w:tabs>
+      </w:pPr>
+      <w:r>
+        <w:t>Solve problems and check learning</w:t>
+      </w:r>
+      <w:r>
+        <w:tab/>
+        <w:t>16</w:t>
+      </w:r>
+    </w:p>
+    <w:p>
+      <w:r>
+        <w:fldChar w:fldCharType="end"/>
+      </w:r>
+    </w:p>
+    <w:p>
+      <w:pPr>
         <w:pStyle w:val="Heading1"/>
         <w:pageBreakBefore/>
       </w:pPr>
@@ -249,6 +279,7 @@
     </w:p>
     <w:p>
       <w:pPr>
+        <w:keepNext/>
         <w:ind w:left="259" w:hanging="259"/>
       </w:pPr>
       <w:r>
@@ -263,6 +294,7 @@
     </w:p>
     <w:p>
       <w:pPr>
+        <w:keepNext/>
         <w:ind w:left="259" w:hanging="259"/>
       </w:pPr>
       <w:r>
@@ -277,6 +309,7 @@
     </w:p>
     <w:p>
       <w:pPr>
+        <w:keepNext/>
         <w:ind w:left="259" w:hanging="259"/>
       </w:pPr>
       <w:r>
@@ -291,6 +324,7 @@
     </w:p>
     <w:p>
       <w:pPr>
+        <w:keepNext w:val="0"/>
         <w:ind w:left="259" w:hanging="259"/>
       </w:pPr>
       <w:r>
@@ -300,7 +334,7 @@
         <w:t xml:space="preserve">4. </w:t>
       </w:r>
       <w:r>
-        <w:t>If lessons have already been prepared, click Open saved lessons. Otherwise, continue with Choose an application in the next chapter.</w:t>
+        <w:t>If lessons have already been prepared, click Open saved lessons. Otherwise, begin with the supplied practice example or the Choose an application chapter.</w:t>
       </w:r>
     </w:p>
     <w:p>
@@ -327,7 +361,7 @@
         <w:pageBreakBefore/>
       </w:pPr>
       <w:r>
-        <w:t>Choose an application</w:t>
+        <w:t>Practice with a supplied example</w:t>
       </w:r>
     </w:p>
     <w:p>
@@ -335,16 +369,17 @@
         <w:pStyle w:val="Heading2"/>
       </w:pPr>
       <w:r>
-        <w:t>Open a project for the first time</w:t>
+        <w:t>Open the practice lessons</w:t>
       </w:r>
     </w:p>
     <w:p>
       <w:r>
-        <w:t>Obtain the application source from the person responsible for it. Ask for its Delphi project file and associated source and form files. An executable by itself does not provide the same lessons.</w:t>
+        <w:t>The supplied Practice order application is small enough to understand one complete task. Its prepared lessons explain the inputs, calculation, tax option, errors and displayed result. It does not save orders or transfer money.</w:t>
       </w:r>
     </w:p>
     <w:p>
       <w:pPr>
+        <w:keepNext/>
         <w:ind w:left="259" w:hanging="259"/>
       </w:pPr>
       <w:r>
@@ -354,11 +389,12 @@
         <w:t xml:space="preserve">1. </w:t>
       </w:r>
       <w:r>
-        <w:t>Click Choose application at the top left.</w:t>
+        <w:t>Click Try practice example in the command strip at the top. DPH reads the supplied source and opens its prepared lessons without launching the example.</w:t>
       </w:r>
     </w:p>
     <w:p>
       <w:pPr>
+        <w:keepNext/>
         <w:ind w:left="259" w:hanging="259"/>
       </w:pPr>
       <w:r>
@@ -368,11 +404,12 @@
         <w:t xml:space="preserve">2. </w:t>
       </w:r>
       <w:r>
-        <w:t>Select the intended .dproj or .dpr project file, or its .groupproj project group. DPH prevents selecting its own project.</w:t>
+        <w:t>Choose Learn a task in the top-right selector. Enter First day in Learning path and New learner in User role.</w:t>
       </w:r>
     </w:p>
     <w:p>
       <w:pPr>
+        <w:keepNext/>
         <w:ind w:left="259" w:hanging="259"/>
       </w:pPr>
       <w:r>
@@ -382,11 +419,12 @@
         <w:t xml:space="preserve">3. </w:t>
       </w:r>
       <w:r>
-        <w:t>In the save dialog, give its lesson database a descriptive name ending in .dphdb. The proposed Databases folder is convenient. Keep the database outside the selected application source folder.</w:t>
+        <w:t>Begin with Meet the practice application, then follow Predict a total without tax, Compare the tax alternatives and Understand an input error safely in that order.</w:t>
       </w:r>
     </w:p>
     <w:p>
       <w:pPr>
+        <w:keepNext w:val="0"/>
         <w:ind w:left="259" w:hanging="259"/>
       </w:pPr>
       <w:r>
@@ -396,7 +434,7 @@
         <w:t xml:space="preserve">4. </w:t>
       </w:r>
       <w:r>
-        <w:t>Wait while lessons are prepared. When ready, Learn the project opens. Read the introduction before browsing the object list.</w:t>
+        <w:t>Read each action and expected result. You can complete these reading exercises without running another program.</w:t>
       </w:r>
     </w:p>
     <w:p>
@@ -404,398 +442,24 @@
         <w:pStyle w:val="Heading2"/>
       </w:pPr>
       <w:r>
-        <w:t>Open existing lessons</w:t>
+        <w:t>Work through a result</w:t>
       </w:r>
     </w:p>
     <w:p>
-      <w:pPr>
-        <w:ind w:left="259" w:hanging="259"/>
-      </w:pPr>
-      <w:r>
-        <w:rPr>
-          <w:b/>
-        </w:rPr>
-        <w:t xml:space="preserve">1. </w:t>
-      </w:r>
-      <w:r>
-        <w:t>Click Open saved lessons.</w:t>
+      <w:r>
+        <w:t>For quantity 2 and unit price 10.00, the subtotal is 20.00. Without the example tax, the total stays 20.00. With the ten percent option selected, tax is 2.00 and the total is 22.00. This is a teaching rule, not a real tax policy.</w:t>
       </w:r>
     </w:p>
     <w:p>
       <w:pPr>
-        <w:ind w:left="259" w:hanging="259"/>
-      </w:pPr>
-      <w:r>
-        <w:rPr>
-          <w:b/>
-        </w:rPr>
-        <w:t xml:space="preserve">2. </w:t>
-      </w:r>
-      <w:r>
-        <w:t>Select the supplied .dphdb file. Keep its adjacent folder with the same name plus .views beside it.</w:t>
-      </w:r>
-    </w:p>
-    <w:p>
-      <w:pPr>
-        <w:ind w:left="259" w:hanging="259"/>
-      </w:pPr>
-      <w:r>
-        <w:rPr>
-          <w:b/>
-        </w:rPr>
-        <w:t xml:space="preserve">3. </w:t>
-      </w:r>
-      <w:r>
-        <w:t>Read the application identity and lessons. Saved lessons can be read without the original source. Ask the preparer to reconnect and refresh the source when you need current explanations.</w:t>
-      </w:r>
-    </w:p>
-    <w:p>
-      <w:r>
-        <w:t>One database belongs to one selected application or project group. Open a different database to learn another application. A rejected project selection leaves the current workspace available.</w:t>
-      </w:r>
-    </w:p>
-    <w:p>
-      <w:pPr>
-        <w:pStyle w:val="Heading2"/>
-      </w:pPr>
-      <w:r>
-        <w:t>When preparation needs help</w:t>
-      </w:r>
-    </w:p>
-    <w:p>
-      <w:r>
-        <w:t>If some code could not be explained, ask the author whether all required files were supplied. Prepare lessons contains collapsed source reading settings for that person. Leave them alone unless the author tells you which settings the application requires.</w:t>
-      </w:r>
-    </w:p>
-    <w:p>
-      <w:pPr>
-        <w:pStyle w:val="Heading1"/>
-        <w:pageBreakBefore/>
-      </w:pPr>
-      <w:r>
-        <w:t>Read the learning route</w:t>
-      </w:r>
-    </w:p>
-    <w:p>
-      <w:pPr>
-        <w:pStyle w:val="Heading2"/>
-      </w:pPr>
-      <w:r>
-        <w:t>Begin with purpose and a familiar screen</w:t>
-      </w:r>
-    </w:p>
-    <w:p>
-      <w:pPr>
-        <w:ind w:left="259" w:hanging="259"/>
-      </w:pPr>
-      <w:r>
-        <w:rPr>
-          <w:b/>
-        </w:rPr>
-        <w:t xml:space="preserve">1. </w:t>
-      </w:r>
-      <w:r>
-        <w:t>Choose Learn the project in the top-right selector.</w:t>
-      </w:r>
-    </w:p>
-    <w:p>
-      <w:pPr>
-        <w:ind w:left="259" w:hanging="259"/>
-      </w:pPr>
-      <w:r>
-        <w:rPr>
-          <w:b/>
-        </w:rPr>
-        <w:t xml:space="preserve">2. </w:t>
-      </w:r>
-      <w:r>
-        <w:t>Select Start here in its topic list. Read the application purpose, contributor and review information.</w:t>
-      </w:r>
-    </w:p>
-    <w:p>
-      <w:pPr>
-        <w:ind w:left="259" w:hanging="259"/>
-      </w:pPr>
-      <w:r>
-        <w:rPr>
-          <w:b/>
-        </w:rPr>
-        <w:t xml:space="preserve">3. </w:t>
-      </w:r>
-      <w:r>
-        <w:t>Open Screens and actions. Find a control or action that matters to your first task and follow its link.</w:t>
-      </w:r>
-    </w:p>
-    <w:p>
-      <w:pPr>
-        <w:ind w:left="259" w:hanging="259"/>
-      </w:pPr>
-      <w:r>
-        <w:rPr>
-          <w:b/>
-        </w:rPr>
-        <w:t xml:space="preserve">4. </w:t>
-      </w:r>
-      <w:r>
-        <w:t>Read Understand this selection and Why it matters to the user. Identify the intended user result before following further connections.</w:t>
-      </w:r>
-    </w:p>
-    <w:p>
-      <w:r>
-        <w:t>A missing purpose explanation means someone still needs to supply it. Ask the author for the intended user, the task, an example input and the expected result. A plausible control name does not establish its purpose.</w:t>
-      </w:r>
-    </w:p>
-    <w:p>
-      <w:pPr>
-        <w:pStyle w:val="Heading2"/>
-      </w:pPr>
-      <w:r>
-        <w:t>Choose the next question</w:t>
-      </w:r>
-    </w:p>
-    <w:p>
-      <w:r>
-        <w:t>How it starts introduces initialization. Follow an action connects screen events to operations. Decisions and loops explains choices and repetition. Inputs and results follows information, while How the parts fit introduces units. Each topic includes an exercise to check your understanding.</w:t>
-      </w:r>
-    </w:p>
-    <w:p>
-      <w:r>
-        <w:t>Questions and answers presents saved replies and questions still to ask. Delphi terms explains programming words in ordinary language. Business glossary, in the top-right selector, contains terms particular to the selected application.</w:t>
-      </w:r>
-    </w:p>
-    <w:p>
-      <w:pPr>
-        <w:pStyle w:val="Heading2"/>
-      </w:pPr>
-      <w:r>
-        <w:t>Keep the first lesson small</w:t>
-      </w:r>
-    </w:p>
-    <w:p>
-      <w:r>
-        <w:t>Explain one action in your own words: what starts it, what information it uses, what decision changes its path, and what result the user should check. Return to Start here when you need another route through the material.</w:t>
-      </w:r>
-    </w:p>
-    <w:p>
-      <w:pPr>
-        <w:pStyle w:val="Heading1"/>
-        <w:pageBreakBefore/>
-      </w:pPr>
-      <w:r>
-        <w:t>Follow an action</w:t>
-      </w:r>
-    </w:p>
-    <w:p>
-      <w:pPr>
-        <w:pStyle w:val="Heading2"/>
-      </w:pPr>
-      <w:r>
-        <w:t>From a control to the responding operation</w:t>
-      </w:r>
-    </w:p>
-    <w:p>
-      <w:pPr>
-        <w:ind w:left="259" w:hanging="259"/>
-      </w:pPr>
-      <w:r>
-        <w:rPr>
-          <w:b/>
-        </w:rPr>
-        <w:t xml:space="preserve">1. </w:t>
-      </w:r>
-      <w:r>
-        <w:t>Open Learn the project and choose Screens and actions or Follow an action.</w:t>
-      </w:r>
-    </w:p>
-    <w:p>
-      <w:pPr>
-        <w:ind w:left="259" w:hanging="259"/>
-      </w:pPr>
-      <w:r>
-        <w:rPr>
-          <w:b/>
-        </w:rPr>
-        <w:t xml:space="preserve">2. </w:t>
-      </w:r>
-      <w:r>
-        <w:t>Follow a control or event link. In Explain, read the selection name and role. An event connects an action, such as a click, to a responding operation.</w:t>
-      </w:r>
-    </w:p>
-    <w:p>
-      <w:pPr>
-        <w:ind w:left="259" w:hanging="259"/>
-      </w:pPr>
-      <w:r>
-        <w:rPr>
-          <w:b/>
-        </w:rPr>
-        <w:t xml:space="preserve">3. </w:t>
-      </w:r>
-      <w:r>
-        <w:t>Follow the responding operation. Read its supplied purpose, then Follow what happens next.</w:t>
-      </w:r>
-    </w:p>
-    <w:p>
-      <w:pPr>
-        <w:ind w:left="259" w:hanging="259"/>
-      </w:pPr>
-      <w:r>
-        <w:rPr>
-          <w:b/>
-        </w:rPr>
-        <w:t xml:space="preserve">4. </w:t>
-      </w:r>
-      <w:r>
-        <w:t>Read Choices and stopping points when present. Compare its actual condition with the explanation of the alternatives.</w:t>
-      </w:r>
-    </w:p>
-    <w:p>
-      <w:pPr>
-        <w:ind w:left="259" w:hanging="259"/>
-      </w:pPr>
-      <w:r>
-        <w:rPr>
-          <w:b/>
-        </w:rPr>
-        <w:t xml:space="preserve">5. </w:t>
-      </w:r>
-      <w:r>
-        <w:t>Follow one next operation and describe why the application needs that work. Use Back to return.</w:t>
-      </w:r>
-    </w:p>
-    <w:p>
-      <w:r>
-        <w:t>An object with no supported next connection may still do useful work. Ask the author or inspect the related source with someone who understands it.</w:t>
-      </w:r>
-    </w:p>
-    <w:p>
-      <w:pPr>
-        <w:pStyle w:val="Heading2"/>
-      </w:pPr>
-      <w:r>
-        <w:t>Open deeper detail when it answers your question</w:t>
-      </w:r>
-    </w:p>
-    <w:p>
-      <w:r>
-        <w:t>Optional: read the code walkthrough and source details expands the supporting source explanation, trace and diagram. Keep it closed while learning the user task. An uncertain connection needs checking; a diagram describes possible paths rather than a recording of a successful run.</w:t>
-      </w:r>
-    </w:p>
-    <w:p>
-      <w:r>
-        <w:t>The left object list finds names directly. Double-click an object to open its explanation. The labeled Selection details pane identifies the selection when visible. Drag the dividers to resize the panes. In a restored window, scroll the command strip if a button is outside the visible width.</w:t>
-      </w:r>
-    </w:p>
-    <w:p>
-      <w:pPr>
-        <w:pStyle w:val="Heading1"/>
-        <w:pageBreakBefore/>
-      </w:pPr>
-      <w:r>
-        <w:t>Learn a task</w:t>
-      </w:r>
-    </w:p>
-    <w:p>
-      <w:pPr>
-        <w:pStyle w:val="Heading2"/>
-      </w:pPr>
-      <w:r>
-        <w:t>Follow the prepared steps</w:t>
-      </w:r>
-    </w:p>
-    <w:p>
-      <w:pPr>
-        <w:ind w:left="259" w:hanging="259"/>
-      </w:pPr>
-      <w:r>
-        <w:rPr>
-          <w:b/>
-        </w:rPr>
-        <w:t xml:space="preserve">1. </w:t>
-      </w:r>
-      <w:r>
-        <w:t>Choose Learn a task in the top-right selector.</w:t>
-      </w:r>
-    </w:p>
-    <w:p>
-      <w:pPr>
-        <w:ind w:left="259" w:hanging="259"/>
-      </w:pPr>
-      <w:r>
-        <w:rPr>
-          <w:b/>
-        </w:rPr>
-        <w:t xml:space="preserve">2. </w:t>
-      </w:r>
-      <w:r>
-        <w:t>Select a saved task from the left list. Type part of its name to narrow the list. More tasks loads another page when available.</w:t>
-      </w:r>
-    </w:p>
-    <w:p>
-      <w:pPr>
-        <w:ind w:left="259" w:hanging="259"/>
-      </w:pPr>
-      <w:r>
-        <w:rPr>
-          <w:b/>
-        </w:rPr>
-        <w:t xml:space="preserve">3. </w:t>
-      </w:r>
-      <w:r>
-        <w:t>Read the purpose, contributor, review state and Before you begin. Check the prerequisites.</w:t>
-      </w:r>
-    </w:p>
-    <w:p>
-      <w:pPr>
-        <w:ind w:left="259" w:hanging="259"/>
-      </w:pPr>
-      <w:r>
-        <w:rPr>
-          <w:b/>
-        </w:rPr>
-        <w:t xml:space="preserve">4. </w:t>
-      </w:r>
-      <w:r>
-        <w:t>Read the action and its expected result. Scroll within the instructions to see the result and further material.</w:t>
-      </w:r>
-    </w:p>
-    <w:p>
-      <w:pPr>
-        <w:ind w:left="259" w:hanging="259"/>
-      </w:pPr>
-      <w:r>
-        <w:rPr>
-          <w:b/>
-        </w:rPr>
-        <w:t xml:space="preserve">5. </w:t>
-      </w:r>
-      <w:r>
-        <w:t>Click Next step to continue. Previous step returns to an earlier instruction; Start again returns to the first step.</w:t>
-      </w:r>
-    </w:p>
-    <w:p>
-      <w:pPr>
-        <w:ind w:left="259" w:hanging="259"/>
-      </w:pPr>
-      <w:r>
-        <w:rPr>
-          <w:b/>
-        </w:rPr>
-        <w:t xml:space="preserve">6. </w:t>
-      </w:r>
-      <w:r>
-        <w:t>At the last step, compare the overall expected result and read the recovery and practice instructions. Explain how you would recognize a correct outcome.</w:t>
-      </w:r>
-    </w:p>
-    <w:p>
-      <w:pPr>
         <w:keepNext/>
+        <w:jc w:val="center"/>
       </w:pPr>
       <w:r>
         <w:drawing>
           <ns2:inline>
-            <ns2:extent cx="5852160" cy="3657600"/>
-            <ns2:docPr id="1" name="Picture 1" descr="The actual DPH task reader showing a two-step training example. Navigation stays available while the instructions scroll."/>
+            <ns2:extent cx="4572000" cy="2857500"/>
+            <ns2:docPr id="1" name="Picture 1" descr="The actual native Practice order application captured during its sample test. The checked example tax produces Total 22.00 from quantity 2 and unit price 10.00."/>
             <ns2:cNvGraphicFramePr>
               <ns3:graphicFrameLocks noChangeAspect="1"/>
             </ns2:cNvGraphicFramePr>
@@ -803,11 +467,435 @@
               <ns3:graphicData uri="http://schemas.openxmlformats.org/drawingml/2006/picture">
                 <ns4:pic>
                   <ns4:nvPicPr>
-                    <ns4:cNvPr id="0" name="lesson-preparation-task-reader-compact.png"/>
+                    <ns4:cNvPr id="0" name="practice-result.png"/>
                     <ns4:cNvPicPr/>
                   </ns4:nvPicPr>
                   <ns4:blipFill>
                     <ns3:blip ns5:embed="rId9"/>
+                    <ns3:stretch>
+                      <ns3:fillRect/>
+                    </ns3:stretch>
+                  </ns4:blipFill>
+                  <ns4:spPr>
+                    <ns3:xfrm>
+                      <ns3:off x="0" y="0"/>
+                      <ns3:ext cx="4572000" cy="2857500"/>
+                    </ns3:xfrm>
+                    <ns3:prstGeom prst="rect"/>
+                  </ns4:spPr>
+                </ns4:pic>
+              </ns3:graphicData>
+            </ns3:graphic>
+          </ns2:inline>
+        </w:drawing>
+      </w:r>
+    </w:p>
+    <w:p>
+      <w:pPr>
+        <w:pStyle w:val="Caption"/>
+      </w:pPr>
+      <w:r>
+        <w:t>The actual native Practice order application captured during its sample test. The checked example tax produces Total 22.00 from quantity 2 and unit price 10.00.</w:t>
+      </w:r>
+    </w:p>
+    <w:p>
+      <w:pPr>
+        <w:pStyle w:val="Heading2"/>
+      </w:pPr>
+      <w:r>
+        <w:t>Check what you learned</w:t>
+      </w:r>
+    </w:p>
+    <w:p>
+      <w:r>
+        <w:t>Predict the result for quantity 3 and price 5.00. Without tax the answer is 15.00; with the example tax it is 16.50. Explain why 2.5 is not a valid quantity. Expected answer: this sample requires whole items from 1 to 1000.</w:t>
+      </w:r>
+    </w:p>
+    <w:p>
+      <w:r>
+        <w:t>Return to the practice example whenever you need it. DPH reopens its saved lessons rather than replacing your edits. When you are ready to study another program, use Choose application or Open saved lessons.</w:t>
+      </w:r>
+    </w:p>
+    <w:p>
+      <w:pPr>
+        <w:pStyle w:val="Heading1"/>
+        <w:pageBreakBefore/>
+      </w:pPr>
+      <w:r>
+        <w:t>Choose an application</w:t>
+      </w:r>
+    </w:p>
+    <w:p>
+      <w:pPr>
+        <w:pStyle w:val="Heading2"/>
+      </w:pPr>
+      <w:r>
+        <w:t>Open a project for the first time</w:t>
+      </w:r>
+    </w:p>
+    <w:p>
+      <w:r>
+        <w:t>Obtain the application source from the person responsible for it. Ask for its Delphi project file and associated source and form files. An executable by itself does not provide the same lessons.</w:t>
+      </w:r>
+    </w:p>
+    <w:p>
+      <w:pPr>
+        <w:keepNext/>
+        <w:ind w:left="259" w:hanging="259"/>
+      </w:pPr>
+      <w:r>
+        <w:rPr>
+          <w:b/>
+        </w:rPr>
+        <w:t xml:space="preserve">1. </w:t>
+      </w:r>
+      <w:r>
+        <w:t>Click Choose application at the top left.</w:t>
+      </w:r>
+    </w:p>
+    <w:p>
+      <w:pPr>
+        <w:keepNext/>
+        <w:ind w:left="259" w:hanging="259"/>
+      </w:pPr>
+      <w:r>
+        <w:rPr>
+          <w:b/>
+        </w:rPr>
+        <w:t xml:space="preserve">2. </w:t>
+      </w:r>
+      <w:r>
+        <w:t>Select the intended .dproj or .dpr project file, or its .groupproj project group. DPH prevents selecting its own project.</w:t>
+      </w:r>
+    </w:p>
+    <w:p>
+      <w:pPr>
+        <w:keepNext/>
+        <w:ind w:left="259" w:hanging="259"/>
+      </w:pPr>
+      <w:r>
+        <w:rPr>
+          <w:b/>
+        </w:rPr>
+        <w:t xml:space="preserve">3. </w:t>
+      </w:r>
+      <w:r>
+        <w:t>In the save dialog, give its lesson database a descriptive name ending in .dphdb. The proposed Databases folder is convenient. Keep the database outside the selected application source folder.</w:t>
+      </w:r>
+    </w:p>
+    <w:p>
+      <w:pPr>
+        <w:keepNext w:val="0"/>
+        <w:ind w:left="259" w:hanging="259"/>
+      </w:pPr>
+      <w:r>
+        <w:rPr>
+          <w:b/>
+        </w:rPr>
+        <w:t xml:space="preserve">4. </w:t>
+      </w:r>
+      <w:r>
+        <w:t>Wait while lessons are prepared. When ready, Learn the project opens. Read the introduction before browsing the object list.</w:t>
+      </w:r>
+    </w:p>
+    <w:p>
+      <w:pPr>
+        <w:pStyle w:val="Heading2"/>
+      </w:pPr>
+      <w:r>
+        <w:t>Open existing lessons</w:t>
+      </w:r>
+    </w:p>
+    <w:p>
+      <w:pPr>
+        <w:keepNext/>
+        <w:ind w:left="259" w:hanging="259"/>
+      </w:pPr>
+      <w:r>
+        <w:rPr>
+          <w:b/>
+        </w:rPr>
+        <w:t xml:space="preserve">1. </w:t>
+      </w:r>
+      <w:r>
+        <w:t>Click Open saved lessons.</w:t>
+      </w:r>
+    </w:p>
+    <w:p>
+      <w:pPr>
+        <w:keepNext/>
+        <w:ind w:left="259" w:hanging="259"/>
+      </w:pPr>
+      <w:r>
+        <w:rPr>
+          <w:b/>
+        </w:rPr>
+        <w:t xml:space="preserve">2. </w:t>
+      </w:r>
+      <w:r>
+        <w:t>Select the supplied .dphdb file. Keep its adjacent folder with the same name plus .views beside it.</w:t>
+      </w:r>
+    </w:p>
+    <w:p>
+      <w:pPr>
+        <w:keepNext w:val="0"/>
+        <w:ind w:left="259" w:hanging="259"/>
+      </w:pPr>
+      <w:r>
+        <w:rPr>
+          <w:b/>
+        </w:rPr>
+        <w:t xml:space="preserve">3. </w:t>
+      </w:r>
+      <w:r>
+        <w:t>Read the application identity and lessons. Saved lessons can be read without the original source. Ask the preparer to reconnect and refresh the source when you need current explanations.</w:t>
+      </w:r>
+    </w:p>
+    <w:p>
+      <w:r>
+        <w:t>One database belongs to one selected application or project group. Open a different database to learn another application. A rejected project selection leaves the current workspace available.</w:t>
+      </w:r>
+    </w:p>
+    <w:p>
+      <w:pPr>
+        <w:pStyle w:val="Heading2"/>
+      </w:pPr>
+      <w:r>
+        <w:t>When preparation needs help</w:t>
+      </w:r>
+    </w:p>
+    <w:p>
+      <w:r>
+        <w:t>If some code could not be explained, ask the author whether all required files were supplied. Prepare lessons contains collapsed source reading settings for that person. Leave them alone unless the author tells you which settings the application requires.</w:t>
+      </w:r>
+    </w:p>
+    <w:p>
+      <w:pPr>
+        <w:pStyle w:val="Heading1"/>
+        <w:pageBreakBefore/>
+      </w:pPr>
+      <w:r>
+        <w:t>Read the learning route</w:t>
+      </w:r>
+    </w:p>
+    <w:p>
+      <w:pPr>
+        <w:pStyle w:val="Heading2"/>
+      </w:pPr>
+      <w:r>
+        <w:t>Begin with purpose and a familiar screen</w:t>
+      </w:r>
+    </w:p>
+    <w:p>
+      <w:pPr>
+        <w:keepNext/>
+        <w:ind w:left="259" w:hanging="259"/>
+      </w:pPr>
+      <w:r>
+        <w:rPr>
+          <w:b/>
+        </w:rPr>
+        <w:t xml:space="preserve">1. </w:t>
+      </w:r>
+      <w:r>
+        <w:t>Choose Learn the project in the top-right selector.</w:t>
+      </w:r>
+    </w:p>
+    <w:p>
+      <w:pPr>
+        <w:keepNext/>
+        <w:ind w:left="259" w:hanging="259"/>
+      </w:pPr>
+      <w:r>
+        <w:rPr>
+          <w:b/>
+        </w:rPr>
+        <w:t xml:space="preserve">2. </w:t>
+      </w:r>
+      <w:r>
+        <w:t>Select Start here in its topic list. Read the application purpose, contributor and review information.</w:t>
+      </w:r>
+    </w:p>
+    <w:p>
+      <w:pPr>
+        <w:keepNext/>
+        <w:ind w:left="259" w:hanging="259"/>
+      </w:pPr>
+      <w:r>
+        <w:rPr>
+          <w:b/>
+        </w:rPr>
+        <w:t xml:space="preserve">3. </w:t>
+      </w:r>
+      <w:r>
+        <w:t>Open Screens and actions. Find a control or action that matters to your first task and follow its link.</w:t>
+      </w:r>
+    </w:p>
+    <w:p>
+      <w:pPr>
+        <w:keepNext w:val="0"/>
+        <w:ind w:left="259" w:hanging="259"/>
+      </w:pPr>
+      <w:r>
+        <w:rPr>
+          <w:b/>
+        </w:rPr>
+        <w:t xml:space="preserve">4. </w:t>
+      </w:r>
+      <w:r>
+        <w:t>Read Understand this selection and Why it matters to the user. Identify the intended user result before following further connections.</w:t>
+      </w:r>
+    </w:p>
+    <w:p>
+      <w:r>
+        <w:t>A missing purpose explanation means someone still needs to supply it. Ask the author for the intended user, the task, an example input and the expected result. A plausible control name does not establish its purpose.</w:t>
+      </w:r>
+    </w:p>
+    <w:p>
+      <w:pPr>
+        <w:pStyle w:val="Heading2"/>
+      </w:pPr>
+      <w:r>
+        <w:t>Choose the next question</w:t>
+      </w:r>
+    </w:p>
+    <w:p>
+      <w:r>
+        <w:t>How it starts introduces initialization. Follow an action connects screen events to operations. Decisions and loops explains choices and repetition. Inputs and results follows information, while How the parts fit introduces units. Each topic includes an exercise to check your understanding.</w:t>
+      </w:r>
+    </w:p>
+    <w:p>
+      <w:r>
+        <w:t>Questions and answers presents saved replies and questions still to ask. Delphi terms explains programming words in ordinary language. Business glossary, in the top-right selector, contains terms particular to the selected application.</w:t>
+      </w:r>
+    </w:p>
+    <w:p>
+      <w:pPr>
+        <w:pStyle w:val="Heading2"/>
+      </w:pPr>
+      <w:r>
+        <w:t>Keep the first lesson small</w:t>
+      </w:r>
+    </w:p>
+    <w:p>
+      <w:r>
+        <w:t>Explain one action in your own words: what starts it, what information it uses, what decision changes its path, and what result the user should check. Return to Start here when you need another route through the material.</w:t>
+      </w:r>
+    </w:p>
+    <w:p>
+      <w:pPr>
+        <w:pStyle w:val="Heading1"/>
+        <w:pageBreakBefore/>
+      </w:pPr>
+      <w:r>
+        <w:t>Read the learning library</w:t>
+      </w:r>
+    </w:p>
+    <w:p>
+      <w:pPr>
+        <w:pStyle w:val="Heading2"/>
+      </w:pPr>
+      <w:r>
+        <w:t>Find an explanation in plain language</w:t>
+      </w:r>
+    </w:p>
+    <w:p>
+      <w:pPr>
+        <w:keepNext/>
+        <w:ind w:left="259" w:hanging="259"/>
+      </w:pPr>
+      <w:r>
+        <w:rPr>
+          <w:b/>
+        </w:rPr>
+        <w:t xml:space="preserve">1. </w:t>
+      </w:r>
+      <w:r>
+        <w:t>Choose Learning library in the top-right selector.</w:t>
+      </w:r>
+    </w:p>
+    <w:p>
+      <w:pPr>
+        <w:keepNext/>
+        <w:ind w:left="259" w:hanging="259"/>
+      </w:pPr>
+      <w:r>
+        <w:rPr>
+          <w:b/>
+        </w:rPr>
+        <w:t xml:space="preserve">2. </w:t>
+      </w:r>
+      <w:r>
+        <w:t>Type a screen, field, question, exact error message, report or phrase into the search box. Clear it to see all explanations.</w:t>
+      </w:r>
+    </w:p>
+    <w:p>
+      <w:pPr>
+        <w:keepNext/>
+        <w:ind w:left="259" w:hanging="259"/>
+      </w:pPr>
+      <w:r>
+        <w:rPr>
+          <w:b/>
+        </w:rPr>
+        <w:t xml:space="preserve">3. </w:t>
+      </w:r>
+      <w:r>
+        <w:t>If necessary, enter your User role. Explanations for All learners remain visible alongside explanations for that role.</w:t>
+      </w:r>
+    </w:p>
+    <w:p>
+      <w:pPr>
+        <w:keepNext/>
+        <w:ind w:left="259" w:hanging="259"/>
+      </w:pPr>
+      <w:r>
+        <w:rPr>
+          <w:b/>
+        </w:rPr>
+        <w:t xml:space="preserve">4. </w:t>
+      </w:r>
+      <w:r>
+        <w:t>Choose an explanation on the left. Read its meaning first, then its worked example, rules and mistakes to avoid, safe help and practice answer. Scroll within the reading area for the rest.</w:t>
+      </w:r>
+    </w:p>
+    <w:p>
+      <w:pPr>
+        <w:keepNext w:val="0"/>
+        <w:ind w:left="259" w:hanging="259"/>
+      </w:pPr>
+      <w:r>
+        <w:rPr>
+          <w:b/>
+        </w:rPr>
+        <w:t xml:space="preserve">5. </w:t>
+      </w:r>
+      <w:r>
+        <w:t>Use Explore related selection when available to open the actual linked control or operation. Use the top-right selector to return to Learning library.</w:t>
+      </w:r>
+    </w:p>
+    <w:p>
+      <w:pPr>
+        <w:keepNext/>
+        <w:jc w:val="center"/>
+      </w:pPr>
+      <w:r>
+        <w:drawing>
+          <ns2:inline>
+            <ns2:extent cx="5852160" cy="3657600"/>
+            <ns2:docPr id="2" name="Picture 2" descr="The actual DPH learning library showing quantity guidance for the supplied Practice order application. Its explanation covers valid whole-item input and a practice answer."/>
+            <ns2:cNvGraphicFramePr>
+              <ns3:graphicFrameLocks noChangeAspect="1"/>
+            </ns2:cNvGraphicFramePr>
+            <ns3:graphic>
+              <ns3:graphicData uri="http://schemas.openxmlformats.org/drawingml/2006/picture">
+                <ns4:pic>
+                  <ns4:nvPicPr>
+                    <ns4:cNvPr id="0" name="learning-completion-practice-library-compact.png"/>
+                    <ns4:cNvPicPr/>
+                  </ns4:nvPicPr>
+                  <ns4:blipFill>
+                    <ns3:blip ns5:embed="rId10"/>
                     <ns3:stretch>
                       <ns3:fillRect/>
                     </ns3:stretch>
@@ -831,7 +919,7 @@
         <w:pStyle w:val="Caption"/>
       </w:pPr>
       <w:r>
-        <w:t>The actual DPH task reader showing a two-step training example. Navigation stays available while the instructions scroll.</w:t>
+        <w:t>The actual DPH learning library showing quantity guidance for the supplied Practice order application. Its explanation covers valid whole-item input and a practice answer.</w:t>
       </w:r>
     </w:p>
     <w:p>
@@ -839,17 +927,17 @@
         <w:pStyle w:val="Heading2"/>
       </w:pPr>
       <w:r>
-        <w:t>Know where the task happens</w:t>
+        <w:t>Choose the question you need answered</w:t>
       </w:r>
     </w:p>
     <w:p>
       <w:r>
-        <w:t>DPH displays instructions; it does not perform the task in the selected application. If practice requires running that application, use the environment and example data approved by its owner. Instructions should identify what is safe to try and what result to expect.</w:t>
+        <w:t>Screen and Field explain what something is for and what to enter. Error or problem and Question and answer explain symptoms and safe next steps. Business rule, Output or report and Setting or option explain why a result differs. Related system, Role or permission, Background work and History or design choice provide context when it helps the task. Learning check provides an exercise and expected answer.</w:t>
       </w:r>
     </w:p>
     <w:p>
       <w:r>
-        <w:t>If the list is empty, ask the preparer to add a common task. Older free-text instructions remain readable, but DPH does not invent steps for them. Instructions awaiting review remain visibly attributed to their contributor.</w:t>
+        <w:t>An explanation belongs to the selected application and keeps its contributor and review status. Unknown means the preparer must obtain an answer. A learning role filters instructions; it does not grant permission to use a production system.</w:t>
       </w:r>
     </w:p>
     <w:p>
@@ -858,7 +946,7 @@
         <w:pageBreakBefore/>
       </w:pPr>
       <w:r>
-        <w:t>Explore screens and terms</w:t>
+        <w:t>Follow an action</w:t>
       </w:r>
     </w:p>
     <w:p>
@@ -866,16 +954,12 @@
         <w:pStyle w:val="Heading2"/>
       </w:pPr>
       <w:r>
-        <w:t>Recognize the two kinds of image</w:t>
+        <w:t>From a control to the responding operation</w:t>
       </w:r>
     </w:p>
     <w:p>
-      <w:r>
-        <w:t>Form designs reconstruct controls from the saved layout. They help identify names and connections, but styles, custom controls and runtime changes can make the running screen look different. Screenshots contains separately supplied images. Read the contributor and caption before treating an image as the current screen.</w:t>
-      </w:r>
-    </w:p>
-    <w:p>
-      <w:pPr>
+      <w:pPr>
+        <w:keepNext/>
         <w:ind w:left="259" w:hanging="259"/>
       </w:pPr>
       <w:r>
@@ -885,11 +969,12 @@
         <w:t xml:space="preserve">1. </w:t>
       </w:r>
       <w:r>
-        <w:t>Choose Form designs for a saved layout, or Screenshots for supplied images.</w:t>
+        <w:t>Open Learn the project and choose Screens and actions or Follow an action.</w:t>
       </w:r>
     </w:p>
     <w:p>
       <w:pPr>
+        <w:keepNext/>
         <w:ind w:left="259" w:hanging="259"/>
       </w:pPr>
       <w:r>
@@ -899,11 +984,12 @@
         <w:t xml:space="preserve">2. </w:t>
       </w:r>
       <w:r>
-        <w:t>Select the form or image. Use the available fit, native-size or zoom controls to make the relevant area readable.</w:t>
+        <w:t>Follow a control or event link. In Explain, read the selection name and role. An event connects an action, such as a click, to a responding operation.</w:t>
       </w:r>
     </w:p>
     <w:p>
       <w:pPr>
+        <w:keepNext/>
         <w:ind w:left="259" w:hanging="259"/>
       </w:pPr>
       <w:r>
@@ -913,11 +999,12 @@
         <w:t xml:space="preserve">3. </w:t>
       </w:r>
       <w:r>
-        <w:t>Open a control explanation. Read any saved label, typing guidance, input limit or availability information.</w:t>
+        <w:t>Follow the responding operation. Read its supplied purpose, then Follow what happens next.</w:t>
       </w:r>
     </w:p>
     <w:p>
       <w:pPr>
+        <w:keepNext/>
         <w:ind w:left="259" w:hanging="259"/>
       </w:pPr>
       <w:r>
@@ -927,20 +1014,27 @@
         <w:t xml:space="preserve">4. </w:t>
       </w:r>
       <w:r>
-        <w:t>Relate that information to the task. Ask about behavior that changes while the application runs.</w:t>
+        <w:t>Read Choices and stopping points when present. Compare its actual condition with the explanation of the alternatives.</w:t>
       </w:r>
     </w:p>
     <w:p>
       <w:pPr>
-        <w:pStyle w:val="Heading2"/>
-      </w:pPr>
-      <w:r>
-        <w:t>Learn the vocabulary</w:t>
+        <w:keepNext w:val="0"/>
+        <w:ind w:left="259" w:hanging="259"/>
+      </w:pPr>
+      <w:r>
+        <w:rPr>
+          <w:b/>
+        </w:rPr>
+        <w:t xml:space="preserve">5. </w:t>
+      </w:r>
+      <w:r>
+        <w:t>Follow one next operation and describe why the application needs that work. Use Back to return.</w:t>
       </w:r>
     </w:p>
     <w:p>
       <w:r>
-        <w:t>Choose Business glossary and search for a term used in the task. Read its definition, aliases and application context. A definition awaiting review still needs checking. Use Delphi terms in Learn the project for words such as form, event, procedure and unit.</w:t>
+        <w:t>An object with no supported next connection may still do useful work. Ask the author or inspect the related source with someone who understands it.</w:t>
       </w:r>
     </w:p>
     <w:p>
@@ -948,21 +1042,26 @@
         <w:pStyle w:val="Heading2"/>
       </w:pPr>
       <w:r>
-        <w:t>Supply a useful screenshot</w:t>
+        <w:t>Open deeper detail when it answers your question</w:t>
       </w:r>
     </w:p>
     <w:p>
       <w:r>
-        <w:t>The preparer can choose Screenshots, enter a named contributor and a caption describing the context, and click Import PNG to select an existing PNG. Select the relevant object first if the image should be associated with it. DPH copies the image into managed storage; it does not automatically launch or capture the selected application.</w:t>
+        <w:t>Optional: read the code walkthrough and source details expands the supporting source explanation, trace and diagram. Keep it closed while learning the user task. An uncertain connection needs checking; a diagram describes possible paths rather than a recording of a successful run.</w:t>
       </w:r>
     </w:p>
     <w:p>
+      <w:r>
+        <w:t>The left object list finds names directly. Double-click an object to open its explanation. The labeled Selection details pane identifies the selection when visible. Drag the dividers to resize the panes. In a restored window, scroll the command strip if a button is outside the visible width.</w:t>
+      </w:r>
+    </w:p>
+    <w:p>
       <w:pPr>
         <w:pStyle w:val="Heading1"/>
         <w:pageBreakBefore/>
       </w:pPr>
       <w:r>
-        <w:t>Prepare useful lessons</w:t>
+        <w:t>Learn a task</w:t>
       </w:r>
     </w:p>
     <w:p>
@@ -970,18 +1069,109 @@
         <w:pStyle w:val="Heading2"/>
       </w:pPr>
       <w:r>
-        <w:t>Describe the application</w:t>
+        <w:t>Follow the prepared steps</w:t>
       </w:r>
     </w:p>
     <w:p>
       <w:pPr>
         <w:keepNext/>
+        <w:ind w:left="259" w:hanging="259"/>
+      </w:pPr>
+      <w:r>
+        <w:rPr>
+          <w:b/>
+        </w:rPr>
+        <w:t xml:space="preserve">1. </w:t>
+      </w:r>
+      <w:r>
+        <w:t>Choose Learn a task in the top-right selector.</w:t>
+      </w:r>
+    </w:p>
+    <w:p>
+      <w:pPr>
+        <w:keepNext/>
+        <w:ind w:left="259" w:hanging="259"/>
+      </w:pPr>
+      <w:r>
+        <w:rPr>
+          <w:b/>
+        </w:rPr>
+        <w:t xml:space="preserve">2. </w:t>
+      </w:r>
+      <w:r>
+        <w:t>Select a saved task from the left list. Type part of its name to narrow the list. More tasks loads another page when available.</w:t>
+      </w:r>
+    </w:p>
+    <w:p>
+      <w:pPr>
+        <w:keepNext/>
+        <w:ind w:left="259" w:hanging="259"/>
+      </w:pPr>
+      <w:r>
+        <w:rPr>
+          <w:b/>
+        </w:rPr>
+        <w:t xml:space="preserve">3. </w:t>
+      </w:r>
+      <w:r>
+        <w:t>Select a task, scrolling the task list if necessary. Open Before you begin and task context. Read the purpose, contributor, review state and prerequisites, then collapse it again to give the steps more space.</w:t>
+      </w:r>
+    </w:p>
+    <w:p>
+      <w:pPr>
+        <w:keepNext/>
+        <w:ind w:left="259" w:hanging="259"/>
+      </w:pPr>
+      <w:r>
+        <w:rPr>
+          <w:b/>
+        </w:rPr>
+        <w:t xml:space="preserve">4. </w:t>
+      </w:r>
+      <w:r>
+        <w:t>Read the action and its expected result. Scroll within the instructions to see the result and further material.</w:t>
+      </w:r>
+    </w:p>
+    <w:p>
+      <w:pPr>
+        <w:keepNext/>
+        <w:ind w:left="259" w:hanging="259"/>
+      </w:pPr>
+      <w:r>
+        <w:rPr>
+          <w:b/>
+        </w:rPr>
+        <w:t xml:space="preserve">5. </w:t>
+      </w:r>
+      <w:r>
+        <w:t>Click Next step to continue. Previous step returns to an earlier instruction; Start again returns to the first step.</w:t>
+      </w:r>
+    </w:p>
+    <w:p>
+      <w:pPr>
+        <w:keepNext w:val="0"/>
+        <w:ind w:left="259" w:hanging="259"/>
+      </w:pPr>
+      <w:r>
+        <w:rPr>
+          <w:b/>
+        </w:rPr>
+        <w:t xml:space="preserve">6. </w:t>
+      </w:r>
+      <w:r>
+        <w:t>At the last step, compare the overall expected result and read the recovery and practice instructions. Explain how you would recognize a correct outcome.</w:t>
+      </w:r>
+    </w:p>
+    <w:p>
+      <w:pPr>
+        <w:keepNext/>
+        <w:jc w:val="center"/>
       </w:pPr>
       <w:r>
         <w:drawing>
           <ns2:inline>
-            <ns2:extent cx="5852160" cy="3962400"/>
-            <ns2:docPr id="2" name="Picture 2" descr="Prepare lessons provides direct buttons for the application description and task instructions. Source reading settings start collapsed."/>
+            <ns2:extent cx="5852160" cy="3657600"/>
+            <ns2:docPr id="3" name="Picture 3" descr="The actual DPH reader presenting a supplied Practice order task. The learner has checked one result and is reading the next step."/>
             <ns2:cNvGraphicFramePr>
               <ns3:graphicFrameLocks noChangeAspect="1"/>
             </ns2:cNvGraphicFramePr>
@@ -989,11 +1179,11 @@
               <ns3:graphicData uri="http://schemas.openxmlformats.org/drawingml/2006/picture">
                 <ns4:pic>
                   <ns4:nvPicPr>
-                    <ns4:cNvPr id="0" name="learning-guides-prepare-lessons.png"/>
+                    <ns4:cNvPr id="0" name="learning-completion-practice-task-compact.png"/>
                     <ns4:cNvPicPr/>
                   </ns4:nvPicPr>
                   <ns4:blipFill>
-                    <ns3:blip ns5:embed="rId10"/>
+                    <ns3:blip ns5:embed="rId11"/>
                     <ns3:stretch>
                       <ns3:fillRect/>
                     </ns3:stretch>
@@ -1001,7 +1191,7 @@
                   <ns4:spPr>
                     <ns3:xfrm>
                       <ns3:off x="0" y="0"/>
-                      <ns3:ext cx="5852160" cy="3962400"/>
+                      <ns3:ext cx="5852160" cy="3657600"/>
                     </ns3:xfrm>
                     <ns3:prstGeom prst="rect"/>
                   </ns4:spPr>
@@ -1017,11 +1207,33 @@
         <w:pStyle w:val="Caption"/>
       </w:pPr>
       <w:r>
-        <w:t>Prepare lessons provides direct buttons for the application description and task instructions. Source reading settings start collapsed.</w:t>
+        <w:t>The actual DPH reader presenting a supplied Practice order task. The learner has checked one result and is reading the next step.</w:t>
       </w:r>
     </w:p>
     <w:p>
       <w:pPr>
+        <w:pStyle w:val="Heading2"/>
+      </w:pPr>
+      <w:r>
+        <w:t>Choose a role and learning path</w:t>
+      </w:r>
+    </w:p>
+    <w:p>
+      <w:r>
+        <w:t>User role filters tasks prepared for a named role; tasks without a restricted role stay available. Learning path selects a named sequence. Lessons appear in the order set by the preparer. Read Before you begin for prerequisites and complete the earlier lesson when instructed.</w:t>
+      </w:r>
+    </w:p>
+    <w:p>
+      <w:pPr>
+        <w:pStyle w:val="Heading2"/>
+      </w:pPr>
+      <w:r>
+        <w:t>Save your place</w:t>
+      </w:r>
+    </w:p>
+    <w:p>
+      <w:pPr>
+        <w:keepNext/>
         <w:ind w:left="259" w:hanging="259"/>
       </w:pPr>
       <w:r>
@@ -1031,11 +1243,12 @@
         <w:t xml:space="preserve">1. </w:t>
       </w:r>
       <w:r>
-        <w:t>Open the application lessons and click Prepare lessons.</w:t>
+        <w:t>Enter your name in Your name for saved progress.</w:t>
       </w:r>
     </w:p>
     <w:p>
       <w:pPr>
+        <w:keepNext/>
         <w:ind w:left="259" w:hanging="259"/>
       </w:pPr>
       <w:r>
@@ -1045,11 +1258,12 @@
         <w:t xml:space="preserve">2. </w:t>
       </w:r>
       <w:r>
-        <w:t>Click Describe this application. Enter the contributor and a purpose explaining who uses the application and what it helps them accomplish.</w:t>
+        <w:t>After checking the result for the current step, click I checked this result. DPH saves that check and moves to the next step.</w:t>
       </w:r>
     </w:p>
     <w:p>
       <w:pPr>
+        <w:keepNext/>
         <w:ind w:left="259" w:hanging="259"/>
       </w:pPr>
       <w:r>
@@ -1059,11 +1273,12 @@
         <w:t xml:space="preserve">3. </w:t>
       </w:r>
       <w:r>
-        <w:t>Complete relevant ownership, support and architecture information. Leave genuinely unknown answers marked Unknown.</w:t>
+        <w:t>Return to the task using the same name to resume at its next unchecked step. Previous step and Next step let you read without claiming completion.</w:t>
       </w:r>
     </w:p>
     <w:p>
       <w:pPr>
+        <w:keepNext w:val="0"/>
         <w:ind w:left="259" w:hanging="259"/>
       </w:pPr>
       <w:r>
@@ -1073,19 +1288,57 @@
         <w:t xml:space="preserve">4. </w:t>
       </w:r>
       <w:r>
-        <w:t>Click Apply to Knowledge draft. This returns to Saved explanations. Click Save there. Applying the dialog alone does not save it.</w:t>
+        <w:t>Use Clear my progress if you want to repeat the checks. Start again returns the reader to the first step without clearing your saved checks.</w:t>
       </w:r>
     </w:p>
     <w:p>
-      <w:pPr>
-        <w:pStyle w:val="Heading2"/>
-      </w:pPr>
-      <w:r>
-        <w:t>Prepare a common task</w:t>
+      <w:r>
+        <w:t>Progress is personal to this computer, learner name, application and instruction revision. Changed instructions require fresh checks. The count records what you checked; it is not proof of understanding, a recorded run or permission to perform a live task.</w:t>
       </w:r>
     </w:p>
     <w:p>
       <w:pPr>
+        <w:pStyle w:val="Heading2"/>
+      </w:pPr>
+      <w:r>
+        <w:t>Know where the task happens</w:t>
+      </w:r>
+    </w:p>
+    <w:p>
+      <w:r>
+        <w:t>DPH displays instructions; it does not perform the task in the selected application. If practice requires running that application, use the environment and example data approved by its owner. Instructions should identify what is safe to try and what result to expect.</w:t>
+      </w:r>
+    </w:p>
+    <w:p>
+      <w:r>
+        <w:t>If the list is empty, ask the preparer to add a common task. Older free-text instructions remain readable, but DPH does not invent steps for them. Instructions awaiting review remain visibly attributed to their contributor.</w:t>
+      </w:r>
+    </w:p>
+    <w:p>
+      <w:pPr>
+        <w:pStyle w:val="Heading1"/>
+        <w:pageBreakBefore/>
+      </w:pPr>
+      <w:r>
+        <w:t>Explore screens and terms</w:t>
+      </w:r>
+    </w:p>
+    <w:p>
+      <w:pPr>
+        <w:pStyle w:val="Heading2"/>
+      </w:pPr>
+      <w:r>
+        <w:t>Recognize the two kinds of image</w:t>
+      </w:r>
+    </w:p>
+    <w:p>
+      <w:r>
+        <w:t>Form designs reconstruct controls from the saved layout. They help identify names and connections, but styles, custom controls and runtime changes can make the running screen look different. Screenshots contains separately supplied images. Read the contributor and caption before treating an image as the current screen.</w:t>
+      </w:r>
+    </w:p>
+    <w:p>
+      <w:pPr>
+        <w:keepNext/>
         <w:ind w:left="259" w:hanging="259"/>
       </w:pPr>
       <w:r>
@@ -1095,11 +1348,12 @@
         <w:t xml:space="preserve">1. </w:t>
       </w:r>
       <w:r>
-        <w:t>In Prepare lessons, click Prepare task instructions. Alternatively, choose Prepare a new task in Learn a task.</w:t>
+        <w:t>Choose Form designs for a saved layout, or Screenshots for supplied images.</w:t>
       </w:r>
     </w:p>
     <w:p>
       <w:pPr>
+        <w:keepNext/>
         <w:ind w:left="259" w:hanging="259"/>
       </w:pPr>
       <w:r>
@@ -1109,11 +1363,12 @@
         <w:t xml:space="preserve">2. </w:t>
       </w:r>
       <w:r>
-        <w:t>Enter the contributor, task name, what the learner will accomplish and the prerequisites.</w:t>
+        <w:t>Select the form or image. Use the available fit, native-size or zoom controls to make the relevant area readable.</w:t>
       </w:r>
     </w:p>
     <w:p>
       <w:pPr>
+        <w:keepNext/>
         <w:ind w:left="259" w:hanging="259"/>
       </w:pPr>
       <w:r>
@@ -1123,11 +1378,12 @@
         <w:t xml:space="preserve">3. </w:t>
       </w:r>
       <w:r>
-        <w:t>Describe the whole task result, recovery guidance and a practice exercise. Enter Unknown for a result that needs confirmation.</w:t>
+        <w:t>Open a control explanation. Read any saved label, typing guidance, input limit or availability information.</w:t>
       </w:r>
     </w:p>
     <w:p>
       <w:pPr>
+        <w:keepNext w:val="0"/>
         <w:ind w:left="259" w:hanging="259"/>
       </w:pPr>
       <w:r>
@@ -1137,11 +1393,256 @@
         <w:t xml:space="preserve">4. </w:t>
       </w:r>
       <w:r>
-        <w:t>Scroll to Steps in the order the learner follows. Click New step, enter the action and expected result, then Keep step.</w:t>
+        <w:t>Relate that information to the task. Ask about behavior that changes while the application runs.</w:t>
       </w:r>
     </w:p>
     <w:p>
       <w:pPr>
+        <w:pStyle w:val="Heading2"/>
+      </w:pPr>
+      <w:r>
+        <w:t>Learn the vocabulary</w:t>
+      </w:r>
+    </w:p>
+    <w:p>
+      <w:r>
+        <w:t>Choose Business glossary and search for a term used in the task. Read its definition, aliases and application context. A definition awaiting review still needs checking. Use Delphi terms in Learn the project for words such as form, event, procedure and unit.</w:t>
+      </w:r>
+    </w:p>
+    <w:p>
+      <w:pPr>
+        <w:pStyle w:val="Heading2"/>
+      </w:pPr>
+      <w:r>
+        <w:t>Supply a useful screenshot</w:t>
+      </w:r>
+    </w:p>
+    <w:p>
+      <w:r>
+        <w:t>The preparer can choose Screenshots, enter a named contributor and a caption describing the context, choose Screenshot, Sample output or Other teaching image, and click Import an existing PNG screenshot. Select the relevant object first if the image should be associated with it. DPH copies the image into managed storage; it does not automatically launch or capture the selected application.</w:t>
+      </w:r>
+    </w:p>
+    <w:p>
+      <w:pPr>
+        <w:pStyle w:val="Heading2"/>
+      </w:pPr>
+      <w:r>
+        <w:t>Read and prepare picture callouts</w:t>
+      </w:r>
+    </w:p>
+    <w:p>
+      <w:pPr>
+        <w:keepNext/>
+        <w:ind w:left="259" w:hanging="259"/>
+      </w:pPr>
+      <w:r>
+        <w:rPr>
+          <w:b/>
+        </w:rPr>
+        <w:t xml:space="preserve">1. </w:t>
+      </w:r>
+      <w:r>
+        <w:t>Select a supplied picture in Screenshots. Numbered points identify explanations in the legend below it.</w:t>
+      </w:r>
+    </w:p>
+    <w:p>
+      <w:pPr>
+        <w:keepNext/>
+        <w:ind w:left="259" w:hanging="259"/>
+      </w:pPr>
+      <w:r>
+        <w:rPr>
+          <w:b/>
+        </w:rPr>
+        <w:t xml:space="preserve">2. </w:t>
+      </w:r>
+      <w:r>
+        <w:t>Read what each point means. Open Learning library to find its full worked example and practice answer.</w:t>
+      </w:r>
+    </w:p>
+    <w:p>
+      <w:pPr>
+        <w:keepNext/>
+        <w:ind w:left="259" w:hanging="259"/>
+      </w:pPr>
+      <w:r>
+        <w:rPr>
+          <w:b/>
+        </w:rPr>
+        <w:t xml:space="preserve">3. </w:t>
+      </w:r>
+      <w:r>
+        <w:t>To prepare a new callout, click the relevant point on the picture, then Explain this point.</w:t>
+      </w:r>
+    </w:p>
+    <w:p>
+      <w:pPr>
+        <w:keepNext w:val="0"/>
+        <w:ind w:left="259" w:hanging="259"/>
+      </w:pPr>
+      <w:r>
+        <w:rPr>
+          <w:b/>
+        </w:rPr>
+        <w:t xml:space="preserve">4. </w:t>
+      </w:r>
+      <w:r>
+        <w:t>Complete the teaching fields and contributor, then Save explanation. Return to Screenshots and select the picture to read its numbered legend.</w:t>
+      </w:r>
+    </w:p>
+    <w:p>
+      <w:r>
+        <w:t>Callouts remain anchored when the image is resized or zoomed. They do not change the original image. A supplied sample output can explain expected fields or totals without being presented as a reconstructed screen.</w:t>
+      </w:r>
+    </w:p>
+    <w:p>
+      <w:pPr>
+        <w:pStyle w:val="Heading1"/>
+        <w:pageBreakBefore/>
+      </w:pPr>
+      <w:r>
+        <w:t>Prepare useful lessons</w:t>
+      </w:r>
+    </w:p>
+    <w:p>
+      <w:pPr>
+        <w:pStyle w:val="Heading2"/>
+      </w:pPr>
+      <w:r>
+        <w:t>Describe the application</w:t>
+      </w:r>
+    </w:p>
+    <w:p>
+      <w:pPr>
+        <w:keepNext/>
+        <w:ind w:left="259" w:hanging="259"/>
+      </w:pPr>
+      <w:r>
+        <w:rPr>
+          <w:b/>
+        </w:rPr>
+        <w:t xml:space="preserve">1. </w:t>
+      </w:r>
+      <w:r>
+        <w:t>Open the application lessons and click Prepare lessons.</w:t>
+      </w:r>
+    </w:p>
+    <w:p>
+      <w:pPr>
+        <w:keepNext/>
+        <w:ind w:left="259" w:hanging="259"/>
+      </w:pPr>
+      <w:r>
+        <w:rPr>
+          <w:b/>
+        </w:rPr>
+        <w:t xml:space="preserve">2. </w:t>
+      </w:r>
+      <w:r>
+        <w:t>Click Describe this application. Enter the contributor and a purpose explaining who uses the application and what it helps them accomplish.</w:t>
+      </w:r>
+    </w:p>
+    <w:p>
+      <w:pPr>
+        <w:keepNext/>
+        <w:ind w:left="259" w:hanging="259"/>
+      </w:pPr>
+      <w:r>
+        <w:rPr>
+          <w:b/>
+        </w:rPr>
+        <w:t xml:space="preserve">3. </w:t>
+      </w:r>
+      <w:r>
+        <w:t>Complete relevant ownership, support and architecture information. Leave genuinely unknown answers marked Unknown.</w:t>
+      </w:r>
+    </w:p>
+    <w:p>
+      <w:pPr>
+        <w:keepNext w:val="0"/>
+        <w:ind w:left="259" w:hanging="259"/>
+      </w:pPr>
+      <w:r>
+        <w:rPr>
+          <w:b/>
+        </w:rPr>
+        <w:t xml:space="preserve">4. </w:t>
+      </w:r>
+      <w:r>
+        <w:t>Click Apply to Knowledge draft. This returns to Saved explanations. Click Save there. Applying the dialog alone does not save it.</w:t>
+      </w:r>
+    </w:p>
+    <w:p>
+      <w:pPr>
+        <w:pStyle w:val="Heading2"/>
+      </w:pPr>
+      <w:r>
+        <w:t>Prepare a common task</w:t>
+      </w:r>
+    </w:p>
+    <w:p>
+      <w:pPr>
+        <w:keepNext/>
+        <w:ind w:left="259" w:hanging="259"/>
+      </w:pPr>
+      <w:r>
+        <w:rPr>
+          <w:b/>
+        </w:rPr>
+        <w:t xml:space="preserve">1. </w:t>
+      </w:r>
+      <w:r>
+        <w:t>In Prepare lessons, click Prepare task instructions. Alternatively, choose Prepare a new task in Learn a task.</w:t>
+      </w:r>
+    </w:p>
+    <w:p>
+      <w:pPr>
+        <w:keepNext/>
+        <w:ind w:left="259" w:hanging="259"/>
+      </w:pPr>
+      <w:r>
+        <w:rPr>
+          <w:b/>
+        </w:rPr>
+        <w:t xml:space="preserve">2. </w:t>
+      </w:r>
+      <w:r>
+        <w:t>Enter the contributor, task name, what the learner will accomplish and the prerequisites.</w:t>
+      </w:r>
+    </w:p>
+    <w:p>
+      <w:pPr>
+        <w:keepNext/>
+        <w:ind w:left="259" w:hanging="259"/>
+      </w:pPr>
+      <w:r>
+        <w:rPr>
+          <w:b/>
+        </w:rPr>
+        <w:t xml:space="preserve">3. </w:t>
+      </w:r>
+      <w:r>
+        <w:t>Enter an optional User role and Learning path name. Set Lesson order to a whole number from 1 to 10000; lower numbers appear first within that path.</w:t>
+      </w:r>
+    </w:p>
+    <w:p>
+      <w:pPr>
+        <w:keepNext/>
+        <w:ind w:left="259" w:hanging="259"/>
+      </w:pPr>
+      <w:r>
+        <w:rPr>
+          <w:b/>
+        </w:rPr>
+        <w:t xml:space="preserve">4. </w:t>
+      </w:r>
+      <w:r>
+        <w:t>Describe the whole task result, recovery guidance and a practice exercise. Enter Unknown for a result that needs confirmation.</w:t>
+      </w:r>
+    </w:p>
+    <w:p>
+      <w:pPr>
+        <w:keepNext/>
         <w:ind w:left="259" w:hanging="259"/>
       </w:pPr>
       <w:r>
@@ -1151,11 +1652,12 @@
         <w:t xml:space="preserve">5. </w:t>
       </w:r>
       <w:r>
-        <w:t>Repeat for each step. Select a step to edit it. Keep step accepts the edit; Undo step edit discards the unsaved step edit. Move up and Move down reorder steps. Remove step removes the selected step from this draft.</w:t>
+        <w:t>Scroll to Steps in the order the learner follows. Click New step, enter the action and expected result, then Keep step.</w:t>
       </w:r>
     </w:p>
     <w:p>
       <w:pPr>
+        <w:keepNext/>
         <w:ind w:left="259" w:hanging="259"/>
       </w:pPr>
       <w:r>
@@ -1165,46 +1667,40 @@
         <w:t xml:space="preserve">6. </w:t>
       </w:r>
       <w:r>
-        <w:t>Click Save task. DPH saves the instructions and returns to their first step in Learn a task. Cancel changes discards the task draft.</w:t>
+        <w:t>Repeat for each step. Select a step to edit it. Keep step accepts the edit; Undo step edit discards the unsaved step edit. Move up and Move down reorder steps. Remove step removes the selected step from this draft.</w:t>
       </w:r>
     </w:p>
     <w:p>
-      <w:r>
-        <w:t>Keep one action and one observable result in each step. Explain what to do when the result differs. A saved task retains its name; create a new task when you need a different identity.</w:t>
+      <w:pPr>
+        <w:keepNext w:val="0"/>
+        <w:ind w:left="259" w:hanging="259"/>
+      </w:pPr>
+      <w:r>
+        <w:rPr>
+          <w:b/>
+        </w:rPr>
+        <w:t xml:space="preserve">7. </w:t>
+      </w:r>
+      <w:r>
+        <w:t>Click Save task. DPH saves the instructions and returns to their first step in Learn a task. Cancel changes discards the task draft.</w:t>
       </w:r>
     </w:p>
     <w:p>
-      <w:pPr>
-        <w:pStyle w:val="Heading2"/>
-      </w:pPr>
-      <w:r>
-        <w:t>Explain a button or business term</w:t>
+      <w:r>
+        <w:t>Keep one action and one observable result in each step. Explain what to do when the result differs. A saved task retains its name; create a new task when you need a different identity.</w:t>
       </w:r>
     </w:p>
     <w:p>
-      <w:r>
-        <w:t>Choose Action purposes in the preparation selector, select an action and open its editor. Supply the user purpose and instructions, click Apply explanation draft, then Save in Saved explanations. For a term, choose Business glossary, New term, complete its definition and context, then Apply to Knowledge draft and Save.</w:t>
+      <w:pPr>
+        <w:pStyle w:val="Heading2"/>
+      </w:pPr>
+      <w:r>
+        <w:t>Prepare a teaching explanation</w:t>
       </w:r>
     </w:p>
     <w:p>
       <w:pPr>
-        <w:pStyle w:val="Heading1"/>
-        <w:pageBreakBefore/>
-      </w:pPr>
-      <w:r>
-        <w:t>Ask questions and review answers</w:t>
-      </w:r>
-    </w:p>
-    <w:p>
-      <w:pPr>
-        <w:pStyle w:val="Heading2"/>
-      </w:pPr>
-      <w:r>
-        <w:t>Record an author answer</w:t>
-      </w:r>
-    </w:p>
-    <w:p>
-      <w:pPr>
+        <w:keepNext/>
         <w:ind w:left="259" w:hanging="259"/>
       </w:pPr>
       <w:r>
@@ -1214,11 +1710,12 @@
         <w:t xml:space="preserve">1. </w:t>
       </w:r>
       <w:r>
-        <w:t>Click Prepare lessons and choose Author questions in its selector, or follow Open Author questions from Questions and answers.</w:t>
+        <w:t>Choose Learning library, then Prepare an explanation. Select the relevant source object first if the explanation should link to it.</w:t>
       </w:r>
     </w:p>
     <w:p>
       <w:pPr>
+        <w:keepNext/>
         <w:ind w:left="259" w:hanging="259"/>
       </w:pPr>
       <w:r>
@@ -1228,11 +1725,12 @@
         <w:t xml:space="preserve">2. </w:t>
       </w:r>
       <w:r>
-        <w:t>Select a question and read its prompt. Inspect evidence opens supporting source detail when needed.</w:t>
+        <w:t>Choose the teaching topic and enter the person supplying the explanation.</w:t>
       </w:r>
     </w:p>
     <w:p>
       <w:pPr>
+        <w:keepNext/>
         <w:ind w:left="259" w:hanging="259"/>
       </w:pPr>
       <w:r>
@@ -1242,11 +1740,12 @@
         <w:t xml:space="preserve">3. </w:t>
       </w:r>
       <w:r>
-        <w:t>Click Record author answer. In Saved explanations, enter the contributor and write the reply after Answer:. Keep the question for context.</w:t>
+        <w:t>Enter a short topic name, the user role or All learners, and what the subject means and why it matters.</w:t>
       </w:r>
     </w:p>
     <w:p>
       <w:pPr>
+        <w:keepNext/>
         <w:ind w:left="259" w:hanging="259"/>
       </w:pPr>
       <w:r>
@@ -1256,38 +1755,55 @@
         <w:t xml:space="preserve">4. </w:t>
       </w:r>
       <w:r>
-        <w:t>Click Save. Return to Learn the project, Questions and answers to read the reply.</w:t>
+        <w:t>Supply a worked example, valid input or interpreted sample output. State units, limits, permission requirements and mistakes to avoid.</w:t>
       </w:r>
     </w:p>
     <w:p>
       <w:pPr>
-        <w:pStyle w:val="Heading2"/>
-      </w:pPr>
-      <w:r>
-        <w:t>Save another explanation</w:t>
+        <w:keepNext/>
+        <w:ind w:left="259" w:hanging="259"/>
+      </w:pPr>
+      <w:r>
+        <w:rPr>
+          <w:b/>
+        </w:rPr>
+        <w:t xml:space="preserve">5. </w:t>
+      </w:r>
+      <w:r>
+        <w:t>Explain the safe next step when the result differs and who can help. Add a practice question or exercise with its expected answer.</w:t>
       </w:r>
     </w:p>
     <w:p>
-      <w:r>
-        <w:t>In Saved explanations, click New. Enter a descriptive title, named author and explanation. Choose a suitable kind, such as user_help or troubleshooting, then Save. Selecting a saved explanation displays its content for editing. Saving an edit creates a new revision and preserves the previous one.</w:t>
+      <w:pPr>
+        <w:keepNext w:val="0"/>
+        <w:ind w:left="259" w:hanging="259"/>
+      </w:pPr>
+      <w:r>
+        <w:rPr>
+          <w:b/>
+        </w:rPr>
+        <w:t xml:space="preserve">6. </w:t>
+      </w:r>
+      <w:r>
+        <w:t>Click Save explanation. The learning library opens the saved contribution. To revise it later, select it and choose Edit explanation. Its saved name identifies the same explanation.</w:t>
       </w:r>
     </w:p>
     <w:p>
-      <w:pPr>
-        <w:pStyle w:val="Heading2"/>
-      </w:pPr>
-      <w:r>
-        <w:t>Review separately</w:t>
+      <w:r>
+        <w:t>Do not replace an unknown business rule with a guess. Enter Unknown in an unanswered field, obtain the answer from someone who knows the application and save the corrected explanation. Saving preserves attribution and does not perform independent review.</w:t>
       </w:r>
     </w:p>
     <w:p>
-      <w:r>
-        <w:t>Saving does not mean someone checked the explanation. A knowledgeable reviewer should compare it with source or an approved example, select the saved record, enter their own name and choose Verify review. Current-source verification needs attached, current source. Rejected or retired records remain in history and are not presented as current task lessons.</w:t>
+      <w:pPr>
+        <w:pStyle w:val="Heading2"/>
+      </w:pPr>
+      <w:r>
+        <w:t>Explain a button or business term</w:t>
       </w:r>
     </w:p>
     <w:p>
       <w:r>
-        <w:t>Source changes can make an explanation need review again. Refreshing source cannot confirm business knowledge. If DPH asks you to save or discard a draft before switching, finish that draft or discard it explicitly.</w:t>
+        <w:t>Choose Action purposes in the preparation selector, select an action and open its editor. Supply the user purpose and instructions, click Apply explanation draft, then Save in Saved explanations. For a term, choose Business glossary, New term, complete its definition and context, then Apply to Knowledge draft and Save.</w:t>
       </w:r>
     </w:p>
     <w:p>
@@ -1296,7 +1812,7 @@
         <w:pageBreakBefore/>
       </w:pPr>
       <w:r>
-        <w:t>Share and preserve lessons</w:t>
+        <w:t>Ask questions and review answers</w:t>
       </w:r>
     </w:p>
     <w:p>
@@ -1304,11 +1820,12 @@
         <w:pStyle w:val="Heading2"/>
       </w:pPr>
       <w:r>
-        <w:t>Create a learning edition</w:t>
+        <w:t>Record an author answer</w:t>
       </w:r>
     </w:p>
     <w:p>
       <w:pPr>
+        <w:keepNext/>
         <w:ind w:left="259" w:hanging="259"/>
       </w:pPr>
       <w:r>
@@ -1318,11 +1835,12 @@
         <w:t xml:space="preserve">1. </w:t>
       </w:r>
       <w:r>
-        <w:t>Save open lesson edits. Click Prepare lessons and choose Publish.</w:t>
+        <w:t>Click Prepare lessons and choose Author questions in its selector, or follow Open Author questions from Questions and answers.</w:t>
       </w:r>
     </w:p>
     <w:p>
       <w:pPr>
+        <w:keepNext/>
         <w:ind w:left="259" w:hanging="259"/>
       </w:pPr>
       <w:r>
@@ -1332,11 +1850,12 @@
         <w:t xml:space="preserve">2. </w:t>
       </w:r>
       <w:r>
-        <w:t>Click Share lessons. In the save dialog, choose a location outside the selected application source folder and enter a new folder name. Do not choose an existing destination.</w:t>
+        <w:t>Select a question and read its prompt. Inspect evidence opens supporting source detail when needed.</w:t>
       </w:r>
     </w:p>
     <w:p>
       <w:pPr>
+        <w:keepNext/>
         <w:ind w:left="259" w:hanging="259"/>
       </w:pPr>
       <w:r>
@@ -1346,11 +1865,12 @@
         <w:t xml:space="preserve">3. </w:t>
       </w:r>
       <w:r>
-        <w:t>Wait for the saved-edition message, then click Preview lessons.</w:t>
+        <w:t>Click Record author answer. In Saved explanations, enter the contributor and write the reply after Answer:. Keep the question for context.</w:t>
       </w:r>
     </w:p>
     <w:p>
       <w:pPr>
+        <w:keepNext w:val="0"/>
         <w:ind w:left="259" w:hanging="259"/>
       </w:pPr>
       <w:r>
@@ -1360,11 +1880,120 @@
         <w:t xml:space="preserve">4. </w:t>
       </w:r>
       <w:r>
-        <w:t>Open learning.html in the resulting folder to read it in a browser. Start here begins the route; Task walkthroughs contains supplied ordered instructions.</w:t>
+        <w:t>Click Save. Return to Learn the project, Questions and answers to read the reply.</w:t>
       </w:r>
     </w:p>
     <w:p>
       <w:pPr>
+        <w:pStyle w:val="Heading2"/>
+      </w:pPr>
+      <w:r>
+        <w:t>Save another explanation</w:t>
+      </w:r>
+    </w:p>
+    <w:p>
+      <w:r>
+        <w:t>In Saved explanations, click New. Enter a descriptive title, named author and explanation. Choose a suitable kind, such as user_help or troubleshooting, then Save. Selecting a saved explanation displays its content for editing. Saving an edit creates a new revision and preserves the previous one.</w:t>
+      </w:r>
+    </w:p>
+    <w:p>
+      <w:pPr>
+        <w:pStyle w:val="Heading2"/>
+      </w:pPr>
+      <w:r>
+        <w:t>Review separately</w:t>
+      </w:r>
+    </w:p>
+    <w:p>
+      <w:r>
+        <w:t>Saving does not mean someone checked the explanation. A knowledgeable reviewer should compare it with source or an approved example, select the saved record, enter their own name and choose Verify review. Current-source verification needs attached, current source. Rejected or retired records remain in history and are not presented as current task lessons.</w:t>
+      </w:r>
+    </w:p>
+    <w:p>
+      <w:r>
+        <w:t>Source changes can make an explanation need review again. Refreshing source cannot confirm business knowledge. If DPH asks you to save or discard a draft before switching, finish that draft or discard it explicitly.</w:t>
+      </w:r>
+    </w:p>
+    <w:p>
+      <w:pPr>
+        <w:pStyle w:val="Heading1"/>
+        <w:pageBreakBefore/>
+      </w:pPr>
+      <w:r>
+        <w:t>Share and preserve lessons</w:t>
+      </w:r>
+    </w:p>
+    <w:p>
+      <w:pPr>
+        <w:pStyle w:val="Heading2"/>
+      </w:pPr>
+      <w:r>
+        <w:t>Create a learning edition</w:t>
+      </w:r>
+    </w:p>
+    <w:p>
+      <w:pPr>
+        <w:keepNext/>
+        <w:ind w:left="259" w:hanging="259"/>
+      </w:pPr>
+      <w:r>
+        <w:rPr>
+          <w:b/>
+        </w:rPr>
+        <w:t xml:space="preserve">1. </w:t>
+      </w:r>
+      <w:r>
+        <w:t>Save open lesson edits. Click Prepare lessons and choose Publish.</w:t>
+      </w:r>
+    </w:p>
+    <w:p>
+      <w:pPr>
+        <w:keepNext/>
+        <w:ind w:left="259" w:hanging="259"/>
+      </w:pPr>
+      <w:r>
+        <w:rPr>
+          <w:b/>
+        </w:rPr>
+        <w:t xml:space="preserve">2. </w:t>
+      </w:r>
+      <w:r>
+        <w:t>Click Share lessons. In the save dialog, choose a location outside the selected application source folder and enter a new folder name. Do not choose an existing destination.</w:t>
+      </w:r>
+    </w:p>
+    <w:p>
+      <w:pPr>
+        <w:keepNext/>
+        <w:ind w:left="259" w:hanging="259"/>
+      </w:pPr>
+      <w:r>
+        <w:rPr>
+          <w:b/>
+        </w:rPr>
+        <w:t xml:space="preserve">3. </w:t>
+      </w:r>
+      <w:r>
+        <w:t>Wait for the saved-edition message, then click Preview lessons.</w:t>
+      </w:r>
+    </w:p>
+    <w:p>
+      <w:pPr>
+        <w:keepNext/>
+        <w:ind w:left="259" w:hanging="259"/>
+      </w:pPr>
+      <w:r>
+        <w:rPr>
+          <w:b/>
+        </w:rPr>
+        <w:t xml:space="preserve">4. </w:t>
+      </w:r>
+      <w:r>
+        <w:t>Open learning.html in the resulting folder to read it in a browser. Start here begins the route; Task walkthroughs contains supplied ordered instructions.</w:t>
+      </w:r>
+    </w:p>
+    <w:p>
+      <w:pPr>
+        <w:keepNext w:val="0"/>
         <w:ind w:left="259" w:hanging="259"/>
       </w:pPr>
       <w:r>
@@ -1458,6 +2087,7 @@
     </w:p>
     <w:p>
       <w:pPr>
+        <w:keepNext/>
         <w:ind w:left="259" w:hanging="259"/>
       </w:pPr>
       <w:r>
@@ -1472,6 +2102,7 @@
     </w:p>
     <w:p>
       <w:pPr>
+        <w:keepNext/>
         <w:ind w:left="259" w:hanging="259"/>
       </w:pPr>
       <w:r>
@@ -1486,6 +2117,7 @@
     </w:p>
     <w:p>
       <w:pPr>
+        <w:keepNext/>
         <w:ind w:left="259" w:hanging="259"/>
       </w:pPr>
       <w:r>
@@ -1500,6 +2132,7 @@
     </w:p>
     <w:p>
       <w:pPr>
+        <w:keepNext/>
         <w:ind w:left="259" w:hanging="259"/>
       </w:pPr>
       <w:r>
@@ -1514,6 +2147,7 @@
     </w:p>
     <w:p>
       <w:pPr>
+        <w:keepNext/>
         <w:ind w:left="259" w:hanging="259"/>
       </w:pPr>
       <w:r>
@@ -1528,6 +2162,7 @@
     </w:p>
     <w:p>
       <w:pPr>
+        <w:keepNext w:val="0"/>
         <w:ind w:left="259" w:hanging="259"/>
       </w:pPr>
       <w:r>
@@ -1546,7 +2181,7 @@
       </w:r>
     </w:p>
     <w:sectPr>
-      <w:footerReference w:type="default" ns5:id="rId11"/>
+      <w:footerReference w:type="default" ns5:id="rId12"/>
       <w:pgSz w:w="12240" w:h="15840"/>
       <w:pgMar w:top="1080" w:right="1152" w:bottom="1080" w:left="1152" w:header="720" w:footer="720" w:gutter="0"/>
       <w:cols w:space="720"/>

--- a/docs/guides/DPH_User_Guide.docx
+++ b/docs/guides/DPH_User_Guide.docx
@@ -15,12 +15,12 @@
         <w:pStyle w:val="Subtitle"/>
       </w:pPr>
       <w:r>
-        <w:t>Learn an application and prepare useful lessons</w:t>
-      </w:r>
-    </w:p>
-    <w:p>
-      <w:r>
-        <w:t>Experimental Windows desktop software</w:t>
+        <w:t>Detailed Windows desktop manual</w:t>
+      </w:r>
+    </w:p>
+    <w:p>
+      <w:r>
+        <w:t>Guide edition 42</w:t>
       </w:r>
     </w:p>
     <w:p>
@@ -30,7 +30,17 @@
     </w:p>
     <w:p>
       <w:r>
-        <w:t>Read in order for your first session. Later, use the contents to find a particular procedure.</w:t>
+        <w:t>From opening the application to preparing reviewing and sharing complete lessons</w:t>
+      </w:r>
+    </w:p>
+    <w:p>
+      <w:r>
+        <w:t>Experimental software</w:t>
+      </w:r>
+    </w:p>
+    <w:p>
+      <w:r>
+        <w:t>This manual describes Delphi Project Handoff. Lessons about a selected Delphi application are separate material displayed and published by the program.</w:t>
       </w:r>
     </w:p>
     <w:p>
@@ -49,7 +59,7 @@
     <w:p>
       <w:r>
         <w:fldChar w:fldCharType="begin"/>
-        <w:instrText xml:space="preserve"> TOC \o "1-1" \h \z \u </w:instrText>
+        <w:instrText xml:space="preserve"> TOC \o "1-2" \h \z \u </w:instrText>
       </w:r>
     </w:p>
     <w:p>
@@ -59,13 +69,13 @@
     </w:p>
     <w:p>
       <w:pPr>
-        <w:spacing w:after="120"/>
+        <w:pStyle w:val="TOC1"/>
         <w:tabs>
           <w:tab w:val="right" w:leader="dot" w:pos="9360"/>
         </w:tabs>
       </w:pPr>
       <w:r>
-        <w:t>Getting started</w:t>
+        <w:t>Part I Starting with no prior knowledge</w:t>
       </w:r>
       <w:r>
         <w:tab/>
@@ -74,58 +84,58 @@
     </w:p>
     <w:p>
       <w:pPr>
-        <w:spacing w:after="120"/>
+        <w:pStyle w:val="TOC2"/>
         <w:tabs>
           <w:tab w:val="right" w:leader="dot" w:pos="9360"/>
         </w:tabs>
       </w:pPr>
       <w:r>
-        <w:t>Practice with a supplied example</w:t>
+        <w:t>1 About this guide and the application</w:t>
       </w:r>
       <w:r>
         <w:tab/>
-        <w:t>4</w:t>
-      </w:r>
-    </w:p>
-    <w:p>
-      <w:pPr>
-        <w:spacing w:after="120"/>
+        <w:t>3</w:t>
+      </w:r>
+    </w:p>
+    <w:p>
+      <w:pPr>
+        <w:pStyle w:val="TOC2"/>
         <w:tabs>
           <w:tab w:val="right" w:leader="dot" w:pos="9360"/>
         </w:tabs>
       </w:pPr>
       <w:r>
-        <w:t>Choose an application</w:t>
+        <w:t>2 Unpack open and close DPH</w:t>
       </w:r>
       <w:r>
         <w:tab/>
-        <w:t>5</w:t>
-      </w:r>
-    </w:p>
-    <w:p>
-      <w:pPr>
-        <w:spacing w:after="120"/>
+        <w:t>4</w:t>
+      </w:r>
+    </w:p>
+    <w:p>
+      <w:pPr>
+        <w:pStyle w:val="TOC2"/>
         <w:tabs>
           <w:tab w:val="right" w:leader="dot" w:pos="9360"/>
         </w:tabs>
       </w:pPr>
       <w:r>
-        <w:t>Read the learning route</w:t>
+        <w:t>3 Find your way around the main window</w:t>
       </w:r>
       <w:r>
         <w:tab/>
-        <w:t>6</w:t>
-      </w:r>
-    </w:p>
-    <w:p>
-      <w:pPr>
-        <w:spacing w:after="120"/>
+        <w:t>5</w:t>
+      </w:r>
+    </w:p>
+    <w:p>
+      <w:pPr>
+        <w:pStyle w:val="TOC1"/>
         <w:tabs>
           <w:tab w:val="right" w:leader="dot" w:pos="9360"/>
         </w:tabs>
       </w:pPr>
       <w:r>
-        <w:t>Read the learning library</w:t>
+        <w:t>Part II Complete your first learning session</w:t>
       </w:r>
       <w:r>
         <w:tab/>
@@ -134,103 +144,118 @@
     </w:p>
     <w:p>
       <w:pPr>
-        <w:spacing w:after="120"/>
+        <w:pStyle w:val="TOC2"/>
         <w:tabs>
           <w:tab w:val="right" w:leader="dot" w:pos="9360"/>
         </w:tabs>
       </w:pPr>
       <w:r>
-        <w:t>Follow an action</w:t>
+        <w:t>4 Open the supplied practice lessons</w:t>
       </w:r>
       <w:r>
         <w:tab/>
-        <w:t>8</w:t>
-      </w:r>
-    </w:p>
-    <w:p>
-      <w:pPr>
-        <w:spacing w:after="120"/>
+        <w:t>7</w:t>
+      </w:r>
+    </w:p>
+    <w:p>
+      <w:pPr>
+        <w:pStyle w:val="TOC2"/>
         <w:tabs>
           <w:tab w:val="right" w:leader="dot" w:pos="9360"/>
         </w:tabs>
       </w:pPr>
       <w:r>
-        <w:t>Learn a task</w:t>
+        <w:t>5 Follow the First day learning path</w:t>
       </w:r>
       <w:r>
         <w:tab/>
-        <w:t>9</w:t>
-      </w:r>
-    </w:p>
-    <w:p>
-      <w:pPr>
-        <w:spacing w:after="120"/>
+        <w:t>8</w:t>
+      </w:r>
+    </w:p>
+    <w:p>
+      <w:pPr>
+        <w:pStyle w:val="TOC2"/>
         <w:tabs>
           <w:tab w:val="right" w:leader="dot" w:pos="9360"/>
         </w:tabs>
       </w:pPr>
       <w:r>
-        <w:t>Explore screens and terms</w:t>
+        <w:t>6 Save your place and check understanding</w:t>
       </w:r>
       <w:r>
         <w:tab/>
-        <w:t>11</w:t>
-      </w:r>
-    </w:p>
-    <w:p>
-      <w:pPr>
-        <w:spacing w:after="120"/>
+        <w:t>10</w:t>
+      </w:r>
+    </w:p>
+    <w:p>
+      <w:pPr>
+        <w:pStyle w:val="TOC2"/>
         <w:tabs>
           <w:tab w:val="right" w:leader="dot" w:pos="9360"/>
         </w:tabs>
       </w:pPr>
       <w:r>
-        <w:t>Prepare useful lessons</w:t>
+        <w:t>7 Open lessons for your own application</w:t>
       </w:r>
       <w:r>
         <w:tab/>
-        <w:t>12</w:t>
-      </w:r>
-    </w:p>
-    <w:p>
-      <w:pPr>
-        <w:spacing w:after="120"/>
+        <w:t>11</w:t>
+      </w:r>
+    </w:p>
+    <w:p>
+      <w:pPr>
+        <w:pStyle w:val="TOC1"/>
         <w:tabs>
           <w:tab w:val="right" w:leader="dot" w:pos="9360"/>
         </w:tabs>
       </w:pPr>
       <w:r>
-        <w:t>Ask questions and review answers</w:t>
+        <w:t>Part III Learn screens actions and application knowledge</w:t>
       </w:r>
       <w:r>
         <w:tab/>
-        <w:t>14</w:t>
-      </w:r>
-    </w:p>
-    <w:p>
-      <w:pPr>
-        <w:spacing w:after="120"/>
+        <w:t>13</w:t>
+      </w:r>
+    </w:p>
+    <w:p>
+      <w:pPr>
+        <w:pStyle w:val="TOC2"/>
         <w:tabs>
           <w:tab w:val="right" w:leader="dot" w:pos="9360"/>
         </w:tabs>
       </w:pPr>
       <w:r>
-        <w:t>Share and preserve lessons</w:t>
+        <w:t>8 Read the twelve learning topics</w:t>
       </w:r>
       <w:r>
         <w:tab/>
-        <w:t>15</w:t>
-      </w:r>
-    </w:p>
-    <w:p>
-      <w:pPr>
-        <w:spacing w:after="120"/>
+        <w:t>13</w:t>
+      </w:r>
+    </w:p>
+    <w:p>
+      <w:pPr>
+        <w:pStyle w:val="TOC2"/>
         <w:tabs>
           <w:tab w:val="right" w:leader="dot" w:pos="9360"/>
         </w:tabs>
       </w:pPr>
       <w:r>
-        <w:t>Solve problems and check learning</w:t>
+        <w:t>9 Use the learning library as a practical reference</w:t>
+      </w:r>
+      <w:r>
+        <w:tab/>
+        <w:t>14</w:t>
+      </w:r>
+    </w:p>
+    <w:p>
+      <w:pPr>
+        <w:pStyle w:val="TOC2"/>
+        <w:tabs>
+          <w:tab w:val="right" w:leader="dot" w:pos="9360"/>
+        </w:tabs>
+      </w:pPr>
+      <w:r>
+        <w:t>10 Follow a visible action into its explanation</w:t>
       </w:r>
       <w:r>
         <w:tab/>
@@ -238,6 +263,306 @@
       </w:r>
     </w:p>
     <w:p>
+      <w:pPr>
+        <w:pStyle w:val="TOC2"/>
+        <w:tabs>
+          <w:tab w:val="right" w:leader="dot" w:pos="9360"/>
+        </w:tabs>
+      </w:pPr>
+      <w:r>
+        <w:t>11 Read form designs and graphs</w:t>
+      </w:r>
+      <w:r>
+        <w:tab/>
+        <w:t>17</w:t>
+      </w:r>
+    </w:p>
+    <w:p>
+      <w:pPr>
+        <w:pStyle w:val="TOC2"/>
+        <w:tabs>
+          <w:tab w:val="right" w:leader="dot" w:pos="9360"/>
+        </w:tabs>
+      </w:pPr>
+      <w:r>
+        <w:t>12 Read pictures sample outputs and callouts</w:t>
+      </w:r>
+      <w:r>
+        <w:tab/>
+        <w:t>19</w:t>
+      </w:r>
+    </w:p>
+    <w:p>
+      <w:pPr>
+        <w:pStyle w:val="TOC2"/>
+        <w:tabs>
+          <w:tab w:val="right" w:leader="dot" w:pos="9360"/>
+        </w:tabs>
+      </w:pPr>
+      <w:r>
+        <w:t>13 Search objects evidence and explanations</w:t>
+      </w:r>
+      <w:r>
+        <w:tab/>
+        <w:t>20</w:t>
+      </w:r>
+    </w:p>
+    <w:p>
+      <w:pPr>
+        <w:pStyle w:val="TOC2"/>
+        <w:tabs>
+          <w:tab w:val="right" w:leader="dot" w:pos="9360"/>
+        </w:tabs>
+      </w:pPr>
+      <w:r>
+        <w:t>14 Read business terms questions and saved knowledge</w:t>
+      </w:r>
+      <w:r>
+        <w:tab/>
+        <w:t>21</w:t>
+      </w:r>
+    </w:p>
+    <w:p>
+      <w:pPr>
+        <w:pStyle w:val="TOC1"/>
+        <w:tabs>
+          <w:tab w:val="right" w:leader="dot" w:pos="9360"/>
+        </w:tabs>
+      </w:pPr>
+      <w:r>
+        <w:t>Part IV Prepare complete lessons for another person</w:t>
+      </w:r>
+      <w:r>
+        <w:tab/>
+        <w:t>23</w:t>
+      </w:r>
+    </w:p>
+    <w:p>
+      <w:pPr>
+        <w:pStyle w:val="TOC2"/>
+        <w:tabs>
+          <w:tab w:val="right" w:leader="dot" w:pos="9360"/>
+        </w:tabs>
+      </w:pPr>
+      <w:r>
+        <w:t>15 Describe the selected application</w:t>
+      </w:r>
+      <w:r>
+        <w:tab/>
+        <w:t>23</w:t>
+      </w:r>
+    </w:p>
+    <w:p>
+      <w:pPr>
+        <w:pStyle w:val="TOC2"/>
+        <w:tabs>
+          <w:tab w:val="right" w:leader="dot" w:pos="9360"/>
+        </w:tabs>
+      </w:pPr>
+      <w:r>
+        <w:t>16 Prepare ordered tasks and learning paths</w:t>
+      </w:r>
+      <w:r>
+        <w:tab/>
+        <w:t>25</w:t>
+      </w:r>
+    </w:p>
+    <w:p>
+      <w:pPr>
+        <w:pStyle w:val="TOC2"/>
+        <w:tabs>
+          <w:tab w:val="right" w:leader="dot" w:pos="9360"/>
+        </w:tabs>
+      </w:pPr>
+      <w:r>
+        <w:t>17 Prepare detailed teaching explanations</w:t>
+      </w:r>
+      <w:r>
+        <w:tab/>
+        <w:t>27</w:t>
+      </w:r>
+    </w:p>
+    <w:p>
+      <w:pPr>
+        <w:pStyle w:val="TOC2"/>
+        <w:tabs>
+          <w:tab w:val="right" w:leader="dot" w:pos="9360"/>
+        </w:tabs>
+      </w:pPr>
+      <w:r>
+        <w:t>18 Add glossary terms action purposes and answers</w:t>
+      </w:r>
+      <w:r>
+        <w:tab/>
+        <w:t>29</w:t>
+      </w:r>
+    </w:p>
+    <w:p>
+      <w:pPr>
+        <w:pStyle w:val="TOC2"/>
+        <w:tabs>
+          <w:tab w:val="right" w:leader="dot" w:pos="9360"/>
+        </w:tabs>
+      </w:pPr>
+      <w:r>
+        <w:t>19 Save review and link contributions</w:t>
+      </w:r>
+      <w:r>
+        <w:tab/>
+        <w:t>30</w:t>
+      </w:r>
+    </w:p>
+    <w:p>
+      <w:pPr>
+        <w:pStyle w:val="TOC1"/>
+        <w:tabs>
+          <w:tab w:val="right" w:leader="dot" w:pos="9360"/>
+        </w:tabs>
+      </w:pPr>
+      <w:r>
+        <w:t>Part V Maintain share and recover learning material</w:t>
+      </w:r>
+      <w:r>
+        <w:tab/>
+        <w:t>32</w:t>
+      </w:r>
+    </w:p>
+    <w:p>
+      <w:pPr>
+        <w:pStyle w:val="TOC2"/>
+        <w:tabs>
+          <w:tab w:val="right" w:leader="dot" w:pos="9360"/>
+        </w:tabs>
+      </w:pPr>
+      <w:r>
+        <w:t>20 Reopen refresh and relocate lessons</w:t>
+      </w:r>
+      <w:r>
+        <w:tab/>
+        <w:t>32</w:t>
+      </w:r>
+    </w:p>
+    <w:p>
+      <w:pPr>
+        <w:pStyle w:val="TOC2"/>
+        <w:tabs>
+          <w:tab w:val="right" w:leader="dot" w:pos="9360"/>
+        </w:tabs>
+      </w:pPr>
+      <w:r>
+        <w:t>21 Share an offline learning edition</w:t>
+      </w:r>
+      <w:r>
+        <w:tab/>
+        <w:t>33</w:t>
+      </w:r>
+    </w:p>
+    <w:p>
+      <w:pPr>
+        <w:pStyle w:val="TOC2"/>
+        <w:tabs>
+          <w:tab w:val="right" w:leader="dot" w:pos="9360"/>
+        </w:tabs>
+      </w:pPr>
+      <w:r>
+        <w:t>22 Preserve lesson databases and pictures</w:t>
+      </w:r>
+      <w:r>
+        <w:tab/>
+        <w:t>34</w:t>
+      </w:r>
+    </w:p>
+    <w:p>
+      <w:pPr>
+        <w:pStyle w:val="TOC2"/>
+        <w:tabs>
+          <w:tab w:val="right" w:leader="dot" w:pos="9360"/>
+        </w:tabs>
+      </w:pPr>
+      <w:r>
+        <w:t>23 Source reading settings for a preparer</w:t>
+      </w:r>
+      <w:r>
+        <w:tab/>
+        <w:t>35</w:t>
+      </w:r>
+    </w:p>
+    <w:p>
+      <w:pPr>
+        <w:pStyle w:val="TOC2"/>
+        <w:tabs>
+          <w:tab w:val="right" w:leader="dot" w:pos="9360"/>
+        </w:tabs>
+      </w:pPr>
+      <w:r>
+        <w:t>24 Troubleshooting by symptom</w:t>
+      </w:r>
+      <w:r>
+        <w:tab/>
+        <w:t>36</w:t>
+      </w:r>
+    </w:p>
+    <w:p>
+      <w:pPr>
+        <w:pStyle w:val="TOC1"/>
+        <w:tabs>
+          <w:tab w:val="right" w:leader="dot" w:pos="9360"/>
+        </w:tabs>
+      </w:pPr>
+      <w:r>
+        <w:t>Part VI Reference and independent practice</w:t>
+      </w:r>
+      <w:r>
+        <w:tab/>
+        <w:t>38</w:t>
+      </w:r>
+    </w:p>
+    <w:p>
+      <w:pPr>
+        <w:pStyle w:val="TOC2"/>
+        <w:tabs>
+          <w:tab w:val="right" w:leader="dot" w:pos="9360"/>
+        </w:tabs>
+      </w:pPr>
+      <w:r>
+        <w:t>25 Control reference by purpose</w:t>
+      </w:r>
+      <w:r>
+        <w:tab/>
+        <w:t>38</w:t>
+      </w:r>
+    </w:p>
+    <w:p>
+      <w:pPr>
+        <w:pStyle w:val="TOC2"/>
+        <w:tabs>
+          <w:tab w:val="right" w:leader="dot" w:pos="9360"/>
+        </w:tabs>
+      </w:pPr>
+      <w:r>
+        <w:t>26 Glossary for the DPH learner</w:t>
+      </w:r>
+      <w:r>
+        <w:tab/>
+        <w:t>39</w:t>
+      </w:r>
+    </w:p>
+    <w:p>
+      <w:pPr>
+        <w:pStyle w:val="TOC2"/>
+        <w:tabs>
+          <w:tab w:val="right" w:leader="dot" w:pos="9360"/>
+        </w:tabs>
+      </w:pPr>
+      <w:r>
+        <w:t>27 A complete independent learning exercise</w:t>
+      </w:r>
+      <w:r>
+        <w:tab/>
+        <w:t>39</w:t>
+      </w:r>
+    </w:p>
+    <w:p>
       <w:r>
         <w:fldChar w:fldCharType="end"/>
       </w:r>
@@ -248,39 +573,146 @@
         <w:pageBreakBefore/>
       </w:pPr>
       <w:r>
-        <w:t>Getting started</w:t>
+        <w:t>Part I Starting with no prior knowledge</w:t>
       </w:r>
     </w:p>
     <w:p>
       <w:pPr>
         <w:pStyle w:val="Heading2"/>
-      </w:pPr>
-      <w:r>
-        <w:t>What this guide helps you do</w:t>
-      </w:r>
-    </w:p>
-    <w:p>
-      <w:r>
-        <w:t>Delphi Project Handoff (DPH) helps you learn an unfamiliar Delphi application. You choose that application, read its purpose, follow its screens and actions, and study instructions supplied by someone who knows it. You can then investigate how a particular action reaches the code that performs the work.</w:t>
-      </w:r>
-    </w:p>
-    <w:p>
-      <w:r>
-        <w:t>This guide is for the learner and the person preparing lessons. Begin with one common task. You do not need to understand every source file or compiler setting before you start.</w:t>
+        <w:pageBreakBefore w:val="0"/>
+        <w:spacing w:before="260"/>
+      </w:pPr>
+      <w:r>
+        <w:t>1 About this guide and the application</w:t>
+      </w:r>
+    </w:p>
+    <w:p>
+      <w:pPr>
+        <w:pStyle w:val="Heading3"/>
+      </w:pPr>
+      <w:r>
+        <w:t>1.1 What you will learn</w:t>
+      </w:r>
+    </w:p>
+    <w:p>
+      <w:r>
+        <w:t>Delphi Project Handoff, abbreviated DPH throughout this guide, is a Windows desktop learning application. It helps you study a Delphi program you have not used or maintained before. You can begin with the program's purpose, learn the meaning of a screen or field, follow a prepared task, and then investigate the source connections behind a visible action. This guide teaches you how to use DPH itself. Lessons displayed inside DPH teach you about the particular application you have selected.</w:t>
+      </w:r>
+    </w:p>
+    <w:p>
+      <w:r>
+        <w:t>Those two subjects are different. For example, this guide explains how to open Learning library. A teaching explanation inside Learning library might explain the Quantity field in an order program. Knowing how to open the library does not establish the order program's business rules; the selected application's source and knowledgeable contributors provide that information.</w:t>
+      </w:r>
+    </w:p>
+    <w:p>
+      <w:r>
+        <w:t>Read Parts I and II in order for your first session. Part III teaches investigation of screens and actions. Part IV explains how to prepare lessons for somebody else. Part V covers saving, sharing, recovery and more advanced preparation. The final reference chapters let you look up terminology and repeat a complete learning exercise without rereading the book.</w:t>
+      </w:r>
+    </w:p>
+    <w:p>
+      <w:pPr>
+        <w:pStyle w:val="Heading3"/>
+      </w:pPr>
+      <w:r>
+        <w:t>1.2 Choose the right route for your role</w:t>
+      </w:r>
+    </w:p>
+    <w:p>
+      <w:r>
+        <w:t>A learner reads lessons and checks understanding. Start with the supplied practice example, then read one task for your own application. You do not need to understand Delphi code or source-reading settings to begin.</w:t>
+      </w:r>
+    </w:p>
+    <w:p>
+      <w:r>
+        <w:t>A lesson preparer supplies the information that source files cannot explain on their own: intended users, task prerequisites, field meanings, examples, expected outcomes and safe recovery instructions. Follow the learner route first so that you understand what your contributions will look like. Then use Part IV to prepare and review them.</w:t>
+      </w:r>
+    </w:p>
+    <w:p>
+      <w:r>
+        <w:t>A maintainer may also investigate source objects, source-reading settings and stale lessons. Those activities are described toward the end, after the ordinary learning workflows. Building or modifying DPH belongs in the separate Engineering Guide.</w:t>
+      </w:r>
+    </w:p>
+    <w:p>
+      <w:pPr>
+        <w:pStyle w:val="Heading3"/>
+      </w:pPr>
+      <w:r>
+        <w:t>1.3 What DPH reads and what you supply</w:t>
+      </w:r>
+    </w:p>
+    <w:p>
+      <w:r>
+        <w:t>Delphi source includes project files, Pascal units and form definitions. DPH reads supported declarations, controls, events, operations and relationships from those files. It can show that a button's click event is connected to a named operation and that a captured condition changes the next path. It does not run the selected program to observe a successful transaction.</w:t>
+      </w:r>
+    </w:p>
+    <w:p>
+      <w:r>
+        <w:t>People contribute purpose, business language, instructions and real pictures. DPH keeps those explanations attributed to their contributors and records review separately. A missing explanation is a question to resolve, rather than an invitation to guess. A useful lesson combines the supported source connection with an explanation of what that connection means to the user.</w:t>
+      </w:r>
+    </w:p>
+    <w:p>
+      <w:pPr>
+        <w:pStyle w:val="Heading3"/>
+      </w:pPr>
+      <w:r>
+        <w:t>1.4 Conventions used in the procedures</w:t>
+      </w:r>
+    </w:p>
+    <w:p>
+      <w:r>
+        <w:t>Control names such as Choose application and Save task are written exactly as they appear in DPH. Click means press the left mouse button once. Double-click means press it twice quickly. Select means choose a list row, a file or an option before continuing. Type means enter text in the named field.</w:t>
+      </w:r>
+    </w:p>
+    <w:p>
+      <w:r>
+        <w:t>Each procedure states where to begin, what to do and what result to check. If a named control is outside the visible area, maximize the window or use that area's scroll bar. Do not substitute a similarly named button in another page. For example, Save task saves an entire task; Keep step only accepts the current step edit into its draft.</w:t>
       </w:r>
     </w:p>
     <w:p>
       <w:pPr>
         <w:pStyle w:val="Heading2"/>
-      </w:pPr>
-      <w:r>
-        <w:t>Start DPH</w:t>
-      </w:r>
-    </w:p>
-    <w:p>
-      <w:pPr>
-        <w:keepNext/>
-        <w:ind w:left="259" w:hanging="259"/>
+        <w:pageBreakBefore w:val="0"/>
+        <w:spacing w:before="440"/>
+      </w:pPr>
+      <w:r>
+        <w:t>2 Unpack open and close DPH</w:t>
+      </w:r>
+    </w:p>
+    <w:p>
+      <w:pPr>
+        <w:pStyle w:val="Heading3"/>
+      </w:pPr>
+      <w:r>
+        <w:t>2.1 Recognize the delivered files</w:t>
+      </w:r>
+    </w:p>
+    <w:p>
+      <w:r>
+        <w:t>The desktop delivery is a ZIP archive containing DelphiProjectHandoff.exe and supporting folders. The executable is the file you open to start DPH. The help folder contains local user help, docs contains the manuals and directions, migrations contains files required to open lesson databases, and samples contains the supplied practice material. WebView2Loader.dll supports the embedded browser used for formatted learning pages.</w:t>
+      </w:r>
+    </w:p>
+    <w:p>
+      <w:r>
+        <w:t>Keep this folder together. Copying only the executable to another location can leave DPH without migrations, help or its practice lessons. Microsoft WebView2 Runtime is a separate Windows prerequisite; the loader file is not a replacement for that runtime. If formatted pages cannot open, see Chapter 24 before moving or deleting anything.</w:t>
+      </w:r>
+    </w:p>
+    <w:p>
+      <w:pPr>
+        <w:pStyle w:val="Heading3"/>
+      </w:pPr>
+      <w:r>
+        <w:t>2.2 Extract the ZIP with File Explorer</w:t>
+      </w:r>
+    </w:p>
+    <w:p>
+      <w:r>
+        <w:t>Before you begin, locate the desktop ZIP supplied for DPH and choose a local destination where you can save files. Avoid a temporary location that will be cleared automatically. You need write access because DPH stores lessons and working material separately from the selected source.</w:t>
+      </w:r>
+    </w:p>
+    <w:p>
+      <w:pPr>
+        <w:keepLines/>
+        <w:ind w:left="317" w:hanging="317"/>
       </w:pPr>
       <w:r>
         <w:rPr>
@@ -289,13 +721,13 @@
         <w:t xml:space="preserve">1. </w:t>
       </w:r>
       <w:r>
-        <w:t>Extract the supplied DPH package into a local folder where you can save files. Open the extracted folder rather than running from inside the ZIP file.</w:t>
-      </w:r>
-    </w:p>
-    <w:p>
-      <w:pPr>
-        <w:keepNext/>
-        <w:ind w:left="259" w:hanging="259"/>
+        <w:t>Locate the ZIP in File Explorer. Right-click it and choose Extract All.</w:t>
+      </w:r>
+    </w:p>
+    <w:p>
+      <w:pPr>
+        <w:keepLines/>
+        <w:ind w:left="317" w:hanging="317"/>
       </w:pPr>
       <w:r>
         <w:rPr>
@@ -304,13 +736,13 @@
         <w:t xml:space="preserve">2. </w:t>
       </w:r>
       <w:r>
-        <w:t>Double-click DelphiProjectHandoff.exe. Keep the other supplied files and folders together. The window opens maximized and displays Getting started.</w:t>
-      </w:r>
-    </w:p>
-    <w:p>
-      <w:pPr>
-        <w:keepNext/>
-        <w:ind w:left="259" w:hanging="259"/>
+        <w:t>Choose the destination folder. Leave the option to show extracted files enabled if File Explorer offers it, then start extraction.</w:t>
+      </w:r>
+    </w:p>
+    <w:p>
+      <w:pPr>
+        <w:keepLines/>
+        <w:ind w:left="317" w:hanging="317"/>
       </w:pPr>
       <w:r>
         <w:rPr>
@@ -319,13 +751,13 @@
         <w:t xml:space="preserve">3. </w:t>
       </w:r>
       <w:r>
-        <w:t>Read Your first ten minutes. Click Getting started in the header whenever you want to return to these directions.</w:t>
-      </w:r>
-    </w:p>
-    <w:p>
-      <w:pPr>
-        <w:keepNext w:val="0"/>
-        <w:ind w:left="259" w:hanging="259"/>
+        <w:t>Wait until extraction finishes. Open the extracted folder and locate DelphiProjectHandoff.exe.</w:t>
+      </w:r>
+    </w:p>
+    <w:p>
+      <w:pPr>
+        <w:keepLines/>
+        <w:ind w:left="317" w:hanging="317"/>
       </w:pPr>
       <w:r>
         <w:rPr>
@@ -334,53 +766,26 @@
         <w:t xml:space="preserve">4. </w:t>
       </w:r>
       <w:r>
-        <w:t>If lessons have already been prepared, click Open saved lessons. Otherwise, begin with the supplied practice example or the Choose an application chapter.</w:t>
-      </w:r>
-    </w:p>
-    <w:p>
-      <w:r>
-        <w:t>The top-right selector chooses a learning page. Prepare lessons is a separate button for adding introductions, tasks, answers and images. The bottom status line tells you what DPH is doing.</w:t>
-      </w:r>
-    </w:p>
-    <w:p>
-      <w:pPr>
-        <w:pStyle w:val="Heading2"/>
-      </w:pPr>
-      <w:r>
-        <w:t>Understand the lessons</w:t>
-      </w:r>
-    </w:p>
-    <w:p>
-      <w:r>
-        <w:t>DPH reads supplied source and form files without changing or running the selected application. These files reveal many connections, but they do not contain every business reason or operating procedure. Named contributions supply that knowledge. When an explanation is unavailable, DPH leaves a question to answer.</w:t>
-      </w:r>
-    </w:p>
-    <w:p>
-      <w:pPr>
-        <w:pStyle w:val="Heading1"/>
-        <w:pageBreakBefore/>
-      </w:pPr>
-      <w:r>
-        <w:t>Practice with a supplied example</w:t>
-      </w:r>
-    </w:p>
-    <w:p>
-      <w:pPr>
-        <w:pStyle w:val="Heading2"/>
-      </w:pPr>
-      <w:r>
-        <w:t>Open the practice lessons</w:t>
-      </w:r>
-    </w:p>
-    <w:p>
-      <w:r>
-        <w:t>The supplied Practice order application is small enough to understand one complete task. Its prepared lessons explain the inputs, calculation, tax option, errors and displayed result. It does not save orders or transfer money.</w:t>
-      </w:r>
-    </w:p>
-    <w:p>
-      <w:pPr>
-        <w:keepNext/>
-        <w:ind w:left="259" w:hanging="259"/>
+        <w:t>Check that migrations, help, docs and samples are also present. If they are missing, return to the ZIP and extract the entire delivery again.</w:t>
+      </w:r>
+    </w:p>
+    <w:p>
+      <w:r>
+        <w:t>Expected result: you are viewing an ordinary folder containing the application and its supporting files. You are no longer browsing inside the ZIP. Starting an executable directly from the archive is not the supported procedure.</w:t>
+      </w:r>
+    </w:p>
+    <w:p>
+      <w:pPr>
+        <w:pStyle w:val="Heading3"/>
+      </w:pPr>
+      <w:r>
+        <w:t>2.3 Open the application for the first time</w:t>
+      </w:r>
+    </w:p>
+    <w:p>
+      <w:pPr>
+        <w:keepLines/>
+        <w:ind w:left="317" w:hanging="317"/>
       </w:pPr>
       <w:r>
         <w:rPr>
@@ -389,13 +794,13 @@
         <w:t xml:space="preserve">1. </w:t>
       </w:r>
       <w:r>
-        <w:t>Click Try practice example in the command strip at the top. DPH reads the supplied source and opens its prepared lessons without launching the example.</w:t>
-      </w:r>
-    </w:p>
-    <w:p>
-      <w:pPr>
-        <w:keepNext/>
-        <w:ind w:left="259" w:hanging="259"/>
+        <w:t>Double-click DelphiProjectHandoff.exe in the extracted folder.</w:t>
+      </w:r>
+    </w:p>
+    <w:p>
+      <w:pPr>
+        <w:keepLines/>
+        <w:ind w:left="317" w:hanging="317"/>
       </w:pPr>
       <w:r>
         <w:rPr>
@@ -404,13 +809,13 @@
         <w:t xml:space="preserve">2. </w:t>
       </w:r>
       <w:r>
-        <w:t>Choose Learn a task in the top-right selector. Enter First day in Learning path and New learner in User role.</w:t>
-      </w:r>
-    </w:p>
-    <w:p>
-      <w:pPr>
-        <w:keepNext/>
-        <w:ind w:left="259" w:hanging="259"/>
+        <w:t>Wait for the window headed Delphi Project Handoff. It normally opens maximized, filling the usable desktop area.</w:t>
+      </w:r>
+    </w:p>
+    <w:p>
+      <w:pPr>
+        <w:keepLines/>
+        <w:ind w:left="317" w:hanging="317"/>
       </w:pPr>
       <w:r>
         <w:rPr>
@@ -419,13 +824,13 @@
         <w:t xml:space="preserve">3. </w:t>
       </w:r>
       <w:r>
-        <w:t>Begin with Meet the practice application, then follow Predict a total without tax, Compare the tax alternatives and Understand an input error safely in that order.</w:t>
-      </w:r>
-    </w:p>
-    <w:p>
-      <w:pPr>
-        <w:keepNext w:val="0"/>
-        <w:ind w:left="259" w:hanging="259"/>
+        <w:t>Read Getting started. Locate the top-right page selector, the Prepare lessons button, the command strip below the title and the status line at the bottom.</w:t>
+      </w:r>
+    </w:p>
+    <w:p>
+      <w:pPr>
+        <w:keepLines/>
+        <w:ind w:left="317" w:hanging="317"/>
       </w:pPr>
       <w:r>
         <w:rPr>
@@ -434,20 +839,258 @@
         <w:t xml:space="preserve">4. </w:t>
       </w:r>
       <w:r>
-        <w:t>Read each action and expected result. You can complete these reading exercises without running another program.</w:t>
+        <w:t>For your first session, click Try practice example. Do not choose your own program until you have completed the small example in Chapters 4 through 6.</w:t>
+      </w:r>
+    </w:p>
+    <w:p>
+      <w:r>
+        <w:t>Expected result: DPH is open and ready to read or prepare lessons. Opening DPH does not run any application whose source you later select.</w:t>
+      </w:r>
+    </w:p>
+    <w:p>
+      <w:pPr>
+        <w:pStyle w:val="Heading3"/>
+      </w:pPr>
+      <w:r>
+        <w:t>2.4 Restore maximize and resize the window</w:t>
+      </w:r>
+    </w:p>
+    <w:p>
+      <w:r>
+        <w:t>Use the standard Windows buttons at the upper right to minimize, restore, maximize or close DPH. Maximized gives the largest reading area. Restored lets you place DPH beside another program or the PDF guide. At the minimum window size, some command strips must scroll horizontally and some instruction areas scroll vertically.</w:t>
+      </w:r>
+    </w:p>
+    <w:p>
+      <w:r>
+        <w:t>To reveal a hidden command, use the horizontal scroll bar belonging to that strip. To reveal more text, scroll inside the text area first. If the pointer is over a list, the wheel may scroll the list rather than the whole page. This distinction matters when the task list and task instructions have independent scroll bars.</w:t>
+      </w:r>
+    </w:p>
+    <w:p>
+      <w:pPr>
+        <w:pStyle w:val="Heading3"/>
+      </w:pPr>
+      <w:r>
+        <w:t>2.5 Close without losing a draft</w:t>
+      </w:r>
+    </w:p>
+    <w:p>
+      <w:r>
+        <w:t>Reading a lesson does not create an unsaved draft. Preparing or editing explanations does. Before closing, finish the active save operation and check the status message. If DPH asks you to save or discard an edit, review the edit before choosing. Cancel the close if you are uncertain which draft is pending.</w:t>
+      </w:r>
+    </w:p>
+    <w:p>
+      <w:r>
+        <w:t>For a task, Keep step is not enough: choose Save task after keeping the step. For an application profile, Apply to Knowledge draft is not enough: return to Saved explanations and click Save. These two-stage procedures are explained in Chapters 15 and 16. A failed save must be resolved before you assume the new material is on disk.</w:t>
       </w:r>
     </w:p>
     <w:p>
       <w:pPr>
         <w:pStyle w:val="Heading2"/>
-      </w:pPr>
-      <w:r>
-        <w:t>Work through a result</w:t>
-      </w:r>
-    </w:p>
-    <w:p>
-      <w:r>
-        <w:t>For quantity 2 and unit price 10.00, the subtotal is 20.00. Without the example tax, the total stays 20.00. With the ten percent option selected, tax is 2.00 and the total is 22.00. This is a teaching rule, not a real tax policy.</w:t>
+        <w:pageBreakBefore w:val="0"/>
+        <w:spacing w:before="440"/>
+      </w:pPr>
+      <w:r>
+        <w:t>3 Find your way around the main window</w:t>
+      </w:r>
+    </w:p>
+    <w:p>
+      <w:pPr>
+        <w:pStyle w:val="Heading3"/>
+      </w:pPr>
+      <w:r>
+        <w:t>3.1 The header and command strip</w:t>
+      </w:r>
+    </w:p>
+    <w:p>
+      <w:r>
+        <w:t>Getting started returns to the introductory page. The selector beside it chooses a learner page directly. Prepare lessons opens the area for contributing introductions, tasks and other material. These controls have different purposes: choosing a learner page changes what you read; preparing a lesson changes the information available to learners.</w:t>
+      </w:r>
+    </w:p>
+    <w:p>
+      <w:r>
+        <w:t>Choose application opens a Delphi project for first-time preparation. Open saved lessons opens an existing .dphdb lesson database. Refresh lessons reads the attached source again. Try practice example opens the supplied example and its prepared instruction. Back returns through object-selection history, while Parent selects a containing object when one is available.</w:t>
+      </w:r>
+    </w:p>
+    <w:p>
+      <w:r>
+        <w:t>Bookmark records a useful selection for the current session. Bookmarks lets you return to one. Next page loads another page of object results when available. These object controls are most useful while investigating source connections. They are not replacements for Previous step and Next step in a prepared task.</w:t>
+      </w:r>
+    </w:p>
+    <w:p>
+      <w:pPr>
+        <w:pStyle w:val="Heading3"/>
+      </w:pPr>
+      <w:r>
+        <w:t>3.2 The learner page selector</w:t>
+      </w:r>
+    </w:p>
+    <w:p>
+      <w:r>
+        <w:t>The ordinary destinations are Getting started, Learn the project, Learn a task, Learning library, Form designs, Screenshots, Explain, Graphs, Business glossary, Search project and Saved explanations. You can move directly to one without navigating a long row of tabs.</w:t>
+      </w:r>
+    </w:p>
+    <w:p>
+      <w:r>
+        <w:t>Use Learn the project for a guided introduction. Use Learn a task when somebody has prepared ordered instructions. Use Learning library for field meanings, questions, error explanations and worked examples. Form designs and Screenshots answer different questions about appearance; Chapters 11 and 12 explain the difference. Explain and Graphs help you follow a source connection after you know why you are investigating it.</w:t>
+      </w:r>
+    </w:p>
+    <w:p>
+      <w:pPr>
+        <w:pStyle w:val="Heading3"/>
+      </w:pPr>
+      <w:r>
+        <w:t>3.3 Lists details and reading areas</w:t>
+      </w:r>
+    </w:p>
+    <w:p>
+      <w:r>
+        <w:t>Some pages show an object list on the left and a labeled Selection details pane on the right. Click a row to inspect it; double-click to open the object explanation. A single click and a double-click therefore have different results. Expand or collapse a branch when browsing a hierarchy, and use the name search when you already know the object you want.</w:t>
+      </w:r>
+    </w:p>
+    <w:p>
+      <w:r>
+        <w:t>The larger center area presents the current lesson or investigation. Pages such as Learning library and Learn a task use more of that width by hiding unrelated object panes. If a pane divider is visible, drag it to change the available width. A blank selection pane means that no relevant object has been selected; it does not prove the project contains no objects.</w:t>
+      </w:r>
+    </w:p>
+    <w:p>
+      <w:pPr>
+        <w:pStyle w:val="Heading3"/>
+      </w:pPr>
+      <w:r>
+        <w:t>3.4 Read status messages before continuing</w:t>
+      </w:r>
+    </w:p>
+    <w:p>
+      <w:r>
+        <w:t>The bottom line reports work in progress, completion and errors. A background operation may temporarily disable commands. Wait for its result before submitting another operation. If a save fails, the presence of text in the editor is not proof that it was saved. Read the error, retain the draft and use the recovery guidance in Chapter 24.</w:t>
+      </w:r>
+    </w:p>
+    <w:p>
+      <w:r>
+        <w:t>Some messages say that code could not be fully explained or that source needs refreshing. Continue reading the material that is available, but identify the uncertain point. Ask the preparer to resolve it rather than treating a technical status as a lesson about how the selected application behaves.</w:t>
+      </w:r>
+    </w:p>
+    <w:p>
+      <w:pPr>
+        <w:pStyle w:val="Heading1"/>
+        <w:pageBreakBefore/>
+      </w:pPr>
+      <w:r>
+        <w:t>Part II Complete your first learning session</w:t>
+      </w:r>
+    </w:p>
+    <w:p>
+      <w:pPr>
+        <w:pStyle w:val="Heading2"/>
+        <w:pageBreakBefore w:val="0"/>
+        <w:spacing w:before="260"/>
+      </w:pPr>
+      <w:r>
+        <w:t>4 Open the supplied practice lessons</w:t>
+      </w:r>
+    </w:p>
+    <w:p>
+      <w:pPr>
+        <w:pStyle w:val="Heading3"/>
+      </w:pPr>
+      <w:r>
+        <w:t>4.1 What the practice application does</w:t>
+      </w:r>
+    </w:p>
+    <w:p>
+      <w:r>
+        <w:t>Practice order is a small example supplied with DPH. It accepts a whole-item quantity and a unit price, offers a ten-percent example tax option, and displays a calculated total. It does not save orders, contact services or transfer money. Its simplicity lets you follow one complete action from a visible input to a result.</w:t>
+      </w:r>
+    </w:p>
+    <w:p>
+      <w:r>
+        <w:t>The supplied material contains four ordered First day tasks, fourteen teaching explanations, an application introduction and two actual native pictures. Those pictures were captured from the example application during its designated test. They are not screenshots of your own selected program.</w:t>
+      </w:r>
+    </w:p>
+    <w:p>
+      <w:pPr>
+        <w:pStyle w:val="Heading3"/>
+      </w:pPr>
+      <w:r>
+        <w:t>4.2 Open and identify the example</w:t>
+      </w:r>
+    </w:p>
+    <w:p>
+      <w:pPr>
+        <w:keepLines/>
+        <w:ind w:left="317" w:hanging="317"/>
+      </w:pPr>
+      <w:r>
+        <w:rPr>
+          <w:b/>
+        </w:rPr>
+        <w:t xml:space="preserve">1. </w:t>
+      </w:r>
+      <w:r>
+        <w:t>Click Try practice example in the command strip.</w:t>
+      </w:r>
+    </w:p>
+    <w:p>
+      <w:pPr>
+        <w:keepLines/>
+        <w:ind w:left="317" w:hanging="317"/>
+      </w:pPr>
+      <w:r>
+        <w:rPr>
+          <w:b/>
+        </w:rPr>
+        <w:t xml:space="preserve">2. </w:t>
+      </w:r>
+      <w:r>
+        <w:t>Wait for preparation to finish and for Learn the project to become available. Read Start here and confirm that the selected application is OrderPractice.</w:t>
+      </w:r>
+    </w:p>
+    <w:p>
+      <w:pPr>
+        <w:keepLines/>
+        <w:ind w:left="317" w:hanging="317"/>
+      </w:pPr>
+      <w:r>
+        <w:rPr>
+          <w:b/>
+        </w:rPr>
+        <w:t xml:space="preserve">3. </w:t>
+      </w:r>
+      <w:r>
+        <w:t>Read the purpose and the boundary of the example. Identify the two inputs, the tax option, the action and the displayed output.</w:t>
+      </w:r>
+    </w:p>
+    <w:p>
+      <w:pPr>
+        <w:keepLines/>
+        <w:ind w:left="317" w:hanging="317"/>
+      </w:pPr>
+      <w:r>
+        <w:rPr>
+          <w:b/>
+        </w:rPr>
+        <w:t xml:space="preserve">4. </w:t>
+      </w:r>
+      <w:r>
+        <w:t>Choose Learning library in the top-right selector and clear its search field if necessary. Select the quantity explanation and read its valid-input example.</w:t>
+      </w:r>
+    </w:p>
+    <w:p>
+      <w:r>
+        <w:t>Expected result: you can name what the example does before looking at its source. DPH has opened the supplied lessons without launching the example program. Returning to Try practice example later reopens its existing lessons; it does not silently replace your saved teaching edits.</w:t>
+      </w:r>
+    </w:p>
+    <w:p>
+      <w:pPr>
+        <w:pStyle w:val="Heading3"/>
+      </w:pPr>
+      <w:r>
+        <w:t>4.3 Read a worked total</w:t>
+      </w:r>
+    </w:p>
+    <w:p>
+      <w:r>
+        <w:t>For quantity 2 and unit price 10.00, multiplication gives a subtotal of 20.00. With the example tax option off, no tax is added and the total remains 20.00. With the option on, ten percent of 20.00 is 2.00, producing 22.00. The checkbox changes a rule in the calculation; it does not change the original quantity or unit price.</w:t>
       </w:r>
     </w:p>
     <w:p>
@@ -458,8 +1101,8 @@
       <w:r>
         <w:drawing>
           <ns2:inline>
-            <ns2:extent cx="4572000" cy="2857500"/>
-            <ns2:docPr id="1" name="Picture 1" descr="The actual native Practice order application captured during its sample test. The checked example tax produces Total 22.00 from quantity 2 and unit price 10.00."/>
+            <ns2:extent cx="5303520" cy="3314700"/>
+            <ns2:docPr id="1" name="Picture 1" descr="Figure 1 Actual Practice order window with quantity 2 unit price 10.00 and example tax selected producing Total 22.00"/>
             <ns2:cNvGraphicFramePr>
               <ns3:graphicFrameLocks noChangeAspect="1"/>
             </ns2:cNvGraphicFramePr>
@@ -479,7 +1122,7 @@
                   <ns4:spPr>
                     <ns3:xfrm>
                       <ns3:off x="0" y="0"/>
-                      <ns3:ext cx="4572000" cy="2857500"/>
+                      <ns3:ext cx="5303520" cy="3314700"/>
                     </ns3:xfrm>
                     <ns3:prstGeom prst="rect"/>
                   </ns4:spPr>
@@ -495,53 +1138,54 @@
         <w:pStyle w:val="Caption"/>
       </w:pPr>
       <w:r>
-        <w:t>The actual native Practice order application captured during its sample test. The checked example tax produces Total 22.00 from quantity 2 and unit price 10.00.</w:t>
+        <w:t>Figure 1 Actual Practice order window with quantity 2 unit price 10.00 and example tax selected producing Total 22.00</w:t>
+      </w:r>
+    </w:p>
+    <w:p>
+      <w:r>
+        <w:t>Predict a second result before reading the answer. Quantity 3 at price 5.00 gives 15.00 before tax. The example tax is 1.50, so the total with tax is 16.50. Explain which value changes when the checkbox is cleared: the tax contribution changes, while the subtotal remains 15.00.</w:t>
+      </w:r>
+    </w:p>
+    <w:p>
+      <w:pPr>
+        <w:pStyle w:val="Heading3"/>
+      </w:pPr>
+      <w:r>
+        <w:t>4.4 Understand an invalid input</w:t>
+      </w:r>
+    </w:p>
+    <w:p>
+      <w:r>
+        <w:t>Quantity represents whole items. The sample accepts integers from 1 through 1000. A value of 2.5 is invalid even though it is a number, because it is not a whole-item quantity. A value of 0 is also invalid because it is below the minimum. The price accepts a decimal point and must stay within the example's stated bounds.</w:t>
+      </w:r>
+    </w:p>
+    <w:p>
+      <w:r>
+        <w:t>The learning goal is to recognize the reason for the error and the safe correction. Replace the quantity with a valid whole number and calculate again in an approved practice environment if you are running the example separately. Merely reading or checking a step inside DPH does not change inputs in another application.</w:t>
       </w:r>
     </w:p>
     <w:p>
       <w:pPr>
         <w:pStyle w:val="Heading2"/>
-      </w:pPr>
-      <w:r>
-        <w:t>Check what you learned</w:t>
-      </w:r>
-    </w:p>
-    <w:p>
-      <w:r>
-        <w:t>Predict the result for quantity 3 and price 5.00. Without tax the answer is 15.00; with the example tax it is 16.50. Explain why 2.5 is not a valid quantity. Expected answer: this sample requires whole items from 1 to 1000.</w:t>
-      </w:r>
-    </w:p>
-    <w:p>
-      <w:r>
-        <w:t>Return to the practice example whenever you need it. DPH reopens its saved lessons rather than replacing your edits. When you are ready to study another program, use Choose application or Open saved lessons.</w:t>
-      </w:r>
-    </w:p>
-    <w:p>
-      <w:pPr>
-        <w:pStyle w:val="Heading1"/>
-        <w:pageBreakBefore/>
-      </w:pPr>
-      <w:r>
-        <w:t>Choose an application</w:t>
-      </w:r>
-    </w:p>
-    <w:p>
-      <w:pPr>
-        <w:pStyle w:val="Heading2"/>
-      </w:pPr>
-      <w:r>
-        <w:t>Open a project for the first time</w:t>
-      </w:r>
-    </w:p>
-    <w:p>
-      <w:r>
-        <w:t>Obtain the application source from the person responsible for it. Ask for its Delphi project file and associated source and form files. An executable by itself does not provide the same lessons.</w:t>
-      </w:r>
-    </w:p>
-    <w:p>
-      <w:pPr>
-        <w:keepNext/>
-        <w:ind w:left="259" w:hanging="259"/>
+        <w:pageBreakBefore w:val="0"/>
+        <w:spacing w:before="440"/>
+      </w:pPr>
+      <w:r>
+        <w:t>5 Follow the First day learning path</w:t>
+      </w:r>
+    </w:p>
+    <w:p>
+      <w:pPr>
+        <w:pStyle w:val="Heading3"/>
+      </w:pPr>
+      <w:r>
+        <w:t>5.1 Select a role and path</w:t>
+      </w:r>
+    </w:p>
+    <w:p>
+      <w:pPr>
+        <w:keepLines/>
+        <w:ind w:left="317" w:hanging="317"/>
       </w:pPr>
       <w:r>
         <w:rPr>
@@ -550,13 +1194,13 @@
         <w:t xml:space="preserve">1. </w:t>
       </w:r>
       <w:r>
-        <w:t>Click Choose application at the top left.</w:t>
-      </w:r>
-    </w:p>
-    <w:p>
-      <w:pPr>
-        <w:keepNext/>
-        <w:ind w:left="259" w:hanging="259"/>
+        <w:t>Choose Learn a task from the top-right selector.</w:t>
+      </w:r>
+    </w:p>
+    <w:p>
+      <w:pPr>
+        <w:keepLines/>
+        <w:ind w:left="317" w:hanging="317"/>
       </w:pPr>
       <w:r>
         <w:rPr>
@@ -565,13 +1209,13 @@
         <w:t xml:space="preserve">2. </w:t>
       </w:r>
       <w:r>
-        <w:t>Select the intended .dproj or .dpr project file, or its .groupproj project group. DPH prevents selecting its own project.</w:t>
-      </w:r>
-    </w:p>
-    <w:p>
-      <w:pPr>
-        <w:keepNext/>
-        <w:ind w:left="259" w:hanging="259"/>
+        <w:t>In User role, enter New learner. In Learning path, enter First day. Use the exact prepared names so the intended instructions remain visible.</w:t>
+      </w:r>
+    </w:p>
+    <w:p>
+      <w:pPr>
+        <w:keepLines/>
+        <w:ind w:left="317" w:hanging="317"/>
       </w:pPr>
       <w:r>
         <w:rPr>
@@ -580,13 +1224,13 @@
         <w:t xml:space="preserve">3. </w:t>
       </w:r>
       <w:r>
-        <w:t>In the save dialog, give its lesson database a descriptive name ending in .dphdb. The proposed Databases folder is convenient. Keep the database outside the selected application source folder.</w:t>
-      </w:r>
-    </w:p>
-    <w:p>
-      <w:pPr>
-        <w:keepNext w:val="0"/>
-        <w:ind w:left="259" w:hanging="259"/>
+        <w:t>Clear any task-name search that is left over from a previous investigation.</w:t>
+      </w:r>
+    </w:p>
+    <w:p>
+      <w:pPr>
+        <w:keepLines/>
+        <w:ind w:left="317" w:hanging="317"/>
       </w:pPr>
       <w:r>
         <w:rPr>
@@ -595,21 +1239,158 @@
         <w:t xml:space="preserve">4. </w:t>
       </w:r>
       <w:r>
-        <w:t>Wait while lessons are prepared. When ready, Learn the project opens. Read the introduction before browsing the object list.</w:t>
+        <w:t>Select Meet the practice application in the left list. Scroll that list if necessary.</w:t>
+      </w:r>
+    </w:p>
+    <w:p>
+      <w:pPr>
+        <w:keepLines/>
+        <w:ind w:left="317" w:hanging="317"/>
+      </w:pPr>
+      <w:r>
+        <w:rPr>
+          <w:b/>
+        </w:rPr>
+        <w:t xml:space="preserve">5. </w:t>
+      </w:r>
+      <w:r>
+        <w:t>Open Before you begin and task context. Read the purpose, prerequisites, contributor and review state, then collapse it to give the current action more room.</w:t>
+      </w:r>
+    </w:p>
+    <w:p>
+      <w:r>
+        <w:t>Expected result: the first task in the prepared path is selected. The remaining tasks are Predict a total without tax, Compare the tax alternatives and Understand an input error safely. They are presented in prepared lesson order, rather than the order in which the author happened to save them.</w:t>
+      </w:r>
+    </w:p>
+    <w:p>
+      <w:pPr>
+        <w:pStyle w:val="Heading3"/>
+      </w:pPr>
+      <w:r>
+        <w:t>5.2 Read a step and recognize its result</w:t>
+      </w:r>
+    </w:p>
+    <w:p>
+      <w:r>
+        <w:t>Read the action first. Then read the expected result for that same step. The action says what to do or think about; the result says what you should be able to observe or explain afterward. Do not jump to the next step simply because the current paragraph is short.</w:t>
+      </w:r>
+    </w:p>
+    <w:p>
+      <w:r>
+        <w:t>Choose Next step to move forward and Previous step to reread an earlier step. These navigation commands do not claim you completed a check. At the last step, read the final result, troubleshooting guidance and practice exercise. Compare your explanation with the supplied answer.</w:t>
+      </w:r>
+    </w:p>
+    <w:p>
+      <w:pPr>
+        <w:keepNext/>
+        <w:jc w:val="center"/>
+      </w:pPr>
+      <w:r>
+        <w:drawing>
+          <ns2:inline>
+            <ns2:extent cx="6217920" cy="3886200"/>
+            <ns2:docPr id="2" name="Picture 2" descr="Figure 2 Actual DPH task reader showing a prepared step expected result and the learner progress controls in a restored window"/>
+            <ns2:cNvGraphicFramePr>
+              <ns3:graphicFrameLocks noChangeAspect="1"/>
+            </ns2:cNvGraphicFramePr>
+            <ns3:graphic>
+              <ns3:graphicData uri="http://schemas.openxmlformats.org/drawingml/2006/picture">
+                <ns4:pic>
+                  <ns4:nvPicPr>
+                    <ns4:cNvPr id="0" name="learning-completion-practice-task-compact.png"/>
+                    <ns4:cNvPicPr/>
+                  </ns4:nvPicPr>
+                  <ns4:blipFill>
+                    <ns3:blip ns5:embed="rId10"/>
+                    <ns3:stretch>
+                      <ns3:fillRect/>
+                    </ns3:stretch>
+                  </ns4:blipFill>
+                  <ns4:spPr>
+                    <ns3:xfrm>
+                      <ns3:off x="0" y="0"/>
+                      <ns3:ext cx="6217920" cy="3886200"/>
+                    </ns3:xfrm>
+                    <ns3:prstGeom prst="rect"/>
+                  </ns4:spPr>
+                </ns4:pic>
+              </ns3:graphicData>
+            </ns3:graphic>
+          </ns2:inline>
+        </w:drawing>
+      </w:r>
+    </w:p>
+    <w:p>
+      <w:pPr>
+        <w:pStyle w:val="Caption"/>
+      </w:pPr>
+      <w:r>
+        <w:t>Figure 2 Actual DPH task reader showing a prepared step expected result and the learner progress controls in a restored window</w:t>
+      </w:r>
+    </w:p>
+    <w:p>
+      <w:pPr>
+        <w:pStyle w:val="Heading3"/>
+      </w:pPr>
+      <w:r>
+        <w:t>5.3 Complete the four tasks in order</w:t>
+      </w:r>
+    </w:p>
+    <w:p>
+      <w:r>
+        <w:t>Meet the practice application teaches the boundary and the visible controls. Predict a total without tax teaches how quantity and price combine. Compare the tax alternatives teaches a condition that changes the output. Understand an input error safely teaches the difference between a valid number and a valid business input.</w:t>
+      </w:r>
+    </w:p>
+    <w:p>
+      <w:r>
+        <w:t>After each task, describe the result in your own words. For example, do not simply repeat TaxCheck. Say that the example adds ten percent only when the tax option is selected. The program name or control name is a route to the explanation, not the explanation itself.</w:t>
+      </w:r>
+    </w:p>
+    <w:p>
+      <w:pPr>
+        <w:pStyle w:val="Heading3"/>
+      </w:pPr>
+      <w:r>
+        <w:t>5.4 When no prepared task appears</w:t>
+      </w:r>
+    </w:p>
+    <w:p>
+      <w:r>
+        <w:t>Clear the task search, role and path filters before concluding that instructions are absent. A path name filters the list; it does not create a path. If the list is still empty, confirm that the correct application lessons are open. Ask the preparer to add an ordered task using Chapter 16.</w:t>
+      </w:r>
+    </w:p>
+    <w:p>
+      <w:r>
+        <w:t>An older free-text user-help note may be readable without having separate steps. DPH preserves that contribution, but it cannot manufacture a reliable sequence from an unstructured note. The preparer can create a new structured task while keeping the original note as supporting material.</w:t>
       </w:r>
     </w:p>
     <w:p>
       <w:pPr>
         <w:pStyle w:val="Heading2"/>
-      </w:pPr>
-      <w:r>
-        <w:t>Open existing lessons</w:t>
-      </w:r>
-    </w:p>
-    <w:p>
-      <w:pPr>
-        <w:keepNext/>
-        <w:ind w:left="259" w:hanging="259"/>
+        <w:pageBreakBefore w:val="0"/>
+        <w:spacing w:before="440"/>
+      </w:pPr>
+      <w:r>
+        <w:t>6 Save your place and check understanding</w:t>
+      </w:r>
+    </w:p>
+    <w:p>
+      <w:pPr>
+        <w:pStyle w:val="Heading3"/>
+      </w:pPr>
+      <w:r>
+        <w:t>6.1 Start personal progress</w:t>
+      </w:r>
+    </w:p>
+    <w:p>
+      <w:r>
+        <w:t>Before you begin, select a structured task and enter a name in Your name for saved progress. Use the same spelling when you return. This name identifies local progress; it is not a password or an account in the selected application.</w:t>
+      </w:r>
+    </w:p>
+    <w:p>
+      <w:pPr>
+        <w:keepLines/>
+        <w:ind w:left="317" w:hanging="317"/>
       </w:pPr>
       <w:r>
         <w:rPr>
@@ -618,13 +1399,13 @@
         <w:t xml:space="preserve">1. </w:t>
       </w:r>
       <w:r>
-        <w:t>Click Open saved lessons.</w:t>
-      </w:r>
-    </w:p>
-    <w:p>
-      <w:pPr>
-        <w:keepNext/>
-        <w:ind w:left="259" w:hanging="259"/>
+        <w:t>Read the current action and compare your result with its expected result.</w:t>
+      </w:r>
+    </w:p>
+    <w:p>
+      <w:pPr>
+        <w:keepLines/>
+        <w:ind w:left="317" w:hanging="317"/>
       </w:pPr>
       <w:r>
         <w:rPr>
@@ -633,13 +1414,13 @@
         <w:t xml:space="preserve">2. </w:t>
       </w:r>
       <w:r>
-        <w:t>Select the supplied .dphdb file. Keep its adjacent folder with the same name plus .views beside it.</w:t>
-      </w:r>
-    </w:p>
-    <w:p>
-      <w:pPr>
-        <w:keepNext w:val="0"/>
-        <w:ind w:left="259" w:hanging="259"/>
+        <w:t>If you have checked that result, click I checked this result.</w:t>
+      </w:r>
+    </w:p>
+    <w:p>
+      <w:pPr>
+        <w:keepLines/>
+        <w:ind w:left="317" w:hanging="317"/>
       </w:pPr>
       <w:r>
         <w:rPr>
@@ -648,48 +1429,123 @@
         <w:t xml:space="preserve">3. </w:t>
       </w:r>
       <w:r>
-        <w:t>Read the application identity and lessons. Saved lessons can be read without the original source. Ask the preparer to reconnect and refresh the source when you need current explanations.</w:t>
-      </w:r>
-    </w:p>
-    <w:p>
-      <w:r>
-        <w:t>One database belongs to one selected application or project group. Open a different database to learn another application. A rejected project selection leaves the current workspace available.</w:t>
+        <w:t>Confirm that the checked-step count increases and the next unchecked step appears.</w:t>
+      </w:r>
+    </w:p>
+    <w:p>
+      <w:pPr>
+        <w:keepLines/>
+        <w:ind w:left="317" w:hanging="317"/>
+      </w:pPr>
+      <w:r>
+        <w:rPr>
+          <w:b/>
+        </w:rPr>
+        <w:t xml:space="preserve">4. </w:t>
+      </w:r>
+      <w:r>
+        <w:t>Select another task, then return to the original task using the same learner name. Confirm that DPH resumes at the next unchecked step.</w:t>
+      </w:r>
+    </w:p>
+    <w:p>
+      <w:r>
+        <w:t>Expected result: DPH remembers consecutive checked steps for that learner, application, lesson identity and exact instruction revision on this computer. A changed task revision requires fresh checks. This prevents a revised procedure from inheriting completion recorded for older instructions.</w:t>
+      </w:r>
+    </w:p>
+    <w:p>
+      <w:pPr>
+        <w:pStyle w:val="Heading3"/>
+      </w:pPr>
+      <w:r>
+        <w:t>6.2 Navigation is different from progress</w:t>
+      </w:r>
+    </w:p>
+    <w:p>
+      <w:r>
+        <w:t>Next step and Previous step let you read without recording a check. Start again returns the reader to the beginning without clearing saved checks. Clear my progress resets the checks for the selected task and learner. In a narrow window, scroll the task navigation strip to find the reset command.</w:t>
+      </w:r>
+    </w:p>
+    <w:p>
+      <w:r>
+        <w:t>If you want to repeat an exercise without losing your recorded place, use Start again. If you want DPH to treat the task as unchecked for this learner, use Clear my progress. Confirm the resulting count rather than assuming both commands do the same thing.</w:t>
+      </w:r>
+    </w:p>
+    <w:p>
+      <w:pPr>
+        <w:pStyle w:val="Heading3"/>
+      </w:pPr>
+      <w:r>
+        <w:t>6.3 What a checked step establishes</w:t>
+      </w:r>
+    </w:p>
+    <w:p>
+      <w:r>
+        <w:t>A checked step records your statement that you checked its expected result. It is not proof of mastery, permission to use a production system, or a recording of actions in the selected application. DPH does not observe another program while you click through a task.</w:t>
+      </w:r>
+    </w:p>
+    <w:p>
+      <w:r>
+        <w:t>For a stronger learning check, close the explanation and describe the action, input, decision and output from memory. Then reopen it and compare. If you can repeat the words but cannot explain why the result differs when the tax option changes, revisit the worked example before marking the check.</w:t>
+      </w:r>
+    </w:p>
+    <w:p>
+      <w:pPr>
+        <w:pStyle w:val="Heading3"/>
+      </w:pPr>
+      <w:r>
+        <w:t>6.4 Moving to another computer</w:t>
+      </w:r>
+    </w:p>
+    <w:p>
+      <w:r>
+        <w:t>Lesson databases and personal progress are stored separately. Copying a .dphdb file and its adjacent .views folder preserves lesson material; it does not transfer this computer's local learner progress automatically. If you need a record outside DPH, keep your own learning notes with the application name, task name and instruction revision.</w:t>
+      </w:r>
+    </w:p>
+    <w:p>
+      <w:r>
+        <w:t>Do not use somebody else's learner name to claim their progress. Shared names on one computer may refer to the same local progress key. Use a consistent distinct name for each learner who needs separate checks.</w:t>
       </w:r>
     </w:p>
     <w:p>
       <w:pPr>
         <w:pStyle w:val="Heading2"/>
-      </w:pPr>
-      <w:r>
-        <w:t>When preparation needs help</w:t>
-      </w:r>
-    </w:p>
-    <w:p>
-      <w:r>
-        <w:t>If some code could not be explained, ask the author whether all required files were supplied. Prepare lessons contains collapsed source reading settings for that person. Leave them alone unless the author tells you which settings the application requires.</w:t>
-      </w:r>
-    </w:p>
-    <w:p>
-      <w:pPr>
-        <w:pStyle w:val="Heading1"/>
-        <w:pageBreakBefore/>
-      </w:pPr>
-      <w:r>
-        <w:t>Read the learning route</w:t>
-      </w:r>
-    </w:p>
-    <w:p>
-      <w:pPr>
-        <w:pStyle w:val="Heading2"/>
-      </w:pPr>
-      <w:r>
-        <w:t>Begin with purpose and a familiar screen</w:t>
-      </w:r>
-    </w:p>
-    <w:p>
-      <w:pPr>
-        <w:keepNext/>
-        <w:ind w:left="259" w:hanging="259"/>
+        <w:pageBreakBefore w:val="0"/>
+        <w:spacing w:before="440"/>
+      </w:pPr>
+      <w:r>
+        <w:t>7 Open lessons for your own application</w:t>
+      </w:r>
+    </w:p>
+    <w:p>
+      <w:pPr>
+        <w:pStyle w:val="Heading3"/>
+      </w:pPr>
+      <w:r>
+        <w:t>7.1 Ask for the right material</w:t>
+      </w:r>
+    </w:p>
+    <w:p>
+      <w:r>
+        <w:t>Ask the application owner for the Delphi project file and the associated source and form files. A compiled executable alone does not provide the declarations and connections DPH reads. A .dproj file describes a project, a .dpr file is its main Pascal program source, and a .groupproj file identifies a group of related projects.</w:t>
+      </w:r>
+    </w:p>
+    <w:p>
+      <w:r>
+        <w:t>Also ask for the intended user, one common task, example inputs, expected outputs and a safe practice environment. Those answers make the first lesson useful. Do not assume a source folder contains every required dependency or an explanation of every business decision.</w:t>
+      </w:r>
+    </w:p>
+    <w:p>
+      <w:pPr>
+        <w:pStyle w:val="Heading3"/>
+      </w:pPr>
+      <w:r>
+        <w:t>7.2 Choose a project and lesson database</w:t>
+      </w:r>
+    </w:p>
+    <w:p>
+      <w:pPr>
+        <w:keepLines/>
+        <w:ind w:left="317" w:hanging="317"/>
       </w:pPr>
       <w:r>
         <w:rPr>
@@ -698,13 +1554,13 @@
         <w:t xml:space="preserve">1. </w:t>
       </w:r>
       <w:r>
-        <w:t>Choose Learn the project in the top-right selector.</w:t>
-      </w:r>
-    </w:p>
-    <w:p>
-      <w:pPr>
-        <w:keepNext/>
-        <w:ind w:left="259" w:hanging="259"/>
+        <w:t>Click Choose application and locate the supplied .dproj, .dpr or .groupproj file.</w:t>
+      </w:r>
+    </w:p>
+    <w:p>
+      <w:pPr>
+        <w:keepLines/>
+        <w:ind w:left="317" w:hanging="317"/>
       </w:pPr>
       <w:r>
         <w:rPr>
@@ -713,13 +1569,13 @@
         <w:t xml:space="preserve">2. </w:t>
       </w:r>
       <w:r>
-        <w:t>Select Start here in its topic list. Read the application purpose, contributor and review information.</w:t>
-      </w:r>
-    </w:p>
-    <w:p>
-      <w:pPr>
-        <w:keepNext/>
-        <w:ind w:left="259" w:hanging="259"/>
+        <w:t>Select the intended file and confirm the dialog. DPH rejects its own project; choose the program you want to learn.</w:t>
+      </w:r>
+    </w:p>
+    <w:p>
+      <w:pPr>
+        <w:keepLines/>
+        <w:ind w:left="317" w:hanging="317"/>
       </w:pPr>
       <w:r>
         <w:rPr>
@@ -728,13 +1584,13 @@
         <w:t xml:space="preserve">3. </w:t>
       </w:r>
       <w:r>
-        <w:t>Open Screens and actions. Find a control or action that matters to your first task and follow its link.</w:t>
-      </w:r>
-    </w:p>
-    <w:p>
-      <w:pPr>
-        <w:keepNext w:val="0"/>
-        <w:ind w:left="259" w:hanging="259"/>
+        <w:t>In the database save dialog, choose a descriptive .dphdb filename. Use the proposed Databases folder or another writable location outside the selected source tree.</w:t>
+      </w:r>
+    </w:p>
+    <w:p>
+      <w:pPr>
+        <w:keepLines/>
+        <w:ind w:left="317" w:hanging="317"/>
       </w:pPr>
       <w:r>
         <w:rPr>
@@ -743,66 +1599,41 @@
         <w:t xml:space="preserve">4. </w:t>
       </w:r>
       <w:r>
-        <w:t>Read Understand this selection and Why it matters to the user. Identify the intended user result before following further connections.</w:t>
-      </w:r>
-    </w:p>
-    <w:p>
-      <w:r>
-        <w:t>A missing purpose explanation means someone still needs to supply it. Ask the author for the intended user, the task, an example input and the expected result. A plausible control name does not establish its purpose.</w:t>
-      </w:r>
-    </w:p>
-    <w:p>
-      <w:pPr>
-        <w:pStyle w:val="Heading2"/>
-      </w:pPr>
-      <w:r>
-        <w:t>Choose the next question</w:t>
-      </w:r>
-    </w:p>
-    <w:p>
-      <w:r>
-        <w:t>How it starts introduces initialization. Follow an action connects screen events to operations. Decisions and loops explains choices and repetition. Inputs and results follows information, while How the parts fit introduces units. Each topic includes an exercise to check your understanding.</w:t>
-      </w:r>
-    </w:p>
-    <w:p>
-      <w:r>
-        <w:t>Questions and answers presents saved replies and questions still to ask. Delphi terms explains programming words in ordinary language. Business glossary, in the top-right selector, contains terms particular to the selected application.</w:t>
-      </w:r>
-    </w:p>
-    <w:p>
-      <w:pPr>
-        <w:pStyle w:val="Heading2"/>
-      </w:pPr>
-      <w:r>
-        <w:t>Keep the first lesson small</w:t>
-      </w:r>
-    </w:p>
-    <w:p>
-      <w:r>
-        <w:t>Explain one action in your own words: what starts it, what information it uses, what decision changes its path, and what result the user should check. Return to Start here when you need another route through the material.</w:t>
-      </w:r>
-    </w:p>
-    <w:p>
-      <w:pPr>
-        <w:pStyle w:val="Heading1"/>
-        <w:pageBreakBefore/>
-      </w:pPr>
-      <w:r>
-        <w:t>Read the learning library</w:t>
-      </w:r>
-    </w:p>
-    <w:p>
-      <w:pPr>
-        <w:pStyle w:val="Heading2"/>
-      </w:pPr>
-      <w:r>
-        <w:t>Find an explanation in plain language</w:t>
-      </w:r>
-    </w:p>
-    <w:p>
-      <w:pPr>
-        <w:keepNext/>
-        <w:ind w:left="259" w:hanging="259"/>
+        <w:t>Wait while DPH reads the files. Watch the status line for success or a preparation error.</w:t>
+      </w:r>
+    </w:p>
+    <w:p>
+      <w:pPr>
+        <w:keepLines/>
+        <w:ind w:left="317" w:hanging="317"/>
+      </w:pPr>
+      <w:r>
+        <w:rPr>
+          <w:b/>
+        </w:rPr>
+        <w:t xml:space="preserve">5. </w:t>
+      </w:r>
+      <w:r>
+        <w:t>When Learn the project opens, read Start here. Confirm the selected application name before following its screens or tasks.</w:t>
+      </w:r>
+    </w:p>
+    <w:p>
+      <w:r>
+        <w:t>Expected result: one lesson database is associated with that selected application or project group. DPH writes its own database and managed views outside the selected source. It does not modify or compile the selected project.</w:t>
+      </w:r>
+    </w:p>
+    <w:p>
+      <w:pPr>
+        <w:pStyle w:val="Heading3"/>
+      </w:pPr>
+      <w:r>
+        <w:t>7.3 Open a prepared lesson database</w:t>
+      </w:r>
+    </w:p>
+    <w:p>
+      <w:pPr>
+        <w:keepLines/>
+        <w:ind w:left="317" w:hanging="317"/>
       </w:pPr>
       <w:r>
         <w:rPr>
@@ -811,13 +1642,13 @@
         <w:t xml:space="preserve">1. </w:t>
       </w:r>
       <w:r>
-        <w:t>Choose Learning library in the top-right selector.</w:t>
-      </w:r>
-    </w:p>
-    <w:p>
-      <w:pPr>
-        <w:keepNext/>
-        <w:ind w:left="259" w:hanging="259"/>
+        <w:t>Click Open saved lessons.</w:t>
+      </w:r>
+    </w:p>
+    <w:p>
+      <w:pPr>
+        <w:keepLines/>
+        <w:ind w:left="317" w:hanging="317"/>
       </w:pPr>
       <w:r>
         <w:rPr>
@@ -826,13 +1657,13 @@
         <w:t xml:space="preserve">2. </w:t>
       </w:r>
       <w:r>
-        <w:t>Type a screen, field, question, exact error message, report or phrase into the search box. Clear it to see all explanations.</w:t>
-      </w:r>
-    </w:p>
-    <w:p>
-      <w:pPr>
-        <w:keepNext/>
-        <w:ind w:left="259" w:hanging="259"/>
+        <w:t>Choose the provided .dphdb file. Keep its adjacent .dphdb.views folder beside it if one was supplied.</w:t>
+      </w:r>
+    </w:p>
+    <w:p>
+      <w:pPr>
+        <w:keepLines/>
+        <w:ind w:left="317" w:hanging="317"/>
       </w:pPr>
       <w:r>
         <w:rPr>
@@ -841,13 +1672,13 @@
         <w:t xml:space="preserve">3. </w:t>
       </w:r>
       <w:r>
-        <w:t>If necessary, enter your User role. Explanations for All learners remain visible alongside explanations for that role.</w:t>
-      </w:r>
-    </w:p>
-    <w:p>
-      <w:pPr>
-        <w:keepNext/>
-        <w:ind w:left="259" w:hanging="259"/>
+        <w:t>Confirm the selected application identity. Read the introduction and a prepared task before investigating source objects.</w:t>
+      </w:r>
+    </w:p>
+    <w:p>
+      <w:pPr>
+        <w:keepLines/>
+        <w:ind w:left="317" w:hanging="317"/>
       </w:pPr>
       <w:r>
         <w:rPr>
@@ -856,13 +1687,210 @@
         <w:t xml:space="preserve">4. </w:t>
       </w:r>
       <w:r>
-        <w:t>Choose an explanation on the left. Read its meaning first, then its worked example, rules and mistakes to avoid, safe help and practice answer. Scroll within the reading area for the rest.</w:t>
-      </w:r>
-    </w:p>
-    <w:p>
-      <w:pPr>
-        <w:keepNext w:val="0"/>
-        <w:ind w:left="259" w:hanging="259"/>
+        <w:t>If original source is unavailable, read the cached material with that limitation in mind. Ask the preparer to reconnect source before requesting a current-source review.</w:t>
+      </w:r>
+    </w:p>
+    <w:p>
+      <w:r>
+        <w:t>Expected result: saved lessons can remain readable when the original source is unavailable. Availability of a cache does not establish that the selected program is unchanged today.</w:t>
+      </w:r>
+    </w:p>
+    <w:p>
+      <w:pPr>
+        <w:pStyle w:val="Heading3"/>
+      </w:pPr>
+      <w:r>
+        <w:t>7.4 Select another application safely</w:t>
+      </w:r>
+    </w:p>
+    <w:p>
+      <w:r>
+        <w:t>Save or explicitly discard any contribution draft before switching. Open the other application's database or choose its project. Do not reuse a database belonging to another source root merely because its filename is convenient. If DPH reports that the store belongs to a different root, preserve it and use the relocation or new-database procedure described later.</w:t>
+      </w:r>
+    </w:p>
+    <w:p>
+      <w:r>
+        <w:t>If an opening attempt fails, read the error before trying another file. A rejected selection should not be treated as a successful application switch. Check the current title and selected application again before writing a contribution.</w:t>
+      </w:r>
+    </w:p>
+    <w:p>
+      <w:pPr>
+        <w:pStyle w:val="Heading1"/>
+        <w:pageBreakBefore/>
+      </w:pPr>
+      <w:r>
+        <w:t>Part III Learn screens actions and application knowledge</w:t>
+      </w:r>
+    </w:p>
+    <w:p>
+      <w:pPr>
+        <w:pStyle w:val="Heading2"/>
+        <w:pageBreakBefore w:val="0"/>
+        <w:spacing w:before="260"/>
+      </w:pPr>
+      <w:r>
+        <w:t>8 Read the twelve learning topics</w:t>
+      </w:r>
+    </w:p>
+    <w:p>
+      <w:pPr>
+        <w:pStyle w:val="Heading3"/>
+      </w:pPr>
+      <w:r>
+        <w:t>8.1 Start with an application question</w:t>
+      </w:r>
+    </w:p>
+    <w:p>
+      <w:r>
+        <w:t>Choose Learn the project. The topic list organizes a route through purpose, startup, screens, actions, decisions, information, program organization, changes, questions, terminology and tasks. Read the topic that answers your current question rather than attempting to memorize every source object.</w:t>
+      </w:r>
+    </w:p>
+    <w:p>
+      <w:r>
+        <w:t>Start here explains what is known about the application and offers a first route. How it starts introduces startup work. Screens and actions connects a visible control to a supported event or operation. Follow an action continues from that starting point. Decisions and loops explains alternatives and repetition from captured source conditions.</w:t>
+      </w:r>
+    </w:p>
+    <w:p>
+      <w:r>
+        <w:t>Inputs and results helps you ask where information comes from and what it becomes. How the parts fit introduces units and their connections. Questions and answers combines supplied replies with unresolved questions. Delphi terms explains programming vocabulary, while Business glossary elsewhere contains the selected application's business language. Task walkthroughs presents supplied instruction, including prepared path order when available.</w:t>
+      </w:r>
+    </w:p>
+    <w:p>
+      <w:pPr>
+        <w:pStyle w:val="Heading3"/>
+      </w:pPr>
+      <w:r>
+        <w:t>8.2 Read the purpose before the connection</w:t>
+      </w:r>
+    </w:p>
+    <w:p>
+      <w:r>
+        <w:t>For any topic, begin with the application purpose and intended user. A control named SaveButton suggests an action, but it does not tell you what is saved, where it goes or which permissions are required. Read the linked contribution or ask the author for that meaning.</w:t>
+      </w:r>
+    </w:p>
+    <w:p>
+      <w:r>
+        <w:t>After reading a lesson, answer a specific question. For example: Which user action begins this work? What information is required first? Which captured condition changes the path? What output should the user recognize? These questions make the source connections meaningful without requiring you to read an entire unit.</w:t>
+      </w:r>
+    </w:p>
+    <w:p>
+      <w:pPr>
+        <w:pStyle w:val="Heading3"/>
+      </w:pPr>
+      <w:r>
+        <w:t>8.3 Follow links and return</w:t>
+      </w:r>
+    </w:p>
+    <w:p>
+      <w:r>
+        <w:t>Click a linked object when you want its explanation. Read the selected name and role, then its relevant supplied purpose. Use Back to return through object history. Return to Learn the project with the top-right selector when you want the topic route again.</w:t>
+      </w:r>
+    </w:p>
+    <w:p>
+      <w:r>
+        <w:t>A lesson may limit the number of source examples shown so that it stays readable. That limit is not a statement that the application contains only those examples. Use Search project or the object list when you need a particular item beyond the guided selection.</w:t>
+      </w:r>
+    </w:p>
+    <w:p>
+      <w:pPr>
+        <w:pStyle w:val="Heading3"/>
+      </w:pPr>
+      <w:r>
+        <w:t>8.4 Handle missing purpose honestly</w:t>
+      </w:r>
+    </w:p>
+    <w:p>
+      <w:r>
+        <w:t>If the purpose is missing, write down a focused question for the author: What does this operation help the user accomplish, what input does it require and how does the user recognize success? A question tied to one action is easier to answer than Explain the whole application.</w:t>
+      </w:r>
+    </w:p>
+    <w:p>
+      <w:r>
+        <w:t>When the answer arrives, the preparer should save it with a named contributor and appropriate link. The next learner can then read the reason alongside the source connection. Refreshing source alone cannot supply an unwritten business explanation.</w:t>
+      </w:r>
+    </w:p>
+    <w:p>
+      <w:pPr>
+        <w:pStyle w:val="Heading2"/>
+        <w:pageBreakBefore w:val="0"/>
+        <w:spacing w:before="440"/>
+      </w:pPr>
+      <w:r>
+        <w:t>9 Use the learning library as a practical reference</w:t>
+      </w:r>
+    </w:p>
+    <w:p>
+      <w:pPr>
+        <w:pStyle w:val="Heading3"/>
+      </w:pPr>
+      <w:r>
+        <w:t>9.1 Find an explanation</w:t>
+      </w:r>
+    </w:p>
+    <w:p>
+      <w:pPr>
+        <w:keepLines/>
+        <w:ind w:left="317" w:hanging="317"/>
+      </w:pPr>
+      <w:r>
+        <w:rPr>
+          <w:b/>
+        </w:rPr>
+        <w:t xml:space="preserve">1. </w:t>
+      </w:r>
+      <w:r>
+        <w:t>Choose Learning library in the top-right selector.</w:t>
+      </w:r>
+    </w:p>
+    <w:p>
+      <w:pPr>
+        <w:keepLines/>
+        <w:ind w:left="317" w:hanging="317"/>
+      </w:pPr>
+      <w:r>
+        <w:rPr>
+          <w:b/>
+        </w:rPr>
+        <w:t xml:space="preserve">2. </w:t>
+      </w:r>
+      <w:r>
+        <w:t>Type part of a screen name, field name, exact error message, question or output description in its search field.</w:t>
+      </w:r>
+    </w:p>
+    <w:p>
+      <w:pPr>
+        <w:keepLines/>
+        <w:ind w:left="317" w:hanging="317"/>
+      </w:pPr>
+      <w:r>
+        <w:rPr>
+          <w:b/>
+        </w:rPr>
+        <w:t xml:space="preserve">3. </w:t>
+      </w:r>
+      <w:r>
+        <w:t>If the material is role-specific, enter the prepared user role. All learners explanations remain available alongside that role.</w:t>
+      </w:r>
+    </w:p>
+    <w:p>
+      <w:pPr>
+        <w:keepLines/>
+        <w:ind w:left="317" w:hanging="317"/>
+      </w:pPr>
+      <w:r>
+        <w:rPr>
+          <w:b/>
+        </w:rPr>
+        <w:t xml:space="preserve">4. </w:t>
+      </w:r>
+      <w:r>
+        <w:t>Select a matching row. Read the meaning first, then the worked example, rules and mistakes, safe help, and practice answer.</w:t>
+      </w:r>
+    </w:p>
+    <w:p>
+      <w:pPr>
+        <w:keepLines/>
+        <w:ind w:left="317" w:hanging="317"/>
       </w:pPr>
       <w:r>
         <w:rPr>
@@ -871,7 +1899,12 @@
         <w:t xml:space="preserve">5. </w:t>
       </w:r>
       <w:r>
-        <w:t>Use Explore related selection when available to open the actual linked control or operation. Use the top-right selector to return to Learning library.</w:t>
+        <w:t>Scroll within the reader to reach the contributor and review status. If Explore related selection is enabled, use it to investigate the captured object linked to that explanation.</w:t>
+      </w:r>
+    </w:p>
+    <w:p>
+      <w:r>
+        <w:t>Expected result: you understand the subject and can apply its example. A search match alone is not enough; verify that the explanation belongs to the selected application and the intended role.</w:t>
       </w:r>
     </w:p>
     <w:p>
@@ -882,8 +1915,8 @@
       <w:r>
         <w:drawing>
           <ns2:inline>
-            <ns2:extent cx="5852160" cy="3657600"/>
-            <ns2:docPr id="2" name="Picture 2" descr="The actual DPH learning library showing quantity guidance for the supplied Practice order application. Its explanation covers valid whole-item input and a practice answer."/>
+            <ns2:extent cx="6217920" cy="3886200"/>
+            <ns2:docPr id="3" name="Picture 3" descr="Figure 3 Actual DPH learning library explaining the Quantity field with its valid input limits worked example and practice answer"/>
             <ns2:cNvGraphicFramePr>
               <ns3:graphicFrameLocks noChangeAspect="1"/>
             </ns2:cNvGraphicFramePr>
@@ -895,7 +1928,7 @@
                     <ns4:cNvPicPr/>
                   </ns4:nvPicPr>
                   <ns4:blipFill>
-                    <ns3:blip ns5:embed="rId10"/>
+                    <ns3:blip ns5:embed="rId11"/>
                     <ns3:stretch>
                       <ns3:fillRect/>
                     </ns3:stretch>
@@ -903,7 +1936,7 @@
                   <ns4:spPr>
                     <ns3:xfrm>
                       <ns3:off x="0" y="0"/>
-                      <ns3:ext cx="5852160" cy="3657600"/>
+                      <ns3:ext cx="6217920" cy="3886200"/>
                     </ns3:xfrm>
                     <ns3:prstGeom prst="rect"/>
                   </ns4:spPr>
@@ -919,48 +1952,103 @@
         <w:pStyle w:val="Caption"/>
       </w:pPr>
       <w:r>
-        <w:t>The actual DPH learning library showing quantity guidance for the supplied Practice order application. Its explanation covers valid whole-item input and a practice answer.</w:t>
+        <w:t>Figure 3 Actual DPH learning library explaining the Quantity field with its valid input limits worked example and practice answer</w:t>
+      </w:r>
+    </w:p>
+    <w:p>
+      <w:pPr>
+        <w:pStyle w:val="Heading3"/>
+      </w:pPr>
+      <w:r>
+        <w:t>9.2 Read the seven teaching fields</w:t>
+      </w:r>
+    </w:p>
+    <w:p>
+      <w:r>
+        <w:t>Topic name identifies the subject. User role tells you whom the explanation helps. Meaning explains what the subject is and why it matters. Example shows a valid input, interpreted output or worked situation. Limits describes rules, units, permissions and mistakes. Help explains what to do if the result differs. Practice gives an exercise and its expected answer.</w:t>
+      </w:r>
+    </w:p>
+    <w:p>
+      <w:r>
+        <w:t>For a Quantity field, meaning could explain whole-item order count, example could use 2, limits could require integers from 1 through 1000, and help could explain how to replace 2.5 safely. The practice answer should explain the rule, not simply repeat the field caption.</w:t>
+      </w:r>
+    </w:p>
+    <w:p>
+      <w:pPr>
+        <w:pStyle w:val="Heading3"/>
+      </w:pPr>
+      <w:r>
+        <w:t>9.3 Choose the category that answers your question</w:t>
+      </w:r>
+    </w:p>
+    <w:p>
+      <w:r>
+        <w:t>Screen describes the purpose and arrangement of a visible area. Field explains one input or displayed value. Error or problem explains a symptom and recovery. Question and answer gives a focused reply. Business rule describes a condition and its consequence. Output or report explains what a result means and how to read it.</w:t>
+      </w:r>
+    </w:p>
+    <w:p>
+      <w:r>
+        <w:t>Role or permission describes who may perform work; it does not grant access. Related system explains a dependency. Setting or option explains how a choice affects results. Background work explains what may happen after a visible action. History or design choice preserves a reason for an existing approach. Learning check gives an exercise to test understanding.</w:t>
+      </w:r>
+    </w:p>
+    <w:p>
+      <w:pPr>
+        <w:pStyle w:val="Heading3"/>
+      </w:pPr>
+      <w:r>
+        <w:t>9.4 Recover from empty or unexpected results</w:t>
+      </w:r>
+    </w:p>
+    <w:p>
+      <w:r>
+        <w:t>Clear the search and role fields, then select a row again. If the expected explanation still does not appear, check the selected application and ask whether the contribution was saved, rejected or retired. Rejected and retired teaching cards are excluded from the current learner list.</w:t>
+      </w:r>
+    </w:p>
+    <w:p>
+      <w:r>
+        <w:t>If a linked object no longer exists in the current capture, the reader may still preserve useful prose while Explore related selection is unavailable. Ask the preparer to review the connection. Do not treat an old link as current simply because its explanation is readable.</w:t>
       </w:r>
     </w:p>
     <w:p>
       <w:pPr>
         <w:pStyle w:val="Heading2"/>
-      </w:pPr>
-      <w:r>
-        <w:t>Choose the question you need answered</w:t>
-      </w:r>
-    </w:p>
-    <w:p>
-      <w:r>
-        <w:t>Screen and Field explain what something is for and what to enter. Error or problem and Question and answer explain symptoms and safe next steps. Business rule, Output or report and Setting or option explain why a result differs. Related system, Role or permission, Background work and History or design choice provide context when it helps the task. Learning check provides an exercise and expected answer.</w:t>
-      </w:r>
-    </w:p>
-    <w:p>
-      <w:r>
-        <w:t>An explanation belongs to the selected application and keeps its contributor and review status. Unknown means the preparer must obtain an answer. A learning role filters instructions; it does not grant permission to use a production system.</w:t>
-      </w:r>
-    </w:p>
-    <w:p>
-      <w:pPr>
-        <w:pStyle w:val="Heading1"/>
-        <w:pageBreakBefore/>
-      </w:pPr>
-      <w:r>
-        <w:t>Follow an action</w:t>
-      </w:r>
-    </w:p>
-    <w:p>
-      <w:pPr>
-        <w:pStyle w:val="Heading2"/>
-      </w:pPr>
-      <w:r>
-        <w:t>From a control to the responding operation</w:t>
-      </w:r>
-    </w:p>
-    <w:p>
-      <w:pPr>
-        <w:keepNext/>
-        <w:ind w:left="259" w:hanging="259"/>
+        <w:pageBreakBefore w:val="0"/>
+        <w:spacing w:before="440"/>
+      </w:pPr>
+      <w:r>
+        <w:t>10 Follow a visible action into its explanation</w:t>
+      </w:r>
+    </w:p>
+    <w:p>
+      <w:pPr>
+        <w:pStyle w:val="Heading3"/>
+      </w:pPr>
+      <w:r>
+        <w:t>10.1 Understand the vocabulary first</w:t>
+      </w:r>
+    </w:p>
+    <w:p>
+      <w:r>
+        <w:t>A form is a window or screen definition. A component is an item placed on that form, such as a button or input field. An event describes something that may happen, such as a click. An event handler is the operation connected to that event. A routine is a procedure or function that performs a piece of work. A unit groups related Delphi declarations and implementation.</w:t>
+      </w:r>
+    </w:p>
+    <w:p>
+      <w:r>
+        <w:t>You do not need to write Delphi to use these distinctions. They let you say A click on Calculate total enters CalculateClick, which validates the values and calculates the displayed result. That statement connects a user action to understandable work.</w:t>
+      </w:r>
+    </w:p>
+    <w:p>
+      <w:pPr>
+        <w:pStyle w:val="Heading3"/>
+      </w:pPr>
+      <w:r>
+        <w:t>10.2 Trace one action</w:t>
+      </w:r>
+    </w:p>
+    <w:p>
+      <w:pPr>
+        <w:keepLines/>
+        <w:ind w:left="317" w:hanging="317"/>
       </w:pPr>
       <w:r>
         <w:rPr>
@@ -969,13 +2057,13 @@
         <w:t xml:space="preserve">1. </w:t>
       </w:r>
       <w:r>
-        <w:t>Open Learn the project and choose Screens and actions or Follow an action.</w:t>
-      </w:r>
-    </w:p>
-    <w:p>
-      <w:pPr>
-        <w:keepNext/>
-        <w:ind w:left="259" w:hanging="259"/>
+        <w:t>In Learn the project, open Screens and actions or Follow an action.</w:t>
+      </w:r>
+    </w:p>
+    <w:p>
+      <w:pPr>
+        <w:keepLines/>
+        <w:ind w:left="317" w:hanging="317"/>
       </w:pPr>
       <w:r>
         <w:rPr>
@@ -984,13 +2072,13 @@
         <w:t xml:space="preserve">2. </w:t>
       </w:r>
       <w:r>
-        <w:t>Follow a control or event link. In Explain, read the selection name and role. An event connects an action, such as a click, to a responding operation.</w:t>
-      </w:r>
-    </w:p>
-    <w:p>
-      <w:pPr>
-        <w:keepNext/>
-        <w:ind w:left="259" w:hanging="259"/>
+        <w:t>Select a relevant control or event link. In Explain, confirm the selected name and role.</w:t>
+      </w:r>
+    </w:p>
+    <w:p>
+      <w:pPr>
+        <w:keepLines/>
+        <w:ind w:left="317" w:hanging="317"/>
       </w:pPr>
       <w:r>
         <w:rPr>
@@ -999,13 +2087,13 @@
         <w:t xml:space="preserve">3. </w:t>
       </w:r>
       <w:r>
-        <w:t>Follow the responding operation. Read its supplied purpose, then Follow what happens next.</w:t>
-      </w:r>
-    </w:p>
-    <w:p>
-      <w:pPr>
-        <w:keepNext/>
-        <w:ind w:left="259" w:hanging="259"/>
+        <w:t>Read its supplied user purpose. If it is absent, keep that question visible rather than guessing from the name.</w:t>
+      </w:r>
+    </w:p>
+    <w:p>
+      <w:pPr>
+        <w:keepLines/>
+        <w:ind w:left="317" w:hanging="317"/>
       </w:pPr>
       <w:r>
         <w:rPr>
@@ -1014,13 +2102,13 @@
         <w:t xml:space="preserve">4. </w:t>
       </w:r>
       <w:r>
-        <w:t>Read Choices and stopping points when present. Compare its actual condition with the explanation of the alternatives.</w:t>
-      </w:r>
-    </w:p>
-    <w:p>
-      <w:pPr>
-        <w:keepNext w:val="0"/>
-        <w:ind w:left="259" w:hanging="259"/>
+        <w:t>Follow the responding operation. Read the next supported connection and any captured choice or stopping point.</w:t>
+      </w:r>
+    </w:p>
+    <w:p>
+      <w:pPr>
+        <w:keepLines/>
+        <w:ind w:left="317" w:hanging="317"/>
       </w:pPr>
       <w:r>
         <w:rPr>
@@ -1029,53 +2117,195 @@
         <w:t xml:space="preserve">5. </w:t>
       </w:r>
       <w:r>
-        <w:t>Follow one next operation and describe why the application needs that work. Use Back to return.</w:t>
-      </w:r>
-    </w:p>
-    <w:p>
-      <w:r>
-        <w:t>An object with no supported next connection may still do useful work. Ask the author or inspect the related source with someone who understands it.</w:t>
+        <w:t>Describe the action in ordinary language: what starts it, what input it uses, what changes its path and what output should follow.</w:t>
+      </w:r>
+    </w:p>
+    <w:p>
+      <w:pPr>
+        <w:keepLines/>
+        <w:ind w:left="317" w:hanging="317"/>
+      </w:pPr>
+      <w:r>
+        <w:rPr>
+          <w:b/>
+        </w:rPr>
+        <w:t xml:space="preserve">6. </w:t>
+      </w:r>
+      <w:r>
+        <w:t>Use Back to return and compare your explanation with the original screen action.</w:t>
+      </w:r>
+    </w:p>
+    <w:p>
+      <w:r>
+        <w:t>Expected result: you can explain one path through the selected application. A static connection shows a supported relationship in source, rather than proof that the path ran successfully in a live system.</w:t>
+      </w:r>
+    </w:p>
+    <w:p>
+      <w:pPr>
+        <w:pStyle w:val="Heading3"/>
+      </w:pPr>
+      <w:r>
+        <w:t>10.3 Work through the practice action</w:t>
+      </w:r>
+    </w:p>
+    <w:p>
+      <w:r>
+        <w:t>Find CalculateClick in the supplied example through a linked control or Search project. Read the quantity validation and the tax decision. Identify how the operation uses the input fields and changes the result label. Compare the source-derived condition with the library's plain explanation of tax on and tax off.</w:t>
+      </w:r>
+    </w:p>
+    <w:p>
+      <w:r>
+        <w:t>Now change the question: What happens when quantity is 2.5? Read the supplied error explanation and the captured validation behavior. The incorrect input prevents the ordinary total path. That is a useful learning result even when you are not executing the program.</w:t>
+      </w:r>
+    </w:p>
+    <w:p>
+      <w:pPr>
+        <w:pStyle w:val="Heading3"/>
+      </w:pPr>
+      <w:r>
+        <w:t>10.4 Use deeper details only when needed</w:t>
+      </w:r>
+    </w:p>
+    <w:p>
+      <w:r>
+        <w:t>Explain includes optional source walkthrough and deeper supporting detail. Expand it when a specific condition or relationship needs investigation. Source text, a trace and a diagram answer different questions: text shows the captured statement, a trace lists supported connections, and a diagram makes possible branches easier to see.</w:t>
+      </w:r>
+    </w:p>
+    <w:p>
+      <w:r>
+        <w:t>An unresolved or uncertain connection needs checking by someone who understands the source. A graph is not a recording of a user session. For a dynamic event assignment or external service behavior, ask for observed examples or a knowledgeable explanation.</w:t>
       </w:r>
     </w:p>
     <w:p>
       <w:pPr>
         <w:pStyle w:val="Heading2"/>
-      </w:pPr>
-      <w:r>
-        <w:t>Open deeper detail when it answers your question</w:t>
-      </w:r>
-    </w:p>
-    <w:p>
-      <w:r>
-        <w:t>Optional: read the code walkthrough and source details expands the supporting source explanation, trace and diagram. Keep it closed while learning the user task. An uncertain connection needs checking; a diagram describes possible paths rather than a recording of a successful run.</w:t>
-      </w:r>
-    </w:p>
-    <w:p>
-      <w:r>
-        <w:t>The left object list finds names directly. Double-click an object to open its explanation. The labeled Selection details pane identifies the selection when visible. Drag the dividers to resize the panes. In a restored window, scroll the command strip if a button is outside the visible width.</w:t>
-      </w:r>
-    </w:p>
-    <w:p>
-      <w:pPr>
-        <w:pStyle w:val="Heading1"/>
-        <w:pageBreakBefore/>
-      </w:pPr>
-      <w:r>
-        <w:t>Learn a task</w:t>
-      </w:r>
-    </w:p>
-    <w:p>
-      <w:pPr>
-        <w:pStyle w:val="Heading2"/>
-      </w:pPr>
-      <w:r>
-        <w:t>Follow the prepared steps</w:t>
-      </w:r>
-    </w:p>
-    <w:p>
-      <w:pPr>
-        <w:keepNext/>
-        <w:ind w:left="259" w:hanging="259"/>
+        <w:pageBreakBefore w:val="0"/>
+        <w:spacing w:before="440"/>
+      </w:pPr>
+      <w:r>
+        <w:t>11 Read form designs and graphs</w:t>
+      </w:r>
+    </w:p>
+    <w:p>
+      <w:pPr>
+        <w:pStyle w:val="Heading3"/>
+      </w:pPr>
+      <w:r>
+        <w:t>11.1 Form designs are reconstructed layouts</w:t>
+      </w:r>
+    </w:p>
+    <w:p>
+      <w:r>
+        <w:t>Choose Form designs to inspect a saved Delphi form definition. This is a reconstruction from source, not an automatic photograph of the running application. It helps you identify control names, positions, captions and supported event connections. Custom controls, styles, inherited forms and runtime changes can make the real screen look different.</w:t>
+      </w:r>
+    </w:p>
+    <w:p>
+      <w:r>
+        <w:t>Select a form, inspect a control and follow its explanation where available. Use the available view controls to fit or inspect the design. If your question concerns what the user actually sees today, compare it with a supplied real screenshot in Chapter 12.</w:t>
+      </w:r>
+    </w:p>
+    <w:p>
+      <w:pPr>
+        <w:pStyle w:val="Heading3"/>
+      </w:pPr>
+      <w:r>
+        <w:t>11.2 Ask a learning question of a graph</w:t>
+      </w:r>
+    </w:p>
+    <w:p>
+      <w:r>
+        <w:t>Choose Graphs after selecting an object relevant to your task. Use the graph kind to focus on the relationship you need: Execution, Procedure CFG, Caller / callee, Form navigation, Data flow, Change impact, Data lineage or Business process. The separate grouping selector offers Objects, Types and Units. Select a node or group to investigate its explanation rather than reading the entire diagram as a single process.</w:t>
+      </w:r>
+    </w:p>
+    <w:p>
+      <w:r>
+        <w:t>For a call relationship, ask why the first operation needs the second. For a unit relationship, ask which responsibility is being used. When a branch is shown, compare its label with the actual condition. The graph may be bounded to keep the page usable; hidden or omitted nodes are not proof of absence.</w:t>
+      </w:r>
+    </w:p>
+    <w:p>
+      <w:pPr>
+        <w:pStyle w:val="Heading3"/>
+      </w:pPr>
+      <w:r>
+        <w:t>11.3 Read direction and uncertainty</w:t>
+      </w:r>
+    </w:p>
+    <w:p>
+      <w:r>
+        <w:t>An arrow describes a supported relation between two captured objects. Its direction matters. A caller uses another routine; the callee does not necessarily call back. Incoming and outgoing connections answer opposite questions, so confirm which direction you are reading.</w:t>
+      </w:r>
+    </w:p>
+    <w:p>
+      <w:r>
+        <w:t>Unresolved endpoints, inference labels or warnings indicate that DPH cannot establish the entire connection. Keep that uncertainty in your explanation. Saying the source suggests this path and the author needs to confirm the dynamic target is more useful than presenting an unverified guess as fact.</w:t>
+      </w:r>
+    </w:p>
+    <w:p>
+      <w:pPr>
+        <w:pStyle w:val="Heading3"/>
+      </w:pPr>
+      <w:r>
+        <w:t>11.4 A practical investigation exercise</w:t>
+      </w:r>
+    </w:p>
+    <w:p>
+      <w:r>
+        <w:t>In the practice example, identify the calculate button, its click handler and the input controls used by that handler. Explain why the result label is an output rather than an input. Then identify the tax decision and describe both outcomes.</w:t>
+      </w:r>
+    </w:p>
+    <w:p>
+      <w:r>
+        <w:t>You have completed this exercise when you can connect the visible button to a named responding operation and explain the result using the example numbers. You do not need to memorize every object or arrow on the page.</w:t>
+      </w:r>
+    </w:p>
+    <w:p>
+      <w:pPr>
+        <w:pStyle w:val="Heading3"/>
+      </w:pPr>
+      <w:r>
+        <w:t>11.5 Select and inspect a form design</w:t>
+      </w:r>
+    </w:p>
+    <w:p>
+      <w:r>
+        <w:t>In Form designs, choose a captured form from the form selector. Use Thumbnail for an overview, Fit for the available viewing area, Native for the saved design scale or Custom zoom when a control needs closer inspection. The zoom slider ranges from 25 through 400 percent. Full screen gives the design the largest available viewing area; use the full-screen control again to leave that view.</w:t>
+      </w:r>
+    </w:p>
+    <w:p>
+      <w:r>
+        <w:t>Inspect the warning beneath the controls: this is an approximate design-time reconstruction. Select a relevant control and open its explanation when available. If a runtime screen differs, preserve that distinction and compare with a supplied picture rather than calling the reconstruction a current screenshot.</w:t>
+      </w:r>
+    </w:p>
+    <w:p>
+      <w:pPr>
+        <w:pStyle w:val="Heading3"/>
+      </w:pPr>
+      <w:r>
+        <w:t>11.6 Choose the graph that answers your question</w:t>
+      </w:r>
+    </w:p>
+    <w:p>
+      <w:r>
+        <w:t>Execution gives an overview of supported execution connections. Procedure CFG means procedure control-flow graph: it focuses on alternatives, repetition and stopping paths within a routine. Caller / callee asks which operation calls another. Form navigation asks about supported connections between forms. Data flow follows captured information-use relationships.</w:t>
+      </w:r>
+    </w:p>
+    <w:p>
+      <w:r>
+        <w:t>Change impact explores relationships that may be relevant when a selected object changes. Data lineage concerns where captured information comes from and goes. Business process presents supported process-oriented material where available. These are bounded source/knowledge views, not automatic proof of a complete real-world workflow. If a graph has no useful result, identify what evidence is missing instead of concluding that the application has no corresponding behavior.</w:t>
+      </w:r>
+    </w:p>
+    <w:p>
+      <w:pPr>
+        <w:pStyle w:val="Heading3"/>
+      </w:pPr>
+      <w:r>
+        <w:t>11.7 Group a larger graph and read its legend</w:t>
+      </w:r>
+    </w:p>
+    <w:p>
+      <w:pPr>
+        <w:keepLines/>
+        <w:ind w:left="317" w:hanging="317"/>
       </w:pPr>
       <w:r>
         <w:rPr>
@@ -1084,13 +2314,13 @@
         <w:t xml:space="preserve">1. </w:t>
       </w:r>
       <w:r>
-        <w:t>Choose Learn a task in the top-right selector.</w:t>
-      </w:r>
-    </w:p>
-    <w:p>
-      <w:pPr>
-        <w:keepNext/>
-        <w:ind w:left="259" w:hanging="259"/>
+        <w:t>Select an object relevant to your question, then open Graphs and choose the desired graph kind.</w:t>
+      </w:r>
+    </w:p>
+    <w:p>
+      <w:pPr>
+        <w:keepLines/>
+        <w:ind w:left="317" w:hanging="317"/>
       </w:pPr>
       <w:r>
         <w:rPr>
@@ -1099,13 +2329,13 @@
         <w:t xml:space="preserve">2. </w:t>
       </w:r>
       <w:r>
-        <w:t>Select a saved task from the left list. Type part of its name to narrow the list. More tasks loads another page when available.</w:t>
-      </w:r>
-    </w:p>
-    <w:p>
-      <w:pPr>
-        <w:keepNext/>
-        <w:ind w:left="259" w:hanging="259"/>
+        <w:t>Choose Objects to inspect individual objects. Choose Types or Units to group a larger result by those categories.</w:t>
+      </w:r>
+    </w:p>
+    <w:p>
+      <w:pPr>
+        <w:keepLines/>
+        <w:ind w:left="317" w:hanging="317"/>
       </w:pPr>
       <w:r>
         <w:rPr>
@@ -1114,13 +2344,13 @@
         <w:t xml:space="preserve">3. </w:t>
       </w:r>
       <w:r>
-        <w:t>Select a task, scrolling the task list if necessary. Open Before you begin and task context. Read the purpose, contributor, review state and prerequisites, then collapse it again to give the steps more space.</w:t>
-      </w:r>
-    </w:p>
-    <w:p>
-      <w:pPr>
-        <w:keepNext/>
-        <w:ind w:left="259" w:hanging="259"/>
+        <w:t>Select a group to read its members and supporting evidence. Follow the relevant member into its explanation.</w:t>
+      </w:r>
+    </w:p>
+    <w:p>
+      <w:pPr>
+        <w:keepLines/>
+        <w:ind w:left="317" w:hanging="317"/>
       </w:pPr>
       <w:r>
         <w:rPr>
@@ -1129,13 +2359,13 @@
         <w:t xml:space="preserve">4. </w:t>
       </w:r>
       <w:r>
-        <w:t>Read the action and its expected result. Scroll within the instructions to see the result and further material.</w:t>
-      </w:r>
-    </w:p>
-    <w:p>
-      <w:pPr>
-        <w:keepNext/>
-        <w:ind w:left="259" w:hanging="259"/>
+        <w:t>Use Whole program, All forms or Project data only when the question requires a broader view. Read any bounds and qualifications rather than assuming the diagram contains everything.</w:t>
+      </w:r>
+    </w:p>
+    <w:p>
+      <w:pPr>
+        <w:keepLines/>
+        <w:ind w:left="317" w:hanging="317"/>
       </w:pPr>
       <w:r>
         <w:rPr>
@@ -1144,22 +2374,53 @@
         <w:t xml:space="preserve">5. </w:t>
       </w:r>
       <w:r>
-        <w:t>Click Next step to continue. Previous step returns to an earlier instruction; Start again returns to the first step.</w:t>
-      </w:r>
-    </w:p>
-    <w:p>
-      <w:pPr>
-        <w:keepNext w:val="0"/>
-        <w:ind w:left="259" w:hanging="259"/>
-      </w:pPr>
-      <w:r>
-        <w:rPr>
-          <w:b/>
-        </w:rPr>
-        <w:t xml:space="preserve">6. </w:t>
-      </w:r>
-      <w:r>
-        <w:t>At the last step, compare the overall expected result and read the recovery and practice instructions. Explain how you would recognize a correct outcome.</w:t>
+        <w:t>Read the legend: blue indicates confirmed static relationships, while orange dashed connections indicate uncertainty. Keep that qualification in your explanation.</w:t>
+      </w:r>
+    </w:p>
+    <w:p>
+      <w:r>
+        <w:t>Expected result: grouping reduces visual detail while preserving a route to the members that matter. Changing grouping changes presentation, not the source or the application's actual behavior.</w:t>
+      </w:r>
+    </w:p>
+    <w:p>
+      <w:pPr>
+        <w:pStyle w:val="Heading2"/>
+        <w:pageBreakBefore w:val="0"/>
+        <w:spacing w:before="440"/>
+      </w:pPr>
+      <w:r>
+        <w:t>12 Read pictures sample outputs and callouts</w:t>
+      </w:r>
+    </w:p>
+    <w:p>
+      <w:pPr>
+        <w:pStyle w:val="Heading3"/>
+      </w:pPr>
+      <w:r>
+        <w:t>12.1 Select and inspect a supplied image</w:t>
+      </w:r>
+    </w:p>
+    <w:p>
+      <w:r>
+        <w:t>Choose Screenshots. Select an image in the left list and read its caption, image kind and contributor information. Screenshot means a supplied screen picture. Sample output means a supplied result or report example. Other teaching image is a diagram or illustration supplied to explain something else.</w:t>
+      </w:r>
+    </w:p>
+    <w:p>
+      <w:r>
+        <w:t>Use Fit to see the whole image within the available area. Native pixels shows its own pixel size. Custom zoom uses the zoom slider, whose range is 25 through 400 percent. When the image is larger than the area, scroll within the image view. A small image cannot reveal detail that was never captured at higher resolution.</w:t>
+      </w:r>
+    </w:p>
+    <w:p>
+      <w:pPr>
+        <w:pStyle w:val="Heading3"/>
+      </w:pPr>
+      <w:r>
+        <w:t>12.2 Read numbered explanations</w:t>
+      </w:r>
+    </w:p>
+    <w:p>
+      <w:r>
+        <w:t>Numbered markers identify teaching points over the supplied picture. Read the legend below the picture to find what each point means. Open Learning library for the full explanation, worked example and practice answer. A marker anchors the explanation to a location; it does not establish that the pictured output is current or correct for every situation.</w:t>
       </w:r>
     </w:p>
     <w:p>
@@ -1170,8 +2431,8 @@
       <w:r>
         <w:drawing>
           <ns2:inline>
-            <ns2:extent cx="5852160" cy="3657600"/>
-            <ns2:docPr id="3" name="Picture 3" descr="The actual DPH reader presenting a supplied Practice order task. The learner has checked one result and is reading the next step."/>
+            <ns2:extent cx="6217920" cy="3221660"/>
+            <ns2:docPr id="4" name="Picture 4" descr="Figure 4 Actual DPH picture viewer displaying the supplied native practice output and its attributed point explanation"/>
             <ns2:cNvGraphicFramePr>
               <ns3:graphicFrameLocks noChangeAspect="1"/>
             </ns2:cNvGraphicFramePr>
@@ -1179,11 +2440,11 @@
               <ns3:graphicData uri="http://schemas.openxmlformats.org/drawingml/2006/picture">
                 <ns4:pic>
                   <ns4:nvPicPr>
-                    <ns4:cNvPr id="0" name="learning-completion-practice-task-compact.png"/>
+                    <ns4:cNvPr id="0" name="learning-completion-practice-output.png"/>
                     <ns4:cNvPicPr/>
                   </ns4:nvPicPr>
                   <ns4:blipFill>
-                    <ns3:blip ns5:embed="rId11"/>
+                    <ns3:blip ns5:embed="rId12"/>
                     <ns3:stretch>
                       <ns3:fillRect/>
                     </ns3:stretch>
@@ -1191,7 +2452,7 @@
                   <ns4:spPr>
                     <ns3:xfrm>
                       <ns3:off x="0" y="0"/>
-                      <ns3:ext cx="5852160" cy="3657600"/>
+                      <ns3:ext cx="6217920" cy="3221660"/>
                     </ns3:xfrm>
                     <ns3:prstGeom prst="rect"/>
                   </ns4:spPr>
@@ -1207,34 +2468,49 @@
         <w:pStyle w:val="Caption"/>
       </w:pPr>
       <w:r>
-        <w:t>The actual DPH reader presenting a supplied Practice order task. The learner has checked one result and is reading the next step.</w:t>
-      </w:r>
-    </w:p>
-    <w:p>
-      <w:pPr>
-        <w:pStyle w:val="Heading2"/>
-      </w:pPr>
-      <w:r>
-        <w:t>Choose a role and learning path</w:t>
-      </w:r>
-    </w:p>
-    <w:p>
-      <w:r>
-        <w:t>User role filters tasks prepared for a named role; tasks without a restricted role stay available. Learning path selects a named sequence. Lessons appear in the order set by the preparer. Read Before you begin for prerequisites and complete the earlier lesson when instructed.</w:t>
-      </w:r>
-    </w:p>
-    <w:p>
-      <w:pPr>
-        <w:pStyle w:val="Heading2"/>
-      </w:pPr>
-      <w:r>
-        <w:t>Save your place</w:t>
-      </w:r>
-    </w:p>
-    <w:p>
-      <w:pPr>
-        <w:keepNext/>
-        <w:ind w:left="259" w:hanging="259"/>
+        <w:t>Figure 4 Actual DPH picture viewer displaying the supplied native practice output and its attributed point explanation</w:t>
+      </w:r>
+    </w:p>
+    <w:p>
+      <w:r>
+        <w:t>In the practice output image, find the explanation of the displayed total. Relate the caption's quantity, price and tax state to 22.00. If you read the number without reading the input context, you have not yet understood the output.</w:t>
+      </w:r>
+    </w:p>
+    <w:p>
+      <w:pPr>
+        <w:pStyle w:val="Heading3"/>
+      </w:pPr>
+      <w:r>
+        <w:t>12.3 Follow the image to an object</w:t>
+      </w:r>
+    </w:p>
+    <w:p>
+      <w:r>
+        <w:t>Explain linked object opens a captured object associated with the image when one is available. Use this when you want to connect what you see with a control or operation. An unlinked image may still be useful teaching material; ask the preparer to supply the connection if it matters.</w:t>
+      </w:r>
+    </w:p>
+    <w:p>
+      <w:r>
+        <w:t>The caption should identify context such as application version, sample values and relevant options. A screenshot with no context can mislead a new learner. If the image conflicts with the current form or instructions, record the difference and ask the contributor which version it illustrates.</w:t>
+      </w:r>
+    </w:p>
+    <w:p>
+      <w:pPr>
+        <w:pStyle w:val="Heading3"/>
+      </w:pPr>
+      <w:r>
+        <w:t>12.4 Import a picture</w:t>
+      </w:r>
+    </w:p>
+    <w:p>
+      <w:r>
+        <w:t>Before you begin, obtain an existing PNG file you are authorized to use, a meaningful caption and a named contributor. If it should connect to a source object, select that object first.</w:t>
+      </w:r>
+    </w:p>
+    <w:p>
+      <w:pPr>
+        <w:keepLines/>
+        <w:ind w:left="317" w:hanging="317"/>
       </w:pPr>
       <w:r>
         <w:rPr>
@@ -1243,13 +2519,13 @@
         <w:t xml:space="preserve">1. </w:t>
       </w:r>
       <w:r>
-        <w:t>Enter your name in Your name for saved progress.</w:t>
-      </w:r>
-    </w:p>
-    <w:p>
-      <w:pPr>
-        <w:keepNext/>
-        <w:ind w:left="259" w:hanging="259"/>
+        <w:t>Open Screenshots and enter the contributor and caption in the import fields.</w:t>
+      </w:r>
+    </w:p>
+    <w:p>
+      <w:pPr>
+        <w:keepLines/>
+        <w:ind w:left="317" w:hanging="317"/>
       </w:pPr>
       <w:r>
         <w:rPr>
@@ -1258,13 +2534,13 @@
         <w:t xml:space="preserve">2. </w:t>
       </w:r>
       <w:r>
-        <w:t>After checking the result for the current step, click I checked this result. DPH saves that check and moves to the next step.</w:t>
-      </w:r>
-    </w:p>
-    <w:p>
-      <w:pPr>
-        <w:keepNext/>
-        <w:ind w:left="259" w:hanging="259"/>
+        <w:t>Choose Screenshot, Sample output or Other teaching image.</w:t>
+      </w:r>
+    </w:p>
+    <w:p>
+      <w:pPr>
+        <w:keepLines/>
+        <w:ind w:left="317" w:hanging="317"/>
       </w:pPr>
       <w:r>
         <w:rPr>
@@ -1273,13 +2549,13 @@
         <w:t xml:space="preserve">3. </w:t>
       </w:r>
       <w:r>
-        <w:t>Return to the task using the same name to resume at its next unchecked step. Previous step and Next step let you read without claiming completion.</w:t>
-      </w:r>
-    </w:p>
-    <w:p>
-      <w:pPr>
-        <w:keepNext w:val="0"/>
-        <w:ind w:left="259" w:hanging="259"/>
+        <w:t>Click Import an existing PNG screenshot and select the intended PNG file.</w:t>
+      </w:r>
+    </w:p>
+    <w:p>
+      <w:pPr>
+        <w:keepLines/>
+        <w:ind w:left="317" w:hanging="317"/>
       </w:pPr>
       <w:r>
         <w:rPr>
@@ -1288,58 +2564,41 @@
         <w:t xml:space="preserve">4. </w:t>
       </w:r>
       <w:r>
-        <w:t>Use Clear my progress if you want to repeat the checks. Start again returns the reader to the first step without clearing your saved checks.</w:t>
-      </w:r>
-    </w:p>
-    <w:p>
-      <w:r>
-        <w:t>Progress is personal to this computer, learner name, application and instruction revision. Changed instructions require fresh checks. The count records what you checked; it is not proof of understanding, a recorded run or permission to perform a live task.</w:t>
-      </w:r>
-    </w:p>
-    <w:p>
-      <w:pPr>
-        <w:pStyle w:val="Heading2"/>
-      </w:pPr>
-      <w:r>
-        <w:t>Know where the task happens</w:t>
-      </w:r>
-    </w:p>
-    <w:p>
-      <w:r>
-        <w:t>DPH displays instructions; it does not perform the task in the selected application. If practice requires running that application, use the environment and example data approved by its owner. Instructions should identify what is safe to try and what result to expect.</w:t>
-      </w:r>
-    </w:p>
-    <w:p>
-      <w:r>
-        <w:t>If the list is empty, ask the preparer to add a common task. Older free-text instructions remain readable, but DPH does not invent steps for them. Instructions awaiting review remain visibly attributed to their contributor.</w:t>
-      </w:r>
-    </w:p>
-    <w:p>
-      <w:pPr>
-        <w:pStyle w:val="Heading1"/>
-        <w:pageBreakBefore/>
-      </w:pPr>
-      <w:r>
-        <w:t>Explore screens and terms</w:t>
-      </w:r>
-    </w:p>
-    <w:p>
-      <w:pPr>
-        <w:pStyle w:val="Heading2"/>
-      </w:pPr>
-      <w:r>
-        <w:t>Recognize the two kinds of image</w:t>
-      </w:r>
-    </w:p>
-    <w:p>
-      <w:r>
-        <w:t>Form designs reconstruct controls from the saved layout. They help identify names and connections, but styles, custom controls and runtime changes can make the running screen look different. Screenshots contains separately supplied images. Read the contributor and caption before treating an image as the current screen.</w:t>
-      </w:r>
-    </w:p>
-    <w:p>
-      <w:pPr>
-        <w:keepNext/>
-        <w:ind w:left="259" w:hanging="259"/>
+        <w:t>Wait for import to finish, then select the new image in the list.</w:t>
+      </w:r>
+    </w:p>
+    <w:p>
+      <w:pPr>
+        <w:keepLines/>
+        <w:ind w:left="317" w:hanging="317"/>
+      </w:pPr>
+      <w:r>
+        <w:rPr>
+          <w:b/>
+        </w:rPr>
+        <w:t xml:space="preserve">5. </w:t>
+      </w:r>
+      <w:r>
+        <w:t>Check the caption, image kind and visible image. Follow its linked object if one was supplied.</w:t>
+      </w:r>
+    </w:p>
+    <w:p>
+      <w:r>
+        <w:t>Expected result: DPH manages a copy of the supplied image. It does not launch or capture the selected application automatically. Keep the original picture independently if it is an important record.</w:t>
+      </w:r>
+    </w:p>
+    <w:p>
+      <w:pPr>
+        <w:pStyle w:val="Heading3"/>
+      </w:pPr>
+      <w:r>
+        <w:t>12.5 Prepare a point explanation</w:t>
+      </w:r>
+    </w:p>
+    <w:p>
+      <w:pPr>
+        <w:keepLines/>
+        <w:ind w:left="317" w:hanging="317"/>
       </w:pPr>
       <w:r>
         <w:rPr>
@@ -1348,13 +2607,13 @@
         <w:t xml:space="preserve">1. </w:t>
       </w:r>
       <w:r>
-        <w:t>Choose Form designs for a saved layout, or Screenshots for supplied images.</w:t>
-      </w:r>
-    </w:p>
-    <w:p>
-      <w:pPr>
-        <w:keepNext/>
-        <w:ind w:left="259" w:hanging="259"/>
+        <w:t>Select the intended image and click the point you want to explain.</w:t>
+      </w:r>
+    </w:p>
+    <w:p>
+      <w:pPr>
+        <w:keepLines/>
+        <w:ind w:left="317" w:hanging="317"/>
       </w:pPr>
       <w:r>
         <w:rPr>
@@ -1363,13 +2622,13 @@
         <w:t xml:space="preserve">2. </w:t>
       </w:r>
       <w:r>
-        <w:t>Select the form or image. Use the available fit, native-size or zoom controls to make the relevant area readable.</w:t>
-      </w:r>
-    </w:p>
-    <w:p>
-      <w:pPr>
-        <w:keepNext/>
-        <w:ind w:left="259" w:hanging="259"/>
+        <w:t>Choose Explain this point. In the teaching editor, enter a clear topic name and the contributor.</w:t>
+      </w:r>
+    </w:p>
+    <w:p>
+      <w:pPr>
+        <w:keepLines/>
+        <w:ind w:left="317" w:hanging="317"/>
       </w:pPr>
       <w:r>
         <w:rPr>
@@ -1378,13 +2637,13 @@
         <w:t xml:space="preserve">3. </w:t>
       </w:r>
       <w:r>
-        <w:t>Open a control explanation. Read any saved label, typing guidance, input limit or availability information.</w:t>
-      </w:r>
-    </w:p>
-    <w:p>
-      <w:pPr>
-        <w:keepNext w:val="0"/>
-        <w:ind w:left="259" w:hanging="259"/>
+        <w:t>Explain what to notice, give a worked example, describe limits and safe help, and add a practice question with its answer.</w:t>
+      </w:r>
+    </w:p>
+    <w:p>
+      <w:pPr>
+        <w:keepLines/>
+        <w:ind w:left="317" w:hanging="317"/>
       </w:pPr>
       <w:r>
         <w:rPr>
@@ -1393,47 +2652,69 @@
         <w:t xml:space="preserve">4. </w:t>
       </w:r>
       <w:r>
-        <w:t>Relate that information to the task. Ask about behavior that changes while the application runs.</w:t>
+        <w:t>Click Save explanation. Return to Screenshots and select the picture again.</w:t>
+      </w:r>
+    </w:p>
+    <w:p>
+      <w:pPr>
+        <w:keepLines/>
+        <w:ind w:left="317" w:hanging="317"/>
+      </w:pPr>
+      <w:r>
+        <w:rPr>
+          <w:b/>
+        </w:rPr>
+        <w:t xml:space="preserve">5. </w:t>
+      </w:r>
+      <w:r>
+        <w:t>Confirm that the numbered marker appears in the intended location and its legend matches the explanation. Check another zoom level if the point is close to a boundary.</w:t>
+      </w:r>
+    </w:p>
+    <w:p>
+      <w:r>
+        <w:t>Expected result: the point remains anchored when the image is resized or zoomed. The original PNG is unchanged. If you clicked the wrong point, cancel the new draft and start from the correct location rather than saving a misleading annotation.</w:t>
       </w:r>
     </w:p>
     <w:p>
       <w:pPr>
         <w:pStyle w:val="Heading2"/>
-      </w:pPr>
-      <w:r>
-        <w:t>Learn the vocabulary</w:t>
-      </w:r>
-    </w:p>
-    <w:p>
-      <w:r>
-        <w:t>Choose Business glossary and search for a term used in the task. Read its definition, aliases and application context. A definition awaiting review still needs checking. Use Delphi terms in Learn the project for words such as form, event, procedure and unit.</w:t>
-      </w:r>
-    </w:p>
-    <w:p>
-      <w:pPr>
-        <w:pStyle w:val="Heading2"/>
-      </w:pPr>
-      <w:r>
-        <w:t>Supply a useful screenshot</w:t>
-      </w:r>
-    </w:p>
-    <w:p>
-      <w:r>
-        <w:t>The preparer can choose Screenshots, enter a named contributor and a caption describing the context, choose Screenshot, Sample output or Other teaching image, and click Import an existing PNG screenshot. Select the relevant object first if the image should be associated with it. DPH copies the image into managed storage; it does not automatically launch or capture the selected application.</w:t>
-      </w:r>
-    </w:p>
-    <w:p>
-      <w:pPr>
-        <w:pStyle w:val="Heading2"/>
-      </w:pPr>
-      <w:r>
-        <w:t>Read and prepare picture callouts</w:t>
-      </w:r>
-    </w:p>
-    <w:p>
-      <w:pPr>
-        <w:keepNext/>
-        <w:ind w:left="259" w:hanging="259"/>
+        <w:pageBreakBefore w:val="0"/>
+        <w:spacing w:before="440"/>
+      </w:pPr>
+      <w:r>
+        <w:t>13 Search objects evidence and explanations</w:t>
+      </w:r>
+    </w:p>
+    <w:p>
+      <w:pPr>
+        <w:pStyle w:val="Heading3"/>
+      </w:pPr>
+      <w:r>
+        <w:t>13.1 Choose the right search</w:t>
+      </w:r>
+    </w:p>
+    <w:p>
+      <w:r>
+        <w:t>The object-list search helps you find captured source objects by name. The Learning library search finds teaching-card titles and bodies. Search project searches the indexed project material, including objects, evidence, knowledge and diagnostics. Choose the search that matches your question.</w:t>
+      </w:r>
+    </w:p>
+    <w:p>
+      <w:r>
+        <w:t>If you know a field caption but not its Delphi name, begin with Learning library or a screen lesson. If you know CalculateClick, use the object search or Search project. If you are investigating an exact failure message, try the teaching library first for safe recovery instruction, then inspect source evidence with a maintainer if needed.</w:t>
+      </w:r>
+    </w:p>
+    <w:p>
+      <w:pPr>
+        <w:pStyle w:val="Heading3"/>
+      </w:pPr>
+      <w:r>
+        <w:t>13.2 Run a project search</w:t>
+      </w:r>
+    </w:p>
+    <w:p>
+      <w:pPr>
+        <w:keepLines/>
+        <w:ind w:left="317" w:hanging="317"/>
       </w:pPr>
       <w:r>
         <w:rPr>
@@ -1442,13 +2723,13 @@
         <w:t xml:space="preserve">1. </w:t>
       </w:r>
       <w:r>
-        <w:t>Select a supplied picture in Screenshots. Numbered points identify explanations in the legend below it.</w:t>
-      </w:r>
-    </w:p>
-    <w:p>
-      <w:pPr>
-        <w:keepNext/>
-        <w:ind w:left="259" w:hanging="259"/>
+        <w:t>Choose Search project from the top-right selector.</w:t>
+      </w:r>
+    </w:p>
+    <w:p>
+      <w:pPr>
+        <w:keepLines/>
+        <w:ind w:left="317" w:hanging="317"/>
       </w:pPr>
       <w:r>
         <w:rPr>
@@ -1457,13 +2738,13 @@
         <w:t xml:space="preserve">2. </w:t>
       </w:r>
       <w:r>
-        <w:t>Read what each point means. Open Learning library to find its full worked example and practice answer.</w:t>
-      </w:r>
-    </w:p>
-    <w:p>
-      <w:pPr>
-        <w:keepNext/>
-        <w:ind w:left="259" w:hanging="259"/>
+        <w:t>Enter up to twelve words. Choose All or the intended result kind: object, evidence, knowledge or diagnostic.</w:t>
+      </w:r>
+    </w:p>
+    <w:p>
+      <w:pPr>
+        <w:keepLines/>
+        <w:ind w:left="317" w:hanging="317"/>
       </w:pPr>
       <w:r>
         <w:rPr>
@@ -1472,13 +2753,13 @@
         <w:t xml:space="preserve">3. </w:t>
       </w:r>
       <w:r>
-        <w:t>To prepare a new callout, click the relevant point on the picture, then Explain this point.</w:t>
-      </w:r>
-    </w:p>
-    <w:p>
-      <w:pPr>
-        <w:keepNext w:val="0"/>
-        <w:ind w:left="259" w:hanging="259"/>
+        <w:t>Click Search. Select a result and read its excerpt and category.</w:t>
+      </w:r>
+    </w:p>
+    <w:p>
+      <w:pPr>
+        <w:keepLines/>
+        <w:ind w:left="317" w:hanging="317"/>
       </w:pPr>
       <w:r>
         <w:rPr>
@@ -1487,12 +2768,145 @@
         <w:t xml:space="preserve">4. </w:t>
       </w:r>
       <w:r>
-        <w:t>Complete the teaching fields and contributor, then Save explanation. Return to Screenshots and select the picture to read its numbered legend.</w:t>
-      </w:r>
-    </w:p>
-    <w:p>
-      <w:r>
-        <w:t>Callouts remain anchored when the image is resized or zoomed. They do not change the original image. A supplied sample output can explain expected fields or totals without being presented as a reconstructed screen.</w:t>
+        <w:t>Click Open result to visit the linked object or saved explanation.</w:t>
+      </w:r>
+    </w:p>
+    <w:p>
+      <w:pPr>
+        <w:keepLines/>
+        <w:ind w:left="317" w:hanging="317"/>
+      </w:pPr>
+      <w:r>
+        <w:rPr>
+          <w:b/>
+        </w:rPr>
+        <w:t xml:space="preserve">5. </w:t>
+      </w:r>
+      <w:r>
+        <w:t>Use Next 50 results when another page is available. Return to the search page to revise the query if the result is not relevant.</w:t>
+      </w:r>
+    </w:p>
+    <w:p>
+      <w:r>
+        <w:t>Expected result: each query word matches the beginning of an indexed word, and all query words must match. This is different from a web search that may discard some words or search for synonyms.</w:t>
+      </w:r>
+    </w:p>
+    <w:p>
+      <w:pPr>
+        <w:pStyle w:val="Heading3"/>
+      </w:pPr>
+      <w:r>
+        <w:t>13.3 Improve a query deliberately</w:t>
+      </w:r>
+    </w:p>
+    <w:p>
+      <w:r>
+        <w:t>Begin with one distinctive word, then add a second only if there are too many results. A long sentence may have no match because every word must match. Try the source name and the user-facing term separately. The business glossary may identify aliases that help you choose a better query.</w:t>
+      </w:r>
+    </w:p>
+    <w:p>
+      <w:r>
+        <w:t>An evidence match is not automatically a reviewed explanation. Read its type, source context and review qualification. A diagnostic match identifies a question or capture problem; it does not by itself explain a user's production error.</w:t>
+      </w:r>
+    </w:p>
+    <w:p>
+      <w:pPr>
+        <w:pStyle w:val="Heading3"/>
+      </w:pPr>
+      <w:r>
+        <w:t>13.4 Preserve a useful route</w:t>
+      </w:r>
+    </w:p>
+    <w:p>
+      <w:r>
+        <w:t>When a useful source object is selected, choose Bookmark. Use Bookmarks to return during the session. Record the application, object and question in your own learning notes if you need to preserve the route outside DPH.</w:t>
+      </w:r>
+    </w:p>
+    <w:p>
+      <w:r>
+        <w:t>Use Back for the route you just followed and Parent for a containing object. Next page changes the page of object results; it does not advance a task step. If the wrong selection appears, check which navigation area you used.</w:t>
+      </w:r>
+    </w:p>
+    <w:p>
+      <w:pPr>
+        <w:pStyle w:val="Heading2"/>
+        <w:pageBreakBefore w:val="0"/>
+        <w:spacing w:before="440"/>
+      </w:pPr>
+      <w:r>
+        <w:t>14 Read business terms questions and saved knowledge</w:t>
+      </w:r>
+    </w:p>
+    <w:p>
+      <w:pPr>
+        <w:pStyle w:val="Heading3"/>
+      </w:pPr>
+      <w:r>
+        <w:t>14.1 Business glossary versus Delphi terms</w:t>
+      </w:r>
+    </w:p>
+    <w:p>
+      <w:r>
+        <w:t>Business glossary contains vocabulary used by the selected application or its business process. Delphi terms explains programming words such as form, event and routine. A term such as subtotal may belong to the business glossary; a term such as procedure belongs to the programming explanation.</w:t>
+      </w:r>
+    </w:p>
+    <w:p>
+      <w:r>
+        <w:t>Open Business glossary and search for a word or alias. Read the definition, example and context. The same word can mean different things in different applications, so verify the selected application and contributor before applying its definition elsewhere.</w:t>
+      </w:r>
+    </w:p>
+    <w:p>
+      <w:pPr>
+        <w:pStyle w:val="Heading3"/>
+      </w:pPr>
+      <w:r>
+        <w:t>14.2 Learn from an author answer</w:t>
+      </w:r>
+    </w:p>
+    <w:p>
+      <w:r>
+        <w:t>Questions and answers in Learn the project presents supplied answers and unresolved points. Author questions in Prepare lessons provides a route for recording a contributor's answer. A useful answer includes the question, the reason for the behavior, a concrete example and any limit on when it applies.</w:t>
+      </w:r>
+    </w:p>
+    <w:p>
+      <w:r>
+        <w:t>For example, Why did changing Quantity not update Total? should be answered with the actual trigger: the sample recalculates when Calculate total is clicked. A reply that merely says it is event-driven leaves the beginner without an action to take.</w:t>
+      </w:r>
+    </w:p>
+    <w:p>
+      <w:pPr>
+        <w:pStyle w:val="Heading3"/>
+      </w:pPr>
+      <w:r>
+        <w:t>14.3 Read attribution and review status</w:t>
+      </w:r>
+    </w:p>
+    <w:p>
+      <w:r>
+        <w:t>Saved explanations preserves content with contributor and revision information. Save creates a contribution; review is a separate action. Pending material may be useful while still requiring confirmation. Rejected or retired content is historical material, rather than current task instruction.</w:t>
+      </w:r>
+    </w:p>
+    <w:p>
+      <w:r>
+        <w:t>When source changes, a previous review may need repeating. An unchanged paragraph is not necessarily still applicable if the operation it describes has changed. Ask the reviewer to compare the current task, current source connection and supplied example.</w:t>
+      </w:r>
+    </w:p>
+    <w:p>
+      <w:pPr>
+        <w:pStyle w:val="Heading3"/>
+      </w:pPr>
+      <w:r>
+        <w:t>14.4 Record a learning question well</w:t>
+      </w:r>
+    </w:p>
+    <w:p>
+      <w:r>
+        <w:t>Write the application name, visible action or field, what you expected, what you can establish from the lesson and what remains unknown. Include example values without private customer information. Ask one answerable question at a time.</w:t>
+      </w:r>
+    </w:p>
+    <w:p>
+      <w:r>
+        <w:t>A useful question is For quantity 2 and price 10.00, should selecting the tax option change the displayed total immediately or only after Calculate total? It identifies an observable distinction. What does all this code do? does not provide the author a clear starting point.</w:t>
       </w:r>
     </w:p>
     <w:p>
@@ -1501,21 +2915,49 @@
         <w:pageBreakBefore/>
       </w:pPr>
       <w:r>
-        <w:t>Prepare useful lessons</w:t>
+        <w:t>Part IV Prepare complete lessons for another person</w:t>
       </w:r>
     </w:p>
     <w:p>
       <w:pPr>
         <w:pStyle w:val="Heading2"/>
-      </w:pPr>
-      <w:r>
-        <w:t>Describe the application</w:t>
-      </w:r>
-    </w:p>
-    <w:p>
-      <w:pPr>
-        <w:keepNext/>
-        <w:ind w:left="259" w:hanging="259"/>
+        <w:pageBreakBefore w:val="0"/>
+        <w:spacing w:before="260"/>
+      </w:pPr>
+      <w:r>
+        <w:t>15 Describe the selected application</w:t>
+      </w:r>
+    </w:p>
+    <w:p>
+      <w:pPr>
+        <w:pStyle w:val="Heading3"/>
+      </w:pPr>
+      <w:r>
+        <w:t>15.1 Gather the introduction before writing</w:t>
+      </w:r>
+    </w:p>
+    <w:p>
+      <w:r>
+        <w:t>Identify who uses the application, the problem it solves, one common task, the environment suitable for practice and the person who can answer questions. Ask for missing information rather than filling a field with a plausible story. The introduction should help a newcomer choose an appropriate first task.</w:t>
+      </w:r>
+    </w:p>
+    <w:p>
+      <w:r>
+        <w:t>A weak purpose says Order processing application. A stronger purpose says Practice order lets a learner enter a whole-item quantity and unit price, choose whether the example tax applies, and calculate the displayed total without saving an order. The stronger version identifies the user, input, action, result and boundary.</w:t>
+      </w:r>
+    </w:p>
+    <w:p>
+      <w:pPr>
+        <w:pStyle w:val="Heading3"/>
+      </w:pPr>
+      <w:r>
+        <w:t>15.2 Complete the profile dialog</w:t>
+      </w:r>
+    </w:p>
+    <w:p>
+      <w:pPr>
+        <w:keepLines/>
+        <w:ind w:left="317" w:hanging="317"/>
       </w:pPr>
       <w:r>
         <w:rPr>
@@ -1524,13 +2966,13 @@
         <w:t xml:space="preserve">1. </w:t>
       </w:r>
       <w:r>
-        <w:t>Open the application lessons and click Prepare lessons.</w:t>
-      </w:r>
-    </w:p>
-    <w:p>
-      <w:pPr>
-        <w:keepNext/>
-        <w:ind w:left="259" w:hanging="259"/>
+        <w:t>Open the selected application's lessons. Click Prepare lessons, then Describe this application.</w:t>
+      </w:r>
+    </w:p>
+    <w:p>
+      <w:pPr>
+        <w:keepLines/>
+        <w:ind w:left="317" w:hanging="317"/>
       </w:pPr>
       <w:r>
         <w:rPr>
@@ -1539,13 +2981,13 @@
         <w:t xml:space="preserve">2. </w:t>
       </w:r>
       <w:r>
-        <w:t>Click Describe this application. Enter the contributor and a purpose explaining who uses the application and what it helps them accomplish.</w:t>
-      </w:r>
-    </w:p>
-    <w:p>
-      <w:pPr>
-        <w:keepNext/>
-        <w:ind w:left="259" w:hanging="259"/>
+        <w:t>Enter the named contributor. Complete the application purpose in plain language.</w:t>
+      </w:r>
+    </w:p>
+    <w:p>
+      <w:pPr>
+        <w:keepLines/>
+        <w:ind w:left="317" w:hanging="317"/>
       </w:pPr>
       <w:r>
         <w:rPr>
@@ -1554,13 +2996,13 @@
         <w:t xml:space="preserve">3. </w:t>
       </w:r>
       <w:r>
-        <w:t>Complete relevant ownership, support and architecture information. Leave genuinely unknown answers marked Unknown.</w:t>
-      </w:r>
-    </w:p>
-    <w:p>
-      <w:pPr>
-        <w:keepNext w:val="0"/>
-        <w:ind w:left="259" w:hanging="259"/>
+        <w:t>Supply the owner, support contact or route, and safe practice environment where known. Do not enter passwords or private contact data unnecessarily.</w:t>
+      </w:r>
+    </w:p>
+    <w:p>
+      <w:pPr>
+        <w:keepLines/>
+        <w:ind w:left="317" w:hanging="317"/>
       </w:pPr>
       <w:r>
         <w:rPr>
@@ -1569,21 +3011,168 @@
         <w:t xml:space="preserve">4. </w:t>
       </w:r>
       <w:r>
-        <w:t>Click Apply to Knowledge draft. This returns to Saved explanations. Click Save there. Applying the dialog alone does not save it.</w:t>
+        <w:t>Describe related systems and the architecture in terms that help the learner understand the task. Mark unresolved points explicitly in the evidence or unknowns information.</w:t>
+      </w:r>
+    </w:p>
+    <w:p>
+      <w:pPr>
+        <w:keepLines/>
+        <w:ind w:left="317" w:hanging="317"/>
+      </w:pPr>
+      <w:r>
+        <w:rPr>
+          <w:b/>
+        </w:rPr>
+        <w:t xml:space="preserve">5. </w:t>
+      </w:r>
+      <w:r>
+        <w:t>Click Apply to Knowledge draft. Read the returned draft in Saved explanations.</w:t>
+      </w:r>
+    </w:p>
+    <w:p>
+      <w:pPr>
+        <w:keepLines/>
+        <w:ind w:left="317" w:hanging="317"/>
+      </w:pPr>
+      <w:r>
+        <w:rPr>
+          <w:b/>
+        </w:rPr>
+        <w:t xml:space="preserve">6. </w:t>
+      </w:r>
+      <w:r>
+        <w:t>Click Save there and wait for confirmation. Return to Learn the project and read Start here to check the published meaning.</w:t>
+      </w:r>
+    </w:p>
+    <w:p>
+      <w:r>
+        <w:t>Expected result: the saved application introduction appears with attribution. Applying the dialog alone does not save a revision to the lesson database.</w:t>
+      </w:r>
+    </w:p>
+    <w:p>
+      <w:pPr>
+        <w:keepNext/>
+        <w:jc w:val="center"/>
+      </w:pPr>
+      <w:r>
+        <w:drawing>
+          <ns2:inline>
+            <ns2:extent cx="6217920" cy="5611294"/>
+            <ns2:docPr id="5" name="Picture 5" descr="Figure 5 Actual application description dialog with synthetic test content showing the contributor purpose owner and support fields"/>
+            <ns2:cNvGraphicFramePr>
+              <ns3:graphicFrameLocks noChangeAspect="1"/>
+            </ns2:cNvGraphicFramePr>
+            <ns3:graphic>
+              <ns3:graphicData uri="http://schemas.openxmlformats.org/drawingml/2006/picture">
+                <ns4:pic>
+                  <ns4:nvPicPr>
+                    <ns4:cNvPr id="0" name="learning-completion-phase1-project-profile.png"/>
+                    <ns4:cNvPicPr/>
+                  </ns4:nvPicPr>
+                  <ns4:blipFill>
+                    <ns3:blip ns5:embed="rId13"/>
+                    <ns3:stretch>
+                      <ns3:fillRect/>
+                    </ns3:stretch>
+                  </ns4:blipFill>
+                  <ns4:spPr>
+                    <ns3:xfrm>
+                      <ns3:off x="0" y="0"/>
+                      <ns3:ext cx="6217920" cy="5611294"/>
+                    </ns3:xfrm>
+                    <ns3:prstGeom prst="rect"/>
+                  </ns4:spPr>
+                </ns4:pic>
+              </ns3:graphicData>
+            </ns3:graphic>
+          </ns2:inline>
+        </w:drawing>
+      </w:r>
+    </w:p>
+    <w:p>
+      <w:pPr>
+        <w:pStyle w:val="Caption"/>
+      </w:pPr>
+      <w:r>
+        <w:t>Figure 5 Actual application description dialog with synthetic test content showing the contributor purpose owner and support fields</w:t>
+      </w:r>
+    </w:p>
+    <w:p>
+      <w:pPr>
+        <w:pStyle w:val="Heading3"/>
+      </w:pPr>
+      <w:r>
+        <w:t>15.3 Write useful supporting fields</w:t>
+      </w:r>
+    </w:p>
+    <w:p>
+      <w:r>
+        <w:t>Owner identifies responsibility for the application, while contributor identifies who supplied this description. Support explains where the learner should take a question. Safe practice environment describes where an exercise may be attempted without affecting production work. Related systems names dependencies only when they matter to understanding the application.</w:t>
+      </w:r>
+    </w:p>
+    <w:p>
+      <w:r>
+        <w:t>Architecture should explain responsibilities and information movement, not list every unit. For the sample, one form validates input, calculates a total and displays a result. For a larger system, identify the visible client, the service it uses and the result returned, while leaving unwritten details marked for confirmation.</w:t>
+      </w:r>
+    </w:p>
+    <w:p>
+      <w:pPr>
+        <w:pStyle w:val="Heading3"/>
+      </w:pPr>
+      <w:r>
+        <w:t>15.4 Review the introduction as a newcomer</w:t>
+      </w:r>
+    </w:p>
+    <w:p>
+      <w:r>
+        <w:t>Read the saved purpose without looking at the source. Can you identify the intended user and the first useful action? Is a safe practice location clear? Does the explanation define unfamiliar terms? Does it make an unsupported claim about a system DPH has not observed?</w:t>
+      </w:r>
+    </w:p>
+    <w:p>
+      <w:r>
+        <w:t>Revise the draft if it only repeats product names or technical component types. Preserve uncertainty where the author has not answered. The aim is enough orientation to begin learning, not a confident paragraph that conceals missing knowledge.</w:t>
       </w:r>
     </w:p>
     <w:p>
       <w:pPr>
         <w:pStyle w:val="Heading2"/>
-      </w:pPr>
-      <w:r>
-        <w:t>Prepare a common task</w:t>
-      </w:r>
-    </w:p>
-    <w:p>
-      <w:pPr>
-        <w:keepNext/>
-        <w:ind w:left="259" w:hanging="259"/>
+        <w:pageBreakBefore w:val="0"/>
+        <w:spacing w:before="440"/>
+      </w:pPr>
+      <w:r>
+        <w:t>16 Prepare ordered tasks and learning paths</w:t>
+      </w:r>
+    </w:p>
+    <w:p>
+      <w:pPr>
+        <w:pStyle w:val="Heading3"/>
+      </w:pPr>
+      <w:r>
+        <w:t>16.1 Plan the task before opening the editor</w:t>
+      </w:r>
+    </w:p>
+    <w:p>
+      <w:r>
+        <w:t>Choose one result the learner should accomplish. Identify prerequisites, a small set of actions, an observable result after each action, final success criteria, safe recovery and a practice check. Separate unrelated goals into different tasks. A path then arranges those tasks in a sensible teaching sequence.</w:t>
+      </w:r>
+    </w:p>
+    <w:p>
+      <w:r>
+        <w:t>For Predict a total without tax, prerequisites are understanding the two inputs and the tax option. The actions identify quantity 2, price 10.00 and tax off. The expected result is 20.00. Practice can ask for quantity 3 and price 5.00. This teaches a specific concept rather than requiring a beginner to inspect every control at once.</w:t>
+      </w:r>
+    </w:p>
+    <w:p>
+      <w:pPr>
+        <w:pStyle w:val="Heading3"/>
+      </w:pPr>
+      <w:r>
+        <w:t>16.2 Open a new task and fill its purpose</w:t>
+      </w:r>
+    </w:p>
+    <w:p>
+      <w:pPr>
+        <w:keepLines/>
+        <w:ind w:left="317" w:hanging="317"/>
       </w:pPr>
       <w:r>
         <w:rPr>
@@ -1592,13 +3181,13 @@
         <w:t xml:space="preserve">1. </w:t>
       </w:r>
       <w:r>
-        <w:t>In Prepare lessons, click Prepare task instructions. Alternatively, choose Prepare a new task in Learn a task.</w:t>
-      </w:r>
-    </w:p>
-    <w:p>
-      <w:pPr>
-        <w:keepNext/>
-        <w:ind w:left="259" w:hanging="259"/>
+        <w:t>In Learn a task, click Prepare a new task, or use Prepare lessons and Prepare task instructions.</w:t>
+      </w:r>
+    </w:p>
+    <w:p>
+      <w:pPr>
+        <w:keepLines/>
+        <w:ind w:left="317" w:hanging="317"/>
       </w:pPr>
       <w:r>
         <w:rPr>
@@ -1607,13 +3196,13 @@
         <w:t xml:space="preserve">2. </w:t>
       </w:r>
       <w:r>
-        <w:t>Enter the contributor, task name, what the learner will accomplish and the prerequisites.</w:t>
-      </w:r>
-    </w:p>
-    <w:p>
-      <w:pPr>
-        <w:keepNext/>
-        <w:ind w:left="259" w:hanging="259"/>
+        <w:t>Enter the person supplying the instructions and a descriptive task name.</w:t>
+      </w:r>
+    </w:p>
+    <w:p>
+      <w:pPr>
+        <w:keepLines/>
+        <w:ind w:left="317" w:hanging="317"/>
       </w:pPr>
       <w:r>
         <w:rPr>
@@ -1622,13 +3211,13 @@
         <w:t xml:space="preserve">3. </w:t>
       </w:r>
       <w:r>
-        <w:t>Enter an optional User role and Learning path name. Set Lesson order to a whole number from 1 to 10000; lower numbers appear first within that path.</w:t>
-      </w:r>
-    </w:p>
-    <w:p>
-      <w:pPr>
-        <w:keepNext/>
-        <w:ind w:left="259" w:hanging="259"/>
+        <w:t>Complete What the learner will accomplish and Before the learner begins.</w:t>
+      </w:r>
+    </w:p>
+    <w:p>
+      <w:pPr>
+        <w:keepLines/>
+        <w:ind w:left="317" w:hanging="317"/>
       </w:pPr>
       <w:r>
         <w:rPr>
@@ -1637,13 +3226,13 @@
         <w:t xml:space="preserve">4. </w:t>
       </w:r>
       <w:r>
-        <w:t>Describe the whole task result, recovery guidance and a practice exercise. Enter Unknown for a result that needs confirmation.</w:t>
-      </w:r>
-    </w:p>
-    <w:p>
-      <w:pPr>
-        <w:keepNext/>
-        <w:ind w:left="259" w:hanging="259"/>
+        <w:t>Enter the expected result of the whole task, what to do if something goes wrong, and a practice exercise with its expected answer.</w:t>
+      </w:r>
+    </w:p>
+    <w:p>
+      <w:pPr>
+        <w:keepLines/>
+        <w:ind w:left="317" w:hanging="317"/>
       </w:pPr>
       <w:r>
         <w:rPr>
@@ -1652,13 +3241,149 @@
         <w:t xml:space="preserve">5. </w:t>
       </w:r>
       <w:r>
-        <w:t>Scroll to Steps in the order the learner follows. Click New step, enter the action and expected result, then Keep step.</w:t>
+        <w:t>If the task is role-specific, enter User role. If it belongs to a sequence, enter Learning path name and a whole-number Lesson order from 1 through 10000.</w:t>
+      </w:r>
+    </w:p>
+    <w:p>
+      <w:r>
+        <w:t>Expected result: the task draft describes its purpose and final result, but it is not yet saved. Blank role means the task is not restricted to one learning role. A role is a filter, not an authorization mechanism.</w:t>
       </w:r>
     </w:p>
     <w:p>
       <w:pPr>
         <w:keepNext/>
-        <w:ind w:left="259" w:hanging="259"/>
+        <w:jc w:val="center"/>
+      </w:pPr>
+      <w:r>
+        <w:drawing>
+          <ns2:inline>
+            <ns2:extent cx="6217920" cy="3775166"/>
+            <ns2:docPr id="6" name="Picture 6" descr="Figure 6 Actual DPH task preparation screen using a source fixture to demonstrate role path order purpose and prerequisites"/>
+            <ns2:cNvGraphicFramePr>
+              <ns3:graphicFrameLocks noChangeAspect="1"/>
+            </ns2:cNvGraphicFramePr>
+            <ns3:graphic>
+              <ns3:graphicData uri="http://schemas.openxmlformats.org/drawingml/2006/picture">
+                <ns4:pic>
+                  <ns4:nvPicPr>
+                    <ns4:cNvPr id="0" name="learning-completion-tasks-preparation.png"/>
+                    <ns4:cNvPicPr/>
+                  </ns4:nvPicPr>
+                  <ns4:blipFill>
+                    <ns3:blip ns5:embed="rId14"/>
+                    <ns3:stretch>
+                      <ns3:fillRect/>
+                    </ns3:stretch>
+                  </ns4:blipFill>
+                  <ns4:spPr>
+                    <ns3:xfrm>
+                      <ns3:off x="0" y="0"/>
+                      <ns3:ext cx="6217920" cy="3775166"/>
+                    </ns3:xfrm>
+                    <ns3:prstGeom prst="rect"/>
+                  </ns4:spPr>
+                </ns4:pic>
+              </ns3:graphicData>
+            </ns3:graphic>
+          </ns2:inline>
+        </w:drawing>
+      </w:r>
+    </w:p>
+    <w:p>
+      <w:pPr>
+        <w:pStyle w:val="Caption"/>
+      </w:pPr>
+      <w:r>
+        <w:t>Figure 6 Actual DPH task preparation screen using a source fixture to demonstrate role path order purpose and prerequisites</w:t>
+      </w:r>
+    </w:p>
+    <w:p>
+      <w:pPr>
+        <w:pStyle w:val="Heading3"/>
+      </w:pPr>
+      <w:r>
+        <w:t>16.3 Build the ordered steps</w:t>
+      </w:r>
+    </w:p>
+    <w:p>
+      <w:pPr>
+        <w:keepLines/>
+        <w:ind w:left="317" w:hanging="317"/>
+      </w:pPr>
+      <w:r>
+        <w:rPr>
+          <w:b/>
+        </w:rPr>
+        <w:t xml:space="preserve">1. </w:t>
+      </w:r>
+      <w:r>
+        <w:t>Scroll to Steps in the order the learner follows and click New step.</w:t>
+      </w:r>
+    </w:p>
+    <w:p>
+      <w:pPr>
+        <w:keepLines/>
+        <w:ind w:left="317" w:hanging="317"/>
+      </w:pPr>
+      <w:r>
+        <w:rPr>
+          <w:b/>
+        </w:rPr>
+        <w:t xml:space="preserve">2. </w:t>
+      </w:r>
+      <w:r>
+        <w:t>Enter one concrete action in What the learner does in this step.</w:t>
+      </w:r>
+    </w:p>
+    <w:p>
+      <w:pPr>
+        <w:keepLines/>
+        <w:ind w:left="317" w:hanging="317"/>
+      </w:pPr>
+      <w:r>
+        <w:rPr>
+          <w:b/>
+        </w:rPr>
+        <w:t xml:space="preserve">3. </w:t>
+      </w:r>
+      <w:r>
+        <w:t>Enter the observable result in What the learner should see after this step.</w:t>
+      </w:r>
+    </w:p>
+    <w:p>
+      <w:pPr>
+        <w:keepLines/>
+        <w:ind w:left="317" w:hanging="317"/>
+      </w:pPr>
+      <w:r>
+        <w:rPr>
+          <w:b/>
+        </w:rPr>
+        <w:t xml:space="preserve">4. </w:t>
+      </w:r>
+      <w:r>
+        <w:t>Click Keep step to accept this step into the draft list.</w:t>
+      </w:r>
+    </w:p>
+    <w:p>
+      <w:pPr>
+        <w:keepLines/>
+        <w:ind w:left="317" w:hanging="317"/>
+      </w:pPr>
+      <w:r>
+        <w:rPr>
+          <w:b/>
+        </w:rPr>
+        <w:t xml:space="preserve">5. </w:t>
+      </w:r>
+      <w:r>
+        <w:t>Repeat for the remaining actions. Select a step to edit it, then click Keep step again to accept that edit.</w:t>
+      </w:r>
+    </w:p>
+    <w:p>
+      <w:pPr>
+        <w:keepLines/>
+        <w:ind w:left="317" w:hanging="317"/>
       </w:pPr>
       <w:r>
         <w:rPr>
@@ -1667,13 +3392,273 @@
         <w:t xml:space="preserve">6. </w:t>
       </w:r>
       <w:r>
-        <w:t>Repeat for each step. Select a step to edit it. Keep step accepts the edit; Undo step edit discards the unsaved step edit. Move up and Move down reorder steps. Remove step removes the selected step from this draft.</w:t>
-      </w:r>
-    </w:p>
-    <w:p>
-      <w:pPr>
-        <w:keepNext w:val="0"/>
-        <w:ind w:left="259" w:hanging="259"/>
+        <w:t>Use Move up or Move down to place a selected step correctly. Use Remove step only after checking which step is selected.</w:t>
+      </w:r>
+    </w:p>
+    <w:p>
+      <w:r>
+        <w:t>Expected result: each listed step has both an action and a result. Undo step edit discards the current unsaved step edit; it does not replace the need to save the whole task.</w:t>
+      </w:r>
+    </w:p>
+    <w:p>
+      <w:pPr>
+        <w:pStyle w:val="Heading3"/>
+      </w:pPr>
+      <w:r>
+        <w:t>16.4 Save inspect and revise</w:t>
+      </w:r>
+    </w:p>
+    <w:p>
+      <w:pPr>
+        <w:keepLines/>
+        <w:ind w:left="317" w:hanging="317"/>
+      </w:pPr>
+      <w:r>
+        <w:rPr>
+          <w:b/>
+        </w:rPr>
+        <w:t xml:space="preserve">1. </w:t>
+      </w:r>
+      <w:r>
+        <w:t>Read the ordered list from beginning to end. Confirm that every prerequisite is established before the action that needs it.</w:t>
+      </w:r>
+    </w:p>
+    <w:p>
+      <w:pPr>
+        <w:keepLines/>
+        <w:ind w:left="317" w:hanging="317"/>
+      </w:pPr>
+      <w:r>
+        <w:rPr>
+          <w:b/>
+        </w:rPr>
+        <w:t xml:space="preserve">2. </w:t>
+      </w:r>
+      <w:r>
+        <w:t>Click Save task and wait for success. DPH returns to the task reader.</w:t>
+      </w:r>
+    </w:p>
+    <w:p>
+      <w:pPr>
+        <w:keepLines/>
+        <w:ind w:left="317" w:hanging="317"/>
+      </w:pPr>
+      <w:r>
+        <w:rPr>
+          <w:b/>
+        </w:rPr>
+        <w:t xml:space="preserve">3. </w:t>
+      </w:r>
+      <w:r>
+        <w:t>Read every step as a learner. Check that actions and results fit the intended sequence and that the final result answers the task purpose.</w:t>
+      </w:r>
+    </w:p>
+    <w:p>
+      <w:pPr>
+        <w:keepLines/>
+        <w:ind w:left="317" w:hanging="317"/>
+      </w:pPr>
+      <w:r>
+        <w:rPr>
+          <w:b/>
+        </w:rPr>
+        <w:t xml:space="preserve">4. </w:t>
+      </w:r>
+      <w:r>
+        <w:t>Select another task, return, and confirm the saved instructions remain available. For a new sequence, clear filters that might hide it.</w:t>
+      </w:r>
+    </w:p>
+    <w:p>
+      <w:pPr>
+        <w:keepLines/>
+        <w:ind w:left="317" w:hanging="317"/>
+      </w:pPr>
+      <w:r>
+        <w:rPr>
+          <w:b/>
+        </w:rPr>
+        <w:t xml:space="preserve">5. </w:t>
+      </w:r>
+      <w:r>
+        <w:t>To revise it later, select the saved task and choose Edit instructions. Keep changed steps, then Save task again.</w:t>
+      </w:r>
+    </w:p>
+    <w:p>
+      <w:r>
+        <w:t>Expected result: the task has an attributed saved revision. A save error leaves a problem to resolve; do not close the draft assuming it was saved. Cancel changes discards the task draft explicitly.</w:t>
+      </w:r>
+    </w:p>
+    <w:p>
+      <w:pPr>
+        <w:pStyle w:val="Heading3"/>
+      </w:pPr>
+      <w:r>
+        <w:t>16.5 Field limits and identity</w:t>
+      </w:r>
+    </w:p>
+    <w:p>
+      <w:r>
+        <w:t>A task contains six teaching fields and between one and 100 steps. Each field and each step action or result has a 4096-character limit. The task name is limited to 200 characters and must be descriptive; the purpose must explain what the learner accomplishes. Unknown is accepted for genuinely unresolved supporting answers, but not as a substitute for the task name, purpose or step action.</w:t>
+      </w:r>
+    </w:p>
+    <w:p>
+      <w:r>
+        <w:t>The role and path names are each limited to 200 characters. The complete structured task is limited to 64 KiB. These are storage and validation limits, not recommendations to fill every field to its maximum. Keep each step focused enough to read and check.</w:t>
+      </w:r>
+    </w:p>
+    <w:p>
+      <w:r>
+        <w:t>The saved task identity is retained during revision. Personal progress belongs to the exact revision, so a changed instruction requires fresh checks. Create a different task when you need a different learning goal rather than repurposing an old identity with an unrelated procedure.</w:t>
+      </w:r>
+    </w:p>
+    <w:p>
+      <w:pPr>
+        <w:pStyle w:val="Heading3"/>
+      </w:pPr>
+      <w:r>
+        <w:t>16.6 Build a coherent learning path</w:t>
+      </w:r>
+    </w:p>
+    <w:p>
+      <w:r>
+        <w:t>Give related tasks the same path name and assign increasing order numbers. Start with orientation and safe boundaries, then inputs, the ordinary action, alternative outcomes and error recovery. Leave space between numbers if you expect to insert another task later; the order needs to be a whole number, not consecutive numbering.</w:t>
+      </w:r>
+    </w:p>
+    <w:p>
+      <w:r>
+        <w:t>Test the path with its intended role filter. Tasks for unrestricted learners may also appear, so read the names and prerequisites. DPH presents the prepared order, but a learner can select a later task; the path is teaching structure, not enforced certification.</w:t>
+      </w:r>
+    </w:p>
+    <w:p>
+      <w:pPr>
+        <w:pStyle w:val="Heading2"/>
+        <w:pageBreakBefore w:val="0"/>
+        <w:spacing w:before="440"/>
+      </w:pPr>
+      <w:r>
+        <w:t>17 Prepare detailed teaching explanations</w:t>
+      </w:r>
+    </w:p>
+    <w:p>
+      <w:pPr>
+        <w:pStyle w:val="Heading3"/>
+      </w:pPr>
+      <w:r>
+        <w:t>17.1 Choose one teachable subject</w:t>
+      </w:r>
+    </w:p>
+    <w:p>
+      <w:r>
+        <w:t>Use a teaching explanation for a screen, field, exact error, recurring question, rule, report, permission, dependency, setting, background activity, design reason or learning check. Choose one subject that a newcomer will recognize. A title such as Quantity accepts whole items is more useful than General information.</w:t>
+      </w:r>
+    </w:p>
+    <w:p>
+      <w:r>
+        <w:t>Select a related source object before creating the explanation if you want a contextual link. A linked object should actually support this subject. Do not attach an explanation to a convenient unrelated object just to make the link button appear.</w:t>
+      </w:r>
+    </w:p>
+    <w:p>
+      <w:pPr>
+        <w:pStyle w:val="Heading3"/>
+      </w:pPr>
+      <w:r>
+        <w:t>17.2 Fill the teaching editor</w:t>
+      </w:r>
+    </w:p>
+    <w:p>
+      <w:pPr>
+        <w:keepLines/>
+        <w:ind w:left="317" w:hanging="317"/>
+      </w:pPr>
+      <w:r>
+        <w:rPr>
+          <w:b/>
+        </w:rPr>
+        <w:t xml:space="preserve">1. </w:t>
+      </w:r>
+      <w:r>
+        <w:t>Choose Learning library and click Prepare an explanation.</w:t>
+      </w:r>
+    </w:p>
+    <w:p>
+      <w:pPr>
+        <w:keepLines/>
+        <w:ind w:left="317" w:hanging="317"/>
+      </w:pPr>
+      <w:r>
+        <w:rPr>
+          <w:b/>
+        </w:rPr>
+        <w:t xml:space="preserve">2. </w:t>
+      </w:r>
+      <w:r>
+        <w:t>Choose the teaching category and enter the contributor.</w:t>
+      </w:r>
+    </w:p>
+    <w:p>
+      <w:pPr>
+        <w:keepLines/>
+        <w:ind w:left="317" w:hanging="317"/>
+      </w:pPr>
+      <w:r>
+        <w:rPr>
+          <w:b/>
+        </w:rPr>
+        <w:t xml:space="preserve">3. </w:t>
+      </w:r>
+      <w:r>
+        <w:t>Enter the topic name and the user role, or All learners.</w:t>
+      </w:r>
+    </w:p>
+    <w:p>
+      <w:pPr>
+        <w:keepLines/>
+        <w:ind w:left="317" w:hanging="317"/>
+      </w:pPr>
+      <w:r>
+        <w:rPr>
+          <w:b/>
+        </w:rPr>
+        <w:t xml:space="preserve">4. </w:t>
+      </w:r>
+      <w:r>
+        <w:t>Write what the subject means and why the user needs it. Define unfamiliar language before using it repeatedly.</w:t>
+      </w:r>
+    </w:p>
+    <w:p>
+      <w:pPr>
+        <w:keepLines/>
+        <w:ind w:left="317" w:hanging="317"/>
+      </w:pPr>
+      <w:r>
+        <w:rPr>
+          <w:b/>
+        </w:rPr>
+        <w:t xml:space="preserve">5. </w:t>
+      </w:r>
+      <w:r>
+        <w:t>Give a worked example with explicit input, units, options and expected output.</w:t>
+      </w:r>
+    </w:p>
+    <w:p>
+      <w:pPr>
+        <w:keepLines/>
+        <w:ind w:left="317" w:hanging="317"/>
+      </w:pPr>
+      <w:r>
+        <w:rPr>
+          <w:b/>
+        </w:rPr>
+        <w:t xml:space="preserve">6. </w:t>
+      </w:r>
+      <w:r>
+        <w:t>Describe rules, limits, permission requirements and common mistakes. Explain the symptom, safe next action and help route when the result differs.</w:t>
+      </w:r>
+    </w:p>
+    <w:p>
+      <w:pPr>
+        <w:keepLines/>
+        <w:ind w:left="317" w:hanging="317"/>
       </w:pPr>
       <w:r>
         <w:rPr>
@@ -1682,26 +3667,90 @@
         <w:t xml:space="preserve">7. </w:t>
       </w:r>
       <w:r>
-        <w:t>Click Save task. DPH saves the instructions and returns to their first step in Learn a task. Cancel changes discards the task draft.</w:t>
-      </w:r>
-    </w:p>
-    <w:p>
-      <w:r>
-        <w:t>Keep one action and one observable result in each step. Explain what to do when the result differs. A saved task retains its name; create a new task when you need a different identity.</w:t>
+        <w:t>Add a practice question or exercise and its expected answer. Click Save explanation and wait for the library reader to display the saved contribution.</w:t>
+      </w:r>
+    </w:p>
+    <w:p>
+      <w:r>
+        <w:t>Expected result: the library leads with useful meaning and an example, with attribution and review status available. The save creates a contribution, not independent verification of its accuracy.</w:t>
+      </w:r>
+    </w:p>
+    <w:p>
+      <w:pPr>
+        <w:pStyle w:val="Heading3"/>
+      </w:pPr>
+      <w:r>
+        <w:t>17.3 A complete field explanation example</w:t>
+      </w:r>
+    </w:p>
+    <w:p>
+      <w:r>
+        <w:t>Name: Quantity represents whole items. Role: New learner. Meaning: enter how many items the example should price. Example: 2 at unit price 10.00 produces subtotal 20.00. Limits: use a whole number from 1 through 1000; fractions such as 2.5 are invalid. Help: replace an invalid value with a whole number, then calculate again in the approved practice environment. Practice: explain why 0 is invalid. Expected answer: it is below the minimum.</w:t>
+      </w:r>
+    </w:p>
+    <w:p>
+      <w:r>
+        <w:t>Notice that the example explains units and limits separately. It also identifies what to do after a correction. An explanation that merely says Enter quantity leaves the learner unable to recognize a mistake.</w:t>
+      </w:r>
+    </w:p>
+    <w:p>
+      <w:pPr>
+        <w:pStyle w:val="Heading3"/>
+      </w:pPr>
+      <w:r>
+        <w:t>17.4 A complete output explanation example</w:t>
+      </w:r>
+    </w:p>
+    <w:p>
+      <w:r>
+        <w:t>Name: Read the displayed total. Meaning: the total includes subtotal and the example tax only when selected. Example: quantity 2 and price 10.00 give subtotal 20.00; with tax selected, add 2.00 to display 22.00. Limits: this sample's tax is a teaching rule and not a real tax policy. Help: if the value differs, check the input values, checkbox state and whether Calculate total was used. Practice: predict the total for quantity 3 and price 5.00 with tax; expected answer 16.50.</w:t>
+      </w:r>
+    </w:p>
+    <w:p>
+      <w:r>
+        <w:t>For a real report, describe its period, units, filtering, columns and how to interpret a subtotal or exception. Mark the parts that still need an application owner's answer. Do not infer a report's business meaning merely from a numeric column name.</w:t>
+      </w:r>
+    </w:p>
+    <w:p>
+      <w:pPr>
+        <w:pStyle w:val="Heading3"/>
+      </w:pPr>
+      <w:r>
+        <w:t>17.5 Revise and verify the explanation</w:t>
+      </w:r>
+    </w:p>
+    <w:p>
+      <w:r>
+        <w:t>Select it in Learning library and click Edit explanation. Change the relevant teaching fields, save, and reread the actual library result. A saved topic keeps its identity; prepare a new explanation when the subject is different. Unknown is allowed for unresolved supporting knowledge, but a topic still needs a real name and meaning.</w:t>
+      </w:r>
+    </w:p>
+    <w:p>
+      <w:r>
+        <w:t>Each of the seven teaching fields is limited to 4096 characters. A useful explanation should be complete enough to teach its subject without becoming an unrelated manual inside one card. Link related explanations or prepare separate tasks when the subject has multiple goals.</w:t>
       </w:r>
     </w:p>
     <w:p>
       <w:pPr>
         <w:pStyle w:val="Heading2"/>
-      </w:pPr>
-      <w:r>
-        <w:t>Prepare a teaching explanation</w:t>
-      </w:r>
-    </w:p>
-    <w:p>
-      <w:pPr>
-        <w:keepNext/>
-        <w:ind w:left="259" w:hanging="259"/>
+        <w:pageBreakBefore w:val="0"/>
+        <w:spacing w:before="440"/>
+      </w:pPr>
+      <w:r>
+        <w:t>18 Add glossary terms action purposes and answers</w:t>
+      </w:r>
+    </w:p>
+    <w:p>
+      <w:pPr>
+        <w:pStyle w:val="Heading3"/>
+      </w:pPr>
+      <w:r>
+        <w:t>18.1 Prepare a business glossary term</w:t>
+      </w:r>
+    </w:p>
+    <w:p>
+      <w:pPr>
+        <w:keepLines/>
+        <w:ind w:left="317" w:hanging="317"/>
       </w:pPr>
       <w:r>
         <w:rPr>
@@ -1710,13 +3759,13 @@
         <w:t xml:space="preserve">1. </w:t>
       </w:r>
       <w:r>
-        <w:t>Choose Learning library, then Prepare an explanation. Select the relevant source object first if the explanation should link to it.</w:t>
-      </w:r>
-    </w:p>
-    <w:p>
-      <w:pPr>
-        <w:keepNext/>
-        <w:ind w:left="259" w:hanging="259"/>
+        <w:t>Choose Business glossary and click New term.</w:t>
+      </w:r>
+    </w:p>
+    <w:p>
+      <w:pPr>
+        <w:keepLines/>
+        <w:ind w:left="317" w:hanging="317"/>
       </w:pPr>
       <w:r>
         <w:rPr>
@@ -1725,13 +3774,13 @@
         <w:t xml:space="preserve">2. </w:t>
       </w:r>
       <w:r>
-        <w:t>Choose the teaching topic and enter the person supplying the explanation.</w:t>
-      </w:r>
-    </w:p>
-    <w:p>
-      <w:pPr>
-        <w:keepNext/>
-        <w:ind w:left="259" w:hanging="259"/>
+        <w:t>Enter the term, its definition and the context in which this application uses it.</w:t>
+      </w:r>
+    </w:p>
+    <w:p>
+      <w:pPr>
+        <w:keepLines/>
+        <w:ind w:left="317" w:hanging="317"/>
       </w:pPr>
       <w:r>
         <w:rPr>
@@ -1740,13 +3789,13 @@
         <w:t xml:space="preserve">3. </w:t>
       </w:r>
       <w:r>
-        <w:t>Enter a short topic name, the user role or All learners, and what the subject means and why it matters.</w:t>
-      </w:r>
-    </w:p>
-    <w:p>
-      <w:pPr>
-        <w:keepNext/>
-        <w:ind w:left="259" w:hanging="259"/>
+        <w:t>Enter aliases when the same concept has other names, and supply a concrete example.</w:t>
+      </w:r>
+    </w:p>
+    <w:p>
+      <w:pPr>
+        <w:keepLines/>
+        <w:ind w:left="317" w:hanging="317"/>
       </w:pPr>
       <w:r>
         <w:rPr>
@@ -1755,13 +3804,13 @@
         <w:t xml:space="preserve">4. </w:t>
       </w:r>
       <w:r>
-        <w:t>Supply a worked example, valid input or interpreted sample output. State units, limits, permission requirements and mistakes to avoid.</w:t>
-      </w:r>
-    </w:p>
-    <w:p>
-      <w:pPr>
-        <w:keepNext/>
-        <w:ind w:left="259" w:hanging="259"/>
+        <w:t>Apply the term to the Knowledge draft. Read the resulting Saved explanations record and enter the contributor if necessary.</w:t>
+      </w:r>
+    </w:p>
+    <w:p>
+      <w:pPr>
+        <w:keepLines/>
+        <w:ind w:left="317" w:hanging="317"/>
       </w:pPr>
       <w:r>
         <w:rPr>
@@ -1770,63 +3819,54 @@
         <w:t xml:space="preserve">5. </w:t>
       </w:r>
       <w:r>
-        <w:t>Explain the safe next step when the result differs and who can help. Add a practice question or exercise with its expected answer.</w:t>
-      </w:r>
-    </w:p>
-    <w:p>
-      <w:pPr>
-        <w:keepNext w:val="0"/>
-        <w:ind w:left="259" w:hanging="259"/>
-      </w:pPr>
-      <w:r>
-        <w:rPr>
-          <w:b/>
-        </w:rPr>
-        <w:t xml:space="preserve">6. </w:t>
-      </w:r>
-      <w:r>
-        <w:t>Click Save explanation. The learning library opens the saved contribution. To revise it later, select it and choose Edit explanation. Its saved name identifies the same explanation.</w:t>
-      </w:r>
-    </w:p>
-    <w:p>
-      <w:r>
-        <w:t>Do not replace an unknown business rule with a guess. Enter Unknown in an unanswered field, obtain the answer from someone who knows the application and save the corrected explanation. Saving preserves attribution and does not perform independent review.</w:t>
-      </w:r>
-    </w:p>
-    <w:p>
-      <w:pPr>
-        <w:pStyle w:val="Heading2"/>
-      </w:pPr>
-      <w:r>
-        <w:t>Explain a button or business term</w:t>
-      </w:r>
-    </w:p>
-    <w:p>
-      <w:r>
-        <w:t>Choose Action purposes in the preparation selector, select an action and open its editor. Supply the user purpose and instructions, click Apply explanation draft, then Save in Saved explanations. For a term, choose Business glossary, New term, complete its definition and context, then Apply to Knowledge draft and Save.</w:t>
-      </w:r>
-    </w:p>
-    <w:p>
-      <w:pPr>
-        <w:pStyle w:val="Heading1"/>
-        <w:pageBreakBefore/>
-      </w:pPr>
-      <w:r>
-        <w:t>Ask questions and review answers</w:t>
-      </w:r>
-    </w:p>
-    <w:p>
-      <w:pPr>
-        <w:pStyle w:val="Heading2"/>
-      </w:pPr>
-      <w:r>
-        <w:t>Record an author answer</w:t>
-      </w:r>
-    </w:p>
-    <w:p>
-      <w:pPr>
-        <w:keepNext/>
-        <w:ind w:left="259" w:hanging="259"/>
+        <w:t>Click Save and wait for confirmation. Return to Business glossary and find the term using its main name or an alias.</w:t>
+      </w:r>
+    </w:p>
+    <w:p>
+      <w:r>
+        <w:t>Expected result: the selected application's vocabulary is explained with context. A term and its aliases must not duplicate another current term identity. A spelling variation should clarify one meaning rather than create two competing definitions.</w:t>
+      </w:r>
+    </w:p>
+    <w:p>
+      <w:r>
+        <w:t>The term must fit on one line and be at most 128 characters. Up to 32 aliases are supported; each must also be a nonempty single line of at most 128 characters. Definitions and examples are limited to 16384 characters each, while context is limited to 4096. Do not use these limits as a reason to include unrelated topics under one term.</w:t>
+      </w:r>
+    </w:p>
+    <w:p>
+      <w:pPr>
+        <w:pStyle w:val="Heading3"/>
+      </w:pPr>
+      <w:r>
+        <w:t>18.2 Explain the business purpose of an action</w:t>
+      </w:r>
+    </w:p>
+    <w:p>
+      <w:r>
+        <w:t>In Prepare lessons, choose Action purposes. Use its name and review-state filters to find the action, and use First page or Next page if the result is on another page. Select the action and click Edit purpose. Describe what the user accomplishes, the input or prerequisites, the expected output, permissions and remaining questions in the offered fields. Apply the explanation draft, then Save it in Saved explanations. Open in Knowledge returns to the general saved record when you need its revision or review controls.</w:t>
+      </w:r>
+    </w:p>
+    <w:p>
+      <w:r>
+        <w:t>The action purpose is the reason for the work. The source handler is the connection that performs it. For Calculate total, the purpose is to price the entered whole-item quantity under the selected example tax choice. Naming CalculateClick alone does not supply the purpose.</w:t>
+      </w:r>
+    </w:p>
+    <w:p>
+      <w:r>
+        <w:t>The editor distinguishes stable action identity, captured target, captured object key, action name, screen and user role, user trigger, business purpose, prerequisites and permissions, numbered user steps, expected business outcome, evidence and remaining unknowns, and failures/recovery. Keep an automatically supplied captured identity connected to the intended object. New task is for an explicitly attributed project task where a captured component is not the right starting point.</w:t>
+      </w:r>
+    </w:p>
+    <w:p>
+      <w:pPr>
+        <w:pStyle w:val="Heading3"/>
+      </w:pPr>
+      <w:r>
+        <w:t>18.3 Record an author answer</w:t>
+      </w:r>
+    </w:p>
+    <w:p>
+      <w:pPr>
+        <w:keepLines/>
+        <w:ind w:left="317" w:hanging="317"/>
       </w:pPr>
       <w:r>
         <w:rPr>
@@ -1835,13 +3875,13 @@
         <w:t xml:space="preserve">1. </w:t>
       </w:r>
       <w:r>
-        <w:t>Click Prepare lessons and choose Author questions in its selector, or follow Open Author questions from Questions and answers.</w:t>
-      </w:r>
-    </w:p>
-    <w:p>
-      <w:pPr>
-        <w:keepNext/>
-        <w:ind w:left="259" w:hanging="259"/>
+        <w:t>In Prepare lessons, select Author questions, or follow the author-question route from Questions and answers.</w:t>
+      </w:r>
+    </w:p>
+    <w:p>
+      <w:pPr>
+        <w:keepLines/>
+        <w:ind w:left="317" w:hanging="317"/>
       </w:pPr>
       <w:r>
         <w:rPr>
@@ -1850,13 +3890,13 @@
         <w:t xml:space="preserve">2. </w:t>
       </w:r>
       <w:r>
-        <w:t>Select a question and read its prompt. Inspect evidence opens supporting source detail when needed.</w:t>
-      </w:r>
-    </w:p>
-    <w:p>
-      <w:pPr>
-        <w:keepNext/>
-        <w:ind w:left="259" w:hanging="259"/>
+        <w:t>Select the question and read its context. Inspect source evidence with a maintainer if the answer depends on a captured connection.</w:t>
+      </w:r>
+    </w:p>
+    <w:p>
+      <w:pPr>
+        <w:keepLines/>
+        <w:ind w:left="317" w:hanging="317"/>
       </w:pPr>
       <w:r>
         <w:rPr>
@@ -1865,13 +3905,13 @@
         <w:t xml:space="preserve">3. </w:t>
       </w:r>
       <w:r>
-        <w:t>Click Record author answer. In Saved explanations, enter the contributor and write the reply after Answer:. Keep the question for context.</w:t>
-      </w:r>
-    </w:p>
-    <w:p>
-      <w:pPr>
-        <w:keepNext w:val="0"/>
-        <w:ind w:left="259" w:hanging="259"/>
+        <w:t>Click Record author answer. In Saved explanations, enter the contributor and write the reply after Answer while preserving the question.</w:t>
+      </w:r>
+    </w:p>
+    <w:p>
+      <w:pPr>
+        <w:keepLines/>
+        <w:ind w:left="317" w:hanging="317"/>
       </w:pPr>
       <w:r>
         <w:rPr>
@@ -1880,61 +3920,54 @@
         <w:t xml:space="preserve">4. </w:t>
       </w:r>
       <w:r>
-        <w:t>Click Save. Return to Learn the project, Questions and answers to read the reply.</w:t>
+        <w:t>Save the contribution. Return to Learn the project and Questions and answers to read how it appears to the learner.</w:t>
+      </w:r>
+    </w:p>
+    <w:p>
+      <w:r>
+        <w:t>Expected result: the reply is attributed and remains connected to its question. A source analyzer may identify a question but cannot approve the author's business explanation automatically.</w:t>
+      </w:r>
+    </w:p>
+    <w:p>
+      <w:pPr>
+        <w:pStyle w:val="Heading3"/>
+      </w:pPr>
+      <w:r>
+        <w:t>18.4 Keep an answer useful when knowledge changes</w:t>
+      </w:r>
+    </w:p>
+    <w:p>
+      <w:r>
+        <w:t>State which application behavior or example the answer describes. If the behavior later changes, revise the answer rather than deleting its history. Ask a reviewer to compare the explanation with the current source and approved example. Retire information that should no longer be taught as current, preserving history when required.</w:t>
+      </w:r>
+    </w:p>
+    <w:p>
+      <w:r>
+        <w:t>Do not copy passwords, access tokens or private customer data into an answer. A general example should teach the rule without reproducing an actual customer's confidential record.</w:t>
       </w:r>
     </w:p>
     <w:p>
       <w:pPr>
         <w:pStyle w:val="Heading2"/>
-      </w:pPr>
-      <w:r>
-        <w:t>Save another explanation</w:t>
-      </w:r>
-    </w:p>
-    <w:p>
-      <w:r>
-        <w:t>In Saved explanations, click New. Enter a descriptive title, named author and explanation. Choose a suitable kind, such as user_help or troubleshooting, then Save. Selecting a saved explanation displays its content for editing. Saving an edit creates a new revision and preserves the previous one.</w:t>
-      </w:r>
-    </w:p>
-    <w:p>
-      <w:pPr>
-        <w:pStyle w:val="Heading2"/>
-      </w:pPr>
-      <w:r>
-        <w:t>Review separately</w:t>
-      </w:r>
-    </w:p>
-    <w:p>
-      <w:r>
-        <w:t>Saving does not mean someone checked the explanation. A knowledgeable reviewer should compare it with source or an approved example, select the saved record, enter their own name and choose Verify review. Current-source verification needs attached, current source. Rejected or retired records remain in history and are not presented as current task lessons.</w:t>
-      </w:r>
-    </w:p>
-    <w:p>
-      <w:r>
-        <w:t>Source changes can make an explanation need review again. Refreshing source cannot confirm business knowledge. If DPH asks you to save or discard a draft before switching, finish that draft or discard it explicitly.</w:t>
-      </w:r>
-    </w:p>
-    <w:p>
-      <w:pPr>
-        <w:pStyle w:val="Heading1"/>
-        <w:pageBreakBefore/>
-      </w:pPr>
-      <w:r>
-        <w:t>Share and preserve lessons</w:t>
-      </w:r>
-    </w:p>
-    <w:p>
-      <w:pPr>
-        <w:pStyle w:val="Heading2"/>
-      </w:pPr>
-      <w:r>
-        <w:t>Create a learning edition</w:t>
-      </w:r>
-    </w:p>
-    <w:p>
-      <w:pPr>
-        <w:keepNext/>
-        <w:ind w:left="259" w:hanging="259"/>
+        <w:pageBreakBefore w:val="0"/>
+        <w:spacing w:before="440"/>
+      </w:pPr>
+      <w:r>
+        <w:t>19 Save review and link contributions</w:t>
+      </w:r>
+    </w:p>
+    <w:p>
+      <w:pPr>
+        <w:pStyle w:val="Heading3"/>
+      </w:pPr>
+      <w:r>
+        <w:t>19.1 Create a general saved explanation</w:t>
+      </w:r>
+    </w:p>
+    <w:p>
+      <w:pPr>
+        <w:keepLines/>
+        <w:ind w:left="317" w:hanging="317"/>
       </w:pPr>
       <w:r>
         <w:rPr>
@@ -1943,13 +3976,13 @@
         <w:t xml:space="preserve">1. </w:t>
       </w:r>
       <w:r>
-        <w:t>Save open lesson edits. Click Prepare lessons and choose Publish.</w:t>
-      </w:r>
-    </w:p>
-    <w:p>
-      <w:pPr>
-        <w:keepNext/>
-        <w:ind w:left="259" w:hanging="259"/>
+        <w:t>Open Saved explanations. Click New.</w:t>
+      </w:r>
+    </w:p>
+    <w:p>
+      <w:pPr>
+        <w:keepLines/>
+        <w:ind w:left="317" w:hanging="317"/>
       </w:pPr>
       <w:r>
         <w:rPr>
@@ -1958,13 +3991,13 @@
         <w:t xml:space="preserve">2. </w:t>
       </w:r>
       <w:r>
-        <w:t>Click Share lessons. In the save dialog, choose a location outside the selected application source folder and enter a new folder name. Do not choose an existing destination.</w:t>
-      </w:r>
-    </w:p>
-    <w:p>
-      <w:pPr>
-        <w:keepNext/>
-        <w:ind w:left="259" w:hanging="259"/>
+        <w:t>Enter a descriptive title, named contributor and explanation body. Choose a suitable kind such as user_help or troubleshooting.</w:t>
+      </w:r>
+    </w:p>
+    <w:p>
+      <w:pPr>
+        <w:keepLines/>
+        <w:ind w:left="317" w:hanging="317"/>
       </w:pPr>
       <w:r>
         <w:rPr>
@@ -1973,13 +4006,13 @@
         <w:t xml:space="preserve">3. </w:t>
       </w:r>
       <w:r>
-        <w:t>Wait for the saved-edition message, then click Preview lessons.</w:t>
-      </w:r>
-    </w:p>
-    <w:p>
-      <w:pPr>
-        <w:keepNext/>
-        <w:ind w:left="259" w:hanging="259"/>
+        <w:t>Choose a document destination and audience when relevant, or leave the automatic destination appropriate to the kind.</w:t>
+      </w:r>
+    </w:p>
+    <w:p>
+      <w:pPr>
+        <w:keepLines/>
+        <w:ind w:left="317" w:hanging="317"/>
       </w:pPr>
       <w:r>
         <w:rPr>
@@ -1988,13 +4021,282 @@
         <w:t xml:space="preserve">4. </w:t>
       </w:r>
       <w:r>
-        <w:t>Open learning.html in the resulting folder to read it in a browser. Start here begins the route; Task walkthroughs contains supplied ordered instructions.</w:t>
-      </w:r>
-    </w:p>
-    <w:p>
-      <w:pPr>
-        <w:keepNext w:val="0"/>
-        <w:ind w:left="259" w:hanging="259"/>
+        <w:t>Click Save and wait for confirmation. Select the record again to confirm its saved body and revision information.</w:t>
+      </w:r>
+    </w:p>
+    <w:p>
+      <w:r>
+        <w:t>Expected result: the explanation has a saved revision. Editing a record and saving again creates another revision; it does not erase the earlier contribution.</w:t>
+      </w:r>
+    </w:p>
+    <w:p>
+      <w:pPr>
+        <w:pStyle w:val="Heading3"/>
+      </w:pPr>
+      <w:r>
+        <w:t>19.2 Review independently of saving</w:t>
+      </w:r>
+    </w:p>
+    <w:p>
+      <w:r>
+        <w:t>Saving content does not mean someone checked it. A knowledgeable reviewer should compare the current contribution with the intended application behavior, source connection and a reliable example. Enter the reviewer's name and use Verify review on the intended record. Current-source review requires attached current source and the correct reading configuration.</w:t>
+      </w:r>
+    </w:p>
+    <w:p>
+      <w:r>
+        <w:t>Reject identifies content that should not be accepted as current instruction. Retire preserves material that no longer belongs in current use. Discard edit abandons an unsaved editor change; it is not the same as retiring a saved revision. Confirm the selected record before using any of these commands.</w:t>
+      </w:r>
+    </w:p>
+    <w:p>
+      <w:pPr>
+        <w:pStyle w:val="Heading3"/>
+      </w:pPr>
+      <w:r>
+        <w:t>19.3 Link knowledge to what it explains</w:t>
+      </w:r>
+    </w:p>
+    <w:p>
+      <w:r>
+        <w:t>Knowledge links in Prepare lessons lets you associate authored material with captured objects or supporting records. First select or edit the intended record in Saved explanations, then open Knowledge links. Choose entity, relationship, evidence, screenshot or section as the target kind, enter an optional name filter and click Find targets. Select the target in the left list and choose explains, cites, depends_on or illustrates as the role. Click Add link. Inspect the selected-link list on the right, return to Saved explanations and click Save. Adding a link to the draft alone does not persist it.</w:t>
+      </w:r>
+    </w:p>
+    <w:p>
+      <w:r>
+        <w:t>For a field guide, link the real control when available. For a business rule, link the operation or condition that implements the rule. For a supporting answer, link the exact contribution or evidence being discussed. A link preserves traceability; it does not prove that the explanation has been reviewed.</w:t>
+      </w:r>
+    </w:p>
+    <w:p>
+      <w:r>
+        <w:t>To remove a draft link, select it on the right and click Remove link, then Save the changed explanation. Open saved target lets you inspect a supported saved target. Find targets returns at most 200 matching candidates, while a section supports up to 64 saved links. Narrow a broad name filter instead of assuming the first 200 candidates contain every possible target.</w:t>
+      </w:r>
+    </w:p>
+    <w:p>
+      <w:pPr>
+        <w:pStyle w:val="Heading3"/>
+      </w:pPr>
+      <w:r>
+        <w:t>19.4 Resolve a changed or failed save</w:t>
+      </w:r>
+    </w:p>
+    <w:p>
+      <w:r>
+        <w:t>If DPH reports that the expected revision differs, another save has changed the current record. Preserve your draft, refresh or reopen the latest saved revision and compare the two. Reapply only the intended correction and save against the current record. Do not overwrite newer content merely to eliminate the warning.</w:t>
+      </w:r>
+    </w:p>
+    <w:p>
+      <w:r>
+        <w:t>When a save fails for validation, read the specific missing field or limit. Correct that draft and retry. When it fails for storage or access, preserve the last readable database and follow Chapter 24. Text remaining in an editor is not proof of a successful save.</w:t>
+      </w:r>
+    </w:p>
+    <w:p>
+      <w:pPr>
+        <w:pStyle w:val="Heading3"/>
+      </w:pPr>
+      <w:r>
+        <w:t>19.5 Preserve a supplied runtime observation</w:t>
+      </w:r>
+    </w:p>
+    <w:p>
+      <w:r>
+        <w:t>Runtime observations in Prepare lessons stores a previously saved log as an attributed claim about a run. Select the relevant Explorer object first if the observation should link to that object. Enter Contributor and Run, environment and outcome description, then click Select saved log and import. Choose the existing log file and wait for confirmation. Refresh saved records retrieves the newest 50 entries. Explain linked current object follows a resolvable current link when available.</w:t>
+      </w:r>
+    </w:p>
+    <w:p>
+      <w:r>
+        <w:t>Read the saved observation with its context. DPH did not execute the target, verify the timestamps or infer causal order from this import. These records stay local with the lesson database and are included in explicit database backups; they are not automatically published. For a learner-facing explanation, prepare an attributed teaching card that explains the relevant finding and states its limits, without exposing the private raw log unnecessarily.</w:t>
+      </w:r>
+    </w:p>
+    <w:p>
+      <w:pPr>
+        <w:pStyle w:val="Heading1"/>
+        <w:pageBreakBefore/>
+      </w:pPr>
+      <w:r>
+        <w:t>Part V Maintain share and recover learning material</w:t>
+      </w:r>
+    </w:p>
+    <w:p>
+      <w:pPr>
+        <w:pStyle w:val="Heading2"/>
+        <w:pageBreakBefore w:val="0"/>
+        <w:spacing w:before="260"/>
+      </w:pPr>
+      <w:r>
+        <w:t>20 Reopen refresh and relocate lessons</w:t>
+      </w:r>
+    </w:p>
+    <w:p>
+      <w:pPr>
+        <w:pStyle w:val="Heading3"/>
+      </w:pPr>
+      <w:r>
+        <w:t>20.1 Reopen from the catalog</w:t>
+      </w:r>
+    </w:p>
+    <w:p>
+      <w:r>
+        <w:t>In Prepare lessons, choose Projects and open Known databases. Select a row and click Open selected, or double-click it. Read the application identity after opening. Refresh updates the displayed catalog list; it is different from Refresh lessons, which reads source again.</w:t>
+      </w:r>
+    </w:p>
+    <w:p>
+      <w:r>
+        <w:t>Remove from list forgets a catalog entry without deleting its database or source project. Missing entries remain visible so that you can locate moved databases. Use Open saved lessons to open the database at its new location, then forget an obsolete catalog entry if appropriate.</w:t>
+      </w:r>
+    </w:p>
+    <w:p>
+      <w:pPr>
+        <w:pStyle w:val="Heading3"/>
+      </w:pPr>
+      <w:r>
+        <w:t>20.2 Refresh when source changes</w:t>
+      </w:r>
+    </w:p>
+    <w:p>
+      <w:r>
+        <w:t>Before refreshing, save or explicitly discard contribution drafts. Confirm that the attached source belongs to the intended application and that the preparer has selected the correct source-reading settings. Click Refresh lessons and wait for completion.</w:t>
+      </w:r>
+    </w:p>
+    <w:p>
+      <w:r>
+        <w:t>After refresh, revisit the purpose, one representative action and the prepared tasks. Source refresh updates captured facts; it does not automatically confirm every human explanation. If a linked control or operation changed, review the related instructions before treating them as current.</w:t>
+      </w:r>
+    </w:p>
+    <w:p>
+      <w:pPr>
+        <w:pStyle w:val="Heading3"/>
+      </w:pPr>
+      <w:r>
+        <w:t>20.3 Read saved lessons without source</w:t>
+      </w:r>
+    </w:p>
+    <w:p>
+      <w:r>
+        <w:t>Saved lessons can be useful when source is temporarily unavailable. Read the cached material with its captured context and stated limits. You can learn from a historical example while acknowledging that it has not been compared with today's source.</w:t>
+      </w:r>
+    </w:p>
+    <w:p>
+      <w:r>
+        <w:t>Do not rename a different source folder to make it appear current. Reconnection needs the actual intended source. If the source moved, use the verified relocation procedure with a knowledgeable preparer rather than creating an unsupported identity match.</w:t>
+      </w:r>
+    </w:p>
+    <w:p>
+      <w:pPr>
+        <w:pStyle w:val="Heading3"/>
+      </w:pPr>
+      <w:r>
+        <w:t>20.4 Relocate source with a maintainer</w:t>
+      </w:r>
+    </w:p>
+    <w:p>
+      <w:r>
+        <w:t>In Prepare lessons, expand Source reading settings and use Relocate verified source when an existing application's source has moved. Select the intended project at its new location and allow DPH to check it. A mismatch must be investigated instead of forced.</w:t>
+      </w:r>
+    </w:p>
+    <w:p>
+      <w:r>
+        <w:t>Relocation is appropriate for the same logical source set at a new location. It is not a way to merge two unrelated applications into one lesson database. Preserve the existing lesson database and its adjacent managed folder before any maintenance activity.</w:t>
+      </w:r>
+    </w:p>
+    <w:p>
+      <w:pPr>
+        <w:pStyle w:val="Heading2"/>
+        <w:pageBreakBefore w:val="0"/>
+        <w:spacing w:before="440"/>
+      </w:pPr>
+      <w:r>
+        <w:t>21 Share an offline learning edition</w:t>
+      </w:r>
+    </w:p>
+    <w:p>
+      <w:pPr>
+        <w:pStyle w:val="Heading3"/>
+      </w:pPr>
+      <w:r>
+        <w:t>21.1 Prepare what the recipient needs</w:t>
+      </w:r>
+    </w:p>
+    <w:p>
+      <w:r>
+        <w:t>An offline edition is a readable export of selected application material. It is different from the editable lesson database and different from the DPH desktop delivery. Save and review the intended contributions before exporting. Read captions and examples for sensitive information, especially if pictures came from a production system.</w:t>
+      </w:r>
+    </w:p>
+    <w:p>
+      <w:r>
+        <w:t>Choose the appropriate audience and scope in publication settings. Exclusions and selected seeds can limit what is exported. An excluded object or file should not be presented to the recipient as if its supporting connection were included. Ask a maintainer for help if you need a narrowly scoped edition.</w:t>
+      </w:r>
+    </w:p>
+    <w:p>
+      <w:pPr>
+        <w:pStyle w:val="Heading3"/>
+      </w:pPr>
+      <w:r>
+        <w:t>21.2 Export and preview</w:t>
+      </w:r>
+    </w:p>
+    <w:p>
+      <w:pPr>
+        <w:keepLines/>
+        <w:ind w:left="317" w:hanging="317"/>
+      </w:pPr>
+      <w:r>
+        <w:rPr>
+          <w:b/>
+        </w:rPr>
+        <w:t xml:space="preserve">1. </w:t>
+      </w:r>
+      <w:r>
+        <w:t>Click Prepare lessons and choose Publish.</w:t>
+      </w:r>
+    </w:p>
+    <w:p>
+      <w:pPr>
+        <w:keepLines/>
+        <w:ind w:left="317" w:hanging="317"/>
+      </w:pPr>
+      <w:r>
+        <w:rPr>
+          <w:b/>
+        </w:rPr>
+        <w:t xml:space="preserve">2. </w:t>
+      </w:r>
+      <w:r>
+        <w:t>Set the intended publication options. Leave optional technical material off when the recipient only needs learning content.</w:t>
+      </w:r>
+    </w:p>
+    <w:p>
+      <w:pPr>
+        <w:keepLines/>
+        <w:ind w:left="317" w:hanging="317"/>
+      </w:pPr>
+      <w:r>
+        <w:rPr>
+          <w:b/>
+        </w:rPr>
+        <w:t xml:space="preserve">3. </w:t>
+      </w:r>
+      <w:r>
+        <w:t>Click Share lessons. Choose a location outside the selected application source and enter a new destination folder name.</w:t>
+      </w:r>
+    </w:p>
+    <w:p>
+      <w:pPr>
+        <w:keepLines/>
+        <w:ind w:left="317" w:hanging="317"/>
+      </w:pPr>
+      <w:r>
+        <w:rPr>
+          <w:b/>
+        </w:rPr>
+        <w:t xml:space="preserve">4. </w:t>
+      </w:r>
+      <w:r>
+        <w:t>Wait for the saved-edition message. If the destination already exists, choose a fresh name rather than overwriting it.</w:t>
+      </w:r>
+    </w:p>
+    <w:p>
+      <w:pPr>
+        <w:keepLines/>
+        <w:ind w:left="317" w:hanging="317"/>
       </w:pPr>
       <w:r>
         <w:rPr>
@@ -2003,92 +4305,108 @@
         <w:t xml:space="preserve">5. </w:t>
       </w:r>
       <w:r>
-        <w:t>Share the whole folder. Keep objects, assets and images together so its links and screenshots work.</w:t>
-      </w:r>
-    </w:p>
-    <w:p>
-      <w:r>
-        <w:t>The edition is read-only. Change explanations in DPH, then create a new edition. Optional publication settings narrow the audience or scope. Read the resulting material before sharing it, particularly when the application contains sensitive information.</w:t>
+        <w:t>Click Preview lessons and read the result. Then open learning.html in the resulting folder with a browser to check the independent reading route.</w:t>
+      </w:r>
+    </w:p>
+    <w:p>
+      <w:r>
+        <w:t>Expected result: the edition begins with learning material, contains its selected tasks and examples, and preserves the links and pictures supplied for that scope. Preview is a check of the exported edition, not a replacement for inspecting it.</w:t>
+      </w:r>
+    </w:p>
+    <w:p>
+      <w:pPr>
+        <w:pStyle w:val="Heading3"/>
+      </w:pPr>
+      <w:r>
+        <w:t>21.3 Transfer the entire edition</w:t>
+      </w:r>
+    </w:p>
+    <w:p>
+      <w:r>
+        <w:t>Share the complete output folder. Keep its assets, images, objects and supporting indexes together. If you send only learning.html, linked explanations and pictures may be unavailable. If you compress the folder for transfer, tell the recipient to extract the whole folder before opening learning.html.</w:t>
+      </w:r>
+    </w:p>
+    <w:p>
+      <w:r>
+        <w:t>Open an object link, a task and an image from the transferred copy. This checks that the recipient's copy contains the necessary files. A file that worked on the preparer's computer may still be absent from a partial transfer.</w:t>
+      </w:r>
+    </w:p>
+    <w:p>
+      <w:pPr>
+        <w:pStyle w:val="Heading3"/>
+      </w:pPr>
+      <w:r>
+        <w:t>21.4 Preserve editable material separately</w:t>
+      </w:r>
+    </w:p>
+    <w:p>
+      <w:r>
+        <w:t>The exported edition is read-only presentation. To change explanations, return to DPH and its .dphdb lesson store, save the change and create a new edition. The shared folder does not replace the editable store or its revision history.</w:t>
+      </w:r>
+    </w:p>
+    <w:p>
+      <w:r>
+        <w:t>If the recipient needs printable companions, use the guides provided with the edition or ask the preparer to create its PDF companions. Conversion and validation of those technical artifacts is covered in the Engineering Guide.</w:t>
+      </w:r>
+    </w:p>
+    <w:p>
+      <w:pPr>
+        <w:pStyle w:val="Heading3"/>
+      </w:pPr>
+      <w:r>
+        <w:t>21.5 Set publication scope and audience deliberately</w:t>
+      </w:r>
+    </w:p>
+    <w:p>
+      <w:r>
+        <w:t>Expand Optional publication settings on Publish. Full project includes the selected project's available scope. Selected object and context starts from the current selected object and its supported related context; select that object before exporting. Enter relative files or folders to exclude in the exclusions field, separated as indicated by the control. Audience offers all, engineer, user, maintainer, builder and agent. Audience organizes content; it does not replace file exclusions.</w:t>
+      </w:r>
+    </w:p>
+    <w:p>
+      <w:r>
+        <w:t>Include redacted source browsing pages adds technical source material that requires review before sharing. Include generated agent boundaries adds generated instructions, rather than copying a private owner AGENTS.md file. Optional authored-body translation locale is meaningful only when the supporting translated material is available. For an ordinary beginner edition, retain the learning route and include technical extras only for a specific recipient need. After setting scope, return to the export steps and inspect the actual output.</w:t>
       </w:r>
     </w:p>
     <w:p>
       <w:pPr>
         <w:pStyle w:val="Heading2"/>
-      </w:pPr>
-      <w:r>
-        <w:t>Preserve the editable lessons</w:t>
-      </w:r>
-    </w:p>
-    <w:p>
-      <w:r>
-        <w:t>The .dphdb file contains the lessons and authored knowledge. Keep its adjacent .dphdb.views folder because it can hold managed images and other material. Close DPH before copying these files to a safe location. An exported edition is useful for reading but does not replace the editable store.</w:t>
-      </w:r>
-    </w:p>
-    <w:p>
-      <w:pPr>
-        <w:pStyle w:val="Heading2"/>
-      </w:pPr>
-      <w:r>
-        <w:t>Use the printable guides</w:t>
-      </w:r>
-    </w:p>
-    <w:p>
-      <w:r>
-        <w:t>The DPH package includes this User Guide as an editable document and a PDF. A learning edition also contains guides about the selected application. Its linked HTML provides the most direct route through objects and images. Build and optional PDF conversion instructions are in the Engineering Guide.</w:t>
-      </w:r>
-    </w:p>
-    <w:p>
-      <w:pPr>
-        <w:pStyle w:val="Heading1"/>
-        <w:pageBreakBefore/>
-      </w:pPr>
-      <w:r>
-        <w:t>Solve problems and check learning</w:t>
-      </w:r>
-    </w:p>
-    <w:p>
-      <w:pPr>
-        <w:pStyle w:val="Heading2"/>
-      </w:pPr>
-      <w:r>
-        <w:t>When an explanation is missing</w:t>
-      </w:r>
-    </w:p>
-    <w:p>
-      <w:r>
-        <w:t>No task supplied means someone has not prepared instructions. No purpose supplied means the introduction or action needs an answer. Some code could not be explained means DPH could not establish all relevant source connections. Ask the preparer to check missing files and source settings, and record the unresolved question.</w:t>
-      </w:r>
-    </w:p>
-    <w:p>
-      <w:pPr>
-        <w:pStyle w:val="Heading2"/>
-      </w:pPr>
-      <w:r>
-        <w:t>When a file or page will not open</w:t>
-      </w:r>
-    </w:p>
-    <w:p>
-      <w:r>
-        <w:t>If Choose application rejects the selection, check that you chose the intended project rather than DPH itself. If saved lessons will not open, check the filename, access permissions and adjacent material. Preserve the last readable copy while the preparer investigates.</w:t>
-      </w:r>
-    </w:p>
-    <w:p>
-      <w:r>
-        <w:t>If an embedded page is unavailable, use its native text explanation where provided. Open an exported edition independently through learning.html. The preparer can check Microsoft WebView2 Runtime and the supplied loader. If an export destination exists, choose a new folder name.</w:t>
-      </w:r>
-    </w:p>
-    <w:p>
-      <w:pPr>
-        <w:pStyle w:val="Heading2"/>
-      </w:pPr>
-      <w:r>
-        <w:t>A repeatable learning exercise</w:t>
-      </w:r>
-    </w:p>
-    <w:p>
-      <w:pPr>
-        <w:keepNext/>
-        <w:ind w:left="259" w:hanging="259"/>
+        <w:pageBreakBefore w:val="0"/>
+        <w:spacing w:before="440"/>
+      </w:pPr>
+      <w:r>
+        <w:t>22 Preserve lesson databases and pictures</w:t>
+      </w:r>
+    </w:p>
+    <w:p>
+      <w:pPr>
+        <w:pStyle w:val="Heading3"/>
+      </w:pPr>
+      <w:r>
+        <w:t>22.1 Know what belongs together</w:t>
+      </w:r>
+    </w:p>
+    <w:p>
+      <w:r>
+        <w:t>The .dphdb database contains captured facts and authored knowledge. Its adjacent .dphdb.views folder can contain cached views and managed images. Preserve both together. The Databases folder shipped with DPH is a convenient default location, not a requirement to mix all applications into one database.</w:t>
+      </w:r>
+    </w:p>
+    <w:p>
+      <w:r>
+        <w:t>Personal checked-step progress is local to this computer and stored separately. An offline edition preserves a reading copy. These three items serve different purposes, so keeping one does not automatically preserve all three.</w:t>
+      </w:r>
+    </w:p>
+    <w:p>
+      <w:pPr>
+        <w:pStyle w:val="Heading3"/>
+      </w:pPr>
+      <w:r>
+        <w:t>22.2 Copy a closed lesson store</w:t>
+      </w:r>
+    </w:p>
+    <w:p>
+      <w:pPr>
+        <w:keepLines/>
+        <w:ind w:left="317" w:hanging="317"/>
       </w:pPr>
       <w:r>
         <w:rPr>
@@ -2097,13 +4415,13 @@
         <w:t xml:space="preserve">1. </w:t>
       </w:r>
       <w:r>
-        <w:t>Open a supplied application and read its purpose. State its intended user and the problem it solves.</w:t>
-      </w:r>
-    </w:p>
-    <w:p>
-      <w:pPr>
-        <w:keepNext/>
-        <w:ind w:left="259" w:hanging="259"/>
+        <w:t>Finish saves and close DPH before making a simple file copy of a lesson store.</w:t>
+      </w:r>
+    </w:p>
+    <w:p>
+      <w:pPr>
+        <w:keepLines/>
+        <w:ind w:left="317" w:hanging="317"/>
       </w:pPr>
       <w:r>
         <w:rPr>
@@ -2112,13 +4430,13 @@
         <w:t xml:space="preserve">2. </w:t>
       </w:r>
       <w:r>
-        <w:t>Choose a common task and describe its prerequisites. Read the steps and identify the final result.</w:t>
-      </w:r>
-    </w:p>
-    <w:p>
-      <w:pPr>
-        <w:keepNext/>
-        <w:ind w:left="259" w:hanging="259"/>
+        <w:t>Locate the intended .dphdb file and its adjacent .dphdb.views folder.</w:t>
+      </w:r>
+    </w:p>
+    <w:p>
+      <w:pPr>
+        <w:keepLines/>
+        <w:ind w:left="317" w:hanging="317"/>
       </w:pPr>
       <w:r>
         <w:rPr>
@@ -2127,13 +4445,13 @@
         <w:t xml:space="preserve">3. </w:t>
       </w:r>
       <w:r>
-        <w:t>Follow a related screen action into Explain. Identify the responding operation and one actual decision or next operation.</w:t>
-      </w:r>
-    </w:p>
-    <w:p>
-      <w:pPr>
-        <w:keepNext/>
-        <w:ind w:left="259" w:hanging="259"/>
+        <w:t>Copy both to the approved safe destination without changing their relationship or names.</w:t>
+      </w:r>
+    </w:p>
+    <w:p>
+      <w:pPr>
+        <w:keepLines/>
+        <w:ind w:left="317" w:hanging="317"/>
       </w:pPr>
       <w:r>
         <w:rPr>
@@ -2142,13 +4460,13 @@
         <w:t xml:space="preserve">4. </w:t>
       </w:r>
       <w:r>
-        <w:t>Read a supplied screenshot or form design and explain which kind of image it is.</w:t>
-      </w:r>
-    </w:p>
-    <w:p>
-      <w:pPr>
-        <w:keepNext/>
-        <w:ind w:left="259" w:hanging="259"/>
+        <w:t>Confirm that the copy contains the expected database and managed folder. Keep the original until the copy has been checked.</w:t>
+      </w:r>
+    </w:p>
+    <w:p>
+      <w:pPr>
+        <w:keepLines/>
+        <w:ind w:left="317" w:hanging="317"/>
       </w:pPr>
       <w:r>
         <w:rPr>
@@ -2157,34 +4475,512 @@
         <w:t xml:space="preserve">5. </w:t>
       </w:r>
       <w:r>
-        <w:t>Find a business term or author answer that clarifies the task. Write down a remaining question.</w:t>
-      </w:r>
-    </w:p>
-    <w:p>
-      <w:pPr>
-        <w:keepNext w:val="0"/>
-        <w:ind w:left="259" w:hanging="259"/>
-      </w:pPr>
-      <w:r>
-        <w:rPr>
-          <w:b/>
-        </w:rPr>
-        <w:t xml:space="preserve">6. </w:t>
-      </w:r>
-      <w:r>
-        <w:t>Create an edition, open learning.html and follow the same object link. Confirm the task and expected results are present.</w:t>
-      </w:r>
-    </w:p>
-    <w:p>
-      <w:r>
-        <w:t>You have learned this route when you can explain the task and its outcome without merely repeating control names. Take the remaining question to someone who knows the application, save the answer and revisit the lesson.</w:t>
+        <w:t>Open a copied database only as a deliberate verification step. Check the application identity, one explanation and one supplied image.</w:t>
+      </w:r>
+    </w:p>
+    <w:p>
+      <w:r>
+        <w:t>Expected result: the preserved copy can provide lesson material if the working location becomes unavailable. Do not copy an actively changing store and assume the resulting files are consistent.</w:t>
+      </w:r>
+    </w:p>
+    <w:p>
+      <w:pPr>
+        <w:pStyle w:val="Heading3"/>
+      </w:pPr>
+      <w:r>
+        <w:t>22.3 Application backup tools</w:t>
+      </w:r>
+    </w:p>
+    <w:p>
+      <w:r>
+        <w:t>The current ordinary learner and preparation selectors keep database administration out of the main teaching route. Maintainer-only controls may exist in the code without being ordinary learner destinations. Do not follow an obsolete instruction to select an administration page that is absent from your current selector.</w:t>
+      </w:r>
+    </w:p>
+    <w:p>
+      <w:r>
+        <w:t>An engineer responsible for database backup, restore, integrity or cache retention should use the Engineering Guide and the verified interfaces available in that build. These mechanisms preserve DPH lesson data; they are not backup or restore engines for the selected application's business database.</w:t>
+      </w:r>
+    </w:p>
+    <w:p>
+      <w:pPr>
+        <w:pStyle w:val="Heading3"/>
+      </w:pPr>
+      <w:r>
+        <w:t>22.4 Do not remove data during casual cleanup</w:t>
+      </w:r>
+    </w:p>
+    <w:p>
+      <w:r>
+        <w:t>A missing catalog entry is not evidence that its database is expendable. A .views folder may contain original supplied teaching images as well as generated pages. Do not delete it merely because its name sounds temporary. Ask the preparer or maintainer to identify exactly what is reproducible and what is authored material.</w:t>
+      </w:r>
+    </w:p>
+    <w:p>
+      <w:r>
+        <w:t>For your own temporary learning exercise, label its database clearly. Keep production application source, user lesson stores and disposable validation output separate. This makes later cleanup deliberate rather than speculative.</w:t>
+      </w:r>
+    </w:p>
+    <w:p>
+      <w:pPr>
+        <w:pStyle w:val="Heading2"/>
+        <w:pageBreakBefore w:val="0"/>
+        <w:spacing w:before="440"/>
+      </w:pPr>
+      <w:r>
+        <w:t>23 Source reading settings for a preparer</w:t>
+      </w:r>
+    </w:p>
+    <w:p>
+      <w:pPr>
+        <w:pStyle w:val="Heading3"/>
+      </w:pPr>
+      <w:r>
+        <w:t>23.1 When these settings matter</w:t>
+      </w:r>
+    </w:p>
+    <w:p>
+      <w:r>
+        <w:t>Prepare lessons contains a collapsed Source reading settings section. Learners normally leave it closed. A preparer may need it when conditional source, missing dependencies or incorrectly displayed older text prevents useful lessons.</w:t>
+      </w:r>
+    </w:p>
+    <w:p>
+      <w:r>
+        <w:t>Configuration, platform, extra defines, explicit dependency roots and text encoding describe how DPH should read the source. They are not settings for running the selected application. Changing them does not rebuild or launch it.</w:t>
+      </w:r>
+    </w:p>
+    <w:p>
+      <w:pPr>
+        <w:pStyle w:val="Heading3"/>
+      </w:pPr>
+      <w:r>
+        <w:t>23.2 Choose the intended configuration</w:t>
+      </w:r>
+    </w:p>
+    <w:p>
+      <w:r>
+        <w:t>Ask the application author which Debug or Release configuration and Win32 or Win64 platform describes the code you intend to teach. Enter additional compiler defines only when required and separate them with semicolons. Different defines can make different source branches relevant.</w:t>
+      </w:r>
+    </w:p>
+    <w:p>
+      <w:r>
+        <w:t>Use explicit dependency roots for source folders the author authorizes DPH to read outside the project tree. A missing dependency should be supplied or identified; guessing a broad drive root is not a substitute for knowing which files belong to the application.</w:t>
+      </w:r>
+    </w:p>
+    <w:p>
+      <w:pPr>
+        <w:pStyle w:val="Heading3"/>
+      </w:pPr>
+      <w:r>
+        <w:t>23.3 Understand text encoding</w:t>
+      </w:r>
+    </w:p>
+    <w:p>
+      <w:r>
+        <w:t>Text encoding tells a program how stored bytes represent characters. It is unrelated to translating the application's language. Leave the source-reading code page at 0 unless an older source file displays incorrect characters and the author supplies the appropriate Windows encoding number.</w:t>
+      </w:r>
+    </w:p>
+    <w:p>
+      <w:r>
+        <w:t>For example, a source file originally saved with a legacy Windows encoding may need that encoding to display accented text correctly. A byte-order mark in a Unicode file takes precedence. After changing reading settings, refresh the lessons and inspect the affected text again. Do not edit the source just to make DPH display it differently.</w:t>
+      </w:r>
+    </w:p>
+    <w:p>
+      <w:pPr>
+        <w:pStyle w:val="Heading3"/>
+      </w:pPr>
+      <w:r>
+        <w:t>23.4 Investigate incomplete source explanation</w:t>
+      </w:r>
+    </w:p>
+    <w:p>
+      <w:r>
+        <w:t>First confirm the intended project file and source set. Ask whether includes, dependent units and form files are present. Then confirm configuration, defines and allowed dependency roots. If the code uses runtime behavior that DPH cannot establish statically, supply a qualified teaching explanation instead of forcing the analyzer to claim certainty.</w:t>
+      </w:r>
+    </w:p>
+    <w:p>
+      <w:r>
+        <w:t>An incomplete capture should result in a precise unresolved question and a useful explanation of what is known. It should not dominate a beginner's lesson with fingerprints or technical counters. Deeper diagnostics belong with a maintainer investigating that gap.</w:t>
+      </w:r>
+    </w:p>
+    <w:p>
+      <w:pPr>
+        <w:pStyle w:val="Heading2"/>
+        <w:pageBreakBefore w:val="0"/>
+        <w:spacing w:before="440"/>
+      </w:pPr>
+      <w:r>
+        <w:t>24 Troubleshooting by symptom</w:t>
+      </w:r>
+    </w:p>
+    <w:p>
+      <w:pPr>
+        <w:pStyle w:val="Heading3"/>
+      </w:pPr>
+      <w:r>
+        <w:t>24.1 DPH does not open</w:t>
+      </w:r>
+    </w:p>
+    <w:p>
+      <w:r>
+        <w:t>Check that you extracted the full delivery and are starting DelphiProjectHandoff.exe from the extracted folder. Confirm that the supporting files are present and the location is writable. Preserve the exact Windows error message if startup fails. Do not begin deleting lesson stores to solve an executable startup problem.</w:t>
+      </w:r>
+    </w:p>
+    <w:p>
+      <w:r>
+        <w:t>If the window opens but formatted pages do not, the problem is different from failure to launch. Check WebView2 Runtime and its loader with the maintainer. Use the native text explanation where the page provides one, and try an exported learning.html independently to distinguish embedded-browser failure from missing lesson content.</w:t>
+      </w:r>
+    </w:p>
+    <w:p>
+      <w:pPr>
+        <w:pStyle w:val="Heading3"/>
+      </w:pPr>
+      <w:r>
+        <w:t>24.2 The task or teaching explanation is missing</w:t>
+      </w:r>
+    </w:p>
+    <w:p>
+      <w:r>
+        <w:t>Confirm the selected application. Clear name, role and path filters. Check whether another page of tasks is available. Ask whether the preparer saved a structured task or only wrote an unsaved draft. A note in Saved explanations is not automatically an ordered task.</w:t>
+      </w:r>
+    </w:p>
+    <w:p>
+      <w:r>
+        <w:t>Rejected and retired teaching material is excluded from current learning lists. If a contribution was recently revised, reread the current revision and filters. Do not create a duplicate merely because an existing item was hidden by your search.</w:t>
+      </w:r>
+    </w:p>
+    <w:p>
+      <w:pPr>
+        <w:pStyle w:val="Heading3"/>
+      </w:pPr>
+      <w:r>
+        <w:t>24.3 A save is refused</w:t>
+      </w:r>
+    </w:p>
+    <w:p>
+      <w:r>
+        <w:t>Read the exact status message. A blank required field, an invalid lesson order or an oversized field requires a draft correction. A revision conflict requires comparison with the latest saved content. A writer-ownership error means another DPH writer already owns the lesson store; resolve that ownership rather than opening more instances against the same database.</w:t>
+      </w:r>
+    </w:p>
+    <w:p>
+      <w:r>
+        <w:t>Keep the draft visible while diagnosing the problem. If you must preserve it outside DPH, use an approved note without exposing private data. Confirm a subsequent successful save and reopen the contribution before declaring the issue resolved.</w:t>
+      </w:r>
+    </w:p>
+    <w:p>
+      <w:pPr>
+        <w:pStyle w:val="Heading3"/>
+      </w:pPr>
+      <w:r>
+        <w:t>24.4 A picture is absent or misplaced</w:t>
+      </w:r>
+    </w:p>
+    <w:p>
+      <w:r>
+        <w:t>Check that the original import succeeded and that the adjacent managed folder was preserved when moving the database. Select the image and read its caption. Try Fit before assuming the image is empty; at a large custom zoom, the interesting area may be outside the current viewport.</w:t>
+      </w:r>
+    </w:p>
+    <w:p>
+      <w:r>
+        <w:t>For a marker that points to the wrong detail, inspect the original image and the selected point. A marker moves with the image, not with a changing live application screen. If a replacement image has different geometry or meaning, prepare or review the explanation against that replacement rather than reusing the old point blindly.</w:t>
+      </w:r>
+    </w:p>
+    <w:p>
+      <w:pPr>
+        <w:pStyle w:val="Heading3"/>
+      </w:pPr>
+      <w:r>
+        <w:t>24.5 Shared lessons have broken links</w:t>
+      </w:r>
+    </w:p>
+    <w:p>
+      <w:r>
+        <w:t>Confirm that the complete edition folder was transferred and extracted. Open its learning.html at the top of that folder. Keep the objects and assets subfolders together. If files are missing, transfer the entire edition again instead of replacing individual links with paths from the preparer's computer.</w:t>
+      </w:r>
+    </w:p>
+    <w:p>
+      <w:r>
+        <w:t>If the edition itself is invalid, regenerate it from the intended saved material to a new folder. A checksum or fingerprint error is a maintainer investigation, not a reason to disable validation or rewrite the manifest manually.</w:t>
+      </w:r>
+    </w:p>
+    <w:p>
+      <w:pPr>
+        <w:pStyle w:val="Heading3"/>
+      </w:pPr>
+      <w:r>
+        <w:t>24.6 Progress did not resume</w:t>
+      </w:r>
+    </w:p>
+    <w:p>
+      <w:r>
+        <w:t>Use the same learner name, application and saved task revision on the same computer. A changed instruction revision correctly requires fresh checks. Next step does not record progress; use I checked this result after actually checking its expected result.</w:t>
+      </w:r>
+    </w:p>
+    <w:p>
+      <w:r>
+        <w:t>Start again rereads from the beginning but retains checked steps. Clear my progress resets them. If those commands appear to have the same effect, inspect the checked-step count and which revision is selected before reporting an error.</w:t>
+      </w:r>
+    </w:p>
+    <w:p>
+      <w:pPr>
+        <w:pStyle w:val="Heading3"/>
+      </w:pPr>
+      <w:r>
+        <w:t>24.7 Report a reproducible problem</w:t>
+      </w:r>
+    </w:p>
+    <w:p>
+      <w:r>
+        <w:t>Record the DPH delivery version, selected application, page name, exact action, expected result and actual result. Include the exact error text and a picture of the relevant area if appropriate. Use example data instead of private customer information.</w:t>
+      </w:r>
+    </w:p>
+    <w:p>
+      <w:r>
+        <w:t>Describe the shortest sequence that reproduces it. For example: open the supplied practice example, choose Learn a task, select the second task, enter a learner name and check the first result. This lets the maintainer reproduce the same state rather than guess which of many pages you meant.</w:t>
+      </w:r>
+    </w:p>
+    <w:p>
+      <w:pPr>
+        <w:pStyle w:val="Heading1"/>
+        <w:pageBreakBefore/>
+      </w:pPr>
+      <w:r>
+        <w:t>Part VI Reference and independent practice</w:t>
+      </w:r>
+    </w:p>
+    <w:p>
+      <w:pPr>
+        <w:pStyle w:val="Heading2"/>
+        <w:pageBreakBefore w:val="0"/>
+        <w:spacing w:before="260"/>
+      </w:pPr>
+      <w:r>
+        <w:t>25 Control reference by purpose</w:t>
+      </w:r>
+    </w:p>
+    <w:p>
+      <w:pPr>
+        <w:pStyle w:val="Heading3"/>
+      </w:pPr>
+      <w:r>
+        <w:t>25.1 Opening and orientation commands</w:t>
+      </w:r>
+    </w:p>
+    <w:p>
+      <w:r>
+        <w:t>Choose application starts first-time source preparation. Open saved lessons opens an existing database. Refresh lessons rereads attached source. Try practice example opens the supplied teaching example. Getting started returns to basic directions. Prepare lessons opens the contributor route. The top-right selector changes learner destinations.</w:t>
+      </w:r>
+    </w:p>
+    <w:p>
+      <w:r>
+        <w:t>Use these commands according to the material you have. A learner who received a .dphdb starts with Open saved lessons; a preparer who received Delphi source starts with Choose application. Neither command runs the selected target application.</w:t>
+      </w:r>
+    </w:p>
+    <w:p>
+      <w:pPr>
+        <w:pStyle w:val="Heading3"/>
+      </w:pPr>
+      <w:r>
+        <w:t>25.2 Reading and navigation commands</w:t>
+      </w:r>
+    </w:p>
+    <w:p>
+      <w:r>
+        <w:t>Back follows object-selection history. Parent selects a containing object. Bookmark and Bookmarks help revisit a selected object during the session. Next page loads additional object results. Search and Next 50 results belong to the project search page.</w:t>
+      </w:r>
+    </w:p>
+    <w:p>
+      <w:r>
+        <w:t>Previous step, Next step and Start again belong to a prepared task. I checked this result records personal progress; Clear my progress resets it. Explore related selection belongs to a teaching explanation and follows an available current captured link. These commands are not interchangeable merely because they all move between information.</w:t>
+      </w:r>
+    </w:p>
+    <w:p>
+      <w:pPr>
+        <w:pStyle w:val="Heading3"/>
+      </w:pPr>
+      <w:r>
+        <w:t>25.3 Contribution commands</w:t>
+      </w:r>
+    </w:p>
+    <w:p>
+      <w:r>
+        <w:t>Prepare a new task and Edit instructions open the task editor. New step begins a step draft; Keep step accepts it into the task draft; Save task persists the whole task. Cancel changes abandons the task or teaching-card draft.</w:t>
+      </w:r>
+    </w:p>
+    <w:p>
+      <w:r>
+        <w:t>Prepare an explanation and Edit explanation open the teaching editor. Save explanation persists its teaching fields. Apply to Knowledge draft in a specialized dialog returns material to the general editor; Save in Saved explanations persists that draft. Verify review, Reject and Retire record review decisions separately from content saving.</w:t>
+      </w:r>
+    </w:p>
+    <w:p>
+      <w:pPr>
+        <w:pStyle w:val="Heading3"/>
+      </w:pPr>
+      <w:r>
+        <w:t>25.4 Pictures and publication commands</w:t>
+      </w:r>
+    </w:p>
+    <w:p>
+      <w:r>
+        <w:t>Import an existing PNG screenshot imports supplied material with a caption and kind. Explain this point prepares a teaching explanation at a chosen image location. Explain linked object follows the image's captured object connection. Fit, Native pixels and Custom zoom affect viewing rather than stored image bytes.</w:t>
+      </w:r>
+    </w:p>
+    <w:p>
+      <w:r>
+        <w:t>Share lessons creates a fresh offline edition. Preview lessons opens its learner route. The resulting learning.html is the recipient's starting page. A source-navigation or agent-instruction option adds technical content only when deliberately selected; ordinary learners begin with the learning route.</w:t>
+      </w:r>
+    </w:p>
+    <w:p>
+      <w:pPr>
+        <w:pStyle w:val="Heading2"/>
+        <w:pageBreakBefore w:val="0"/>
+        <w:spacing w:before="440"/>
+      </w:pPr>
+      <w:r>
+        <w:t>26 Glossary for the DPH learner</w:t>
+      </w:r>
+    </w:p>
+    <w:p>
+      <w:pPr>
+        <w:pStyle w:val="Heading3"/>
+      </w:pPr>
+      <w:r>
+        <w:t>26.1 Application and lesson vocabulary</w:t>
+      </w:r>
+    </w:p>
+    <w:p>
+      <w:r>
+        <w:t>Application: the program being studied. DPH: Delphi Project Handoff, the program used to read and prepare its lessons. Learner: a person studying the selected application. Preparer: a person creating instruction. Contributor: the named person supplying a piece of knowledge. Reviewer: the person separately checking a contribution.</w:t>
+      </w:r>
+    </w:p>
+    <w:p>
+      <w:r>
+        <w:t>Lesson database: the .dphdb file holding DPH's captured facts and knowledge. Managed folder: its adjacent .dphdb.views folder containing cached views and other managed material. Offline edition: a published read-only folder for recipients. Learning path: a named ordered sequence of prepared tasks. Checked step: a learner's recorded check against one instruction revision.</w:t>
+      </w:r>
+    </w:p>
+    <w:p>
+      <w:pPr>
+        <w:pStyle w:val="Heading3"/>
+      </w:pPr>
+      <w:r>
+        <w:t>26.2 Screen and source vocabulary</w:t>
+      </w:r>
+    </w:p>
+    <w:p>
+      <w:r>
+        <w:t>Form: a Delphi window or screen definition. Component: an item on a form or in a module. Property: a saved characteristic such as a caption or alignment. Event: something such as a click to which an operation may respond. Handler: the operation connected to the event. Routine: a Delphi procedure or function. Unit: a source file grouping declarations and implementation.</w:t>
+      </w:r>
+    </w:p>
+    <w:p>
+      <w:r>
+        <w:t>Source: the files that describe the program. Project: the files and settings for one Delphi build target. Project group: related projects organized together. Dependency: other code or a system required by part of the application. Condition: an expression that selects an alternative path. Loop: work that can repeat. Output: a displayed, written or transmitted result.</w:t>
+      </w:r>
+    </w:p>
+    <w:p>
+      <w:pPr>
+        <w:pStyle w:val="Heading3"/>
+      </w:pPr>
+      <w:r>
+        <w:t>26.3 Evidence and review vocabulary</w:t>
+      </w:r>
+    </w:p>
+    <w:p>
+      <w:r>
+        <w:t>Static means read from source rather than observed during execution. Captured means recorded from a particular source set and reading configuration. Current source means the attached source agrees with the capture under the selected settings. Stale means that agreement needs refreshing or checking. Partial means some relevant source understanding is incomplete.</w:t>
+      </w:r>
+    </w:p>
+    <w:p>
+      <w:r>
+        <w:t>Attributed means a named person supplied the explanation. Verified review records a separate named review; it is not granted merely by saving. Unknown identifies a question still needing an answer. A fingerprint is an internal identity check used by maintainers to compare captured material; it is not a learning outcome or a user permission.</w:t>
+      </w:r>
+    </w:p>
+    <w:p>
+      <w:pPr>
+        <w:pStyle w:val="Heading2"/>
+        <w:pageBreakBefore w:val="0"/>
+        <w:spacing w:before="440"/>
+      </w:pPr>
+      <w:r>
+        <w:t>27 A complete independent learning exercise</w:t>
+      </w:r>
+    </w:p>
+    <w:p>
+      <w:pPr>
+        <w:pStyle w:val="Heading3"/>
+      </w:pPr>
+      <w:r>
+        <w:t>27.1 Prepare and predict</w:t>
+      </w:r>
+    </w:p>
+    <w:p>
+      <w:r>
+        <w:t>Open DPH from its extracted delivery and choose Try practice example. Read the application purpose. Without opening a code walkthrough, identify the two inputs, the tax option, the calculating action and the output. Predict the result for quantity 4 and price 2.50 with tax off and with tax on.</w:t>
+      </w:r>
+    </w:p>
+    <w:p>
+      <w:r>
+        <w:t>Expected answers: subtotal 10.00; total without tax 10.00; example tax 1.00; total with tax 11.00. Explain why changing the checkbox affects tax rather than the subtotal. If you cannot explain that distinction, reread the rule and worked output before proceeding.</w:t>
+      </w:r>
+    </w:p>
+    <w:p>
+      <w:pPr>
+        <w:pStyle w:val="Heading3"/>
+      </w:pPr>
+      <w:r>
+        <w:t>27.2 Follow and explain</w:t>
+      </w:r>
+    </w:p>
+    <w:p>
+      <w:r>
+        <w:t>Open Learn a task, select the First day path for New learner and read its four tasks in order. Record checked results under your own name only after comparing the answers. Return to Learning library and find the quantity guidance and the explanation of the displayed total.</w:t>
+      </w:r>
+    </w:p>
+    <w:p>
+      <w:r>
+        <w:t>Follow the linked control to Explain. Identify the responding operation and one condition affecting its path. State what is established by source and what was supplied by the contributor. Do not describe a source diagram as a recorded run.</w:t>
+      </w:r>
+    </w:p>
+    <w:p>
+      <w:pPr>
+        <w:pStyle w:val="Heading3"/>
+      </w:pPr>
+      <w:r>
+        <w:t>27.3 Interpret and recover</w:t>
+      </w:r>
+    </w:p>
+    <w:p>
+      <w:r>
+        <w:t>Open Screenshots, select the sample output and read its caption and numbered explanation. Identify the inputs and option state needed to interpret the total. Then explain why quantity 2.5 is invalid and what safe correction the sample instructions recommend.</w:t>
+      </w:r>
+    </w:p>
+    <w:p>
+      <w:r>
+        <w:t>Expected answer: quantity is a whole-item count from 1 through 1000; replace the fractional value with a valid whole number and calculate again in an approved practice context. Checking that answer in DPH does not itself execute the example.</w:t>
+      </w:r>
+    </w:p>
+    <w:p>
+      <w:pPr>
+        <w:pStyle w:val="Heading3"/>
+      </w:pPr>
+      <w:r>
+        <w:t>27.4 Prepare and share</w:t>
+      </w:r>
+    </w:p>
+    <w:p>
+      <w:r>
+        <w:t>Prepare one new teaching explanation for an unfamiliar field or error in your own application. Include its meaning, worked example, limits, safe help and a practice question with the answer. Save it and reread the actual library result. Ask a knowledgeable reviewer to check uncertain business information.</w:t>
+      </w:r>
+    </w:p>
+    <w:p>
+      <w:r>
+        <w:t>Create a fresh offline edition, open learning.html independently and find the explanation. Follow a relevant object link and open a supplied picture from that edition. Preserve the editable lesson database separately. You have completed the exercise when another newcomer can follow the route and explain a useful action and its result without relying on unexplained names.</w:t>
       </w:r>
     </w:p>
     <w:sectPr>
-      <w:footerReference w:type="default" ns5:id="rId12"/>
+      <w:headerReference w:type="default" ns5:id="rId15"/>
+      <w:footerReference w:type="default" ns5:id="rId16"/>
       <w:pgSz w:w="12240" w:h="15840"/>
-      <w:pgMar w:top="1080" w:right="1152" w:bottom="1080" w:left="1152" w:header="720" w:footer="720" w:gutter="0"/>
+      <w:pgMar w:top="1037" w:right="1152" w:bottom="1037" w:left="1152" w:header="432" w:footer="432" w:gutter="0"/>
       <w:cols w:space="720"/>
+      <w:titlePg/>
       <w:docGrid w:linePitch="360"/>
     </w:sectPr>
   </w:body>
@@ -2198,7 +4994,7 @@
       <w:pStyle w:val="Footer"/>
     </w:pPr>
     <w:r>
-      <w:t xml:space="preserve">Delphi Project Handoff    </w:t>
+      <w:t xml:space="preserve">Guide 42  |  13 October 2026                                    Page </w:t>
     </w:r>
     <w:r>
       <w:fldChar w:fldCharType="begin"/>
@@ -2215,6 +5011,22 @@
     </w:r>
   </w:p>
 </w:ftr>
+</file>
+
+<file path=word/header1.xml><?xml version="1.0" encoding="utf-8"?>
+<w:hdr xmlns:m="http://schemas.openxmlformats.org/officeDocument/2006/math" xmlns:mc="http://schemas.openxmlformats.org/markup-compatibility/2006" xmlns:mo="http://schemas.microsoft.com/office/mac/office/2008/main" xmlns:mv="urn:schemas-microsoft-com:mac:vml" xmlns:o="urn:schemas-microsoft-com:office:office" xmlns:r="http://schemas.openxmlformats.org/officeDocument/2006/relationships" xmlns:v="urn:schemas-microsoft-com:vml" xmlns:w10="urn:schemas-microsoft-com:office:word" xmlns:w14="http://schemas.microsoft.com/office/word/2010/wordml" xmlns:w="http://schemas.openxmlformats.org/wordprocessingml/2006/main" xmlns:wne="http://schemas.microsoft.com/office/word/2006/wordml" xmlns:wp14="http://schemas.microsoft.com/office/word/2010/wordprocessingDrawing" xmlns:wp="http://schemas.openxmlformats.org/drawingml/2006/wordprocessingDrawing" xmlns:wpc="http://schemas.microsoft.com/office/word/2010/wordprocessingCanvas" xmlns:wpg="http://schemas.microsoft.com/office/word/2010/wordprocessingGroup" xmlns:wpi="http://schemas.microsoft.com/office/word/2010/wordprocessingInk" xmlns:wps="http://schemas.microsoft.com/office/word/2010/wordprocessingShape" mc:Ignorable="w14 wp14">
+  <w:p>
+    <w:pPr>
+      <w:pStyle w:val="Header"/>
+    </w:pPr>
+    <w:r>
+      <w:rPr>
+        <w:sz w:val="18"/>
+      </w:rPr>
+      <w:t>Delphi Project Handoff  |  User Guide</w:t>
+    </w:r>
+  </w:p>
+</w:hdr>
 </file>
 
 <file path=word/numbering.xml><?xml version="1.0" encoding="utf-8"?>
@@ -2581,7 +5393,8 @@
     <w:qFormat/>
     <w:rsid w:val="00FC693F"/>
     <w:pPr>
-      <w:spacing w:after="140" w:line="259" w:lineRule="auto"/>
+      <w:widowControl/>
+      <w:spacing w:after="140" w:line="264" w:lineRule="auto"/>
     </w:pPr>
     <w:rPr>
       <w:rFonts w:ascii="Calibri" w:hAnsi="Calibri"/>
@@ -2644,7 +5457,7 @@
     <w:pPr>
       <w:keepNext/>
       <w:keepLines/>
-      <w:spacing w:before="240" w:after="0"/>
+      <w:spacing w:before="260" w:after="140"/>
       <w:outlineLvl w:val="0"/>
     </w:pPr>
     <w:rPr>
@@ -2652,7 +5465,7 @@
       <w:b/>
       <w:bCs/>
       <w:color w:val="000000"/>
-      <w:sz w:val="38"/>
+      <w:sz w:val="46"/>
       <w:szCs w:val="28"/>
     </w:rPr>
   </w:style>
@@ -2668,15 +5481,15 @@
     <w:pPr>
       <w:keepNext/>
       <w:keepLines/>
-      <w:spacing w:before="240" w:after="0"/>
+      <w:spacing w:before="260" w:after="140"/>
       <w:outlineLvl w:val="1"/>
     </w:pPr>
     <w:rPr>
       <w:rFonts w:asciiTheme="majorHAnsi" w:eastAsiaTheme="majorEastAsia" w:hAnsiTheme="majorHAnsi" w:cstheme="majorBidi" w:ascii="Calibri" w:hAnsi="Calibri"/>
       <w:b/>
       <w:bCs/>
-      <w:color w:val="000000"/>
-      <w:sz w:val="26"/>
+      <w:color w:val="146CB4"/>
+      <w:sz w:val="36"/>
       <w:szCs w:val="26"/>
     </w:rPr>
   </w:style>
@@ -2692,14 +5505,15 @@
     <w:pPr>
       <w:keepNext/>
       <w:keepLines/>
-      <w:spacing w:before="200" w:after="0"/>
+      <w:spacing w:before="260" w:after="140"/>
       <w:outlineLvl w:val="2"/>
     </w:pPr>
     <w:rPr>
-      <w:rFonts w:asciiTheme="majorHAnsi" w:eastAsiaTheme="majorEastAsia" w:hAnsiTheme="majorHAnsi" w:cstheme="majorBidi"/>
+      <w:rFonts w:asciiTheme="majorHAnsi" w:eastAsiaTheme="majorEastAsia" w:hAnsiTheme="majorHAnsi" w:cstheme="majorBidi" w:ascii="Calibri" w:hAnsi="Calibri"/>
       <w:b/>
       <w:bCs/>
-      <w:color w:val="4F81BD" w:themeColor="accent1"/>
+      <w:color w:val="000000"/>
+      <w:sz w:val="26"/>
     </w:rPr>
   </w:style>
   <w:style w:type="paragraph" w:styleId="Heading4">
@@ -2976,7 +5790,7 @@
       <w:iCs/>
       <w:color w:val="000000"/>
       <w:spacing w:val="15"/>
-      <w:sz w:val="28"/>
+      <w:sz w:val="30"/>
       <w:szCs w:val="24"/>
     </w:rPr>
   </w:style>
@@ -14265,6 +17079,29 @@
         <w:shd w:val="clear" w:color="auto" w:fill="FBCAA2" w:themeFill="accent6" w:themeFillTint="7F"/>
       </w:tcPr>
     </w:tblStylePr>
+  </w:style>
+  <w:style w:type="paragraph" w:customStyle="1" w:styleId="TOC1">
+    <w:name w:val="TOC 1"/>
+    <w:pPr>
+      <w:spacing w:after="40" w:line="240" w:lineRule="auto"/>
+    </w:pPr>
+    <w:rPr>
+      <w:rFonts w:ascii="Calibri" w:hAnsi="Calibri"/>
+      <w:color w:val="000000"/>
+      <w:sz w:val="22"/>
+    </w:rPr>
+  </w:style>
+  <w:style w:type="paragraph" w:customStyle="1" w:styleId="TOC2">
+    <w:name w:val="TOC 2"/>
+    <w:pPr>
+      <w:spacing w:after="40" w:line="240" w:lineRule="auto"/>
+      <w:ind w:left="259"/>
+    </w:pPr>
+    <w:rPr>
+      <w:rFonts w:ascii="Calibri" w:hAnsi="Calibri"/>
+      <w:color w:val="000000"/>
+      <w:sz w:val="21"/>
+    </w:rPr>
   </w:style>
 </w:styles>
 </file>

--- a/docs/guides/DPH_User_Guide.docx
+++ b/docs/guides/DPH_User_Guide.docx
@@ -15,12 +15,12 @@
         <w:pStyle w:val="Subtitle"/>
       </w:pPr>
       <w:r>
-        <w:t>Detailed Windows desktop manual</w:t>
-      </w:r>
-    </w:p>
-    <w:p>
-      <w:r>
-        <w:t>Guide edition 42</w:t>
+        <w:t>Learning and teaching an unfamiliar Delphi application</w:t>
+      </w:r>
+    </w:p>
+    <w:p>
+      <w:r>
+        <w:t>Guide edition 43</w:t>
       </w:r>
     </w:p>
     <w:p>
@@ -30,7 +30,7 @@
     </w:p>
     <w:p>
       <w:r>
-        <w:t>From opening the application to preparing reviewing and sharing complete lessons</w:t>
+        <w:t>From opening DPH to preparing, reviewing and sharing lessons about a selected application</w:t>
       </w:r>
     </w:p>
     <w:p>
@@ -75,7 +75,7 @@
         </w:tabs>
       </w:pPr>
       <w:r>
-        <w:t>Part I Starting with no prior knowledge</w:t>
+        <w:t>PART 1: Starting with no prior knowledge</w:t>
       </w:r>
       <w:r>
         <w:tab/>
@@ -90,7 +90,7 @@
         </w:tabs>
       </w:pPr>
       <w:r>
-        <w:t>1 About this guide and the application</w:t>
+        <w:t>1. About this guide and the application</w:t>
       </w:r>
       <w:r>
         <w:tab/>
@@ -105,7 +105,7 @@
         </w:tabs>
       </w:pPr>
       <w:r>
-        <w:t>2 Unpack open and close DPH</w:t>
+        <w:t>2. Unpack, open, and close DPH</w:t>
       </w:r>
       <w:r>
         <w:tab/>
@@ -120,7 +120,7 @@
         </w:tabs>
       </w:pPr>
       <w:r>
-        <w:t>3 Find your way around the main window</w:t>
+        <w:t>3. Find your way around the main window</w:t>
       </w:r>
       <w:r>
         <w:tab/>
@@ -135,11 +135,11 @@
         </w:tabs>
       </w:pPr>
       <w:r>
-        <w:t>Part II Complete your first learning session</w:t>
+        <w:t>PART 2: Complete your first learning session</w:t>
       </w:r>
       <w:r>
         <w:tab/>
-        <w:t>7</w:t>
+        <w:t>6</w:t>
       </w:r>
     </w:p>
     <w:p>
@@ -150,11 +150,11 @@
         </w:tabs>
       </w:pPr>
       <w:r>
-        <w:t>4 Open the supplied practice lessons</w:t>
+        <w:t>4. Choose the application you need to learn</w:t>
       </w:r>
       <w:r>
         <w:tab/>
-        <w:t>7</w:t>
+        <w:t>6</w:t>
       </w:r>
     </w:p>
     <w:p>
@@ -165,11 +165,11 @@
         </w:tabs>
       </w:pPr>
       <w:r>
-        <w:t>5 Follow the First day learning path</w:t>
+        <w:t>5. Follow this application's learning route</w:t>
       </w:r>
       <w:r>
         <w:tab/>
-        <w:t>8</w:t>
+        <w:t>7</w:t>
       </w:r>
     </w:p>
     <w:p>
@@ -180,11 +180,11 @@
         </w:tabs>
       </w:pPr>
       <w:r>
-        <w:t>6 Save your place and check understanding</w:t>
+        <w:t>6. Save your place and check understanding</w:t>
       </w:r>
       <w:r>
         <w:tab/>
-        <w:t>10</w:t>
+        <w:t>9</w:t>
       </w:r>
     </w:p>
     <w:p>
@@ -195,11 +195,11 @@
         </w:tabs>
       </w:pPr>
       <w:r>
-        <w:t>7 Open lessons for your own application</w:t>
+        <w:t>7. Reopen or change the selected application</w:t>
       </w:r>
       <w:r>
         <w:tab/>
-        <w:t>11</w:t>
+        <w:t>10</w:t>
       </w:r>
     </w:p>
     <w:p>
@@ -210,11 +210,11 @@
         </w:tabs>
       </w:pPr>
       <w:r>
-        <w:t>Part III Learn screens actions and application knowledge</w:t>
+        <w:t>PART 3: Learn screens, actions, and application knowledge</w:t>
       </w:r>
       <w:r>
         <w:tab/>
-        <w:t>13</w:t>
+        <w:t>11</w:t>
       </w:r>
     </w:p>
     <w:p>
@@ -225,11 +225,11 @@
         </w:tabs>
       </w:pPr>
       <w:r>
-        <w:t>8 Read the twelve learning topics</w:t>
+        <w:t>8. Use the four-part application route</w:t>
       </w:r>
       <w:r>
         <w:tab/>
-        <w:t>13</w:t>
+        <w:t>11</w:t>
       </w:r>
     </w:p>
     <w:p>
@@ -240,11 +240,11 @@
         </w:tabs>
       </w:pPr>
       <w:r>
-        <w:t>9 Use the learning library as a practical reference</w:t>
+        <w:t>9. Use the learning library as a practical reference</w:t>
       </w:r>
       <w:r>
         <w:tab/>
-        <w:t>14</w:t>
+        <w:t>12</w:t>
       </w:r>
     </w:p>
     <w:p>
@@ -255,11 +255,11 @@
         </w:tabs>
       </w:pPr>
       <w:r>
-        <w:t>10 Follow a visible action into its explanation</w:t>
+        <w:t>10. Follow a visible action into its explanation</w:t>
       </w:r>
       <w:r>
         <w:tab/>
-        <w:t>16</w:t>
+        <w:t>13</w:t>
       </w:r>
     </w:p>
     <w:p>
@@ -270,11 +270,11 @@
         </w:tabs>
       </w:pPr>
       <w:r>
-        <w:t>11 Read form designs and graphs</w:t>
+        <w:t>11. Read form designs and graphs</w:t>
       </w:r>
       <w:r>
         <w:tab/>
-        <w:t>17</w:t>
+        <w:t>14</w:t>
       </w:r>
     </w:p>
     <w:p>
@@ -285,11 +285,11 @@
         </w:tabs>
       </w:pPr>
       <w:r>
-        <w:t>12 Read pictures sample outputs and callouts</w:t>
+        <w:t>12. Read pictures, sample outputs, and callouts</w:t>
       </w:r>
       <w:r>
         <w:tab/>
-        <w:t>19</w:t>
+        <w:t>16</w:t>
       </w:r>
     </w:p>
     <w:p>
@@ -300,11 +300,11 @@
         </w:tabs>
       </w:pPr>
       <w:r>
-        <w:t>13 Search objects evidence and explanations</w:t>
+        <w:t>13. Search objects, evidence, and explanations</w:t>
       </w:r>
       <w:r>
         <w:tab/>
-        <w:t>20</w:t>
+        <w:t>17</w:t>
       </w:r>
     </w:p>
     <w:p>
@@ -315,11 +315,11 @@
         </w:tabs>
       </w:pPr>
       <w:r>
-        <w:t>14 Read business terms questions and saved knowledge</w:t>
+        <w:t>14. Read business terms, questions, and saved knowledge</w:t>
       </w:r>
       <w:r>
         <w:tab/>
-        <w:t>21</w:t>
+        <w:t>18</w:t>
       </w:r>
     </w:p>
     <w:p>
@@ -330,11 +330,11 @@
         </w:tabs>
       </w:pPr>
       <w:r>
-        <w:t>Part IV Prepare complete lessons for another person</w:t>
+        <w:t>PART 4: Prepare complete lessons for another person</w:t>
       </w:r>
       <w:r>
         <w:tab/>
-        <w:t>23</w:t>
+        <w:t>19</w:t>
       </w:r>
     </w:p>
     <w:p>
@@ -345,11 +345,11 @@
         </w:tabs>
       </w:pPr>
       <w:r>
-        <w:t>15 Describe the selected application</w:t>
+        <w:t>15. Describe the selected application</w:t>
       </w:r>
       <w:r>
         <w:tab/>
-        <w:t>23</w:t>
+        <w:t>19</w:t>
       </w:r>
     </w:p>
     <w:p>
@@ -360,11 +360,11 @@
         </w:tabs>
       </w:pPr>
       <w:r>
-        <w:t>16 Prepare ordered tasks and learning paths</w:t>
+        <w:t>16. Prepare ordered tasks and learning paths</w:t>
       </w:r>
       <w:r>
         <w:tab/>
-        <w:t>25</w:t>
+        <w:t>21</w:t>
       </w:r>
     </w:p>
     <w:p>
@@ -375,11 +375,11 @@
         </w:tabs>
       </w:pPr>
       <w:r>
-        <w:t>17 Prepare detailed teaching explanations</w:t>
+        <w:t>17. Prepare detailed teaching explanations</w:t>
       </w:r>
       <w:r>
         <w:tab/>
-        <w:t>27</w:t>
+        <w:t>23</w:t>
       </w:r>
     </w:p>
     <w:p>
@@ -390,11 +390,11 @@
         </w:tabs>
       </w:pPr>
       <w:r>
-        <w:t>18 Add glossary terms action purposes and answers</w:t>
+        <w:t>18. Add glossary terms, action purposes, and answers</w:t>
       </w:r>
       <w:r>
         <w:tab/>
-        <w:t>29</w:t>
+        <w:t>25</w:t>
       </w:r>
     </w:p>
     <w:p>
@@ -405,11 +405,11 @@
         </w:tabs>
       </w:pPr>
       <w:r>
-        <w:t>19 Save review and link contributions</w:t>
+        <w:t>19. Save, review, and link contributions</w:t>
       </w:r>
       <w:r>
         <w:tab/>
-        <w:t>30</w:t>
+        <w:t>26</w:t>
       </w:r>
     </w:p>
     <w:p>
@@ -420,11 +420,11 @@
         </w:tabs>
       </w:pPr>
       <w:r>
-        <w:t>Part V Maintain share and recover learning material</w:t>
+        <w:t>PART 5: Maintain, share, and recover learning material</w:t>
       </w:r>
       <w:r>
         <w:tab/>
-        <w:t>32</w:t>
+        <w:t>27</w:t>
       </w:r>
     </w:p>
     <w:p>
@@ -435,11 +435,11 @@
         </w:tabs>
       </w:pPr>
       <w:r>
-        <w:t>20 Reopen refresh and relocate lessons</w:t>
+        <w:t>20. Reopen, refresh, and relocate lessons</w:t>
       </w:r>
       <w:r>
         <w:tab/>
-        <w:t>32</w:t>
+        <w:t>27</w:t>
       </w:r>
     </w:p>
     <w:p>
@@ -450,11 +450,11 @@
         </w:tabs>
       </w:pPr>
       <w:r>
-        <w:t>21 Share an offline learning edition</w:t>
+        <w:t>21. Share an offline learning edition</w:t>
       </w:r>
       <w:r>
         <w:tab/>
-        <w:t>33</w:t>
+        <w:t>28</w:t>
       </w:r>
     </w:p>
     <w:p>
@@ -465,11 +465,11 @@
         </w:tabs>
       </w:pPr>
       <w:r>
-        <w:t>22 Preserve lesson databases and pictures</w:t>
+        <w:t>22. Preserve lesson databases and pictures</w:t>
       </w:r>
       <w:r>
         <w:tab/>
-        <w:t>34</w:t>
+        <w:t>30</w:t>
       </w:r>
     </w:p>
     <w:p>
@@ -480,11 +480,11 @@
         </w:tabs>
       </w:pPr>
       <w:r>
-        <w:t>23 Source reading settings for a preparer</w:t>
+        <w:t>23. Source reading settings for a preparer</w:t>
       </w:r>
       <w:r>
         <w:tab/>
-        <w:t>35</w:t>
+        <w:t>31</w:t>
       </w:r>
     </w:p>
     <w:p>
@@ -495,11 +495,11 @@
         </w:tabs>
       </w:pPr>
       <w:r>
-        <w:t>24 Troubleshooting by symptom</w:t>
+        <w:t>24. Troubleshooting by symptom</w:t>
       </w:r>
       <w:r>
         <w:tab/>
-        <w:t>36</w:t>
+        <w:t>32</w:t>
       </w:r>
     </w:p>
     <w:p>
@@ -510,11 +510,11 @@
         </w:tabs>
       </w:pPr>
       <w:r>
-        <w:t>Part VI Reference and independent practice</w:t>
+        <w:t>PART 6: Reference and independent learning</w:t>
       </w:r>
       <w:r>
         <w:tab/>
-        <w:t>38</w:t>
+        <w:t>33</w:t>
       </w:r>
     </w:p>
     <w:p>
@@ -525,11 +525,11 @@
         </w:tabs>
       </w:pPr>
       <w:r>
-        <w:t>25 Control reference by purpose</w:t>
+        <w:t>25. Control reference by purpose</w:t>
       </w:r>
       <w:r>
         <w:tab/>
-        <w:t>38</w:t>
+        <w:t>33</w:t>
       </w:r>
     </w:p>
     <w:p>
@@ -540,11 +540,11 @@
         </w:tabs>
       </w:pPr>
       <w:r>
-        <w:t>26 Glossary for the DPH learner</w:t>
+        <w:t>26. Glossary for the DPH learner</w:t>
       </w:r>
       <w:r>
         <w:tab/>
-        <w:t>39</w:t>
+        <w:t>34</w:t>
       </w:r>
     </w:p>
     <w:p>
@@ -555,11 +555,11 @@
         </w:tabs>
       </w:pPr>
       <w:r>
-        <w:t>27 A complete independent learning exercise</w:t>
+        <w:t>27. A complete exercise with an unfamiliar application</w:t>
       </w:r>
       <w:r>
         <w:tab/>
-        <w:t>39</w:t>
+        <w:t>35</w:t>
       </w:r>
     </w:p>
     <w:p>
@@ -571,9 +571,10 @@
       <w:pPr>
         <w:pStyle w:val="Heading1"/>
         <w:pageBreakBefore/>
-      </w:pPr>
-      <w:r>
-        <w:t>Part I Starting with no prior knowledge</w:t>
+        <w:spacing w:before="480"/>
+      </w:pPr>
+      <w:r>
+        <w:t>PART 1: Starting with no prior knowledge</w:t>
       </w:r>
     </w:p>
     <w:p>
@@ -583,7 +584,7 @@
         <w:spacing w:before="260"/>
       </w:pPr>
       <w:r>
-        <w:t>1 About this guide and the application</w:t>
+        <w:t>1. About this guide and the application</w:t>
       </w:r>
     </w:p>
     <w:p>
@@ -591,7 +592,7 @@
         <w:pStyle w:val="Heading3"/>
       </w:pPr>
       <w:r>
-        <w:t>1.1 What you will learn</w:t>
+        <w:t>1.1. What you will learn</w:t>
       </w:r>
     </w:p>
     <w:p>
@@ -601,12 +602,12 @@
     </w:p>
     <w:p>
       <w:r>
-        <w:t>Those two subjects are different. For example, this guide explains how to open Learning library. A teaching explanation inside Learning library might explain the Quantity field in an order program. Knowing how to open the library does not establish the order program's business rules; the selected application's source and knowledgeable contributors provide that information.</w:t>
-      </w:r>
-    </w:p>
-    <w:p>
-      <w:r>
-        <w:t>Read Parts I and II in order for your first session. Part III teaches investigation of screens and actions. Part IV explains how to prepare lessons for somebody else. Part V covers saving, sharing, recovery and more advanced preparation. The final reference chapters let you look up terminology and repeat a complete learning exercise without rereading the book.</w:t>
+        <w:t>Those two subjects are different. This guide explains how to open Learning library. An explanation inside that library might define a field in the selected application. Knowing how to open the library does not establish that application's business rules; its source and knowledgeable contributors provide the relevant evidence and meaning.</w:t>
+      </w:r>
+    </w:p>
+    <w:p>
+      <w:r>
+        <w:t>Read Parts 1 and 2 in order for your first session. Part 3 teaches investigation of screens and actions. Part 4 explains how to prepare lessons for somebody else. Part 5 covers saving, sharing, recovery and more advanced preparation. The final reference chapters let you look up terminology and repeat a complete learning exercise without rereading the book.</w:t>
       </w:r>
     </w:p>
     <w:p>
@@ -614,17 +615,17 @@
         <w:pStyle w:val="Heading3"/>
       </w:pPr>
       <w:r>
-        <w:t>1.2 Choose the right route for your role</w:t>
-      </w:r>
-    </w:p>
-    <w:p>
-      <w:r>
-        <w:t>A learner reads lessons and checks understanding. Start with the supplied practice example, then read one task for your own application. You do not need to understand Delphi code or source-reading settings to begin.</w:t>
-      </w:r>
-    </w:p>
-    <w:p>
-      <w:r>
-        <w:t>A lesson preparer supplies the information that source files cannot explain on their own: intended users, task prerequisites, field meanings, examples, expected outcomes and safe recovery instructions. Follow the learner route first so that you understand what your contributions will look like. Then use Part IV to prepare and review them.</w:t>
+        <w:t>1.2. Choose the right route for your role</w:t>
+      </w:r>
+    </w:p>
+    <w:p>
+      <w:r>
+        <w:t>A learner reads lessons about a selected application and checks understanding. Start with that application's purpose and a real task. You do not need to understand Delphi code or source-reading settings to begin.</w:t>
+      </w:r>
+    </w:p>
+    <w:p>
+      <w:r>
+        <w:t>A lesson preparer supplies the information that source files cannot explain on their own: intended users, task prerequisites, field meanings, examples, expected outcomes and safe recovery instructions. Follow the learner route first so that you understand what your contributions will look like. Then use Part 4 to prepare and review them.</w:t>
       </w:r>
     </w:p>
     <w:p>
@@ -637,7 +638,7 @@
         <w:pStyle w:val="Heading3"/>
       </w:pPr>
       <w:r>
-        <w:t>1.3 What DPH reads and what you supply</w:t>
+        <w:t>1.3. What DPH reads and what you supply</w:t>
       </w:r>
     </w:p>
     <w:p>
@@ -655,7 +656,7 @@
         <w:pStyle w:val="Heading3"/>
       </w:pPr>
       <w:r>
-        <w:t>1.4 Conventions used in the procedures</w:t>
+        <w:t>1.4. Conventions used in the procedures</w:t>
       </w:r>
     </w:p>
     <w:p>
@@ -675,7 +676,7 @@
         <w:spacing w:before="440"/>
       </w:pPr>
       <w:r>
-        <w:t>2 Unpack open and close DPH</w:t>
+        <w:t>2. Unpack, open, and close DPH</w:t>
       </w:r>
     </w:p>
     <w:p>
@@ -683,17 +684,17 @@
         <w:pStyle w:val="Heading3"/>
       </w:pPr>
       <w:r>
-        <w:t>2.1 Recognize the delivered files</w:t>
-      </w:r>
-    </w:p>
-    <w:p>
-      <w:r>
-        <w:t>The desktop delivery is a ZIP archive containing DelphiProjectHandoff.exe and supporting folders. The executable is the file you open to start DPH. The help folder contains local user help, docs contains the manuals and directions, migrations contains files required to open lesson databases, and samples contains the supplied practice material. WebView2Loader.dll supports the embedded browser used for formatted learning pages.</w:t>
-      </w:r>
-    </w:p>
-    <w:p>
-      <w:r>
-        <w:t>Keep this folder together. Copying only the executable to another location can leave DPH without migrations, help or its practice lessons. Microsoft WebView2 Runtime is a separate Windows prerequisite; the loader file is not a replacement for that runtime. If formatted pages cannot open, see Chapter 24 before moving or deleting anything.</w:t>
+        <w:t>2.1. Recognize the delivered files</w:t>
+      </w:r>
+    </w:p>
+    <w:p>
+      <w:r>
+        <w:t>The desktop delivery is a ZIP archive containing DelphiProjectHandoff.exe and supporting folders. The executable is the file you open to start DPH. The help folder contains local user help, docs contains the manuals and directions, and migrations contains files required to open lesson databases. WebView2Loader.dll supports the embedded browser used for formatted learning pages.</w:t>
+      </w:r>
+    </w:p>
+    <w:p>
+      <w:r>
+        <w:t>Keep this folder together. Copying only the executable to another location can leave DPH without migrations or help. Microsoft WebView2 Runtime is a separate Windows prerequisite; the loader file is not a replacement for that runtime. If formatted pages cannot open, see Chapter 24 before moving or deleting anything.</w:t>
       </w:r>
     </w:p>
     <w:p>
@@ -701,7 +702,7 @@
         <w:pStyle w:val="Heading3"/>
       </w:pPr>
       <w:r>
-        <w:t>2.2 Extract the ZIP with File Explorer</w:t>
+        <w:t>2.2. Extract the ZIP with File Explorer</w:t>
       </w:r>
     </w:p>
     <w:p>
@@ -766,7 +767,7 @@
         <w:t xml:space="preserve">4. </w:t>
       </w:r>
       <w:r>
-        <w:t>Check that migrations, help, docs and samples are also present. If they are missing, return to the ZIP and extract the entire delivery again.</w:t>
+        <w:t>Check that migrations, help and docs are also present. If they are missing, return to the ZIP and extract the entire delivery again.</w:t>
       </w:r>
     </w:p>
     <w:p>
@@ -779,7 +780,7 @@
         <w:pStyle w:val="Heading3"/>
       </w:pPr>
       <w:r>
-        <w:t>2.3 Open the application for the first time</w:t>
+        <w:t>2.3. Open the application for the first time</w:t>
       </w:r>
     </w:p>
     <w:p>
@@ -839,7 +840,7 @@
         <w:t xml:space="preserve">4. </w:t>
       </w:r>
       <w:r>
-        <w:t>For your first session, click Try practice example. Do not choose your own program until you have completed the small example in Chapters 4 through 6.</w:t>
+        <w:t>For your first session, choose the Delphi application you need to learn, or open a lesson database supplied for it. Chapters 4 through 6 take you from that choice through the application's learning route and a prepared task.</w:t>
       </w:r>
     </w:p>
     <w:p>
@@ -852,7 +853,7 @@
         <w:pStyle w:val="Heading3"/>
       </w:pPr>
       <w:r>
-        <w:t>2.4 Restore maximize and resize the window</w:t>
+        <w:t>2.4. Restore maximize and resize the window</w:t>
       </w:r>
     </w:p>
     <w:p>
@@ -870,7 +871,7 @@
         <w:pStyle w:val="Heading3"/>
       </w:pPr>
       <w:r>
-        <w:t>2.5 Close without losing a draft</w:t>
+        <w:t>2.5. Close without losing a draft</w:t>
       </w:r>
     </w:p>
     <w:p>
@@ -890,7 +891,7 @@
         <w:spacing w:before="440"/>
       </w:pPr>
       <w:r>
-        <w:t>3 Find your way around the main window</w:t>
+        <w:t>3. Find your way around the main window</w:t>
       </w:r>
     </w:p>
     <w:p>
@@ -898,7 +899,7 @@
         <w:pStyle w:val="Heading3"/>
       </w:pPr>
       <w:r>
-        <w:t>3.1 The header and command strip</w:t>
+        <w:t>3.1. The header and command strip</w:t>
       </w:r>
     </w:p>
     <w:p>
@@ -908,7 +909,7 @@
     </w:p>
     <w:p>
       <w:r>
-        <w:t>Choose application opens a Delphi project for first-time preparation. Open saved lessons opens an existing .dphdb lesson database. Refresh lessons reads the attached source again. Try practice example opens the supplied example and its prepared instruction. Back returns through object-selection history, while Parent selects a containing object when one is available.</w:t>
+        <w:t>Choose application opens a Delphi project for first-time preparation. Open saved lessons opens an existing .dphdb lesson database. Refresh lessons reads the attached source again. Back returns through object-selection history, while Parent selects a containing object when one is available.</w:t>
       </w:r>
     </w:p>
     <w:p>
@@ -921,7 +922,7 @@
         <w:pStyle w:val="Heading3"/>
       </w:pPr>
       <w:r>
-        <w:t>3.2 The learner page selector</w:t>
+        <w:t>3.2. The learner page selector</w:t>
       </w:r>
     </w:p>
     <w:p>
@@ -939,7 +940,7 @@
         <w:pStyle w:val="Heading3"/>
       </w:pPr>
       <w:r>
-        <w:t>3.3 Lists details and reading areas</w:t>
+        <w:t>3.3. Lists details and reading areas</w:t>
       </w:r>
     </w:p>
     <w:p>
@@ -957,7 +958,7 @@
         <w:pStyle w:val="Heading3"/>
       </w:pPr>
       <w:r>
-        <w:t>3.4 Read status messages before continuing</w:t>
+        <w:t>3.4. Read status messages before continuing</w:t>
       </w:r>
     </w:p>
     <w:p>
@@ -973,10 +974,11 @@
     <w:p>
       <w:pPr>
         <w:pStyle w:val="Heading1"/>
-        <w:pageBreakBefore/>
-      </w:pPr>
-      <w:r>
-        <w:t>Part II Complete your first learning session</w:t>
+        <w:pageBreakBefore w:val="0"/>
+        <w:spacing w:before="480"/>
+      </w:pPr>
+      <w:r>
+        <w:t>PART 2: Complete your first learning session</w:t>
       </w:r>
     </w:p>
     <w:p>
@@ -986,7 +988,7 @@
         <w:spacing w:before="260"/>
       </w:pPr>
       <w:r>
-        <w:t>4 Open the supplied practice lessons</w:t>
+        <w:t>4. Choose the application you need to learn</w:t>
       </w:r>
     </w:p>
     <w:p>
@@ -994,17 +996,12 @@
         <w:pStyle w:val="Heading3"/>
       </w:pPr>
       <w:r>
-        <w:t>4.1 What the practice application does</w:t>
-      </w:r>
-    </w:p>
-    <w:p>
-      <w:r>
-        <w:t>Practice order is a small example supplied with DPH. It accepts a whole-item quantity and a unit price, offers a ten-percent example tax option, and displays a calculated total. It does not save orders, contact services or transfer money. Its simplicity lets you follow one complete action from a visible input to a result.</w:t>
-      </w:r>
-    </w:p>
-    <w:p>
-      <w:r>
-        <w:t>The supplied material contains four ordered First day tasks, fourteen teaching explanations, an application introduction and two actual native pictures. Those pictures were captured from the example application during its designated test. They are not screenshots of your own selected program.</w:t>
+        <w:t>4.1. Obtain the right starting material</w:t>
+      </w:r>
+    </w:p>
+    <w:p>
+      <w:r>
+        <w:t>Ask for the application's Delphi project file and its related source and form files, or for an existing .dphdb lesson database prepared for that application. A compiled executable alone does not provide the source connections DPH reads. Also ask who uses the application, what one common task accomplishes, and where that task can be tried safely. Those answers must come from a knowledgeable person; DPH cannot infer them from a project name.</w:t>
       </w:r>
     </w:p>
     <w:p>
@@ -1012,7 +1009,7 @@
         <w:pStyle w:val="Heading3"/>
       </w:pPr>
       <w:r>
-        <w:t>4.2 Open and identify the example</w:t>
+        <w:t>4.2. Open the project or its saved lessons</w:t>
       </w:r>
     </w:p>
     <w:p>
@@ -1027,7 +1024,7 @@
         <w:t xml:space="preserve">1. </w:t>
       </w:r>
       <w:r>
-        <w:t>Click Try practice example in the command strip.</w:t>
+        <w:t>If you have source files, click Choose application and select the relevant .dproj, .dpr or .groupproj file. If you received an existing lesson database, click Open saved lessons and select its .dphdb file instead.</w:t>
       </w:r>
     </w:p>
     <w:p>
@@ -1042,7 +1039,7 @@
         <w:t xml:space="preserve">2. </w:t>
       </w:r>
       <w:r>
-        <w:t>Wait for preparation to finish and for Learn the project to become available. Read Start here and confirm that the selected application is OrderPractice.</w:t>
+        <w:t>For a new project, accept the suggested database location in Databases or choose another writable location outside the selected source folder. Give the database a name that identifies the application.</w:t>
       </w:r>
     </w:p>
     <w:p>
@@ -1057,7 +1054,7 @@
         <w:t xml:space="preserve">3. </w:t>
       </w:r>
       <w:r>
-        <w:t>Read the purpose and the boundary of the example. Identify the two inputs, the tax option, the action and the displayed output.</w:t>
+        <w:t>Wait for DPH to finish opening or reading the files. Read the status message, then confirm the selected application name in Learn the project.</w:t>
       </w:r>
     </w:p>
     <w:p>
@@ -1072,12 +1069,12 @@
         <w:t xml:space="preserve">4. </w:t>
       </w:r>
       <w:r>
-        <w:t>Choose Learning library in the top-right selector and clear its search field if necessary. Select the quantity explanation and read its valid-input example.</w:t>
-      </w:r>
-    </w:p>
-    <w:p>
-      <w:r>
-        <w:t>Expected result: you can name what the example does before looking at its source. DPH has opened the supplied lessons without launching the example program. Returning to Try practice example later reopens its existing lessons; it does not silently replace your saved teaching edits.</w:t>
+        <w:t>If someone supplied a .dphdb.views folder beside the database, keep the two together so its managed pictures and cached views remain available.</w:t>
+      </w:r>
+    </w:p>
+    <w:p>
+      <w:r>
+        <w:t>Expected result: Learn the project shows the selected application's name. DPH has not launched, compiled or changed that application. A new application may have source-connected actions but no authored purpose or complete task yet.</w:t>
       </w:r>
     </w:p>
     <w:p>
@@ -1085,12 +1082,113 @@
         <w:pStyle w:val="Heading3"/>
       </w:pPr>
       <w:r>
-        <w:t>4.3 Read a worked total</w:t>
-      </w:r>
-    </w:p>
-    <w:p>
-      <w:r>
-        <w:t>For quantity 2 and unit price 10.00, multiplication gives a subtotal of 20.00. With the example tax option off, no tax is added and the total remains 20.00. With the option on, ten percent of 20.00 is 2.00, producing 22.00. The checkbox changes a rule in the calculation; it does not change the original quantity or unit price.</w:t>
+        <w:t>4.3. Start with Meet this app</w:t>
+      </w:r>
+    </w:p>
+    <w:p>
+      <w:r>
+        <w:t>Select Meet this app in the learning list. Read the stated purpose and contributor name if one was supplied. Check who uses the application and which form designs were found. A form design is reconstructed from saved source; it is not an actual screenshot. Open Screenshots separately for any pictures supplied by a person.</w:t>
+      </w:r>
+    </w:p>
+    <w:p>
+      <w:r>
+        <w:t>If purpose or starting-screen information is absent, record it as an unanswered question. Do not turn a form name, button caption or file name into a claimed business purpose. Ask the owner to describe the first useful task before relying on an incomplete introduction.</w:t>
+      </w:r>
+    </w:p>
+    <w:p>
+      <w:pPr>
+        <w:pStyle w:val="Heading3"/>
+      </w:pPr>
+      <w:r>
+        <w:t>4.4. Check the first visible action</w:t>
+      </w:r>
+    </w:p>
+    <w:p>
+      <w:r>
+        <w:t>Choose Learn a real task. When a complete task was supplied, read its purpose, prerequisites, ordered actions, expected result and review status. When no such task exists, DPH may show a source-connected action as a starting point. That connection identifies a candidate for explanation, not a verified operating procedure. Ask the owner what the user should enter, what should happen and how to recover if it differs.</w:t>
+      </w:r>
+    </w:p>
+    <w:p>
+      <w:pPr>
+        <w:pStyle w:val="Heading2"/>
+        <w:pageBreakBefore w:val="0"/>
+        <w:spacing w:before="440"/>
+      </w:pPr>
+      <w:r>
+        <w:t>5. Follow this application's learning route</w:t>
+      </w:r>
+    </w:p>
+    <w:p>
+      <w:pPr>
+        <w:pStyle w:val="Heading3"/>
+      </w:pPr>
+      <w:r>
+        <w:t>5.1. Read the four steps in order</w:t>
+      </w:r>
+    </w:p>
+    <w:p>
+      <w:pPr>
+        <w:keepLines/>
+        <w:ind w:left="317" w:hanging="317"/>
+      </w:pPr>
+      <w:r>
+        <w:rPr>
+          <w:b/>
+        </w:rPr>
+        <w:t xml:space="preserve">1. </w:t>
+      </w:r>
+      <w:r>
+        <w:t>In Learn the project, choose Meet this app and state the application's purpose in your own words. If the purpose is missing, write down the question you need answered.</w:t>
+      </w:r>
+    </w:p>
+    <w:p>
+      <w:pPr>
+        <w:keepLines/>
+        <w:ind w:left="317" w:hanging="317"/>
+      </w:pPr>
+      <w:r>
+        <w:rPr>
+          <w:b/>
+        </w:rPr>
+        <w:t xml:space="preserve">2. </w:t>
+      </w:r>
+      <w:r>
+        <w:t>Choose Learn a real task. Read a supplied task and its review state, or note that only an action connection is available.</w:t>
+      </w:r>
+    </w:p>
+    <w:p>
+      <w:pPr>
+        <w:keepLines/>
+        <w:ind w:left="317" w:hanging="317"/>
+      </w:pPr>
+      <w:r>
+        <w:rPr>
+          <w:b/>
+        </w:rPr>
+        <w:t xml:space="preserve">3. </w:t>
+      </w:r>
+      <w:r>
+        <w:t>Choose Explore related tasks. Compare other prepared tasks, supported actions and supplied teaching explanations. Select one that helps answer your next question.</w:t>
+      </w:r>
+    </w:p>
+    <w:p>
+      <w:pPr>
+        <w:keepLines/>
+        <w:ind w:left="317" w:hanging="317"/>
+      </w:pPr>
+      <w:r>
+        <w:rPr>
+          <w:b/>
+        </w:rPr>
+        <w:t xml:space="preserve">4. </w:t>
+      </w:r>
+      <w:r>
+        <w:t>Choose Resolve unknowns. Read the missing purpose, task, screenshot and expected-result questions. Open Author questions when a knowledgeable contributor must answer one.</w:t>
+      </w:r>
+    </w:p>
+    <w:p>
+      <w:r>
+        <w:t>Expected result: you can explain what is known about this selected application and name what still needs a human explanation. Switching to another application's database gives a different route because its forms, actions and contributions are different.</w:t>
       </w:r>
     </w:p>
     <w:p>
@@ -1101,8 +1199,8 @@
       <w:r>
         <w:drawing>
           <ns2:inline>
-            <ns2:extent cx="5303520" cy="3314700"/>
-            <ns2:docPr id="1" name="Picture 1" descr="Figure 1 Actual Practice order window with quantity 2 unit price 10.00 and example tax selected producing Total 22.00"/>
+            <ns2:extent cx="6217920" cy="2825127"/>
+            <ns2:docPr id="1" name="Picture 1" descr="Figure 1. Actual DPH learning page for a synthetic Delphi test project. The page identifies the selected project and a missing task walkthrough."/>
             <ns2:cNvGraphicFramePr>
               <ns3:graphicFrameLocks noChangeAspect="1"/>
             </ns2:cNvGraphicFramePr>
@@ -1110,7 +1208,7 @@
               <ns3:graphicData uri="http://schemas.openxmlformats.org/drawingml/2006/picture">
                 <ns4:pic>
                   <ns4:nvPicPr>
-                    <ns4:cNvPr id="0" name="practice-result.png"/>
+                    <ns4:cNvPr id="0" name="application-learning-route.png"/>
                     <ns4:cNvPicPr/>
                   </ns4:nvPicPr>
                   <ns4:blipFill>
@@ -1122,7 +1220,7 @@
                   <ns4:spPr>
                     <ns3:xfrm>
                       <ns3:off x="0" y="0"/>
-                      <ns3:ext cx="5303520" cy="3314700"/>
+                      <ns3:ext cx="6217920" cy="2825127"/>
                     </ns3:xfrm>
                     <ns3:prstGeom prst="rect"/>
                   </ns4:spPr>
@@ -1138,12 +1236,7 @@
         <w:pStyle w:val="Caption"/>
       </w:pPr>
       <w:r>
-        <w:t>Figure 1 Actual Practice order window with quantity 2 unit price 10.00 and example tax selected producing Total 22.00</w:t>
-      </w:r>
-    </w:p>
-    <w:p>
-      <w:r>
-        <w:t>Predict a second result before reading the answer. Quantity 3 at price 5.00 gives 15.00 before tax. The example tax is 1.50, so the total with tax is 16.50. Explain which value changes when the checkbox is cleared: the tax contribution changes, while the subtotal remains 15.00.</w:t>
+        <w:t>Figure 1. Actual DPH learning page for a synthetic Delphi test project. The page identifies the selected project and a missing task walkthrough.</w:t>
       </w:r>
     </w:p>
     <w:p>
@@ -1151,17 +1244,53 @@
         <w:pStyle w:val="Heading3"/>
       </w:pPr>
       <w:r>
-        <w:t>4.4 Understand an invalid input</w:t>
-      </w:r>
-    </w:p>
-    <w:p>
-      <w:r>
-        <w:t>Quantity represents whole items. The sample accepts integers from 1 through 1000. A value of 2.5 is invalid even though it is a number, because it is not a whole-item quantity. A value of 0 is also invalid because it is below the minimum. The price accepts a decimal point and must stay within the example's stated bounds.</w:t>
-      </w:r>
-    </w:p>
-    <w:p>
-      <w:r>
-        <w:t>The learning goal is to recognize the reason for the error and the safe correction. Replace the quantity with a valid whole number and calculate again in an approved practice environment if you are running the example separately. Merely reading or checking a step inside DPH does not change inputs in another application.</w:t>
+        <w:t>5.2. Follow a prepared task step by step</w:t>
+      </w:r>
+    </w:p>
+    <w:p>
+      <w:r>
+        <w:t>Choose Learn a task from the page selector. Clear any old search, role or path filter that hides the task you want. Select a task in the left list, then open Before you begin and task context. Read the purpose, prerequisites, contributor and review status before starting.</w:t>
+      </w:r>
+    </w:p>
+    <w:p>
+      <w:r>
+        <w:t>Read each action together with its expected result. Use Next step and Previous step to move without recording completion. At the final step, read the overall result, troubleshooting guidance and practice exercise. Compare your answer with the supplied answer. A checked step records your check only; it does not execute the target application.</w:t>
+      </w:r>
+    </w:p>
+    <w:p>
+      <w:pPr>
+        <w:pStyle w:val="Heading3"/>
+      </w:pPr>
+      <w:r>
+        <w:t>5.3. Explore a related action or explanation</w:t>
+      </w:r>
+    </w:p>
+    <w:p>
+      <w:r>
+        <w:t>Return to Explore related tasks and choose a relevant action or teaching explanation. Follow a linked control to Explain when you want to see which operation the saved form connects to it. Read the plain explanation before opening optional source detail. If the linked source does not establish the business result, keep the question open for the application owner.</w:t>
+      </w:r>
+    </w:p>
+    <w:p>
+      <w:r>
+        <w:t>Learning library can hold field meanings, exact errors, output interpretation and worked examples. Search for a term from this application rather than assuming that another application's example or answer applies. An empty library is a preparation gap, not proof that the application has no rules.</w:t>
+      </w:r>
+    </w:p>
+    <w:p>
+      <w:pPr>
+        <w:pStyle w:val="Heading3"/>
+      </w:pPr>
+      <w:r>
+        <w:t>5.4. When no complete task is available</w:t>
+      </w:r>
+    </w:p>
+    <w:p>
+      <w:r>
+        <w:t>Clear the task name, role and path filters; confirm that the correct application is selected. If no task remains, ask a preparer to add one common task using Chapter 16. Provide the intended user, starting screen, inputs, choices, expected visible result and safe recovery steps. A source-connected click handler is useful evidence for that conversation but cannot supply unwritten instructions by itself.</w:t>
+      </w:r>
+    </w:p>
+    <w:p>
+      <w:r>
+        <w:t>An older free-text note may still be readable without separate steps. DPH preserves that contribution, but it cannot manufacture a reliable sequence from it. The preparer can create a structured task while retaining the original note as supporting material.</w:t>
       </w:r>
     </w:p>
     <w:p>
@@ -1171,7 +1300,7 @@
         <w:spacing w:before="440"/>
       </w:pPr>
       <w:r>
-        <w:t>5 Follow the First day learning path</w:t>
+        <w:t>6. Save your place and check understanding</w:t>
       </w:r>
     </w:p>
     <w:p>
@@ -1179,7 +1308,12 @@
         <w:pStyle w:val="Heading3"/>
       </w:pPr>
       <w:r>
-        <w:t>5.1 Select a role and path</w:t>
+        <w:t>6.1. Start personal progress</w:t>
+      </w:r>
+    </w:p>
+    <w:p>
+      <w:r>
+        <w:t>Before you begin, select a structured task and enter a name in Your name for saved progress. Use the same spelling when you return. This name identifies local progress; it is not a password or an account in the selected application.</w:t>
       </w:r>
     </w:p>
     <w:p>
@@ -1194,7 +1328,7 @@
         <w:t xml:space="preserve">1. </w:t>
       </w:r>
       <w:r>
-        <w:t>Choose Learn a task from the top-right selector.</w:t>
+        <w:t>Read the current action and compare your result with its expected result.</w:t>
       </w:r>
     </w:p>
     <w:p>
@@ -1209,7 +1343,7 @@
         <w:t xml:space="preserve">2. </w:t>
       </w:r>
       <w:r>
-        <w:t>In User role, enter New learner. In Learning path, enter First day. Use the exact prepared names so the intended instructions remain visible.</w:t>
+        <w:t>If you have checked that result, click I checked this result.</w:t>
       </w:r>
     </w:p>
     <w:p>
@@ -1224,7 +1358,7 @@
         <w:t xml:space="preserve">3. </w:t>
       </w:r>
       <w:r>
-        <w:t>Clear any task-name search that is left over from a previous investigation.</w:t>
+        <w:t>Confirm that the checked-step count increases and the next unchecked step appears.</w:t>
       </w:r>
     </w:p>
     <w:p>
@@ -1239,7 +1373,162 @@
         <w:t xml:space="preserve">4. </w:t>
       </w:r>
       <w:r>
-        <w:t>Select Meet the practice application in the left list. Scroll that list if necessary.</w:t>
+        <w:t>Select another task, then return to the original task using the same learner name. Confirm that DPH resumes at the next unchecked step.</w:t>
+      </w:r>
+    </w:p>
+    <w:p>
+      <w:r>
+        <w:t>Expected result: DPH remembers consecutive checked steps for that learner, application, lesson identity and exact instruction revision on this computer. A changed task revision requires fresh checks. This prevents a revised procedure from inheriting completion recorded for older instructions.</w:t>
+      </w:r>
+    </w:p>
+    <w:p>
+      <w:pPr>
+        <w:pStyle w:val="Heading3"/>
+      </w:pPr>
+      <w:r>
+        <w:t>6.2. Navigation is different from progress</w:t>
+      </w:r>
+    </w:p>
+    <w:p>
+      <w:r>
+        <w:t>Next step and Previous step let you read without recording a check. Start again returns the reader to the beginning without clearing saved checks. Clear my progress resets the checks for the selected task and learner. In a narrow window, scroll the task navigation strip to find the reset command.</w:t>
+      </w:r>
+    </w:p>
+    <w:p>
+      <w:r>
+        <w:t>If you want to repeat an exercise without losing your recorded place, use Start again. If you want DPH to treat the task as unchecked for this learner, use Clear my progress. Confirm the resulting count rather than assuming both commands do the same thing.</w:t>
+      </w:r>
+    </w:p>
+    <w:p>
+      <w:pPr>
+        <w:pStyle w:val="Heading3"/>
+      </w:pPr>
+      <w:r>
+        <w:t>6.3. What a checked step establishes</w:t>
+      </w:r>
+    </w:p>
+    <w:p>
+      <w:r>
+        <w:t>A checked step records your statement that you checked its expected result. It is not proof of mastery, permission to use a production system, or a recording of actions in the selected application. DPH does not observe another program while you click through a task.</w:t>
+      </w:r>
+    </w:p>
+    <w:p>
+      <w:r>
+        <w:t>For a stronger learning check, close the explanation and describe the action, input, decision and output from memory. Then reopen it and compare. If you can repeat the words but cannot explain why one choice changes the result, revisit that application's worked example before marking the check.</w:t>
+      </w:r>
+    </w:p>
+    <w:p>
+      <w:pPr>
+        <w:pStyle w:val="Heading3"/>
+      </w:pPr>
+      <w:r>
+        <w:t>6.4. Moving to another computer</w:t>
+      </w:r>
+    </w:p>
+    <w:p>
+      <w:r>
+        <w:t>Lesson databases and personal progress are stored separately. Copying a .dphdb file and its adjacent .views folder preserves lesson material; it does not transfer this computer's local learner progress automatically. If you need a record outside DPH, keep your own learning notes with the application name, task name and instruction revision.</w:t>
+      </w:r>
+    </w:p>
+    <w:p>
+      <w:r>
+        <w:t>Do not use somebody else's learner name to claim their progress. Shared names on one computer may refer to the same local progress key. Use a consistent distinct name for each learner who needs separate checks.</w:t>
+      </w:r>
+    </w:p>
+    <w:p>
+      <w:pPr>
+        <w:pStyle w:val="Heading2"/>
+        <w:pageBreakBefore w:val="0"/>
+        <w:spacing w:before="440"/>
+      </w:pPr>
+      <w:r>
+        <w:t>7. Reopen or change the selected application</w:t>
+      </w:r>
+    </w:p>
+    <w:p>
+      <w:pPr>
+        <w:pStyle w:val="Heading3"/>
+      </w:pPr>
+      <w:r>
+        <w:t>7.1. Ask for the right material</w:t>
+      </w:r>
+    </w:p>
+    <w:p>
+      <w:r>
+        <w:t>Ask the application owner for the Delphi project file and the associated source and form files. A compiled executable alone does not provide the declarations and connections DPH reads. A .dproj file describes a project, a .dpr file is its main Pascal program source, and a .groupproj file identifies a group of related projects.</w:t>
+      </w:r>
+    </w:p>
+    <w:p>
+      <w:r>
+        <w:t>Also ask for the intended user, one common task, example inputs, expected outputs and a safe practice environment. Those answers make the first lesson useful. Do not assume a source folder contains every required dependency or an explanation of every business decision.</w:t>
+      </w:r>
+    </w:p>
+    <w:p>
+      <w:pPr>
+        <w:pStyle w:val="Heading3"/>
+      </w:pPr>
+      <w:r>
+        <w:t>7.2. Choose a project and lesson database</w:t>
+      </w:r>
+    </w:p>
+    <w:p>
+      <w:pPr>
+        <w:keepLines/>
+        <w:ind w:left="317" w:hanging="317"/>
+      </w:pPr>
+      <w:r>
+        <w:rPr>
+          <w:b/>
+        </w:rPr>
+        <w:t xml:space="preserve">1. </w:t>
+      </w:r>
+      <w:r>
+        <w:t>Click Choose application and locate the supplied .dproj, .dpr or .groupproj file.</w:t>
+      </w:r>
+    </w:p>
+    <w:p>
+      <w:pPr>
+        <w:keepLines/>
+        <w:ind w:left="317" w:hanging="317"/>
+      </w:pPr>
+      <w:r>
+        <w:rPr>
+          <w:b/>
+        </w:rPr>
+        <w:t xml:space="preserve">2. </w:t>
+      </w:r>
+      <w:r>
+        <w:t>Select the intended file and confirm the dialog. DPH rejects its own project; choose the program you want to learn.</w:t>
+      </w:r>
+    </w:p>
+    <w:p>
+      <w:pPr>
+        <w:keepLines/>
+        <w:ind w:left="317" w:hanging="317"/>
+      </w:pPr>
+      <w:r>
+        <w:rPr>
+          <w:b/>
+        </w:rPr>
+        <w:t xml:space="preserve">3. </w:t>
+      </w:r>
+      <w:r>
+        <w:t>In the database save dialog, choose a descriptive .dphdb filename. Use the proposed Databases folder or another writable location outside the selected source tree.</w:t>
+      </w:r>
+    </w:p>
+    <w:p>
+      <w:pPr>
+        <w:keepLines/>
+        <w:ind w:left="317" w:hanging="317"/>
+      </w:pPr>
+      <w:r>
+        <w:rPr>
+          <w:b/>
+        </w:rPr>
+        <w:t xml:space="preserve">4. </w:t>
+      </w:r>
+      <w:r>
+        <w:t>Wait while DPH reads the files. Watch the status line for success or a preparation error.</w:t>
       </w:r>
     </w:p>
     <w:p>
@@ -1254,12 +1543,12 @@
         <w:t xml:space="preserve">5. </w:t>
       </w:r>
       <w:r>
-        <w:t>Open Before you begin and task context. Read the purpose, prerequisites, contributor and review state, then collapse it to give the current action more room.</w:t>
-      </w:r>
-    </w:p>
-    <w:p>
-      <w:r>
-        <w:t>Expected result: the first task in the prepared path is selected. The remaining tasks are Predict a total without tax, Compare the tax alternatives and Understand an input error safely. They are presented in prepared lesson order, rather than the order in which the author happened to save them.</w:t>
+        <w:t>When Learn the project opens, read Meet this app. Confirm the selected application name before following its screens or tasks.</w:t>
+      </w:r>
+    </w:p>
+    <w:p>
+      <w:r>
+        <w:t>Expected result: one lesson database is associated with that selected application or project group. DPH writes its own database and managed views outside the selected source. It does not modify or compile the selected project.</w:t>
       </w:r>
     </w:p>
     <w:p>
@@ -1267,124 +1556,7 @@
         <w:pStyle w:val="Heading3"/>
       </w:pPr>
       <w:r>
-        <w:t>5.2 Read a step and recognize its result</w:t>
-      </w:r>
-    </w:p>
-    <w:p>
-      <w:r>
-        <w:t>Read the action first. Then read the expected result for that same step. The action says what to do or think about; the result says what you should be able to observe or explain afterward. Do not jump to the next step simply because the current paragraph is short.</w:t>
-      </w:r>
-    </w:p>
-    <w:p>
-      <w:r>
-        <w:t>Choose Next step to move forward and Previous step to reread an earlier step. These navigation commands do not claim you completed a check. At the last step, read the final result, troubleshooting guidance and practice exercise. Compare your explanation with the supplied answer.</w:t>
-      </w:r>
-    </w:p>
-    <w:p>
-      <w:pPr>
-        <w:keepNext/>
-        <w:jc w:val="center"/>
-      </w:pPr>
-      <w:r>
-        <w:drawing>
-          <ns2:inline>
-            <ns2:extent cx="6217920" cy="3886200"/>
-            <ns2:docPr id="2" name="Picture 2" descr="Figure 2 Actual DPH task reader showing a prepared step expected result and the learner progress controls in a restored window"/>
-            <ns2:cNvGraphicFramePr>
-              <ns3:graphicFrameLocks noChangeAspect="1"/>
-            </ns2:cNvGraphicFramePr>
-            <ns3:graphic>
-              <ns3:graphicData uri="http://schemas.openxmlformats.org/drawingml/2006/picture">
-                <ns4:pic>
-                  <ns4:nvPicPr>
-                    <ns4:cNvPr id="0" name="learning-completion-practice-task-compact.png"/>
-                    <ns4:cNvPicPr/>
-                  </ns4:nvPicPr>
-                  <ns4:blipFill>
-                    <ns3:blip ns5:embed="rId10"/>
-                    <ns3:stretch>
-                      <ns3:fillRect/>
-                    </ns3:stretch>
-                  </ns4:blipFill>
-                  <ns4:spPr>
-                    <ns3:xfrm>
-                      <ns3:off x="0" y="0"/>
-                      <ns3:ext cx="6217920" cy="3886200"/>
-                    </ns3:xfrm>
-                    <ns3:prstGeom prst="rect"/>
-                  </ns4:spPr>
-                </ns4:pic>
-              </ns3:graphicData>
-            </ns3:graphic>
-          </ns2:inline>
-        </w:drawing>
-      </w:r>
-    </w:p>
-    <w:p>
-      <w:pPr>
-        <w:pStyle w:val="Caption"/>
-      </w:pPr>
-      <w:r>
-        <w:t>Figure 2 Actual DPH task reader showing a prepared step expected result and the learner progress controls in a restored window</w:t>
-      </w:r>
-    </w:p>
-    <w:p>
-      <w:pPr>
-        <w:pStyle w:val="Heading3"/>
-      </w:pPr>
-      <w:r>
-        <w:t>5.3 Complete the four tasks in order</w:t>
-      </w:r>
-    </w:p>
-    <w:p>
-      <w:r>
-        <w:t>Meet the practice application teaches the boundary and the visible controls. Predict a total without tax teaches how quantity and price combine. Compare the tax alternatives teaches a condition that changes the output. Understand an input error safely teaches the difference between a valid number and a valid business input.</w:t>
-      </w:r>
-    </w:p>
-    <w:p>
-      <w:r>
-        <w:t>After each task, describe the result in your own words. For example, do not simply repeat TaxCheck. Say that the example adds ten percent only when the tax option is selected. The program name or control name is a route to the explanation, not the explanation itself.</w:t>
-      </w:r>
-    </w:p>
-    <w:p>
-      <w:pPr>
-        <w:pStyle w:val="Heading3"/>
-      </w:pPr>
-      <w:r>
-        <w:t>5.4 When no prepared task appears</w:t>
-      </w:r>
-    </w:p>
-    <w:p>
-      <w:r>
-        <w:t>Clear the task search, role and path filters before concluding that instructions are absent. A path name filters the list; it does not create a path. If the list is still empty, confirm that the correct application lessons are open. Ask the preparer to add an ordered task using Chapter 16.</w:t>
-      </w:r>
-    </w:p>
-    <w:p>
-      <w:r>
-        <w:t>An older free-text user-help note may be readable without having separate steps. DPH preserves that contribution, but it cannot manufacture a reliable sequence from an unstructured note. The preparer can create a new structured task while keeping the original note as supporting material.</w:t>
-      </w:r>
-    </w:p>
-    <w:p>
-      <w:pPr>
-        <w:pStyle w:val="Heading2"/>
-        <w:pageBreakBefore w:val="0"/>
-        <w:spacing w:before="440"/>
-      </w:pPr>
-      <w:r>
-        <w:t>6 Save your place and check understanding</w:t>
-      </w:r>
-    </w:p>
-    <w:p>
-      <w:pPr>
-        <w:pStyle w:val="Heading3"/>
-      </w:pPr>
-      <w:r>
-        <w:t>6.1 Start personal progress</w:t>
-      </w:r>
-    </w:p>
-    <w:p>
-      <w:r>
-        <w:t>Before you begin, select a structured task and enter a name in Your name for saved progress. Use the same spelling when you return. This name identifies local progress; it is not a password or an account in the selected application.</w:t>
+        <w:t>7.3. Open a prepared lesson database</w:t>
       </w:r>
     </w:p>
     <w:p>
@@ -1399,7 +1571,7 @@
         <w:t xml:space="preserve">1. </w:t>
       </w:r>
       <w:r>
-        <w:t>Read the current action and compare your result with its expected result.</w:t>
+        <w:t>Click Open saved lessons.</w:t>
       </w:r>
     </w:p>
     <w:p>
@@ -1414,7 +1586,7 @@
         <w:t xml:space="preserve">2. </w:t>
       </w:r>
       <w:r>
-        <w:t>If you have checked that result, click I checked this result.</w:t>
+        <w:t>Choose the provided .dphdb file. Keep its adjacent .dphdb.views folder beside it if one was supplied.</w:t>
       </w:r>
     </w:p>
     <w:p>
@@ -1429,7 +1601,7 @@
         <w:t xml:space="preserve">3. </w:t>
       </w:r>
       <w:r>
-        <w:t>Confirm that the checked-step count increases and the next unchecked step appears.</w:t>
+        <w:t>Confirm the selected application identity. Read the introduction and a prepared task before investigating source objects.</w:t>
       </w:r>
     </w:p>
     <w:p>
@@ -1444,12 +1616,12 @@
         <w:t xml:space="preserve">4. </w:t>
       </w:r>
       <w:r>
-        <w:t>Select another task, then return to the original task using the same learner name. Confirm that DPH resumes at the next unchecked step.</w:t>
-      </w:r>
-    </w:p>
-    <w:p>
-      <w:r>
-        <w:t>Expected result: DPH remembers consecutive checked steps for that learner, application, lesson identity and exact instruction revision on this computer. A changed task revision requires fresh checks. This prevents a revised procedure from inheriting completion recorded for older instructions.</w:t>
+        <w:t>If original source is unavailable, read the cached material with that limitation in mind. Ask the preparer to reconnect source before requesting a current-source review.</w:t>
+      </w:r>
+    </w:p>
+    <w:p>
+      <w:r>
+        <w:t>Expected result: saved lessons can remain readable when the original source is unavailable. Availability of a cache does not establish that the selected program is unchanged today.</w:t>
       </w:r>
     </w:p>
     <w:p>
@@ -1457,17 +1629,37 @@
         <w:pStyle w:val="Heading3"/>
       </w:pPr>
       <w:r>
-        <w:t>6.2 Navigation is different from progress</w:t>
-      </w:r>
-    </w:p>
-    <w:p>
-      <w:r>
-        <w:t>Next step and Previous step let you read without recording a check. Start again returns the reader to the beginning without clearing saved checks. Clear my progress resets the checks for the selected task and learner. In a narrow window, scroll the task navigation strip to find the reset command.</w:t>
-      </w:r>
-    </w:p>
-    <w:p>
-      <w:r>
-        <w:t>If you want to repeat an exercise without losing your recorded place, use Start again. If you want DPH to treat the task as unchecked for this learner, use Clear my progress. Confirm the resulting count rather than assuming both commands do the same thing.</w:t>
+        <w:t>7.4. Select another application safely</w:t>
+      </w:r>
+    </w:p>
+    <w:p>
+      <w:r>
+        <w:t>Save or explicitly discard any contribution draft before switching. Open the other application's database or choose its project. Do not reuse a database belonging to another source root merely because its filename is convenient. If DPH reports that the store belongs to a different root, preserve it and use the relocation or new-database procedure described later.</w:t>
+      </w:r>
+    </w:p>
+    <w:p>
+      <w:r>
+        <w:t>If an opening attempt fails, read the error before trying another file. A rejected selection should not be treated as a successful application switch. Check the current title and selected application again before writing a contribution.</w:t>
+      </w:r>
+    </w:p>
+    <w:p>
+      <w:pPr>
+        <w:pStyle w:val="Heading1"/>
+        <w:pageBreakBefore w:val="0"/>
+        <w:spacing w:before="480"/>
+      </w:pPr>
+      <w:r>
+        <w:t>PART 3: Learn screens, actions, and application knowledge</w:t>
+      </w:r>
+    </w:p>
+    <w:p>
+      <w:pPr>
+        <w:pStyle w:val="Heading2"/>
+        <w:pageBreakBefore w:val="0"/>
+        <w:spacing w:before="260"/>
+      </w:pPr>
+      <w:r>
+        <w:t>8. Use the four-part application route</w:t>
       </w:r>
     </w:p>
     <w:p>
@@ -1475,17 +1667,17 @@
         <w:pStyle w:val="Heading3"/>
       </w:pPr>
       <w:r>
-        <w:t>6.3 What a checked step establishes</w:t>
-      </w:r>
-    </w:p>
-    <w:p>
-      <w:r>
-        <w:t>A checked step records your statement that you checked its expected result. It is not proof of mastery, permission to use a production system, or a recording of actions in the selected application. DPH does not observe another program while you click through a task.</w:t>
-      </w:r>
-    </w:p>
-    <w:p>
-      <w:r>
-        <w:t>For a stronger learning check, close the explanation and describe the action, input, decision and output from memory. Then reopen it and compare. If you can repeat the words but cannot explain why the result differs when the tax option changes, revisit the worked example before marking the check.</w:t>
+        <w:t>8.1. Meet this app</w:t>
+      </w:r>
+    </w:p>
+    <w:p>
+      <w:r>
+        <w:t>Begin with the selected application's stated purpose and intended users. If a named person supplied this description, read its review state. The page also lists a bounded selection of form designs found in the saved source and reports whether actual screenshots were supplied separately. A form design can suggest where to investigate; it cannot confirm the first screen the user sees at runtime.</w:t>
+      </w:r>
+    </w:p>
+    <w:p>
+      <w:r>
+        <w:t>If the purpose is absent, ask who uses the application, what work it supports and which screen begins the first task. DPH identifies that gap explicitly. A source file name is not an adequate answer.</w:t>
       </w:r>
     </w:p>
     <w:p>
@@ -1493,17 +1685,53 @@
         <w:pStyle w:val="Heading3"/>
       </w:pPr>
       <w:r>
-        <w:t>6.4 Moving to another computer</w:t>
-      </w:r>
-    </w:p>
-    <w:p>
-      <w:r>
-        <w:t>Lesson databases and personal progress are stored separately. Copying a .dphdb file and its adjacent .views folder preserves lesson material; it does not transfer this computer's local learner progress automatically. If you need a record outside DPH, keep your own learning notes with the application name, task name and instruction revision.</w:t>
-      </w:r>
-    </w:p>
-    <w:p>
-      <w:r>
-        <w:t>Do not use somebody else's learner name to claim their progress. Shared names on one computer may refer to the same local progress key. Use a consistent distinct name for each learner who needs separate checks.</w:t>
+        <w:t>8.2. Learn a real task</w:t>
+      </w:r>
+    </w:p>
+    <w:p>
+      <w:r>
+        <w:t>The first prepared task appears here when the application has complete task instructions. Read the purpose, prerequisites, actions, expected results, final result, troubleshooting advice, practice question, contributor and review state. Open Learn a task for a step-by-step reader and personal progress controls.</w:t>
+      </w:r>
+    </w:p>
+    <w:p>
+      <w:r>
+        <w:t>If no complete task was supplied, the page may show one source-connected control or event. It is a lead for an author, not an instruction to perform in a live environment. Ask for required inputs, choices, correct outcome and safe recovery before treating it as a procedure.</w:t>
+      </w:r>
+    </w:p>
+    <w:p>
+      <w:pPr>
+        <w:pStyle w:val="Heading3"/>
+      </w:pPr>
+      <w:r>
+        <w:t>8.3. Explore related tasks</w:t>
+      </w:r>
+    </w:p>
+    <w:p>
+      <w:r>
+        <w:t>This step offers other prepared tasks in the application's saved teaching order, source-connected actions and any supplied explanations or worked examples. Select the item that answers your current question. The page limits how many candidates appear at once; the limit does not claim that the selected application has no others.</w:t>
+      </w:r>
+    </w:p>
+    <w:p>
+      <w:r>
+        <w:t>Click a linked object to open Explain. Read its supported connection and attributed meaning, then use Back or the page selector to return to the learning route. Source detail is optional when you only need the user's purpose and expected result.</w:t>
+      </w:r>
+    </w:p>
+    <w:p>
+      <w:pPr>
+        <w:pStyle w:val="Heading3"/>
+      </w:pPr>
+      <w:r>
+        <w:t>8.4. Resolve unknowns</w:t>
+      </w:r>
+    </w:p>
+    <w:p>
+      <w:r>
+        <w:t>This page calls out missing purpose, task instructions and actual screenshots. It also reminds you that reading source cannot verify business rules, permissions or a correct runtime result. Author questions can capture a named answer, and Prepare lessons lets a knowledgeable person add or review the missing explanation.</w:t>
+      </w:r>
+    </w:p>
+    <w:p>
+      <w:r>
+        <w:t>Write a focused question: what does the action help the user accomplish, which inputs matter, what visible result means success and what should happen on error? Refreshing source alone cannot supply an unwritten business rule.</w:t>
       </w:r>
     </w:p>
     <w:p>
@@ -1513,7 +1741,7 @@
         <w:spacing w:before="440"/>
       </w:pPr>
       <w:r>
-        <w:t>7 Open lessons for your own application</w:t>
+        <w:t>9. Use the learning library as a practical reference</w:t>
       </w:r>
     </w:p>
     <w:p>
@@ -1521,25 +1749,7 @@
         <w:pStyle w:val="Heading3"/>
       </w:pPr>
       <w:r>
-        <w:t>7.1 Ask for the right material</w:t>
-      </w:r>
-    </w:p>
-    <w:p>
-      <w:r>
-        <w:t>Ask the application owner for the Delphi project file and the associated source and form files. A compiled executable alone does not provide the declarations and connections DPH reads. A .dproj file describes a project, a .dpr file is its main Pascal program source, and a .groupproj file identifies a group of related projects.</w:t>
-      </w:r>
-    </w:p>
-    <w:p>
-      <w:r>
-        <w:t>Also ask for the intended user, one common task, example inputs, expected outputs and a safe practice environment. Those answers make the first lesson useful. Do not assume a source folder contains every required dependency or an explanation of every business decision.</w:t>
-      </w:r>
-    </w:p>
-    <w:p>
-      <w:pPr>
-        <w:pStyle w:val="Heading3"/>
-      </w:pPr>
-      <w:r>
-        <w:t>7.2 Choose a project and lesson database</w:t>
+        <w:t>9.1. Find an explanation</w:t>
       </w:r>
     </w:p>
     <w:p>
@@ -1554,7 +1764,7 @@
         <w:t xml:space="preserve">1. </w:t>
       </w:r>
       <w:r>
-        <w:t>Click Choose application and locate the supplied .dproj, .dpr or .groupproj file.</w:t>
+        <w:t>Choose Learning library in the top-right selector.</w:t>
       </w:r>
     </w:p>
     <w:p>
@@ -1569,7 +1779,7 @@
         <w:t xml:space="preserve">2. </w:t>
       </w:r>
       <w:r>
-        <w:t>Select the intended file and confirm the dialog. DPH rejects its own project; choose the program you want to learn.</w:t>
+        <w:t>Type part of a screen name, field name, exact error message, question or output description in its search field.</w:t>
       </w:r>
     </w:p>
     <w:p>
@@ -1584,7 +1794,7 @@
         <w:t xml:space="preserve">3. </w:t>
       </w:r>
       <w:r>
-        <w:t>In the database save dialog, choose a descriptive .dphdb filename. Use the proposed Databases folder or another writable location outside the selected source tree.</w:t>
+        <w:t>If the material is role-specific, enter the prepared user role. All learners explanations remain available alongside that role.</w:t>
       </w:r>
     </w:p>
     <w:p>
@@ -1599,7 +1809,7 @@
         <w:t xml:space="preserve">4. </w:t>
       </w:r>
       <w:r>
-        <w:t>Wait while DPH reads the files. Watch the status line for success or a preparation error.</w:t>
+        <w:t>Select a matching row. Read the meaning first, then the worked example, rules and mistakes, safe help, and practice answer.</w:t>
       </w:r>
     </w:p>
     <w:p>
@@ -1614,12 +1824,12 @@
         <w:t xml:space="preserve">5. </w:t>
       </w:r>
       <w:r>
-        <w:t>When Learn the project opens, read Start here. Confirm the selected application name before following its screens or tasks.</w:t>
-      </w:r>
-    </w:p>
-    <w:p>
-      <w:r>
-        <w:t>Expected result: one lesson database is associated with that selected application or project group. DPH writes its own database and managed views outside the selected source. It does not modify or compile the selected project.</w:t>
+        <w:t>Scroll within the reader to reach the contributor and review status. If Explore related selection is enabled, use it to investigate the captured object linked to that explanation.</w:t>
+      </w:r>
+    </w:p>
+    <w:p>
+      <w:r>
+        <w:t>Expected result: you understand the subject and can apply its example. A search match alone is not enough; verify that the explanation belongs to the selected application and the intended role.</w:t>
       </w:r>
     </w:p>
     <w:p>
@@ -1627,7 +1837,89 @@
         <w:pStyle w:val="Heading3"/>
       </w:pPr>
       <w:r>
-        <w:t>7.3 Open a prepared lesson database</w:t>
+        <w:t>9.2. Read the seven teaching fields</w:t>
+      </w:r>
+    </w:p>
+    <w:p>
+      <w:r>
+        <w:t>Topic name identifies the subject. User role tells you whom the explanation helps. Meaning explains what the subject is and why it matters. Example shows a valid input, interpreted output or worked situation. Limits describes rules, units, permissions and mistakes. Help explains what to do if the result differs. Practice gives an exercise and its expected answer.</w:t>
+      </w:r>
+    </w:p>
+    <w:p>
+      <w:r>
+        <w:t>For a field in the selected application, meaning should identify what the value represents; an example should show a realistic value and its visible result; limits should name accepted units or ranges only when the owner has confirmed them. Help should explain a safe correction. The practice answer should explain the rule, not merely repeat the field caption.</w:t>
+      </w:r>
+    </w:p>
+    <w:p>
+      <w:pPr>
+        <w:pStyle w:val="Heading3"/>
+      </w:pPr>
+      <w:r>
+        <w:t>9.3. Choose the category that answers your question</w:t>
+      </w:r>
+    </w:p>
+    <w:p>
+      <w:r>
+        <w:t>Screen describes the purpose and arrangement of a visible area. Field explains one input or displayed value. Error or problem explains a symptom and recovery. Question and answer gives a focused reply. Business rule describes a condition and its consequence. Output or report explains what a result means and how to read it.</w:t>
+      </w:r>
+    </w:p>
+    <w:p>
+      <w:r>
+        <w:t>Role or permission describes who may perform work; it does not grant access. Related system explains a dependency. Setting or option explains how a choice affects results. Background work explains what may happen after a visible action. History or design choice preserves a reason for an existing approach. Learning check gives an exercise to test understanding.</w:t>
+      </w:r>
+    </w:p>
+    <w:p>
+      <w:pPr>
+        <w:pStyle w:val="Heading3"/>
+      </w:pPr>
+      <w:r>
+        <w:t>9.4. Recover from empty or unexpected results</w:t>
+      </w:r>
+    </w:p>
+    <w:p>
+      <w:r>
+        <w:t>Clear the search and role fields, then select a row again. If the expected explanation still does not appear, check the selected application and ask whether the contribution was saved, rejected or retired. Rejected and retired teaching cards are excluded from the current learner list.</w:t>
+      </w:r>
+    </w:p>
+    <w:p>
+      <w:r>
+        <w:t>If a linked object no longer exists in the current capture, the reader may still preserve useful prose while Explore related selection is unavailable. Ask the preparer to review the connection. Do not treat an old link as current simply because its explanation is readable.</w:t>
+      </w:r>
+    </w:p>
+    <w:p>
+      <w:pPr>
+        <w:pStyle w:val="Heading2"/>
+        <w:pageBreakBefore w:val="0"/>
+        <w:spacing w:before="440"/>
+      </w:pPr>
+      <w:r>
+        <w:t>10. Follow a visible action into its explanation</w:t>
+      </w:r>
+    </w:p>
+    <w:p>
+      <w:pPr>
+        <w:pStyle w:val="Heading3"/>
+      </w:pPr>
+      <w:r>
+        <w:t>10.1. Understand the vocabulary first</w:t>
+      </w:r>
+    </w:p>
+    <w:p>
+      <w:r>
+        <w:t>A form is a window or screen definition. A component is an item placed on that form, such as a button or input field. An event describes something that may happen, such as a click. An event handler is the operation connected to that event. A routine is a procedure or function that performs a piece of work. A unit groups related Delphi declarations and implementation.</w:t>
+      </w:r>
+    </w:p>
+    <w:p>
+      <w:r>
+        <w:t>You do not need to write Delphi to use these distinctions. They let you describe a visible button, its linked handler and the work that handler performs. That description connects a user action to understandable work without claiming a business outcome the source cannot establish.</w:t>
+      </w:r>
+    </w:p>
+    <w:p>
+      <w:pPr>
+        <w:pStyle w:val="Heading3"/>
+      </w:pPr>
+      <w:r>
+        <w:t>10.2. Trace one action</w:t>
       </w:r>
     </w:p>
     <w:p>
@@ -1642,7 +1934,7 @@
         <w:t xml:space="preserve">1. </w:t>
       </w:r>
       <w:r>
-        <w:t>Click Open saved lessons.</w:t>
+        <w:t>In Learn the project, choose Learn a real task or Explore related tasks and select a source-connected action.</w:t>
       </w:r>
     </w:p>
     <w:p>
@@ -1657,7 +1949,7 @@
         <w:t xml:space="preserve">2. </w:t>
       </w:r>
       <w:r>
-        <w:t>Choose the provided .dphdb file. Keep its adjacent .dphdb.views folder beside it if one was supplied.</w:t>
+        <w:t>Select a relevant control or event link. In Explain, confirm the selected name and role.</w:t>
       </w:r>
     </w:p>
     <w:p>
@@ -1672,7 +1964,7 @@
         <w:t xml:space="preserve">3. </w:t>
       </w:r>
       <w:r>
-        <w:t>Confirm the selected application identity. Read the introduction and a prepared task before investigating source objects.</w:t>
+        <w:t>Read its supplied user purpose. If it is absent, keep that question visible rather than guessing from the name.</w:t>
       </w:r>
     </w:p>
     <w:p>
@@ -1687,12 +1979,42 @@
         <w:t xml:space="preserve">4. </w:t>
       </w:r>
       <w:r>
-        <w:t>If original source is unavailable, read the cached material with that limitation in mind. Ask the preparer to reconnect source before requesting a current-source review.</w:t>
-      </w:r>
-    </w:p>
-    <w:p>
-      <w:r>
-        <w:t>Expected result: saved lessons can remain readable when the original source is unavailable. Availability of a cache does not establish that the selected program is unchanged today.</w:t>
+        <w:t>Follow the responding operation. Read the next supported connection and any captured choice or stopping point.</w:t>
+      </w:r>
+    </w:p>
+    <w:p>
+      <w:pPr>
+        <w:keepLines/>
+        <w:ind w:left="317" w:hanging="317"/>
+      </w:pPr>
+      <w:r>
+        <w:rPr>
+          <w:b/>
+        </w:rPr>
+        <w:t xml:space="preserve">5. </w:t>
+      </w:r>
+      <w:r>
+        <w:t>Describe the action in ordinary language: what starts it, what input it uses, what changes its path and what output should follow.</w:t>
+      </w:r>
+    </w:p>
+    <w:p>
+      <w:pPr>
+        <w:keepLines/>
+        <w:ind w:left="317" w:hanging="317"/>
+      </w:pPr>
+      <w:r>
+        <w:rPr>
+          <w:b/>
+        </w:rPr>
+        <w:t xml:space="preserve">6. </w:t>
+      </w:r>
+      <w:r>
+        <w:t>Use Back to return and compare your explanation with the original screen action.</w:t>
+      </w:r>
+    </w:p>
+    <w:p>
+      <w:r>
+        <w:t>Expected result: you can explain one path through the selected application. A static connection shows a supported relationship in source, rather than proof that the path ran successfully in a live system.</w:t>
       </w:r>
     </w:p>
     <w:p>
@@ -1700,36 +2022,17 @@
         <w:pStyle w:val="Heading3"/>
       </w:pPr>
       <w:r>
-        <w:t>7.4 Select another application safely</w:t>
-      </w:r>
-    </w:p>
-    <w:p>
-      <w:r>
-        <w:t>Save or explicitly discard any contribution draft before switching. Open the other application's database or choose its project. Do not reuse a database belonging to another source root merely because its filename is convenient. If DPH reports that the store belongs to a different root, preserve it and use the relocation or new-database procedure described later.</w:t>
-      </w:r>
-    </w:p>
-    <w:p>
-      <w:r>
-        <w:t>If an opening attempt fails, read the error before trying another file. A rejected selection should not be treated as a successful application switch. Check the current title and selected application again before writing a contribution.</w:t>
-      </w:r>
-    </w:p>
-    <w:p>
-      <w:pPr>
-        <w:pStyle w:val="Heading1"/>
-        <w:pageBreakBefore/>
-      </w:pPr>
-      <w:r>
-        <w:t>Part III Learn screens actions and application knowledge</w:t>
-      </w:r>
-    </w:p>
-    <w:p>
-      <w:pPr>
-        <w:pStyle w:val="Heading2"/>
-        <w:pageBreakBefore w:val="0"/>
-        <w:spacing w:before="260"/>
-      </w:pPr>
-      <w:r>
-        <w:t>8 Read the twelve learning topics</w:t>
+        <w:t>10.3. Work through an action in your selected application</w:t>
+      </w:r>
+    </w:p>
+    <w:p>
+      <w:r>
+        <w:t>Find a control on a form design that matters to a real task. Follow its event link to Explain and identify the responding operation. Note any input field, choice or result that the source actually connects. Then read the task or teaching card supplied for that same application and compare the plain explanation with the captured connection.</w:t>
+      </w:r>
+    </w:p>
+    <w:p>
+      <w:r>
+        <w:t>If no task or card exists, ask the owner what the action accomplishes, which values are valid and what result the user should see. Do not substitute an example from a different application. Record a concise question tied to this control so that a preparer can add an attributed answer.</w:t>
       </w:r>
     </w:p>
     <w:p>
@@ -1737,76 +2040,17 @@
         <w:pStyle w:val="Heading3"/>
       </w:pPr>
       <w:r>
-        <w:t>8.1 Start with an application question</w:t>
-      </w:r>
-    </w:p>
-    <w:p>
-      <w:r>
-        <w:t>Choose Learn the project. The topic list organizes a route through purpose, startup, screens, actions, decisions, information, program organization, changes, questions, terminology and tasks. Read the topic that answers your current question rather than attempting to memorize every source object.</w:t>
-      </w:r>
-    </w:p>
-    <w:p>
-      <w:r>
-        <w:t>Start here explains what is known about the application and offers a first route. How it starts introduces startup work. Screens and actions connects a visible control to a supported event or operation. Follow an action continues from that starting point. Decisions and loops explains alternatives and repetition from captured source conditions.</w:t>
-      </w:r>
-    </w:p>
-    <w:p>
-      <w:r>
-        <w:t>Inputs and results helps you ask where information comes from and what it becomes. How the parts fit introduces units and their connections. Questions and answers combines supplied replies with unresolved questions. Delphi terms explains programming vocabulary, while Business glossary elsewhere contains the selected application's business language. Task walkthroughs presents supplied instruction, including prepared path order when available.</w:t>
-      </w:r>
-    </w:p>
-    <w:p>
-      <w:pPr>
-        <w:pStyle w:val="Heading3"/>
-      </w:pPr>
-      <w:r>
-        <w:t>8.2 Read the purpose before the connection</w:t>
-      </w:r>
-    </w:p>
-    <w:p>
-      <w:r>
-        <w:t>For any topic, begin with the application purpose and intended user. A control named SaveButton suggests an action, but it does not tell you what is saved, where it goes or which permissions are required. Read the linked contribution or ask the author for that meaning.</w:t>
-      </w:r>
-    </w:p>
-    <w:p>
-      <w:r>
-        <w:t>After reading a lesson, answer a specific question. For example: Which user action begins this work? What information is required first? Which captured condition changes the path? What output should the user recognize? These questions make the source connections meaningful without requiring you to read an entire unit.</w:t>
-      </w:r>
-    </w:p>
-    <w:p>
-      <w:pPr>
-        <w:pStyle w:val="Heading3"/>
-      </w:pPr>
-      <w:r>
-        <w:t>8.3 Follow links and return</w:t>
-      </w:r>
-    </w:p>
-    <w:p>
-      <w:r>
-        <w:t>Click a linked object when you want its explanation. Read the selected name and role, then its relevant supplied purpose. Use Back to return through object history. Return to Learn the project with the top-right selector when you want the topic route again.</w:t>
-      </w:r>
-    </w:p>
-    <w:p>
-      <w:r>
-        <w:t>A lesson may limit the number of source examples shown so that it stays readable. That limit is not a statement that the application contains only those examples. Use Search project or the object list when you need a particular item beyond the guided selection.</w:t>
-      </w:r>
-    </w:p>
-    <w:p>
-      <w:pPr>
-        <w:pStyle w:val="Heading3"/>
-      </w:pPr>
-      <w:r>
-        <w:t>8.4 Handle missing purpose honestly</w:t>
-      </w:r>
-    </w:p>
-    <w:p>
-      <w:r>
-        <w:t>If the purpose is missing, write down a focused question for the author: What does this operation help the user accomplish, what input does it require and how does the user recognize success? A question tied to one action is easier to answer than Explain the whole application.</w:t>
-      </w:r>
-    </w:p>
-    <w:p>
-      <w:r>
-        <w:t>When the answer arrives, the preparer should save it with a named contributor and appropriate link. The next learner can then read the reason alongside the source connection. Refreshing source alone cannot supply an unwritten business explanation.</w:t>
+        <w:t>10.4. Use deeper details only when needed</w:t>
+      </w:r>
+    </w:p>
+    <w:p>
+      <w:r>
+        <w:t>Explain includes optional source walkthrough and deeper supporting detail. Expand it when a specific condition or relationship needs investigation. Source text, a trace and a diagram answer different questions: text shows the captured statement, a trace lists supported connections, and a diagram makes possible branches easier to see.</w:t>
+      </w:r>
+    </w:p>
+    <w:p>
+      <w:r>
+        <w:t>An unresolved or uncertain connection needs checking by someone who understands the source. A graph is not a recording of a user session. For a dynamic event assignment or external service behavior, ask for observed examples or a knowledgeable explanation.</w:t>
       </w:r>
     </w:p>
     <w:p>
@@ -1816,7 +2060,7 @@
         <w:spacing w:before="440"/>
       </w:pPr>
       <w:r>
-        <w:t>9 Use the learning library as a practical reference</w:t>
+        <w:t>11. Read form designs and graphs</w:t>
       </w:r>
     </w:p>
     <w:p>
@@ -1824,7 +2068,115 @@
         <w:pStyle w:val="Heading3"/>
       </w:pPr>
       <w:r>
-        <w:t>9.1 Find an explanation</w:t>
+        <w:t>11.1. Form designs are reconstructed layouts</w:t>
+      </w:r>
+    </w:p>
+    <w:p>
+      <w:r>
+        <w:t>Choose Form designs to inspect a saved Delphi form definition. This is a reconstruction from source, not an automatic photograph of the running application. It helps you identify control names, positions, captions and supported event connections. Custom controls, styles, inherited forms and runtime changes can make the real screen look different.</w:t>
+      </w:r>
+    </w:p>
+    <w:p>
+      <w:r>
+        <w:t>Select a form, inspect a control and follow its explanation where available. Use the available view controls to fit or inspect the design. If your question concerns what the user actually sees today, compare it with a supplied real screenshot in Chapter 12.</w:t>
+      </w:r>
+    </w:p>
+    <w:p>
+      <w:pPr>
+        <w:pStyle w:val="Heading3"/>
+      </w:pPr>
+      <w:r>
+        <w:t>11.2. Ask a learning question of a graph</w:t>
+      </w:r>
+    </w:p>
+    <w:p>
+      <w:r>
+        <w:t>Choose Graphs after selecting an object relevant to your task. Use the graph kind to focus on the relationship you need: Execution, Procedure CFG, Caller / callee, Form navigation, Data flow, Change impact, Data lineage or Business process. The separate grouping selector offers Objects, Types and Units. Select a node or group to investigate its explanation rather than reading the entire diagram as a single process.</w:t>
+      </w:r>
+    </w:p>
+    <w:p>
+      <w:r>
+        <w:t>For a call relationship, ask why the first operation needs the second. For a unit relationship, ask which responsibility is being used. When a branch is shown, compare its label with the actual condition. The graph may be bounded to keep the page usable; hidden or omitted nodes are not proof of absence.</w:t>
+      </w:r>
+    </w:p>
+    <w:p>
+      <w:pPr>
+        <w:pStyle w:val="Heading3"/>
+      </w:pPr>
+      <w:r>
+        <w:t>11.3. Read direction and uncertainty</w:t>
+      </w:r>
+    </w:p>
+    <w:p>
+      <w:r>
+        <w:t>An arrow describes a supported relation between two captured objects. Its direction matters. A caller uses another routine; the callee does not necessarily call back. Incoming and outgoing connections answer opposite questions, so confirm which direction you are reading.</w:t>
+      </w:r>
+    </w:p>
+    <w:p>
+      <w:r>
+        <w:t>Unresolved endpoints, inference labels or warnings indicate that DPH cannot establish the entire connection. Keep that uncertainty in your explanation. Saying the source suggests this path and the author needs to confirm the dynamic target is more useful than presenting an unverified guess as fact.</w:t>
+      </w:r>
+    </w:p>
+    <w:p>
+      <w:pPr>
+        <w:pStyle w:val="Heading3"/>
+      </w:pPr>
+      <w:r>
+        <w:t>11.4. A practical investigation exercise</w:t>
+      </w:r>
+    </w:p>
+    <w:p>
+      <w:r>
+        <w:t>In your selected application, choose a screen action relevant to a prepared task. Identify the control, its event and the responding operation. Compare a source-derived condition with the task's authored expected result. State which part is supported by source and which part depends on a knowledgeable person's explanation.</w:t>
+      </w:r>
+    </w:p>
+    <w:p>
+      <w:r>
+        <w:t>You have completed this exercise when you can connect the visible action to a named operation and explain what the user should recognize afterward. If no expected result has been supplied, the correct conclusion is that the lesson needs an answer, not that every technical connection has been understood.</w:t>
+      </w:r>
+    </w:p>
+    <w:p>
+      <w:pPr>
+        <w:pStyle w:val="Heading3"/>
+      </w:pPr>
+      <w:r>
+        <w:t>11.5. Select and inspect a form design</w:t>
+      </w:r>
+    </w:p>
+    <w:p>
+      <w:r>
+        <w:t>In Form designs, choose a captured form from the form selector. Use Thumbnail for an overview, Fit for the available viewing area, Native for the saved design scale or Custom zoom when a control needs closer inspection. The zoom slider ranges from 25 through 400 percent. Full screen gives the design the largest available viewing area; use the full-screen control again to leave that view.</w:t>
+      </w:r>
+    </w:p>
+    <w:p>
+      <w:r>
+        <w:t>Inspect the warning beneath the controls: this is an approximate design-time reconstruction. Select a relevant control and open its explanation when available. If a runtime screen differs, preserve that distinction and compare with a supplied picture rather than calling the reconstruction a current screenshot.</w:t>
+      </w:r>
+    </w:p>
+    <w:p>
+      <w:pPr>
+        <w:pStyle w:val="Heading3"/>
+      </w:pPr>
+      <w:r>
+        <w:t>11.6. Choose the graph that answers your question</w:t>
+      </w:r>
+    </w:p>
+    <w:p>
+      <w:r>
+        <w:t>Execution gives an overview of supported execution connections. Procedure CFG means procedure control-flow graph: it focuses on alternatives, repetition and stopping paths within a routine. Caller / callee asks which operation calls another. Form navigation asks about supported connections between forms. Data flow follows captured information-use relationships.</w:t>
+      </w:r>
+    </w:p>
+    <w:p>
+      <w:r>
+        <w:t>Change impact explores relationships that may be relevant when a selected object changes. Data lineage concerns where captured information comes from and goes. Business process presents supported process-oriented material where available. These are bounded source/knowledge views, not automatic proof of a complete real-world workflow. If a graph has no useful result, identify what evidence is missing instead of concluding that the application has no corresponding behavior.</w:t>
+      </w:r>
+    </w:p>
+    <w:p>
+      <w:pPr>
+        <w:pStyle w:val="Heading3"/>
+      </w:pPr>
+      <w:r>
+        <w:t>11.7. Group a larger graph and read its legend</w:t>
       </w:r>
     </w:p>
     <w:p>
@@ -1839,7 +2191,7 @@
         <w:t xml:space="preserve">1. </w:t>
       </w:r>
       <w:r>
-        <w:t>Choose Learning library in the top-right selector.</w:t>
+        <w:t>Select an object relevant to your question, then open Graphs and choose the desired graph kind.</w:t>
       </w:r>
     </w:p>
     <w:p>
@@ -1854,7 +2206,7 @@
         <w:t xml:space="preserve">2. </w:t>
       </w:r>
       <w:r>
-        <w:t>Type part of a screen name, field name, exact error message, question or output description in its search field.</w:t>
+        <w:t>Choose Objects to inspect individual objects. Choose Types or Units to group a larger result by those categories.</w:t>
       </w:r>
     </w:p>
     <w:p>
@@ -1869,7 +2221,7 @@
         <w:t xml:space="preserve">3. </w:t>
       </w:r>
       <w:r>
-        <w:t>If the material is role-specific, enter the prepared user role. All learners explanations remain available alongside that role.</w:t>
+        <w:t>Select a group to read its members and supporting evidence. Follow the relevant member into its explanation.</w:t>
       </w:r>
     </w:p>
     <w:p>
@@ -1884,7 +2236,7 @@
         <w:t xml:space="preserve">4. </w:t>
       </w:r>
       <w:r>
-        <w:t>Select a matching row. Read the meaning first, then the worked example, rules and mistakes, safe help, and practice answer.</w:t>
+        <w:t>Use Whole program, All forms or Project data only when the question requires a broader view. Read any bounds and qualifications rather than assuming the diagram contains everything.</w:t>
       </w:r>
     </w:p>
     <w:p>
@@ -1899,114 +2251,12 @@
         <w:t xml:space="preserve">5. </w:t>
       </w:r>
       <w:r>
-        <w:t>Scroll within the reader to reach the contributor and review status. If Explore related selection is enabled, use it to investigate the captured object linked to that explanation.</w:t>
-      </w:r>
-    </w:p>
-    <w:p>
-      <w:r>
-        <w:t>Expected result: you understand the subject and can apply its example. A search match alone is not enough; verify that the explanation belongs to the selected application and the intended role.</w:t>
-      </w:r>
-    </w:p>
-    <w:p>
-      <w:pPr>
-        <w:keepNext/>
-        <w:jc w:val="center"/>
-      </w:pPr>
-      <w:r>
-        <w:drawing>
-          <ns2:inline>
-            <ns2:extent cx="6217920" cy="3886200"/>
-            <ns2:docPr id="3" name="Picture 3" descr="Figure 3 Actual DPH learning library explaining the Quantity field with its valid input limits worked example and practice answer"/>
-            <ns2:cNvGraphicFramePr>
-              <ns3:graphicFrameLocks noChangeAspect="1"/>
-            </ns2:cNvGraphicFramePr>
-            <ns3:graphic>
-              <ns3:graphicData uri="http://schemas.openxmlformats.org/drawingml/2006/picture">
-                <ns4:pic>
-                  <ns4:nvPicPr>
-                    <ns4:cNvPr id="0" name="learning-completion-practice-library-compact.png"/>
-                    <ns4:cNvPicPr/>
-                  </ns4:nvPicPr>
-                  <ns4:blipFill>
-                    <ns3:blip ns5:embed="rId11"/>
-                    <ns3:stretch>
-                      <ns3:fillRect/>
-                    </ns3:stretch>
-                  </ns4:blipFill>
-                  <ns4:spPr>
-                    <ns3:xfrm>
-                      <ns3:off x="0" y="0"/>
-                      <ns3:ext cx="6217920" cy="3886200"/>
-                    </ns3:xfrm>
-                    <ns3:prstGeom prst="rect"/>
-                  </ns4:spPr>
-                </ns4:pic>
-              </ns3:graphicData>
-            </ns3:graphic>
-          </ns2:inline>
-        </w:drawing>
-      </w:r>
-    </w:p>
-    <w:p>
-      <w:pPr>
-        <w:pStyle w:val="Caption"/>
-      </w:pPr>
-      <w:r>
-        <w:t>Figure 3 Actual DPH learning library explaining the Quantity field with its valid input limits worked example and practice answer</w:t>
-      </w:r>
-    </w:p>
-    <w:p>
-      <w:pPr>
-        <w:pStyle w:val="Heading3"/>
-      </w:pPr>
-      <w:r>
-        <w:t>9.2 Read the seven teaching fields</w:t>
-      </w:r>
-    </w:p>
-    <w:p>
-      <w:r>
-        <w:t>Topic name identifies the subject. User role tells you whom the explanation helps. Meaning explains what the subject is and why it matters. Example shows a valid input, interpreted output or worked situation. Limits describes rules, units, permissions and mistakes. Help explains what to do if the result differs. Practice gives an exercise and its expected answer.</w:t>
-      </w:r>
-    </w:p>
-    <w:p>
-      <w:r>
-        <w:t>For a Quantity field, meaning could explain whole-item order count, example could use 2, limits could require integers from 1 through 1000, and help could explain how to replace 2.5 safely. The practice answer should explain the rule, not simply repeat the field caption.</w:t>
-      </w:r>
-    </w:p>
-    <w:p>
-      <w:pPr>
-        <w:pStyle w:val="Heading3"/>
-      </w:pPr>
-      <w:r>
-        <w:t>9.3 Choose the category that answers your question</w:t>
-      </w:r>
-    </w:p>
-    <w:p>
-      <w:r>
-        <w:t>Screen describes the purpose and arrangement of a visible area. Field explains one input or displayed value. Error or problem explains a symptom and recovery. Question and answer gives a focused reply. Business rule describes a condition and its consequence. Output or report explains what a result means and how to read it.</w:t>
-      </w:r>
-    </w:p>
-    <w:p>
-      <w:r>
-        <w:t>Role or permission describes who may perform work; it does not grant access. Related system explains a dependency. Setting or option explains how a choice affects results. Background work explains what may happen after a visible action. History or design choice preserves a reason for an existing approach. Learning check gives an exercise to test understanding.</w:t>
-      </w:r>
-    </w:p>
-    <w:p>
-      <w:pPr>
-        <w:pStyle w:val="Heading3"/>
-      </w:pPr>
-      <w:r>
-        <w:t>9.4 Recover from empty or unexpected results</w:t>
-      </w:r>
-    </w:p>
-    <w:p>
-      <w:r>
-        <w:t>Clear the search and role fields, then select a row again. If the expected explanation still does not appear, check the selected application and ask whether the contribution was saved, rejected or retired. Rejected and retired teaching cards are excluded from the current learner list.</w:t>
-      </w:r>
-    </w:p>
-    <w:p>
-      <w:r>
-        <w:t>If a linked object no longer exists in the current capture, the reader may still preserve useful prose while Explore related selection is unavailable. Ask the preparer to review the connection. Do not treat an old link as current simply because its explanation is readable.</w:t>
+        <w:t>Read the legend: blue indicates confirmed static relationships, while orange dashed connections indicate uncertainty. Keep that qualification in your explanation.</w:t>
+      </w:r>
+    </w:p>
+    <w:p>
+      <w:r>
+        <w:t>Expected result: grouping reduces visual detail while preserving a route to the members that matter. Changing grouping changes presentation, not the source or the application's actual behavior.</w:t>
       </w:r>
     </w:p>
     <w:p>
@@ -2016,7 +2266,7 @@
         <w:spacing w:before="440"/>
       </w:pPr>
       <w:r>
-        <w:t>10 Follow a visible action into its explanation</w:t>
+        <w:t>12. Read pictures, sample outputs, and callouts</w:t>
       </w:r>
     </w:p>
     <w:p>
@@ -2024,17 +2274,17 @@
         <w:pStyle w:val="Heading3"/>
       </w:pPr>
       <w:r>
-        <w:t>10.1 Understand the vocabulary first</w:t>
-      </w:r>
-    </w:p>
-    <w:p>
-      <w:r>
-        <w:t>A form is a window or screen definition. A component is an item placed on that form, such as a button or input field. An event describes something that may happen, such as a click. An event handler is the operation connected to that event. A routine is a procedure or function that performs a piece of work. A unit groups related Delphi declarations and implementation.</w:t>
-      </w:r>
-    </w:p>
-    <w:p>
-      <w:r>
-        <w:t>You do not need to write Delphi to use these distinctions. They let you say A click on Calculate total enters CalculateClick, which validates the values and calculates the displayed result. That statement connects a user action to understandable work.</w:t>
+        <w:t>12.1. Select and inspect a supplied image</w:t>
+      </w:r>
+    </w:p>
+    <w:p>
+      <w:r>
+        <w:t>Choose Screenshots. Select an image in the left list and read its caption, image kind and contributor information. Screenshot means a supplied screen picture. Sample output means a supplied result or report example. Other teaching image is a diagram or illustration supplied to explain something else.</w:t>
+      </w:r>
+    </w:p>
+    <w:p>
+      <w:r>
+        <w:t>Use Fit to see the whole image within the available area. Native pixels shows its own pixel size. Custom zoom uses the zoom slider, whose range is 25 through 400 percent. When the image is larger than the area, scroll within the image view. A small image cannot reveal detail that was never captured at higher resolution.</w:t>
       </w:r>
     </w:p>
     <w:p>
@@ -2042,7 +2292,48 @@
         <w:pStyle w:val="Heading3"/>
       </w:pPr>
       <w:r>
-        <w:t>10.2 Trace one action</w:t>
+        <w:t>12.2. Read numbered explanations</w:t>
+      </w:r>
+    </w:p>
+    <w:p>
+      <w:r>
+        <w:t>Numbered markers identify teaching points over the supplied picture. Read the legend below the picture to find what each point means. Open Learning library for the full explanation, worked example and practice answer. A marker anchors the explanation to a location; it does not establish that the pictured output is current or correct for every situation.</w:t>
+      </w:r>
+    </w:p>
+    <w:p>
+      <w:r>
+        <w:t>For any supplied output picture, read its caption, contributor, date or context where available, then follow a numbered explanation. Identify the inputs or options needed to interpret the result. A number or status without its context is not yet a useful lesson.</w:t>
+      </w:r>
+    </w:p>
+    <w:p>
+      <w:pPr>
+        <w:pStyle w:val="Heading3"/>
+      </w:pPr>
+      <w:r>
+        <w:t>12.3. Follow the image to an object</w:t>
+      </w:r>
+    </w:p>
+    <w:p>
+      <w:r>
+        <w:t>Explain linked object opens a captured object associated with the image when one is available. Use this when you want to connect what you see with a control or operation. An unlinked image may still be useful teaching material; ask the preparer to supply the connection if it matters.</w:t>
+      </w:r>
+    </w:p>
+    <w:p>
+      <w:r>
+        <w:t>The caption should identify context such as application version, sample values and relevant options. A screenshot with no context can mislead a new learner. If the image conflicts with the current form or instructions, record the difference and ask the contributor which version it illustrates.</w:t>
+      </w:r>
+    </w:p>
+    <w:p>
+      <w:pPr>
+        <w:pStyle w:val="Heading3"/>
+      </w:pPr>
+      <w:r>
+        <w:t>12.4. Import a picture</w:t>
+      </w:r>
+    </w:p>
+    <w:p>
+      <w:r>
+        <w:t>Before you begin, obtain an existing PNG file you are authorized to use, a meaningful caption and a named contributor. If it should connect to a source object, select that object first.</w:t>
       </w:r>
     </w:p>
     <w:p>
@@ -2057,7 +2348,7 @@
         <w:t xml:space="preserve">1. </w:t>
       </w:r>
       <w:r>
-        <w:t>In Learn the project, open Screens and actions or Follow an action.</w:t>
+        <w:t>Open Screenshots and enter the contributor and caption in the import fields.</w:t>
       </w:r>
     </w:p>
     <w:p>
@@ -2072,7 +2363,7 @@
         <w:t xml:space="preserve">2. </w:t>
       </w:r>
       <w:r>
-        <w:t>Select a relevant control or event link. In Explain, confirm the selected name and role.</w:t>
+        <w:t>Choose Screenshot, Sample output or Other teaching image.</w:t>
       </w:r>
     </w:p>
     <w:p>
@@ -2087,7 +2378,7 @@
         <w:t xml:space="preserve">3. </w:t>
       </w:r>
       <w:r>
-        <w:t>Read its supplied user purpose. If it is absent, keep that question visible rather than guessing from the name.</w:t>
+        <w:t>Click Import an existing PNG screenshot and select the intended PNG file.</w:t>
       </w:r>
     </w:p>
     <w:p>
@@ -2102,7 +2393,7 @@
         <w:t xml:space="preserve">4. </w:t>
       </w:r>
       <w:r>
-        <w:t>Follow the responding operation. Read the next supported connection and any captured choice or stopping point.</w:t>
+        <w:t>Wait for import to finish, then select the new image in the list.</w:t>
       </w:r>
     </w:p>
     <w:p>
@@ -2117,7 +2408,442 @@
         <w:t xml:space="preserve">5. </w:t>
       </w:r>
       <w:r>
-        <w:t>Describe the action in ordinary language: what starts it, what input it uses, what changes its path and what output should follow.</w:t>
+        <w:t>Check the caption, image kind and visible image. Follow its linked object if one was supplied.</w:t>
+      </w:r>
+    </w:p>
+    <w:p>
+      <w:r>
+        <w:t>Expected result: DPH manages a copy of the supplied image. It does not launch or capture the selected application automatically. Keep the original picture independently if it is an important record.</w:t>
+      </w:r>
+    </w:p>
+    <w:p>
+      <w:pPr>
+        <w:pStyle w:val="Heading3"/>
+      </w:pPr>
+      <w:r>
+        <w:t>12.5. Prepare a point explanation</w:t>
+      </w:r>
+    </w:p>
+    <w:p>
+      <w:pPr>
+        <w:keepLines/>
+        <w:ind w:left="317" w:hanging="317"/>
+      </w:pPr>
+      <w:r>
+        <w:rPr>
+          <w:b/>
+        </w:rPr>
+        <w:t xml:space="preserve">1. </w:t>
+      </w:r>
+      <w:r>
+        <w:t>Select the intended image and click the point you want to explain.</w:t>
+      </w:r>
+    </w:p>
+    <w:p>
+      <w:pPr>
+        <w:keepLines/>
+        <w:ind w:left="317" w:hanging="317"/>
+      </w:pPr>
+      <w:r>
+        <w:rPr>
+          <w:b/>
+        </w:rPr>
+        <w:t xml:space="preserve">2. </w:t>
+      </w:r>
+      <w:r>
+        <w:t>Choose Explain this point. In the teaching editor, enter a clear topic name and the contributor.</w:t>
+      </w:r>
+    </w:p>
+    <w:p>
+      <w:pPr>
+        <w:keepLines/>
+        <w:ind w:left="317" w:hanging="317"/>
+      </w:pPr>
+      <w:r>
+        <w:rPr>
+          <w:b/>
+        </w:rPr>
+        <w:t xml:space="preserve">3. </w:t>
+      </w:r>
+      <w:r>
+        <w:t>Explain what to notice, give a worked example, describe limits and safe help, and add a practice question with its answer.</w:t>
+      </w:r>
+    </w:p>
+    <w:p>
+      <w:pPr>
+        <w:keepLines/>
+        <w:ind w:left="317" w:hanging="317"/>
+      </w:pPr>
+      <w:r>
+        <w:rPr>
+          <w:b/>
+        </w:rPr>
+        <w:t xml:space="preserve">4. </w:t>
+      </w:r>
+      <w:r>
+        <w:t>Click Save explanation. Return to Screenshots and select the picture again.</w:t>
+      </w:r>
+    </w:p>
+    <w:p>
+      <w:pPr>
+        <w:keepLines/>
+        <w:ind w:left="317" w:hanging="317"/>
+      </w:pPr>
+      <w:r>
+        <w:rPr>
+          <w:b/>
+        </w:rPr>
+        <w:t xml:space="preserve">5. </w:t>
+      </w:r>
+      <w:r>
+        <w:t>Confirm that the numbered marker appears in the intended location and its legend matches the explanation. Check another zoom level if the point is close to a boundary.</w:t>
+      </w:r>
+    </w:p>
+    <w:p>
+      <w:r>
+        <w:t>Expected result: the point remains anchored when the image is resized or zoomed. The original PNG is unchanged. If you clicked the wrong point, cancel the new draft and start from the correct location rather than saving a misleading annotation.</w:t>
+      </w:r>
+    </w:p>
+    <w:p>
+      <w:pPr>
+        <w:pStyle w:val="Heading2"/>
+        <w:pageBreakBefore w:val="0"/>
+        <w:spacing w:before="440"/>
+      </w:pPr>
+      <w:r>
+        <w:t>13. Search objects, evidence, and explanations</w:t>
+      </w:r>
+    </w:p>
+    <w:p>
+      <w:pPr>
+        <w:pStyle w:val="Heading3"/>
+      </w:pPr>
+      <w:r>
+        <w:t>13.1. Choose the right search</w:t>
+      </w:r>
+    </w:p>
+    <w:p>
+      <w:r>
+        <w:t>The object-list search helps you find captured source objects by name. The Learning library search finds teaching-card titles and bodies. Search project searches the indexed project material, including objects, evidence, knowledge and diagnostics. Choose the search that matches your question.</w:t>
+      </w:r>
+    </w:p>
+    <w:p>
+      <w:r>
+        <w:t>If you know a field caption but not its Delphi name, begin with Learning library or a screen lesson. If you know CalculateClick, use the object search or Search project. If you are investigating an exact failure message, try the teaching library first for safe recovery instruction, then inspect source evidence with a maintainer if needed.</w:t>
+      </w:r>
+    </w:p>
+    <w:p>
+      <w:pPr>
+        <w:pStyle w:val="Heading3"/>
+      </w:pPr>
+      <w:r>
+        <w:t>13.2. Run a project search</w:t>
+      </w:r>
+    </w:p>
+    <w:p>
+      <w:pPr>
+        <w:keepLines/>
+        <w:ind w:left="317" w:hanging="317"/>
+      </w:pPr>
+      <w:r>
+        <w:rPr>
+          <w:b/>
+        </w:rPr>
+        <w:t xml:space="preserve">1. </w:t>
+      </w:r>
+      <w:r>
+        <w:t>Choose Search project from the top-right selector.</w:t>
+      </w:r>
+    </w:p>
+    <w:p>
+      <w:pPr>
+        <w:keepLines/>
+        <w:ind w:left="317" w:hanging="317"/>
+      </w:pPr>
+      <w:r>
+        <w:rPr>
+          <w:b/>
+        </w:rPr>
+        <w:t xml:space="preserve">2. </w:t>
+      </w:r>
+      <w:r>
+        <w:t>Enter up to twelve words. Choose All or the intended result kind: object, evidence, knowledge or diagnostic.</w:t>
+      </w:r>
+    </w:p>
+    <w:p>
+      <w:pPr>
+        <w:keepLines/>
+        <w:ind w:left="317" w:hanging="317"/>
+      </w:pPr>
+      <w:r>
+        <w:rPr>
+          <w:b/>
+        </w:rPr>
+        <w:t xml:space="preserve">3. </w:t>
+      </w:r>
+      <w:r>
+        <w:t>Click Search. Select a result and read its excerpt and category.</w:t>
+      </w:r>
+    </w:p>
+    <w:p>
+      <w:pPr>
+        <w:keepLines/>
+        <w:ind w:left="317" w:hanging="317"/>
+      </w:pPr>
+      <w:r>
+        <w:rPr>
+          <w:b/>
+        </w:rPr>
+        <w:t xml:space="preserve">4. </w:t>
+      </w:r>
+      <w:r>
+        <w:t>Click Open result to visit the linked object or saved explanation.</w:t>
+      </w:r>
+    </w:p>
+    <w:p>
+      <w:pPr>
+        <w:keepLines/>
+        <w:ind w:left="317" w:hanging="317"/>
+      </w:pPr>
+      <w:r>
+        <w:rPr>
+          <w:b/>
+        </w:rPr>
+        <w:t xml:space="preserve">5. </w:t>
+      </w:r>
+      <w:r>
+        <w:t>Use Next 50 results when another page is available. Return to the search page to revise the query if the result is not relevant.</w:t>
+      </w:r>
+    </w:p>
+    <w:p>
+      <w:r>
+        <w:t>Expected result: each query word matches the beginning of an indexed word, and all query words must match. This is different from a web search that may discard some words or search for synonyms.</w:t>
+      </w:r>
+    </w:p>
+    <w:p>
+      <w:pPr>
+        <w:pStyle w:val="Heading3"/>
+      </w:pPr>
+      <w:r>
+        <w:t>13.3. Improve a query deliberately</w:t>
+      </w:r>
+    </w:p>
+    <w:p>
+      <w:r>
+        <w:t>Begin with one distinctive word, then add a second only if there are too many results. A long sentence may have no match because every word must match. Try the source name and the user-facing term separately. The business glossary may identify aliases that help you choose a better query.</w:t>
+      </w:r>
+    </w:p>
+    <w:p>
+      <w:r>
+        <w:t>An evidence match is not automatically a reviewed explanation. Read its type, source context and review qualification. A diagnostic match identifies a question or capture problem; it does not by itself explain a user's production error.</w:t>
+      </w:r>
+    </w:p>
+    <w:p>
+      <w:pPr>
+        <w:pStyle w:val="Heading3"/>
+      </w:pPr>
+      <w:r>
+        <w:t>13.4. Preserve a useful route</w:t>
+      </w:r>
+    </w:p>
+    <w:p>
+      <w:r>
+        <w:t>When a useful source object is selected, choose Bookmark. Use Bookmarks to return during the session. Record the application, object and question in your own learning notes if you need to preserve the route outside DPH.</w:t>
+      </w:r>
+    </w:p>
+    <w:p>
+      <w:r>
+        <w:t>Use Back for the route you just followed and Parent for a containing object. Next page changes the page of object results; it does not advance a task step. If the wrong selection appears, check which navigation area you used.</w:t>
+      </w:r>
+    </w:p>
+    <w:p>
+      <w:pPr>
+        <w:pStyle w:val="Heading2"/>
+        <w:pageBreakBefore w:val="0"/>
+        <w:spacing w:before="440"/>
+      </w:pPr>
+      <w:r>
+        <w:t>14. Read business terms, questions, and saved knowledge</w:t>
+      </w:r>
+    </w:p>
+    <w:p>
+      <w:pPr>
+        <w:pStyle w:val="Heading3"/>
+      </w:pPr>
+      <w:r>
+        <w:t>14.1. Business glossary versus Delphi terms</w:t>
+      </w:r>
+    </w:p>
+    <w:p>
+      <w:r>
+        <w:t>Business glossary contains vocabulary used by the selected application or its business process. Delphi terms explains programming words such as form, event and routine. A term such as case status may belong to the business glossary; a term such as procedure belongs to the programming explanation.</w:t>
+      </w:r>
+    </w:p>
+    <w:p>
+      <w:r>
+        <w:t>Open Business glossary and search for a word or alias. Read the definition, example and context. The same word can mean different things in different applications, so verify the selected application and contributor before applying its definition elsewhere.</w:t>
+      </w:r>
+    </w:p>
+    <w:p>
+      <w:pPr>
+        <w:pStyle w:val="Heading3"/>
+      </w:pPr>
+      <w:r>
+        <w:t>14.2. Learn from an author answer</w:t>
+      </w:r>
+    </w:p>
+    <w:p>
+      <w:r>
+        <w:t>Resolve unknowns in Learn the project identifies unanswered points. Author questions in Prepare lessons provides a route for recording a contributor's answer. A useful answer includes the question, the reason for the behavior, a concrete example and any limit on when it applies.</w:t>
+      </w:r>
+    </w:p>
+    <w:p>
+      <w:r>
+        <w:t>For example, a question about when a changed record appears in a list needs an owner-confirmed trigger and visible result. A reply that merely says the page is event-driven leaves the beginner without an action to take.</w:t>
+      </w:r>
+    </w:p>
+    <w:p>
+      <w:pPr>
+        <w:pStyle w:val="Heading3"/>
+      </w:pPr>
+      <w:r>
+        <w:t>14.3. Read attribution and review status</w:t>
+      </w:r>
+    </w:p>
+    <w:p>
+      <w:r>
+        <w:t>Saved explanations preserves content with contributor and revision information. Save creates a contribution; review is a separate action. Pending material may be useful while still requiring confirmation. Rejected or retired content is historical material, rather than current task instruction.</w:t>
+      </w:r>
+    </w:p>
+    <w:p>
+      <w:r>
+        <w:t>When source changes, a previous review may need repeating. An unchanged paragraph is not necessarily still applicable if the operation it describes has changed. Ask the reviewer to compare the current task, current source connection and supplied example.</w:t>
+      </w:r>
+    </w:p>
+    <w:p>
+      <w:r>
+        <w:t>When asking for a review or a missing explanation, name the application, visible action, expected result and unresolved point. Include example values without private customer information. Ask one answerable question at a time so the contributor can verify the reply against the actual application.</w:t>
+      </w:r>
+    </w:p>
+    <w:p>
+      <w:pPr>
+        <w:pStyle w:val="Heading1"/>
+        <w:pageBreakBefore w:val="0"/>
+        <w:spacing w:before="480"/>
+      </w:pPr>
+      <w:r>
+        <w:t>PART 4: Prepare complete lessons for another person</w:t>
+      </w:r>
+    </w:p>
+    <w:p>
+      <w:pPr>
+        <w:pStyle w:val="Heading2"/>
+        <w:pageBreakBefore w:val="0"/>
+        <w:spacing w:before="260"/>
+      </w:pPr>
+      <w:r>
+        <w:t>15. Describe the selected application</w:t>
+      </w:r>
+    </w:p>
+    <w:p>
+      <w:pPr>
+        <w:pStyle w:val="Heading3"/>
+      </w:pPr>
+      <w:r>
+        <w:t>15.1. Gather the introduction before writing</w:t>
+      </w:r>
+    </w:p>
+    <w:p>
+      <w:r>
+        <w:t>Identify who uses the application, the problem it solves, one common task, the environment suitable for practice and the person who can answer questions. Ask for missing information rather than filling a field with a plausible story. The introduction should help a newcomer choose an appropriate first task.</w:t>
+      </w:r>
+    </w:p>
+    <w:p>
+      <w:r>
+        <w:t>A weak purpose says Office application. A stronger purpose identifies the actual user's role, the work performed, the starting screen, a typical input, the visible outcome and the boundary of what has been confirmed. Write these details for the selected application only after asking its owner.</w:t>
+      </w:r>
+    </w:p>
+    <w:p>
+      <w:pPr>
+        <w:pStyle w:val="Heading3"/>
+      </w:pPr>
+      <w:r>
+        <w:t>15.2. Complete the profile dialog</w:t>
+      </w:r>
+    </w:p>
+    <w:p>
+      <w:pPr>
+        <w:keepLines/>
+        <w:ind w:left="317" w:hanging="317"/>
+      </w:pPr>
+      <w:r>
+        <w:rPr>
+          <w:b/>
+        </w:rPr>
+        <w:t xml:space="preserve">1. </w:t>
+      </w:r>
+      <w:r>
+        <w:t>Open the selected application's lessons. Click Prepare lessons, then Describe this application.</w:t>
+      </w:r>
+    </w:p>
+    <w:p>
+      <w:pPr>
+        <w:keepLines/>
+        <w:ind w:left="317" w:hanging="317"/>
+      </w:pPr>
+      <w:r>
+        <w:rPr>
+          <w:b/>
+        </w:rPr>
+        <w:t xml:space="preserve">2. </w:t>
+      </w:r>
+      <w:r>
+        <w:t>Enter the named contributor. Complete the application purpose in plain language.</w:t>
+      </w:r>
+    </w:p>
+    <w:p>
+      <w:pPr>
+        <w:keepLines/>
+        <w:ind w:left="317" w:hanging="317"/>
+      </w:pPr>
+      <w:r>
+        <w:rPr>
+          <w:b/>
+        </w:rPr>
+        <w:t xml:space="preserve">3. </w:t>
+      </w:r>
+      <w:r>
+        <w:t>Supply the owner, support contact or route, and safe practice environment where known. Do not enter passwords or private contact data unnecessarily.</w:t>
+      </w:r>
+    </w:p>
+    <w:p>
+      <w:pPr>
+        <w:keepLines/>
+        <w:ind w:left="317" w:hanging="317"/>
+      </w:pPr>
+      <w:r>
+        <w:rPr>
+          <w:b/>
+        </w:rPr>
+        <w:t xml:space="preserve">4. </w:t>
+      </w:r>
+      <w:r>
+        <w:t>Describe related systems and the architecture in terms that help the learner understand the task. Mark unresolved points explicitly in the evidence or unknowns information.</w:t>
+      </w:r>
+    </w:p>
+    <w:p>
+      <w:pPr>
+        <w:keepLines/>
+        <w:ind w:left="317" w:hanging="317"/>
+      </w:pPr>
+      <w:r>
+        <w:rPr>
+          <w:b/>
+        </w:rPr>
+        <w:t xml:space="preserve">5. </w:t>
+      </w:r>
+      <w:r>
+        <w:t>Click Apply to Knowledge draft. Read the returned draft in Saved explanations.</w:t>
       </w:r>
     </w:p>
     <w:p>
@@ -2132,916 +2858,7 @@
         <w:t xml:space="preserve">6. </w:t>
       </w:r>
       <w:r>
-        <w:t>Use Back to return and compare your explanation with the original screen action.</w:t>
-      </w:r>
-    </w:p>
-    <w:p>
-      <w:r>
-        <w:t>Expected result: you can explain one path through the selected application. A static connection shows a supported relationship in source, rather than proof that the path ran successfully in a live system.</w:t>
-      </w:r>
-    </w:p>
-    <w:p>
-      <w:pPr>
-        <w:pStyle w:val="Heading3"/>
-      </w:pPr>
-      <w:r>
-        <w:t>10.3 Work through the practice action</w:t>
-      </w:r>
-    </w:p>
-    <w:p>
-      <w:r>
-        <w:t>Find CalculateClick in the supplied example through a linked control or Search project. Read the quantity validation and the tax decision. Identify how the operation uses the input fields and changes the result label. Compare the source-derived condition with the library's plain explanation of tax on and tax off.</w:t>
-      </w:r>
-    </w:p>
-    <w:p>
-      <w:r>
-        <w:t>Now change the question: What happens when quantity is 2.5? Read the supplied error explanation and the captured validation behavior. The incorrect input prevents the ordinary total path. That is a useful learning result even when you are not executing the program.</w:t>
-      </w:r>
-    </w:p>
-    <w:p>
-      <w:pPr>
-        <w:pStyle w:val="Heading3"/>
-      </w:pPr>
-      <w:r>
-        <w:t>10.4 Use deeper details only when needed</w:t>
-      </w:r>
-    </w:p>
-    <w:p>
-      <w:r>
-        <w:t>Explain includes optional source walkthrough and deeper supporting detail. Expand it when a specific condition or relationship needs investigation. Source text, a trace and a diagram answer different questions: text shows the captured statement, a trace lists supported connections, and a diagram makes possible branches easier to see.</w:t>
-      </w:r>
-    </w:p>
-    <w:p>
-      <w:r>
-        <w:t>An unresolved or uncertain connection needs checking by someone who understands the source. A graph is not a recording of a user session. For a dynamic event assignment or external service behavior, ask for observed examples or a knowledgeable explanation.</w:t>
-      </w:r>
-    </w:p>
-    <w:p>
-      <w:pPr>
-        <w:pStyle w:val="Heading2"/>
-        <w:pageBreakBefore w:val="0"/>
-        <w:spacing w:before="440"/>
-      </w:pPr>
-      <w:r>
-        <w:t>11 Read form designs and graphs</w:t>
-      </w:r>
-    </w:p>
-    <w:p>
-      <w:pPr>
-        <w:pStyle w:val="Heading3"/>
-      </w:pPr>
-      <w:r>
-        <w:t>11.1 Form designs are reconstructed layouts</w:t>
-      </w:r>
-    </w:p>
-    <w:p>
-      <w:r>
-        <w:t>Choose Form designs to inspect a saved Delphi form definition. This is a reconstruction from source, not an automatic photograph of the running application. It helps you identify control names, positions, captions and supported event connections. Custom controls, styles, inherited forms and runtime changes can make the real screen look different.</w:t>
-      </w:r>
-    </w:p>
-    <w:p>
-      <w:r>
-        <w:t>Select a form, inspect a control and follow its explanation where available. Use the available view controls to fit or inspect the design. If your question concerns what the user actually sees today, compare it with a supplied real screenshot in Chapter 12.</w:t>
-      </w:r>
-    </w:p>
-    <w:p>
-      <w:pPr>
-        <w:pStyle w:val="Heading3"/>
-      </w:pPr>
-      <w:r>
-        <w:t>11.2 Ask a learning question of a graph</w:t>
-      </w:r>
-    </w:p>
-    <w:p>
-      <w:r>
-        <w:t>Choose Graphs after selecting an object relevant to your task. Use the graph kind to focus on the relationship you need: Execution, Procedure CFG, Caller / callee, Form navigation, Data flow, Change impact, Data lineage or Business process. The separate grouping selector offers Objects, Types and Units. Select a node or group to investigate its explanation rather than reading the entire diagram as a single process.</w:t>
-      </w:r>
-    </w:p>
-    <w:p>
-      <w:r>
-        <w:t>For a call relationship, ask why the first operation needs the second. For a unit relationship, ask which responsibility is being used. When a branch is shown, compare its label with the actual condition. The graph may be bounded to keep the page usable; hidden or omitted nodes are not proof of absence.</w:t>
-      </w:r>
-    </w:p>
-    <w:p>
-      <w:pPr>
-        <w:pStyle w:val="Heading3"/>
-      </w:pPr>
-      <w:r>
-        <w:t>11.3 Read direction and uncertainty</w:t>
-      </w:r>
-    </w:p>
-    <w:p>
-      <w:r>
-        <w:t>An arrow describes a supported relation between two captured objects. Its direction matters. A caller uses another routine; the callee does not necessarily call back. Incoming and outgoing connections answer opposite questions, so confirm which direction you are reading.</w:t>
-      </w:r>
-    </w:p>
-    <w:p>
-      <w:r>
-        <w:t>Unresolved endpoints, inference labels or warnings indicate that DPH cannot establish the entire connection. Keep that uncertainty in your explanation. Saying the source suggests this path and the author needs to confirm the dynamic target is more useful than presenting an unverified guess as fact.</w:t>
-      </w:r>
-    </w:p>
-    <w:p>
-      <w:pPr>
-        <w:pStyle w:val="Heading3"/>
-      </w:pPr>
-      <w:r>
-        <w:t>11.4 A practical investigation exercise</w:t>
-      </w:r>
-    </w:p>
-    <w:p>
-      <w:r>
-        <w:t>In the practice example, identify the calculate button, its click handler and the input controls used by that handler. Explain why the result label is an output rather than an input. Then identify the tax decision and describe both outcomes.</w:t>
-      </w:r>
-    </w:p>
-    <w:p>
-      <w:r>
-        <w:t>You have completed this exercise when you can connect the visible button to a named responding operation and explain the result using the example numbers. You do not need to memorize every object or arrow on the page.</w:t>
-      </w:r>
-    </w:p>
-    <w:p>
-      <w:pPr>
-        <w:pStyle w:val="Heading3"/>
-      </w:pPr>
-      <w:r>
-        <w:t>11.5 Select and inspect a form design</w:t>
-      </w:r>
-    </w:p>
-    <w:p>
-      <w:r>
-        <w:t>In Form designs, choose a captured form from the form selector. Use Thumbnail for an overview, Fit for the available viewing area, Native for the saved design scale or Custom zoom when a control needs closer inspection. The zoom slider ranges from 25 through 400 percent. Full screen gives the design the largest available viewing area; use the full-screen control again to leave that view.</w:t>
-      </w:r>
-    </w:p>
-    <w:p>
-      <w:r>
-        <w:t>Inspect the warning beneath the controls: this is an approximate design-time reconstruction. Select a relevant control and open its explanation when available. If a runtime screen differs, preserve that distinction and compare with a supplied picture rather than calling the reconstruction a current screenshot.</w:t>
-      </w:r>
-    </w:p>
-    <w:p>
-      <w:pPr>
-        <w:pStyle w:val="Heading3"/>
-      </w:pPr>
-      <w:r>
-        <w:t>11.6 Choose the graph that answers your question</w:t>
-      </w:r>
-    </w:p>
-    <w:p>
-      <w:r>
-        <w:t>Execution gives an overview of supported execution connections. Procedure CFG means procedure control-flow graph: it focuses on alternatives, repetition and stopping paths within a routine. Caller / callee asks which operation calls another. Form navigation asks about supported connections between forms. Data flow follows captured information-use relationships.</w:t>
-      </w:r>
-    </w:p>
-    <w:p>
-      <w:r>
-        <w:t>Change impact explores relationships that may be relevant when a selected object changes. Data lineage concerns where captured information comes from and goes. Business process presents supported process-oriented material where available. These are bounded source/knowledge views, not automatic proof of a complete real-world workflow. If a graph has no useful result, identify what evidence is missing instead of concluding that the application has no corresponding behavior.</w:t>
-      </w:r>
-    </w:p>
-    <w:p>
-      <w:pPr>
-        <w:pStyle w:val="Heading3"/>
-      </w:pPr>
-      <w:r>
-        <w:t>11.7 Group a larger graph and read its legend</w:t>
-      </w:r>
-    </w:p>
-    <w:p>
-      <w:pPr>
-        <w:keepLines/>
-        <w:ind w:left="317" w:hanging="317"/>
-      </w:pPr>
-      <w:r>
-        <w:rPr>
-          <w:b/>
-        </w:rPr>
-        <w:t xml:space="preserve">1. </w:t>
-      </w:r>
-      <w:r>
-        <w:t>Select an object relevant to your question, then open Graphs and choose the desired graph kind.</w:t>
-      </w:r>
-    </w:p>
-    <w:p>
-      <w:pPr>
-        <w:keepLines/>
-        <w:ind w:left="317" w:hanging="317"/>
-      </w:pPr>
-      <w:r>
-        <w:rPr>
-          <w:b/>
-        </w:rPr>
-        <w:t xml:space="preserve">2. </w:t>
-      </w:r>
-      <w:r>
-        <w:t>Choose Objects to inspect individual objects. Choose Types or Units to group a larger result by those categories.</w:t>
-      </w:r>
-    </w:p>
-    <w:p>
-      <w:pPr>
-        <w:keepLines/>
-        <w:ind w:left="317" w:hanging="317"/>
-      </w:pPr>
-      <w:r>
-        <w:rPr>
-          <w:b/>
-        </w:rPr>
-        <w:t xml:space="preserve">3. </w:t>
-      </w:r>
-      <w:r>
-        <w:t>Select a group to read its members and supporting evidence. Follow the relevant member into its explanation.</w:t>
-      </w:r>
-    </w:p>
-    <w:p>
-      <w:pPr>
-        <w:keepLines/>
-        <w:ind w:left="317" w:hanging="317"/>
-      </w:pPr>
-      <w:r>
-        <w:rPr>
-          <w:b/>
-        </w:rPr>
-        <w:t xml:space="preserve">4. </w:t>
-      </w:r>
-      <w:r>
-        <w:t>Use Whole program, All forms or Project data only when the question requires a broader view. Read any bounds and qualifications rather than assuming the diagram contains everything.</w:t>
-      </w:r>
-    </w:p>
-    <w:p>
-      <w:pPr>
-        <w:keepLines/>
-        <w:ind w:left="317" w:hanging="317"/>
-      </w:pPr>
-      <w:r>
-        <w:rPr>
-          <w:b/>
-        </w:rPr>
-        <w:t xml:space="preserve">5. </w:t>
-      </w:r>
-      <w:r>
-        <w:t>Read the legend: blue indicates confirmed static relationships, while orange dashed connections indicate uncertainty. Keep that qualification in your explanation.</w:t>
-      </w:r>
-    </w:p>
-    <w:p>
-      <w:r>
-        <w:t>Expected result: grouping reduces visual detail while preserving a route to the members that matter. Changing grouping changes presentation, not the source or the application's actual behavior.</w:t>
-      </w:r>
-    </w:p>
-    <w:p>
-      <w:pPr>
-        <w:pStyle w:val="Heading2"/>
-        <w:pageBreakBefore w:val="0"/>
-        <w:spacing w:before="440"/>
-      </w:pPr>
-      <w:r>
-        <w:t>12 Read pictures sample outputs and callouts</w:t>
-      </w:r>
-    </w:p>
-    <w:p>
-      <w:pPr>
-        <w:pStyle w:val="Heading3"/>
-      </w:pPr>
-      <w:r>
-        <w:t>12.1 Select and inspect a supplied image</w:t>
-      </w:r>
-    </w:p>
-    <w:p>
-      <w:r>
-        <w:t>Choose Screenshots. Select an image in the left list and read its caption, image kind and contributor information. Screenshot means a supplied screen picture. Sample output means a supplied result or report example. Other teaching image is a diagram or illustration supplied to explain something else.</w:t>
-      </w:r>
-    </w:p>
-    <w:p>
-      <w:r>
-        <w:t>Use Fit to see the whole image within the available area. Native pixels shows its own pixel size. Custom zoom uses the zoom slider, whose range is 25 through 400 percent. When the image is larger than the area, scroll within the image view. A small image cannot reveal detail that was never captured at higher resolution.</w:t>
-      </w:r>
-    </w:p>
-    <w:p>
-      <w:pPr>
-        <w:pStyle w:val="Heading3"/>
-      </w:pPr>
-      <w:r>
-        <w:t>12.2 Read numbered explanations</w:t>
-      </w:r>
-    </w:p>
-    <w:p>
-      <w:r>
-        <w:t>Numbered markers identify teaching points over the supplied picture. Read the legend below the picture to find what each point means. Open Learning library for the full explanation, worked example and practice answer. A marker anchors the explanation to a location; it does not establish that the pictured output is current or correct for every situation.</w:t>
-      </w:r>
-    </w:p>
-    <w:p>
-      <w:pPr>
-        <w:keepNext/>
-        <w:jc w:val="center"/>
-      </w:pPr>
-      <w:r>
-        <w:drawing>
-          <ns2:inline>
-            <ns2:extent cx="6217920" cy="3221660"/>
-            <ns2:docPr id="4" name="Picture 4" descr="Figure 4 Actual DPH picture viewer displaying the supplied native practice output and its attributed point explanation"/>
-            <ns2:cNvGraphicFramePr>
-              <ns3:graphicFrameLocks noChangeAspect="1"/>
-            </ns2:cNvGraphicFramePr>
-            <ns3:graphic>
-              <ns3:graphicData uri="http://schemas.openxmlformats.org/drawingml/2006/picture">
-                <ns4:pic>
-                  <ns4:nvPicPr>
-                    <ns4:cNvPr id="0" name="learning-completion-practice-output.png"/>
-                    <ns4:cNvPicPr/>
-                  </ns4:nvPicPr>
-                  <ns4:blipFill>
-                    <ns3:blip ns5:embed="rId12"/>
-                    <ns3:stretch>
-                      <ns3:fillRect/>
-                    </ns3:stretch>
-                  </ns4:blipFill>
-                  <ns4:spPr>
-                    <ns3:xfrm>
-                      <ns3:off x="0" y="0"/>
-                      <ns3:ext cx="6217920" cy="3221660"/>
-                    </ns3:xfrm>
-                    <ns3:prstGeom prst="rect"/>
-                  </ns4:spPr>
-                </ns4:pic>
-              </ns3:graphicData>
-            </ns3:graphic>
-          </ns2:inline>
-        </w:drawing>
-      </w:r>
-    </w:p>
-    <w:p>
-      <w:pPr>
-        <w:pStyle w:val="Caption"/>
-      </w:pPr>
-      <w:r>
-        <w:t>Figure 4 Actual DPH picture viewer displaying the supplied native practice output and its attributed point explanation</w:t>
-      </w:r>
-    </w:p>
-    <w:p>
-      <w:r>
-        <w:t>In the practice output image, find the explanation of the displayed total. Relate the caption's quantity, price and tax state to 22.00. If you read the number without reading the input context, you have not yet understood the output.</w:t>
-      </w:r>
-    </w:p>
-    <w:p>
-      <w:pPr>
-        <w:pStyle w:val="Heading3"/>
-      </w:pPr>
-      <w:r>
-        <w:t>12.3 Follow the image to an object</w:t>
-      </w:r>
-    </w:p>
-    <w:p>
-      <w:r>
-        <w:t>Explain linked object opens a captured object associated with the image when one is available. Use this when you want to connect what you see with a control or operation. An unlinked image may still be useful teaching material; ask the preparer to supply the connection if it matters.</w:t>
-      </w:r>
-    </w:p>
-    <w:p>
-      <w:r>
-        <w:t>The caption should identify context such as application version, sample values and relevant options. A screenshot with no context can mislead a new learner. If the image conflicts with the current form or instructions, record the difference and ask the contributor which version it illustrates.</w:t>
-      </w:r>
-    </w:p>
-    <w:p>
-      <w:pPr>
-        <w:pStyle w:val="Heading3"/>
-      </w:pPr>
-      <w:r>
-        <w:t>12.4 Import a picture</w:t>
-      </w:r>
-    </w:p>
-    <w:p>
-      <w:r>
-        <w:t>Before you begin, obtain an existing PNG file you are authorized to use, a meaningful caption and a named contributor. If it should connect to a source object, select that object first.</w:t>
-      </w:r>
-    </w:p>
-    <w:p>
-      <w:pPr>
-        <w:keepLines/>
-        <w:ind w:left="317" w:hanging="317"/>
-      </w:pPr>
-      <w:r>
-        <w:rPr>
-          <w:b/>
-        </w:rPr>
-        <w:t xml:space="preserve">1. </w:t>
-      </w:r>
-      <w:r>
-        <w:t>Open Screenshots and enter the contributor and caption in the import fields.</w:t>
-      </w:r>
-    </w:p>
-    <w:p>
-      <w:pPr>
-        <w:keepLines/>
-        <w:ind w:left="317" w:hanging="317"/>
-      </w:pPr>
-      <w:r>
-        <w:rPr>
-          <w:b/>
-        </w:rPr>
-        <w:t xml:space="preserve">2. </w:t>
-      </w:r>
-      <w:r>
-        <w:t>Choose Screenshot, Sample output or Other teaching image.</w:t>
-      </w:r>
-    </w:p>
-    <w:p>
-      <w:pPr>
-        <w:keepLines/>
-        <w:ind w:left="317" w:hanging="317"/>
-      </w:pPr>
-      <w:r>
-        <w:rPr>
-          <w:b/>
-        </w:rPr>
-        <w:t xml:space="preserve">3. </w:t>
-      </w:r>
-      <w:r>
-        <w:t>Click Import an existing PNG screenshot and select the intended PNG file.</w:t>
-      </w:r>
-    </w:p>
-    <w:p>
-      <w:pPr>
-        <w:keepLines/>
-        <w:ind w:left="317" w:hanging="317"/>
-      </w:pPr>
-      <w:r>
-        <w:rPr>
-          <w:b/>
-        </w:rPr>
-        <w:t xml:space="preserve">4. </w:t>
-      </w:r>
-      <w:r>
-        <w:t>Wait for import to finish, then select the new image in the list.</w:t>
-      </w:r>
-    </w:p>
-    <w:p>
-      <w:pPr>
-        <w:keepLines/>
-        <w:ind w:left="317" w:hanging="317"/>
-      </w:pPr>
-      <w:r>
-        <w:rPr>
-          <w:b/>
-        </w:rPr>
-        <w:t xml:space="preserve">5. </w:t>
-      </w:r>
-      <w:r>
-        <w:t>Check the caption, image kind and visible image. Follow its linked object if one was supplied.</w:t>
-      </w:r>
-    </w:p>
-    <w:p>
-      <w:r>
-        <w:t>Expected result: DPH manages a copy of the supplied image. It does not launch or capture the selected application automatically. Keep the original picture independently if it is an important record.</w:t>
-      </w:r>
-    </w:p>
-    <w:p>
-      <w:pPr>
-        <w:pStyle w:val="Heading3"/>
-      </w:pPr>
-      <w:r>
-        <w:t>12.5 Prepare a point explanation</w:t>
-      </w:r>
-    </w:p>
-    <w:p>
-      <w:pPr>
-        <w:keepLines/>
-        <w:ind w:left="317" w:hanging="317"/>
-      </w:pPr>
-      <w:r>
-        <w:rPr>
-          <w:b/>
-        </w:rPr>
-        <w:t xml:space="preserve">1. </w:t>
-      </w:r>
-      <w:r>
-        <w:t>Select the intended image and click the point you want to explain.</w:t>
-      </w:r>
-    </w:p>
-    <w:p>
-      <w:pPr>
-        <w:keepLines/>
-        <w:ind w:left="317" w:hanging="317"/>
-      </w:pPr>
-      <w:r>
-        <w:rPr>
-          <w:b/>
-        </w:rPr>
-        <w:t xml:space="preserve">2. </w:t>
-      </w:r>
-      <w:r>
-        <w:t>Choose Explain this point. In the teaching editor, enter a clear topic name and the contributor.</w:t>
-      </w:r>
-    </w:p>
-    <w:p>
-      <w:pPr>
-        <w:keepLines/>
-        <w:ind w:left="317" w:hanging="317"/>
-      </w:pPr>
-      <w:r>
-        <w:rPr>
-          <w:b/>
-        </w:rPr>
-        <w:t xml:space="preserve">3. </w:t>
-      </w:r>
-      <w:r>
-        <w:t>Explain what to notice, give a worked example, describe limits and safe help, and add a practice question with its answer.</w:t>
-      </w:r>
-    </w:p>
-    <w:p>
-      <w:pPr>
-        <w:keepLines/>
-        <w:ind w:left="317" w:hanging="317"/>
-      </w:pPr>
-      <w:r>
-        <w:rPr>
-          <w:b/>
-        </w:rPr>
-        <w:t xml:space="preserve">4. </w:t>
-      </w:r>
-      <w:r>
-        <w:t>Click Save explanation. Return to Screenshots and select the picture again.</w:t>
-      </w:r>
-    </w:p>
-    <w:p>
-      <w:pPr>
-        <w:keepLines/>
-        <w:ind w:left="317" w:hanging="317"/>
-      </w:pPr>
-      <w:r>
-        <w:rPr>
-          <w:b/>
-        </w:rPr>
-        <w:t xml:space="preserve">5. </w:t>
-      </w:r>
-      <w:r>
-        <w:t>Confirm that the numbered marker appears in the intended location and its legend matches the explanation. Check another zoom level if the point is close to a boundary.</w:t>
-      </w:r>
-    </w:p>
-    <w:p>
-      <w:r>
-        <w:t>Expected result: the point remains anchored when the image is resized or zoomed. The original PNG is unchanged. If you clicked the wrong point, cancel the new draft and start from the correct location rather than saving a misleading annotation.</w:t>
-      </w:r>
-    </w:p>
-    <w:p>
-      <w:pPr>
-        <w:pStyle w:val="Heading2"/>
-        <w:pageBreakBefore w:val="0"/>
-        <w:spacing w:before="440"/>
-      </w:pPr>
-      <w:r>
-        <w:t>13 Search objects evidence and explanations</w:t>
-      </w:r>
-    </w:p>
-    <w:p>
-      <w:pPr>
-        <w:pStyle w:val="Heading3"/>
-      </w:pPr>
-      <w:r>
-        <w:t>13.1 Choose the right search</w:t>
-      </w:r>
-    </w:p>
-    <w:p>
-      <w:r>
-        <w:t>The object-list search helps you find captured source objects by name. The Learning library search finds teaching-card titles and bodies. Search project searches the indexed project material, including objects, evidence, knowledge and diagnostics. Choose the search that matches your question.</w:t>
-      </w:r>
-    </w:p>
-    <w:p>
-      <w:r>
-        <w:t>If you know a field caption but not its Delphi name, begin with Learning library or a screen lesson. If you know CalculateClick, use the object search or Search project. If you are investigating an exact failure message, try the teaching library first for safe recovery instruction, then inspect source evidence with a maintainer if needed.</w:t>
-      </w:r>
-    </w:p>
-    <w:p>
-      <w:pPr>
-        <w:pStyle w:val="Heading3"/>
-      </w:pPr>
-      <w:r>
-        <w:t>13.2 Run a project search</w:t>
-      </w:r>
-    </w:p>
-    <w:p>
-      <w:pPr>
-        <w:keepLines/>
-        <w:ind w:left="317" w:hanging="317"/>
-      </w:pPr>
-      <w:r>
-        <w:rPr>
-          <w:b/>
-        </w:rPr>
-        <w:t xml:space="preserve">1. </w:t>
-      </w:r>
-      <w:r>
-        <w:t>Choose Search project from the top-right selector.</w:t>
-      </w:r>
-    </w:p>
-    <w:p>
-      <w:pPr>
-        <w:keepLines/>
-        <w:ind w:left="317" w:hanging="317"/>
-      </w:pPr>
-      <w:r>
-        <w:rPr>
-          <w:b/>
-        </w:rPr>
-        <w:t xml:space="preserve">2. </w:t>
-      </w:r>
-      <w:r>
-        <w:t>Enter up to twelve words. Choose All or the intended result kind: object, evidence, knowledge or diagnostic.</w:t>
-      </w:r>
-    </w:p>
-    <w:p>
-      <w:pPr>
-        <w:keepLines/>
-        <w:ind w:left="317" w:hanging="317"/>
-      </w:pPr>
-      <w:r>
-        <w:rPr>
-          <w:b/>
-        </w:rPr>
-        <w:t xml:space="preserve">3. </w:t>
-      </w:r>
-      <w:r>
-        <w:t>Click Search. Select a result and read its excerpt and category.</w:t>
-      </w:r>
-    </w:p>
-    <w:p>
-      <w:pPr>
-        <w:keepLines/>
-        <w:ind w:left="317" w:hanging="317"/>
-      </w:pPr>
-      <w:r>
-        <w:rPr>
-          <w:b/>
-        </w:rPr>
-        <w:t xml:space="preserve">4. </w:t>
-      </w:r>
-      <w:r>
-        <w:t>Click Open result to visit the linked object or saved explanation.</w:t>
-      </w:r>
-    </w:p>
-    <w:p>
-      <w:pPr>
-        <w:keepLines/>
-        <w:ind w:left="317" w:hanging="317"/>
-      </w:pPr>
-      <w:r>
-        <w:rPr>
-          <w:b/>
-        </w:rPr>
-        <w:t xml:space="preserve">5. </w:t>
-      </w:r>
-      <w:r>
-        <w:t>Use Next 50 results when another page is available. Return to the search page to revise the query if the result is not relevant.</w:t>
-      </w:r>
-    </w:p>
-    <w:p>
-      <w:r>
-        <w:t>Expected result: each query word matches the beginning of an indexed word, and all query words must match. This is different from a web search that may discard some words or search for synonyms.</w:t>
-      </w:r>
-    </w:p>
-    <w:p>
-      <w:pPr>
-        <w:pStyle w:val="Heading3"/>
-      </w:pPr>
-      <w:r>
-        <w:t>13.3 Improve a query deliberately</w:t>
-      </w:r>
-    </w:p>
-    <w:p>
-      <w:r>
-        <w:t>Begin with one distinctive word, then add a second only if there are too many results. A long sentence may have no match because every word must match. Try the source name and the user-facing term separately. The business glossary may identify aliases that help you choose a better query.</w:t>
-      </w:r>
-    </w:p>
-    <w:p>
-      <w:r>
-        <w:t>An evidence match is not automatically a reviewed explanation. Read its type, source context and review qualification. A diagnostic match identifies a question or capture problem; it does not by itself explain a user's production error.</w:t>
-      </w:r>
-    </w:p>
-    <w:p>
-      <w:pPr>
-        <w:pStyle w:val="Heading3"/>
-      </w:pPr>
-      <w:r>
-        <w:t>13.4 Preserve a useful route</w:t>
-      </w:r>
-    </w:p>
-    <w:p>
-      <w:r>
-        <w:t>When a useful source object is selected, choose Bookmark. Use Bookmarks to return during the session. Record the application, object and question in your own learning notes if you need to preserve the route outside DPH.</w:t>
-      </w:r>
-    </w:p>
-    <w:p>
-      <w:r>
-        <w:t>Use Back for the route you just followed and Parent for a containing object. Next page changes the page of object results; it does not advance a task step. If the wrong selection appears, check which navigation area you used.</w:t>
-      </w:r>
-    </w:p>
-    <w:p>
-      <w:pPr>
-        <w:pStyle w:val="Heading2"/>
-        <w:pageBreakBefore w:val="0"/>
-        <w:spacing w:before="440"/>
-      </w:pPr>
-      <w:r>
-        <w:t>14 Read business terms questions and saved knowledge</w:t>
-      </w:r>
-    </w:p>
-    <w:p>
-      <w:pPr>
-        <w:pStyle w:val="Heading3"/>
-      </w:pPr>
-      <w:r>
-        <w:t>14.1 Business glossary versus Delphi terms</w:t>
-      </w:r>
-    </w:p>
-    <w:p>
-      <w:r>
-        <w:t>Business glossary contains vocabulary used by the selected application or its business process. Delphi terms explains programming words such as form, event and routine. A term such as subtotal may belong to the business glossary; a term such as procedure belongs to the programming explanation.</w:t>
-      </w:r>
-    </w:p>
-    <w:p>
-      <w:r>
-        <w:t>Open Business glossary and search for a word or alias. Read the definition, example and context. The same word can mean different things in different applications, so verify the selected application and contributor before applying its definition elsewhere.</w:t>
-      </w:r>
-    </w:p>
-    <w:p>
-      <w:pPr>
-        <w:pStyle w:val="Heading3"/>
-      </w:pPr>
-      <w:r>
-        <w:t>14.2 Learn from an author answer</w:t>
-      </w:r>
-    </w:p>
-    <w:p>
-      <w:r>
-        <w:t>Questions and answers in Learn the project presents supplied answers and unresolved points. Author questions in Prepare lessons provides a route for recording a contributor's answer. A useful answer includes the question, the reason for the behavior, a concrete example and any limit on when it applies.</w:t>
-      </w:r>
-    </w:p>
-    <w:p>
-      <w:r>
-        <w:t>For example, Why did changing Quantity not update Total? should be answered with the actual trigger: the sample recalculates when Calculate total is clicked. A reply that merely says it is event-driven leaves the beginner without an action to take.</w:t>
-      </w:r>
-    </w:p>
-    <w:p>
-      <w:pPr>
-        <w:pStyle w:val="Heading3"/>
-      </w:pPr>
-      <w:r>
-        <w:t>14.3 Read attribution and review status</w:t>
-      </w:r>
-    </w:p>
-    <w:p>
-      <w:r>
-        <w:t>Saved explanations preserves content with contributor and revision information. Save creates a contribution; review is a separate action. Pending material may be useful while still requiring confirmation. Rejected or retired content is historical material, rather than current task instruction.</w:t>
-      </w:r>
-    </w:p>
-    <w:p>
-      <w:r>
-        <w:t>When source changes, a previous review may need repeating. An unchanged paragraph is not necessarily still applicable if the operation it describes has changed. Ask the reviewer to compare the current task, current source connection and supplied example.</w:t>
-      </w:r>
-    </w:p>
-    <w:p>
-      <w:pPr>
-        <w:pStyle w:val="Heading3"/>
-      </w:pPr>
-      <w:r>
-        <w:t>14.4 Record a learning question well</w:t>
-      </w:r>
-    </w:p>
-    <w:p>
-      <w:r>
-        <w:t>Write the application name, visible action or field, what you expected, what you can establish from the lesson and what remains unknown. Include example values without private customer information. Ask one answerable question at a time.</w:t>
-      </w:r>
-    </w:p>
-    <w:p>
-      <w:r>
-        <w:t>A useful question is For quantity 2 and price 10.00, should selecting the tax option change the displayed total immediately or only after Calculate total? It identifies an observable distinction. What does all this code do? does not provide the author a clear starting point.</w:t>
-      </w:r>
-    </w:p>
-    <w:p>
-      <w:pPr>
-        <w:pStyle w:val="Heading1"/>
-        <w:pageBreakBefore/>
-      </w:pPr>
-      <w:r>
-        <w:t>Part IV Prepare complete lessons for another person</w:t>
-      </w:r>
-    </w:p>
-    <w:p>
-      <w:pPr>
-        <w:pStyle w:val="Heading2"/>
-        <w:pageBreakBefore w:val="0"/>
-        <w:spacing w:before="260"/>
-      </w:pPr>
-      <w:r>
-        <w:t>15 Describe the selected application</w:t>
-      </w:r>
-    </w:p>
-    <w:p>
-      <w:pPr>
-        <w:pStyle w:val="Heading3"/>
-      </w:pPr>
-      <w:r>
-        <w:t>15.1 Gather the introduction before writing</w:t>
-      </w:r>
-    </w:p>
-    <w:p>
-      <w:r>
-        <w:t>Identify who uses the application, the problem it solves, one common task, the environment suitable for practice and the person who can answer questions. Ask for missing information rather than filling a field with a plausible story. The introduction should help a newcomer choose an appropriate first task.</w:t>
-      </w:r>
-    </w:p>
-    <w:p>
-      <w:r>
-        <w:t>A weak purpose says Order processing application. A stronger purpose says Practice order lets a learner enter a whole-item quantity and unit price, choose whether the example tax applies, and calculate the displayed total without saving an order. The stronger version identifies the user, input, action, result and boundary.</w:t>
-      </w:r>
-    </w:p>
-    <w:p>
-      <w:pPr>
-        <w:pStyle w:val="Heading3"/>
-      </w:pPr>
-      <w:r>
-        <w:t>15.2 Complete the profile dialog</w:t>
-      </w:r>
-    </w:p>
-    <w:p>
-      <w:pPr>
-        <w:keepLines/>
-        <w:ind w:left="317" w:hanging="317"/>
-      </w:pPr>
-      <w:r>
-        <w:rPr>
-          <w:b/>
-        </w:rPr>
-        <w:t xml:space="preserve">1. </w:t>
-      </w:r>
-      <w:r>
-        <w:t>Open the selected application's lessons. Click Prepare lessons, then Describe this application.</w:t>
-      </w:r>
-    </w:p>
-    <w:p>
-      <w:pPr>
-        <w:keepLines/>
-        <w:ind w:left="317" w:hanging="317"/>
-      </w:pPr>
-      <w:r>
-        <w:rPr>
-          <w:b/>
-        </w:rPr>
-        <w:t xml:space="preserve">2. </w:t>
-      </w:r>
-      <w:r>
-        <w:t>Enter the named contributor. Complete the application purpose in plain language.</w:t>
-      </w:r>
-    </w:p>
-    <w:p>
-      <w:pPr>
-        <w:keepLines/>
-        <w:ind w:left="317" w:hanging="317"/>
-      </w:pPr>
-      <w:r>
-        <w:rPr>
-          <w:b/>
-        </w:rPr>
-        <w:t xml:space="preserve">3. </w:t>
-      </w:r>
-      <w:r>
-        <w:t>Supply the owner, support contact or route, and safe practice environment where known. Do not enter passwords or private contact data unnecessarily.</w:t>
-      </w:r>
-    </w:p>
-    <w:p>
-      <w:pPr>
-        <w:keepLines/>
-        <w:ind w:left="317" w:hanging="317"/>
-      </w:pPr>
-      <w:r>
-        <w:rPr>
-          <w:b/>
-        </w:rPr>
-        <w:t xml:space="preserve">4. </w:t>
-      </w:r>
-      <w:r>
-        <w:t>Describe related systems and the architecture in terms that help the learner understand the task. Mark unresolved points explicitly in the evidence or unknowns information.</w:t>
-      </w:r>
-    </w:p>
-    <w:p>
-      <w:pPr>
-        <w:keepLines/>
-        <w:ind w:left="317" w:hanging="317"/>
-      </w:pPr>
-      <w:r>
-        <w:rPr>
-          <w:b/>
-        </w:rPr>
-        <w:t xml:space="preserve">5. </w:t>
-      </w:r>
-      <w:r>
-        <w:t>Click Apply to Knowledge draft. Read the returned draft in Saved explanations.</w:t>
-      </w:r>
-    </w:p>
-    <w:p>
-      <w:pPr>
-        <w:keepLines/>
-        <w:ind w:left="317" w:hanging="317"/>
-      </w:pPr>
-      <w:r>
-        <w:rPr>
-          <w:b/>
-        </w:rPr>
-        <w:t xml:space="preserve">6. </w:t>
-      </w:r>
-      <w:r>
-        <w:t>Click Save there and wait for confirmation. Return to Learn the project and read Start here to check the published meaning.</w:t>
+        <w:t>Click Save there and wait for confirmation. Return to Learn the project and read Meet this app to check the published meaning.</w:t>
       </w:r>
     </w:p>
     <w:p>
@@ -3058,7 +2875,7 @@
         <w:drawing>
           <ns2:inline>
             <ns2:extent cx="6217920" cy="5611294"/>
-            <ns2:docPr id="5" name="Picture 5" descr="Figure 5 Actual application description dialog with synthetic test content showing the contributor purpose owner and support fields"/>
+            <ns2:docPr id="2" name="Picture 2" descr="Figure 2. Application description dialog with synthetic test content showing purpose, support and contributor fields."/>
             <ns2:cNvGraphicFramePr>
               <ns3:graphicFrameLocks noChangeAspect="1"/>
             </ns2:cNvGraphicFramePr>
@@ -3070,7 +2887,7 @@
                     <ns4:cNvPicPr/>
                   </ns4:nvPicPr>
                   <ns4:blipFill>
-                    <ns3:blip ns5:embed="rId13"/>
+                    <ns3:blip ns5:embed="rId10"/>
                     <ns3:stretch>
                       <ns3:fillRect/>
                     </ns3:stretch>
@@ -3094,7 +2911,7 @@
         <w:pStyle w:val="Caption"/>
       </w:pPr>
       <w:r>
-        <w:t>Figure 5 Actual application description dialog with synthetic test content showing the contributor purpose owner and support fields</w:t>
+        <w:t>Figure 2. Application description dialog with synthetic test content showing purpose, support and contributor fields.</w:t>
       </w:r>
     </w:p>
     <w:p>
@@ -3102,7 +2919,7 @@
         <w:pStyle w:val="Heading3"/>
       </w:pPr>
       <w:r>
-        <w:t>15.3 Write useful supporting fields</w:t>
+        <w:t>15.3. Write useful supporting fields</w:t>
       </w:r>
     </w:p>
     <w:p>
@@ -3120,12 +2937,12 @@
         <w:pStyle w:val="Heading3"/>
       </w:pPr>
       <w:r>
-        <w:t>15.4 Review the introduction as a newcomer</w:t>
-      </w:r>
-    </w:p>
-    <w:p>
-      <w:r>
-        <w:t>Read the saved purpose without looking at the source. Can you identify the intended user and the first useful action? Is a safe practice location clear? Does the explanation define unfamiliar terms? Does it make an unsupported claim about a system DPH has not observed?</w:t>
+        <w:t>15.4. Review the introduction as a newcomer</w:t>
+      </w:r>
+    </w:p>
+    <w:p>
+      <w:r>
+        <w:t>Read the saved purpose without looking at the source. Can you identify the intended user and the first useful action? Is a safe place to try the task clear? Does the explanation define unfamiliar terms? Does it make an unsupported claim about a system DPH has not observed?</w:t>
       </w:r>
     </w:p>
     <w:p>
@@ -3140,7 +2957,7 @@
         <w:spacing w:before="440"/>
       </w:pPr>
       <w:r>
-        <w:t>16 Prepare ordered tasks and learning paths</w:t>
+        <w:t>16. Prepare ordered tasks and learning paths</w:t>
       </w:r>
     </w:p>
     <w:p>
@@ -3148,7 +2965,7 @@
         <w:pStyle w:val="Heading3"/>
       </w:pPr>
       <w:r>
-        <w:t>16.1 Plan the task before opening the editor</w:t>
+        <w:t>16.1. Plan the task before opening the editor</w:t>
       </w:r>
     </w:p>
     <w:p>
@@ -3158,7 +2975,7 @@
     </w:p>
     <w:p>
       <w:r>
-        <w:t>For Predict a total without tax, prerequisites are understanding the two inputs and the tax option. The actions identify quantity 2, price 10.00 and tax off. The expected result is 20.00. Practice can ask for quantity 3 and price 5.00. This teaches a specific concept rather than requiring a beginner to inspect every control at once.</w:t>
+        <w:t>For the selected application, a task might be finding a customer record, preparing a report or submitting a request. Its prerequisites should name the correct role and starting screen; each action should have an observable result. Use the owner's real terminology and an approved practice environment. Do not copy a sample task into unrelated applications.</w:t>
       </w:r>
     </w:p>
     <w:p>
@@ -3166,7 +2983,7 @@
         <w:pStyle w:val="Heading3"/>
       </w:pPr>
       <w:r>
-        <w:t>16.2 Open a new task and fill its purpose</w:t>
+        <w:t>16.2. Open a new task and fill its purpose</w:t>
       </w:r>
     </w:p>
     <w:p>
@@ -3258,7 +3075,7 @@
         <w:drawing>
           <ns2:inline>
             <ns2:extent cx="6217920" cy="3775166"/>
-            <ns2:docPr id="6" name="Picture 6" descr="Figure 6 Actual DPH task preparation screen using a source fixture to demonstrate role path order purpose and prerequisites"/>
+            <ns2:docPr id="3" name="Picture 3" descr="Figure 3. DPH task preparation screen using a source fixture to show role, path, order, purpose and prerequisites."/>
             <ns2:cNvGraphicFramePr>
               <ns3:graphicFrameLocks noChangeAspect="1"/>
             </ns2:cNvGraphicFramePr>
@@ -3270,7 +3087,7 @@
                     <ns4:cNvPicPr/>
                   </ns4:nvPicPr>
                   <ns4:blipFill>
-                    <ns3:blip ns5:embed="rId14"/>
+                    <ns3:blip ns5:embed="rId11"/>
                     <ns3:stretch>
                       <ns3:fillRect/>
                     </ns3:stretch>
@@ -3294,7 +3111,7 @@
         <w:pStyle w:val="Caption"/>
       </w:pPr>
       <w:r>
-        <w:t>Figure 6 Actual DPH task preparation screen using a source fixture to demonstrate role path order purpose and prerequisites</w:t>
+        <w:t>Figure 3. DPH task preparation screen using a source fixture to show role, path, order, purpose and prerequisites.</w:t>
       </w:r>
     </w:p>
     <w:p>
@@ -3302,7 +3119,7 @@
         <w:pStyle w:val="Heading3"/>
       </w:pPr>
       <w:r>
-        <w:t>16.3 Build the ordered steps</w:t>
+        <w:t>16.3. Build the ordered steps</w:t>
       </w:r>
     </w:p>
     <w:p>
@@ -3405,7 +3222,7 @@
         <w:pStyle w:val="Heading3"/>
       </w:pPr>
       <w:r>
-        <w:t>16.4 Save inspect and revise</w:t>
+        <w:t>16.4. Save inspect and revise</w:t>
       </w:r>
     </w:p>
     <w:p>
@@ -3493,7 +3310,7 @@
         <w:pStyle w:val="Heading3"/>
       </w:pPr>
       <w:r>
-        <w:t>16.5 Field limits and identity</w:t>
+        <w:t>16.5. Field limits and identity</w:t>
       </w:r>
     </w:p>
     <w:p>
@@ -3516,7 +3333,7 @@
         <w:pStyle w:val="Heading3"/>
       </w:pPr>
       <w:r>
-        <w:t>16.6 Build a coherent learning path</w:t>
+        <w:t>16.6. Build a coherent learning path</w:t>
       </w:r>
     </w:p>
     <w:p>
@@ -3536,7 +3353,7 @@
         <w:spacing w:before="440"/>
       </w:pPr>
       <w:r>
-        <w:t>17 Prepare detailed teaching explanations</w:t>
+        <w:t>17. Prepare detailed teaching explanations</w:t>
       </w:r>
     </w:p>
     <w:p>
@@ -3544,12 +3361,12 @@
         <w:pStyle w:val="Heading3"/>
       </w:pPr>
       <w:r>
-        <w:t>17.1 Choose one teachable subject</w:t>
-      </w:r>
-    </w:p>
-    <w:p>
-      <w:r>
-        <w:t>Use a teaching explanation for a screen, field, exact error, recurring question, rule, report, permission, dependency, setting, background activity, design reason or learning check. Choose one subject that a newcomer will recognize. A title such as Quantity accepts whole items is more useful than General information.</w:t>
+        <w:t>17.1. Choose one teachable subject</w:t>
+      </w:r>
+    </w:p>
+    <w:p>
+      <w:r>
+        <w:t>Use a teaching explanation for a screen, field, exact error, recurring question, rule, report, permission, dependency, setting, background activity, design reason or learning check. Choose one subject that a newcomer will recognize. A title that names the actual field and its meaning is more useful than General information.</w:t>
       </w:r>
     </w:p>
     <w:p>
@@ -3562,7 +3379,7 @@
         <w:pStyle w:val="Heading3"/>
       </w:pPr>
       <w:r>
-        <w:t>17.2 Fill the teaching editor</w:t>
+        <w:t>17.2. Fill the teaching editor</w:t>
       </w:r>
     </w:p>
     <w:p>
@@ -3680,17 +3497,17 @@
         <w:pStyle w:val="Heading3"/>
       </w:pPr>
       <w:r>
-        <w:t>17.3 A complete field explanation example</w:t>
-      </w:r>
-    </w:p>
-    <w:p>
-      <w:r>
-        <w:t>Name: Quantity represents whole items. Role: New learner. Meaning: enter how many items the example should price. Example: 2 at unit price 10.00 produces subtotal 20.00. Limits: use a whole number from 1 through 1000; fractions such as 2.5 are invalid. Help: replace an invalid value with a whole number, then calculate again in the approved practice environment. Practice: explain why 0 is invalid. Expected answer: it is below the minimum.</w:t>
-      </w:r>
-    </w:p>
-    <w:p>
-      <w:r>
-        <w:t>Notice that the example explains units and limits separately. It also identifies what to do after a correction. An explanation that merely says Enter quantity leaves the learner unable to recognize a mistake.</w:t>
+        <w:t>17.3. A complete field explanation pattern</w:t>
+      </w:r>
+    </w:p>
+    <w:p>
+      <w:r>
+        <w:t>Name the field as its user sees it. State who uses it, what value it represents and why it matters. Give one owner-confirmed example with units and the result the learner should recognize. Describe accepted values and common mistakes only when those rules are known. Explain the safe next action when an entry is rejected, then ask a practice question whose answer demonstrates the rule.</w:t>
+      </w:r>
+    </w:p>
+    <w:p>
+      <w:r>
+        <w:t>For example, if the selected application has a date range, the author should explain whether both dates are included, what time zone applies and what the result covers. If the source only reveals two date controls, leave these business answers open rather than inventing them. An explanation that merely says Enter a date does not prepare a newcomer to choose a valid range.</w:t>
       </w:r>
     </w:p>
     <w:p>
@@ -3698,17 +3515,17 @@
         <w:pStyle w:val="Heading3"/>
       </w:pPr>
       <w:r>
-        <w:t>17.4 A complete output explanation example</w:t>
-      </w:r>
-    </w:p>
-    <w:p>
-      <w:r>
-        <w:t>Name: Read the displayed total. Meaning: the total includes subtotal and the example tax only when selected. Example: quantity 2 and price 10.00 give subtotal 20.00; with tax selected, add 2.00 to display 22.00. Limits: this sample's tax is a teaching rule and not a real tax policy. Help: if the value differs, check the input values, checkbox state and whether Calculate total was used. Practice: predict the total for quantity 3 and price 5.00 with tax; expected answer 16.50.</w:t>
-      </w:r>
-    </w:p>
-    <w:p>
-      <w:r>
-        <w:t>For a real report, describe its period, units, filtering, columns and how to interpret a subtotal or exception. Mark the parts that still need an application owner's answer. Do not infer a report's business meaning merely from a numeric column name.</w:t>
+        <w:t>17.4. A complete output explanation pattern</w:t>
+      </w:r>
+    </w:p>
+    <w:p>
+      <w:r>
+        <w:t>Name the output or report, identify who reads it and state what decision it supports. Give a worked example with the exact inputs, filters, period, units and visible result supplied by the app owner. Explain any subtotal, exception or warning in context. Add a practice question and an expected answer that the owner can review.</w:t>
+      </w:r>
+    </w:p>
+    <w:p>
+      <w:r>
+        <w:t>For an unfamiliar report, mark unknown columns or calculations as questions. Do not infer business meaning merely from a numeric column name or a source routine. The learner needs an explanation of what the result means and what to do if it differs.</w:t>
       </w:r>
     </w:p>
     <w:p>
@@ -3716,7 +3533,7 @@
         <w:pStyle w:val="Heading3"/>
       </w:pPr>
       <w:r>
-        <w:t>17.5 Revise and verify the explanation</w:t>
+        <w:t>17.5. Revise and verify the explanation</w:t>
       </w:r>
     </w:p>
     <w:p>
@@ -3736,7 +3553,7 @@
         <w:spacing w:before="440"/>
       </w:pPr>
       <w:r>
-        <w:t>18 Add glossary terms action purposes and answers</w:t>
+        <w:t>18. Add glossary terms, action purposes, and answers</w:t>
       </w:r>
     </w:p>
     <w:p>
@@ -3744,7 +3561,7 @@
         <w:pStyle w:val="Heading3"/>
       </w:pPr>
       <w:r>
-        <w:t>18.1 Prepare a business glossary term</w:t>
+        <w:t>18.1. Prepare a business glossary term</w:t>
       </w:r>
     </w:p>
     <w:p>
@@ -3837,7 +3654,7 @@
         <w:pStyle w:val="Heading3"/>
       </w:pPr>
       <w:r>
-        <w:t>18.2 Explain the business purpose of an action</w:t>
+        <w:t>18.2. Explain the business purpose of an action</w:t>
       </w:r>
     </w:p>
     <w:p>
@@ -3847,7 +3664,7 @@
     </w:p>
     <w:p>
       <w:r>
-        <w:t>The action purpose is the reason for the work. The source handler is the connection that performs it. For Calculate total, the purpose is to price the entered whole-item quantity under the selected example tax choice. Naming CalculateClick alone does not supply the purpose.</w:t>
+        <w:t>The action purpose is the reason for the work. The source handler is the connection that performs it. If a screen has a Search button, its purpose might be finding a particular record, but the owner must confirm the search rule and expected result. Naming SearchClick alone does not supply that purpose.</w:t>
       </w:r>
     </w:p>
     <w:p>
@@ -3860,7 +3677,7 @@
         <w:pStyle w:val="Heading3"/>
       </w:pPr>
       <w:r>
-        <w:t>18.3 Record an author answer</w:t>
+        <w:t>18.3. Record an author answer</w:t>
       </w:r>
     </w:p>
     <w:p>
@@ -3875,7 +3692,7 @@
         <w:t xml:space="preserve">1. </w:t>
       </w:r>
       <w:r>
-        <w:t>In Prepare lessons, select Author questions, or follow the author-question route from Questions and answers.</w:t>
+        <w:t>In Prepare lessons, select Author questions, or follow an author-question link from Resolve unknowns.</w:t>
       </w:r>
     </w:p>
     <w:p>
@@ -3920,7 +3737,7 @@
         <w:t xml:space="preserve">4. </w:t>
       </w:r>
       <w:r>
-        <w:t>Save the contribution. Return to Learn the project and Questions and answers to read how it appears to the learner.</w:t>
+        <w:t>Save the contribution. Return to Learn the project and Resolve unknowns to read how it appears to the learner.</w:t>
       </w:r>
     </w:p>
     <w:p>
@@ -3933,7 +3750,7 @@
         <w:pStyle w:val="Heading3"/>
       </w:pPr>
       <w:r>
-        <w:t>18.4 Keep an answer useful when knowledge changes</w:t>
+        <w:t>18.4. Keep an answer useful when knowledge changes</w:t>
       </w:r>
     </w:p>
     <w:p>
@@ -3953,7 +3770,7 @@
         <w:spacing w:before="440"/>
       </w:pPr>
       <w:r>
-        <w:t>19 Save review and link contributions</w:t>
+        <w:t>19. Save, review, and link contributions</w:t>
       </w:r>
     </w:p>
     <w:p>
@@ -3961,7 +3778,7 @@
         <w:pStyle w:val="Heading3"/>
       </w:pPr>
       <w:r>
-        <w:t>19.1 Create a general saved explanation</w:t>
+        <w:t>19.1. Create a general saved explanation</w:t>
       </w:r>
     </w:p>
     <w:p>
@@ -4034,7 +3851,7 @@
         <w:pStyle w:val="Heading3"/>
       </w:pPr>
       <w:r>
-        <w:t>19.2 Review independently of saving</w:t>
+        <w:t>19.2. Review independently of saving</w:t>
       </w:r>
     </w:p>
     <w:p>
@@ -4052,7 +3869,7 @@
         <w:pStyle w:val="Heading3"/>
       </w:pPr>
       <w:r>
-        <w:t>19.3 Link knowledge to what it explains</w:t>
+        <w:t>19.3. Link knowledge to what it explains</w:t>
       </w:r>
     </w:p>
     <w:p>
@@ -4075,7 +3892,7 @@
         <w:pStyle w:val="Heading3"/>
       </w:pPr>
       <w:r>
-        <w:t>19.4 Resolve a changed or failed save</w:t>
+        <w:t>19.4. Resolve a changed or failed save</w:t>
       </w:r>
     </w:p>
     <w:p>
@@ -4093,7 +3910,7 @@
         <w:pStyle w:val="Heading3"/>
       </w:pPr>
       <w:r>
-        <w:t>19.5 Preserve a supplied runtime observation</w:t>
+        <w:t>19.5. Preserve a supplied runtime observation</w:t>
       </w:r>
     </w:p>
     <w:p>
@@ -4109,10 +3926,11 @@
     <w:p>
       <w:pPr>
         <w:pStyle w:val="Heading1"/>
-        <w:pageBreakBefore/>
-      </w:pPr>
-      <w:r>
-        <w:t>Part V Maintain share and recover learning material</w:t>
+        <w:pageBreakBefore w:val="0"/>
+        <w:spacing w:before="480"/>
+      </w:pPr>
+      <w:r>
+        <w:t>PART 5: Maintain, share, and recover learning material</w:t>
       </w:r>
     </w:p>
     <w:p>
@@ -4122,7 +3940,7 @@
         <w:spacing w:before="260"/>
       </w:pPr>
       <w:r>
-        <w:t>20 Reopen refresh and relocate lessons</w:t>
+        <w:t>20. Reopen, refresh, and relocate lessons</w:t>
       </w:r>
     </w:p>
     <w:p>
@@ -4130,7 +3948,7 @@
         <w:pStyle w:val="Heading3"/>
       </w:pPr>
       <w:r>
-        <w:t>20.1 Reopen from the catalog</w:t>
+        <w:t>20.1. Reopen from the catalog</w:t>
       </w:r>
     </w:p>
     <w:p>
@@ -4148,7 +3966,7 @@
         <w:pStyle w:val="Heading3"/>
       </w:pPr>
       <w:r>
-        <w:t>20.2 Refresh when source changes</w:t>
+        <w:t>20.2. Refresh when source changes</w:t>
       </w:r>
     </w:p>
     <w:p>
@@ -4166,7 +3984,7 @@
         <w:pStyle w:val="Heading3"/>
       </w:pPr>
       <w:r>
-        <w:t>20.3 Read saved lessons without source</w:t>
+        <w:t>20.3. Read saved lessons without source</w:t>
       </w:r>
     </w:p>
     <w:p>
@@ -4184,7 +4002,7 @@
         <w:pStyle w:val="Heading3"/>
       </w:pPr>
       <w:r>
-        <w:t>20.4 Relocate source with a maintainer</w:t>
+        <w:t>20.4. Relocate source with a maintainer</w:t>
       </w:r>
     </w:p>
     <w:p>
@@ -4204,7 +4022,7 @@
         <w:spacing w:before="440"/>
       </w:pPr>
       <w:r>
-        <w:t>21 Share an offline learning edition</w:t>
+        <w:t>21. Share an offline learning edition</w:t>
       </w:r>
     </w:p>
     <w:p>
@@ -4212,7 +4030,7 @@
         <w:pStyle w:val="Heading3"/>
       </w:pPr>
       <w:r>
-        <w:t>21.1 Prepare what the recipient needs</w:t>
+        <w:t>21.1. Prepare what the recipient needs</w:t>
       </w:r>
     </w:p>
     <w:p>
@@ -4230,7 +4048,7 @@
         <w:pStyle w:val="Heading3"/>
       </w:pPr>
       <w:r>
-        <w:t>21.2 Export and preview</w:t>
+        <w:t>21.2. Export and preview</w:t>
       </w:r>
     </w:p>
     <w:p>
@@ -4318,7 +4136,7 @@
         <w:pStyle w:val="Heading3"/>
       </w:pPr>
       <w:r>
-        <w:t>21.3 Transfer the entire edition</w:t>
+        <w:t>21.3. Transfer the entire edition</w:t>
       </w:r>
     </w:p>
     <w:p>
@@ -4336,7 +4154,7 @@
         <w:pStyle w:val="Heading3"/>
       </w:pPr>
       <w:r>
-        <w:t>21.4 Preserve editable material separately</w:t>
+        <w:t>21.4. Preserve editable material separately</w:t>
       </w:r>
     </w:p>
     <w:p>
@@ -4354,7 +4172,7 @@
         <w:pStyle w:val="Heading3"/>
       </w:pPr>
       <w:r>
-        <w:t>21.5 Set publication scope and audience deliberately</w:t>
+        <w:t>21.5. Set publication scope and audience deliberately</w:t>
       </w:r>
     </w:p>
     <w:p>
@@ -4374,7 +4192,7 @@
         <w:spacing w:before="440"/>
       </w:pPr>
       <w:r>
-        <w:t>22 Preserve lesson databases and pictures</w:t>
+        <w:t>22. Preserve lesson databases and pictures</w:t>
       </w:r>
     </w:p>
     <w:p>
@@ -4382,7 +4200,7 @@
         <w:pStyle w:val="Heading3"/>
       </w:pPr>
       <w:r>
-        <w:t>22.1 Know what belongs together</w:t>
+        <w:t>22.1. Know what belongs together</w:t>
       </w:r>
     </w:p>
     <w:p>
@@ -4400,7 +4218,7 @@
         <w:pStyle w:val="Heading3"/>
       </w:pPr>
       <w:r>
-        <w:t>22.2 Copy a closed lesson store</w:t>
+        <w:t>22.2. Copy a closed lesson store</w:t>
       </w:r>
     </w:p>
     <w:p>
@@ -4488,7 +4306,7 @@
         <w:pStyle w:val="Heading3"/>
       </w:pPr>
       <w:r>
-        <w:t>22.3 Application backup tools</w:t>
+        <w:t>22.3. Application backup tools</w:t>
       </w:r>
     </w:p>
     <w:p>
@@ -4506,7 +4324,7 @@
         <w:pStyle w:val="Heading3"/>
       </w:pPr>
       <w:r>
-        <w:t>22.4 Do not remove data during casual cleanup</w:t>
+        <w:t>22.4. Do not remove data during casual cleanup</w:t>
       </w:r>
     </w:p>
     <w:p>
@@ -4526,7 +4344,7 @@
         <w:spacing w:before="440"/>
       </w:pPr>
       <w:r>
-        <w:t>23 Source reading settings for a preparer</w:t>
+        <w:t>23. Source reading settings for a preparer</w:t>
       </w:r>
     </w:p>
     <w:p>
@@ -4534,7 +4352,7 @@
         <w:pStyle w:val="Heading3"/>
       </w:pPr>
       <w:r>
-        <w:t>23.1 When these settings matter</w:t>
+        <w:t>23.1. When these settings matter</w:t>
       </w:r>
     </w:p>
     <w:p>
@@ -4552,7 +4370,7 @@
         <w:pStyle w:val="Heading3"/>
       </w:pPr>
       <w:r>
-        <w:t>23.2 Choose the intended configuration</w:t>
+        <w:t>23.2. Choose the intended configuration</w:t>
       </w:r>
     </w:p>
     <w:p>
@@ -4570,7 +4388,7 @@
         <w:pStyle w:val="Heading3"/>
       </w:pPr>
       <w:r>
-        <w:t>23.3 Understand text encoding</w:t>
+        <w:t>23.3. Understand text encoding</w:t>
       </w:r>
     </w:p>
     <w:p>
@@ -4588,7 +4406,7 @@
         <w:pStyle w:val="Heading3"/>
       </w:pPr>
       <w:r>
-        <w:t>23.4 Investigate incomplete source explanation</w:t>
+        <w:t>23.4. Investigate incomplete source explanation</w:t>
       </w:r>
     </w:p>
     <w:p>
@@ -4608,7 +4426,7 @@
         <w:spacing w:before="440"/>
       </w:pPr>
       <w:r>
-        <w:t>24 Troubleshooting by symptom</w:t>
+        <w:t>24. Troubleshooting by symptom</w:t>
       </w:r>
     </w:p>
     <w:p>
@@ -4616,7 +4434,7 @@
         <w:pStyle w:val="Heading3"/>
       </w:pPr>
       <w:r>
-        <w:t>24.1 DPH does not open</w:t>
+        <w:t>24.1. DPH does not open</w:t>
       </w:r>
     </w:p>
     <w:p>
@@ -4634,7 +4452,7 @@
         <w:pStyle w:val="Heading3"/>
       </w:pPr>
       <w:r>
-        <w:t>24.2 The task or teaching explanation is missing</w:t>
+        <w:t>24.2. The task or teaching explanation is missing</w:t>
       </w:r>
     </w:p>
     <w:p>
@@ -4652,7 +4470,7 @@
         <w:pStyle w:val="Heading3"/>
       </w:pPr>
       <w:r>
-        <w:t>24.3 A save is refused</w:t>
+        <w:t>24.3. A save is refused</w:t>
       </w:r>
     </w:p>
     <w:p>
@@ -4670,7 +4488,7 @@
         <w:pStyle w:val="Heading3"/>
       </w:pPr>
       <w:r>
-        <w:t>24.4 A picture is absent or misplaced</w:t>
+        <w:t>24.4. A picture is absent or misplaced</w:t>
       </w:r>
     </w:p>
     <w:p>
@@ -4688,7 +4506,7 @@
         <w:pStyle w:val="Heading3"/>
       </w:pPr>
       <w:r>
-        <w:t>24.5 Shared lessons have broken links</w:t>
+        <w:t>24.5. Shared lessons have broken links</w:t>
       </w:r>
     </w:p>
     <w:p>
@@ -4706,7 +4524,7 @@
         <w:pStyle w:val="Heading3"/>
       </w:pPr>
       <w:r>
-        <w:t>24.6 Progress did not resume</w:t>
+        <w:t>24.6. Progress did not resume</w:t>
       </w:r>
     </w:p>
     <w:p>
@@ -4724,7 +4542,7 @@
         <w:pStyle w:val="Heading3"/>
       </w:pPr>
       <w:r>
-        <w:t>24.7 Report a reproducible problem</w:t>
+        <w:t>24.7. Report a reproducible problem</w:t>
       </w:r>
     </w:p>
     <w:p>
@@ -4734,16 +4552,17 @@
     </w:p>
     <w:p>
       <w:r>
-        <w:t>Describe the shortest sequence that reproduces it. For example: open the supplied practice example, choose Learn a task, select the second task, enter a learner name and check the first result. This lets the maintainer reproduce the same state rather than guess which of many pages you meant.</w:t>
+        <w:t>Describe the shortest sequence that reproduces it. For example: open the selected application's lesson database, choose Learn a task, select the named task, enter a learner name and check the first result. This lets the maintainer reproduce the same state rather than guess which of many pages you meant.</w:t>
       </w:r>
     </w:p>
     <w:p>
       <w:pPr>
         <w:pStyle w:val="Heading1"/>
-        <w:pageBreakBefore/>
-      </w:pPr>
-      <w:r>
-        <w:t>Part VI Reference and independent practice</w:t>
+        <w:pageBreakBefore w:val="0"/>
+        <w:spacing w:before="480"/>
+      </w:pPr>
+      <w:r>
+        <w:t>PART 6: Reference and independent learning</w:t>
       </w:r>
     </w:p>
     <w:p>
@@ -4753,7 +4572,7 @@
         <w:spacing w:before="260"/>
       </w:pPr>
       <w:r>
-        <w:t>25 Control reference by purpose</w:t>
+        <w:t>25. Control reference by purpose</w:t>
       </w:r>
     </w:p>
     <w:p>
@@ -4761,12 +4580,12 @@
         <w:pStyle w:val="Heading3"/>
       </w:pPr>
       <w:r>
-        <w:t>25.1 Opening and orientation commands</w:t>
-      </w:r>
-    </w:p>
-    <w:p>
-      <w:r>
-        <w:t>Choose application starts first-time source preparation. Open saved lessons opens an existing database. Refresh lessons rereads attached source. Try practice example opens the supplied teaching example. Getting started returns to basic directions. Prepare lessons opens the contributor route. The top-right selector changes learner destinations.</w:t>
+        <w:t>25.1. Opening and orientation commands</w:t>
+      </w:r>
+    </w:p>
+    <w:p>
+      <w:r>
+        <w:t>Choose application starts first-time source preparation. Open saved lessons opens an existing database. Refresh lessons rereads attached source. Getting started returns to basic directions. Prepare lessons opens the contributor route. The top-right selector changes learner destinations.</w:t>
       </w:r>
     </w:p>
     <w:p>
@@ -4779,7 +4598,7 @@
         <w:pStyle w:val="Heading3"/>
       </w:pPr>
       <w:r>
-        <w:t>25.2 Reading and navigation commands</w:t>
+        <w:t>25.2. Reading and navigation commands</w:t>
       </w:r>
     </w:p>
     <w:p>
@@ -4797,7 +4616,7 @@
         <w:pStyle w:val="Heading3"/>
       </w:pPr>
       <w:r>
-        <w:t>25.3 Contribution commands</w:t>
+        <w:t>25.3. Contribution commands</w:t>
       </w:r>
     </w:p>
     <w:p>
@@ -4815,7 +4634,7 @@
         <w:pStyle w:val="Heading3"/>
       </w:pPr>
       <w:r>
-        <w:t>25.4 Pictures and publication commands</w:t>
+        <w:t>25.4. Pictures and publication commands</w:t>
       </w:r>
     </w:p>
     <w:p>
@@ -4835,7 +4654,7 @@
         <w:spacing w:before="440"/>
       </w:pPr>
       <w:r>
-        <w:t>26 Glossary for the DPH learner</w:t>
+        <w:t>26. Glossary for the DPH learner</w:t>
       </w:r>
     </w:p>
     <w:p>
@@ -4843,7 +4662,7 @@
         <w:pStyle w:val="Heading3"/>
       </w:pPr>
       <w:r>
-        <w:t>26.1 Application and lesson vocabulary</w:t>
+        <w:t>26.1. Application and lesson vocabulary</w:t>
       </w:r>
     </w:p>
     <w:p>
@@ -4861,7 +4680,7 @@
         <w:pStyle w:val="Heading3"/>
       </w:pPr>
       <w:r>
-        <w:t>26.2 Screen and source vocabulary</w:t>
+        <w:t>26.2. Screen and source vocabulary</w:t>
       </w:r>
     </w:p>
     <w:p>
@@ -4879,7 +4698,7 @@
         <w:pStyle w:val="Heading3"/>
       </w:pPr>
       <w:r>
-        <w:t>26.3 Evidence and review vocabulary</w:t>
+        <w:t>26.3. Evidence and review vocabulary</w:t>
       </w:r>
     </w:p>
     <w:p>
@@ -4899,7 +4718,7 @@
         <w:spacing w:before="440"/>
       </w:pPr>
       <w:r>
-        <w:t>27 A complete independent learning exercise</w:t>
+        <w:t>27. A complete exercise with an unfamiliar application</w:t>
       </w:r>
     </w:p>
     <w:p>
@@ -4907,17 +4726,17 @@
         <w:pStyle w:val="Heading3"/>
       </w:pPr>
       <w:r>
-        <w:t>27.1 Prepare and predict</w:t>
-      </w:r>
-    </w:p>
-    <w:p>
-      <w:r>
-        <w:t>Open DPH from its extracted delivery and choose Try practice example. Read the application purpose. Without opening a code walkthrough, identify the two inputs, the tax option, the calculating action and the output. Predict the result for quantity 4 and price 2.50 with tax off and with tax on.</w:t>
-      </w:r>
-    </w:p>
-    <w:p>
-      <w:r>
-        <w:t>Expected answers: subtotal 10.00; total without tax 10.00; example tax 1.00; total with tax 11.00. Explain why changing the checkbox affects tax rather than the subtotal. If you cannot explain that distinction, reread the rule and worked output before proceeding.</w:t>
+        <w:t>27.1. Establish what is known</w:t>
+      </w:r>
+    </w:p>
+    <w:p>
+      <w:r>
+        <w:t>Open DPH and select the Delphi application you need to learn, or its prepared lesson database. In Meet this app, write down the stated purpose, intended user and one form design. Identify which statements came from a named contributor and which are merely source-derived. If purpose or starting-screen information is absent, formulate one question for the owner.</w:t>
+      </w:r>
+    </w:p>
+    <w:p>
+      <w:r>
+        <w:t>You have completed this stage when you can explain why this application exists in ordinary language or clearly state that the explanation has not yet been supplied. A plausible guess based on the project name is not a substitute.</w:t>
       </w:r>
     </w:p>
     <w:p>
@@ -4925,17 +4744,17 @@
         <w:pStyle w:val="Heading3"/>
       </w:pPr>
       <w:r>
-        <w:t>27.2 Follow and explain</w:t>
-      </w:r>
-    </w:p>
-    <w:p>
-      <w:r>
-        <w:t>Open Learn a task, select the First day path for New learner and read its four tasks in order. Record checked results under your own name only after comparing the answers. Return to Learning library and find the quantity guidance and the explanation of the displayed total.</w:t>
-      </w:r>
-    </w:p>
-    <w:p>
-      <w:r>
-        <w:t>Follow the linked control to Explain. Identify the responding operation and one condition affecting its path. State what is established by source and what was supplied by the contributor. Do not describe a source diagram as a recorded run.</w:t>
+        <w:t>27.2. Follow one real task</w:t>
+      </w:r>
+    </w:p>
+    <w:p>
+      <w:r>
+        <w:t>Choose Learn a real task. If a complete task exists, open Learn a task and read its prerequisites, steps, expected results and review status. Use your learner name only after checking a result. If no complete task exists, follow one source-connected action and list the inputs, output and recovery facts that a knowledgeable person must supply.</w:t>
+      </w:r>
+    </w:p>
+    <w:p>
+      <w:r>
+        <w:t>Return to Explore related tasks. Find a second relevant action or teaching explanation from the same application and describe how it connects to the first. This exercise is complete when you can explain the task's result or identify the exact missing answer that prevents a reliable procedure.</w:t>
       </w:r>
     </w:p>
     <w:p>
@@ -4943,17 +4762,17 @@
         <w:pStyle w:val="Heading3"/>
       </w:pPr>
       <w:r>
-        <w:t>27.3 Interpret and recover</w:t>
-      </w:r>
-    </w:p>
-    <w:p>
-      <w:r>
-        <w:t>Open Screenshots, select the sample output and read its caption and numbered explanation. Identify the inputs and option state needed to interpret the total. Then explain why quantity 2.5 is invalid and what safe correction the sample instructions recommend.</w:t>
-      </w:r>
-    </w:p>
-    <w:p>
-      <w:r>
-        <w:t>Expected answer: quantity is a whole-item count from 1 through 1000; replace the fractional value with a valid whole number and calculate again in an approved practice context. Checking that answer in DPH does not itself execute the example.</w:t>
+        <w:t>27.3. Check pictures and uncertainties</w:t>
+      </w:r>
+    </w:p>
+    <w:p>
+      <w:r>
+        <w:t>Open Screenshots and inspect any actual image supplied for this application. Read its caption, contributor and numbered explanations. Compare it with a Form design without treating the reconstruction as a current screenshot. In Resolve unknowns, record the unanswered questions about business rules, permissions or expected outcomes.</w:t>
+      </w:r>
+    </w:p>
+    <w:p>
+      <w:r>
+        <w:t>When no picture was supplied, say so. The correct response is to ask for one with context, not to label a source reconstruction as an observed screen.</w:t>
       </w:r>
     </w:p>
     <w:p>
@@ -4961,22 +4780,22 @@
         <w:pStyle w:val="Heading3"/>
       </w:pPr>
       <w:r>
-        <w:t>27.4 Prepare and share</w:t>
-      </w:r>
-    </w:p>
-    <w:p>
-      <w:r>
-        <w:t>Prepare one new teaching explanation for an unfamiliar field or error in your own application. Include its meaning, worked example, limits, safe help and a practice question with the answer. Save it and reread the actual library result. Ask a knowledgeable reviewer to check uncertain business information.</w:t>
-      </w:r>
-    </w:p>
-    <w:p>
-      <w:r>
-        <w:t>Create a fresh offline edition, open learning.html independently and find the explanation. Follow a relevant object link and open a supplied picture from that edition. Preserve the editable lesson database separately. You have completed the exercise when another newcomer can follow the route and explain a useful action and its result without relying on unexplained names.</w:t>
+        <w:t>27.4. Prepare review and share</w:t>
+      </w:r>
+    </w:p>
+    <w:p>
+      <w:r>
+        <w:t>If you are authorized to prepare lessons, add one task or teaching explanation for a real field, action or result in this application. Include its meaning, worked example, limits, safe help and a practice question with an answer. Save it, reread the actual learner page, and ask a knowledgeable reviewer to check uncertain business information.</w:t>
+      </w:r>
+    </w:p>
+    <w:p>
+      <w:r>
+        <w:t>Create a fresh offline edition and open learning.html independently. Confirm that its four-part route identifies this application, contains the supplied explanation and keeps unresolved questions visible. Preserve the editable lesson database separately. Another newcomer should be able to follow the route without relying on unexplained technical names.</w:t>
       </w:r>
     </w:p>
     <w:sectPr>
-      <w:headerReference w:type="default" ns5:id="rId15"/>
-      <w:footerReference w:type="default" ns5:id="rId16"/>
+      <w:headerReference w:type="default" ns5:id="rId12"/>
+      <w:footerReference w:type="default" ns5:id="rId13"/>
       <w:pgSz w:w="12240" w:h="15840"/>
       <w:pgMar w:top="1037" w:right="1152" w:bottom="1037" w:left="1152" w:header="432" w:footer="432" w:gutter="0"/>
       <w:cols w:space="720"/>
@@ -4994,7 +4813,7 @@
       <w:pStyle w:val="Footer"/>
     </w:pPr>
     <w:r>
-      <w:t xml:space="preserve">Guide 42  |  13 October 2026                                    Page </w:t>
+      <w:t xml:space="preserve">Guide 43  |  13 October 2026                                    Page </w:t>
     </w:r>
     <w:r>
       <w:fldChar w:fldCharType="begin"/>

--- a/docs/guides/DPH_User_Guide.docx
+++ b/docs/guides/DPH_User_Guide.docx
@@ -20,7 +20,7 @@
     </w:p>
     <w:p>
       <w:r>
-        <w:t>Guide edition 43</w:t>
+        <w:t>Guide edition 44</w:t>
       </w:r>
     </w:p>
     <w:p>
@@ -240,7 +240,7 @@
         </w:tabs>
       </w:pPr>
       <w:r>
-        <w:t>9. Use the learning library as a practical reference</w:t>
+        <w:t>9. Use the Learning library as a practical reference</w:t>
       </w:r>
       <w:r>
         <w:tab/>
@@ -304,7 +304,7 @@
       </w:r>
       <w:r>
         <w:tab/>
-        <w:t>17</w:t>
+        <w:t>18</w:t>
       </w:r>
     </w:p>
     <w:p>
@@ -319,7 +319,7 @@
       </w:r>
       <w:r>
         <w:tab/>
-        <w:t>18</w:t>
+        <w:t>19</w:t>
       </w:r>
     </w:p>
     <w:p>
@@ -334,7 +334,7 @@
       </w:r>
       <w:r>
         <w:tab/>
-        <w:t>19</w:t>
+        <w:t>20</w:t>
       </w:r>
     </w:p>
     <w:p>
@@ -349,7 +349,7 @@
       </w:r>
       <w:r>
         <w:tab/>
-        <w:t>19</w:t>
+        <w:t>20</w:t>
       </w:r>
     </w:p>
     <w:p>
@@ -364,7 +364,7 @@
       </w:r>
       <w:r>
         <w:tab/>
-        <w:t>21</w:t>
+        <w:t>22</w:t>
       </w:r>
     </w:p>
     <w:p>
@@ -379,7 +379,7 @@
       </w:r>
       <w:r>
         <w:tab/>
-        <w:t>23</w:t>
+        <w:t>24</w:t>
       </w:r>
     </w:p>
     <w:p>
@@ -394,7 +394,7 @@
       </w:r>
       <w:r>
         <w:tab/>
-        <w:t>25</w:t>
+        <w:t>26</w:t>
       </w:r>
     </w:p>
     <w:p>
@@ -409,7 +409,7 @@
       </w:r>
       <w:r>
         <w:tab/>
-        <w:t>26</w:t>
+        <w:t>27</w:t>
       </w:r>
     </w:p>
     <w:p>
@@ -424,7 +424,7 @@
       </w:r>
       <w:r>
         <w:tab/>
-        <w:t>27</w:t>
+        <w:t>29</w:t>
       </w:r>
     </w:p>
     <w:p>
@@ -439,7 +439,7 @@
       </w:r>
       <w:r>
         <w:tab/>
-        <w:t>27</w:t>
+        <w:t>29</w:t>
       </w:r>
     </w:p>
     <w:p>
@@ -454,7 +454,7 @@
       </w:r>
       <w:r>
         <w:tab/>
-        <w:t>28</w:t>
+        <w:t>30</w:t>
       </w:r>
     </w:p>
     <w:p>
@@ -469,7 +469,7 @@
       </w:r>
       <w:r>
         <w:tab/>
-        <w:t>30</w:t>
+        <w:t>31</w:t>
       </w:r>
     </w:p>
     <w:p>
@@ -484,7 +484,7 @@
       </w:r>
       <w:r>
         <w:tab/>
-        <w:t>31</w:t>
+        <w:t>32</w:t>
       </w:r>
     </w:p>
     <w:p>
@@ -499,7 +499,7 @@
       </w:r>
       <w:r>
         <w:tab/>
-        <w:t>32</w:t>
+        <w:t>33</w:t>
       </w:r>
     </w:p>
     <w:p>
@@ -514,7 +514,7 @@
       </w:r>
       <w:r>
         <w:tab/>
-        <w:t>33</w:t>
+        <w:t>34</w:t>
       </w:r>
     </w:p>
     <w:p>
@@ -529,7 +529,7 @@
       </w:r>
       <w:r>
         <w:tab/>
-        <w:t>33</w:t>
+        <w:t>34</w:t>
       </w:r>
     </w:p>
     <w:p>
@@ -544,7 +544,7 @@
       </w:r>
       <w:r>
         <w:tab/>
-        <w:t>34</w:t>
+        <w:t>35</w:t>
       </w:r>
     </w:p>
     <w:p>
@@ -559,7 +559,7 @@
       </w:r>
       <w:r>
         <w:tab/>
-        <w:t>35</w:t>
+        <w:t>36</w:t>
       </w:r>
     </w:p>
     <w:p>
@@ -597,17 +597,17 @@
     </w:p>
     <w:p>
       <w:r>
-        <w:t>Delphi Project Handoff, abbreviated DPH throughout this guide, is a Windows desktop learning application. It helps you study a Delphi program you have not used or maintained before. You can begin with the program's purpose, learn the meaning of a screen or field, follow a prepared task, and then investigate the source connections behind a visible action. This guide teaches you how to use DPH itself. Lessons displayed inside DPH teach you about the particular application you have selected.</w:t>
-      </w:r>
-    </w:p>
-    <w:p>
-      <w:r>
-        <w:t>Those two subjects are different. This guide explains how to open Learning library. An explanation inside that library might define a field in the selected application. Knowing how to open the library does not establish that application's business rules; its source and knowledgeable contributors provide the relevant evidence and meaning.</w:t>
-      </w:r>
-    </w:p>
-    <w:p>
-      <w:r>
-        <w:t>Read Parts 1 and 2 in order for your first session. Part 3 teaches investigation of screens and actions. Part 4 explains how to prepare lessons for somebody else. Part 5 covers saving, sharing, recovery and more advanced preparation. The final reference chapters let you look up terminology and repeat a complete learning exercise without rereading the book.</w:t>
+        <w:t>Delphi Project Handoff (DPH) is a Windows desktop application for learning how an unfamiliar Delphi program works. Begin with the program's purpose and the people who use it. You can then study its screens, follow a task prepared by someone who knows the program, and explore how a visible action connects to its source. This guide explains how to operate DPH; the lessons displayed within DPH describe the particular application you choose to study.</w:t>
+      </w:r>
+    </w:p>
+    <w:p>
+      <w:r>
+        <w:t>For example, the page labeled Learning library contains explanations about the selected application. This guide shows you how to reach and use that page, while the explanations you find there may teach you what a field means or how a result should be interpreted. DPH can identify some facts from source files, but business rules and intended outcomes still need confirmation from someone familiar with the application.</w:t>
+      </w:r>
+    </w:p>
+    <w:p>
+      <w:r>
+        <w:t>If this is your first session, read Parts 1 and 2 in order. Part 3 shows you how to investigate screens, actions, and supplied explanations. Part 4 guides the person preparing lessons for others. Part 5 covers maintenance, sharing, and recovery; Part 6 provides a control reference, a glossary, and a complete exercise.</w:t>
       </w:r>
     </w:p>
     <w:p>
@@ -620,17 +620,17 @@
     </w:p>
     <w:p>
       <w:r>
-        <w:t>A learner reads lessons about a selected application and checks understanding. Start with that application's purpose and a real task. You do not need to understand Delphi code or source-reading settings to begin.</w:t>
-      </w:r>
-    </w:p>
-    <w:p>
-      <w:r>
-        <w:t>A lesson preparer supplies the information that source files cannot explain on their own: intended users, task prerequisites, field meanings, examples, expected outcomes and safe recovery instructions. Follow the learner route first so that you understand what your contributions will look like. Then use Part 4 to prepare and review them.</w:t>
-      </w:r>
-    </w:p>
-    <w:p>
-      <w:r>
-        <w:t>A maintainer may also investigate source objects, source-reading settings and stale lessons. Those activities are described toward the end, after the ordinary learning workflows. Building or modifying DPH belongs in the separate Engineering Guide.</w:t>
+        <w:t>A learner uses DPH to understand a selected application and check their understanding. Begin with the application's stated purpose and a task its owner has described. You do not need to read Delphi code or change source-reading settings to complete this route.</w:t>
+      </w:r>
+    </w:p>
+    <w:p>
+      <w:r>
+        <w:t>A lesson preparer supplies information that source files cannot establish on their own, including intended users, prerequisites, field meanings, examples, expected outcomes, and safe recovery instructions. Follow the learner route before preparing material so you can see how your explanations will appear. Part 4 then takes you through writing and reviewing them.</w:t>
+      </w:r>
+    </w:p>
+    <w:p>
+      <w:r>
+        <w:t>A maintainer may also need to investigate source connections, adjust source-reading settings, or review lessons after the source changes. Those activities appear later in this guide. The separate Engineering Guide covers the construction and maintenance of DPH itself.</w:t>
       </w:r>
     </w:p>
     <w:p>
@@ -643,12 +643,12 @@
     </w:p>
     <w:p>
       <w:r>
-        <w:t>Delphi source includes project files, Pascal units and form definitions. DPH reads supported declarations, controls, events, operations and relationships from those files. It can show that a button's click event is connected to a named operation and that a captured condition changes the next path. It does not run the selected program to observe a successful transaction.</w:t>
-      </w:r>
-    </w:p>
-    <w:p>
-      <w:r>
-        <w:t>People contribute purpose, business language, instructions and real pictures. DPH keeps those explanations attributed to their contributors and records review separately. A missing explanation is a question to resolve, rather than an invitation to guess. A useful lesson combines the supported source connection with an explanation of what that connection means to the user.</w:t>
+        <w:t>When you select an application, DPH reads its Delphi project file together with the related Pascal source files and saved form definitions. From the portions it supports, DPH identifies controls, events, operations, and their connections. It may show, for example, that a button responds to a particular operation or that a condition leads to different paths. Because DPH reads the files without running the selected program, it cannot confirm that a transaction succeeds in practice.</w:t>
+      </w:r>
+    </w:p>
+    <w:p>
+      <w:r>
+        <w:t>People who know the application can add its purpose, business language, task instructions, and actual pictures. DPH records who supplied each explanation and tracks review as a separate decision. Where an explanation is missing, treat it as a question for a knowledgeable person. The most useful lesson combines a supported source connection with an account of what that connection means to the person using the application.</w:t>
       </w:r>
     </w:p>
     <w:p>
@@ -661,12 +661,12 @@
     </w:p>
     <w:p>
       <w:r>
-        <w:t>Control names such as Choose application and Save task are written exactly as they appear in DPH. Click means press the left mouse button once. Double-click means press it twice quickly. Select means choose a list row, a file or an option before continuing. Type means enter text in the named field.</w:t>
-      </w:r>
-    </w:p>
-    <w:p>
-      <w:r>
-        <w:t>Each procedure states where to begin, what to do and what result to check. If a named control is outside the visible area, maximize the window or use that area's scroll bar. Do not substitute a similarly named button in another page. For example, Save task saves an entire task; Keep step only accepts the current step edit into its draft.</w:t>
+        <w:t>Names such as Choose application and Save task reproduce the labels displayed in DPH. In the procedures, click means press the left mouse button once; double-click means press it twice in quick succession. Select a named row, file, or option before continuing, and type text into the field identified in the instruction.</w:t>
+      </w:r>
+    </w:p>
+    <w:p>
+      <w:r>
+        <w:t>Each procedure identifies a starting point, the action to take, and the result you should see. If a named control is outside the visible area, maximize DPH or scroll within the relevant pane. Check the page and control name before acting: Save task stores the complete task, whereas Keep step adds the current step edit to the task draft.</w:t>
       </w:r>
     </w:p>
     <w:p>
@@ -689,12 +689,12 @@
     </w:p>
     <w:p>
       <w:r>
-        <w:t>The desktop delivery is a ZIP archive containing DelphiProjectHandoff.exe and supporting folders. The executable is the file you open to start DPH. The help folder contains local user help, docs contains the manuals and directions, and migrations contains files required to open lesson databases. WebView2Loader.dll supports the embedded browser used for formatted learning pages.</w:t>
-      </w:r>
-    </w:p>
-    <w:p>
-      <w:r>
-        <w:t>Keep this folder together. Copying only the executable to another location can leave DPH without migrations or help. Microsoft WebView2 Runtime is a separate Windows prerequisite; the loader file is not a replacement for that runtime. If formatted pages cannot open, see Chapter 24 before moving or deleting anything.</w:t>
+        <w:t>DPH is delivered as a ZIP archive. After extraction, the folder contains DelphiProjectHandoff.exe, which starts the application, and several supporting items. The help folder holds local assistance, docs contains the guides and directions, and migrations contains files DPH needs when opening lesson databases. WebView2Loader.dll supports the embedded browser that displays formatted learning pages.</w:t>
+      </w:r>
+    </w:p>
+    <w:p>
+      <w:r>
+        <w:t>Keep these items together when you move or copy DPH. Moving the executable by itself can leave the application unable to find its help or database migrations. The Microsoft WebView2 Runtime is a separate Windows prerequisite; WebView2Loader.dll does not install or replace it. If a formatted page fails to open, use the troubleshooting guidance in Chapter 24 before moving or deleting files.</w:t>
       </w:r>
     </w:p>
     <w:p>
@@ -707,7 +707,7 @@
     </w:p>
     <w:p>
       <w:r>
-        <w:t>Before you begin, locate the desktop ZIP supplied for DPH and choose a local destination where you can save files. Avoid a temporary location that will be cleared automatically. You need write access because DPH stores lessons and working material separately from the selected source.</w:t>
+        <w:t>Locate the DPH desktop ZIP and choose a permanent local folder where you have permission to save files. Avoid a temporary folder that Windows or another tool may clear. DPH needs a writable location for its lesson database and working material; it keeps those items separate from the source of the application you are learning.</w:t>
       </w:r>
     </w:p>
     <w:p>
@@ -853,17 +853,17 @@
         <w:pStyle w:val="Heading3"/>
       </w:pPr>
       <w:r>
-        <w:t>2.4. Restore maximize and resize the window</w:t>
-      </w:r>
-    </w:p>
-    <w:p>
-      <w:r>
-        <w:t>Use the standard Windows buttons at the upper right to minimize, restore, maximize or close DPH. Maximized gives the largest reading area. Restored lets you place DPH beside another program or the PDF guide. At the minimum window size, some command strips must scroll horizontally and some instruction areas scroll vertically.</w:t>
-      </w:r>
-    </w:p>
-    <w:p>
-      <w:r>
-        <w:t>To reveal a hidden command, use the horizontal scroll bar belonging to that strip. To reveal more text, scroll inside the text area first. If the pointer is over a list, the wheel may scroll the list rather than the whole page. This distinction matters when the task list and task instructions have independent scroll bars.</w:t>
+        <w:t>2.4. Restore, maximize, and resize the window</w:t>
+      </w:r>
+    </w:p>
+    <w:p>
+      <w:r>
+        <w:t>Use the standard Windows buttons in the upper-right corner to minimize, restore, maximize, or close DPH. A maximized window provides the largest reading area. Restore the window when you need to place DPH beside another program or this guide. In a smaller window, command strips may scroll horizontally while lesson text scrolls vertically.</w:t>
+      </w:r>
+    </w:p>
+    <w:p>
+      <w:r>
+        <w:t>If a command is hidden, scroll its own horizontal strip; if text is hidden, scroll inside the reading area. The mouse wheel acts on the pane beneath the pointer, so it may move a list rather than the lesson beside it. This matters particularly when a task list and its instructions have separate scroll bars.</w:t>
       </w:r>
     </w:p>
     <w:p>
@@ -876,12 +876,12 @@
     </w:p>
     <w:p>
       <w:r>
-        <w:t>Reading a lesson does not create an unsaved draft. Preparing or editing explanations does. Before closing, finish the active save operation and check the status message. If DPH asks you to save or discard an edit, review the edit before choosing. Cancel the close if you are uncertain which draft is pending.</w:t>
-      </w:r>
-    </w:p>
-    <w:p>
-      <w:r>
-        <w:t>For a task, Keep step is not enough: choose Save task after keeping the step. For an application profile, Apply to Knowledge draft is not enough: return to Saved explanations and click Save. These two-stage procedures are explained in Chapters 15 and 16. A failed save must be resolved before you assume the new material is on disk.</w:t>
+        <w:t>Reading a lesson leaves no unsaved draft, but preparing or editing an explanation can. Before closing DPH, wait for any active save to finish and read the status message. If DPH asks whether to save or discard changes, review the draft first. Cancel the close if you cannot tell which edit is pending.</w:t>
+      </w:r>
+    </w:p>
+    <w:p>
+      <w:r>
+        <w:t>Some preparation commands update a draft without storing the complete contribution. After Keep step, choose Save task to store the task. After Apply to Knowledge draft, return to Saved explanations and choose Save to store the application profile. Chapters 15 and 16 explain these procedures in detail. Resolve a failed save before assuming your work is on disk.</w:t>
       </w:r>
     </w:p>
     <w:p>
@@ -904,17 +904,17 @@
     </w:p>
     <w:p>
       <w:r>
-        <w:t>Getting started returns to the introductory page. The selector beside it chooses a learner page directly. Prepare lessons opens the area for contributing introductions, tasks and other material. These controls have different purposes: choosing a learner page changes what you read; preparing a lesson changes the information available to learners.</w:t>
-      </w:r>
-    </w:p>
-    <w:p>
-      <w:r>
-        <w:t>Choose application opens a Delphi project for first-time preparation. Open saved lessons opens an existing .dphdb lesson database. Refresh lessons reads the attached source again. Back returns through object-selection history, while Parent selects a containing object when one is available.</w:t>
-      </w:r>
-    </w:p>
-    <w:p>
-      <w:r>
-        <w:t>Bookmark records a useful selection for the current session. Bookmarks lets you return to one. Next page loads another page of object results when available. These object controls are most useful while investigating source connections. They are not replacements for Previous step and Next step in a prepared task.</w:t>
+        <w:t>The upper part of the window offers three ways to begin. Getting started returns to the introductory page; the page selector beside it opens a learner destination; and Prepare lessons opens the tools for contributing application descriptions, tasks, and explanations. Choosing a learner page changes what you read, while preparing a lesson can change what future learners see.</w:t>
+      </w:r>
+    </w:p>
+    <w:p>
+      <w:r>
+        <w:t>In the command strip below, Choose application opens a Delphi project that DPH has not prepared before. Open saved lessons opens an existing .dphdb lesson database, and Refresh lessons rereads the attached source. When you are following source objects, Back retraces your selections and Parent opens a containing object where one is available.</w:t>
+      </w:r>
+    </w:p>
+    <w:p>
+      <w:r>
+        <w:t>You can use Bookmark to mark an object for the current session and Bookmarks to return to it. Next page displays more object results when another page is available. These commands belong to object investigation; they do not move between steps of a prepared task, which has its own Previous step and Next step controls.</w:t>
       </w:r>
     </w:p>
     <w:p>
@@ -927,12 +927,12 @@
     </w:p>
     <w:p>
       <w:r>
-        <w:t>The ordinary destinations are Getting started, Learn the project, Learn a task, Learning library, Form designs, Screenshots, Explain, Graphs, Business glossary, Search project and Saved explanations. You can move directly to one without navigating a long row of tabs.</w:t>
-      </w:r>
-    </w:p>
-    <w:p>
-      <w:r>
-        <w:t>Use Learn the project for a guided introduction. Use Learn a task when somebody has prepared ordered instructions. Use Learning library for field meanings, questions, error explanations and worked examples. Form designs and Screenshots answer different questions about appearance; Chapters 11 and 12 explain the difference. Explain and Graphs help you follow a source connection after you know why you are investigating it.</w:t>
+        <w:t>Use the page selector in the upper-right corner to move directly to the material you need. For your first visit, choose Learn the project to see the selected application's learning route. Choose Learn a task when someone has supplied ordered instructions, or Learning library when you need an explanation of a field, question, error, or example.</w:t>
+      </w:r>
+    </w:p>
+    <w:p>
+      <w:r>
+        <w:t>The selector also includes Getting started, Form designs, Screenshots, Explain, Graphs, Business glossary, Search project, and Saved explanations. Form designs reconstruct saved layouts, while Screenshots displays pictures supplied by a person; Chapters 11 and 12 explain when to use each. Explain and Graphs let you investigate a source connection after you know which action you are trying to understand.</w:t>
       </w:r>
     </w:p>
     <w:p>
@@ -940,17 +940,17 @@
         <w:pStyle w:val="Heading3"/>
       </w:pPr>
       <w:r>
-        <w:t>3.3. Lists details and reading areas</w:t>
-      </w:r>
-    </w:p>
-    <w:p>
-      <w:r>
-        <w:t>Some pages show an object list on the left and a labeled Selection details pane on the right. Click a row to inspect it; double-click to open the object explanation. A single click and a double-click therefore have different results. Expand or collapse a branch when browsing a hierarchy, and use the name search when you already know the object you want.</w:t>
-      </w:r>
-    </w:p>
-    <w:p>
-      <w:r>
-        <w:t>The larger center area presents the current lesson or investigation. Pages such as Learning library and Learn a task use more of that width by hiding unrelated object panes. If a pane divider is visible, drag it to change the available width. A blank selection pane means that no relevant object has been selected; it does not prove the project contains no objects.</w:t>
+        <w:t>3.3. Understand lists, details, and reading areas</w:t>
+      </w:r>
+    </w:p>
+    <w:p>
+      <w:r>
+        <w:t>On pages that investigate source objects, the object list appears on the left and the labeled Selection details pane appears on the right. Click a row once to inspect its details, or double-click it to open the full explanation. Expand a branch to see its contents, collapse it to simplify the list, and use the name search when you already know what you want to find.</w:t>
+      </w:r>
+    </w:p>
+    <w:p>
+      <w:r>
+        <w:t>The wider central area displays the current lesson or investigation. Pages such as Learning library and Learn a task hide unrelated object panes to make more room for reading. Where a divider is visible, drag it to adjust the available width. An empty Selection details pane usually means that you have not selected a relevant object; it does not establish that the project contains none.</w:t>
       </w:r>
     </w:p>
     <w:p>
@@ -963,12 +963,12 @@
     </w:p>
     <w:p>
       <w:r>
-        <w:t>The bottom line reports work in progress, completion and errors. A background operation may temporarily disable commands. Wait for its result before submitting another operation. If a save fails, the presence of text in the editor is not proof that it was saved. Read the error, retain the draft and use the recovery guidance in Chapter 24.</w:t>
-      </w:r>
-    </w:p>
-    <w:p>
-      <w:r>
-        <w:t>Some messages say that code could not be fully explained or that source needs refreshing. Continue reading the material that is available, but identify the uncertain point. Ask the preparer to resolve it rather than treating a technical status as a lesson about how the selected application behaves.</w:t>
+        <w:t>The status line at the bottom of DPH tells you when work is under way, has finished, or has failed. Some commands are unavailable while background work completes; wait for the result before starting another operation. If a save fails, text still visible in the editor may be unsaved. Keep the draft open, read the error, and follow the recovery advice in Chapter 24.</w:t>
+      </w:r>
+    </w:p>
+    <w:p>
+      <w:r>
+        <w:t>A message about incomplete source information or a needed refresh describes the state of DPH's analysis, not necessarily the behavior of the selected application. You may continue with lessons that are available, but note the uncertain point and ask a preparer to investigate it.</w:t>
       </w:r>
     </w:p>
     <w:p>
@@ -1001,7 +1001,12 @@
     </w:p>
     <w:p>
       <w:r>
-        <w:t>Ask for the application's Delphi project file and its related source and form files, or for an existing .dphdb lesson database prepared for that application. A compiled executable alone does not provide the source connections DPH reads. Also ask who uses the application, what one common task accomplishes, and where that task can be tried safely. Those answers must come from a knowledgeable person; DPH cannot infer them from a project name.</w:t>
+        <w:t>To start from source, obtain the application's Delphi project file together with its related Pascal and form files. If someone has already prepared lessons, ask instead for the associated .dphdb lesson database and its accompanying managed folder. A compiled executable alone does not provide the source connections DPH needs.</w:t>
+      </w:r>
+    </w:p>
+    <w:p>
+      <w:r>
+        <w:t>Ask someone familiar with the application who uses it, what a common task accomplishes, and where a learner can try that task safely. A project name cannot answer those questions, and DPH will not invent the answers.</w:t>
       </w:r>
     </w:p>
     <w:p>
@@ -1074,7 +1079,7 @@
     </w:p>
     <w:p>
       <w:r>
-        <w:t>Expected result: Learn the project shows the selected application's name. DPH has not launched, compiled or changed that application. A new application may have source-connected actions but no authored purpose or complete task yet.</w:t>
+        <w:t>Expected result: Learn the project shows the name of the application you selected. DPH has read the available source or saved lessons without launching, compiling, or changing that application. A newly selected project may have visible source connections even though nobody has yet supplied its purpose or a complete task.</w:t>
       </w:r>
     </w:p>
     <w:p>
@@ -1087,12 +1092,12 @@
     </w:p>
     <w:p>
       <w:r>
-        <w:t>Select Meet this app in the learning list. Read the stated purpose and contributor name if one was supplied. Check who uses the application and which form designs were found. A form design is reconstructed from saved source; it is not an actual screenshot. Open Screenshots separately for any pictures supplied by a person.</w:t>
-      </w:r>
-    </w:p>
-    <w:p>
-      <w:r>
-        <w:t>If purpose or starting-screen information is absent, record it as an unanswered question. Do not turn a form name, button caption or file name into a claimed business purpose. Ask the owner to describe the first useful task before relying on an incomplete introduction.</w:t>
+        <w:t>On the Learn the project page, select Meet this app. Read the application purpose, intended users, and contributor information if someone has supplied them. DPH may also show form designs found in the source. These are reconstructed layouts, so visit Screenshots separately when you need an actual picture supplied by a person.</w:t>
+      </w:r>
+    </w:p>
+    <w:p>
+      <w:r>
+        <w:t>If the introduction does not explain the application's purpose or where a new user should begin, record that gap as a question. A form name, button caption, or file name may suggest what to ask, but it is not a confirmed business purpose. Request a description of the first useful task from someone who knows the application.</w:t>
       </w:r>
     </w:p>
     <w:p>
@@ -1105,7 +1110,7 @@
     </w:p>
     <w:p>
       <w:r>
-        <w:t>Choose Learn a real task. When a complete task was supplied, read its purpose, prerequisites, ordered actions, expected result and review status. When no such task exists, DPH may show a source-connected action as a starting point. That connection identifies a candidate for explanation, not a verified operating procedure. Ask the owner what the user should enter, what should happen and how to recover if it differs.</w:t>
+        <w:t>Next, choose Learn a real task in the learning list. If a complete task has been supplied, begin by reading its purpose, prerequisites, ordered actions, expected outcome, and review status. If DPH shows only an action connected to source, use that connection to frame a question for the application owner. Before treating it as a procedure, you still need to know what the user should enter, what result to expect, and how to recover when the result differs.</w:t>
       </w:r>
     </w:p>
     <w:p>
@@ -1123,7 +1128,7 @@
         <w:pStyle w:val="Heading3"/>
       </w:pPr>
       <w:r>
-        <w:t>5.1. Read the four steps in order</w:t>
+        <w:t>5.1. Follow the four stages of the learning route</w:t>
       </w:r>
     </w:p>
     <w:p>
@@ -1188,7 +1193,7 @@
     </w:p>
     <w:p>
       <w:r>
-        <w:t>Expected result: you can explain what is known about this selected application and name what still needs a human explanation. Switching to another application's database gives a different route because its forms, actions and contributions are different.</w:t>
+        <w:t>Expected result: you can explain what is known about the selected application and identify the questions that still need a person's answer. Another application's database produces a different route because its forms, actions, and supplied explanations are different.</w:t>
       </w:r>
     </w:p>
     <w:p>
@@ -1249,12 +1254,12 @@
     </w:p>
     <w:p>
       <w:r>
-        <w:t>Choose Learn a task from the page selector. Clear any old search, role or path filter that hides the task you want. Select a task in the left list, then open Before you begin and task context. Read the purpose, prerequisites, contributor and review status before starting.</w:t>
-      </w:r>
-    </w:p>
-    <w:p>
-      <w:r>
-        <w:t>Read each action together with its expected result. Use Next step and Previous step to move without recording completion. At the final step, read the overall result, troubleshooting guidance and practice exercise. Compare your answer with the supplied answer. A checked step records your check only; it does not execute the target application.</w:t>
+        <w:t>Use the upper-right page selector to open Learn a task. Clear any earlier search, role, or learning-path filter that might hide the task you need. Select the task in the left-hand list, then read Before you begin and task context. These areas establish the purpose, prerequisites, contributor, and review status before you start following instructions.</w:t>
+      </w:r>
+    </w:p>
+    <w:p>
+      <w:r>
+        <w:t>Consider each action together with the result you should see afterward. Previous step and Next step let you review the sequence without recording progress. At the end, read the overall outcome, recovery guidance, and practice exercise, then compare your answer with the supplied one. Marking a step records your own check; DPH does not operate the selected application for you.</w:t>
       </w:r>
     </w:p>
     <w:p>
@@ -1267,12 +1272,12 @@
     </w:p>
     <w:p>
       <w:r>
-        <w:t>Return to Explore related tasks and choose a relevant action or teaching explanation. Follow a linked control to Explain when you want to see which operation the saved form connects to it. Read the plain explanation before opening optional source detail. If the linked source does not establish the business result, keep the question open for the application owner.</w:t>
-      </w:r>
-    </w:p>
-    <w:p>
-      <w:r>
-        <w:t>Learning library can hold field meanings, exact errors, output interpretation and worked examples. Search for a term from this application rather than assuming that another application's example or answer applies. An empty library is a preparation gap, not proof that the application has no rules.</w:t>
+        <w:t>Return to Explore related tasks on the Learn the project page when you want another route through the same application. Choose an action or explanation related to the task you just studied. A linked control can take you to Explain, where you can read its plain-language description and, if needed, the source connection behind it. When source alone does not establish the business outcome, leave that question for the application owner.</w:t>
+      </w:r>
+    </w:p>
+    <w:p>
+      <w:r>
+        <w:t>For more detail about a screen, field, error, output, or worked example, choose Learning library from the upper-right page selector. Search for a term used by this application, and verify the result belongs to it. An empty library tells you that the necessary explanation has not been prepared; it does not show that the application has no rules.</w:t>
       </w:r>
     </w:p>
     <w:p>
@@ -1285,12 +1290,12 @@
     </w:p>
     <w:p>
       <w:r>
-        <w:t>Clear the task name, role and path filters; confirm that the correct application is selected. If no task remains, ask a preparer to add one common task using Chapter 16. Provide the intended user, starting screen, inputs, choices, expected visible result and safe recovery steps. A source-connected click handler is useful evidence for that conversation but cannot supply unwritten instructions by itself.</w:t>
-      </w:r>
-    </w:p>
-    <w:p>
-      <w:r>
-        <w:t>An older free-text note may still be readable without separate steps. DPH preserves that contribution, but it cannot manufacture a reliable sequence from it. The preparer can create a structured task while retaining the original note as supporting material.</w:t>
+        <w:t>If the task list appears empty, first clear its name, role, and learning-path filters and confirm that the correct application is selected. If no complete task is available, ask a preparer to write one common procedure using Chapter 16. Give them the intended user, starting screen, inputs, choices, visible outcome, and safe recovery steps. A source-connected click event can help identify the right action, but it cannot supply missing operating instructions.</w:t>
+      </w:r>
+    </w:p>
+    <w:p>
+      <w:r>
+        <w:t>You may still find an older note written as free text. DPH preserves it as supporting material, but a preparer must supply the ordered actions and expected results needed for a dependable step-by-step task.</w:t>
       </w:r>
     </w:p>
     <w:p>
@@ -1313,7 +1318,7 @@
     </w:p>
     <w:p>
       <w:r>
-        <w:t>Before you begin, select a structured task and enter a name in Your name for saved progress. Use the same spelling when you return. This name identifies local progress; it is not a password or an account in the selected application.</w:t>
+        <w:t>To keep your place in a prepared task, select a structured task and enter a name in Your name for saved progress. Use exactly the same spelling when you return. DPH uses the name only to identify local learning progress; it is not a password or an account in the application you are studying.</w:t>
       </w:r>
     </w:p>
     <w:p>
@@ -1378,7 +1383,7 @@
     </w:p>
     <w:p>
       <w:r>
-        <w:t>Expected result: DPH remembers consecutive checked steps for that learner, application, lesson identity and exact instruction revision on this computer. A changed task revision requires fresh checks. This prevents a revised procedure from inheriting completion recorded for older instructions.</w:t>
+        <w:t>Expected result: on this computer, DPH remembers the consecutive steps you checked for the selected learner, application, task, and instruction revision. If the instructions change, you must check the revised task again so that progress recorded against the older wording is not mistaken for progress on the new procedure.</w:t>
       </w:r>
     </w:p>
     <w:p>
@@ -1391,7 +1396,7 @@
     </w:p>
     <w:p>
       <w:r>
-        <w:t>Next step and Previous step let you read without recording a check. Start again returns the reader to the beginning without clearing saved checks. Clear my progress resets the checks for the selected task and learner. In a narrow window, scroll the task navigation strip to find the reset command.</w:t>
+        <w:t>Previous step and Next step change what you are reading without recording a check. Start again takes you back to the beginning while retaining recorded checks; Clear my progress removes those checks for the selected learner and task. If the window is narrow, scroll the task's navigation strip horizontally to find the reset command.</w:t>
       </w:r>
     </w:p>
     <w:p>
@@ -1409,12 +1414,12 @@
     </w:p>
     <w:p>
       <w:r>
-        <w:t>A checked step records your statement that you checked its expected result. It is not proof of mastery, permission to use a production system, or a recording of actions in the selected application. DPH does not observe another program while you click through a task.</w:t>
-      </w:r>
-    </w:p>
-    <w:p>
-      <w:r>
-        <w:t>For a stronger learning check, close the explanation and describe the action, input, decision and output from memory. Then reopen it and compare. If you can repeat the words but cannot explain why one choice changes the result, revisit that application's worked example before marking the check.</w:t>
+        <w:t>When you mark a step, you are recording that you checked its expected result. The mark does not certify mastery, grant permission to use a production system, or prove that an action occurred in the selected application; DPH does not observe that program while you follow the task.</w:t>
+      </w:r>
+    </w:p>
+    <w:p>
+      <w:r>
+        <w:t>To test your understanding, close the explanation and describe the action, input, choice, and outcome in your own words. Reopen the lesson and compare your account with the supplied example. If you remember the wording but cannot explain why a choice changes the outcome, revisit the example before marking the step.</w:t>
       </w:r>
     </w:p>
     <w:p>
@@ -1427,12 +1432,12 @@
     </w:p>
     <w:p>
       <w:r>
-        <w:t>Lesson databases and personal progress are stored separately. Copying a .dphdb file and its adjacent .views folder preserves lesson material; it does not transfer this computer's local learner progress automatically. If you need a record outside DPH, keep your own learning notes with the application name, task name and instruction revision.</w:t>
-      </w:r>
-    </w:p>
-    <w:p>
-      <w:r>
-        <w:t>Do not use somebody else's learner name to claim their progress. Shared names on one computer may refer to the same local progress key. Use a consistent distinct name for each learner who needs separate checks.</w:t>
+        <w:t>DPH stores lesson material and personal progress in different places. Copying a .dphdb database with its adjacent .dphdb.views folder preserves the lessons, but does not automatically transfer your progress to another computer. If you need an independent record, note the application, task, and instruction revision in your own learning notes.</w:t>
+      </w:r>
+    </w:p>
+    <w:p>
+      <w:r>
+        <w:t>Each person who needs separate progress on a shared computer should use a distinct, consistently spelled learner name. Using someone else's name may display or change the checks associated with that name.</w:t>
       </w:r>
     </w:p>
     <w:p>
@@ -1455,12 +1460,12 @@
     </w:p>
     <w:p>
       <w:r>
-        <w:t>Ask the application owner for the Delphi project file and the associated source and form files. A compiled executable alone does not provide the declarations and connections DPH reads. A .dproj file describes a project, a .dpr file is its main Pascal program source, and a .groupproj file identifies a group of related projects.</w:t>
-      </w:r>
-    </w:p>
-    <w:p>
-      <w:r>
-        <w:t>Also ask for the intended user, one common task, example inputs, expected outputs and a safe practice environment. Those answers make the first lesson useful. Do not assume a source folder contains every required dependency or an explanation of every business decision.</w:t>
+        <w:t>When you return to an application or begin with another one, make sure you have the correct material. Ask its owner for the Delphi project file and the related source and form files, or for a lesson database already prepared from them. A compiled executable does not contain the declarations and connections DPH reads. A .dproj describes one Delphi project, a .dpr contains its main Pascal program, and a .groupproj identifies a related group of projects.</w:t>
+      </w:r>
+    </w:p>
+    <w:p>
+      <w:r>
+        <w:t>For a useful first lesson, also ask who uses the application, which common task to study, what example inputs and outputs are appropriate, and where the task may be tried safely. Do not assume that a source folder includes every dependency or explains every business decision.</w:t>
       </w:r>
     </w:p>
     <w:p>
@@ -1548,7 +1553,7 @@
     </w:p>
     <w:p>
       <w:r>
-        <w:t>Expected result: one lesson database is associated with that selected application or project group. DPH writes its own database and managed views outside the selected source. It does not modify or compile the selected project.</w:t>
+        <w:t>Expected result: DPH associates a lesson database with the application or project group you selected. It stores that database and its managed views outside the selected source, without modifying or compiling the project.</w:t>
       </w:r>
     </w:p>
     <w:p>
@@ -1634,12 +1639,12 @@
     </w:p>
     <w:p>
       <w:r>
-        <w:t>Save or explicitly discard any contribution draft before switching. Open the other application's database or choose its project. Do not reuse a database belonging to another source root merely because its filename is convenient. If DPH reports that the store belongs to a different root, preserve it and use the relocation or new-database procedure described later.</w:t>
-      </w:r>
-    </w:p>
-    <w:p>
-      <w:r>
-        <w:t>If an opening attempt fails, read the error before trying another file. A rejected selection should not be treated as a successful application switch. Check the current title and selected application again before writing a contribution.</w:t>
+        <w:t>Before switching applications, save or deliberately discard any contribution still in draft. Then open the other application's lesson database or select its project file. Each database belongs to its own source identity, so do not reuse one simply because its filename looks convenient. If DPH reports a source-root mismatch, preserve the database and follow the relocation or new-database procedure later in this guide.</w:t>
+      </w:r>
+    </w:p>
+    <w:p>
+      <w:r>
+        <w:t>If the new application fails to open, read the error before selecting something else. A rejected selection does not change the application you are studying. Confirm the displayed name and current page before adding any contribution.</w:t>
       </w:r>
     </w:p>
     <w:p>
@@ -1672,12 +1677,12 @@
     </w:p>
     <w:p>
       <w:r>
-        <w:t>Begin with the selected application's stated purpose and intended users. If a named person supplied this description, read its review state. The page also lists a bounded selection of form designs found in the saved source and reports whether actual screenshots were supplied separately. A form design can suggest where to investigate; it cannot confirm the first screen the user sees at runtime.</w:t>
-      </w:r>
-    </w:p>
-    <w:p>
-      <w:r>
-        <w:t>If the purpose is absent, ask who uses the application, what work it supports and which screen begins the first task. DPH identifies that gap explicitly. A source file name is not an adequate answer.</w:t>
+        <w:t>Meet this app introduces the purpose and intended users of the application you selected. Check who supplied the description and whether it has been reviewed. The page may show form designs found in the saved source and indicate whether someone has supplied actual screenshots. Use a form design to choose what to investigate, but do not assume it shows the first screen seen when the application runs.</w:t>
+      </w:r>
+    </w:p>
+    <w:p>
+      <w:r>
+        <w:t>If no purpose has been supplied, ask who uses the application, what work it supports, and which screen begins a first task. DPH shows the gap so it can be resolved; the name of a source file is not an adequate substitute for that explanation.</w:t>
       </w:r>
     </w:p>
     <w:p>
@@ -1690,12 +1695,12 @@
     </w:p>
     <w:p>
       <w:r>
-        <w:t>The first prepared task appears here when the application has complete task instructions. Read the purpose, prerequisites, actions, expected results, final result, troubleshooting advice, practice question, contributor and review state. Open Learn a task for a step-by-step reader and personal progress controls.</w:t>
-      </w:r>
-    </w:p>
-    <w:p>
-      <w:r>
-        <w:t>If no complete task was supplied, the page may show one source-connected control or event. It is a lead for an author, not an instruction to perform in a live environment. Ask for required inputs, choices, correct outcome and safe recovery before treating it as a procedure.</w:t>
+        <w:t>Learn a real task introduces the first complete procedure supplied for this application, if one is available. Read its purpose, prerequisites, actions, expected results, troubleshooting advice, practice question, and attribution. You can then open Learn a task for a reader that takes you through the steps and tracks your personal checks.</w:t>
+      </w:r>
+    </w:p>
+    <w:p>
+      <w:r>
+        <w:t>If nobody has supplied a complete task, DPH may show a control or event identified in the source. Treat it as a lead for the person preparing lessons. Ask them to establish the required inputs, important choices, correct outcome, and safe recovery before anyone follows it as a live procedure.</w:t>
       </w:r>
     </w:p>
     <w:p>
@@ -1708,12 +1713,12 @@
     </w:p>
     <w:p>
       <w:r>
-        <w:t>This step offers other prepared tasks in the application's saved teaching order, source-connected actions and any supplied explanations or worked examples. Select the item that answers your current question. The page limits how many candidates appear at once; the limit does not claim that the selected application has no others.</w:t>
-      </w:r>
-    </w:p>
-    <w:p>
-      <w:r>
-        <w:t>Click a linked object to open Explain. Read its supported connection and attributed meaning, then use Back or the page selector to return to the learning route. Source detail is optional when you only need the user's purpose and expected result.</w:t>
+        <w:t>Explore related tasks offers other prepared tasks in their teaching order, along with source-connected actions and explanations supplied for the same application. Select an item relevant to what you have just learned or to the question you want to answer next. The page shows a limited number of candidates at once; more may exist elsewhere in the application.</w:t>
+      </w:r>
+    </w:p>
+    <w:p>
+      <w:r>
+        <w:t>When you follow a linked object to Explain, read both the supported source connection and any meaning supplied by a contributor. Use Back or the page selector to return to the learning route. You can leave the deeper source detail closed when your immediate question concerns the user's purpose and expected result.</w:t>
       </w:r>
     </w:p>
     <w:p>
@@ -1726,12 +1731,12 @@
     </w:p>
     <w:p>
       <w:r>
-        <w:t>This page calls out missing purpose, task instructions and actual screenshots. It also reminds you that reading source cannot verify business rules, permissions or a correct runtime result. Author questions can capture a named answer, and Prepare lessons lets a knowledgeable person add or review the missing explanation.</w:t>
-      </w:r>
-    </w:p>
-    <w:p>
-      <w:r>
-        <w:t>Write a focused question: what does the action help the user accomplish, which inputs matter, what visible result means success and what should happen on error? Refreshing source alone cannot supply an unwritten business rule.</w:t>
+        <w:t>Resolve unknowns gathers the questions that prevent the route from becoming a complete lesson. These may concern a missing purpose, unfinished task instructions, or a lack of actual screenshots. Source reading also cannot establish every business rule, permission, or correct runtime outcome. A knowledgeable person can use Author questions to supply an attributed answer or Prepare lessons to add and review the missing explanation.</w:t>
+      </w:r>
+    </w:p>
+    <w:p>
+      <w:r>
+        <w:t>Make each question specific enough to answer. For an action, ask what it helps the user accomplish, which inputs affect it, what visible result indicates success, and what to do after an error. Refreshing source may update a technical connection, but it cannot create a business rule that nobody has explained.</w:t>
       </w:r>
     </w:p>
     <w:p>
@@ -1741,7 +1746,7 @@
         <w:spacing w:before="440"/>
       </w:pPr>
       <w:r>
-        <w:t>9. Use the learning library as a practical reference</w:t>
+        <w:t>9. Use the Learning library as a practical reference</w:t>
       </w:r>
     </w:p>
     <w:p>
@@ -1764,7 +1769,7 @@
         <w:t xml:space="preserve">1. </w:t>
       </w:r>
       <w:r>
-        <w:t>Choose Learning library in the top-right selector.</w:t>
+        <w:t>In the upper-right page selector, choose Learning library. This page contains explanations supplied for the selected application.</w:t>
       </w:r>
     </w:p>
     <w:p>
@@ -1829,7 +1834,7 @@
     </w:p>
     <w:p>
       <w:r>
-        <w:t>Expected result: you understand the subject and can apply its example. A search match alone is not enough; verify that the explanation belongs to the selected application and the intended role.</w:t>
+        <w:t>Expected result: the explanation tells you what the subject means and gives you an example you can apply. Before relying on a search result, confirm that it belongs to the selected application and is intended for your learning role.</w:t>
       </w:r>
     </w:p>
     <w:p>
@@ -1842,12 +1847,12 @@
     </w:p>
     <w:p>
       <w:r>
-        <w:t>Topic name identifies the subject. User role tells you whom the explanation helps. Meaning explains what the subject is and why it matters. Example shows a valid input, interpreted output or worked situation. Limits describes rules, units, permissions and mistakes. Help explains what to do if the result differs. Practice gives an exercise and its expected answer.</w:t>
-      </w:r>
-    </w:p>
-    <w:p>
-      <w:r>
-        <w:t>For a field in the selected application, meaning should identify what the value represents; an example should show a realistic value and its visible result; limits should name accepted units or ranges only when the owner has confirmed them. Help should explain a safe correction. The practice answer should explain the rule, not merely repeat the field caption.</w:t>
+        <w:t>Each teaching explanation has seven fields with a different purpose. Topic name identifies what is being explained, and User role identifies the intended reader. Meaning describes the subject and why it matters. Example shows a valid input, an interpreted output, or a realistic situation. Limits records known rules, units, permissions, and common mistakes. Help tells the reader how to respond when the result differs. Practice offers a question or exercise together with its expected answer.</w:t>
+      </w:r>
+    </w:p>
+    <w:p>
+      <w:r>
+        <w:t>For a field in the selected application, the meaning should say what its value represents. A useful example shows a realistic entry and the visible result, while limits should state accepted units or ranges only when the application owner has confirmed them. Help should offer a safe correction, and the practice answer should demonstrate the rule rather than repeat the caption.</w:t>
       </w:r>
     </w:p>
     <w:p>
@@ -1860,12 +1865,12 @@
     </w:p>
     <w:p>
       <w:r>
-        <w:t>Screen describes the purpose and arrangement of a visible area. Field explains one input or displayed value. Error or problem explains a symptom and recovery. Question and answer gives a focused reply. Business rule describes a condition and its consequence. Output or report explains what a result means and how to read it.</w:t>
-      </w:r>
-    </w:p>
-    <w:p>
-      <w:r>
-        <w:t>Role or permission describes who may perform work; it does not grant access. Related system explains a dependency. Setting or option explains how a choice affects results. Background work explains what may happen after a visible action. History or design choice preserves a reason for an existing approach. Learning check gives an exercise to test understanding.</w:t>
+        <w:t>Choose a category according to the question you want answered. Screen explains the purpose and arrangement of a visible area, while Field describes a particular input or displayed value. Error or problem covers a symptom and its recovery; Question and answer records a focused reply. Business rule explains when a condition applies and what follows from it. Output or report helps you interpret a result.</w:t>
+      </w:r>
+    </w:p>
+    <w:p>
+      <w:r>
+        <w:t>The remaining categories cover context that may affect the task. Role or permission describes who may perform work, but does not grant access. Related system explains a dependency; Setting or option explains how a choice changes a result. Background work describes activity that may continue after a visible action. History or design choice records why an approach was taken, and Learning check provides an exercise to test your understanding.</w:t>
       </w:r>
     </w:p>
     <w:p>
@@ -1878,12 +1883,12 @@
     </w:p>
     <w:p>
       <w:r>
-        <w:t>Clear the search and role fields, then select a row again. If the expected explanation still does not appear, check the selected application and ask whether the contribution was saved, rejected or retired. Rejected and retired teaching cards are excluded from the current learner list.</w:t>
-      </w:r>
-    </w:p>
-    <w:p>
-      <w:r>
-        <w:t>If a linked object no longer exists in the current capture, the reader may still preserve useful prose while Explore related selection is unavailable. Ask the preparer to review the connection. Do not treat an old link as current simply because its explanation is readable.</w:t>
+        <w:t>If the expected explanation is missing, clear the search and role filters before searching again. Confirm that the right application is selected, then ask the preparer whether the explanation was saved and whether it remains current. Rejected or retired teaching cards do not appear in the current learner list.</w:t>
+      </w:r>
+    </w:p>
+    <w:p>
+      <w:r>
+        <w:t>An explanation may remain readable even when its linked object is absent from the current source capture. In that case, Explore related selection may be unavailable. Ask the preparer to review the link before treating the old connection as current.</w:t>
       </w:r>
     </w:p>
     <w:p>
@@ -1906,12 +1911,12 @@
     </w:p>
     <w:p>
       <w:r>
-        <w:t>A form is a window or screen definition. A component is an item placed on that form, such as a button or input field. An event describes something that may happen, such as a click. An event handler is the operation connected to that event. A routine is a procedure or function that performs a piece of work. A unit groups related Delphi declarations and implementation.</w:t>
-      </w:r>
-    </w:p>
-    <w:p>
-      <w:r>
-        <w:t>You do not need to write Delphi to use these distinctions. They let you describe a visible button, its linked handler and the work that handler performs. That description connects a user action to understandable work without claiming a business outcome the source cannot establish.</w:t>
+        <w:t>Before following an action through source, it helps to know a few Delphi terms. A form defines a window or screen, and a component is an item on it, such as a button or input field. An event is something that may occur, such as a click; its event handler is the operation connected to it. Delphi calls a procedure or function a routine and groups related declarations and implementation in a unit.</w:t>
+      </w:r>
+    </w:p>
+    <w:p>
+      <w:r>
+        <w:t>You need not write Delphi code to use these terms. They let you describe a button the user sees, the handler connected to it, and the work that handler appears to perform. Keep that source connection separate from any business outcome that the source cannot establish on its own.</w:t>
       </w:r>
     </w:p>
     <w:p>
@@ -2014,7 +2019,7 @@
     </w:p>
     <w:p>
       <w:r>
-        <w:t>Expected result: you can explain one path through the selected application. A static connection shows a supported relationship in source, rather than proof that the path ran successfully in a live system.</w:t>
+        <w:t>Expected result: you can explain one supported path from a visible action into the selected application's source. The connection describes what DPH found in the files; it does not prove that the path ran successfully in a live system.</w:t>
       </w:r>
     </w:p>
     <w:p>
@@ -2027,12 +2032,12 @@
     </w:p>
     <w:p>
       <w:r>
-        <w:t>Find a control on a form design that matters to a real task. Follow its event link to Explain and identify the responding operation. Note any input field, choice or result that the source actually connects. Then read the task or teaching card supplied for that same application and compare the plain explanation with the captured connection.</w:t>
-      </w:r>
-    </w:p>
-    <w:p>
-      <w:r>
-        <w:t>If no task or card exists, ask the owner what the action accomplishes, which values are valid and what result the user should see. Do not substitute an example from a different application. Record a concise question tied to this control so that a preparer can add an attributed answer.</w:t>
+        <w:t>Choose a control on a form design that matters to a real task in the application you selected. Follow its event link to Explain and identify the operation that responds. Note only the inputs, choices, and results that the source actually connects. Then compare what you found with a task or teaching explanation supplied for that same application.</w:t>
+      </w:r>
+    </w:p>
+    <w:p>
+      <w:r>
+        <w:t>If no relevant task or explanation exists, ask the owner what the action accomplishes, which values are valid, and what the user should see afterward. Record the question against the particular control so a preparer can add an attributed answer. An example from another application cannot supply the missing facts.</w:t>
       </w:r>
     </w:p>
     <w:p>
@@ -2045,12 +2050,12 @@
     </w:p>
     <w:p>
       <w:r>
-        <w:t>Explain includes optional source walkthrough and deeper supporting detail. Expand it when a specific condition or relationship needs investigation. Source text, a trace and a diagram answer different questions: text shows the captured statement, a trace lists supported connections, and a diagram makes possible branches easier to see.</w:t>
-      </w:r>
-    </w:p>
-    <w:p>
-      <w:r>
-        <w:t>An unresolved or uncertain connection needs checking by someone who understands the source. A graph is not a recording of a user session. For a dynamic event assignment or external service behavior, ask for observed examples or a knowledgeable explanation.</w:t>
+        <w:t>The Explain page can show a source walkthrough and further supporting detail. Open those sections when you need to investigate a particular condition or relationship. Captured text shows the statement DPH read; a trace lists supported connections; and a diagram makes branches easier to follow.</w:t>
+      </w:r>
+    </w:p>
+    <w:p>
+      <w:r>
+        <w:t>If DPH marks a connection as unresolved or uncertain, ask someone familiar with the source to check it. A graph describes relationships found during analysis, not a recorded user session. Dynamic event assignments and external services may require an observed example or a knowledgeable explanation.</w:t>
       </w:r>
     </w:p>
     <w:p>
@@ -2073,12 +2078,12 @@
     </w:p>
     <w:p>
       <w:r>
-        <w:t>Choose Form designs to inspect a saved Delphi form definition. This is a reconstruction from source, not an automatic photograph of the running application. It helps you identify control names, positions, captions and supported event connections. Custom controls, styles, inherited forms and runtime changes can make the real screen look different.</w:t>
-      </w:r>
-    </w:p>
-    <w:p>
-      <w:r>
-        <w:t>Select a form, inspect a control and follow its explanation where available. Use the available view controls to fit or inspect the design. If your question concerns what the user actually sees today, compare it with a supplied real screenshot in Chapter 12.</w:t>
+        <w:t>Choose Form designs from the page selector to examine a layout reconstructed from a saved Delphi form definition. The view can help you identify control names, positions, captions, and event connections, but it is not a photograph of the running application. Custom controls, styles, inherited forms, and changes made while the program runs may make the actual screen look different.</w:t>
+      </w:r>
+    </w:p>
+    <w:p>
+      <w:r>
+        <w:t>Select a form, inspect a control, and follow its explanation if one is available. Adjust the view to see the whole design or a particular detail. If you need to know what a user sees in the current application, compare the reconstruction with a real screenshot supplied as described in Chapter 12.</w:t>
       </w:r>
     </w:p>
     <w:p>
@@ -2091,12 +2096,12 @@
     </w:p>
     <w:p>
       <w:r>
-        <w:t>Choose Graphs after selecting an object relevant to your task. Use the graph kind to focus on the relationship you need: Execution, Procedure CFG, Caller / callee, Form navigation, Data flow, Change impact, Data lineage or Business process. The separate grouping selector offers Objects, Types and Units. Select a node or group to investigate its explanation rather than reading the entire diagram as a single process.</w:t>
-      </w:r>
-    </w:p>
-    <w:p>
-      <w:r>
-        <w:t>For a call relationship, ask why the first operation needs the second. For a unit relationship, ask which responsibility is being used. When a branch is shown, compare its label with the actual condition. The graph may be bounded to keep the page usable; hidden or omitted nodes are not proof of absence.</w:t>
+        <w:t>After selecting an object related to your task, open Graphs and choose the relationship you want to investigate. Available views include Execution, Procedure CFG, Caller / callee, Form navigation, Data flow, Change impact, Data lineage, and Business process. A separate selector groups the display by Objects, Types, or Units. Select a node or group to read its explanation instead of treating the whole diagram as one uninterrupted process.</w:t>
+      </w:r>
+    </w:p>
+    <w:p>
+      <w:r>
+        <w:t>If one operation calls another, ask what work the second contributes. If the connection crosses units, ask which responsibility the first unit uses. Compare a labeled branch with the condition it represents. DPH may limit the displayed graph to keep it readable, so a hidden or omitted node does not prove that no such connection exists.</w:t>
       </w:r>
     </w:p>
     <w:p>
@@ -2109,12 +2114,12 @@
     </w:p>
     <w:p>
       <w:r>
-        <w:t>An arrow describes a supported relation between two captured objects. Its direction matters. A caller uses another routine; the callee does not necessarily call back. Incoming and outgoing connections answer opposite questions, so confirm which direction you are reading.</w:t>
-      </w:r>
-    </w:p>
-    <w:p>
-      <w:r>
-        <w:t>Unresolved endpoints, inference labels or warnings indicate that DPH cannot establish the entire connection. Keep that uncertainty in your explanation. Saying the source suggests this path and the author needs to confirm the dynamic target is more useful than presenting an unverified guess as fact.</w:t>
+        <w:t>An arrow represents a relationship DPH found between two captured objects. Read its direction carefully: a caller may use another routine without that routine calling back. Incoming connections tell you what may reach an object; outgoing connections show where it may lead.</w:t>
+      </w:r>
+    </w:p>
+    <w:p>
+      <w:r>
+        <w:t>An unresolved endpoint, inference label, or warning means DPH cannot establish the whole relationship. Keep that qualification when explaining the diagram. For example, say that the source suggests a path but that an author must confirm a dynamic destination, instead of presenting the destination as a verified fact.</w:t>
       </w:r>
     </w:p>
     <w:p>
@@ -2132,7 +2137,7 @@
     </w:p>
     <w:p>
       <w:r>
-        <w:t>You have completed this exercise when you can connect the visible action to a named operation and explain what the user should recognize afterward. If no expected result has been supplied, the correct conclusion is that the lesson needs an answer, not that every technical connection has been understood.</w:t>
+        <w:t>You have completed the exercise when you can connect the visible action to a named operation and describe the outcome the user should recognize. If nobody has supplied that expected outcome, identify the missing answer rather than assuming that a technical connection completes the lesson.</w:t>
       </w:r>
     </w:p>
     <w:p>
@@ -2145,12 +2150,12 @@
     </w:p>
     <w:p>
       <w:r>
-        <w:t>In Form designs, choose a captured form from the form selector. Use Thumbnail for an overview, Fit for the available viewing area, Native for the saved design scale or Custom zoom when a control needs closer inspection. The zoom slider ranges from 25 through 400 percent. Full screen gives the design the largest available viewing area; use the full-screen control again to leave that view.</w:t>
-      </w:r>
-    </w:p>
-    <w:p>
-      <w:r>
-        <w:t>Inspect the warning beneath the controls: this is an approximate design-time reconstruction. Select a relevant control and open its explanation when available. If a runtime screen differs, preserve that distinction and compare with a supplied picture rather than calling the reconstruction a current screenshot.</w:t>
+        <w:t>On Form designs, choose a captured form using the form selector. Thumbnail provides an overview, Fit uses the available viewing area, Native shows the saved design scale, and Custom zoom lets you inspect a control more closely. The zoom slider covers 25 to 400 percent. Full screen gives the design the largest available area; select the same control again to leave that view.</w:t>
+      </w:r>
+    </w:p>
+    <w:p>
+      <w:r>
+        <w:t>Read the warning beneath the viewing controls: this is an approximate reconstruction of the saved design. Select a relevant control and open its explanation if one is available. When the running screen differs, compare it with a supplied picture and keep the difference clear rather than presenting the reconstruction as a current screenshot.</w:t>
       </w:r>
     </w:p>
     <w:p>
@@ -2163,12 +2168,12 @@
     </w:p>
     <w:p>
       <w:r>
-        <w:t>Execution gives an overview of supported execution connections. Procedure CFG means procedure control-flow graph: it focuses on alternatives, repetition and stopping paths within a routine. Caller / callee asks which operation calls another. Form navigation asks about supported connections between forms. Data flow follows captured information-use relationships.</w:t>
-      </w:r>
-    </w:p>
-    <w:p>
-      <w:r>
-        <w:t>Change impact explores relationships that may be relevant when a selected object changes. Data lineage concerns where captured information comes from and goes. Business process presents supported process-oriented material where available. These are bounded source/knowledge views, not automatic proof of a complete real-world workflow. If a graph has no useful result, identify what evidence is missing instead of concluding that the application has no corresponding behavior.</w:t>
+        <w:t>Choose a graph according to the question you want to answer. Execution gives an overview of supported connections. Procedure CFG, short for procedure control-flow graph, shows alternatives, repetitions, and stopping paths within one routine. Caller / callee shows which operations call others; Form navigation shows supported connections between forms; and Data flow follows captured uses of information.</w:t>
+      </w:r>
+    </w:p>
+    <w:p>
+      <w:r>
+        <w:t>Change impact highlights relationships that may matter when an object changes. Data lineage follows where captured information comes from and where it goes, while Business process presents process-oriented material where available. These views are limited by the captured source and knowledge. If a graph gives you no useful answer, identify the missing evidence before concluding that the application lacks the behavior.</w:t>
       </w:r>
     </w:p>
     <w:p>
@@ -2279,12 +2284,12 @@
     </w:p>
     <w:p>
       <w:r>
-        <w:t>Choose Screenshots. Select an image in the left list and read its caption, image kind and contributor information. Screenshot means a supplied screen picture. Sample output means a supplied result or report example. Other teaching image is a diagram or illustration supplied to explain something else.</w:t>
-      </w:r>
-    </w:p>
-    <w:p>
-      <w:r>
-        <w:t>Use Fit to see the whole image within the available area. Native pixels shows its own pixel size. Custom zoom uses the zoom slider, whose range is 25 through 400 percent. When the image is larger than the area, scroll within the image view. A small image cannot reveal detail that was never captured at higher resolution.</w:t>
+        <w:t>Choose Screenshots from the page selector, then select a picture in the left-hand list. Read its caption, type, and contributor information before drawing a conclusion from it. A Screenshot is a screen picture supplied by a person; Sample output is an example result or report; and Other teaching image may be a diagram or illustration.</w:t>
+      </w:r>
+    </w:p>
+    <w:p>
+      <w:r>
+        <w:t>Use Fit to display the whole picture in the available area, Native pixels to see it at its own pixel size, or Custom zoom to examine a detail. The zoom slider ranges from 25 to 400 percent. Scroll within the picture when it extends beyond the viewing area. Enlarging a low-resolution image cannot reveal detail that was never captured.</w:t>
       </w:r>
     </w:p>
     <w:p>
@@ -2297,12 +2302,12 @@
     </w:p>
     <w:p>
       <w:r>
-        <w:t>Numbered markers identify teaching points over the supplied picture. Read the legend below the picture to find what each point means. Open Learning library for the full explanation, worked example and practice answer. A marker anchors the explanation to a location; it does not establish that the pictured output is current or correct for every situation.</w:t>
-      </w:r>
-    </w:p>
-    <w:p>
-      <w:r>
-        <w:t>For any supplied output picture, read its caption, contributor, date or context where available, then follow a numbered explanation. Identify the inputs or options needed to interpret the result. A number or status without its context is not yet a useful lesson.</w:t>
+        <w:t>Numbered markers point to details that a contributor has explained. Match each marker with its description below the picture, then choose Learning library from the page selector when you need the complete explanation, example, or practice answer. A marker shows where to look; it does not establish that the pictured result is current or correct in every situation.</w:t>
+      </w:r>
+    </w:p>
+    <w:p>
+      <w:r>
+        <w:t>For a sample output, read the caption and available information about its contributor, date, and context before following a marker. Identify which inputs or options produced the result. A number or status without that context is not enough to teach someone how to interpret the output.</w:t>
       </w:r>
     </w:p>
     <w:p>
@@ -2315,12 +2320,12 @@
     </w:p>
     <w:p>
       <w:r>
-        <w:t>Explain linked object opens a captured object associated with the image when one is available. Use this when you want to connect what you see with a control or operation. An unlinked image may still be useful teaching material; ask the preparer to supply the connection if it matters.</w:t>
-      </w:r>
-    </w:p>
-    <w:p>
-      <w:r>
-        <w:t>The caption should identify context such as application version, sample values and relevant options. A screenshot with no context can mislead a new learner. If the image conflicts with the current form or instructions, record the difference and ask the contributor which version it illustrates.</w:t>
+        <w:t>When a picture is associated with a captured object, Explain linked object opens that object's explanation. Use it to connect something visible in the picture with a control or operation found in source. An image without such a link can still be useful; ask the preparer to add the connection if it would help the lesson.</w:t>
+      </w:r>
+    </w:p>
+    <w:p>
+      <w:r>
+        <w:t>A useful caption identifies the relevant application version, sample values, and options. Without this context, a screenshot can mislead a new learner. If the image disagrees with the current form or instructions, note the difference and ask its contributor which version it represents.</w:t>
       </w:r>
     </w:p>
     <w:p>
@@ -2413,7 +2418,7 @@
     </w:p>
     <w:p>
       <w:r>
-        <w:t>Expected result: DPH manages a copy of the supplied image. It does not launch or capture the selected application automatically. Keep the original picture independently if it is an important record.</w:t>
+        <w:t>Expected result: DPH stores a managed copy of the picture you supplied. It does not launch the selected application or take a screenshot for you. Keep an independent original if the image is an important record.</w:t>
       </w:r>
     </w:p>
     <w:p>
@@ -2524,12 +2529,12 @@
     </w:p>
     <w:p>
       <w:r>
-        <w:t>The object-list search helps you find captured source objects by name. The Learning library search finds teaching-card titles and bodies. Search project searches the indexed project material, including objects, evidence, knowledge and diagnostics. Choose the search that matches your question.</w:t>
-      </w:r>
-    </w:p>
-    <w:p>
-      <w:r>
-        <w:t>If you know a field caption but not its Delphi name, begin with Learning library or a screen lesson. If you know CalculateClick, use the object search or Search project. If you are investigating an exact failure message, try the teaching library first for safe recovery instruction, then inspect source evidence with a maintainer if needed.</w:t>
+        <w:t>DPH offers different searches because its information serves different questions. The object-list search finds captured source objects by name. The search on Learning library finds titles and text in supplied teaching explanations. Search project covers indexed objects, evidence, knowledge, and diagnostics. Choose the one that matches what you already know.</w:t>
+      </w:r>
+    </w:p>
+    <w:p>
+      <w:r>
+        <w:t>For a visible field caption, start with Learning library or a screen lesson if you do not know the field's Delphi name. For a code name such as CalculateClick, try the object-list search or Search project. For an exact failure message, look first for a teaching explanation with safe recovery advice, then ask a maintainer to inspect source evidence if necessary.</w:t>
       </w:r>
     </w:p>
     <w:p>
@@ -2617,7 +2622,7 @@
     </w:p>
     <w:p>
       <w:r>
-        <w:t>Expected result: each query word matches the beginning of an indexed word, and all query words must match. This is different from a web search that may discard some words or search for synonyms.</w:t>
+        <w:t>Expected result: DPH looks for every query word at the beginning of an indexed word. If any word does not match, the result is excluded. Unlike some web searches, this search does not silently ignore a word or replace it with a synonym.</w:t>
       </w:r>
     </w:p>
     <w:p>
@@ -2630,12 +2635,12 @@
     </w:p>
     <w:p>
       <w:r>
-        <w:t>Begin with one distinctive word, then add a second only if there are too many results. A long sentence may have no match because every word must match. Try the source name and the user-facing term separately. The business glossary may identify aliases that help you choose a better query.</w:t>
-      </w:r>
-    </w:p>
-    <w:p>
-      <w:r>
-        <w:t>An evidence match is not automatically a reviewed explanation. Read its type, source context and review qualification. A diagnostic match identifies a question or capture problem; it does not by itself explain a user's production error.</w:t>
+        <w:t>Begin with one distinctive word. Add a second if the results are too broad, but avoid entering a whole sentence because every word must match. Try a source name and the wording visible to users as separate searches. The Business glossary may provide another name or alias that leads to a better query.</w:t>
+      </w:r>
+    </w:p>
+    <w:p>
+      <w:r>
+        <w:t>A matching evidence record is not necessarily a reviewed explanation. Check its type, source context, and any qualification before using it. A diagnostic result may point to a question about DPH's capture; it does not by itself explain an error seen by someone using the selected application.</w:t>
       </w:r>
     </w:p>
     <w:p>
@@ -2676,12 +2681,12 @@
     </w:p>
     <w:p>
       <w:r>
-        <w:t>Business glossary contains vocabulary used by the selected application or its business process. Delphi terms explains programming words such as form, event and routine. A term such as case status may belong to the business glossary; a term such as procedure belongs to the programming explanation.</w:t>
-      </w:r>
-    </w:p>
-    <w:p>
-      <w:r>
-        <w:t>Open Business glossary and search for a word or alias. Read the definition, example and context. The same word can mean different things in different applications, so verify the selected application and contributor before applying its definition elsewhere.</w:t>
+        <w:t>Use Business glossary for words that belong to the selected application's work or business process. Delphi terms, by contrast, explains programming vocabulary such as form, event, and routine. For example, a particular application's case status would need a business definition, while procedure is a Delphi term.</w:t>
+      </w:r>
+    </w:p>
+    <w:p>
+      <w:r>
+        <w:t>Choose Business glossary from the page selector and search for the word or one of its aliases. Read the definition in its stated context and consider the supplied example. Because the same word can mean different things in different applications, confirm the selected application and contributor before reusing a definition.</w:t>
       </w:r>
     </w:p>
     <w:p>
@@ -2694,12 +2699,12 @@
     </w:p>
     <w:p>
       <w:r>
-        <w:t>Resolve unknowns in Learn the project identifies unanswered points. Author questions in Prepare lessons provides a route for recording a contributor's answer. A useful answer includes the question, the reason for the behavior, a concrete example and any limit on when it applies.</w:t>
-      </w:r>
-    </w:p>
-    <w:p>
-      <w:r>
-        <w:t>For example, a question about when a changed record appears in a list needs an owner-confirmed trigger and visible result. A reply that merely says the page is event-driven leaves the beginner without an action to take.</w:t>
+        <w:t>Resolve unknowns on the Learn the project page identifies questions the current lesson cannot answer. A knowledgeable contributor can use Author questions under Prepare lessons to record a named reply. The answer should preserve the original question, explain the behavior, give an example, and say when the explanation does or does not apply.</w:t>
+      </w:r>
+    </w:p>
+    <w:p>
+      <w:r>
+        <w:t>For example, if a learner asks when a changed record appears in a list, the answer needs an owner-confirmed trigger and the visible result to expect. Calling the page event-driven would leave the learner without a useful action to take.</w:t>
       </w:r>
     </w:p>
     <w:p>
@@ -2712,17 +2717,17 @@
     </w:p>
     <w:p>
       <w:r>
-        <w:t>Saved explanations preserves content with contributor and revision information. Save creates a contribution; review is a separate action. Pending material may be useful while still requiring confirmation. Rejected or retired content is historical material, rather than current task instruction.</w:t>
-      </w:r>
-    </w:p>
-    <w:p>
-      <w:r>
-        <w:t>When source changes, a previous review may need repeating. An unchanged paragraph is not necessarily still applicable if the operation it describes has changed. Ask the reviewer to compare the current task, current source connection and supplied example.</w:t>
-      </w:r>
-    </w:p>
-    <w:p>
-      <w:r>
-        <w:t>When asking for a review or a missing explanation, name the application, visible action, expected result and unresolved point. Include example values without private customer information. Ask one answerable question at a time so the contributor can verify the reply against the actual application.</w:t>
+        <w:t>Saved explanations records who contributed material and which revision you are reading. Saving makes a contribution available; a separate review determines whether someone has checked it. Pending material may still be informative, but rejected or retired material belongs to the historical record rather than to current task instructions.</w:t>
+      </w:r>
+    </w:p>
+    <w:p>
+      <w:r>
+        <w:t>Review may need to be repeated after the source changes. Even identical wording can become misleading when the operation it describes has changed. Ask a reviewer to compare the current task, its source connection, and the example supplied with it.</w:t>
+      </w:r>
+    </w:p>
+    <w:p>
+      <w:r>
+        <w:t>When requesting review or a missing explanation, identify the application, visible action, expected result, and exact uncertainty. Supply example values without including private customer data. One focused question is easier for the contributor to verify than a broad request to explain the entire screen.</w:t>
       </w:r>
     </w:p>
     <w:p>
@@ -2755,12 +2760,12 @@
     </w:p>
     <w:p>
       <w:r>
-        <w:t>Identify who uses the application, the problem it solves, one common task, the environment suitable for practice and the person who can answer questions. Ask for missing information rather than filling a field with a plausible story. The introduction should help a newcomer choose an appropriate first task.</w:t>
-      </w:r>
-    </w:p>
-    <w:p>
-      <w:r>
-        <w:t>A weak purpose says Office application. A stronger purpose identifies the actual user's role, the work performed, the starting screen, a typical input, the visible outcome and the boundary of what has been confirmed. Write these details for the selected application only after asking its owner.</w:t>
+        <w:t>Before writing an introduction, speak with someone who knows the application. Establish who uses it, which problem it solves, a common task worth learning first, where that task can be practiced safely, and who can answer further questions. Leave an unanswered point visible rather than filling the space with a plausible guess. A newcomer should be able to use the introduction to choose a sensible first task.</w:t>
+      </w:r>
+    </w:p>
+    <w:p>
+      <w:r>
+        <w:t>“Office application” is too broad to serve as a purpose statement. A helpful description identifies the user's role, the work performed, the screen where that work begins, a typical input, and the outcome the user should recognize. Distinguish details the owner has confirmed from questions that still need an answer.</w:t>
       </w:r>
     </w:p>
     <w:p>
@@ -2863,7 +2868,7 @@
     </w:p>
     <w:p>
       <w:r>
-        <w:t>Expected result: the saved application introduction appears with attribution. Applying the dialog alone does not save a revision to the lesson database.</w:t>
+        <w:t>Expected result: the application introduction appears in the learner route with its contributor identified. Applying the profile dialog prepares a draft; the subsequent Save in Saved explanations stores its revision in the lesson database.</w:t>
       </w:r>
     </w:p>
     <w:p>
@@ -2924,12 +2929,12 @@
     </w:p>
     <w:p>
       <w:r>
-        <w:t>Owner identifies responsibility for the application, while contributor identifies who supplied this description. Support explains where the learner should take a question. Safe practice environment describes where an exercise may be attempted without affecting production work. Related systems names dependencies only when they matter to understanding the application.</w:t>
-      </w:r>
-    </w:p>
-    <w:p>
-      <w:r>
-        <w:t>Architecture should explain responsibilities and information movement, not list every unit. For the sample, one form validates input, calculates a total and displays a result. For a larger system, identify the visible client, the service it uses and the result returned, while leaving unwritten details marked for confirmation.</w:t>
+        <w:t>The supporting fields answer different questions. Owner identifies who is responsible for the application; contributor names the person who supplied this particular description. Support tells the learner where to take a question, and safe practice environment identifies where an exercise may be attempted without affecting production work. Mention related systems when they help explain the task rather than listing every dependency.</w:t>
+      </w:r>
+    </w:p>
+    <w:p>
+      <w:r>
+        <w:t>Use Architecture to describe major responsibilities and how information moves between them. For a small application, that might mean explaining how a form accepts input and displays a result. For a larger one, identify the visible client, any relevant service, and the result returned. Keep details that have not been confirmed clearly marked as questions.</w:t>
       </w:r>
     </w:p>
     <w:p>
@@ -2942,12 +2947,12 @@
     </w:p>
     <w:p>
       <w:r>
-        <w:t>Read the saved purpose without looking at the source. Can you identify the intended user and the first useful action? Is a safe place to try the task clear? Does the explanation define unfamiliar terms? Does it make an unsupported claim about a system DPH has not observed?</w:t>
-      </w:r>
-    </w:p>
-    <w:p>
-      <w:r>
-        <w:t>Revise the draft if it only repeats product names or technical component types. Preserve uncertainty where the author has not answered. The aim is enough orientation to begin learning, not a confident paragraph that conceals missing knowledge.</w:t>
+        <w:t>Review the saved introduction from the position of someone who has never used the application. Can you identify its intended user, the first useful action, and a safe place to try it? Are unfamiliar terms explained, and can you tell which statements came from a knowledgeable person rather than from source alone?</w:t>
+      </w:r>
+    </w:p>
+    <w:p>
+      <w:r>
+        <w:t>If the text repeats product names or component types without describing the user's work, revise it. Keep unanswered questions visible. A professional introduction gives the learner a reliable starting point without sounding more certain than the evidence allows.</w:t>
       </w:r>
     </w:p>
     <w:p>
@@ -2970,12 +2975,12 @@
     </w:p>
     <w:p>
       <w:r>
-        <w:t>Choose one result the learner should accomplish. Identify prerequisites, a small set of actions, an observable result after each action, final success criteria, safe recovery and a practice check. Separate unrelated goals into different tasks. A path then arranges those tasks in a sensible teaching sequence.</w:t>
-      </w:r>
-    </w:p>
-    <w:p>
-      <w:r>
-        <w:t>For the selected application, a task might be finding a customer record, preparing a report or submitting a request. Its prerequisites should name the correct role and starting screen; each action should have an observable result. Use the owner's real terminology and an approved practice environment. Do not copy a sample task into unrelated applications.</w:t>
+        <w:t>Plan one task around a result the learner should be able to recognize. Before opening the editor, establish the prerequisites, the actions in order, what should appear after each action, how to recognize overall success, and how to recover safely when something differs. Give unrelated goals their own tasks; a learning path can then place those tasks in a sensible sequence.</w:t>
+      </w:r>
+    </w:p>
+    <w:p>
+      <w:r>
+        <w:t>A task for the selected application might involve finding a record, preparing a report, or submitting a request, if that is work the application actually supports. Name the role and starting screen, describe each visible result, and use terminology confirmed by the owner. An approved practice environment matters as much as clear wording. Do not carry a sample procedure from one application into another.</w:t>
       </w:r>
     </w:p>
     <w:p>
@@ -3063,7 +3068,7 @@
     </w:p>
     <w:p>
       <w:r>
-        <w:t>Expected result: the task draft describes its purpose and final result, but it is not yet saved. Blank role means the task is not restricted to one learning role. A role is a filter, not an authorization mechanism.</w:t>
+        <w:t>Expected result: the draft describes the task and its final outcome, but remains unsaved until you complete the later Save task step. Leaving User role blank makes the task available across learning roles; a role filters instruction and does not grant system access.</w:t>
       </w:r>
     </w:p>
     <w:p>
@@ -3214,7 +3219,7 @@
     </w:p>
     <w:p>
       <w:r>
-        <w:t>Expected result: each listed step has both an action and a result. Undo step edit discards the current unsaved step edit; it does not replace the need to save the whole task.</w:t>
+        <w:t>Expected result: every step in the draft says both what the learner does and what should happen afterward. Undo step edit abandons the current unsaved step change; it does not save or discard the whole task.</w:t>
       </w:r>
     </w:p>
     <w:p>
@@ -3222,7 +3227,7 @@
         <w:pStyle w:val="Heading3"/>
       </w:pPr>
       <w:r>
-        <w:t>16.4. Save inspect and revise</w:t>
+        <w:t>16.4. Save, inspect, and revise</w:t>
       </w:r>
     </w:p>
     <w:p>
@@ -3302,7 +3307,7 @@
     </w:p>
     <w:p>
       <w:r>
-        <w:t>Expected result: the task has an attributed saved revision. A save error leaves a problem to resolve; do not close the draft assuming it was saved. Cancel changes discards the task draft explicitly.</w:t>
+        <w:t>Expected result: the task now has a saved revision attributed to its contributor. If saving fails, keep the draft open and resolve the reported problem before leaving the editor. Cancel changes deliberately discards the draft.</w:t>
       </w:r>
     </w:p>
     <w:p>
@@ -3315,12 +3320,12 @@
     </w:p>
     <w:p>
       <w:r>
-        <w:t>A task contains six teaching fields and between one and 100 steps. Each field and each step action or result has a 4096-character limit. The task name is limited to 200 characters and must be descriptive; the purpose must explain what the learner accomplishes. Unknown is accepted for genuinely unresolved supporting answers, but not as a substitute for the task name, purpose or step action.</w:t>
-      </w:r>
-    </w:p>
-    <w:p>
-      <w:r>
-        <w:t>The role and path names are each limited to 200 characters. The complete structured task is limited to 64 KiB. These are storage and validation limits, not recommendations to fill every field to its maximum. Keep each step focused enough to read and check.</w:t>
+        <w:t>A structured task has six teaching fields and may contain from one to 100 steps. Each teaching field and each step's action or expected result may contain up to 4,096 characters. The task name has a 200-character limit and must identify the task; its purpose must explain what the learner will accomplish. Use Unknown only for a genuinely unresolved supporting answer, never in place of a meaningful name, purpose, or step action.</w:t>
+      </w:r>
+    </w:p>
+    <w:p>
+      <w:r>
+        <w:t>The role and learning-path names each have a 200-character limit, and the complete structured task is limited to 64 KiB. These limits protect storage and validation; they are not writing targets. Make each step short enough for a learner to perform and check without losing the point.</w:t>
       </w:r>
     </w:p>
     <w:p>
@@ -3338,12 +3343,12 @@
     </w:p>
     <w:p>
       <w:r>
-        <w:t>Give related tasks the same path name and assign increasing order numbers. Start with orientation and safe boundaries, then inputs, the ordinary action, alternative outcomes and error recovery. Leave space between numbers if you expect to insert another task later; the order needs to be a whole number, not consecutive numbering.</w:t>
-      </w:r>
-    </w:p>
-    <w:p>
-      <w:r>
-        <w:t>Test the path with its intended role filter. Tasks for unrestricted learners may also appear, so read the names and prerequisites. DPH presents the prepared order, but a learner can select a later task; the path is teaching structure, not enforced certification.</w:t>
+        <w:t>To build a learning path, give related tasks the same path name and place them in increasing Lesson order. Begin with orientation and safe boundaries, then teach inputs, the usual action, alternative outcomes, and recovery. You may leave gaps between whole-number order values so you can insert a task later.</w:t>
+      </w:r>
+    </w:p>
+    <w:p>
+      <w:r>
+        <w:t>View the finished path using its intended role filter. Unrestricted tasks may appear alongside role-specific ones, so check their names and prerequisites. DPH presents the prepared order without preventing a learner from selecting a later task; the path is a teaching sequence, not a certification system.</w:t>
       </w:r>
     </w:p>
     <w:p>
@@ -3366,12 +3371,12 @@
     </w:p>
     <w:p>
       <w:r>
-        <w:t>Use a teaching explanation for a screen, field, exact error, recurring question, rule, report, permission, dependency, setting, background activity, design reason or learning check. Choose one subject that a newcomer will recognize. A title that names the actual field and its meaning is more useful than General information.</w:t>
-      </w:r>
-    </w:p>
-    <w:p>
-      <w:r>
-        <w:t>Select a related source object before creating the explanation if you want a contextual link. A linked object should actually support this subject. Do not attach an explanation to a convenient unrelated object just to make the link button appear.</w:t>
+        <w:t>Prepare a teaching explanation when a newcomer needs to understand a screen, field, error, recurring question, rule, report, permission, dependency, setting, background activity, design reason, or learning check. Give the explanation one recognizable subject. A title that identifies the actual field and its purpose helps more than “General information.”</w:t>
+      </w:r>
+    </w:p>
+    <w:p>
+      <w:r>
+        <w:t>If the explanation should link to a source object, select that object before opening the editor. Make sure the object genuinely supports the subject. A convenient but unrelated link makes the lesson harder to trust and harder to maintain.</w:t>
       </w:r>
     </w:p>
     <w:p>
@@ -3394,7 +3399,7 @@
         <w:t xml:space="preserve">1. </w:t>
       </w:r>
       <w:r>
-        <w:t>Choose Learning library and click Prepare an explanation.</w:t>
+        <w:t>From the upper-right page selector, choose Learning library, then click Prepare an explanation.</w:t>
       </w:r>
     </w:p>
     <w:p>
@@ -3489,7 +3494,7 @@
     </w:p>
     <w:p>
       <w:r>
-        <w:t>Expected result: the library leads with useful meaning and an example, with attribution and review status available. The save creates a contribution, not independent verification of its accuracy.</w:t>
+        <w:t>Expected result: the saved explanation presents its meaning and example to learners, with contributor and review information available. Saving establishes a contribution; it does not independently verify that the business explanation is correct.</w:t>
       </w:r>
     </w:p>
     <w:p>
@@ -3502,12 +3507,12 @@
     </w:p>
     <w:p>
       <w:r>
-        <w:t>Name the field as its user sees it. State who uses it, what value it represents and why it matters. Give one owner-confirmed example with units and the result the learner should recognize. Describe accepted values and common mistakes only when those rules are known. Explain the safe next action when an entry is rejected, then ask a practice question whose answer demonstrates the rule.</w:t>
-      </w:r>
-    </w:p>
-    <w:p>
-      <w:r>
-        <w:t>For example, if the selected application has a date range, the author should explain whether both dates are included, what time zone applies and what the result covers. If the source only reveals two date controls, leave these business answers open rather than inventing them. An explanation that merely says Enter a date does not prepare a newcomer to choose a valid range.</w:t>
+        <w:t>Use the field name visible to the application's user. Explain who enters or reads it, what the value represents, and why it affects the task. Include one example confirmed by the owner, with appropriate units and a result the learner can recognize. State accepted values and common mistakes only when those rules have been established. Finish with a safe response to a rejected entry and a practice question that tests the rule.</w:t>
+      </w:r>
+    </w:p>
+    <w:p>
+      <w:r>
+        <w:t>If the application has a date range, for example, the learner may need to know whether both end dates count, which time zone applies, and what the resulting period covers. Two date controls in source cannot answer those business questions by themselves. “Enter a date” therefore needs more explanation before it can guide a newcomer reliably.</w:t>
       </w:r>
     </w:p>
     <w:p>
@@ -3520,12 +3525,12 @@
     </w:p>
     <w:p>
       <w:r>
-        <w:t>Name the output or report, identify who reads it and state what decision it supports. Give a worked example with the exact inputs, filters, period, units and visible result supplied by the app owner. Explain any subtotal, exception or warning in context. Add a practice question and an expected answer that the owner can review.</w:t>
-      </w:r>
-    </w:p>
-    <w:p>
-      <w:r>
-        <w:t>For an unfamiliar report, mark unknown columns or calculations as questions. Do not infer business meaning merely from a numeric column name or a source routine. The learner needs an explanation of what the result means and what to do if it differs.</w:t>
+        <w:t>Begin an output or report explanation with its name, intended reader, and the decision it supports. Work through an example using inputs, filters, dates, units, and a visible result confirmed by the application owner. Explain subtotals, exceptions, and warnings in their business context, then offer a question whose answer the owner can check.</w:t>
+      </w:r>
+    </w:p>
+    <w:p>
+      <w:r>
+        <w:t>If a column or calculation has not been explained, record a question for its owner. A numeric heading or source routine does not establish the business meaning of the value. The learner needs to know how to interpret the result and what to do when it differs from expectations.</w:t>
       </w:r>
     </w:p>
     <w:p>
@@ -3538,12 +3543,12 @@
     </w:p>
     <w:p>
       <w:r>
-        <w:t>Select it in Learning library and click Edit explanation. Change the relevant teaching fields, save, and reread the actual library result. A saved topic keeps its identity; prepare a new explanation when the subject is different. Unknown is allowed for unresolved supporting knowledge, but a topic still needs a real name and meaning.</w:t>
-      </w:r>
-    </w:p>
-    <w:p>
-      <w:r>
-        <w:t>Each of the seven teaching fields is limited to 4096 characters. A useful explanation should be complete enough to teach its subject without becoming an unrelated manual inside one card. Link related explanations or prepare separate tasks when the subject has multiple goals.</w:t>
+        <w:t>To revise an explanation, find it in Learning library and choose Edit explanation. Change the fields that need correction, save the revision, and reread what learners now see. A topic retains its identity through revisions; if the subject changes, create a separate explanation. Unknown can identify unresolved supporting information, but the topic still needs a meaningful name and a clear account of what is known.</w:t>
+      </w:r>
+    </w:p>
+    <w:p>
+      <w:r>
+        <w:t>Each of the seven teaching fields has a 4,096-character limit. Write enough to teach the chosen subject without using one card as a container for unrelated instructions. Link related explanations or create distinct tasks when the learner has several goals.</w:t>
       </w:r>
     </w:p>
     <w:p>
@@ -3641,12 +3646,12 @@
     </w:p>
     <w:p>
       <w:r>
-        <w:t>Expected result: the selected application's vocabulary is explained with context. A term and its aliases must not duplicate another current term identity. A spelling variation should clarify one meaning rather than create two competing definitions.</w:t>
-      </w:r>
-    </w:p>
-    <w:p>
-      <w:r>
-        <w:t>The term must fit on one line and be at most 128 characters. Up to 32 aliases are supported; each must also be a nonempty single line of at most 128 characters. Definitions and examples are limited to 16384 characters each, while context is limited to 4096. Do not use these limits as a reason to include unrelated topics under one term.</w:t>
+        <w:t>Expected result: learners can find the term by its main name or an alias and read its meaning in this application's context. Avoid creating a second current term for a spelling variation when an alias would clarify the same concept.</w:t>
+      </w:r>
+    </w:p>
+    <w:p>
+      <w:r>
+        <w:t>A term must occupy one line and contain no more than 128 characters. You may add up to 32 aliases, each a nonempty single line of no more than 128 characters. Definitions and examples may contain up to 16,384 characters each; context may contain up to 4,096. Use these as maximum limits, not as a reason to combine unrelated concepts under one term.</w:t>
       </w:r>
     </w:p>
     <w:p>
@@ -3659,17 +3664,17 @@
     </w:p>
     <w:p>
       <w:r>
-        <w:t>In Prepare lessons, choose Action purposes. Use its name and review-state filters to find the action, and use First page or Next page if the result is on another page. Select the action and click Edit purpose. Describe what the user accomplishes, the input or prerequisites, the expected output, permissions and remaining questions in the offered fields. Apply the explanation draft, then Save it in Saved explanations. Open in Knowledge returns to the general saved record when you need its revision or review controls.</w:t>
-      </w:r>
-    </w:p>
-    <w:p>
-      <w:r>
-        <w:t>The action purpose is the reason for the work. The source handler is the connection that performs it. If a screen has a Search button, its purpose might be finding a particular record, but the owner must confirm the search rule and expected result. Naming SearchClick alone does not supply that purpose.</w:t>
-      </w:r>
-    </w:p>
-    <w:p>
-      <w:r>
-        <w:t>The editor distinguishes stable action identity, captured target, captured object key, action name, screen and user role, user trigger, business purpose, prerequisites and permissions, numbered user steps, expected business outcome, evidence and remaining unknowns, and failures/recovery. Keep an automatically supplied captured identity connected to the intended object. New task is for an explicitly attributed project task where a captured component is not the right starting point.</w:t>
+        <w:t>Under Prepare lessons, choose Action purposes and find the action by name or review state. Use First page or Next page if it is not on the current results page. Select the action and choose Edit purpose. The editor asks what the user accomplishes, what must be in place beforehand, which input matters, what outcome is expected, and which permissions or questions remain. Apply the draft, then save it in Saved explanations. Use Open in Knowledge when you need to inspect the general record, its revision, or its review controls.</w:t>
+      </w:r>
+    </w:p>
+    <w:p>
+      <w:r>
+        <w:t>An action's purpose explains why the user performs it; a source handler identifies the operation connected to it. A Search button, for example, may help a user find a record, but the owner must establish how the search works and what result counts as correct. The handler name SearchClick cannot supply those answers.</w:t>
+      </w:r>
+    </w:p>
+    <w:p>
+      <w:r>
+        <w:t>The editor keeps the action's captured identity separate from the explanation you write. Check that its object, screen, trigger, and user role refer to the intended action. Then describe the business purpose, prerequisites, user steps, expected outcome, evidence, and recovery in the appropriate fields. Use New task when you need an attributed project task that does not begin with a particular captured control.</w:t>
       </w:r>
     </w:p>
     <w:p>
@@ -3742,7 +3747,7 @@
     </w:p>
     <w:p>
       <w:r>
-        <w:t>Expected result: the reply is attributed and remains connected to its question. A source analyzer may identify a question but cannot approve the author's business explanation automatically.</w:t>
+        <w:t>Expected result: the named contributor's reply remains connected to the question that prompted it. DPH can identify a question from source, but it cannot automatically approve the business meaning of a person's answer.</w:t>
       </w:r>
     </w:p>
     <w:p>
@@ -3755,12 +3760,12 @@
     </w:p>
     <w:p>
       <w:r>
-        <w:t>State which application behavior or example the answer describes. If the behavior later changes, revise the answer rather than deleting its history. Ask a reviewer to compare the explanation with the current source and approved example. Retire information that should no longer be taught as current, preserving history when required.</w:t>
-      </w:r>
-    </w:p>
-    <w:p>
-      <w:r>
-        <w:t>Do not copy passwords, access tokens or private customer data into an answer. A general example should teach the rule without reproducing an actual customer's confidential record.</w:t>
+        <w:t>Make clear which application behavior and example an answer describes. If that behavior changes, revise the answer and ask a reviewer to compare it with current source and an approved example. Retire information that should no longer be taught as current while preserving its history where required.</w:t>
+      </w:r>
+    </w:p>
+    <w:p>
+      <w:r>
+        <w:t>Use safe example data. Passwords, access tokens, and private customer records do not belong in a teaching answer; an invented or approved example can explain the rule without exposing confidential information.</w:t>
       </w:r>
     </w:p>
     <w:p>
@@ -3843,7 +3848,7 @@
     </w:p>
     <w:p>
       <w:r>
-        <w:t>Expected result: the explanation has a saved revision. Editing a record and saving again creates another revision; it does not erase the earlier contribution.</w:t>
+        <w:t>Expected result: the explanation has a saved revision that you can reopen and read. Editing and saving it later creates a new revision without erasing the earlier contribution.</w:t>
       </w:r>
     </w:p>
     <w:p>
@@ -3856,12 +3861,12 @@
     </w:p>
     <w:p>
       <w:r>
-        <w:t>Saving content does not mean someone checked it. A knowledgeable reviewer should compare the current contribution with the intended application behavior, source connection and a reliable example. Enter the reviewer's name and use Verify review on the intended record. Current-source review requires attached current source and the correct reading configuration.</w:t>
-      </w:r>
-    </w:p>
-    <w:p>
-      <w:r>
-        <w:t>Reject identifies content that should not be accepted as current instruction. Retire preserves material that no longer belongs in current use. Discard edit abandons an unsaved editor change; it is not the same as retiring a saved revision. Confirm the selected record before using any of these commands.</w:t>
+        <w:t>Saving a contribution makes it available but does not show that anyone has checked its accuracy. A knowledgeable reviewer should compare it with the intended behavior, the relevant source connection, and a reliable example. On the correct record, enter the reviewer's name and choose Verify review. Reviewing against current source also requires that DPH has the right source attached under the intended reading configuration.</w:t>
+      </w:r>
+    </w:p>
+    <w:p>
+      <w:r>
+        <w:t>Use Reject for material that should not become accepted instruction, and Retire for material that no longer belongs in current use. Discard edit only abandons the unsaved change in the editor; it does not retire a saved revision. Confirm which record is selected before making a review decision.</w:t>
       </w:r>
     </w:p>
     <w:p>
@@ -3874,17 +3879,17 @@
     </w:p>
     <w:p>
       <w:r>
-        <w:t>Knowledge links in Prepare lessons lets you associate authored material with captured objects or supporting records. First select or edit the intended record in Saved explanations, then open Knowledge links. Choose entity, relationship, evidence, screenshot or section as the target kind, enter an optional name filter and click Find targets. Select the target in the left list and choose explains, cites, depends_on or illustrates as the role. Click Add link. Inspect the selected-link list on the right, return to Saved explanations and click Save. Adding a link to the draft alone does not persist it.</w:t>
-      </w:r>
-    </w:p>
-    <w:p>
-      <w:r>
-        <w:t>For a field guide, link the real control when available. For a business rule, link the operation or condition that implements the rule. For a supporting answer, link the exact contribution or evidence being discussed. A link preserves traceability; it does not prove that the explanation has been reviewed.</w:t>
-      </w:r>
-    </w:p>
-    <w:p>
-      <w:r>
-        <w:t>To remove a draft link, select it on the right and click Remove link, then Save the changed explanation. Open saved target lets you inspect a supported saved target. Find targets returns at most 200 matching candidates, while a section supports up to 64 saved links. Narrow a broad name filter instead of assuming the first 200 candidates contain every possible target.</w:t>
+        <w:t>To associate a saved explanation with what it describes, select the intended record in Saved explanations and open Knowledge links under Prepare lessons. Choose whether the target is an entity, relationship, evidence item, screenshot, or section. Narrow the list with a name filter if needed, then choose Find targets. Select the right target, assign the role explains, cites, depends_on, or illustrates, and choose Add link. Check the link list on the right before returning to Saved explanations to save the record. Adding a link to a draft does not store it until that save succeeds.</w:t>
+      </w:r>
+    </w:p>
+    <w:p>
+      <w:r>
+        <w:t>Link a field guide to the actual control where possible, or link a business rule to the operation or condition that supports it. An author answer should point to the precise contribution or evidence it discusses. Links make an explanation easier to trace; they do not themselves constitute a review of its accuracy.</w:t>
+      </w:r>
+    </w:p>
+    <w:p>
+      <w:r>
+        <w:t>To remove a link, select it in the right-hand list, choose Remove link, and save the changed explanation. Open saved target lets you inspect a supported target before deciding. Find targets shows at most 200 candidates, and a section can hold up to 64 links. If the intended target is absent from a broad result, narrow the name filter instead of assuming that every candidate was displayed.</w:t>
       </w:r>
     </w:p>
     <w:p>
@@ -3897,12 +3902,12 @@
     </w:p>
     <w:p>
       <w:r>
-        <w:t>If DPH reports that the expected revision differs, another save has changed the current record. Preserve your draft, refresh or reopen the latest saved revision and compare the two. Reapply only the intended correction and save against the current record. Do not overwrite newer content merely to eliminate the warning.</w:t>
-      </w:r>
-    </w:p>
-    <w:p>
-      <w:r>
-        <w:t>When a save fails for validation, read the specific missing field or limit. Correct that draft and retry. When it fails for storage or access, preserve the last readable database and follow Chapter 24. Text remaining in an editor is not proof of a successful save.</w:t>
+        <w:t>If DPH reports a revision conflict, the saved record has changed since you began editing. Keep your draft, reopen the latest saved revision, and compare the two before applying only the correction you intended. Do not overwrite newer work merely to remove the warning.</w:t>
+      </w:r>
+    </w:p>
+    <w:p>
+      <w:r>
+        <w:t>For a validation failure, read the named missing field or exceeded limit, correct the draft, and try saving again. If the failure concerns storage or access, preserve the last readable database and follow Chapter 24. Text that remains visible in the editor does not establish that a save succeeded.</w:t>
       </w:r>
     </w:p>
     <w:p>
@@ -3915,12 +3920,12 @@
     </w:p>
     <w:p>
       <w:r>
-        <w:t>Runtime observations in Prepare lessons stores a previously saved log as an attributed claim about a run. Select the relevant Explorer object first if the observation should link to that object. Enter Contributor and Run, environment and outcome description, then click Select saved log and import. Choose the existing log file and wait for confirmation. Refresh saved records retrieves the newest 50 entries. Explain linked current object follows a resolvable current link when available.</w:t>
-      </w:r>
-    </w:p>
-    <w:p>
-      <w:r>
-        <w:t>Read the saved observation with its context. DPH did not execute the target, verify the timestamps or infer causal order from this import. These records stay local with the lesson database and are included in explicit database backups; they are not automatically published. For a learner-facing explanation, prepare an attributed teaching card that explains the relevant finding and states its limits, without exposing the private raw log unnecessarily.</w:t>
+        <w:t>Runtime observations, under Prepare lessons, lets a contributor attach an existing log as a claim about a particular run. Select an object in Explorer first if the observation should refer to it. Enter the contributor, run, environment, and outcome information, then choose Select saved log and import and select the existing file. Wait for confirmation. Refresh saved records displays up to the 50 newest entries; Explain linked current object follows a valid current link where one exists.</w:t>
+      </w:r>
+    </w:p>
+    <w:p>
+      <w:r>
+        <w:t>Read an observation together with the circumstances supplied by its contributor. Importing a log does not mean DPH ran the other application, verified its timestamps, or established which event caused another. These records remain local to the lesson database and its explicit backups rather than appearing automatically in published lessons. If the finding matters to learners, write an attributed teaching explanation that states its limits without exposing the raw private log.</w:t>
       </w:r>
     </w:p>
     <w:p>
@@ -3953,12 +3958,12 @@
     </w:p>
     <w:p>
       <w:r>
-        <w:t>In Prepare lessons, choose Projects and open Known databases. Select a row and click Open selected, or double-click it. Read the application identity after opening. Refresh updates the displayed catalog list; it is different from Refresh lessons, which reads source again.</w:t>
-      </w:r>
-    </w:p>
-    <w:p>
-      <w:r>
-        <w:t>Remove from list forgets a catalog entry without deleting its database or source project. Missing entries remain visible so that you can locate moved databases. Use Open saved lessons to open the database at its new location, then forget an obsolete catalog entry if appropriate.</w:t>
+        <w:t>To return to a lesson database that DPH knows, open Prepare lessons, choose Projects, and open Known databases. Select the entry and choose Open selected, or double-click it. Confirm the application identity after it opens. The Refresh command here updates the database list; it does not reread source as Refresh lessons does.</w:t>
+      </w:r>
+    </w:p>
+    <w:p>
+      <w:r>
+        <w:t>Remove from list forgets a catalog entry without deleting the database or source project. An entry for a missing database remains visible so you can find a moved file. Open the database at its new location using Open saved lessons, then remove an obsolete catalog entry if necessary.</w:t>
       </w:r>
     </w:p>
     <w:p>
@@ -3971,12 +3976,12 @@
     </w:p>
     <w:p>
       <w:r>
-        <w:t>Before refreshing, save or explicitly discard contribution drafts. Confirm that the attached source belongs to the intended application and that the preparer has selected the correct source-reading settings. Click Refresh lessons and wait for completion.</w:t>
-      </w:r>
-    </w:p>
-    <w:p>
-      <w:r>
-        <w:t>After refresh, revisit the purpose, one representative action and the prepared tasks. Source refresh updates captured facts; it does not automatically confirm every human explanation. If a linked control or operation changed, review the related instructions before treating them as current.</w:t>
+        <w:t>Before rereading source, save or deliberately discard any contribution drafts. Confirm that the attached files belong to the application you intend to teach and that the source-reading settings are correct. Choose Refresh lessons and wait for its completion message.</w:t>
+      </w:r>
+    </w:p>
+    <w:p>
+      <w:r>
+        <w:t>Afterward, revisit the application purpose, a representative action, and the prepared tasks. Refreshing updates the captured source facts but cannot automatically confirm explanations supplied by people. If a linked control or operation has changed, arrange a review of the related instructions before teaching them as current.</w:t>
       </w:r>
     </w:p>
     <w:p>
@@ -3989,12 +3994,12 @@
     </w:p>
     <w:p>
       <w:r>
-        <w:t>Saved lessons can be useful when source is temporarily unavailable. Read the cached material with its captured context and stated limits. You can learn from a historical example while acknowledging that it has not been compared with today's source.</w:t>
-      </w:r>
-    </w:p>
-    <w:p>
-      <w:r>
-        <w:t>Do not rename a different source folder to make it appear current. Reconnection needs the actual intended source. If the source moved, use the verified relocation procedure with a knowledgeable preparer rather than creating an unsupported identity match.</w:t>
+        <w:t>A saved lesson database can remain useful while its original source is temporarily unavailable. Read its cached material with the capture context and limitations in mind. An older example may still teach you something, provided you do not claim that it has been checked against today's source.</w:t>
+      </w:r>
+    </w:p>
+    <w:p>
+      <w:r>
+        <w:t>Reconnecting source requires the actual files belonging to that application. Renaming a different folder will not make its contents equivalent. If the original source has moved, ask a knowledgeable preparer to use the verified relocation procedure.</w:t>
       </w:r>
     </w:p>
     <w:p>
@@ -4007,12 +4012,12 @@
     </w:p>
     <w:p>
       <w:r>
-        <w:t>In Prepare lessons, expand Source reading settings and use Relocate verified source when an existing application's source has moved. Select the intended project at its new location and allow DPH to check it. A mismatch must be investigated instead of forced.</w:t>
-      </w:r>
-    </w:p>
-    <w:p>
-      <w:r>
-        <w:t>Relocation is appropriate for the same logical source set at a new location. It is not a way to merge two unrelated applications into one lesson database. Preserve the existing lesson database and its adjacent managed folder before any maintenance activity.</w:t>
+        <w:t>When the same application's source has moved, expand Source reading settings under Prepare lessons and choose Relocate verified source. Select the project in its new location and let DPH check its identity. Investigate a reported mismatch instead of forcing the connection.</w:t>
+      </w:r>
+    </w:p>
+    <w:p>
+      <w:r>
+        <w:t>Relocation is for the same logical source set in a different place; it cannot combine lessons from unrelated applications. Preserve the existing lesson database and its adjacent managed folder before undertaking this maintenance work.</w:t>
       </w:r>
     </w:p>
     <w:p>
@@ -4035,12 +4040,12 @@
     </w:p>
     <w:p>
       <w:r>
-        <w:t>An offline edition is a readable export of selected application material. It is different from the editable lesson database and different from the DPH desktop delivery. Save and review the intended contributions before exporting. Read captions and examples for sensitive information, especially if pictures came from a production system.</w:t>
-      </w:r>
-    </w:p>
-    <w:p>
-      <w:r>
-        <w:t>Choose the appropriate audience and scope in publication settings. Exclusions and selected seeds can limit what is exported. An excluded object or file should not be presented to the recipient as if its supporting connection were included. Ask a maintainer for help if you need a narrowly scoped edition.</w:t>
+        <w:t>An offline edition gives someone a readable copy of learning material about the selected application. It is separate from both the editable lesson database and the DPH desktop application. Before exporting, save and review the contributions you intend to share. Examine captions, examples, and pictures for information that should not leave their original setting, particularly material taken from a production system.</w:t>
+      </w:r>
+    </w:p>
+    <w:p>
+      <w:r>
+        <w:t>Choose the audience and scope that fit the recipient. Publication settings can exclude files or begin with selected objects and their context. Make sure the resulting explanation does not imply that an excluded supporting connection is present. Ask a maintainer for help when the edition needs a narrow scope.</w:t>
       </w:r>
     </w:p>
     <w:p>
@@ -4128,7 +4133,7 @@
     </w:p>
     <w:p>
       <w:r>
-        <w:t>Expected result: the edition begins with learning material, contains its selected tasks and examples, and preserves the links and pictures supplied for that scope. Preview is a check of the exported edition, not a replacement for inspecting it.</w:t>
+        <w:t>Expected result: the edition opens with the selected application's learning route and includes the tasks, examples, links, and pictures allowed by the chosen scope. Preview helps you check the export, but you should also open the resulting folder independently before sharing it.</w:t>
       </w:r>
     </w:p>
     <w:p>
@@ -4141,12 +4146,12 @@
     </w:p>
     <w:p>
       <w:r>
-        <w:t>Share the complete output folder. Keep its assets, images, objects and supporting indexes together. If you send only learning.html, linked explanations and pictures may be unavailable. If you compress the folder for transfer, tell the recipient to extract the whole folder before opening learning.html.</w:t>
-      </w:r>
-    </w:p>
-    <w:p>
-      <w:r>
-        <w:t>Open an object link, a task and an image from the transferred copy. This checks that the recipient's copy contains the necessary files. A file that worked on the preparer's computer may still be absent from a partial transfer.</w:t>
+        <w:t>Transfer the entire output folder, including its assets, images, objects, and supporting indexes. Sending learning.html by itself may break linked explanations and pictures. If you compress the edition for transfer, tell the recipient to extract the complete folder before opening learning.html.</w:t>
+      </w:r>
+    </w:p>
+    <w:p>
+      <w:r>
+        <w:t>Check the transferred copy, not only the original: open an object link, a task, and an image from the recipient's folder. This reveals missing files that may have been present on the preparer's computer but omitted during transfer.</w:t>
       </w:r>
     </w:p>
     <w:p>
@@ -4159,12 +4164,12 @@
     </w:p>
     <w:p>
       <w:r>
-        <w:t>The exported edition is read-only presentation. To change explanations, return to DPH and its .dphdb lesson store, save the change and create a new edition. The shared folder does not replace the editable store or its revision history.</w:t>
-      </w:r>
-    </w:p>
-    <w:p>
-      <w:r>
-        <w:t>If the recipient needs printable companions, use the guides provided with the edition or ask the preparer to create its PDF companions. Conversion and validation of those technical artifacts is covered in the Engineering Guide.</w:t>
+        <w:t>An exported edition is a read-only presentation of the material available when it was created. To change an explanation, reopen the .dphdb lesson database in DPH, save a new revision, and create a fresh edition. Keep the editable database because the shared folder does not contain its full revision history.</w:t>
+      </w:r>
+    </w:p>
+    <w:p>
+      <w:r>
+        <w:t>If the recipient needs printable material, use any guides supplied with the edition or ask the preparer to produce PDF companions. The Engineering Guide describes how those documents are converted and checked.</w:t>
       </w:r>
     </w:p>
     <w:p>
@@ -4205,12 +4210,12 @@
     </w:p>
     <w:p>
       <w:r>
-        <w:t>The .dphdb database contains captured facts and authored knowledge. Its adjacent .dphdb.views folder can contain cached views and managed images. Preserve both together. The Databases folder shipped with DPH is a convenient default location, not a requirement to mix all applications into one database.</w:t>
-      </w:r>
-    </w:p>
-    <w:p>
-      <w:r>
-        <w:t>Personal checked-step progress is local to this computer and stored separately. An offline edition preserves a reading copy. These three items serve different purposes, so keeping one does not automatically preserve all three.</w:t>
+        <w:t>A .dphdb lesson database contains captured facts and knowledge supplied by people. Its adjacent .dphdb.views folder may contain cached pages and managed pictures. Preserve the database and folder together. The Databases folder supplied with DPH is a convenient default location; each application's lessons still belong in their own database.</w:t>
+      </w:r>
+    </w:p>
+    <w:p>
+      <w:r>
+        <w:t>DPH keeps checked-step progress separately on the local computer, while an offline edition contains a reading copy for recipients. The lesson database, personal progress, and published edition serve different purposes, so preserving one does not preserve the others automatically.</w:t>
       </w:r>
     </w:p>
     <w:p>
@@ -4298,7 +4303,7 @@
     </w:p>
     <w:p>
       <w:r>
-        <w:t>Expected result: the preserved copy can provide lesson material if the working location becomes unavailable. Do not copy an actively changing store and assume the resulting files are consistent.</w:t>
+        <w:t>Expected result: you have a copy of the lesson database and its managed material that can be checked and used if the working location becomes unavailable. A simple file copy made while DPH is still changing the database may be inconsistent, which is why the procedure begins by closing DPH.</w:t>
       </w:r>
     </w:p>
     <w:p>
@@ -4311,12 +4316,12 @@
     </w:p>
     <w:p>
       <w:r>
-        <w:t>The current ordinary learner and preparation selectors keep database administration out of the main teaching route. Maintainer-only controls may exist in the code without being ordinary learner destinations. Do not follow an obsolete instruction to select an administration page that is absent from your current selector.</w:t>
-      </w:r>
-    </w:p>
-    <w:p>
-      <w:r>
-        <w:t>An engineer responsible for database backup, restore, integrity or cache retention should use the Engineering Guide and the verified interfaces available in that build. These mechanisms preserve DPH lesson data; they are not backup or restore engines for the selected application's business database.</w:t>
+        <w:t>DPH keeps database administration outside the ordinary learner and lesson-preparation route. A maintainer control may exist in the program without appearing as a destination in your current page selector. If older directions name an administration page that you cannot see, use the current interface and seek the appropriate maintainer instructions rather than guessing.</w:t>
+      </w:r>
+    </w:p>
+    <w:p>
+      <w:r>
+        <w:t>Engineers responsible for database backup, restoration, integrity, or cache retention should follow the Engineering Guide and the controls verified for their build. Those tools protect DPH's lesson data; they do not back up the selected application's business database.</w:t>
       </w:r>
     </w:p>
     <w:p>
@@ -4329,12 +4334,12 @@
     </w:p>
     <w:p>
       <w:r>
-        <w:t>A missing catalog entry is not evidence that its database is expendable. A .views folder may contain original supplied teaching images as well as generated pages. Do not delete it merely because its name sounds temporary. Ask the preparer or maintainer to identify exactly what is reproducible and what is authored material.</w:t>
-      </w:r>
-    </w:p>
-    <w:p>
-      <w:r>
-        <w:t>For your own temporary learning exercise, label its database clearly. Keep production application source, user lesson stores and disposable validation output separate. This makes later cleanup deliberate rather than speculative.</w:t>
+        <w:t>A database does not become disposable because its catalog entry is missing. Likewise, a .dphdb.views folder may hold pictures someone supplied as teaching material alongside generated pages. Ask a preparer or maintainer to identify what can be regenerated and what must be preserved before deleting anything.</w:t>
+      </w:r>
+    </w:p>
+    <w:p>
+      <w:r>
+        <w:t>Give a temporary exercise database a clear name and keep it apart from production application source and established lesson stores. Clear separation makes later cleanup an informed decision.</w:t>
       </w:r>
     </w:p>
     <w:p>
@@ -4357,12 +4362,12 @@
     </w:p>
     <w:p>
       <w:r>
-        <w:t>Prepare lessons contains a collapsed Source reading settings section. Learners normally leave it closed. A preparer may need it when conditional source, missing dependencies or incorrectly displayed older text prevents useful lessons.</w:t>
-      </w:r>
-    </w:p>
-    <w:p>
-      <w:r>
-        <w:t>Configuration, platform, extra defines, explicit dependency roots and text encoding describe how DPH should read the source. They are not settings for running the selected application. Changing them does not rebuild or launch it.</w:t>
+        <w:t>Under Prepare lessons, Source reading settings is normally collapsed because most learners never need to change it. A preparer may open it when conditional code, a missing dependency, or incorrectly displayed older text prevents DPH from producing a useful lesson.</w:t>
+      </w:r>
+    </w:p>
+    <w:p>
+      <w:r>
+        <w:t>The configuration, platform, extra defines, approved dependency locations, and text encoding tell DPH how to read source. They do not configure or run the selected application. Changing them neither builds nor launches that program.</w:t>
       </w:r>
     </w:p>
     <w:p>
@@ -4375,12 +4380,12 @@
     </w:p>
     <w:p>
       <w:r>
-        <w:t>Ask the application author which Debug or Release configuration and Win32 or Win64 platform describes the code you intend to teach. Enter additional compiler defines only when required and separate them with semicolons. Different defines can make different source branches relevant.</w:t>
-      </w:r>
-    </w:p>
-    <w:p>
-      <w:r>
-        <w:t>Use explicit dependency roots for source folders the author authorizes DPH to read outside the project tree. A missing dependency should be supplied or identified; guessing a broad drive root is not a substitute for knowing which files belong to the application.</w:t>
+        <w:t>Ask the application author which Debug or Release configuration and Win32 or Win64 platform corresponds to the code you intend to explain. Add compiler defines only when the source requires them, separating multiple names with semicolons. These choices matter because different defines can make different branches of source relevant.</w:t>
+      </w:r>
+    </w:p>
+    <w:p>
+      <w:r>
+        <w:t>If DPH needs source outside the project tree, identify the specific dependency folder the author permits it to read. Supply or name a missing dependency rather than selecting an entire drive in the hope that it contains the right files.</w:t>
       </w:r>
     </w:p>
     <w:p>
@@ -4393,12 +4398,12 @@
     </w:p>
     <w:p>
       <w:r>
-        <w:t>Text encoding tells a program how stored bytes represent characters. It is unrelated to translating the application's language. Leave the source-reading code page at 0 unless an older source file displays incorrect characters and the author supplies the appropriate Windows encoding number.</w:t>
-      </w:r>
-    </w:p>
-    <w:p>
-      <w:r>
-        <w:t>For example, a source file originally saved with a legacy Windows encoding may need that encoding to display accented text correctly. A byte-order mark in a Unicode file takes precedence. After changing reading settings, refresh the lessons and inspect the affected text again. Do not edit the source just to make DPH display it differently.</w:t>
+        <w:t>Text encoding determines how characters are read from a source file's stored bytes; it is different from translating the application's language. Leave the source-reading code page at 0 unless an older file displays characters incorrectly and its author can identify the appropriate Windows encoding.</w:t>
+      </w:r>
+    </w:p>
+    <w:p>
+      <w:r>
+        <w:t>A file saved with an older encoding may, for example, need that encoding to display accented text correctly. A Unicode byte-order mark takes precedence when one is present. After changing the reading setting, refresh lessons and inspect the affected text again. Do not alter the original source merely to change how DPH displays it.</w:t>
       </w:r>
     </w:p>
     <w:p>
@@ -4411,12 +4416,12 @@
     </w:p>
     <w:p>
       <w:r>
-        <w:t>First confirm the intended project file and source set. Ask whether includes, dependent units and form files are present. Then confirm configuration, defines and allowed dependency roots. If the code uses runtime behavior that DPH cannot establish statically, supply a qualified teaching explanation instead of forcing the analyzer to claim certainty.</w:t>
-      </w:r>
-    </w:p>
-    <w:p>
-      <w:r>
-        <w:t>An incomplete capture should result in a precise unresolved question and a useful explanation of what is known. It should not dominate a beginner's lesson with fingerprints or technical counters. Deeper diagnostics belong with a maintainer investigating that gap.</w:t>
+        <w:t>When DPH cannot explain a source connection fully, start by checking the project file and the source set supplied with it. Confirm that include files, dependent units, and forms are available, then review the configuration, defines, and approved dependency locations. If the relevant behavior is determined while the other application runs, describe the limit honestly and ask someone who has observed it to contribute an explanation.</w:t>
+      </w:r>
+    </w:p>
+    <w:p>
+      <w:r>
+        <w:t>Record a precise question alongside what DPH does know. Internal fingerprints and counters may help a maintainer investigate the capture, but they do not teach a beginner what the selected application does.</w:t>
       </w:r>
     </w:p>
     <w:p>
@@ -4439,12 +4444,12 @@
     </w:p>
     <w:p>
       <w:r>
-        <w:t>Check that you extracted the full delivery and are starting DelphiProjectHandoff.exe from the extracted folder. Confirm that the supporting files are present and the location is writable. Preserve the exact Windows error message if startup fails. Do not begin deleting lesson stores to solve an executable startup problem.</w:t>
-      </w:r>
-    </w:p>
-    <w:p>
-      <w:r>
-        <w:t>If the window opens but formatted pages do not, the problem is different from failure to launch. Check WebView2 Runtime and its loader with the maintainer. Use the native text explanation where the page provides one, and try an exported learning.html independently to distinguish embedded-browser failure from missing lesson content.</w:t>
+        <w:t>If DPH fails to open, confirm that you extracted the entire delivery and launched DelphiProjectHandoff.exe from the extracted folder. Check that its supporting files remain beside it and that the location is writable. Keep the exact Windows error message for the maintainer. Deleting lesson databases will not address a startup error in the executable.</w:t>
+      </w:r>
+    </w:p>
+    <w:p>
+      <w:r>
+        <w:t>If the main window opens but formatted pages do not, investigate the browser component separately. Ask a maintainer to check the Microsoft WebView2 Runtime and supplied loader. Read any native-text explanation offered by DPH, and open an exported learning.html in a browser if one is available. This helps distinguish a display problem from missing lesson material.</w:t>
       </w:r>
     </w:p>
     <w:p>
@@ -4457,12 +4462,12 @@
     </w:p>
     <w:p>
       <w:r>
-        <w:t>Confirm the selected application. Clear name, role and path filters. Check whether another page of tasks is available. Ask whether the preparer saved a structured task or only wrote an unsaved draft. A note in Saved explanations is not automatically an ordered task.</w:t>
-      </w:r>
-    </w:p>
-    <w:p>
-      <w:r>
-        <w:t>Rejected and retired teaching material is excluded from current learning lists. If a contribution was recently revised, reread the current revision and filters. Do not create a duplicate merely because an existing item was hidden by your search.</w:t>
+        <w:t>When a task or explanation appears to be missing, first confirm the selected application and clear any name, role, or path filters. Check whether the task list has another page. If nothing appears, ask the preparer whether the structured task was saved; an unsaved draft or a note in Saved explanations does not become an ordered task automatically.</w:t>
+      </w:r>
+    </w:p>
+    <w:p>
+      <w:r>
+        <w:t>Rejected and retired teaching material does not appear in current learner lists. If someone recently revised an explanation, check its current revision and your filters before creating a duplicate.</w:t>
       </w:r>
     </w:p>
     <w:p>
@@ -4475,12 +4480,12 @@
     </w:p>
     <w:p>
       <w:r>
-        <w:t>Read the exact status message. A blank required field, an invalid lesson order or an oversized field requires a draft correction. A revision conflict requires comparison with the latest saved content. A writer-ownership error means another DPH writer already owns the lesson store; resolve that ownership rather than opening more instances against the same database.</w:t>
-      </w:r>
-    </w:p>
-    <w:p>
-      <w:r>
-        <w:t>Keep the draft visible while diagnosing the problem. If you must preserve it outside DPH, use an approved note without exposing private data. Confirm a subsequent successful save and reopen the contribution before declaring the issue resolved.</w:t>
+        <w:t>Read the exact status message before changing the draft. A missing required field, invalid lesson order, or exceeded size limit calls for a correction to what you entered. A revision conflict means you must compare your draft with the latest saved version. If another DPH writer owns the lesson store, resolve that situation rather than opening additional instances against the same database.</w:t>
+      </w:r>
+    </w:p>
+    <w:p>
+      <w:r>
+        <w:t>Keep your draft visible while diagnosing the failure. If you need to preserve its text outside DPH, use an approved location and exclude private data. After correcting the problem, wait for a successful save and reopen the contribution to confirm it was stored.</w:t>
       </w:r>
     </w:p>
     <w:p>
@@ -4493,12 +4498,12 @@
     </w:p>
     <w:p>
       <w:r>
-        <w:t>Check that the original import succeeded and that the adjacent managed folder was preserved when moving the database. Select the image and read its caption. Try Fit before assuming the image is empty; at a large custom zoom, the interesting area may be outside the current viewport.</w:t>
-      </w:r>
-    </w:p>
-    <w:p>
-      <w:r>
-        <w:t>For a marker that points to the wrong detail, inspect the original image and the selected point. A marker moves with the image, not with a changing live application screen. If a replacement image has different geometry or meaning, prepare or review the explanation against that replacement rather than reusing the old point blindly.</w:t>
+        <w:t>If a picture is absent, confirm that its import completed and that the .dphdb.views folder stayed beside the database when it was moved. Select the image and read its caption. Try Fit before concluding that it is empty; a high zoom level may place the important area outside the visible portion.</w:t>
+      </w:r>
+    </w:p>
+    <w:p>
+      <w:r>
+        <w:t>If a numbered marker points to the wrong detail, compare it with the original image and the point the contributor selected. The marker stays with the stored picture, not with changes in the live application. Review or replace its explanation when a new image has different content or dimensions.</w:t>
       </w:r>
     </w:p>
     <w:p>
@@ -4511,12 +4516,12 @@
     </w:p>
     <w:p>
       <w:r>
-        <w:t>Confirm that the complete edition folder was transferred and extracted. Open its learning.html at the top of that folder. Keep the objects and assets subfolders together. If files are missing, transfer the entire edition again instead of replacing individual links with paths from the preparer's computer.</w:t>
-      </w:r>
-    </w:p>
-    <w:p>
-      <w:r>
-        <w:t>If the edition itself is invalid, regenerate it from the intended saved material to a new folder. A checksum or fingerprint error is a maintainer investigation, not a reason to disable validation or rewrite the manifest manually.</w:t>
+        <w:t>For broken links in a shared edition, confirm that the recipient received and extracted the whole output folder. Open learning.html from the top of that folder and keep its objects and assets subfolders alongside it. If a file is missing, transfer the complete edition again; a link to a file on the preparer's computer will not repair the recipient's copy.</w:t>
+      </w:r>
+    </w:p>
+    <w:p>
+      <w:r>
+        <w:t>If DPH reports that the edition itself is invalid, create a new export from the intended saved material. Ask a maintainer to investigate a checksum or fingerprint error rather than disabling the check or editing the manifest by hand.</w:t>
       </w:r>
     </w:p>
     <w:p>
@@ -4529,12 +4534,12 @@
     </w:p>
     <w:p>
       <w:r>
-        <w:t>Use the same learner name, application and saved task revision on the same computer. A changed instruction revision correctly requires fresh checks. Next step does not record progress; use I checked this result after actually checking its expected result.</w:t>
-      </w:r>
-    </w:p>
-    <w:p>
-      <w:r>
-        <w:t>Start again rereads from the beginning but retains checked steps. Clear my progress resets them. If those commands appear to have the same effect, inspect the checked-step count and which revision is selected before reporting an error.</w:t>
+        <w:t>To resume progress, use the same learner name, application, and saved task revision on the same computer. Revised instructions require fresh checks. Next step changes the page without recording progress; choose I checked this result only after you have compared the observed result with the expected one.</w:t>
+      </w:r>
+    </w:p>
+    <w:p>
+      <w:r>
+        <w:t>Start again takes you to the beginning while retaining your checks. Clear my progress removes them. If the two commands seem to behave alike, look at the checked-step count and task revision before reporting a problem.</w:t>
       </w:r>
     </w:p>
     <w:p>
@@ -4547,12 +4552,12 @@
     </w:p>
     <w:p>
       <w:r>
-        <w:t>Record the DPH delivery version, selected application, page name, exact action, expected result and actual result. Include the exact error text and a picture of the relevant area if appropriate. Use example data instead of private customer information.</w:t>
-      </w:r>
-    </w:p>
-    <w:p>
-      <w:r>
-        <w:t>Describe the shortest sequence that reproduces it. For example: open the selected application's lesson database, choose Learn a task, select the named task, enter a learner name and check the first result. This lets the maintainer reproduce the same state rather than guess which of many pages you meant.</w:t>
+        <w:t>A useful problem report identifies the DPH delivery version, selected application, page, action taken, expected result, and actual result. Include the exact error text and a picture of the relevant area when helpful. Replace private customer information with safe example data.</w:t>
+      </w:r>
+    </w:p>
+    <w:p>
+      <w:r>
+        <w:t>Write the shortest sequence that reproduces the problem. For example, specify which lesson database to open, which task to choose on Learn a task, which learner name to enter, and which result fails when checked. These details let a maintainer reach the same state without guessing among many pages and controls.</w:t>
       </w:r>
     </w:p>
     <w:p>
@@ -4585,12 +4590,12 @@
     </w:p>
     <w:p>
       <w:r>
-        <w:t>Choose application starts first-time source preparation. Open saved lessons opens an existing database. Refresh lessons rereads attached source. Getting started returns to basic directions. Prepare lessons opens the contributor route. The top-right selector changes learner destinations.</w:t>
-      </w:r>
-    </w:p>
-    <w:p>
-      <w:r>
-        <w:t>Use these commands according to the material you have. A learner who received a .dphdb starts with Open saved lessons; a preparer who received Delphi source starts with Choose application. Neither command runs the selected target application.</w:t>
+        <w:t>The opening commands reflect what you already have. Choose application begins with a Delphi project and its source; Open saved lessons returns to an existing .dphdb database. Refresh lessons rereads the attached source. Getting started returns to introductory directions, Prepare lessons opens the contribution tools, and the upper-right page selector changes what a learner reads.</w:t>
+      </w:r>
+    </w:p>
+    <w:p>
+      <w:r>
+        <w:t>If someone has given you a prepared .dphdb database, begin with Open saved lessons. If you have Delphi source that DPH has not prepared, begin with Choose application. Neither command launches the application you want to study.</w:t>
       </w:r>
     </w:p>
     <w:p>
@@ -4603,12 +4608,12 @@
     </w:p>
     <w:p>
       <w:r>
-        <w:t>Back follows object-selection history. Parent selects a containing object. Bookmark and Bookmarks help revisit a selected object during the session. Next page loads additional object results. Search and Next 50 results belong to the project search page.</w:t>
-      </w:r>
-    </w:p>
-    <w:p>
-      <w:r>
-        <w:t>Previous step, Next step and Start again belong to a prepared task. I checked this result records personal progress; Clear my progress resets it. Explore related selection belongs to a teaching explanation and follows an available current captured link. These commands are not interchangeable merely because they all move between information.</w:t>
+        <w:t>Use Back to retrace object selections and Parent to move to a containing object. Bookmark marks a useful selection, while Bookmarks lets you return to it during the session. Next page displays additional object results. On Search project, Search runs the query and Next 50 results retrieves another results page.</w:t>
+      </w:r>
+    </w:p>
+    <w:p>
+      <w:r>
+        <w:t>Prepared tasks use a different set of controls: Previous step, Next step, and Start again change the reading position; I checked this result records a personal check; and Clear my progress removes recorded checks. Explore related selection follows an available source link from a teaching explanation. Check which page you are on before using similarly placed navigation commands.</w:t>
       </w:r>
     </w:p>
     <w:p>
@@ -4621,12 +4626,12 @@
     </w:p>
     <w:p>
       <w:r>
-        <w:t>Prepare a new task and Edit instructions open the task editor. New step begins a step draft; Keep step accepts it into the task draft; Save task persists the whole task. Cancel changes abandons the task or teaching-card draft.</w:t>
-      </w:r>
-    </w:p>
-    <w:p>
-      <w:r>
-        <w:t>Prepare an explanation and Edit explanation open the teaching editor. Save explanation persists its teaching fields. Apply to Knowledge draft in a specialized dialog returns material to the general editor; Save in Saved explanations persists that draft. Verify review, Reject and Retire record review decisions separately from content saving.</w:t>
+        <w:t>Prepare a new task and Edit instructions open the task editor. Within it, New step starts a step draft and Keep step places that step into the task draft. Save task stores the complete task; Cancel changes abandons the draft.</w:t>
+      </w:r>
+    </w:p>
+    <w:p>
+      <w:r>
+        <w:t>Prepare an explanation and Edit explanation open the teaching editor, where Save explanation stores the teaching fields. In specialized dialogs, Apply to Knowledge draft returns the prepared material to the general editor; you must then choose Save in Saved explanations to store that draft. Verify review, Reject, and Retire make review decisions separately from the act of saving content.</w:t>
       </w:r>
     </w:p>
     <w:p>
@@ -4639,12 +4644,12 @@
     </w:p>
     <w:p>
       <w:r>
-        <w:t>Import an existing PNG screenshot imports supplied material with a caption and kind. Explain this point prepares a teaching explanation at a chosen image location. Explain linked object follows the image's captured object connection. Fit, Native pixels and Custom zoom affect viewing rather than stored image bytes.</w:t>
-      </w:r>
-    </w:p>
-    <w:p>
-      <w:r>
-        <w:t>Share lessons creates a fresh offline edition. Preview lessons opens its learner route. The resulting learning.html is the recipient's starting page. A source-navigation or agent-instruction option adds technical content only when deliberately selected; ordinary learners begin with the learning route.</w:t>
+        <w:t>Import an existing PNG screenshot adds a picture supplied by a person, together with its caption and type. Explain this point prepares an explanation anchored to a selected location in the image; Explain linked object opens a source object associated with that image. Fit, Native pixels, and Custom zoom change only how you view the picture, not the stored image itself.</w:t>
+      </w:r>
+    </w:p>
+    <w:p>
+      <w:r>
+        <w:t>Share lessons creates a new offline edition, and Preview lessons opens its learning route for inspection. The recipient begins at the edition's learning.html page. Optional source-navigation and generated instruction material adds technical detail only when deliberately selected; the ordinary learner route begins with the application introduction.</w:t>
       </w:r>
     </w:p>
     <w:p>
@@ -4667,12 +4672,12 @@
     </w:p>
     <w:p>
       <w:r>
-        <w:t>Application: the program being studied. DPH: Delphi Project Handoff, the program used to read and prepare its lessons. Learner: a person studying the selected application. Preparer: a person creating instruction. Contributor: the named person supplying a piece of knowledge. Reviewer: the person separately checking a contribution.</w:t>
-      </w:r>
-    </w:p>
-    <w:p>
-      <w:r>
-        <w:t>Lesson database: the .dphdb file holding DPH's captured facts and knowledge. Managed folder: its adjacent .dphdb.views folder containing cached views and other managed material. Offline edition: a published read-only folder for recipients. Learning path: a named ordered sequence of prepared tasks. Checked step: a learner's recorded check against one instruction revision.</w:t>
+        <w:t>The application is the program you are studying; DPH is the separate program you use to read and prepare lessons about it. A learner studies the selected application. A preparer writes instructional material, a contributor is the named person who supplied a particular explanation, and a reviewer separately checks that contribution.</w:t>
+      </w:r>
+    </w:p>
+    <w:p>
+      <w:r>
+        <w:t>A lesson database is the .dphdb file containing captured source facts and contributed knowledge. Its managed folder, named .dphdb.views, holds cached pages and other managed material. An offline edition is a published read-only folder for recipients. A learning path orders prepared tasks, while a checked step records one learner's check against a particular revision of a task.</w:t>
       </w:r>
     </w:p>
     <w:p>
@@ -4685,12 +4690,12 @@
     </w:p>
     <w:p>
       <w:r>
-        <w:t>Form: a Delphi window or screen definition. Component: an item on a form or in a module. Property: a saved characteristic such as a caption or alignment. Event: something such as a click to which an operation may respond. Handler: the operation connected to the event. Routine: a Delphi procedure or function. Unit: a source file grouping declarations and implementation.</w:t>
-      </w:r>
-    </w:p>
-    <w:p>
-      <w:r>
-        <w:t>Source: the files that describe the program. Project: the files and settings for one Delphi build target. Project group: related projects organized together. Dependency: other code or a system required by part of the application. Condition: an expression that selects an alternative path. Loop: work that can repeat. Output: a displayed, written or transmitted result.</w:t>
+        <w:t>A form defines a Delphi window or screen. A component is an item on a form or in a module, and a property is one of its saved characteristics, such as a caption or alignment. An event is something that may happen, such as a click; its handler is the operation connected to it. Delphi calls a procedure or function a routine and groups related declarations and implementation in a unit.</w:t>
+      </w:r>
+    </w:p>
+    <w:p>
+      <w:r>
+        <w:t>Source refers to the files that describe the program. A project collects the files and settings for one Delphi build target, while a project group organizes related projects. A dependency is other code or a system needed by part of the application. A condition chooses between possible paths, a loop allows work to repeat, and an output is a displayed, written, or transmitted result.</w:t>
       </w:r>
     </w:p>
     <w:p>
@@ -4703,12 +4708,12 @@
     </w:p>
     <w:p>
       <w:r>
-        <w:t>Static means read from source rather than observed during execution. Captured means recorded from a particular source set and reading configuration. Current source means the attached source agrees with the capture under the selected settings. Stale means that agreement needs refreshing or checking. Partial means some relevant source understanding is incomplete.</w:t>
-      </w:r>
-    </w:p>
-    <w:p>
-      <w:r>
-        <w:t>Attributed means a named person supplied the explanation. Verified review records a separate named review; it is not granted merely by saving. Unknown identifies a question still needing an answer. A fingerprint is an internal identity check used by maintainers to compare captured material; it is not a learning outcome or a user permission.</w:t>
+        <w:t>Static information comes from reading source rather than observing the application while it runs. Captured information belongs to a particular source set and reading configuration. Current source means the attached files still agree with that capture under the selected settings; stale means the agreement needs checking or refreshing. Partial indicates that some relevant source connection remains incompletely understood.</w:t>
+      </w:r>
+    </w:p>
+    <w:p>
+      <w:r>
+        <w:t>An attributed explanation identifies the person who supplied it. Verified review records a separate named check; saving alone does not provide it. Unknown marks a question that still needs an answer. A fingerprint is an internal identity check that maintainers use to compare captured material, not a measure of learning or a user permission.</w:t>
       </w:r>
     </w:p>
     <w:p>
@@ -4731,12 +4736,12 @@
     </w:p>
     <w:p>
       <w:r>
-        <w:t>Open DPH and select the Delphi application you need to learn, or its prepared lesson database. In Meet this app, write down the stated purpose, intended user and one form design. Identify which statements came from a named contributor and which are merely source-derived. If purpose or starting-screen information is absent, formulate one question for the owner.</w:t>
-      </w:r>
-    </w:p>
-    <w:p>
-      <w:r>
-        <w:t>You have completed this stage when you can explain why this application exists in ordinary language or clearly state that the explanation has not yet been supplied. A plausible guess based on the project name is not a substitute.</w:t>
+        <w:t>Open DPH and choose an unfamiliar Delphi application or its prepared lesson database. On Meet this app, note its stated purpose, intended users, and a form design. Separate statements supplied by a named contributor from details DPH derived from source. If the purpose or starting screen has not been explained, write one specific question for the owner.</w:t>
+      </w:r>
+    </w:p>
+    <w:p>
+      <w:r>
+        <w:t>This stage is complete when you can explain the application's purpose in everyday language, or clearly identify that the explanation is still missing. A plausible guess based on the project name does not complete the exercise.</w:t>
       </w:r>
     </w:p>
     <w:p>
@@ -4749,12 +4754,12 @@
     </w:p>
     <w:p>
       <w:r>
-        <w:t>Choose Learn a real task. If a complete task exists, open Learn a task and read its prerequisites, steps, expected results and review status. Use your learner name only after checking a result. If no complete task exists, follow one source-connected action and list the inputs, output and recovery facts that a knowledgeable person must supply.</w:t>
-      </w:r>
-    </w:p>
-    <w:p>
-      <w:r>
-        <w:t>Return to Explore related tasks. Find a second relevant action or teaching explanation from the same application and describe how it connects to the first. This exercise is complete when you can explain the task's result or identify the exact missing answer that prevents a reliable procedure.</w:t>
+        <w:t>Choose Learn a real task. Where someone has supplied a complete task, open Learn a task and read its prerequisites, actions, expected results, and review status. Record progress under your learner name only after checking an expected result. Where no complete task exists, examine a source-connected action and list the inputs, outcome, and recovery guidance that its owner must still supply.</w:t>
+      </w:r>
+    </w:p>
+    <w:p>
+      <w:r>
+        <w:t>Next, return to Explore related tasks and find another action or explanation from the same application. Describe how it relates to the first task. You have finished this stage when you can explain the expected outcome or identify the precise missing answer that prevents a dependable procedure.</w:t>
       </w:r>
     </w:p>
     <w:p>
@@ -4767,12 +4772,12 @@
     </w:p>
     <w:p>
       <w:r>
-        <w:t>Open Screenshots and inspect any actual image supplied for this application. Read its caption, contributor and numbered explanations. Compare it with a Form design without treating the reconstruction as a current screenshot. In Resolve unknowns, record the unanswered questions about business rules, permissions or expected outcomes.</w:t>
-      </w:r>
-    </w:p>
-    <w:p>
-      <w:r>
-        <w:t>When no picture was supplied, say so. The correct response is to ask for one with context, not to label a source reconstruction as an observed screen.</w:t>
+        <w:t>Open Screenshots and inspect an actual image if someone has supplied one for this application. Read its caption, contributor, and numbered explanations before comparing it with a Form design. Keep clear which view is a supplied picture and which is a reconstruction from source. On Resolve unknowns, record unanswered questions about rules, permissions, or expected outcomes.</w:t>
+      </w:r>
+    </w:p>
+    <w:p>
+      <w:r>
+        <w:t>If no real picture is available, ask for one with its version and context. Do not label a reconstructed form as an observed screen.</w:t>
       </w:r>
     </w:p>
     <w:p>
@@ -4780,17 +4785,17 @@
         <w:pStyle w:val="Heading3"/>
       </w:pPr>
       <w:r>
-        <w:t>27.4. Prepare review and share</w:t>
-      </w:r>
-    </w:p>
-    <w:p>
-      <w:r>
-        <w:t>If you are authorized to prepare lessons, add one task or teaching explanation for a real field, action or result in this application. Include its meaning, worked example, limits, safe help and a practice question with an answer. Save it, reread the actual learner page, and ask a knowledgeable reviewer to check uncertain business information.</w:t>
-      </w:r>
-    </w:p>
-    <w:p>
-      <w:r>
-        <w:t>Create a fresh offline edition and open learning.html independently. Confirm that its four-part route identifies this application, contains the supplied explanation and keeps unresolved questions visible. Preserve the editable lesson database separately. Another newcomer should be able to follow the route without relying on unexplained technical names.</w:t>
+        <w:t>27.4. Prepare, review, and share a lesson</w:t>
+      </w:r>
+    </w:p>
+    <w:p>
+      <w:r>
+        <w:t>If you are preparing lessons for this application, write one task or teaching explanation about a real field, action, or result. Include its meaning, an example, known limits, safe help, and a practice question with its answer. Save it, reread the learner-facing page, and ask a knowledgeable reviewer to check any business information that needs confirmation.</w:t>
+      </w:r>
+    </w:p>
+    <w:p>
+      <w:r>
+        <w:t>Create a fresh offline edition and open its learning.html page independently. Check that the four-part route names this application, includes the explanation you supplied, and makes unresolved questions visible. Preserve the editable lesson database separately. A newcomer should be able to begin from the edition without needing someone to decode technical names for them.</w:t>
       </w:r>
     </w:p>
     <w:sectPr>
@@ -4813,7 +4818,7 @@
       <w:pStyle w:val="Footer"/>
     </w:pPr>
     <w:r>
-      <w:t xml:space="preserve">Guide 43  |  13 October 2026                                    Page </w:t>
+      <w:t xml:space="preserve">Guide 44  |  13 October 2026                                    Page </w:t>
     </w:r>
     <w:r>
       <w:fldChar w:fldCharType="begin"/>

--- a/docs/guides/DPH_User_Guide.docx
+++ b/docs/guides/DPH_User_Guide.docx
@@ -15,22 +15,22 @@
         <w:pStyle w:val="Subtitle"/>
       </w:pPr>
       <w:r>
-        <w:t>Learning and teaching an unfamiliar Delphi application</w:t>
+        <w:t>Explore an unfamiliar Delphi application</w:t>
       </w:r>
     </w:p>
     <w:p>
       <w:r>
-        <w:t>Guide edition 44</w:t>
+        <w:t>Guide edition 45</w:t>
       </w:r>
     </w:p>
     <w:p>
       <w:r>
-        <w:t>Last changed 13 October 2026</w:t>
+        <w:t>Last changed 14 October 2026</w:t>
       </w:r>
     </w:p>
     <w:p>
       <w:r>
-        <w:t>From opening DPH to preparing, reviewing and sharing lessons about a selected application</w:t>
+        <w:t>Open a project, follow its files into screens and actions, and assess what the evidence can show</w:t>
       </w:r>
     </w:p>
     <w:p>
@@ -40,7 +40,7 @@
     </w:p>
     <w:p>
       <w:r>
-        <w:t>This manual describes Delphi Project Handoff. Lessons about a selected Delphi application are separate material displayed and published by the program.</w:t>
+        <w:t>This manual describes Delphi Project Handoff. Information about a selected Delphi application is presented separately by the program.</w:t>
       </w:r>
     </w:p>
     <w:p>
@@ -75,7 +75,7 @@
         </w:tabs>
       </w:pPr>
       <w:r>
-        <w:t>PART 1: Starting with no prior knowledge</w:t>
+        <w:t>PART 1 Getting started</w:t>
       </w:r>
       <w:r>
         <w:tab/>
@@ -90,7 +90,7 @@
         </w:tabs>
       </w:pPr>
       <w:r>
-        <w:t>1. About this guide and the application</w:t>
+        <w:t>1 What Delphi Project Handoff does</w:t>
       </w:r>
       <w:r>
         <w:tab/>
@@ -105,7 +105,22 @@
         </w:tabs>
       </w:pPr>
       <w:r>
-        <w:t>2. Unpack, open, and close DPH</w:t>
+        <w:t>2 Open your first project</w:t>
+      </w:r>
+      <w:r>
+        <w:tab/>
+        <w:t>3</w:t>
+      </w:r>
+    </w:p>
+    <w:p>
+      <w:pPr>
+        <w:pStyle w:val="TOC1"/>
+        <w:tabs>
+          <w:tab w:val="right" w:leader="dot" w:pos="9360"/>
+        </w:tabs>
+      </w:pPr>
+      <w:r>
+        <w:t>PART 2 Explore the application</w:t>
       </w:r>
       <w:r>
         <w:tab/>
@@ -120,11 +135,41 @@
         </w:tabs>
       </w:pPr>
       <w:r>
-        <w:t>3. Find your way around the main window</w:t>
+        <w:t>3 Learn the project</w:t>
+      </w:r>
+      <w:r>
+        <w:tab/>
+        <w:t>4</w:t>
+      </w:r>
+    </w:p>
+    <w:p>
+      <w:pPr>
+        <w:pStyle w:val="TOC2"/>
+        <w:tabs>
+          <w:tab w:val="right" w:leader="dot" w:pos="9360"/>
+        </w:tabs>
+      </w:pPr>
+      <w:r>
+        <w:t>4 Read the Learning library</w:t>
       </w:r>
       <w:r>
         <w:tab/>
         <w:t>5</w:t>
+      </w:r>
+    </w:p>
+    <w:p>
+      <w:pPr>
+        <w:pStyle w:val="TOC2"/>
+        <w:tabs>
+          <w:tab w:val="right" w:leader="dot" w:pos="9360"/>
+        </w:tabs>
+      </w:pPr>
+      <w:r>
+        <w:t>5 Inspect source and forms</w:t>
+      </w:r>
+      <w:r>
+        <w:tab/>
+        <w:t>6</w:t>
       </w:r>
     </w:p>
     <w:p>
@@ -135,37 +180,7 @@
         </w:tabs>
       </w:pPr>
       <w:r>
-        <w:t>PART 2: Complete your first learning session</w:t>
-      </w:r>
-      <w:r>
-        <w:tab/>
-        <w:t>6</w:t>
-      </w:r>
-    </w:p>
-    <w:p>
-      <w:pPr>
-        <w:pStyle w:val="TOC2"/>
-        <w:tabs>
-          <w:tab w:val="right" w:leader="dot" w:pos="9360"/>
-        </w:tabs>
-      </w:pPr>
-      <w:r>
-        <w:t>4. Choose the application you need to learn</w:t>
-      </w:r>
-      <w:r>
-        <w:tab/>
-        <w:t>6</w:t>
-      </w:r>
-    </w:p>
-    <w:p>
-      <w:pPr>
-        <w:pStyle w:val="TOC2"/>
-        <w:tabs>
-          <w:tab w:val="right" w:leader="dot" w:pos="9360"/>
-        </w:tabs>
-      </w:pPr>
-      <w:r>
-        <w:t>5. Follow this application's learning route</w:t>
+        <w:t>PART 3 Continue safely</w:t>
       </w:r>
       <w:r>
         <w:tab/>
@@ -180,11 +195,11 @@
         </w:tabs>
       </w:pPr>
       <w:r>
-        <w:t>6. Save your place and check understanding</w:t>
+        <w:t>6 Reopen and troubleshoot</w:t>
       </w:r>
       <w:r>
         <w:tab/>
-        <w:t>9</w:t>
+        <w:t>7</w:t>
       </w:r>
     </w:p>
     <w:p>
@@ -195,371 +210,11 @@
         </w:tabs>
       </w:pPr>
       <w:r>
-        <w:t>7. Reopen or change the selected application</w:t>
+        <w:t>7 First use acceptance checklist</w:t>
       </w:r>
       <w:r>
         <w:tab/>
-        <w:t>10</w:t>
-      </w:r>
-    </w:p>
-    <w:p>
-      <w:pPr>
-        <w:pStyle w:val="TOC1"/>
-        <w:tabs>
-          <w:tab w:val="right" w:leader="dot" w:pos="9360"/>
-        </w:tabs>
-      </w:pPr>
-      <w:r>
-        <w:t>PART 3: Learn screens, actions, and application knowledge</w:t>
-      </w:r>
-      <w:r>
-        <w:tab/>
-        <w:t>11</w:t>
-      </w:r>
-    </w:p>
-    <w:p>
-      <w:pPr>
-        <w:pStyle w:val="TOC2"/>
-        <w:tabs>
-          <w:tab w:val="right" w:leader="dot" w:pos="9360"/>
-        </w:tabs>
-      </w:pPr>
-      <w:r>
-        <w:t>8. Use the four-part application route</w:t>
-      </w:r>
-      <w:r>
-        <w:tab/>
-        <w:t>11</w:t>
-      </w:r>
-    </w:p>
-    <w:p>
-      <w:pPr>
-        <w:pStyle w:val="TOC2"/>
-        <w:tabs>
-          <w:tab w:val="right" w:leader="dot" w:pos="9360"/>
-        </w:tabs>
-      </w:pPr>
-      <w:r>
-        <w:t>9. Use the Learning library as a practical reference</w:t>
-      </w:r>
-      <w:r>
-        <w:tab/>
-        <w:t>12</w:t>
-      </w:r>
-    </w:p>
-    <w:p>
-      <w:pPr>
-        <w:pStyle w:val="TOC2"/>
-        <w:tabs>
-          <w:tab w:val="right" w:leader="dot" w:pos="9360"/>
-        </w:tabs>
-      </w:pPr>
-      <w:r>
-        <w:t>10. Follow a visible action into its explanation</w:t>
-      </w:r>
-      <w:r>
-        <w:tab/>
-        <w:t>13</w:t>
-      </w:r>
-    </w:p>
-    <w:p>
-      <w:pPr>
-        <w:pStyle w:val="TOC2"/>
-        <w:tabs>
-          <w:tab w:val="right" w:leader="dot" w:pos="9360"/>
-        </w:tabs>
-      </w:pPr>
-      <w:r>
-        <w:t>11. Read form designs and graphs</w:t>
-      </w:r>
-      <w:r>
-        <w:tab/>
-        <w:t>14</w:t>
-      </w:r>
-    </w:p>
-    <w:p>
-      <w:pPr>
-        <w:pStyle w:val="TOC2"/>
-        <w:tabs>
-          <w:tab w:val="right" w:leader="dot" w:pos="9360"/>
-        </w:tabs>
-      </w:pPr>
-      <w:r>
-        <w:t>12. Read pictures, sample outputs, and callouts</w:t>
-      </w:r>
-      <w:r>
-        <w:tab/>
-        <w:t>16</w:t>
-      </w:r>
-    </w:p>
-    <w:p>
-      <w:pPr>
-        <w:pStyle w:val="TOC2"/>
-        <w:tabs>
-          <w:tab w:val="right" w:leader="dot" w:pos="9360"/>
-        </w:tabs>
-      </w:pPr>
-      <w:r>
-        <w:t>13. Search objects, evidence, and explanations</w:t>
-      </w:r>
-      <w:r>
-        <w:tab/>
-        <w:t>18</w:t>
-      </w:r>
-    </w:p>
-    <w:p>
-      <w:pPr>
-        <w:pStyle w:val="TOC2"/>
-        <w:tabs>
-          <w:tab w:val="right" w:leader="dot" w:pos="9360"/>
-        </w:tabs>
-      </w:pPr>
-      <w:r>
-        <w:t>14. Read business terms, questions, and saved knowledge</w:t>
-      </w:r>
-      <w:r>
-        <w:tab/>
-        <w:t>19</w:t>
-      </w:r>
-    </w:p>
-    <w:p>
-      <w:pPr>
-        <w:pStyle w:val="TOC1"/>
-        <w:tabs>
-          <w:tab w:val="right" w:leader="dot" w:pos="9360"/>
-        </w:tabs>
-      </w:pPr>
-      <w:r>
-        <w:t>PART 4: Prepare complete lessons for another person</w:t>
-      </w:r>
-      <w:r>
-        <w:tab/>
-        <w:t>20</w:t>
-      </w:r>
-    </w:p>
-    <w:p>
-      <w:pPr>
-        <w:pStyle w:val="TOC2"/>
-        <w:tabs>
-          <w:tab w:val="right" w:leader="dot" w:pos="9360"/>
-        </w:tabs>
-      </w:pPr>
-      <w:r>
-        <w:t>15. Describe the selected application</w:t>
-      </w:r>
-      <w:r>
-        <w:tab/>
-        <w:t>20</w:t>
-      </w:r>
-    </w:p>
-    <w:p>
-      <w:pPr>
-        <w:pStyle w:val="TOC2"/>
-        <w:tabs>
-          <w:tab w:val="right" w:leader="dot" w:pos="9360"/>
-        </w:tabs>
-      </w:pPr>
-      <w:r>
-        <w:t>16. Prepare ordered tasks and learning paths</w:t>
-      </w:r>
-      <w:r>
-        <w:tab/>
-        <w:t>22</w:t>
-      </w:r>
-    </w:p>
-    <w:p>
-      <w:pPr>
-        <w:pStyle w:val="TOC2"/>
-        <w:tabs>
-          <w:tab w:val="right" w:leader="dot" w:pos="9360"/>
-        </w:tabs>
-      </w:pPr>
-      <w:r>
-        <w:t>17. Prepare detailed teaching explanations</w:t>
-      </w:r>
-      <w:r>
-        <w:tab/>
-        <w:t>24</w:t>
-      </w:r>
-    </w:p>
-    <w:p>
-      <w:pPr>
-        <w:pStyle w:val="TOC2"/>
-        <w:tabs>
-          <w:tab w:val="right" w:leader="dot" w:pos="9360"/>
-        </w:tabs>
-      </w:pPr>
-      <w:r>
-        <w:t>18. Add glossary terms, action purposes, and answers</w:t>
-      </w:r>
-      <w:r>
-        <w:tab/>
-        <w:t>26</w:t>
-      </w:r>
-    </w:p>
-    <w:p>
-      <w:pPr>
-        <w:pStyle w:val="TOC2"/>
-        <w:tabs>
-          <w:tab w:val="right" w:leader="dot" w:pos="9360"/>
-        </w:tabs>
-      </w:pPr>
-      <w:r>
-        <w:t>19. Save, review, and link contributions</w:t>
-      </w:r>
-      <w:r>
-        <w:tab/>
-        <w:t>27</w:t>
-      </w:r>
-    </w:p>
-    <w:p>
-      <w:pPr>
-        <w:pStyle w:val="TOC1"/>
-        <w:tabs>
-          <w:tab w:val="right" w:leader="dot" w:pos="9360"/>
-        </w:tabs>
-      </w:pPr>
-      <w:r>
-        <w:t>PART 5: Maintain, share, and recover learning material</w:t>
-      </w:r>
-      <w:r>
-        <w:tab/>
-        <w:t>29</w:t>
-      </w:r>
-    </w:p>
-    <w:p>
-      <w:pPr>
-        <w:pStyle w:val="TOC2"/>
-        <w:tabs>
-          <w:tab w:val="right" w:leader="dot" w:pos="9360"/>
-        </w:tabs>
-      </w:pPr>
-      <w:r>
-        <w:t>20. Reopen, refresh, and relocate lessons</w:t>
-      </w:r>
-      <w:r>
-        <w:tab/>
-        <w:t>29</w:t>
-      </w:r>
-    </w:p>
-    <w:p>
-      <w:pPr>
-        <w:pStyle w:val="TOC2"/>
-        <w:tabs>
-          <w:tab w:val="right" w:leader="dot" w:pos="9360"/>
-        </w:tabs>
-      </w:pPr>
-      <w:r>
-        <w:t>21. Share an offline learning edition</w:t>
-      </w:r>
-      <w:r>
-        <w:tab/>
-        <w:t>30</w:t>
-      </w:r>
-    </w:p>
-    <w:p>
-      <w:pPr>
-        <w:pStyle w:val="TOC2"/>
-        <w:tabs>
-          <w:tab w:val="right" w:leader="dot" w:pos="9360"/>
-        </w:tabs>
-      </w:pPr>
-      <w:r>
-        <w:t>22. Preserve lesson databases and pictures</w:t>
-      </w:r>
-      <w:r>
-        <w:tab/>
-        <w:t>31</w:t>
-      </w:r>
-    </w:p>
-    <w:p>
-      <w:pPr>
-        <w:pStyle w:val="TOC2"/>
-        <w:tabs>
-          <w:tab w:val="right" w:leader="dot" w:pos="9360"/>
-        </w:tabs>
-      </w:pPr>
-      <w:r>
-        <w:t>23. Source reading settings for a preparer</w:t>
-      </w:r>
-      <w:r>
-        <w:tab/>
-        <w:t>32</w:t>
-      </w:r>
-    </w:p>
-    <w:p>
-      <w:pPr>
-        <w:pStyle w:val="TOC2"/>
-        <w:tabs>
-          <w:tab w:val="right" w:leader="dot" w:pos="9360"/>
-        </w:tabs>
-      </w:pPr>
-      <w:r>
-        <w:t>24. Troubleshooting by symptom</w:t>
-      </w:r>
-      <w:r>
-        <w:tab/>
-        <w:t>33</w:t>
-      </w:r>
-    </w:p>
-    <w:p>
-      <w:pPr>
-        <w:pStyle w:val="TOC1"/>
-        <w:tabs>
-          <w:tab w:val="right" w:leader="dot" w:pos="9360"/>
-        </w:tabs>
-      </w:pPr>
-      <w:r>
-        <w:t>PART 6: Reference and independent learning</w:t>
-      </w:r>
-      <w:r>
-        <w:tab/>
-        <w:t>34</w:t>
-      </w:r>
-    </w:p>
-    <w:p>
-      <w:pPr>
-        <w:pStyle w:val="TOC2"/>
-        <w:tabs>
-          <w:tab w:val="right" w:leader="dot" w:pos="9360"/>
-        </w:tabs>
-      </w:pPr>
-      <w:r>
-        <w:t>25. Control reference by purpose</w:t>
-      </w:r>
-      <w:r>
-        <w:tab/>
-        <w:t>34</w:t>
-      </w:r>
-    </w:p>
-    <w:p>
-      <w:pPr>
-        <w:pStyle w:val="TOC2"/>
-        <w:tabs>
-          <w:tab w:val="right" w:leader="dot" w:pos="9360"/>
-        </w:tabs>
-      </w:pPr>
-      <w:r>
-        <w:t>26. Glossary for the DPH learner</w:t>
-      </w:r>
-      <w:r>
-        <w:tab/>
-        <w:t>35</w:t>
-      </w:r>
-    </w:p>
-    <w:p>
-      <w:pPr>
-        <w:pStyle w:val="TOC2"/>
-        <w:tabs>
-          <w:tab w:val="right" w:leader="dot" w:pos="9360"/>
-        </w:tabs>
-      </w:pPr>
-      <w:r>
-        <w:t>27. A complete exercise with an unfamiliar application</w:t>
-      </w:r>
-      <w:r>
-        <w:tab/>
-        <w:t>36</w:t>
+        <w:t>7</w:t>
       </w:r>
     </w:p>
     <w:p>
@@ -574,7 +229,7 @@
         <w:spacing w:before="480"/>
       </w:pPr>
       <w:r>
-        <w:t>PART 1: Starting with no prior knowledge</w:t>
+        <w:t>PART 1 Getting started</w:t>
       </w:r>
     </w:p>
     <w:p>
@@ -584,7 +239,7 @@
         <w:spacing w:before="260"/>
       </w:pPr>
       <w:r>
-        <w:t>1. About this guide and the application</w:t>
+        <w:t>1 What Delphi Project Handoff does</w:t>
       </w:r>
     </w:p>
     <w:p>
@@ -592,22 +247,17 @@
         <w:pStyle w:val="Heading3"/>
       </w:pPr>
       <w:r>
-        <w:t>1.1. What you will learn</w:t>
+        <w:t>1.1 Purpose and limits</w:t>
       </w:r>
     </w:p>
     <w:p>
       <w:r>
-        <w:t>Delphi Project Handoff (DPH) is a Windows desktop application for learning how an unfamiliar Delphi program works. Begin with the program's purpose and the people who use it. You can then study its screens, follow a task prepared by someone who knows the program, and explore how a visible action connects to its source. This guide explains how to operate DPH; the lessons displayed within DPH describe the particular application you choose to study.</w:t>
+        <w:t>Delphi Project Handoff, or DPH, helps you understand an unfamiliar Delphi application from files you already have. It reads a selected .dproj, .dpr, or .groupproj and the related Pascal units, saved forms, project-local guides, notes, and logs. DPH does not compile, run, or modify the selected application.</w:t>
       </w:r>
     </w:p>
     <w:p>
       <w:r>
-        <w:t>For example, the page labeled Learning library contains explanations about the selected application. This guide shows you how to reach and use that page, while the explanations you find there may teach you what a field means or how a result should be interpreted. DPH can identify some facts from source files, but business rules and intended outcomes still need confirmation from someone familiar with the application.</w:t>
-      </w:r>
-    </w:p>
-    <w:p>
-      <w:r>
-        <w:t>If this is your first session, read Parts 1 and 2 in order. Part 3 shows you how to investigate screens, actions, and supplied explanations. Part 4 guides the person preparing lessons for others. Part 5 covers maintenance, sharing, and recovery; Part 6 provides a control reference, a glossary, and a complete exercise.</w:t>
+        <w:t>Start with the application's purpose and first form, then follow screens, controls, and operations to their source. DPH identifies what the files support; it cannot establish every business rule, permission, runtime state, or outcome. Treat a proposed relationship in an application diagram as a route to investigate, not proof that an action occurred.</w:t>
       </w:r>
     </w:p>
     <w:p>
@@ -615,58 +265,17 @@
         <w:pStyle w:val="Heading3"/>
       </w:pPr>
       <w:r>
-        <w:t>1.2. Choose the right route for your role</w:t>
+        <w:t>1.2 What you need</w:t>
       </w:r>
     </w:p>
     <w:p>
       <w:r>
-        <w:t>A learner uses DPH to understand a selected application and check their understanding. Begin with the application's stated purpose and a task its owner has described. You do not need to read Delphi code or change source-reading settings to complete this route.</w:t>
+        <w:t>This repository supplies editable Delphi source, not an installer. Build DelphiProjectHandoff.dproj in RAD Studio 37 for Win32 or Win64. Run the executable from its bin platform and configuration folder and keep the project resources in place. The WebView2 Runtime is needed for formatted pages; WebView2Loader.dll must be beside the executable.</w:t>
       </w:r>
     </w:p>
     <w:p>
       <w:r>
-        <w:t>A lesson preparer supplies information that source files cannot establish on their own, including intended users, prerequisites, field meanings, examples, expected outcomes, and safe recovery instructions. Follow the learner route before preparing material so you can see how your explanations will appear. Part 4 then takes you through writing and reviewing them.</w:t>
-      </w:r>
-    </w:p>
-    <w:p>
-      <w:r>
-        <w:t>A maintainer may also need to investigate source connections, adjust source-reading settings, or review lessons after the source changes. Those activities appear later in this guide. The separate Engineering Guide covers the construction and maintenance of DPH itself.</w:t>
-      </w:r>
-    </w:p>
-    <w:p>
-      <w:pPr>
-        <w:pStyle w:val="Heading3"/>
-      </w:pPr>
-      <w:r>
-        <w:t>1.3. What DPH reads and what you supply</w:t>
-      </w:r>
-    </w:p>
-    <w:p>
-      <w:r>
-        <w:t>When you select an application, DPH reads its Delphi project file together with the related Pascal source files and saved form definitions. From the portions it supports, DPH identifies controls, events, operations, and their connections. It may show, for example, that a button responds to a particular operation or that a condition leads to different paths. Because DPH reads the files without running the selected program, it cannot confirm that a transaction succeeds in practice.</w:t>
-      </w:r>
-    </w:p>
-    <w:p>
-      <w:r>
-        <w:t>People who know the application can add its purpose, business language, task instructions, and actual pictures. DPH records who supplied each explanation and tracks review as a separate decision. Where an explanation is missing, treat it as a question for a knowledgeable person. The most useful lesson combines a supported source connection with an account of what that connection means to the person using the application.</w:t>
-      </w:r>
-    </w:p>
-    <w:p>
-      <w:pPr>
-        <w:pStyle w:val="Heading3"/>
-      </w:pPr>
-      <w:r>
-        <w:t>1.4. Conventions used in the procedures</w:t>
-      </w:r>
-    </w:p>
-    <w:p>
-      <w:r>
-        <w:t>Names such as Choose application and Save task reproduce the labels displayed in DPH. In the procedures, click means press the left mouse button once; double-click means press it twice in quick succession. Select a named row, file, or option before continuing, and type text into the field identified in the instruction.</w:t>
-      </w:r>
-    </w:p>
-    <w:p>
-      <w:r>
-        <w:t>Each procedure identifies a starting point, the action to take, and the result you should see. If a named control is outside the visible area, maximize DPH or scroll within the relevant pane. Check the page and control name before acting: Save task stores the complete task, whereas Keep step adds the current step edit to the task draft.</w:t>
+        <w:t>The User Guide explains the visible app. The Engineering Guide explains its implementation and validation. When you study a different Delphi application, that application's own documentation remains in its original language.</w:t>
       </w:r>
     </w:p>
     <w:p>
@@ -676,7 +285,7 @@
         <w:spacing w:before="440"/>
       </w:pPr>
       <w:r>
-        <w:t>2. Unpack, open, and close DPH</w:t>
+        <w:t>2 Open your first project</w:t>
       </w:r>
     </w:p>
     <w:p>
@@ -684,516 +293,12 @@
         <w:pStyle w:val="Heading3"/>
       </w:pPr>
       <w:r>
-        <w:t>2.1. Recognize the delivered files</w:t>
+        <w:t>2.1 The main window</w:t>
       </w:r>
     </w:p>
     <w:p>
       <w:r>
-        <w:t>DPH is delivered as a ZIP archive. After extraction, the folder contains DelphiProjectHandoff.exe, which starts the application, and several supporting items. The help folder holds local assistance, docs contains the guides and directions, and migrations contains files DPH needs when opening lesson databases. WebView2Loader.dll supports the embedded browser that displays formatted learning pages.</w:t>
-      </w:r>
-    </w:p>
-    <w:p>
-      <w:r>
-        <w:t>Keep these items together when you move or copy DPH. Moving the executable by itself can leave the application unable to find its help or database migrations. The Microsoft WebView2 Runtime is a separate Windows prerequisite; WebView2Loader.dll does not install or replace it. If a formatted page fails to open, use the troubleshooting guidance in Chapter 24 before moving or deleting files.</w:t>
-      </w:r>
-    </w:p>
-    <w:p>
-      <w:pPr>
-        <w:pStyle w:val="Heading3"/>
-      </w:pPr>
-      <w:r>
-        <w:t>2.2. Extract the ZIP with File Explorer</w:t>
-      </w:r>
-    </w:p>
-    <w:p>
-      <w:r>
-        <w:t>Locate the DPH desktop ZIP and choose a permanent local folder where you have permission to save files. Avoid a temporary folder that Windows or another tool may clear. DPH needs a writable location for its lesson database and working material; it keeps those items separate from the source of the application you are learning.</w:t>
-      </w:r>
-    </w:p>
-    <w:p>
-      <w:pPr>
-        <w:keepLines/>
-        <w:ind w:left="317" w:hanging="317"/>
-      </w:pPr>
-      <w:r>
-        <w:rPr>
-          <w:b/>
-        </w:rPr>
-        <w:t xml:space="preserve">1. </w:t>
-      </w:r>
-      <w:r>
-        <w:t>Locate the ZIP in File Explorer. Right-click it and choose Extract All.</w:t>
-      </w:r>
-    </w:p>
-    <w:p>
-      <w:pPr>
-        <w:keepLines/>
-        <w:ind w:left="317" w:hanging="317"/>
-      </w:pPr>
-      <w:r>
-        <w:rPr>
-          <w:b/>
-        </w:rPr>
-        <w:t xml:space="preserve">2. </w:t>
-      </w:r>
-      <w:r>
-        <w:t>Choose the destination folder. Leave the option to show extracted files enabled if File Explorer offers it, then start extraction.</w:t>
-      </w:r>
-    </w:p>
-    <w:p>
-      <w:pPr>
-        <w:keepLines/>
-        <w:ind w:left="317" w:hanging="317"/>
-      </w:pPr>
-      <w:r>
-        <w:rPr>
-          <w:b/>
-        </w:rPr>
-        <w:t xml:space="preserve">3. </w:t>
-      </w:r>
-      <w:r>
-        <w:t>Wait until extraction finishes. Open the extracted folder and locate DelphiProjectHandoff.exe.</w:t>
-      </w:r>
-    </w:p>
-    <w:p>
-      <w:pPr>
-        <w:keepLines/>
-        <w:ind w:left="317" w:hanging="317"/>
-      </w:pPr>
-      <w:r>
-        <w:rPr>
-          <w:b/>
-        </w:rPr>
-        <w:t xml:space="preserve">4. </w:t>
-      </w:r>
-      <w:r>
-        <w:t>Check that migrations, help and docs are also present. If they are missing, return to the ZIP and extract the entire delivery again.</w:t>
-      </w:r>
-    </w:p>
-    <w:p>
-      <w:r>
-        <w:t>Expected result: you are viewing an ordinary folder containing the application and its supporting files. You are no longer browsing inside the ZIP. Starting an executable directly from the archive is not the supported procedure.</w:t>
-      </w:r>
-    </w:p>
-    <w:p>
-      <w:pPr>
-        <w:pStyle w:val="Heading3"/>
-      </w:pPr>
-      <w:r>
-        <w:t>2.3. Open the application for the first time</w:t>
-      </w:r>
-    </w:p>
-    <w:p>
-      <w:pPr>
-        <w:keepLines/>
-        <w:ind w:left="317" w:hanging="317"/>
-      </w:pPr>
-      <w:r>
-        <w:rPr>
-          <w:b/>
-        </w:rPr>
-        <w:t xml:space="preserve">1. </w:t>
-      </w:r>
-      <w:r>
-        <w:t>Double-click DelphiProjectHandoff.exe in the extracted folder.</w:t>
-      </w:r>
-    </w:p>
-    <w:p>
-      <w:pPr>
-        <w:keepLines/>
-        <w:ind w:left="317" w:hanging="317"/>
-      </w:pPr>
-      <w:r>
-        <w:rPr>
-          <w:b/>
-        </w:rPr>
-        <w:t xml:space="preserve">2. </w:t>
-      </w:r>
-      <w:r>
-        <w:t>Wait for the window headed Delphi Project Handoff. It normally opens maximized, filling the usable desktop area.</w:t>
-      </w:r>
-    </w:p>
-    <w:p>
-      <w:pPr>
-        <w:keepLines/>
-        <w:ind w:left="317" w:hanging="317"/>
-      </w:pPr>
-      <w:r>
-        <w:rPr>
-          <w:b/>
-        </w:rPr>
-        <w:t xml:space="preserve">3. </w:t>
-      </w:r>
-      <w:r>
-        <w:t>Read Getting started. Locate the top-right page selector, the Prepare lessons button, the command strip below the title and the status line at the bottom.</w:t>
-      </w:r>
-    </w:p>
-    <w:p>
-      <w:pPr>
-        <w:keepLines/>
-        <w:ind w:left="317" w:hanging="317"/>
-      </w:pPr>
-      <w:r>
-        <w:rPr>
-          <w:b/>
-        </w:rPr>
-        <w:t xml:space="preserve">4. </w:t>
-      </w:r>
-      <w:r>
-        <w:t>For your first session, choose the Delphi application you need to learn, or open a lesson database supplied for it. Chapters 4 through 6 take you from that choice through the application's learning route and a prepared task.</w:t>
-      </w:r>
-    </w:p>
-    <w:p>
-      <w:r>
-        <w:t>Expected result: DPH is open and ready to read or prepare lessons. Opening DPH does not run any application whose source you later select.</w:t>
-      </w:r>
-    </w:p>
-    <w:p>
-      <w:pPr>
-        <w:pStyle w:val="Heading3"/>
-      </w:pPr>
-      <w:r>
-        <w:t>2.4. Restore, maximize, and resize the window</w:t>
-      </w:r>
-    </w:p>
-    <w:p>
-      <w:r>
-        <w:t>Use the standard Windows buttons in the upper-right corner to minimize, restore, maximize, or close DPH. A maximized window provides the largest reading area. Restore the window when you need to place DPH beside another program or this guide. In a smaller window, command strips may scroll horizontally while lesson text scrolls vertically.</w:t>
-      </w:r>
-    </w:p>
-    <w:p>
-      <w:r>
-        <w:t>If a command is hidden, scroll its own horizontal strip; if text is hidden, scroll inside the reading area. The mouse wheel acts on the pane beneath the pointer, so it may move a list rather than the lesson beside it. This matters particularly when a task list and its instructions have separate scroll bars.</w:t>
-      </w:r>
-    </w:p>
-    <w:p>
-      <w:pPr>
-        <w:pStyle w:val="Heading3"/>
-      </w:pPr>
-      <w:r>
-        <w:t>2.5. Close without losing a draft</w:t>
-      </w:r>
-    </w:p>
-    <w:p>
-      <w:r>
-        <w:t>Reading a lesson leaves no unsaved draft, but preparing or editing an explanation can. Before closing DPH, wait for any active save to finish and read the status message. If DPH asks whether to save or discard changes, review the draft first. Cancel the close if you cannot tell which edit is pending.</w:t>
-      </w:r>
-    </w:p>
-    <w:p>
-      <w:r>
-        <w:t>Some preparation commands update a draft without storing the complete contribution. After Keep step, choose Save task to store the task. After Apply to Knowledge draft, return to Saved explanations and choose Save to store the application profile. Chapters 15 and 16 explain these procedures in detail. Resolve a failed save before assuming your work is on disk.</w:t>
-      </w:r>
-    </w:p>
-    <w:p>
-      <w:pPr>
-        <w:pStyle w:val="Heading2"/>
-        <w:pageBreakBefore w:val="0"/>
-        <w:spacing w:before="440"/>
-      </w:pPr>
-      <w:r>
-        <w:t>3. Find your way around the main window</w:t>
-      </w:r>
-    </w:p>
-    <w:p>
-      <w:pPr>
-        <w:pStyle w:val="Heading3"/>
-      </w:pPr>
-      <w:r>
-        <w:t>3.1. The header and command strip</w:t>
-      </w:r>
-    </w:p>
-    <w:p>
-      <w:r>
-        <w:t>The upper part of the window offers three ways to begin. Getting started returns to the introductory page; the page selector beside it opens a learner destination; and Prepare lessons opens the tools for contributing application descriptions, tasks, and explanations. Choosing a learner page changes what you read, while preparing a lesson can change what future learners see.</w:t>
-      </w:r>
-    </w:p>
-    <w:p>
-      <w:r>
-        <w:t>In the command strip below, Choose application opens a Delphi project that DPH has not prepared before. Open saved lessons opens an existing .dphdb lesson database, and Refresh lessons rereads the attached source. When you are following source objects, Back retraces your selections and Parent opens a containing object where one is available.</w:t>
-      </w:r>
-    </w:p>
-    <w:p>
-      <w:r>
-        <w:t>You can use Bookmark to mark an object for the current session and Bookmarks to return to it. Next page displays more object results when another page is available. These commands belong to object investigation; they do not move between steps of a prepared task, which has its own Previous step and Next step controls.</w:t>
-      </w:r>
-    </w:p>
-    <w:p>
-      <w:pPr>
-        <w:pStyle w:val="Heading3"/>
-      </w:pPr>
-      <w:r>
-        <w:t>3.2. The learner page selector</w:t>
-      </w:r>
-    </w:p>
-    <w:p>
-      <w:r>
-        <w:t>Use the page selector in the upper-right corner to move directly to the material you need. For your first visit, choose Learn the project to see the selected application's learning route. Choose Learn a task when someone has supplied ordered instructions, or Learning library when you need an explanation of a field, question, error, or example.</w:t>
-      </w:r>
-    </w:p>
-    <w:p>
-      <w:r>
-        <w:t>The selector also includes Getting started, Form designs, Screenshots, Explain, Graphs, Business glossary, Search project, and Saved explanations. Form designs reconstruct saved layouts, while Screenshots displays pictures supplied by a person; Chapters 11 and 12 explain when to use each. Explain and Graphs let you investigate a source connection after you know which action you are trying to understand.</w:t>
-      </w:r>
-    </w:p>
-    <w:p>
-      <w:pPr>
-        <w:pStyle w:val="Heading3"/>
-      </w:pPr>
-      <w:r>
-        <w:t>3.3. Understand lists, details, and reading areas</w:t>
-      </w:r>
-    </w:p>
-    <w:p>
-      <w:r>
-        <w:t>On pages that investigate source objects, the object list appears on the left and the labeled Selection details pane appears on the right. Click a row once to inspect its details, or double-click it to open the full explanation. Expand a branch to see its contents, collapse it to simplify the list, and use the name search when you already know what you want to find.</w:t>
-      </w:r>
-    </w:p>
-    <w:p>
-      <w:r>
-        <w:t>The wider central area displays the current lesson or investigation. Pages such as Learning library and Learn a task hide unrelated object panes to make more room for reading. Where a divider is visible, drag it to adjust the available width. An empty Selection details pane usually means that you have not selected a relevant object; it does not establish that the project contains none.</w:t>
-      </w:r>
-    </w:p>
-    <w:p>
-      <w:pPr>
-        <w:pStyle w:val="Heading3"/>
-      </w:pPr>
-      <w:r>
-        <w:t>3.4. Read status messages before continuing</w:t>
-      </w:r>
-    </w:p>
-    <w:p>
-      <w:r>
-        <w:t>The status line at the bottom of DPH tells you when work is under way, has finished, or has failed. Some commands are unavailable while background work completes; wait for the result before starting another operation. If a save fails, text still visible in the editor may be unsaved. Keep the draft open, read the error, and follow the recovery advice in Chapter 24.</w:t>
-      </w:r>
-    </w:p>
-    <w:p>
-      <w:r>
-        <w:t>A message about incomplete source information or a needed refresh describes the state of DPH's analysis, not necessarily the behavior of the selected application. You may continue with lessons that are available, but note the uncertain point and ask a preparer to investigate it.</w:t>
-      </w:r>
-    </w:p>
-    <w:p>
-      <w:pPr>
-        <w:pStyle w:val="Heading1"/>
-        <w:pageBreakBefore w:val="0"/>
-        <w:spacing w:before="480"/>
-      </w:pPr>
-      <w:r>
-        <w:t>PART 2: Complete your first learning session</w:t>
-      </w:r>
-    </w:p>
-    <w:p>
-      <w:pPr>
-        <w:pStyle w:val="Heading2"/>
-        <w:pageBreakBefore w:val="0"/>
-        <w:spacing w:before="260"/>
-      </w:pPr>
-      <w:r>
-        <w:t>4. Choose the application you need to learn</w:t>
-      </w:r>
-    </w:p>
-    <w:p>
-      <w:pPr>
-        <w:pStyle w:val="Heading3"/>
-      </w:pPr>
-      <w:r>
-        <w:t>4.1. Obtain the right starting material</w:t>
-      </w:r>
-    </w:p>
-    <w:p>
-      <w:r>
-        <w:t>To start from source, obtain the application's Delphi project file together with its related Pascal and form files. If someone has already prepared lessons, ask instead for the associated .dphdb lesson database and its accompanying managed folder. A compiled executable alone does not provide the source connections DPH needs.</w:t>
-      </w:r>
-    </w:p>
-    <w:p>
-      <w:r>
-        <w:t>Ask someone familiar with the application who uses it, what a common task accomplishes, and where a learner can try that task safely. A project name cannot answer those questions, and DPH will not invent the answers.</w:t>
-      </w:r>
-    </w:p>
-    <w:p>
-      <w:pPr>
-        <w:pStyle w:val="Heading3"/>
-      </w:pPr>
-      <w:r>
-        <w:t>4.2. Open the project or its saved lessons</w:t>
-      </w:r>
-    </w:p>
-    <w:p>
-      <w:pPr>
-        <w:keepLines/>
-        <w:ind w:left="317" w:hanging="317"/>
-      </w:pPr>
-      <w:r>
-        <w:rPr>
-          <w:b/>
-        </w:rPr>
-        <w:t xml:space="preserve">1. </w:t>
-      </w:r>
-      <w:r>
-        <w:t>If you have source files, click Choose application and select the relevant .dproj, .dpr or .groupproj file. If you received an existing lesson database, click Open saved lessons and select its .dphdb file instead.</w:t>
-      </w:r>
-    </w:p>
-    <w:p>
-      <w:pPr>
-        <w:keepLines/>
-        <w:ind w:left="317" w:hanging="317"/>
-      </w:pPr>
-      <w:r>
-        <w:rPr>
-          <w:b/>
-        </w:rPr>
-        <w:t xml:space="preserve">2. </w:t>
-      </w:r>
-      <w:r>
-        <w:t>For a new project, accept the suggested database location in Databases or choose another writable location outside the selected source folder. Give the database a name that identifies the application.</w:t>
-      </w:r>
-    </w:p>
-    <w:p>
-      <w:pPr>
-        <w:keepLines/>
-        <w:ind w:left="317" w:hanging="317"/>
-      </w:pPr>
-      <w:r>
-        <w:rPr>
-          <w:b/>
-        </w:rPr>
-        <w:t xml:space="preserve">3. </w:t>
-      </w:r>
-      <w:r>
-        <w:t>Wait for DPH to finish opening or reading the files. Read the status message, then confirm the selected application name in Learn the project.</w:t>
-      </w:r>
-    </w:p>
-    <w:p>
-      <w:pPr>
-        <w:keepLines/>
-        <w:ind w:left="317" w:hanging="317"/>
-      </w:pPr>
-      <w:r>
-        <w:rPr>
-          <w:b/>
-        </w:rPr>
-        <w:t xml:space="preserve">4. </w:t>
-      </w:r>
-      <w:r>
-        <w:t>If someone supplied a .dphdb.views folder beside the database, keep the two together so its managed pictures and cached views remain available.</w:t>
-      </w:r>
-    </w:p>
-    <w:p>
-      <w:r>
-        <w:t>Expected result: Learn the project shows the name of the application you selected. DPH has read the available source or saved lessons without launching, compiling, or changing that application. A newly selected project may have visible source connections even though nobody has yet supplied its purpose or a complete task.</w:t>
-      </w:r>
-    </w:p>
-    <w:p>
-      <w:pPr>
-        <w:pStyle w:val="Heading3"/>
-      </w:pPr>
-      <w:r>
-        <w:t>4.3. Start with Meet this app</w:t>
-      </w:r>
-    </w:p>
-    <w:p>
-      <w:r>
-        <w:t>On the Learn the project page, select Meet this app. Read the application purpose, intended users, and contributor information if someone has supplied them. DPH may also show form designs found in the source. These are reconstructed layouts, so visit Screenshots separately when you need an actual picture supplied by a person.</w:t>
-      </w:r>
-    </w:p>
-    <w:p>
-      <w:r>
-        <w:t>If the introduction does not explain the application's purpose or where a new user should begin, record that gap as a question. A form name, button caption, or file name may suggest what to ask, but it is not a confirmed business purpose. Request a description of the first useful task from someone who knows the application.</w:t>
-      </w:r>
-    </w:p>
-    <w:p>
-      <w:pPr>
-        <w:pStyle w:val="Heading3"/>
-      </w:pPr>
-      <w:r>
-        <w:t>4.4. Check the first visible action</w:t>
-      </w:r>
-    </w:p>
-    <w:p>
-      <w:r>
-        <w:t>Next, choose Learn a real task in the learning list. If a complete task has been supplied, begin by reading its purpose, prerequisites, ordered actions, expected outcome, and review status. If DPH shows only an action connected to source, use that connection to frame a question for the application owner. Before treating it as a procedure, you still need to know what the user should enter, what result to expect, and how to recover when the result differs.</w:t>
-      </w:r>
-    </w:p>
-    <w:p>
-      <w:pPr>
-        <w:pStyle w:val="Heading2"/>
-        <w:pageBreakBefore w:val="0"/>
-        <w:spacing w:before="440"/>
-      </w:pPr>
-      <w:r>
-        <w:t>5. Follow this application's learning route</w:t>
-      </w:r>
-    </w:p>
-    <w:p>
-      <w:pPr>
-        <w:pStyle w:val="Heading3"/>
-      </w:pPr>
-      <w:r>
-        <w:t>5.1. Follow the four stages of the learning route</w:t>
-      </w:r>
-    </w:p>
-    <w:p>
-      <w:pPr>
-        <w:keepLines/>
-        <w:ind w:left="317" w:hanging="317"/>
-      </w:pPr>
-      <w:r>
-        <w:rPr>
-          <w:b/>
-        </w:rPr>
-        <w:t xml:space="preserve">1. </w:t>
-      </w:r>
-      <w:r>
-        <w:t>In Learn the project, choose Meet this app and state the application's purpose in your own words. If the purpose is missing, write down the question you need answered.</w:t>
-      </w:r>
-    </w:p>
-    <w:p>
-      <w:pPr>
-        <w:keepLines/>
-        <w:ind w:left="317" w:hanging="317"/>
-      </w:pPr>
-      <w:r>
-        <w:rPr>
-          <w:b/>
-        </w:rPr>
-        <w:t xml:space="preserve">2. </w:t>
-      </w:r>
-      <w:r>
-        <w:t>Choose Learn a real task. Read a supplied task and its review state, or note that only an action connection is available.</w:t>
-      </w:r>
-    </w:p>
-    <w:p>
-      <w:pPr>
-        <w:keepLines/>
-        <w:ind w:left="317" w:hanging="317"/>
-      </w:pPr>
-      <w:r>
-        <w:rPr>
-          <w:b/>
-        </w:rPr>
-        <w:t xml:space="preserve">3. </w:t>
-      </w:r>
-      <w:r>
-        <w:t>Choose Explore related tasks. Compare other prepared tasks, supported actions and supplied teaching explanations. Select one that helps answer your next question.</w:t>
-      </w:r>
-    </w:p>
-    <w:p>
-      <w:pPr>
-        <w:keepLines/>
-        <w:ind w:left="317" w:hanging="317"/>
-      </w:pPr>
-      <w:r>
-        <w:rPr>
-          <w:b/>
-        </w:rPr>
-        <w:t xml:space="preserve">4. </w:t>
-      </w:r>
-      <w:r>
-        <w:t>Choose Resolve unknowns. Read the missing purpose, task, screenshot and expected-result questions. Open Author questions when a knowledgeable contributor must answer one.</w:t>
-      </w:r>
-    </w:p>
-    <w:p>
-      <w:r>
-        <w:t>Expected result: you can explain what is known about the selected application and identify the questions that still need a person's answer. Another application's database produces a different route because its forms, actions, and supplied explanations are different.</w:t>
+        <w:t>The header contains Open application and Open saved project, the language selector, and six tabs: Getting started, Learn the project, Learning library, Project map, Screenshots, and Application diagrams. The status line reports when project preparation is under way or complete. The selected language changes DPH's interface and built-in explanations offline; it does not translate the selected project's code, form captions, or documents.</w:t>
       </w:r>
     </w:p>
     <w:p>
@@ -1204,8 +309,8 @@
       <w:r>
         <w:drawing>
           <ns2:inline>
-            <ns2:extent cx="6217920" cy="2825127"/>
-            <ns2:docPr id="1" name="Picture 1" descr="Figure 1. Actual DPH learning page for a synthetic Delphi test project. The page identifies the selected project and a missing task walkthrough."/>
+            <ns2:extent cx="6217920" cy="2462312"/>
+            <ns2:docPr id="1" name="Picture 1" descr="Figure 1. The current Getting started page in DPH, captured from its embedded browser."/>
             <ns2:cNvGraphicFramePr>
               <ns3:graphicFrameLocks noChangeAspect="1"/>
             </ns2:cNvGraphicFramePr>
@@ -1213,7 +318,7 @@
               <ns3:graphicData uri="http://schemas.openxmlformats.org/drawingml/2006/picture">
                 <ns4:pic>
                   <ns4:nvPicPr>
-                    <ns4:cNvPr id="0" name="application-learning-route.png"/>
+                    <ns4:cNvPr id="0" name="dph-getting-started.png"/>
                     <ns4:cNvPicPr/>
                   </ns4:nvPicPr>
                   <ns4:blipFill>
@@ -1225,7 +330,7 @@
                   <ns4:spPr>
                     <ns3:xfrm>
                       <ns3:off x="0" y="0"/>
-                      <ns3:ext cx="6217920" cy="2825127"/>
+                      <ns3:ext cx="6217920" cy="2462312"/>
                     </ns3:xfrm>
                     <ns3:prstGeom prst="rect"/>
                   </ns4:spPr>
@@ -1241,7 +346,7 @@
         <w:pStyle w:val="Caption"/>
       </w:pPr>
       <w:r>
-        <w:t>Figure 1. Actual DPH learning page for a synthetic Delphi test project. The page identifies the selected project and a missing task walkthrough.</w:t>
+        <w:t>Figure 1. The current Getting started page in DPH, captured from its embedded browser.</w:t>
       </w:r>
     </w:p>
     <w:p>
@@ -1249,76 +354,7 @@
         <w:pStyle w:val="Heading3"/>
       </w:pPr>
       <w:r>
-        <w:t>5.2. Follow a prepared task step by step</w:t>
-      </w:r>
-    </w:p>
-    <w:p>
-      <w:r>
-        <w:t>Use the upper-right page selector to open Learn a task. Clear any earlier search, role, or learning-path filter that might hide the task you need. Select the task in the left-hand list, then read Before you begin and task context. These areas establish the purpose, prerequisites, contributor, and review status before you start following instructions.</w:t>
-      </w:r>
-    </w:p>
-    <w:p>
-      <w:r>
-        <w:t>Consider each action together with the result you should see afterward. Previous step and Next step let you review the sequence without recording progress. At the end, read the overall outcome, recovery guidance, and practice exercise, then compare your answer with the supplied one. Marking a step records your own check; DPH does not operate the selected application for you.</w:t>
-      </w:r>
-    </w:p>
-    <w:p>
-      <w:pPr>
-        <w:pStyle w:val="Heading3"/>
-      </w:pPr>
-      <w:r>
-        <w:t>5.3. Explore a related action or explanation</w:t>
-      </w:r>
-    </w:p>
-    <w:p>
-      <w:r>
-        <w:t>Return to Explore related tasks on the Learn the project page when you want another route through the same application. Choose an action or explanation related to the task you just studied. A linked control can take you to Explain, where you can read its plain-language description and, if needed, the source connection behind it. When source alone does not establish the business outcome, leave that question for the application owner.</w:t>
-      </w:r>
-    </w:p>
-    <w:p>
-      <w:r>
-        <w:t>For more detail about a screen, field, error, output, or worked example, choose Learning library from the upper-right page selector. Search for a term used by this application, and verify the result belongs to it. An empty library tells you that the necessary explanation has not been prepared; it does not show that the application has no rules.</w:t>
-      </w:r>
-    </w:p>
-    <w:p>
-      <w:pPr>
-        <w:pStyle w:val="Heading3"/>
-      </w:pPr>
-      <w:r>
-        <w:t>5.4. When no complete task is available</w:t>
-      </w:r>
-    </w:p>
-    <w:p>
-      <w:r>
-        <w:t>If the task list appears empty, first clear its name, role, and learning-path filters and confirm that the correct application is selected. If no complete task is available, ask a preparer to write one common procedure using Chapter 16. Give them the intended user, starting screen, inputs, choices, visible outcome, and safe recovery steps. A source-connected click event can help identify the right action, but it cannot supply missing operating instructions.</w:t>
-      </w:r>
-    </w:p>
-    <w:p>
-      <w:r>
-        <w:t>You may still find an older note written as free text. DPH preserves it as supporting material, but a preparer must supply the ordered actions and expected results needed for a dependable step-by-step task.</w:t>
-      </w:r>
-    </w:p>
-    <w:p>
-      <w:pPr>
-        <w:pStyle w:val="Heading2"/>
-        <w:pageBreakBefore w:val="0"/>
-        <w:spacing w:before="440"/>
-      </w:pPr>
-      <w:r>
-        <w:t>6. Save your place and check understanding</w:t>
-      </w:r>
-    </w:p>
-    <w:p>
-      <w:pPr>
-        <w:pStyle w:val="Heading3"/>
-      </w:pPr>
-      <w:r>
-        <w:t>6.1. Start personal progress</w:t>
-      </w:r>
-    </w:p>
-    <w:p>
-      <w:r>
-        <w:t>To keep your place in a prepared task, select a structured task and enter a name in Your name for saved progress. Use exactly the same spelling when you return. DPH uses the name only to identify local learning progress; it is not a password or an account in the application you are studying.</w:t>
+        <w:t>2.2 Open the source</w:t>
       </w:r>
     </w:p>
     <w:p>
@@ -1333,7 +369,7 @@
         <w:t xml:space="preserve">1. </w:t>
       </w:r>
       <w:r>
-        <w:t>Read the current action and compare your result with its expected result.</w:t>
+        <w:t>Click Open application and choose the target application's .dproj, .dpr, or .groupproj file. Do not select DPH's own project.</w:t>
       </w:r>
     </w:p>
     <w:p>
@@ -1348,7 +384,7 @@
         <w:t xml:space="preserve">2. </w:t>
       </w:r>
       <w:r>
-        <w:t>If you have checked that result, click I checked this result.</w:t>
+        <w:t>Save the proposed .dphdb outside the target source folder. Keep its adjacent .dphdb.views folder with it.</w:t>
       </w:r>
     </w:p>
     <w:p>
@@ -1363,7 +399,7 @@
         <w:t xml:space="preserve">3. </w:t>
       </w:r>
       <w:r>
-        <w:t>Confirm that the checked-step count increases and the next unchecked step appears.</w:t>
+        <w:t>Wait for preparation to finish. Read the progress message, then confirm the project name in Learn the project.</w:t>
       </w:r>
     </w:p>
     <w:p>
@@ -1378,12 +414,12 @@
         <w:t xml:space="preserve">4. </w:t>
       </w:r>
       <w:r>
-        <w:t>Select another task, then return to the original task using the same learner name. Confirm that DPH resumes at the next unchecked step.</w:t>
+        <w:t>Open Screenshots to see whether saved form definitions produced blank screen views.</w:t>
       </w:r>
     </w:p>
     <w:p>
       <w:r>
-        <w:t>Expected result: on this computer, DPH remembers the consecutive steps you checked for the selected learner, application, task, and instruction revision. If the instructions change, you must check the revised task again so that progress recorded against the older wording is not mistaken for progress on the new procedure.</w:t>
+        <w:t>If you already have a .dphdb, click Open saved project. Opening the saved file restores its captured findings and managed images; it does not automatically re-run the target application.</w:t>
       </w:r>
     </w:p>
     <w:p>
@@ -1391,17 +427,32 @@
         <w:pStyle w:val="Heading3"/>
       </w:pPr>
       <w:r>
-        <w:t>6.2. Navigation is different from progress</w:t>
+        <w:t>2.3 If information is missing</w:t>
       </w:r>
     </w:p>
     <w:p>
       <w:r>
-        <w:t>Previous step and Next step change what you are reading without recording a check. Start again takes you back to the beginning while retaining recorded checks; Clear my progress removes those checks for the selected learner and task. If the window is narrow, scroll the task's navigation strip horizontally to find the reset command.</w:t>
+        <w:t>A project may have no helpful guide, no saved form, or code that the analyzer cannot resolve. DPH should show the available evidence and mark uncertain conclusions. A missing document or diagram connection is not evidence that the target application lacks that behavior. Ask someone familiar with the application when its purpose or operating rules cannot be established from files.</w:t>
       </w:r>
     </w:p>
     <w:p>
+      <w:pPr>
+        <w:pStyle w:val="Heading1"/>
+        <w:pageBreakBefore w:val="0"/>
+        <w:spacing w:before="480"/>
+      </w:pPr>
       <w:r>
-        <w:t>If you want to repeat an exercise without losing your recorded place, use Start again. If you want DPH to treat the task as unchecked for this learner, use Clear my progress. Confirm the resulting count rather than assuming both commands do the same thing.</w:t>
+        <w:t>PART 2 Explore the application</w:t>
+      </w:r>
+    </w:p>
+    <w:p>
+      <w:pPr>
+        <w:pStyle w:val="Heading2"/>
+        <w:pageBreakBefore w:val="0"/>
+        <w:spacing w:before="260"/>
+      </w:pPr>
+      <w:r>
+        <w:t>3 Learn the project</w:t>
       </w:r>
     </w:p>
     <w:p>
@@ -1409,17 +460,17 @@
         <w:pStyle w:val="Heading3"/>
       </w:pPr>
       <w:r>
-        <w:t>6.3. What a checked step establishes</w:t>
+        <w:t>3.1 Read the application route</w:t>
       </w:r>
     </w:p>
     <w:p>
       <w:r>
-        <w:t>When you mark a step, you are recording that you checked its expected result. The mark does not certify mastery, grant permission to use a production system, or prove that an action occurred in the selected application; DPH does not observe that program while you follow the task.</w:t>
+        <w:t>Learn the project opens with a route through the selected application. Begin with its apparent purpose and where the program starts. The first form is identified from the program's automatic form creation when that declaration is available; a Pascal unit and form definition provide supporting context. Follow screen links to the corresponding form view.</w:t>
       </w:r>
     </w:p>
     <w:p>
       <w:r>
-        <w:t>To test your understanding, close the explanation and describe the action, input, choice, and outcome in your own words. Reopen the lesson and compare your account with the supplied example. If you remember the wording but cannot explain why a choice changes the outcome, revisit the example before marking the step.</w:t>
+        <w:t>Next inspect a real task and related actions. DPH can connect a visible control to a handler and relevant routines, but it cannot supply an exact operating procedure when prerequisites or expected results are absent from the available material. Use the source links to verify what was captured.</w:t>
       </w:r>
     </w:p>
     <w:p>
@@ -1427,17 +478,12 @@
         <w:pStyle w:val="Heading3"/>
       </w:pPr>
       <w:r>
-        <w:t>6.4. Moving to another computer</w:t>
+        <w:t>3.2 Follow a source link</w:t>
       </w:r>
     </w:p>
     <w:p>
       <w:r>
-        <w:t>DPH stores lesson material and personal progress in different places. Copying a .dphdb database with its adjacent .dphdb.views folder preserves the lessons, but does not automatically transfer your progress to another computer. If you need an independent record, note the application, task, and instruction revision in your own learning notes.</w:t>
-      </w:r>
-    </w:p>
-    <w:p>
-      <w:r>
-        <w:t>Each person who needs separate progress on a shared computer should use a distinct, consistently spelled learner name. Using someone else's name may display or change the checks associated with that name.</w:t>
+        <w:t>A linked form or control opens the relevant view or selection. Use Back to return to the preceding selection, Up one level to move to a containing object, Save place to remember a location, and Saved places to revisit it. Next results advances when another page of object results is available. These commands navigate findings; they are not steps in the selected application's task.</w:t>
       </w:r>
     </w:p>
     <w:p>
@@ -1447,7 +493,7 @@
         <w:spacing w:before="440"/>
       </w:pPr>
       <w:r>
-        <w:t>7. Reopen or change the selected application</w:t>
+        <w:t>4 Read the Learning library</w:t>
       </w:r>
     </w:p>
     <w:p>
@@ -1455,1420 +501,12 @@
         <w:pStyle w:val="Heading3"/>
       </w:pPr>
       <w:r>
-        <w:t>7.1. Ask for the right material</w:t>
+        <w:t>4.1 Topics and documents</w:t>
       </w:r>
     </w:p>
     <w:p>
       <w:r>
-        <w:t>When you return to an application or begin with another one, make sure you have the correct material. Ask its owner for the Delphi project file and the related source and form files, or for a lesson database already prepared from them. A compiled executable does not contain the declarations and connections DPH reads. A .dproj describes one Delphi project, a .dpr contains its main Pascal program, and a .groupproj identifies a related group of projects.</w:t>
-      </w:r>
-    </w:p>
-    <w:p>
-      <w:r>
-        <w:t>For a useful first lesson, also ask who uses the application, which common task to study, what example inputs and outputs are appropriate, and where the task may be tried safely. Do not assume that a source folder includes every dependency or explains every business decision.</w:t>
-      </w:r>
-    </w:p>
-    <w:p>
-      <w:pPr>
-        <w:pStyle w:val="Heading3"/>
-      </w:pPr>
-      <w:r>
-        <w:t>7.2. Choose a project and lesson database</w:t>
-      </w:r>
-    </w:p>
-    <w:p>
-      <w:pPr>
-        <w:keepLines/>
-        <w:ind w:left="317" w:hanging="317"/>
-      </w:pPr>
-      <w:r>
-        <w:rPr>
-          <w:b/>
-        </w:rPr>
-        <w:t xml:space="preserve">1. </w:t>
-      </w:r>
-      <w:r>
-        <w:t>Click Choose application and locate the supplied .dproj, .dpr or .groupproj file.</w:t>
-      </w:r>
-    </w:p>
-    <w:p>
-      <w:pPr>
-        <w:keepLines/>
-        <w:ind w:left="317" w:hanging="317"/>
-      </w:pPr>
-      <w:r>
-        <w:rPr>
-          <w:b/>
-        </w:rPr>
-        <w:t xml:space="preserve">2. </w:t>
-      </w:r>
-      <w:r>
-        <w:t>Select the intended file and confirm the dialog. DPH rejects its own project; choose the program you want to learn.</w:t>
-      </w:r>
-    </w:p>
-    <w:p>
-      <w:pPr>
-        <w:keepLines/>
-        <w:ind w:left="317" w:hanging="317"/>
-      </w:pPr>
-      <w:r>
-        <w:rPr>
-          <w:b/>
-        </w:rPr>
-        <w:t xml:space="preserve">3. </w:t>
-      </w:r>
-      <w:r>
-        <w:t>In the database save dialog, choose a descriptive .dphdb filename. Use the proposed Databases folder or another writable location outside the selected source tree.</w:t>
-      </w:r>
-    </w:p>
-    <w:p>
-      <w:pPr>
-        <w:keepLines/>
-        <w:ind w:left="317" w:hanging="317"/>
-      </w:pPr>
-      <w:r>
-        <w:rPr>
-          <w:b/>
-        </w:rPr>
-        <w:t xml:space="preserve">4. </w:t>
-      </w:r>
-      <w:r>
-        <w:t>Wait while DPH reads the files. Watch the status line for success or a preparation error.</w:t>
-      </w:r>
-    </w:p>
-    <w:p>
-      <w:pPr>
-        <w:keepLines/>
-        <w:ind w:left="317" w:hanging="317"/>
-      </w:pPr>
-      <w:r>
-        <w:rPr>
-          <w:b/>
-        </w:rPr>
-        <w:t xml:space="preserve">5. </w:t>
-      </w:r>
-      <w:r>
-        <w:t>When Learn the project opens, read Meet this app. Confirm the selected application name before following its screens or tasks.</w:t>
-      </w:r>
-    </w:p>
-    <w:p>
-      <w:r>
-        <w:t>Expected result: DPH associates a lesson database with the application or project group you selected. It stores that database and its managed views outside the selected source, without modifying or compiling the project.</w:t>
-      </w:r>
-    </w:p>
-    <w:p>
-      <w:pPr>
-        <w:pStyle w:val="Heading3"/>
-      </w:pPr>
-      <w:r>
-        <w:t>7.3. Open a prepared lesson database</w:t>
-      </w:r>
-    </w:p>
-    <w:p>
-      <w:pPr>
-        <w:keepLines/>
-        <w:ind w:left="317" w:hanging="317"/>
-      </w:pPr>
-      <w:r>
-        <w:rPr>
-          <w:b/>
-        </w:rPr>
-        <w:t xml:space="preserve">1. </w:t>
-      </w:r>
-      <w:r>
-        <w:t>Click Open saved lessons.</w:t>
-      </w:r>
-    </w:p>
-    <w:p>
-      <w:pPr>
-        <w:keepLines/>
-        <w:ind w:left="317" w:hanging="317"/>
-      </w:pPr>
-      <w:r>
-        <w:rPr>
-          <w:b/>
-        </w:rPr>
-        <w:t xml:space="preserve">2. </w:t>
-      </w:r>
-      <w:r>
-        <w:t>Choose the provided .dphdb file. Keep its adjacent .dphdb.views folder beside it if one was supplied.</w:t>
-      </w:r>
-    </w:p>
-    <w:p>
-      <w:pPr>
-        <w:keepLines/>
-        <w:ind w:left="317" w:hanging="317"/>
-      </w:pPr>
-      <w:r>
-        <w:rPr>
-          <w:b/>
-        </w:rPr>
-        <w:t xml:space="preserve">3. </w:t>
-      </w:r>
-      <w:r>
-        <w:t>Confirm the selected application identity. Read the introduction and a prepared task before investigating source objects.</w:t>
-      </w:r>
-    </w:p>
-    <w:p>
-      <w:pPr>
-        <w:keepLines/>
-        <w:ind w:left="317" w:hanging="317"/>
-      </w:pPr>
-      <w:r>
-        <w:rPr>
-          <w:b/>
-        </w:rPr>
-        <w:t xml:space="preserve">4. </w:t>
-      </w:r>
-      <w:r>
-        <w:t>If original source is unavailable, read the cached material with that limitation in mind. Ask the preparer to reconnect source before requesting a current-source review.</w:t>
-      </w:r>
-    </w:p>
-    <w:p>
-      <w:r>
-        <w:t>Expected result: saved lessons can remain readable when the original source is unavailable. Availability of a cache does not establish that the selected program is unchanged today.</w:t>
-      </w:r>
-    </w:p>
-    <w:p>
-      <w:pPr>
-        <w:pStyle w:val="Heading3"/>
-      </w:pPr>
-      <w:r>
-        <w:t>7.4. Select another application safely</w:t>
-      </w:r>
-    </w:p>
-    <w:p>
-      <w:r>
-        <w:t>Before switching applications, save or deliberately discard any contribution still in draft. Then open the other application's lesson database or select its project file. Each database belongs to its own source identity, so do not reuse one simply because its filename looks convenient. If DPH reports a source-root mismatch, preserve the database and follow the relocation or new-database procedure later in this guide.</w:t>
-      </w:r>
-    </w:p>
-    <w:p>
-      <w:r>
-        <w:t>If the new application fails to open, read the error before selecting something else. A rejected selection does not change the application you are studying. Confirm the displayed name and current page before adding any contribution.</w:t>
-      </w:r>
-    </w:p>
-    <w:p>
-      <w:pPr>
-        <w:pStyle w:val="Heading1"/>
-        <w:pageBreakBefore w:val="0"/>
-        <w:spacing w:before="480"/>
-      </w:pPr>
-      <w:r>
-        <w:t>PART 3: Learn screens, actions, and application knowledge</w:t>
-      </w:r>
-    </w:p>
-    <w:p>
-      <w:pPr>
-        <w:pStyle w:val="Heading2"/>
-        <w:pageBreakBefore w:val="0"/>
-        <w:spacing w:before="260"/>
-      </w:pPr>
-      <w:r>
-        <w:t>8. Use the four-part application route</w:t>
-      </w:r>
-    </w:p>
-    <w:p>
-      <w:pPr>
-        <w:pStyle w:val="Heading3"/>
-      </w:pPr>
-      <w:r>
-        <w:t>8.1. Meet this app</w:t>
-      </w:r>
-    </w:p>
-    <w:p>
-      <w:r>
-        <w:t>Meet this app introduces the purpose and intended users of the application you selected. Check who supplied the description and whether it has been reviewed. The page may show form designs found in the saved source and indicate whether someone has supplied actual screenshots. Use a form design to choose what to investigate, but do not assume it shows the first screen seen when the application runs.</w:t>
-      </w:r>
-    </w:p>
-    <w:p>
-      <w:r>
-        <w:t>If no purpose has been supplied, ask who uses the application, what work it supports, and which screen begins a first task. DPH shows the gap so it can be resolved; the name of a source file is not an adequate substitute for that explanation.</w:t>
-      </w:r>
-    </w:p>
-    <w:p>
-      <w:pPr>
-        <w:pStyle w:val="Heading3"/>
-      </w:pPr>
-      <w:r>
-        <w:t>8.2. Learn a real task</w:t>
-      </w:r>
-    </w:p>
-    <w:p>
-      <w:r>
-        <w:t>Learn a real task introduces the first complete procedure supplied for this application, if one is available. Read its purpose, prerequisites, actions, expected results, troubleshooting advice, practice question, and attribution. You can then open Learn a task for a reader that takes you through the steps and tracks your personal checks.</w:t>
-      </w:r>
-    </w:p>
-    <w:p>
-      <w:r>
-        <w:t>If nobody has supplied a complete task, DPH may show a control or event identified in the source. Treat it as a lead for the person preparing lessons. Ask them to establish the required inputs, important choices, correct outcome, and safe recovery before anyone follows it as a live procedure.</w:t>
-      </w:r>
-    </w:p>
-    <w:p>
-      <w:pPr>
-        <w:pStyle w:val="Heading3"/>
-      </w:pPr>
-      <w:r>
-        <w:t>8.3. Explore related tasks</w:t>
-      </w:r>
-    </w:p>
-    <w:p>
-      <w:r>
-        <w:t>Explore related tasks offers other prepared tasks in their teaching order, along with source-connected actions and explanations supplied for the same application. Select an item relevant to what you have just learned or to the question you want to answer next. The page shows a limited number of candidates at once; more may exist elsewhere in the application.</w:t>
-      </w:r>
-    </w:p>
-    <w:p>
-      <w:r>
-        <w:t>When you follow a linked object to Explain, read both the supported source connection and any meaning supplied by a contributor. Use Back or the page selector to return to the learning route. You can leave the deeper source detail closed when your immediate question concerns the user's purpose and expected result.</w:t>
-      </w:r>
-    </w:p>
-    <w:p>
-      <w:pPr>
-        <w:pStyle w:val="Heading3"/>
-      </w:pPr>
-      <w:r>
-        <w:t>8.4. Resolve unknowns</w:t>
-      </w:r>
-    </w:p>
-    <w:p>
-      <w:r>
-        <w:t>Resolve unknowns gathers the questions that prevent the route from becoming a complete lesson. These may concern a missing purpose, unfinished task instructions, or a lack of actual screenshots. Source reading also cannot establish every business rule, permission, or correct runtime outcome. A knowledgeable person can use Author questions to supply an attributed answer or Prepare lessons to add and review the missing explanation.</w:t>
-      </w:r>
-    </w:p>
-    <w:p>
-      <w:r>
-        <w:t>Make each question specific enough to answer. For an action, ask what it helps the user accomplish, which inputs affect it, what visible result indicates success, and what to do after an error. Refreshing source may update a technical connection, but it cannot create a business rule that nobody has explained.</w:t>
-      </w:r>
-    </w:p>
-    <w:p>
-      <w:pPr>
-        <w:pStyle w:val="Heading2"/>
-        <w:pageBreakBefore w:val="0"/>
-        <w:spacing w:before="440"/>
-      </w:pPr>
-      <w:r>
-        <w:t>9. Use the Learning library as a practical reference</w:t>
-      </w:r>
-    </w:p>
-    <w:p>
-      <w:pPr>
-        <w:pStyle w:val="Heading3"/>
-      </w:pPr>
-      <w:r>
-        <w:t>9.1. Find an explanation</w:t>
-      </w:r>
-    </w:p>
-    <w:p>
-      <w:pPr>
-        <w:keepLines/>
-        <w:ind w:left="317" w:hanging="317"/>
-      </w:pPr>
-      <w:r>
-        <w:rPr>
-          <w:b/>
-        </w:rPr>
-        <w:t xml:space="preserve">1. </w:t>
-      </w:r>
-      <w:r>
-        <w:t>In the upper-right page selector, choose Learning library. This page contains explanations supplied for the selected application.</w:t>
-      </w:r>
-    </w:p>
-    <w:p>
-      <w:pPr>
-        <w:keepLines/>
-        <w:ind w:left="317" w:hanging="317"/>
-      </w:pPr>
-      <w:r>
-        <w:rPr>
-          <w:b/>
-        </w:rPr>
-        <w:t xml:space="preserve">2. </w:t>
-      </w:r>
-      <w:r>
-        <w:t>Type part of a screen name, field name, exact error message, question or output description in its search field.</w:t>
-      </w:r>
-    </w:p>
-    <w:p>
-      <w:pPr>
-        <w:keepLines/>
-        <w:ind w:left="317" w:hanging="317"/>
-      </w:pPr>
-      <w:r>
-        <w:rPr>
-          <w:b/>
-        </w:rPr>
-        <w:t xml:space="preserve">3. </w:t>
-      </w:r>
-      <w:r>
-        <w:t>If the material is role-specific, enter the prepared user role. All learners explanations remain available alongside that role.</w:t>
-      </w:r>
-    </w:p>
-    <w:p>
-      <w:pPr>
-        <w:keepLines/>
-        <w:ind w:left="317" w:hanging="317"/>
-      </w:pPr>
-      <w:r>
-        <w:rPr>
-          <w:b/>
-        </w:rPr>
-        <w:t xml:space="preserve">4. </w:t>
-      </w:r>
-      <w:r>
-        <w:t>Select a matching row. Read the meaning first, then the worked example, rules and mistakes, safe help, and practice answer.</w:t>
-      </w:r>
-    </w:p>
-    <w:p>
-      <w:pPr>
-        <w:keepLines/>
-        <w:ind w:left="317" w:hanging="317"/>
-      </w:pPr>
-      <w:r>
-        <w:rPr>
-          <w:b/>
-        </w:rPr>
-        <w:t xml:space="preserve">5. </w:t>
-      </w:r>
-      <w:r>
-        <w:t>Scroll within the reader to reach the contributor and review status. If Explore related selection is enabled, use it to investigate the captured object linked to that explanation.</w:t>
-      </w:r>
-    </w:p>
-    <w:p>
-      <w:r>
-        <w:t>Expected result: the explanation tells you what the subject means and gives you an example you can apply. Before relying on a search result, confirm that it belongs to the selected application and is intended for your learning role.</w:t>
-      </w:r>
-    </w:p>
-    <w:p>
-      <w:pPr>
-        <w:pStyle w:val="Heading3"/>
-      </w:pPr>
-      <w:r>
-        <w:t>9.2. Read the seven teaching fields</w:t>
-      </w:r>
-    </w:p>
-    <w:p>
-      <w:r>
-        <w:t>Each teaching explanation has seven fields with a different purpose. Topic name identifies what is being explained, and User role identifies the intended reader. Meaning describes the subject and why it matters. Example shows a valid input, an interpreted output, or a realistic situation. Limits records known rules, units, permissions, and common mistakes. Help tells the reader how to respond when the result differs. Practice offers a question or exercise together with its expected answer.</w:t>
-      </w:r>
-    </w:p>
-    <w:p>
-      <w:r>
-        <w:t>For a field in the selected application, the meaning should say what its value represents. A useful example shows a realistic entry and the visible result, while limits should state accepted units or ranges only when the application owner has confirmed them. Help should offer a safe correction, and the practice answer should demonstrate the rule rather than repeat the caption.</w:t>
-      </w:r>
-    </w:p>
-    <w:p>
-      <w:pPr>
-        <w:pStyle w:val="Heading3"/>
-      </w:pPr>
-      <w:r>
-        <w:t>9.3. Choose the category that answers your question</w:t>
-      </w:r>
-    </w:p>
-    <w:p>
-      <w:r>
-        <w:t>Choose a category according to the question you want answered. Screen explains the purpose and arrangement of a visible area, while Field describes a particular input or displayed value. Error or problem covers a symptom and its recovery; Question and answer records a focused reply. Business rule explains when a condition applies and what follows from it. Output or report helps you interpret a result.</w:t>
-      </w:r>
-    </w:p>
-    <w:p>
-      <w:r>
-        <w:t>The remaining categories cover context that may affect the task. Role or permission describes who may perform work, but does not grant access. Related system explains a dependency; Setting or option explains how a choice changes a result. Background work describes activity that may continue after a visible action. History or design choice records why an approach was taken, and Learning check provides an exercise to test your understanding.</w:t>
-      </w:r>
-    </w:p>
-    <w:p>
-      <w:pPr>
-        <w:pStyle w:val="Heading3"/>
-      </w:pPr>
-      <w:r>
-        <w:t>9.4. Recover from empty or unexpected results</w:t>
-      </w:r>
-    </w:p>
-    <w:p>
-      <w:r>
-        <w:t>If the expected explanation is missing, clear the search and role filters before searching again. Confirm that the right application is selected, then ask the preparer whether the explanation was saved and whether it remains current. Rejected or retired teaching cards do not appear in the current learner list.</w:t>
-      </w:r>
-    </w:p>
-    <w:p>
-      <w:r>
-        <w:t>An explanation may remain readable even when its linked object is absent from the current source capture. In that case, Explore related selection may be unavailable. Ask the preparer to review the link before treating the old connection as current.</w:t>
-      </w:r>
-    </w:p>
-    <w:p>
-      <w:pPr>
-        <w:pStyle w:val="Heading2"/>
-        <w:pageBreakBefore w:val="0"/>
-        <w:spacing w:before="440"/>
-      </w:pPr>
-      <w:r>
-        <w:t>10. Follow a visible action into its explanation</w:t>
-      </w:r>
-    </w:p>
-    <w:p>
-      <w:pPr>
-        <w:pStyle w:val="Heading3"/>
-      </w:pPr>
-      <w:r>
-        <w:t>10.1. Understand the vocabulary first</w:t>
-      </w:r>
-    </w:p>
-    <w:p>
-      <w:r>
-        <w:t>Before following an action through source, it helps to know a few Delphi terms. A form defines a window or screen, and a component is an item on it, such as a button or input field. An event is something that may occur, such as a click; its event handler is the operation connected to it. Delphi calls a procedure or function a routine and groups related declarations and implementation in a unit.</w:t>
-      </w:r>
-    </w:p>
-    <w:p>
-      <w:r>
-        <w:t>You need not write Delphi code to use these terms. They let you describe a button the user sees, the handler connected to it, and the work that handler appears to perform. Keep that source connection separate from any business outcome that the source cannot establish on its own.</w:t>
-      </w:r>
-    </w:p>
-    <w:p>
-      <w:pPr>
-        <w:pStyle w:val="Heading3"/>
-      </w:pPr>
-      <w:r>
-        <w:t>10.2. Trace one action</w:t>
-      </w:r>
-    </w:p>
-    <w:p>
-      <w:pPr>
-        <w:keepLines/>
-        <w:ind w:left="317" w:hanging="317"/>
-      </w:pPr>
-      <w:r>
-        <w:rPr>
-          <w:b/>
-        </w:rPr>
-        <w:t xml:space="preserve">1. </w:t>
-      </w:r>
-      <w:r>
-        <w:t>In Learn the project, choose Learn a real task or Explore related tasks and select a source-connected action.</w:t>
-      </w:r>
-    </w:p>
-    <w:p>
-      <w:pPr>
-        <w:keepLines/>
-        <w:ind w:left="317" w:hanging="317"/>
-      </w:pPr>
-      <w:r>
-        <w:rPr>
-          <w:b/>
-        </w:rPr>
-        <w:t xml:space="preserve">2. </w:t>
-      </w:r>
-      <w:r>
-        <w:t>Select a relevant control or event link. In Explain, confirm the selected name and role.</w:t>
-      </w:r>
-    </w:p>
-    <w:p>
-      <w:pPr>
-        <w:keepLines/>
-        <w:ind w:left="317" w:hanging="317"/>
-      </w:pPr>
-      <w:r>
-        <w:rPr>
-          <w:b/>
-        </w:rPr>
-        <w:t xml:space="preserve">3. </w:t>
-      </w:r>
-      <w:r>
-        <w:t>Read its supplied user purpose. If it is absent, keep that question visible rather than guessing from the name.</w:t>
-      </w:r>
-    </w:p>
-    <w:p>
-      <w:pPr>
-        <w:keepLines/>
-        <w:ind w:left="317" w:hanging="317"/>
-      </w:pPr>
-      <w:r>
-        <w:rPr>
-          <w:b/>
-        </w:rPr>
-        <w:t xml:space="preserve">4. </w:t>
-      </w:r>
-      <w:r>
-        <w:t>Follow the responding operation. Read the next supported connection and any captured choice or stopping point.</w:t>
-      </w:r>
-    </w:p>
-    <w:p>
-      <w:pPr>
-        <w:keepLines/>
-        <w:ind w:left="317" w:hanging="317"/>
-      </w:pPr>
-      <w:r>
-        <w:rPr>
-          <w:b/>
-        </w:rPr>
-        <w:t xml:space="preserve">5. </w:t>
-      </w:r>
-      <w:r>
-        <w:t>Describe the action in ordinary language: what starts it, what input it uses, what changes its path and what output should follow.</w:t>
-      </w:r>
-    </w:p>
-    <w:p>
-      <w:pPr>
-        <w:keepLines/>
-        <w:ind w:left="317" w:hanging="317"/>
-      </w:pPr>
-      <w:r>
-        <w:rPr>
-          <w:b/>
-        </w:rPr>
-        <w:t xml:space="preserve">6. </w:t>
-      </w:r>
-      <w:r>
-        <w:t>Use Back to return and compare your explanation with the original screen action.</w:t>
-      </w:r>
-    </w:p>
-    <w:p>
-      <w:r>
-        <w:t>Expected result: you can explain one supported path from a visible action into the selected application's source. The connection describes what DPH found in the files; it does not prove that the path ran successfully in a live system.</w:t>
-      </w:r>
-    </w:p>
-    <w:p>
-      <w:pPr>
-        <w:pStyle w:val="Heading3"/>
-      </w:pPr>
-      <w:r>
-        <w:t>10.3. Work through an action in your selected application</w:t>
-      </w:r>
-    </w:p>
-    <w:p>
-      <w:r>
-        <w:t>Choose a control on a form design that matters to a real task in the application you selected. Follow its event link to Explain and identify the operation that responds. Note only the inputs, choices, and results that the source actually connects. Then compare what you found with a task or teaching explanation supplied for that same application.</w:t>
-      </w:r>
-    </w:p>
-    <w:p>
-      <w:r>
-        <w:t>If no relevant task or explanation exists, ask the owner what the action accomplishes, which values are valid, and what the user should see afterward. Record the question against the particular control so a preparer can add an attributed answer. An example from another application cannot supply the missing facts.</w:t>
-      </w:r>
-    </w:p>
-    <w:p>
-      <w:pPr>
-        <w:pStyle w:val="Heading3"/>
-      </w:pPr>
-      <w:r>
-        <w:t>10.4. Use deeper details only when needed</w:t>
-      </w:r>
-    </w:p>
-    <w:p>
-      <w:r>
-        <w:t>The Explain page can show a source walkthrough and further supporting detail. Open those sections when you need to investigate a particular condition or relationship. Captured text shows the statement DPH read; a trace lists supported connections; and a diagram makes branches easier to follow.</w:t>
-      </w:r>
-    </w:p>
-    <w:p>
-      <w:r>
-        <w:t>If DPH marks a connection as unresolved or uncertain, ask someone familiar with the source to check it. A graph describes relationships found during analysis, not a recorded user session. Dynamic event assignments and external services may require an observed example or a knowledgeable explanation.</w:t>
-      </w:r>
-    </w:p>
-    <w:p>
-      <w:pPr>
-        <w:pStyle w:val="Heading2"/>
-        <w:pageBreakBefore w:val="0"/>
-        <w:spacing w:before="440"/>
-      </w:pPr>
-      <w:r>
-        <w:t>11. Read form designs and graphs</w:t>
-      </w:r>
-    </w:p>
-    <w:p>
-      <w:pPr>
-        <w:pStyle w:val="Heading3"/>
-      </w:pPr>
-      <w:r>
-        <w:t>11.1. Form designs are reconstructed layouts</w:t>
-      </w:r>
-    </w:p>
-    <w:p>
-      <w:r>
-        <w:t>Choose Form designs from the page selector to examine a layout reconstructed from a saved Delphi form definition. The view can help you identify control names, positions, captions, and event connections, but it is not a photograph of the running application. Custom controls, styles, inherited forms, and changes made while the program runs may make the actual screen look different.</w:t>
-      </w:r>
-    </w:p>
-    <w:p>
-      <w:r>
-        <w:t>Select a form, inspect a control, and follow its explanation if one is available. Adjust the view to see the whole design or a particular detail. If you need to know what a user sees in the current application, compare the reconstruction with a real screenshot supplied as described in Chapter 12.</w:t>
-      </w:r>
-    </w:p>
-    <w:p>
-      <w:pPr>
-        <w:pStyle w:val="Heading3"/>
-      </w:pPr>
-      <w:r>
-        <w:t>11.2. Ask a learning question of a graph</w:t>
-      </w:r>
-    </w:p>
-    <w:p>
-      <w:r>
-        <w:t>After selecting an object related to your task, open Graphs and choose the relationship you want to investigate. Available views include Execution, Procedure CFG, Caller / callee, Form navigation, Data flow, Change impact, Data lineage, and Business process. A separate selector groups the display by Objects, Types, or Units. Select a node or group to read its explanation instead of treating the whole diagram as one uninterrupted process.</w:t>
-      </w:r>
-    </w:p>
-    <w:p>
-      <w:r>
-        <w:t>If one operation calls another, ask what work the second contributes. If the connection crosses units, ask which responsibility the first unit uses. Compare a labeled branch with the condition it represents. DPH may limit the displayed graph to keep it readable, so a hidden or omitted node does not prove that no such connection exists.</w:t>
-      </w:r>
-    </w:p>
-    <w:p>
-      <w:pPr>
-        <w:pStyle w:val="Heading3"/>
-      </w:pPr>
-      <w:r>
-        <w:t>11.3. Read direction and uncertainty</w:t>
-      </w:r>
-    </w:p>
-    <w:p>
-      <w:r>
-        <w:t>An arrow represents a relationship DPH found between two captured objects. Read its direction carefully: a caller may use another routine without that routine calling back. Incoming connections tell you what may reach an object; outgoing connections show where it may lead.</w:t>
-      </w:r>
-    </w:p>
-    <w:p>
-      <w:r>
-        <w:t>An unresolved endpoint, inference label, or warning means DPH cannot establish the whole relationship. Keep that qualification when explaining the diagram. For example, say that the source suggests a path but that an author must confirm a dynamic destination, instead of presenting the destination as a verified fact.</w:t>
-      </w:r>
-    </w:p>
-    <w:p>
-      <w:pPr>
-        <w:pStyle w:val="Heading3"/>
-      </w:pPr>
-      <w:r>
-        <w:t>11.4. A practical investigation exercise</w:t>
-      </w:r>
-    </w:p>
-    <w:p>
-      <w:r>
-        <w:t>In your selected application, choose a screen action relevant to a prepared task. Identify the control, its event and the responding operation. Compare a source-derived condition with the task's authored expected result. State which part is supported by source and which part depends on a knowledgeable person's explanation.</w:t>
-      </w:r>
-    </w:p>
-    <w:p>
-      <w:r>
-        <w:t>You have completed the exercise when you can connect the visible action to a named operation and describe the outcome the user should recognize. If nobody has supplied that expected outcome, identify the missing answer rather than assuming that a technical connection completes the lesson.</w:t>
-      </w:r>
-    </w:p>
-    <w:p>
-      <w:pPr>
-        <w:pStyle w:val="Heading3"/>
-      </w:pPr>
-      <w:r>
-        <w:t>11.5. Select and inspect a form design</w:t>
-      </w:r>
-    </w:p>
-    <w:p>
-      <w:r>
-        <w:t>On Form designs, choose a captured form using the form selector. Thumbnail provides an overview, Fit uses the available viewing area, Native shows the saved design scale, and Custom zoom lets you inspect a control more closely. The zoom slider covers 25 to 400 percent. Full screen gives the design the largest available area; select the same control again to leave that view.</w:t>
-      </w:r>
-    </w:p>
-    <w:p>
-      <w:r>
-        <w:t>Read the warning beneath the viewing controls: this is an approximate reconstruction of the saved design. Select a relevant control and open its explanation if one is available. When the running screen differs, compare it with a supplied picture and keep the difference clear rather than presenting the reconstruction as a current screenshot.</w:t>
-      </w:r>
-    </w:p>
-    <w:p>
-      <w:pPr>
-        <w:pStyle w:val="Heading3"/>
-      </w:pPr>
-      <w:r>
-        <w:t>11.6. Choose the graph that answers your question</w:t>
-      </w:r>
-    </w:p>
-    <w:p>
-      <w:r>
-        <w:t>Choose a graph according to the question you want to answer. Execution gives an overview of supported connections. Procedure CFG, short for procedure control-flow graph, shows alternatives, repetitions, and stopping paths within one routine. Caller / callee shows which operations call others; Form navigation shows supported connections between forms; and Data flow follows captured uses of information.</w:t>
-      </w:r>
-    </w:p>
-    <w:p>
-      <w:r>
-        <w:t>Change impact highlights relationships that may matter when an object changes. Data lineage follows where captured information comes from and where it goes, while Business process presents process-oriented material where available. These views are limited by the captured source and knowledge. If a graph gives you no useful answer, identify the missing evidence before concluding that the application lacks the behavior.</w:t>
-      </w:r>
-    </w:p>
-    <w:p>
-      <w:pPr>
-        <w:pStyle w:val="Heading3"/>
-      </w:pPr>
-      <w:r>
-        <w:t>11.7. Group a larger graph and read its legend</w:t>
-      </w:r>
-    </w:p>
-    <w:p>
-      <w:pPr>
-        <w:keepLines/>
-        <w:ind w:left="317" w:hanging="317"/>
-      </w:pPr>
-      <w:r>
-        <w:rPr>
-          <w:b/>
-        </w:rPr>
-        <w:t xml:space="preserve">1. </w:t>
-      </w:r>
-      <w:r>
-        <w:t>Select an object relevant to your question, then open Graphs and choose the desired graph kind.</w:t>
-      </w:r>
-    </w:p>
-    <w:p>
-      <w:pPr>
-        <w:keepLines/>
-        <w:ind w:left="317" w:hanging="317"/>
-      </w:pPr>
-      <w:r>
-        <w:rPr>
-          <w:b/>
-        </w:rPr>
-        <w:t xml:space="preserve">2. </w:t>
-      </w:r>
-      <w:r>
-        <w:t>Choose Objects to inspect individual objects. Choose Types or Units to group a larger result by those categories.</w:t>
-      </w:r>
-    </w:p>
-    <w:p>
-      <w:pPr>
-        <w:keepLines/>
-        <w:ind w:left="317" w:hanging="317"/>
-      </w:pPr>
-      <w:r>
-        <w:rPr>
-          <w:b/>
-        </w:rPr>
-        <w:t xml:space="preserve">3. </w:t>
-      </w:r>
-      <w:r>
-        <w:t>Select a group to read its members and supporting evidence. Follow the relevant member into its explanation.</w:t>
-      </w:r>
-    </w:p>
-    <w:p>
-      <w:pPr>
-        <w:keepLines/>
-        <w:ind w:left="317" w:hanging="317"/>
-      </w:pPr>
-      <w:r>
-        <w:rPr>
-          <w:b/>
-        </w:rPr>
-        <w:t xml:space="preserve">4. </w:t>
-      </w:r>
-      <w:r>
-        <w:t>Use Whole program, All forms or Project data only when the question requires a broader view. Read any bounds and qualifications rather than assuming the diagram contains everything.</w:t>
-      </w:r>
-    </w:p>
-    <w:p>
-      <w:pPr>
-        <w:keepLines/>
-        <w:ind w:left="317" w:hanging="317"/>
-      </w:pPr>
-      <w:r>
-        <w:rPr>
-          <w:b/>
-        </w:rPr>
-        <w:t xml:space="preserve">5. </w:t>
-      </w:r>
-      <w:r>
-        <w:t>Read the legend: blue indicates confirmed static relationships, while orange dashed connections indicate uncertainty. Keep that qualification in your explanation.</w:t>
-      </w:r>
-    </w:p>
-    <w:p>
-      <w:r>
-        <w:t>Expected result: grouping reduces visual detail while preserving a route to the members that matter. Changing grouping changes presentation, not the source or the application's actual behavior.</w:t>
-      </w:r>
-    </w:p>
-    <w:p>
-      <w:pPr>
-        <w:pStyle w:val="Heading2"/>
-        <w:pageBreakBefore w:val="0"/>
-        <w:spacing w:before="440"/>
-      </w:pPr>
-      <w:r>
-        <w:t>12. Read pictures, sample outputs, and callouts</w:t>
-      </w:r>
-    </w:p>
-    <w:p>
-      <w:pPr>
-        <w:pStyle w:val="Heading3"/>
-      </w:pPr>
-      <w:r>
-        <w:t>12.1. Select and inspect a supplied image</w:t>
-      </w:r>
-    </w:p>
-    <w:p>
-      <w:r>
-        <w:t>Choose Screenshots from the page selector, then select a picture in the left-hand list. Read its caption, type, and contributor information before drawing a conclusion from it. A Screenshot is a screen picture supplied by a person; Sample output is an example result or report; and Other teaching image may be a diagram or illustration.</w:t>
-      </w:r>
-    </w:p>
-    <w:p>
-      <w:r>
-        <w:t>Use Fit to display the whole picture in the available area, Native pixels to see it at its own pixel size, or Custom zoom to examine a detail. The zoom slider ranges from 25 to 400 percent. Scroll within the picture when it extends beyond the viewing area. Enlarging a low-resolution image cannot reveal detail that was never captured.</w:t>
-      </w:r>
-    </w:p>
-    <w:p>
-      <w:pPr>
-        <w:pStyle w:val="Heading3"/>
-      </w:pPr>
-      <w:r>
-        <w:t>12.2. Read numbered explanations</w:t>
-      </w:r>
-    </w:p>
-    <w:p>
-      <w:r>
-        <w:t>Numbered markers point to details that a contributor has explained. Match each marker with its description below the picture, then choose Learning library from the page selector when you need the complete explanation, example, or practice answer. A marker shows where to look; it does not establish that the pictured result is current or correct in every situation.</w:t>
-      </w:r>
-    </w:p>
-    <w:p>
-      <w:r>
-        <w:t>For a sample output, read the caption and available information about its contributor, date, and context before following a marker. Identify which inputs or options produced the result. A number or status without that context is not enough to teach someone how to interpret the output.</w:t>
-      </w:r>
-    </w:p>
-    <w:p>
-      <w:pPr>
-        <w:pStyle w:val="Heading3"/>
-      </w:pPr>
-      <w:r>
-        <w:t>12.3. Follow the image to an object</w:t>
-      </w:r>
-    </w:p>
-    <w:p>
-      <w:r>
-        <w:t>When a picture is associated with a captured object, Explain linked object opens that object's explanation. Use it to connect something visible in the picture with a control or operation found in source. An image without such a link can still be useful; ask the preparer to add the connection if it would help the lesson.</w:t>
-      </w:r>
-    </w:p>
-    <w:p>
-      <w:r>
-        <w:t>A useful caption identifies the relevant application version, sample values, and options. Without this context, a screenshot can mislead a new learner. If the image disagrees with the current form or instructions, note the difference and ask its contributor which version it represents.</w:t>
-      </w:r>
-    </w:p>
-    <w:p>
-      <w:pPr>
-        <w:pStyle w:val="Heading3"/>
-      </w:pPr>
-      <w:r>
-        <w:t>12.4. Import a picture</w:t>
-      </w:r>
-    </w:p>
-    <w:p>
-      <w:r>
-        <w:t>Before you begin, obtain an existing PNG file you are authorized to use, a meaningful caption and a named contributor. If it should connect to a source object, select that object first.</w:t>
-      </w:r>
-    </w:p>
-    <w:p>
-      <w:pPr>
-        <w:keepLines/>
-        <w:ind w:left="317" w:hanging="317"/>
-      </w:pPr>
-      <w:r>
-        <w:rPr>
-          <w:b/>
-        </w:rPr>
-        <w:t xml:space="preserve">1. </w:t>
-      </w:r>
-      <w:r>
-        <w:t>Open Screenshots and enter the contributor and caption in the import fields.</w:t>
-      </w:r>
-    </w:p>
-    <w:p>
-      <w:pPr>
-        <w:keepLines/>
-        <w:ind w:left="317" w:hanging="317"/>
-      </w:pPr>
-      <w:r>
-        <w:rPr>
-          <w:b/>
-        </w:rPr>
-        <w:t xml:space="preserve">2. </w:t>
-      </w:r>
-      <w:r>
-        <w:t>Choose Screenshot, Sample output or Other teaching image.</w:t>
-      </w:r>
-    </w:p>
-    <w:p>
-      <w:pPr>
-        <w:keepLines/>
-        <w:ind w:left="317" w:hanging="317"/>
-      </w:pPr>
-      <w:r>
-        <w:rPr>
-          <w:b/>
-        </w:rPr>
-        <w:t xml:space="preserve">3. </w:t>
-      </w:r>
-      <w:r>
-        <w:t>Click Import an existing PNG screenshot and select the intended PNG file.</w:t>
-      </w:r>
-    </w:p>
-    <w:p>
-      <w:pPr>
-        <w:keepLines/>
-        <w:ind w:left="317" w:hanging="317"/>
-      </w:pPr>
-      <w:r>
-        <w:rPr>
-          <w:b/>
-        </w:rPr>
-        <w:t xml:space="preserve">4. </w:t>
-      </w:r>
-      <w:r>
-        <w:t>Wait for import to finish, then select the new image in the list.</w:t>
-      </w:r>
-    </w:p>
-    <w:p>
-      <w:pPr>
-        <w:keepLines/>
-        <w:ind w:left="317" w:hanging="317"/>
-      </w:pPr>
-      <w:r>
-        <w:rPr>
-          <w:b/>
-        </w:rPr>
-        <w:t xml:space="preserve">5. </w:t>
-      </w:r>
-      <w:r>
-        <w:t>Check the caption, image kind and visible image. Follow its linked object if one was supplied.</w:t>
-      </w:r>
-    </w:p>
-    <w:p>
-      <w:r>
-        <w:t>Expected result: DPH stores a managed copy of the picture you supplied. It does not launch the selected application or take a screenshot for you. Keep an independent original if the image is an important record.</w:t>
-      </w:r>
-    </w:p>
-    <w:p>
-      <w:pPr>
-        <w:pStyle w:val="Heading3"/>
-      </w:pPr>
-      <w:r>
-        <w:t>12.5. Prepare a point explanation</w:t>
-      </w:r>
-    </w:p>
-    <w:p>
-      <w:pPr>
-        <w:keepLines/>
-        <w:ind w:left="317" w:hanging="317"/>
-      </w:pPr>
-      <w:r>
-        <w:rPr>
-          <w:b/>
-        </w:rPr>
-        <w:t xml:space="preserve">1. </w:t>
-      </w:r>
-      <w:r>
-        <w:t>Select the intended image and click the point you want to explain.</w:t>
-      </w:r>
-    </w:p>
-    <w:p>
-      <w:pPr>
-        <w:keepLines/>
-        <w:ind w:left="317" w:hanging="317"/>
-      </w:pPr>
-      <w:r>
-        <w:rPr>
-          <w:b/>
-        </w:rPr>
-        <w:t xml:space="preserve">2. </w:t>
-      </w:r>
-      <w:r>
-        <w:t>Choose Explain this point. In the teaching editor, enter a clear topic name and the contributor.</w:t>
-      </w:r>
-    </w:p>
-    <w:p>
-      <w:pPr>
-        <w:keepLines/>
-        <w:ind w:left="317" w:hanging="317"/>
-      </w:pPr>
-      <w:r>
-        <w:rPr>
-          <w:b/>
-        </w:rPr>
-        <w:t xml:space="preserve">3. </w:t>
-      </w:r>
-      <w:r>
-        <w:t>Explain what to notice, give a worked example, describe limits and safe help, and add a practice question with its answer.</w:t>
-      </w:r>
-    </w:p>
-    <w:p>
-      <w:pPr>
-        <w:keepLines/>
-        <w:ind w:left="317" w:hanging="317"/>
-      </w:pPr>
-      <w:r>
-        <w:rPr>
-          <w:b/>
-        </w:rPr>
-        <w:t xml:space="preserve">4. </w:t>
-      </w:r>
-      <w:r>
-        <w:t>Click Save explanation. Return to Screenshots and select the picture again.</w:t>
-      </w:r>
-    </w:p>
-    <w:p>
-      <w:pPr>
-        <w:keepLines/>
-        <w:ind w:left="317" w:hanging="317"/>
-      </w:pPr>
-      <w:r>
-        <w:rPr>
-          <w:b/>
-        </w:rPr>
-        <w:t xml:space="preserve">5. </w:t>
-      </w:r>
-      <w:r>
-        <w:t>Confirm that the numbered marker appears in the intended location and its legend matches the explanation. Check another zoom level if the point is close to a boundary.</w:t>
-      </w:r>
-    </w:p>
-    <w:p>
-      <w:r>
-        <w:t>Expected result: the point remains anchored when the image is resized or zoomed. The original PNG is unchanged. If you clicked the wrong point, cancel the new draft and start from the correct location rather than saving a misleading annotation.</w:t>
-      </w:r>
-    </w:p>
-    <w:p>
-      <w:pPr>
-        <w:pStyle w:val="Heading2"/>
-        <w:pageBreakBefore w:val="0"/>
-        <w:spacing w:before="440"/>
-      </w:pPr>
-      <w:r>
-        <w:t>13. Search objects, evidence, and explanations</w:t>
-      </w:r>
-    </w:p>
-    <w:p>
-      <w:pPr>
-        <w:pStyle w:val="Heading3"/>
-      </w:pPr>
-      <w:r>
-        <w:t>13.1. Choose the right search</w:t>
-      </w:r>
-    </w:p>
-    <w:p>
-      <w:r>
-        <w:t>DPH offers different searches because its information serves different questions. The object-list search finds captured source objects by name. The search on Learning library finds titles and text in supplied teaching explanations. Search project covers indexed objects, evidence, knowledge, and diagnostics. Choose the one that matches what you already know.</w:t>
-      </w:r>
-    </w:p>
-    <w:p>
-      <w:r>
-        <w:t>For a visible field caption, start with Learning library or a screen lesson if you do not know the field's Delphi name. For a code name such as CalculateClick, try the object-list search or Search project. For an exact failure message, look first for a teaching explanation with safe recovery advice, then ask a maintainer to inspect source evidence if necessary.</w:t>
-      </w:r>
-    </w:p>
-    <w:p>
-      <w:pPr>
-        <w:pStyle w:val="Heading3"/>
-      </w:pPr>
-      <w:r>
-        <w:t>13.2. Run a project search</w:t>
-      </w:r>
-    </w:p>
-    <w:p>
-      <w:pPr>
-        <w:keepLines/>
-        <w:ind w:left="317" w:hanging="317"/>
-      </w:pPr>
-      <w:r>
-        <w:rPr>
-          <w:b/>
-        </w:rPr>
-        <w:t xml:space="preserve">1. </w:t>
-      </w:r>
-      <w:r>
-        <w:t>Choose Search project from the top-right selector.</w:t>
-      </w:r>
-    </w:p>
-    <w:p>
-      <w:pPr>
-        <w:keepLines/>
-        <w:ind w:left="317" w:hanging="317"/>
-      </w:pPr>
-      <w:r>
-        <w:rPr>
-          <w:b/>
-        </w:rPr>
-        <w:t xml:space="preserve">2. </w:t>
-      </w:r>
-      <w:r>
-        <w:t>Enter up to twelve words. Choose All or the intended result kind: object, evidence, knowledge or diagnostic.</w:t>
-      </w:r>
-    </w:p>
-    <w:p>
-      <w:pPr>
-        <w:keepLines/>
-        <w:ind w:left="317" w:hanging="317"/>
-      </w:pPr>
-      <w:r>
-        <w:rPr>
-          <w:b/>
-        </w:rPr>
-        <w:t xml:space="preserve">3. </w:t>
-      </w:r>
-      <w:r>
-        <w:t>Click Search. Select a result and read its excerpt and category.</w:t>
-      </w:r>
-    </w:p>
-    <w:p>
-      <w:pPr>
-        <w:keepLines/>
-        <w:ind w:left="317" w:hanging="317"/>
-      </w:pPr>
-      <w:r>
-        <w:rPr>
-          <w:b/>
-        </w:rPr>
-        <w:t xml:space="preserve">4. </w:t>
-      </w:r>
-      <w:r>
-        <w:t>Click Open result to visit the linked object or saved explanation.</w:t>
-      </w:r>
-    </w:p>
-    <w:p>
-      <w:pPr>
-        <w:keepLines/>
-        <w:ind w:left="317" w:hanging="317"/>
-      </w:pPr>
-      <w:r>
-        <w:rPr>
-          <w:b/>
-        </w:rPr>
-        <w:t xml:space="preserve">5. </w:t>
-      </w:r>
-      <w:r>
-        <w:t>Use Next 50 results when another page is available. Return to the search page to revise the query if the result is not relevant.</w:t>
-      </w:r>
-    </w:p>
-    <w:p>
-      <w:r>
-        <w:t>Expected result: DPH looks for every query word at the beginning of an indexed word. If any word does not match, the result is excluded. Unlike some web searches, this search does not silently ignore a word or replace it with a synonym.</w:t>
-      </w:r>
-    </w:p>
-    <w:p>
-      <w:pPr>
-        <w:pStyle w:val="Heading3"/>
-      </w:pPr>
-      <w:r>
-        <w:t>13.3. Improve a query deliberately</w:t>
-      </w:r>
-    </w:p>
-    <w:p>
-      <w:r>
-        <w:t>Begin with one distinctive word. Add a second if the results are too broad, but avoid entering a whole sentence because every word must match. Try a source name and the wording visible to users as separate searches. The Business glossary may provide another name or alias that leads to a better query.</w:t>
-      </w:r>
-    </w:p>
-    <w:p>
-      <w:r>
-        <w:t>A matching evidence record is not necessarily a reviewed explanation. Check its type, source context, and any qualification before using it. A diagnostic result may point to a question about DPH's capture; it does not by itself explain an error seen by someone using the selected application.</w:t>
-      </w:r>
-    </w:p>
-    <w:p>
-      <w:pPr>
-        <w:pStyle w:val="Heading3"/>
-      </w:pPr>
-      <w:r>
-        <w:t>13.4. Preserve a useful route</w:t>
-      </w:r>
-    </w:p>
-    <w:p>
-      <w:r>
-        <w:t>When a useful source object is selected, choose Bookmark. Use Bookmarks to return during the session. Record the application, object and question in your own learning notes if you need to preserve the route outside DPH.</w:t>
-      </w:r>
-    </w:p>
-    <w:p>
-      <w:r>
-        <w:t>Use Back for the route you just followed and Parent for a containing object. Next page changes the page of object results; it does not advance a task step. If the wrong selection appears, check which navigation area you used.</w:t>
-      </w:r>
-    </w:p>
-    <w:p>
-      <w:pPr>
-        <w:pStyle w:val="Heading2"/>
-        <w:pageBreakBefore w:val="0"/>
-        <w:spacing w:before="440"/>
-      </w:pPr>
-      <w:r>
-        <w:t>14. Read business terms, questions, and saved knowledge</w:t>
-      </w:r>
-    </w:p>
-    <w:p>
-      <w:pPr>
-        <w:pStyle w:val="Heading3"/>
-      </w:pPr>
-      <w:r>
-        <w:t>14.1. Business glossary versus Delphi terms</w:t>
-      </w:r>
-    </w:p>
-    <w:p>
-      <w:r>
-        <w:t>Use Business glossary for words that belong to the selected application's work or business process. Delphi terms, by contrast, explains programming vocabulary such as form, event, and routine. For example, a particular application's case status would need a business definition, while procedure is a Delphi term.</w:t>
-      </w:r>
-    </w:p>
-    <w:p>
-      <w:r>
-        <w:t>Choose Business glossary from the page selector and search for the word or one of its aliases. Read the definition in its stated context and consider the supplied example. Because the same word can mean different things in different applications, confirm the selected application and contributor before reusing a definition.</w:t>
-      </w:r>
-    </w:p>
-    <w:p>
-      <w:pPr>
-        <w:pStyle w:val="Heading3"/>
-      </w:pPr>
-      <w:r>
-        <w:t>14.2. Learn from an author answer</w:t>
-      </w:r>
-    </w:p>
-    <w:p>
-      <w:r>
-        <w:t>Resolve unknowns on the Learn the project page identifies questions the current lesson cannot answer. A knowledgeable contributor can use Author questions under Prepare lessons to record a named reply. The answer should preserve the original question, explain the behavior, give an example, and say when the explanation does or does not apply.</w:t>
-      </w:r>
-    </w:p>
-    <w:p>
-      <w:r>
-        <w:t>For example, if a learner asks when a changed record appears in a list, the answer needs an owner-confirmed trigger and the visible result to expect. Calling the page event-driven would leave the learner without a useful action to take.</w:t>
-      </w:r>
-    </w:p>
-    <w:p>
-      <w:pPr>
-        <w:pStyle w:val="Heading3"/>
-      </w:pPr>
-      <w:r>
-        <w:t>14.3. Read attribution and review status</w:t>
-      </w:r>
-    </w:p>
-    <w:p>
-      <w:r>
-        <w:t>Saved explanations records who contributed material and which revision you are reading. Saving makes a contribution available; a separate review determines whether someone has checked it. Pending material may still be informative, but rejected or retired material belongs to the historical record rather than to current task instructions.</w:t>
-      </w:r>
-    </w:p>
-    <w:p>
-      <w:r>
-        <w:t>Review may need to be repeated after the source changes. Even identical wording can become misleading when the operation it describes has changed. Ask a reviewer to compare the current task, its source connection, and the example supplied with it.</w:t>
-      </w:r>
-    </w:p>
-    <w:p>
-      <w:r>
-        <w:t>When requesting review or a missing explanation, identify the application, visible action, expected result, and exact uncertainty. Supply example values without including private customer data. One focused question is easier for the contributor to verify than a broad request to explain the entire screen.</w:t>
-      </w:r>
-    </w:p>
-    <w:p>
-      <w:pPr>
-        <w:pStyle w:val="Heading1"/>
-        <w:pageBreakBefore w:val="0"/>
-        <w:spacing w:before="480"/>
-      </w:pPr>
-      <w:r>
-        <w:t>PART 4: Prepare complete lessons for another person</w:t>
-      </w:r>
-    </w:p>
-    <w:p>
-      <w:pPr>
-        <w:pStyle w:val="Heading2"/>
-        <w:pageBreakBefore w:val="0"/>
-        <w:spacing w:before="260"/>
-      </w:pPr>
-      <w:r>
-        <w:t>15. Describe the selected application</w:t>
-      </w:r>
-    </w:p>
-    <w:p>
-      <w:pPr>
-        <w:pStyle w:val="Heading3"/>
-      </w:pPr>
-      <w:r>
-        <w:t>15.1. Gather the introduction before writing</w:t>
-      </w:r>
-    </w:p>
-    <w:p>
-      <w:r>
-        <w:t>Before writing an introduction, speak with someone who knows the application. Establish who uses it, which problem it solves, a common task worth learning first, where that task can be practiced safely, and who can answer further questions. Leave an unanswered point visible rather than filling the space with a plausible guess. A newcomer should be able to use the introduction to choose a sensible first task.</w:t>
-      </w:r>
-    </w:p>
-    <w:p>
-      <w:r>
-        <w:t>“Office application” is too broad to serve as a purpose statement. A helpful description identifies the user's role, the work performed, the screen where that work begins, a typical input, and the outcome the user should recognize. Distinguish details the owner has confirmed from questions that still need an answer.</w:t>
-      </w:r>
-    </w:p>
-    <w:p>
-      <w:pPr>
-        <w:pStyle w:val="Heading3"/>
-      </w:pPr>
-      <w:r>
-        <w:t>15.2. Complete the profile dialog</w:t>
-      </w:r>
-    </w:p>
-    <w:p>
-      <w:pPr>
-        <w:keepLines/>
-        <w:ind w:left="317" w:hanging="317"/>
-      </w:pPr>
-      <w:r>
-        <w:rPr>
-          <w:b/>
-        </w:rPr>
-        <w:t xml:space="preserve">1. </w:t>
-      </w:r>
-      <w:r>
-        <w:t>Open the selected application's lessons. Click Prepare lessons, then Describe this application.</w:t>
-      </w:r>
-    </w:p>
-    <w:p>
-      <w:pPr>
-        <w:keepLines/>
-        <w:ind w:left="317" w:hanging="317"/>
-      </w:pPr>
-      <w:r>
-        <w:rPr>
-          <w:b/>
-        </w:rPr>
-        <w:t xml:space="preserve">2. </w:t>
-      </w:r>
-      <w:r>
-        <w:t>Enter the named contributor. Complete the application purpose in plain language.</w:t>
-      </w:r>
-    </w:p>
-    <w:p>
-      <w:pPr>
-        <w:keepLines/>
-        <w:ind w:left="317" w:hanging="317"/>
-      </w:pPr>
-      <w:r>
-        <w:rPr>
-          <w:b/>
-        </w:rPr>
-        <w:t xml:space="preserve">3. </w:t>
-      </w:r>
-      <w:r>
-        <w:t>Supply the owner, support contact or route, and safe practice environment where known. Do not enter passwords or private contact data unnecessarily.</w:t>
-      </w:r>
-    </w:p>
-    <w:p>
-      <w:pPr>
-        <w:keepLines/>
-        <w:ind w:left="317" w:hanging="317"/>
-      </w:pPr>
-      <w:r>
-        <w:rPr>
-          <w:b/>
-        </w:rPr>
-        <w:t xml:space="preserve">4. </w:t>
-      </w:r>
-      <w:r>
-        <w:t>Describe related systems and the architecture in terms that help the learner understand the task. Mark unresolved points explicitly in the evidence or unknowns information.</w:t>
-      </w:r>
-    </w:p>
-    <w:p>
-      <w:pPr>
-        <w:keepLines/>
-        <w:ind w:left="317" w:hanging="317"/>
-      </w:pPr>
-      <w:r>
-        <w:rPr>
-          <w:b/>
-        </w:rPr>
-        <w:t xml:space="preserve">5. </w:t>
-      </w:r>
-      <w:r>
-        <w:t>Click Apply to Knowledge draft. Read the returned draft in Saved explanations.</w:t>
-      </w:r>
-    </w:p>
-    <w:p>
-      <w:pPr>
-        <w:keepLines/>
-        <w:ind w:left="317" w:hanging="317"/>
-      </w:pPr>
-      <w:r>
-        <w:rPr>
-          <w:b/>
-        </w:rPr>
-        <w:t xml:space="preserve">6. </w:t>
-      </w:r>
-      <w:r>
-        <w:t>Click Save there and wait for confirmation. Return to Learn the project and read Meet this app to check the published meaning.</w:t>
-      </w:r>
-    </w:p>
-    <w:p>
-      <w:r>
-        <w:t>Expected result: the application introduction appears in the learner route with its contributor identified. Applying the profile dialog prepares a draft; the subsequent Save in Saved explanations stores its revision in the lesson database.</w:t>
+        <w:t>The left pane groups starting topics, discovered documents, and screens. Choose an item to read its formatted content in the right pane. A document found in more than one location has a location selector; each location retains its own content and source path. Search the list by title or relevant text when many entries are present.</w:t>
       </w:r>
     </w:p>
     <w:p>
@@ -2879,8 +517,8 @@
       <w:r>
         <w:drawing>
           <ns2:inline>
-            <ns2:extent cx="6217920" cy="5611294"/>
-            <ns2:docPr id="2" name="Picture 2" descr="Figure 2. Application description dialog with synthetic test content showing purpose, support and contributor fields."/>
+            <ns2:extent cx="6217920" cy="2403213"/>
+            <ns2:docPr id="2" name="Picture 2" descr="Figure 2. A project README displayed as formatted content in the current Learning library."/>
             <ns2:cNvGraphicFramePr>
               <ns3:graphicFrameLocks noChangeAspect="1"/>
             </ns2:cNvGraphicFramePr>
@@ -2888,7 +526,7 @@
               <ns3:graphicData uri="http://schemas.openxmlformats.org/drawingml/2006/picture">
                 <ns4:pic>
                   <ns4:nvPicPr>
-                    <ns4:cNvPr id="0" name="learning-completion-phase1-project-profile.png"/>
+                    <ns4:cNvPr id="0" name="dph-learning-library.png"/>
                     <ns4:cNvPicPr/>
                   </ns4:nvPicPr>
                   <ns4:blipFill>
@@ -2900,7 +538,7 @@
                   <ns4:spPr>
                     <ns3:xfrm>
                       <ns3:off x="0" y="0"/>
-                      <ns3:ext cx="6217920" cy="5611294"/>
+                      <ns3:ext cx="6217920" cy="2403213"/>
                     </ns3:xfrm>
                     <ns3:prstGeom prst="rect"/>
                   </ns4:spPr>
@@ -2916,7 +554,12 @@
         <w:pStyle w:val="Caption"/>
       </w:pPr>
       <w:r>
-        <w:t>Figure 2. Application description dialog with synthetic test content showing purpose, support and contributor fields.</w:t>
+        <w:t>Figure 2. A project README displayed as formatted content in the current Learning library.</w:t>
+      </w:r>
+    </w:p>
+    <w:p>
+      <w:r>
+        <w:t>Document discovery stays within the selected project's directory. DPH samples a bounded set of eligible guides, help files, notes, and logs. PDF, older Word, RTF, and similar formats require LibreOffice at its standard Windows installation path for text extraction. DOCX and supported text formats are read directly. If a file has no usable text, the library says so rather than presenting an empty page. Scanned image-only PDFs may require OCR elsewhere before DPH can read them.</w:t>
       </w:r>
     </w:p>
     <w:p>
@@ -2924,35 +567,12 @@
         <w:pStyle w:val="Heading3"/>
       </w:pPr>
       <w:r>
-        <w:t>15.3. Write useful supporting fields</w:t>
+        <w:t>4.2 Original language and online references</w:t>
       </w:r>
     </w:p>
     <w:p>
       <w:r>
-        <w:t>The supporting fields answer different questions. Owner identifies who is responsible for the application; contributor names the person who supplied this particular description. Support tells the learner where to take a question, and safe practice environment identifies where an exercise may be attempted without affecting production work. Mention related systems when they help explain the task rather than listing every dependency.</w:t>
-      </w:r>
-    </w:p>
-    <w:p>
-      <w:r>
-        <w:t>Use Architecture to describe major responsibilities and how information moves between them. For a small application, that might mean explaining how a form accepts input and displays a result. For a larger one, identify the visible client, any relevant service, and the result returned. Keep details that have not been confirmed clearly marked as questions.</w:t>
-      </w:r>
-    </w:p>
-    <w:p>
-      <w:pPr>
-        <w:pStyle w:val="Heading3"/>
-      </w:pPr>
-      <w:r>
-        <w:t>15.4. Review the introduction as a newcomer</w:t>
-      </w:r>
-    </w:p>
-    <w:p>
-      <w:r>
-        <w:t>Review the saved introduction from the position of someone who has never used the application. Can you identify its intended user, the first useful action, and a safe place to try it? Are unfamiliar terms explained, and can you tell which statements came from a knowledgeable person rather than from source alone?</w:t>
-      </w:r>
-    </w:p>
-    <w:p>
-      <w:r>
-        <w:t>If the text repeats product names or component types without describing the user's work, revise it. Keep unanswered questions visible. A professional introduction gives the learner a reliable starting point without sounding more certain than the evidence allows.</w:t>
+        <w:t>DPH keeps project content in the language in which it was written. The interface's 35 offline language choices do not translate imported documents. If a document cites an eligible public HTTPS page and the computer is online, DPH may request a small amount of that page for context; it does not offer general web search. Avoid opening confidential projects on an untrusted network if referenced-site access is not wanted.</w:t>
       </w:r>
     </w:p>
     <w:p>
@@ -2962,7 +582,7 @@
         <w:spacing w:before="440"/>
       </w:pPr>
       <w:r>
-        <w:t>16. Prepare ordered tasks and learning paths</w:t>
+        <w:t>5 Inspect source and forms</w:t>
       </w:r>
     </w:p>
     <w:p>
@@ -2970,105 +590,12 @@
         <w:pStyle w:val="Heading3"/>
       </w:pPr>
       <w:r>
-        <w:t>16.1. Plan the task before opening the editor</w:t>
+        <w:t>5.1 Project map</w:t>
       </w:r>
     </w:p>
     <w:p>
       <w:r>
-        <w:t>Plan one task around a result the learner should be able to recognize. Before opening the editor, establish the prerequisites, the actions in order, what should appear after each action, how to recognize overall success, and how to recover safely when something differs. Give unrelated goals their own tasks; a learning path can then place those tasks in a sensible sequence.</w:t>
-      </w:r>
-    </w:p>
-    <w:p>
-      <w:r>
-        <w:t>A task for the selected application might involve finding a record, preparing a report, or submitting a request, if that is work the application actually supports. Name the role and starting screen, describe each visible result, and use terminology confirmed by the owner. An approved practice environment matters as much as clear wording. Do not carry a sample procedure from one application into another.</w:t>
-      </w:r>
-    </w:p>
-    <w:p>
-      <w:pPr>
-        <w:pStyle w:val="Heading3"/>
-      </w:pPr>
-      <w:r>
-        <w:t>16.2. Open a new task and fill its purpose</w:t>
-      </w:r>
-    </w:p>
-    <w:p>
-      <w:pPr>
-        <w:keepLines/>
-        <w:ind w:left="317" w:hanging="317"/>
-      </w:pPr>
-      <w:r>
-        <w:rPr>
-          <w:b/>
-        </w:rPr>
-        <w:t xml:space="preserve">1. </w:t>
-      </w:r>
-      <w:r>
-        <w:t>In Learn a task, click Prepare a new task, or use Prepare lessons and Prepare task instructions.</w:t>
-      </w:r>
-    </w:p>
-    <w:p>
-      <w:pPr>
-        <w:keepLines/>
-        <w:ind w:left="317" w:hanging="317"/>
-      </w:pPr>
-      <w:r>
-        <w:rPr>
-          <w:b/>
-        </w:rPr>
-        <w:t xml:space="preserve">2. </w:t>
-      </w:r>
-      <w:r>
-        <w:t>Enter the person supplying the instructions and a descriptive task name.</w:t>
-      </w:r>
-    </w:p>
-    <w:p>
-      <w:pPr>
-        <w:keepLines/>
-        <w:ind w:left="317" w:hanging="317"/>
-      </w:pPr>
-      <w:r>
-        <w:rPr>
-          <w:b/>
-        </w:rPr>
-        <w:t xml:space="preserve">3. </w:t>
-      </w:r>
-      <w:r>
-        <w:t>Complete What the learner will accomplish and Before the learner begins.</w:t>
-      </w:r>
-    </w:p>
-    <w:p>
-      <w:pPr>
-        <w:keepLines/>
-        <w:ind w:left="317" w:hanging="317"/>
-      </w:pPr>
-      <w:r>
-        <w:rPr>
-          <w:b/>
-        </w:rPr>
-        <w:t xml:space="preserve">4. </w:t>
-      </w:r>
-      <w:r>
-        <w:t>Enter the expected result of the whole task, what to do if something goes wrong, and a practice exercise with its expected answer.</w:t>
-      </w:r>
-    </w:p>
-    <w:p>
-      <w:pPr>
-        <w:keepLines/>
-        <w:ind w:left="317" w:hanging="317"/>
-      </w:pPr>
-      <w:r>
-        <w:rPr>
-          <w:b/>
-        </w:rPr>
-        <w:t xml:space="preserve">5. </w:t>
-      </w:r>
-      <w:r>
-        <w:t>If the task is role-specific, enter User role. If it belongs to a sequence, enter Learning path name and a whole-number Lesson order from 1 through 10000.</w:t>
-      </w:r>
-    </w:p>
-    <w:p>
-      <w:r>
-        <w:t>Expected result: the draft describes the task and its final outcome, but remains unsaved until you complete the later Save task step. Leaving User role blank makes the task available across learning roles; a role filters instruction and does not grant system access.</w:t>
+        <w:t>Project map lists captured units, types, objects, controls, procedures, functions, variables, and related items. Filter the left list, expand a unit, and select an item to see its type, declaration, source, and connections. Some relationships are inferred or unresolved; read the explanation and source reference before relying on them.</w:t>
       </w:r>
     </w:p>
     <w:p>
@@ -3079,8 +606,8 @@
       <w:r>
         <w:drawing>
           <ns2:inline>
-            <ns2:extent cx="6217920" cy="3775166"/>
-            <ns2:docPr id="3" name="Picture 3" descr="Figure 3. DPH task preparation screen using a source fixture to show role, path, order, purpose and prerequisites."/>
+            <ns2:extent cx="6217920" cy="3497580"/>
+            <ns2:docPr id="3" name="Picture 3" descr="Figure 3. The current DPH window showing a selected Pascal operation and its source-linked explanation."/>
             <ns2:cNvGraphicFramePr>
               <ns3:graphicFrameLocks noChangeAspect="1"/>
             </ns2:cNvGraphicFramePr>
@@ -3088,7 +615,7 @@
               <ns3:graphicData uri="http://schemas.openxmlformats.org/drawingml/2006/picture">
                 <ns4:pic>
                   <ns4:nvPicPr>
-                    <ns4:cNvPr id="0" name="learning-completion-tasks-preparation.png"/>
+                    <ns4:cNvPr id="0" name="dph-object-explanation.png"/>
                     <ns4:cNvPicPr/>
                   </ns4:nvPicPr>
                   <ns4:blipFill>
@@ -3100,7 +627,7 @@
                   <ns4:spPr>
                     <ns3:xfrm>
                       <ns3:off x="0" y="0"/>
-                      <ns3:ext cx="6217920" cy="3775166"/>
+                      <ns3:ext cx="6217920" cy="3497580"/>
                     </ns3:xfrm>
                     <ns3:prstGeom prst="rect"/>
                   </ns4:spPr>
@@ -3116,7 +643,7 @@
         <w:pStyle w:val="Caption"/>
       </w:pPr>
       <w:r>
-        <w:t>Figure 3. DPH task preparation screen using a source fixture to show role, path, order, purpose and prerequisites.</w:t>
+        <w:t>Figure 3. The current DPH window showing a selected Pascal operation and its source-linked explanation.</w:t>
       </w:r>
     </w:p>
     <w:p>
@@ -3124,7 +651,94 @@
         <w:pStyle w:val="Heading3"/>
       </w:pPr>
       <w:r>
-        <w:t>16.3. Build the ordered steps</w:t>
+        <w:t>5.2 Screenshots</w:t>
+      </w:r>
+    </w:p>
+    <w:p>
+      <w:r>
+        <w:t>Screenshots contains one blank screen image for each distinct supported .fmx or .dfm form definition. DPH generates these views itself and saves them beside the .dphdb. Use Fit to see a complete view or Native pixels to inspect detail. These are design-time reconstructions, not photographs of the target application running. Custom painting, styles, data, and runtime layout may differ.</w:t>
+      </w:r>
+    </w:p>
+    <w:p>
+      <w:pPr>
+        <w:pStyle w:val="Heading3"/>
+      </w:pPr>
+      <w:r>
+        <w:t>5.3 Application diagrams</w:t>
+      </w:r>
+    </w:p>
+    <w:p>
+      <w:r>
+        <w:t>Application diagrams show possible form navigation, routine calls, information paths, or dependencies found in project files. Choose a diagram type and read its explanation above the drawing. Select a box to inspect the represented object. Blue solid arrows are direct file connections; orange dashed arrows need interpretation. A limited drawing may omit nodes or arrows, so use a focused selection or another grouping when the larger diagram is crowded.</w:t>
+      </w:r>
+    </w:p>
+    <w:p>
+      <w:pPr>
+        <w:pStyle w:val="Heading1"/>
+        <w:pageBreakBefore w:val="0"/>
+        <w:spacing w:before="480"/>
+      </w:pPr>
+      <w:r>
+        <w:t>PART 3 Continue safely</w:t>
+      </w:r>
+    </w:p>
+    <w:p>
+      <w:pPr>
+        <w:pStyle w:val="Heading2"/>
+        <w:pageBreakBefore w:val="0"/>
+        <w:spacing w:before="260"/>
+      </w:pPr>
+      <w:r>
+        <w:t>6 Reopen and troubleshoot</w:t>
+      </w:r>
+    </w:p>
+    <w:p>
+      <w:pPr>
+        <w:pStyle w:val="Heading3"/>
+      </w:pPr>
+      <w:r>
+        <w:t>6.1 Reopen a saved project</w:t>
+      </w:r>
+    </w:p>
+    <w:p>
+      <w:r>
+        <w:t>Keep the .dphdb and adjacent .dphdb.views folder together. Click Open saved project and select the database. Confirm the project name, library topics, and generated screens. If source files have moved or changed, an old capture may be incomplete; verify links against the current source before treating them as current.</w:t>
+      </w:r>
+    </w:p>
+    <w:p>
+      <w:pPr>
+        <w:pStyle w:val="Heading3"/>
+      </w:pPr>
+      <w:r>
+        <w:t>6.2 Common problems</w:t>
+      </w:r>
+    </w:p>
+    <w:p>
+      <w:r>
+        <w:t>If formatted pages are blank, check that Microsoft WebView2 Runtime is installed and WebView2Loader.dll is beside the DPH executable. If a PDF or older word-processing file has no text, install LibreOffice in its standard Windows location and reopen the application project. If a form view is approximate, inspect the actual .fmx or .dfm and remember that runtime painting is outside this generator's evidence.</w:t>
+      </w:r>
+    </w:p>
+    <w:p>
+      <w:r>
+        <w:t>If a project takes longer than expected, watch the preparation message for the current stage. Large source trees, office-document conversion, and referenced HTTPS sites can add time. DPH limits the document scan and does not require Internet access to open the project.</w:t>
+      </w:r>
+    </w:p>
+    <w:p>
+      <w:pPr>
+        <w:pStyle w:val="Heading2"/>
+        <w:pageBreakBefore w:val="0"/>
+        <w:spacing w:before="440"/>
+      </w:pPr>
+      <w:r>
+        <w:t>7 First use acceptance checklist</w:t>
+      </w:r>
+    </w:p>
+    <w:p>
+      <w:pPr>
+        <w:pStyle w:val="Heading3"/>
+      </w:pPr>
+      <w:r>
+        <w:t>7.1 A practical review</w:t>
       </w:r>
     </w:p>
     <w:p>
@@ -3139,7 +753,7 @@
         <w:t xml:space="preserve">1. </w:t>
       </w:r>
       <w:r>
-        <w:t>Scroll to Steps in the order the learner follows and click New step.</w:t>
+        <w:t>Open a small Delphi project that is not DPH and verify that the project name and first form are correct.</w:t>
       </w:r>
     </w:p>
     <w:p>
@@ -3154,7 +768,7 @@
         <w:t xml:space="preserve">2. </w:t>
       </w:r>
       <w:r>
-        <w:t>Enter one concrete action in What the learner does in this step.</w:t>
+        <w:t>Follow one control from its screen to its source declaration or handler, then use Back to return.</w:t>
       </w:r>
     </w:p>
     <w:p>
@@ -3169,7 +783,7 @@
         <w:t xml:space="preserve">3. </w:t>
       </w:r>
       <w:r>
-        <w:t>Enter the observable result in What the learner should see after this step.</w:t>
+        <w:t>Read a project guide in Learning library. Confirm that its text is readable and its file location is identifiable.</w:t>
       </w:r>
     </w:p>
     <w:p>
@@ -3184,7 +798,7 @@
         <w:t xml:space="preserve">4. </w:t>
       </w:r>
       <w:r>
-        <w:t>Click Keep step to accept this step into the draft list.</w:t>
+        <w:t>Open a generated blank screen and compare its saved controls with the form definition.</w:t>
       </w:r>
     </w:p>
     <w:p>
@@ -3199,7 +813,7 @@
         <w:t xml:space="preserve">5. </w:t>
       </w:r>
       <w:r>
-        <w:t>Repeat for the remaining actions. Select a step to edit it, then click Keep step again to accept that edit.</w:t>
+        <w:t>Open an application diagram and verify that a selected box opens the expected object.</w:t>
       </w:r>
     </w:p>
     <w:p>
@@ -3214,267 +828,7 @@
         <w:t xml:space="preserve">6. </w:t>
       </w:r>
       <w:r>
-        <w:t>Use Move up or Move down to place a selected step correctly. Use Remove step only after checking which step is selected.</w:t>
-      </w:r>
-    </w:p>
-    <w:p>
-      <w:r>
-        <w:t>Expected result: every step in the draft says both what the learner does and what should happen afterward. Undo step edit abandons the current unsaved step change; it does not save or discard the whole task.</w:t>
-      </w:r>
-    </w:p>
-    <w:p>
-      <w:pPr>
-        <w:pStyle w:val="Heading3"/>
-      </w:pPr>
-      <w:r>
-        <w:t>16.4. Save, inspect, and revise</w:t>
-      </w:r>
-    </w:p>
-    <w:p>
-      <w:pPr>
-        <w:keepLines/>
-        <w:ind w:left="317" w:hanging="317"/>
-      </w:pPr>
-      <w:r>
-        <w:rPr>
-          <w:b/>
-        </w:rPr>
-        <w:t xml:space="preserve">1. </w:t>
-      </w:r>
-      <w:r>
-        <w:t>Read the ordered list from beginning to end. Confirm that every prerequisite is established before the action that needs it.</w:t>
-      </w:r>
-    </w:p>
-    <w:p>
-      <w:pPr>
-        <w:keepLines/>
-        <w:ind w:left="317" w:hanging="317"/>
-      </w:pPr>
-      <w:r>
-        <w:rPr>
-          <w:b/>
-        </w:rPr>
-        <w:t xml:space="preserve">2. </w:t>
-      </w:r>
-      <w:r>
-        <w:t>Click Save task and wait for success. DPH returns to the task reader.</w:t>
-      </w:r>
-    </w:p>
-    <w:p>
-      <w:pPr>
-        <w:keepLines/>
-        <w:ind w:left="317" w:hanging="317"/>
-      </w:pPr>
-      <w:r>
-        <w:rPr>
-          <w:b/>
-        </w:rPr>
-        <w:t xml:space="preserve">3. </w:t>
-      </w:r>
-      <w:r>
-        <w:t>Read every step as a learner. Check that actions and results fit the intended sequence and that the final result answers the task purpose.</w:t>
-      </w:r>
-    </w:p>
-    <w:p>
-      <w:pPr>
-        <w:keepLines/>
-        <w:ind w:left="317" w:hanging="317"/>
-      </w:pPr>
-      <w:r>
-        <w:rPr>
-          <w:b/>
-        </w:rPr>
-        <w:t xml:space="preserve">4. </w:t>
-      </w:r>
-      <w:r>
-        <w:t>Select another task, return, and confirm the saved instructions remain available. For a new sequence, clear filters that might hide it.</w:t>
-      </w:r>
-    </w:p>
-    <w:p>
-      <w:pPr>
-        <w:keepLines/>
-        <w:ind w:left="317" w:hanging="317"/>
-      </w:pPr>
-      <w:r>
-        <w:rPr>
-          <w:b/>
-        </w:rPr>
-        <w:t xml:space="preserve">5. </w:t>
-      </w:r>
-      <w:r>
-        <w:t>To revise it later, select the saved task and choose Edit instructions. Keep changed steps, then Save task again.</w:t>
-      </w:r>
-    </w:p>
-    <w:p>
-      <w:r>
-        <w:t>Expected result: the task now has a saved revision attributed to its contributor. If saving fails, keep the draft open and resolve the reported problem before leaving the editor. Cancel changes deliberately discards the draft.</w:t>
-      </w:r>
-    </w:p>
-    <w:p>
-      <w:pPr>
-        <w:pStyle w:val="Heading3"/>
-      </w:pPr>
-      <w:r>
-        <w:t>16.5. Field limits and identity</w:t>
-      </w:r>
-    </w:p>
-    <w:p>
-      <w:r>
-        <w:t>A structured task has six teaching fields and may contain from one to 100 steps. Each teaching field and each step's action or expected result may contain up to 4,096 characters. The task name has a 200-character limit and must identify the task; its purpose must explain what the learner will accomplish. Use Unknown only for a genuinely unresolved supporting answer, never in place of a meaningful name, purpose, or step action.</w:t>
-      </w:r>
-    </w:p>
-    <w:p>
-      <w:r>
-        <w:t>The role and learning-path names each have a 200-character limit, and the complete structured task is limited to 64 KiB. These limits protect storage and validation; they are not writing targets. Make each step short enough for a learner to perform and check without losing the point.</w:t>
-      </w:r>
-    </w:p>
-    <w:p>
-      <w:r>
-        <w:t>The saved task identity is retained during revision. Personal progress belongs to the exact revision, so a changed instruction requires fresh checks. Create a different task when you need a different learning goal rather than repurposing an old identity with an unrelated procedure.</w:t>
-      </w:r>
-    </w:p>
-    <w:p>
-      <w:pPr>
-        <w:pStyle w:val="Heading3"/>
-      </w:pPr>
-      <w:r>
-        <w:t>16.6. Build a coherent learning path</w:t>
-      </w:r>
-    </w:p>
-    <w:p>
-      <w:r>
-        <w:t>To build a learning path, give related tasks the same path name and place them in increasing Lesson order. Begin with orientation and safe boundaries, then teach inputs, the usual action, alternative outcomes, and recovery. You may leave gaps between whole-number order values so you can insert a task later.</w:t>
-      </w:r>
-    </w:p>
-    <w:p>
-      <w:r>
-        <w:t>View the finished path using its intended role filter. Unrestricted tasks may appear alongside role-specific ones, so check their names and prerequisites. DPH presents the prepared order without preventing a learner from selecting a later task; the path is a teaching sequence, not a certification system.</w:t>
-      </w:r>
-    </w:p>
-    <w:p>
-      <w:pPr>
-        <w:pStyle w:val="Heading2"/>
-        <w:pageBreakBefore w:val="0"/>
-        <w:spacing w:before="440"/>
-      </w:pPr>
-      <w:r>
-        <w:t>17. Prepare detailed teaching explanations</w:t>
-      </w:r>
-    </w:p>
-    <w:p>
-      <w:pPr>
-        <w:pStyle w:val="Heading3"/>
-      </w:pPr>
-      <w:r>
-        <w:t>17.1. Choose one teachable subject</w:t>
-      </w:r>
-    </w:p>
-    <w:p>
-      <w:r>
-        <w:t>Prepare a teaching explanation when a newcomer needs to understand a screen, field, error, recurring question, rule, report, permission, dependency, setting, background activity, design reason, or learning check. Give the explanation one recognizable subject. A title that identifies the actual field and its purpose helps more than “General information.”</w:t>
-      </w:r>
-    </w:p>
-    <w:p>
-      <w:r>
-        <w:t>If the explanation should link to a source object, select that object before opening the editor. Make sure the object genuinely supports the subject. A convenient but unrelated link makes the lesson harder to trust and harder to maintain.</w:t>
-      </w:r>
-    </w:p>
-    <w:p>
-      <w:pPr>
-        <w:pStyle w:val="Heading3"/>
-      </w:pPr>
-      <w:r>
-        <w:t>17.2. Fill the teaching editor</w:t>
-      </w:r>
-    </w:p>
-    <w:p>
-      <w:pPr>
-        <w:keepLines/>
-        <w:ind w:left="317" w:hanging="317"/>
-      </w:pPr>
-      <w:r>
-        <w:rPr>
-          <w:b/>
-        </w:rPr>
-        <w:t xml:space="preserve">1. </w:t>
-      </w:r>
-      <w:r>
-        <w:t>From the upper-right page selector, choose Learning library, then click Prepare an explanation.</w:t>
-      </w:r>
-    </w:p>
-    <w:p>
-      <w:pPr>
-        <w:keepLines/>
-        <w:ind w:left="317" w:hanging="317"/>
-      </w:pPr>
-      <w:r>
-        <w:rPr>
-          <w:b/>
-        </w:rPr>
-        <w:t xml:space="preserve">2. </w:t>
-      </w:r>
-      <w:r>
-        <w:t>Choose the teaching category and enter the contributor.</w:t>
-      </w:r>
-    </w:p>
-    <w:p>
-      <w:pPr>
-        <w:keepLines/>
-        <w:ind w:left="317" w:hanging="317"/>
-      </w:pPr>
-      <w:r>
-        <w:rPr>
-          <w:b/>
-        </w:rPr>
-        <w:t xml:space="preserve">3. </w:t>
-      </w:r>
-      <w:r>
-        <w:t>Enter the topic name and the user role, or All learners.</w:t>
-      </w:r>
-    </w:p>
-    <w:p>
-      <w:pPr>
-        <w:keepLines/>
-        <w:ind w:left="317" w:hanging="317"/>
-      </w:pPr>
-      <w:r>
-        <w:rPr>
-          <w:b/>
-        </w:rPr>
-        <w:t xml:space="preserve">4. </w:t>
-      </w:r>
-      <w:r>
-        <w:t>Write what the subject means and why the user needs it. Define unfamiliar language before using it repeatedly.</w:t>
-      </w:r>
-    </w:p>
-    <w:p>
-      <w:pPr>
-        <w:keepLines/>
-        <w:ind w:left="317" w:hanging="317"/>
-      </w:pPr>
-      <w:r>
-        <w:rPr>
-          <w:b/>
-        </w:rPr>
-        <w:t xml:space="preserve">5. </w:t>
-      </w:r>
-      <w:r>
-        <w:t>Give a worked example with explicit input, units, options and expected output.</w:t>
-      </w:r>
-    </w:p>
-    <w:p>
-      <w:pPr>
-        <w:keepLines/>
-        <w:ind w:left="317" w:hanging="317"/>
-      </w:pPr>
-      <w:r>
-        <w:rPr>
-          <w:b/>
-        </w:rPr>
-        <w:t xml:space="preserve">6. </w:t>
-      </w:r>
-      <w:r>
-        <w:t>Describe rules, limits, permission requirements and common mistakes. Explain the symptom, safe next action and help route when the result differs.</w:t>
+        <w:t>Close and reopen the .dphdb with its .views folder; confirm that the same project and screens appear.</w:t>
       </w:r>
     </w:p>
     <w:p>
@@ -3489,1313 +843,12 @@
         <w:t xml:space="preserve">7. </w:t>
       </w:r>
       <w:r>
-        <w:t>Add a practice question or exercise and its expected answer. Click Save explanation and wait for the library reader to display the saved contribution.</w:t>
+        <w:t>Switch DPH to another interface language and back. Confirm that the project's original text does not change.</w:t>
       </w:r>
     </w:p>
     <w:p>
       <w:r>
-        <w:t>Expected result: the saved explanation presents its meaning and example to learners, with contributor and review information available. Saving establishes a contribution; it does not independently verify that the business explanation is correct.</w:t>
-      </w:r>
-    </w:p>
-    <w:p>
-      <w:pPr>
-        <w:pStyle w:val="Heading3"/>
-      </w:pPr>
-      <w:r>
-        <w:t>17.3. A complete field explanation pattern</w:t>
-      </w:r>
-    </w:p>
-    <w:p>
-      <w:r>
-        <w:t>Use the field name visible to the application's user. Explain who enters or reads it, what the value represents, and why it affects the task. Include one example confirmed by the owner, with appropriate units and a result the learner can recognize. State accepted values and common mistakes only when those rules have been established. Finish with a safe response to a rejected entry and a practice question that tests the rule.</w:t>
-      </w:r>
-    </w:p>
-    <w:p>
-      <w:r>
-        <w:t>If the application has a date range, for example, the learner may need to know whether both end dates count, which time zone applies, and what the resulting period covers. Two date controls in source cannot answer those business questions by themselves. “Enter a date” therefore needs more explanation before it can guide a newcomer reliably.</w:t>
-      </w:r>
-    </w:p>
-    <w:p>
-      <w:pPr>
-        <w:pStyle w:val="Heading3"/>
-      </w:pPr>
-      <w:r>
-        <w:t>17.4. A complete output explanation pattern</w:t>
-      </w:r>
-    </w:p>
-    <w:p>
-      <w:r>
-        <w:t>Begin an output or report explanation with its name, intended reader, and the decision it supports. Work through an example using inputs, filters, dates, units, and a visible result confirmed by the application owner. Explain subtotals, exceptions, and warnings in their business context, then offer a question whose answer the owner can check.</w:t>
-      </w:r>
-    </w:p>
-    <w:p>
-      <w:r>
-        <w:t>If a column or calculation has not been explained, record a question for its owner. A numeric heading or source routine does not establish the business meaning of the value. The learner needs to know how to interpret the result and what to do when it differs from expectations.</w:t>
-      </w:r>
-    </w:p>
-    <w:p>
-      <w:pPr>
-        <w:pStyle w:val="Heading3"/>
-      </w:pPr>
-      <w:r>
-        <w:t>17.5. Revise and verify the explanation</w:t>
-      </w:r>
-    </w:p>
-    <w:p>
-      <w:r>
-        <w:t>To revise an explanation, find it in Learning library and choose Edit explanation. Change the fields that need correction, save the revision, and reread what learners now see. A topic retains its identity through revisions; if the subject changes, create a separate explanation. Unknown can identify unresolved supporting information, but the topic still needs a meaningful name and a clear account of what is known.</w:t>
-      </w:r>
-    </w:p>
-    <w:p>
-      <w:r>
-        <w:t>Each of the seven teaching fields has a 4,096-character limit. Write enough to teach the chosen subject without using one card as a container for unrelated instructions. Link related explanations or create distinct tasks when the learner has several goals.</w:t>
-      </w:r>
-    </w:p>
-    <w:p>
-      <w:pPr>
-        <w:pStyle w:val="Heading2"/>
-        <w:pageBreakBefore w:val="0"/>
-        <w:spacing w:before="440"/>
-      </w:pPr>
-      <w:r>
-        <w:t>18. Add glossary terms, action purposes, and answers</w:t>
-      </w:r>
-    </w:p>
-    <w:p>
-      <w:pPr>
-        <w:pStyle w:val="Heading3"/>
-      </w:pPr>
-      <w:r>
-        <w:t>18.1. Prepare a business glossary term</w:t>
-      </w:r>
-    </w:p>
-    <w:p>
-      <w:pPr>
-        <w:keepLines/>
-        <w:ind w:left="317" w:hanging="317"/>
-      </w:pPr>
-      <w:r>
-        <w:rPr>
-          <w:b/>
-        </w:rPr>
-        <w:t xml:space="preserve">1. </w:t>
-      </w:r>
-      <w:r>
-        <w:t>Choose Business glossary and click New term.</w:t>
-      </w:r>
-    </w:p>
-    <w:p>
-      <w:pPr>
-        <w:keepLines/>
-        <w:ind w:left="317" w:hanging="317"/>
-      </w:pPr>
-      <w:r>
-        <w:rPr>
-          <w:b/>
-        </w:rPr>
-        <w:t xml:space="preserve">2. </w:t>
-      </w:r>
-      <w:r>
-        <w:t>Enter the term, its definition and the context in which this application uses it.</w:t>
-      </w:r>
-    </w:p>
-    <w:p>
-      <w:pPr>
-        <w:keepLines/>
-        <w:ind w:left="317" w:hanging="317"/>
-      </w:pPr>
-      <w:r>
-        <w:rPr>
-          <w:b/>
-        </w:rPr>
-        <w:t xml:space="preserve">3. </w:t>
-      </w:r>
-      <w:r>
-        <w:t>Enter aliases when the same concept has other names, and supply a concrete example.</w:t>
-      </w:r>
-    </w:p>
-    <w:p>
-      <w:pPr>
-        <w:keepLines/>
-        <w:ind w:left="317" w:hanging="317"/>
-      </w:pPr>
-      <w:r>
-        <w:rPr>
-          <w:b/>
-        </w:rPr>
-        <w:t xml:space="preserve">4. </w:t>
-      </w:r>
-      <w:r>
-        <w:t>Apply the term to the Knowledge draft. Read the resulting Saved explanations record and enter the contributor if necessary.</w:t>
-      </w:r>
-    </w:p>
-    <w:p>
-      <w:pPr>
-        <w:keepLines/>
-        <w:ind w:left="317" w:hanging="317"/>
-      </w:pPr>
-      <w:r>
-        <w:rPr>
-          <w:b/>
-        </w:rPr>
-        <w:t xml:space="preserve">5. </w:t>
-      </w:r>
-      <w:r>
-        <w:t>Click Save and wait for confirmation. Return to Business glossary and find the term using its main name or an alias.</w:t>
-      </w:r>
-    </w:p>
-    <w:p>
-      <w:r>
-        <w:t>Expected result: learners can find the term by its main name or an alias and read its meaning in this application's context. Avoid creating a second current term for a spelling variation when an alias would clarify the same concept.</w:t>
-      </w:r>
-    </w:p>
-    <w:p>
-      <w:r>
-        <w:t>A term must occupy one line and contain no more than 128 characters. You may add up to 32 aliases, each a nonempty single line of no more than 128 characters. Definitions and examples may contain up to 16,384 characters each; context may contain up to 4,096. Use these as maximum limits, not as a reason to combine unrelated concepts under one term.</w:t>
-      </w:r>
-    </w:p>
-    <w:p>
-      <w:pPr>
-        <w:pStyle w:val="Heading3"/>
-      </w:pPr>
-      <w:r>
-        <w:t>18.2. Explain the business purpose of an action</w:t>
-      </w:r>
-    </w:p>
-    <w:p>
-      <w:r>
-        <w:t>Under Prepare lessons, choose Action purposes and find the action by name or review state. Use First page or Next page if it is not on the current results page. Select the action and choose Edit purpose. The editor asks what the user accomplishes, what must be in place beforehand, which input matters, what outcome is expected, and which permissions or questions remain. Apply the draft, then save it in Saved explanations. Use Open in Knowledge when you need to inspect the general record, its revision, or its review controls.</w:t>
-      </w:r>
-    </w:p>
-    <w:p>
-      <w:r>
-        <w:t>An action's purpose explains why the user performs it; a source handler identifies the operation connected to it. A Search button, for example, may help a user find a record, but the owner must establish how the search works and what result counts as correct. The handler name SearchClick cannot supply those answers.</w:t>
-      </w:r>
-    </w:p>
-    <w:p>
-      <w:r>
-        <w:t>The editor keeps the action's captured identity separate from the explanation you write. Check that its object, screen, trigger, and user role refer to the intended action. Then describe the business purpose, prerequisites, user steps, expected outcome, evidence, and recovery in the appropriate fields. Use New task when you need an attributed project task that does not begin with a particular captured control.</w:t>
-      </w:r>
-    </w:p>
-    <w:p>
-      <w:pPr>
-        <w:pStyle w:val="Heading3"/>
-      </w:pPr>
-      <w:r>
-        <w:t>18.3. Record an author answer</w:t>
-      </w:r>
-    </w:p>
-    <w:p>
-      <w:pPr>
-        <w:keepLines/>
-        <w:ind w:left="317" w:hanging="317"/>
-      </w:pPr>
-      <w:r>
-        <w:rPr>
-          <w:b/>
-        </w:rPr>
-        <w:t xml:space="preserve">1. </w:t>
-      </w:r>
-      <w:r>
-        <w:t>In Prepare lessons, select Author questions, or follow an author-question link from Resolve unknowns.</w:t>
-      </w:r>
-    </w:p>
-    <w:p>
-      <w:pPr>
-        <w:keepLines/>
-        <w:ind w:left="317" w:hanging="317"/>
-      </w:pPr>
-      <w:r>
-        <w:rPr>
-          <w:b/>
-        </w:rPr>
-        <w:t xml:space="preserve">2. </w:t>
-      </w:r>
-      <w:r>
-        <w:t>Select the question and read its context. Inspect source evidence with a maintainer if the answer depends on a captured connection.</w:t>
-      </w:r>
-    </w:p>
-    <w:p>
-      <w:pPr>
-        <w:keepLines/>
-        <w:ind w:left="317" w:hanging="317"/>
-      </w:pPr>
-      <w:r>
-        <w:rPr>
-          <w:b/>
-        </w:rPr>
-        <w:t xml:space="preserve">3. </w:t>
-      </w:r>
-      <w:r>
-        <w:t>Click Record author answer. In Saved explanations, enter the contributor and write the reply after Answer while preserving the question.</w:t>
-      </w:r>
-    </w:p>
-    <w:p>
-      <w:pPr>
-        <w:keepLines/>
-        <w:ind w:left="317" w:hanging="317"/>
-      </w:pPr>
-      <w:r>
-        <w:rPr>
-          <w:b/>
-        </w:rPr>
-        <w:t xml:space="preserve">4. </w:t>
-      </w:r>
-      <w:r>
-        <w:t>Save the contribution. Return to Learn the project and Resolve unknowns to read how it appears to the learner.</w:t>
-      </w:r>
-    </w:p>
-    <w:p>
-      <w:r>
-        <w:t>Expected result: the named contributor's reply remains connected to the question that prompted it. DPH can identify a question from source, but it cannot automatically approve the business meaning of a person's answer.</w:t>
-      </w:r>
-    </w:p>
-    <w:p>
-      <w:pPr>
-        <w:pStyle w:val="Heading3"/>
-      </w:pPr>
-      <w:r>
-        <w:t>18.4. Keep an answer useful when knowledge changes</w:t>
-      </w:r>
-    </w:p>
-    <w:p>
-      <w:r>
-        <w:t>Make clear which application behavior and example an answer describes. If that behavior changes, revise the answer and ask a reviewer to compare it with current source and an approved example. Retire information that should no longer be taught as current while preserving its history where required.</w:t>
-      </w:r>
-    </w:p>
-    <w:p>
-      <w:r>
-        <w:t>Use safe example data. Passwords, access tokens, and private customer records do not belong in a teaching answer; an invented or approved example can explain the rule without exposing confidential information.</w:t>
-      </w:r>
-    </w:p>
-    <w:p>
-      <w:pPr>
-        <w:pStyle w:val="Heading2"/>
-        <w:pageBreakBefore w:val="0"/>
-        <w:spacing w:before="440"/>
-      </w:pPr>
-      <w:r>
-        <w:t>19. Save, review, and link contributions</w:t>
-      </w:r>
-    </w:p>
-    <w:p>
-      <w:pPr>
-        <w:pStyle w:val="Heading3"/>
-      </w:pPr>
-      <w:r>
-        <w:t>19.1. Create a general saved explanation</w:t>
-      </w:r>
-    </w:p>
-    <w:p>
-      <w:pPr>
-        <w:keepLines/>
-        <w:ind w:left="317" w:hanging="317"/>
-      </w:pPr>
-      <w:r>
-        <w:rPr>
-          <w:b/>
-        </w:rPr>
-        <w:t xml:space="preserve">1. </w:t>
-      </w:r>
-      <w:r>
-        <w:t>Open Saved explanations. Click New.</w:t>
-      </w:r>
-    </w:p>
-    <w:p>
-      <w:pPr>
-        <w:keepLines/>
-        <w:ind w:left="317" w:hanging="317"/>
-      </w:pPr>
-      <w:r>
-        <w:rPr>
-          <w:b/>
-        </w:rPr>
-        <w:t xml:space="preserve">2. </w:t>
-      </w:r>
-      <w:r>
-        <w:t>Enter a descriptive title, named contributor and explanation body. Choose a suitable kind such as user_help or troubleshooting.</w:t>
-      </w:r>
-    </w:p>
-    <w:p>
-      <w:pPr>
-        <w:keepLines/>
-        <w:ind w:left="317" w:hanging="317"/>
-      </w:pPr>
-      <w:r>
-        <w:rPr>
-          <w:b/>
-        </w:rPr>
-        <w:t xml:space="preserve">3. </w:t>
-      </w:r>
-      <w:r>
-        <w:t>Choose a document destination and audience when relevant, or leave the automatic destination appropriate to the kind.</w:t>
-      </w:r>
-    </w:p>
-    <w:p>
-      <w:pPr>
-        <w:keepLines/>
-        <w:ind w:left="317" w:hanging="317"/>
-      </w:pPr>
-      <w:r>
-        <w:rPr>
-          <w:b/>
-        </w:rPr>
-        <w:t xml:space="preserve">4. </w:t>
-      </w:r>
-      <w:r>
-        <w:t>Click Save and wait for confirmation. Select the record again to confirm its saved body and revision information.</w:t>
-      </w:r>
-    </w:p>
-    <w:p>
-      <w:r>
-        <w:t>Expected result: the explanation has a saved revision that you can reopen and read. Editing and saving it later creates a new revision without erasing the earlier contribution.</w:t>
-      </w:r>
-    </w:p>
-    <w:p>
-      <w:pPr>
-        <w:pStyle w:val="Heading3"/>
-      </w:pPr>
-      <w:r>
-        <w:t>19.2. Review independently of saving</w:t>
-      </w:r>
-    </w:p>
-    <w:p>
-      <w:r>
-        <w:t>Saving a contribution makes it available but does not show that anyone has checked its accuracy. A knowledgeable reviewer should compare it with the intended behavior, the relevant source connection, and a reliable example. On the correct record, enter the reviewer's name and choose Verify review. Reviewing against current source also requires that DPH has the right source attached under the intended reading configuration.</w:t>
-      </w:r>
-    </w:p>
-    <w:p>
-      <w:r>
-        <w:t>Use Reject for material that should not become accepted instruction, and Retire for material that no longer belongs in current use. Discard edit only abandons the unsaved change in the editor; it does not retire a saved revision. Confirm which record is selected before making a review decision.</w:t>
-      </w:r>
-    </w:p>
-    <w:p>
-      <w:pPr>
-        <w:pStyle w:val="Heading3"/>
-      </w:pPr>
-      <w:r>
-        <w:t>19.3. Link knowledge to what it explains</w:t>
-      </w:r>
-    </w:p>
-    <w:p>
-      <w:r>
-        <w:t>To associate a saved explanation with what it describes, select the intended record in Saved explanations and open Knowledge links under Prepare lessons. Choose whether the target is an entity, relationship, evidence item, screenshot, or section. Narrow the list with a name filter if needed, then choose Find targets. Select the right target, assign the role explains, cites, depends_on, or illustrates, and choose Add link. Check the link list on the right before returning to Saved explanations to save the record. Adding a link to a draft does not store it until that save succeeds.</w:t>
-      </w:r>
-    </w:p>
-    <w:p>
-      <w:r>
-        <w:t>Link a field guide to the actual control where possible, or link a business rule to the operation or condition that supports it. An author answer should point to the precise contribution or evidence it discusses. Links make an explanation easier to trace; they do not themselves constitute a review of its accuracy.</w:t>
-      </w:r>
-    </w:p>
-    <w:p>
-      <w:r>
-        <w:t>To remove a link, select it in the right-hand list, choose Remove link, and save the changed explanation. Open saved target lets you inspect a supported target before deciding. Find targets shows at most 200 candidates, and a section can hold up to 64 links. If the intended target is absent from a broad result, narrow the name filter instead of assuming that every candidate was displayed.</w:t>
-      </w:r>
-    </w:p>
-    <w:p>
-      <w:pPr>
-        <w:pStyle w:val="Heading3"/>
-      </w:pPr>
-      <w:r>
-        <w:t>19.4. Resolve a changed or failed save</w:t>
-      </w:r>
-    </w:p>
-    <w:p>
-      <w:r>
-        <w:t>If DPH reports a revision conflict, the saved record has changed since you began editing. Keep your draft, reopen the latest saved revision, and compare the two before applying only the correction you intended. Do not overwrite newer work merely to remove the warning.</w:t>
-      </w:r>
-    </w:p>
-    <w:p>
-      <w:r>
-        <w:t>For a validation failure, read the named missing field or exceeded limit, correct the draft, and try saving again. If the failure concerns storage or access, preserve the last readable database and follow Chapter 24. Text that remains visible in the editor does not establish that a save succeeded.</w:t>
-      </w:r>
-    </w:p>
-    <w:p>
-      <w:pPr>
-        <w:pStyle w:val="Heading3"/>
-      </w:pPr>
-      <w:r>
-        <w:t>19.5. Preserve a supplied runtime observation</w:t>
-      </w:r>
-    </w:p>
-    <w:p>
-      <w:r>
-        <w:t>Runtime observations, under Prepare lessons, lets a contributor attach an existing log as a claim about a particular run. Select an object in Explorer first if the observation should refer to it. Enter the contributor, run, environment, and outcome information, then choose Select saved log and import and select the existing file. Wait for confirmation. Refresh saved records displays up to the 50 newest entries; Explain linked current object follows a valid current link where one exists.</w:t>
-      </w:r>
-    </w:p>
-    <w:p>
-      <w:r>
-        <w:t>Read an observation together with the circumstances supplied by its contributor. Importing a log does not mean DPH ran the other application, verified its timestamps, or established which event caused another. These records remain local to the lesson database and its explicit backups rather than appearing automatically in published lessons. If the finding matters to learners, write an attributed teaching explanation that states its limits without exposing the raw private log.</w:t>
-      </w:r>
-    </w:p>
-    <w:p>
-      <w:pPr>
-        <w:pStyle w:val="Heading1"/>
-        <w:pageBreakBefore w:val="0"/>
-        <w:spacing w:before="480"/>
-      </w:pPr>
-      <w:r>
-        <w:t>PART 5: Maintain, share, and recover learning material</w:t>
-      </w:r>
-    </w:p>
-    <w:p>
-      <w:pPr>
-        <w:pStyle w:val="Heading2"/>
-        <w:pageBreakBefore w:val="0"/>
-        <w:spacing w:before="260"/>
-      </w:pPr>
-      <w:r>
-        <w:t>20. Reopen, refresh, and relocate lessons</w:t>
-      </w:r>
-    </w:p>
-    <w:p>
-      <w:pPr>
-        <w:pStyle w:val="Heading3"/>
-      </w:pPr>
-      <w:r>
-        <w:t>20.1. Reopen from the catalog</w:t>
-      </w:r>
-    </w:p>
-    <w:p>
-      <w:r>
-        <w:t>To return to a lesson database that DPH knows, open Prepare lessons, choose Projects, and open Known databases. Select the entry and choose Open selected, or double-click it. Confirm the application identity after it opens. The Refresh command here updates the database list; it does not reread source as Refresh lessons does.</w:t>
-      </w:r>
-    </w:p>
-    <w:p>
-      <w:r>
-        <w:t>Remove from list forgets a catalog entry without deleting the database or source project. An entry for a missing database remains visible so you can find a moved file. Open the database at its new location using Open saved lessons, then remove an obsolete catalog entry if necessary.</w:t>
-      </w:r>
-    </w:p>
-    <w:p>
-      <w:pPr>
-        <w:pStyle w:val="Heading3"/>
-      </w:pPr>
-      <w:r>
-        <w:t>20.2. Refresh when source changes</w:t>
-      </w:r>
-    </w:p>
-    <w:p>
-      <w:r>
-        <w:t>Before rereading source, save or deliberately discard any contribution drafts. Confirm that the attached files belong to the application you intend to teach and that the source-reading settings are correct. Choose Refresh lessons and wait for its completion message.</w:t>
-      </w:r>
-    </w:p>
-    <w:p>
-      <w:r>
-        <w:t>Afterward, revisit the application purpose, a representative action, and the prepared tasks. Refreshing updates the captured source facts but cannot automatically confirm explanations supplied by people. If a linked control or operation has changed, arrange a review of the related instructions before teaching them as current.</w:t>
-      </w:r>
-    </w:p>
-    <w:p>
-      <w:pPr>
-        <w:pStyle w:val="Heading3"/>
-      </w:pPr>
-      <w:r>
-        <w:t>20.3. Read saved lessons without source</w:t>
-      </w:r>
-    </w:p>
-    <w:p>
-      <w:r>
-        <w:t>A saved lesson database can remain useful while its original source is temporarily unavailable. Read its cached material with the capture context and limitations in mind. An older example may still teach you something, provided you do not claim that it has been checked against today's source.</w:t>
-      </w:r>
-    </w:p>
-    <w:p>
-      <w:r>
-        <w:t>Reconnecting source requires the actual files belonging to that application. Renaming a different folder will not make its contents equivalent. If the original source has moved, ask a knowledgeable preparer to use the verified relocation procedure.</w:t>
-      </w:r>
-    </w:p>
-    <w:p>
-      <w:pPr>
-        <w:pStyle w:val="Heading3"/>
-      </w:pPr>
-      <w:r>
-        <w:t>20.4. Relocate source with a maintainer</w:t>
-      </w:r>
-    </w:p>
-    <w:p>
-      <w:r>
-        <w:t>When the same application's source has moved, expand Source reading settings under Prepare lessons and choose Relocate verified source. Select the project in its new location and let DPH check its identity. Investigate a reported mismatch instead of forcing the connection.</w:t>
-      </w:r>
-    </w:p>
-    <w:p>
-      <w:r>
-        <w:t>Relocation is for the same logical source set in a different place; it cannot combine lessons from unrelated applications. Preserve the existing lesson database and its adjacent managed folder before undertaking this maintenance work.</w:t>
-      </w:r>
-    </w:p>
-    <w:p>
-      <w:pPr>
-        <w:pStyle w:val="Heading2"/>
-        <w:pageBreakBefore w:val="0"/>
-        <w:spacing w:before="440"/>
-      </w:pPr>
-      <w:r>
-        <w:t>21. Share an offline learning edition</w:t>
-      </w:r>
-    </w:p>
-    <w:p>
-      <w:pPr>
-        <w:pStyle w:val="Heading3"/>
-      </w:pPr>
-      <w:r>
-        <w:t>21.1. Prepare what the recipient needs</w:t>
-      </w:r>
-    </w:p>
-    <w:p>
-      <w:r>
-        <w:t>An offline edition gives someone a readable copy of learning material about the selected application. It is separate from both the editable lesson database and the DPH desktop application. Before exporting, save and review the contributions you intend to share. Examine captions, examples, and pictures for information that should not leave their original setting, particularly material taken from a production system.</w:t>
-      </w:r>
-    </w:p>
-    <w:p>
-      <w:r>
-        <w:t>Choose the audience and scope that fit the recipient. Publication settings can exclude files or begin with selected objects and their context. Make sure the resulting explanation does not imply that an excluded supporting connection is present. Ask a maintainer for help when the edition needs a narrow scope.</w:t>
-      </w:r>
-    </w:p>
-    <w:p>
-      <w:pPr>
-        <w:pStyle w:val="Heading3"/>
-      </w:pPr>
-      <w:r>
-        <w:t>21.2. Export and preview</w:t>
-      </w:r>
-    </w:p>
-    <w:p>
-      <w:pPr>
-        <w:keepLines/>
-        <w:ind w:left="317" w:hanging="317"/>
-      </w:pPr>
-      <w:r>
-        <w:rPr>
-          <w:b/>
-        </w:rPr>
-        <w:t xml:space="preserve">1. </w:t>
-      </w:r>
-      <w:r>
-        <w:t>Click Prepare lessons and choose Publish.</w:t>
-      </w:r>
-    </w:p>
-    <w:p>
-      <w:pPr>
-        <w:keepLines/>
-        <w:ind w:left="317" w:hanging="317"/>
-      </w:pPr>
-      <w:r>
-        <w:rPr>
-          <w:b/>
-        </w:rPr>
-        <w:t xml:space="preserve">2. </w:t>
-      </w:r>
-      <w:r>
-        <w:t>Set the intended publication options. Leave optional technical material off when the recipient only needs learning content.</w:t>
-      </w:r>
-    </w:p>
-    <w:p>
-      <w:pPr>
-        <w:keepLines/>
-        <w:ind w:left="317" w:hanging="317"/>
-      </w:pPr>
-      <w:r>
-        <w:rPr>
-          <w:b/>
-        </w:rPr>
-        <w:t xml:space="preserve">3. </w:t>
-      </w:r>
-      <w:r>
-        <w:t>Click Share lessons. Choose a location outside the selected application source and enter a new destination folder name.</w:t>
-      </w:r>
-    </w:p>
-    <w:p>
-      <w:pPr>
-        <w:keepLines/>
-        <w:ind w:left="317" w:hanging="317"/>
-      </w:pPr>
-      <w:r>
-        <w:rPr>
-          <w:b/>
-        </w:rPr>
-        <w:t xml:space="preserve">4. </w:t>
-      </w:r>
-      <w:r>
-        <w:t>Wait for the saved-edition message. If the destination already exists, choose a fresh name rather than overwriting it.</w:t>
-      </w:r>
-    </w:p>
-    <w:p>
-      <w:pPr>
-        <w:keepLines/>
-        <w:ind w:left="317" w:hanging="317"/>
-      </w:pPr>
-      <w:r>
-        <w:rPr>
-          <w:b/>
-        </w:rPr>
-        <w:t xml:space="preserve">5. </w:t>
-      </w:r>
-      <w:r>
-        <w:t>Click Preview lessons and read the result. Then open learning.html in the resulting folder with a browser to check the independent reading route.</w:t>
-      </w:r>
-    </w:p>
-    <w:p>
-      <w:r>
-        <w:t>Expected result: the edition opens with the selected application's learning route and includes the tasks, examples, links, and pictures allowed by the chosen scope. Preview helps you check the export, but you should also open the resulting folder independently before sharing it.</w:t>
-      </w:r>
-    </w:p>
-    <w:p>
-      <w:pPr>
-        <w:pStyle w:val="Heading3"/>
-      </w:pPr>
-      <w:r>
-        <w:t>21.3. Transfer the entire edition</w:t>
-      </w:r>
-    </w:p>
-    <w:p>
-      <w:r>
-        <w:t>Transfer the entire output folder, including its assets, images, objects, and supporting indexes. Sending learning.html by itself may break linked explanations and pictures. If you compress the edition for transfer, tell the recipient to extract the complete folder before opening learning.html.</w:t>
-      </w:r>
-    </w:p>
-    <w:p>
-      <w:r>
-        <w:t>Check the transferred copy, not only the original: open an object link, a task, and an image from the recipient's folder. This reveals missing files that may have been present on the preparer's computer but omitted during transfer.</w:t>
-      </w:r>
-    </w:p>
-    <w:p>
-      <w:pPr>
-        <w:pStyle w:val="Heading3"/>
-      </w:pPr>
-      <w:r>
-        <w:t>21.4. Preserve editable material separately</w:t>
-      </w:r>
-    </w:p>
-    <w:p>
-      <w:r>
-        <w:t>An exported edition is a read-only presentation of the material available when it was created. To change an explanation, reopen the .dphdb lesson database in DPH, save a new revision, and create a fresh edition. Keep the editable database because the shared folder does not contain its full revision history.</w:t>
-      </w:r>
-    </w:p>
-    <w:p>
-      <w:r>
-        <w:t>If the recipient needs printable material, use any guides supplied with the edition or ask the preparer to produce PDF companions. The Engineering Guide describes how those documents are converted and checked.</w:t>
-      </w:r>
-    </w:p>
-    <w:p>
-      <w:pPr>
-        <w:pStyle w:val="Heading3"/>
-      </w:pPr>
-      <w:r>
-        <w:t>21.5. Set publication scope and audience deliberately</w:t>
-      </w:r>
-    </w:p>
-    <w:p>
-      <w:r>
-        <w:t>Expand Optional publication settings on Publish. Full project includes the selected project's available scope. Selected object and context starts from the current selected object and its supported related context; select that object before exporting. Enter relative files or folders to exclude in the exclusions field, separated as indicated by the control. Audience offers all, engineer, user, maintainer, builder and agent. Audience organizes content; it does not replace file exclusions.</w:t>
-      </w:r>
-    </w:p>
-    <w:p>
-      <w:r>
-        <w:t>Include redacted source browsing pages adds technical source material that requires review before sharing. Include generated agent boundaries adds generated instructions, rather than copying a private owner AGENTS.md file. Optional authored-body translation locale is meaningful only when the supporting translated material is available. For an ordinary beginner edition, retain the learning route and include technical extras only for a specific recipient need. After setting scope, return to the export steps and inspect the actual output.</w:t>
-      </w:r>
-    </w:p>
-    <w:p>
-      <w:pPr>
-        <w:pStyle w:val="Heading2"/>
-        <w:pageBreakBefore w:val="0"/>
-        <w:spacing w:before="440"/>
-      </w:pPr>
-      <w:r>
-        <w:t>22. Preserve lesson databases and pictures</w:t>
-      </w:r>
-    </w:p>
-    <w:p>
-      <w:pPr>
-        <w:pStyle w:val="Heading3"/>
-      </w:pPr>
-      <w:r>
-        <w:t>22.1. Know what belongs together</w:t>
-      </w:r>
-    </w:p>
-    <w:p>
-      <w:r>
-        <w:t>A .dphdb lesson database contains captured facts and knowledge supplied by people. Its adjacent .dphdb.views folder may contain cached pages and managed pictures. Preserve the database and folder together. The Databases folder supplied with DPH is a convenient default location; each application's lessons still belong in their own database.</w:t>
-      </w:r>
-    </w:p>
-    <w:p>
-      <w:r>
-        <w:t>DPH keeps checked-step progress separately on the local computer, while an offline edition contains a reading copy for recipients. The lesson database, personal progress, and published edition serve different purposes, so preserving one does not preserve the others automatically.</w:t>
-      </w:r>
-    </w:p>
-    <w:p>
-      <w:pPr>
-        <w:pStyle w:val="Heading3"/>
-      </w:pPr>
-      <w:r>
-        <w:t>22.2. Copy a closed lesson store</w:t>
-      </w:r>
-    </w:p>
-    <w:p>
-      <w:pPr>
-        <w:keepLines/>
-        <w:ind w:left="317" w:hanging="317"/>
-      </w:pPr>
-      <w:r>
-        <w:rPr>
-          <w:b/>
-        </w:rPr>
-        <w:t xml:space="preserve">1. </w:t>
-      </w:r>
-      <w:r>
-        <w:t>Finish saves and close DPH before making a simple file copy of a lesson store.</w:t>
-      </w:r>
-    </w:p>
-    <w:p>
-      <w:pPr>
-        <w:keepLines/>
-        <w:ind w:left="317" w:hanging="317"/>
-      </w:pPr>
-      <w:r>
-        <w:rPr>
-          <w:b/>
-        </w:rPr>
-        <w:t xml:space="preserve">2. </w:t>
-      </w:r>
-      <w:r>
-        <w:t>Locate the intended .dphdb file and its adjacent .dphdb.views folder.</w:t>
-      </w:r>
-    </w:p>
-    <w:p>
-      <w:pPr>
-        <w:keepLines/>
-        <w:ind w:left="317" w:hanging="317"/>
-      </w:pPr>
-      <w:r>
-        <w:rPr>
-          <w:b/>
-        </w:rPr>
-        <w:t xml:space="preserve">3. </w:t>
-      </w:r>
-      <w:r>
-        <w:t>Copy both to the approved safe destination without changing their relationship or names.</w:t>
-      </w:r>
-    </w:p>
-    <w:p>
-      <w:pPr>
-        <w:keepLines/>
-        <w:ind w:left="317" w:hanging="317"/>
-      </w:pPr>
-      <w:r>
-        <w:rPr>
-          <w:b/>
-        </w:rPr>
-        <w:t xml:space="preserve">4. </w:t>
-      </w:r>
-      <w:r>
-        <w:t>Confirm that the copy contains the expected database and managed folder. Keep the original until the copy has been checked.</w:t>
-      </w:r>
-    </w:p>
-    <w:p>
-      <w:pPr>
-        <w:keepLines/>
-        <w:ind w:left="317" w:hanging="317"/>
-      </w:pPr>
-      <w:r>
-        <w:rPr>
-          <w:b/>
-        </w:rPr>
-        <w:t xml:space="preserve">5. </w:t>
-      </w:r>
-      <w:r>
-        <w:t>Open a copied database only as a deliberate verification step. Check the application identity, one explanation and one supplied image.</w:t>
-      </w:r>
-    </w:p>
-    <w:p>
-      <w:r>
-        <w:t>Expected result: you have a copy of the lesson database and its managed material that can be checked and used if the working location becomes unavailable. A simple file copy made while DPH is still changing the database may be inconsistent, which is why the procedure begins by closing DPH.</w:t>
-      </w:r>
-    </w:p>
-    <w:p>
-      <w:pPr>
-        <w:pStyle w:val="Heading3"/>
-      </w:pPr>
-      <w:r>
-        <w:t>22.3. Application backup tools</w:t>
-      </w:r>
-    </w:p>
-    <w:p>
-      <w:r>
-        <w:t>DPH keeps database administration outside the ordinary learner and lesson-preparation route. A maintainer control may exist in the program without appearing as a destination in your current page selector. If older directions name an administration page that you cannot see, use the current interface and seek the appropriate maintainer instructions rather than guessing.</w:t>
-      </w:r>
-    </w:p>
-    <w:p>
-      <w:r>
-        <w:t>Engineers responsible for database backup, restoration, integrity, or cache retention should follow the Engineering Guide and the controls verified for their build. Those tools protect DPH's lesson data; they do not back up the selected application's business database.</w:t>
-      </w:r>
-    </w:p>
-    <w:p>
-      <w:pPr>
-        <w:pStyle w:val="Heading3"/>
-      </w:pPr>
-      <w:r>
-        <w:t>22.4. Do not remove data during casual cleanup</w:t>
-      </w:r>
-    </w:p>
-    <w:p>
-      <w:r>
-        <w:t>A database does not become disposable because its catalog entry is missing. Likewise, a .dphdb.views folder may hold pictures someone supplied as teaching material alongside generated pages. Ask a preparer or maintainer to identify what can be regenerated and what must be preserved before deleting anything.</w:t>
-      </w:r>
-    </w:p>
-    <w:p>
-      <w:r>
-        <w:t>Give a temporary exercise database a clear name and keep it apart from production application source and established lesson stores. Clear separation makes later cleanup an informed decision.</w:t>
-      </w:r>
-    </w:p>
-    <w:p>
-      <w:pPr>
-        <w:pStyle w:val="Heading2"/>
-        <w:pageBreakBefore w:val="0"/>
-        <w:spacing w:before="440"/>
-      </w:pPr>
-      <w:r>
-        <w:t>23. Source reading settings for a preparer</w:t>
-      </w:r>
-    </w:p>
-    <w:p>
-      <w:pPr>
-        <w:pStyle w:val="Heading3"/>
-      </w:pPr>
-      <w:r>
-        <w:t>23.1. When these settings matter</w:t>
-      </w:r>
-    </w:p>
-    <w:p>
-      <w:r>
-        <w:t>Under Prepare lessons, Source reading settings is normally collapsed because most learners never need to change it. A preparer may open it when conditional code, a missing dependency, or incorrectly displayed older text prevents DPH from producing a useful lesson.</w:t>
-      </w:r>
-    </w:p>
-    <w:p>
-      <w:r>
-        <w:t>The configuration, platform, extra defines, approved dependency locations, and text encoding tell DPH how to read source. They do not configure or run the selected application. Changing them neither builds nor launches that program.</w:t>
-      </w:r>
-    </w:p>
-    <w:p>
-      <w:pPr>
-        <w:pStyle w:val="Heading3"/>
-      </w:pPr>
-      <w:r>
-        <w:t>23.2. Choose the intended configuration</w:t>
-      </w:r>
-    </w:p>
-    <w:p>
-      <w:r>
-        <w:t>Ask the application author which Debug or Release configuration and Win32 or Win64 platform corresponds to the code you intend to explain. Add compiler defines only when the source requires them, separating multiple names with semicolons. These choices matter because different defines can make different branches of source relevant.</w:t>
-      </w:r>
-    </w:p>
-    <w:p>
-      <w:r>
-        <w:t>If DPH needs source outside the project tree, identify the specific dependency folder the author permits it to read. Supply or name a missing dependency rather than selecting an entire drive in the hope that it contains the right files.</w:t>
-      </w:r>
-    </w:p>
-    <w:p>
-      <w:pPr>
-        <w:pStyle w:val="Heading3"/>
-      </w:pPr>
-      <w:r>
-        <w:t>23.3. Understand text encoding</w:t>
-      </w:r>
-    </w:p>
-    <w:p>
-      <w:r>
-        <w:t>Text encoding determines how characters are read from a source file's stored bytes; it is different from translating the application's language. Leave the source-reading code page at 0 unless an older file displays characters incorrectly and its author can identify the appropriate Windows encoding.</w:t>
-      </w:r>
-    </w:p>
-    <w:p>
-      <w:r>
-        <w:t>A file saved with an older encoding may, for example, need that encoding to display accented text correctly. A Unicode byte-order mark takes precedence when one is present. After changing the reading setting, refresh lessons and inspect the affected text again. Do not alter the original source merely to change how DPH displays it.</w:t>
-      </w:r>
-    </w:p>
-    <w:p>
-      <w:pPr>
-        <w:pStyle w:val="Heading3"/>
-      </w:pPr>
-      <w:r>
-        <w:t>23.4. Investigate incomplete source explanation</w:t>
-      </w:r>
-    </w:p>
-    <w:p>
-      <w:r>
-        <w:t>When DPH cannot explain a source connection fully, start by checking the project file and the source set supplied with it. Confirm that include files, dependent units, and forms are available, then review the configuration, defines, and approved dependency locations. If the relevant behavior is determined while the other application runs, describe the limit honestly and ask someone who has observed it to contribute an explanation.</w:t>
-      </w:r>
-    </w:p>
-    <w:p>
-      <w:r>
-        <w:t>Record a precise question alongside what DPH does know. Internal fingerprints and counters may help a maintainer investigate the capture, but they do not teach a beginner what the selected application does.</w:t>
-      </w:r>
-    </w:p>
-    <w:p>
-      <w:pPr>
-        <w:pStyle w:val="Heading2"/>
-        <w:pageBreakBefore w:val="0"/>
-        <w:spacing w:before="440"/>
-      </w:pPr>
-      <w:r>
-        <w:t>24. Troubleshooting by symptom</w:t>
-      </w:r>
-    </w:p>
-    <w:p>
-      <w:pPr>
-        <w:pStyle w:val="Heading3"/>
-      </w:pPr>
-      <w:r>
-        <w:t>24.1. DPH does not open</w:t>
-      </w:r>
-    </w:p>
-    <w:p>
-      <w:r>
-        <w:t>If DPH fails to open, confirm that you extracted the entire delivery and launched DelphiProjectHandoff.exe from the extracted folder. Check that its supporting files remain beside it and that the location is writable. Keep the exact Windows error message for the maintainer. Deleting lesson databases will not address a startup error in the executable.</w:t>
-      </w:r>
-    </w:p>
-    <w:p>
-      <w:r>
-        <w:t>If the main window opens but formatted pages do not, investigate the browser component separately. Ask a maintainer to check the Microsoft WebView2 Runtime and supplied loader. Read any native-text explanation offered by DPH, and open an exported learning.html in a browser if one is available. This helps distinguish a display problem from missing lesson material.</w:t>
-      </w:r>
-    </w:p>
-    <w:p>
-      <w:pPr>
-        <w:pStyle w:val="Heading3"/>
-      </w:pPr>
-      <w:r>
-        <w:t>24.2. The task or teaching explanation is missing</w:t>
-      </w:r>
-    </w:p>
-    <w:p>
-      <w:r>
-        <w:t>When a task or explanation appears to be missing, first confirm the selected application and clear any name, role, or path filters. Check whether the task list has another page. If nothing appears, ask the preparer whether the structured task was saved; an unsaved draft or a note in Saved explanations does not become an ordered task automatically.</w:t>
-      </w:r>
-    </w:p>
-    <w:p>
-      <w:r>
-        <w:t>Rejected and retired teaching material does not appear in current learner lists. If someone recently revised an explanation, check its current revision and your filters before creating a duplicate.</w:t>
-      </w:r>
-    </w:p>
-    <w:p>
-      <w:pPr>
-        <w:pStyle w:val="Heading3"/>
-      </w:pPr>
-      <w:r>
-        <w:t>24.3. A save is refused</w:t>
-      </w:r>
-    </w:p>
-    <w:p>
-      <w:r>
-        <w:t>Read the exact status message before changing the draft. A missing required field, invalid lesson order, or exceeded size limit calls for a correction to what you entered. A revision conflict means you must compare your draft with the latest saved version. If another DPH writer owns the lesson store, resolve that situation rather than opening additional instances against the same database.</w:t>
-      </w:r>
-    </w:p>
-    <w:p>
-      <w:r>
-        <w:t>Keep your draft visible while diagnosing the failure. If you need to preserve its text outside DPH, use an approved location and exclude private data. After correcting the problem, wait for a successful save and reopen the contribution to confirm it was stored.</w:t>
-      </w:r>
-    </w:p>
-    <w:p>
-      <w:pPr>
-        <w:pStyle w:val="Heading3"/>
-      </w:pPr>
-      <w:r>
-        <w:t>24.4. A picture is absent or misplaced</w:t>
-      </w:r>
-    </w:p>
-    <w:p>
-      <w:r>
-        <w:t>If a picture is absent, confirm that its import completed and that the .dphdb.views folder stayed beside the database when it was moved. Select the image and read its caption. Try Fit before concluding that it is empty; a high zoom level may place the important area outside the visible portion.</w:t>
-      </w:r>
-    </w:p>
-    <w:p>
-      <w:r>
-        <w:t>If a numbered marker points to the wrong detail, compare it with the original image and the point the contributor selected. The marker stays with the stored picture, not with changes in the live application. Review or replace its explanation when a new image has different content or dimensions.</w:t>
-      </w:r>
-    </w:p>
-    <w:p>
-      <w:pPr>
-        <w:pStyle w:val="Heading3"/>
-      </w:pPr>
-      <w:r>
-        <w:t>24.5. Shared lessons have broken links</w:t>
-      </w:r>
-    </w:p>
-    <w:p>
-      <w:r>
-        <w:t>For broken links in a shared edition, confirm that the recipient received and extracted the whole output folder. Open learning.html from the top of that folder and keep its objects and assets subfolders alongside it. If a file is missing, transfer the complete edition again; a link to a file on the preparer's computer will not repair the recipient's copy.</w:t>
-      </w:r>
-    </w:p>
-    <w:p>
-      <w:r>
-        <w:t>If DPH reports that the edition itself is invalid, create a new export from the intended saved material. Ask a maintainer to investigate a checksum or fingerprint error rather than disabling the check or editing the manifest by hand.</w:t>
-      </w:r>
-    </w:p>
-    <w:p>
-      <w:pPr>
-        <w:pStyle w:val="Heading3"/>
-      </w:pPr>
-      <w:r>
-        <w:t>24.6. Progress did not resume</w:t>
-      </w:r>
-    </w:p>
-    <w:p>
-      <w:r>
-        <w:t>To resume progress, use the same learner name, application, and saved task revision on the same computer. Revised instructions require fresh checks. Next step changes the page without recording progress; choose I checked this result only after you have compared the observed result with the expected one.</w:t>
-      </w:r>
-    </w:p>
-    <w:p>
-      <w:r>
-        <w:t>Start again takes you to the beginning while retaining your checks. Clear my progress removes them. If the two commands seem to behave alike, look at the checked-step count and task revision before reporting a problem.</w:t>
-      </w:r>
-    </w:p>
-    <w:p>
-      <w:pPr>
-        <w:pStyle w:val="Heading3"/>
-      </w:pPr>
-      <w:r>
-        <w:t>24.7. Report a reproducible problem</w:t>
-      </w:r>
-    </w:p>
-    <w:p>
-      <w:r>
-        <w:t>A useful problem report identifies the DPH delivery version, selected application, page, action taken, expected result, and actual result. Include the exact error text and a picture of the relevant area when helpful. Replace private customer information with safe example data.</w:t>
-      </w:r>
-    </w:p>
-    <w:p>
-      <w:r>
-        <w:t>Write the shortest sequence that reproduces the problem. For example, specify which lesson database to open, which task to choose on Learn a task, which learner name to enter, and which result fails when checked. These details let a maintainer reach the same state without guessing among many pages and controls.</w:t>
-      </w:r>
-    </w:p>
-    <w:p>
-      <w:pPr>
-        <w:pStyle w:val="Heading1"/>
-        <w:pageBreakBefore w:val="0"/>
-        <w:spacing w:before="480"/>
-      </w:pPr>
-      <w:r>
-        <w:t>PART 6: Reference and independent learning</w:t>
-      </w:r>
-    </w:p>
-    <w:p>
-      <w:pPr>
-        <w:pStyle w:val="Heading2"/>
-        <w:pageBreakBefore w:val="0"/>
-        <w:spacing w:before="260"/>
-      </w:pPr>
-      <w:r>
-        <w:t>25. Control reference by purpose</w:t>
-      </w:r>
-    </w:p>
-    <w:p>
-      <w:pPr>
-        <w:pStyle w:val="Heading3"/>
-      </w:pPr>
-      <w:r>
-        <w:t>25.1. Opening and orientation commands</w:t>
-      </w:r>
-    </w:p>
-    <w:p>
-      <w:r>
-        <w:t>The opening commands reflect what you already have. Choose application begins with a Delphi project and its source; Open saved lessons returns to an existing .dphdb database. Refresh lessons rereads the attached source. Getting started returns to introductory directions, Prepare lessons opens the contribution tools, and the upper-right page selector changes what a learner reads.</w:t>
-      </w:r>
-    </w:p>
-    <w:p>
-      <w:r>
-        <w:t>If someone has given you a prepared .dphdb database, begin with Open saved lessons. If you have Delphi source that DPH has not prepared, begin with Choose application. Neither command launches the application you want to study.</w:t>
-      </w:r>
-    </w:p>
-    <w:p>
-      <w:pPr>
-        <w:pStyle w:val="Heading3"/>
-      </w:pPr>
-      <w:r>
-        <w:t>25.2. Reading and navigation commands</w:t>
-      </w:r>
-    </w:p>
-    <w:p>
-      <w:r>
-        <w:t>Use Back to retrace object selections and Parent to move to a containing object. Bookmark marks a useful selection, while Bookmarks lets you return to it during the session. Next page displays additional object results. On Search project, Search runs the query and Next 50 results retrieves another results page.</w:t>
-      </w:r>
-    </w:p>
-    <w:p>
-      <w:r>
-        <w:t>Prepared tasks use a different set of controls: Previous step, Next step, and Start again change the reading position; I checked this result records a personal check; and Clear my progress removes recorded checks. Explore related selection follows an available source link from a teaching explanation. Check which page you are on before using similarly placed navigation commands.</w:t>
-      </w:r>
-    </w:p>
-    <w:p>
-      <w:pPr>
-        <w:pStyle w:val="Heading3"/>
-      </w:pPr>
-      <w:r>
-        <w:t>25.3. Contribution commands</w:t>
-      </w:r>
-    </w:p>
-    <w:p>
-      <w:r>
-        <w:t>Prepare a new task and Edit instructions open the task editor. Within it, New step starts a step draft and Keep step places that step into the task draft. Save task stores the complete task; Cancel changes abandons the draft.</w:t>
-      </w:r>
-    </w:p>
-    <w:p>
-      <w:r>
-        <w:t>Prepare an explanation and Edit explanation open the teaching editor, where Save explanation stores the teaching fields. In specialized dialogs, Apply to Knowledge draft returns the prepared material to the general editor; you must then choose Save in Saved explanations to store that draft. Verify review, Reject, and Retire make review decisions separately from the act of saving content.</w:t>
-      </w:r>
-    </w:p>
-    <w:p>
-      <w:pPr>
-        <w:pStyle w:val="Heading3"/>
-      </w:pPr>
-      <w:r>
-        <w:t>25.4. Pictures and publication commands</w:t>
-      </w:r>
-    </w:p>
-    <w:p>
-      <w:r>
-        <w:t>Import an existing PNG screenshot adds a picture supplied by a person, together with its caption and type. Explain this point prepares an explanation anchored to a selected location in the image; Explain linked object opens a source object associated with that image. Fit, Native pixels, and Custom zoom change only how you view the picture, not the stored image itself.</w:t>
-      </w:r>
-    </w:p>
-    <w:p>
-      <w:r>
-        <w:t>Share lessons creates a new offline edition, and Preview lessons opens its learning route for inspection. The recipient begins at the edition's learning.html page. Optional source-navigation and generated instruction material adds technical detail only when deliberately selected; the ordinary learner route begins with the application introduction.</w:t>
-      </w:r>
-    </w:p>
-    <w:p>
-      <w:pPr>
-        <w:pStyle w:val="Heading2"/>
-        <w:pageBreakBefore w:val="0"/>
-        <w:spacing w:before="440"/>
-      </w:pPr>
-      <w:r>
-        <w:t>26. Glossary for the DPH learner</w:t>
-      </w:r>
-    </w:p>
-    <w:p>
-      <w:pPr>
-        <w:pStyle w:val="Heading3"/>
-      </w:pPr>
-      <w:r>
-        <w:t>26.1. Application and lesson vocabulary</w:t>
-      </w:r>
-    </w:p>
-    <w:p>
-      <w:r>
-        <w:t>The application is the program you are studying; DPH is the separate program you use to read and prepare lessons about it. A learner studies the selected application. A preparer writes instructional material, a contributor is the named person who supplied a particular explanation, and a reviewer separately checks that contribution.</w:t>
-      </w:r>
-    </w:p>
-    <w:p>
-      <w:r>
-        <w:t>A lesson database is the .dphdb file containing captured source facts and contributed knowledge. Its managed folder, named .dphdb.views, holds cached pages and other managed material. An offline edition is a published read-only folder for recipients. A learning path orders prepared tasks, while a checked step records one learner's check against a particular revision of a task.</w:t>
-      </w:r>
-    </w:p>
-    <w:p>
-      <w:pPr>
-        <w:pStyle w:val="Heading3"/>
-      </w:pPr>
-      <w:r>
-        <w:t>26.2. Screen and source vocabulary</w:t>
-      </w:r>
-    </w:p>
-    <w:p>
-      <w:r>
-        <w:t>A form defines a Delphi window or screen. A component is an item on a form or in a module, and a property is one of its saved characteristics, such as a caption or alignment. An event is something that may happen, such as a click; its handler is the operation connected to it. Delphi calls a procedure or function a routine and groups related declarations and implementation in a unit.</w:t>
-      </w:r>
-    </w:p>
-    <w:p>
-      <w:r>
-        <w:t>Source refers to the files that describe the program. A project collects the files and settings for one Delphi build target, while a project group organizes related projects. A dependency is other code or a system needed by part of the application. A condition chooses between possible paths, a loop allows work to repeat, and an output is a displayed, written, or transmitted result.</w:t>
-      </w:r>
-    </w:p>
-    <w:p>
-      <w:pPr>
-        <w:pStyle w:val="Heading3"/>
-      </w:pPr>
-      <w:r>
-        <w:t>26.3. Evidence and review vocabulary</w:t>
-      </w:r>
-    </w:p>
-    <w:p>
-      <w:r>
-        <w:t>Static information comes from reading source rather than observing the application while it runs. Captured information belongs to a particular source set and reading configuration. Current source means the attached files still agree with that capture under the selected settings; stale means the agreement needs checking or refreshing. Partial indicates that some relevant source connection remains incompletely understood.</w:t>
-      </w:r>
-    </w:p>
-    <w:p>
-      <w:r>
-        <w:t>An attributed explanation identifies the person who supplied it. Verified review records a separate named check; saving alone does not provide it. Unknown marks a question that still needs an answer. A fingerprint is an internal identity check that maintainers use to compare captured material, not a measure of learning or a user permission.</w:t>
-      </w:r>
-    </w:p>
-    <w:p>
-      <w:pPr>
-        <w:pStyle w:val="Heading2"/>
-        <w:pageBreakBefore w:val="0"/>
-        <w:spacing w:before="440"/>
-      </w:pPr>
-      <w:r>
-        <w:t>27. A complete exercise with an unfamiliar application</w:t>
-      </w:r>
-    </w:p>
-    <w:p>
-      <w:pPr>
-        <w:pStyle w:val="Heading3"/>
-      </w:pPr>
-      <w:r>
-        <w:t>27.1. Establish what is known</w:t>
-      </w:r>
-    </w:p>
-    <w:p>
-      <w:r>
-        <w:t>Open DPH and choose an unfamiliar Delphi application or its prepared lesson database. On Meet this app, note its stated purpose, intended users, and a form design. Separate statements supplied by a named contributor from details DPH derived from source. If the purpose or starting screen has not been explained, write one specific question for the owner.</w:t>
-      </w:r>
-    </w:p>
-    <w:p>
-      <w:r>
-        <w:t>This stage is complete when you can explain the application's purpose in everyday language, or clearly identify that the explanation is still missing. A plausible guess based on the project name does not complete the exercise.</w:t>
-      </w:r>
-    </w:p>
-    <w:p>
-      <w:pPr>
-        <w:pStyle w:val="Heading3"/>
-      </w:pPr>
-      <w:r>
-        <w:t>27.2. Follow one real task</w:t>
-      </w:r>
-    </w:p>
-    <w:p>
-      <w:r>
-        <w:t>Choose Learn a real task. Where someone has supplied a complete task, open Learn a task and read its prerequisites, actions, expected results, and review status. Record progress under your learner name only after checking an expected result. Where no complete task exists, examine a source-connected action and list the inputs, outcome, and recovery guidance that its owner must still supply.</w:t>
-      </w:r>
-    </w:p>
-    <w:p>
-      <w:r>
-        <w:t>Next, return to Explore related tasks and find another action or explanation from the same application. Describe how it relates to the first task. You have finished this stage when you can explain the expected outcome or identify the precise missing answer that prevents a dependable procedure.</w:t>
-      </w:r>
-    </w:p>
-    <w:p>
-      <w:pPr>
-        <w:pStyle w:val="Heading3"/>
-      </w:pPr>
-      <w:r>
-        <w:t>27.3. Check pictures and uncertainties</w:t>
-      </w:r>
-    </w:p>
-    <w:p>
-      <w:r>
-        <w:t>Open Screenshots and inspect an actual image if someone has supplied one for this application. Read its caption, contributor, and numbered explanations before comparing it with a Form design. Keep clear which view is a supplied picture and which is a reconstruction from source. On Resolve unknowns, record unanswered questions about rules, permissions, or expected outcomes.</w:t>
-      </w:r>
-    </w:p>
-    <w:p>
-      <w:r>
-        <w:t>If no real picture is available, ask for one with its version and context. Do not label a reconstructed form as an observed screen.</w:t>
-      </w:r>
-    </w:p>
-    <w:p>
-      <w:pPr>
-        <w:pStyle w:val="Heading3"/>
-      </w:pPr>
-      <w:r>
-        <w:t>27.4. Prepare, review, and share a lesson</w:t>
-      </w:r>
-    </w:p>
-    <w:p>
-      <w:r>
-        <w:t>If you are preparing lessons for this application, write one task or teaching explanation about a real field, action, or result. Include its meaning, an example, known limits, safe help, and a practice question with its answer. Save it, reread the learner-facing page, and ask a knowledgeable reviewer to check any business information that needs confirmation.</w:t>
-      </w:r>
-    </w:p>
-    <w:p>
-      <w:r>
-        <w:t>Create a fresh offline edition and open its learning.html page independently. Check that the four-part route names this application, includes the explanation you supplied, and makes unresolved questions visible. Preserve the editable lesson database separately. A newcomer should be able to begin from the edition without needing someone to decode technical names for them.</w:t>
+        <w:t>Passing this checklist on one project is a local first-use check. It does not prove that all Delphi dialects, document formats, layouts, or runtime behaviors are supported.</w:t>
       </w:r>
     </w:p>
     <w:sectPr>
@@ -4818,7 +871,7 @@
       <w:pStyle w:val="Footer"/>
     </w:pPr>
     <w:r>
-      <w:t xml:space="preserve">Guide 44  |  13 October 2026                                    Page </w:t>
+      <w:t xml:space="preserve">Guide 45  |  14 October 2026                                    Page </w:t>
     </w:r>
     <w:r>
       <w:fldChar w:fldCharType="begin"/>

--- a/docs/guides/DPH_User_Guide.docx
+++ b/docs/guides/DPH_User_Guide.docx
@@ -20,12 +20,12 @@
     </w:p>
     <w:p>
       <w:r>
-        <w:t>Guide edition 45</w:t>
+        <w:t>Guide edition 46</w:t>
       </w:r>
     </w:p>
     <w:p>
       <w:r>
-        <w:t>Last changed 14 October 2026</w:t>
+        <w:t>Last changed 15 October 2026</w:t>
       </w:r>
     </w:p>
     <w:p>
@@ -270,12 +270,12 @@
     </w:p>
     <w:p>
       <w:r>
-        <w:t>This repository supplies editable Delphi source, not an installer. Build DelphiProjectHandoff.dproj in RAD Studio 37 for Win32 or Win64. Run the executable from its bin platform and configuration folder and keep the project resources in place. The WebView2 Runtime is needed for formatted pages; WebView2Loader.dll must be beside the executable.</w:t>
+        <w:t>The public experiment offers two ZIP files: a ready-to-run Windows package and a separate editable Delphi source distribution. Neither is an installer. For the Windows package, extract the whole ZIP and run the Win64 executable, or Win32 if needed. To build from source, open DelphiProjectHandoff.dproj in RAD Studio 37, build Win32 or Win64, and keep the project resources in place. The WebView2 Runtime is needed for formatted pages; WebView2Loader.dll must be beside the executable.</w:t>
       </w:r>
     </w:p>
     <w:p>
       <w:r>
-        <w:t>The User Guide explains the visible app. The Engineering Guide explains its implementation and validation. When you study a different Delphi application, that application's own documentation remains in its original language.</w:t>
+        <w:t>The User Guide explains the visible app. The Engineering Guide explains its implementation and validation. DPH's original code and documentation are licensed under Apache 2.0; bundled dependencies have separate terms listed in THIRD_PARTY_NOTICES.md.</w:t>
       </w:r>
     </w:p>
     <w:p>
@@ -298,7 +298,7 @@
     </w:p>
     <w:p>
       <w:r>
-        <w:t>The header contains Open application and Open saved project, the language selector, and six tabs: Getting started, Learn the project, Learning library, Project map, Screenshots, and Application diagrams. The status line reports when project preparation is under way or complete. The selected language changes DPH's interface and built-in explanations offline; it does not translate the selected project's code, form captions, or documents.</w:t>
+        <w:t>The header contains Open application, Open saved project, Close, the Read public websites checkbox, the language selector, and six tabs: Getting started, Learn the project, Learning library, Project map, Screenshots, and Application diagrams. The status line reports when project preparation is under way or complete. The selected language changes DPH's interface and built-in explanations offline. The German choice also offers an experimental local translation of some English project prose; original files, code identifiers, citations, and form captions remain unchanged.</w:t>
       </w:r>
     </w:p>
     <w:p>
@@ -517,7 +517,7 @@
       <w:r>
         <w:drawing>
           <ns2:inline>
-            <ns2:extent cx="6217920" cy="2403213"/>
+            <ns2:extent cx="6217920" cy="3073667"/>
             <ns2:docPr id="2" name="Picture 2" descr="Figure 2. A project README displayed as formatted content in the current Learning library."/>
             <ns2:cNvGraphicFramePr>
               <ns3:graphicFrameLocks noChangeAspect="1"/>
@@ -538,7 +538,7 @@
                   <ns4:spPr>
                     <ns3:xfrm>
                       <ns3:off x="0" y="0"/>
-                      <ns3:ext cx="6217920" cy="2403213"/>
+                      <ns3:ext cx="6217920" cy="3073667"/>
                     </ns3:xfrm>
                     <ns3:prstGeom prst="rect"/>
                   </ns4:spPr>
@@ -567,12 +567,17 @@
         <w:pStyle w:val="Heading3"/>
       </w:pPr>
       <w:r>
-        <w:t>4.2 Original language and online references</w:t>
+        <w:t>4.2 Language and online references</w:t>
       </w:r>
     </w:p>
     <w:p>
       <w:r>
-        <w:t>DPH keeps project content in the language in which it was written. The interface's 35 offline language choices do not translate imported documents. If a document cites an eligible public HTTPS page and the computer is online, DPH may request a small amount of that page for context; it does not offer general web search. Avoid opening confidential projects on an untrusted network if referenced-site access is not wanted.</w:t>
+        <w:t>All 35 interface languages work offline. German additionally has a bundled experimental English-to-German model for selected project-purpose and guide passages in Learn the project and Learning library. It runs locally, may make translation mistakes, and does not alter the original files or saved evidence. Other language choices and unmarked project content remain in the source language. Technical names, code and citations stay as written.</w:t>
+      </w:r>
+    </w:p>
+    <w:p>
+      <w:r>
+        <w:t>Read public websites starts unchecked. When you enable it, the next analysis may fetch limited text from up to three eligible public HTTPS pages cited in selected project documents. DPH does not offer a general web search. Leave the checkbox off for a local-only project read; changing it does not retroactively remove evidence from a saved analysis. Each fetched response is capped at 128 KiB. DPH rejects local-looking hosts and privately resolved IPv4 addresses, but a changing DNS answer remains a reason to use the checkbox only for projects you trust.</w:t>
       </w:r>
     </w:p>
     <w:p>
@@ -871,7 +876,7 @@
       <w:pStyle w:val="Footer"/>
     </w:pPr>
     <w:r>
-      <w:t xml:space="preserve">Guide 45  |  14 October 2026                                    Page </w:t>
+      <w:t xml:space="preserve">Guide 46  |  15 October 2026                                    Page </w:t>
     </w:r>
     <w:r>
       <w:fldChar w:fldCharType="begin"/>

--- a/docs/guides/DPH_User_Guide.docx
+++ b/docs/guides/DPH_User_Guide.docx
@@ -577,7 +577,7 @@
     </w:p>
     <w:p>
       <w:r>
-        <w:t>Read public websites starts unchecked. When you enable it, the next analysis may fetch limited text from up to three eligible public HTTPS pages cited in selected project documents. DPH does not offer a general web search. Leave the checkbox off for a local-only project read; changing it does not retroactively remove evidence from a saved analysis. Each fetched response is capped at 128 KiB. DPH rejects local-looking hosts and privately resolved IPv4 addresses, but a changing DNS answer remains a reason to use the checkbox only for projects you trust.</w:t>
+        <w:t>Read public websites starts unchecked. When you enable it, the next analysis may fetch limited text from up to three eligible public HTTPS pages cited in selected project documents. DPH does not offer a general web search. Leave the checkbox off for a local-only project read; changing it does not retroactively remove evidence from a saved analysis. Each fetched response is capped at 128 KiB. DPH rejects local-looking hosts and privately resolved IPv4 addresses, pins each request to its checked public address, uses no proxy, and does not follow redirects. If Windows cannot apply address pinning, the request is skipped. This optional feature requires Windows 10 21H1 or later.</w:t>
       </w:r>
     </w:p>
     <w:p>

--- a/docs/guides/DPH_User_Guide.docx
+++ b/docs/guides/DPH_User_Guide.docx
@@ -20,12 +20,12 @@
     </w:p>
     <w:p>
       <w:r>
-        <w:t>Guide edition 46</w:t>
+        <w:t>Guide edition 47</w:t>
       </w:r>
     </w:p>
     <w:p>
       <w:r>
-        <w:t>Last changed 15 October 2026</w:t>
+        <w:t>Last changed 16 October 2026</w:t>
       </w:r>
     </w:p>
     <w:p>
@@ -135,7 +135,7 @@
         </w:tabs>
       </w:pPr>
       <w:r>
-        <w:t>3 Learn the project</w:t>
+        <w:t>3 Read the Handoff dossier</w:t>
       </w:r>
       <w:r>
         <w:tab/>
@@ -169,7 +169,7 @@
       </w:r>
       <w:r>
         <w:tab/>
-        <w:t>6</w:t>
+        <w:t>7</w:t>
       </w:r>
     </w:p>
     <w:p>
@@ -184,7 +184,7 @@
       </w:r>
       <w:r>
         <w:tab/>
-        <w:t>7</w:t>
+        <w:t>8</w:t>
       </w:r>
     </w:p>
     <w:p>
@@ -199,7 +199,7 @@
       </w:r>
       <w:r>
         <w:tab/>
-        <w:t>7</w:t>
+        <w:t>8</w:t>
       </w:r>
     </w:p>
     <w:p>
@@ -214,7 +214,7 @@
       </w:r>
       <w:r>
         <w:tab/>
-        <w:t>7</w:t>
+        <w:t>8</w:t>
       </w:r>
     </w:p>
     <w:p>
@@ -252,12 +252,12 @@
     </w:p>
     <w:p>
       <w:r>
-        <w:t>Delphi Project Handoff, or DPH, helps you understand an unfamiliar Delphi application from files you already have. It reads a selected .dproj, .dpr, or .groupproj and the related Pascal units, saved forms, project-local guides, notes, and logs. DPH does not compile, run, or modify the selected application.</w:t>
+        <w:t>Delphi Project Handoff, or DPH, prepares an evidence-based handoff for an unfamiliar Delphi application. It reads a selected .dproj, .dpr, or .groupproj and related Pascal units, saved forms, project-local guides, notes, and logs. DPH does not compile, run, or modify the selected application.</w:t>
       </w:r>
     </w:p>
     <w:p>
       <w:r>
-        <w:t>Start with the application's purpose and first form, then follow screens, controls, and operations to their source. DPH identifies what the files support; it cannot establish every business rule, permission, runtime state, or outcome. Treat a proposed relationship in an application diagram as a route to investigate, not proof that an action occurred.</w:t>
+        <w:t>Begin with the Handoff dossier. It distinguishes source and document evidence from suggestions about where to read next, then links startup forms, visible commands, data candidates, and unresolved questions to the underlying capture. DPH cannot establish every business rule, permission, runtime state, or outcome. Treat a proposed relationship in an application diagram as a route to investigate, not proof that an action occurred.</w:t>
       </w:r>
     </w:p>
     <w:p>
@@ -298,7 +298,7 @@
     </w:p>
     <w:p>
       <w:r>
-        <w:t>The header contains Open application, Open saved project, Close, the Read public websites checkbox, the language selector, and six tabs: Getting started, Learn the project, Learning library, Project map, Screenshots, and Application diagrams. The status line reports when project preparation is under way or complete. The selected language changes DPH's interface and built-in explanations offline. The German choice also offers an experimental local translation of some English project prose; original files, code identifiers, citations, and form captions remain unchanged.</w:t>
+        <w:t>The header contains Open application, Open saved project, Close, the Read public websites checkbox, the language selector, and six tabs: Getting started, Handoff dossier, Learning library, Project map, Screenshots, and Application diagrams. The status line reports when project preparation is under way or complete. The selected language changes DPH's interface offline. The German choice also offers an experimental local translation of selected English project prose; original files, code identifiers, citations, and form captions remain unchanged. The new dossier narrative is currently English.</w:t>
       </w:r>
     </w:p>
     <w:p>
@@ -399,7 +399,7 @@
         <w:t xml:space="preserve">3. </w:t>
       </w:r>
       <w:r>
-        <w:t>Wait for preparation to finish. Read the progress message, then confirm the project name in Learn the project.</w:t>
+        <w:t>Wait for preparation to finish. Read the progress message, then confirm the project name and capture status in Handoff dossier.</w:t>
       </w:r>
     </w:p>
     <w:p>
@@ -452,7 +452,7 @@
         <w:spacing w:before="260"/>
       </w:pPr>
       <w:r>
-        <w:t>3 Learn the project</w:t>
+        <w:t>3 Read the Handoff dossier</w:t>
       </w:r>
     </w:p>
     <w:p>
@@ -460,17 +460,65 @@
         <w:pStyle w:val="Heading3"/>
       </w:pPr>
       <w:r>
-        <w:t>3.1 Read the application route</w:t>
+        <w:t>3.1 Follow the evidence</w:t>
       </w:r>
     </w:p>
     <w:p>
       <w:r>
-        <w:t>Learn the project opens with a route through the selected application. Begin with its apparent purpose and where the program starts. The first form is identified from the program's automatic form creation when that declaration is available; a Pascal unit and form definition provide supporting context. Follow screen links to the corresponding form view.</w:t>
+        <w:t>Handoff dossier has four parts. Handoff overview reports capture status, a documented or reviewed purpose when available, startup form registrations, saved form designs, and a suggested reading tour. Commands and workflows lists clickable control events with their connected handlers. Data and operations shows static data and output candidates. Risks and open questions collects author questions and analyzer diagnostics. Each item must be checked against its cited source before being used as an operating instruction.</w:t>
+      </w:r>
+    </w:p>
+    <w:p>
+      <w:pPr>
+        <w:keepNext/>
+        <w:jc w:val="center"/>
+      </w:pPr>
+      <w:r>
+        <w:drawing>
+          <ns2:inline>
+            <ns2:extent cx="6217920" cy="3582003"/>
+            <ns2:docPr id="2" name="Picture 2" descr="Figure 2. The Handoff dossier groups captured evidence and identifies the limits of static inspection."/>
+            <ns2:cNvGraphicFramePr>
+              <ns3:graphicFrameLocks noChangeAspect="1"/>
+            </ns2:cNvGraphicFramePr>
+            <ns3:graphic>
+              <ns3:graphicData uri="http://schemas.openxmlformats.org/drawingml/2006/picture">
+                <ns4:pic>
+                  <ns4:nvPicPr>
+                    <ns4:cNvPr id="0" name="dph-handoff-dossier.png"/>
+                    <ns4:cNvPicPr/>
+                  </ns4:nvPicPr>
+                  <ns4:blipFill>
+                    <ns3:blip ns5:embed="rId10"/>
+                    <ns3:stretch>
+                      <ns3:fillRect/>
+                    </ns3:stretch>
+                  </ns4:blipFill>
+                  <ns4:spPr>
+                    <ns3:xfrm>
+                      <ns3:off x="0" y="0"/>
+                      <ns3:ext cx="6217920" cy="3582003"/>
+                    </ns3:xfrm>
+                    <ns3:prstGeom prst="rect"/>
+                  </ns4:spPr>
+                </ns4:pic>
+              </ns3:graphicData>
+            </ns3:graphic>
+          </ns2:inline>
+        </w:drawing>
+      </w:r>
+    </w:p>
+    <w:p>
+      <w:pPr>
+        <w:pStyle w:val="Caption"/>
+      </w:pPr>
+      <w:r>
+        <w:t>Figure 2. The Handoff dossier groups captured evidence and identifies the limits of static inspection.</w:t>
       </w:r>
     </w:p>
     <w:p>
       <w:r>
-        <w:t>Next inspect a real task and related actions. DPH can connect a visible control to a handler and relevant routines, but it cannot supply an exact operating procedure when prerequisites or expected results are absent from the available material. Use the source links to verify what was captured.</w:t>
+        <w:t>The example in Figure 2 is marked stale; refresh its capture before relying on its details. Startup registration order is a source fact, not proof of which window was first visible. A saved event binding identifies a possible handler, not proof that a user can reach the control or that the handler runs. The dossier does not invent a business purpose when none was found. Use its links to inspect form designs, source objects, documents, and specialist reports.</w:t>
       </w:r>
     </w:p>
     <w:p>
@@ -518,7 +566,7 @@
         <w:drawing>
           <ns2:inline>
             <ns2:extent cx="6217920" cy="3073667"/>
-            <ns2:docPr id="2" name="Picture 2" descr="Figure 2. A project README displayed as formatted content in the current Learning library."/>
+            <ns2:docPr id="3" name="Picture 3" descr="Figure 3. A project README displayed as formatted content in the current Learning library."/>
             <ns2:cNvGraphicFramePr>
               <ns3:graphicFrameLocks noChangeAspect="1"/>
             </ns2:cNvGraphicFramePr>
@@ -530,7 +578,7 @@
                     <ns4:cNvPicPr/>
                   </ns4:nvPicPr>
                   <ns4:blipFill>
-                    <ns3:blip ns5:embed="rId10"/>
+                    <ns3:blip ns5:embed="rId11"/>
                     <ns3:stretch>
                       <ns3:fillRect/>
                     </ns3:stretch>
@@ -554,7 +602,7 @@
         <w:pStyle w:val="Caption"/>
       </w:pPr>
       <w:r>
-        <w:t>Figure 2. A project README displayed as formatted content in the current Learning library.</w:t>
+        <w:t>Figure 3. A project README displayed as formatted content in the current Learning library.</w:t>
       </w:r>
     </w:p>
     <w:p>
@@ -572,7 +620,7 @@
     </w:p>
     <w:p>
       <w:r>
-        <w:t>All 35 interface languages work offline. German additionally has a bundled experimental English-to-German model for selected project-purpose and guide passages in Learn the project and Learning library. It runs locally, may make translation mistakes, and does not alter the original files or saved evidence. Other language choices and unmarked project content remain in the source language. Technical names, code and citations stay as written.</w:t>
+        <w:t>All 35 interface language packs work offline. German additionally has a bundled experimental English-to-German model for selected project prose in Handoff dossier and Learning library. It runs locally, may make translation mistakes, and does not alter the original files or saved evidence. Other language choices and unmarked project content remain in the source language. The dossier's new built-in narrative remains English pending translation review. Technical names, code and citations stay as written.</w:t>
       </w:r>
     </w:p>
     <w:p>
@@ -612,7 +660,7 @@
         <w:drawing>
           <ns2:inline>
             <ns2:extent cx="6217920" cy="3497580"/>
-            <ns2:docPr id="3" name="Picture 3" descr="Figure 3. The current DPH window showing a selected Pascal operation and its source-linked explanation."/>
+            <ns2:docPr id="4" name="Picture 4" descr="Figure 4. The current DPH window showing a selected Pascal operation and its source-linked explanation."/>
             <ns2:cNvGraphicFramePr>
               <ns3:graphicFrameLocks noChangeAspect="1"/>
             </ns2:cNvGraphicFramePr>
@@ -624,7 +672,7 @@
                     <ns4:cNvPicPr/>
                   </ns4:nvPicPr>
                   <ns4:blipFill>
-                    <ns3:blip ns5:embed="rId11"/>
+                    <ns3:blip ns5:embed="rId12"/>
                     <ns3:stretch>
                       <ns3:fillRect/>
                     </ns3:stretch>
@@ -648,7 +696,7 @@
         <w:pStyle w:val="Caption"/>
       </w:pPr>
       <w:r>
-        <w:t>Figure 3. The current DPH window showing a selected Pascal operation and its source-linked explanation.</w:t>
+        <w:t>Figure 4. The current DPH window showing a selected Pascal operation and its source-linked explanation.</w:t>
       </w:r>
     </w:p>
     <w:p>
@@ -661,7 +709,7 @@
     </w:p>
     <w:p>
       <w:r>
-        <w:t>Screenshots contains one blank screen image for each distinct supported .fmx or .dfm form definition. DPH generates these views itself and saves them beside the .dphdb. Use Fit to see a complete view or Native pixels to inspect detail. These are design-time reconstructions, not photographs of the target application running. Custom painting, styles, data, and runtime layout may differ.</w:t>
+        <w:t>Screenshots creates a blank screen image for each distinct supported .fmx or .dfm form definition when you open the page. DPH saves these views beside the .dphdb. Use Fit to see a complete view or Native pixels to inspect detail. These are design-time reconstructions, not photographs of the target application running. Custom painting, styles, data, and runtime layout may differ.</w:t>
       </w:r>
     </w:p>
     <w:p>
@@ -730,6 +778,19 @@
     </w:p>
     <w:p>
       <w:pPr>
+        <w:pStyle w:val="Heading3"/>
+      </w:pPr>
+      <w:r>
+        <w:t>6.3 Share a read-only handoff</w:t>
+      </w:r>
+    </w:p>
+    <w:p>
+      <w:r>
+        <w:t>Open Sharing and choose Export handoff. Select a new destination folder; DPH will not overwrite an existing edition. Click Preview handoff to inspect its opening page. The portable edition starts with handoff-0.html and has four linked dossier pages, a technical index, source-linked object explanations, and the earlier learning edition at learning.html. Share the whole folder, not an individual HTML page, after reviewing its scope, source citations, author claims, images, and any sensitive material. Validation hashes detect changes relative to the captured manifest; they do not authenticate the author.</w:t>
+      </w:r>
+    </w:p>
+    <w:p>
+      <w:pPr>
         <w:pStyle w:val="Heading2"/>
         <w:pageBreakBefore w:val="0"/>
         <w:spacing w:before="440"/>
@@ -758,7 +819,7 @@
         <w:t xml:space="preserve">1. </w:t>
       </w:r>
       <w:r>
-        <w:t>Open a small Delphi project that is not DPH and verify that the project name and first form are correct.</w:t>
+        <w:t>Open a small Delphi project that is not DPH and verify that the dossier names the project and cites its startup form.</w:t>
       </w:r>
     </w:p>
     <w:p>
@@ -851,14 +912,9 @@
         <w:t>Switch DPH to another interface language and back. Confirm that the project's original text does not change.</w:t>
       </w:r>
     </w:p>
-    <w:p>
-      <w:r>
-        <w:t>Passing this checklist on one project is a local first-use check. It does not prove that all Delphi dialects, document formats, layouts, or runtime behaviors are supported.</w:t>
-      </w:r>
-    </w:p>
     <w:sectPr>
-      <w:headerReference w:type="default" ns5:id="rId12"/>
-      <w:footerReference w:type="default" ns5:id="rId13"/>
+      <w:headerReference w:type="default" ns5:id="rId13"/>
+      <w:footerReference w:type="default" ns5:id="rId14"/>
       <w:pgSz w:w="12240" w:h="15840"/>
       <w:pgMar w:top="1037" w:right="1152" w:bottom="1037" w:left="1152" w:header="432" w:footer="432" w:gutter="0"/>
       <w:cols w:space="720"/>
@@ -876,7 +932,7 @@
       <w:pStyle w:val="Footer"/>
     </w:pPr>
     <w:r>
-      <w:t xml:space="preserve">Guide 46  |  15 October 2026                                    Page </w:t>
+      <w:t xml:space="preserve">Guide 47  |  16 October 2026                                    Page </w:t>
     </w:r>
     <w:r>
       <w:fldChar w:fldCharType="begin"/>

--- a/docs/guides/DPH_User_Guide.docx
+++ b/docs/guides/DPH_User_Guide.docx
@@ -384,7 +384,7 @@
         <w:t xml:space="preserve">2. </w:t>
       </w:r>
       <w:r>
-        <w:t>Save the proposed .dphdb outside the target source folder. Keep its adjacent .dphdb.views folder with it.</w:t>
+        <w:t>Wait for preparation to finish. Read the progress message, then confirm the project name and capture status in Handoff dossier.</w:t>
       </w:r>
     </w:p>
     <w:p>
@@ -399,7 +399,7 @@
         <w:t xml:space="preserve">3. </w:t>
       </w:r>
       <w:r>
-        <w:t>Wait for preparation to finish. Read the progress message, then confirm the project name and capture status in Handoff dossier.</w:t>
+        <w:t>Open Screenshots to see whether saved form definitions produced blank screen views.</w:t>
       </w:r>
     </w:p>
     <w:p>
@@ -414,7 +414,7 @@
         <w:t xml:space="preserve">4. </w:t>
       </w:r>
       <w:r>
-        <w:t>Open Screenshots to see whether saved form definitions produced blank screen views.</w:t>
+        <w:t>Explore the project without saving a permanent database. When you close DPH or open another project, choose Yes to save the capture as a .dphdb, No to discard it, or Cancel to keep exploring. Save outside the target source folder and keep the adjacent .dphdb.views folder with the database.</w:t>
       </w:r>
     </w:p>
     <w:p>

--- a/docs/guides/DPH_User_Guide.docx
+++ b/docs/guides/DPH_User_Guide.docx
@@ -20,7 +20,7 @@
     </w:p>
     <w:p>
       <w:r>
-        <w:t>Guide edition 47</w:t>
+        <w:t>Guide edition 48</w:t>
       </w:r>
     </w:p>
     <w:p>
@@ -154,7 +154,7 @@
       </w:r>
       <w:r>
         <w:tab/>
-        <w:t>5</w:t>
+        <w:t>6</w:t>
       </w:r>
     </w:p>
     <w:p>
@@ -214,7 +214,7 @@
       </w:r>
       <w:r>
         <w:tab/>
-        <w:t>8</w:t>
+        <w:t>9</w:t>
       </w:r>
     </w:p>
     <w:p>
@@ -298,7 +298,7 @@
     </w:p>
     <w:p>
       <w:r>
-        <w:t>The header contains Open application, Open saved project, Close, the Read public websites checkbox, the language selector, and six tabs: Getting started, Handoff dossier, Learning library, Project map, Screenshots, and Application diagrams. The status line reports when project preparation is under way or complete. The selected language changes DPH's interface offline. The German choice also offers an experimental local translation of selected English project prose; original files, code identifiers, citations, and form captions remain unchanged. The new dossier narrative is currently English.</w:t>
+        <w:t>The header contains Open application, Open saved project, Close, the Read public websites checkbox, the language selector, and six tabs: Getting started, Handoff dossier, Learning library, Project map, Screenshots, and Application diagrams. The status line reports when project preparation is under way or complete. The selected language changes DPH's interface offline. The German choice also offers an experimental local translation of selected English project prose; original files, code identifiers, citations, and form captions remain unchanged. Some project-derived prose and technical labels may remain in their original language; the 35 interface packs cover DPH-authored controls and guidance.</w:t>
       </w:r>
     </w:p>
     <w:p>
@@ -477,7 +477,7 @@
         <w:drawing>
           <ns2:inline>
             <ns2:extent cx="6217920" cy="3582003"/>
-            <ns2:docPr id="2" name="Picture 2" descr="Figure 2. The Handoff dossier groups captured evidence and identifies the limits of static inspection."/>
+            <ns2:docPr id="2" name="Picture 2" descr="Figure 2. An intentionally incomplete example capture in the Handoff dossier; the warning is explained in section 3.1."/>
             <ns2:cNvGraphicFramePr>
               <ns3:graphicFrameLocks noChangeAspect="1"/>
             </ns2:cNvGraphicFramePr>
@@ -513,12 +513,17 @@
         <w:pStyle w:val="Caption"/>
       </w:pPr>
       <w:r>
-        <w:t>Figure 2. The Handoff dossier groups captured evidence and identifies the limits of static inspection.</w:t>
+        <w:t>Figure 2. An intentionally incomplete example capture in the Handoff dossier; the warning is explained in section 3.1.</w:t>
       </w:r>
     </w:p>
     <w:p>
       <w:r>
-        <w:t>The example in Figure 2 is marked stale; refresh its capture before relying on its details. Startup registration order is a source fact, not proof of which window was first visible. A saved event binding identifies a possible handler, not proof that a user can reach the control or that the handler runs. The dossier does not invent a business purpose when none was found. Use its links to inspect form designs, source objects, documents, and specialist reports.</w:t>
+        <w:t>Figure 2 shows an incomplete example capture. Its timestamp records when DPH read the files; it is not an expiration date. In this build, STALE capture can also mean syntax or semantic analysis is incomplete. For a live project, choose Open saved project with the original source available, or choose Open application and select the same project entry. Wait for verification or analysis, then revisit the dossier. If the warning persists, inspect diagnostics and missing inputs. Restore an inaccessible file and reopen the project; unsupported constructs and unresolved connections may remain qualified after a fresh scan.</w:t>
+      </w:r>
+    </w:p>
+    <w:p>
+      <w:r>
+        <w:t>Static inspection only remains after every refresh because DPH never runs the selected application. Startup registration does not prove which window first appeared, and a saved event binding does not prove its handler ran. Use source links and project documents to check the dossier; DPH does not invent a business purpose when none was found.</w:t>
       </w:r>
     </w:p>
     <w:p>
@@ -620,7 +625,7 @@
     </w:p>
     <w:p>
       <w:r>
-        <w:t>All 35 interface language packs work offline. German additionally has a bundled experimental English-to-German model for selected project prose in Handoff dossier and Learning library. It runs locally, may make translation mistakes, and does not alter the original files or saved evidence. Other language choices and unmarked project content remain in the source language. The dossier's new built-in narrative remains English pending translation review. Technical names, code and citations stay as written.</w:t>
+        <w:t>All 35 interface language packs work offline. German additionally has a bundled experimental English-to-German model for selected project prose in Handoff dossier and Learning library. It runs locally, may make translation mistakes, and does not alter the original files or saved evidence. Other language choices and unmarked project content remain in the source language. DPH-authored memo directions use the installed interface language packs; project-derived prose and technical labels can still appear in their source language. Technical names, code and citations stay as written.</w:t>
       </w:r>
     </w:p>
     <w:p>
@@ -768,7 +773,7 @@
     </w:p>
     <w:p>
       <w:r>
-        <w:t>If formatted pages are blank, check that Microsoft WebView2 Runtime is installed and WebView2Loader.dll is beside the DPH executable. If a PDF or older word-processing file has no text, install LibreOffice in its standard Windows location and reopen the application project. If a form view is approximate, inspect the actual .fmx or .dfm and remember that runtime painting is outside this generator's evidence.</w:t>
+        <w:t>If Handoff dossier says STALE capture, follow the verification steps in section 3.1. Open saved project checks available attached source in the background; Open application selects the source entry again. A fresh scan may still be marked incomplete when the analyzer cannot establish every connection. The phrase Static inspection only always remains because DPH never runs the selected application. If formatted pages are blank, check that Microsoft WebView2 Runtime is installed and WebView2Loader.dll is beside the DPH executable. If a PDF or older word-processing file has no text, install LibreOffice in its standard Windows location and reopen the application project. If a form view is approximate, inspect the actual .fmx or .dfm and remember that runtime painting is outside this generator's evidence.</w:t>
       </w:r>
     </w:p>
     <w:p>
@@ -792,7 +797,7 @@
     <w:p>
       <w:pPr>
         <w:pStyle w:val="Heading2"/>
-        <w:pageBreakBefore w:val="0"/>
+        <w:pageBreakBefore/>
         <w:spacing w:before="440"/>
       </w:pPr>
       <w:r>
@@ -932,7 +937,7 @@
       <w:pStyle w:val="Footer"/>
     </w:pPr>
     <w:r>
-      <w:t xml:space="preserve">Guide 47  |  16 October 2026                                    Page </w:t>
+      <w:t xml:space="preserve">Guide 48  |  16 October 2026                                    Page </w:t>
     </w:r>
     <w:r>
       <w:fldChar w:fldCharType="begin"/>
@@ -1337,7 +1342,7 @@
     <w:rPr>
       <w:rFonts w:ascii="Calibri" w:hAnsi="Calibri"/>
       <w:color w:val="000000"/>
-      <w:sz w:val="22"/>
+      <w:sz w:val="21"/>
     </w:rPr>
   </w:style>
   <w:style w:type="paragraph" w:styleId="Header">

--- a/docs/guides/DPH_User_Guide.docx
+++ b/docs/guides/DPH_User_Guide.docx
@@ -20,7 +20,7 @@
     </w:p>
     <w:p>
       <w:r>
-        <w:t>Guide edition 48</w:t>
+        <w:t>Guide edition 49</w:t>
       </w:r>
     </w:p>
     <w:p>
@@ -714,7 +714,7 @@
     </w:p>
     <w:p>
       <w:r>
-        <w:t>Screenshots creates a blank screen image for each distinct supported .fmx or .dfm form definition when you open the page. DPH saves these views beside the .dphdb. Use Fit to see a complete view or Native pixels to inspect detail. These are design-time reconstructions, not photographs of the target application running. Custom painting, styles, data, and runtime layout may differ.</w:t>
+        <w:t>Screenshots creates a blank screen image for each distinct supported .fmx or .dfm form definition when you open the page. DPH saves these views beside the .dphdb. Previews open at Native pixels so text is readable; scroll to see portions outside the viewport, choose Fit for a whole-form overview, or use Custom zoom. These are design-time reconstructions, not photographs of the target application running. Custom painting, styles, data, and runtime layout may differ.</w:t>
       </w:r>
     </w:p>
     <w:p>
@@ -937,7 +937,7 @@
       <w:pStyle w:val="Footer"/>
     </w:pPr>
     <w:r>
-      <w:t xml:space="preserve">Guide 48  |  16 October 2026                                    Page </w:t>
+      <w:t xml:space="preserve">Guide 49  |  16 October 2026                                    Page </w:t>
     </w:r>
     <w:r>
       <w:fldChar w:fldCharType="begin"/>

--- a/docs/guides/DPH_User_Guide.docx
+++ b/docs/guides/DPH_User_Guide.docx
@@ -20,7 +20,7 @@
     </w:p>
     <w:p>
       <w:r>
-        <w:t>Guide edition 49</w:t>
+        <w:t>Experimental release 0.8.0.1  |  Guide edition 50</w:t>
       </w:r>
     </w:p>
     <w:p>
@@ -298,7 +298,7 @@
     </w:p>
     <w:p>
       <w:r>
-        <w:t>The header contains Open application, Open saved project, Close, the Read public websites checkbox, the language selector, and six tabs: Getting started, Handoff dossier, Learning library, Project map, Screenshots, and Application diagrams. The status line reports when project preparation is under way or complete. The selected language changes DPH's interface offline. The German choice also offers an experimental local translation of selected English project prose; original files, code identifiers, citations, and form captions remain unchanged. Some project-derived prose and technical labels may remain in their original language; the 35 interface packs cover DPH-authored controls and guidance.</w:t>
+        <w:t>The header contains Open application, Open saved project, Close, the Read public websites checkbox, the language selector, and six tabs: Getting started, Handoff dossier, Learning library, Project map, Screenshots, and Application diagrams. The status line reports when project preparation is under way or complete. The selected language changes DPH's interface offline. The German choice also offers an experimental local translation of selected English project prose; original files, code identifiers, and citations remain unchanged. A generated form preview can use German captions from the selected project's own Localization/Languages/de-DE.json when supplied; otherwise it shows the saved captions. Some project-derived prose and technical labels may remain in their original language; the 35 interface packs cover DPH-authored controls and guidance.</w:t>
       </w:r>
     </w:p>
     <w:p>
@@ -937,7 +937,7 @@
       <w:pStyle w:val="Footer"/>
     </w:pPr>
     <w:r>
-      <w:t xml:space="preserve">Guide 49  |  16 October 2026                                    Page </w:t>
+      <w:t xml:space="preserve">Guide 50  |  16 October 2026                                    Page </w:t>
     </w:r>
     <w:r>
       <w:fldChar w:fldCharType="begin"/>

--- a/docs/guides/DPH_User_Guide.docx
+++ b/docs/guides/DPH_User_Guide.docx
@@ -20,7 +20,7 @@
     </w:p>
     <w:p>
       <w:r>
-        <w:t>Experimental release 0.8.0.1  |  Guide edition 50</w:t>
+        <w:t>Experimental release 0.8.0.2  |  Guide edition 51</w:t>
       </w:r>
     </w:p>
     <w:p>
@@ -298,7 +298,7 @@
     </w:p>
     <w:p>
       <w:r>
-        <w:t>The header contains Open application, Open saved project, Close, the Read public websites checkbox, the language selector, and six tabs: Getting started, Handoff dossier, Learning library, Project map, Screenshots, and Application diagrams. The status line reports when project preparation is under way or complete. The selected language changes DPH's interface offline. The German choice also offers an experimental local translation of selected English project prose; original files, code identifiers, and citations remain unchanged. A generated form preview can use German captions from the selected project's own Localization/Languages/de-DE.json when supplied; otherwise it shows the saved captions. Some project-derived prose and technical labels may remain in their original language; the 35 interface packs cover DPH-authored controls and guidance.</w:t>
+        <w:t>DPH opens on Getting started. It does not reopen the last saved project until you choose one. The header contains Open application, Open saved project, Close, the Read public websites checkbox, the language selector, and six tabs: Getting started, Handoff dossier, Learning library, Project map, Screenshots, and Application diagrams. The status line reports when project preparation is under way or complete. The selected language changes DPH's interface offline. The German choice also offers an experimental local translation of selected English project prose; original files, code identifiers, and citations remain unchanged. A generated form preview can use German captions from the selected project's own Localization/Languages/de-DE.json when supplied; otherwise it shows the saved captions. Some project-derived prose and technical labels may remain in their original language; the 35 interface packs cover DPH-authored controls and guidance.</w:t>
       </w:r>
     </w:p>
     <w:p>
@@ -399,7 +399,7 @@
         <w:t xml:space="preserve">3. </w:t>
       </w:r>
       <w:r>
-        <w:t>Open Screenshots to see whether saved form definitions produced blank screen views.</w:t>
+        <w:t>Open Screenshots to see whether saved form definitions produced design previews. A tabbed form has a separate preview for each saved tab.</w:t>
       </w:r>
     </w:p>
     <w:p>
@@ -477,7 +477,7 @@
         <w:drawing>
           <ns2:inline>
             <ns2:extent cx="6217920" cy="3582003"/>
-            <ns2:docPr id="2" name="Picture 2" descr="Figure 2. An intentionally incomplete example capture in the Handoff dossier; the warning is explained in section 3.1."/>
+            <ns2:docPr id="2" name="Picture 2" descr="Figure 2. A detached example capture in the Handoff dossier; DPH cannot verify its original source in this test view."/>
             <ns2:cNvGraphicFramePr>
               <ns3:graphicFrameLocks noChangeAspect="1"/>
             </ns2:cNvGraphicFramePr>
@@ -513,12 +513,12 @@
         <w:pStyle w:val="Caption"/>
       </w:pPr>
       <w:r>
-        <w:t>Figure 2. An intentionally incomplete example capture in the Handoff dossier; the warning is explained in section 3.1.</w:t>
+        <w:t>Figure 2. A detached example capture in the Handoff dossier; DPH cannot verify its original source in this test view.</w:t>
       </w:r>
     </w:p>
     <w:p>
       <w:r>
-        <w:t>Figure 2 shows an incomplete example capture. Its timestamp records when DPH read the files; it is not an expiration date. In this build, STALE capture can also mean syntax or semantic analysis is incomplete. For a live project, choose Open saved project with the original source available, or choose Open application and select the same project entry. Wait for verification or analysis, then revisit the dossier. If the warning persists, inspect diagnostics and missing inputs. Restore an inaccessible file and reopen the project; unsupported constructs and unresolved connections may remain qualified after a fresh scan.</w:t>
+        <w:t>Figure 2 shows a detached example capture. Its timestamp records when DPH read the files; it is not an expiration date. PARTIAL capture means DPH could not fully analyze some source; review its diagnostics and missing inputs. STALE capture means the saved findings need source verification or a fresh analysis. When the original source is available, Open saved project verifies it in the background and refreshes stale analysis automatically. If source is unavailable, DPH can display the detached saved findings but cannot verify them. Restore an inaccessible file and reopen the project; unsupported constructs and unresolved connections may remain qualified after a fresh scan.</w:t>
       </w:r>
     </w:p>
     <w:p>
@@ -714,7 +714,7 @@
     </w:p>
     <w:p>
       <w:r>
-        <w:t>Screenshots creates a blank screen image for each distinct supported .fmx or .dfm form definition when you open the page. DPH saves these views beside the .dphdb. Previews open at Native pixels so text is readable; scroll to see portions outside the viewport, choose Fit for a whole-form overview, or use Custom zoom. These are design-time reconstructions, not photographs of the target application running. Custom painting, styles, data, and runtime layout may differ.</w:t>
+        <w:t>Screenshots creates a design preview for each distinct supported .fmx or .dfm form definition when you open the page. A form with saved tabs receives a separate preview for each tab. DPH saves these views beside the .dphdb. Previews open at Native pixels so text is readable; scroll to see portions outside the viewport, choose Fit for a whole-form overview, or use Custom zoom. These are design-time reconstructions, not photographs of the target application running. Custom painting, styles, data, and runtime layout may differ. You may import an actual PNG captured from the running application as separately attributed evidence.</w:t>
       </w:r>
     </w:p>
     <w:p>
@@ -773,7 +773,7 @@
     </w:p>
     <w:p>
       <w:r>
-        <w:t>If Handoff dossier says STALE capture, follow the verification steps in section 3.1. Open saved project checks available attached source in the background; Open application selects the source entry again. A fresh scan may still be marked incomplete when the analyzer cannot establish every connection. The phrase Static inspection only always remains because DPH never runs the selected application. If formatted pages are blank, check that Microsoft WebView2 Runtime is installed and WebView2Loader.dll is beside the DPH executable. If a PDF or older word-processing file has no text, install LibreOffice in its standard Windows location and reopen the application project. If a form view is approximate, inspect the actual .fmx or .dfm and remember that runtime painting is outside this generator's evidence.</w:t>
+        <w:t>If Handoff dossier says STALE capture, follow the verification steps in section 3.1. Open saved project checks available attached source in the background and rescans stale findings automatically; Open application selects the source entry again. A fresh scan may still be marked PARTIAL when the analyzer cannot establish every connection. The phrase Static inspection only always remains because DPH never runs the selected application. If formatted pages are blank, check that Microsoft WebView2 Runtime is installed and WebView2Loader.dll is beside the DPH executable. If a PDF or older word-processing file has no text, install LibreOffice in its standard Windows location and reopen the application project. If a form view is approximate, inspect the actual .fmx or .dfm and remember that runtime painting is outside this generator's evidence.</w:t>
       </w:r>
     </w:p>
     <w:p>
@@ -937,7 +937,7 @@
       <w:pStyle w:val="Footer"/>
     </w:pPr>
     <w:r>
-      <w:t xml:space="preserve">Guide 50  |  16 October 2026                                    Page </w:t>
+      <w:t xml:space="preserve">Guide 51  |  16 October 2026                                    Page </w:t>
     </w:r>
     <w:r>
       <w:fldChar w:fldCharType="begin"/>

--- a/docs/guides/DPH_User_Guide.docx
+++ b/docs/guides/DPH_User_Guide.docx
@@ -20,7 +20,7 @@
     </w:p>
     <w:p>
       <w:r>
-        <w:t>Experimental release 0.8.0.2  |  Guide edition 51</w:t>
+        <w:t>Experimental release 0.8.0.3  |  Guide edition 52</w:t>
       </w:r>
     </w:p>
     <w:p>
@@ -518,7 +518,7 @@
     </w:p>
     <w:p>
       <w:r>
-        <w:t>Figure 2 shows a detached example capture. Its timestamp records when DPH read the files; it is not an expiration date. PARTIAL capture means DPH could not fully analyze some source; review its diagnostics and missing inputs. STALE capture means the saved findings need source verification or a fresh analysis. When the original source is available, Open saved project verifies it in the background and refreshes stale analysis automatically. If source is unavailable, DPH can display the detached saved findings but cannot verify them. Restore an inaccessible file and reopen the project; unsupported constructs and unresolved connections may remain qualified after a fresh scan.</w:t>
+        <w:t>Figure 2 shows a detached example capture. Its timestamp records when DPH read the files; it is not an expiration date. PARTIAL capture means DPH could not fully analyze some source; review its diagnostics and missing inputs. STALE capture means the saved findings need source verification or a fresh analysis. When the original source is available, Open saved project verifies it in the background. It reuses an unchanged partial capture instead of repeating the same long scan, and refreshes when source files, analyzer versions, or reading settings change. If source is unavailable, DPH can display the detached saved findings but cannot verify them. Restore an inaccessible file and reopen the project; unsupported constructs and unresolved connections may remain qualified after a fresh scan.</w:t>
       </w:r>
     </w:p>
     <w:p>
@@ -773,7 +773,7 @@
     </w:p>
     <w:p>
       <w:r>
-        <w:t>If Handoff dossier says STALE capture, follow the verification steps in section 3.1. Open saved project checks available attached source in the background and rescans stale findings automatically; Open application selects the source entry again. A fresh scan may still be marked PARTIAL when the analyzer cannot establish every connection. The phrase Static inspection only always remains because DPH never runs the selected application. If formatted pages are blank, check that Microsoft WebView2 Runtime is installed and WebView2Loader.dll is beside the DPH executable. If a PDF or older word-processing file has no text, install LibreOffice in its standard Windows location and reopen the application project. If a form view is approximate, inspect the actual .fmx or .dfm and remember that runtime painting is outside this generator's evidence.</w:t>
+        <w:t>If Handoff dossier says STALE capture, follow the verification steps in section 3.1. Open saved project checks available attached source in the background. It rescans when inputs, analyzer versions, or reading settings changed, but an unchanged PARTIAL capture stays partial until missing source becomes available or analysis improves. Open application selects the source entry again. The phrase Static inspection only always remains because DPH never runs the selected application. If formatted pages are blank, check that Microsoft WebView2 Runtime is installed and WebView2Loader.dll is beside the DPH executable. If a PDF or older word-processing file has no text, install LibreOffice in its standard Windows location and reopen the application project. If a form view is approximate, inspect the actual .fmx or .dfm and remember that runtime painting is outside this generator's evidence.</w:t>
       </w:r>
     </w:p>
     <w:p>
@@ -937,7 +937,7 @@
       <w:pStyle w:val="Footer"/>
     </w:pPr>
     <w:r>
-      <w:t xml:space="preserve">Guide 51  |  16 October 2026                                    Page </w:t>
+      <w:t xml:space="preserve">Guide 52  |  16 October 2026                                    Page </w:t>
     </w:r>
     <w:r>
       <w:fldChar w:fldCharType="begin"/>

--- a/docs/guides/DPH_User_Guide.docx
+++ b/docs/guides/DPH_User_Guide.docx
@@ -20,7 +20,7 @@
     </w:p>
     <w:p>
       <w:r>
-        <w:t>Experimental release 0.8.0.3  |  Guide edition 52</w:t>
+        <w:t>Experimental release 0.8.0.4  |  Guide edition 53</w:t>
       </w:r>
     </w:p>
     <w:p>
@@ -124,7 +124,7 @@
       </w:r>
       <w:r>
         <w:tab/>
-        <w:t>4</w:t>
+        <w:t>5</w:t>
       </w:r>
     </w:p>
     <w:p>
@@ -139,7 +139,7 @@
       </w:r>
       <w:r>
         <w:tab/>
-        <w:t>4</w:t>
+        <w:t>5</w:t>
       </w:r>
     </w:p>
     <w:p>
@@ -419,7 +419,7 @@
     </w:p>
     <w:p>
       <w:r>
-        <w:t>If you already have a .dphdb, click Open saved project. Opening the saved file restores its captured findings and managed images; it does not automatically re-run the target application.</w:t>
+        <w:t>If you already have a .dphdb, click Open saved project. Wait until the Handoff dossier itself appears before using the other tabs. DPH restores the captured findings and managed images, then checks any attached source in the background; it does not run the target application. The preparation panel stays visible until the real dossier page loads.</w:t>
       </w:r>
     </w:p>
     <w:p>
@@ -937,7 +937,7 @@
       <w:pStyle w:val="Footer"/>
     </w:pPr>
     <w:r>
-      <w:t xml:space="preserve">Guide 52  |  16 October 2026                                    Page </w:t>
+      <w:t xml:space="preserve">Guide 53  |  16 October 2026                                    Page </w:t>
     </w:r>
     <w:r>
       <w:fldChar w:fldCharType="begin"/>

--- a/docs/guides/DPH_User_Guide.docx
+++ b/docs/guides/DPH_User_Guide.docx
@@ -20,7 +20,7 @@
     </w:p>
     <w:p>
       <w:r>
-        <w:t>Experimental release 0.8.0.4  |  Guide edition 53</w:t>
+        <w:t>Experimental release 0.8.0.5  |  Guide edition 54</w:t>
       </w:r>
     </w:p>
     <w:p>
@@ -298,7 +298,7 @@
     </w:p>
     <w:p>
       <w:r>
-        <w:t>DPH opens on Getting started. It does not reopen the last saved project until you choose one. The header contains Open application, Open saved project, Close, the Read public websites checkbox, the language selector, and six tabs: Getting started, Handoff dossier, Learning library, Project map, Screenshots, and Application diagrams. The status line reports when project preparation is under way or complete. The selected language changes DPH's interface offline. The German choice also offers an experimental local translation of selected English project prose; original files, code identifiers, and citations remain unchanged. A generated form preview can use German captions from the selected project's own Localization/Languages/de-DE.json when supplied; otherwise it shows the saved captions. Some project-derived prose and technical labels may remain in their original language; the 35 interface packs cover DPH-authored controls and guidance.</w:t>
+        <w:t>DPH opens on Getting started. It does not reopen the last saved project until you choose one. The header contains Open application, Open saved project, Close, the Read public websites checkbox, the language selector, and six tabs: Getting started, Handoff dossier, Learning library, Project map, Screenshots, and Application diagrams. Handoff dossier has a formatted HTML introduction before a project is chosen; once a capture loads, it becomes the project's four-part HTML dossier. The status line reports when project preparation is under way or complete. The selected language changes DPH's interface offline. The German choice also offers an experimental local translation of selected English project prose; original files, code identifiers, and citations remain unchanged. A generated form preview can use German captions from the selected project's own Localization/Languages/de-DE.json when supplied; otherwise it shows the saved captions. Some project-derived prose and technical labels may remain in their original language; the 35 interface packs cover DPH-authored controls and guidance.</w:t>
       </w:r>
     </w:p>
     <w:p>
@@ -419,7 +419,7 @@
     </w:p>
     <w:p>
       <w:r>
-        <w:t>If you already have a .dphdb, click Open saved project. Wait until the Handoff dossier itself appears before using the other tabs. DPH restores the captured findings and managed images, then checks any attached source in the background; it does not run the target application. The preparation panel stays visible until the real dossier page loads.</w:t>
+        <w:t>If you already have a .dphdb, click Open saved project. Wait until the Handoff dossier itself appears before using the other tabs. DPH restores the captured findings and managed images, then checks any attached source in the background; it does not run the target application. The preparation panel stays visible until the real dossier page loads. If a previous DPH session stopped during a database write, keep its adjacent SQLite journal in place: DPH recovers it when opening the saved project. Do not separate the .dphdb from its .dphdb.views folder.</w:t>
       </w:r>
     </w:p>
     <w:p>
@@ -937,7 +937,7 @@
       <w:pStyle w:val="Footer"/>
     </w:pPr>
     <w:r>
-      <w:t xml:space="preserve">Guide 53  |  16 October 2026                                    Page </w:t>
+      <w:t xml:space="preserve">Guide 54  |  16 October 2026                                    Page </w:t>
     </w:r>
     <w:r>
       <w:fldChar w:fldCharType="begin"/>

--- a/docs/guides/DPH_User_Guide.docx
+++ b/docs/guides/DPH_User_Guide.docx
@@ -20,7 +20,7 @@
     </w:p>
     <w:p>
       <w:r>
-        <w:t>Experimental release 0.8.0.5  |  Guide edition 54</w:t>
+        <w:t>Experimental release 0.8.0.6  |  Guide edition 55</w:t>
       </w:r>
     </w:p>
     <w:p>
@@ -570,7 +570,7 @@
       <w:r>
         <w:drawing>
           <ns2:inline>
-            <ns2:extent cx="6217920" cy="3073667"/>
+            <ns2:extent cx="6217920" cy="3445844"/>
             <ns2:docPr id="3" name="Picture 3" descr="Figure 3. A project README displayed as formatted content in the current Learning library."/>
             <ns2:cNvGraphicFramePr>
               <ns3:graphicFrameLocks noChangeAspect="1"/>
@@ -591,7 +591,7 @@
                   <ns4:spPr>
                     <ns3:xfrm>
                       <ns3:off x="0" y="0"/>
-                      <ns3:ext cx="6217920" cy="3073667"/>
+                      <ns3:ext cx="6217920" cy="3445844"/>
                     </ns3:xfrm>
                     <ns3:prstGeom prst="rect"/>
                   </ns4:spPr>
@@ -612,7 +612,7 @@
     </w:p>
     <w:p>
       <w:r>
-        <w:t>Document discovery stays within the selected project's directory. DPH samples a bounded set of eligible guides, help files, notes, and logs. PDF, older Word, RTF, and similar formats require LibreOffice at its standard Windows installation path for text extraction. DOCX and supported text formats are read directly. If a file has no usable text, the library says so rather than presenting an empty page. Scanned image-only PDFs may require OCR elsewhere before DPH can read them.</w:t>
+        <w:t>Document discovery reads eligible document files directly in the selected project's source directory. It does not import guides, help files, release notes, or archives from nested folders. PDF, older Word, RTF, and similar formats require LibreOffice at its standard Windows installation path for text extraction. DOCX and supported text formats are read directly. If a file has no usable text, the library says so rather than presenting an empty page. Scanned image-only PDFs may require OCR elsewhere before DPH can read them.</w:t>
       </w:r>
     </w:p>
     <w:p>
@@ -714,7 +714,7 @@
     </w:p>
     <w:p>
       <w:r>
-        <w:t>Screenshots creates a design preview for each distinct supported .fmx or .dfm form definition when you open the page. A form with saved tabs receives a separate preview for each tab. DPH saves these views beside the .dphdb. Previews open at Native pixels so text is readable; scroll to see portions outside the viewport, choose Fit for a whole-form overview, or use Custom zoom. These are design-time reconstructions, not photographs of the target application running. Custom painting, styles, data, and runtime layout may differ. You may import an actual PNG captured from the running application as separately attributed evidence.</w:t>
+        <w:t>Screenshots creates a design preview for each distinct supported .fmx or .dfm form definition when you open the page. A form with saved tabs receives a main-screen preview with its initial tab and a separate preview for each saved tab. DPH saves these views beside the .dphdb. Previews open at Native pixels so text is readable; scroll to see portions outside the viewport, choose Fit for a whole-form overview, or use Custom zoom. These are design-time reconstructions, not photographs of the target application running. Custom painting, styles, data, and runtime layout may differ. You may import an actual PNG captured from the running application as separately attributed evidence.</w:t>
       </w:r>
     </w:p>
     <w:p>
@@ -937,7 +937,7 @@
       <w:pStyle w:val="Footer"/>
     </w:pPr>
     <w:r>
-      <w:t xml:space="preserve">Guide 54  |  16 October 2026                                    Page </w:t>
+      <w:t xml:space="preserve">Guide 55  |  16 October 2026                                    Page </w:t>
     </w:r>
     <w:r>
       <w:fldChar w:fldCharType="begin"/>

--- a/docs/guides/DPH_User_Guide.docx
+++ b/docs/guides/DPH_User_Guide.docx
@@ -20,7 +20,7 @@
     </w:p>
     <w:p>
       <w:r>
-        <w:t>Experimental release 0.8.0.6  |  Guide edition 55</w:t>
+        <w:t>Experimental release 0.8.0.7  |  Guide edition 56</w:t>
       </w:r>
     </w:p>
     <w:p>
@@ -384,7 +384,7 @@
         <w:t xml:space="preserve">2. </w:t>
       </w:r>
       <w:r>
-        <w:t>Wait for preparation to finish. Read the progress message, then confirm the project name and capture status in Handoff dossier.</w:t>
+        <w:t>Wait for preparation to finish. The centered panel names the current step, notes that a large project may take a few minutes, and shows a percentage beside the progress bar. Read the progress message, then confirm the project name and capture status in Handoff dossier.</w:t>
       </w:r>
     </w:p>
     <w:p>
@@ -612,7 +612,7 @@
     </w:p>
     <w:p>
       <w:r>
-        <w:t>Document discovery reads eligible document files directly in the selected project's source directory. It does not import guides, help files, release notes, or archives from nested folders. PDF, older Word, RTF, and similar formats require LibreOffice at its standard Windows installation path for text extraction. DOCX and supported text formats are read directly. If a file has no usable text, the library says so rather than presenting an empty page. Scanned image-only PDFs may require OCR elsewhere before DPH can read them.</w:t>
+        <w:t>Document discovery reads the selected project's root README and named guides, plus documents in its docs, docs/guides, docs/pdf, and docs/notes folders. It excludes unrelated root files such as AGENTS.md and does not descend into separate release packages or archives. When the root README identifies a major version, document names bearing a different explicit version are skipped. PDF, older Word, RTF, and similar formats require LibreOffice at its standard Windows installation path for text extraction. DOCX and supported text formats are read directly. If a file has no usable text, the library says so rather than presenting an empty page. Scanned image-only PDFs may require OCR elsewhere before DPH can read them.</w:t>
       </w:r>
     </w:p>
     <w:p>
@@ -630,7 +630,7 @@
     </w:p>
     <w:p>
       <w:r>
-        <w:t>Read public websites starts unchecked. When you enable it, the next analysis may fetch limited text from up to three eligible public HTTPS pages cited in selected project documents. DPH does not offer a general web search. Leave the checkbox off for a local-only project read; changing it does not retroactively remove evidence from a saved analysis. Each fetched response is capped at 128 KiB. DPH rejects local-looking hosts and privately resolved IPv4 addresses, pins each request to its checked public address, uses no proxy, and does not follow redirects. If Windows cannot apply address pinning, the request is skipped. This optional feature requires Windows 10 21H1 or later.</w:t>
+        <w:t>Read public websites starts unchecked. When you enable it, the next analysis may fetch limited text from up to three eligible public HTTPS pages listed in the selected project's sitemap.txt or cited in its documents. Successfully fetched pages appear as Public website entries in the Learning library. DPH does not offer a general web search. Leave the checkbox off for a local-only project read; changing it does not retroactively remove evidence from a saved analysis. Each fetched response is capped at 128 KiB. DPH rejects local-looking hosts and privately resolved IPv4 addresses, pins each request to its checked public address, uses no proxy, and does not follow redirects. If Windows cannot apply address pinning, the request is skipped. This optional feature requires Windows 10 21H1 or later.</w:t>
       </w:r>
     </w:p>
     <w:p>
@@ -714,7 +714,7 @@
     </w:p>
     <w:p>
       <w:r>
-        <w:t>Screenshots creates a design preview for each distinct supported .fmx or .dfm form definition when you open the page. A form with saved tabs receives a main-screen preview with its initial tab and a separate preview for each saved tab. DPH saves these views beside the .dphdb. Previews open at Native pixels so text is readable; scroll to see portions outside the viewport, choose Fit for a whole-form overview, or use Custom zoom. These are design-time reconstructions, not photographs of the target application running. Custom painting, styles, data, and runtime layout may differ. You may import an actual PNG captured from the running application as separately attributed evidence.</w:t>
+        <w:t>Screenshots creates a design preview for each distinct supported .fmx or .dfm form definition when you open the page. A form with saved tabs receives a main-screen preview with its initial tab and a separate preview for each saved tab. DPH saves these views beside the .dphdb. Previews open at 90 percent zoom; choose Native pixels for full-size text, Fit for a whole-form overview, or Custom zoom for another size. Scroll to see portions outside the viewport. These are design-time reconstructions, not photographs of the target application running. Custom painting, styles, data, and runtime layout may differ. You may import an actual PNG captured from the running application as separately attributed evidence.</w:t>
       </w:r>
     </w:p>
     <w:p>
@@ -937,7 +937,7 @@
       <w:pStyle w:val="Footer"/>
     </w:pPr>
     <w:r>
-      <w:t xml:space="preserve">Guide 55  |  16 October 2026                                    Page </w:t>
+      <w:t xml:space="preserve">Guide 56  |  16 October 2026                                    Page </w:t>
     </w:r>
     <w:r>
       <w:fldChar w:fldCharType="begin"/>

--- a/docs/guides/DPH_User_Guide.docx
+++ b/docs/guides/DPH_User_Guide.docx
@@ -20,7 +20,7 @@
     </w:p>
     <w:p>
       <w:r>
-        <w:t>Experimental release 0.8.0.7  |  Guide edition 56</w:t>
+        <w:t>Experimental release 0.8.0.8  |  Guide edition 56</w:t>
       </w:r>
     </w:p>
     <w:p>
@@ -298,7 +298,7 @@
     </w:p>
     <w:p>
       <w:r>
-        <w:t>DPH opens on Getting started. It does not reopen the last saved project until you choose one. The header contains Open application, Open saved project, Close, the Read public websites checkbox, the language selector, and six tabs: Getting started, Handoff dossier, Learning library, Project map, Screenshots, and Application diagrams. Handoff dossier has a formatted HTML introduction before a project is chosen; once a capture loads, it becomes the project's four-part HTML dossier. The status line reports when project preparation is under way or complete. The selected language changes DPH's interface offline. The German choice also offers an experimental local translation of selected English project prose; original files, code identifiers, and citations remain unchanged. A generated form preview can use German captions from the selected project's own Localization/Languages/de-DE.json when supplied; otherwise it shows the saved captions. Some project-derived prose and technical labels may remain in their original language; the 35 interface packs cover DPH-authored controls and guidance.</w:t>
+        <w:t>DPH opens on Getting started. It does not reopen the last saved project until you choose one. The header contains Open application, Open saved project, Save project, Close, the Read public websites checkbox, the language selector, and six tabs: Getting started, Handoff dossier, Learning library, Project map, Screenshots, and Application diagrams. Handoff dossier has a formatted HTML introduction before a project is chosen; once a capture loads, it becomes the project's four-part HTML dossier. The status line reports when project preparation is under way or complete. The selected language changes DPH's interface offline. The German choice also offers an experimental local translation of selected English project prose; original files, code identifiers, and citations remain unchanged. A generated form preview can use German captions from the selected project's own Localization/Languages/de-DE.json when supplied; otherwise it shows the saved captions. Some project-derived prose and technical labels may remain in their original language; the 35 interface packs cover DPH-authored controls and guidance.</w:t>
       </w:r>
     </w:p>
     <w:p>
@@ -384,7 +384,7 @@
         <w:t xml:space="preserve">2. </w:t>
       </w:r>
       <w:r>
-        <w:t>Wait for preparation to finish. The centered panel names the current step, notes that a large project may take a few minutes, and shows a percentage beside the progress bar. Read the progress message, then confirm the project name and capture status in Handoff dossier.</w:t>
+        <w:t>Wait for preparation to finish. A separate centered progress window names the current step, notes that a large project may take a few minutes, and shows a percentage beside the progress bar. Read the progress message, then confirm the project name and capture status in Handoff dossier.</w:t>
       </w:r>
     </w:p>
     <w:p>
@@ -414,12 +414,12 @@
         <w:t xml:space="preserve">4. </w:t>
       </w:r>
       <w:r>
-        <w:t>Explore the project without saving a permanent database. When you close DPH or open another project, choose Yes to save the capture as a .dphdb, No to discard it, or Cancel to keep exploring. Save outside the target source folder and keep the adjacent .dphdb.views folder with the database.</w:t>
+        <w:t>Explore the project without saving a permanent database. Click Save project at any time to keep the capture as a .dphdb. If it is still unsaved when you close DPH or open another project, choose Yes to save it, No to discard it, or Cancel to keep exploring. Save outside the target source folder and keep the adjacent .dphdb.views folder with the database.</w:t>
       </w:r>
     </w:p>
     <w:p>
       <w:r>
-        <w:t>If you already have a .dphdb, click Open saved project. Wait until the Handoff dossier itself appears before using the other tabs. DPH restores the captured findings and managed images, then checks any attached source in the background; it does not run the target application. The preparation panel stays visible until the real dossier page loads. If a previous DPH session stopped during a database write, keep its adjacent SQLite journal in place: DPH recovers it when opening the saved project. Do not separate the .dphdb from its .dphdb.views folder.</w:t>
+        <w:t>If you already have a .dphdb, click Open saved project. Wait until the Handoff dossier itself appears before using the other tabs. DPH restores the captured findings and managed images, then checks any attached source in the background; it does not run the target application. The progress window stays visible until the real dossier page loads. If a previous DPH session stopped during a database write, keep its adjacent SQLite journal in place: DPH recovers it when opening the saved project. Do not separate the .dphdb from its .dphdb.views folder.</w:t>
       </w:r>
     </w:p>
     <w:p>
@@ -570,7 +570,7 @@
       <w:r>
         <w:drawing>
           <ns2:inline>
-            <ns2:extent cx="6217920" cy="3445844"/>
+            <ns2:extent cx="6217920" cy="3073667"/>
             <ns2:docPr id="3" name="Picture 3" descr="Figure 3. A project README displayed as formatted content in the current Learning library."/>
             <ns2:cNvGraphicFramePr>
               <ns3:graphicFrameLocks noChangeAspect="1"/>
@@ -591,7 +591,7 @@
                   <ns4:spPr>
                     <ns3:xfrm>
                       <ns3:off x="0" y="0"/>
-                      <ns3:ext cx="6217920" cy="3445844"/>
+                      <ns3:ext cx="6217920" cy="3073667"/>
                     </ns3:xfrm>
                     <ns3:prstGeom prst="rect"/>
                   </ns4:spPr>

--- a/docs/guides/DPH_User_Guide.docx
+++ b/docs/guides/DPH_User_Guide.docx
@@ -20,7 +20,7 @@
     </w:p>
     <w:p>
       <w:r>
-        <w:t>Experimental release 0.8.0.8  |  Guide edition 56</w:t>
+        <w:t>Experimental release 0.8.0.9  |  Guide edition 57</w:t>
       </w:r>
     </w:p>
     <w:p>
@@ -184,7 +184,7 @@
       </w:r>
       <w:r>
         <w:tab/>
-        <w:t>8</w:t>
+        <w:t>9</w:t>
       </w:r>
     </w:p>
     <w:p>
@@ -199,7 +199,7 @@
       </w:r>
       <w:r>
         <w:tab/>
-        <w:t>8</w:t>
+        <w:t>9</w:t>
       </w:r>
     </w:p>
     <w:p>
@@ -214,7 +214,7 @@
       </w:r>
       <w:r>
         <w:tab/>
-        <w:t>9</w:t>
+        <w:t>10</w:t>
       </w:r>
     </w:p>
     <w:p>
@@ -298,7 +298,7 @@
     </w:p>
     <w:p>
       <w:r>
-        <w:t>DPH opens on Getting started. It does not reopen the last saved project until you choose one. The header contains Open application, Open saved project, Save project, Close, the Read public websites checkbox, the language selector, and six tabs: Getting started, Handoff dossier, Learning library, Project map, Screenshots, and Application diagrams. Handoff dossier has a formatted HTML introduction before a project is chosen; once a capture loads, it becomes the project's four-part HTML dossier. The status line reports when project preparation is under way or complete. The selected language changes DPH's interface offline. The German choice also offers an experimental local translation of selected English project prose; original files, code identifiers, and citations remain unchanged. A generated form preview can use German captions from the selected project's own Localization/Languages/de-DE.json when supplied; otherwise it shows the saved captions. Some project-derived prose and technical labels may remain in their original language; the 35 interface packs cover DPH-authored controls and guidance.</w:t>
+        <w:t>DPH opens on Getting started. It does not reopen the last saved project until you choose one. The header contains Open application, Open saved project, Save project, Rescan project, Close, the Read public websites checkbox, the language selector, and six tabs: Getting started, Handoff dossier, Learning library, Project map, Screenshots, and Application diagrams. Rescan project becomes available when an attached project is ready. Handoff dossier has a formatted HTML introduction before a project is chosen; once a capture loads, it becomes the project's four-part HTML dossier. The status line reports when project preparation is under way or complete. The selected language changes DPH's interface offline. The German choice also offers an experimental local translation of selected English project prose; original files, code identifiers, and citations remain unchanged. A generated form preview can use German captions from the selected project's own Localization/Languages/de-DE.json when supplied; otherwise it shows the saved captions. HTML prose without a complete translation stays in English instead of mixing translated words into an English sentence. The Getting started page has complete English and German prose; other languages retain complete English prose there until a reviewed page translation is available.</w:t>
       </w:r>
     </w:p>
     <w:p>
@@ -423,6 +423,11 @@
       </w:r>
     </w:p>
     <w:p>
+      <w:r>
+        <w:t>When the attached Delphi project changes, click Rescan project in the header. DPH checks the current source and selection, reuses unchanged analysis where valid, and refreshes changed findings. The centered progress window reports the current stage and percentage. If the saved capture is detached from its source, attach the source before rescanning.</w:t>
+      </w:r>
+    </w:p>
+    <w:p>
       <w:pPr>
         <w:pStyle w:val="Heading3"/>
       </w:pPr>
@@ -476,7 +481,7 @@
       <w:r>
         <w:drawing>
           <ns2:inline>
-            <ns2:extent cx="6217920" cy="3582003"/>
+            <ns2:extent cx="6217920" cy="2649796"/>
             <ns2:docPr id="2" name="Picture 2" descr="Figure 2. A detached example capture in the Handoff dossier; DPH cannot verify its original source in this test view."/>
             <ns2:cNvGraphicFramePr>
               <ns3:graphicFrameLocks noChangeAspect="1"/>
@@ -497,7 +502,7 @@
                   <ns4:spPr>
                     <ns3:xfrm>
                       <ns3:off x="0" y="0"/>
-                      <ns3:ext cx="6217920" cy="3582003"/>
+                      <ns3:ext cx="6217920" cy="2649796"/>
                     </ns3:xfrm>
                     <ns3:prstGeom prst="rect"/>
                   </ns4:spPr>
@@ -541,6 +546,29 @@
     </w:p>
     <w:p>
       <w:pPr>
+        <w:pStyle w:val="Heading3"/>
+      </w:pPr>
+      <w:r>
+        <w:t>3.3 Build and data prerequisites</w:t>
+      </w:r>
+    </w:p>
+    <w:p>
+      <w:r>
+        <w:t>Handoff overview lists captured project directories and relevant .dproj search, include, resource, namespace and output properties with source lines. These values describe the selected build variant; they are not a complete recipe for another computer. Delphi IDE global Library and Browsing paths are machine settings. Ask the maintainer which vendor source or compiled package directories must be added under Tools &gt; Options &gt; Environment Options &gt; Delphi Options &gt; Library, then verify the exact paths on the target computer. Missing units can also result from excluded source roots or conditional compilation.</w:t>
+      </w:r>
+    </w:p>
+    <w:p>
+      <w:r>
+        <w:t>Open Component dependencies to inspect saved VCL/FMX controls, class declarations and package references. It can point to possible third-party requirements, including products such as TMS, DevExpress or JVCL, but cannot establish vendor, version, license or installation from a class prefix. Record confirmed product details and support contacts in the dependency record.</w:t>
+      </w:r>
+    </w:p>
+    <w:p>
+      <w:r>
+        <w:t>Data and operations links to Database connections and Database schema. Database connections inventories supported FireDAC, IBX/InterBase, ADO, datasets, data sources and FMX binding references with source qualifications. The dossier includes starting FireDAC templates for InterBase, SQL Server and SQLite; replace every placeholder with approved environment-specific settings outside source control. Confirm the driver unit, client library, server, authentication and database path before attempting a connection. Unit-level variables are listed with source locations; their runtime values and initialization order are not established by a declaration.</w:t>
+      </w:r>
+    </w:p>
+    <w:p>
+      <w:pPr>
         <w:pStyle w:val="Heading2"/>
         <w:pageBreakBefore w:val="0"/>
         <w:spacing w:before="440"/>
@@ -570,7 +598,7 @@
       <w:r>
         <w:drawing>
           <ns2:inline>
-            <ns2:extent cx="6217920" cy="3073667"/>
+            <ns2:extent cx="6217920" cy="2177181"/>
             <ns2:docPr id="3" name="Picture 3" descr="Figure 3. A project README displayed as formatted content in the current Learning library."/>
             <ns2:cNvGraphicFramePr>
               <ns3:graphicFrameLocks noChangeAspect="1"/>
@@ -591,7 +619,7 @@
                   <ns4:spPr>
                     <ns3:xfrm>
                       <ns3:off x="0" y="0"/>
-                      <ns3:ext cx="6217920" cy="3073667"/>
+                      <ns3:ext cx="6217920" cy="2177181"/>
                     </ns3:xfrm>
                     <ns3:prstGeom prst="rect"/>
                   </ns4:spPr>
@@ -937,7 +965,7 @@
       <w:pStyle w:val="Footer"/>
     </w:pPr>
     <w:r>
-      <w:t xml:space="preserve">Guide 56  |  16 October 2026                                    Page </w:t>
+      <w:t xml:space="preserve">Guide 57  |  16 October 2026                                    Page </w:t>
     </w:r>
     <w:r>
       <w:fldChar w:fldCharType="begin"/>

--- a/docs/guides/DPH_User_Guide.docx
+++ b/docs/guides/DPH_User_Guide.docx
@@ -20,12 +20,12 @@
     </w:p>
     <w:p>
       <w:r>
-        <w:t>Experimental release 0.8.0.9  |  Guide edition 57</w:t>
+        <w:t>Experimental release 0.8.0.10  |  Guide edition 58</w:t>
       </w:r>
     </w:p>
     <w:p>
       <w:r>
-        <w:t>Last changed 16 October 2026</w:t>
+        <w:t>Last changed 17 October 2026</w:t>
       </w:r>
     </w:p>
     <w:p>
@@ -523,7 +523,7 @@
     </w:p>
     <w:p>
       <w:r>
-        <w:t>Figure 2 shows a detached example capture. Its timestamp records when DPH read the files; it is not an expiration date. PARTIAL capture means DPH could not fully analyze some source; review its diagnostics and missing inputs. STALE capture means the saved findings need source verification or a fresh analysis. When the original source is available, Open saved project verifies it in the background. It reuses an unchanged partial capture instead of repeating the same long scan, and refreshes when source files, analyzer versions, or reading settings change. If source is unavailable, DPH can display the detached saved findings but cannot verify them. Restore an inaccessible file and reopen the project; unsupported constructs and unresolved connections may remain qualified after a fresh scan.</w:t>
+        <w:t>Figure 2 shows a detached example capture. Its timestamp records when DPH read the files; it is not an expiration date. The notice "Project analysis is incomplete" means DPH saved what it found, but some results may be missing. Choose Open Coverage in the notice, select a diagnostic, then choose Inspect selected gap to see the affected source. Correct any missing file, path, or project setting and choose Rescan project. STALE capture means the saved findings need source verification or a fresh analysis. When the original source is available, Open saved project verifies it in the background. It reuses unchanged saved findings instead of repeating the same long scan, and refreshes when source files, analyzer versions, or reading settings change. If source is unavailable, DPH can display the detached saved findings but cannot verify them. Restore an inaccessible file and reopen the project; unsupported constructs and unresolved connections may remain qualified after a fresh scan.</w:t>
       </w:r>
     </w:p>
     <w:p>
@@ -801,7 +801,7 @@
     </w:p>
     <w:p>
       <w:r>
-        <w:t>If Handoff dossier says STALE capture, follow the verification steps in section 3.1. Open saved project checks available attached source in the background. It rescans when inputs, analyzer versions, or reading settings changed, but an unchanged PARTIAL capture stays partial until missing source becomes available or analysis improves. Open application selects the source entry again. The phrase Static inspection only always remains because DPH never runs the selected application. If formatted pages are blank, check that Microsoft WebView2 Runtime is installed and WebView2Loader.dll is beside the DPH executable. If a PDF or older word-processing file has no text, install LibreOffice in its standard Windows location and reopen the application project. If a form view is approximate, inspect the actual .fmx or .dfm and remember that runtime painting is outside this generator's evidence.</w:t>
+        <w:t>If Handoff dossier says STALE capture, follow the verification steps in section 3.1. Open saved project checks available attached source in the background. It rescans when inputs, analyzer versions, or reading settings changed, but an unchanged incomplete analysis stays qualified until missing source becomes available or analysis improves. Open application selects the source entry again. The phrase Static inspection only always remains because DPH never runs the selected application. If formatted pages are blank, check that Microsoft WebView2 Runtime is installed and WebView2Loader.dll is beside the DPH executable. If a PDF or older word-processing file has no text, install LibreOffice in its standard Windows location and reopen the application project. If a form view is approximate, inspect the actual .fmx or .dfm and remember that runtime painting is outside this generator's evidence.</w:t>
       </w:r>
     </w:p>
     <w:p>
@@ -965,7 +965,7 @@
       <w:pStyle w:val="Footer"/>
     </w:pPr>
     <w:r>
-      <w:t xml:space="preserve">Guide 57  |  16 October 2026                                    Page </w:t>
+      <w:t xml:space="preserve">Guide 58  |  17 October 2026                                    Page </w:t>
     </w:r>
     <w:r>
       <w:fldChar w:fldCharType="begin"/>

--- a/docs/guides/DPH_User_Guide.docx
+++ b/docs/guides/DPH_User_Guide.docx
@@ -270,7 +270,7 @@
     </w:p>
     <w:p>
       <w:r>
-        <w:t>The public experiment offers two ZIP files: a ready-to-run Windows package and a separate editable Delphi source distribution. Neither is an installer. For the Windows package, extract the whole ZIP and run the Win64 executable, or Win32 if needed. To build from source, open DelphiProjectHandoff.dproj in RAD Studio 37, build Win32 or Win64, and keep the project resources in place. The WebView2 Runtime is needed for formatted pages; WebView2Loader.dll must be beside the executable.</w:t>
+        <w:t>The public experiment offers two ZIP files: a ready-to-run Windows package and a separate editable Delphi source distribution. Neither is an installer. For the Windows package, extract the whole ZIP and run the Win64 executable, or Win32 if needed. To build from source, first install the supplied DAT design package through RAD Studio 37's Component &gt; Install Packages &gt; Add command, then open DelphiProjectHandoff.dproj and build Win32 or Win64. The project already includes the translation source search path; there is no separate dependency preparation command. Keep the project resources in place. The WebView2 Runtime is needed for formatted pages; WebView2Loader.dll must be beside the executable.</w:t>
       </w:r>
     </w:p>
     <w:p>
@@ -414,7 +414,7 @@
         <w:t xml:space="preserve">4. </w:t>
       </w:r>
       <w:r>
-        <w:t>Explore the project without saving a permanent database. Click Save project at any time to keep the capture as a .dphdb. If it is still unsaved when you close DPH or open another project, choose Yes to save it, No to discard it, or Cancel to keep exploring. Save outside the target source folder and keep the adjacent .dphdb.views folder with the database.</w:t>
+        <w:t>Explore the project without saving a permanent database. Click Save project at any time to keep the capture as a .dphdb. The save dialog starts in DPH's databases folder and suggests a dated filename when a previous save has the project's name. A confirmation shows the full saved path. If it is still unsaved when you close DPH or open another project, choose Yes to open that save dialog, No to discard it, or Cancel to keep exploring. Check that the saved .dphdb and its adjacent .dphdb.views folder both exist. If a save fails, DPH displays the error and retains the temporary capture. It never silently replaces a previous save. You may save elsewhere outside the target source folder; keep both saved items together.</w:t>
       </w:r>
     </w:p>
     <w:p>

--- a/docs/guides/DPH_User_Guide.docx
+++ b/docs/guides/DPH_User_Guide.docx
@@ -20,12 +20,12 @@
     </w:p>
     <w:p>
       <w:r>
-        <w:t>Experimental release 0.8.0.10  |  Guide edition 58</w:t>
+        <w:t>Source guide edition 59  |  Packaged release 0.8.0.10</w:t>
       </w:r>
     </w:p>
     <w:p>
       <w:r>
-        <w:t>Last changed 17 October 2026</w:t>
+        <w:t>Last changed 18 October 2026</w:t>
       </w:r>
     </w:p>
     <w:p>
@@ -298,7 +298,7 @@
     </w:p>
     <w:p>
       <w:r>
-        <w:t>DPH opens on Getting started. It does not reopen the last saved project until you choose one. The header contains Open application, Open saved project, Save project, Rescan project, Close, the Read public websites checkbox, the language selector, and six tabs: Getting started, Handoff dossier, Learning library, Project map, Screenshots, and Application diagrams. Rescan project becomes available when an attached project is ready. Handoff dossier has a formatted HTML introduction before a project is chosen; once a capture loads, it becomes the project's four-part HTML dossier. The status line reports when project preparation is under way or complete. The selected language changes DPH's interface offline. The German choice also offers an experimental local translation of selected English project prose; original files, code identifiers, and citations remain unchanged. A generated form preview can use German captions from the selected project's own Localization/Languages/de-DE.json when supplied; otherwise it shows the saved captions. HTML prose without a complete translation stays in English instead of mixing translated words into an English sentence. The Getting started page has complete English and German prose; other languages retain complete English prose there until a reviewed page translation is available.</w:t>
+        <w:t>DPH opens on Getting started. It does not reopen the last saved project until you choose one. The header contains Open application, Open saved project, Save project, Rescan project, Close, the Read public websites checkbox, the language selector, and six tabs: Getting started, Handoff dossier, Learning library, Project map, Screenshots, and Application diagrams. Rescan project becomes available when an attached project is ready. Handoff dossier has a formatted HTML introduction before a project is chosen; once a capture loads, it becomes the project's four-part HTML dossier. The status line reports when project preparation is under way or complete. The selected language changes DPH's interface offline. The current source includes experimental local translation of selected English project prose in Bulgarian, Czech, French, German, Italian, Portuguese, Russian, Spanish, and Ukrainian; original files, code identifiers, and citations remain unchanged. A generated form preview can use German captions from the selected project's own Localization/Languages/de-DE.json when supplied; otherwise it shows the saved captions. HTML prose without a complete translation stays in English instead of mixing translated words into an English sentence. The Getting started page has complete English, German, and Spanish prose; other languages retain complete English prose there until a reviewed page translation is available.</w:t>
       </w:r>
     </w:p>
     <w:p>
@@ -309,7 +309,7 @@
       <w:r>
         <w:drawing>
           <ns2:inline>
-            <ns2:extent cx="6217920" cy="2462312"/>
+            <ns2:extent cx="6217920" cy="2485614"/>
             <ns2:docPr id="1" name="Picture 1" descr="Figure 1. The current Getting started page in DPH, captured from its embedded browser."/>
             <ns2:cNvGraphicFramePr>
               <ns3:graphicFrameLocks noChangeAspect="1"/>
@@ -330,7 +330,7 @@
                   <ns4:spPr>
                     <ns3:xfrm>
                       <ns3:off x="0" y="0"/>
-                      <ns3:ext cx="6217920" cy="2462312"/>
+                      <ns3:ext cx="6217920" cy="2485614"/>
                     </ns3:xfrm>
                     <ns3:prstGeom prst="rect"/>
                   </ns4:spPr>
@@ -481,7 +481,7 @@
       <w:r>
         <w:drawing>
           <ns2:inline>
-            <ns2:extent cx="6217920" cy="2649796"/>
+            <ns2:extent cx="6217920" cy="2674070"/>
             <ns2:docPr id="2" name="Picture 2" descr="Figure 2. A detached example capture in the Handoff dossier; DPH cannot verify its original source in this test view."/>
             <ns2:cNvGraphicFramePr>
               <ns3:graphicFrameLocks noChangeAspect="1"/>
@@ -502,7 +502,7 @@
                   <ns4:spPr>
                     <ns3:xfrm>
                       <ns3:off x="0" y="0"/>
-                      <ns3:ext cx="6217920" cy="2649796"/>
+                      <ns3:ext cx="6217920" cy="2674070"/>
                     </ns3:xfrm>
                     <ns3:prstGeom prst="rect"/>
                   </ns4:spPr>
@@ -598,7 +598,7 @@
       <w:r>
         <w:drawing>
           <ns2:inline>
-            <ns2:extent cx="6217920" cy="2177181"/>
+            <ns2:extent cx="6217920" cy="2204453"/>
             <ns2:docPr id="3" name="Picture 3" descr="Figure 3. A project README displayed as formatted content in the current Learning library."/>
             <ns2:cNvGraphicFramePr>
               <ns3:graphicFrameLocks noChangeAspect="1"/>
@@ -619,7 +619,7 @@
                   <ns4:spPr>
                     <ns3:xfrm>
                       <ns3:off x="0" y="0"/>
-                      <ns3:ext cx="6217920" cy="2177181"/>
+                      <ns3:ext cx="6217920" cy="2204453"/>
                     </ns3:xfrm>
                     <ns3:prstGeom prst="rect"/>
                   </ns4:spPr>
@@ -653,7 +653,7 @@
     </w:p>
     <w:p>
       <w:r>
-        <w:t>All 35 interface language packs work offline. German additionally has a bundled experimental English-to-German model for selected project prose in Handoff dossier and Learning library. It runs locally, may make translation mistakes, and does not alter the original files or saved evidence. Other language choices and unmarked project content remain in the source language. DPH-authored memo directions use the installed interface language packs; project-derived prose and technical labels can still appear in their source language. Technical names, code and citations stay as written.</w:t>
+        <w:t>All 35 interface language packs work offline. The current source bundles experimental local models for selected project prose in Handoff dossier, Learning library, and source-linked explanations in Bulgarian, Czech, French, German, Italian, Portuguese, Russian, Spanish, and Ukrainian. These models run without Internet access, may make translation mistakes, and do not alter original files or saved evidence. The 0.8.0.10 Windows package still has the earlier German-only trial. Other language choices and unmarked project content remain in the source language. DPH-authored memo directions use the installed interface language packs; project-derived prose and technical labels can still appear in their source language. Technical names, code and citations stay as written.</w:t>
       </w:r>
     </w:p>
     <w:p>
@@ -965,7 +965,7 @@
       <w:pStyle w:val="Footer"/>
     </w:pPr>
     <w:r>
-      <w:t xml:space="preserve">Guide 58  |  17 October 2026                                    Page </w:t>
+      <w:t xml:space="preserve">Guide 59  |  18 October 2026                                    Page </w:t>
     </w:r>
     <w:r>
       <w:fldChar w:fldCharType="begin"/>

--- a/docs/guides/DPH_User_Guide.docx
+++ b/docs/guides/DPH_User_Guide.docx
@@ -20,12 +20,12 @@
     </w:p>
     <w:p>
       <w:r>
-        <w:t>Source guide edition 59  |  Packaged release 0.8.0.10</w:t>
+        <w:t>Experimental release 0.8.0.10  |  Guide edition 58</w:t>
       </w:r>
     </w:p>
     <w:p>
       <w:r>
-        <w:t>Last changed 18 October 2026</w:t>
+        <w:t>Last changed 17 October 2026</w:t>
       </w:r>
     </w:p>
     <w:p>
@@ -298,7 +298,7 @@
     </w:p>
     <w:p>
       <w:r>
-        <w:t>DPH opens on Getting started. It does not reopen the last saved project until you choose one. The header contains Open application, Open saved project, Save project, Rescan project, Close, the Read public websites checkbox, the language selector, and six tabs: Getting started, Handoff dossier, Learning library, Project map, Screenshots, and Application diagrams. Rescan project becomes available when an attached project is ready. Handoff dossier has a formatted HTML introduction before a project is chosen; once a capture loads, it becomes the project's four-part HTML dossier. The status line reports when project preparation is under way or complete. The selected language changes DPH's interface offline. The current source includes experimental local translation of selected English project prose in Bulgarian, Czech, French, German, Italian, Portuguese, Russian, Spanish, and Ukrainian; original files, code identifiers, and citations remain unchanged. A generated form preview can use German captions from the selected project's own Localization/Languages/de-DE.json when supplied; otherwise it shows the saved captions. HTML prose without a complete translation stays in English instead of mixing translated words into an English sentence. The Getting started page has complete English, German, and Spanish prose; other languages retain complete English prose there until a reviewed page translation is available.</w:t>
+        <w:t>DPH opens on Getting started. It does not reopen the last saved project until you choose one. The header contains Open application, Open saved project, Save project, Rescan project, Close, the Read public websites checkbox, the language selector, and six tabs: Getting started, Handoff dossier, Learning library, Project map, Screenshots, and Application diagrams. Rescan project becomes available when an attached project is ready. Handoff dossier has a formatted HTML introduction before a project is chosen; once a capture loads, it becomes the project's four-part HTML dossier. The status line reports when project preparation is under way or complete. The selected language changes DPH's interface offline. The German choice also offers an experimental local translation of selected English project prose; original files, code identifiers, and citations remain unchanged. A generated form preview can use German captions from the selected project's own Localization/Languages/de-DE.json when supplied; otherwise it shows the saved captions. HTML prose without a complete translation stays in English instead of mixing translated words into an English sentence. The Getting started page has complete English and German prose; other languages retain complete English prose there until a reviewed page translation is available.</w:t>
       </w:r>
     </w:p>
     <w:p>
@@ -309,7 +309,7 @@
       <w:r>
         <w:drawing>
           <ns2:inline>
-            <ns2:extent cx="6217920" cy="2485614"/>
+            <ns2:extent cx="6217920" cy="2462312"/>
             <ns2:docPr id="1" name="Picture 1" descr="Figure 1. The current Getting started page in DPH, captured from its embedded browser."/>
             <ns2:cNvGraphicFramePr>
               <ns3:graphicFrameLocks noChangeAspect="1"/>
@@ -330,7 +330,7 @@
                   <ns4:spPr>
                     <ns3:xfrm>
                       <ns3:off x="0" y="0"/>
-                      <ns3:ext cx="6217920" cy="2485614"/>
+                      <ns3:ext cx="6217920" cy="2462312"/>
                     </ns3:xfrm>
                     <ns3:prstGeom prst="rect"/>
                   </ns4:spPr>
@@ -481,7 +481,7 @@
       <w:r>
         <w:drawing>
           <ns2:inline>
-            <ns2:extent cx="6217920" cy="2674070"/>
+            <ns2:extent cx="6217920" cy="2649796"/>
             <ns2:docPr id="2" name="Picture 2" descr="Figure 2. A detached example capture in the Handoff dossier; DPH cannot verify its original source in this test view."/>
             <ns2:cNvGraphicFramePr>
               <ns3:graphicFrameLocks noChangeAspect="1"/>
@@ -502,7 +502,7 @@
                   <ns4:spPr>
                     <ns3:xfrm>
                       <ns3:off x="0" y="0"/>
-                      <ns3:ext cx="6217920" cy="2674070"/>
+                      <ns3:ext cx="6217920" cy="2649796"/>
                     </ns3:xfrm>
                     <ns3:prstGeom prst="rect"/>
                   </ns4:spPr>
@@ -598,7 +598,7 @@
       <w:r>
         <w:drawing>
           <ns2:inline>
-            <ns2:extent cx="6217920" cy="2204453"/>
+            <ns2:extent cx="6217920" cy="2177181"/>
             <ns2:docPr id="3" name="Picture 3" descr="Figure 3. A project README displayed as formatted content in the current Learning library."/>
             <ns2:cNvGraphicFramePr>
               <ns3:graphicFrameLocks noChangeAspect="1"/>
@@ -619,7 +619,7 @@
                   <ns4:spPr>
                     <ns3:xfrm>
                       <ns3:off x="0" y="0"/>
-                      <ns3:ext cx="6217920" cy="2204453"/>
+                      <ns3:ext cx="6217920" cy="2177181"/>
                     </ns3:xfrm>
                     <ns3:prstGeom prst="rect"/>
                   </ns4:spPr>
@@ -653,7 +653,7 @@
     </w:p>
     <w:p>
       <w:r>
-        <w:t>All 35 interface language packs work offline. The current source bundles experimental local models for selected project prose in Handoff dossier, Learning library, and source-linked explanations in Bulgarian, Czech, French, German, Italian, Portuguese, Russian, Spanish, and Ukrainian. These models run without Internet access, may make translation mistakes, and do not alter original files or saved evidence. The 0.8.0.10 Windows package still has the earlier German-only trial. Other language choices and unmarked project content remain in the source language. DPH-authored memo directions use the installed interface language packs; project-derived prose and technical labels can still appear in their source language. Technical names, code and citations stay as written.</w:t>
+        <w:t>All 35 interface language packs work offline. German additionally has a bundled experimental English-to-German model for selected project prose in Handoff dossier and Learning library. It runs locally, may make translation mistakes, and does not alter the original files or saved evidence. Other language choices and unmarked project content remain in the source language. DPH-authored memo directions use the installed interface language packs; project-derived prose and technical labels can still appear in their source language. Technical names, code and citations stay as written.</w:t>
       </w:r>
     </w:p>
     <w:p>
@@ -965,7 +965,7 @@
       <w:pStyle w:val="Footer"/>
     </w:pPr>
     <w:r>
-      <w:t xml:space="preserve">Guide 59  |  18 October 2026                                    Page </w:t>
+      <w:t xml:space="preserve">Guide 58  |  17 October 2026                                    Page </w:t>
     </w:r>
     <w:r>
       <w:fldChar w:fldCharType="begin"/>

--- a/docs/guides/DPH_User_Guide.docx
+++ b/docs/guides/DPH_User_Guide.docx
@@ -20,12 +20,12 @@
     </w:p>
     <w:p>
       <w:r>
-        <w:t>Experimental release 0.8.0.10  |  Guide edition 58</w:t>
+        <w:t>Experimental release 0.8.0.10  |  Guide edition 59</w:t>
       </w:r>
     </w:p>
     <w:p>
       <w:r>
-        <w:t>Last changed 17 October 2026</w:t>
+        <w:t>Last changed 19 October 2026</w:t>
       </w:r>
     </w:p>
     <w:p>
@@ -298,7 +298,7 @@
     </w:p>
     <w:p>
       <w:r>
-        <w:t>DPH opens on Getting started. It does not reopen the last saved project until you choose one. The header contains Open application, Open saved project, Save project, Rescan project, Close, the Read public websites checkbox, the language selector, and six tabs: Getting started, Handoff dossier, Learning library, Project map, Screenshots, and Application diagrams. Rescan project becomes available when an attached project is ready. Handoff dossier has a formatted HTML introduction before a project is chosen; once a capture loads, it becomes the project's four-part HTML dossier. The status line reports when project preparation is under way or complete. The selected language changes DPH's interface offline. The German choice also offers an experimental local translation of selected English project prose; original files, code identifiers, and citations remain unchanged. A generated form preview can use German captions from the selected project's own Localization/Languages/de-DE.json when supplied; otherwise it shows the saved captions. HTML prose without a complete translation stays in English instead of mixing translated words into an English sentence. The Getting started page has complete English and German prose; other languages retain complete English prose there until a reviewed page translation is available.</w:t>
+        <w:t>DPH opens on Getting started. It does not reopen the last saved project until you choose one. The header contains Open application, Open saved project, Save project, Rescan project, Close, the Read public websites checkbox, the language selector, and six tabs: Getting started, Handoff dossier, Learning library, Project map, Screenshots, and Application diagrams. Rescan project becomes available when an attached project is ready. Handoff dossier has a formatted HTML introduction before a project is chosen; once a capture loads, it becomes the project's four-part HTML dossier. The status line reports when project preparation is under way or complete. The selected language changes DPH's interface and authored HTML pages offline in all 35 supplied languages. The German choice also offers an experimental local translation of selected English project prose; original files, code identifiers, and citations remain unchanged. A generated form preview can use German captions from the selected project's own Localization/Languages/de-DE.json when supplied; otherwise it shows the saved captions. Project documents and source-derived prose that DPH cannot translate remain in their original language.</w:t>
       </w:r>
     </w:p>
     <w:p>
@@ -965,7 +965,7 @@
       <w:pStyle w:val="Footer"/>
     </w:pPr>
     <w:r>
-      <w:t xml:space="preserve">Guide 58  |  17 October 2026                                    Page </w:t>
+      <w:t xml:space="preserve">Guide 59  |  19 October 2026                                    Page </w:t>
     </w:r>
     <w:r>
       <w:fldChar w:fldCharType="begin"/>

--- a/docs/guides/DPH_User_Guide.docx
+++ b/docs/guides/DPH_User_Guide.docx
@@ -20,12 +20,12 @@
     </w:p>
     <w:p>
       <w:r>
-        <w:t>Experimental release 0.8.0.10  |  Guide edition 59</w:t>
+        <w:t>Experimental release 0.8.0.19  |  Guide edition 60</w:t>
       </w:r>
     </w:p>
     <w:p>
       <w:r>
-        <w:t>Last changed 19 October 2026</w:t>
+        <w:t>Last changed 23 October 2026</w:t>
       </w:r>
     </w:p>
     <w:p>
@@ -270,7 +270,7 @@
     </w:p>
     <w:p>
       <w:r>
-        <w:t>The public experiment offers two ZIP files: a ready-to-run Windows package and a separate editable Delphi source distribution. Neither is an installer. For the Windows package, extract the whole ZIP and run the Win64 executable, or Win32 if needed. To build from source, first install the supplied DAT design package through RAD Studio 37's Component &gt; Install Packages &gt; Add command, then open DelphiProjectHandoff.dproj and build Win32 or Win64. The project already includes the translation source search path; there is no separate dependency preparation command. Keep the project resources in place. The WebView2 Runtime is needed for formatted pages; WebView2Loader.dll must be beside the executable.</w:t>
+        <w:t>The 0.8.0.19 experiment offers four clearly labeled ZIP files. Choose one complete Windows edition, Win64 or Win32, to run DPH. The build-ready source ZIP builds both editions without a Windows ZIP. The fourth ZIP contains optional translation-authoring projects for contributors; it is not needed to run or build the app. None is an installer. Extract the chosen ZIP completely. Keep WebView2Loader.dll beside the executable, its Localization/Languages folder in place, and the shared help, migrations, and artwork folders at the extracted root. Microsoft WebView2 Runtime is needed for formatted pages. For a source build, install the supplied DAT design package through RAD Studio 37's Component &gt; Install Packages &gt; Add command, then open DelphiProjectHandoff.dproj and build Win32 or Win64. The project already includes the translation source search path.</w:t>
       </w:r>
     </w:p>
     <w:p>
@@ -737,7 +737,25 @@
         <w:pStyle w:val="Heading3"/>
       </w:pPr>
       <w:r>
-        <w:t>5.2 Screenshots</w:t>
+        <w:t>5.2 Change Guide</w:t>
+      </w:r>
+    </w:p>
+    <w:p>
+      <w:r>
+        <w:t>Choose Change Guide from the Project map toolbar to investigate a proposed change before editing code. Its introduction explains how to start. Select a specific control or routine on the left, such as a button's click handler; a whole Pascal unit is usually too broad. The guide shows incoming uses, up to 24 distinct nearby downstream objects across two relationship levels, files worth opening, any contributor guidance linked to the exact object, suggested checks, and unresolved questions. Expand the captured connection evidence and follow its source citations. An inferred link is a clue, not a runtime observation or an instruction to edit.</w:t>
+      </w:r>
+    </w:p>
+    <w:p>
+      <w:r>
+        <w:t>Use View source code to inspect the selected declaration and Change impact to inspect the existing dependency diagram. Return to guide resumes the guide; Return to map restores the ordinary Project map explanation. The toolbar scrolls horizontally when a narrow window or translated button labels need more width. The generated Change Guide narrative is an English-language beta in this release. Its new native navigation buttons are available through the 35 offline language packs. DPH does not change or run the selected project, choose an implementation, or mark tests as passed. The separate Change_Guide.txt has a focused walkthrough and feedback guidance.</w:t>
+      </w:r>
+    </w:p>
+    <w:p>
+      <w:pPr>
+        <w:pStyle w:val="Heading3"/>
+      </w:pPr>
+      <w:r>
+        <w:t>5.3 Screenshots</w:t>
       </w:r>
     </w:p>
     <w:p>
@@ -750,7 +768,7 @@
         <w:pStyle w:val="Heading3"/>
       </w:pPr>
       <w:r>
-        <w:t>5.3 Application diagrams</w:t>
+        <w:t>5.4 Application diagrams</w:t>
       </w:r>
     </w:p>
     <w:p>
@@ -882,7 +900,7 @@
         <w:t xml:space="preserve">3. </w:t>
       </w:r>
       <w:r>
-        <w:t>Read a project guide in Learning library. Confirm that its text is readable and its file location is identifiable.</w:t>
+        <w:t>Open Change Guide for that control or handler. Inspect an incoming connection, a nearby source link, the file list, and a suggested check. Return from source or the impact diagram to the same guide; remember that the generated guide narrative is an English-language beta.</w:t>
       </w:r>
     </w:p>
     <w:p>
@@ -897,7 +915,7 @@
         <w:t xml:space="preserve">4. </w:t>
       </w:r>
       <w:r>
-        <w:t>Open a generated blank screen and compare its saved controls with the form definition.</w:t>
+        <w:t>Read a project guide in Learning library. Confirm that its text is readable and its file location is identifiable.</w:t>
       </w:r>
     </w:p>
     <w:p>
@@ -912,7 +930,7 @@
         <w:t xml:space="preserve">5. </w:t>
       </w:r>
       <w:r>
-        <w:t>Open an application diagram and verify that a selected box opens the expected object.</w:t>
+        <w:t>Open a generated blank screen and compare its saved controls with the form definition.</w:t>
       </w:r>
     </w:p>
     <w:p>
@@ -927,6 +945,21 @@
         <w:t xml:space="preserve">6. </w:t>
       </w:r>
       <w:r>
+        <w:t>Open an application diagram and verify that a selected box opens the expected object.</w:t>
+      </w:r>
+    </w:p>
+    <w:p>
+      <w:pPr>
+        <w:keepLines/>
+        <w:ind w:left="317" w:hanging="317"/>
+      </w:pPr>
+      <w:r>
+        <w:rPr>
+          <w:b/>
+        </w:rPr>
+        <w:t xml:space="preserve">7. </w:t>
+      </w:r>
+      <w:r>
         <w:t>Close and reopen the .dphdb with its .views folder; confirm that the same project and screens appear.</w:t>
       </w:r>
     </w:p>
@@ -939,7 +972,7 @@
         <w:rPr>
           <w:b/>
         </w:rPr>
-        <w:t xml:space="preserve">7. </w:t>
+        <w:t xml:space="preserve">8. </w:t>
       </w:r>
       <w:r>
         <w:t>Switch DPH to another interface language and back. Confirm that the project's original text does not change.</w:t>
@@ -965,7 +998,7 @@
       <w:pStyle w:val="Footer"/>
     </w:pPr>
     <w:r>
-      <w:t xml:space="preserve">Guide 59  |  19 October 2026                                    Page </w:t>
+      <w:t xml:space="preserve">Guide 60  |  23 October 2026                                    Page </w:t>
     </w:r>
     <w:r>
       <w:fldChar w:fldCharType="begin"/>

--- a/docs/guides/DPH_User_Guide.docx
+++ b/docs/guides/DPH_User_Guide.docx
@@ -20,7 +20,7 @@
     </w:p>
     <w:p>
       <w:r>
-        <w:t>Experimental release 0.8.0.19  |  Guide edition 60</w:t>
+        <w:t>Experimental release 0.8.0.20  |  Guide edition 61</w:t>
       </w:r>
     </w:p>
     <w:p>
@@ -270,7 +270,7 @@
     </w:p>
     <w:p>
       <w:r>
-        <w:t>The 0.8.0.19 experiment offers four clearly labeled ZIP files. Choose one complete Windows edition, Win64 or Win32, to run DPH. The build-ready source ZIP builds both editions without a Windows ZIP. The fourth ZIP contains optional translation-authoring projects for contributors; it is not needed to run or build the app. None is an installer. Extract the chosen ZIP completely. Keep WebView2Loader.dll beside the executable, its Localization/Languages folder in place, and the shared help, migrations, and artwork folders at the extracted root. Microsoft WebView2 Runtime is needed for formatted pages. For a source build, install the supplied DAT design package through RAD Studio 37's Component &gt; Install Packages &gt; Add command, then open DelphiProjectHandoff.dproj and build Win32 or Win64. The project already includes the translation source search path.</w:t>
+        <w:t>The 0.8.0.20 experiment offers four clearly labeled ZIP files. Choose one complete Windows edition, Win64 or Win32, to run DPH. The build-ready source ZIP builds both editions without a Windows ZIP. The fourth ZIP contains optional translation-authoring projects for contributors; it is not needed to run or build the app. None is an installer. Extract the chosen ZIP completely. Keep WebView2Loader.dll beside the executable, its Localization/Languages folder in place, and the shared help, migrations, and artwork folders at the extracted root. Microsoft WebView2 Runtime is needed for formatted pages. For a source build, install the supplied DAT design package through RAD Studio 37's Component &gt; Install Packages &gt; Add command, then open DelphiProjectHandoff.dproj and build Win32 or Win64. The project already includes the translation source search path.</w:t>
       </w:r>
     </w:p>
     <w:p>
@@ -998,7 +998,7 @@
       <w:pStyle w:val="Footer"/>
     </w:pPr>
     <w:r>
-      <w:t xml:space="preserve">Guide 60  |  23 October 2026                                    Page </w:t>
+      <w:t xml:space="preserve">Guide 61  |  23 October 2026                                    Page </w:t>
     </w:r>
     <w:r>
       <w:fldChar w:fldCharType="begin"/>
@@ -13087,7 +13087,7 @@
   <w:style w:type="paragraph" w:customStyle="1" w:styleId="TOC1">
     <w:name w:val="TOC 1"/>
     <w:pPr>
-      <w:spacing w:after="40" w:line="240" w:lineRule="auto"/>
+      <w:spacing w:after="60" w:line="264" w:lineRule="auto"/>
     </w:pPr>
     <w:rPr>
       <w:rFonts w:ascii="Calibri" w:hAnsi="Calibri"/>
@@ -13098,7 +13098,7 @@
   <w:style w:type="paragraph" w:customStyle="1" w:styleId="TOC2">
     <w:name w:val="TOC 2"/>
     <w:pPr>
-      <w:spacing w:after="40" w:line="240" w:lineRule="auto"/>
+      <w:spacing w:after="60" w:line="264" w:lineRule="auto"/>
       <w:ind w:left="259"/>
     </w:pPr>
     <w:rPr>

--- a/docs/guides/DPH_User_Guide.docx
+++ b/docs/guides/DPH_User_Guide.docx
@@ -20,7 +20,7 @@
     </w:p>
     <w:p>
       <w:r>
-        <w:t>Experimental release 0.8.0.20  |  Guide edition 61</w:t>
+        <w:t>Experimental release 0.8.0.21  |  Guide edition 62</w:t>
       </w:r>
     </w:p>
     <w:p>
@@ -270,7 +270,7 @@
     </w:p>
     <w:p>
       <w:r>
-        <w:t>The 0.8.0.20 experiment offers four clearly labeled ZIP files. Choose one complete Windows edition, Win64 or Win32, to run DPH. The build-ready source ZIP builds both editions without a Windows ZIP. The fourth ZIP contains optional translation-authoring projects for contributors; it is not needed to run or build the app. None is an installer. Extract the chosen ZIP completely. Keep WebView2Loader.dll beside the executable, its Localization/Languages folder in place, and the shared help, migrations, and artwork folders at the extracted root. Microsoft WebView2 Runtime is needed for formatted pages. For a source build, install the supplied DAT design package through RAD Studio 37's Component &gt; Install Packages &gt; Add command, then open DelphiProjectHandoff.dproj and build Win32 or Win64. The project already includes the translation source search path.</w:t>
+        <w:t>The 0.8.0.21 experiment offers four clearly labeled ZIP files. Choose one complete Windows edition, Win64 or Win32, to run DPH. Neither Windows executable requires RAD Studio or IDE translation components. The build-ready source ZIP builds both editions without a Windows ZIP; it excludes development-only test fixtures and sample projects. The fourth ZIP contains optional translation-authoring projects for contributors; it is not needed to run or build the app. None is an installer. Extract the chosen ZIP completely. Keep WebView2Loader.dll beside the executable, its Localization/Languages folder in place, and the shared help, migrations, and artwork folders at the extracted root. Microsoft WebView2 Runtime is needed for formatted pages. Only developers opening the editable source in RAD Studio 37 need to install the supplied DAT design package first through Component &gt; Install Packages &gt; Add. Then open DelphiProjectHandoff.dproj and build Win32 or Win64. The project already includes the translation source search path.</w:t>
       </w:r>
     </w:p>
     <w:p>
@@ -998,7 +998,7 @@
       <w:pStyle w:val="Footer"/>
     </w:pPr>
     <w:r>
-      <w:t xml:space="preserve">Guide 61  |  23 October 2026                                    Page </w:t>
+      <w:t xml:space="preserve">Guide 62  |  23 October 2026                                    Page </w:t>
     </w:r>
     <w:r>
       <w:fldChar w:fldCharType="begin"/>
